--- a/Borsod Coding - For the potato.docx
+++ b/Borsod Coding - For the potato.docx
@@ -48,7 +48,31 @@
         <w:rPr>
           <w:color w:val="000000"/>
         </w:rPr>
-        <w:t>Projektünk egy 2D-s platformer játék, ami a rage game kategóriába esik. A története a következő: Volt egyszer egy troll, akinek a legjobb barátja egy krumpli volt, akit Kolompérnak hívtak. Az orosz katonák ellopták ezt a krumplit, hogy vodkát csináljanak belőle. A troll ezt nem engedhette meg, ezért elindult kiszabadítani. A játék zárása: sajnos a troll nem tudta megmenteni Kolo</w:t>
+        <w:t xml:space="preserve">Projektünk egy 2D-s platformer játék, ami a rage game kategóriába esik. A története a következő: Volt egyszer egy troll, akinek a legjobb barátja egy krumpli volt, akit Kolompérnak hívtak. Az </w:t>
+      </w:r>
+      <w:r>
+        <w:rPr>
+          <w:color w:val="000000"/>
+        </w:rPr>
+        <w:t xml:space="preserve">ottani </w:t>
+      </w:r>
+      <w:r>
+        <w:rPr>
+          <w:color w:val="000000"/>
+        </w:rPr>
+        <w:t xml:space="preserve">katonák ellopták ezt a krumplit, hogy </w:t>
+      </w:r>
+      <w:r>
+        <w:rPr>
+          <w:color w:val="000000"/>
+        </w:rPr>
+        <w:t>sült krumplit</w:t>
+      </w:r>
+      <w:r>
+        <w:rPr>
+          <w:color w:val="000000"/>
+        </w:rPr>
+        <w:t xml:space="preserve"> csináljanak belőle. A troll ezt nem engedhette meg, ezért elindult kiszabadítani. A játék zárása: sajnos a troll nem tudta megmenteni Kolo</w:t>
       </w:r>
       <w:r>
         <w:t>m</w:t>
@@ -57,7 +81,19 @@
         <w:rPr>
           <w:color w:val="000000"/>
         </w:rPr>
-        <w:t>pért. Vodka lett belőle.</w:t>
+        <w:t xml:space="preserve">pért. </w:t>
+      </w:r>
+      <w:r>
+        <w:rPr>
+          <w:color w:val="000000"/>
+        </w:rPr>
+        <w:t>sült krumpli</w:t>
+      </w:r>
+      <w:r>
+        <w:rPr>
+          <w:color w:val="000000"/>
+        </w:rPr>
+        <w:t xml:space="preserve"> lett belőle.</w:t>
       </w:r>
     </w:p>
     <w:p>
@@ -101,7 +137,43 @@
         <w:rPr>
           <w:color w:val="000000"/>
         </w:rPr>
-        <w:t>A harmadik részben elindul visszaszerezni a vodkát, amit az oroszok azóta is szigorúan őriznek, ezután elindulnak vissza a laborba, hogy Kolompér ismét krumpli lehessen. Sikerrel járnak.</w:t>
+        <w:t xml:space="preserve">A harmadik részben elindul visszaszerezni a </w:t>
+      </w:r>
+      <w:r>
+        <w:rPr>
+          <w:color w:val="000000"/>
+        </w:rPr>
+        <w:t>sült krumplit</w:t>
+      </w:r>
+      <w:r>
+        <w:rPr>
+          <w:color w:val="000000"/>
+        </w:rPr>
+        <w:t>, amit a</w:t>
+      </w:r>
+      <w:r>
+        <w:rPr>
+          <w:color w:val="000000"/>
+        </w:rPr>
+        <w:t xml:space="preserve"> k</w:t>
+      </w:r>
+      <w:r>
+        <w:rPr>
+          <w:color w:val="000000"/>
+        </w:rPr>
+        <w:t>a</w:t>
+      </w:r>
+      <w:r>
+        <w:rPr>
+          <w:color w:val="000000"/>
+        </w:rPr>
+        <w:t xml:space="preserve">tonák </w:t>
+      </w:r>
+      <w:r>
+        <w:rPr>
+          <w:color w:val="000000"/>
+        </w:rPr>
+        <w:t>azóta is szigorúan őriznek, ezután elindulnak vissza a laborba, hogy Kolompér ismét krumpli lehessen. Sikerrel járnak.</w:t>
       </w:r>
     </w:p>
     <w:p>
@@ -123,7 +195,67 @@
         <w:rPr>
           <w:color w:val="000000"/>
         </w:rPr>
-        <w:t>A negyedik részben azonban újra elrabolják a krumplit, ezúttal a McDonald’s emberei. Most sültkrumplit akarnak belőle csinálni. A troll ismét elmegy kiszabadítani. Zárás: a történet végére a troll annyira megéhezik, hogy összefog a McDonald’s-al, és hagyja, hogy barátjából sültkrumplit csináljanak, cserébe megkapja a sültkrumpli felét.</w:t>
+        <w:t>A negyedik részben azonban újra elrabolják a krumplit, ezúttal a</w:t>
+      </w:r>
+      <w:r>
+        <w:rPr>
+          <w:color w:val="000000"/>
+        </w:rPr>
+        <w:t xml:space="preserve">z étterem </w:t>
+      </w:r>
+      <w:r>
+        <w:rPr>
+          <w:color w:val="000000"/>
+        </w:rPr>
+        <w:t>emberei. Most sültkrumplit akarnak belőle csinálni. A troll ismét elmegy kiszabadítani. Zárás: a történet végére a troll</w:t>
+      </w:r>
+      <w:r>
+        <w:rPr>
+          <w:color w:val="000000"/>
+        </w:rPr>
+        <w:t xml:space="preserve"> otthonán elfogy az étel, de</w:t>
+      </w:r>
+      <w:r>
+        <w:rPr>
+          <w:color w:val="000000"/>
+        </w:rPr>
+        <w:t xml:space="preserve"> </w:t>
+      </w:r>
+      <w:r>
+        <w:rPr>
+          <w:color w:val="000000"/>
+        </w:rPr>
+        <w:t xml:space="preserve">így is </w:t>
+      </w:r>
+      <w:r>
+        <w:rPr>
+          <w:color w:val="000000"/>
+        </w:rPr>
+        <w:t>annyira</w:t>
+      </w:r>
+      <w:r>
+        <w:rPr>
+          <w:color w:val="000000"/>
+        </w:rPr>
+        <w:t xml:space="preserve"> éhes</w:t>
+      </w:r>
+      <w:r>
+        <w:rPr>
+          <w:color w:val="000000"/>
+        </w:rPr>
+        <w:t>, hogy összefog a</w:t>
+      </w:r>
+      <w:r>
+        <w:rPr>
+          <w:color w:val="000000"/>
+        </w:rPr>
+        <w:t>z étteremel</w:t>
+      </w:r>
+      <w:r>
+        <w:rPr>
+          <w:color w:val="000000"/>
+        </w:rPr>
+        <w:t>, és hagyja, hogy barátjából sültkrumplit csináljanak, cserébe megkapja a sültkrumpli felét.</w:t>
       </w:r>
     </w:p>
     <w:p>
@@ -235,7 +367,31 @@
         <w:rPr>
           <w:color w:val="000000"/>
         </w:rPr>
-        <w:t xml:space="preserve"> (main.py)</w:t>
+        <w:t xml:space="preserve"> (</w:t>
+      </w:r>
+      <w:r>
+        <w:rPr>
+          <w:color w:val="000000"/>
+        </w:rPr>
+        <w:t xml:space="preserve">a </w:t>
+      </w:r>
+      <w:r>
+        <w:rPr>
+          <w:color w:val="000000"/>
+        </w:rPr>
+        <w:t>main.py</w:t>
+      </w:r>
+      <w:r>
+        <w:rPr>
+          <w:color w:val="000000"/>
+        </w:rPr>
+        <w:t xml:space="preserve"> elindításához kell a requests és a pygame-ce modulok vagy main.exe</w:t>
+      </w:r>
+      <w:r>
+        <w:rPr>
+          <w:color w:val="000000"/>
+        </w:rPr>
+        <w:t>)</w:t>
       </w:r>
       <w:r>
         <w:rPr>
@@ -427,6 +583,7 @@
         <w:rPr>
           <w:color w:val="000000"/>
         </w:rPr>
+        <w:lastRenderedPageBreak/>
         <w:t>„Zene: van”, amivel be-ki kapcsoljuk a játék zenéjét.</w:t>
       </w:r>
     </w:p>
@@ -453,7 +610,6 @@
         <w:rPr>
           <w:color w:val="000000"/>
         </w:rPr>
-        <w:lastRenderedPageBreak/>
         <w:t>„Kilépés a játékból”, amivel kilépünk a játékból.</w:t>
       </w:r>
     </w:p>
@@ -597,16 +753,7 @@
         <w:rPr>
           <w:color w:val="000000"/>
         </w:rPr>
-        <w:t xml:space="preserve">Python nyelven, Pygame </w:t>
-      </w:r>
-      <w:r>
-        <w:t xml:space="preserve">modullal </w:t>
-      </w:r>
-      <w:r>
-        <w:rPr>
-          <w:color w:val="000000"/>
-        </w:rPr>
-        <w:t>készült Visual Studio Code fejlesztői környezetben.</w:t>
+        <w:t>Python nyelven, Visual Studio Code fejlesztői környezetben.</w:t>
       </w:r>
     </w:p>
     <w:p>
@@ -632,7 +779,95 @@
       <w:r>
         <w:rPr>
           <w:color w:val="000000"/>
-        </w:rPr>
+          <w:sz w:val="36"/>
+          <w:szCs w:val="36"/>
+        </w:rPr>
+        <w:t>Modulok</w:t>
+      </w:r>
+      <w:r>
+        <w:rPr>
+          <w:color w:val="000000"/>
+        </w:rPr>
+        <w:t>:</w:t>
+      </w:r>
+    </w:p>
+    <w:p>
+      <w:pPr>
+        <w:pStyle w:val="Listaszerbekezds"/>
+        <w:numPr>
+          <w:ilvl w:val="1"/>
+          <w:numId w:val="10"/>
+        </w:numPr>
+        <w:pBdr>
+          <w:top w:val="nil"/>
+          <w:left w:val="nil"/>
+          <w:bottom w:val="nil"/>
+          <w:right w:val="nil"/>
+          <w:between w:val="nil"/>
+        </w:pBdr>
+        <w:spacing w:after="360" w:line="360" w:lineRule="auto"/>
+        <w:rPr>
+          <w:color w:val="000000"/>
+        </w:rPr>
+      </w:pPr>
+      <w:r>
+        <w:rPr>
+          <w:color w:val="000000"/>
+        </w:rPr>
+        <w:t>requests: Ezzel küldünk HTTPS kéréseket.</w:t>
+      </w:r>
+    </w:p>
+    <w:p>
+      <w:pPr>
+        <w:pStyle w:val="Listaszerbekezds"/>
+        <w:numPr>
+          <w:ilvl w:val="1"/>
+          <w:numId w:val="10"/>
+        </w:numPr>
+        <w:pBdr>
+          <w:top w:val="nil"/>
+          <w:left w:val="nil"/>
+          <w:bottom w:val="nil"/>
+          <w:right w:val="nil"/>
+          <w:between w:val="nil"/>
+        </w:pBdr>
+        <w:spacing w:after="360" w:line="360" w:lineRule="auto"/>
+        <w:rPr>
+          <w:color w:val="000000"/>
+        </w:rPr>
+      </w:pPr>
+      <w:r>
+        <w:rPr>
+          <w:color w:val="000000"/>
+        </w:rPr>
+        <w:t>pygame-ce: A játék „motorja”, amivel készítettük el a játékot.</w:t>
+      </w:r>
+    </w:p>
+    <w:p>
+      <w:pPr>
+        <w:pStyle w:val="Listaszerbekezds"/>
+        <w:numPr>
+          <w:ilvl w:val="0"/>
+          <w:numId w:val="10"/>
+        </w:numPr>
+        <w:pBdr>
+          <w:top w:val="nil"/>
+          <w:left w:val="nil"/>
+          <w:bottom w:val="nil"/>
+          <w:right w:val="nil"/>
+          <w:between w:val="nil"/>
+        </w:pBdr>
+        <w:spacing w:after="360" w:line="360" w:lineRule="auto"/>
+        <w:ind w:left="714" w:hanging="357"/>
+        <w:rPr>
+          <w:color w:val="000000"/>
+        </w:rPr>
+      </w:pPr>
+      <w:r>
+        <w:rPr>
+          <w:color w:val="000000"/>
+        </w:rPr>
+        <w:lastRenderedPageBreak/>
         <w:t>A pályák mátrixokban vannak eltárolva, a program végigmegy az aktuális mátrixon, amiben minden számhoz egy adott block, entitás vagy a játékos van rendelve, ezt értelmezi, és megvalósítja.</w:t>
       </w:r>
     </w:p>
@@ -695,7 +930,6 @@
         <w:rPr>
           <w:color w:val="000000"/>
         </w:rPr>
-        <w:lastRenderedPageBreak/>
         <w:t>4-féle környezetben:</w:t>
       </w:r>
     </w:p>
@@ -1281,7 +1515,31 @@
         <w:rPr>
           <w:color w:val="000000"/>
         </w:rPr>
-        <w:t>Az adatbázist Xampp program által Mysql környezetben készítjük és fejlesztjük.</w:t>
+        <w:t>Az adatbázist Xampp</w:t>
+      </w:r>
+      <w:r>
+        <w:rPr>
+          <w:color w:val="000000"/>
+        </w:rPr>
+        <w:t>, illetve Docker</w:t>
+      </w:r>
+      <w:r>
+        <w:rPr>
+          <w:color w:val="000000"/>
+        </w:rPr>
+        <w:t xml:space="preserve"> program által Mysql</w:t>
+      </w:r>
+      <w:r>
+        <w:rPr>
+          <w:color w:val="000000"/>
+        </w:rPr>
+        <w:t>-ben</w:t>
+      </w:r>
+      <w:r>
+        <w:rPr>
+          <w:color w:val="000000"/>
+        </w:rPr>
+        <w:t xml:space="preserve"> készítjük és fejlesztjük.</w:t>
       </w:r>
     </w:p>
     <w:p>
@@ -1545,6 +1803,126 @@
       </w:r>
     </w:p>
     <w:p>
+      <w:r>
+        <w:rPr>
+          <w:b/>
+          <w:bCs/>
+        </w:rPr>
+        <w:lastRenderedPageBreak/>
+        <w:t xml:space="preserve">Technológia: </w:t>
+      </w:r>
+      <w:r>
+        <w:t>Bun-t használunk</w:t>
+      </w:r>
+      <w:r>
+        <w:t xml:space="preserve"> </w:t>
+      </w:r>
+      <w:hyperlink r:id="rId6" w:history="1">
+        <w:r>
+          <w:rPr>
+            <w:rStyle w:val="Hiperhivatkozs"/>
+          </w:rPr>
+          <w:t>https://bun.sh/</w:t>
+        </w:r>
+      </w:hyperlink>
+      <w:r>
+        <w:t xml:space="preserve"> </w:t>
+      </w:r>
+      <w:r>
+        <w:t>a React projekt létrehozásához, csomagok kezelését.</w:t>
+      </w:r>
+    </w:p>
+    <w:p>
+      <w:pPr>
+        <w:ind w:left="360"/>
+        <w:rPr>
+          <w:b/>
+          <w:bCs/>
+        </w:rPr>
+      </w:pPr>
+      <w:r>
+        <w:rPr>
+          <w:b/>
+          <w:bCs/>
+        </w:rPr>
+        <w:t>Használat</w:t>
+      </w:r>
+      <w:r>
+        <w:rPr>
+          <w:b/>
+          <w:bCs/>
+        </w:rPr>
+        <w:t>:</w:t>
+      </w:r>
+    </w:p>
+    <w:p>
+      <w:pPr>
+        <w:pStyle w:val="Listaszerbekezds"/>
+        <w:numPr>
+          <w:ilvl w:val="1"/>
+          <w:numId w:val="6"/>
+        </w:numPr>
+        <w:rPr>
+          <w:b/>
+          <w:bCs/>
+        </w:rPr>
+      </w:pPr>
+      <w:r>
+        <w:t>Ha le van telepítve a bun. Akkor projekt letöltése után a projektmappát Visual Studio Code-on nyissuk meg.</w:t>
+      </w:r>
+    </w:p>
+    <w:p>
+      <w:pPr>
+        <w:pStyle w:val="Listaszerbekezds"/>
+        <w:numPr>
+          <w:ilvl w:val="1"/>
+          <w:numId w:val="6"/>
+        </w:numPr>
+        <w:rPr>
+          <w:b/>
+          <w:bCs/>
+        </w:rPr>
+      </w:pPr>
+      <w:r>
+        <w:t>Indítsuk el a terminált nézzük, hogy a jelenlegi projektmappában vagyunk.</w:t>
+      </w:r>
+    </w:p>
+    <w:p>
+      <w:pPr>
+        <w:pStyle w:val="Listaszerbekezds"/>
+        <w:numPr>
+          <w:ilvl w:val="1"/>
+          <w:numId w:val="6"/>
+        </w:numPr>
+        <w:rPr>
+          <w:b/>
+          <w:bCs/>
+        </w:rPr>
+      </w:pPr>
+      <w:r>
+        <w:t>Írjuk be: „bun install” és letölti a projekthez szükséges könyvtárakat.</w:t>
+      </w:r>
+    </w:p>
+    <w:p>
+      <w:pPr>
+        <w:pStyle w:val="Listaszerbekezds"/>
+        <w:numPr>
+          <w:ilvl w:val="1"/>
+          <w:numId w:val="6"/>
+        </w:numPr>
+        <w:rPr>
+          <w:b/>
+          <w:bCs/>
+        </w:rPr>
+      </w:pPr>
+      <w:r>
+        <w:t xml:space="preserve">Indítsuk el a </w:t>
+      </w:r>
+      <w:r>
+        <w:t>weboldal szerverét, a „bun dev” paranccsal és menjünk a megadott linkre a weboldalhoz.</w:t>
+      </w:r>
+    </w:p>
+    <w:p>
       <w:pPr>
         <w:numPr>
           <w:ilvl w:val="0"/>
@@ -1567,7 +1945,6 @@
         <w:rPr>
           <w:color w:val="000000"/>
         </w:rPr>
-        <w:lastRenderedPageBreak/>
         <w:t>Ehhez HTML-t, CSS-t, Bootstrap 5-öt és Javascript</w:t>
       </w:r>
       <w:r>
@@ -1613,7 +1990,7 @@
       <w:r>
         <w:t xml:space="preserve">Dockerfile segítségével a </w:t>
       </w:r>
-      <w:hyperlink r:id="rId6">
+      <w:hyperlink r:id="rId7">
         <w:r>
           <w:rPr>
             <w:color w:val="1155CC"/>
@@ -1643,26 +2020,6 @@
         <w:jc w:val="both"/>
       </w:pPr>
       <w:r>
-        <w:t>Bun-t használunk a React projekt létrehozásához, csomagok kezelését.</w:t>
-      </w:r>
-    </w:p>
-    <w:p>
-      <w:pPr>
-        <w:numPr>
-          <w:ilvl w:val="0"/>
-          <w:numId w:val="6"/>
-        </w:numPr>
-        <w:pBdr>
-          <w:top w:val="nil"/>
-          <w:left w:val="nil"/>
-          <w:bottom w:val="nil"/>
-          <w:right w:val="nil"/>
-          <w:between w:val="nil"/>
-        </w:pBdr>
-        <w:spacing w:before="0" w:after="0" w:line="240" w:lineRule="auto"/>
-        <w:jc w:val="both"/>
-      </w:pPr>
-      <w:r>
         <w:t>React modulok:</w:t>
       </w:r>
     </w:p>
@@ -1745,6 +2102,7 @@
           <w:sz w:val="56"/>
           <w:szCs w:val="56"/>
         </w:rPr>
+        <w:lastRenderedPageBreak/>
         <w:t>Alkalmazás:</w:t>
       </w:r>
     </w:p>
@@ -1809,7 +2167,6 @@
         <w:spacing w:line="360" w:lineRule="auto"/>
       </w:pPr>
       <w:r>
-        <w:lastRenderedPageBreak/>
         <w:t>Adatbázis connectionString részeinek megadása. Most csak egy adatbázis miatt előre ki van töltve a Server name: localhost-ra, és a Database name: „for_the_potato”</w:t>
       </w:r>
       <w:r>
@@ -1906,7 +2263,11 @@
         <w:spacing w:line="360" w:lineRule="auto"/>
       </w:pPr>
       <w:r>
-        <w:t>„Új rekord”: A jelenlegi táblának egy új adat rekord hozzáadása.</w:t>
+        <w:lastRenderedPageBreak/>
+        <w:t>„Új rekord”: A jelenlegi táblának egy új adat rekord hozzáadása</w:t>
+      </w:r>
+      <w:r>
+        <w:t>, az elvárt JSON szerkezet szerint.</w:t>
       </w:r>
     </w:p>
     <w:p>
@@ -1931,7 +2292,13 @@
         <w:t>”: A jelenlegi tábla kiválasztott rekord módosítása</w:t>
       </w:r>
       <w:r>
-        <w:t>, ha nincsen kiválasztva, akkor nem elérhető.</w:t>
+        <w:t>,</w:t>
+      </w:r>
+      <w:r>
+        <w:t xml:space="preserve"> az elvárt JSON szerkezet szerint. H</w:t>
+      </w:r>
+      <w:r>
+        <w:t>a nincsen kiválasztva, akkor nem elérhető.</w:t>
       </w:r>
     </w:p>
     <w:p>
@@ -1956,7 +2323,10 @@
         <w:t>”: A jelenlegi tábla kiválasztott rekord törlése</w:t>
       </w:r>
       <w:r>
-        <w:t>, ha nincsen kiválasztva, akkor nem elérhető</w:t>
+        <w:t xml:space="preserve"> az Id-ja alapján. H</w:t>
+      </w:r>
+      <w:r>
+        <w:t>a nincsen kiválasztva, akkor nem elérhető</w:t>
       </w:r>
       <w:r>
         <w:t>.</w:t>
@@ -1972,8 +2342,13 @@
         <w:spacing w:line="360" w:lineRule="auto"/>
       </w:pPr>
       <w:r>
-        <w:lastRenderedPageBreak/>
-        <w:t>„Mégse”: A jelenlegi tábla kiválasztott rekord elfelejtése, és kikapcsolni, az egy rekordhoz kötött műveleteket</w:t>
+        <w:t xml:space="preserve">„Mégse”: A jelenlegi tábla kiválasztott rekord elfelejtése, és </w:t>
+      </w:r>
+      <w:r>
+        <w:t>visszavonni</w:t>
+      </w:r>
+      <w:r>
+        <w:t>, az egy rekordhoz kötött műveleteket</w:t>
       </w:r>
       <w:r>
         <w:t>.</w:t>
@@ -2867,7 +3242,7 @@
   <w:abstractNum w:abstractNumId="6" w15:restartNumberingAfterBreak="0">
     <w:nsid w:val="41243AE0"/>
     <w:multiLevelType w:val="multilevel"/>
-    <w:tmpl w:val="D6CE3398"/>
+    <w:tmpl w:val="0908B42A"/>
     <w:lvl w:ilvl="0">
       <w:start w:val="1"/>
       <w:numFmt w:val="bullet"/>
@@ -2882,14 +3257,15 @@
     </w:lvl>
     <w:lvl w:ilvl="1">
       <w:start w:val="1"/>
-      <w:numFmt w:val="bullet"/>
-      <w:lvlText w:val="○"/>
-      <w:lvlJc w:val="left"/>
-      <w:pPr>
-        <w:ind w:left="1440" w:hanging="360"/>
-      </w:pPr>
-      <w:rPr>
-        <w:u w:val="none"/>
+      <w:numFmt w:val="decimal"/>
+      <w:lvlText w:val="%2."/>
+      <w:lvlJc w:val="left"/>
+      <w:pPr>
+        <w:ind w:left="2204" w:hanging="360"/>
+      </w:pPr>
+      <w:rPr>
+        <w:b w:val="0"/>
+        <w:bCs w:val="0"/>
       </w:rPr>
     </w:lvl>
     <w:lvl w:ilvl="2">
@@ -4516,6 +4892,7 @@
   <w:style w:type="character" w:default="1" w:styleId="Bekezdsalapbettpusa">
     <w:name w:val="Default Paragraph Font"/>
     <w:uiPriority w:val="1"/>
+    <w:semiHidden/>
     <w:unhideWhenUsed/>
   </w:style>
   <w:style w:type="table" w:default="1" w:styleId="Normltblzat">
@@ -4590,6 +4967,29 @@
       <w:ind w:left="720"/>
       <w:contextualSpacing/>
     </w:pPr>
+  </w:style>
+  <w:style w:type="character" w:styleId="Hiperhivatkozs">
+    <w:name w:val="Hyperlink"/>
+    <w:basedOn w:val="Bekezdsalapbettpusa"/>
+    <w:uiPriority w:val="99"/>
+    <w:unhideWhenUsed/>
+    <w:rsid w:val="00BA6184"/>
+    <w:rPr>
+      <w:color w:val="0000FF" w:themeColor="hyperlink"/>
+      <w:u w:val="single"/>
+    </w:rPr>
+  </w:style>
+  <w:style w:type="character" w:styleId="Feloldatlanmegemlts">
+    <w:name w:val="Unresolved Mention"/>
+    <w:basedOn w:val="Bekezdsalapbettpusa"/>
+    <w:uiPriority w:val="99"/>
+    <w:semiHidden/>
+    <w:unhideWhenUsed/>
+    <w:rsid w:val="00BA6184"/>
+    <w:rPr>
+      <w:color w:val="605E5C"/>
+      <w:shd w:val="clear" w:color="auto" w:fill="E1DFDD"/>
+    </w:rPr>
   </w:style>
 </w:styles>
 </file>

--- a/Borsod Coding - For the potato.docx
+++ b/Borsod Coding - For the potato.docx
@@ -7,9 +7,27 @@
         <w:pStyle w:val="Cmsor1"/>
         <w:spacing w:before="0" w:after="480" w:line="240" w:lineRule="auto"/>
       </w:pPr>
-      <w:r>
-        <w:t>For the potato</w:t>
-      </w:r>
+      <w:proofErr w:type="spellStart"/>
+      <w:r>
+        <w:t>For</w:t>
+      </w:r>
+      <w:proofErr w:type="spellEnd"/>
+      <w:r>
+        <w:t xml:space="preserve"> </w:t>
+      </w:r>
+      <w:proofErr w:type="spellStart"/>
+      <w:r>
+        <w:t>the</w:t>
+      </w:r>
+      <w:proofErr w:type="spellEnd"/>
+      <w:r>
+        <w:t xml:space="preserve"> </w:t>
+      </w:r>
+      <w:proofErr w:type="spellStart"/>
+      <w:r>
+        <w:t>potato</w:t>
+      </w:r>
+      <w:proofErr w:type="spellEnd"/>
     </w:p>
     <w:p>
       <w:pPr>
@@ -48,7 +66,49 @@
         <w:rPr>
           <w:color w:val="000000"/>
         </w:rPr>
-        <w:t xml:space="preserve">Projektünk egy 2D-s platformer játék, ami a rage game kategóriába esik. A története a következő: Volt egyszer egy troll, akinek a legjobb barátja egy krumpli volt, akit Kolompérnak hívtak. Az </w:t>
+        <w:t xml:space="preserve">Projektünk egy 2D-s </w:t>
+      </w:r>
+      <w:proofErr w:type="spellStart"/>
+      <w:r>
+        <w:rPr>
+          <w:color w:val="000000"/>
+        </w:rPr>
+        <w:t>platformer</w:t>
+      </w:r>
+      <w:proofErr w:type="spellEnd"/>
+      <w:r>
+        <w:rPr>
+          <w:color w:val="000000"/>
+        </w:rPr>
+        <w:t xml:space="preserve"> játék, ami a </w:t>
+      </w:r>
+      <w:proofErr w:type="spellStart"/>
+      <w:r>
+        <w:rPr>
+          <w:color w:val="000000"/>
+        </w:rPr>
+        <w:t>rage</w:t>
+      </w:r>
+      <w:proofErr w:type="spellEnd"/>
+      <w:r>
+        <w:rPr>
+          <w:color w:val="000000"/>
+        </w:rPr>
+        <w:t xml:space="preserve"> game kategóriába esik. A története a következő: Volt egyszer egy </w:t>
+      </w:r>
+      <w:proofErr w:type="spellStart"/>
+      <w:r>
+        <w:rPr>
+          <w:color w:val="000000"/>
+        </w:rPr>
+        <w:t>troll</w:t>
+      </w:r>
+      <w:proofErr w:type="spellEnd"/>
+      <w:r>
+        <w:rPr>
+          <w:color w:val="000000"/>
+        </w:rPr>
+        <w:t xml:space="preserve">, akinek a legjobb barátja egy krumpli volt, akit Kolompérnak hívtak. Az </w:t>
       </w:r>
       <w:r>
         <w:rPr>
@@ -72,7 +132,35 @@
         <w:rPr>
           <w:color w:val="000000"/>
         </w:rPr>
-        <w:t xml:space="preserve"> csináljanak belőle. A troll ezt nem engedhette meg, ezért elindult kiszabadítani. A játék zárása: sajnos a troll nem tudta megmenteni Kolo</w:t>
+        <w:t xml:space="preserve"> csináljanak belőle. A </w:t>
+      </w:r>
+      <w:proofErr w:type="spellStart"/>
+      <w:r>
+        <w:rPr>
+          <w:color w:val="000000"/>
+        </w:rPr>
+        <w:t>troll</w:t>
+      </w:r>
+      <w:proofErr w:type="spellEnd"/>
+      <w:r>
+        <w:rPr>
+          <w:color w:val="000000"/>
+        </w:rPr>
+        <w:t xml:space="preserve"> ezt nem engedhette meg, ezért elindult kiszabadítani. A játék zárása: sajnos a </w:t>
+      </w:r>
+      <w:proofErr w:type="spellStart"/>
+      <w:r>
+        <w:rPr>
+          <w:color w:val="000000"/>
+        </w:rPr>
+        <w:t>troll</w:t>
+      </w:r>
+      <w:proofErr w:type="spellEnd"/>
+      <w:r>
+        <w:rPr>
+          <w:color w:val="000000"/>
+        </w:rPr>
+        <w:t xml:space="preserve"> nem tudta megmenteni Kolo</w:t>
       </w:r>
       <w:r>
         <w:t>m</w:t>
@@ -115,7 +203,49 @@
         <w:rPr>
           <w:color w:val="000000"/>
         </w:rPr>
-        <w:t>Tervezünk hozzá folytatást is. A troll nem adta fel a harcot. Végigküzdötte magát a fél világon, hogy betörjön egy titkos katonai laborba, hogy onnan dokumentumokat lopjon el, amikből kiderül hogyan tudná visszaváltoztatni Kolompért krumplivá. Ezzel záródna a második rész.</w:t>
+        <w:t xml:space="preserve">Tervezünk hozzá folytatást is. A </w:t>
+      </w:r>
+      <w:proofErr w:type="spellStart"/>
+      <w:r>
+        <w:rPr>
+          <w:color w:val="000000"/>
+        </w:rPr>
+        <w:t>troll</w:t>
+      </w:r>
+      <w:proofErr w:type="spellEnd"/>
+      <w:r>
+        <w:rPr>
+          <w:color w:val="000000"/>
+        </w:rPr>
+        <w:t xml:space="preserve"> nem adta fel a harcot. </w:t>
+      </w:r>
+      <w:proofErr w:type="spellStart"/>
+      <w:r>
+        <w:rPr>
+          <w:color w:val="000000"/>
+        </w:rPr>
+        <w:t>Végigküzdötte</w:t>
+      </w:r>
+      <w:proofErr w:type="spellEnd"/>
+      <w:r>
+        <w:rPr>
+          <w:color w:val="000000"/>
+        </w:rPr>
+        <w:t xml:space="preserve"> magát a fél világon, hogy </w:t>
+      </w:r>
+      <w:proofErr w:type="spellStart"/>
+      <w:r>
+        <w:rPr>
+          <w:color w:val="000000"/>
+        </w:rPr>
+        <w:t>betörjön</w:t>
+      </w:r>
+      <w:proofErr w:type="spellEnd"/>
+      <w:r>
+        <w:rPr>
+          <w:color w:val="000000"/>
+        </w:rPr>
+        <w:t xml:space="preserve"> egy titkos katonai laborba, hogy onnan dokumentumokat lopjon el, amikből kiderül hogyan tudná visszaváltoztatni Kolompért krumplivá. Ezzel záródna a második rész.</w:t>
       </w:r>
     </w:p>
     <w:p>
@@ -207,8 +337,30 @@
         <w:rPr>
           <w:color w:val="000000"/>
         </w:rPr>
-        <w:t>emberei. Most sültkrumplit akarnak belőle csinálni. A troll ismét elmegy kiszabadítani. Zárás: a történet végére a troll</w:t>
-      </w:r>
+        <w:t xml:space="preserve">emberei. Most sültkrumplit akarnak belőle csinálni. A </w:t>
+      </w:r>
+      <w:proofErr w:type="spellStart"/>
+      <w:r>
+        <w:rPr>
+          <w:color w:val="000000"/>
+        </w:rPr>
+        <w:t>troll</w:t>
+      </w:r>
+      <w:proofErr w:type="spellEnd"/>
+      <w:r>
+        <w:rPr>
+          <w:color w:val="000000"/>
+        </w:rPr>
+        <w:t xml:space="preserve"> ismét elmegy kiszabadítani. Zárás: a történet végére a </w:t>
+      </w:r>
+      <w:proofErr w:type="spellStart"/>
+      <w:r>
+        <w:rPr>
+          <w:color w:val="000000"/>
+        </w:rPr>
+        <w:t>troll</w:t>
+      </w:r>
+      <w:proofErr w:type="spellEnd"/>
       <w:r>
         <w:rPr>
           <w:color w:val="000000"/>
@@ -249,8 +401,16 @@
         <w:rPr>
           <w:color w:val="000000"/>
         </w:rPr>
-        <w:t>z étteremel</w:t>
-      </w:r>
+        <w:t xml:space="preserve">z </w:t>
+      </w:r>
+      <w:proofErr w:type="spellStart"/>
+      <w:r>
+        <w:rPr>
+          <w:color w:val="000000"/>
+        </w:rPr>
+        <w:t>étteremel</w:t>
+      </w:r>
+      <w:proofErr w:type="spellEnd"/>
       <w:r>
         <w:rPr>
           <w:color w:val="000000"/>
@@ -385,7 +545,35 @@
         <w:rPr>
           <w:color w:val="000000"/>
         </w:rPr>
-        <w:t xml:space="preserve"> elindításához kell a requests és a pygame-ce modulok vagy main.exe</w:t>
+        <w:t xml:space="preserve"> elindításához kell a </w:t>
+      </w:r>
+      <w:proofErr w:type="spellStart"/>
+      <w:r>
+        <w:rPr>
+          <w:color w:val="000000"/>
+        </w:rPr>
+        <w:t>requests</w:t>
+      </w:r>
+      <w:proofErr w:type="spellEnd"/>
+      <w:r>
+        <w:rPr>
+          <w:color w:val="000000"/>
+        </w:rPr>
+        <w:t xml:space="preserve"> és a </w:t>
+      </w:r>
+      <w:proofErr w:type="spellStart"/>
+      <w:r>
+        <w:rPr>
+          <w:color w:val="000000"/>
+        </w:rPr>
+        <w:t>pygame-ce</w:t>
+      </w:r>
+      <w:proofErr w:type="spellEnd"/>
+      <w:r>
+        <w:rPr>
+          <w:color w:val="000000"/>
+        </w:rPr>
+        <w:t xml:space="preserve"> modulok vagy main.exe</w:t>
       </w:r>
       <w:r>
         <w:rPr>
@@ -662,7 +850,13 @@
         <w:rPr>
           <w:color w:val="000000"/>
         </w:rPr>
-        <w:t xml:space="preserve"> és elmentjük a játékot lokálisan (saves.csv) és a szervernek is.</w:t>
+        <w:t xml:space="preserve"> és elmentjük a játékot lokálisan (saves.csv) és a szervernek</w:t>
+      </w:r>
+      <w:r>
+        <w:rPr>
+          <w:color w:val="000000"/>
+        </w:rPr>
+        <w:t>, ha online vagyunk.</w:t>
       </w:r>
     </w:p>
     <w:p>
@@ -753,7 +947,35 @@
         <w:rPr>
           <w:color w:val="000000"/>
         </w:rPr>
-        <w:t>Python nyelven, Visual Studio Code fejlesztői környezetben.</w:t>
+        <w:t xml:space="preserve">Python nyelven, Visual </w:t>
+      </w:r>
+      <w:proofErr w:type="spellStart"/>
+      <w:r>
+        <w:rPr>
+          <w:color w:val="000000"/>
+        </w:rPr>
+        <w:t>Studio</w:t>
+      </w:r>
+      <w:proofErr w:type="spellEnd"/>
+      <w:r>
+        <w:rPr>
+          <w:color w:val="000000"/>
+        </w:rPr>
+        <w:t xml:space="preserve"> </w:t>
+      </w:r>
+      <w:proofErr w:type="spellStart"/>
+      <w:r>
+        <w:rPr>
+          <w:color w:val="000000"/>
+        </w:rPr>
+        <w:t>Code</w:t>
+      </w:r>
+      <w:proofErr w:type="spellEnd"/>
+      <w:r>
+        <w:rPr>
+          <w:color w:val="000000"/>
+        </w:rPr>
+        <w:t xml:space="preserve"> fejlesztői környezetben.</w:t>
       </w:r>
     </w:p>
     <w:p>
@@ -810,11 +1032,19 @@
           <w:color w:val="000000"/>
         </w:rPr>
       </w:pPr>
-      <w:r>
-        <w:rPr>
-          <w:color w:val="000000"/>
-        </w:rPr>
-        <w:t>requests: Ezzel küldünk HTTPS kéréseket.</w:t>
+      <w:proofErr w:type="spellStart"/>
+      <w:r>
+        <w:rPr>
+          <w:color w:val="000000"/>
+        </w:rPr>
+        <w:t>requests</w:t>
+      </w:r>
+      <w:proofErr w:type="spellEnd"/>
+      <w:r>
+        <w:rPr>
+          <w:color w:val="000000"/>
+        </w:rPr>
+        <w:t>: Ezzel küldünk HTTPS kéréseket.</w:t>
       </w:r>
     </w:p>
     <w:p>
@@ -836,11 +1066,19 @@
           <w:color w:val="000000"/>
         </w:rPr>
       </w:pPr>
-      <w:r>
-        <w:rPr>
-          <w:color w:val="000000"/>
-        </w:rPr>
-        <w:t>pygame-ce: A játék „motorja”, amivel készítettük el a játékot.</w:t>
+      <w:proofErr w:type="spellStart"/>
+      <w:r>
+        <w:rPr>
+          <w:color w:val="000000"/>
+        </w:rPr>
+        <w:t>pygame-ce</w:t>
+      </w:r>
+      <w:proofErr w:type="spellEnd"/>
+      <w:r>
+        <w:rPr>
+          <w:color w:val="000000"/>
+        </w:rPr>
+        <w:t>: A játék „motorja”, amivel készítettük el a játékot.</w:t>
       </w:r>
     </w:p>
     <w:p>
@@ -868,7 +1106,21 @@
           <w:color w:val="000000"/>
         </w:rPr>
         <w:lastRenderedPageBreak/>
-        <w:t>A pályák mátrixokban vannak eltárolva, a program végigmegy az aktuális mátrixon, amiben minden számhoz egy adott block, entitás vagy a játékos van rendelve, ezt értelmezi, és megvalósítja.</w:t>
+        <w:t xml:space="preserve">A pályák mátrixokban vannak eltárolva, a program végigmegy az aktuális mátrixon, amiben minden számhoz egy adott </w:t>
+      </w:r>
+      <w:proofErr w:type="spellStart"/>
+      <w:r>
+        <w:rPr>
+          <w:color w:val="000000"/>
+        </w:rPr>
+        <w:t>block</w:t>
+      </w:r>
+      <w:proofErr w:type="spellEnd"/>
+      <w:r>
+        <w:rPr>
+          <w:color w:val="000000"/>
+        </w:rPr>
+        <w:t>, entitás vagy a játékos van rendelve, ezt értelmezi, és megvalósítja.</w:t>
       </w:r>
     </w:p>
     <w:p>
@@ -1178,7 +1430,21 @@
         <w:rPr>
           <w:color w:val="000000"/>
         </w:rPr>
-        <w:t>A kommunikáció WEB API-val történik a végpontokkal.</w:t>
+        <w:t>A kommunikáció WEB API-</w:t>
+      </w:r>
+      <w:proofErr w:type="spellStart"/>
+      <w:r>
+        <w:rPr>
+          <w:color w:val="000000"/>
+        </w:rPr>
+        <w:t>val</w:t>
+      </w:r>
+      <w:proofErr w:type="spellEnd"/>
+      <w:r>
+        <w:rPr>
+          <w:color w:val="000000"/>
+        </w:rPr>
+        <w:t xml:space="preserve"> történik a végpontokkal.</w:t>
       </w:r>
     </w:p>
     <w:p>
@@ -1239,7 +1505,21 @@
         <w:rPr>
           <w:color w:val="000000"/>
         </w:rPr>
-        <w:t xml:space="preserve">, vagy a sweagerben </w:t>
+        <w:t xml:space="preserve">, vagy a </w:t>
+      </w:r>
+      <w:proofErr w:type="spellStart"/>
+      <w:r>
+        <w:rPr>
+          <w:color w:val="000000"/>
+        </w:rPr>
+        <w:t>sweagerben</w:t>
+      </w:r>
+      <w:proofErr w:type="spellEnd"/>
+      <w:r>
+        <w:rPr>
+          <w:color w:val="000000"/>
+        </w:rPr>
+        <w:t xml:space="preserve"> </w:t>
       </w:r>
       <w:r>
         <w:rPr>
@@ -1277,7 +1557,15 @@
         <w:ind w:left="714" w:hanging="357"/>
       </w:pPr>
       <w:r>
-        <w:t xml:space="preserve">Van Admin felhasználó, és végpontjai, </w:t>
+        <w:t xml:space="preserve">Van </w:t>
+      </w:r>
+      <w:proofErr w:type="spellStart"/>
+      <w:r>
+        <w:t>Admin</w:t>
+      </w:r>
+      <w:proofErr w:type="spellEnd"/>
+      <w:r>
+        <w:t xml:space="preserve"> felhasználó, és végpontjai, </w:t>
       </w:r>
       <w:r>
         <w:t>így az</w:t>
@@ -1308,8 +1596,13 @@
         <w:spacing w:after="120" w:line="240" w:lineRule="auto"/>
       </w:pPr>
       <w:r>
-        <w:t>Felhasználónév: krisz</w:t>
-      </w:r>
+        <w:t xml:space="preserve">Felhasználónév: </w:t>
+      </w:r>
+      <w:proofErr w:type="spellStart"/>
+      <w:r>
+        <w:t>krisz</w:t>
+      </w:r>
+      <w:proofErr w:type="spellEnd"/>
     </w:p>
     <w:p>
       <w:pPr>
@@ -1347,7 +1640,15 @@
         <w:ind w:left="714" w:hanging="357"/>
       </w:pPr>
       <w:r>
-        <w:t>Felhasznált Nuget csomagok:</w:t>
+        <w:t xml:space="preserve">Felhasznált </w:t>
+      </w:r>
+      <w:proofErr w:type="spellStart"/>
+      <w:r>
+        <w:t>Nuget</w:t>
+      </w:r>
+      <w:proofErr w:type="spellEnd"/>
+      <w:r>
+        <w:t xml:space="preserve"> csomagok:</w:t>
       </w:r>
     </w:p>
     <w:p>
@@ -1365,8 +1666,13 @@
         </w:pBdr>
         <w:spacing w:after="120" w:line="240" w:lineRule="auto"/>
       </w:pPr>
-      <w:r>
-        <w:t>MailKit**</w:t>
+      <w:proofErr w:type="spellStart"/>
+      <w:r>
+        <w:t>MailKit</w:t>
+      </w:r>
+      <w:proofErr w:type="spellEnd"/>
+      <w:r>
+        <w:t>**</w:t>
       </w:r>
     </w:p>
     <w:p>
@@ -1384,8 +1690,13 @@
         </w:pBdr>
         <w:spacing w:after="120" w:line="240" w:lineRule="auto"/>
       </w:pPr>
-      <w:r>
-        <w:t>Microsoft.AspNetCore.Authentication.JwtBearer*</w:t>
+      <w:proofErr w:type="spellStart"/>
+      <w:r>
+        <w:t>Microsoft.AspNetCore.Authentication.JwtBearer</w:t>
+      </w:r>
+      <w:proofErr w:type="spellEnd"/>
+      <w:r>
+        <w:t>*</w:t>
       </w:r>
     </w:p>
     <w:p>
@@ -1403,8 +1714,13 @@
         </w:pBdr>
         <w:spacing w:after="120" w:line="240" w:lineRule="auto"/>
       </w:pPr>
-      <w:r>
-        <w:t>Microsoft.AspNetCore.Identity.EntityFrameworkCore*</w:t>
+      <w:proofErr w:type="spellStart"/>
+      <w:r>
+        <w:t>Microsoft.AspNetCore.Identity.EntityFrameworkCore</w:t>
+      </w:r>
+      <w:proofErr w:type="spellEnd"/>
+      <w:r>
+        <w:t>*</w:t>
       </w:r>
     </w:p>
     <w:p>
@@ -1422,8 +1738,13 @@
         </w:pBdr>
         <w:spacing w:after="120" w:line="240" w:lineRule="auto"/>
       </w:pPr>
-      <w:r>
-        <w:t>Microsoft.EntityFrameworkCore.Tools*</w:t>
+      <w:proofErr w:type="spellStart"/>
+      <w:r>
+        <w:t>Microsoft.EntityFrameworkCore.Tools</w:t>
+      </w:r>
+      <w:proofErr w:type="spellEnd"/>
+      <w:r>
+        <w:t>*</w:t>
       </w:r>
     </w:p>
     <w:p>
@@ -1441,12 +1762,21 @@
         </w:pBdr>
         <w:spacing w:after="120" w:line="240" w:lineRule="auto"/>
       </w:pPr>
-      <w:r>
-        <w:t>MySql.EntityFrameworkCore*</w:t>
-      </w:r>
-    </w:p>
-    <w:p>
-      <w:pPr>
+      <w:proofErr w:type="spellStart"/>
+      <w:r>
+        <w:t>MySql.EntityFrameworkCore</w:t>
+      </w:r>
+      <w:proofErr w:type="spellEnd"/>
+      <w:r>
+        <w:t>*</w:t>
+      </w:r>
+    </w:p>
+    <w:p>
+      <w:pPr>
+        <w:numPr>
+          <w:ilvl w:val="1"/>
+          <w:numId w:val="4"/>
+        </w:numPr>
         <w:pBdr>
           <w:top w:val="nil"/>
           <w:left w:val="nil"/>
@@ -1457,6 +1787,53 @@
         <w:spacing w:after="120" w:line="240" w:lineRule="auto"/>
       </w:pPr>
       <w:r>
+        <w:t>Backend tesztel</w:t>
+      </w:r>
+      <w:r>
+        <w:t>és</w:t>
+      </w:r>
+      <w:r>
+        <w:t>éhez</w:t>
+      </w:r>
+      <w:r>
+        <w:t xml:space="preserve">: </w:t>
+      </w:r>
+      <w:proofErr w:type="spellStart"/>
+      <w:r>
+        <w:t>Moq</w:t>
+      </w:r>
+      <w:proofErr w:type="spellEnd"/>
+      <w:r>
+        <w:t xml:space="preserve">**, </w:t>
+      </w:r>
+      <w:proofErr w:type="spellStart"/>
+      <w:r>
+        <w:t>Fluen</w:t>
+      </w:r>
+      <w:r>
+        <w:t>t</w:t>
+      </w:r>
+      <w:r>
+        <w:t>Assertions</w:t>
+      </w:r>
+      <w:proofErr w:type="spellEnd"/>
+      <w:r>
+        <w:t>**</w:t>
+      </w:r>
+    </w:p>
+    <w:p>
+      <w:pPr>
+        <w:pBdr>
+          <w:top w:val="nil"/>
+          <w:left w:val="nil"/>
+          <w:bottom w:val="nil"/>
+          <w:right w:val="nil"/>
+          <w:between w:val="nil"/>
+        </w:pBdr>
+        <w:spacing w:after="120" w:line="240" w:lineRule="auto"/>
+      </w:pPr>
+      <w:r>
+        <w:lastRenderedPageBreak/>
         <w:t>** - Legfrissebb verzió</w:t>
       </w:r>
     </w:p>
@@ -1472,7 +1849,6 @@
         <w:spacing w:after="120" w:line="240" w:lineRule="auto"/>
       </w:pPr>
       <w:r>
-        <w:lastRenderedPageBreak/>
         <w:t>* - .NET 8-as verzió legfrissebb kiadása</w:t>
       </w:r>
     </w:p>
@@ -1515,8 +1891,16 @@
         <w:rPr>
           <w:color w:val="000000"/>
         </w:rPr>
-        <w:t>Az adatbázist Xampp</w:t>
-      </w:r>
+        <w:t xml:space="preserve">Az adatbázist </w:t>
+      </w:r>
+      <w:proofErr w:type="spellStart"/>
+      <w:r>
+        <w:rPr>
+          <w:color w:val="000000"/>
+        </w:rPr>
+        <w:t>Xampp</w:t>
+      </w:r>
+      <w:proofErr w:type="spellEnd"/>
       <w:r>
         <w:rPr>
           <w:color w:val="000000"/>
@@ -1527,8 +1911,16 @@
         <w:rPr>
           <w:color w:val="000000"/>
         </w:rPr>
-        <w:t xml:space="preserve"> program által Mysql</w:t>
-      </w:r>
+        <w:t xml:space="preserve"> program által </w:t>
+      </w:r>
+      <w:proofErr w:type="spellStart"/>
+      <w:r>
+        <w:rPr>
+          <w:color w:val="000000"/>
+        </w:rPr>
+        <w:t>Mysql</w:t>
+      </w:r>
+      <w:proofErr w:type="spellEnd"/>
       <w:r>
         <w:rPr>
           <w:color w:val="000000"/>
@@ -1562,8 +1954,16 @@
         <w:rPr>
           <w:color w:val="000000"/>
         </w:rPr>
-        <w:t>Az adatbázis neve: for_the_potato</w:t>
-      </w:r>
+        <w:t xml:space="preserve">Az adatbázis neve: </w:t>
+      </w:r>
+      <w:proofErr w:type="spellStart"/>
+      <w:r>
+        <w:rPr>
+          <w:color w:val="000000"/>
+        </w:rPr>
+        <w:t>for_the_potato</w:t>
+      </w:r>
+      <w:proofErr w:type="spellEnd"/>
     </w:p>
     <w:p>
       <w:pPr>
@@ -1600,8 +2000,13 @@
         </w:pBdr>
         <w:spacing w:after="120" w:line="240" w:lineRule="auto"/>
       </w:pPr>
-      <w:r>
-        <w:t>Identity.FrameWorkCore modullal létrehozzuk a felhasználóhoz kapcsolódó táblákat.</w:t>
+      <w:proofErr w:type="spellStart"/>
+      <w:r>
+        <w:t>Identity.FrameWorkCore</w:t>
+      </w:r>
+      <w:proofErr w:type="spellEnd"/>
+      <w:r>
+        <w:t xml:space="preserve"> modullal létrehozzuk a felhasználóhoz kapcsolódó táblákat.</w:t>
       </w:r>
     </w:p>
     <w:p>
@@ -1619,9 +2024,11 @@
         </w:pBdr>
         <w:spacing w:after="120" w:line="240" w:lineRule="auto"/>
       </w:pPr>
+      <w:proofErr w:type="spellStart"/>
       <w:r>
         <w:t>velemeny</w:t>
       </w:r>
+      <w:proofErr w:type="spellEnd"/>
     </w:p>
     <w:p>
       <w:pPr>
@@ -1638,9 +2045,11 @@
         </w:pBdr>
         <w:spacing w:after="120" w:line="240" w:lineRule="auto"/>
       </w:pPr>
+      <w:proofErr w:type="spellStart"/>
       <w:r>
         <w:t>saves</w:t>
       </w:r>
+      <w:proofErr w:type="spellEnd"/>
     </w:p>
     <w:p>
       <w:pPr>
@@ -1773,6 +2182,7 @@
           <w:sz w:val="56"/>
           <w:szCs w:val="56"/>
         </w:rPr>
+        <w:lastRenderedPageBreak/>
         <w:t>Frontend:</w:t>
       </w:r>
     </w:p>
@@ -1808,11 +2218,15 @@
           <w:b/>
           <w:bCs/>
         </w:rPr>
-        <w:lastRenderedPageBreak/>
         <w:t xml:space="preserve">Technológia: </w:t>
       </w:r>
-      <w:r>
-        <w:t>Bun-t használunk</w:t>
+      <w:proofErr w:type="spellStart"/>
+      <w:r>
+        <w:t>Bun</w:t>
+      </w:r>
+      <w:proofErr w:type="spellEnd"/>
+      <w:r>
+        <w:t>-t használunk</w:t>
       </w:r>
       <w:r>
         <w:t xml:space="preserve"> </w:t>
@@ -1829,7 +2243,15 @@
         <w:t xml:space="preserve"> </w:t>
       </w:r>
       <w:r>
-        <w:t>a React projekt létrehozásához, csomagok kezelését.</w:t>
+        <w:t xml:space="preserve">a </w:t>
+      </w:r>
+      <w:proofErr w:type="spellStart"/>
+      <w:r>
+        <w:t>React</w:t>
+      </w:r>
+      <w:proofErr w:type="spellEnd"/>
+      <w:r>
+        <w:t xml:space="preserve"> projekt létrehozásához, csomagok kezelését.</w:t>
       </w:r>
     </w:p>
     <w:p>
@@ -1845,14 +2267,47 @@
           <w:b/>
           <w:bCs/>
         </w:rPr>
-        <w:t>Használat</w:t>
-      </w:r>
-      <w:r>
+        <w:t>Használat:</w:t>
+      </w:r>
+    </w:p>
+    <w:p>
+      <w:pPr>
+        <w:pStyle w:val="Listaszerbekezds"/>
+        <w:numPr>
+          <w:ilvl w:val="1"/>
+          <w:numId w:val="6"/>
+        </w:numPr>
         <w:rPr>
           <w:b/>
           <w:bCs/>
         </w:rPr>
-        <w:t>:</w:t>
+      </w:pPr>
+      <w:r>
+        <w:t xml:space="preserve">Ha le van telepítve a </w:t>
+      </w:r>
+      <w:proofErr w:type="spellStart"/>
+      <w:r>
+        <w:t>bun</w:t>
+      </w:r>
+      <w:proofErr w:type="spellEnd"/>
+      <w:r>
+        <w:t xml:space="preserve">. Akkor projekt letöltése után a projektmappát Visual </w:t>
+      </w:r>
+      <w:proofErr w:type="spellStart"/>
+      <w:r>
+        <w:t>Studio</w:t>
+      </w:r>
+      <w:proofErr w:type="spellEnd"/>
+      <w:r>
+        <w:t xml:space="preserve"> </w:t>
+      </w:r>
+      <w:proofErr w:type="spellStart"/>
+      <w:r>
+        <w:t>Code-on</w:t>
+      </w:r>
+      <w:proofErr w:type="spellEnd"/>
+      <w:r>
+        <w:t xml:space="preserve"> nyissuk meg.</w:t>
       </w:r>
     </w:p>
     <w:p>
@@ -1868,7 +2323,7 @@
         </w:rPr>
       </w:pPr>
       <w:r>
-        <w:t>Ha le van telepítve a bun. Akkor projekt letöltése után a projektmappát Visual Studio Code-on nyissuk meg.</w:t>
+        <w:t>Indítsuk el a terminált nézzük, hogy a jelenlegi projektmappában vagyunk.</w:t>
       </w:r>
     </w:p>
     <w:p>
@@ -1884,7 +2339,23 @@
         </w:rPr>
       </w:pPr>
       <w:r>
-        <w:t>Indítsuk el a terminált nézzük, hogy a jelenlegi projektmappában vagyunk.</w:t>
+        <w:t>Írjuk be: „</w:t>
+      </w:r>
+      <w:proofErr w:type="spellStart"/>
+      <w:r>
+        <w:t>bun</w:t>
+      </w:r>
+      <w:proofErr w:type="spellEnd"/>
+      <w:r>
+        <w:t xml:space="preserve"> </w:t>
+      </w:r>
+      <w:proofErr w:type="spellStart"/>
+      <w:r>
+        <w:t>install</w:t>
+      </w:r>
+      <w:proofErr w:type="spellEnd"/>
+      <w:r>
+        <w:t>” és letölti a projekthez szükséges könyvtárakat.</w:t>
       </w:r>
     </w:p>
     <w:p>
@@ -1900,26 +2371,26 @@
         </w:rPr>
       </w:pPr>
       <w:r>
-        <w:t>Írjuk be: „bun install” és letölti a projekthez szükséges könyvtárakat.</w:t>
-      </w:r>
-    </w:p>
-    <w:p>
-      <w:pPr>
-        <w:pStyle w:val="Listaszerbekezds"/>
-        <w:numPr>
-          <w:ilvl w:val="1"/>
-          <w:numId w:val="6"/>
-        </w:numPr>
-        <w:rPr>
-          <w:b/>
-          <w:bCs/>
-        </w:rPr>
-      </w:pPr>
-      <w:r>
         <w:t xml:space="preserve">Indítsuk el a </w:t>
       </w:r>
       <w:r>
-        <w:t>weboldal szerverét, a „bun dev” paranccsal és menjünk a megadott linkre a weboldalhoz.</w:t>
+        <w:t>weboldal szerverét, a „</w:t>
+      </w:r>
+      <w:proofErr w:type="spellStart"/>
+      <w:r>
+        <w:t>bun</w:t>
+      </w:r>
+      <w:proofErr w:type="spellEnd"/>
+      <w:r>
+        <w:t xml:space="preserve"> </w:t>
+      </w:r>
+      <w:proofErr w:type="spellStart"/>
+      <w:r>
+        <w:t>dev</w:t>
+      </w:r>
+      <w:proofErr w:type="spellEnd"/>
+      <w:r>
+        <w:t>” paranccsal és menjünk a megadott linkre a weboldalhoz.</w:t>
       </w:r>
     </w:p>
     <w:p>
@@ -1945,10 +2416,48 @@
         <w:rPr>
           <w:color w:val="000000"/>
         </w:rPr>
-        <w:t>Ehhez HTML-t, CSS-t, Bootstrap 5-öt és Javascript</w:t>
-      </w:r>
-      <w:r>
-        <w:t xml:space="preserve"> programozási nyelvet használunk React keretrendszerrel különböző Javascript könyvtárakkal.</w:t>
+        <w:t xml:space="preserve">Ehhez HTML-t, CSS-t, </w:t>
+      </w:r>
+      <w:proofErr w:type="spellStart"/>
+      <w:r>
+        <w:rPr>
+          <w:color w:val="000000"/>
+        </w:rPr>
+        <w:t>Bootstrap</w:t>
+      </w:r>
+      <w:proofErr w:type="spellEnd"/>
+      <w:r>
+        <w:rPr>
+          <w:color w:val="000000"/>
+        </w:rPr>
+        <w:t xml:space="preserve"> 5-öt és </w:t>
+      </w:r>
+      <w:proofErr w:type="spellStart"/>
+      <w:r>
+        <w:rPr>
+          <w:color w:val="000000"/>
+        </w:rPr>
+        <w:t>Javascript</w:t>
+      </w:r>
+      <w:proofErr w:type="spellEnd"/>
+      <w:r>
+        <w:t xml:space="preserve"> programozási nyelvet használunk </w:t>
+      </w:r>
+      <w:proofErr w:type="spellStart"/>
+      <w:r>
+        <w:t>React</w:t>
+      </w:r>
+      <w:proofErr w:type="spellEnd"/>
+      <w:r>
+        <w:t xml:space="preserve"> keretrendszerrel különböző </w:t>
+      </w:r>
+      <w:proofErr w:type="spellStart"/>
+      <w:r>
+        <w:t>Javascript</w:t>
+      </w:r>
+      <w:proofErr w:type="spellEnd"/>
+      <w:r>
+        <w:t xml:space="preserve"> könyvtárakkal.</w:t>
       </w:r>
     </w:p>
     <w:p>
@@ -2019,8 +2528,13 @@
         <w:spacing w:before="0" w:after="0" w:line="240" w:lineRule="auto"/>
         <w:jc w:val="both"/>
       </w:pPr>
-      <w:r>
-        <w:t>React modulok:</w:t>
+      <w:proofErr w:type="spellStart"/>
+      <w:r>
+        <w:t>React</w:t>
+      </w:r>
+      <w:proofErr w:type="spellEnd"/>
+      <w:r>
+        <w:t xml:space="preserve"> modulok:</w:t>
       </w:r>
     </w:p>
     <w:p>
@@ -2031,8 +2545,21 @@
         </w:numPr>
       </w:pPr>
       <w:r>
-        <w:t>Teszteléshez: @testing-library/react, bun:test, jsdom</w:t>
-      </w:r>
+        <w:t xml:space="preserve">Teszteléshez: @testing-library/react, </w:t>
+      </w:r>
+      <w:proofErr w:type="spellStart"/>
+      <w:r>
+        <w:t>bun:test</w:t>
+      </w:r>
+      <w:proofErr w:type="spellEnd"/>
+      <w:r>
+        <w:t xml:space="preserve">, </w:t>
+      </w:r>
+      <w:proofErr w:type="spellStart"/>
+      <w:r>
+        <w:t>jsdom</w:t>
+      </w:r>
+      <w:proofErr w:type="spellEnd"/>
     </w:p>
     <w:p>
       <w:pPr>
@@ -2042,11 +2569,29 @@
         </w:numPr>
       </w:pPr>
       <w:r>
-        <w:t>Használatban: react-router-dom</w:t>
-      </w:r>
-      <w:r>
-        <w:t>, axios</w:t>
-      </w:r>
+        <w:t xml:space="preserve">Használatban: </w:t>
+      </w:r>
+      <w:proofErr w:type="spellStart"/>
+      <w:r>
+        <w:t>react</w:t>
+      </w:r>
+      <w:proofErr w:type="spellEnd"/>
+      <w:r>
+        <w:t>-router-</w:t>
+      </w:r>
+      <w:proofErr w:type="spellStart"/>
+      <w:r>
+        <w:t>dom</w:t>
+      </w:r>
+      <w:proofErr w:type="spellEnd"/>
+      <w:r>
+        <w:t xml:space="preserve">, </w:t>
+      </w:r>
+      <w:proofErr w:type="spellStart"/>
+      <w:r>
+        <w:t>axios</w:t>
+      </w:r>
+      <w:proofErr w:type="spellEnd"/>
     </w:p>
     <w:p>
       <w:pPr>
@@ -2056,6 +2601,7 @@
         </w:numPr>
       </w:pPr>
       <w:r>
+        <w:lastRenderedPageBreak/>
         <w:t>Vélemény oldalon lehet véleményt adni</w:t>
       </w:r>
       <w:r>
@@ -2102,7 +2648,6 @@
           <w:sz w:val="56"/>
           <w:szCs w:val="56"/>
         </w:rPr>
-        <w:lastRenderedPageBreak/>
         <w:t>Alkalmazás:</w:t>
       </w:r>
     </w:p>
@@ -2118,7 +2663,15 @@
         <w:t xml:space="preserve"> </w:t>
       </w:r>
       <w:r>
-        <w:t>Visual Studio 2022 .NET 8.0 WPF alkalmazás</w:t>
+        <w:t xml:space="preserve">Visual </w:t>
+      </w:r>
+      <w:proofErr w:type="spellStart"/>
+      <w:r>
+        <w:t>Studio</w:t>
+      </w:r>
+      <w:proofErr w:type="spellEnd"/>
+      <w:r>
+        <w:t xml:space="preserve"> 2022 .NET 8.0 WPF alkalmazás</w:t>
       </w:r>
       <w:r>
         <w:t>.</w:t>
@@ -2167,17 +2720,86 @@
         <w:spacing w:line="360" w:lineRule="auto"/>
       </w:pPr>
       <w:r>
-        <w:t>Adatbázis connectionString részeinek megadása. Most csak egy adatbázis miatt előre ki van töltve a Server name: localhost-ra, és a Database name: „for_the_potato”</w:t>
+        <w:t xml:space="preserve">Adatbázis </w:t>
+      </w:r>
+      <w:proofErr w:type="spellStart"/>
+      <w:r>
+        <w:t>connectionString</w:t>
+      </w:r>
+      <w:proofErr w:type="spellEnd"/>
+      <w:r>
+        <w:t xml:space="preserve"> részeinek megadása. Most csak egy adatbázis miatt előre ki van töltve a Server </w:t>
+      </w:r>
+      <w:proofErr w:type="spellStart"/>
+      <w:r>
+        <w:t>name</w:t>
+      </w:r>
+      <w:proofErr w:type="spellEnd"/>
+      <w:r>
+        <w:t xml:space="preserve">: </w:t>
+      </w:r>
+      <w:proofErr w:type="spellStart"/>
+      <w:r>
+        <w:t>localhost-ra</w:t>
+      </w:r>
+      <w:proofErr w:type="spellEnd"/>
+      <w:r>
+        <w:t xml:space="preserve">, és a </w:t>
+      </w:r>
+      <w:proofErr w:type="spellStart"/>
+      <w:r>
+        <w:t>Database</w:t>
+      </w:r>
+      <w:proofErr w:type="spellEnd"/>
+      <w:r>
+        <w:t xml:space="preserve"> </w:t>
+      </w:r>
+      <w:proofErr w:type="spellStart"/>
+      <w:r>
+        <w:t>name</w:t>
+      </w:r>
+      <w:proofErr w:type="spellEnd"/>
+      <w:r>
+        <w:t>: „</w:t>
+      </w:r>
+      <w:proofErr w:type="spellStart"/>
+      <w:r>
+        <w:t>for_the_potato</w:t>
+      </w:r>
+      <w:proofErr w:type="spellEnd"/>
+      <w:r>
+        <w:t>”</w:t>
       </w:r>
       <w:r>
         <w:t xml:space="preserve">. A kitöltendő mezőkbe a </w:t>
       </w:r>
       <w:r>
-        <w:t>kódba megírt Admin felhasználó nevével és jelszavával.</w:t>
-      </w:r>
-      <w:r>
-        <w:t xml:space="preserve"> Aztán POST kéréssel elküldjük és megkapjuk a JWT tokent</w:t>
-      </w:r>
+        <w:t xml:space="preserve">kódba megírt </w:t>
+      </w:r>
+      <w:proofErr w:type="spellStart"/>
+      <w:r>
+        <w:t>Admin</w:t>
+      </w:r>
+      <w:proofErr w:type="spellEnd"/>
+      <w:r>
+        <w:t xml:space="preserve"> felhasználó nevével és </w:t>
+      </w:r>
+      <w:proofErr w:type="spellStart"/>
+      <w:r>
+        <w:t>jelszavával</w:t>
+      </w:r>
+      <w:proofErr w:type="spellEnd"/>
+      <w:r>
+        <w:t>.</w:t>
+      </w:r>
+      <w:r>
+        <w:t xml:space="preserve"> Aztán POST kéréssel elküldjük és megkapjuk a JWT </w:t>
+      </w:r>
+      <w:proofErr w:type="spellStart"/>
+      <w:r>
+        <w:t>tokent</w:t>
+      </w:r>
+      <w:proofErr w:type="spellEnd"/>
       <w:r>
         <w:t>.</w:t>
       </w:r>
@@ -2192,10 +2814,34 @@
         <w:spacing w:line="360" w:lineRule="auto"/>
       </w:pPr>
       <w:r>
-        <w:t>Utána egy ablak jelenik meg, ahol egy Datagrid, k</w:t>
-      </w:r>
-      <w:r>
-        <w:t>ettő MenuItem, és ListBox.</w:t>
+        <w:t xml:space="preserve">Utána egy ablak jelenik meg, ahol egy </w:t>
+      </w:r>
+      <w:proofErr w:type="spellStart"/>
+      <w:r>
+        <w:t>Datagrid</w:t>
+      </w:r>
+      <w:proofErr w:type="spellEnd"/>
+      <w:r>
+        <w:t>, k</w:t>
+      </w:r>
+      <w:r>
+        <w:t xml:space="preserve">ettő </w:t>
+      </w:r>
+      <w:proofErr w:type="spellStart"/>
+      <w:r>
+        <w:t>MenuItem</w:t>
+      </w:r>
+      <w:proofErr w:type="spellEnd"/>
+      <w:r>
+        <w:t xml:space="preserve">, és </w:t>
+      </w:r>
+      <w:proofErr w:type="spellStart"/>
+      <w:r>
+        <w:t>ListBox</w:t>
+      </w:r>
+      <w:proofErr w:type="spellEnd"/>
+      <w:r>
+        <w:t>.</w:t>
       </w:r>
     </w:p>
     <w:p>
@@ -2207,8 +2853,21 @@
         </w:numPr>
         <w:spacing w:line="360" w:lineRule="auto"/>
       </w:pPr>
-      <w:r>
-        <w:t>Listbox: Az adatbázis tábláit sorolja fel, ha valamelyiket kattintunk, akkor annak a táblának adatait jeleníti meg a Datagriden.</w:t>
+      <w:proofErr w:type="spellStart"/>
+      <w:r>
+        <w:t>Listbox</w:t>
+      </w:r>
+      <w:proofErr w:type="spellEnd"/>
+      <w:r>
+        <w:t xml:space="preserve">: Az adatbázis tábláit sorolja fel, ha valamelyiket kattintunk, akkor annak a táblának adatait jeleníti meg a </w:t>
+      </w:r>
+      <w:proofErr w:type="spellStart"/>
+      <w:r>
+        <w:t>Datagriden</w:t>
+      </w:r>
+      <w:proofErr w:type="spellEnd"/>
+      <w:r>
+        <w:t>.</w:t>
       </w:r>
     </w:p>
     <w:p>
@@ -2220,8 +2879,21 @@
         </w:numPr>
         <w:spacing w:line="360" w:lineRule="auto"/>
       </w:pPr>
-      <w:r>
-        <w:t>Datagrid: Megjeleníti a kiválasztott ListBox elem táblának adatait</w:t>
+      <w:proofErr w:type="spellStart"/>
+      <w:r>
+        <w:t>Datagrid</w:t>
+      </w:r>
+      <w:proofErr w:type="spellEnd"/>
+      <w:r>
+        <w:t xml:space="preserve">: Megjeleníti a kiválasztott </w:t>
+      </w:r>
+      <w:proofErr w:type="spellStart"/>
+      <w:r>
+        <w:t>ListBox</w:t>
+      </w:r>
+      <w:proofErr w:type="spellEnd"/>
+      <w:r>
+        <w:t xml:space="preserve"> elem táblának adatait</w:t>
       </w:r>
       <w:r>
         <w:t>.</w:t>
@@ -2236,8 +2908,14 @@
         </w:numPr>
         <w:spacing w:line="360" w:lineRule="auto"/>
       </w:pPr>
-      <w:r>
-        <w:t>MenuItemek: „Műveletek”, „Kijelentkezés”:</w:t>
+      <w:proofErr w:type="spellStart"/>
+      <w:r>
+        <w:lastRenderedPageBreak/>
+        <w:t>MenuItemek</w:t>
+      </w:r>
+      <w:proofErr w:type="spellEnd"/>
+      <w:r>
+        <w:t>: „Műveletek”, „Kijelentkezés”:</w:t>
       </w:r>
     </w:p>
     <w:p>
@@ -2250,7 +2928,23 @@
         <w:spacing w:line="360" w:lineRule="auto"/>
       </w:pPr>
       <w:r>
-        <w:t>„Műveletek” menuItem megnyomása után négy MenuItem van:</w:t>
+        <w:t xml:space="preserve">„Műveletek” </w:t>
+      </w:r>
+      <w:proofErr w:type="spellStart"/>
+      <w:r>
+        <w:t>menuItem</w:t>
+      </w:r>
+      <w:proofErr w:type="spellEnd"/>
+      <w:r>
+        <w:t xml:space="preserve"> megnyomása után négy </w:t>
+      </w:r>
+      <w:proofErr w:type="spellStart"/>
+      <w:r>
+        <w:t>MenuItem</w:t>
+      </w:r>
+      <w:proofErr w:type="spellEnd"/>
+      <w:r>
+        <w:t xml:space="preserve"> van:</w:t>
       </w:r>
     </w:p>
     <w:p>
@@ -2263,7 +2957,6 @@
         <w:spacing w:line="360" w:lineRule="auto"/>
       </w:pPr>
       <w:r>
-        <w:lastRenderedPageBreak/>
         <w:t>„Új rekord”: A jelenlegi táblának egy új adat rekord hozzáadása</w:t>
       </w:r>
       <w:r>
@@ -2323,7 +3016,15 @@
         <w:t>”: A jelenlegi tábla kiválasztott rekord törlése</w:t>
       </w:r>
       <w:r>
-        <w:t xml:space="preserve"> az Id-ja alapján. H</w:t>
+        <w:t xml:space="preserve"> az </w:t>
+      </w:r>
+      <w:proofErr w:type="spellStart"/>
+      <w:r>
+        <w:t>Id</w:t>
+      </w:r>
+      <w:proofErr w:type="spellEnd"/>
+      <w:r>
+        <w:t>-ja alapján. H</w:t>
       </w:r>
       <w:r>
         <w:t>a nincsen kiválasztva, akkor nem elérhető</w:t>
@@ -2361,8 +3062,13 @@
       </w:pPr>
       <w:r>
         <w:lastRenderedPageBreak/>
-        <w:t>Borsod Coding</w:t>
-      </w:r>
+        <w:t xml:space="preserve">Borsod </w:t>
+      </w:r>
+      <w:proofErr w:type="spellStart"/>
+      <w:r>
+        <w:t>Coding</w:t>
+      </w:r>
+      <w:proofErr w:type="spellEnd"/>
     </w:p>
     <w:p>
       <w:pPr>
@@ -2383,7 +3089,21 @@
         <w:rPr>
           <w:color w:val="000000"/>
         </w:rPr>
-        <w:t>A nevünk egy emlékeztető arra, honnan jöttünk és milyen utat jártunk be ezidáig. Emellett szerettünk volna valami vállalatos hangzású nevet.</w:t>
+        <w:t xml:space="preserve">A nevünk egy emlékeztető arra, honnan jöttünk és milyen utat jártunk be </w:t>
+      </w:r>
+      <w:proofErr w:type="spellStart"/>
+      <w:r>
+        <w:rPr>
+          <w:color w:val="000000"/>
+        </w:rPr>
+        <w:t>ezidáig</w:t>
+      </w:r>
+      <w:proofErr w:type="spellEnd"/>
+      <w:r>
+        <w:rPr>
+          <w:color w:val="000000"/>
+        </w:rPr>
+        <w:t>. Emellett szerettünk volna valami vállalatos hangzású nevet.</w:t>
       </w:r>
     </w:p>
     <w:p>
@@ -2529,12 +3249,14 @@
         <w:spacing w:line="240" w:lineRule="auto"/>
         <w:ind w:left="714" w:hanging="357"/>
       </w:pPr>
+      <w:proofErr w:type="spellStart"/>
       <w:r>
         <w:rPr>
           <w:color w:val="000000"/>
         </w:rPr>
         <w:t>Github</w:t>
       </w:r>
+      <w:proofErr w:type="spellEnd"/>
     </w:p>
     <w:p>
       <w:pPr>
@@ -2595,12 +3317,14 @@
         <w:spacing w:line="240" w:lineRule="auto"/>
         <w:ind w:left="714" w:hanging="357"/>
       </w:pPr>
+      <w:proofErr w:type="spellStart"/>
       <w:r>
         <w:rPr>
           <w:color w:val="000000"/>
         </w:rPr>
         <w:t>Trello</w:t>
       </w:r>
+      <w:proofErr w:type="spellEnd"/>
     </w:p>
     <w:sectPr>
       <w:pgSz w:w="16838" w:h="11906" w:orient="landscape"/>

--- a/Borsod Coding - For the potato.docx
+++ b/Borsod Coding - For the potato.docx
@@ -7,27 +7,9 @@
         <w:pStyle w:val="Cmsor1"/>
         <w:spacing w:before="0" w:after="480" w:line="240" w:lineRule="auto"/>
       </w:pPr>
-      <w:proofErr w:type="spellStart"/>
-      <w:r>
-        <w:t>For</w:t>
-      </w:r>
-      <w:proofErr w:type="spellEnd"/>
-      <w:r>
-        <w:t xml:space="preserve"> </w:t>
-      </w:r>
-      <w:proofErr w:type="spellStart"/>
-      <w:r>
-        <w:t>the</w:t>
-      </w:r>
-      <w:proofErr w:type="spellEnd"/>
-      <w:r>
-        <w:t xml:space="preserve"> </w:t>
-      </w:r>
-      <w:proofErr w:type="spellStart"/>
-      <w:r>
-        <w:t>potato</w:t>
-      </w:r>
-      <w:proofErr w:type="spellEnd"/>
+      <w:r>
+        <w:t>For the potato</w:t>
+      </w:r>
     </w:p>
     <w:p>
       <w:pPr>
@@ -66,49 +48,7 @@
         <w:rPr>
           <w:color w:val="000000"/>
         </w:rPr>
-        <w:t xml:space="preserve">Projektünk egy 2D-s </w:t>
-      </w:r>
-      <w:proofErr w:type="spellStart"/>
-      <w:r>
-        <w:rPr>
-          <w:color w:val="000000"/>
-        </w:rPr>
-        <w:t>platformer</w:t>
-      </w:r>
-      <w:proofErr w:type="spellEnd"/>
-      <w:r>
-        <w:rPr>
-          <w:color w:val="000000"/>
-        </w:rPr>
-        <w:t xml:space="preserve"> játék, ami a </w:t>
-      </w:r>
-      <w:proofErr w:type="spellStart"/>
-      <w:r>
-        <w:rPr>
-          <w:color w:val="000000"/>
-        </w:rPr>
-        <w:t>rage</w:t>
-      </w:r>
-      <w:proofErr w:type="spellEnd"/>
-      <w:r>
-        <w:rPr>
-          <w:color w:val="000000"/>
-        </w:rPr>
-        <w:t xml:space="preserve"> game kategóriába esik. A története a következő: Volt egyszer egy </w:t>
-      </w:r>
-      <w:proofErr w:type="spellStart"/>
-      <w:r>
-        <w:rPr>
-          <w:color w:val="000000"/>
-        </w:rPr>
-        <w:t>troll</w:t>
-      </w:r>
-      <w:proofErr w:type="spellEnd"/>
-      <w:r>
-        <w:rPr>
-          <w:color w:val="000000"/>
-        </w:rPr>
-        <w:t xml:space="preserve">, akinek a legjobb barátja egy krumpli volt, akit Kolompérnak hívtak. Az </w:t>
+        <w:t xml:space="preserve">Projektünk egy 2D-s platformer játék, ami a rage game kategóriába esik. A története a következő: Volt egyszer egy troll, akinek a legjobb barátja egy krumpli volt, akit Kolompérnak hívtak. Az </w:t>
       </w:r>
       <w:r>
         <w:rPr>
@@ -132,35 +72,7 @@
         <w:rPr>
           <w:color w:val="000000"/>
         </w:rPr>
-        <w:t xml:space="preserve"> csináljanak belőle. A </w:t>
-      </w:r>
-      <w:proofErr w:type="spellStart"/>
-      <w:r>
-        <w:rPr>
-          <w:color w:val="000000"/>
-        </w:rPr>
-        <w:t>troll</w:t>
-      </w:r>
-      <w:proofErr w:type="spellEnd"/>
-      <w:r>
-        <w:rPr>
-          <w:color w:val="000000"/>
-        </w:rPr>
-        <w:t xml:space="preserve"> ezt nem engedhette meg, ezért elindult kiszabadítani. A játék zárása: sajnos a </w:t>
-      </w:r>
-      <w:proofErr w:type="spellStart"/>
-      <w:r>
-        <w:rPr>
-          <w:color w:val="000000"/>
-        </w:rPr>
-        <w:t>troll</w:t>
-      </w:r>
-      <w:proofErr w:type="spellEnd"/>
-      <w:r>
-        <w:rPr>
-          <w:color w:val="000000"/>
-        </w:rPr>
-        <w:t xml:space="preserve"> nem tudta megmenteni Kolo</w:t>
+        <w:t xml:space="preserve"> csináljanak belőle. A troll ezt nem engedhette meg, ezért elindult kiszabadítani. A játék zárása: sajnos a troll nem tudta megmenteni Kolo</w:t>
       </w:r>
       <w:r>
         <w:t>m</w:t>
@@ -203,49 +115,7 @@
         <w:rPr>
           <w:color w:val="000000"/>
         </w:rPr>
-        <w:t xml:space="preserve">Tervezünk hozzá folytatást is. A </w:t>
-      </w:r>
-      <w:proofErr w:type="spellStart"/>
-      <w:r>
-        <w:rPr>
-          <w:color w:val="000000"/>
-        </w:rPr>
-        <w:t>troll</w:t>
-      </w:r>
-      <w:proofErr w:type="spellEnd"/>
-      <w:r>
-        <w:rPr>
-          <w:color w:val="000000"/>
-        </w:rPr>
-        <w:t xml:space="preserve"> nem adta fel a harcot. </w:t>
-      </w:r>
-      <w:proofErr w:type="spellStart"/>
-      <w:r>
-        <w:rPr>
-          <w:color w:val="000000"/>
-        </w:rPr>
-        <w:t>Végigküzdötte</w:t>
-      </w:r>
-      <w:proofErr w:type="spellEnd"/>
-      <w:r>
-        <w:rPr>
-          <w:color w:val="000000"/>
-        </w:rPr>
-        <w:t xml:space="preserve"> magát a fél világon, hogy </w:t>
-      </w:r>
-      <w:proofErr w:type="spellStart"/>
-      <w:r>
-        <w:rPr>
-          <w:color w:val="000000"/>
-        </w:rPr>
-        <w:t>betörjön</w:t>
-      </w:r>
-      <w:proofErr w:type="spellEnd"/>
-      <w:r>
-        <w:rPr>
-          <w:color w:val="000000"/>
-        </w:rPr>
-        <w:t xml:space="preserve"> egy titkos katonai laborba, hogy onnan dokumentumokat lopjon el, amikből kiderül hogyan tudná visszaváltoztatni Kolompért krumplivá. Ezzel záródna a második rész.</w:t>
+        <w:t>Tervezünk hozzá folytatást is. A troll nem adta fel a harcot. Végigküzdötte magát a fél világon, hogy betörjön egy titkos katonai laborba, hogy onnan dokumentumokat lopjon el, amikből kiderül hogyan tudná visszaváltoztatni Kolompért krumplivá. Ezzel záródna a második rész.</w:t>
       </w:r>
     </w:p>
     <w:p>
@@ -337,30 +207,8 @@
         <w:rPr>
           <w:color w:val="000000"/>
         </w:rPr>
-        <w:t xml:space="preserve">emberei. Most sültkrumplit akarnak belőle csinálni. A </w:t>
-      </w:r>
-      <w:proofErr w:type="spellStart"/>
-      <w:r>
-        <w:rPr>
-          <w:color w:val="000000"/>
-        </w:rPr>
-        <w:t>troll</w:t>
-      </w:r>
-      <w:proofErr w:type="spellEnd"/>
-      <w:r>
-        <w:rPr>
-          <w:color w:val="000000"/>
-        </w:rPr>
-        <w:t xml:space="preserve"> ismét elmegy kiszabadítani. Zárás: a történet végére a </w:t>
-      </w:r>
-      <w:proofErr w:type="spellStart"/>
-      <w:r>
-        <w:rPr>
-          <w:color w:val="000000"/>
-        </w:rPr>
-        <w:t>troll</w:t>
-      </w:r>
-      <w:proofErr w:type="spellEnd"/>
+        <w:t>emberei. Most sültkrumplit akarnak belőle csinálni. A troll ismét elmegy kiszabadítani. Zárás: a történet végére a troll</w:t>
+      </w:r>
       <w:r>
         <w:rPr>
           <w:color w:val="000000"/>
@@ -401,16 +249,8 @@
         <w:rPr>
           <w:color w:val="000000"/>
         </w:rPr>
-        <w:t xml:space="preserve">z </w:t>
-      </w:r>
-      <w:proofErr w:type="spellStart"/>
-      <w:r>
-        <w:rPr>
-          <w:color w:val="000000"/>
-        </w:rPr>
-        <w:t>étteremel</w:t>
-      </w:r>
-      <w:proofErr w:type="spellEnd"/>
+        <w:t>z étteremel</w:t>
+      </w:r>
       <w:r>
         <w:rPr>
           <w:color w:val="000000"/>
@@ -545,35 +385,7 @@
         <w:rPr>
           <w:color w:val="000000"/>
         </w:rPr>
-        <w:t xml:space="preserve"> elindításához kell a </w:t>
-      </w:r>
-      <w:proofErr w:type="spellStart"/>
-      <w:r>
-        <w:rPr>
-          <w:color w:val="000000"/>
-        </w:rPr>
-        <w:t>requests</w:t>
-      </w:r>
-      <w:proofErr w:type="spellEnd"/>
-      <w:r>
-        <w:rPr>
-          <w:color w:val="000000"/>
-        </w:rPr>
-        <w:t xml:space="preserve"> és a </w:t>
-      </w:r>
-      <w:proofErr w:type="spellStart"/>
-      <w:r>
-        <w:rPr>
-          <w:color w:val="000000"/>
-        </w:rPr>
-        <w:t>pygame-ce</w:t>
-      </w:r>
-      <w:proofErr w:type="spellEnd"/>
-      <w:r>
-        <w:rPr>
-          <w:color w:val="000000"/>
-        </w:rPr>
-        <w:t xml:space="preserve"> modulok vagy main.exe</w:t>
+        <w:t xml:space="preserve"> elindításához kell a requests és a pygame-ce modulok vagy main.exe</w:t>
       </w:r>
       <w:r>
         <w:rPr>
@@ -947,35 +759,7 @@
         <w:rPr>
           <w:color w:val="000000"/>
         </w:rPr>
-        <w:t xml:space="preserve">Python nyelven, Visual </w:t>
-      </w:r>
-      <w:proofErr w:type="spellStart"/>
-      <w:r>
-        <w:rPr>
-          <w:color w:val="000000"/>
-        </w:rPr>
-        <w:t>Studio</w:t>
-      </w:r>
-      <w:proofErr w:type="spellEnd"/>
-      <w:r>
-        <w:rPr>
-          <w:color w:val="000000"/>
-        </w:rPr>
-        <w:t xml:space="preserve"> </w:t>
-      </w:r>
-      <w:proofErr w:type="spellStart"/>
-      <w:r>
-        <w:rPr>
-          <w:color w:val="000000"/>
-        </w:rPr>
-        <w:t>Code</w:t>
-      </w:r>
-      <w:proofErr w:type="spellEnd"/>
-      <w:r>
-        <w:rPr>
-          <w:color w:val="000000"/>
-        </w:rPr>
-        <w:t xml:space="preserve"> fejlesztői környezetben.</w:t>
+        <w:t>Python nyelven, Visual Studio Code fejlesztői környezetben.</w:t>
       </w:r>
     </w:p>
     <w:p>
@@ -1032,19 +816,11 @@
           <w:color w:val="000000"/>
         </w:rPr>
       </w:pPr>
-      <w:proofErr w:type="spellStart"/>
-      <w:r>
-        <w:rPr>
-          <w:color w:val="000000"/>
-        </w:rPr>
-        <w:t>requests</w:t>
-      </w:r>
-      <w:proofErr w:type="spellEnd"/>
-      <w:r>
-        <w:rPr>
-          <w:color w:val="000000"/>
-        </w:rPr>
-        <w:t>: Ezzel küldünk HTTPS kéréseket.</w:t>
+      <w:r>
+        <w:rPr>
+          <w:color w:val="000000"/>
+        </w:rPr>
+        <w:t>requests: Ezzel küldünk HTTPS kéréseket.</w:t>
       </w:r>
     </w:p>
     <w:p>
@@ -1066,19 +842,11 @@
           <w:color w:val="000000"/>
         </w:rPr>
       </w:pPr>
-      <w:proofErr w:type="spellStart"/>
-      <w:r>
-        <w:rPr>
-          <w:color w:val="000000"/>
-        </w:rPr>
-        <w:t>pygame-ce</w:t>
-      </w:r>
-      <w:proofErr w:type="spellEnd"/>
-      <w:r>
-        <w:rPr>
-          <w:color w:val="000000"/>
-        </w:rPr>
-        <w:t>: A játék „motorja”, amivel készítettük el a játékot.</w:t>
+      <w:r>
+        <w:rPr>
+          <w:color w:val="000000"/>
+        </w:rPr>
+        <w:t>pygame-ce: A játék „motorja”, amivel készítettük el a játékot.</w:t>
       </w:r>
     </w:p>
     <w:p>
@@ -1106,21 +874,7 @@
           <w:color w:val="000000"/>
         </w:rPr>
         <w:lastRenderedPageBreak/>
-        <w:t xml:space="preserve">A pályák mátrixokban vannak eltárolva, a program végigmegy az aktuális mátrixon, amiben minden számhoz egy adott </w:t>
-      </w:r>
-      <w:proofErr w:type="spellStart"/>
-      <w:r>
-        <w:rPr>
-          <w:color w:val="000000"/>
-        </w:rPr>
-        <w:t>block</w:t>
-      </w:r>
-      <w:proofErr w:type="spellEnd"/>
-      <w:r>
-        <w:rPr>
-          <w:color w:val="000000"/>
-        </w:rPr>
-        <w:t>, entitás vagy a játékos van rendelve, ezt értelmezi, és megvalósítja.</w:t>
+        <w:t>A pályák mátrixokban vannak eltárolva, a program végigmegy az aktuális mátrixon, amiben minden számhoz egy adott block, entitás vagy a játékos van rendelve, ezt értelmezi, és megvalósítja.</w:t>
       </w:r>
     </w:p>
     <w:p>
@@ -1430,21 +1184,7 @@
         <w:rPr>
           <w:color w:val="000000"/>
         </w:rPr>
-        <w:t>A kommunikáció WEB API-</w:t>
-      </w:r>
-      <w:proofErr w:type="spellStart"/>
-      <w:r>
-        <w:rPr>
-          <w:color w:val="000000"/>
-        </w:rPr>
-        <w:t>val</w:t>
-      </w:r>
-      <w:proofErr w:type="spellEnd"/>
-      <w:r>
-        <w:rPr>
-          <w:color w:val="000000"/>
-        </w:rPr>
-        <w:t xml:space="preserve"> történik a végpontokkal.</w:t>
+        <w:t>A kommunikáció WEB API-val történik a végpontokkal.</w:t>
       </w:r>
     </w:p>
     <w:p>
@@ -1507,14 +1247,12 @@
         </w:rPr>
         <w:t xml:space="preserve">, vagy a </w:t>
       </w:r>
-      <w:proofErr w:type="spellStart"/>
-      <w:r>
-        <w:rPr>
-          <w:color w:val="000000"/>
-        </w:rPr>
-        <w:t>sweagerben</w:t>
-      </w:r>
-      <w:proofErr w:type="spellEnd"/>
+      <w:r>
+        <w:rPr>
+          <w:color w:val="000000"/>
+        </w:rPr>
+        <w:t>Swagger UI-n</w:t>
+      </w:r>
       <w:r>
         <w:rPr>
           <w:color w:val="000000"/>
@@ -1557,15 +1295,7 @@
         <w:ind w:left="714" w:hanging="357"/>
       </w:pPr>
       <w:r>
-        <w:t xml:space="preserve">Van </w:t>
-      </w:r>
-      <w:proofErr w:type="spellStart"/>
-      <w:r>
-        <w:t>Admin</w:t>
-      </w:r>
-      <w:proofErr w:type="spellEnd"/>
-      <w:r>
-        <w:t xml:space="preserve"> felhasználó, és végpontjai, </w:t>
+        <w:t xml:space="preserve">Van Admin felhasználó, és végpontjai, </w:t>
       </w:r>
       <w:r>
         <w:t>így az</w:t>
@@ -1596,13 +1326,8 @@
         <w:spacing w:after="120" w:line="240" w:lineRule="auto"/>
       </w:pPr>
       <w:r>
-        <w:t xml:space="preserve">Felhasználónév: </w:t>
-      </w:r>
-      <w:proofErr w:type="spellStart"/>
-      <w:r>
-        <w:t>krisz</w:t>
-      </w:r>
-      <w:proofErr w:type="spellEnd"/>
+        <w:t>Felhasználónév: krisz</w:t>
+      </w:r>
     </w:p>
     <w:p>
       <w:pPr>
@@ -1640,15 +1365,7 @@
         <w:ind w:left="714" w:hanging="357"/>
       </w:pPr>
       <w:r>
-        <w:t xml:space="preserve">Felhasznált </w:t>
-      </w:r>
-      <w:proofErr w:type="spellStart"/>
-      <w:r>
-        <w:t>Nuget</w:t>
-      </w:r>
-      <w:proofErr w:type="spellEnd"/>
-      <w:r>
-        <w:t xml:space="preserve"> csomagok:</w:t>
+        <w:t>Felhasznált Nuget csomagok:</w:t>
       </w:r>
     </w:p>
     <w:p>
@@ -1666,13 +1383,8 @@
         </w:pBdr>
         <w:spacing w:after="120" w:line="240" w:lineRule="auto"/>
       </w:pPr>
-      <w:proofErr w:type="spellStart"/>
-      <w:r>
-        <w:t>MailKit</w:t>
-      </w:r>
-      <w:proofErr w:type="spellEnd"/>
-      <w:r>
-        <w:t>**</w:t>
+      <w:r>
+        <w:t>MailKit**</w:t>
       </w:r>
     </w:p>
     <w:p>
@@ -1690,13 +1402,8 @@
         </w:pBdr>
         <w:spacing w:after="120" w:line="240" w:lineRule="auto"/>
       </w:pPr>
-      <w:proofErr w:type="spellStart"/>
-      <w:r>
-        <w:t>Microsoft.AspNetCore.Authentication.JwtBearer</w:t>
-      </w:r>
-      <w:proofErr w:type="spellEnd"/>
-      <w:r>
-        <w:t>*</w:t>
+      <w:r>
+        <w:t>Microsoft.AspNetCore.Authentication.JwtBearer*</w:t>
       </w:r>
     </w:p>
     <w:p>
@@ -1714,13 +1421,8 @@
         </w:pBdr>
         <w:spacing w:after="120" w:line="240" w:lineRule="auto"/>
       </w:pPr>
-      <w:proofErr w:type="spellStart"/>
-      <w:r>
-        <w:t>Microsoft.AspNetCore.Identity.EntityFrameworkCore</w:t>
-      </w:r>
-      <w:proofErr w:type="spellEnd"/>
-      <w:r>
-        <w:t>*</w:t>
+      <w:r>
+        <w:t>Microsoft.AspNetCore.Identity.EntityFrameworkCore*</w:t>
       </w:r>
     </w:p>
     <w:p>
@@ -1738,13 +1440,8 @@
         </w:pBdr>
         <w:spacing w:after="120" w:line="240" w:lineRule="auto"/>
       </w:pPr>
-      <w:proofErr w:type="spellStart"/>
-      <w:r>
-        <w:t>Microsoft.EntityFrameworkCore.Tools</w:t>
-      </w:r>
-      <w:proofErr w:type="spellEnd"/>
-      <w:r>
-        <w:t>*</w:t>
+      <w:r>
+        <w:t>Microsoft.EntityFrameworkCore.Tools*</w:t>
       </w:r>
     </w:p>
     <w:p>
@@ -1762,13 +1459,8 @@
         </w:pBdr>
         <w:spacing w:after="120" w:line="240" w:lineRule="auto"/>
       </w:pPr>
-      <w:proofErr w:type="spellStart"/>
-      <w:r>
-        <w:t>MySql.EntityFrameworkCore</w:t>
-      </w:r>
-      <w:proofErr w:type="spellEnd"/>
-      <w:r>
-        <w:t>*</w:t>
+      <w:r>
+        <w:t>MySql.EntityFrameworkCore*</w:t>
       </w:r>
     </w:p>
     <w:p>
@@ -1796,29 +1488,13 @@
         <w:t>éhez</w:t>
       </w:r>
       <w:r>
-        <w:t xml:space="preserve">: </w:t>
-      </w:r>
-      <w:proofErr w:type="spellStart"/>
-      <w:r>
-        <w:t>Moq</w:t>
-      </w:r>
-      <w:proofErr w:type="spellEnd"/>
-      <w:r>
-        <w:t xml:space="preserve">**, </w:t>
-      </w:r>
-      <w:proofErr w:type="spellStart"/>
-      <w:r>
-        <w:t>Fluen</w:t>
+        <w:t>: Moq**, Fluen</w:t>
       </w:r>
       <w:r>
         <w:t>t</w:t>
       </w:r>
       <w:r>
-        <w:t>Assertions</w:t>
-      </w:r>
-      <w:proofErr w:type="spellEnd"/>
-      <w:r>
-        <w:t>**</w:t>
+        <w:t>Assertions**</w:t>
       </w:r>
     </w:p>
     <w:p>
@@ -1891,16 +1567,8 @@
         <w:rPr>
           <w:color w:val="000000"/>
         </w:rPr>
-        <w:t xml:space="preserve">Az adatbázist </w:t>
-      </w:r>
-      <w:proofErr w:type="spellStart"/>
-      <w:r>
-        <w:rPr>
-          <w:color w:val="000000"/>
-        </w:rPr>
-        <w:t>Xampp</w:t>
-      </w:r>
-      <w:proofErr w:type="spellEnd"/>
+        <w:t>Az adatbázist Xampp</w:t>
+      </w:r>
       <w:r>
         <w:rPr>
           <w:color w:val="000000"/>
@@ -1911,16 +1579,8 @@
         <w:rPr>
           <w:color w:val="000000"/>
         </w:rPr>
-        <w:t xml:space="preserve"> program által </w:t>
-      </w:r>
-      <w:proofErr w:type="spellStart"/>
-      <w:r>
-        <w:rPr>
-          <w:color w:val="000000"/>
-        </w:rPr>
-        <w:t>Mysql</w:t>
-      </w:r>
-      <w:proofErr w:type="spellEnd"/>
+        <w:t xml:space="preserve"> program által Mysql</w:t>
+      </w:r>
       <w:r>
         <w:rPr>
           <w:color w:val="000000"/>
@@ -1954,16 +1614,8 @@
         <w:rPr>
           <w:color w:val="000000"/>
         </w:rPr>
-        <w:t xml:space="preserve">Az adatbázis neve: </w:t>
-      </w:r>
-      <w:proofErr w:type="spellStart"/>
-      <w:r>
-        <w:rPr>
-          <w:color w:val="000000"/>
-        </w:rPr>
-        <w:t>for_the_potato</w:t>
-      </w:r>
-      <w:proofErr w:type="spellEnd"/>
+        <w:t>Az adatbázis neve: for_the_potato</w:t>
+      </w:r>
     </w:p>
     <w:p>
       <w:pPr>
@@ -2000,13 +1652,8 @@
         </w:pBdr>
         <w:spacing w:after="120" w:line="240" w:lineRule="auto"/>
       </w:pPr>
-      <w:proofErr w:type="spellStart"/>
-      <w:r>
-        <w:t>Identity.FrameWorkCore</w:t>
-      </w:r>
-      <w:proofErr w:type="spellEnd"/>
-      <w:r>
-        <w:t xml:space="preserve"> modullal létrehozzuk a felhasználóhoz kapcsolódó táblákat.</w:t>
+      <w:r>
+        <w:t>Identity.FrameWorkCore modullal létrehozzuk a felhasználóhoz kapcsolódó táblákat.</w:t>
       </w:r>
     </w:p>
     <w:p>
@@ -2024,11 +1671,9 @@
         </w:pBdr>
         <w:spacing w:after="120" w:line="240" w:lineRule="auto"/>
       </w:pPr>
-      <w:proofErr w:type="spellStart"/>
       <w:r>
         <w:t>velemeny</w:t>
       </w:r>
-      <w:proofErr w:type="spellEnd"/>
     </w:p>
     <w:p>
       <w:pPr>
@@ -2045,11 +1690,9 @@
         </w:pBdr>
         <w:spacing w:after="120" w:line="240" w:lineRule="auto"/>
       </w:pPr>
-      <w:proofErr w:type="spellStart"/>
       <w:r>
         <w:t>saves</w:t>
       </w:r>
-      <w:proofErr w:type="spellEnd"/>
     </w:p>
     <w:p>
       <w:pPr>
@@ -2220,13 +1863,8 @@
         </w:rPr>
         <w:t xml:space="preserve">Technológia: </w:t>
       </w:r>
-      <w:proofErr w:type="spellStart"/>
-      <w:r>
-        <w:t>Bun</w:t>
-      </w:r>
-      <w:proofErr w:type="spellEnd"/>
-      <w:r>
-        <w:t>-t használunk</w:t>
+      <w:r>
+        <w:t>Bun-t használunk</w:t>
       </w:r>
       <w:r>
         <w:t xml:space="preserve"> </w:t>
@@ -2243,15 +1881,7 @@
         <w:t xml:space="preserve"> </w:t>
       </w:r>
       <w:r>
-        <w:t xml:space="preserve">a </w:t>
-      </w:r>
-      <w:proofErr w:type="spellStart"/>
-      <w:r>
-        <w:t>React</w:t>
-      </w:r>
-      <w:proofErr w:type="spellEnd"/>
-      <w:r>
-        <w:t xml:space="preserve"> projekt létrehozásához, csomagok kezelését.</w:t>
+        <w:t>a React projekt létrehozásához, csomagok kezelését.</w:t>
       </w:r>
     </w:p>
     <w:p>
@@ -2283,31 +1913,7 @@
         </w:rPr>
       </w:pPr>
       <w:r>
-        <w:t xml:space="preserve">Ha le van telepítve a </w:t>
-      </w:r>
-      <w:proofErr w:type="spellStart"/>
-      <w:r>
-        <w:t>bun</w:t>
-      </w:r>
-      <w:proofErr w:type="spellEnd"/>
-      <w:r>
-        <w:t xml:space="preserve">. Akkor projekt letöltése után a projektmappát Visual </w:t>
-      </w:r>
-      <w:proofErr w:type="spellStart"/>
-      <w:r>
-        <w:t>Studio</w:t>
-      </w:r>
-      <w:proofErr w:type="spellEnd"/>
-      <w:r>
-        <w:t xml:space="preserve"> </w:t>
-      </w:r>
-      <w:proofErr w:type="spellStart"/>
-      <w:r>
-        <w:t>Code-on</w:t>
-      </w:r>
-      <w:proofErr w:type="spellEnd"/>
-      <w:r>
-        <w:t xml:space="preserve"> nyissuk meg.</w:t>
+        <w:t>Ha le van telepítve a bun. Akkor projekt letöltése után a projektmappát Visual Studio Code-on nyissuk meg.</w:t>
       </w:r>
     </w:p>
     <w:p>
@@ -2339,23 +1945,7 @@
         </w:rPr>
       </w:pPr>
       <w:r>
-        <w:t>Írjuk be: „</w:t>
-      </w:r>
-      <w:proofErr w:type="spellStart"/>
-      <w:r>
-        <w:t>bun</w:t>
-      </w:r>
-      <w:proofErr w:type="spellEnd"/>
-      <w:r>
-        <w:t xml:space="preserve"> </w:t>
-      </w:r>
-      <w:proofErr w:type="spellStart"/>
-      <w:r>
-        <w:t>install</w:t>
-      </w:r>
-      <w:proofErr w:type="spellEnd"/>
-      <w:r>
-        <w:t>” és letölti a projekthez szükséges könyvtárakat.</w:t>
+        <w:t>Írjuk be: „bun install” és letölti a projekthez szükséges könyvtárakat.</w:t>
       </w:r>
     </w:p>
     <w:p>
@@ -2374,23 +1964,7 @@
         <w:t xml:space="preserve">Indítsuk el a </w:t>
       </w:r>
       <w:r>
-        <w:t>weboldal szerverét, a „</w:t>
-      </w:r>
-      <w:proofErr w:type="spellStart"/>
-      <w:r>
-        <w:t>bun</w:t>
-      </w:r>
-      <w:proofErr w:type="spellEnd"/>
-      <w:r>
-        <w:t xml:space="preserve"> </w:t>
-      </w:r>
-      <w:proofErr w:type="spellStart"/>
-      <w:r>
-        <w:t>dev</w:t>
-      </w:r>
-      <w:proofErr w:type="spellEnd"/>
-      <w:r>
-        <w:t>” paranccsal és menjünk a megadott linkre a weboldalhoz.</w:t>
+        <w:t>weboldal szerverét, a „bun dev” paranccsal és menjünk a megadott linkre a weboldalhoz.</w:t>
       </w:r>
     </w:p>
     <w:p>
@@ -2416,48 +1990,10 @@
         <w:rPr>
           <w:color w:val="000000"/>
         </w:rPr>
-        <w:t xml:space="preserve">Ehhez HTML-t, CSS-t, </w:t>
-      </w:r>
-      <w:proofErr w:type="spellStart"/>
-      <w:r>
-        <w:rPr>
-          <w:color w:val="000000"/>
-        </w:rPr>
-        <w:t>Bootstrap</w:t>
-      </w:r>
-      <w:proofErr w:type="spellEnd"/>
-      <w:r>
-        <w:rPr>
-          <w:color w:val="000000"/>
-        </w:rPr>
-        <w:t xml:space="preserve"> 5-öt és </w:t>
-      </w:r>
-      <w:proofErr w:type="spellStart"/>
-      <w:r>
-        <w:rPr>
-          <w:color w:val="000000"/>
-        </w:rPr>
-        <w:t>Javascript</w:t>
-      </w:r>
-      <w:proofErr w:type="spellEnd"/>
-      <w:r>
-        <w:t xml:space="preserve"> programozási nyelvet használunk </w:t>
-      </w:r>
-      <w:proofErr w:type="spellStart"/>
-      <w:r>
-        <w:t>React</w:t>
-      </w:r>
-      <w:proofErr w:type="spellEnd"/>
-      <w:r>
-        <w:t xml:space="preserve"> keretrendszerrel különböző </w:t>
-      </w:r>
-      <w:proofErr w:type="spellStart"/>
-      <w:r>
-        <w:t>Javascript</w:t>
-      </w:r>
-      <w:proofErr w:type="spellEnd"/>
-      <w:r>
-        <w:t xml:space="preserve"> könyvtárakkal.</w:t>
+        <w:t>Ehhez HTML-t, CSS-t, Bootstrap 5-öt és Javascript</w:t>
+      </w:r>
+      <w:r>
+        <w:t xml:space="preserve"> programozási nyelvet használunk React keretrendszerrel különböző Javascript könyvtárakkal.</w:t>
       </w:r>
     </w:p>
     <w:p>
@@ -2528,13 +2064,8 @@
         <w:spacing w:before="0" w:after="0" w:line="240" w:lineRule="auto"/>
         <w:jc w:val="both"/>
       </w:pPr>
-      <w:proofErr w:type="spellStart"/>
-      <w:r>
-        <w:t>React</w:t>
-      </w:r>
-      <w:proofErr w:type="spellEnd"/>
-      <w:r>
-        <w:t xml:space="preserve"> modulok:</w:t>
+      <w:r>
+        <w:t>React modulok:</w:t>
       </w:r>
     </w:p>
     <w:p>
@@ -2545,21 +2076,8 @@
         </w:numPr>
       </w:pPr>
       <w:r>
-        <w:t xml:space="preserve">Teszteléshez: @testing-library/react, </w:t>
-      </w:r>
-      <w:proofErr w:type="spellStart"/>
-      <w:r>
-        <w:t>bun:test</w:t>
-      </w:r>
-      <w:proofErr w:type="spellEnd"/>
-      <w:r>
-        <w:t xml:space="preserve">, </w:t>
-      </w:r>
-      <w:proofErr w:type="spellStart"/>
-      <w:r>
-        <w:t>jsdom</w:t>
-      </w:r>
-      <w:proofErr w:type="spellEnd"/>
+        <w:t>Teszteléshez: @testing-library/react, bun:test, jsdom</w:t>
+      </w:r>
     </w:p>
     <w:p>
       <w:pPr>
@@ -2569,29 +2087,11 @@
         </w:numPr>
       </w:pPr>
       <w:r>
-        <w:t xml:space="preserve">Használatban: </w:t>
-      </w:r>
-      <w:proofErr w:type="spellStart"/>
-      <w:r>
-        <w:t>react</w:t>
-      </w:r>
-      <w:proofErr w:type="spellEnd"/>
-      <w:r>
-        <w:t>-router-</w:t>
-      </w:r>
-      <w:proofErr w:type="spellStart"/>
-      <w:r>
-        <w:t>dom</w:t>
-      </w:r>
-      <w:proofErr w:type="spellEnd"/>
-      <w:r>
-        <w:t xml:space="preserve">, </w:t>
-      </w:r>
-      <w:proofErr w:type="spellStart"/>
-      <w:r>
-        <w:t>axios</w:t>
-      </w:r>
-      <w:proofErr w:type="spellEnd"/>
+        <w:t>Használatban: react-router-dom</w:t>
+      </w:r>
+      <w:r>
+        <w:t>, axios</w:t>
+      </w:r>
     </w:p>
     <w:p>
       <w:pPr>
@@ -2663,15 +2163,7 @@
         <w:t xml:space="preserve"> </w:t>
       </w:r>
       <w:r>
-        <w:t xml:space="preserve">Visual </w:t>
-      </w:r>
-      <w:proofErr w:type="spellStart"/>
-      <w:r>
-        <w:t>Studio</w:t>
-      </w:r>
-      <w:proofErr w:type="spellEnd"/>
-      <w:r>
-        <w:t xml:space="preserve"> 2022 .NET 8.0 WPF alkalmazás</w:t>
+        <w:t>Visual Studio 2022 .NET 8.0 WPF alkalmazás</w:t>
       </w:r>
       <w:r>
         <w:t>.</w:t>
@@ -2720,86 +2212,17 @@
         <w:spacing w:line="360" w:lineRule="auto"/>
       </w:pPr>
       <w:r>
-        <w:t xml:space="preserve">Adatbázis </w:t>
-      </w:r>
-      <w:proofErr w:type="spellStart"/>
-      <w:r>
-        <w:t>connectionString</w:t>
-      </w:r>
-      <w:proofErr w:type="spellEnd"/>
-      <w:r>
-        <w:t xml:space="preserve"> részeinek megadása. Most csak egy adatbázis miatt előre ki van töltve a Server </w:t>
-      </w:r>
-      <w:proofErr w:type="spellStart"/>
-      <w:r>
-        <w:t>name</w:t>
-      </w:r>
-      <w:proofErr w:type="spellEnd"/>
-      <w:r>
-        <w:t xml:space="preserve">: </w:t>
-      </w:r>
-      <w:proofErr w:type="spellStart"/>
-      <w:r>
-        <w:t>localhost-ra</w:t>
-      </w:r>
-      <w:proofErr w:type="spellEnd"/>
-      <w:r>
-        <w:t xml:space="preserve">, és a </w:t>
-      </w:r>
-      <w:proofErr w:type="spellStart"/>
-      <w:r>
-        <w:t>Database</w:t>
-      </w:r>
-      <w:proofErr w:type="spellEnd"/>
-      <w:r>
-        <w:t xml:space="preserve"> </w:t>
-      </w:r>
-      <w:proofErr w:type="spellStart"/>
-      <w:r>
-        <w:t>name</w:t>
-      </w:r>
-      <w:proofErr w:type="spellEnd"/>
-      <w:r>
-        <w:t>: „</w:t>
-      </w:r>
-      <w:proofErr w:type="spellStart"/>
-      <w:r>
-        <w:t>for_the_potato</w:t>
-      </w:r>
-      <w:proofErr w:type="spellEnd"/>
-      <w:r>
-        <w:t>”</w:t>
+        <w:t>Adatbázis connectionString részeinek megadása. Most csak egy adatbázis miatt előre ki van töltve a Server name: localhost-ra, és a Database name: „for_the_potato”</w:t>
       </w:r>
       <w:r>
         <w:t xml:space="preserve">. A kitöltendő mezőkbe a </w:t>
       </w:r>
       <w:r>
-        <w:t xml:space="preserve">kódba megírt </w:t>
-      </w:r>
-      <w:proofErr w:type="spellStart"/>
-      <w:r>
-        <w:t>Admin</w:t>
-      </w:r>
-      <w:proofErr w:type="spellEnd"/>
-      <w:r>
-        <w:t xml:space="preserve"> felhasználó nevével és </w:t>
-      </w:r>
-      <w:proofErr w:type="spellStart"/>
-      <w:r>
-        <w:t>jelszavával</w:t>
-      </w:r>
-      <w:proofErr w:type="spellEnd"/>
-      <w:r>
-        <w:t>.</w:t>
-      </w:r>
-      <w:r>
-        <w:t xml:space="preserve"> Aztán POST kéréssel elküldjük és megkapjuk a JWT </w:t>
-      </w:r>
-      <w:proofErr w:type="spellStart"/>
-      <w:r>
-        <w:t>tokent</w:t>
-      </w:r>
-      <w:proofErr w:type="spellEnd"/>
+        <w:t>kódba megírt Admin felhasználó nevével és jelszavával.</w:t>
+      </w:r>
+      <w:r>
+        <w:t xml:space="preserve"> Aztán POST kéréssel elküldjük és megkapjuk a JWT tokent</w:t>
+      </w:r>
       <w:r>
         <w:t>.</w:t>
       </w:r>
@@ -2814,34 +2237,10 @@
         <w:spacing w:line="360" w:lineRule="auto"/>
       </w:pPr>
       <w:r>
-        <w:t xml:space="preserve">Utána egy ablak jelenik meg, ahol egy </w:t>
-      </w:r>
-      <w:proofErr w:type="spellStart"/>
-      <w:r>
-        <w:t>Datagrid</w:t>
-      </w:r>
-      <w:proofErr w:type="spellEnd"/>
-      <w:r>
-        <w:t>, k</w:t>
-      </w:r>
-      <w:r>
-        <w:t xml:space="preserve">ettő </w:t>
-      </w:r>
-      <w:proofErr w:type="spellStart"/>
-      <w:r>
-        <w:t>MenuItem</w:t>
-      </w:r>
-      <w:proofErr w:type="spellEnd"/>
-      <w:r>
-        <w:t xml:space="preserve">, és </w:t>
-      </w:r>
-      <w:proofErr w:type="spellStart"/>
-      <w:r>
-        <w:t>ListBox</w:t>
-      </w:r>
-      <w:proofErr w:type="spellEnd"/>
-      <w:r>
-        <w:t>.</w:t>
+        <w:t>Utána egy ablak jelenik meg, ahol egy Datagrid, k</w:t>
+      </w:r>
+      <w:r>
+        <w:t>ettő MenuItem, és ListBox.</w:t>
       </w:r>
     </w:p>
     <w:p>
@@ -2853,21 +2252,8 @@
         </w:numPr>
         <w:spacing w:line="360" w:lineRule="auto"/>
       </w:pPr>
-      <w:proofErr w:type="spellStart"/>
-      <w:r>
-        <w:t>Listbox</w:t>
-      </w:r>
-      <w:proofErr w:type="spellEnd"/>
-      <w:r>
-        <w:t xml:space="preserve">: Az adatbázis tábláit sorolja fel, ha valamelyiket kattintunk, akkor annak a táblának adatait jeleníti meg a </w:t>
-      </w:r>
-      <w:proofErr w:type="spellStart"/>
-      <w:r>
-        <w:t>Datagriden</w:t>
-      </w:r>
-      <w:proofErr w:type="spellEnd"/>
-      <w:r>
-        <w:t>.</w:t>
+      <w:r>
+        <w:t>Listbox: Az adatbázis tábláit sorolja fel, ha valamelyiket kattintunk, akkor annak a táblának adatait jeleníti meg a Datagriden.</w:t>
       </w:r>
     </w:p>
     <w:p>
@@ -2879,21 +2265,8 @@
         </w:numPr>
         <w:spacing w:line="360" w:lineRule="auto"/>
       </w:pPr>
-      <w:proofErr w:type="spellStart"/>
-      <w:r>
-        <w:t>Datagrid</w:t>
-      </w:r>
-      <w:proofErr w:type="spellEnd"/>
-      <w:r>
-        <w:t xml:space="preserve">: Megjeleníti a kiválasztott </w:t>
-      </w:r>
-      <w:proofErr w:type="spellStart"/>
-      <w:r>
-        <w:t>ListBox</w:t>
-      </w:r>
-      <w:proofErr w:type="spellEnd"/>
-      <w:r>
-        <w:t xml:space="preserve"> elem táblának adatait</w:t>
+      <w:r>
+        <w:t>Datagrid: Megjeleníti a kiválasztott ListBox elem táblának adatait</w:t>
       </w:r>
       <w:r>
         <w:t>.</w:t>
@@ -2908,14 +2281,9 @@
         </w:numPr>
         <w:spacing w:line="360" w:lineRule="auto"/>
       </w:pPr>
-      <w:proofErr w:type="spellStart"/>
       <w:r>
         <w:lastRenderedPageBreak/>
-        <w:t>MenuItemek</w:t>
-      </w:r>
-      <w:proofErr w:type="spellEnd"/>
-      <w:r>
-        <w:t>: „Műveletek”, „Kijelentkezés”:</w:t>
+        <w:t>MenuItemek: „Műveletek”, „Kijelentkezés”:</w:t>
       </w:r>
     </w:p>
     <w:p>
@@ -2928,23 +2296,7 @@
         <w:spacing w:line="360" w:lineRule="auto"/>
       </w:pPr>
       <w:r>
-        <w:t xml:space="preserve">„Műveletek” </w:t>
-      </w:r>
-      <w:proofErr w:type="spellStart"/>
-      <w:r>
-        <w:t>menuItem</w:t>
-      </w:r>
-      <w:proofErr w:type="spellEnd"/>
-      <w:r>
-        <w:t xml:space="preserve"> megnyomása után négy </w:t>
-      </w:r>
-      <w:proofErr w:type="spellStart"/>
-      <w:r>
-        <w:t>MenuItem</w:t>
-      </w:r>
-      <w:proofErr w:type="spellEnd"/>
-      <w:r>
-        <w:t xml:space="preserve"> van:</w:t>
+        <w:t>„Műveletek” menuItem megnyomása után négy MenuItem van:</w:t>
       </w:r>
     </w:p>
     <w:p>
@@ -3016,15 +2368,7 @@
         <w:t>”: A jelenlegi tábla kiválasztott rekord törlése</w:t>
       </w:r>
       <w:r>
-        <w:t xml:space="preserve"> az </w:t>
-      </w:r>
-      <w:proofErr w:type="spellStart"/>
-      <w:r>
-        <w:t>Id</w:t>
-      </w:r>
-      <w:proofErr w:type="spellEnd"/>
-      <w:r>
-        <w:t>-ja alapján. H</w:t>
+        <w:t xml:space="preserve"> az Id-ja alapján. H</w:t>
       </w:r>
       <w:r>
         <w:t>a nincsen kiválasztva, akkor nem elérhető</w:t>
@@ -3062,13 +2406,8 @@
       </w:pPr>
       <w:r>
         <w:lastRenderedPageBreak/>
-        <w:t xml:space="preserve">Borsod </w:t>
-      </w:r>
-      <w:proofErr w:type="spellStart"/>
-      <w:r>
-        <w:t>Coding</w:t>
-      </w:r>
-      <w:proofErr w:type="spellEnd"/>
+        <w:t>Borsod Coding</w:t>
+      </w:r>
     </w:p>
     <w:p>
       <w:pPr>
@@ -3089,21 +2428,7 @@
         <w:rPr>
           <w:color w:val="000000"/>
         </w:rPr>
-        <w:t xml:space="preserve">A nevünk egy emlékeztető arra, honnan jöttünk és milyen utat jártunk be </w:t>
-      </w:r>
-      <w:proofErr w:type="spellStart"/>
-      <w:r>
-        <w:rPr>
-          <w:color w:val="000000"/>
-        </w:rPr>
-        <w:t>ezidáig</w:t>
-      </w:r>
-      <w:proofErr w:type="spellEnd"/>
-      <w:r>
-        <w:rPr>
-          <w:color w:val="000000"/>
-        </w:rPr>
-        <w:t>. Emellett szerettünk volna valami vállalatos hangzású nevet.</w:t>
+        <w:t>A nevünk egy emlékeztető arra, honnan jöttünk és milyen utat jártunk be ezidáig. Emellett szerettünk volna valami vállalatos hangzású nevet.</w:t>
       </w:r>
     </w:p>
     <w:p>
@@ -3249,14 +2574,12 @@
         <w:spacing w:line="240" w:lineRule="auto"/>
         <w:ind w:left="714" w:hanging="357"/>
       </w:pPr>
-      <w:proofErr w:type="spellStart"/>
       <w:r>
         <w:rPr>
           <w:color w:val="000000"/>
         </w:rPr>
         <w:t>Github</w:t>
       </w:r>
-      <w:proofErr w:type="spellEnd"/>
     </w:p>
     <w:p>
       <w:pPr>
@@ -3317,14 +2640,12 @@
         <w:spacing w:line="240" w:lineRule="auto"/>
         <w:ind w:left="714" w:hanging="357"/>
       </w:pPr>
-      <w:proofErr w:type="spellStart"/>
       <w:r>
         <w:rPr>
           <w:color w:val="000000"/>
         </w:rPr>
         <w:t>Trello</w:t>
       </w:r>
-      <w:proofErr w:type="spellEnd"/>
     </w:p>
     <w:sectPr>
       <w:pgSz w:w="16838" w:h="11906" w:orient="landscape"/>

--- a/Borsod Coding - For the potato.docx
+++ b/Borsod Coding - For the potato.docx
@@ -249,7 +249,19 @@
         <w:rPr>
           <w:color w:val="000000"/>
         </w:rPr>
-        <w:t>z étteremel</w:t>
+        <w:t>z étterem</w:t>
+      </w:r>
+      <w:r>
+        <w:rPr>
+          <w:color w:val="000000"/>
+        </w:rPr>
+        <w:t>m</w:t>
+      </w:r>
+      <w:r>
+        <w:rPr>
+          <w:color w:val="000000"/>
+        </w:rPr>
+        <w:t>el</w:t>
       </w:r>
       <w:r>
         <w:rPr>
@@ -1530,6 +1542,81 @@
     </w:p>
     <w:p>
       <w:pPr>
+        <w:ind w:left="360"/>
+      </w:pPr>
+      <w:r>
+        <w:rPr>
+          <w:b/>
+          <w:bCs/>
+        </w:rPr>
+        <w:t>Használat:</w:t>
+      </w:r>
+    </w:p>
+    <w:p>
+      <w:pPr>
+        <w:pStyle w:val="Listaszerbekezds"/>
+        <w:numPr>
+          <w:ilvl w:val="0"/>
+          <w:numId w:val="20"/>
+        </w:numPr>
+      </w:pPr>
+      <w:r>
+        <w:t>Xampp alkalmazáson indíts</w:t>
+      </w:r>
+      <w:r>
+        <w:t>uk</w:t>
+      </w:r>
+      <w:r>
+        <w:t xml:space="preserve"> el Apache és MySQL modulokat, vagy Docker alkalmazáson a legfrissebb MySQL „image” letöltés</w:t>
+      </w:r>
+      <w:r>
+        <w:t>ét</w:t>
+      </w:r>
+      <w:r>
+        <w:t xml:space="preserve"> és hozz</w:t>
+      </w:r>
+      <w:r>
+        <w:t>unk</w:t>
+      </w:r>
+      <w:r>
+        <w:t xml:space="preserve"> létre egy olyan „container”-t, ahol MYSQL_ALLOW_EMPTY_PASSWORD kell megadni változónak!</w:t>
+      </w:r>
+    </w:p>
+    <w:p>
+      <w:pPr>
+        <w:pStyle w:val="Listaszerbekezds"/>
+        <w:numPr>
+          <w:ilvl w:val="0"/>
+          <w:numId w:val="20"/>
+        </w:numPr>
+      </w:pPr>
+      <w:r>
+        <w:t xml:space="preserve">A Visual Studio </w:t>
+      </w:r>
+      <w:r>
+        <w:t>Community-ben Package Manager konzolon írj</w:t>
+      </w:r>
+      <w:r>
+        <w:t>uk</w:t>
+      </w:r>
+      <w:r>
+        <w:t xml:space="preserve"> be „update-database”, így létrehozza az adatbázist.</w:t>
+      </w:r>
+    </w:p>
+    <w:p>
+      <w:pPr>
+        <w:pStyle w:val="Listaszerbekezds"/>
+        <w:numPr>
+          <w:ilvl w:val="0"/>
+          <w:numId w:val="20"/>
+        </w:numPr>
+      </w:pPr>
+      <w:r>
+        <w:t>Indítsuk el a szervert!</w:t>
+      </w:r>
+    </w:p>
+    <w:p>
+      <w:pPr>
         <w:pStyle w:val="Cmsor2"/>
         <w:spacing w:line="240" w:lineRule="auto"/>
         <w:rPr>
@@ -1729,6 +1816,7 @@
         <w:spacing w:after="120" w:line="240" w:lineRule="auto"/>
       </w:pPr>
       <w:r>
+        <w:lastRenderedPageBreak/>
         <w:t>mentesek</w:t>
       </w:r>
     </w:p>
@@ -1825,7 +1913,6 @@
           <w:sz w:val="56"/>
           <w:szCs w:val="56"/>
         </w:rPr>
-        <w:lastRenderedPageBreak/>
         <w:t>Frontend:</w:t>
       </w:r>
     </w:p>
@@ -1993,7 +2080,13 @@
         <w:t>Ehhez HTML-t, CSS-t, Bootstrap 5-öt és Javascript</w:t>
       </w:r>
       <w:r>
-        <w:t xml:space="preserve"> programozási nyelvet használunk React keretrendszerrel különböző Javascript könyvtárakkal.</w:t>
+        <w:t xml:space="preserve"> programozási nyelvet</w:t>
+      </w:r>
+      <w:r>
+        <w:t xml:space="preserve"> használunk</w:t>
+      </w:r>
+      <w:r>
+        <w:t>.</w:t>
       </w:r>
     </w:p>
     <w:p>
@@ -2013,7 +2106,13 @@
         <w:jc w:val="both"/>
       </w:pPr>
       <w:r>
-        <w:t>A weboldalt teljesen csak a regisztrálás vagy bejelentkezés után juthatnak el az összes weboldalra.</w:t>
+        <w:t>A weboldalt teljesen csak a regisztrálás vagy bejelentkezés után jut</w:t>
+      </w:r>
+      <w:r>
+        <w:t>hatunk</w:t>
+      </w:r>
+      <w:r>
+        <w:t xml:space="preserve"> el az összes weboldalra.</w:t>
       </w:r>
     </w:p>
     <w:p>
@@ -2033,6 +2132,7 @@
         <w:jc w:val="both"/>
       </w:pPr>
       <w:r>
+        <w:lastRenderedPageBreak/>
         <w:t xml:space="preserve">Dockerfile segítségével a </w:t>
       </w:r>
       <w:hyperlink r:id="rId7">
@@ -2089,9 +2189,6 @@
       <w:r>
         <w:t>Használatban: react-router-dom</w:t>
       </w:r>
-      <w:r>
-        <w:t>, axios</w:t>
-      </w:r>
     </w:p>
     <w:p>
       <w:pPr>
@@ -2101,7 +2198,6 @@
         </w:numPr>
       </w:pPr>
       <w:r>
-        <w:lastRenderedPageBreak/>
         <w:t>Vélemény oldalon lehet véleményt adni</w:t>
       </w:r>
       <w:r>
@@ -2237,6 +2333,7 @@
         <w:spacing w:line="360" w:lineRule="auto"/>
       </w:pPr>
       <w:r>
+        <w:lastRenderedPageBreak/>
         <w:t>Utána egy ablak jelenik meg, ahol egy Datagrid, k</w:t>
       </w:r>
       <w:r>
@@ -2282,7 +2379,6 @@
         <w:spacing w:line="360" w:lineRule="auto"/>
       </w:pPr>
       <w:r>
-        <w:lastRenderedPageBreak/>
         <w:t>MenuItemek: „Műveletek”, „Kijelentkezés”:</w:t>
       </w:r>
     </w:p>
@@ -2946,6 +3042,119 @@
     </w:lvl>
   </w:abstractNum>
   <w:abstractNum w:abstractNumId="3" w15:restartNumberingAfterBreak="0">
+    <w:nsid w:val="337D12C0"/>
+    <w:multiLevelType w:val="hybridMultilevel"/>
+    <w:tmpl w:val="06B803C8"/>
+    <w:lvl w:ilvl="0" w:tplc="040E0001">
+      <w:start w:val="1"/>
+      <w:numFmt w:val="bullet"/>
+      <w:lvlText w:val=""/>
+      <w:lvlJc w:val="left"/>
+      <w:pPr>
+        <w:ind w:left="1080" w:hanging="360"/>
+      </w:pPr>
+      <w:rPr>
+        <w:rFonts w:ascii="Symbol" w:hAnsi="Symbol" w:hint="default"/>
+      </w:rPr>
+    </w:lvl>
+    <w:lvl w:ilvl="1" w:tplc="040E0003" w:tentative="1">
+      <w:start w:val="1"/>
+      <w:numFmt w:val="bullet"/>
+      <w:lvlText w:val="o"/>
+      <w:lvlJc w:val="left"/>
+      <w:pPr>
+        <w:ind w:left="1800" w:hanging="360"/>
+      </w:pPr>
+      <w:rPr>
+        <w:rFonts w:ascii="Courier New" w:hAnsi="Courier New" w:cs="Courier New" w:hint="default"/>
+      </w:rPr>
+    </w:lvl>
+    <w:lvl w:ilvl="2" w:tplc="040E0005" w:tentative="1">
+      <w:start w:val="1"/>
+      <w:numFmt w:val="bullet"/>
+      <w:lvlText w:val=""/>
+      <w:lvlJc w:val="left"/>
+      <w:pPr>
+        <w:ind w:left="2520" w:hanging="360"/>
+      </w:pPr>
+      <w:rPr>
+        <w:rFonts w:ascii="Wingdings" w:hAnsi="Wingdings" w:hint="default"/>
+      </w:rPr>
+    </w:lvl>
+    <w:lvl w:ilvl="3" w:tplc="040E0001" w:tentative="1">
+      <w:start w:val="1"/>
+      <w:numFmt w:val="bullet"/>
+      <w:lvlText w:val=""/>
+      <w:lvlJc w:val="left"/>
+      <w:pPr>
+        <w:ind w:left="3240" w:hanging="360"/>
+      </w:pPr>
+      <w:rPr>
+        <w:rFonts w:ascii="Symbol" w:hAnsi="Symbol" w:hint="default"/>
+      </w:rPr>
+    </w:lvl>
+    <w:lvl w:ilvl="4" w:tplc="040E0003" w:tentative="1">
+      <w:start w:val="1"/>
+      <w:numFmt w:val="bullet"/>
+      <w:lvlText w:val="o"/>
+      <w:lvlJc w:val="left"/>
+      <w:pPr>
+        <w:ind w:left="3960" w:hanging="360"/>
+      </w:pPr>
+      <w:rPr>
+        <w:rFonts w:ascii="Courier New" w:hAnsi="Courier New" w:cs="Courier New" w:hint="default"/>
+      </w:rPr>
+    </w:lvl>
+    <w:lvl w:ilvl="5" w:tplc="040E0005" w:tentative="1">
+      <w:start w:val="1"/>
+      <w:numFmt w:val="bullet"/>
+      <w:lvlText w:val=""/>
+      <w:lvlJc w:val="left"/>
+      <w:pPr>
+        <w:ind w:left="4680" w:hanging="360"/>
+      </w:pPr>
+      <w:rPr>
+        <w:rFonts w:ascii="Wingdings" w:hAnsi="Wingdings" w:hint="default"/>
+      </w:rPr>
+    </w:lvl>
+    <w:lvl w:ilvl="6" w:tplc="040E0001" w:tentative="1">
+      <w:start w:val="1"/>
+      <w:numFmt w:val="bullet"/>
+      <w:lvlText w:val=""/>
+      <w:lvlJc w:val="left"/>
+      <w:pPr>
+        <w:ind w:left="5400" w:hanging="360"/>
+      </w:pPr>
+      <w:rPr>
+        <w:rFonts w:ascii="Symbol" w:hAnsi="Symbol" w:hint="default"/>
+      </w:rPr>
+    </w:lvl>
+    <w:lvl w:ilvl="7" w:tplc="040E0003" w:tentative="1">
+      <w:start w:val="1"/>
+      <w:numFmt w:val="bullet"/>
+      <w:lvlText w:val="o"/>
+      <w:lvlJc w:val="left"/>
+      <w:pPr>
+        <w:ind w:left="6120" w:hanging="360"/>
+      </w:pPr>
+      <w:rPr>
+        <w:rFonts w:ascii="Courier New" w:hAnsi="Courier New" w:cs="Courier New" w:hint="default"/>
+      </w:rPr>
+    </w:lvl>
+    <w:lvl w:ilvl="8" w:tplc="040E0005" w:tentative="1">
+      <w:start w:val="1"/>
+      <w:numFmt w:val="bullet"/>
+      <w:lvlText w:val=""/>
+      <w:lvlJc w:val="left"/>
+      <w:pPr>
+        <w:ind w:left="6840" w:hanging="360"/>
+      </w:pPr>
+      <w:rPr>
+        <w:rFonts w:ascii="Wingdings" w:hAnsi="Wingdings" w:hint="default"/>
+      </w:rPr>
+    </w:lvl>
+  </w:abstractNum>
+  <w:abstractNum w:abstractNumId="4" w15:restartNumberingAfterBreak="0">
     <w:nsid w:val="344339F1"/>
     <w:multiLevelType w:val="multilevel"/>
     <w:tmpl w:val="D6CE3398"/>
@@ -3058,7 +3267,7 @@
       </w:rPr>
     </w:lvl>
   </w:abstractNum>
-  <w:abstractNum w:abstractNumId="4" w15:restartNumberingAfterBreak="0">
+  <w:abstractNum w:abstractNumId="5" w15:restartNumberingAfterBreak="0">
     <w:nsid w:val="3EA91AC7"/>
     <w:multiLevelType w:val="multilevel"/>
     <w:tmpl w:val="D5804E5A"/>
@@ -3171,7 +3380,7 @@
       </w:rPr>
     </w:lvl>
   </w:abstractNum>
-  <w:abstractNum w:abstractNumId="5" w15:restartNumberingAfterBreak="0">
+  <w:abstractNum w:abstractNumId="6" w15:restartNumberingAfterBreak="0">
     <w:nsid w:val="3F096D61"/>
     <w:multiLevelType w:val="multilevel"/>
     <w:tmpl w:val="D6CE3398"/>
@@ -3284,7 +3493,7 @@
       </w:rPr>
     </w:lvl>
   </w:abstractNum>
-  <w:abstractNum w:abstractNumId="6" w15:restartNumberingAfterBreak="0">
+  <w:abstractNum w:abstractNumId="7" w15:restartNumberingAfterBreak="0">
     <w:nsid w:val="41243AE0"/>
     <w:multiLevelType w:val="multilevel"/>
     <w:tmpl w:val="0908B42A"/>
@@ -3398,7 +3607,7 @@
       </w:rPr>
     </w:lvl>
   </w:abstractNum>
-  <w:abstractNum w:abstractNumId="7" w15:restartNumberingAfterBreak="0">
+  <w:abstractNum w:abstractNumId="8" w15:restartNumberingAfterBreak="0">
     <w:nsid w:val="47275B3E"/>
     <w:multiLevelType w:val="multilevel"/>
     <w:tmpl w:val="D6CE3398"/>
@@ -3511,7 +3720,7 @@
       </w:rPr>
     </w:lvl>
   </w:abstractNum>
-  <w:abstractNum w:abstractNumId="8" w15:restartNumberingAfterBreak="0">
+  <w:abstractNum w:abstractNumId="9" w15:restartNumberingAfterBreak="0">
     <w:nsid w:val="499A6261"/>
     <w:multiLevelType w:val="hybridMultilevel"/>
     <w:tmpl w:val="E4145190"/>
@@ -3597,7 +3806,7 @@
       </w:pPr>
     </w:lvl>
   </w:abstractNum>
-  <w:abstractNum w:abstractNumId="9" w15:restartNumberingAfterBreak="0">
+  <w:abstractNum w:abstractNumId="10" w15:restartNumberingAfterBreak="0">
     <w:nsid w:val="51544A6C"/>
     <w:multiLevelType w:val="multilevel"/>
     <w:tmpl w:val="8D6AB54E"/>
@@ -3710,7 +3919,7 @@
       </w:rPr>
     </w:lvl>
   </w:abstractNum>
-  <w:abstractNum w:abstractNumId="10" w15:restartNumberingAfterBreak="0">
+  <w:abstractNum w:abstractNumId="11" w15:restartNumberingAfterBreak="0">
     <w:nsid w:val="51A979F3"/>
     <w:multiLevelType w:val="multilevel"/>
     <w:tmpl w:val="D6CE3398"/>
@@ -3823,7 +4032,93 @@
       </w:rPr>
     </w:lvl>
   </w:abstractNum>
-  <w:abstractNum w:abstractNumId="11" w15:restartNumberingAfterBreak="0">
+  <w:abstractNum w:abstractNumId="12" w15:restartNumberingAfterBreak="0">
+    <w:nsid w:val="552536BB"/>
+    <w:multiLevelType w:val="hybridMultilevel"/>
+    <w:tmpl w:val="A4889798"/>
+    <w:lvl w:ilvl="0" w:tplc="040E000F">
+      <w:start w:val="1"/>
+      <w:numFmt w:val="decimal"/>
+      <w:lvlText w:val="%1."/>
+      <w:lvlJc w:val="left"/>
+      <w:pPr>
+        <w:ind w:left="1080" w:hanging="360"/>
+      </w:pPr>
+    </w:lvl>
+    <w:lvl w:ilvl="1" w:tplc="040E0019" w:tentative="1">
+      <w:start w:val="1"/>
+      <w:numFmt w:val="lowerLetter"/>
+      <w:lvlText w:val="%2."/>
+      <w:lvlJc w:val="left"/>
+      <w:pPr>
+        <w:ind w:left="1800" w:hanging="360"/>
+      </w:pPr>
+    </w:lvl>
+    <w:lvl w:ilvl="2" w:tplc="040E001B" w:tentative="1">
+      <w:start w:val="1"/>
+      <w:numFmt w:val="lowerRoman"/>
+      <w:lvlText w:val="%3."/>
+      <w:lvlJc w:val="right"/>
+      <w:pPr>
+        <w:ind w:left="2520" w:hanging="180"/>
+      </w:pPr>
+    </w:lvl>
+    <w:lvl w:ilvl="3" w:tplc="040E000F" w:tentative="1">
+      <w:start w:val="1"/>
+      <w:numFmt w:val="decimal"/>
+      <w:lvlText w:val="%4."/>
+      <w:lvlJc w:val="left"/>
+      <w:pPr>
+        <w:ind w:left="3240" w:hanging="360"/>
+      </w:pPr>
+    </w:lvl>
+    <w:lvl w:ilvl="4" w:tplc="040E0019" w:tentative="1">
+      <w:start w:val="1"/>
+      <w:numFmt w:val="lowerLetter"/>
+      <w:lvlText w:val="%5."/>
+      <w:lvlJc w:val="left"/>
+      <w:pPr>
+        <w:ind w:left="3960" w:hanging="360"/>
+      </w:pPr>
+    </w:lvl>
+    <w:lvl w:ilvl="5" w:tplc="040E001B" w:tentative="1">
+      <w:start w:val="1"/>
+      <w:numFmt w:val="lowerRoman"/>
+      <w:lvlText w:val="%6."/>
+      <w:lvlJc w:val="right"/>
+      <w:pPr>
+        <w:ind w:left="4680" w:hanging="180"/>
+      </w:pPr>
+    </w:lvl>
+    <w:lvl w:ilvl="6" w:tplc="040E000F" w:tentative="1">
+      <w:start w:val="1"/>
+      <w:numFmt w:val="decimal"/>
+      <w:lvlText w:val="%7."/>
+      <w:lvlJc w:val="left"/>
+      <w:pPr>
+        <w:ind w:left="5400" w:hanging="360"/>
+      </w:pPr>
+    </w:lvl>
+    <w:lvl w:ilvl="7" w:tplc="040E0019" w:tentative="1">
+      <w:start w:val="1"/>
+      <w:numFmt w:val="lowerLetter"/>
+      <w:lvlText w:val="%8."/>
+      <w:lvlJc w:val="left"/>
+      <w:pPr>
+        <w:ind w:left="6120" w:hanging="360"/>
+      </w:pPr>
+    </w:lvl>
+    <w:lvl w:ilvl="8" w:tplc="040E001B" w:tentative="1">
+      <w:start w:val="1"/>
+      <w:numFmt w:val="lowerRoman"/>
+      <w:lvlText w:val="%9."/>
+      <w:lvlJc w:val="right"/>
+      <w:pPr>
+        <w:ind w:left="6840" w:hanging="180"/>
+      </w:pPr>
+    </w:lvl>
+  </w:abstractNum>
+  <w:abstractNum w:abstractNumId="13" w15:restartNumberingAfterBreak="0">
     <w:nsid w:val="59CE71A2"/>
     <w:multiLevelType w:val="hybridMultilevel"/>
     <w:tmpl w:val="2670065E"/>
@@ -3909,7 +4204,93 @@
       </w:pPr>
     </w:lvl>
   </w:abstractNum>
-  <w:abstractNum w:abstractNumId="12" w15:restartNumberingAfterBreak="0">
+  <w:abstractNum w:abstractNumId="14" w15:restartNumberingAfterBreak="0">
+    <w:nsid w:val="5F5E5318"/>
+    <w:multiLevelType w:val="hybridMultilevel"/>
+    <w:tmpl w:val="13C02D62"/>
+    <w:lvl w:ilvl="0" w:tplc="040E000F">
+      <w:start w:val="1"/>
+      <w:numFmt w:val="decimal"/>
+      <w:lvlText w:val="%1."/>
+      <w:lvlJc w:val="left"/>
+      <w:pPr>
+        <w:ind w:left="720" w:hanging="360"/>
+      </w:pPr>
+    </w:lvl>
+    <w:lvl w:ilvl="1" w:tplc="040E0019" w:tentative="1">
+      <w:start w:val="1"/>
+      <w:numFmt w:val="lowerLetter"/>
+      <w:lvlText w:val="%2."/>
+      <w:lvlJc w:val="left"/>
+      <w:pPr>
+        <w:ind w:left="1440" w:hanging="360"/>
+      </w:pPr>
+    </w:lvl>
+    <w:lvl w:ilvl="2" w:tplc="040E001B" w:tentative="1">
+      <w:start w:val="1"/>
+      <w:numFmt w:val="lowerRoman"/>
+      <w:lvlText w:val="%3."/>
+      <w:lvlJc w:val="right"/>
+      <w:pPr>
+        <w:ind w:left="2160" w:hanging="180"/>
+      </w:pPr>
+    </w:lvl>
+    <w:lvl w:ilvl="3" w:tplc="040E000F" w:tentative="1">
+      <w:start w:val="1"/>
+      <w:numFmt w:val="decimal"/>
+      <w:lvlText w:val="%4."/>
+      <w:lvlJc w:val="left"/>
+      <w:pPr>
+        <w:ind w:left="2880" w:hanging="360"/>
+      </w:pPr>
+    </w:lvl>
+    <w:lvl w:ilvl="4" w:tplc="040E0019" w:tentative="1">
+      <w:start w:val="1"/>
+      <w:numFmt w:val="lowerLetter"/>
+      <w:lvlText w:val="%5."/>
+      <w:lvlJc w:val="left"/>
+      <w:pPr>
+        <w:ind w:left="3600" w:hanging="360"/>
+      </w:pPr>
+    </w:lvl>
+    <w:lvl w:ilvl="5" w:tplc="040E001B" w:tentative="1">
+      <w:start w:val="1"/>
+      <w:numFmt w:val="lowerRoman"/>
+      <w:lvlText w:val="%6."/>
+      <w:lvlJc w:val="right"/>
+      <w:pPr>
+        <w:ind w:left="4320" w:hanging="180"/>
+      </w:pPr>
+    </w:lvl>
+    <w:lvl w:ilvl="6" w:tplc="040E000F" w:tentative="1">
+      <w:start w:val="1"/>
+      <w:numFmt w:val="decimal"/>
+      <w:lvlText w:val="%7."/>
+      <w:lvlJc w:val="left"/>
+      <w:pPr>
+        <w:ind w:left="5040" w:hanging="360"/>
+      </w:pPr>
+    </w:lvl>
+    <w:lvl w:ilvl="7" w:tplc="040E0019" w:tentative="1">
+      <w:start w:val="1"/>
+      <w:numFmt w:val="lowerLetter"/>
+      <w:lvlText w:val="%8."/>
+      <w:lvlJc w:val="left"/>
+      <w:pPr>
+        <w:ind w:left="5760" w:hanging="360"/>
+      </w:pPr>
+    </w:lvl>
+    <w:lvl w:ilvl="8" w:tplc="040E001B" w:tentative="1">
+      <w:start w:val="1"/>
+      <w:numFmt w:val="lowerRoman"/>
+      <w:lvlText w:val="%9."/>
+      <w:lvlJc w:val="right"/>
+      <w:pPr>
+        <w:ind w:left="6480" w:hanging="180"/>
+      </w:pPr>
+    </w:lvl>
+  </w:abstractNum>
+  <w:abstractNum w:abstractNumId="15" w15:restartNumberingAfterBreak="0">
     <w:nsid w:val="614569D6"/>
     <w:multiLevelType w:val="multilevel"/>
     <w:tmpl w:val="28384650"/>
@@ -4022,7 +4403,7 @@
       </w:rPr>
     </w:lvl>
   </w:abstractNum>
-  <w:abstractNum w:abstractNumId="13" w15:restartNumberingAfterBreak="0">
+  <w:abstractNum w:abstractNumId="16" w15:restartNumberingAfterBreak="0">
     <w:nsid w:val="664C348A"/>
     <w:multiLevelType w:val="multilevel"/>
     <w:tmpl w:val="D6CE3398"/>
@@ -4135,7 +4516,7 @@
       </w:rPr>
     </w:lvl>
   </w:abstractNum>
-  <w:abstractNum w:abstractNumId="14" w15:restartNumberingAfterBreak="0">
+  <w:abstractNum w:abstractNumId="17" w15:restartNumberingAfterBreak="0">
     <w:nsid w:val="67806B2F"/>
     <w:multiLevelType w:val="multilevel"/>
     <w:tmpl w:val="29CA7CD0"/>
@@ -4248,7 +4629,7 @@
       </w:rPr>
     </w:lvl>
   </w:abstractNum>
-  <w:abstractNum w:abstractNumId="15" w15:restartNumberingAfterBreak="0">
+  <w:abstractNum w:abstractNumId="18" w15:restartNumberingAfterBreak="0">
     <w:nsid w:val="6C7C1F9F"/>
     <w:multiLevelType w:val="multilevel"/>
     <w:tmpl w:val="D6CE3398"/>
@@ -4361,38 +4742,124 @@
       </w:rPr>
     </w:lvl>
   </w:abstractNum>
+  <w:abstractNum w:abstractNumId="19" w15:restartNumberingAfterBreak="0">
+    <w:nsid w:val="7E3D30A6"/>
+    <w:multiLevelType w:val="hybridMultilevel"/>
+    <w:tmpl w:val="261C66E4"/>
+    <w:lvl w:ilvl="0" w:tplc="040E000F">
+      <w:start w:val="1"/>
+      <w:numFmt w:val="decimal"/>
+      <w:lvlText w:val="%1."/>
+      <w:lvlJc w:val="left"/>
+      <w:pPr>
+        <w:ind w:left="1080" w:hanging="360"/>
+      </w:pPr>
+    </w:lvl>
+    <w:lvl w:ilvl="1" w:tplc="040E0019" w:tentative="1">
+      <w:start w:val="1"/>
+      <w:numFmt w:val="lowerLetter"/>
+      <w:lvlText w:val="%2."/>
+      <w:lvlJc w:val="left"/>
+      <w:pPr>
+        <w:ind w:left="1800" w:hanging="360"/>
+      </w:pPr>
+    </w:lvl>
+    <w:lvl w:ilvl="2" w:tplc="040E001B" w:tentative="1">
+      <w:start w:val="1"/>
+      <w:numFmt w:val="lowerRoman"/>
+      <w:lvlText w:val="%3."/>
+      <w:lvlJc w:val="right"/>
+      <w:pPr>
+        <w:ind w:left="2520" w:hanging="180"/>
+      </w:pPr>
+    </w:lvl>
+    <w:lvl w:ilvl="3" w:tplc="040E000F" w:tentative="1">
+      <w:start w:val="1"/>
+      <w:numFmt w:val="decimal"/>
+      <w:lvlText w:val="%4."/>
+      <w:lvlJc w:val="left"/>
+      <w:pPr>
+        <w:ind w:left="3240" w:hanging="360"/>
+      </w:pPr>
+    </w:lvl>
+    <w:lvl w:ilvl="4" w:tplc="040E0019" w:tentative="1">
+      <w:start w:val="1"/>
+      <w:numFmt w:val="lowerLetter"/>
+      <w:lvlText w:val="%5."/>
+      <w:lvlJc w:val="left"/>
+      <w:pPr>
+        <w:ind w:left="3960" w:hanging="360"/>
+      </w:pPr>
+    </w:lvl>
+    <w:lvl w:ilvl="5" w:tplc="040E001B" w:tentative="1">
+      <w:start w:val="1"/>
+      <w:numFmt w:val="lowerRoman"/>
+      <w:lvlText w:val="%6."/>
+      <w:lvlJc w:val="right"/>
+      <w:pPr>
+        <w:ind w:left="4680" w:hanging="180"/>
+      </w:pPr>
+    </w:lvl>
+    <w:lvl w:ilvl="6" w:tplc="040E000F" w:tentative="1">
+      <w:start w:val="1"/>
+      <w:numFmt w:val="decimal"/>
+      <w:lvlText w:val="%7."/>
+      <w:lvlJc w:val="left"/>
+      <w:pPr>
+        <w:ind w:left="5400" w:hanging="360"/>
+      </w:pPr>
+    </w:lvl>
+    <w:lvl w:ilvl="7" w:tplc="040E0019" w:tentative="1">
+      <w:start w:val="1"/>
+      <w:numFmt w:val="lowerLetter"/>
+      <w:lvlText w:val="%8."/>
+      <w:lvlJc w:val="left"/>
+      <w:pPr>
+        <w:ind w:left="6120" w:hanging="360"/>
+      </w:pPr>
+    </w:lvl>
+    <w:lvl w:ilvl="8" w:tplc="040E001B" w:tentative="1">
+      <w:start w:val="1"/>
+      <w:numFmt w:val="lowerRoman"/>
+      <w:lvlText w:val="%9."/>
+      <w:lvlJc w:val="right"/>
+      <w:pPr>
+        <w:ind w:left="6840" w:hanging="180"/>
+      </w:pPr>
+    </w:lvl>
+  </w:abstractNum>
   <w:num w:numId="1" w16cid:durableId="1233076023">
-    <w:abstractNumId w:val="14"/>
+    <w:abstractNumId w:val="17"/>
   </w:num>
   <w:num w:numId="2" w16cid:durableId="1414087422">
     <w:abstractNumId w:val="2"/>
   </w:num>
   <w:num w:numId="3" w16cid:durableId="1123037156">
-    <w:abstractNumId w:val="12"/>
+    <w:abstractNumId w:val="15"/>
   </w:num>
   <w:num w:numId="4" w16cid:durableId="444154542">
-    <w:abstractNumId w:val="9"/>
+    <w:abstractNumId w:val="10"/>
   </w:num>
   <w:num w:numId="5" w16cid:durableId="1761179973">
+    <w:abstractNumId w:val="5"/>
+  </w:num>
+  <w:num w:numId="6" w16cid:durableId="967398896">
+    <w:abstractNumId w:val="7"/>
+  </w:num>
+  <w:num w:numId="7" w16cid:durableId="1673608718">
+    <w:abstractNumId w:val="18"/>
+  </w:num>
+  <w:num w:numId="8" w16cid:durableId="1762413007">
+    <w:abstractNumId w:val="11"/>
+  </w:num>
+  <w:num w:numId="9" w16cid:durableId="477116714">
+    <w:abstractNumId w:val="6"/>
+  </w:num>
+  <w:num w:numId="10" w16cid:durableId="421411527">
     <w:abstractNumId w:val="4"/>
   </w:num>
-  <w:num w:numId="6" w16cid:durableId="967398896">
-    <w:abstractNumId w:val="6"/>
-  </w:num>
-  <w:num w:numId="7" w16cid:durableId="1673608718">
-    <w:abstractNumId w:val="15"/>
-  </w:num>
-  <w:num w:numId="8" w16cid:durableId="1762413007">
-    <w:abstractNumId w:val="10"/>
-  </w:num>
-  <w:num w:numId="9" w16cid:durableId="477116714">
-    <w:abstractNumId w:val="5"/>
-  </w:num>
-  <w:num w:numId="10" w16cid:durableId="421411527">
-    <w:abstractNumId w:val="3"/>
-  </w:num>
   <w:num w:numId="11" w16cid:durableId="1893493311">
-    <w:abstractNumId w:val="7"/>
+    <w:abstractNumId w:val="8"/>
   </w:num>
   <w:num w:numId="12" w16cid:durableId="396054200">
     <w:abstractNumId w:val="1"/>
@@ -4401,13 +4868,25 @@
     <w:abstractNumId w:val="0"/>
   </w:num>
   <w:num w:numId="14" w16cid:durableId="455678179">
+    <w:abstractNumId w:val="16"/>
+  </w:num>
+  <w:num w:numId="15" w16cid:durableId="2119986652">
     <w:abstractNumId w:val="13"/>
   </w:num>
-  <w:num w:numId="15" w16cid:durableId="2119986652">
-    <w:abstractNumId w:val="11"/>
+  <w:num w:numId="16" w16cid:durableId="2101952073">
+    <w:abstractNumId w:val="9"/>
   </w:num>
-  <w:num w:numId="16" w16cid:durableId="2101952073">
-    <w:abstractNumId w:val="8"/>
+  <w:num w:numId="17" w16cid:durableId="1398016576">
+    <w:abstractNumId w:val="14"/>
+  </w:num>
+  <w:num w:numId="18" w16cid:durableId="647169071">
+    <w:abstractNumId w:val="3"/>
+  </w:num>
+  <w:num w:numId="19" w16cid:durableId="799887241">
+    <w:abstractNumId w:val="19"/>
+  </w:num>
+  <w:num w:numId="20" w16cid:durableId="1297565942">
+    <w:abstractNumId w:val="12"/>
   </w:num>
 </w:numbering>
 </file>

--- a/Borsod Coding - For the potato.docx
+++ b/Borsod Coding - For the potato.docx
@@ -858,7 +858,75 @@
         <w:rPr>
           <w:color w:val="000000"/>
         </w:rPr>
-        <w:t>pygame-ce: A játék „motorja”, amivel készítettük el a játékot.</w:t>
+        <w:t>pygame-ce: A játék „motorja”, amivel készítettük a játékot.</w:t>
+      </w:r>
+    </w:p>
+    <w:p>
+      <w:pPr>
+        <w:pStyle w:val="Listaszerbekezds"/>
+        <w:numPr>
+          <w:ilvl w:val="1"/>
+          <w:numId w:val="10"/>
+        </w:numPr>
+        <w:pBdr>
+          <w:top w:val="nil"/>
+          <w:left w:val="nil"/>
+          <w:bottom w:val="nil"/>
+          <w:right w:val="nil"/>
+          <w:between w:val="nil"/>
+        </w:pBdr>
+        <w:spacing w:after="360" w:line="360" w:lineRule="auto"/>
+        <w:rPr>
+          <w:color w:val="000000"/>
+        </w:rPr>
+      </w:pPr>
+      <w:r>
+        <w:rPr>
+          <w:color w:val="000000"/>
+        </w:rPr>
+        <w:t>p</w:t>
+      </w:r>
+      <w:r>
+        <w:rPr>
+          <w:color w:val="000000"/>
+        </w:rPr>
+        <w:t>yinstaller</w:t>
+      </w:r>
+      <w:r>
+        <w:rPr>
+          <w:color w:val="000000"/>
+        </w:rPr>
+        <w:t>:</w:t>
+      </w:r>
+      <w:r>
+        <w:rPr>
+          <w:color w:val="000000"/>
+        </w:rPr>
+        <w:t xml:space="preserve"> a Python fordító könyvtár</w:t>
+      </w:r>
+      <w:r>
+        <w:rPr>
+          <w:color w:val="000000"/>
+        </w:rPr>
+        <w:t>a, amivel</w:t>
+      </w:r>
+      <w:r>
+        <w:rPr>
+          <w:color w:val="000000"/>
+        </w:rPr>
+        <w:t xml:space="preserve"> létre</w:t>
+      </w:r>
+      <w:r>
+        <w:rPr>
+          <w:color w:val="000000"/>
+        </w:rPr>
+        <w:t xml:space="preserve"> hoztuk</w:t>
+      </w:r>
+      <w:r>
+        <w:rPr>
+          <w:color w:val="000000"/>
+        </w:rPr>
+        <w:t xml:space="preserve"> a main.exe fájlt.</w:t>
       </w:r>
     </w:p>
     <w:p>
@@ -1219,16 +1287,31 @@
         <w:rPr>
           <w:color w:val="000000"/>
         </w:rPr>
-        <w:t xml:space="preserve">Így </w:t>
-      </w:r>
-      <w:r>
-        <w:t>küldünk</w:t>
-      </w:r>
-      <w:r>
-        <w:rPr>
-          <w:color w:val="000000"/>
-        </w:rPr>
-        <w:t xml:space="preserve"> GET, POST, PUT, DELETE HTTPS kéréseket.</w:t>
+        <w:t>Csakis HTTPS</w:t>
+      </w:r>
+      <w:r>
+        <w:rPr>
+          <w:color w:val="000000"/>
+        </w:rPr>
+        <w:t xml:space="preserve"> </w:t>
+      </w:r>
+      <w:r>
+        <w:rPr>
+          <w:color w:val="000000"/>
+        </w:rPr>
+        <w:t>típusú</w:t>
+      </w:r>
+      <w:r>
+        <w:rPr>
+          <w:color w:val="000000"/>
+        </w:rPr>
+        <w:t xml:space="preserve"> GET, POST, PUT, DELETE kéréseket</w:t>
+      </w:r>
+      <w:r>
+        <w:rPr>
+          <w:color w:val="000000"/>
+        </w:rPr>
+        <w:t xml:space="preserve"> küldünk.</w:t>
       </w:r>
     </w:p>
     <w:p>
@@ -1307,6 +1390,77 @@
         <w:ind w:left="714" w:hanging="357"/>
       </w:pPr>
       <w:r>
+        <w:rPr>
+          <w:color w:val="000000"/>
+        </w:rPr>
+        <w:t>Ebben van az Inno Setup fordítóprogramnak a szkriptje, és a játék</w:t>
+      </w:r>
+      <w:r>
+        <w:rPr>
+          <w:color w:val="000000"/>
+        </w:rPr>
+        <w:t>unknak</w:t>
+      </w:r>
+      <w:r>
+        <w:rPr>
+          <w:color w:val="000000"/>
+        </w:rPr>
+        <w:t xml:space="preserve"> </w:t>
+      </w:r>
+      <w:r>
+        <w:rPr>
+          <w:color w:val="000000"/>
+        </w:rPr>
+        <w:t xml:space="preserve">a </w:t>
+      </w:r>
+      <w:r>
+        <w:rPr>
+          <w:color w:val="000000"/>
+        </w:rPr>
+        <w:t>felépítőj</w:t>
+      </w:r>
+      <w:r>
+        <w:rPr>
+          <w:color w:val="000000"/>
+        </w:rPr>
+        <w:t>e</w:t>
+      </w:r>
+      <w:r>
+        <w:rPr>
+          <w:color w:val="000000"/>
+        </w:rPr>
+        <w:t xml:space="preserve"> is</w:t>
+      </w:r>
+      <w:r>
+        <w:rPr>
+          <w:color w:val="000000"/>
+        </w:rPr>
+        <w:t>, ami a Setups mappában van</w:t>
+      </w:r>
+      <w:r>
+        <w:rPr>
+          <w:color w:val="000000"/>
+        </w:rPr>
+        <w:t>.</w:t>
+      </w:r>
+    </w:p>
+    <w:p>
+      <w:pPr>
+        <w:numPr>
+          <w:ilvl w:val="0"/>
+          <w:numId w:val="4"/>
+        </w:numPr>
+        <w:pBdr>
+          <w:top w:val="nil"/>
+          <w:left w:val="nil"/>
+          <w:bottom w:val="nil"/>
+          <w:right w:val="nil"/>
+          <w:between w:val="nil"/>
+        </w:pBdr>
+        <w:spacing w:after="120" w:line="240" w:lineRule="auto"/>
+        <w:ind w:left="714" w:hanging="357"/>
+      </w:pPr>
+      <w:r>
         <w:t xml:space="preserve">Van Admin felhasználó, és végpontjai, </w:t>
       </w:r>
       <w:r>
@@ -1491,6 +1645,7 @@
         <w:spacing w:after="120" w:line="240" w:lineRule="auto"/>
       </w:pPr>
       <w:r>
+        <w:lastRenderedPageBreak/>
         <w:t>Backend tesztel</w:t>
       </w:r>
       <w:r>
@@ -1508,6 +1663,15 @@
       <w:r>
         <w:t>Assertions**</w:t>
       </w:r>
+      <w:r>
+        <w:t xml:space="preserve">, Xunit </w:t>
+      </w:r>
+      <w:r>
+        <w:t xml:space="preserve">tesztelő </w:t>
+      </w:r>
+      <w:r>
+        <w:t>projekt</w:t>
+      </w:r>
     </w:p>
     <w:p>
       <w:pPr>
@@ -1521,7 +1685,6 @@
         <w:spacing w:after="120" w:line="240" w:lineRule="auto"/>
       </w:pPr>
       <w:r>
-        <w:lastRenderedPageBreak/>
         <w:t>** - Legfrissebb verzió</w:t>
       </w:r>
     </w:p>
@@ -1561,13 +1724,92 @@
         </w:numPr>
       </w:pPr>
       <w:r>
-        <w:t>Xampp alkalmazáson indíts</w:t>
+        <w:t>Szükséges My</w:t>
+      </w:r>
+      <w:r>
+        <w:t>SQL</w:t>
+      </w:r>
+      <w:r>
+        <w:t xml:space="preserve"> környezet</w:t>
+      </w:r>
+      <w:r>
+        <w:t xml:space="preserve"> elindítása</w:t>
+      </w:r>
+      <w:r>
+        <w:t>/előkészítése</w:t>
+      </w:r>
+      <w:r>
+        <w:t>:</w:t>
+      </w:r>
+    </w:p>
+    <w:p>
+      <w:pPr>
+        <w:pStyle w:val="Listaszerbekezds"/>
+        <w:numPr>
+          <w:ilvl w:val="1"/>
+          <w:numId w:val="20"/>
+        </w:numPr>
+      </w:pPr>
+      <w:r>
+        <w:t>Xampp</w:t>
+      </w:r>
+      <w:r>
+        <w:t xml:space="preserve"> </w:t>
+      </w:r>
+      <w:r>
+        <w:t>(</w:t>
+      </w:r>
+      <w:hyperlink r:id="rId6" w:history="1">
+        <w:r>
+          <w:rPr>
+            <w:rStyle w:val="Hiperhivatkozs"/>
+          </w:rPr>
+          <w:t>https://www.apachefriends.org/download.html</w:t>
+        </w:r>
+      </w:hyperlink>
+      <w:r>
+        <w:t>)</w:t>
+      </w:r>
+      <w:r>
+        <w:t xml:space="preserve"> alkalmazáson indíts</w:t>
       </w:r>
       <w:r>
         <w:t>uk</w:t>
       </w:r>
       <w:r>
-        <w:t xml:space="preserve"> el Apache és MySQL modulokat, vagy Docker alkalmazáson a legfrissebb MySQL „image” letöltés</w:t>
+        <w:t xml:space="preserve"> el Apache és MySQL modulokat</w:t>
+      </w:r>
+      <w:r>
+        <w:t>.</w:t>
+      </w:r>
+    </w:p>
+    <w:p>
+      <w:pPr>
+        <w:pStyle w:val="Listaszerbekezds"/>
+        <w:numPr>
+          <w:ilvl w:val="1"/>
+          <w:numId w:val="20"/>
+        </w:numPr>
+      </w:pPr>
+      <w:r>
+        <w:t>Docker</w:t>
+      </w:r>
+      <w:r>
+        <w:t xml:space="preserve"> (</w:t>
+      </w:r>
+      <w:hyperlink r:id="rId7" w:history="1">
+        <w:r>
+          <w:rPr>
+            <w:rStyle w:val="Hiperhivatkozs"/>
+          </w:rPr>
+          <w:t>https://www.docker.com/</w:t>
+        </w:r>
+      </w:hyperlink>
+      <w:r>
+        <w:t>)</w:t>
+      </w:r>
+      <w:r>
+        <w:t xml:space="preserve"> alkalmazáson a legfrissebb MySQL „image” letöltés</w:t>
       </w:r>
       <w:r>
         <w:t>ét</w:t>
@@ -1579,7 +1821,37 @@
         <w:t>unk</w:t>
       </w:r>
       <w:r>
-        <w:t xml:space="preserve"> létre egy olyan „container”-t, ahol MYSQL_ALLOW_EMPTY_PASSWORD kell megadni változónak!</w:t>
+        <w:t xml:space="preserve"> létre egy olyan „</w:t>
+      </w:r>
+      <w:r>
+        <w:t>container” -</w:t>
+      </w:r>
+      <w:r>
+        <w:t>t, ahol</w:t>
+      </w:r>
+      <w:r>
+        <w:t xml:space="preserve"> megadjuk</w:t>
+      </w:r>
+      <w:r>
+        <w:t xml:space="preserve"> a nevét,</w:t>
+      </w:r>
+      <w:r>
+        <w:t xml:space="preserve"> az első bemeneti mezőnek a port számát:3306, egy változó nevét</w:t>
+      </w:r>
+      <w:r>
+        <w:t xml:space="preserve"> MYSQL_ALLOW_EMPTY_PASSWORD</w:t>
+      </w:r>
+      <w:r>
+        <w:t>, aminek</w:t>
+      </w:r>
+      <w:r>
+        <w:t xml:space="preserve"> értéke „yes”, és </w:t>
+      </w:r>
+      <w:r>
+        <w:t xml:space="preserve">a „container” létrehozása után </w:t>
+      </w:r>
+      <w:r>
+        <w:t>automatikusan elindítja a MySQl-t.</w:t>
       </w:r>
     </w:p>
     <w:p>
@@ -1666,19 +1938,43 @@
         <w:rPr>
           <w:color w:val="000000"/>
         </w:rPr>
-        <w:t xml:space="preserve"> program által Mysql</w:t>
-      </w:r>
-      <w:r>
-        <w:rPr>
-          <w:color w:val="000000"/>
-        </w:rPr>
-        <w:t>-ben</w:t>
-      </w:r>
-      <w:r>
-        <w:rPr>
-          <w:color w:val="000000"/>
-        </w:rPr>
-        <w:t xml:space="preserve"> készítjük és fejlesztjük.</w:t>
+        <w:t xml:space="preserve"> </w:t>
+      </w:r>
+      <w:r>
+        <w:rPr>
+          <w:color w:val="000000"/>
+        </w:rPr>
+        <w:t>alkalmazással</w:t>
+      </w:r>
+      <w:r>
+        <w:rPr>
+          <w:color w:val="000000"/>
+        </w:rPr>
+        <w:t xml:space="preserve"> My</w:t>
+      </w:r>
+      <w:r>
+        <w:rPr>
+          <w:color w:val="000000"/>
+        </w:rPr>
+        <w:t>SQL</w:t>
+      </w:r>
+      <w:r>
+        <w:rPr>
+          <w:color w:val="000000"/>
+        </w:rPr>
+        <w:t xml:space="preserve"> </w:t>
+      </w:r>
+      <w:r>
+        <w:rPr>
+          <w:color w:val="000000"/>
+        </w:rPr>
+        <w:t>nyelvvel</w:t>
+      </w:r>
+      <w:r>
+        <w:rPr>
+          <w:color w:val="000000"/>
+        </w:rPr>
+        <w:t xml:space="preserve"> fejlesztjük.</w:t>
       </w:r>
     </w:p>
     <w:p>
@@ -1740,6 +2036,7 @@
         <w:spacing w:after="120" w:line="240" w:lineRule="auto"/>
       </w:pPr>
       <w:r>
+        <w:lastRenderedPageBreak/>
         <w:t>Identity.FrameWorkCore modullal létrehozzuk a felhasználóhoz kapcsolódó táblákat.</w:t>
       </w:r>
     </w:p>
@@ -1816,7 +2113,6 @@
         <w:spacing w:after="120" w:line="240" w:lineRule="auto"/>
       </w:pPr>
       <w:r>
-        <w:lastRenderedPageBreak/>
         <w:t>mentesek</w:t>
       </w:r>
     </w:p>
@@ -1956,7 +2252,10 @@
       <w:r>
         <w:t xml:space="preserve"> </w:t>
       </w:r>
-      <w:hyperlink r:id="rId6" w:history="1">
+      <w:r>
+        <w:t>(</w:t>
+      </w:r>
+      <w:hyperlink r:id="rId8" w:history="1">
         <w:r>
           <w:rPr>
             <w:rStyle w:val="Hiperhivatkozs"/>
@@ -1965,6 +2264,9 @@
         </w:r>
       </w:hyperlink>
       <w:r>
+        <w:t>)</w:t>
+      </w:r>
+      <w:r>
         <w:t xml:space="preserve"> </w:t>
       </w:r>
       <w:r>
@@ -2048,6 +2350,7 @@
         </w:rPr>
       </w:pPr>
       <w:r>
+        <w:lastRenderedPageBreak/>
         <w:t xml:space="preserve">Indítsuk el a </w:t>
       </w:r>
       <w:r>
@@ -2132,14 +2435,12 @@
         <w:jc w:val="both"/>
       </w:pPr>
       <w:r>
-        <w:lastRenderedPageBreak/>
         <w:t xml:space="preserve">Dockerfile segítségével a </w:t>
       </w:r>
-      <w:hyperlink r:id="rId7">
+      <w:hyperlink r:id="rId9" w:history="1">
         <w:r>
           <w:rPr>
-            <w:color w:val="1155CC"/>
-            <w:u w:val="single"/>
+            <w:rStyle w:val="Hiperhivatkozs"/>
           </w:rPr>
           <w:t>https://render.com/</w:t>
         </w:r>
@@ -2229,6 +2530,17 @@
     </w:p>
     <w:p>
       <w:pPr>
+        <w:numPr>
+          <w:ilvl w:val="0"/>
+          <w:numId w:val="6"/>
+        </w:numPr>
+      </w:pPr>
+      <w:r>
+        <w:t>A főoldalon az első hírnek van egy linkje, ami egy weboldalhoz vezet, ahol meglehet nézni a játékról információkat, és azt letölteni.</w:t>
+      </w:r>
+    </w:p>
+    <w:p>
+      <w:pPr>
         <w:pStyle w:val="Cmsor2"/>
         <w:spacing w:after="0" w:line="240" w:lineRule="auto"/>
         <w:ind w:left="360"/>
@@ -2259,10 +2571,22 @@
         <w:t xml:space="preserve"> </w:t>
       </w:r>
       <w:r>
-        <w:t>Visual Studio 2022 .NET 8.0 WPF alkalmazás</w:t>
+        <w:t>Visual Studio</w:t>
+      </w:r>
+      <w:r>
+        <w:t xml:space="preserve"> Community</w:t>
+      </w:r>
+      <w:r>
+        <w:t xml:space="preserve"> 2022 .NET 8.0 WPF alkalmazás</w:t>
       </w:r>
       <w:r>
         <w:t>.</w:t>
+      </w:r>
+      <w:r>
+        <w:t xml:space="preserve"> </w:t>
+      </w:r>
+      <w:r>
+        <w:t>További kód eszköz a Class Designer azaz a .cd típusú fájl.</w:t>
       </w:r>
     </w:p>
     <w:p>
@@ -2271,6 +2595,7 @@
           <w:b/>
           <w:bCs/>
         </w:rPr>
+        <w:lastRenderedPageBreak/>
         <w:t>Célja:</w:t>
       </w:r>
       <w:r>
@@ -2333,7 +2658,6 @@
         <w:spacing w:line="360" w:lineRule="auto"/>
       </w:pPr>
       <w:r>
-        <w:lastRenderedPageBreak/>
         <w:t>Utána egy ablak jelenik meg, ahol egy Datagrid, k</w:t>
       </w:r>
       <w:r>
@@ -2452,6 +2776,7 @@
         <w:spacing w:line="360" w:lineRule="auto"/>
       </w:pPr>
       <w:r>
+        <w:lastRenderedPageBreak/>
         <w:t>„</w:t>
       </w:r>
       <w:r>
@@ -4045,7 +4370,7 @@
         <w:ind w:left="1080" w:hanging="360"/>
       </w:pPr>
     </w:lvl>
-    <w:lvl w:ilvl="1" w:tplc="040E0019" w:tentative="1">
+    <w:lvl w:ilvl="1" w:tplc="040E0019">
       <w:start w:val="1"/>
       <w:numFmt w:val="lowerLetter"/>
       <w:lvlText w:val="%2."/>

--- a/Borsod Coding - For the potato.docx
+++ b/Borsod Coding - For the potato.docx
@@ -924,11 +924,9 @@
             <w:spacing w:after="0" w:line="360" w:lineRule="auto"/>
             <w:jc w:val="center"/>
           </w:pPr>
-          <w:proofErr w:type="spellStart"/>
           <w:r>
             <w:t>Tartalomjegyzék</w:t>
           </w:r>
-          <w:proofErr w:type="spellEnd"/>
         </w:p>
         <w:p>
           <w:pPr>
@@ -3072,117 +3070,7 @@
           <w:szCs w:val="32"/>
           <w:lang w:val="hu" w:eastAsia="hu-HU"/>
         </w:rPr>
-        <w:t xml:space="preserve">Projektünk egy 2D-s </w:t>
-      </w:r>
-      <w:proofErr w:type="spellStart"/>
-      <w:r>
-        <w:rPr>
-          <w:rFonts w:eastAsia="Calibri"/>
-          <w:color w:val="000000"/>
-          <w:sz w:val="32"/>
-          <w:szCs w:val="32"/>
-          <w:lang w:val="hu" w:eastAsia="hu-HU"/>
-        </w:rPr>
-        <w:t>platformer</w:t>
-      </w:r>
-      <w:proofErr w:type="spellEnd"/>
-      <w:r>
-        <w:rPr>
-          <w:rFonts w:eastAsia="Calibri"/>
-          <w:color w:val="000000"/>
-          <w:sz w:val="32"/>
-          <w:szCs w:val="32"/>
-          <w:lang w:val="hu" w:eastAsia="hu-HU"/>
-        </w:rPr>
-        <w:t xml:space="preserve"> játék, ami a </w:t>
-      </w:r>
-      <w:proofErr w:type="spellStart"/>
-      <w:r>
-        <w:rPr>
-          <w:rFonts w:eastAsia="Calibri"/>
-          <w:color w:val="000000"/>
-          <w:sz w:val="32"/>
-          <w:szCs w:val="32"/>
-          <w:lang w:val="hu" w:eastAsia="hu-HU"/>
-        </w:rPr>
-        <w:t>rage</w:t>
-      </w:r>
-      <w:proofErr w:type="spellEnd"/>
-      <w:r>
-        <w:rPr>
-          <w:rFonts w:eastAsia="Calibri"/>
-          <w:color w:val="000000"/>
-          <w:sz w:val="32"/>
-          <w:szCs w:val="32"/>
-          <w:lang w:val="hu" w:eastAsia="hu-HU"/>
-        </w:rPr>
-        <w:t xml:space="preserve"> game kategóriába esik. A története a következő: Volt egyszer egy </w:t>
-      </w:r>
-      <w:proofErr w:type="spellStart"/>
-      <w:r>
-        <w:rPr>
-          <w:rFonts w:eastAsia="Calibri"/>
-          <w:color w:val="000000"/>
-          <w:sz w:val="32"/>
-          <w:szCs w:val="32"/>
-          <w:lang w:val="hu" w:eastAsia="hu-HU"/>
-        </w:rPr>
-        <w:t>troll</w:t>
-      </w:r>
-      <w:proofErr w:type="spellEnd"/>
-      <w:r>
-        <w:rPr>
-          <w:rFonts w:eastAsia="Calibri"/>
-          <w:color w:val="000000"/>
-          <w:sz w:val="32"/>
-          <w:szCs w:val="32"/>
-          <w:lang w:val="hu" w:eastAsia="hu-HU"/>
-        </w:rPr>
-        <w:t xml:space="preserve">, akinek a legjobb barátja egy krumpli volt, akit Kolompérnak hívtak. Az ottani katonák ellopták ezt a krumplit, hogy sült krumplit csináljanak belőle. A </w:t>
-      </w:r>
-      <w:proofErr w:type="spellStart"/>
-      <w:r>
-        <w:rPr>
-          <w:rFonts w:eastAsia="Calibri"/>
-          <w:color w:val="000000"/>
-          <w:sz w:val="32"/>
-          <w:szCs w:val="32"/>
-          <w:lang w:val="hu" w:eastAsia="hu-HU"/>
-        </w:rPr>
-        <w:t>troll</w:t>
-      </w:r>
-      <w:proofErr w:type="spellEnd"/>
-      <w:r>
-        <w:rPr>
-          <w:rFonts w:eastAsia="Calibri"/>
-          <w:color w:val="000000"/>
-          <w:sz w:val="32"/>
-          <w:szCs w:val="32"/>
-          <w:lang w:val="hu" w:eastAsia="hu-HU"/>
-        </w:rPr>
-        <w:t xml:space="preserve"> ezt nem engedhette meg, ezért elindult kiszabadítani. A játék zárása: sajnos a </w:t>
-      </w:r>
-      <w:proofErr w:type="spellStart"/>
-      <w:r>
-        <w:rPr>
-          <w:rFonts w:eastAsia="Calibri"/>
-          <w:color w:val="000000"/>
-          <w:sz w:val="32"/>
-          <w:szCs w:val="32"/>
-          <w:lang w:val="hu" w:eastAsia="hu-HU"/>
-        </w:rPr>
-        <w:t>troll</w:t>
-      </w:r>
-      <w:proofErr w:type="spellEnd"/>
-      <w:r>
-        <w:rPr>
-          <w:rFonts w:eastAsia="Calibri"/>
-          <w:color w:val="000000"/>
-          <w:sz w:val="32"/>
-          <w:szCs w:val="32"/>
-          <w:lang w:val="hu" w:eastAsia="hu-HU"/>
-        </w:rPr>
-        <w:t xml:space="preserve"> nem tudta megmenteni Kolo</w:t>
+        <w:t>Projektünk egy 2D-s platformer játék, ami a rage game kategóriába esik. A története a következő: Volt egyszer egy troll, akinek a legjobb barátja egy krumpli volt, akit Kolompérnak hívtak. Az ottani katonák ellopták ezt a krumplit, hogy sült krumplit csináljanak belőle. A troll ezt nem engedhette meg, ezért elindult kiszabadítani. A játék zárása: sajnos a troll nem tudta megmenteni Kolo</w:t>
       </w:r>
       <w:r>
         <w:rPr>
@@ -3231,73 +3119,7 @@
           <w:szCs w:val="32"/>
           <w:lang w:val="hu" w:eastAsia="hu-HU"/>
         </w:rPr>
-        <w:t xml:space="preserve">Tervezünk hozzá folytatást is. A </w:t>
-      </w:r>
-      <w:proofErr w:type="spellStart"/>
-      <w:r>
-        <w:rPr>
-          <w:rFonts w:eastAsia="Calibri"/>
-          <w:color w:val="000000"/>
-          <w:sz w:val="32"/>
-          <w:szCs w:val="32"/>
-          <w:lang w:val="hu" w:eastAsia="hu-HU"/>
-        </w:rPr>
-        <w:t>troll</w:t>
-      </w:r>
-      <w:proofErr w:type="spellEnd"/>
-      <w:r>
-        <w:rPr>
-          <w:rFonts w:eastAsia="Calibri"/>
-          <w:color w:val="000000"/>
-          <w:sz w:val="32"/>
-          <w:szCs w:val="32"/>
-          <w:lang w:val="hu" w:eastAsia="hu-HU"/>
-        </w:rPr>
-        <w:t xml:space="preserve"> nem adta fel a harcot. </w:t>
-      </w:r>
-      <w:proofErr w:type="spellStart"/>
-      <w:r>
-        <w:rPr>
-          <w:rFonts w:eastAsia="Calibri"/>
-          <w:color w:val="000000"/>
-          <w:sz w:val="32"/>
-          <w:szCs w:val="32"/>
-          <w:lang w:val="hu" w:eastAsia="hu-HU"/>
-        </w:rPr>
-        <w:t>Végigküzdötte</w:t>
-      </w:r>
-      <w:proofErr w:type="spellEnd"/>
-      <w:r>
-        <w:rPr>
-          <w:rFonts w:eastAsia="Calibri"/>
-          <w:color w:val="000000"/>
-          <w:sz w:val="32"/>
-          <w:szCs w:val="32"/>
-          <w:lang w:val="hu" w:eastAsia="hu-HU"/>
-        </w:rPr>
-        <w:t xml:space="preserve"> magát a fél világon, hogy </w:t>
-      </w:r>
-      <w:proofErr w:type="spellStart"/>
-      <w:r>
-        <w:rPr>
-          <w:rFonts w:eastAsia="Calibri"/>
-          <w:color w:val="000000"/>
-          <w:sz w:val="32"/>
-          <w:szCs w:val="32"/>
-          <w:lang w:val="hu" w:eastAsia="hu-HU"/>
-        </w:rPr>
-        <w:t>betörjön</w:t>
-      </w:r>
-      <w:proofErr w:type="spellEnd"/>
-      <w:r>
-        <w:rPr>
-          <w:rFonts w:eastAsia="Calibri"/>
-          <w:color w:val="000000"/>
-          <w:sz w:val="32"/>
-          <w:szCs w:val="32"/>
-          <w:lang w:val="hu" w:eastAsia="hu-HU"/>
-        </w:rPr>
-        <w:t xml:space="preserve"> egy titkos katonai laborba, hogy onnan dokumentumokat lopjon el, amikből kiderül hogyan tudná visszaváltoztatni Kolompért krumplivá. Ezzel záródna a második rész.</w:t>
+        <w:t>Tervezünk hozzá folytatást is. A troll nem adta fel a harcot. Végigküzdötte magát a fél világon, hogy betörjön egy titkos katonai laborba, hogy onnan dokumentumokat lopjon el, amikből kiderül hogyan tudná visszaváltoztatni Kolompért krumplivá. Ezzel záródna a második rész.</w:t>
       </w:r>
     </w:p>
     <w:p>
@@ -3357,51 +3179,7 @@
           <w:szCs w:val="32"/>
           <w:lang w:val="hu" w:eastAsia="hu-HU"/>
         </w:rPr>
-        <w:t xml:space="preserve">A negyedik részben azonban újra elrabolják a krumplit, ezúttal az étterem emberei. Most sültkrumplit akarnak belőle csinálni. A </w:t>
-      </w:r>
-      <w:proofErr w:type="spellStart"/>
-      <w:r>
-        <w:rPr>
-          <w:rFonts w:eastAsia="Calibri"/>
-          <w:color w:val="000000"/>
-          <w:sz w:val="32"/>
-          <w:szCs w:val="32"/>
-          <w:lang w:val="hu" w:eastAsia="hu-HU"/>
-        </w:rPr>
-        <w:t>troll</w:t>
-      </w:r>
-      <w:proofErr w:type="spellEnd"/>
-      <w:r>
-        <w:rPr>
-          <w:rFonts w:eastAsia="Calibri"/>
-          <w:color w:val="000000"/>
-          <w:sz w:val="32"/>
-          <w:szCs w:val="32"/>
-          <w:lang w:val="hu" w:eastAsia="hu-HU"/>
-        </w:rPr>
-        <w:t xml:space="preserve"> ismét elmegy kiszabadítani. Zárás: a történet végére a </w:t>
-      </w:r>
-      <w:proofErr w:type="spellStart"/>
-      <w:r>
-        <w:rPr>
-          <w:rFonts w:eastAsia="Calibri"/>
-          <w:color w:val="000000"/>
-          <w:sz w:val="32"/>
-          <w:szCs w:val="32"/>
-          <w:lang w:val="hu" w:eastAsia="hu-HU"/>
-        </w:rPr>
-        <w:t>troll</w:t>
-      </w:r>
-      <w:proofErr w:type="spellEnd"/>
-      <w:r>
-        <w:rPr>
-          <w:rFonts w:eastAsia="Calibri"/>
-          <w:color w:val="000000"/>
-          <w:sz w:val="32"/>
-          <w:szCs w:val="32"/>
-          <w:lang w:val="hu" w:eastAsia="hu-HU"/>
-        </w:rPr>
-        <w:t xml:space="preserve"> otthonán elfogy az étel, de így is annyira éhes, hogy összefog az étteremmel, és </w:t>
+        <w:t xml:space="preserve">A negyedik részben azonban újra elrabolják a krumplit, ezúttal az étterem emberei. Most sültkrumplit akarnak belőle csinálni. A troll ismét elmegy kiszabadítani. Zárás: a történet végére a troll otthonán elfogy az étel, de így is annyira éhes, hogy összefog az étteremmel, és </w:t>
       </w:r>
       <w:r>
         <w:rPr>
@@ -3534,51 +3312,7 @@
           <w:szCs w:val="32"/>
           <w:lang w:val="hu" w:eastAsia="hu-HU"/>
         </w:rPr>
-        <w:t xml:space="preserve">A játék elindítása (a main.py elindításához kell a </w:t>
-      </w:r>
-      <w:proofErr w:type="spellStart"/>
-      <w:r>
-        <w:rPr>
-          <w:rFonts w:eastAsia="Calibri"/>
-          <w:color w:val="000000"/>
-          <w:sz w:val="32"/>
-          <w:szCs w:val="32"/>
-          <w:lang w:val="hu" w:eastAsia="hu-HU"/>
-        </w:rPr>
-        <w:t>requests</w:t>
-      </w:r>
-      <w:proofErr w:type="spellEnd"/>
-      <w:r>
-        <w:rPr>
-          <w:rFonts w:eastAsia="Calibri"/>
-          <w:color w:val="000000"/>
-          <w:sz w:val="32"/>
-          <w:szCs w:val="32"/>
-          <w:lang w:val="hu" w:eastAsia="hu-HU"/>
-        </w:rPr>
-        <w:t xml:space="preserve"> és a </w:t>
-      </w:r>
-      <w:proofErr w:type="spellStart"/>
-      <w:r>
-        <w:rPr>
-          <w:rFonts w:eastAsia="Calibri"/>
-          <w:color w:val="000000"/>
-          <w:sz w:val="32"/>
-          <w:szCs w:val="32"/>
-          <w:lang w:val="hu" w:eastAsia="hu-HU"/>
-        </w:rPr>
-        <w:t>pygame-ce</w:t>
-      </w:r>
-      <w:proofErr w:type="spellEnd"/>
-      <w:r>
-        <w:rPr>
-          <w:rFonts w:eastAsia="Calibri"/>
-          <w:color w:val="000000"/>
-          <w:sz w:val="32"/>
-          <w:szCs w:val="32"/>
-          <w:lang w:val="hu" w:eastAsia="hu-HU"/>
-        </w:rPr>
-        <w:t xml:space="preserve"> modulok vagy main.exe) után bejelentkezési ablak jelenik meg, ahol, ha nem írsz be semmit, és megnyomjuk a bejelentkezés gombot, akkor offline módban, ám ha egy létező felhasználónevet és jelszavát megadjuk, akkor online módon játsszuk.</w:t>
+        <w:t>A játék elindítása (a main.py elindításához kell a requests és a pygame-ce modulok vagy main.exe) után bejelentkezési ablak jelenik meg, ahol, ha nem írsz be semmit, és megnyomjuk a bejelentkezés gombot, akkor offline módban, ám ha egy létező felhasználónevet és jelszavát megadjuk, akkor online módon játsszuk.</w:t>
       </w:r>
     </w:p>
     <w:p>
@@ -4001,51 +3735,7 @@
           <w:szCs w:val="32"/>
           <w:lang w:val="hu" w:eastAsia="hu-HU"/>
         </w:rPr>
-        <w:t xml:space="preserve">Python nyelven, Visual </w:t>
-      </w:r>
-      <w:proofErr w:type="spellStart"/>
-      <w:r>
-        <w:rPr>
-          <w:rFonts w:eastAsia="Calibri"/>
-          <w:color w:val="000000"/>
-          <w:sz w:val="32"/>
-          <w:szCs w:val="32"/>
-          <w:lang w:val="hu" w:eastAsia="hu-HU"/>
-        </w:rPr>
-        <w:t>Studio</w:t>
-      </w:r>
-      <w:proofErr w:type="spellEnd"/>
-      <w:r>
-        <w:rPr>
-          <w:rFonts w:eastAsia="Calibri"/>
-          <w:color w:val="000000"/>
-          <w:sz w:val="32"/>
-          <w:szCs w:val="32"/>
-          <w:lang w:val="hu" w:eastAsia="hu-HU"/>
-        </w:rPr>
-        <w:t xml:space="preserve"> </w:t>
-      </w:r>
-      <w:proofErr w:type="spellStart"/>
-      <w:r>
-        <w:rPr>
-          <w:rFonts w:eastAsia="Calibri"/>
-          <w:color w:val="000000"/>
-          <w:sz w:val="32"/>
-          <w:szCs w:val="32"/>
-          <w:lang w:val="hu" w:eastAsia="hu-HU"/>
-        </w:rPr>
-        <w:t>Code</w:t>
-      </w:r>
-      <w:proofErr w:type="spellEnd"/>
-      <w:r>
-        <w:rPr>
-          <w:rFonts w:eastAsia="Calibri"/>
-          <w:color w:val="000000"/>
-          <w:sz w:val="32"/>
-          <w:szCs w:val="32"/>
-          <w:lang w:val="hu" w:eastAsia="hu-HU"/>
-        </w:rPr>
-        <w:t xml:space="preserve"> fejlesztői környezetben.</w:t>
+        <w:t>Python nyelven, Visual Studio Code fejlesztői környezetben.</w:t>
       </w:r>
     </w:p>
     <w:p>
@@ -4100,27 +3790,15 @@
           <w:lang w:val="hu" w:eastAsia="hu-HU"/>
         </w:rPr>
       </w:pPr>
-      <w:proofErr w:type="spellStart"/>
-      <w:r>
-        <w:rPr>
-          <w:rFonts w:eastAsia="Calibri"/>
-          <w:color w:val="000000"/>
-          <w:sz w:val="32"/>
-          <w:szCs w:val="32"/>
-          <w:lang w:val="hu" w:eastAsia="hu-HU"/>
-        </w:rPr>
-        <w:t>requests</w:t>
-      </w:r>
-      <w:proofErr w:type="spellEnd"/>
-      <w:r>
-        <w:rPr>
-          <w:rFonts w:eastAsia="Calibri"/>
-          <w:color w:val="000000"/>
-          <w:sz w:val="32"/>
-          <w:szCs w:val="32"/>
-          <w:lang w:val="hu" w:eastAsia="hu-HU"/>
-        </w:rPr>
-        <w:t>: Ezzel küldünk HTTPS kéréseket.</w:t>
+      <w:r>
+        <w:rPr>
+          <w:rFonts w:eastAsia="Calibri"/>
+          <w:color w:val="000000"/>
+          <w:sz w:val="32"/>
+          <w:szCs w:val="32"/>
+          <w:lang w:val="hu" w:eastAsia="hu-HU"/>
+        </w:rPr>
+        <w:t>requests: Ezzel küldünk HTTPS kéréseket.</w:t>
       </w:r>
     </w:p>
     <w:p>
@@ -4146,27 +3824,15 @@
           <w:lang w:val="hu" w:eastAsia="hu-HU"/>
         </w:rPr>
       </w:pPr>
-      <w:proofErr w:type="spellStart"/>
-      <w:r>
-        <w:rPr>
-          <w:rFonts w:eastAsia="Calibri"/>
-          <w:color w:val="000000"/>
-          <w:sz w:val="32"/>
-          <w:szCs w:val="32"/>
-          <w:lang w:val="hu" w:eastAsia="hu-HU"/>
-        </w:rPr>
-        <w:t>pygame-ce</w:t>
-      </w:r>
-      <w:proofErr w:type="spellEnd"/>
-      <w:r>
-        <w:rPr>
-          <w:rFonts w:eastAsia="Calibri"/>
-          <w:color w:val="000000"/>
-          <w:sz w:val="32"/>
-          <w:szCs w:val="32"/>
-          <w:lang w:val="hu" w:eastAsia="hu-HU"/>
-        </w:rPr>
-        <w:t>: A játék „motorja”, amivel készítettük a játékot.</w:t>
+      <w:r>
+        <w:rPr>
+          <w:rFonts w:eastAsia="Calibri"/>
+          <w:color w:val="000000"/>
+          <w:sz w:val="32"/>
+          <w:szCs w:val="32"/>
+          <w:lang w:val="hu" w:eastAsia="hu-HU"/>
+        </w:rPr>
+        <w:t>pygame-ce: A játék „motorja”, amivel készítettük a játékot.</w:t>
       </w:r>
     </w:p>
     <w:p>
@@ -4192,27 +3858,15 @@
           <w:lang w:val="hu" w:eastAsia="hu-HU"/>
         </w:rPr>
       </w:pPr>
-      <w:proofErr w:type="spellStart"/>
-      <w:r>
-        <w:rPr>
-          <w:rFonts w:eastAsia="Calibri"/>
-          <w:color w:val="000000"/>
-          <w:sz w:val="32"/>
-          <w:szCs w:val="32"/>
-          <w:lang w:val="hu" w:eastAsia="hu-HU"/>
-        </w:rPr>
-        <w:t>pyinstaller</w:t>
-      </w:r>
-      <w:proofErr w:type="spellEnd"/>
-      <w:r>
-        <w:rPr>
-          <w:rFonts w:eastAsia="Calibri"/>
-          <w:color w:val="000000"/>
-          <w:sz w:val="32"/>
-          <w:szCs w:val="32"/>
-          <w:lang w:val="hu" w:eastAsia="hu-HU"/>
-        </w:rPr>
-        <w:t>: a Python fordító könyvtára, amivel létre hoztuk a main.exe fájlt.</w:t>
+      <w:r>
+        <w:rPr>
+          <w:rFonts w:eastAsia="Calibri"/>
+          <w:color w:val="000000"/>
+          <w:sz w:val="32"/>
+          <w:szCs w:val="32"/>
+          <w:lang w:val="hu" w:eastAsia="hu-HU"/>
+        </w:rPr>
+        <w:t>pyinstaller: a Python fordító könyvtára, amivel létre hoztuk a main.exe fájlt.</w:t>
       </w:r>
     </w:p>
     <w:p>
@@ -4247,29 +3901,7 @@
           <w:szCs w:val="32"/>
           <w:lang w:val="hu" w:eastAsia="hu-HU"/>
         </w:rPr>
-        <w:t xml:space="preserve">A pályák mátrixokban vannak eltárolva, a program végigmegy az aktuális mátrixon, amiben minden számhoz egy adott </w:t>
-      </w:r>
-      <w:proofErr w:type="spellStart"/>
-      <w:r>
-        <w:rPr>
-          <w:rFonts w:eastAsia="Calibri"/>
-          <w:color w:val="000000"/>
-          <w:sz w:val="32"/>
-          <w:szCs w:val="32"/>
-          <w:lang w:val="hu" w:eastAsia="hu-HU"/>
-        </w:rPr>
-        <w:t>block</w:t>
-      </w:r>
-      <w:proofErr w:type="spellEnd"/>
-      <w:r>
-        <w:rPr>
-          <w:rFonts w:eastAsia="Calibri"/>
-          <w:color w:val="000000"/>
-          <w:sz w:val="32"/>
-          <w:szCs w:val="32"/>
-          <w:lang w:val="hu" w:eastAsia="hu-HU"/>
-        </w:rPr>
-        <w:t xml:space="preserve">, </w:t>
+        <w:t xml:space="preserve">A pályák mátrixokban vannak eltárolva, a program végigmegy az aktuális mátrixon, amiben minden számhoz egy adott block, </w:t>
       </w:r>
       <w:r>
         <w:rPr>
@@ -4747,29 +4379,7 @@
           <w:szCs w:val="32"/>
           <w:lang w:val="hu" w:eastAsia="hu-HU"/>
         </w:rPr>
-        <w:t>A kommunikáció WEB API-</w:t>
-      </w:r>
-      <w:proofErr w:type="spellStart"/>
-      <w:r>
-        <w:rPr>
-          <w:rFonts w:eastAsia="Calibri"/>
-          <w:color w:val="000000"/>
-          <w:sz w:val="32"/>
-          <w:szCs w:val="32"/>
-          <w:lang w:val="hu" w:eastAsia="hu-HU"/>
-        </w:rPr>
-        <w:t>val</w:t>
-      </w:r>
-      <w:proofErr w:type="spellEnd"/>
-      <w:r>
-        <w:rPr>
-          <w:rFonts w:eastAsia="Calibri"/>
-          <w:color w:val="000000"/>
-          <w:sz w:val="32"/>
-          <w:szCs w:val="32"/>
-          <w:lang w:val="hu" w:eastAsia="hu-HU"/>
-        </w:rPr>
-        <w:t xml:space="preserve"> történik a végpontokkal.</w:t>
+        <w:t>A kommunikáció WEB API-val történik a végpontokkal.</w:t>
       </w:r>
     </w:p>
     <w:p>
@@ -4837,29 +4447,7 @@
           <w:szCs w:val="32"/>
           <w:lang w:val="hu" w:eastAsia="hu-HU"/>
         </w:rPr>
-        <w:t xml:space="preserve">A kéréseket és eredményeiket a Postman weboldalán vagy alkalmazásban, vagy a </w:t>
-      </w:r>
-      <w:proofErr w:type="spellStart"/>
-      <w:r>
-        <w:rPr>
-          <w:rFonts w:eastAsia="Calibri"/>
-          <w:color w:val="000000"/>
-          <w:sz w:val="32"/>
-          <w:szCs w:val="32"/>
-          <w:lang w:val="hu" w:eastAsia="hu-HU"/>
-        </w:rPr>
-        <w:t>Swagger</w:t>
-      </w:r>
-      <w:proofErr w:type="spellEnd"/>
-      <w:r>
-        <w:rPr>
-          <w:rFonts w:eastAsia="Calibri"/>
-          <w:color w:val="000000"/>
-          <w:sz w:val="32"/>
-          <w:szCs w:val="32"/>
-          <w:lang w:val="hu" w:eastAsia="hu-HU"/>
-        </w:rPr>
-        <w:t xml:space="preserve"> UI-n teszteltük le.</w:t>
+        <w:t>A kéréseket és eredményeiket a Postman weboldalán vagy alkalmazásban, vagy a Swagger UI-n teszteltük le.</w:t>
       </w:r>
     </w:p>
     <w:p>
@@ -4893,95 +4481,7 @@
           <w:szCs w:val="32"/>
           <w:lang w:val="hu" w:eastAsia="hu-HU"/>
         </w:rPr>
-        <w:t xml:space="preserve">Ebben van az </w:t>
-      </w:r>
-      <w:proofErr w:type="spellStart"/>
-      <w:r>
-        <w:rPr>
-          <w:rFonts w:eastAsia="Calibri"/>
-          <w:color w:val="000000"/>
-          <w:sz w:val="32"/>
-          <w:szCs w:val="32"/>
-          <w:lang w:val="hu" w:eastAsia="hu-HU"/>
-        </w:rPr>
-        <w:t>Inno</w:t>
-      </w:r>
-      <w:proofErr w:type="spellEnd"/>
-      <w:r>
-        <w:rPr>
-          <w:rFonts w:eastAsia="Calibri"/>
-          <w:color w:val="000000"/>
-          <w:sz w:val="32"/>
-          <w:szCs w:val="32"/>
-          <w:lang w:val="hu" w:eastAsia="hu-HU"/>
-        </w:rPr>
-        <w:t xml:space="preserve"> </w:t>
-      </w:r>
-      <w:proofErr w:type="spellStart"/>
-      <w:r>
-        <w:rPr>
-          <w:rFonts w:eastAsia="Calibri"/>
-          <w:color w:val="000000"/>
-          <w:sz w:val="32"/>
-          <w:szCs w:val="32"/>
-          <w:lang w:val="hu" w:eastAsia="hu-HU"/>
-        </w:rPr>
-        <w:t>Setup</w:t>
-      </w:r>
-      <w:proofErr w:type="spellEnd"/>
-      <w:r>
-        <w:rPr>
-          <w:rFonts w:eastAsia="Calibri"/>
-          <w:color w:val="000000"/>
-          <w:sz w:val="32"/>
-          <w:szCs w:val="32"/>
-          <w:lang w:val="hu" w:eastAsia="hu-HU"/>
-        </w:rPr>
-        <w:t xml:space="preserve"> fordítóprogramnak a </w:t>
-      </w:r>
-      <w:proofErr w:type="spellStart"/>
-      <w:r>
-        <w:rPr>
-          <w:rFonts w:eastAsia="Calibri"/>
-          <w:color w:val="000000"/>
-          <w:sz w:val="32"/>
-          <w:szCs w:val="32"/>
-          <w:lang w:val="hu" w:eastAsia="hu-HU"/>
-        </w:rPr>
-        <w:t>szkriptje</w:t>
-      </w:r>
-      <w:proofErr w:type="spellEnd"/>
-      <w:r>
-        <w:rPr>
-          <w:rFonts w:eastAsia="Calibri"/>
-          <w:color w:val="000000"/>
-          <w:sz w:val="32"/>
-          <w:szCs w:val="32"/>
-          <w:lang w:val="hu" w:eastAsia="hu-HU"/>
-        </w:rPr>
-        <w:t xml:space="preserve">, és a játékunknak a felépítője is, ami a </w:t>
-      </w:r>
-      <w:proofErr w:type="spellStart"/>
-      <w:r>
-        <w:rPr>
-          <w:rFonts w:eastAsia="Calibri"/>
-          <w:color w:val="000000"/>
-          <w:sz w:val="32"/>
-          <w:szCs w:val="32"/>
-          <w:lang w:val="hu" w:eastAsia="hu-HU"/>
-        </w:rPr>
-        <w:t>Setups</w:t>
-      </w:r>
-      <w:proofErr w:type="spellEnd"/>
-      <w:r>
-        <w:rPr>
-          <w:rFonts w:eastAsia="Calibri"/>
-          <w:color w:val="000000"/>
-          <w:sz w:val="32"/>
-          <w:szCs w:val="32"/>
-          <w:lang w:val="hu" w:eastAsia="hu-HU"/>
-        </w:rPr>
-        <w:t xml:space="preserve"> mappában van.</w:t>
+        <w:t>Ebben van az Inno Setup fordítóprogramnak a szkriptje, és a játékunknak a felépítője is, ami a Setups mappában van.</w:t>
       </w:r>
     </w:p>
     <w:p>
@@ -5014,27 +4514,7 @@
           <w:szCs w:val="32"/>
           <w:lang w:val="hu" w:eastAsia="hu-HU"/>
         </w:rPr>
-        <w:t xml:space="preserve">Van </w:t>
-      </w:r>
-      <w:proofErr w:type="spellStart"/>
-      <w:r>
-        <w:rPr>
-          <w:rFonts w:eastAsia="Calibri"/>
-          <w:sz w:val="32"/>
-          <w:szCs w:val="32"/>
-          <w:lang w:val="hu" w:eastAsia="hu-HU"/>
-        </w:rPr>
-        <w:t>Admin</w:t>
-      </w:r>
-      <w:proofErr w:type="spellEnd"/>
-      <w:r>
-        <w:rPr>
-          <w:rFonts w:eastAsia="Calibri"/>
-          <w:sz w:val="32"/>
-          <w:szCs w:val="32"/>
-          <w:lang w:val="hu" w:eastAsia="hu-HU"/>
-        </w:rPr>
-        <w:t xml:space="preserve"> felhasználó, és végpontjai, így az összes végpontot elérhető lesz: </w:t>
+        <w:t xml:space="preserve">Van Admin felhasználó, és végpontjai, így az összes végpontot elérhető lesz: </w:t>
       </w:r>
     </w:p>
     <w:p>
@@ -5066,19 +4546,8 @@
           <w:szCs w:val="32"/>
           <w:lang w:val="hu" w:eastAsia="hu-HU"/>
         </w:rPr>
-        <w:t xml:space="preserve">Felhasználónév: </w:t>
-      </w:r>
-      <w:proofErr w:type="spellStart"/>
-      <w:r>
-        <w:rPr>
-          <w:rFonts w:eastAsia="Calibri"/>
-          <w:sz w:val="32"/>
-          <w:szCs w:val="32"/>
-          <w:lang w:val="hu" w:eastAsia="hu-HU"/>
-        </w:rPr>
-        <w:t>krisz</w:t>
-      </w:r>
-      <w:proofErr w:type="spellEnd"/>
+        <w:t>Felhasználónév: krisz</w:t>
+      </w:r>
     </w:p>
     <w:p>
       <w:pPr>
@@ -5142,27 +4611,7 @@
           <w:szCs w:val="32"/>
           <w:lang w:val="hu" w:eastAsia="hu-HU"/>
         </w:rPr>
-        <w:t xml:space="preserve">Felhasznált </w:t>
-      </w:r>
-      <w:proofErr w:type="spellStart"/>
-      <w:r>
-        <w:rPr>
-          <w:rFonts w:eastAsia="Calibri"/>
-          <w:sz w:val="32"/>
-          <w:szCs w:val="32"/>
-          <w:lang w:val="hu" w:eastAsia="hu-HU"/>
-        </w:rPr>
-        <w:t>Nuget</w:t>
-      </w:r>
-      <w:proofErr w:type="spellEnd"/>
-      <w:r>
-        <w:rPr>
-          <w:rFonts w:eastAsia="Calibri"/>
-          <w:sz w:val="32"/>
-          <w:szCs w:val="32"/>
-          <w:lang w:val="hu" w:eastAsia="hu-HU"/>
-        </w:rPr>
-        <w:t xml:space="preserve"> csomagok:</w:t>
+        <w:t>Felhasznált Nuget csomagok:</w:t>
       </w:r>
     </w:p>
     <w:p>
@@ -5187,25 +4636,14 @@
           <w:lang w:val="hu" w:eastAsia="hu-HU"/>
         </w:rPr>
       </w:pPr>
-      <w:proofErr w:type="spellStart"/>
-      <w:r>
-        <w:rPr>
-          <w:rFonts w:eastAsia="Calibri"/>
-          <w:sz w:val="32"/>
-          <w:szCs w:val="32"/>
-          <w:lang w:val="hu" w:eastAsia="hu-HU"/>
-        </w:rPr>
-        <w:t>MailKit</w:t>
-      </w:r>
-      <w:proofErr w:type="spellEnd"/>
-      <w:r>
-        <w:rPr>
-          <w:rFonts w:eastAsia="Calibri"/>
-          <w:sz w:val="32"/>
-          <w:szCs w:val="32"/>
-          <w:lang w:val="hu" w:eastAsia="hu-HU"/>
-        </w:rPr>
-        <w:t>**</w:t>
+      <w:r>
+        <w:rPr>
+          <w:rFonts w:eastAsia="Calibri"/>
+          <w:sz w:val="32"/>
+          <w:szCs w:val="32"/>
+          <w:lang w:val="hu" w:eastAsia="hu-HU"/>
+        </w:rPr>
+        <w:t>MailKit**</w:t>
       </w:r>
     </w:p>
     <w:p>
@@ -5230,27 +4668,14 @@
           <w:lang w:val="hu" w:eastAsia="hu-HU"/>
         </w:rPr>
       </w:pPr>
-      <w:proofErr w:type="spellStart"/>
-      <w:proofErr w:type="gramStart"/>
-      <w:r>
-        <w:rPr>
-          <w:rFonts w:eastAsia="Calibri"/>
-          <w:sz w:val="32"/>
-          <w:szCs w:val="32"/>
-          <w:lang w:val="hu" w:eastAsia="hu-HU"/>
-        </w:rPr>
-        <w:t>Microsoft.AspNetCore.Authentication.JwtBearer</w:t>
-      </w:r>
-      <w:proofErr w:type="spellEnd"/>
-      <w:proofErr w:type="gramEnd"/>
-      <w:r>
-        <w:rPr>
-          <w:rFonts w:eastAsia="Calibri"/>
-          <w:sz w:val="32"/>
-          <w:szCs w:val="32"/>
-          <w:lang w:val="hu" w:eastAsia="hu-HU"/>
-        </w:rPr>
-        <w:t>*</w:t>
+      <w:r>
+        <w:rPr>
+          <w:rFonts w:eastAsia="Calibri"/>
+          <w:sz w:val="32"/>
+          <w:szCs w:val="32"/>
+          <w:lang w:val="hu" w:eastAsia="hu-HU"/>
+        </w:rPr>
+        <w:t>Microsoft.AspNetCore.Authentication.JwtBearer*</w:t>
       </w:r>
     </w:p>
     <w:p>
@@ -5275,27 +4700,14 @@
           <w:lang w:val="hu" w:eastAsia="hu-HU"/>
         </w:rPr>
       </w:pPr>
-      <w:proofErr w:type="spellStart"/>
-      <w:proofErr w:type="gramStart"/>
-      <w:r>
-        <w:rPr>
-          <w:rFonts w:eastAsia="Calibri"/>
-          <w:sz w:val="32"/>
-          <w:szCs w:val="32"/>
-          <w:lang w:val="hu" w:eastAsia="hu-HU"/>
-        </w:rPr>
-        <w:t>Microsoft.AspNetCore.Identity.EntityFrameworkCore</w:t>
-      </w:r>
-      <w:proofErr w:type="spellEnd"/>
-      <w:proofErr w:type="gramEnd"/>
-      <w:r>
-        <w:rPr>
-          <w:rFonts w:eastAsia="Calibri"/>
-          <w:sz w:val="32"/>
-          <w:szCs w:val="32"/>
-          <w:lang w:val="hu" w:eastAsia="hu-HU"/>
-        </w:rPr>
-        <w:t>*</w:t>
+      <w:r>
+        <w:rPr>
+          <w:rFonts w:eastAsia="Calibri"/>
+          <w:sz w:val="32"/>
+          <w:szCs w:val="32"/>
+          <w:lang w:val="hu" w:eastAsia="hu-HU"/>
+        </w:rPr>
+        <w:t>Microsoft.AspNetCore.Identity.EntityFrameworkCore*</w:t>
       </w:r>
     </w:p>
     <w:p>
@@ -5320,27 +4732,14 @@
           <w:lang w:val="hu" w:eastAsia="hu-HU"/>
         </w:rPr>
       </w:pPr>
-      <w:proofErr w:type="spellStart"/>
-      <w:proofErr w:type="gramStart"/>
-      <w:r>
-        <w:rPr>
-          <w:rFonts w:eastAsia="Calibri"/>
-          <w:sz w:val="32"/>
-          <w:szCs w:val="32"/>
-          <w:lang w:val="hu" w:eastAsia="hu-HU"/>
-        </w:rPr>
-        <w:t>Microsoft.EntityFrameworkCore.Tools</w:t>
-      </w:r>
-      <w:proofErr w:type="spellEnd"/>
-      <w:proofErr w:type="gramEnd"/>
-      <w:r>
-        <w:rPr>
-          <w:rFonts w:eastAsia="Calibri"/>
-          <w:sz w:val="32"/>
-          <w:szCs w:val="32"/>
-          <w:lang w:val="hu" w:eastAsia="hu-HU"/>
-        </w:rPr>
-        <w:t>*</w:t>
+      <w:r>
+        <w:rPr>
+          <w:rFonts w:eastAsia="Calibri"/>
+          <w:sz w:val="32"/>
+          <w:szCs w:val="32"/>
+          <w:lang w:val="hu" w:eastAsia="hu-HU"/>
+        </w:rPr>
+        <w:t>Microsoft.EntityFrameworkCore.Tools*</w:t>
       </w:r>
     </w:p>
     <w:p>
@@ -5365,25 +4764,14 @@
           <w:lang w:val="hu" w:eastAsia="hu-HU"/>
         </w:rPr>
       </w:pPr>
-      <w:proofErr w:type="spellStart"/>
-      <w:r>
-        <w:rPr>
-          <w:rFonts w:eastAsia="Calibri"/>
-          <w:sz w:val="32"/>
-          <w:szCs w:val="32"/>
-          <w:lang w:val="hu" w:eastAsia="hu-HU"/>
-        </w:rPr>
-        <w:t>MySql.EntityFrameworkCore</w:t>
-      </w:r>
-      <w:proofErr w:type="spellEnd"/>
-      <w:r>
-        <w:rPr>
-          <w:rFonts w:eastAsia="Calibri"/>
-          <w:sz w:val="32"/>
-          <w:szCs w:val="32"/>
-          <w:lang w:val="hu" w:eastAsia="hu-HU"/>
-        </w:rPr>
-        <w:t>*</w:t>
+      <w:r>
+        <w:rPr>
+          <w:rFonts w:eastAsia="Calibri"/>
+          <w:sz w:val="32"/>
+          <w:szCs w:val="32"/>
+          <w:lang w:val="hu" w:eastAsia="hu-HU"/>
+        </w:rPr>
+        <w:t>MySql.EntityFrameworkCore*</w:t>
       </w:r>
     </w:p>
     <w:p>
@@ -5416,67 +4804,7 @@
           <w:lang w:val="hu" w:eastAsia="hu-HU"/>
         </w:rPr>
         <w:lastRenderedPageBreak/>
-        <w:t xml:space="preserve">Backend teszteléséhez: </w:t>
-      </w:r>
-      <w:proofErr w:type="spellStart"/>
-      <w:r>
-        <w:rPr>
-          <w:rFonts w:eastAsia="Calibri"/>
-          <w:sz w:val="32"/>
-          <w:szCs w:val="32"/>
-          <w:lang w:val="hu" w:eastAsia="hu-HU"/>
-        </w:rPr>
-        <w:t>Moq</w:t>
-      </w:r>
-      <w:proofErr w:type="spellEnd"/>
-      <w:r>
-        <w:rPr>
-          <w:rFonts w:eastAsia="Calibri"/>
-          <w:sz w:val="32"/>
-          <w:szCs w:val="32"/>
-          <w:lang w:val="hu" w:eastAsia="hu-HU"/>
-        </w:rPr>
-        <w:t xml:space="preserve">**, </w:t>
-      </w:r>
-      <w:proofErr w:type="spellStart"/>
-      <w:r>
-        <w:rPr>
-          <w:rFonts w:eastAsia="Calibri"/>
-          <w:sz w:val="32"/>
-          <w:szCs w:val="32"/>
-          <w:lang w:val="hu" w:eastAsia="hu-HU"/>
-        </w:rPr>
-        <w:t>FluentAssertions</w:t>
-      </w:r>
-      <w:proofErr w:type="spellEnd"/>
-      <w:r>
-        <w:rPr>
-          <w:rFonts w:eastAsia="Calibri"/>
-          <w:sz w:val="32"/>
-          <w:szCs w:val="32"/>
-          <w:lang w:val="hu" w:eastAsia="hu-HU"/>
-        </w:rPr>
-        <w:t xml:space="preserve">**, </w:t>
-      </w:r>
-      <w:proofErr w:type="spellStart"/>
-      <w:r>
-        <w:rPr>
-          <w:rFonts w:eastAsia="Calibri"/>
-          <w:sz w:val="32"/>
-          <w:szCs w:val="32"/>
-          <w:lang w:val="hu" w:eastAsia="hu-HU"/>
-        </w:rPr>
-        <w:t>Xunit</w:t>
-      </w:r>
-      <w:proofErr w:type="spellEnd"/>
-      <w:r>
-        <w:rPr>
-          <w:rFonts w:eastAsia="Calibri"/>
-          <w:sz w:val="32"/>
-          <w:szCs w:val="32"/>
-          <w:lang w:val="hu" w:eastAsia="hu-HU"/>
-        </w:rPr>
-        <w:t xml:space="preserve"> tesztelő projekt</w:t>
+        <w:t>Backend teszteléséhez: Moq**, FluentAssertions**, Xunit tesztelő projekt</w:t>
       </w:r>
     </w:p>
     <w:p>
@@ -5583,29 +4911,7 @@
           <w:szCs w:val="32"/>
           <w:lang w:val="hu" w:eastAsia="hu-HU"/>
         </w:rPr>
-        <w:t xml:space="preserve">Szükséges </w:t>
-      </w:r>
-      <w:proofErr w:type="spellStart"/>
-      <w:r>
-        <w:rPr>
-          <w:rFonts w:eastAsia="Calibri"/>
-          <w:color w:val="000000"/>
-          <w:sz w:val="32"/>
-          <w:szCs w:val="32"/>
-          <w:lang w:val="hu" w:eastAsia="hu-HU"/>
-        </w:rPr>
-        <w:t>MySQL</w:t>
-      </w:r>
-      <w:proofErr w:type="spellEnd"/>
-      <w:r>
-        <w:rPr>
-          <w:rFonts w:eastAsia="Calibri"/>
-          <w:color w:val="000000"/>
-          <w:sz w:val="32"/>
-          <w:szCs w:val="32"/>
-          <w:lang w:val="hu" w:eastAsia="hu-HU"/>
-        </w:rPr>
-        <w:t xml:space="preserve"> környezet elindítása/előkészítése:</w:t>
+        <w:t>Szükséges MySQL környezet elindítása/előkészítése:</w:t>
       </w:r>
     </w:p>
     <w:p>
@@ -5630,71 +4936,15 @@
           <w:lang w:val="hu" w:eastAsia="hu-HU"/>
         </w:rPr>
       </w:pPr>
-      <w:proofErr w:type="spellStart"/>
-      <w:r>
-        <w:rPr>
-          <w:rFonts w:eastAsia="Calibri"/>
-          <w:color w:val="000000"/>
-          <w:sz w:val="32"/>
-          <w:szCs w:val="32"/>
-          <w:lang w:val="hu" w:eastAsia="hu-HU"/>
-        </w:rPr>
-        <w:t>Xampp</w:t>
-      </w:r>
-      <w:proofErr w:type="spellEnd"/>
-      <w:r>
-        <w:rPr>
-          <w:rFonts w:eastAsia="Calibri"/>
-          <w:color w:val="000000"/>
-          <w:sz w:val="32"/>
-          <w:szCs w:val="32"/>
-          <w:lang w:val="hu" w:eastAsia="hu-HU"/>
-        </w:rPr>
-        <w:t xml:space="preserve"> alkalmazáson indítsuk el </w:t>
-      </w:r>
-      <w:proofErr w:type="spellStart"/>
-      <w:r>
-        <w:rPr>
-          <w:rFonts w:eastAsia="Calibri"/>
-          <w:color w:val="000000"/>
-          <w:sz w:val="32"/>
-          <w:szCs w:val="32"/>
-          <w:lang w:val="hu" w:eastAsia="hu-HU"/>
-        </w:rPr>
-        <w:t>Apache</w:t>
-      </w:r>
-      <w:proofErr w:type="spellEnd"/>
-      <w:r>
-        <w:rPr>
-          <w:rFonts w:eastAsia="Calibri"/>
-          <w:color w:val="000000"/>
-          <w:sz w:val="32"/>
-          <w:szCs w:val="32"/>
-          <w:lang w:val="hu" w:eastAsia="hu-HU"/>
-        </w:rPr>
-        <w:t xml:space="preserve"> és </w:t>
-      </w:r>
-      <w:proofErr w:type="spellStart"/>
-      <w:r>
-        <w:rPr>
-          <w:rFonts w:eastAsia="Calibri"/>
-          <w:color w:val="000000"/>
-          <w:sz w:val="32"/>
-          <w:szCs w:val="32"/>
-          <w:lang w:val="hu" w:eastAsia="hu-HU"/>
-        </w:rPr>
-        <w:t>MySQL</w:t>
-      </w:r>
-      <w:proofErr w:type="spellEnd"/>
-      <w:r>
-        <w:rPr>
-          <w:rFonts w:eastAsia="Calibri"/>
-          <w:color w:val="000000"/>
-          <w:sz w:val="32"/>
-          <w:szCs w:val="32"/>
-          <w:lang w:val="hu" w:eastAsia="hu-HU"/>
-        </w:rPr>
-        <w:t xml:space="preserve"> modulokat.</w:t>
+      <w:r>
+        <w:rPr>
+          <w:rFonts w:eastAsia="Calibri"/>
+          <w:color w:val="000000"/>
+          <w:sz w:val="32"/>
+          <w:szCs w:val="32"/>
+          <w:lang w:val="hu" w:eastAsia="hu-HU"/>
+        </w:rPr>
+        <w:t>Xampp alkalmazáson indítsuk el Apache és MySQL modulokat.</w:t>
       </w:r>
     </w:p>
     <w:p>
@@ -5727,117 +4977,7 @@
           <w:szCs w:val="32"/>
           <w:lang w:val="hu" w:eastAsia="hu-HU"/>
         </w:rPr>
-        <w:t xml:space="preserve">Docker alkalmazáson a legfrissebb </w:t>
-      </w:r>
-      <w:proofErr w:type="spellStart"/>
-      <w:r>
-        <w:rPr>
-          <w:rFonts w:eastAsia="Calibri"/>
-          <w:color w:val="000000"/>
-          <w:sz w:val="32"/>
-          <w:szCs w:val="32"/>
-          <w:lang w:val="hu" w:eastAsia="hu-HU"/>
-        </w:rPr>
-        <w:t>MySQL</w:t>
-      </w:r>
-      <w:proofErr w:type="spellEnd"/>
-      <w:r>
-        <w:rPr>
-          <w:rFonts w:eastAsia="Calibri"/>
-          <w:color w:val="000000"/>
-          <w:sz w:val="32"/>
-          <w:szCs w:val="32"/>
-          <w:lang w:val="hu" w:eastAsia="hu-HU"/>
-        </w:rPr>
-        <w:t xml:space="preserve"> „image” letöltését és hozzunk létre egy olyan „</w:t>
-      </w:r>
-      <w:proofErr w:type="spellStart"/>
-      <w:r>
-        <w:rPr>
-          <w:rFonts w:eastAsia="Calibri"/>
-          <w:color w:val="000000"/>
-          <w:sz w:val="32"/>
-          <w:szCs w:val="32"/>
-          <w:lang w:val="hu" w:eastAsia="hu-HU"/>
-        </w:rPr>
-        <w:t>container</w:t>
-      </w:r>
-      <w:proofErr w:type="spellEnd"/>
-      <w:r>
-        <w:rPr>
-          <w:rFonts w:eastAsia="Calibri"/>
-          <w:color w:val="000000"/>
-          <w:sz w:val="32"/>
-          <w:szCs w:val="32"/>
-          <w:lang w:val="hu" w:eastAsia="hu-HU"/>
-        </w:rPr>
-        <w:t>” -t, ahol megadjuk a nevét, az első bemeneti mezőnek a port számát:3306, egy változó nevét MYSQL_ALLOW_EMPTY_PASSWORD, aminek értéke „</w:t>
-      </w:r>
-      <w:proofErr w:type="spellStart"/>
-      <w:r>
-        <w:rPr>
-          <w:rFonts w:eastAsia="Calibri"/>
-          <w:color w:val="000000"/>
-          <w:sz w:val="32"/>
-          <w:szCs w:val="32"/>
-          <w:lang w:val="hu" w:eastAsia="hu-HU"/>
-        </w:rPr>
-        <w:t>yes</w:t>
-      </w:r>
-      <w:proofErr w:type="spellEnd"/>
-      <w:r>
-        <w:rPr>
-          <w:rFonts w:eastAsia="Calibri"/>
-          <w:color w:val="000000"/>
-          <w:sz w:val="32"/>
-          <w:szCs w:val="32"/>
-          <w:lang w:val="hu" w:eastAsia="hu-HU"/>
-        </w:rPr>
-        <w:t>”, és a „</w:t>
-      </w:r>
-      <w:proofErr w:type="spellStart"/>
-      <w:r>
-        <w:rPr>
-          <w:rFonts w:eastAsia="Calibri"/>
-          <w:color w:val="000000"/>
-          <w:sz w:val="32"/>
-          <w:szCs w:val="32"/>
-          <w:lang w:val="hu" w:eastAsia="hu-HU"/>
-        </w:rPr>
-        <w:t>container</w:t>
-      </w:r>
-      <w:proofErr w:type="spellEnd"/>
-      <w:r>
-        <w:rPr>
-          <w:rFonts w:eastAsia="Calibri"/>
-          <w:color w:val="000000"/>
-          <w:sz w:val="32"/>
-          <w:szCs w:val="32"/>
-          <w:lang w:val="hu" w:eastAsia="hu-HU"/>
-        </w:rPr>
-        <w:t xml:space="preserve">” létrehozása után automatikusan elindítja a </w:t>
-      </w:r>
-      <w:proofErr w:type="spellStart"/>
-      <w:r>
-        <w:rPr>
-          <w:rFonts w:eastAsia="Calibri"/>
-          <w:color w:val="000000"/>
-          <w:sz w:val="32"/>
-          <w:szCs w:val="32"/>
-          <w:lang w:val="hu" w:eastAsia="hu-HU"/>
-        </w:rPr>
-        <w:t>MySQl</w:t>
-      </w:r>
-      <w:proofErr w:type="spellEnd"/>
-      <w:r>
-        <w:rPr>
-          <w:rFonts w:eastAsia="Calibri"/>
-          <w:color w:val="000000"/>
-          <w:sz w:val="32"/>
-          <w:szCs w:val="32"/>
-          <w:lang w:val="hu" w:eastAsia="hu-HU"/>
-        </w:rPr>
-        <w:t>-t.</w:t>
+        <w:t>Docker alkalmazáson a legfrissebb MySQL „image” letöltését és hozzunk létre egy olyan „container” -t, ahol megadjuk a nevét, az első bemeneti mezőnek a port számát:3306, egy változó nevét MYSQL_ALLOW_EMPTY_PASSWORD, aminek értéke „yes”, és a „container” létrehozása után automatikusan elindítja a MySQl-t.</w:t>
       </w:r>
     </w:p>
     <w:p>
@@ -5870,95 +5010,7 @@
           <w:szCs w:val="32"/>
           <w:lang w:val="hu" w:eastAsia="hu-HU"/>
         </w:rPr>
-        <w:t xml:space="preserve">A Visual </w:t>
-      </w:r>
-      <w:proofErr w:type="spellStart"/>
-      <w:r>
-        <w:rPr>
-          <w:rFonts w:eastAsia="Calibri"/>
-          <w:color w:val="000000"/>
-          <w:sz w:val="32"/>
-          <w:szCs w:val="32"/>
-          <w:lang w:val="hu" w:eastAsia="hu-HU"/>
-        </w:rPr>
-        <w:t>Studio</w:t>
-      </w:r>
-      <w:proofErr w:type="spellEnd"/>
-      <w:r>
-        <w:rPr>
-          <w:rFonts w:eastAsia="Calibri"/>
-          <w:color w:val="000000"/>
-          <w:sz w:val="32"/>
-          <w:szCs w:val="32"/>
-          <w:lang w:val="hu" w:eastAsia="hu-HU"/>
-        </w:rPr>
-        <w:t xml:space="preserve"> </w:t>
-      </w:r>
-      <w:proofErr w:type="spellStart"/>
-      <w:r>
-        <w:rPr>
-          <w:rFonts w:eastAsia="Calibri"/>
-          <w:color w:val="000000"/>
-          <w:sz w:val="32"/>
-          <w:szCs w:val="32"/>
-          <w:lang w:val="hu" w:eastAsia="hu-HU"/>
-        </w:rPr>
-        <w:t>Community</w:t>
-      </w:r>
-      <w:proofErr w:type="spellEnd"/>
-      <w:r>
-        <w:rPr>
-          <w:rFonts w:eastAsia="Calibri"/>
-          <w:color w:val="000000"/>
-          <w:sz w:val="32"/>
-          <w:szCs w:val="32"/>
-          <w:lang w:val="hu" w:eastAsia="hu-HU"/>
-        </w:rPr>
-        <w:t xml:space="preserve">-ben </w:t>
-      </w:r>
-      <w:proofErr w:type="spellStart"/>
-      <w:r>
-        <w:rPr>
-          <w:rFonts w:eastAsia="Calibri"/>
-          <w:color w:val="000000"/>
-          <w:sz w:val="32"/>
-          <w:szCs w:val="32"/>
-          <w:lang w:val="hu" w:eastAsia="hu-HU"/>
-        </w:rPr>
-        <w:t>Package</w:t>
-      </w:r>
-      <w:proofErr w:type="spellEnd"/>
-      <w:r>
-        <w:rPr>
-          <w:rFonts w:eastAsia="Calibri"/>
-          <w:color w:val="000000"/>
-          <w:sz w:val="32"/>
-          <w:szCs w:val="32"/>
-          <w:lang w:val="hu" w:eastAsia="hu-HU"/>
-        </w:rPr>
-        <w:t xml:space="preserve"> Manager konzolon írjuk be „update-</w:t>
-      </w:r>
-      <w:proofErr w:type="spellStart"/>
-      <w:r>
-        <w:rPr>
-          <w:rFonts w:eastAsia="Calibri"/>
-          <w:color w:val="000000"/>
-          <w:sz w:val="32"/>
-          <w:szCs w:val="32"/>
-          <w:lang w:val="hu" w:eastAsia="hu-HU"/>
-        </w:rPr>
-        <w:t>database</w:t>
-      </w:r>
-      <w:proofErr w:type="spellEnd"/>
-      <w:r>
-        <w:rPr>
-          <w:rFonts w:eastAsia="Calibri"/>
-          <w:color w:val="000000"/>
-          <w:sz w:val="32"/>
-          <w:szCs w:val="32"/>
-          <w:lang w:val="hu" w:eastAsia="hu-HU"/>
-        </w:rPr>
-        <w:t>”, így létrehozza az adatbázist.</w:t>
+        <w:t>A Visual Studio Community-ben Package Manager konzolon írjuk be „update-database”, így létrehozza az adatbázist.</w:t>
       </w:r>
     </w:p>
     <w:p>
@@ -6057,51 +5109,7 @@
           <w:szCs w:val="32"/>
           <w:lang w:val="hu" w:eastAsia="hu-HU"/>
         </w:rPr>
-        <w:t xml:space="preserve">Az adatbázist </w:t>
-      </w:r>
-      <w:proofErr w:type="spellStart"/>
-      <w:r>
-        <w:rPr>
-          <w:rFonts w:eastAsia="Calibri"/>
-          <w:color w:val="000000"/>
-          <w:sz w:val="32"/>
-          <w:szCs w:val="32"/>
-          <w:lang w:val="hu" w:eastAsia="hu-HU"/>
-        </w:rPr>
-        <w:t>Xampp</w:t>
-      </w:r>
-      <w:proofErr w:type="spellEnd"/>
-      <w:r>
-        <w:rPr>
-          <w:rFonts w:eastAsia="Calibri"/>
-          <w:color w:val="000000"/>
-          <w:sz w:val="32"/>
-          <w:szCs w:val="32"/>
-          <w:lang w:val="hu" w:eastAsia="hu-HU"/>
-        </w:rPr>
-        <w:t xml:space="preserve">, illetve Docker alkalmazással </w:t>
-      </w:r>
-      <w:proofErr w:type="spellStart"/>
-      <w:r>
-        <w:rPr>
-          <w:rFonts w:eastAsia="Calibri"/>
-          <w:color w:val="000000"/>
-          <w:sz w:val="32"/>
-          <w:szCs w:val="32"/>
-          <w:lang w:val="hu" w:eastAsia="hu-HU"/>
-        </w:rPr>
-        <w:t>MySQL</w:t>
-      </w:r>
-      <w:proofErr w:type="spellEnd"/>
-      <w:r>
-        <w:rPr>
-          <w:rFonts w:eastAsia="Calibri"/>
-          <w:color w:val="000000"/>
-          <w:sz w:val="32"/>
-          <w:szCs w:val="32"/>
-          <w:lang w:val="hu" w:eastAsia="hu-HU"/>
-        </w:rPr>
-        <w:t xml:space="preserve"> nyelvvel fejlesztjük.</w:t>
+        <w:t>Az adatbázist Xampp, illetve Docker alkalmazással MySQL nyelvvel fejlesztjük.</w:t>
       </w:r>
     </w:p>
     <w:p>
@@ -6135,20 +5143,8 @@
           <w:szCs w:val="32"/>
           <w:lang w:val="hu" w:eastAsia="hu-HU"/>
         </w:rPr>
-        <w:t xml:space="preserve">Az adatbázis neve: </w:t>
-      </w:r>
-      <w:proofErr w:type="spellStart"/>
-      <w:r>
-        <w:rPr>
-          <w:rFonts w:eastAsia="Calibri"/>
-          <w:color w:val="000000"/>
-          <w:sz w:val="32"/>
-          <w:szCs w:val="32"/>
-          <w:lang w:val="hu" w:eastAsia="hu-HU"/>
-        </w:rPr>
-        <w:t>for_the_potato</w:t>
-      </w:r>
-      <w:proofErr w:type="spellEnd"/>
+        <w:t>Az adatbázis neve: for_the_potato</w:t>
+      </w:r>
     </w:p>
     <w:p>
       <w:pPr>
@@ -6190,25 +5186,14 @@
           <w:lang w:val="hu" w:eastAsia="hu-HU"/>
         </w:rPr>
       </w:pPr>
-      <w:proofErr w:type="spellStart"/>
-      <w:r>
-        <w:rPr>
-          <w:rFonts w:eastAsia="Calibri"/>
-          <w:sz w:val="32"/>
-          <w:szCs w:val="32"/>
-          <w:lang w:val="hu" w:eastAsia="hu-HU"/>
-        </w:rPr>
-        <w:t>Identity.FrameWorkCore</w:t>
-      </w:r>
-      <w:proofErr w:type="spellEnd"/>
-      <w:r>
-        <w:rPr>
-          <w:rFonts w:eastAsia="Calibri"/>
-          <w:sz w:val="32"/>
-          <w:szCs w:val="32"/>
-          <w:lang w:val="hu" w:eastAsia="hu-HU"/>
-        </w:rPr>
-        <w:t xml:space="preserve"> modullal létrehozzuk a felhasználóhoz kapcsolódó táblákat.</w:t>
+      <w:r>
+        <w:rPr>
+          <w:rFonts w:eastAsia="Calibri"/>
+          <w:sz w:val="32"/>
+          <w:szCs w:val="32"/>
+          <w:lang w:val="hu" w:eastAsia="hu-HU"/>
+        </w:rPr>
+        <w:t>Identity.FrameWorkCore modullal létrehozzuk a felhasználóhoz kapcsolódó táblákat.</w:t>
       </w:r>
     </w:p>
     <w:p>
@@ -6233,7 +5218,6 @@
           <w:lang w:val="hu" w:eastAsia="hu-HU"/>
         </w:rPr>
       </w:pPr>
-      <w:proofErr w:type="spellStart"/>
       <w:r>
         <w:rPr>
           <w:rFonts w:eastAsia="Calibri"/>
@@ -6243,7 +5227,6 @@
         </w:rPr>
         <w:t>velemeny</w:t>
       </w:r>
-      <w:proofErr w:type="spellEnd"/>
     </w:p>
     <w:p>
       <w:pPr>
@@ -6267,7 +5250,6 @@
           <w:lang w:val="hu" w:eastAsia="hu-HU"/>
         </w:rPr>
       </w:pPr>
-      <w:proofErr w:type="spellStart"/>
       <w:r>
         <w:rPr>
           <w:rFonts w:eastAsia="Calibri"/>
@@ -6277,7 +5259,6 @@
         </w:rPr>
         <w:t>saves</w:t>
       </w:r>
-      <w:proofErr w:type="spellEnd"/>
     </w:p>
     <w:p>
       <w:pPr>
@@ -6580,45 +5561,14 @@
           <w:lang w:val="hu" w:eastAsia="hu-HU"/>
         </w:rPr>
       </w:pPr>
-      <w:proofErr w:type="spellStart"/>
-      <w:r>
-        <w:rPr>
-          <w:rFonts w:eastAsia="Calibri"/>
-          <w:sz w:val="32"/>
-          <w:szCs w:val="32"/>
-          <w:lang w:val="hu" w:eastAsia="hu-HU"/>
-        </w:rPr>
-        <w:t>Bun</w:t>
-      </w:r>
-      <w:proofErr w:type="spellEnd"/>
-      <w:r>
-        <w:rPr>
-          <w:rFonts w:eastAsia="Calibri"/>
-          <w:sz w:val="32"/>
-          <w:szCs w:val="32"/>
-          <w:lang w:val="hu" w:eastAsia="hu-HU"/>
-        </w:rPr>
-        <w:t xml:space="preserve">-t használunk a </w:t>
-      </w:r>
-      <w:proofErr w:type="spellStart"/>
-      <w:r>
-        <w:rPr>
-          <w:rFonts w:eastAsia="Calibri"/>
-          <w:sz w:val="32"/>
-          <w:szCs w:val="32"/>
-          <w:lang w:val="hu" w:eastAsia="hu-HU"/>
-        </w:rPr>
-        <w:t>React</w:t>
-      </w:r>
-      <w:proofErr w:type="spellEnd"/>
-      <w:r>
-        <w:rPr>
-          <w:rFonts w:eastAsia="Calibri"/>
-          <w:sz w:val="32"/>
-          <w:szCs w:val="32"/>
-          <w:lang w:val="hu" w:eastAsia="hu-HU"/>
-        </w:rPr>
-        <w:t xml:space="preserve"> projekt létrehozásához, csomagok kezelését.</w:t>
+      <w:r>
+        <w:rPr>
+          <w:rFonts w:eastAsia="Calibri"/>
+          <w:sz w:val="32"/>
+          <w:szCs w:val="32"/>
+          <w:lang w:val="hu" w:eastAsia="hu-HU"/>
+        </w:rPr>
+        <w:t>Bun-t használunk a React projekt létrehozásához, csomagok kezelését.</w:t>
       </w:r>
     </w:p>
     <w:p>
@@ -6670,73 +5620,7 @@
           <w:szCs w:val="32"/>
           <w:lang w:val="hu" w:eastAsia="hu-HU"/>
         </w:rPr>
-        <w:t xml:space="preserve">Ha le van telepítve a </w:t>
-      </w:r>
-      <w:proofErr w:type="spellStart"/>
-      <w:r>
-        <w:rPr>
-          <w:rFonts w:eastAsia="Calibri"/>
-          <w:color w:val="000000"/>
-          <w:sz w:val="32"/>
-          <w:szCs w:val="32"/>
-          <w:lang w:val="hu" w:eastAsia="hu-HU"/>
-        </w:rPr>
-        <w:t>bun</w:t>
-      </w:r>
-      <w:proofErr w:type="spellEnd"/>
-      <w:r>
-        <w:rPr>
-          <w:rFonts w:eastAsia="Calibri"/>
-          <w:color w:val="000000"/>
-          <w:sz w:val="32"/>
-          <w:szCs w:val="32"/>
-          <w:lang w:val="hu" w:eastAsia="hu-HU"/>
-        </w:rPr>
-        <w:t xml:space="preserve">. Akkor projekt letöltése után a projektmappát Visual </w:t>
-      </w:r>
-      <w:proofErr w:type="spellStart"/>
-      <w:r>
-        <w:rPr>
-          <w:rFonts w:eastAsia="Calibri"/>
-          <w:color w:val="000000"/>
-          <w:sz w:val="32"/>
-          <w:szCs w:val="32"/>
-          <w:lang w:val="hu" w:eastAsia="hu-HU"/>
-        </w:rPr>
-        <w:t>Studio</w:t>
-      </w:r>
-      <w:proofErr w:type="spellEnd"/>
-      <w:r>
-        <w:rPr>
-          <w:rFonts w:eastAsia="Calibri"/>
-          <w:color w:val="000000"/>
-          <w:sz w:val="32"/>
-          <w:szCs w:val="32"/>
-          <w:lang w:val="hu" w:eastAsia="hu-HU"/>
-        </w:rPr>
-        <w:t xml:space="preserve"> </w:t>
-      </w:r>
-      <w:proofErr w:type="spellStart"/>
-      <w:r>
-        <w:rPr>
-          <w:rFonts w:eastAsia="Calibri"/>
-          <w:color w:val="000000"/>
-          <w:sz w:val="32"/>
-          <w:szCs w:val="32"/>
-          <w:lang w:val="hu" w:eastAsia="hu-HU"/>
-        </w:rPr>
-        <w:t>Code-on</w:t>
-      </w:r>
-      <w:proofErr w:type="spellEnd"/>
-      <w:r>
-        <w:rPr>
-          <w:rFonts w:eastAsia="Calibri"/>
-          <w:color w:val="000000"/>
-          <w:sz w:val="32"/>
-          <w:szCs w:val="32"/>
-          <w:lang w:val="hu" w:eastAsia="hu-HU"/>
-        </w:rPr>
-        <w:t xml:space="preserve"> nyissuk meg.</w:t>
+        <w:t>Ha le van telepítve a bun. Akkor projekt letöltése után a projektmappát Visual Studio Code-on nyissuk meg.</w:t>
       </w:r>
     </w:p>
     <w:p>
@@ -6804,51 +5688,7 @@
           <w:szCs w:val="32"/>
           <w:lang w:val="hu" w:eastAsia="hu-HU"/>
         </w:rPr>
-        <w:t>Írjuk be: „</w:t>
-      </w:r>
-      <w:proofErr w:type="spellStart"/>
-      <w:r>
-        <w:rPr>
-          <w:rFonts w:eastAsia="Calibri"/>
-          <w:color w:val="000000"/>
-          <w:sz w:val="32"/>
-          <w:szCs w:val="32"/>
-          <w:lang w:val="hu" w:eastAsia="hu-HU"/>
-        </w:rPr>
-        <w:t>bun</w:t>
-      </w:r>
-      <w:proofErr w:type="spellEnd"/>
-      <w:r>
-        <w:rPr>
-          <w:rFonts w:eastAsia="Calibri"/>
-          <w:color w:val="000000"/>
-          <w:sz w:val="32"/>
-          <w:szCs w:val="32"/>
-          <w:lang w:val="hu" w:eastAsia="hu-HU"/>
-        </w:rPr>
-        <w:t xml:space="preserve"> </w:t>
-      </w:r>
-      <w:proofErr w:type="spellStart"/>
-      <w:r>
-        <w:rPr>
-          <w:rFonts w:eastAsia="Calibri"/>
-          <w:color w:val="000000"/>
-          <w:sz w:val="32"/>
-          <w:szCs w:val="32"/>
-          <w:lang w:val="hu" w:eastAsia="hu-HU"/>
-        </w:rPr>
-        <w:t>install</w:t>
-      </w:r>
-      <w:proofErr w:type="spellEnd"/>
-      <w:r>
-        <w:rPr>
-          <w:rFonts w:eastAsia="Calibri"/>
-          <w:color w:val="000000"/>
-          <w:sz w:val="32"/>
-          <w:szCs w:val="32"/>
-          <w:lang w:val="hu" w:eastAsia="hu-HU"/>
-        </w:rPr>
-        <w:t>” és letölti a projekthez szükséges könyvtárakat.</w:t>
+        <w:t>Írjuk be: „bun install” és letölti a projekthez szükséges könyvtárakat.</w:t>
       </w:r>
     </w:p>
     <w:p>
@@ -6882,51 +5722,7 @@
           <w:szCs w:val="32"/>
           <w:lang w:val="hu" w:eastAsia="hu-HU"/>
         </w:rPr>
-        <w:t>Indítsuk el a weboldal szerverét, a „</w:t>
-      </w:r>
-      <w:proofErr w:type="spellStart"/>
-      <w:r>
-        <w:rPr>
-          <w:rFonts w:eastAsia="Calibri"/>
-          <w:color w:val="000000"/>
-          <w:sz w:val="32"/>
-          <w:szCs w:val="32"/>
-          <w:lang w:val="hu" w:eastAsia="hu-HU"/>
-        </w:rPr>
-        <w:t>bun</w:t>
-      </w:r>
-      <w:proofErr w:type="spellEnd"/>
-      <w:r>
-        <w:rPr>
-          <w:rFonts w:eastAsia="Calibri"/>
-          <w:color w:val="000000"/>
-          <w:sz w:val="32"/>
-          <w:szCs w:val="32"/>
-          <w:lang w:val="hu" w:eastAsia="hu-HU"/>
-        </w:rPr>
-        <w:t xml:space="preserve"> </w:t>
-      </w:r>
-      <w:proofErr w:type="spellStart"/>
-      <w:r>
-        <w:rPr>
-          <w:rFonts w:eastAsia="Calibri"/>
-          <w:color w:val="000000"/>
-          <w:sz w:val="32"/>
-          <w:szCs w:val="32"/>
-          <w:lang w:val="hu" w:eastAsia="hu-HU"/>
-        </w:rPr>
-        <w:t>dev</w:t>
-      </w:r>
-      <w:proofErr w:type="spellEnd"/>
-      <w:r>
-        <w:rPr>
-          <w:rFonts w:eastAsia="Calibri"/>
-          <w:color w:val="000000"/>
-          <w:sz w:val="32"/>
-          <w:szCs w:val="32"/>
-          <w:lang w:val="hu" w:eastAsia="hu-HU"/>
-        </w:rPr>
-        <w:t>” paranccsal és menjünk a megadott linkre a weboldalhoz.</w:t>
+        <w:t>Indítsuk el a weboldal szerverét, a „bun dev” paranccsal és menjünk a megadott linkre a weboldalhoz.</w:t>
       </w:r>
     </w:p>
     <w:p>
@@ -6960,42 +5756,8 @@
           <w:szCs w:val="32"/>
           <w:lang w:val="hu" w:eastAsia="hu-HU"/>
         </w:rPr>
-        <w:t xml:space="preserve">Ehhez HTML-t, CSS-t, </w:t>
-      </w:r>
-      <w:proofErr w:type="spellStart"/>
-      <w:r>
-        <w:rPr>
-          <w:rFonts w:eastAsia="Calibri"/>
-          <w:color w:val="000000"/>
-          <w:sz w:val="32"/>
-          <w:szCs w:val="32"/>
-          <w:lang w:val="hu" w:eastAsia="hu-HU"/>
-        </w:rPr>
-        <w:t>Bootstrap</w:t>
-      </w:r>
-      <w:proofErr w:type="spellEnd"/>
-      <w:r>
-        <w:rPr>
-          <w:rFonts w:eastAsia="Calibri"/>
-          <w:color w:val="000000"/>
-          <w:sz w:val="32"/>
-          <w:szCs w:val="32"/>
-          <w:lang w:val="hu" w:eastAsia="hu-HU"/>
-        </w:rPr>
-        <w:t xml:space="preserve"> 5-öt és </w:t>
-      </w:r>
-      <w:proofErr w:type="spellStart"/>
-      <w:r>
-        <w:rPr>
-          <w:rFonts w:eastAsia="Calibri"/>
-          <w:color w:val="000000"/>
-          <w:sz w:val="32"/>
-          <w:szCs w:val="32"/>
-          <w:lang w:val="hu" w:eastAsia="hu-HU"/>
-        </w:rPr>
-        <w:t>Javascript</w:t>
-      </w:r>
-      <w:proofErr w:type="spellEnd"/>
+        <w:t>Ehhez HTML-t, CSS-t, Bootstrap 5-öt és Javascript</w:t>
+      </w:r>
       <w:r>
         <w:rPr>
           <w:rFonts w:eastAsia="Calibri"/>
@@ -7068,27 +5830,7 @@
           <w:lang w:val="hu" w:eastAsia="hu-HU"/>
         </w:rPr>
         <w:lastRenderedPageBreak/>
-        <w:t xml:space="preserve">Dockerfile segítségével a </w:t>
-      </w:r>
-      <w:proofErr w:type="spellStart"/>
-      <w:r>
-        <w:rPr>
-          <w:rFonts w:eastAsia="Calibri"/>
-          <w:sz w:val="32"/>
-          <w:szCs w:val="32"/>
-          <w:lang w:val="hu" w:eastAsia="hu-HU"/>
-        </w:rPr>
-        <w:t>Render</w:t>
-      </w:r>
-      <w:proofErr w:type="spellEnd"/>
-      <w:r>
-        <w:rPr>
-          <w:rFonts w:eastAsia="Calibri"/>
-          <w:sz w:val="32"/>
-          <w:szCs w:val="32"/>
-          <w:lang w:val="hu" w:eastAsia="hu-HU"/>
-        </w:rPr>
-        <w:t xml:space="preserve"> oldalra fel lett töltve a weboldalunk.</w:t>
+        <w:t>Dockerfile segítségével a Render oldalra fel lett töltve a weboldalunk.</w:t>
       </w:r>
     </w:p>
     <w:p>
@@ -7113,25 +5855,14 @@
           <w:lang w:val="hu" w:eastAsia="hu-HU"/>
         </w:rPr>
       </w:pPr>
-      <w:proofErr w:type="spellStart"/>
-      <w:r>
-        <w:rPr>
-          <w:rFonts w:eastAsia="Calibri"/>
-          <w:sz w:val="32"/>
-          <w:szCs w:val="32"/>
-          <w:lang w:val="hu" w:eastAsia="hu-HU"/>
-        </w:rPr>
-        <w:t>React</w:t>
-      </w:r>
-      <w:proofErr w:type="spellEnd"/>
-      <w:r>
-        <w:rPr>
-          <w:rFonts w:eastAsia="Calibri"/>
-          <w:sz w:val="32"/>
-          <w:szCs w:val="32"/>
-          <w:lang w:val="hu" w:eastAsia="hu-HU"/>
-        </w:rPr>
-        <w:t xml:space="preserve"> modulok/könyvtárak:</w:t>
+      <w:r>
+        <w:rPr>
+          <w:rFonts w:eastAsia="Calibri"/>
+          <w:sz w:val="32"/>
+          <w:szCs w:val="32"/>
+          <w:lang w:val="hu" w:eastAsia="hu-HU"/>
+        </w:rPr>
+        <w:t>React modulok/könyvtárak:</w:t>
       </w:r>
     </w:p>
     <w:p>
@@ -7156,39 +5887,8 @@
           <w:szCs w:val="32"/>
           <w:lang w:val="hu" w:eastAsia="hu-HU"/>
         </w:rPr>
-        <w:t xml:space="preserve">Teszteléshez: @testing-library/react, </w:t>
-      </w:r>
-      <w:proofErr w:type="spellStart"/>
-      <w:r>
-        <w:rPr>
-          <w:rFonts w:eastAsia="Calibri"/>
-          <w:sz w:val="32"/>
-          <w:szCs w:val="32"/>
-          <w:lang w:val="hu" w:eastAsia="hu-HU"/>
-        </w:rPr>
-        <w:t>bun:test</w:t>
-      </w:r>
-      <w:proofErr w:type="spellEnd"/>
-      <w:r>
-        <w:rPr>
-          <w:rFonts w:eastAsia="Calibri"/>
-          <w:sz w:val="32"/>
-          <w:szCs w:val="32"/>
-          <w:lang w:val="hu" w:eastAsia="hu-HU"/>
-        </w:rPr>
-        <w:t xml:space="preserve">, </w:t>
-      </w:r>
-      <w:proofErr w:type="spellStart"/>
-      <w:r>
-        <w:rPr>
-          <w:rFonts w:eastAsia="Calibri"/>
-          <w:sz w:val="32"/>
-          <w:szCs w:val="32"/>
-          <w:lang w:val="hu" w:eastAsia="hu-HU"/>
-        </w:rPr>
-        <w:t>jsdom</w:t>
-      </w:r>
-      <w:proofErr w:type="spellEnd"/>
+        <w:t>Teszteléshez: @testing-library/react, bun:test, jsdom</w:t>
+      </w:r>
     </w:p>
     <w:p>
       <w:pPr>
@@ -7212,39 +5912,8 @@
           <w:szCs w:val="32"/>
           <w:lang w:val="hu" w:eastAsia="hu-HU"/>
         </w:rPr>
-        <w:t xml:space="preserve">Használatban: </w:t>
-      </w:r>
-      <w:proofErr w:type="spellStart"/>
-      <w:r>
-        <w:rPr>
-          <w:rFonts w:eastAsia="Calibri"/>
-          <w:sz w:val="32"/>
-          <w:szCs w:val="32"/>
-          <w:lang w:val="hu" w:eastAsia="hu-HU"/>
-        </w:rPr>
-        <w:t>react</w:t>
-      </w:r>
-      <w:proofErr w:type="spellEnd"/>
-      <w:r>
-        <w:rPr>
-          <w:rFonts w:eastAsia="Calibri"/>
-          <w:sz w:val="32"/>
-          <w:szCs w:val="32"/>
-          <w:lang w:val="hu" w:eastAsia="hu-HU"/>
-        </w:rPr>
-        <w:t>-router-</w:t>
-      </w:r>
-      <w:proofErr w:type="spellStart"/>
-      <w:r>
-        <w:rPr>
-          <w:rFonts w:eastAsia="Calibri"/>
-          <w:sz w:val="32"/>
-          <w:szCs w:val="32"/>
-          <w:lang w:val="hu" w:eastAsia="hu-HU"/>
-        </w:rPr>
-        <w:t>dom</w:t>
-      </w:r>
-      <w:proofErr w:type="spellEnd"/>
+        <w:t>Használatban: react-router-dom</w:t>
+      </w:r>
     </w:p>
     <w:p>
       <w:pPr>
@@ -7400,87 +6069,7 @@
           <w:szCs w:val="32"/>
           <w:lang w:val="hu" w:eastAsia="hu-HU"/>
         </w:rPr>
-        <w:t xml:space="preserve">Visual </w:t>
-      </w:r>
-      <w:proofErr w:type="spellStart"/>
-      <w:r>
-        <w:rPr>
-          <w:rFonts w:eastAsia="Calibri"/>
-          <w:sz w:val="32"/>
-          <w:szCs w:val="32"/>
-          <w:lang w:val="hu" w:eastAsia="hu-HU"/>
-        </w:rPr>
-        <w:t>Studio</w:t>
-      </w:r>
-      <w:proofErr w:type="spellEnd"/>
-      <w:r>
-        <w:rPr>
-          <w:rFonts w:eastAsia="Calibri"/>
-          <w:sz w:val="32"/>
-          <w:szCs w:val="32"/>
-          <w:lang w:val="hu" w:eastAsia="hu-HU"/>
-        </w:rPr>
-        <w:t xml:space="preserve"> </w:t>
-      </w:r>
-      <w:proofErr w:type="spellStart"/>
-      <w:r>
-        <w:rPr>
-          <w:rFonts w:eastAsia="Calibri"/>
-          <w:sz w:val="32"/>
-          <w:szCs w:val="32"/>
-          <w:lang w:val="hu" w:eastAsia="hu-HU"/>
-        </w:rPr>
-        <w:t>Community</w:t>
-      </w:r>
-      <w:proofErr w:type="spellEnd"/>
-      <w:r>
-        <w:rPr>
-          <w:rFonts w:eastAsia="Calibri"/>
-          <w:sz w:val="32"/>
-          <w:szCs w:val="32"/>
-          <w:lang w:val="hu" w:eastAsia="hu-HU"/>
-        </w:rPr>
-        <w:t xml:space="preserve"> 2022 .NET 8.0 WPF alkalmazás. További kód eszköz a </w:t>
-      </w:r>
-      <w:proofErr w:type="spellStart"/>
-      <w:r>
-        <w:rPr>
-          <w:rFonts w:eastAsia="Calibri"/>
-          <w:sz w:val="32"/>
-          <w:szCs w:val="32"/>
-          <w:lang w:val="hu" w:eastAsia="hu-HU"/>
-        </w:rPr>
-        <w:t>Class</w:t>
-      </w:r>
-      <w:proofErr w:type="spellEnd"/>
-      <w:r>
-        <w:rPr>
-          <w:rFonts w:eastAsia="Calibri"/>
-          <w:sz w:val="32"/>
-          <w:szCs w:val="32"/>
-          <w:lang w:val="hu" w:eastAsia="hu-HU"/>
-        </w:rPr>
-        <w:t xml:space="preserve"> </w:t>
-      </w:r>
-      <w:proofErr w:type="spellStart"/>
-      <w:r>
-        <w:rPr>
-          <w:rFonts w:eastAsia="Calibri"/>
-          <w:sz w:val="32"/>
-          <w:szCs w:val="32"/>
-          <w:lang w:val="hu" w:eastAsia="hu-HU"/>
-        </w:rPr>
-        <w:t>Designer</w:t>
-      </w:r>
-      <w:proofErr w:type="spellEnd"/>
-      <w:r>
-        <w:rPr>
-          <w:rFonts w:eastAsia="Calibri"/>
-          <w:sz w:val="32"/>
-          <w:szCs w:val="32"/>
-          <w:lang w:val="hu" w:eastAsia="hu-HU"/>
-        </w:rPr>
-        <w:t xml:space="preserve"> azaz a .cd típusú fájl.</w:t>
+        <w:t>Visual Studio Community 2022 .NET 8.0 WPF alkalmazás. További kód eszköz a Class Designer azaz a .cd típusú fájl.</w:t>
       </w:r>
     </w:p>
     <w:p>
@@ -7570,205 +6159,7 @@
           <w:szCs w:val="32"/>
           <w:lang w:val="hu" w:eastAsia="hu-HU"/>
         </w:rPr>
-        <w:t xml:space="preserve">Adatbázis </w:t>
-      </w:r>
-      <w:proofErr w:type="spellStart"/>
-      <w:r>
-        <w:rPr>
-          <w:rFonts w:eastAsia="Calibri"/>
-          <w:color w:val="000000"/>
-          <w:sz w:val="32"/>
-          <w:szCs w:val="32"/>
-          <w:lang w:val="hu" w:eastAsia="hu-HU"/>
-        </w:rPr>
-        <w:t>connectionString</w:t>
-      </w:r>
-      <w:proofErr w:type="spellEnd"/>
-      <w:r>
-        <w:rPr>
-          <w:rFonts w:eastAsia="Calibri"/>
-          <w:color w:val="000000"/>
-          <w:sz w:val="32"/>
-          <w:szCs w:val="32"/>
-          <w:lang w:val="hu" w:eastAsia="hu-HU"/>
-        </w:rPr>
-        <w:t xml:space="preserve"> részeinek megadása. Most csak egy adatbázis miatt előre ki van töltve a Server </w:t>
-      </w:r>
-      <w:proofErr w:type="spellStart"/>
-      <w:r>
-        <w:rPr>
-          <w:rFonts w:eastAsia="Calibri"/>
-          <w:color w:val="000000"/>
-          <w:sz w:val="32"/>
-          <w:szCs w:val="32"/>
-          <w:lang w:val="hu" w:eastAsia="hu-HU"/>
-        </w:rPr>
-        <w:t>name</w:t>
-      </w:r>
-      <w:proofErr w:type="spellEnd"/>
-      <w:r>
-        <w:rPr>
-          <w:rFonts w:eastAsia="Calibri"/>
-          <w:color w:val="000000"/>
-          <w:sz w:val="32"/>
-          <w:szCs w:val="32"/>
-          <w:lang w:val="hu" w:eastAsia="hu-HU"/>
-        </w:rPr>
-        <w:t xml:space="preserve">: </w:t>
-      </w:r>
-      <w:proofErr w:type="spellStart"/>
-      <w:r>
-        <w:rPr>
-          <w:rFonts w:eastAsia="Calibri"/>
-          <w:color w:val="000000"/>
-          <w:sz w:val="32"/>
-          <w:szCs w:val="32"/>
-          <w:lang w:val="hu" w:eastAsia="hu-HU"/>
-        </w:rPr>
-        <w:t>localhost-ra</w:t>
-      </w:r>
-      <w:proofErr w:type="spellEnd"/>
-      <w:r>
-        <w:rPr>
-          <w:rFonts w:eastAsia="Calibri"/>
-          <w:color w:val="000000"/>
-          <w:sz w:val="32"/>
-          <w:szCs w:val="32"/>
-          <w:lang w:val="hu" w:eastAsia="hu-HU"/>
-        </w:rPr>
-        <w:t xml:space="preserve">, és a </w:t>
-      </w:r>
-      <w:proofErr w:type="spellStart"/>
-      <w:r>
-        <w:rPr>
-          <w:rFonts w:eastAsia="Calibri"/>
-          <w:color w:val="000000"/>
-          <w:sz w:val="32"/>
-          <w:szCs w:val="32"/>
-          <w:lang w:val="hu" w:eastAsia="hu-HU"/>
-        </w:rPr>
-        <w:t>Database</w:t>
-      </w:r>
-      <w:proofErr w:type="spellEnd"/>
-      <w:r>
-        <w:rPr>
-          <w:rFonts w:eastAsia="Calibri"/>
-          <w:color w:val="000000"/>
-          <w:sz w:val="32"/>
-          <w:szCs w:val="32"/>
-          <w:lang w:val="hu" w:eastAsia="hu-HU"/>
-        </w:rPr>
-        <w:t xml:space="preserve"> </w:t>
-      </w:r>
-      <w:proofErr w:type="spellStart"/>
-      <w:r>
-        <w:rPr>
-          <w:rFonts w:eastAsia="Calibri"/>
-          <w:color w:val="000000"/>
-          <w:sz w:val="32"/>
-          <w:szCs w:val="32"/>
-          <w:lang w:val="hu" w:eastAsia="hu-HU"/>
-        </w:rPr>
-        <w:t>name</w:t>
-      </w:r>
-      <w:proofErr w:type="spellEnd"/>
-      <w:r>
-        <w:rPr>
-          <w:rFonts w:eastAsia="Calibri"/>
-          <w:color w:val="000000"/>
-          <w:sz w:val="32"/>
-          <w:szCs w:val="32"/>
-          <w:lang w:val="hu" w:eastAsia="hu-HU"/>
-        </w:rPr>
-        <w:t>: „</w:t>
-      </w:r>
-      <w:proofErr w:type="spellStart"/>
-      <w:r>
-        <w:rPr>
-          <w:rFonts w:eastAsia="Calibri"/>
-          <w:color w:val="000000"/>
-          <w:sz w:val="32"/>
-          <w:szCs w:val="32"/>
-          <w:lang w:val="hu" w:eastAsia="hu-HU"/>
-        </w:rPr>
-        <w:t>for_the_potato</w:t>
-      </w:r>
-      <w:proofErr w:type="spellEnd"/>
-      <w:r>
-        <w:rPr>
-          <w:rFonts w:eastAsia="Calibri"/>
-          <w:color w:val="000000"/>
-          <w:sz w:val="32"/>
-          <w:szCs w:val="32"/>
-          <w:lang w:val="hu" w:eastAsia="hu-HU"/>
-        </w:rPr>
-        <w:t xml:space="preserve">”. A kitöltendő mezőkbe a kódba megírt </w:t>
-      </w:r>
-      <w:proofErr w:type="spellStart"/>
-      <w:r>
-        <w:rPr>
-          <w:rFonts w:eastAsia="Calibri"/>
-          <w:color w:val="000000"/>
-          <w:sz w:val="32"/>
-          <w:szCs w:val="32"/>
-          <w:lang w:val="hu" w:eastAsia="hu-HU"/>
-        </w:rPr>
-        <w:t>Admin</w:t>
-      </w:r>
-      <w:proofErr w:type="spellEnd"/>
-      <w:r>
-        <w:rPr>
-          <w:rFonts w:eastAsia="Calibri"/>
-          <w:color w:val="000000"/>
-          <w:sz w:val="32"/>
-          <w:szCs w:val="32"/>
-          <w:lang w:val="hu" w:eastAsia="hu-HU"/>
-        </w:rPr>
-        <w:t xml:space="preserve"> felhasználó nevével és </w:t>
-      </w:r>
-      <w:proofErr w:type="spellStart"/>
-      <w:r>
-        <w:rPr>
-          <w:rFonts w:eastAsia="Calibri"/>
-          <w:color w:val="000000"/>
-          <w:sz w:val="32"/>
-          <w:szCs w:val="32"/>
-          <w:lang w:val="hu" w:eastAsia="hu-HU"/>
-        </w:rPr>
-        <w:t>jelszavával</w:t>
-      </w:r>
-      <w:proofErr w:type="spellEnd"/>
-      <w:r>
-        <w:rPr>
-          <w:rFonts w:eastAsia="Calibri"/>
-          <w:color w:val="000000"/>
-          <w:sz w:val="32"/>
-          <w:szCs w:val="32"/>
-          <w:lang w:val="hu" w:eastAsia="hu-HU"/>
-        </w:rPr>
-        <w:t xml:space="preserve">. Aztán POST kéréssel elküldjük és megkapjuk a JWT </w:t>
-      </w:r>
-      <w:proofErr w:type="spellStart"/>
-      <w:r>
-        <w:rPr>
-          <w:rFonts w:eastAsia="Calibri"/>
-          <w:color w:val="000000"/>
-          <w:sz w:val="32"/>
-          <w:szCs w:val="32"/>
-          <w:lang w:val="hu" w:eastAsia="hu-HU"/>
-        </w:rPr>
-        <w:t>tokent</w:t>
-      </w:r>
-      <w:proofErr w:type="spellEnd"/>
-      <w:r>
-        <w:rPr>
-          <w:rFonts w:eastAsia="Calibri"/>
-          <w:color w:val="000000"/>
-          <w:sz w:val="32"/>
-          <w:szCs w:val="32"/>
-          <w:lang w:val="hu" w:eastAsia="hu-HU"/>
-        </w:rPr>
-        <w:t>.</w:t>
+        <w:t>Adatbázis connectionString részeinek megadása. Most csak egy adatbázis miatt előre ki van töltve a Server name: localhost-ra, és a Database name: „for_the_potato”. A kitöltendő mezőkbe a kódba megírt Admin felhasználó nevével és jelszavával. Aztán POST kéréssel elküldjük és megkapjuk a JWT tokent.</w:t>
       </w:r>
     </w:p>
     <w:p>
@@ -7801,73 +6192,7 @@
           <w:szCs w:val="32"/>
           <w:lang w:val="hu" w:eastAsia="hu-HU"/>
         </w:rPr>
-        <w:t xml:space="preserve">Utána egy ablak jelenik meg, ahol egy </w:t>
-      </w:r>
-      <w:proofErr w:type="spellStart"/>
-      <w:r>
-        <w:rPr>
-          <w:rFonts w:eastAsia="Calibri"/>
-          <w:color w:val="000000"/>
-          <w:sz w:val="32"/>
-          <w:szCs w:val="32"/>
-          <w:lang w:val="hu" w:eastAsia="hu-HU"/>
-        </w:rPr>
-        <w:t>Datagrid</w:t>
-      </w:r>
-      <w:proofErr w:type="spellEnd"/>
-      <w:r>
-        <w:rPr>
-          <w:rFonts w:eastAsia="Calibri"/>
-          <w:color w:val="000000"/>
-          <w:sz w:val="32"/>
-          <w:szCs w:val="32"/>
-          <w:lang w:val="hu" w:eastAsia="hu-HU"/>
-        </w:rPr>
-        <w:t xml:space="preserve">, kettő </w:t>
-      </w:r>
-      <w:proofErr w:type="spellStart"/>
-      <w:r>
-        <w:rPr>
-          <w:rFonts w:eastAsia="Calibri"/>
-          <w:color w:val="000000"/>
-          <w:sz w:val="32"/>
-          <w:szCs w:val="32"/>
-          <w:lang w:val="hu" w:eastAsia="hu-HU"/>
-        </w:rPr>
-        <w:t>MenuItem</w:t>
-      </w:r>
-      <w:proofErr w:type="spellEnd"/>
-      <w:r>
-        <w:rPr>
-          <w:rFonts w:eastAsia="Calibri"/>
-          <w:color w:val="000000"/>
-          <w:sz w:val="32"/>
-          <w:szCs w:val="32"/>
-          <w:lang w:val="hu" w:eastAsia="hu-HU"/>
-        </w:rPr>
-        <w:t xml:space="preserve">, és </w:t>
-      </w:r>
-      <w:proofErr w:type="spellStart"/>
-      <w:r>
-        <w:rPr>
-          <w:rFonts w:eastAsia="Calibri"/>
-          <w:color w:val="000000"/>
-          <w:sz w:val="32"/>
-          <w:szCs w:val="32"/>
-          <w:lang w:val="hu" w:eastAsia="hu-HU"/>
-        </w:rPr>
-        <w:t>ListBox</w:t>
-      </w:r>
-      <w:proofErr w:type="spellEnd"/>
-      <w:r>
-        <w:rPr>
-          <w:rFonts w:eastAsia="Calibri"/>
-          <w:color w:val="000000"/>
-          <w:sz w:val="32"/>
-          <w:szCs w:val="32"/>
-          <w:lang w:val="hu" w:eastAsia="hu-HU"/>
-        </w:rPr>
-        <w:t>.</w:t>
+        <w:t>Utána egy ablak jelenik meg, ahol egy Datagrid, kettő MenuItem, és ListBox.</w:t>
       </w:r>
     </w:p>
     <w:p>
@@ -7892,49 +6217,15 @@
           <w:lang w:val="hu" w:eastAsia="hu-HU"/>
         </w:rPr>
       </w:pPr>
-      <w:proofErr w:type="spellStart"/>
-      <w:r>
-        <w:rPr>
-          <w:rFonts w:eastAsia="Calibri"/>
-          <w:color w:val="000000"/>
-          <w:sz w:val="32"/>
-          <w:szCs w:val="32"/>
-          <w:lang w:val="hu" w:eastAsia="hu-HU"/>
-        </w:rPr>
-        <w:t>Listbox</w:t>
-      </w:r>
-      <w:proofErr w:type="spellEnd"/>
-      <w:r>
-        <w:rPr>
-          <w:rFonts w:eastAsia="Calibri"/>
-          <w:color w:val="000000"/>
-          <w:sz w:val="32"/>
-          <w:szCs w:val="32"/>
-          <w:lang w:val="hu" w:eastAsia="hu-HU"/>
-        </w:rPr>
-        <w:t xml:space="preserve">: Az adatbázis tábláit sorolja fel, ha valamelyiket kattintunk, akkor annak a táblának adatait jeleníti meg a </w:t>
-      </w:r>
-      <w:proofErr w:type="spellStart"/>
-      <w:r>
-        <w:rPr>
-          <w:rFonts w:eastAsia="Calibri"/>
-          <w:color w:val="000000"/>
-          <w:sz w:val="32"/>
-          <w:szCs w:val="32"/>
-          <w:lang w:val="hu" w:eastAsia="hu-HU"/>
-        </w:rPr>
-        <w:t>Datagriden</w:t>
-      </w:r>
-      <w:proofErr w:type="spellEnd"/>
-      <w:r>
-        <w:rPr>
-          <w:rFonts w:eastAsia="Calibri"/>
-          <w:color w:val="000000"/>
-          <w:sz w:val="32"/>
-          <w:szCs w:val="32"/>
-          <w:lang w:val="hu" w:eastAsia="hu-HU"/>
-        </w:rPr>
-        <w:t>.</w:t>
+      <w:r>
+        <w:rPr>
+          <w:rFonts w:eastAsia="Calibri"/>
+          <w:color w:val="000000"/>
+          <w:sz w:val="32"/>
+          <w:szCs w:val="32"/>
+          <w:lang w:val="hu" w:eastAsia="hu-HU"/>
+        </w:rPr>
+        <w:t>Listbox: Az adatbázis tábláit sorolja fel, ha valamelyiket kattintunk, akkor annak a táblának adatait jeleníti meg a Datagriden.</w:t>
       </w:r>
     </w:p>
     <w:p>
@@ -7959,49 +6250,15 @@
           <w:lang w:val="hu" w:eastAsia="hu-HU"/>
         </w:rPr>
       </w:pPr>
-      <w:proofErr w:type="spellStart"/>
-      <w:r>
-        <w:rPr>
-          <w:rFonts w:eastAsia="Calibri"/>
-          <w:color w:val="000000"/>
-          <w:sz w:val="32"/>
-          <w:szCs w:val="32"/>
-          <w:lang w:val="hu" w:eastAsia="hu-HU"/>
-        </w:rPr>
-        <w:t>Datagrid</w:t>
-      </w:r>
-      <w:proofErr w:type="spellEnd"/>
-      <w:r>
-        <w:rPr>
-          <w:rFonts w:eastAsia="Calibri"/>
-          <w:color w:val="000000"/>
-          <w:sz w:val="32"/>
-          <w:szCs w:val="32"/>
-          <w:lang w:val="hu" w:eastAsia="hu-HU"/>
-        </w:rPr>
-        <w:t xml:space="preserve">: Megjeleníti a kiválasztott </w:t>
-      </w:r>
-      <w:proofErr w:type="spellStart"/>
-      <w:r>
-        <w:rPr>
-          <w:rFonts w:eastAsia="Calibri"/>
-          <w:color w:val="000000"/>
-          <w:sz w:val="32"/>
-          <w:szCs w:val="32"/>
-          <w:lang w:val="hu" w:eastAsia="hu-HU"/>
-        </w:rPr>
-        <w:t>ListBox</w:t>
-      </w:r>
-      <w:proofErr w:type="spellEnd"/>
-      <w:r>
-        <w:rPr>
-          <w:rFonts w:eastAsia="Calibri"/>
-          <w:color w:val="000000"/>
-          <w:sz w:val="32"/>
-          <w:szCs w:val="32"/>
-          <w:lang w:val="hu" w:eastAsia="hu-HU"/>
-        </w:rPr>
-        <w:t xml:space="preserve"> elem táblának adatait.</w:t>
+      <w:r>
+        <w:rPr>
+          <w:rFonts w:eastAsia="Calibri"/>
+          <w:color w:val="000000"/>
+          <w:sz w:val="32"/>
+          <w:szCs w:val="32"/>
+          <w:lang w:val="hu" w:eastAsia="hu-HU"/>
+        </w:rPr>
+        <w:t>Datagrid: Megjeleníti a kiválasztott ListBox elem táblának adatait.</w:t>
       </w:r>
     </w:p>
     <w:p>
@@ -8026,7 +6283,6 @@
           <w:lang w:val="hu" w:eastAsia="hu-HU"/>
         </w:rPr>
       </w:pPr>
-      <w:proofErr w:type="spellStart"/>
       <w:r>
         <w:rPr>
           <w:rFonts w:eastAsia="Calibri"/>
@@ -8036,18 +6292,7 @@
           <w:lang w:val="hu" w:eastAsia="hu-HU"/>
         </w:rPr>
         <w:lastRenderedPageBreak/>
-        <w:t>MenuItemek</w:t>
-      </w:r>
-      <w:proofErr w:type="spellEnd"/>
-      <w:r>
-        <w:rPr>
-          <w:rFonts w:eastAsia="Calibri"/>
-          <w:color w:val="000000"/>
-          <w:sz w:val="32"/>
-          <w:szCs w:val="32"/>
-          <w:lang w:val="hu" w:eastAsia="hu-HU"/>
-        </w:rPr>
-        <w:t>: „Műveletek”, „Kijelentkezés”:</w:t>
+        <w:t>MenuItemek: „Műveletek”, „Kijelentkezés”:</w:t>
       </w:r>
     </w:p>
     <w:p>
@@ -8080,51 +6325,7 @@
           <w:szCs w:val="32"/>
           <w:lang w:val="hu" w:eastAsia="hu-HU"/>
         </w:rPr>
-        <w:t xml:space="preserve">„Műveletek” </w:t>
-      </w:r>
-      <w:proofErr w:type="spellStart"/>
-      <w:r>
-        <w:rPr>
-          <w:rFonts w:eastAsia="Calibri"/>
-          <w:color w:val="000000"/>
-          <w:sz w:val="32"/>
-          <w:szCs w:val="32"/>
-          <w:lang w:val="hu" w:eastAsia="hu-HU"/>
-        </w:rPr>
-        <w:t>menuItem</w:t>
-      </w:r>
-      <w:proofErr w:type="spellEnd"/>
-      <w:r>
-        <w:rPr>
-          <w:rFonts w:eastAsia="Calibri"/>
-          <w:color w:val="000000"/>
-          <w:sz w:val="32"/>
-          <w:szCs w:val="32"/>
-          <w:lang w:val="hu" w:eastAsia="hu-HU"/>
-        </w:rPr>
-        <w:t xml:space="preserve"> megnyomása után négy </w:t>
-      </w:r>
-      <w:proofErr w:type="spellStart"/>
-      <w:r>
-        <w:rPr>
-          <w:rFonts w:eastAsia="Calibri"/>
-          <w:color w:val="000000"/>
-          <w:sz w:val="32"/>
-          <w:szCs w:val="32"/>
-          <w:lang w:val="hu" w:eastAsia="hu-HU"/>
-        </w:rPr>
-        <w:t>MenuItem</w:t>
-      </w:r>
-      <w:proofErr w:type="spellEnd"/>
-      <w:r>
-        <w:rPr>
-          <w:rFonts w:eastAsia="Calibri"/>
-          <w:color w:val="000000"/>
-          <w:sz w:val="32"/>
-          <w:szCs w:val="32"/>
-          <w:lang w:val="hu" w:eastAsia="hu-HU"/>
-        </w:rPr>
-        <w:t xml:space="preserve"> van:</w:t>
+        <w:t>„Műveletek” menuItem megnyomása után négy MenuItem van:</w:t>
       </w:r>
     </w:p>
     <w:p>
@@ -8223,29 +6424,7 @@
           <w:szCs w:val="32"/>
           <w:lang w:val="hu" w:eastAsia="hu-HU"/>
         </w:rPr>
-        <w:t xml:space="preserve">„Kiválasztott elem törlése”: A jelenlegi tábla kiválasztott rekord törlése az </w:t>
-      </w:r>
-      <w:proofErr w:type="spellStart"/>
-      <w:r>
-        <w:rPr>
-          <w:rFonts w:eastAsia="Calibri"/>
-          <w:color w:val="000000"/>
-          <w:sz w:val="32"/>
-          <w:szCs w:val="32"/>
-          <w:lang w:val="hu" w:eastAsia="hu-HU"/>
-        </w:rPr>
-        <w:t>Id</w:t>
-      </w:r>
-      <w:proofErr w:type="spellEnd"/>
-      <w:r>
-        <w:rPr>
-          <w:rFonts w:eastAsia="Calibri"/>
-          <w:color w:val="000000"/>
-          <w:sz w:val="32"/>
-          <w:szCs w:val="32"/>
-          <w:lang w:val="hu" w:eastAsia="hu-HU"/>
-        </w:rPr>
-        <w:t>-ja alapján. Ha nincsen kiválasztva, akkor nem elérhető.</w:t>
+        <w:t>„Kiválasztott elem törlése”: A jelenlegi tábla kiválasztott rekord törlése az Id-ja alapján. Ha nincsen kiválasztva, akkor nem elérhető.</w:t>
       </w:r>
     </w:p>
     <w:p>
@@ -8320,19 +6499,9 @@
           <w:lang w:val="hu-HU"/>
         </w:rPr>
         <w:lastRenderedPageBreak/>
-        <w:t xml:space="preserve">Borsod </w:t>
-      </w:r>
-      <w:proofErr w:type="spellStart"/>
-      <w:r>
-        <w:rPr>
-          <w:rFonts w:asciiTheme="minorHAnsi" w:hAnsiTheme="minorHAnsi" w:cstheme="minorHAnsi"/>
-          <w:szCs w:val="72"/>
-          <w:lang w:val="hu-HU"/>
-        </w:rPr>
-        <w:t>Coding</w:t>
+        <w:t>Borsod Coding</w:t>
       </w:r>
       <w:bookmarkEnd w:id="19"/>
-      <w:proofErr w:type="spellEnd"/>
     </w:p>
     <w:p>
       <w:pPr>
@@ -8361,29 +6530,7 @@
           <w:szCs w:val="32"/>
           <w:lang w:val="hu" w:eastAsia="hu-HU"/>
         </w:rPr>
-        <w:t xml:space="preserve">A nevünk egy emlékeztető arra, honnan jöttünk és milyen utat jártunk be </w:t>
-      </w:r>
-      <w:proofErr w:type="spellStart"/>
-      <w:r>
-        <w:rPr>
-          <w:rFonts w:eastAsia="Calibri"/>
-          <w:color w:val="000000"/>
-          <w:sz w:val="32"/>
-          <w:szCs w:val="32"/>
-          <w:lang w:val="hu" w:eastAsia="hu-HU"/>
-        </w:rPr>
-        <w:t>ezidáig</w:t>
-      </w:r>
-      <w:proofErr w:type="spellEnd"/>
-      <w:r>
-        <w:rPr>
-          <w:rFonts w:eastAsia="Calibri"/>
-          <w:color w:val="000000"/>
-          <w:sz w:val="32"/>
-          <w:szCs w:val="32"/>
-          <w:lang w:val="hu" w:eastAsia="hu-HU"/>
-        </w:rPr>
-        <w:t>. Emellett szerettünk volna valami vállalatos hangzású nevet.</w:t>
+        <w:t>A nevünk egy emlékeztető arra, honnan jöttünk és milyen utat jártunk be ezidáig. Emellett szerettünk volna valami vállalatos hangzású nevet.</w:t>
       </w:r>
     </w:p>
     <w:p>
@@ -8581,7 +6728,6 @@
           <w:lang w:val="hu" w:eastAsia="hu-HU"/>
         </w:rPr>
       </w:pPr>
-      <w:proofErr w:type="spellStart"/>
       <w:r>
         <w:rPr>
           <w:rFonts w:eastAsia="Calibri"/>
@@ -8592,7 +6738,6 @@
         </w:rPr>
         <w:t>Github</w:t>
       </w:r>
-      <w:proofErr w:type="spellEnd"/>
     </w:p>
     <w:p>
       <w:pPr>
@@ -8673,7 +6818,6 @@
           <w:lang w:val="hu" w:eastAsia="hu-HU"/>
         </w:rPr>
       </w:pPr>
-      <w:proofErr w:type="spellStart"/>
       <w:r>
         <w:rPr>
           <w:rFonts w:eastAsia="Calibri"/>
@@ -8684,7 +6828,6 @@
         </w:rPr>
         <w:t>Trello</w:t>
       </w:r>
-      <w:proofErr w:type="spellEnd"/>
     </w:p>
     <w:p>
       <w:pPr>
@@ -8739,7 +6882,6 @@
         </w:rPr>
       </w:pPr>
       <w:bookmarkStart w:id="22" w:name="_Toc227017417"/>
-      <w:proofErr w:type="spellStart"/>
       <w:r>
         <w:rPr>
           <w:sz w:val="44"/>
@@ -8748,7 +6890,6 @@
         <w:t>Irodalomjegyzék</w:t>
       </w:r>
       <w:bookmarkEnd w:id="22"/>
-      <w:proofErr w:type="spellEnd"/>
     </w:p>
     <w:p>
       <w:pPr>
@@ -8771,133 +6912,9 @@
         <w:rPr>
           <w:lang w:val="hu"/>
         </w:rPr>
-        <w:t xml:space="preserve">Forrás: </w:t>
-      </w:r>
-      <w:proofErr w:type="spellStart"/>
-      <w:r>
-        <w:rPr>
-          <w:lang w:val="hu"/>
-        </w:rPr>
-        <w:t>Bun</w:t>
-      </w:r>
-      <w:proofErr w:type="spellEnd"/>
-      <w:r>
-        <w:rPr>
-          <w:lang w:val="hu"/>
-        </w:rPr>
-        <w:t xml:space="preserve"> letöltése/telepítése, webcím: </w:t>
+        <w:t xml:space="preserve">Frontend feltöltése, webcím: </w:t>
       </w:r>
       <w:hyperlink r:id="rId12">
-        <w:r>
-          <w:rPr>
-            <w:rStyle w:val="Hiperhivatkozs"/>
-            <w:lang w:val="hu"/>
-          </w:rPr>
-          <w:t>https://bun.sh/</w:t>
-        </w:r>
-      </w:hyperlink>
-      <w:r>
-        <w:rPr>
-          <w:lang w:val="hu"/>
-        </w:rPr>
-        <w:t>, letöltés dátuma: 2025.10.15</w:t>
-      </w:r>
-    </w:p>
-    <w:p>
-      <w:pPr>
-        <w:numPr>
-          <w:ilvl w:val="0"/>
-          <w:numId w:val="16"/>
-        </w:numPr>
-        <w:rPr>
-          <w:lang w:val="hu"/>
-        </w:rPr>
-      </w:pPr>
-      <w:r>
-        <w:rPr>
-          <w:lang w:val="hu"/>
-        </w:rPr>
-        <w:t xml:space="preserve">Forrás: </w:t>
-      </w:r>
-      <w:proofErr w:type="spellStart"/>
-      <w:r>
-        <w:rPr>
-          <w:lang w:val="hu"/>
-        </w:rPr>
-        <w:t>Xampp</w:t>
-      </w:r>
-      <w:proofErr w:type="spellEnd"/>
-      <w:r>
-        <w:rPr>
-          <w:lang w:val="hu"/>
-        </w:rPr>
-        <w:t xml:space="preserve"> letöltése, webcím: </w:t>
-      </w:r>
-      <w:hyperlink r:id="rId13">
-        <w:r>
-          <w:rPr>
-            <w:rStyle w:val="Hiperhivatkozs"/>
-            <w:lang w:val="hu"/>
-          </w:rPr>
-          <w:t>https://www.apachefriends.org/download.html</w:t>
-        </w:r>
-      </w:hyperlink>
-      <w:r>
-        <w:rPr>
-          <w:lang w:val="hu"/>
-        </w:rPr>
-        <w:t>, letöltés dátuma: 2021.10.01</w:t>
-      </w:r>
-    </w:p>
-    <w:p>
-      <w:pPr>
-        <w:numPr>
-          <w:ilvl w:val="0"/>
-          <w:numId w:val="16"/>
-        </w:numPr>
-        <w:rPr>
-          <w:lang w:val="hu"/>
-        </w:rPr>
-      </w:pPr>
-      <w:r>
-        <w:rPr>
-          <w:lang w:val="hu"/>
-        </w:rPr>
-        <w:t xml:space="preserve">Forrás: Docker letöltése/telepítése, webcím: </w:t>
-      </w:r>
-      <w:hyperlink r:id="rId14">
-        <w:r>
-          <w:rPr>
-            <w:rStyle w:val="Hiperhivatkozs"/>
-            <w:lang w:val="hu"/>
-          </w:rPr>
-          <w:t>https://www.docker.com/</w:t>
-        </w:r>
-      </w:hyperlink>
-      <w:r>
-        <w:rPr>
-          <w:lang w:val="hu"/>
-        </w:rPr>
-        <w:t>, letöltés dátuma: 2026.04.08</w:t>
-      </w:r>
-    </w:p>
-    <w:p>
-      <w:pPr>
-        <w:numPr>
-          <w:ilvl w:val="0"/>
-          <w:numId w:val="16"/>
-        </w:numPr>
-        <w:rPr>
-          <w:lang w:val="hu"/>
-        </w:rPr>
-      </w:pPr>
-      <w:r>
-        <w:rPr>
-          <w:lang w:val="hu"/>
-        </w:rPr>
-        <w:t xml:space="preserve">Frontend feltöltése, webcím: </w:t>
-      </w:r>
-      <w:hyperlink r:id="rId15">
         <w:r>
           <w:rPr>
             <w:rStyle w:val="Hiperhivatkozs"/>
@@ -8916,99 +6933,80 @@
         <w:spacing w:after="120"/>
       </w:pPr>
       <w:r>
-        <w:t xml:space="preserve">Forrás: </w:t>
-      </w:r>
-      <w:proofErr w:type="spellStart"/>
-      <w:r>
-        <w:t>pygame-ce</w:t>
-      </w:r>
-      <w:proofErr w:type="spellEnd"/>
-      <w:r>
-        <w:t xml:space="preserve"> </w:t>
-      </w:r>
-      <w:proofErr w:type="spellStart"/>
-      <w:r>
-        <w:t>használata</w:t>
-      </w:r>
-      <w:proofErr w:type="spellEnd"/>
-      <w:r>
-        <w:t>/</w:t>
-      </w:r>
-      <w:proofErr w:type="spellStart"/>
-      <w:r>
-        <w:t>telepítése</w:t>
-      </w:r>
-      <w:proofErr w:type="spellEnd"/>
-      <w:r>
-        <w:t xml:space="preserve">, </w:t>
-      </w:r>
-      <w:proofErr w:type="spellStart"/>
-      <w:r>
-        <w:t>webcím</w:t>
-      </w:r>
-      <w:proofErr w:type="spellEnd"/>
-      <w:r>
-        <w:t xml:space="preserve">: </w:t>
-      </w:r>
-      <w:hyperlink r:id="rId16" w:history="1">
+        <w:t xml:space="preserve">Forrás: pygame-ce használata/telepítése, webcím: </w:t>
+      </w:r>
+      <w:hyperlink r:id="rId13" w:history="1">
         <w:r>
           <w:rPr>
             <w:rStyle w:val="Hiperhivatkozs"/>
           </w:rPr>
-          <w:t>https://pyga.</w:t>
+          <w:t>https://pyga.me/docs/</w:t>
+        </w:r>
+      </w:hyperlink>
+      <w:r>
+        <w:t>, letöltés dátuma: 2024.12.19</w:t>
+      </w:r>
+    </w:p>
+    <w:p>
+      <w:pPr>
+        <w:numPr>
+          <w:ilvl w:val="0"/>
+          <w:numId w:val="16"/>
+        </w:numPr>
+        <w:spacing w:after="120"/>
+      </w:pPr>
+      <w:r>
+        <w:t>Forrás: Inno Setup használata</w:t>
+      </w:r>
+      <w:r>
+        <w:t xml:space="preserve">, webcím: </w:t>
+      </w:r>
+      <w:hyperlink r:id="rId14" w:history="1">
+        <w:r>
+          <w:rPr>
+            <w:rStyle w:val="Hiperhivatkozs"/>
+          </w:rPr>
+          <w:t>https://jrsoftw</w:t>
         </w:r>
         <w:r>
           <w:rPr>
             <w:rStyle w:val="Hiperhivatkozs"/>
           </w:rPr>
-          <w:t>m</w:t>
+          <w:t>a</w:t>
         </w:r>
         <w:r>
           <w:rPr>
             <w:rStyle w:val="Hiperhivatkozs"/>
           </w:rPr>
-          <w:t>e</w:t>
+          <w:t>re.org/ishelp/</w:t>
         </w:r>
+      </w:hyperlink>
+      <w:r>
+        <w:t>,</w:t>
+      </w:r>
+      <w:r>
+        <w:t xml:space="preserve"> Inno Setup letöltése</w:t>
+      </w:r>
+      <w:r>
+        <w:t xml:space="preserve">: webcím: </w:t>
+      </w:r>
+      <w:hyperlink r:id="rId15" w:history="1">
         <w:r>
           <w:rPr>
             <w:rStyle w:val="Hiperhivatkozs"/>
           </w:rPr>
-          <w:t>/</w:t>
-        </w:r>
-        <w:r>
-          <w:rPr>
-            <w:rStyle w:val="Hiperhivatkozs"/>
-          </w:rPr>
-          <w:t>docs/</w:t>
+          <w:t>https://jrsoftware.org/</w:t>
         </w:r>
       </w:hyperlink>
       <w:r>
-        <w:t xml:space="preserve">, </w:t>
-      </w:r>
-      <w:proofErr w:type="spellStart"/>
-      <w:r>
-        <w:t>letöltés</w:t>
-      </w:r>
-      <w:proofErr w:type="spellEnd"/>
-      <w:r>
         <w:t xml:space="preserve"> </w:t>
       </w:r>
-      <w:proofErr w:type="spellStart"/>
-      <w:r>
-        <w:t>dátuma</w:t>
-      </w:r>
-      <w:proofErr w:type="spellEnd"/>
-      <w:r>
-        <w:t>: 2024.12.19</w:t>
-      </w:r>
-    </w:p>
-    <w:p>
-      <w:pPr>
-        <w:ind w:left="360"/>
-        <w:rPr>
-          <w:lang w:val="hu"/>
-        </w:rPr>
-      </w:pPr>
+      <w:r>
+        <w:t xml:space="preserve">letöltés dátuma: </w:t>
+      </w:r>
+      <w:r>
+        <w:t>2025.12.22</w:t>
+      </w:r>
     </w:p>
     <w:p>
       <w:pPr>
@@ -9031,7 +7029,7 @@
           <w:lang w:val="hu-HU"/>
         </w:rPr>
         <w:sectPr>
-          <w:footerReference w:type="default" r:id="rId17"/>
+          <w:footerReference w:type="default" r:id="rId16"/>
           <w:pgSz w:w="11906" w:h="16838"/>
           <w:pgMar w:top="1417" w:right="1417" w:bottom="1417" w:left="1417" w:header="708" w:footer="708" w:gutter="0"/>
           <w:pgNumType w:start="1"/>
@@ -9211,6 +7209,7 @@
       </w:pPr>
       <w:r>
         <w:rPr>
+          <w:noProof/>
           <w:lang w:val="hu-HU"/>
         </w:rPr>
         <w:drawing>
@@ -9229,7 +7228,7 @@
                     <pic:cNvPicPr/>
                   </pic:nvPicPr>
                   <pic:blipFill>
-                    <a:blip r:embed="rId18">
+                    <a:blip r:embed="rId17">
                       <a:extLst>
                         <a:ext uri="{28A0092B-C50C-407E-A947-70E740481C1C}">
                           <a14:useLocalDpi xmlns:a14="http://schemas.microsoft.com/office/drawing/2010/main" val="0"/>
@@ -9295,7 +7294,7 @@
                     <pic:cNvPicPr/>
                   </pic:nvPicPr>
                   <pic:blipFill>
-                    <a:blip r:embed="rId19">
+                    <a:blip r:embed="rId18">
                       <a:extLst>
                         <a:ext uri="{28A0092B-C50C-407E-A947-70E740481C1C}">
                           <a14:useLocalDpi xmlns:a14="http://schemas.microsoft.com/office/drawing/2010/main" val="0"/>
@@ -9327,7 +7326,6 @@
           </wp:anchor>
         </w:drawing>
       </w:r>
-      <w:proofErr w:type="spellStart"/>
       <w:r>
         <w:rPr>
           <w:lang w:val="hu-HU"/>
@@ -9347,7 +7345,6 @@
         <w:t>s</w:t>
       </w:r>
       <w:bookmarkEnd w:id="25"/>
-      <w:proofErr w:type="spellEnd"/>
     </w:p>
     <w:p>
       <w:pPr>
@@ -9388,7 +7385,7 @@
                     <pic:cNvPicPr/>
                   </pic:nvPicPr>
                   <pic:blipFill>
-                    <a:blip r:embed="rId20">
+                    <a:blip r:embed="rId19">
                       <a:extLst>
                         <a:ext uri="{28A0092B-C50C-407E-A947-70E740481C1C}">
                           <a14:useLocalDpi xmlns:a14="http://schemas.microsoft.com/office/drawing/2010/main" val="0"/>
@@ -9420,7 +7417,6 @@
           </wp:anchor>
         </w:drawing>
       </w:r>
-      <w:proofErr w:type="spellStart"/>
       <w:r>
         <w:rPr>
           <w:lang w:val="hu-HU"/>
@@ -9428,7 +7424,6 @@
         <w:t>AddWindow.xaml.cs</w:t>
       </w:r>
       <w:bookmarkEnd w:id="26"/>
-      <w:proofErr w:type="spellEnd"/>
     </w:p>
     <w:p>
       <w:pPr>
@@ -9482,7 +7477,7 @@
                     <pic:cNvPicPr/>
                   </pic:nvPicPr>
                   <pic:blipFill>
-                    <a:blip r:embed="rId21">
+                    <a:blip r:embed="rId20">
                       <a:extLst>
                         <a:ext uri="{28A0092B-C50C-407E-A947-70E740481C1C}">
                           <a14:useLocalDpi xmlns:a14="http://schemas.microsoft.com/office/drawing/2010/main" val="0"/>
@@ -9520,7 +7515,7 @@
       <w:bookmarkEnd w:id="27"/>
     </w:p>
     <w:sectPr>
-      <w:footerReference w:type="default" r:id="rId22"/>
+      <w:footerReference w:type="default" r:id="rId21"/>
       <w:pgSz w:w="11906" w:h="16838"/>
       <w:pgMar w:top="1417" w:right="1417" w:bottom="1417" w:left="1417" w:header="708" w:footer="708" w:gutter="0"/>
       <w:pgNumType w:fmt="upperRoman" w:start="1"/>
@@ -12121,6 +10116,7 @@
   <w:style w:type="character" w:default="1" w:styleId="Bekezdsalapbettpusa">
     <w:name w:val="Default Paragraph Font"/>
     <w:uiPriority w:val="1"/>
+    <w:semiHidden/>
     <w:unhideWhenUsed/>
   </w:style>
   <w:style w:type="table" w:default="1" w:styleId="Normltblzat">

--- a/Borsod Coding - For the potato.docx
+++ b/Borsod Coding - For the potato.docx
@@ -924,9 +924,11 @@
             <w:spacing w:after="0" w:line="360" w:lineRule="auto"/>
             <w:jc w:val="center"/>
           </w:pPr>
+          <w:proofErr w:type="spellStart"/>
           <w:r>
             <w:t>Tartalomjegyzék</w:t>
           </w:r>
+          <w:proofErr w:type="spellEnd"/>
         </w:p>
         <w:p>
           <w:pPr>
@@ -953,7 +955,7 @@
           <w:r>
             <w:fldChar w:fldCharType="separate"/>
           </w:r>
-          <w:hyperlink w:anchor="_Toc227017396" w:history="1">
+          <w:hyperlink w:anchor="_Toc227025660" w:history="1">
             <w:r>
               <w:rPr>
                 <w:rStyle w:val="Hiperhivatkozs"/>
@@ -982,7 +984,7 @@
                 <w:noProof/>
                 <w:webHidden/>
               </w:rPr>
-              <w:instrText xml:space="preserve"> PAGEREF _Toc227017396 \h </w:instrText>
+              <w:instrText xml:space="preserve"> PAGEREF _Toc227025660 \h </w:instrText>
             </w:r>
             <w:r>
               <w:rPr>
@@ -1015,386 +1017,6 @@
         </w:p>
         <w:p>
           <w:pPr>
-            <w:pStyle w:val="TJ2"/>
-            <w:tabs>
-              <w:tab w:val="right" w:leader="dot" w:pos="9062"/>
-            </w:tabs>
-            <w:rPr>
-              <w:rFonts w:asciiTheme="minorHAnsi" w:eastAsiaTheme="minorEastAsia" w:hAnsiTheme="minorHAnsi" w:cstheme="minorBidi"/>
-              <w:noProof/>
-              <w:kern w:val="2"/>
-              <w:sz w:val="24"/>
-              <w:szCs w:val="24"/>
-              <w:lang w:val="hu-HU" w:eastAsia="hu-HU"/>
-              <w14:ligatures w14:val="standardContextual"/>
-            </w:rPr>
-          </w:pPr>
-          <w:hyperlink w:anchor="_Toc227017397" w:history="1">
-            <w:r>
-              <w:rPr>
-                <w:rStyle w:val="Hiperhivatkozs"/>
-                <w:rFonts w:eastAsia="Calibri"/>
-                <w:noProof/>
-                <w:lang w:val="hu" w:eastAsia="hu-HU"/>
-              </w:rPr>
-              <w:t>Használat:</w:t>
-            </w:r>
-            <w:r>
-              <w:rPr>
-                <w:noProof/>
-                <w:webHidden/>
-              </w:rPr>
-              <w:tab/>
-            </w:r>
-            <w:r>
-              <w:rPr>
-                <w:noProof/>
-                <w:webHidden/>
-              </w:rPr>
-              <w:fldChar w:fldCharType="begin"/>
-            </w:r>
-            <w:r>
-              <w:rPr>
-                <w:noProof/>
-                <w:webHidden/>
-              </w:rPr>
-              <w:instrText xml:space="preserve"> PAGEREF _Toc227017397 \h </w:instrText>
-            </w:r>
-            <w:r>
-              <w:rPr>
-                <w:noProof/>
-                <w:webHidden/>
-              </w:rPr>
-            </w:r>
-            <w:r>
-              <w:rPr>
-                <w:noProof/>
-                <w:webHidden/>
-              </w:rPr>
-              <w:fldChar w:fldCharType="separate"/>
-            </w:r>
-            <w:r>
-              <w:rPr>
-                <w:noProof/>
-                <w:webHidden/>
-              </w:rPr>
-              <w:t>2</w:t>
-            </w:r>
-            <w:r>
-              <w:rPr>
-                <w:noProof/>
-                <w:webHidden/>
-              </w:rPr>
-              <w:fldChar w:fldCharType="end"/>
-            </w:r>
-          </w:hyperlink>
-        </w:p>
-        <w:p>
-          <w:pPr>
-            <w:pStyle w:val="TJ2"/>
-            <w:tabs>
-              <w:tab w:val="right" w:leader="dot" w:pos="9062"/>
-            </w:tabs>
-            <w:rPr>
-              <w:rFonts w:asciiTheme="minorHAnsi" w:eastAsiaTheme="minorEastAsia" w:hAnsiTheme="minorHAnsi" w:cstheme="minorBidi"/>
-              <w:noProof/>
-              <w:kern w:val="2"/>
-              <w:sz w:val="24"/>
-              <w:szCs w:val="24"/>
-              <w:lang w:val="hu-HU" w:eastAsia="hu-HU"/>
-              <w14:ligatures w14:val="standardContextual"/>
-            </w:rPr>
-          </w:pPr>
-          <w:hyperlink w:anchor="_Toc227017398" w:history="1">
-            <w:r>
-              <w:rPr>
-                <w:rStyle w:val="Hiperhivatkozs"/>
-                <w:rFonts w:eastAsia="Calibri"/>
-                <w:noProof/>
-                <w:lang w:val="hu" w:eastAsia="hu-HU"/>
-              </w:rPr>
-              <w:t>Irányítás:</w:t>
-            </w:r>
-            <w:r>
-              <w:rPr>
-                <w:noProof/>
-                <w:webHidden/>
-              </w:rPr>
-              <w:tab/>
-            </w:r>
-            <w:r>
-              <w:rPr>
-                <w:noProof/>
-                <w:webHidden/>
-              </w:rPr>
-              <w:fldChar w:fldCharType="begin"/>
-            </w:r>
-            <w:r>
-              <w:rPr>
-                <w:noProof/>
-                <w:webHidden/>
-              </w:rPr>
-              <w:instrText xml:space="preserve"> PAGEREF _Toc227017398 \h </w:instrText>
-            </w:r>
-            <w:r>
-              <w:rPr>
-                <w:noProof/>
-                <w:webHidden/>
-              </w:rPr>
-            </w:r>
-            <w:r>
-              <w:rPr>
-                <w:noProof/>
-                <w:webHidden/>
-              </w:rPr>
-              <w:fldChar w:fldCharType="separate"/>
-            </w:r>
-            <w:r>
-              <w:rPr>
-                <w:noProof/>
-                <w:webHidden/>
-              </w:rPr>
-              <w:t>3</w:t>
-            </w:r>
-            <w:r>
-              <w:rPr>
-                <w:noProof/>
-                <w:webHidden/>
-              </w:rPr>
-              <w:fldChar w:fldCharType="end"/>
-            </w:r>
-          </w:hyperlink>
-        </w:p>
-        <w:p>
-          <w:pPr>
-            <w:pStyle w:val="TJ2"/>
-            <w:tabs>
-              <w:tab w:val="right" w:leader="dot" w:pos="9062"/>
-            </w:tabs>
-            <w:rPr>
-              <w:rFonts w:asciiTheme="minorHAnsi" w:eastAsiaTheme="minorEastAsia" w:hAnsiTheme="minorHAnsi" w:cstheme="minorBidi"/>
-              <w:noProof/>
-              <w:kern w:val="2"/>
-              <w:sz w:val="24"/>
-              <w:szCs w:val="24"/>
-              <w:lang w:val="hu-HU" w:eastAsia="hu-HU"/>
-              <w14:ligatures w14:val="standardContextual"/>
-            </w:rPr>
-          </w:pPr>
-          <w:hyperlink w:anchor="_Toc227017399" w:history="1">
-            <w:r>
-              <w:rPr>
-                <w:rStyle w:val="Hiperhivatkozs"/>
-                <w:rFonts w:eastAsia="Calibri"/>
-                <w:noProof/>
-                <w:lang w:val="hu" w:eastAsia="hu-HU"/>
-              </w:rPr>
-              <w:t>Technológia:</w:t>
-            </w:r>
-            <w:r>
-              <w:rPr>
-                <w:noProof/>
-                <w:webHidden/>
-              </w:rPr>
-              <w:tab/>
-            </w:r>
-            <w:r>
-              <w:rPr>
-                <w:noProof/>
-                <w:webHidden/>
-              </w:rPr>
-              <w:fldChar w:fldCharType="begin"/>
-            </w:r>
-            <w:r>
-              <w:rPr>
-                <w:noProof/>
-                <w:webHidden/>
-              </w:rPr>
-              <w:instrText xml:space="preserve"> PAGEREF _Toc227017399 \h </w:instrText>
-            </w:r>
-            <w:r>
-              <w:rPr>
-                <w:noProof/>
-                <w:webHidden/>
-              </w:rPr>
-            </w:r>
-            <w:r>
-              <w:rPr>
-                <w:noProof/>
-                <w:webHidden/>
-              </w:rPr>
-              <w:fldChar w:fldCharType="separate"/>
-            </w:r>
-            <w:r>
-              <w:rPr>
-                <w:noProof/>
-                <w:webHidden/>
-              </w:rPr>
-              <w:t>3</w:t>
-            </w:r>
-            <w:r>
-              <w:rPr>
-                <w:noProof/>
-                <w:webHidden/>
-              </w:rPr>
-              <w:fldChar w:fldCharType="end"/>
-            </w:r>
-          </w:hyperlink>
-        </w:p>
-        <w:p>
-          <w:pPr>
-            <w:pStyle w:val="TJ2"/>
-            <w:tabs>
-              <w:tab w:val="right" w:leader="dot" w:pos="9062"/>
-            </w:tabs>
-            <w:rPr>
-              <w:rFonts w:asciiTheme="minorHAnsi" w:eastAsiaTheme="minorEastAsia" w:hAnsiTheme="minorHAnsi" w:cstheme="minorBidi"/>
-              <w:noProof/>
-              <w:kern w:val="2"/>
-              <w:sz w:val="24"/>
-              <w:szCs w:val="24"/>
-              <w:lang w:val="hu-HU" w:eastAsia="hu-HU"/>
-              <w14:ligatures w14:val="standardContextual"/>
-            </w:rPr>
-          </w:pPr>
-          <w:hyperlink w:anchor="_Toc227017400" w:history="1">
-            <w:r>
-              <w:rPr>
-                <w:rStyle w:val="Hiperhivatkozs"/>
-                <w:rFonts w:eastAsia="Calibri"/>
-                <w:noProof/>
-                <w:lang w:val="hu" w:eastAsia="hu-HU"/>
-              </w:rPr>
-              <w:t>Modulok:</w:t>
-            </w:r>
-            <w:r>
-              <w:rPr>
-                <w:noProof/>
-                <w:webHidden/>
-              </w:rPr>
-              <w:tab/>
-            </w:r>
-            <w:r>
-              <w:rPr>
-                <w:noProof/>
-                <w:webHidden/>
-              </w:rPr>
-              <w:fldChar w:fldCharType="begin"/>
-            </w:r>
-            <w:r>
-              <w:rPr>
-                <w:noProof/>
-                <w:webHidden/>
-              </w:rPr>
-              <w:instrText xml:space="preserve"> PAGEREF _Toc227017400 \h </w:instrText>
-            </w:r>
-            <w:r>
-              <w:rPr>
-                <w:noProof/>
-                <w:webHidden/>
-              </w:rPr>
-            </w:r>
-            <w:r>
-              <w:rPr>
-                <w:noProof/>
-                <w:webHidden/>
-              </w:rPr>
-              <w:fldChar w:fldCharType="separate"/>
-            </w:r>
-            <w:r>
-              <w:rPr>
-                <w:noProof/>
-                <w:webHidden/>
-              </w:rPr>
-              <w:t>3</w:t>
-            </w:r>
-            <w:r>
-              <w:rPr>
-                <w:noProof/>
-                <w:webHidden/>
-              </w:rPr>
-              <w:fldChar w:fldCharType="end"/>
-            </w:r>
-          </w:hyperlink>
-        </w:p>
-        <w:p>
-          <w:pPr>
-            <w:pStyle w:val="TJ2"/>
-            <w:tabs>
-              <w:tab w:val="right" w:leader="dot" w:pos="9062"/>
-            </w:tabs>
-            <w:rPr>
-              <w:rFonts w:asciiTheme="minorHAnsi" w:eastAsiaTheme="minorEastAsia" w:hAnsiTheme="minorHAnsi" w:cstheme="minorBidi"/>
-              <w:noProof/>
-              <w:kern w:val="2"/>
-              <w:sz w:val="24"/>
-              <w:szCs w:val="24"/>
-              <w:lang w:val="hu-HU" w:eastAsia="hu-HU"/>
-              <w14:ligatures w14:val="standardContextual"/>
-            </w:rPr>
-          </w:pPr>
-          <w:hyperlink w:anchor="_Toc227017401" w:history="1">
-            <w:r>
-              <w:rPr>
-                <w:rStyle w:val="Hiperhivatkozs"/>
-                <w:rFonts w:eastAsia="Calibri"/>
-                <w:noProof/>
-                <w:lang w:val="hu" w:eastAsia="hu-HU"/>
-              </w:rPr>
-              <w:t>Jelenleg:</w:t>
-            </w:r>
-            <w:r>
-              <w:rPr>
-                <w:noProof/>
-                <w:webHidden/>
-              </w:rPr>
-              <w:tab/>
-            </w:r>
-            <w:r>
-              <w:rPr>
-                <w:noProof/>
-                <w:webHidden/>
-              </w:rPr>
-              <w:fldChar w:fldCharType="begin"/>
-            </w:r>
-            <w:r>
-              <w:rPr>
-                <w:noProof/>
-                <w:webHidden/>
-              </w:rPr>
-              <w:instrText xml:space="preserve"> PAGEREF _Toc227017401 \h </w:instrText>
-            </w:r>
-            <w:r>
-              <w:rPr>
-                <w:noProof/>
-                <w:webHidden/>
-              </w:rPr>
-            </w:r>
-            <w:r>
-              <w:rPr>
-                <w:noProof/>
-                <w:webHidden/>
-              </w:rPr>
-              <w:fldChar w:fldCharType="separate"/>
-            </w:r>
-            <w:r>
-              <w:rPr>
-                <w:noProof/>
-                <w:webHidden/>
-              </w:rPr>
-              <w:t>4</w:t>
-            </w:r>
-            <w:r>
-              <w:rPr>
-                <w:noProof/>
-                <w:webHidden/>
-              </w:rPr>
-              <w:fldChar w:fldCharType="end"/>
-            </w:r>
-          </w:hyperlink>
-        </w:p>
-        <w:p>
-          <w:pPr>
             <w:pStyle w:val="TJ1"/>
             <w:tabs>
               <w:tab w:val="right" w:leader="dot" w:pos="9062"/>
@@ -1409,7 +1031,7 @@
               <w14:ligatures w14:val="standardContextual"/>
             </w:rPr>
           </w:pPr>
-          <w:hyperlink w:anchor="_Toc227017402" w:history="1">
+          <w:hyperlink w:anchor="_Toc227025661" w:history="1">
             <w:r>
               <w:rPr>
                 <w:rStyle w:val="Hiperhivatkozs"/>
@@ -1437,7 +1059,7 @@
                 <w:noProof/>
                 <w:webHidden/>
               </w:rPr>
-              <w:instrText xml:space="preserve"> PAGEREF _Toc227017402 \h </w:instrText>
+              <w:instrText xml:space="preserve"> PAGEREF _Toc227025661 \h </w:instrText>
             </w:r>
             <w:r>
               <w:rPr>
@@ -1470,82 +1092,6 @@
         </w:p>
         <w:p>
           <w:pPr>
-            <w:pStyle w:val="TJ2"/>
-            <w:tabs>
-              <w:tab w:val="right" w:leader="dot" w:pos="9062"/>
-            </w:tabs>
-            <w:rPr>
-              <w:rFonts w:asciiTheme="minorHAnsi" w:eastAsiaTheme="minorEastAsia" w:hAnsiTheme="minorHAnsi" w:cstheme="minorBidi"/>
-              <w:noProof/>
-              <w:kern w:val="2"/>
-              <w:sz w:val="24"/>
-              <w:szCs w:val="24"/>
-              <w:lang w:val="hu-HU" w:eastAsia="hu-HU"/>
-              <w14:ligatures w14:val="standardContextual"/>
-            </w:rPr>
-          </w:pPr>
-          <w:hyperlink w:anchor="_Toc227017403" w:history="1">
-            <w:r>
-              <w:rPr>
-                <w:rStyle w:val="Hiperhivatkozs"/>
-                <w:rFonts w:eastAsia="Calibri"/>
-                <w:noProof/>
-                <w:lang w:val="hu" w:eastAsia="hu-HU"/>
-              </w:rPr>
-              <w:t>Használat:</w:t>
-            </w:r>
-            <w:r>
-              <w:rPr>
-                <w:noProof/>
-                <w:webHidden/>
-              </w:rPr>
-              <w:tab/>
-            </w:r>
-            <w:r>
-              <w:rPr>
-                <w:noProof/>
-                <w:webHidden/>
-              </w:rPr>
-              <w:fldChar w:fldCharType="begin"/>
-            </w:r>
-            <w:r>
-              <w:rPr>
-                <w:noProof/>
-                <w:webHidden/>
-              </w:rPr>
-              <w:instrText xml:space="preserve"> PAGEREF _Toc227017403 \h </w:instrText>
-            </w:r>
-            <w:r>
-              <w:rPr>
-                <w:noProof/>
-                <w:webHidden/>
-              </w:rPr>
-            </w:r>
-            <w:r>
-              <w:rPr>
-                <w:noProof/>
-                <w:webHidden/>
-              </w:rPr>
-              <w:fldChar w:fldCharType="separate"/>
-            </w:r>
-            <w:r>
-              <w:rPr>
-                <w:noProof/>
-                <w:webHidden/>
-              </w:rPr>
-              <w:t>6</w:t>
-            </w:r>
-            <w:r>
-              <w:rPr>
-                <w:noProof/>
-                <w:webHidden/>
-              </w:rPr>
-              <w:fldChar w:fldCharType="end"/>
-            </w:r>
-          </w:hyperlink>
-        </w:p>
-        <w:p>
-          <w:pPr>
             <w:pStyle w:val="TJ1"/>
             <w:tabs>
               <w:tab w:val="right" w:leader="dot" w:pos="9062"/>
@@ -1560,7 +1106,7 @@
               <w14:ligatures w14:val="standardContextual"/>
             </w:rPr>
           </w:pPr>
-          <w:hyperlink w:anchor="_Toc227017404" w:history="1">
+          <w:hyperlink w:anchor="_Toc227025662" w:history="1">
             <w:r>
               <w:rPr>
                 <w:rStyle w:val="Hiperhivatkozs"/>
@@ -1589,463 +1135,7 @@
                 <w:noProof/>
                 <w:webHidden/>
               </w:rPr>
-              <w:instrText xml:space="preserve"> PAGEREF _Toc227017404 \h </w:instrText>
-            </w:r>
-            <w:r>
-              <w:rPr>
-                <w:noProof/>
-                <w:webHidden/>
-              </w:rPr>
-            </w:r>
-            <w:r>
-              <w:rPr>
-                <w:noProof/>
-                <w:webHidden/>
-              </w:rPr>
-              <w:fldChar w:fldCharType="separate"/>
-            </w:r>
-            <w:r>
-              <w:rPr>
-                <w:noProof/>
-                <w:webHidden/>
-              </w:rPr>
-              <w:t>7</w:t>
-            </w:r>
-            <w:r>
-              <w:rPr>
-                <w:noProof/>
-                <w:webHidden/>
-              </w:rPr>
-              <w:fldChar w:fldCharType="end"/>
-            </w:r>
-          </w:hyperlink>
-        </w:p>
-        <w:p>
-          <w:pPr>
-            <w:pStyle w:val="TJ2"/>
-            <w:tabs>
-              <w:tab w:val="right" w:leader="dot" w:pos="9062"/>
-            </w:tabs>
-            <w:rPr>
-              <w:rFonts w:asciiTheme="minorHAnsi" w:eastAsiaTheme="minorEastAsia" w:hAnsiTheme="minorHAnsi" w:cstheme="minorBidi"/>
-              <w:noProof/>
-              <w:kern w:val="2"/>
-              <w:sz w:val="24"/>
-              <w:szCs w:val="24"/>
-              <w:lang w:val="hu-HU" w:eastAsia="hu-HU"/>
-              <w14:ligatures w14:val="standardContextual"/>
-            </w:rPr>
-          </w:pPr>
-          <w:hyperlink w:anchor="_Toc227017405" w:history="1">
-            <w:r>
-              <w:rPr>
-                <w:rStyle w:val="Hiperhivatkozs"/>
-                <w:rFonts w:eastAsia="Calibri"/>
-                <w:noProof/>
-                <w:lang w:val="hu" w:eastAsia="hu-HU"/>
-              </w:rPr>
-              <w:t>Táblák:</w:t>
-            </w:r>
-            <w:r>
-              <w:rPr>
-                <w:noProof/>
-                <w:webHidden/>
-              </w:rPr>
-              <w:tab/>
-            </w:r>
-            <w:r>
-              <w:rPr>
-                <w:noProof/>
-                <w:webHidden/>
-              </w:rPr>
-              <w:fldChar w:fldCharType="begin"/>
-            </w:r>
-            <w:r>
-              <w:rPr>
-                <w:noProof/>
-                <w:webHidden/>
-              </w:rPr>
-              <w:instrText xml:space="preserve"> PAGEREF _Toc227017405 \h </w:instrText>
-            </w:r>
-            <w:r>
-              <w:rPr>
-                <w:noProof/>
-                <w:webHidden/>
-              </w:rPr>
-            </w:r>
-            <w:r>
-              <w:rPr>
-                <w:noProof/>
-                <w:webHidden/>
-              </w:rPr>
-              <w:fldChar w:fldCharType="separate"/>
-            </w:r>
-            <w:r>
-              <w:rPr>
-                <w:noProof/>
-                <w:webHidden/>
-              </w:rPr>
-              <w:t>7</w:t>
-            </w:r>
-            <w:r>
-              <w:rPr>
-                <w:noProof/>
-                <w:webHidden/>
-              </w:rPr>
-              <w:fldChar w:fldCharType="end"/>
-            </w:r>
-          </w:hyperlink>
-        </w:p>
-        <w:p>
-          <w:pPr>
-            <w:pStyle w:val="TJ2"/>
-            <w:tabs>
-              <w:tab w:val="right" w:leader="dot" w:pos="9062"/>
-            </w:tabs>
-            <w:rPr>
-              <w:rFonts w:asciiTheme="minorHAnsi" w:eastAsiaTheme="minorEastAsia" w:hAnsiTheme="minorHAnsi" w:cstheme="minorBidi"/>
-              <w:noProof/>
-              <w:kern w:val="2"/>
-              <w:sz w:val="24"/>
-              <w:szCs w:val="24"/>
-              <w:lang w:val="hu-HU" w:eastAsia="hu-HU"/>
-              <w14:ligatures w14:val="standardContextual"/>
-            </w:rPr>
-          </w:pPr>
-          <w:hyperlink w:anchor="_Toc227017406" w:history="1">
-            <w:r>
-              <w:rPr>
-                <w:rStyle w:val="Hiperhivatkozs"/>
-                <w:rFonts w:eastAsia="Calibri"/>
-                <w:noProof/>
-                <w:lang w:val="hu" w:eastAsia="hu-HU"/>
-              </w:rPr>
-              <w:t>Nézetek:</w:t>
-            </w:r>
-            <w:r>
-              <w:rPr>
-                <w:noProof/>
-                <w:webHidden/>
-              </w:rPr>
-              <w:tab/>
-            </w:r>
-            <w:r>
-              <w:rPr>
-                <w:noProof/>
-                <w:webHidden/>
-              </w:rPr>
-              <w:fldChar w:fldCharType="begin"/>
-            </w:r>
-            <w:r>
-              <w:rPr>
-                <w:noProof/>
-                <w:webHidden/>
-              </w:rPr>
-              <w:instrText xml:space="preserve"> PAGEREF _Toc227017406 \h </w:instrText>
-            </w:r>
-            <w:r>
-              <w:rPr>
-                <w:noProof/>
-                <w:webHidden/>
-              </w:rPr>
-            </w:r>
-            <w:r>
-              <w:rPr>
-                <w:noProof/>
-                <w:webHidden/>
-              </w:rPr>
-              <w:fldChar w:fldCharType="separate"/>
-            </w:r>
-            <w:r>
-              <w:rPr>
-                <w:noProof/>
-                <w:webHidden/>
-              </w:rPr>
-              <w:t>7</w:t>
-            </w:r>
-            <w:r>
-              <w:rPr>
-                <w:noProof/>
-                <w:webHidden/>
-              </w:rPr>
-              <w:fldChar w:fldCharType="end"/>
-            </w:r>
-          </w:hyperlink>
-        </w:p>
-        <w:p>
-          <w:pPr>
-            <w:pStyle w:val="TJ2"/>
-            <w:tabs>
-              <w:tab w:val="right" w:leader="dot" w:pos="9062"/>
-            </w:tabs>
-            <w:rPr>
-              <w:rFonts w:asciiTheme="minorHAnsi" w:eastAsiaTheme="minorEastAsia" w:hAnsiTheme="minorHAnsi" w:cstheme="minorBidi"/>
-              <w:noProof/>
-              <w:kern w:val="2"/>
-              <w:sz w:val="24"/>
-              <w:szCs w:val="24"/>
-              <w:lang w:val="hu-HU" w:eastAsia="hu-HU"/>
-              <w14:ligatures w14:val="standardContextual"/>
-            </w:rPr>
-          </w:pPr>
-          <w:hyperlink w:anchor="_Toc227017407" w:history="1">
-            <w:r>
-              <w:rPr>
-                <w:rStyle w:val="Hiperhivatkozs"/>
-                <w:rFonts w:eastAsia="Calibri"/>
-                <w:noProof/>
-                <w:lang w:val="hu" w:eastAsia="hu-HU"/>
-              </w:rPr>
-              <w:t>Táblák közötti relációk:</w:t>
-            </w:r>
-            <w:r>
-              <w:rPr>
-                <w:noProof/>
-                <w:webHidden/>
-              </w:rPr>
-              <w:tab/>
-            </w:r>
-            <w:r>
-              <w:rPr>
-                <w:noProof/>
-                <w:webHidden/>
-              </w:rPr>
-              <w:fldChar w:fldCharType="begin"/>
-            </w:r>
-            <w:r>
-              <w:rPr>
-                <w:noProof/>
-                <w:webHidden/>
-              </w:rPr>
-              <w:instrText xml:space="preserve"> PAGEREF _Toc227017407 \h </w:instrText>
-            </w:r>
-            <w:r>
-              <w:rPr>
-                <w:noProof/>
-                <w:webHidden/>
-              </w:rPr>
-            </w:r>
-            <w:r>
-              <w:rPr>
-                <w:noProof/>
-                <w:webHidden/>
-              </w:rPr>
-              <w:fldChar w:fldCharType="separate"/>
-            </w:r>
-            <w:r>
-              <w:rPr>
-                <w:noProof/>
-                <w:webHidden/>
-              </w:rPr>
-              <w:t>7</w:t>
-            </w:r>
-            <w:r>
-              <w:rPr>
-                <w:noProof/>
-                <w:webHidden/>
-              </w:rPr>
-              <w:fldChar w:fldCharType="end"/>
-            </w:r>
-          </w:hyperlink>
-        </w:p>
-        <w:p>
-          <w:pPr>
-            <w:pStyle w:val="TJ1"/>
-            <w:tabs>
-              <w:tab w:val="right" w:leader="dot" w:pos="9062"/>
-            </w:tabs>
-            <w:rPr>
-              <w:rFonts w:asciiTheme="minorHAnsi" w:eastAsiaTheme="minorEastAsia" w:hAnsiTheme="minorHAnsi" w:cstheme="minorBidi"/>
-              <w:noProof/>
-              <w:kern w:val="2"/>
-              <w:sz w:val="24"/>
-              <w:szCs w:val="24"/>
-              <w:lang w:val="hu-HU" w:eastAsia="hu-HU"/>
-              <w14:ligatures w14:val="standardContextual"/>
-            </w:rPr>
-          </w:pPr>
-          <w:hyperlink w:anchor="_Toc227017408" w:history="1">
-            <w:r>
-              <w:rPr>
-                <w:rStyle w:val="Hiperhivatkozs"/>
-                <w:rFonts w:cstheme="minorHAnsi"/>
-                <w:noProof/>
-                <w:lang w:val="hu-HU"/>
-              </w:rPr>
-              <w:t>Frontend</w:t>
-            </w:r>
-            <w:r>
-              <w:rPr>
-                <w:noProof/>
-                <w:webHidden/>
-              </w:rPr>
-              <w:tab/>
-            </w:r>
-            <w:r>
-              <w:rPr>
-                <w:noProof/>
-                <w:webHidden/>
-              </w:rPr>
-              <w:fldChar w:fldCharType="begin"/>
-            </w:r>
-            <w:r>
-              <w:rPr>
-                <w:noProof/>
-                <w:webHidden/>
-              </w:rPr>
-              <w:instrText xml:space="preserve"> PAGEREF _Toc227017408 \h </w:instrText>
-            </w:r>
-            <w:r>
-              <w:rPr>
-                <w:noProof/>
-                <w:webHidden/>
-              </w:rPr>
-            </w:r>
-            <w:r>
-              <w:rPr>
-                <w:noProof/>
-                <w:webHidden/>
-              </w:rPr>
-              <w:fldChar w:fldCharType="separate"/>
-            </w:r>
-            <w:r>
-              <w:rPr>
-                <w:noProof/>
-                <w:webHidden/>
-              </w:rPr>
-              <w:t>8</w:t>
-            </w:r>
-            <w:r>
-              <w:rPr>
-                <w:noProof/>
-                <w:webHidden/>
-              </w:rPr>
-              <w:fldChar w:fldCharType="end"/>
-            </w:r>
-          </w:hyperlink>
-        </w:p>
-        <w:p>
-          <w:pPr>
-            <w:pStyle w:val="TJ2"/>
-            <w:tabs>
-              <w:tab w:val="right" w:leader="dot" w:pos="9062"/>
-            </w:tabs>
-            <w:rPr>
-              <w:rFonts w:asciiTheme="minorHAnsi" w:eastAsiaTheme="minorEastAsia" w:hAnsiTheme="minorHAnsi" w:cstheme="minorBidi"/>
-              <w:noProof/>
-              <w:kern w:val="2"/>
-              <w:sz w:val="24"/>
-              <w:szCs w:val="24"/>
-              <w:lang w:val="hu-HU" w:eastAsia="hu-HU"/>
-              <w14:ligatures w14:val="standardContextual"/>
-            </w:rPr>
-          </w:pPr>
-          <w:hyperlink w:anchor="_Toc227017409" w:history="1">
-            <w:r>
-              <w:rPr>
-                <w:rStyle w:val="Hiperhivatkozs"/>
-                <w:rFonts w:eastAsia="Calibri"/>
-                <w:noProof/>
-                <w:lang w:val="hu" w:eastAsia="hu-HU"/>
-              </w:rPr>
-              <w:t>Technológia:</w:t>
-            </w:r>
-            <w:r>
-              <w:rPr>
-                <w:noProof/>
-                <w:webHidden/>
-              </w:rPr>
-              <w:tab/>
-            </w:r>
-            <w:r>
-              <w:rPr>
-                <w:noProof/>
-                <w:webHidden/>
-              </w:rPr>
-              <w:fldChar w:fldCharType="begin"/>
-            </w:r>
-            <w:r>
-              <w:rPr>
-                <w:noProof/>
-                <w:webHidden/>
-              </w:rPr>
-              <w:instrText xml:space="preserve"> PAGEREF _Toc227017409 \h </w:instrText>
-            </w:r>
-            <w:r>
-              <w:rPr>
-                <w:noProof/>
-                <w:webHidden/>
-              </w:rPr>
-            </w:r>
-            <w:r>
-              <w:rPr>
-                <w:noProof/>
-                <w:webHidden/>
-              </w:rPr>
-              <w:fldChar w:fldCharType="separate"/>
-            </w:r>
-            <w:r>
-              <w:rPr>
-                <w:noProof/>
-                <w:webHidden/>
-              </w:rPr>
-              <w:t>8</w:t>
-            </w:r>
-            <w:r>
-              <w:rPr>
-                <w:noProof/>
-                <w:webHidden/>
-              </w:rPr>
-              <w:fldChar w:fldCharType="end"/>
-            </w:r>
-          </w:hyperlink>
-        </w:p>
-        <w:p>
-          <w:pPr>
-            <w:pStyle w:val="TJ2"/>
-            <w:tabs>
-              <w:tab w:val="right" w:leader="dot" w:pos="9062"/>
-            </w:tabs>
-            <w:rPr>
-              <w:rFonts w:asciiTheme="minorHAnsi" w:eastAsiaTheme="minorEastAsia" w:hAnsiTheme="minorHAnsi" w:cstheme="minorBidi"/>
-              <w:noProof/>
-              <w:kern w:val="2"/>
-              <w:sz w:val="24"/>
-              <w:szCs w:val="24"/>
-              <w:lang w:val="hu-HU" w:eastAsia="hu-HU"/>
-              <w14:ligatures w14:val="standardContextual"/>
-            </w:rPr>
-          </w:pPr>
-          <w:hyperlink w:anchor="_Toc227017410" w:history="1">
-            <w:r>
-              <w:rPr>
-                <w:rStyle w:val="Hiperhivatkozs"/>
-                <w:rFonts w:eastAsia="Calibri"/>
-                <w:noProof/>
-                <w:lang w:val="hu" w:eastAsia="hu-HU"/>
-              </w:rPr>
-              <w:t>Használat:</w:t>
-            </w:r>
-            <w:r>
-              <w:rPr>
-                <w:noProof/>
-                <w:webHidden/>
-              </w:rPr>
-              <w:tab/>
-            </w:r>
-            <w:r>
-              <w:rPr>
-                <w:noProof/>
-                <w:webHidden/>
-              </w:rPr>
-              <w:fldChar w:fldCharType="begin"/>
-            </w:r>
-            <w:r>
-              <w:rPr>
-                <w:noProof/>
-                <w:webHidden/>
-              </w:rPr>
-              <w:instrText xml:space="preserve"> PAGEREF _Toc227017410 \h </w:instrText>
+              <w:instrText xml:space="preserve"> PAGEREF _Toc227025662 \h </w:instrText>
             </w:r>
             <w:r>
               <w:rPr>
@@ -2092,7 +1182,83 @@
               <w14:ligatures w14:val="standardContextual"/>
             </w:rPr>
           </w:pPr>
-          <w:hyperlink w:anchor="_Toc227017411" w:history="1">
+          <w:hyperlink w:anchor="_Toc227025663" w:history="1">
+            <w:r>
+              <w:rPr>
+                <w:rStyle w:val="Hiperhivatkozs"/>
+                <w:rFonts w:cstheme="minorHAnsi"/>
+                <w:noProof/>
+                <w:lang w:val="hu-HU"/>
+              </w:rPr>
+              <w:t>Frontend</w:t>
+            </w:r>
+            <w:r>
+              <w:rPr>
+                <w:noProof/>
+                <w:webHidden/>
+              </w:rPr>
+              <w:tab/>
+            </w:r>
+            <w:r>
+              <w:rPr>
+                <w:noProof/>
+                <w:webHidden/>
+              </w:rPr>
+              <w:fldChar w:fldCharType="begin"/>
+            </w:r>
+            <w:r>
+              <w:rPr>
+                <w:noProof/>
+                <w:webHidden/>
+              </w:rPr>
+              <w:instrText xml:space="preserve"> PAGEREF _Toc227025663 \h </w:instrText>
+            </w:r>
+            <w:r>
+              <w:rPr>
+                <w:noProof/>
+                <w:webHidden/>
+              </w:rPr>
+            </w:r>
+            <w:r>
+              <w:rPr>
+                <w:noProof/>
+                <w:webHidden/>
+              </w:rPr>
+              <w:fldChar w:fldCharType="separate"/>
+            </w:r>
+            <w:r>
+              <w:rPr>
+                <w:noProof/>
+                <w:webHidden/>
+              </w:rPr>
+              <w:t>9</w:t>
+            </w:r>
+            <w:r>
+              <w:rPr>
+                <w:noProof/>
+                <w:webHidden/>
+              </w:rPr>
+              <w:fldChar w:fldCharType="end"/>
+            </w:r>
+          </w:hyperlink>
+        </w:p>
+        <w:p>
+          <w:pPr>
+            <w:pStyle w:val="TJ1"/>
+            <w:tabs>
+              <w:tab w:val="right" w:leader="dot" w:pos="9062"/>
+            </w:tabs>
+            <w:rPr>
+              <w:rFonts w:asciiTheme="minorHAnsi" w:eastAsiaTheme="minorEastAsia" w:hAnsiTheme="minorHAnsi" w:cstheme="minorBidi"/>
+              <w:noProof/>
+              <w:kern w:val="2"/>
+              <w:sz w:val="24"/>
+              <w:szCs w:val="24"/>
+              <w:lang w:val="hu-HU" w:eastAsia="hu-HU"/>
+              <w14:ligatures w14:val="standardContextual"/>
+            </w:rPr>
+          </w:pPr>
+          <w:hyperlink w:anchor="_Toc227025664" w:history="1">
             <w:r>
               <w:rPr>
                 <w:rStyle w:val="Hiperhivatkozs"/>
@@ -2121,7 +1287,7 @@
                 <w:noProof/>
                 <w:webHidden/>
               </w:rPr>
-              <w:instrText xml:space="preserve"> PAGEREF _Toc227017411 \h </w:instrText>
+              <w:instrText xml:space="preserve"> PAGEREF _Toc227025664 \h </w:instrText>
             </w:r>
             <w:r>
               <w:rPr>
@@ -2141,235 +1307,7 @@
                 <w:noProof/>
                 <w:webHidden/>
               </w:rPr>
-              <w:t>10</w:t>
-            </w:r>
-            <w:r>
-              <w:rPr>
-                <w:noProof/>
-                <w:webHidden/>
-              </w:rPr>
-              <w:fldChar w:fldCharType="end"/>
-            </w:r>
-          </w:hyperlink>
-        </w:p>
-        <w:p>
-          <w:pPr>
-            <w:pStyle w:val="TJ2"/>
-            <w:tabs>
-              <w:tab w:val="right" w:leader="dot" w:pos="9062"/>
-            </w:tabs>
-            <w:rPr>
-              <w:rFonts w:asciiTheme="minorHAnsi" w:eastAsiaTheme="minorEastAsia" w:hAnsiTheme="minorHAnsi" w:cstheme="minorBidi"/>
-              <w:noProof/>
-              <w:kern w:val="2"/>
-              <w:sz w:val="24"/>
-              <w:szCs w:val="24"/>
-              <w:lang w:val="hu-HU" w:eastAsia="hu-HU"/>
-              <w14:ligatures w14:val="standardContextual"/>
-            </w:rPr>
-          </w:pPr>
-          <w:hyperlink w:anchor="_Toc227017412" w:history="1">
-            <w:r>
-              <w:rPr>
-                <w:rStyle w:val="Hiperhivatkozs"/>
-                <w:rFonts w:eastAsia="Calibri"/>
-                <w:noProof/>
-                <w:lang w:val="hu" w:eastAsia="hu-HU"/>
-              </w:rPr>
-              <w:t>Technológia:</w:t>
-            </w:r>
-            <w:r>
-              <w:rPr>
-                <w:noProof/>
-                <w:webHidden/>
-              </w:rPr>
-              <w:tab/>
-            </w:r>
-            <w:r>
-              <w:rPr>
-                <w:noProof/>
-                <w:webHidden/>
-              </w:rPr>
-              <w:fldChar w:fldCharType="begin"/>
-            </w:r>
-            <w:r>
-              <w:rPr>
-                <w:noProof/>
-                <w:webHidden/>
-              </w:rPr>
-              <w:instrText xml:space="preserve"> PAGEREF _Toc227017412 \h </w:instrText>
-            </w:r>
-            <w:r>
-              <w:rPr>
-                <w:noProof/>
-                <w:webHidden/>
-              </w:rPr>
-            </w:r>
-            <w:r>
-              <w:rPr>
-                <w:noProof/>
-                <w:webHidden/>
-              </w:rPr>
-              <w:fldChar w:fldCharType="separate"/>
-            </w:r>
-            <w:r>
-              <w:rPr>
-                <w:noProof/>
-                <w:webHidden/>
-              </w:rPr>
-              <w:t>10</w:t>
-            </w:r>
-            <w:r>
-              <w:rPr>
-                <w:noProof/>
-                <w:webHidden/>
-              </w:rPr>
-              <w:fldChar w:fldCharType="end"/>
-            </w:r>
-          </w:hyperlink>
-        </w:p>
-        <w:p>
-          <w:pPr>
-            <w:pStyle w:val="TJ2"/>
-            <w:tabs>
-              <w:tab w:val="right" w:leader="dot" w:pos="9062"/>
-            </w:tabs>
-            <w:rPr>
-              <w:rFonts w:asciiTheme="minorHAnsi" w:eastAsiaTheme="minorEastAsia" w:hAnsiTheme="minorHAnsi" w:cstheme="minorBidi"/>
-              <w:noProof/>
-              <w:kern w:val="2"/>
-              <w:sz w:val="24"/>
-              <w:szCs w:val="24"/>
-              <w:lang w:val="hu-HU" w:eastAsia="hu-HU"/>
-              <w14:ligatures w14:val="standardContextual"/>
-            </w:rPr>
-          </w:pPr>
-          <w:hyperlink w:anchor="_Toc227017413" w:history="1">
-            <w:r>
-              <w:rPr>
-                <w:rStyle w:val="Hiperhivatkozs"/>
-                <w:rFonts w:eastAsia="Calibri"/>
-                <w:noProof/>
-                <w:lang w:val="hu" w:eastAsia="hu-HU"/>
-              </w:rPr>
-              <w:t>Célja:</w:t>
-            </w:r>
-            <w:r>
-              <w:rPr>
-                <w:noProof/>
-                <w:webHidden/>
-              </w:rPr>
-              <w:tab/>
-            </w:r>
-            <w:r>
-              <w:rPr>
-                <w:noProof/>
-                <w:webHidden/>
-              </w:rPr>
-              <w:fldChar w:fldCharType="begin"/>
-            </w:r>
-            <w:r>
-              <w:rPr>
-                <w:noProof/>
-                <w:webHidden/>
-              </w:rPr>
-              <w:instrText xml:space="preserve"> PAGEREF _Toc227017413 \h </w:instrText>
-            </w:r>
-            <w:r>
-              <w:rPr>
-                <w:noProof/>
-                <w:webHidden/>
-              </w:rPr>
-            </w:r>
-            <w:r>
-              <w:rPr>
-                <w:noProof/>
-                <w:webHidden/>
-              </w:rPr>
-              <w:fldChar w:fldCharType="separate"/>
-            </w:r>
-            <w:r>
-              <w:rPr>
-                <w:noProof/>
-                <w:webHidden/>
-              </w:rPr>
-              <w:t>10</w:t>
-            </w:r>
-            <w:r>
-              <w:rPr>
-                <w:noProof/>
-                <w:webHidden/>
-              </w:rPr>
-              <w:fldChar w:fldCharType="end"/>
-            </w:r>
-          </w:hyperlink>
-        </w:p>
-        <w:p>
-          <w:pPr>
-            <w:pStyle w:val="TJ2"/>
-            <w:tabs>
-              <w:tab w:val="right" w:leader="dot" w:pos="9062"/>
-            </w:tabs>
-            <w:rPr>
-              <w:rFonts w:asciiTheme="minorHAnsi" w:eastAsiaTheme="minorEastAsia" w:hAnsiTheme="minorHAnsi" w:cstheme="minorBidi"/>
-              <w:noProof/>
-              <w:kern w:val="2"/>
-              <w:sz w:val="24"/>
-              <w:szCs w:val="24"/>
-              <w:lang w:val="hu-HU" w:eastAsia="hu-HU"/>
-              <w14:ligatures w14:val="standardContextual"/>
-            </w:rPr>
-          </w:pPr>
-          <w:hyperlink w:anchor="_Toc227017414" w:history="1">
-            <w:r>
-              <w:rPr>
-                <w:rStyle w:val="Hiperhivatkozs"/>
-                <w:rFonts w:eastAsia="Calibri"/>
-                <w:noProof/>
-                <w:lang w:val="hu" w:eastAsia="hu-HU"/>
-              </w:rPr>
-              <w:t>Használat:</w:t>
-            </w:r>
-            <w:r>
-              <w:rPr>
-                <w:noProof/>
-                <w:webHidden/>
-              </w:rPr>
-              <w:tab/>
-            </w:r>
-            <w:r>
-              <w:rPr>
-                <w:noProof/>
-                <w:webHidden/>
-              </w:rPr>
-              <w:fldChar w:fldCharType="begin"/>
-            </w:r>
-            <w:r>
-              <w:rPr>
-                <w:noProof/>
-                <w:webHidden/>
-              </w:rPr>
-              <w:instrText xml:space="preserve"> PAGEREF _Toc227017414 \h </w:instrText>
-            </w:r>
-            <w:r>
-              <w:rPr>
-                <w:noProof/>
-                <w:webHidden/>
-              </w:rPr>
-            </w:r>
-            <w:r>
-              <w:rPr>
-                <w:noProof/>
-                <w:webHidden/>
-              </w:rPr>
-              <w:fldChar w:fldCharType="separate"/>
-            </w:r>
-            <w:r>
-              <w:rPr>
-                <w:noProof/>
-                <w:webHidden/>
-              </w:rPr>
-              <w:t>10</w:t>
+              <w:t>11</w:t>
             </w:r>
             <w:r>
               <w:rPr>
@@ -2396,7 +1334,7 @@
               <w14:ligatures w14:val="standardContextual"/>
             </w:rPr>
           </w:pPr>
-          <w:hyperlink w:anchor="_Toc227017415" w:history="1">
+          <w:hyperlink w:anchor="_Toc227025665" w:history="1">
             <w:r>
               <w:rPr>
                 <w:rStyle w:val="Hiperhivatkozs"/>
@@ -2425,157 +1363,7 @@
                 <w:noProof/>
                 <w:webHidden/>
               </w:rPr>
-              <w:instrText xml:space="preserve"> PAGEREF _Toc227017415 \h </w:instrText>
-            </w:r>
-            <w:r>
-              <w:rPr>
-                <w:noProof/>
-                <w:webHidden/>
-              </w:rPr>
-            </w:r>
-            <w:r>
-              <w:rPr>
-                <w:noProof/>
-                <w:webHidden/>
-              </w:rPr>
-              <w:fldChar w:fldCharType="separate"/>
-            </w:r>
-            <w:r>
-              <w:rPr>
-                <w:noProof/>
-                <w:webHidden/>
-              </w:rPr>
-              <w:t>12</w:t>
-            </w:r>
-            <w:r>
-              <w:rPr>
-                <w:noProof/>
-                <w:webHidden/>
-              </w:rPr>
-              <w:fldChar w:fldCharType="end"/>
-            </w:r>
-          </w:hyperlink>
-        </w:p>
-        <w:p>
-          <w:pPr>
-            <w:pStyle w:val="TJ2"/>
-            <w:tabs>
-              <w:tab w:val="right" w:leader="dot" w:pos="9062"/>
-            </w:tabs>
-            <w:rPr>
-              <w:rFonts w:asciiTheme="minorHAnsi" w:eastAsiaTheme="minorEastAsia" w:hAnsiTheme="minorHAnsi" w:cstheme="minorBidi"/>
-              <w:noProof/>
-              <w:kern w:val="2"/>
-              <w:sz w:val="24"/>
-              <w:szCs w:val="24"/>
-              <w:lang w:val="hu-HU" w:eastAsia="hu-HU"/>
-              <w14:ligatures w14:val="standardContextual"/>
-            </w:rPr>
-          </w:pPr>
-          <w:hyperlink w:anchor="_Toc227017416" w:history="1">
-            <w:r>
-              <w:rPr>
-                <w:rStyle w:val="Hiperhivatkozs"/>
-                <w:rFonts w:eastAsia="Calibri"/>
-                <w:noProof/>
-                <w:lang w:val="hu" w:eastAsia="hu-HU"/>
-              </w:rPr>
-              <w:t>Feladatok elosztása:</w:t>
-            </w:r>
-            <w:r>
-              <w:rPr>
-                <w:noProof/>
-                <w:webHidden/>
-              </w:rPr>
-              <w:tab/>
-            </w:r>
-            <w:r>
-              <w:rPr>
-                <w:noProof/>
-                <w:webHidden/>
-              </w:rPr>
-              <w:fldChar w:fldCharType="begin"/>
-            </w:r>
-            <w:r>
-              <w:rPr>
-                <w:noProof/>
-                <w:webHidden/>
-              </w:rPr>
-              <w:instrText xml:space="preserve"> PAGEREF _Toc227017416 \h </w:instrText>
-            </w:r>
-            <w:r>
-              <w:rPr>
-                <w:noProof/>
-                <w:webHidden/>
-              </w:rPr>
-            </w:r>
-            <w:r>
-              <w:rPr>
-                <w:noProof/>
-                <w:webHidden/>
-              </w:rPr>
-              <w:fldChar w:fldCharType="separate"/>
-            </w:r>
-            <w:r>
-              <w:rPr>
-                <w:noProof/>
-                <w:webHidden/>
-              </w:rPr>
-              <w:t>12</w:t>
-            </w:r>
-            <w:r>
-              <w:rPr>
-                <w:noProof/>
-                <w:webHidden/>
-              </w:rPr>
-              <w:fldChar w:fldCharType="end"/>
-            </w:r>
-          </w:hyperlink>
-        </w:p>
-        <w:p>
-          <w:pPr>
-            <w:pStyle w:val="TJ1"/>
-            <w:tabs>
-              <w:tab w:val="right" w:leader="dot" w:pos="9062"/>
-            </w:tabs>
-            <w:rPr>
-              <w:rFonts w:asciiTheme="minorHAnsi" w:eastAsiaTheme="minorEastAsia" w:hAnsiTheme="minorHAnsi" w:cstheme="minorBidi"/>
-              <w:noProof/>
-              <w:kern w:val="2"/>
-              <w:sz w:val="24"/>
-              <w:szCs w:val="24"/>
-              <w:lang w:val="hu-HU" w:eastAsia="hu-HU"/>
-              <w14:ligatures w14:val="standardContextual"/>
-            </w:rPr>
-          </w:pPr>
-          <w:hyperlink w:anchor="_Toc227017417" w:history="1">
-            <w:r>
-              <w:rPr>
-                <w:rStyle w:val="Hiperhivatkozs"/>
-                <w:noProof/>
-              </w:rPr>
-              <w:t>Irodalomjegyzék</w:t>
-            </w:r>
-            <w:r>
-              <w:rPr>
-                <w:noProof/>
-                <w:webHidden/>
-              </w:rPr>
-              <w:tab/>
-            </w:r>
-            <w:r>
-              <w:rPr>
-                <w:noProof/>
-                <w:webHidden/>
-              </w:rPr>
-              <w:fldChar w:fldCharType="begin"/>
-            </w:r>
-            <w:r>
-              <w:rPr>
-                <w:noProof/>
-                <w:webHidden/>
-              </w:rPr>
-              <w:instrText xml:space="preserve"> PAGEREF _Toc227017417 \h </w:instrText>
+              <w:instrText xml:space="preserve"> PAGEREF _Toc227025665 \h </w:instrText>
             </w:r>
             <w:r>
               <w:rPr>
@@ -2622,7 +1410,81 @@
               <w14:ligatures w14:val="standardContextual"/>
             </w:rPr>
           </w:pPr>
-          <w:hyperlink w:anchor="_Toc227017418" w:history="1">
+          <w:hyperlink w:anchor="_Toc227025666" w:history="1">
+            <w:r>
+              <w:rPr>
+                <w:rStyle w:val="Hiperhivatkozs"/>
+                <w:noProof/>
+              </w:rPr>
+              <w:t>Irodalomjegyzék</w:t>
+            </w:r>
+            <w:r>
+              <w:rPr>
+                <w:noProof/>
+                <w:webHidden/>
+              </w:rPr>
+              <w:tab/>
+            </w:r>
+            <w:r>
+              <w:rPr>
+                <w:noProof/>
+                <w:webHidden/>
+              </w:rPr>
+              <w:fldChar w:fldCharType="begin"/>
+            </w:r>
+            <w:r>
+              <w:rPr>
+                <w:noProof/>
+                <w:webHidden/>
+              </w:rPr>
+              <w:instrText xml:space="preserve"> PAGEREF _Toc227025666 \h </w:instrText>
+            </w:r>
+            <w:r>
+              <w:rPr>
+                <w:noProof/>
+                <w:webHidden/>
+              </w:rPr>
+            </w:r>
+            <w:r>
+              <w:rPr>
+                <w:noProof/>
+                <w:webHidden/>
+              </w:rPr>
+              <w:fldChar w:fldCharType="separate"/>
+            </w:r>
+            <w:r>
+              <w:rPr>
+                <w:noProof/>
+                <w:webHidden/>
+              </w:rPr>
+              <w:t>14</w:t>
+            </w:r>
+            <w:r>
+              <w:rPr>
+                <w:noProof/>
+                <w:webHidden/>
+              </w:rPr>
+              <w:fldChar w:fldCharType="end"/>
+            </w:r>
+          </w:hyperlink>
+        </w:p>
+        <w:p>
+          <w:pPr>
+            <w:pStyle w:val="TJ1"/>
+            <w:tabs>
+              <w:tab w:val="right" w:leader="dot" w:pos="9062"/>
+            </w:tabs>
+            <w:rPr>
+              <w:rFonts w:asciiTheme="minorHAnsi" w:eastAsiaTheme="minorEastAsia" w:hAnsiTheme="minorHAnsi" w:cstheme="minorBidi"/>
+              <w:noProof/>
+              <w:kern w:val="2"/>
+              <w:sz w:val="24"/>
+              <w:szCs w:val="24"/>
+              <w:lang w:val="hu-HU" w:eastAsia="hu-HU"/>
+              <w14:ligatures w14:val="standardContextual"/>
+            </w:rPr>
+          </w:pPr>
+          <w:hyperlink w:anchor="_Toc227025667" w:history="1">
             <w:r>
               <w:rPr>
                 <w:rStyle w:val="Hiperhivatkozs"/>
@@ -2650,7 +1512,7 @@
                 <w:noProof/>
                 <w:webHidden/>
               </w:rPr>
-              <w:instrText xml:space="preserve"> PAGEREF _Toc227017418 \h </w:instrText>
+              <w:instrText xml:space="preserve"> PAGEREF _Toc227025667 \h </w:instrText>
             </w:r>
             <w:r>
               <w:rPr>
@@ -2697,7 +1559,7 @@
               <w14:ligatures w14:val="standardContextual"/>
             </w:rPr>
           </w:pPr>
-          <w:hyperlink w:anchor="_Toc227017419" w:history="1">
+          <w:hyperlink w:anchor="_Toc227025668" w:history="1">
             <w:r>
               <w:rPr>
                 <w:rStyle w:val="Hiperhivatkozs"/>
@@ -2725,7 +1587,7 @@
                 <w:noProof/>
                 <w:webHidden/>
               </w:rPr>
-              <w:instrText xml:space="preserve"> PAGEREF _Toc227017419 \h </w:instrText>
+              <w:instrText xml:space="preserve"> PAGEREF _Toc227025668 \h </w:instrText>
             </w:r>
             <w:r>
               <w:rPr>
@@ -2772,7 +1634,7 @@
               <w14:ligatures w14:val="standardContextual"/>
             </w:rPr>
           </w:pPr>
-          <w:hyperlink w:anchor="_Toc227017420" w:history="1">
+          <w:hyperlink w:anchor="_Toc227025669" w:history="1">
             <w:r>
               <w:rPr>
                 <w:rStyle w:val="Hiperhivatkozs"/>
@@ -2800,7 +1662,7 @@
                 <w:noProof/>
                 <w:webHidden/>
               </w:rPr>
-              <w:instrText xml:space="preserve"> PAGEREF _Toc227017420 \h </w:instrText>
+              <w:instrText xml:space="preserve"> PAGEREF _Toc227025669 \h </w:instrText>
             </w:r>
             <w:r>
               <w:rPr>
@@ -2847,7 +1709,7 @@
               <w14:ligatures w14:val="standardContextual"/>
             </w:rPr>
           </w:pPr>
-          <w:hyperlink w:anchor="_Toc227017421" w:history="1">
+          <w:hyperlink w:anchor="_Toc227025670" w:history="1">
             <w:r>
               <w:rPr>
                 <w:rStyle w:val="Hiperhivatkozs"/>
@@ -2875,7 +1737,7 @@
                 <w:noProof/>
                 <w:webHidden/>
               </w:rPr>
-              <w:instrText xml:space="preserve"> PAGEREF _Toc227017421 \h </w:instrText>
+              <w:instrText xml:space="preserve"> PAGEREF _Toc227025670 \h </w:instrText>
             </w:r>
             <w:r>
               <w:rPr>
@@ -2922,7 +1784,7 @@
               <w14:ligatures w14:val="standardContextual"/>
             </w:rPr>
           </w:pPr>
-          <w:hyperlink w:anchor="_Toc227017422" w:history="1">
+          <w:hyperlink w:anchor="_Toc227025671" w:history="1">
             <w:r>
               <w:rPr>
                 <w:rStyle w:val="Hiperhivatkozs"/>
@@ -2950,7 +1812,7 @@
                 <w:noProof/>
                 <w:webHidden/>
               </w:rPr>
-              <w:instrText xml:space="preserve"> PAGEREF _Toc227017422 \h </w:instrText>
+              <w:instrText xml:space="preserve"> PAGEREF _Toc227025671 \h </w:instrText>
             </w:r>
             <w:r>
               <w:rPr>
@@ -3032,7 +1894,7 @@
           <w:lang w:val="hu-HU"/>
         </w:rPr>
       </w:pPr>
-      <w:bookmarkStart w:id="0" w:name="_Toc227017396"/>
+      <w:bookmarkStart w:id="0" w:name="_Toc227025660"/>
       <w:r>
         <w:rPr>
           <w:rFonts w:asciiTheme="minorHAnsi" w:hAnsiTheme="minorHAnsi" w:cstheme="minorHAnsi"/>
@@ -3070,7 +1932,117 @@
           <w:szCs w:val="32"/>
           <w:lang w:val="hu" w:eastAsia="hu-HU"/>
         </w:rPr>
-        <w:t>Projektünk egy 2D-s platformer játék, ami a rage game kategóriába esik. A története a következő: Volt egyszer egy troll, akinek a legjobb barátja egy krumpli volt, akit Kolompérnak hívtak. Az ottani katonák ellopták ezt a krumplit, hogy sült krumplit csináljanak belőle. A troll ezt nem engedhette meg, ezért elindult kiszabadítani. A játék zárása: sajnos a troll nem tudta megmenteni Kolo</w:t>
+        <w:t xml:space="preserve">Projektünk egy 2D-s </w:t>
+      </w:r>
+      <w:proofErr w:type="spellStart"/>
+      <w:r>
+        <w:rPr>
+          <w:rFonts w:eastAsia="Calibri"/>
+          <w:color w:val="000000"/>
+          <w:sz w:val="32"/>
+          <w:szCs w:val="32"/>
+          <w:lang w:val="hu" w:eastAsia="hu-HU"/>
+        </w:rPr>
+        <w:t>platformer</w:t>
+      </w:r>
+      <w:proofErr w:type="spellEnd"/>
+      <w:r>
+        <w:rPr>
+          <w:rFonts w:eastAsia="Calibri"/>
+          <w:color w:val="000000"/>
+          <w:sz w:val="32"/>
+          <w:szCs w:val="32"/>
+          <w:lang w:val="hu" w:eastAsia="hu-HU"/>
+        </w:rPr>
+        <w:t xml:space="preserve"> játék, ami a </w:t>
+      </w:r>
+      <w:proofErr w:type="spellStart"/>
+      <w:r>
+        <w:rPr>
+          <w:rFonts w:eastAsia="Calibri"/>
+          <w:color w:val="000000"/>
+          <w:sz w:val="32"/>
+          <w:szCs w:val="32"/>
+          <w:lang w:val="hu" w:eastAsia="hu-HU"/>
+        </w:rPr>
+        <w:t>rage</w:t>
+      </w:r>
+      <w:proofErr w:type="spellEnd"/>
+      <w:r>
+        <w:rPr>
+          <w:rFonts w:eastAsia="Calibri"/>
+          <w:color w:val="000000"/>
+          <w:sz w:val="32"/>
+          <w:szCs w:val="32"/>
+          <w:lang w:val="hu" w:eastAsia="hu-HU"/>
+        </w:rPr>
+        <w:t xml:space="preserve"> game kategóriába esik. A története a következő: Volt egyszer egy </w:t>
+      </w:r>
+      <w:proofErr w:type="spellStart"/>
+      <w:r>
+        <w:rPr>
+          <w:rFonts w:eastAsia="Calibri"/>
+          <w:color w:val="000000"/>
+          <w:sz w:val="32"/>
+          <w:szCs w:val="32"/>
+          <w:lang w:val="hu" w:eastAsia="hu-HU"/>
+        </w:rPr>
+        <w:t>troll</w:t>
+      </w:r>
+      <w:proofErr w:type="spellEnd"/>
+      <w:r>
+        <w:rPr>
+          <w:rFonts w:eastAsia="Calibri"/>
+          <w:color w:val="000000"/>
+          <w:sz w:val="32"/>
+          <w:szCs w:val="32"/>
+          <w:lang w:val="hu" w:eastAsia="hu-HU"/>
+        </w:rPr>
+        <w:t xml:space="preserve">, akinek a legjobb barátja egy krumpli volt, akit Kolompérnak hívtak. Az ottani katonák ellopták ezt a krumplit, hogy sült krumplit csináljanak belőle. A </w:t>
+      </w:r>
+      <w:proofErr w:type="spellStart"/>
+      <w:r>
+        <w:rPr>
+          <w:rFonts w:eastAsia="Calibri"/>
+          <w:color w:val="000000"/>
+          <w:sz w:val="32"/>
+          <w:szCs w:val="32"/>
+          <w:lang w:val="hu" w:eastAsia="hu-HU"/>
+        </w:rPr>
+        <w:t>troll</w:t>
+      </w:r>
+      <w:proofErr w:type="spellEnd"/>
+      <w:r>
+        <w:rPr>
+          <w:rFonts w:eastAsia="Calibri"/>
+          <w:color w:val="000000"/>
+          <w:sz w:val="32"/>
+          <w:szCs w:val="32"/>
+          <w:lang w:val="hu" w:eastAsia="hu-HU"/>
+        </w:rPr>
+        <w:t xml:space="preserve"> ezt nem engedhette meg, ezért elindult kiszabadítani. A játék zárása: sajnos a </w:t>
+      </w:r>
+      <w:proofErr w:type="spellStart"/>
+      <w:r>
+        <w:rPr>
+          <w:rFonts w:eastAsia="Calibri"/>
+          <w:color w:val="000000"/>
+          <w:sz w:val="32"/>
+          <w:szCs w:val="32"/>
+          <w:lang w:val="hu" w:eastAsia="hu-HU"/>
+        </w:rPr>
+        <w:t>troll</w:t>
+      </w:r>
+      <w:proofErr w:type="spellEnd"/>
+      <w:r>
+        <w:rPr>
+          <w:rFonts w:eastAsia="Calibri"/>
+          <w:color w:val="000000"/>
+          <w:sz w:val="32"/>
+          <w:szCs w:val="32"/>
+          <w:lang w:val="hu" w:eastAsia="hu-HU"/>
+        </w:rPr>
+        <w:t xml:space="preserve"> nem tudta megmenteni Kolo</w:t>
       </w:r>
       <w:r>
         <w:rPr>
@@ -3119,7 +2091,73 @@
           <w:szCs w:val="32"/>
           <w:lang w:val="hu" w:eastAsia="hu-HU"/>
         </w:rPr>
-        <w:t>Tervezünk hozzá folytatást is. A troll nem adta fel a harcot. Végigküzdötte magát a fél világon, hogy betörjön egy titkos katonai laborba, hogy onnan dokumentumokat lopjon el, amikből kiderül hogyan tudná visszaváltoztatni Kolompért krumplivá. Ezzel záródna a második rész.</w:t>
+        <w:t xml:space="preserve">Tervezünk hozzá folytatást is. A </w:t>
+      </w:r>
+      <w:proofErr w:type="spellStart"/>
+      <w:r>
+        <w:rPr>
+          <w:rFonts w:eastAsia="Calibri"/>
+          <w:color w:val="000000"/>
+          <w:sz w:val="32"/>
+          <w:szCs w:val="32"/>
+          <w:lang w:val="hu" w:eastAsia="hu-HU"/>
+        </w:rPr>
+        <w:t>troll</w:t>
+      </w:r>
+      <w:proofErr w:type="spellEnd"/>
+      <w:r>
+        <w:rPr>
+          <w:rFonts w:eastAsia="Calibri"/>
+          <w:color w:val="000000"/>
+          <w:sz w:val="32"/>
+          <w:szCs w:val="32"/>
+          <w:lang w:val="hu" w:eastAsia="hu-HU"/>
+        </w:rPr>
+        <w:t xml:space="preserve"> nem adta fel a harcot. </w:t>
+      </w:r>
+      <w:proofErr w:type="spellStart"/>
+      <w:r>
+        <w:rPr>
+          <w:rFonts w:eastAsia="Calibri"/>
+          <w:color w:val="000000"/>
+          <w:sz w:val="32"/>
+          <w:szCs w:val="32"/>
+          <w:lang w:val="hu" w:eastAsia="hu-HU"/>
+        </w:rPr>
+        <w:t>Végigküzdötte</w:t>
+      </w:r>
+      <w:proofErr w:type="spellEnd"/>
+      <w:r>
+        <w:rPr>
+          <w:rFonts w:eastAsia="Calibri"/>
+          <w:color w:val="000000"/>
+          <w:sz w:val="32"/>
+          <w:szCs w:val="32"/>
+          <w:lang w:val="hu" w:eastAsia="hu-HU"/>
+        </w:rPr>
+        <w:t xml:space="preserve"> magát a fél világon, hogy </w:t>
+      </w:r>
+      <w:proofErr w:type="spellStart"/>
+      <w:r>
+        <w:rPr>
+          <w:rFonts w:eastAsia="Calibri"/>
+          <w:color w:val="000000"/>
+          <w:sz w:val="32"/>
+          <w:szCs w:val="32"/>
+          <w:lang w:val="hu" w:eastAsia="hu-HU"/>
+        </w:rPr>
+        <w:t>betörjön</w:t>
+      </w:r>
+      <w:proofErr w:type="spellEnd"/>
+      <w:r>
+        <w:rPr>
+          <w:rFonts w:eastAsia="Calibri"/>
+          <w:color w:val="000000"/>
+          <w:sz w:val="32"/>
+          <w:szCs w:val="32"/>
+          <w:lang w:val="hu" w:eastAsia="hu-HU"/>
+        </w:rPr>
+        <w:t xml:space="preserve"> egy titkos katonai laborba, hogy onnan dokumentumokat lopjon el, amikből kiderül hogyan tudná visszaváltoztatni Kolompért krumplivá. Ezzel záródna a második rész.</w:t>
       </w:r>
     </w:p>
     <w:p>
@@ -3179,7 +2217,51 @@
           <w:szCs w:val="32"/>
           <w:lang w:val="hu" w:eastAsia="hu-HU"/>
         </w:rPr>
-        <w:t xml:space="preserve">A negyedik részben azonban újra elrabolják a krumplit, ezúttal az étterem emberei. Most sültkrumplit akarnak belőle csinálni. A troll ismét elmegy kiszabadítani. Zárás: a történet végére a troll otthonán elfogy az étel, de így is annyira éhes, hogy összefog az étteremmel, és </w:t>
+        <w:t xml:space="preserve">A negyedik részben azonban újra elrabolják a krumplit, ezúttal az étterem emberei. Most sültkrumplit akarnak belőle csinálni. A </w:t>
+      </w:r>
+      <w:proofErr w:type="spellStart"/>
+      <w:r>
+        <w:rPr>
+          <w:rFonts w:eastAsia="Calibri"/>
+          <w:color w:val="000000"/>
+          <w:sz w:val="32"/>
+          <w:szCs w:val="32"/>
+          <w:lang w:val="hu" w:eastAsia="hu-HU"/>
+        </w:rPr>
+        <w:t>troll</w:t>
+      </w:r>
+      <w:proofErr w:type="spellEnd"/>
+      <w:r>
+        <w:rPr>
+          <w:rFonts w:eastAsia="Calibri"/>
+          <w:color w:val="000000"/>
+          <w:sz w:val="32"/>
+          <w:szCs w:val="32"/>
+          <w:lang w:val="hu" w:eastAsia="hu-HU"/>
+        </w:rPr>
+        <w:t xml:space="preserve"> ismét elmegy kiszabadítani. Zárás: a történet végére a </w:t>
+      </w:r>
+      <w:proofErr w:type="spellStart"/>
+      <w:r>
+        <w:rPr>
+          <w:rFonts w:eastAsia="Calibri"/>
+          <w:color w:val="000000"/>
+          <w:sz w:val="32"/>
+          <w:szCs w:val="32"/>
+          <w:lang w:val="hu" w:eastAsia="hu-HU"/>
+        </w:rPr>
+        <w:t>troll</w:t>
+      </w:r>
+      <w:proofErr w:type="spellEnd"/>
+      <w:r>
+        <w:rPr>
+          <w:rFonts w:eastAsia="Calibri"/>
+          <w:color w:val="000000"/>
+          <w:sz w:val="32"/>
+          <w:szCs w:val="32"/>
+          <w:lang w:val="hu" w:eastAsia="hu-HU"/>
+        </w:rPr>
+        <w:t xml:space="preserve"> otthonán elfogy az étel, de így is annyira éhes, hogy összefog az étteremmel, és </w:t>
       </w:r>
       <w:r>
         <w:rPr>
@@ -3265,21 +2347,27 @@
     </w:p>
     <w:p>
       <w:pPr>
-        <w:pStyle w:val="Cmsor2"/>
-        <w:rPr>
-          <w:rFonts w:eastAsia="Calibri"/>
-          <w:lang w:val="hu" w:eastAsia="hu-HU"/>
-        </w:rPr>
-      </w:pPr>
-      <w:bookmarkStart w:id="1" w:name="_Toc227017397"/>
-      <w:r>
-        <w:rPr>
-          <w:rFonts w:eastAsia="Calibri"/>
-          <w:lang w:val="hu" w:eastAsia="hu-HU"/>
-        </w:rPr>
-        <w:t>Használat:</w:t>
-      </w:r>
-      <w:bookmarkEnd w:id="1"/>
+        <w:pStyle w:val="Alcm"/>
+        <w:rPr>
+          <w:rFonts w:eastAsia="Calibri"/>
+          <w:lang w:val="hu" w:eastAsia="hu-HU"/>
+        </w:rPr>
+      </w:pPr>
+      <w:proofErr w:type="spellStart"/>
+      <w:r>
+        <w:rPr>
+          <w:rStyle w:val="AlcmChar"/>
+        </w:rPr>
+        <w:t>Használat</w:t>
+      </w:r>
+      <w:proofErr w:type="spellEnd"/>
+      <w:r>
+        <w:rPr>
+          <w:rFonts w:eastAsia="Calibri"/>
+          <w:lang w:val="hu" w:eastAsia="hu-HU"/>
+        </w:rPr>
+        <w:t>:</w:t>
+      </w:r>
     </w:p>
     <w:p>
       <w:pPr>
@@ -3312,7 +2400,51 @@
           <w:szCs w:val="32"/>
           <w:lang w:val="hu" w:eastAsia="hu-HU"/>
         </w:rPr>
-        <w:t>A játék elindítása (a main.py elindításához kell a requests és a pygame-ce modulok vagy main.exe) után bejelentkezési ablak jelenik meg, ahol, ha nem írsz be semmit, és megnyomjuk a bejelentkezés gombot, akkor offline módban, ám ha egy létező felhasználónevet és jelszavát megadjuk, akkor online módon játsszuk.</w:t>
+        <w:t xml:space="preserve">A játék elindítása (a main.py elindításához kell a </w:t>
+      </w:r>
+      <w:proofErr w:type="spellStart"/>
+      <w:r>
+        <w:rPr>
+          <w:rFonts w:eastAsia="Calibri"/>
+          <w:color w:val="000000"/>
+          <w:sz w:val="32"/>
+          <w:szCs w:val="32"/>
+          <w:lang w:val="hu" w:eastAsia="hu-HU"/>
+        </w:rPr>
+        <w:t>requests</w:t>
+      </w:r>
+      <w:proofErr w:type="spellEnd"/>
+      <w:r>
+        <w:rPr>
+          <w:rFonts w:eastAsia="Calibri"/>
+          <w:color w:val="000000"/>
+          <w:sz w:val="32"/>
+          <w:szCs w:val="32"/>
+          <w:lang w:val="hu" w:eastAsia="hu-HU"/>
+        </w:rPr>
+        <w:t xml:space="preserve"> és a </w:t>
+      </w:r>
+      <w:proofErr w:type="spellStart"/>
+      <w:r>
+        <w:rPr>
+          <w:rFonts w:eastAsia="Calibri"/>
+          <w:color w:val="000000"/>
+          <w:sz w:val="32"/>
+          <w:szCs w:val="32"/>
+          <w:lang w:val="hu" w:eastAsia="hu-HU"/>
+        </w:rPr>
+        <w:t>pygame-ce</w:t>
+      </w:r>
+      <w:proofErr w:type="spellEnd"/>
+      <w:r>
+        <w:rPr>
+          <w:rFonts w:eastAsia="Calibri"/>
+          <w:color w:val="000000"/>
+          <w:sz w:val="32"/>
+          <w:szCs w:val="32"/>
+          <w:lang w:val="hu" w:eastAsia="hu-HU"/>
+        </w:rPr>
+        <w:t xml:space="preserve"> modulok vagy main.exe) után bejelentkezési ablak jelenik meg, ahol, ha nem írsz be semmit, és megnyomjuk a bejelentkezés gombot, akkor offline módban, ám ha egy létező felhasználónevet és jelszavát megadjuk, akkor online módon játsszuk.</w:t>
       </w:r>
     </w:p>
     <w:p>
@@ -3380,7 +2512,69 @@
           <w:szCs w:val="32"/>
           <w:lang w:val="hu" w:eastAsia="hu-HU"/>
         </w:rPr>
-        <w:t>Utána a játék menüjében vagyunk, ahol 5 gomb van:</w:t>
+        <w:t>Utána a játék menüjében vagyunk</w:t>
+      </w:r>
+      <w:r>
+        <w:rPr>
+          <w:rFonts w:eastAsia="Calibri"/>
+          <w:color w:val="000000"/>
+          <w:sz w:val="32"/>
+          <w:szCs w:val="32"/>
+          <w:lang w:val="hu" w:eastAsia="hu-HU"/>
+        </w:rPr>
+        <w:t xml:space="preserve"> (</w:t>
+      </w:r>
+      <w:hyperlink w:anchor="_menu.py" w:history="1">
+        <w:r>
+          <w:rPr>
+            <w:rStyle w:val="Hiperhivatkozs"/>
+            <w:rFonts w:eastAsia="Calibri"/>
+            <w:sz w:val="32"/>
+            <w:szCs w:val="32"/>
+            <w:lang w:val="hu" w:eastAsia="hu-HU"/>
+          </w:rPr>
+          <w:t>4. áb</w:t>
+        </w:r>
+        <w:r>
+          <w:rPr>
+            <w:rStyle w:val="Hiperhivatkozs"/>
+            <w:rFonts w:eastAsia="Calibri"/>
+            <w:sz w:val="32"/>
+            <w:szCs w:val="32"/>
+            <w:lang w:val="hu" w:eastAsia="hu-HU"/>
+          </w:rPr>
+          <w:t>r</w:t>
+        </w:r>
+        <w:r>
+          <w:rPr>
+            <w:rStyle w:val="Hiperhivatkozs"/>
+            <w:rFonts w:eastAsia="Calibri"/>
+            <w:sz w:val="32"/>
+            <w:szCs w:val="32"/>
+            <w:lang w:val="hu" w:eastAsia="hu-HU"/>
+          </w:rPr>
+          <w:t>a</w:t>
+        </w:r>
+      </w:hyperlink>
+      <w:r>
+        <w:rPr>
+          <w:rFonts w:eastAsia="Calibri"/>
+          <w:color w:val="000000"/>
+          <w:sz w:val="32"/>
+          <w:szCs w:val="32"/>
+          <w:lang w:val="hu" w:eastAsia="hu-HU"/>
+        </w:rPr>
+        <w:t>)</w:t>
+      </w:r>
+      <w:r>
+        <w:rPr>
+          <w:rFonts w:eastAsia="Calibri"/>
+          <w:color w:val="000000"/>
+          <w:sz w:val="32"/>
+          <w:szCs w:val="32"/>
+          <w:lang w:val="hu" w:eastAsia="hu-HU"/>
+        </w:rPr>
+        <w:t>, ahol 5 gomb van:</w:t>
       </w:r>
     </w:p>
     <w:p>
@@ -3590,21 +2784,27 @@
     </w:p>
     <w:p>
       <w:pPr>
-        <w:pStyle w:val="Cmsor2"/>
-        <w:rPr>
-          <w:rFonts w:eastAsia="Calibri"/>
-          <w:lang w:val="hu" w:eastAsia="hu-HU"/>
-        </w:rPr>
-      </w:pPr>
-      <w:bookmarkStart w:id="2" w:name="_Toc227017398"/>
-      <w:r>
-        <w:rPr>
-          <w:rFonts w:eastAsia="Calibri"/>
-          <w:lang w:val="hu" w:eastAsia="hu-HU"/>
-        </w:rPr>
-        <w:t>Irányítás:</w:t>
-      </w:r>
-      <w:bookmarkEnd w:id="2"/>
+        <w:pStyle w:val="Alcm"/>
+        <w:rPr>
+          <w:rFonts w:eastAsia="Calibri"/>
+          <w:lang w:val="hu" w:eastAsia="hu-HU"/>
+        </w:rPr>
+      </w:pPr>
+      <w:proofErr w:type="spellStart"/>
+      <w:r>
+        <w:rPr>
+          <w:rStyle w:val="AlcmChar"/>
+        </w:rPr>
+        <w:t>Irányítás</w:t>
+      </w:r>
+      <w:proofErr w:type="spellEnd"/>
+      <w:r>
+        <w:rPr>
+          <w:rFonts w:eastAsia="Calibri"/>
+          <w:lang w:val="hu" w:eastAsia="hu-HU"/>
+        </w:rPr>
+        <w:t>:</w:t>
+      </w:r>
     </w:p>
     <w:p>
       <w:pPr>
@@ -3692,21 +2892,27 @@
     </w:p>
     <w:p>
       <w:pPr>
-        <w:pStyle w:val="Cmsor2"/>
-        <w:rPr>
-          <w:rFonts w:eastAsia="Calibri"/>
-          <w:lang w:val="hu" w:eastAsia="hu-HU"/>
-        </w:rPr>
-      </w:pPr>
-      <w:bookmarkStart w:id="3" w:name="_Toc227017399"/>
-      <w:r>
-        <w:rPr>
-          <w:rFonts w:eastAsia="Calibri"/>
-          <w:lang w:val="hu" w:eastAsia="hu-HU"/>
-        </w:rPr>
-        <w:t>Technológia:</w:t>
-      </w:r>
-      <w:bookmarkEnd w:id="3"/>
+        <w:pStyle w:val="Alcm"/>
+        <w:rPr>
+          <w:rFonts w:eastAsia="Calibri"/>
+          <w:lang w:val="hu" w:eastAsia="hu-HU"/>
+        </w:rPr>
+      </w:pPr>
+      <w:proofErr w:type="spellStart"/>
+      <w:r>
+        <w:rPr>
+          <w:rStyle w:val="AlcmChar"/>
+        </w:rPr>
+        <w:t>Technológia</w:t>
+      </w:r>
+      <w:proofErr w:type="spellEnd"/>
+      <w:r>
+        <w:rPr>
+          <w:rFonts w:eastAsia="Calibri"/>
+          <w:lang w:val="hu" w:eastAsia="hu-HU"/>
+        </w:rPr>
+        <w:t>:</w:t>
+      </w:r>
     </w:p>
     <w:p>
       <w:pPr>
@@ -3735,27 +2941,71 @@
           <w:szCs w:val="32"/>
           <w:lang w:val="hu" w:eastAsia="hu-HU"/>
         </w:rPr>
-        <w:t>Python nyelven, Visual Studio Code fejlesztői környezetben.</w:t>
-      </w:r>
-    </w:p>
-    <w:p>
-      <w:pPr>
-        <w:pStyle w:val="Cmsor2"/>
-        <w:rPr>
-          <w:rFonts w:eastAsia="Calibri"/>
-          <w:sz w:val="32"/>
-          <w:szCs w:val="32"/>
-          <w:lang w:val="hu" w:eastAsia="hu-HU"/>
-        </w:rPr>
-      </w:pPr>
-      <w:bookmarkStart w:id="4" w:name="_Toc227017400"/>
-      <w:r>
-        <w:rPr>
-          <w:rFonts w:eastAsia="Calibri"/>
-          <w:lang w:val="hu" w:eastAsia="hu-HU"/>
+        <w:t xml:space="preserve">Python nyelven, Visual </w:t>
+      </w:r>
+      <w:proofErr w:type="spellStart"/>
+      <w:r>
+        <w:rPr>
+          <w:rFonts w:eastAsia="Calibri"/>
+          <w:color w:val="000000"/>
+          <w:sz w:val="32"/>
+          <w:szCs w:val="32"/>
+          <w:lang w:val="hu" w:eastAsia="hu-HU"/>
+        </w:rPr>
+        <w:t>Studio</w:t>
+      </w:r>
+      <w:proofErr w:type="spellEnd"/>
+      <w:r>
+        <w:rPr>
+          <w:rFonts w:eastAsia="Calibri"/>
+          <w:color w:val="000000"/>
+          <w:sz w:val="32"/>
+          <w:szCs w:val="32"/>
+          <w:lang w:val="hu" w:eastAsia="hu-HU"/>
+        </w:rPr>
+        <w:t xml:space="preserve"> </w:t>
+      </w:r>
+      <w:proofErr w:type="spellStart"/>
+      <w:r>
+        <w:rPr>
+          <w:rFonts w:eastAsia="Calibri"/>
+          <w:color w:val="000000"/>
+          <w:sz w:val="32"/>
+          <w:szCs w:val="32"/>
+          <w:lang w:val="hu" w:eastAsia="hu-HU"/>
+        </w:rPr>
+        <w:t>Code</w:t>
+      </w:r>
+      <w:proofErr w:type="spellEnd"/>
+      <w:r>
+        <w:rPr>
+          <w:rFonts w:eastAsia="Calibri"/>
+          <w:color w:val="000000"/>
+          <w:sz w:val="32"/>
+          <w:szCs w:val="32"/>
+          <w:lang w:val="hu" w:eastAsia="hu-HU"/>
+        </w:rPr>
+        <w:t xml:space="preserve"> fejlesztői környezetben.</w:t>
+      </w:r>
+    </w:p>
+    <w:p>
+      <w:pPr>
+        <w:pStyle w:val="Alcm"/>
+        <w:rPr>
+          <w:rFonts w:eastAsia="Calibri"/>
+          <w:sz w:val="32"/>
+          <w:szCs w:val="32"/>
+          <w:lang w:val="hu" w:eastAsia="hu-HU"/>
+        </w:rPr>
+      </w:pPr>
+      <w:proofErr w:type="spellStart"/>
+      <w:r>
+        <w:rPr>
+          <w:rStyle w:val="AlcmChar"/>
         </w:rPr>
         <w:t>Modulok</w:t>
       </w:r>
+      <w:proofErr w:type="spellEnd"/>
       <w:r>
         <w:rPr>
           <w:rFonts w:eastAsia="Calibri"/>
@@ -3765,7 +3015,6 @@
         </w:rPr>
         <w:t>:</w:t>
       </w:r>
-      <w:bookmarkEnd w:id="4"/>
     </w:p>
     <w:p>
       <w:pPr>
@@ -3790,15 +3039,27 @@
           <w:lang w:val="hu" w:eastAsia="hu-HU"/>
         </w:rPr>
       </w:pPr>
-      <w:r>
-        <w:rPr>
-          <w:rFonts w:eastAsia="Calibri"/>
-          <w:color w:val="000000"/>
-          <w:sz w:val="32"/>
-          <w:szCs w:val="32"/>
-          <w:lang w:val="hu" w:eastAsia="hu-HU"/>
-        </w:rPr>
-        <w:t>requests: Ezzel küldünk HTTPS kéréseket.</w:t>
+      <w:proofErr w:type="spellStart"/>
+      <w:r>
+        <w:rPr>
+          <w:rFonts w:eastAsia="Calibri"/>
+          <w:color w:val="000000"/>
+          <w:sz w:val="32"/>
+          <w:szCs w:val="32"/>
+          <w:lang w:val="hu" w:eastAsia="hu-HU"/>
+        </w:rPr>
+        <w:t>requests</w:t>
+      </w:r>
+      <w:proofErr w:type="spellEnd"/>
+      <w:r>
+        <w:rPr>
+          <w:rFonts w:eastAsia="Calibri"/>
+          <w:color w:val="000000"/>
+          <w:sz w:val="32"/>
+          <w:szCs w:val="32"/>
+          <w:lang w:val="hu" w:eastAsia="hu-HU"/>
+        </w:rPr>
+        <w:t>: Ezzel küldünk HTTPS kéréseket.</w:t>
       </w:r>
     </w:p>
     <w:p>
@@ -3824,15 +3085,27 @@
           <w:lang w:val="hu" w:eastAsia="hu-HU"/>
         </w:rPr>
       </w:pPr>
-      <w:r>
-        <w:rPr>
-          <w:rFonts w:eastAsia="Calibri"/>
-          <w:color w:val="000000"/>
-          <w:sz w:val="32"/>
-          <w:szCs w:val="32"/>
-          <w:lang w:val="hu" w:eastAsia="hu-HU"/>
-        </w:rPr>
-        <w:t>pygame-ce: A játék „motorja”, amivel készítettük a játékot.</w:t>
+      <w:proofErr w:type="spellStart"/>
+      <w:r>
+        <w:rPr>
+          <w:rFonts w:eastAsia="Calibri"/>
+          <w:color w:val="000000"/>
+          <w:sz w:val="32"/>
+          <w:szCs w:val="32"/>
+          <w:lang w:val="hu" w:eastAsia="hu-HU"/>
+        </w:rPr>
+        <w:t>pygame-ce</w:t>
+      </w:r>
+      <w:proofErr w:type="spellEnd"/>
+      <w:r>
+        <w:rPr>
+          <w:rFonts w:eastAsia="Calibri"/>
+          <w:color w:val="000000"/>
+          <w:sz w:val="32"/>
+          <w:szCs w:val="32"/>
+          <w:lang w:val="hu" w:eastAsia="hu-HU"/>
+        </w:rPr>
+        <w:t>: A játék „motorja”, amivel készítettük a játékot.</w:t>
       </w:r>
     </w:p>
     <w:p>
@@ -3858,15 +3131,27 @@
           <w:lang w:val="hu" w:eastAsia="hu-HU"/>
         </w:rPr>
       </w:pPr>
-      <w:r>
-        <w:rPr>
-          <w:rFonts w:eastAsia="Calibri"/>
-          <w:color w:val="000000"/>
-          <w:sz w:val="32"/>
-          <w:szCs w:val="32"/>
-          <w:lang w:val="hu" w:eastAsia="hu-HU"/>
-        </w:rPr>
-        <w:t>pyinstaller: a Python fordító könyvtára, amivel létre hoztuk a main.exe fájlt.</w:t>
+      <w:proofErr w:type="spellStart"/>
+      <w:r>
+        <w:rPr>
+          <w:rFonts w:eastAsia="Calibri"/>
+          <w:color w:val="000000"/>
+          <w:sz w:val="32"/>
+          <w:szCs w:val="32"/>
+          <w:lang w:val="hu" w:eastAsia="hu-HU"/>
+        </w:rPr>
+        <w:t>pyinstaller</w:t>
+      </w:r>
+      <w:proofErr w:type="spellEnd"/>
+      <w:r>
+        <w:rPr>
+          <w:rFonts w:eastAsia="Calibri"/>
+          <w:color w:val="000000"/>
+          <w:sz w:val="32"/>
+          <w:szCs w:val="32"/>
+          <w:lang w:val="hu" w:eastAsia="hu-HU"/>
+        </w:rPr>
+        <w:t>: a Python fordító könyvtára, amivel létre hoztuk a main.exe fájlt.</w:t>
       </w:r>
     </w:p>
     <w:p>
@@ -3901,7 +3186,69 @@
           <w:szCs w:val="32"/>
           <w:lang w:val="hu" w:eastAsia="hu-HU"/>
         </w:rPr>
-        <w:t xml:space="preserve">A pályák mátrixokban vannak eltárolva, a program végigmegy az aktuális mátrixon, amiben minden számhoz egy adott block, </w:t>
+        <w:t>A pályák mátrixokban</w:t>
+      </w:r>
+      <w:r>
+        <w:rPr>
+          <w:rFonts w:eastAsia="Calibri"/>
+          <w:color w:val="000000"/>
+          <w:sz w:val="32"/>
+          <w:szCs w:val="32"/>
+          <w:lang w:val="hu" w:eastAsia="hu-HU"/>
+        </w:rPr>
+        <w:t xml:space="preserve"> (</w:t>
+      </w:r>
+      <w:hyperlink w:anchor="_worlds.py" w:history="1">
+        <w:r>
+          <w:rPr>
+            <w:rStyle w:val="Hiperhivatkozs"/>
+            <w:rFonts w:eastAsia="Calibri"/>
+            <w:sz w:val="32"/>
+            <w:szCs w:val="32"/>
+            <w:lang w:val="hu" w:eastAsia="hu-HU"/>
+          </w:rPr>
+          <w:t xml:space="preserve">1. </w:t>
+        </w:r>
+        <w:r>
+          <w:rPr>
+            <w:rStyle w:val="Hiperhivatkozs"/>
+            <w:rFonts w:eastAsia="Calibri"/>
+            <w:sz w:val="32"/>
+            <w:szCs w:val="32"/>
+            <w:lang w:val="hu" w:eastAsia="hu-HU"/>
+          </w:rPr>
+          <w:t>á</w:t>
+        </w:r>
+        <w:r>
+          <w:rPr>
+            <w:rStyle w:val="Hiperhivatkozs"/>
+            <w:rFonts w:eastAsia="Calibri"/>
+            <w:sz w:val="32"/>
+            <w:szCs w:val="32"/>
+            <w:lang w:val="hu" w:eastAsia="hu-HU"/>
+          </w:rPr>
+          <w:t>bra</w:t>
+        </w:r>
+      </w:hyperlink>
+      <w:r>
+        <w:rPr>
+          <w:rFonts w:eastAsia="Calibri"/>
+          <w:color w:val="000000"/>
+          <w:sz w:val="32"/>
+          <w:szCs w:val="32"/>
+          <w:lang w:val="hu" w:eastAsia="hu-HU"/>
+        </w:rPr>
+        <w:t>)</w:t>
+      </w:r>
+      <w:r>
+        <w:rPr>
+          <w:rFonts w:eastAsia="Calibri"/>
+          <w:color w:val="000000"/>
+          <w:sz w:val="32"/>
+          <w:szCs w:val="32"/>
+          <w:lang w:val="hu" w:eastAsia="hu-HU"/>
+        </w:rPr>
+        <w:t xml:space="preserve"> vannak eltárolva, a program végigmegy az aktuális mátrixon, amiben minden számhoz egy </w:t>
       </w:r>
       <w:r>
         <w:rPr>
@@ -3912,26 +3259,54 @@
           <w:lang w:val="hu" w:eastAsia="hu-HU"/>
         </w:rPr>
         <w:lastRenderedPageBreak/>
-        <w:t>entitás vagy a játékos van rendelve, ezt értelmezi, és megvalósítja.</w:t>
-      </w:r>
-    </w:p>
-    <w:p>
-      <w:pPr>
-        <w:pStyle w:val="Cmsor2"/>
-        <w:rPr>
-          <w:rFonts w:eastAsia="Calibri"/>
-          <w:lang w:val="hu" w:eastAsia="hu-HU"/>
-        </w:rPr>
-      </w:pPr>
-      <w:bookmarkStart w:id="5" w:name="_Toc227017401"/>
-      <w:r>
-        <w:rPr>
-          <w:rFonts w:eastAsia="Calibri"/>
-          <w:lang w:val="hu" w:eastAsia="hu-HU"/>
-        </w:rPr>
-        <w:t>Jelenleg:</w:t>
-      </w:r>
-      <w:bookmarkEnd w:id="5"/>
+        <w:t xml:space="preserve">adott </w:t>
+      </w:r>
+      <w:proofErr w:type="spellStart"/>
+      <w:r>
+        <w:rPr>
+          <w:rFonts w:eastAsia="Calibri"/>
+          <w:color w:val="000000"/>
+          <w:sz w:val="32"/>
+          <w:szCs w:val="32"/>
+          <w:lang w:val="hu" w:eastAsia="hu-HU"/>
+        </w:rPr>
+        <w:t>block</w:t>
+      </w:r>
+      <w:proofErr w:type="spellEnd"/>
+      <w:r>
+        <w:rPr>
+          <w:rFonts w:eastAsia="Calibri"/>
+          <w:color w:val="000000"/>
+          <w:sz w:val="32"/>
+          <w:szCs w:val="32"/>
+          <w:lang w:val="hu" w:eastAsia="hu-HU"/>
+        </w:rPr>
+        <w:t>, entitás vagy a játékos van rendelve, ezt értelmezi, és megvalósítja.</w:t>
+      </w:r>
+    </w:p>
+    <w:p>
+      <w:pPr>
+        <w:pStyle w:val="Alcm"/>
+        <w:rPr>
+          <w:rFonts w:eastAsia="Calibri"/>
+          <w:lang w:val="hu" w:eastAsia="hu-HU"/>
+        </w:rPr>
+      </w:pPr>
+      <w:proofErr w:type="spellStart"/>
+      <w:r>
+        <w:rPr>
+          <w:rStyle w:val="AlcmChar"/>
+        </w:rPr>
+        <w:t>Jelenleg</w:t>
+      </w:r>
+      <w:proofErr w:type="spellEnd"/>
+      <w:r>
+        <w:rPr>
+          <w:rFonts w:eastAsia="Calibri"/>
+          <w:lang w:val="hu" w:eastAsia="hu-HU"/>
+        </w:rPr>
+        <w:t>:</w:t>
+      </w:r>
     </w:p>
     <w:p>
       <w:pPr>
@@ -4303,7 +3678,7 @@
           <w:lang w:val="hu-HU"/>
         </w:rPr>
       </w:pPr>
-      <w:bookmarkStart w:id="6" w:name="_Toc227017402"/>
+      <w:bookmarkStart w:id="1" w:name="_Toc227025661"/>
       <w:r>
         <w:rPr>
           <w:szCs w:val="72"/>
@@ -4312,7 +3687,7 @@
         <w:lastRenderedPageBreak/>
         <w:t>Backend</w:t>
       </w:r>
-      <w:bookmarkEnd w:id="6"/>
+      <w:bookmarkEnd w:id="1"/>
     </w:p>
     <w:p>
       <w:pPr>
@@ -4379,7 +3754,29 @@
           <w:szCs w:val="32"/>
           <w:lang w:val="hu" w:eastAsia="hu-HU"/>
         </w:rPr>
-        <w:t>A kommunikáció WEB API-val történik a végpontokkal.</w:t>
+        <w:t>A kommunikáció WEB API-</w:t>
+      </w:r>
+      <w:proofErr w:type="spellStart"/>
+      <w:r>
+        <w:rPr>
+          <w:rFonts w:eastAsia="Calibri"/>
+          <w:color w:val="000000"/>
+          <w:sz w:val="32"/>
+          <w:szCs w:val="32"/>
+          <w:lang w:val="hu" w:eastAsia="hu-HU"/>
+        </w:rPr>
+        <w:t>val</w:t>
+      </w:r>
+      <w:proofErr w:type="spellEnd"/>
+      <w:r>
+        <w:rPr>
+          <w:rFonts w:eastAsia="Calibri"/>
+          <w:color w:val="000000"/>
+          <w:sz w:val="32"/>
+          <w:szCs w:val="32"/>
+          <w:lang w:val="hu" w:eastAsia="hu-HU"/>
+        </w:rPr>
+        <w:t xml:space="preserve"> történik a végpontokkal.</w:t>
       </w:r>
     </w:p>
     <w:p>
@@ -4447,7 +3844,29 @@
           <w:szCs w:val="32"/>
           <w:lang w:val="hu" w:eastAsia="hu-HU"/>
         </w:rPr>
-        <w:t>A kéréseket és eredményeiket a Postman weboldalán vagy alkalmazásban, vagy a Swagger UI-n teszteltük le.</w:t>
+        <w:t xml:space="preserve">A kéréseket és eredményeiket a Postman weboldalán vagy alkalmazásban, vagy a </w:t>
+      </w:r>
+      <w:proofErr w:type="spellStart"/>
+      <w:r>
+        <w:rPr>
+          <w:rFonts w:eastAsia="Calibri"/>
+          <w:color w:val="000000"/>
+          <w:sz w:val="32"/>
+          <w:szCs w:val="32"/>
+          <w:lang w:val="hu" w:eastAsia="hu-HU"/>
+        </w:rPr>
+        <w:t>Swagger</w:t>
+      </w:r>
+      <w:proofErr w:type="spellEnd"/>
+      <w:r>
+        <w:rPr>
+          <w:rFonts w:eastAsia="Calibri"/>
+          <w:color w:val="000000"/>
+          <w:sz w:val="32"/>
+          <w:szCs w:val="32"/>
+          <w:lang w:val="hu" w:eastAsia="hu-HU"/>
+        </w:rPr>
+        <w:t xml:space="preserve"> UI-n teszteltük le.</w:t>
       </w:r>
     </w:p>
     <w:p>
@@ -4481,7 +3900,95 @@
           <w:szCs w:val="32"/>
           <w:lang w:val="hu" w:eastAsia="hu-HU"/>
         </w:rPr>
-        <w:t>Ebben van az Inno Setup fordítóprogramnak a szkriptje, és a játékunknak a felépítője is, ami a Setups mappában van.</w:t>
+        <w:t xml:space="preserve">Ebben van az </w:t>
+      </w:r>
+      <w:proofErr w:type="spellStart"/>
+      <w:r>
+        <w:rPr>
+          <w:rFonts w:eastAsia="Calibri"/>
+          <w:color w:val="000000"/>
+          <w:sz w:val="32"/>
+          <w:szCs w:val="32"/>
+          <w:lang w:val="hu" w:eastAsia="hu-HU"/>
+        </w:rPr>
+        <w:t>Inno</w:t>
+      </w:r>
+      <w:proofErr w:type="spellEnd"/>
+      <w:r>
+        <w:rPr>
+          <w:rFonts w:eastAsia="Calibri"/>
+          <w:color w:val="000000"/>
+          <w:sz w:val="32"/>
+          <w:szCs w:val="32"/>
+          <w:lang w:val="hu" w:eastAsia="hu-HU"/>
+        </w:rPr>
+        <w:t xml:space="preserve"> </w:t>
+      </w:r>
+      <w:proofErr w:type="spellStart"/>
+      <w:r>
+        <w:rPr>
+          <w:rFonts w:eastAsia="Calibri"/>
+          <w:color w:val="000000"/>
+          <w:sz w:val="32"/>
+          <w:szCs w:val="32"/>
+          <w:lang w:val="hu" w:eastAsia="hu-HU"/>
+        </w:rPr>
+        <w:t>Setup</w:t>
+      </w:r>
+      <w:proofErr w:type="spellEnd"/>
+      <w:r>
+        <w:rPr>
+          <w:rFonts w:eastAsia="Calibri"/>
+          <w:color w:val="000000"/>
+          <w:sz w:val="32"/>
+          <w:szCs w:val="32"/>
+          <w:lang w:val="hu" w:eastAsia="hu-HU"/>
+        </w:rPr>
+        <w:t xml:space="preserve"> fordítóprogramnak a </w:t>
+      </w:r>
+      <w:proofErr w:type="spellStart"/>
+      <w:r>
+        <w:rPr>
+          <w:rFonts w:eastAsia="Calibri"/>
+          <w:color w:val="000000"/>
+          <w:sz w:val="32"/>
+          <w:szCs w:val="32"/>
+          <w:lang w:val="hu" w:eastAsia="hu-HU"/>
+        </w:rPr>
+        <w:t>szkriptje</w:t>
+      </w:r>
+      <w:proofErr w:type="spellEnd"/>
+      <w:r>
+        <w:rPr>
+          <w:rFonts w:eastAsia="Calibri"/>
+          <w:color w:val="000000"/>
+          <w:sz w:val="32"/>
+          <w:szCs w:val="32"/>
+          <w:lang w:val="hu" w:eastAsia="hu-HU"/>
+        </w:rPr>
+        <w:t xml:space="preserve">, és a játékunknak a felépítője is, ami a </w:t>
+      </w:r>
+      <w:proofErr w:type="spellStart"/>
+      <w:r>
+        <w:rPr>
+          <w:rFonts w:eastAsia="Calibri"/>
+          <w:color w:val="000000"/>
+          <w:sz w:val="32"/>
+          <w:szCs w:val="32"/>
+          <w:lang w:val="hu" w:eastAsia="hu-HU"/>
+        </w:rPr>
+        <w:t>Setups</w:t>
+      </w:r>
+      <w:proofErr w:type="spellEnd"/>
+      <w:r>
+        <w:rPr>
+          <w:rFonts w:eastAsia="Calibri"/>
+          <w:color w:val="000000"/>
+          <w:sz w:val="32"/>
+          <w:szCs w:val="32"/>
+          <w:lang w:val="hu" w:eastAsia="hu-HU"/>
+        </w:rPr>
+        <w:t xml:space="preserve"> mappában van.</w:t>
       </w:r>
     </w:p>
     <w:p>
@@ -4514,7 +4021,27 @@
           <w:szCs w:val="32"/>
           <w:lang w:val="hu" w:eastAsia="hu-HU"/>
         </w:rPr>
-        <w:t xml:space="preserve">Van Admin felhasználó, és végpontjai, így az összes végpontot elérhető lesz: </w:t>
+        <w:t xml:space="preserve">Van </w:t>
+      </w:r>
+      <w:proofErr w:type="spellStart"/>
+      <w:r>
+        <w:rPr>
+          <w:rFonts w:eastAsia="Calibri"/>
+          <w:sz w:val="32"/>
+          <w:szCs w:val="32"/>
+          <w:lang w:val="hu" w:eastAsia="hu-HU"/>
+        </w:rPr>
+        <w:t>Admin</w:t>
+      </w:r>
+      <w:proofErr w:type="spellEnd"/>
+      <w:r>
+        <w:rPr>
+          <w:rFonts w:eastAsia="Calibri"/>
+          <w:sz w:val="32"/>
+          <w:szCs w:val="32"/>
+          <w:lang w:val="hu" w:eastAsia="hu-HU"/>
+        </w:rPr>
+        <w:t xml:space="preserve"> felhasználó, és végpontjai, így az összes végpontot elérhető lesz: </w:t>
       </w:r>
     </w:p>
     <w:p>
@@ -4546,8 +4073,19 @@
           <w:szCs w:val="32"/>
           <w:lang w:val="hu" w:eastAsia="hu-HU"/>
         </w:rPr>
-        <w:t>Felhasználónév: krisz</w:t>
-      </w:r>
+        <w:t xml:space="preserve">Felhasználónév: </w:t>
+      </w:r>
+      <w:proofErr w:type="spellStart"/>
+      <w:r>
+        <w:rPr>
+          <w:rFonts w:eastAsia="Calibri"/>
+          <w:sz w:val="32"/>
+          <w:szCs w:val="32"/>
+          <w:lang w:val="hu" w:eastAsia="hu-HU"/>
+        </w:rPr>
+        <w:t>krisz</w:t>
+      </w:r>
+      <w:proofErr w:type="spellEnd"/>
     </w:p>
     <w:p>
       <w:pPr>
@@ -4611,7 +4149,27 @@
           <w:szCs w:val="32"/>
           <w:lang w:val="hu" w:eastAsia="hu-HU"/>
         </w:rPr>
-        <w:t>Felhasznált Nuget csomagok:</w:t>
+        <w:t xml:space="preserve">Felhasznált </w:t>
+      </w:r>
+      <w:proofErr w:type="spellStart"/>
+      <w:r>
+        <w:rPr>
+          <w:rFonts w:eastAsia="Calibri"/>
+          <w:sz w:val="32"/>
+          <w:szCs w:val="32"/>
+          <w:lang w:val="hu" w:eastAsia="hu-HU"/>
+        </w:rPr>
+        <w:t>Nuget</w:t>
+      </w:r>
+      <w:proofErr w:type="spellEnd"/>
+      <w:r>
+        <w:rPr>
+          <w:rFonts w:eastAsia="Calibri"/>
+          <w:sz w:val="32"/>
+          <w:szCs w:val="32"/>
+          <w:lang w:val="hu" w:eastAsia="hu-HU"/>
+        </w:rPr>
+        <w:t xml:space="preserve"> csomagok:</w:t>
       </w:r>
     </w:p>
     <w:p>
@@ -4636,14 +4194,25 @@
           <w:lang w:val="hu" w:eastAsia="hu-HU"/>
         </w:rPr>
       </w:pPr>
-      <w:r>
-        <w:rPr>
-          <w:rFonts w:eastAsia="Calibri"/>
-          <w:sz w:val="32"/>
-          <w:szCs w:val="32"/>
-          <w:lang w:val="hu" w:eastAsia="hu-HU"/>
-        </w:rPr>
-        <w:t>MailKit**</w:t>
+      <w:proofErr w:type="spellStart"/>
+      <w:r>
+        <w:rPr>
+          <w:rFonts w:eastAsia="Calibri"/>
+          <w:sz w:val="32"/>
+          <w:szCs w:val="32"/>
+          <w:lang w:val="hu" w:eastAsia="hu-HU"/>
+        </w:rPr>
+        <w:t>MailKit</w:t>
+      </w:r>
+      <w:proofErr w:type="spellEnd"/>
+      <w:r>
+        <w:rPr>
+          <w:rFonts w:eastAsia="Calibri"/>
+          <w:sz w:val="32"/>
+          <w:szCs w:val="32"/>
+          <w:lang w:val="hu" w:eastAsia="hu-HU"/>
+        </w:rPr>
+        <w:t>**</w:t>
       </w:r>
     </w:p>
     <w:p>
@@ -4668,14 +4237,27 @@
           <w:lang w:val="hu" w:eastAsia="hu-HU"/>
         </w:rPr>
       </w:pPr>
-      <w:r>
-        <w:rPr>
-          <w:rFonts w:eastAsia="Calibri"/>
-          <w:sz w:val="32"/>
-          <w:szCs w:val="32"/>
-          <w:lang w:val="hu" w:eastAsia="hu-HU"/>
-        </w:rPr>
-        <w:t>Microsoft.AspNetCore.Authentication.JwtBearer*</w:t>
+      <w:proofErr w:type="spellStart"/>
+      <w:proofErr w:type="gramStart"/>
+      <w:r>
+        <w:rPr>
+          <w:rFonts w:eastAsia="Calibri"/>
+          <w:sz w:val="32"/>
+          <w:szCs w:val="32"/>
+          <w:lang w:val="hu" w:eastAsia="hu-HU"/>
+        </w:rPr>
+        <w:t>Microsoft.AspNetCore.Authentication.JwtBearer</w:t>
+      </w:r>
+      <w:proofErr w:type="spellEnd"/>
+      <w:proofErr w:type="gramEnd"/>
+      <w:r>
+        <w:rPr>
+          <w:rFonts w:eastAsia="Calibri"/>
+          <w:sz w:val="32"/>
+          <w:szCs w:val="32"/>
+          <w:lang w:val="hu" w:eastAsia="hu-HU"/>
+        </w:rPr>
+        <w:t>*</w:t>
       </w:r>
     </w:p>
     <w:p>
@@ -4700,14 +4282,27 @@
           <w:lang w:val="hu" w:eastAsia="hu-HU"/>
         </w:rPr>
       </w:pPr>
-      <w:r>
-        <w:rPr>
-          <w:rFonts w:eastAsia="Calibri"/>
-          <w:sz w:val="32"/>
-          <w:szCs w:val="32"/>
-          <w:lang w:val="hu" w:eastAsia="hu-HU"/>
-        </w:rPr>
-        <w:t>Microsoft.AspNetCore.Identity.EntityFrameworkCore*</w:t>
+      <w:proofErr w:type="spellStart"/>
+      <w:proofErr w:type="gramStart"/>
+      <w:r>
+        <w:rPr>
+          <w:rFonts w:eastAsia="Calibri"/>
+          <w:sz w:val="32"/>
+          <w:szCs w:val="32"/>
+          <w:lang w:val="hu" w:eastAsia="hu-HU"/>
+        </w:rPr>
+        <w:t>Microsoft.AspNetCore.Identity.EntityFrameworkCore</w:t>
+      </w:r>
+      <w:proofErr w:type="spellEnd"/>
+      <w:proofErr w:type="gramEnd"/>
+      <w:r>
+        <w:rPr>
+          <w:rFonts w:eastAsia="Calibri"/>
+          <w:sz w:val="32"/>
+          <w:szCs w:val="32"/>
+          <w:lang w:val="hu" w:eastAsia="hu-HU"/>
+        </w:rPr>
+        <w:t>*</w:t>
       </w:r>
     </w:p>
     <w:p>
@@ -4732,14 +4327,27 @@
           <w:lang w:val="hu" w:eastAsia="hu-HU"/>
         </w:rPr>
       </w:pPr>
-      <w:r>
-        <w:rPr>
-          <w:rFonts w:eastAsia="Calibri"/>
-          <w:sz w:val="32"/>
-          <w:szCs w:val="32"/>
-          <w:lang w:val="hu" w:eastAsia="hu-HU"/>
-        </w:rPr>
-        <w:t>Microsoft.EntityFrameworkCore.Tools*</w:t>
+      <w:proofErr w:type="spellStart"/>
+      <w:proofErr w:type="gramStart"/>
+      <w:r>
+        <w:rPr>
+          <w:rFonts w:eastAsia="Calibri"/>
+          <w:sz w:val="32"/>
+          <w:szCs w:val="32"/>
+          <w:lang w:val="hu" w:eastAsia="hu-HU"/>
+        </w:rPr>
+        <w:t>Microsoft.EntityFrameworkCore.Tools</w:t>
+      </w:r>
+      <w:proofErr w:type="spellEnd"/>
+      <w:proofErr w:type="gramEnd"/>
+      <w:r>
+        <w:rPr>
+          <w:rFonts w:eastAsia="Calibri"/>
+          <w:sz w:val="32"/>
+          <w:szCs w:val="32"/>
+          <w:lang w:val="hu" w:eastAsia="hu-HU"/>
+        </w:rPr>
+        <w:t>*</w:t>
       </w:r>
     </w:p>
     <w:p>
@@ -4764,14 +4372,25 @@
           <w:lang w:val="hu" w:eastAsia="hu-HU"/>
         </w:rPr>
       </w:pPr>
-      <w:r>
-        <w:rPr>
-          <w:rFonts w:eastAsia="Calibri"/>
-          <w:sz w:val="32"/>
-          <w:szCs w:val="32"/>
-          <w:lang w:val="hu" w:eastAsia="hu-HU"/>
-        </w:rPr>
-        <w:t>MySql.EntityFrameworkCore*</w:t>
+      <w:proofErr w:type="spellStart"/>
+      <w:r>
+        <w:rPr>
+          <w:rFonts w:eastAsia="Calibri"/>
+          <w:sz w:val="32"/>
+          <w:szCs w:val="32"/>
+          <w:lang w:val="hu" w:eastAsia="hu-HU"/>
+        </w:rPr>
+        <w:t>MySql.EntityFrameworkCore</w:t>
+      </w:r>
+      <w:proofErr w:type="spellEnd"/>
+      <w:r>
+        <w:rPr>
+          <w:rFonts w:eastAsia="Calibri"/>
+          <w:sz w:val="32"/>
+          <w:szCs w:val="32"/>
+          <w:lang w:val="hu" w:eastAsia="hu-HU"/>
+        </w:rPr>
+        <w:t>*</w:t>
       </w:r>
     </w:p>
     <w:p>
@@ -4804,7 +4423,67 @@
           <w:lang w:val="hu" w:eastAsia="hu-HU"/>
         </w:rPr>
         <w:lastRenderedPageBreak/>
-        <w:t>Backend teszteléséhez: Moq**, FluentAssertions**, Xunit tesztelő projekt</w:t>
+        <w:t xml:space="preserve">Backend teszteléséhez: </w:t>
+      </w:r>
+      <w:proofErr w:type="spellStart"/>
+      <w:r>
+        <w:rPr>
+          <w:rFonts w:eastAsia="Calibri"/>
+          <w:sz w:val="32"/>
+          <w:szCs w:val="32"/>
+          <w:lang w:val="hu" w:eastAsia="hu-HU"/>
+        </w:rPr>
+        <w:t>Moq</w:t>
+      </w:r>
+      <w:proofErr w:type="spellEnd"/>
+      <w:r>
+        <w:rPr>
+          <w:rFonts w:eastAsia="Calibri"/>
+          <w:sz w:val="32"/>
+          <w:szCs w:val="32"/>
+          <w:lang w:val="hu" w:eastAsia="hu-HU"/>
+        </w:rPr>
+        <w:t xml:space="preserve">**, </w:t>
+      </w:r>
+      <w:proofErr w:type="spellStart"/>
+      <w:r>
+        <w:rPr>
+          <w:rFonts w:eastAsia="Calibri"/>
+          <w:sz w:val="32"/>
+          <w:szCs w:val="32"/>
+          <w:lang w:val="hu" w:eastAsia="hu-HU"/>
+        </w:rPr>
+        <w:t>FluentAssertions</w:t>
+      </w:r>
+      <w:proofErr w:type="spellEnd"/>
+      <w:r>
+        <w:rPr>
+          <w:rFonts w:eastAsia="Calibri"/>
+          <w:sz w:val="32"/>
+          <w:szCs w:val="32"/>
+          <w:lang w:val="hu" w:eastAsia="hu-HU"/>
+        </w:rPr>
+        <w:t xml:space="preserve">**, </w:t>
+      </w:r>
+      <w:proofErr w:type="spellStart"/>
+      <w:r>
+        <w:rPr>
+          <w:rFonts w:eastAsia="Calibri"/>
+          <w:sz w:val="32"/>
+          <w:szCs w:val="32"/>
+          <w:lang w:val="hu" w:eastAsia="hu-HU"/>
+        </w:rPr>
+        <w:t>Xunit</w:t>
+      </w:r>
+      <w:proofErr w:type="spellEnd"/>
+      <w:r>
+        <w:rPr>
+          <w:rFonts w:eastAsia="Calibri"/>
+          <w:sz w:val="32"/>
+          <w:szCs w:val="32"/>
+          <w:lang w:val="hu" w:eastAsia="hu-HU"/>
+        </w:rPr>
+        <w:t xml:space="preserve"> tesztelő projekt</w:t>
       </w:r>
     </w:p>
     <w:p>
@@ -4865,13 +4544,12 @@
     </w:p>
     <w:p>
       <w:pPr>
-        <w:pStyle w:val="Cmsor2"/>
-        <w:rPr>
-          <w:rFonts w:eastAsia="Calibri"/>
-          <w:lang w:val="hu" w:eastAsia="hu-HU"/>
-        </w:rPr>
-      </w:pPr>
-      <w:bookmarkStart w:id="7" w:name="_Toc227017403"/>
+        <w:pStyle w:val="Alcm"/>
+        <w:rPr>
+          <w:rFonts w:eastAsia="Calibri"/>
+          <w:lang w:val="hu" w:eastAsia="hu-HU"/>
+        </w:rPr>
+      </w:pPr>
       <w:r>
         <w:rPr>
           <w:rFonts w:eastAsia="Calibri"/>
@@ -4879,7 +4557,6 @@
         </w:rPr>
         <w:t>Használat:</w:t>
       </w:r>
-      <w:bookmarkEnd w:id="7"/>
     </w:p>
     <w:p>
       <w:pPr>
@@ -4911,7 +4588,29 @@
           <w:szCs w:val="32"/>
           <w:lang w:val="hu" w:eastAsia="hu-HU"/>
         </w:rPr>
-        <w:t>Szükséges MySQL környezet elindítása/előkészítése:</w:t>
+        <w:t xml:space="preserve">Szükséges </w:t>
+      </w:r>
+      <w:proofErr w:type="spellStart"/>
+      <w:r>
+        <w:rPr>
+          <w:rFonts w:eastAsia="Calibri"/>
+          <w:color w:val="000000"/>
+          <w:sz w:val="32"/>
+          <w:szCs w:val="32"/>
+          <w:lang w:val="hu" w:eastAsia="hu-HU"/>
+        </w:rPr>
+        <w:t>MySQL</w:t>
+      </w:r>
+      <w:proofErr w:type="spellEnd"/>
+      <w:r>
+        <w:rPr>
+          <w:rFonts w:eastAsia="Calibri"/>
+          <w:color w:val="000000"/>
+          <w:sz w:val="32"/>
+          <w:szCs w:val="32"/>
+          <w:lang w:val="hu" w:eastAsia="hu-HU"/>
+        </w:rPr>
+        <w:t xml:space="preserve"> környezet elindítása/előkészítése:</w:t>
       </w:r>
     </w:p>
     <w:p>
@@ -4936,15 +4635,71 @@
           <w:lang w:val="hu" w:eastAsia="hu-HU"/>
         </w:rPr>
       </w:pPr>
-      <w:r>
-        <w:rPr>
-          <w:rFonts w:eastAsia="Calibri"/>
-          <w:color w:val="000000"/>
-          <w:sz w:val="32"/>
-          <w:szCs w:val="32"/>
-          <w:lang w:val="hu" w:eastAsia="hu-HU"/>
-        </w:rPr>
-        <w:t>Xampp alkalmazáson indítsuk el Apache és MySQL modulokat.</w:t>
+      <w:proofErr w:type="spellStart"/>
+      <w:r>
+        <w:rPr>
+          <w:rFonts w:eastAsia="Calibri"/>
+          <w:color w:val="000000"/>
+          <w:sz w:val="32"/>
+          <w:szCs w:val="32"/>
+          <w:lang w:val="hu" w:eastAsia="hu-HU"/>
+        </w:rPr>
+        <w:t>Xampp</w:t>
+      </w:r>
+      <w:proofErr w:type="spellEnd"/>
+      <w:r>
+        <w:rPr>
+          <w:rFonts w:eastAsia="Calibri"/>
+          <w:color w:val="000000"/>
+          <w:sz w:val="32"/>
+          <w:szCs w:val="32"/>
+          <w:lang w:val="hu" w:eastAsia="hu-HU"/>
+        </w:rPr>
+        <w:t xml:space="preserve"> alkalmazáson indítsuk el </w:t>
+      </w:r>
+      <w:proofErr w:type="spellStart"/>
+      <w:r>
+        <w:rPr>
+          <w:rFonts w:eastAsia="Calibri"/>
+          <w:color w:val="000000"/>
+          <w:sz w:val="32"/>
+          <w:szCs w:val="32"/>
+          <w:lang w:val="hu" w:eastAsia="hu-HU"/>
+        </w:rPr>
+        <w:t>Apache</w:t>
+      </w:r>
+      <w:proofErr w:type="spellEnd"/>
+      <w:r>
+        <w:rPr>
+          <w:rFonts w:eastAsia="Calibri"/>
+          <w:color w:val="000000"/>
+          <w:sz w:val="32"/>
+          <w:szCs w:val="32"/>
+          <w:lang w:val="hu" w:eastAsia="hu-HU"/>
+        </w:rPr>
+        <w:t xml:space="preserve"> és </w:t>
+      </w:r>
+      <w:proofErr w:type="spellStart"/>
+      <w:r>
+        <w:rPr>
+          <w:rFonts w:eastAsia="Calibri"/>
+          <w:color w:val="000000"/>
+          <w:sz w:val="32"/>
+          <w:szCs w:val="32"/>
+          <w:lang w:val="hu" w:eastAsia="hu-HU"/>
+        </w:rPr>
+        <w:t>MySQL</w:t>
+      </w:r>
+      <w:proofErr w:type="spellEnd"/>
+      <w:r>
+        <w:rPr>
+          <w:rFonts w:eastAsia="Calibri"/>
+          <w:color w:val="000000"/>
+          <w:sz w:val="32"/>
+          <w:szCs w:val="32"/>
+          <w:lang w:val="hu" w:eastAsia="hu-HU"/>
+        </w:rPr>
+        <w:t xml:space="preserve"> modulokat.</w:t>
       </w:r>
     </w:p>
     <w:p>
@@ -4977,7 +4732,117 @@
           <w:szCs w:val="32"/>
           <w:lang w:val="hu" w:eastAsia="hu-HU"/>
         </w:rPr>
-        <w:t>Docker alkalmazáson a legfrissebb MySQL „image” letöltését és hozzunk létre egy olyan „container” -t, ahol megadjuk a nevét, az első bemeneti mezőnek a port számát:3306, egy változó nevét MYSQL_ALLOW_EMPTY_PASSWORD, aminek értéke „yes”, és a „container” létrehozása után automatikusan elindítja a MySQl-t.</w:t>
+        <w:t xml:space="preserve">Docker alkalmazáson a legfrissebb </w:t>
+      </w:r>
+      <w:proofErr w:type="spellStart"/>
+      <w:r>
+        <w:rPr>
+          <w:rFonts w:eastAsia="Calibri"/>
+          <w:color w:val="000000"/>
+          <w:sz w:val="32"/>
+          <w:szCs w:val="32"/>
+          <w:lang w:val="hu" w:eastAsia="hu-HU"/>
+        </w:rPr>
+        <w:t>MySQL</w:t>
+      </w:r>
+      <w:proofErr w:type="spellEnd"/>
+      <w:r>
+        <w:rPr>
+          <w:rFonts w:eastAsia="Calibri"/>
+          <w:color w:val="000000"/>
+          <w:sz w:val="32"/>
+          <w:szCs w:val="32"/>
+          <w:lang w:val="hu" w:eastAsia="hu-HU"/>
+        </w:rPr>
+        <w:t xml:space="preserve"> „image” letöltését és hozzunk létre egy olyan „</w:t>
+      </w:r>
+      <w:proofErr w:type="spellStart"/>
+      <w:r>
+        <w:rPr>
+          <w:rFonts w:eastAsia="Calibri"/>
+          <w:color w:val="000000"/>
+          <w:sz w:val="32"/>
+          <w:szCs w:val="32"/>
+          <w:lang w:val="hu" w:eastAsia="hu-HU"/>
+        </w:rPr>
+        <w:t>container</w:t>
+      </w:r>
+      <w:proofErr w:type="spellEnd"/>
+      <w:r>
+        <w:rPr>
+          <w:rFonts w:eastAsia="Calibri"/>
+          <w:color w:val="000000"/>
+          <w:sz w:val="32"/>
+          <w:szCs w:val="32"/>
+          <w:lang w:val="hu" w:eastAsia="hu-HU"/>
+        </w:rPr>
+        <w:t>” -t, ahol megadjuk a nevét, az első bemeneti mezőnek a port számát:3306, egy változó nevét MYSQL_ALLOW_EMPTY_PASSWORD, aminek értéke „</w:t>
+      </w:r>
+      <w:proofErr w:type="spellStart"/>
+      <w:r>
+        <w:rPr>
+          <w:rFonts w:eastAsia="Calibri"/>
+          <w:color w:val="000000"/>
+          <w:sz w:val="32"/>
+          <w:szCs w:val="32"/>
+          <w:lang w:val="hu" w:eastAsia="hu-HU"/>
+        </w:rPr>
+        <w:t>yes</w:t>
+      </w:r>
+      <w:proofErr w:type="spellEnd"/>
+      <w:r>
+        <w:rPr>
+          <w:rFonts w:eastAsia="Calibri"/>
+          <w:color w:val="000000"/>
+          <w:sz w:val="32"/>
+          <w:szCs w:val="32"/>
+          <w:lang w:val="hu" w:eastAsia="hu-HU"/>
+        </w:rPr>
+        <w:t>”, és a „</w:t>
+      </w:r>
+      <w:proofErr w:type="spellStart"/>
+      <w:r>
+        <w:rPr>
+          <w:rFonts w:eastAsia="Calibri"/>
+          <w:color w:val="000000"/>
+          <w:sz w:val="32"/>
+          <w:szCs w:val="32"/>
+          <w:lang w:val="hu" w:eastAsia="hu-HU"/>
+        </w:rPr>
+        <w:t>container</w:t>
+      </w:r>
+      <w:proofErr w:type="spellEnd"/>
+      <w:r>
+        <w:rPr>
+          <w:rFonts w:eastAsia="Calibri"/>
+          <w:color w:val="000000"/>
+          <w:sz w:val="32"/>
+          <w:szCs w:val="32"/>
+          <w:lang w:val="hu" w:eastAsia="hu-HU"/>
+        </w:rPr>
+        <w:t xml:space="preserve">” létrehozása után automatikusan elindítja a </w:t>
+      </w:r>
+      <w:proofErr w:type="spellStart"/>
+      <w:r>
+        <w:rPr>
+          <w:rFonts w:eastAsia="Calibri"/>
+          <w:color w:val="000000"/>
+          <w:sz w:val="32"/>
+          <w:szCs w:val="32"/>
+          <w:lang w:val="hu" w:eastAsia="hu-HU"/>
+        </w:rPr>
+        <w:t>MySQl</w:t>
+      </w:r>
+      <w:proofErr w:type="spellEnd"/>
+      <w:r>
+        <w:rPr>
+          <w:rFonts w:eastAsia="Calibri"/>
+          <w:color w:val="000000"/>
+          <w:sz w:val="32"/>
+          <w:szCs w:val="32"/>
+          <w:lang w:val="hu" w:eastAsia="hu-HU"/>
+        </w:rPr>
+        <w:t>-t.</w:t>
       </w:r>
     </w:p>
     <w:p>
@@ -5010,21 +4875,117 @@
           <w:szCs w:val="32"/>
           <w:lang w:val="hu" w:eastAsia="hu-HU"/>
         </w:rPr>
-        <w:t>A Visual Studio Community-ben Package Manager konzolon írjuk be „update-database”, így létrehozza az adatbázist.</w:t>
-      </w:r>
-    </w:p>
-    <w:p>
-      <w:pPr>
-        <w:shd w:val="clear" w:color="auto" w:fill="FFFFFF"/>
-        <w:spacing w:before="100" w:beforeAutospacing="1" w:after="100" w:afterAutospacing="1" w:line="240" w:lineRule="auto"/>
-        <w:ind w:left="720"/>
+        <w:t xml:space="preserve">A Visual </w:t>
+      </w:r>
+      <w:proofErr w:type="spellStart"/>
+      <w:r>
+        <w:rPr>
+          <w:rFonts w:eastAsia="Calibri"/>
+          <w:color w:val="000000"/>
+          <w:sz w:val="32"/>
+          <w:szCs w:val="32"/>
+          <w:lang w:val="hu" w:eastAsia="hu-HU"/>
+        </w:rPr>
+        <w:t>Studio</w:t>
+      </w:r>
+      <w:proofErr w:type="spellEnd"/>
+      <w:r>
+        <w:rPr>
+          <w:rFonts w:eastAsia="Calibri"/>
+          <w:color w:val="000000"/>
+          <w:sz w:val="32"/>
+          <w:szCs w:val="32"/>
+          <w:lang w:val="hu" w:eastAsia="hu-HU"/>
+        </w:rPr>
+        <w:t xml:space="preserve"> </w:t>
+      </w:r>
+      <w:proofErr w:type="spellStart"/>
+      <w:r>
+        <w:rPr>
+          <w:rFonts w:eastAsia="Calibri"/>
+          <w:color w:val="000000"/>
+          <w:sz w:val="32"/>
+          <w:szCs w:val="32"/>
+          <w:lang w:val="hu" w:eastAsia="hu-HU"/>
+        </w:rPr>
+        <w:t>Community</w:t>
+      </w:r>
+      <w:proofErr w:type="spellEnd"/>
+      <w:r>
+        <w:rPr>
+          <w:rFonts w:eastAsia="Calibri"/>
+          <w:color w:val="000000"/>
+          <w:sz w:val="32"/>
+          <w:szCs w:val="32"/>
+          <w:lang w:val="hu" w:eastAsia="hu-HU"/>
+        </w:rPr>
+        <w:t xml:space="preserve">-ben </w:t>
+      </w:r>
+      <w:proofErr w:type="spellStart"/>
+      <w:r>
+        <w:rPr>
+          <w:rFonts w:eastAsia="Calibri"/>
+          <w:color w:val="000000"/>
+          <w:sz w:val="32"/>
+          <w:szCs w:val="32"/>
+          <w:lang w:val="hu" w:eastAsia="hu-HU"/>
+        </w:rPr>
+        <w:t>Package</w:t>
+      </w:r>
+      <w:proofErr w:type="spellEnd"/>
+      <w:r>
+        <w:rPr>
+          <w:rFonts w:eastAsia="Calibri"/>
+          <w:color w:val="000000"/>
+          <w:sz w:val="32"/>
+          <w:szCs w:val="32"/>
+          <w:lang w:val="hu" w:eastAsia="hu-HU"/>
+        </w:rPr>
+        <w:t xml:space="preserve"> Manager konzolon írjuk be „update-</w:t>
+      </w:r>
+      <w:proofErr w:type="spellStart"/>
+      <w:r>
+        <w:rPr>
+          <w:rFonts w:eastAsia="Calibri"/>
+          <w:color w:val="000000"/>
+          <w:sz w:val="32"/>
+          <w:szCs w:val="32"/>
+          <w:lang w:val="hu" w:eastAsia="hu-HU"/>
+        </w:rPr>
+        <w:t>database</w:t>
+      </w:r>
+      <w:proofErr w:type="spellEnd"/>
+      <w:r>
+        <w:rPr>
+          <w:rFonts w:eastAsia="Calibri"/>
+          <w:color w:val="000000"/>
+          <w:sz w:val="32"/>
+          <w:szCs w:val="32"/>
+          <w:lang w:val="hu" w:eastAsia="hu-HU"/>
+        </w:rPr>
+        <w:t>”, így létrehozza az adatbázist.</w:t>
+      </w:r>
+    </w:p>
+    <w:p>
+      <w:pPr>
+        <w:numPr>
+          <w:ilvl w:val="0"/>
+          <w:numId w:val="8"/>
+        </w:numPr>
+        <w:pBdr>
+          <w:top w:val="nil"/>
+          <w:left w:val="nil"/>
+          <w:bottom w:val="nil"/>
+          <w:right w:val="nil"/>
+          <w:between w:val="nil"/>
+        </w:pBdr>
+        <w:spacing w:before="120" w:after="0" w:line="360" w:lineRule="auto"/>
         <w:jc w:val="both"/>
         <w:rPr>
-          <w:rFonts w:asciiTheme="minorHAnsi" w:hAnsiTheme="minorHAnsi" w:cstheme="minorHAnsi"/>
-          <w:color w:val="000000"/>
-          <w:sz w:val="24"/>
-          <w:szCs w:val="24"/>
-          <w:lang w:val="hu-HU" w:eastAsia="hu-HU"/>
+          <w:rFonts w:eastAsia="Calibri"/>
+          <w:sz w:val="32"/>
+          <w:szCs w:val="32"/>
+          <w:lang w:val="hu" w:eastAsia="hu-HU"/>
         </w:rPr>
       </w:pPr>
       <w:r>
@@ -5036,6 +4997,303 @@
           <w:lang w:val="hu" w:eastAsia="hu-HU"/>
         </w:rPr>
         <w:t>Indítsuk el a szervert!</w:t>
+      </w:r>
+    </w:p>
+    <w:p>
+      <w:pPr>
+        <w:numPr>
+          <w:ilvl w:val="0"/>
+          <w:numId w:val="8"/>
+        </w:numPr>
+        <w:pBdr>
+          <w:top w:val="nil"/>
+          <w:left w:val="nil"/>
+          <w:bottom w:val="nil"/>
+          <w:right w:val="nil"/>
+          <w:between w:val="nil"/>
+        </w:pBdr>
+        <w:spacing w:before="120" w:after="0" w:line="360" w:lineRule="auto"/>
+        <w:jc w:val="both"/>
+        <w:rPr>
+          <w:rFonts w:eastAsia="Calibri"/>
+          <w:sz w:val="32"/>
+          <w:szCs w:val="32"/>
+          <w:lang w:val="hu" w:eastAsia="hu-HU"/>
+        </w:rPr>
+      </w:pPr>
+      <w:r>
+        <w:rPr>
+          <w:rFonts w:eastAsia="Calibri"/>
+          <w:color w:val="000000"/>
+          <w:sz w:val="32"/>
+          <w:szCs w:val="32"/>
+          <w:lang w:val="hu" w:eastAsia="hu-HU"/>
+        </w:rPr>
+        <w:t xml:space="preserve">Az elindított szerverrel megnyílik a </w:t>
+      </w:r>
+      <w:proofErr w:type="spellStart"/>
+      <w:r>
+        <w:rPr>
+          <w:rFonts w:eastAsia="Calibri"/>
+          <w:color w:val="000000"/>
+          <w:sz w:val="32"/>
+          <w:szCs w:val="32"/>
+          <w:lang w:val="hu" w:eastAsia="hu-HU"/>
+        </w:rPr>
+        <w:t>Sweager</w:t>
+      </w:r>
+      <w:proofErr w:type="spellEnd"/>
+      <w:r>
+        <w:rPr>
+          <w:rFonts w:eastAsia="Calibri"/>
+          <w:color w:val="000000"/>
+          <w:sz w:val="32"/>
+          <w:szCs w:val="32"/>
+          <w:lang w:val="hu" w:eastAsia="hu-HU"/>
+        </w:rPr>
+        <w:t xml:space="preserve"> a szerver dokumentálója, ahol a végpontoknál egy lakat van. </w:t>
+      </w:r>
+      <w:r>
+        <w:rPr>
+          <w:rFonts w:eastAsia="Calibri"/>
+          <w:color w:val="000000"/>
+          <w:sz w:val="32"/>
+          <w:szCs w:val="32"/>
+          <w:lang w:val="hu" w:eastAsia="hu-HU"/>
+        </w:rPr>
+        <w:t>Ilyenkor csak a /</w:t>
+      </w:r>
+      <w:proofErr w:type="spellStart"/>
+      <w:r>
+        <w:rPr>
+          <w:rFonts w:eastAsia="Calibri"/>
+          <w:color w:val="000000"/>
+          <w:sz w:val="32"/>
+          <w:szCs w:val="32"/>
+          <w:lang w:val="hu" w:eastAsia="hu-HU"/>
+        </w:rPr>
+        <w:t>auth</w:t>
+      </w:r>
+      <w:proofErr w:type="spellEnd"/>
+      <w:r>
+        <w:rPr>
+          <w:rFonts w:eastAsia="Calibri"/>
+          <w:color w:val="000000"/>
+          <w:sz w:val="32"/>
+          <w:szCs w:val="32"/>
+          <w:lang w:val="hu" w:eastAsia="hu-HU"/>
+        </w:rPr>
+        <w:t>/login és a /</w:t>
+      </w:r>
+      <w:proofErr w:type="spellStart"/>
+      <w:r>
+        <w:rPr>
+          <w:rFonts w:eastAsia="Calibri"/>
+          <w:color w:val="000000"/>
+          <w:sz w:val="32"/>
+          <w:szCs w:val="32"/>
+          <w:lang w:val="hu" w:eastAsia="hu-HU"/>
+        </w:rPr>
+        <w:t>auth</w:t>
+      </w:r>
+      <w:proofErr w:type="spellEnd"/>
+      <w:r>
+        <w:rPr>
+          <w:rFonts w:eastAsia="Calibri"/>
+          <w:color w:val="000000"/>
+          <w:sz w:val="32"/>
+          <w:szCs w:val="32"/>
+          <w:lang w:val="hu" w:eastAsia="hu-HU"/>
+        </w:rPr>
+        <w:t>/</w:t>
+      </w:r>
+      <w:proofErr w:type="spellStart"/>
+      <w:r>
+        <w:rPr>
+          <w:rFonts w:eastAsia="Calibri"/>
+          <w:color w:val="000000"/>
+          <w:sz w:val="32"/>
+          <w:szCs w:val="32"/>
+          <w:lang w:val="hu" w:eastAsia="hu-HU"/>
+        </w:rPr>
+        <w:t>register</w:t>
+      </w:r>
+      <w:proofErr w:type="spellEnd"/>
+      <w:r>
+        <w:rPr>
+          <w:rFonts w:eastAsia="Calibri"/>
+          <w:color w:val="000000"/>
+          <w:sz w:val="32"/>
+          <w:szCs w:val="32"/>
+          <w:lang w:val="hu" w:eastAsia="hu-HU"/>
+        </w:rPr>
+        <w:t xml:space="preserve"> végpont működik.</w:t>
+      </w:r>
+    </w:p>
+    <w:p>
+      <w:pPr>
+        <w:numPr>
+          <w:ilvl w:val="0"/>
+          <w:numId w:val="8"/>
+        </w:numPr>
+        <w:pBdr>
+          <w:top w:val="nil"/>
+          <w:left w:val="nil"/>
+          <w:bottom w:val="nil"/>
+          <w:right w:val="nil"/>
+          <w:between w:val="nil"/>
+        </w:pBdr>
+        <w:spacing w:before="120" w:after="0" w:line="360" w:lineRule="auto"/>
+        <w:jc w:val="both"/>
+        <w:rPr>
+          <w:rFonts w:eastAsia="Calibri"/>
+          <w:sz w:val="32"/>
+          <w:szCs w:val="32"/>
+          <w:lang w:val="hu" w:eastAsia="hu-HU"/>
+        </w:rPr>
+      </w:pPr>
+      <w:r>
+        <w:rPr>
+          <w:rFonts w:eastAsia="Calibri"/>
+          <w:color w:val="000000"/>
+          <w:sz w:val="32"/>
+          <w:szCs w:val="32"/>
+          <w:lang w:val="hu" w:eastAsia="hu-HU"/>
+        </w:rPr>
+        <w:lastRenderedPageBreak/>
+        <w:t xml:space="preserve">Az összes végpont elérését, csak az </w:t>
+      </w:r>
+      <w:proofErr w:type="spellStart"/>
+      <w:r>
+        <w:rPr>
+          <w:rFonts w:eastAsia="Calibri"/>
+          <w:color w:val="000000"/>
+          <w:sz w:val="32"/>
+          <w:szCs w:val="32"/>
+          <w:lang w:val="hu" w:eastAsia="hu-HU"/>
+        </w:rPr>
+        <w:t>Admin</w:t>
+      </w:r>
+      <w:proofErr w:type="spellEnd"/>
+      <w:r>
+        <w:rPr>
+          <w:rFonts w:eastAsia="Calibri"/>
+          <w:color w:val="000000"/>
+          <w:sz w:val="32"/>
+          <w:szCs w:val="32"/>
+          <w:lang w:val="hu" w:eastAsia="hu-HU"/>
+        </w:rPr>
+        <w:t xml:space="preserve"> szerepet tartalmazó JWT </w:t>
+      </w:r>
+      <w:proofErr w:type="spellStart"/>
+      <w:r>
+        <w:rPr>
+          <w:rFonts w:eastAsia="Calibri"/>
+          <w:color w:val="000000"/>
+          <w:sz w:val="32"/>
+          <w:szCs w:val="32"/>
+          <w:lang w:val="hu" w:eastAsia="hu-HU"/>
+        </w:rPr>
+        <w:t>tokennel</w:t>
+      </w:r>
+      <w:proofErr w:type="spellEnd"/>
+      <w:r>
+        <w:rPr>
+          <w:rFonts w:eastAsia="Calibri"/>
+          <w:color w:val="000000"/>
+          <w:sz w:val="32"/>
+          <w:szCs w:val="32"/>
+          <w:lang w:val="hu" w:eastAsia="hu-HU"/>
+        </w:rPr>
+        <w:t xml:space="preserve"> lehet, amit csak a /</w:t>
+      </w:r>
+      <w:proofErr w:type="spellStart"/>
+      <w:r>
+        <w:rPr>
+          <w:rFonts w:eastAsia="Calibri"/>
+          <w:color w:val="000000"/>
+          <w:sz w:val="32"/>
+          <w:szCs w:val="32"/>
+          <w:lang w:val="hu" w:eastAsia="hu-HU"/>
+        </w:rPr>
+        <w:t>auth</w:t>
+      </w:r>
+      <w:proofErr w:type="spellEnd"/>
+      <w:r>
+        <w:rPr>
+          <w:rFonts w:eastAsia="Calibri"/>
+          <w:color w:val="000000"/>
+          <w:sz w:val="32"/>
+          <w:szCs w:val="32"/>
+          <w:lang w:val="hu" w:eastAsia="hu-HU"/>
+        </w:rPr>
+        <w:t xml:space="preserve">/login végpontnak kell megadnunk: </w:t>
+      </w:r>
+      <w:proofErr w:type="spellStart"/>
+      <w:r>
+        <w:rPr>
+          <w:rFonts w:eastAsia="Calibri"/>
+          <w:color w:val="000000"/>
+          <w:sz w:val="32"/>
+          <w:szCs w:val="32"/>
+          <w:lang w:val="hu" w:eastAsia="hu-HU"/>
+        </w:rPr>
+        <w:t>userName</w:t>
+      </w:r>
+      <w:proofErr w:type="spellEnd"/>
+      <w:r>
+        <w:rPr>
+          <w:rFonts w:eastAsia="Calibri"/>
+          <w:color w:val="000000"/>
+          <w:sz w:val="32"/>
+          <w:szCs w:val="32"/>
+          <w:lang w:val="hu" w:eastAsia="hu-HU"/>
+        </w:rPr>
+        <w:t>: „</w:t>
+      </w:r>
+      <w:proofErr w:type="spellStart"/>
+      <w:r>
+        <w:rPr>
+          <w:rFonts w:eastAsia="Calibri"/>
+          <w:color w:val="000000"/>
+          <w:sz w:val="32"/>
+          <w:szCs w:val="32"/>
+          <w:lang w:val="hu" w:eastAsia="hu-HU"/>
+        </w:rPr>
+        <w:t>krisz</w:t>
+      </w:r>
+      <w:proofErr w:type="spellEnd"/>
+      <w:r>
+        <w:rPr>
+          <w:rFonts w:eastAsia="Calibri"/>
+          <w:color w:val="000000"/>
+          <w:sz w:val="32"/>
+          <w:szCs w:val="32"/>
+          <w:lang w:val="hu" w:eastAsia="hu-HU"/>
+        </w:rPr>
+        <w:t xml:space="preserve">”, </w:t>
+      </w:r>
+      <w:proofErr w:type="spellStart"/>
+      <w:r>
+        <w:rPr>
+          <w:rFonts w:eastAsia="Calibri"/>
+          <w:color w:val="000000"/>
+          <w:sz w:val="32"/>
+          <w:szCs w:val="32"/>
+          <w:lang w:val="hu" w:eastAsia="hu-HU"/>
+        </w:rPr>
+        <w:t>password</w:t>
+      </w:r>
+      <w:proofErr w:type="spellEnd"/>
+      <w:r>
+        <w:rPr>
+          <w:rFonts w:eastAsia="Calibri"/>
+          <w:color w:val="000000"/>
+          <w:sz w:val="32"/>
+          <w:szCs w:val="32"/>
+          <w:lang w:val="hu" w:eastAsia="hu-HU"/>
+        </w:rPr>
+        <w:t>: „String123!”</w:t>
       </w:r>
     </w:p>
     <w:p>
@@ -5066,7 +5324,7 @@
           <w:lang w:val="hu-HU"/>
         </w:rPr>
       </w:pPr>
-      <w:bookmarkStart w:id="8" w:name="_Toc227017404"/>
+      <w:bookmarkStart w:id="2" w:name="_Toc227025662"/>
       <w:r>
         <w:rPr>
           <w:rFonts w:asciiTheme="minorHAnsi" w:hAnsiTheme="minorHAnsi" w:cstheme="minorHAnsi"/>
@@ -5076,7 +5334,7 @@
         <w:lastRenderedPageBreak/>
         <w:t>Adatbázis</w:t>
       </w:r>
-      <w:bookmarkEnd w:id="8"/>
+      <w:bookmarkEnd w:id="2"/>
     </w:p>
     <w:p>
       <w:pPr>
@@ -5109,7 +5367,51 @@
           <w:szCs w:val="32"/>
           <w:lang w:val="hu" w:eastAsia="hu-HU"/>
         </w:rPr>
-        <w:t>Az adatbázist Xampp, illetve Docker alkalmazással MySQL nyelvvel fejlesztjük.</w:t>
+        <w:t xml:space="preserve">Az adatbázist </w:t>
+      </w:r>
+      <w:proofErr w:type="spellStart"/>
+      <w:r>
+        <w:rPr>
+          <w:rFonts w:eastAsia="Calibri"/>
+          <w:color w:val="000000"/>
+          <w:sz w:val="32"/>
+          <w:szCs w:val="32"/>
+          <w:lang w:val="hu" w:eastAsia="hu-HU"/>
+        </w:rPr>
+        <w:t>Xampp</w:t>
+      </w:r>
+      <w:proofErr w:type="spellEnd"/>
+      <w:r>
+        <w:rPr>
+          <w:rFonts w:eastAsia="Calibri"/>
+          <w:color w:val="000000"/>
+          <w:sz w:val="32"/>
+          <w:szCs w:val="32"/>
+          <w:lang w:val="hu" w:eastAsia="hu-HU"/>
+        </w:rPr>
+        <w:t xml:space="preserve">, illetve Docker alkalmazással </w:t>
+      </w:r>
+      <w:proofErr w:type="spellStart"/>
+      <w:r>
+        <w:rPr>
+          <w:rFonts w:eastAsia="Calibri"/>
+          <w:color w:val="000000"/>
+          <w:sz w:val="32"/>
+          <w:szCs w:val="32"/>
+          <w:lang w:val="hu" w:eastAsia="hu-HU"/>
+        </w:rPr>
+        <w:t>MySQL</w:t>
+      </w:r>
+      <w:proofErr w:type="spellEnd"/>
+      <w:r>
+        <w:rPr>
+          <w:rFonts w:eastAsia="Calibri"/>
+          <w:color w:val="000000"/>
+          <w:sz w:val="32"/>
+          <w:szCs w:val="32"/>
+          <w:lang w:val="hu" w:eastAsia="hu-HU"/>
+        </w:rPr>
+        <w:t xml:space="preserve"> nyelvvel fejlesztjük.</w:t>
       </w:r>
     </w:p>
     <w:p>
@@ -5143,18 +5445,29 @@
           <w:szCs w:val="32"/>
           <w:lang w:val="hu" w:eastAsia="hu-HU"/>
         </w:rPr>
-        <w:t>Az adatbázis neve: for_the_potato</w:t>
-      </w:r>
-    </w:p>
-    <w:p>
-      <w:pPr>
-        <w:pStyle w:val="Cmsor2"/>
-        <w:rPr>
-          <w:rFonts w:eastAsia="Calibri"/>
-          <w:lang w:val="hu" w:eastAsia="hu-HU"/>
-        </w:rPr>
-      </w:pPr>
-      <w:bookmarkStart w:id="9" w:name="_Toc227017405"/>
+        <w:t xml:space="preserve">Az adatbázis neve: </w:t>
+      </w:r>
+      <w:proofErr w:type="spellStart"/>
+      <w:r>
+        <w:rPr>
+          <w:rFonts w:eastAsia="Calibri"/>
+          <w:color w:val="000000"/>
+          <w:sz w:val="32"/>
+          <w:szCs w:val="32"/>
+          <w:lang w:val="hu" w:eastAsia="hu-HU"/>
+        </w:rPr>
+        <w:t>for_the_potato</w:t>
+      </w:r>
+      <w:proofErr w:type="spellEnd"/>
+    </w:p>
+    <w:p>
+      <w:pPr>
+        <w:pStyle w:val="Alcm"/>
+        <w:rPr>
+          <w:rFonts w:eastAsia="Calibri"/>
+          <w:lang w:val="hu" w:eastAsia="hu-HU"/>
+        </w:rPr>
+      </w:pPr>
       <w:r>
         <w:rPr>
           <w:rFonts w:eastAsia="Calibri"/>
@@ -5162,7 +5475,6 @@
         </w:rPr>
         <w:t>Táblák:</w:t>
       </w:r>
-      <w:bookmarkEnd w:id="9"/>
     </w:p>
     <w:p>
       <w:pPr>
@@ -5186,14 +5498,25 @@
           <w:lang w:val="hu" w:eastAsia="hu-HU"/>
         </w:rPr>
       </w:pPr>
-      <w:r>
-        <w:rPr>
-          <w:rFonts w:eastAsia="Calibri"/>
-          <w:sz w:val="32"/>
-          <w:szCs w:val="32"/>
-          <w:lang w:val="hu" w:eastAsia="hu-HU"/>
-        </w:rPr>
-        <w:t>Identity.FrameWorkCore modullal létrehozzuk a felhasználóhoz kapcsolódó táblákat.</w:t>
+      <w:proofErr w:type="spellStart"/>
+      <w:r>
+        <w:rPr>
+          <w:rFonts w:eastAsia="Calibri"/>
+          <w:sz w:val="32"/>
+          <w:szCs w:val="32"/>
+          <w:lang w:val="hu" w:eastAsia="hu-HU"/>
+        </w:rPr>
+        <w:t>Identity.FrameWorkCore</w:t>
+      </w:r>
+      <w:proofErr w:type="spellEnd"/>
+      <w:r>
+        <w:rPr>
+          <w:rFonts w:eastAsia="Calibri"/>
+          <w:sz w:val="32"/>
+          <w:szCs w:val="32"/>
+          <w:lang w:val="hu" w:eastAsia="hu-HU"/>
+        </w:rPr>
+        <w:t xml:space="preserve"> modullal létrehozzuk a felhasználóhoz kapcsolódó táblákat.</w:t>
       </w:r>
     </w:p>
     <w:p>
@@ -5218,6 +5541,7 @@
           <w:lang w:val="hu" w:eastAsia="hu-HU"/>
         </w:rPr>
       </w:pPr>
+      <w:proofErr w:type="spellStart"/>
       <w:r>
         <w:rPr>
           <w:rFonts w:eastAsia="Calibri"/>
@@ -5227,6 +5551,7 @@
         </w:rPr>
         <w:t>velemeny</w:t>
       </w:r>
+      <w:proofErr w:type="spellEnd"/>
     </w:p>
     <w:p>
       <w:pPr>
@@ -5250,6 +5575,7 @@
           <w:lang w:val="hu" w:eastAsia="hu-HU"/>
         </w:rPr>
       </w:pPr>
+      <w:proofErr w:type="spellStart"/>
       <w:r>
         <w:rPr>
           <w:rFonts w:eastAsia="Calibri"/>
@@ -5259,16 +5585,16 @@
         </w:rPr>
         <w:t>saves</w:t>
       </w:r>
-    </w:p>
-    <w:p>
-      <w:pPr>
-        <w:pStyle w:val="Cmsor2"/>
-        <w:rPr>
-          <w:rFonts w:eastAsia="Calibri"/>
-          <w:lang w:val="hu" w:eastAsia="hu-HU"/>
-        </w:rPr>
-      </w:pPr>
-      <w:bookmarkStart w:id="10" w:name="_Toc227017406"/>
+      <w:proofErr w:type="spellEnd"/>
+    </w:p>
+    <w:p>
+      <w:pPr>
+        <w:pStyle w:val="Alcm"/>
+        <w:rPr>
+          <w:rFonts w:eastAsia="Calibri"/>
+          <w:lang w:val="hu" w:eastAsia="hu-HU"/>
+        </w:rPr>
+      </w:pPr>
       <w:r>
         <w:rPr>
           <w:rFonts w:eastAsia="Calibri"/>
@@ -5276,7 +5602,6 @@
         </w:rPr>
         <w:t>Nézetek:</w:t>
       </w:r>
-      <w:bookmarkEnd w:id="10"/>
     </w:p>
     <w:p>
       <w:pPr>
@@ -5408,13 +5733,12 @@
     </w:p>
     <w:p>
       <w:pPr>
-        <w:pStyle w:val="Cmsor2"/>
-        <w:rPr>
-          <w:rFonts w:eastAsia="Calibri"/>
-          <w:lang w:val="hu" w:eastAsia="hu-HU"/>
-        </w:rPr>
-      </w:pPr>
-      <w:bookmarkStart w:id="11" w:name="_Toc227017407"/>
+        <w:pStyle w:val="Alcm"/>
+        <w:rPr>
+          <w:rFonts w:eastAsia="Calibri"/>
+          <w:lang w:val="hu" w:eastAsia="hu-HU"/>
+        </w:rPr>
+      </w:pPr>
       <w:r>
         <w:rPr>
           <w:rFonts w:eastAsia="Calibri"/>
@@ -5422,7 +5746,6 @@
         </w:rPr>
         <w:t>Táblák közötti relációk:</w:t>
       </w:r>
-      <w:bookmarkEnd w:id="11"/>
     </w:p>
     <w:p>
       <w:pPr>
@@ -5485,7 +5808,7 @@
           <w:lang w:val="hu-HU"/>
         </w:rPr>
       </w:pPr>
-      <w:bookmarkStart w:id="12" w:name="_Toc227017408"/>
+      <w:bookmarkStart w:id="3" w:name="_Toc227025663"/>
       <w:r>
         <w:rPr>
           <w:rFonts w:asciiTheme="minorHAnsi" w:hAnsiTheme="minorHAnsi" w:cstheme="minorHAnsi"/>
@@ -5495,7 +5818,7 @@
         <w:lastRenderedPageBreak/>
         <w:t>Frontend</w:t>
       </w:r>
-      <w:bookmarkEnd w:id="12"/>
+      <w:bookmarkEnd w:id="3"/>
     </w:p>
     <w:p>
       <w:pPr>
@@ -5533,13 +5856,12 @@
     </w:p>
     <w:p>
       <w:pPr>
-        <w:pStyle w:val="Cmsor2"/>
-        <w:rPr>
-          <w:rFonts w:eastAsia="Calibri"/>
-          <w:lang w:val="hu" w:eastAsia="hu-HU"/>
-        </w:rPr>
-      </w:pPr>
-      <w:bookmarkStart w:id="13" w:name="_Toc227017409"/>
+        <w:pStyle w:val="Alcm"/>
+        <w:rPr>
+          <w:rFonts w:eastAsia="Calibri"/>
+          <w:lang w:val="hu" w:eastAsia="hu-HU"/>
+        </w:rPr>
+      </w:pPr>
       <w:r>
         <w:rPr>
           <w:rFonts w:eastAsia="Calibri"/>
@@ -5547,7 +5869,6 @@
         </w:rPr>
         <w:t>Technológia:</w:t>
       </w:r>
-      <w:bookmarkEnd w:id="13"/>
     </w:p>
     <w:p>
       <w:pPr>
@@ -5561,25 +5882,55 @@
           <w:lang w:val="hu" w:eastAsia="hu-HU"/>
         </w:rPr>
       </w:pPr>
-      <w:r>
-        <w:rPr>
-          <w:rFonts w:eastAsia="Calibri"/>
-          <w:sz w:val="32"/>
-          <w:szCs w:val="32"/>
-          <w:lang w:val="hu" w:eastAsia="hu-HU"/>
-        </w:rPr>
-        <w:t>Bun-t használunk a React projekt létrehozásához, csomagok kezelését.</w:t>
-      </w:r>
-    </w:p>
-    <w:p>
-      <w:pPr>
-        <w:pStyle w:val="Cmsor2"/>
-        <w:rPr>
-          <w:rFonts w:eastAsia="Calibri"/>
-          <w:lang w:val="hu" w:eastAsia="hu-HU"/>
-        </w:rPr>
-      </w:pPr>
-      <w:bookmarkStart w:id="14" w:name="_Toc227017410"/>
+      <w:proofErr w:type="spellStart"/>
+      <w:r>
+        <w:rPr>
+          <w:rFonts w:eastAsia="Calibri"/>
+          <w:sz w:val="32"/>
+          <w:szCs w:val="32"/>
+          <w:lang w:val="hu" w:eastAsia="hu-HU"/>
+        </w:rPr>
+        <w:t>Bun</w:t>
+      </w:r>
+      <w:proofErr w:type="spellEnd"/>
+      <w:r>
+        <w:rPr>
+          <w:rFonts w:eastAsia="Calibri"/>
+          <w:sz w:val="32"/>
+          <w:szCs w:val="32"/>
+          <w:lang w:val="hu" w:eastAsia="hu-HU"/>
+        </w:rPr>
+        <w:t xml:space="preserve">-t használunk a </w:t>
+      </w:r>
+      <w:proofErr w:type="spellStart"/>
+      <w:r>
+        <w:rPr>
+          <w:rFonts w:eastAsia="Calibri"/>
+          <w:sz w:val="32"/>
+          <w:szCs w:val="32"/>
+          <w:lang w:val="hu" w:eastAsia="hu-HU"/>
+        </w:rPr>
+        <w:t>React</w:t>
+      </w:r>
+      <w:proofErr w:type="spellEnd"/>
+      <w:r>
+        <w:rPr>
+          <w:rFonts w:eastAsia="Calibri"/>
+          <w:sz w:val="32"/>
+          <w:szCs w:val="32"/>
+          <w:lang w:val="hu" w:eastAsia="hu-HU"/>
+        </w:rPr>
+        <w:t xml:space="preserve"> projekt létrehozásához, csomagok kezelését.</w:t>
+      </w:r>
+    </w:p>
+    <w:p>
+      <w:pPr>
+        <w:pStyle w:val="Alcm"/>
+        <w:rPr>
+          <w:rFonts w:eastAsia="Calibri"/>
+          <w:lang w:val="hu" w:eastAsia="hu-HU"/>
+        </w:rPr>
+      </w:pPr>
       <w:r>
         <w:rPr>
           <w:rFonts w:eastAsia="Calibri"/>
@@ -5587,7 +5938,6 @@
         </w:rPr>
         <w:t>Használat:</w:t>
       </w:r>
-      <w:bookmarkEnd w:id="14"/>
     </w:p>
     <w:p>
       <w:pPr>
@@ -5620,7 +5970,73 @@
           <w:szCs w:val="32"/>
           <w:lang w:val="hu" w:eastAsia="hu-HU"/>
         </w:rPr>
-        <w:t>Ha le van telepítve a bun. Akkor projekt letöltése után a projektmappát Visual Studio Code-on nyissuk meg.</w:t>
+        <w:t xml:space="preserve">Ha le van telepítve a </w:t>
+      </w:r>
+      <w:proofErr w:type="spellStart"/>
+      <w:r>
+        <w:rPr>
+          <w:rFonts w:eastAsia="Calibri"/>
+          <w:color w:val="000000"/>
+          <w:sz w:val="32"/>
+          <w:szCs w:val="32"/>
+          <w:lang w:val="hu" w:eastAsia="hu-HU"/>
+        </w:rPr>
+        <w:t>bun</w:t>
+      </w:r>
+      <w:proofErr w:type="spellEnd"/>
+      <w:r>
+        <w:rPr>
+          <w:rFonts w:eastAsia="Calibri"/>
+          <w:color w:val="000000"/>
+          <w:sz w:val="32"/>
+          <w:szCs w:val="32"/>
+          <w:lang w:val="hu" w:eastAsia="hu-HU"/>
+        </w:rPr>
+        <w:t xml:space="preserve">. Akkor projekt letöltése után a projektmappát Visual </w:t>
+      </w:r>
+      <w:proofErr w:type="spellStart"/>
+      <w:r>
+        <w:rPr>
+          <w:rFonts w:eastAsia="Calibri"/>
+          <w:color w:val="000000"/>
+          <w:sz w:val="32"/>
+          <w:szCs w:val="32"/>
+          <w:lang w:val="hu" w:eastAsia="hu-HU"/>
+        </w:rPr>
+        <w:t>Studio</w:t>
+      </w:r>
+      <w:proofErr w:type="spellEnd"/>
+      <w:r>
+        <w:rPr>
+          <w:rFonts w:eastAsia="Calibri"/>
+          <w:color w:val="000000"/>
+          <w:sz w:val="32"/>
+          <w:szCs w:val="32"/>
+          <w:lang w:val="hu" w:eastAsia="hu-HU"/>
+        </w:rPr>
+        <w:t xml:space="preserve"> </w:t>
+      </w:r>
+      <w:proofErr w:type="spellStart"/>
+      <w:r>
+        <w:rPr>
+          <w:rFonts w:eastAsia="Calibri"/>
+          <w:color w:val="000000"/>
+          <w:sz w:val="32"/>
+          <w:szCs w:val="32"/>
+          <w:lang w:val="hu" w:eastAsia="hu-HU"/>
+        </w:rPr>
+        <w:t>Code-on</w:t>
+      </w:r>
+      <w:proofErr w:type="spellEnd"/>
+      <w:r>
+        <w:rPr>
+          <w:rFonts w:eastAsia="Calibri"/>
+          <w:color w:val="000000"/>
+          <w:sz w:val="32"/>
+          <w:szCs w:val="32"/>
+          <w:lang w:val="hu" w:eastAsia="hu-HU"/>
+        </w:rPr>
+        <w:t xml:space="preserve"> nyissuk meg.</w:t>
       </w:r>
     </w:p>
     <w:p>
@@ -5688,7 +6104,51 @@
           <w:szCs w:val="32"/>
           <w:lang w:val="hu" w:eastAsia="hu-HU"/>
         </w:rPr>
-        <w:t>Írjuk be: „bun install” és letölti a projekthez szükséges könyvtárakat.</w:t>
+        <w:t>Írjuk be: „</w:t>
+      </w:r>
+      <w:proofErr w:type="spellStart"/>
+      <w:r>
+        <w:rPr>
+          <w:rFonts w:eastAsia="Calibri"/>
+          <w:color w:val="000000"/>
+          <w:sz w:val="32"/>
+          <w:szCs w:val="32"/>
+          <w:lang w:val="hu" w:eastAsia="hu-HU"/>
+        </w:rPr>
+        <w:t>bun</w:t>
+      </w:r>
+      <w:proofErr w:type="spellEnd"/>
+      <w:r>
+        <w:rPr>
+          <w:rFonts w:eastAsia="Calibri"/>
+          <w:color w:val="000000"/>
+          <w:sz w:val="32"/>
+          <w:szCs w:val="32"/>
+          <w:lang w:val="hu" w:eastAsia="hu-HU"/>
+        </w:rPr>
+        <w:t xml:space="preserve"> </w:t>
+      </w:r>
+      <w:proofErr w:type="spellStart"/>
+      <w:r>
+        <w:rPr>
+          <w:rFonts w:eastAsia="Calibri"/>
+          <w:color w:val="000000"/>
+          <w:sz w:val="32"/>
+          <w:szCs w:val="32"/>
+          <w:lang w:val="hu" w:eastAsia="hu-HU"/>
+        </w:rPr>
+        <w:t>install</w:t>
+      </w:r>
+      <w:proofErr w:type="spellEnd"/>
+      <w:r>
+        <w:rPr>
+          <w:rFonts w:eastAsia="Calibri"/>
+          <w:color w:val="000000"/>
+          <w:sz w:val="32"/>
+          <w:szCs w:val="32"/>
+          <w:lang w:val="hu" w:eastAsia="hu-HU"/>
+        </w:rPr>
+        <w:t>” és letölti a projekthez szükséges könyvtárakat.</w:t>
       </w:r>
     </w:p>
     <w:p>
@@ -5722,7 +6182,51 @@
           <w:szCs w:val="32"/>
           <w:lang w:val="hu" w:eastAsia="hu-HU"/>
         </w:rPr>
-        <w:t>Indítsuk el a weboldal szerverét, a „bun dev” paranccsal és menjünk a megadott linkre a weboldalhoz.</w:t>
+        <w:t>Indítsuk el a weboldal szerverét, a „</w:t>
+      </w:r>
+      <w:proofErr w:type="spellStart"/>
+      <w:r>
+        <w:rPr>
+          <w:rFonts w:eastAsia="Calibri"/>
+          <w:color w:val="000000"/>
+          <w:sz w:val="32"/>
+          <w:szCs w:val="32"/>
+          <w:lang w:val="hu" w:eastAsia="hu-HU"/>
+        </w:rPr>
+        <w:t>bun</w:t>
+      </w:r>
+      <w:proofErr w:type="spellEnd"/>
+      <w:r>
+        <w:rPr>
+          <w:rFonts w:eastAsia="Calibri"/>
+          <w:color w:val="000000"/>
+          <w:sz w:val="32"/>
+          <w:szCs w:val="32"/>
+          <w:lang w:val="hu" w:eastAsia="hu-HU"/>
+        </w:rPr>
+        <w:t xml:space="preserve"> </w:t>
+      </w:r>
+      <w:proofErr w:type="spellStart"/>
+      <w:r>
+        <w:rPr>
+          <w:rFonts w:eastAsia="Calibri"/>
+          <w:color w:val="000000"/>
+          <w:sz w:val="32"/>
+          <w:szCs w:val="32"/>
+          <w:lang w:val="hu" w:eastAsia="hu-HU"/>
+        </w:rPr>
+        <w:t>dev</w:t>
+      </w:r>
+      <w:proofErr w:type="spellEnd"/>
+      <w:r>
+        <w:rPr>
+          <w:rFonts w:eastAsia="Calibri"/>
+          <w:color w:val="000000"/>
+          <w:sz w:val="32"/>
+          <w:szCs w:val="32"/>
+          <w:lang w:val="hu" w:eastAsia="hu-HU"/>
+        </w:rPr>
+        <w:t>” paranccsal és menjünk a megadott linkre a weboldalhoz.</w:t>
       </w:r>
     </w:p>
     <w:p>
@@ -5756,8 +6260,42 @@
           <w:szCs w:val="32"/>
           <w:lang w:val="hu" w:eastAsia="hu-HU"/>
         </w:rPr>
-        <w:t>Ehhez HTML-t, CSS-t, Bootstrap 5-öt és Javascript</w:t>
-      </w:r>
+        <w:t xml:space="preserve">Ehhez HTML-t, CSS-t, </w:t>
+      </w:r>
+      <w:proofErr w:type="spellStart"/>
+      <w:r>
+        <w:rPr>
+          <w:rFonts w:eastAsia="Calibri"/>
+          <w:color w:val="000000"/>
+          <w:sz w:val="32"/>
+          <w:szCs w:val="32"/>
+          <w:lang w:val="hu" w:eastAsia="hu-HU"/>
+        </w:rPr>
+        <w:t>Bootstrap</w:t>
+      </w:r>
+      <w:proofErr w:type="spellEnd"/>
+      <w:r>
+        <w:rPr>
+          <w:rFonts w:eastAsia="Calibri"/>
+          <w:color w:val="000000"/>
+          <w:sz w:val="32"/>
+          <w:szCs w:val="32"/>
+          <w:lang w:val="hu" w:eastAsia="hu-HU"/>
+        </w:rPr>
+        <w:t xml:space="preserve"> 5-öt és </w:t>
+      </w:r>
+      <w:proofErr w:type="spellStart"/>
+      <w:r>
+        <w:rPr>
+          <w:rFonts w:eastAsia="Calibri"/>
+          <w:color w:val="000000"/>
+          <w:sz w:val="32"/>
+          <w:szCs w:val="32"/>
+          <w:lang w:val="hu" w:eastAsia="hu-HU"/>
+        </w:rPr>
+        <w:t>Javascript</w:t>
+      </w:r>
+      <w:proofErr w:type="spellEnd"/>
       <w:r>
         <w:rPr>
           <w:rFonts w:eastAsia="Calibri"/>
@@ -5830,7 +6368,27 @@
           <w:lang w:val="hu" w:eastAsia="hu-HU"/>
         </w:rPr>
         <w:lastRenderedPageBreak/>
-        <w:t>Dockerfile segítségével a Render oldalra fel lett töltve a weboldalunk.</w:t>
+        <w:t xml:space="preserve">Dockerfile segítségével a </w:t>
+      </w:r>
+      <w:proofErr w:type="spellStart"/>
+      <w:r>
+        <w:rPr>
+          <w:rFonts w:eastAsia="Calibri"/>
+          <w:sz w:val="32"/>
+          <w:szCs w:val="32"/>
+          <w:lang w:val="hu" w:eastAsia="hu-HU"/>
+        </w:rPr>
+        <w:t>Render</w:t>
+      </w:r>
+      <w:proofErr w:type="spellEnd"/>
+      <w:r>
+        <w:rPr>
+          <w:rFonts w:eastAsia="Calibri"/>
+          <w:sz w:val="32"/>
+          <w:szCs w:val="32"/>
+          <w:lang w:val="hu" w:eastAsia="hu-HU"/>
+        </w:rPr>
+        <w:t xml:space="preserve"> oldalra fel lett töltve a weboldalunk.</w:t>
       </w:r>
     </w:p>
     <w:p>
@@ -5855,14 +6413,25 @@
           <w:lang w:val="hu" w:eastAsia="hu-HU"/>
         </w:rPr>
       </w:pPr>
-      <w:r>
-        <w:rPr>
-          <w:rFonts w:eastAsia="Calibri"/>
-          <w:sz w:val="32"/>
-          <w:szCs w:val="32"/>
-          <w:lang w:val="hu" w:eastAsia="hu-HU"/>
-        </w:rPr>
-        <w:t>React modulok/könyvtárak:</w:t>
+      <w:proofErr w:type="spellStart"/>
+      <w:r>
+        <w:rPr>
+          <w:rFonts w:eastAsia="Calibri"/>
+          <w:sz w:val="32"/>
+          <w:szCs w:val="32"/>
+          <w:lang w:val="hu" w:eastAsia="hu-HU"/>
+        </w:rPr>
+        <w:t>React</w:t>
+      </w:r>
+      <w:proofErr w:type="spellEnd"/>
+      <w:r>
+        <w:rPr>
+          <w:rFonts w:eastAsia="Calibri"/>
+          <w:sz w:val="32"/>
+          <w:szCs w:val="32"/>
+          <w:lang w:val="hu" w:eastAsia="hu-HU"/>
+        </w:rPr>
+        <w:t xml:space="preserve"> modulok/könyvtárak:</w:t>
       </w:r>
     </w:p>
     <w:p>
@@ -5887,8 +6456,39 @@
           <w:szCs w:val="32"/>
           <w:lang w:val="hu" w:eastAsia="hu-HU"/>
         </w:rPr>
-        <w:t>Teszteléshez: @testing-library/react, bun:test, jsdom</w:t>
-      </w:r>
+        <w:t xml:space="preserve">Teszteléshez: @testing-library/react, </w:t>
+      </w:r>
+      <w:proofErr w:type="spellStart"/>
+      <w:r>
+        <w:rPr>
+          <w:rFonts w:eastAsia="Calibri"/>
+          <w:sz w:val="32"/>
+          <w:szCs w:val="32"/>
+          <w:lang w:val="hu" w:eastAsia="hu-HU"/>
+        </w:rPr>
+        <w:t>bun:test</w:t>
+      </w:r>
+      <w:proofErr w:type="spellEnd"/>
+      <w:r>
+        <w:rPr>
+          <w:rFonts w:eastAsia="Calibri"/>
+          <w:sz w:val="32"/>
+          <w:szCs w:val="32"/>
+          <w:lang w:val="hu" w:eastAsia="hu-HU"/>
+        </w:rPr>
+        <w:t xml:space="preserve">, </w:t>
+      </w:r>
+      <w:proofErr w:type="spellStart"/>
+      <w:r>
+        <w:rPr>
+          <w:rFonts w:eastAsia="Calibri"/>
+          <w:sz w:val="32"/>
+          <w:szCs w:val="32"/>
+          <w:lang w:val="hu" w:eastAsia="hu-HU"/>
+        </w:rPr>
+        <w:t>jsdom</w:t>
+      </w:r>
+      <w:proofErr w:type="spellEnd"/>
     </w:p>
     <w:p>
       <w:pPr>
@@ -5912,8 +6512,39 @@
           <w:szCs w:val="32"/>
           <w:lang w:val="hu" w:eastAsia="hu-HU"/>
         </w:rPr>
-        <w:t>Használatban: react-router-dom</w:t>
-      </w:r>
+        <w:t xml:space="preserve">Használatban: </w:t>
+      </w:r>
+      <w:proofErr w:type="spellStart"/>
+      <w:r>
+        <w:rPr>
+          <w:rFonts w:eastAsia="Calibri"/>
+          <w:sz w:val="32"/>
+          <w:szCs w:val="32"/>
+          <w:lang w:val="hu" w:eastAsia="hu-HU"/>
+        </w:rPr>
+        <w:t>react</w:t>
+      </w:r>
+      <w:proofErr w:type="spellEnd"/>
+      <w:r>
+        <w:rPr>
+          <w:rFonts w:eastAsia="Calibri"/>
+          <w:sz w:val="32"/>
+          <w:szCs w:val="32"/>
+          <w:lang w:val="hu" w:eastAsia="hu-HU"/>
+        </w:rPr>
+        <w:t>-router-</w:t>
+      </w:r>
+      <w:proofErr w:type="spellStart"/>
+      <w:r>
+        <w:rPr>
+          <w:rFonts w:eastAsia="Calibri"/>
+          <w:sz w:val="32"/>
+          <w:szCs w:val="32"/>
+          <w:lang w:val="hu" w:eastAsia="hu-HU"/>
+        </w:rPr>
+        <w:t>dom</w:t>
+      </w:r>
+      <w:proofErr w:type="spellEnd"/>
     </w:p>
     <w:p>
       <w:pPr>
@@ -6021,7 +6652,7 @@
           <w:lang w:val="hu-HU"/>
         </w:rPr>
       </w:pPr>
-      <w:bookmarkStart w:id="15" w:name="_Toc227017411"/>
+      <w:bookmarkStart w:id="4" w:name="_Toc227025664"/>
       <w:r>
         <w:rPr>
           <w:rFonts w:asciiTheme="minorHAnsi" w:hAnsiTheme="minorHAnsi" w:cstheme="minorHAnsi"/>
@@ -6031,17 +6662,16 @@
         <w:lastRenderedPageBreak/>
         <w:t>WPF alkalmazás</w:t>
       </w:r>
-      <w:bookmarkEnd w:id="15"/>
-    </w:p>
-    <w:p>
-      <w:pPr>
-        <w:pStyle w:val="Cmsor2"/>
-        <w:rPr>
-          <w:rFonts w:eastAsia="Calibri"/>
-          <w:lang w:val="hu" w:eastAsia="hu-HU"/>
-        </w:rPr>
-      </w:pPr>
-      <w:bookmarkStart w:id="16" w:name="_Toc227017412"/>
+      <w:bookmarkEnd w:id="4"/>
+    </w:p>
+    <w:p>
+      <w:pPr>
+        <w:pStyle w:val="Alcm"/>
+        <w:rPr>
+          <w:rFonts w:eastAsia="Calibri"/>
+          <w:lang w:val="hu" w:eastAsia="hu-HU"/>
+        </w:rPr>
+      </w:pPr>
       <w:r>
         <w:rPr>
           <w:rFonts w:eastAsia="Calibri"/>
@@ -6049,7 +6679,6 @@
         </w:rPr>
         <w:t>Technológia:</w:t>
       </w:r>
-      <w:bookmarkEnd w:id="16"/>
     </w:p>
     <w:p>
       <w:pPr>
@@ -6069,26 +6698,101 @@
           <w:szCs w:val="32"/>
           <w:lang w:val="hu" w:eastAsia="hu-HU"/>
         </w:rPr>
-        <w:t>Visual Studio Community 2022 .NET 8.0 WPF alkalmazás. További kód eszköz a Class Designer azaz a .cd típusú fájl.</w:t>
-      </w:r>
-    </w:p>
-    <w:p>
-      <w:pPr>
-        <w:pStyle w:val="Cmsor2"/>
-        <w:rPr>
-          <w:rFonts w:eastAsia="Calibri"/>
-          <w:lang w:val="hu" w:eastAsia="hu-HU"/>
-        </w:rPr>
-      </w:pPr>
-      <w:bookmarkStart w:id="17" w:name="_Toc227017413"/>
-      <w:r>
-        <w:rPr>
-          <w:rFonts w:eastAsia="Calibri"/>
-          <w:lang w:val="hu" w:eastAsia="hu-HU"/>
-        </w:rPr>
-        <w:t>Célja:</w:t>
-      </w:r>
-      <w:bookmarkEnd w:id="17"/>
+        <w:t xml:space="preserve">Visual </w:t>
+      </w:r>
+      <w:proofErr w:type="spellStart"/>
+      <w:r>
+        <w:rPr>
+          <w:rFonts w:eastAsia="Calibri"/>
+          <w:sz w:val="32"/>
+          <w:szCs w:val="32"/>
+          <w:lang w:val="hu" w:eastAsia="hu-HU"/>
+        </w:rPr>
+        <w:t>Studio</w:t>
+      </w:r>
+      <w:proofErr w:type="spellEnd"/>
+      <w:r>
+        <w:rPr>
+          <w:rFonts w:eastAsia="Calibri"/>
+          <w:sz w:val="32"/>
+          <w:szCs w:val="32"/>
+          <w:lang w:val="hu" w:eastAsia="hu-HU"/>
+        </w:rPr>
+        <w:t xml:space="preserve"> </w:t>
+      </w:r>
+      <w:proofErr w:type="spellStart"/>
+      <w:r>
+        <w:rPr>
+          <w:rFonts w:eastAsia="Calibri"/>
+          <w:sz w:val="32"/>
+          <w:szCs w:val="32"/>
+          <w:lang w:val="hu" w:eastAsia="hu-HU"/>
+        </w:rPr>
+        <w:t>Community</w:t>
+      </w:r>
+      <w:proofErr w:type="spellEnd"/>
+      <w:r>
+        <w:rPr>
+          <w:rFonts w:eastAsia="Calibri"/>
+          <w:sz w:val="32"/>
+          <w:szCs w:val="32"/>
+          <w:lang w:val="hu" w:eastAsia="hu-HU"/>
+        </w:rPr>
+        <w:t xml:space="preserve"> 2022 .NET 8.0 WPF alkalmazás. További kód eszköz a </w:t>
+      </w:r>
+      <w:proofErr w:type="spellStart"/>
+      <w:r>
+        <w:rPr>
+          <w:rFonts w:eastAsia="Calibri"/>
+          <w:sz w:val="32"/>
+          <w:szCs w:val="32"/>
+          <w:lang w:val="hu" w:eastAsia="hu-HU"/>
+        </w:rPr>
+        <w:t>Class</w:t>
+      </w:r>
+      <w:proofErr w:type="spellEnd"/>
+      <w:r>
+        <w:rPr>
+          <w:rFonts w:eastAsia="Calibri"/>
+          <w:sz w:val="32"/>
+          <w:szCs w:val="32"/>
+          <w:lang w:val="hu" w:eastAsia="hu-HU"/>
+        </w:rPr>
+        <w:t xml:space="preserve"> </w:t>
+      </w:r>
+      <w:proofErr w:type="spellStart"/>
+      <w:r>
+        <w:rPr>
+          <w:rFonts w:eastAsia="Calibri"/>
+          <w:sz w:val="32"/>
+          <w:szCs w:val="32"/>
+          <w:lang w:val="hu" w:eastAsia="hu-HU"/>
+        </w:rPr>
+        <w:t>Designer</w:t>
+      </w:r>
+      <w:proofErr w:type="spellEnd"/>
+      <w:r>
+        <w:rPr>
+          <w:rFonts w:eastAsia="Calibri"/>
+          <w:sz w:val="32"/>
+          <w:szCs w:val="32"/>
+          <w:lang w:val="hu" w:eastAsia="hu-HU"/>
+        </w:rPr>
+        <w:t xml:space="preserve"> azaz a .cd típusú fájl.</w:t>
+      </w:r>
+    </w:p>
+    <w:p>
+      <w:pPr>
+        <w:pStyle w:val="Alcm"/>
+      </w:pPr>
+      <w:proofErr w:type="spellStart"/>
+      <w:r>
+        <w:t>Célja</w:t>
+      </w:r>
+      <w:proofErr w:type="spellEnd"/>
+      <w:r>
+        <w:t>:</w:t>
+      </w:r>
     </w:p>
     <w:p>
       <w:pPr>
@@ -6113,13 +6817,12 @@
     </w:p>
     <w:p>
       <w:pPr>
-        <w:pStyle w:val="Cmsor2"/>
-        <w:rPr>
-          <w:rFonts w:eastAsia="Calibri"/>
-          <w:lang w:val="hu" w:eastAsia="hu-HU"/>
-        </w:rPr>
-      </w:pPr>
-      <w:bookmarkStart w:id="18" w:name="_Toc227017414"/>
+        <w:pStyle w:val="Alcm"/>
+        <w:rPr>
+          <w:rFonts w:eastAsia="Calibri"/>
+          <w:lang w:val="hu" w:eastAsia="hu-HU"/>
+        </w:rPr>
+      </w:pPr>
       <w:r>
         <w:rPr>
           <w:rFonts w:eastAsia="Calibri"/>
@@ -6127,7 +6830,6 @@
         </w:rPr>
         <w:t>Használat:</w:t>
       </w:r>
-      <w:bookmarkEnd w:id="18"/>
     </w:p>
     <w:p>
       <w:pPr>
@@ -6159,7 +6861,267 @@
           <w:szCs w:val="32"/>
           <w:lang w:val="hu" w:eastAsia="hu-HU"/>
         </w:rPr>
-        <w:t>Adatbázis connectionString részeinek megadása. Most csak egy adatbázis miatt előre ki van töltve a Server name: localhost-ra, és a Database name: „for_the_potato”. A kitöltendő mezőkbe a kódba megírt Admin felhasználó nevével és jelszavával. Aztán POST kéréssel elküldjük és megkapjuk a JWT tokent.</w:t>
+        <w:t xml:space="preserve">Adatbázis </w:t>
+      </w:r>
+      <w:proofErr w:type="spellStart"/>
+      <w:r>
+        <w:rPr>
+          <w:rFonts w:eastAsia="Calibri"/>
+          <w:color w:val="000000"/>
+          <w:sz w:val="32"/>
+          <w:szCs w:val="32"/>
+          <w:lang w:val="hu" w:eastAsia="hu-HU"/>
+        </w:rPr>
+        <w:t>connectionString</w:t>
+      </w:r>
+      <w:proofErr w:type="spellEnd"/>
+      <w:r>
+        <w:rPr>
+          <w:rFonts w:eastAsia="Calibri"/>
+          <w:color w:val="000000"/>
+          <w:sz w:val="32"/>
+          <w:szCs w:val="32"/>
+          <w:lang w:val="hu" w:eastAsia="hu-HU"/>
+        </w:rPr>
+        <w:t xml:space="preserve"> részeinek megadása</w:t>
+      </w:r>
+      <w:r>
+        <w:rPr>
+          <w:rFonts w:eastAsia="Calibri"/>
+          <w:color w:val="000000"/>
+          <w:sz w:val="32"/>
+          <w:szCs w:val="32"/>
+          <w:lang w:val="hu" w:eastAsia="hu-HU"/>
+        </w:rPr>
+        <w:t xml:space="preserve"> (</w:t>
+      </w:r>
+      <w:hyperlink w:anchor="_MainWindow.xaml.cs" w:history="1">
+        <w:r>
+          <w:rPr>
+            <w:rStyle w:val="Hiperhivatkozs"/>
+            <w:rFonts w:eastAsia="Calibri"/>
+            <w:sz w:val="32"/>
+            <w:szCs w:val="32"/>
+            <w:lang w:val="hu" w:eastAsia="hu-HU"/>
+          </w:rPr>
+          <w:t>2. á</w:t>
+        </w:r>
+        <w:r>
+          <w:rPr>
+            <w:rStyle w:val="Hiperhivatkozs"/>
+            <w:rFonts w:eastAsia="Calibri"/>
+            <w:sz w:val="32"/>
+            <w:szCs w:val="32"/>
+            <w:lang w:val="hu" w:eastAsia="hu-HU"/>
+          </w:rPr>
+          <w:t>b</w:t>
+        </w:r>
+        <w:r>
+          <w:rPr>
+            <w:rStyle w:val="Hiperhivatkozs"/>
+            <w:rFonts w:eastAsia="Calibri"/>
+            <w:sz w:val="32"/>
+            <w:szCs w:val="32"/>
+            <w:lang w:val="hu" w:eastAsia="hu-HU"/>
+          </w:rPr>
+          <w:t>ra</w:t>
+        </w:r>
+      </w:hyperlink>
+      <w:r>
+        <w:rPr>
+          <w:rFonts w:eastAsia="Calibri"/>
+          <w:color w:val="000000"/>
+          <w:sz w:val="32"/>
+          <w:szCs w:val="32"/>
+          <w:lang w:val="hu" w:eastAsia="hu-HU"/>
+        </w:rPr>
+        <w:t>)</w:t>
+      </w:r>
+      <w:r>
+        <w:rPr>
+          <w:rFonts w:eastAsia="Calibri"/>
+          <w:color w:val="000000"/>
+          <w:sz w:val="32"/>
+          <w:szCs w:val="32"/>
+          <w:lang w:val="hu" w:eastAsia="hu-HU"/>
+        </w:rPr>
+        <w:t xml:space="preserve">. Most csak egy adatbázis miatt előre ki van töltve a Server </w:t>
+      </w:r>
+      <w:proofErr w:type="spellStart"/>
+      <w:r>
+        <w:rPr>
+          <w:rFonts w:eastAsia="Calibri"/>
+          <w:color w:val="000000"/>
+          <w:sz w:val="32"/>
+          <w:szCs w:val="32"/>
+          <w:lang w:val="hu" w:eastAsia="hu-HU"/>
+        </w:rPr>
+        <w:t>name</w:t>
+      </w:r>
+      <w:proofErr w:type="spellEnd"/>
+      <w:r>
+        <w:rPr>
+          <w:rFonts w:eastAsia="Calibri"/>
+          <w:color w:val="000000"/>
+          <w:sz w:val="32"/>
+          <w:szCs w:val="32"/>
+          <w:lang w:val="hu" w:eastAsia="hu-HU"/>
+        </w:rPr>
+        <w:t xml:space="preserve">: </w:t>
+      </w:r>
+      <w:proofErr w:type="spellStart"/>
+      <w:r>
+        <w:rPr>
+          <w:rFonts w:eastAsia="Calibri"/>
+          <w:color w:val="000000"/>
+          <w:sz w:val="32"/>
+          <w:szCs w:val="32"/>
+          <w:lang w:val="hu" w:eastAsia="hu-HU"/>
+        </w:rPr>
+        <w:t>localhost-ra</w:t>
+      </w:r>
+      <w:proofErr w:type="spellEnd"/>
+      <w:r>
+        <w:rPr>
+          <w:rFonts w:eastAsia="Calibri"/>
+          <w:color w:val="000000"/>
+          <w:sz w:val="32"/>
+          <w:szCs w:val="32"/>
+          <w:lang w:val="hu" w:eastAsia="hu-HU"/>
+        </w:rPr>
+        <w:t xml:space="preserve">, és a </w:t>
+      </w:r>
+      <w:proofErr w:type="spellStart"/>
+      <w:r>
+        <w:rPr>
+          <w:rFonts w:eastAsia="Calibri"/>
+          <w:color w:val="000000"/>
+          <w:sz w:val="32"/>
+          <w:szCs w:val="32"/>
+          <w:lang w:val="hu" w:eastAsia="hu-HU"/>
+        </w:rPr>
+        <w:t>Database</w:t>
+      </w:r>
+      <w:proofErr w:type="spellEnd"/>
+      <w:r>
+        <w:rPr>
+          <w:rFonts w:eastAsia="Calibri"/>
+          <w:color w:val="000000"/>
+          <w:sz w:val="32"/>
+          <w:szCs w:val="32"/>
+          <w:lang w:val="hu" w:eastAsia="hu-HU"/>
+        </w:rPr>
+        <w:t xml:space="preserve"> </w:t>
+      </w:r>
+      <w:proofErr w:type="spellStart"/>
+      <w:r>
+        <w:rPr>
+          <w:rFonts w:eastAsia="Calibri"/>
+          <w:color w:val="000000"/>
+          <w:sz w:val="32"/>
+          <w:szCs w:val="32"/>
+          <w:lang w:val="hu" w:eastAsia="hu-HU"/>
+        </w:rPr>
+        <w:t>name</w:t>
+      </w:r>
+      <w:proofErr w:type="spellEnd"/>
+      <w:r>
+        <w:rPr>
+          <w:rFonts w:eastAsia="Calibri"/>
+          <w:color w:val="000000"/>
+          <w:sz w:val="32"/>
+          <w:szCs w:val="32"/>
+          <w:lang w:val="hu" w:eastAsia="hu-HU"/>
+        </w:rPr>
+        <w:t>: „</w:t>
+      </w:r>
+      <w:proofErr w:type="spellStart"/>
+      <w:r>
+        <w:rPr>
+          <w:rFonts w:eastAsia="Calibri"/>
+          <w:color w:val="000000"/>
+          <w:sz w:val="32"/>
+          <w:szCs w:val="32"/>
+          <w:lang w:val="hu" w:eastAsia="hu-HU"/>
+        </w:rPr>
+        <w:t>for_the_potato</w:t>
+      </w:r>
+      <w:proofErr w:type="spellEnd"/>
+      <w:r>
+        <w:rPr>
+          <w:rFonts w:eastAsia="Calibri"/>
+          <w:color w:val="000000"/>
+          <w:sz w:val="32"/>
+          <w:szCs w:val="32"/>
+          <w:lang w:val="hu" w:eastAsia="hu-HU"/>
+        </w:rPr>
+        <w:t xml:space="preserve">”. A kitöltendő mezőkbe a kódba megírt </w:t>
+      </w:r>
+      <w:proofErr w:type="spellStart"/>
+      <w:r>
+        <w:rPr>
+          <w:rFonts w:eastAsia="Calibri"/>
+          <w:color w:val="000000"/>
+          <w:sz w:val="32"/>
+          <w:szCs w:val="32"/>
+          <w:lang w:val="hu" w:eastAsia="hu-HU"/>
+        </w:rPr>
+        <w:t>Admin</w:t>
+      </w:r>
+      <w:proofErr w:type="spellEnd"/>
+      <w:r>
+        <w:rPr>
+          <w:rFonts w:eastAsia="Calibri"/>
+          <w:color w:val="000000"/>
+          <w:sz w:val="32"/>
+          <w:szCs w:val="32"/>
+          <w:lang w:val="hu" w:eastAsia="hu-HU"/>
+        </w:rPr>
+        <w:t xml:space="preserve"> felhasználó nevével és </w:t>
+      </w:r>
+      <w:proofErr w:type="spellStart"/>
+      <w:r>
+        <w:rPr>
+          <w:rFonts w:eastAsia="Calibri"/>
+          <w:color w:val="000000"/>
+          <w:sz w:val="32"/>
+          <w:szCs w:val="32"/>
+          <w:lang w:val="hu" w:eastAsia="hu-HU"/>
+        </w:rPr>
+        <w:t>jelszavával</w:t>
+      </w:r>
+      <w:proofErr w:type="spellEnd"/>
+      <w:r>
+        <w:rPr>
+          <w:rFonts w:eastAsia="Calibri"/>
+          <w:color w:val="000000"/>
+          <w:sz w:val="32"/>
+          <w:szCs w:val="32"/>
+          <w:lang w:val="hu" w:eastAsia="hu-HU"/>
+        </w:rPr>
+        <w:t xml:space="preserve">. Aztán POST kéréssel elküldjük és megkapjuk a JWT </w:t>
+      </w:r>
+      <w:proofErr w:type="spellStart"/>
+      <w:r>
+        <w:rPr>
+          <w:rFonts w:eastAsia="Calibri"/>
+          <w:color w:val="000000"/>
+          <w:sz w:val="32"/>
+          <w:szCs w:val="32"/>
+          <w:lang w:val="hu" w:eastAsia="hu-HU"/>
+        </w:rPr>
+        <w:t>tokent</w:t>
+      </w:r>
+      <w:proofErr w:type="spellEnd"/>
+      <w:r>
+        <w:rPr>
+          <w:rFonts w:eastAsia="Calibri"/>
+          <w:color w:val="000000"/>
+          <w:sz w:val="32"/>
+          <w:szCs w:val="32"/>
+          <w:lang w:val="hu" w:eastAsia="hu-HU"/>
+        </w:rPr>
+        <w:t>.</w:t>
       </w:r>
     </w:p>
     <w:p>
@@ -6192,7 +7154,73 @@
           <w:szCs w:val="32"/>
           <w:lang w:val="hu" w:eastAsia="hu-HU"/>
         </w:rPr>
-        <w:t>Utána egy ablak jelenik meg, ahol egy Datagrid, kettő MenuItem, és ListBox.</w:t>
+        <w:t xml:space="preserve">Utána egy ablak jelenik meg, ahol egy </w:t>
+      </w:r>
+      <w:proofErr w:type="spellStart"/>
+      <w:r>
+        <w:rPr>
+          <w:rFonts w:eastAsia="Calibri"/>
+          <w:color w:val="000000"/>
+          <w:sz w:val="32"/>
+          <w:szCs w:val="32"/>
+          <w:lang w:val="hu" w:eastAsia="hu-HU"/>
+        </w:rPr>
+        <w:t>Datagrid</w:t>
+      </w:r>
+      <w:proofErr w:type="spellEnd"/>
+      <w:r>
+        <w:rPr>
+          <w:rFonts w:eastAsia="Calibri"/>
+          <w:color w:val="000000"/>
+          <w:sz w:val="32"/>
+          <w:szCs w:val="32"/>
+          <w:lang w:val="hu" w:eastAsia="hu-HU"/>
+        </w:rPr>
+        <w:t xml:space="preserve">, kettő </w:t>
+      </w:r>
+      <w:proofErr w:type="spellStart"/>
+      <w:r>
+        <w:rPr>
+          <w:rFonts w:eastAsia="Calibri"/>
+          <w:color w:val="000000"/>
+          <w:sz w:val="32"/>
+          <w:szCs w:val="32"/>
+          <w:lang w:val="hu" w:eastAsia="hu-HU"/>
+        </w:rPr>
+        <w:t>MenuItem</w:t>
+      </w:r>
+      <w:proofErr w:type="spellEnd"/>
+      <w:r>
+        <w:rPr>
+          <w:rFonts w:eastAsia="Calibri"/>
+          <w:color w:val="000000"/>
+          <w:sz w:val="32"/>
+          <w:szCs w:val="32"/>
+          <w:lang w:val="hu" w:eastAsia="hu-HU"/>
+        </w:rPr>
+        <w:t xml:space="preserve">, és </w:t>
+      </w:r>
+      <w:proofErr w:type="spellStart"/>
+      <w:r>
+        <w:rPr>
+          <w:rFonts w:eastAsia="Calibri"/>
+          <w:color w:val="000000"/>
+          <w:sz w:val="32"/>
+          <w:szCs w:val="32"/>
+          <w:lang w:val="hu" w:eastAsia="hu-HU"/>
+        </w:rPr>
+        <w:t>ListBox</w:t>
+      </w:r>
+      <w:proofErr w:type="spellEnd"/>
+      <w:r>
+        <w:rPr>
+          <w:rFonts w:eastAsia="Calibri"/>
+          <w:color w:val="000000"/>
+          <w:sz w:val="32"/>
+          <w:szCs w:val="32"/>
+          <w:lang w:val="hu" w:eastAsia="hu-HU"/>
+        </w:rPr>
+        <w:t>.</w:t>
       </w:r>
     </w:p>
     <w:p>
@@ -6217,15 +7245,49 @@
           <w:lang w:val="hu" w:eastAsia="hu-HU"/>
         </w:rPr>
       </w:pPr>
-      <w:r>
-        <w:rPr>
-          <w:rFonts w:eastAsia="Calibri"/>
-          <w:color w:val="000000"/>
-          <w:sz w:val="32"/>
-          <w:szCs w:val="32"/>
-          <w:lang w:val="hu" w:eastAsia="hu-HU"/>
-        </w:rPr>
-        <w:t>Listbox: Az adatbázis tábláit sorolja fel, ha valamelyiket kattintunk, akkor annak a táblának adatait jeleníti meg a Datagriden.</w:t>
+      <w:proofErr w:type="spellStart"/>
+      <w:r>
+        <w:rPr>
+          <w:rFonts w:eastAsia="Calibri"/>
+          <w:color w:val="000000"/>
+          <w:sz w:val="32"/>
+          <w:szCs w:val="32"/>
+          <w:lang w:val="hu" w:eastAsia="hu-HU"/>
+        </w:rPr>
+        <w:t>Listbox</w:t>
+      </w:r>
+      <w:proofErr w:type="spellEnd"/>
+      <w:r>
+        <w:rPr>
+          <w:rFonts w:eastAsia="Calibri"/>
+          <w:color w:val="000000"/>
+          <w:sz w:val="32"/>
+          <w:szCs w:val="32"/>
+          <w:lang w:val="hu" w:eastAsia="hu-HU"/>
+        </w:rPr>
+        <w:t xml:space="preserve">: Az adatbázis tábláit sorolja fel, ha valamelyiket kattintunk, akkor annak a táblának adatait jeleníti meg a </w:t>
+      </w:r>
+      <w:proofErr w:type="spellStart"/>
+      <w:r>
+        <w:rPr>
+          <w:rFonts w:eastAsia="Calibri"/>
+          <w:color w:val="000000"/>
+          <w:sz w:val="32"/>
+          <w:szCs w:val="32"/>
+          <w:lang w:val="hu" w:eastAsia="hu-HU"/>
+        </w:rPr>
+        <w:t>Datagriden</w:t>
+      </w:r>
+      <w:proofErr w:type="spellEnd"/>
+      <w:r>
+        <w:rPr>
+          <w:rFonts w:eastAsia="Calibri"/>
+          <w:color w:val="000000"/>
+          <w:sz w:val="32"/>
+          <w:szCs w:val="32"/>
+          <w:lang w:val="hu" w:eastAsia="hu-HU"/>
+        </w:rPr>
+        <w:t>.</w:t>
       </w:r>
     </w:p>
     <w:p>
@@ -6250,15 +7312,49 @@
           <w:lang w:val="hu" w:eastAsia="hu-HU"/>
         </w:rPr>
       </w:pPr>
-      <w:r>
-        <w:rPr>
-          <w:rFonts w:eastAsia="Calibri"/>
-          <w:color w:val="000000"/>
-          <w:sz w:val="32"/>
-          <w:szCs w:val="32"/>
-          <w:lang w:val="hu" w:eastAsia="hu-HU"/>
-        </w:rPr>
-        <w:t>Datagrid: Megjeleníti a kiválasztott ListBox elem táblának adatait.</w:t>
+      <w:proofErr w:type="spellStart"/>
+      <w:r>
+        <w:rPr>
+          <w:rFonts w:eastAsia="Calibri"/>
+          <w:color w:val="000000"/>
+          <w:sz w:val="32"/>
+          <w:szCs w:val="32"/>
+          <w:lang w:val="hu" w:eastAsia="hu-HU"/>
+        </w:rPr>
+        <w:t>Datagrid</w:t>
+      </w:r>
+      <w:proofErr w:type="spellEnd"/>
+      <w:r>
+        <w:rPr>
+          <w:rFonts w:eastAsia="Calibri"/>
+          <w:color w:val="000000"/>
+          <w:sz w:val="32"/>
+          <w:szCs w:val="32"/>
+          <w:lang w:val="hu" w:eastAsia="hu-HU"/>
+        </w:rPr>
+        <w:t xml:space="preserve">: Megjeleníti a kiválasztott </w:t>
+      </w:r>
+      <w:proofErr w:type="spellStart"/>
+      <w:r>
+        <w:rPr>
+          <w:rFonts w:eastAsia="Calibri"/>
+          <w:color w:val="000000"/>
+          <w:sz w:val="32"/>
+          <w:szCs w:val="32"/>
+          <w:lang w:val="hu" w:eastAsia="hu-HU"/>
+        </w:rPr>
+        <w:t>ListBox</w:t>
+      </w:r>
+      <w:proofErr w:type="spellEnd"/>
+      <w:r>
+        <w:rPr>
+          <w:rFonts w:eastAsia="Calibri"/>
+          <w:color w:val="000000"/>
+          <w:sz w:val="32"/>
+          <w:szCs w:val="32"/>
+          <w:lang w:val="hu" w:eastAsia="hu-HU"/>
+        </w:rPr>
+        <w:t xml:space="preserve"> elem táblának adatait.</w:t>
       </w:r>
     </w:p>
     <w:p>
@@ -6283,6 +7379,7 @@
           <w:lang w:val="hu" w:eastAsia="hu-HU"/>
         </w:rPr>
       </w:pPr>
+      <w:proofErr w:type="spellStart"/>
       <w:r>
         <w:rPr>
           <w:rFonts w:eastAsia="Calibri"/>
@@ -6292,7 +7389,18 @@
           <w:lang w:val="hu" w:eastAsia="hu-HU"/>
         </w:rPr>
         <w:lastRenderedPageBreak/>
-        <w:t>MenuItemek: „Műveletek”, „Kijelentkezés”:</w:t>
+        <w:t>MenuItemek</w:t>
+      </w:r>
+      <w:proofErr w:type="spellEnd"/>
+      <w:r>
+        <w:rPr>
+          <w:rFonts w:eastAsia="Calibri"/>
+          <w:color w:val="000000"/>
+          <w:sz w:val="32"/>
+          <w:szCs w:val="32"/>
+          <w:lang w:val="hu" w:eastAsia="hu-HU"/>
+        </w:rPr>
+        <w:t>: „Műveletek”, „Kijelentkezés”:</w:t>
       </w:r>
     </w:p>
     <w:p>
@@ -6325,7 +7433,51 @@
           <w:szCs w:val="32"/>
           <w:lang w:val="hu" w:eastAsia="hu-HU"/>
         </w:rPr>
-        <w:t>„Műveletek” menuItem megnyomása után négy MenuItem van:</w:t>
+        <w:t xml:space="preserve">„Műveletek” </w:t>
+      </w:r>
+      <w:proofErr w:type="spellStart"/>
+      <w:r>
+        <w:rPr>
+          <w:rFonts w:eastAsia="Calibri"/>
+          <w:color w:val="000000"/>
+          <w:sz w:val="32"/>
+          <w:szCs w:val="32"/>
+          <w:lang w:val="hu" w:eastAsia="hu-HU"/>
+        </w:rPr>
+        <w:t>menuItem</w:t>
+      </w:r>
+      <w:proofErr w:type="spellEnd"/>
+      <w:r>
+        <w:rPr>
+          <w:rFonts w:eastAsia="Calibri"/>
+          <w:color w:val="000000"/>
+          <w:sz w:val="32"/>
+          <w:szCs w:val="32"/>
+          <w:lang w:val="hu" w:eastAsia="hu-HU"/>
+        </w:rPr>
+        <w:t xml:space="preserve"> megnyomása után négy </w:t>
+      </w:r>
+      <w:proofErr w:type="spellStart"/>
+      <w:r>
+        <w:rPr>
+          <w:rFonts w:eastAsia="Calibri"/>
+          <w:color w:val="000000"/>
+          <w:sz w:val="32"/>
+          <w:szCs w:val="32"/>
+          <w:lang w:val="hu" w:eastAsia="hu-HU"/>
+        </w:rPr>
+        <w:t>MenuItem</w:t>
+      </w:r>
+      <w:proofErr w:type="spellEnd"/>
+      <w:r>
+        <w:rPr>
+          <w:rFonts w:eastAsia="Calibri"/>
+          <w:color w:val="000000"/>
+          <w:sz w:val="32"/>
+          <w:szCs w:val="32"/>
+          <w:lang w:val="hu" w:eastAsia="hu-HU"/>
+        </w:rPr>
+        <w:t xml:space="preserve"> van:</w:t>
       </w:r>
     </w:p>
     <w:p>
@@ -6358,7 +7510,109 @@
           <w:szCs w:val="32"/>
           <w:lang w:val="hu" w:eastAsia="hu-HU"/>
         </w:rPr>
-        <w:t>„Új rekord”: A jelenlegi táblának egy új adat rekord hozzáadása, az elvárt JSON szerkezet szerint.</w:t>
+        <w:t xml:space="preserve">„Új rekord”: A jelenlegi táblának egy új adat rekord hozzáadása, az elvárt JSON </w:t>
+      </w:r>
+      <w:r>
+        <w:rPr>
+          <w:rFonts w:eastAsia="Calibri"/>
+          <w:color w:val="000000"/>
+          <w:sz w:val="32"/>
+          <w:szCs w:val="32"/>
+          <w:lang w:val="hu" w:eastAsia="hu-HU"/>
+        </w:rPr>
+        <w:t xml:space="preserve">objektum </w:t>
+      </w:r>
+      <w:r>
+        <w:rPr>
+          <w:rFonts w:eastAsia="Calibri"/>
+          <w:color w:val="000000"/>
+          <w:sz w:val="32"/>
+          <w:szCs w:val="32"/>
+          <w:lang w:val="hu" w:eastAsia="hu-HU"/>
+        </w:rPr>
+        <w:t>szerkezet</w:t>
+      </w:r>
+      <w:r>
+        <w:rPr>
+          <w:rFonts w:eastAsia="Calibri"/>
+          <w:color w:val="000000"/>
+          <w:sz w:val="32"/>
+          <w:szCs w:val="32"/>
+          <w:lang w:val="hu" w:eastAsia="hu-HU"/>
+        </w:rPr>
+        <w:t>e</w:t>
+      </w:r>
+      <w:r>
+        <w:rPr>
+          <w:rFonts w:eastAsia="Calibri"/>
+          <w:color w:val="000000"/>
+          <w:sz w:val="32"/>
+          <w:szCs w:val="32"/>
+          <w:lang w:val="hu" w:eastAsia="hu-HU"/>
+        </w:rPr>
+        <w:t xml:space="preserve"> szerint</w:t>
+      </w:r>
+      <w:r>
+        <w:rPr>
+          <w:rFonts w:eastAsia="Calibri"/>
+          <w:color w:val="000000"/>
+          <w:sz w:val="32"/>
+          <w:szCs w:val="32"/>
+          <w:lang w:val="hu" w:eastAsia="hu-HU"/>
+        </w:rPr>
+        <w:t xml:space="preserve"> (</w:t>
+      </w:r>
+      <w:hyperlink w:anchor="_AddWindow.xaml.cs" w:history="1">
+        <w:r>
+          <w:rPr>
+            <w:rStyle w:val="Hiperhivatkozs"/>
+            <w:rFonts w:eastAsia="Calibri"/>
+            <w:sz w:val="32"/>
+            <w:szCs w:val="32"/>
+            <w:lang w:val="hu" w:eastAsia="hu-HU"/>
+          </w:rPr>
+          <w:t>3. áb</w:t>
+        </w:r>
+        <w:r>
+          <w:rPr>
+            <w:rStyle w:val="Hiperhivatkozs"/>
+            <w:rFonts w:eastAsia="Calibri"/>
+            <w:sz w:val="32"/>
+            <w:szCs w:val="32"/>
+            <w:lang w:val="hu" w:eastAsia="hu-HU"/>
+          </w:rPr>
+          <w:t>r</w:t>
+        </w:r>
+        <w:r>
+          <w:rPr>
+            <w:rStyle w:val="Hiperhivatkozs"/>
+            <w:rFonts w:eastAsia="Calibri"/>
+            <w:sz w:val="32"/>
+            <w:szCs w:val="32"/>
+            <w:lang w:val="hu" w:eastAsia="hu-HU"/>
+          </w:rPr>
+          <w:t>a</w:t>
+        </w:r>
+      </w:hyperlink>
+      <w:r>
+        <w:rPr>
+          <w:rFonts w:eastAsia="Calibri"/>
+          <w:color w:val="000000"/>
+          <w:sz w:val="32"/>
+          <w:szCs w:val="32"/>
+          <w:lang w:val="hu" w:eastAsia="hu-HU"/>
+        </w:rPr>
+        <w:t>)</w:t>
+      </w:r>
+      <w:r>
+        <w:rPr>
+          <w:rFonts w:eastAsia="Calibri"/>
+          <w:color w:val="000000"/>
+          <w:sz w:val="32"/>
+          <w:szCs w:val="32"/>
+          <w:lang w:val="hu" w:eastAsia="hu-HU"/>
+        </w:rPr>
+        <w:t>.</w:t>
       </w:r>
     </w:p>
     <w:p>
@@ -6424,7 +7678,29 @@
           <w:szCs w:val="32"/>
           <w:lang w:val="hu" w:eastAsia="hu-HU"/>
         </w:rPr>
-        <w:t>„Kiválasztott elem törlése”: A jelenlegi tábla kiválasztott rekord törlése az Id-ja alapján. Ha nincsen kiválasztva, akkor nem elérhető.</w:t>
+        <w:t xml:space="preserve">„Kiválasztott elem törlése”: A jelenlegi tábla kiválasztott rekord törlése az </w:t>
+      </w:r>
+      <w:proofErr w:type="spellStart"/>
+      <w:r>
+        <w:rPr>
+          <w:rFonts w:eastAsia="Calibri"/>
+          <w:color w:val="000000"/>
+          <w:sz w:val="32"/>
+          <w:szCs w:val="32"/>
+          <w:lang w:val="hu" w:eastAsia="hu-HU"/>
+        </w:rPr>
+        <w:t>Id</w:t>
+      </w:r>
+      <w:proofErr w:type="spellEnd"/>
+      <w:r>
+        <w:rPr>
+          <w:rFonts w:eastAsia="Calibri"/>
+          <w:color w:val="000000"/>
+          <w:sz w:val="32"/>
+          <w:szCs w:val="32"/>
+          <w:lang w:val="hu" w:eastAsia="hu-HU"/>
+        </w:rPr>
+        <w:t>-ja alapján. Ha nincsen kiválasztva, akkor nem elérhető.</w:t>
       </w:r>
     </w:p>
     <w:p>
@@ -6491,7 +7767,7 @@
           <w:lang w:val="hu-HU"/>
         </w:rPr>
       </w:pPr>
-      <w:bookmarkStart w:id="19" w:name="_Toc227017415"/>
+      <w:bookmarkStart w:id="5" w:name="_Toc227025665"/>
       <w:r>
         <w:rPr>
           <w:rFonts w:asciiTheme="minorHAnsi" w:hAnsiTheme="minorHAnsi" w:cstheme="minorHAnsi"/>
@@ -6499,9 +7775,19 @@
           <w:lang w:val="hu-HU"/>
         </w:rPr>
         <w:lastRenderedPageBreak/>
-        <w:t>Borsod Coding</w:t>
-      </w:r>
-      <w:bookmarkEnd w:id="19"/>
+        <w:t xml:space="preserve">Borsod </w:t>
+      </w:r>
+      <w:proofErr w:type="spellStart"/>
+      <w:r>
+        <w:rPr>
+          <w:rFonts w:asciiTheme="minorHAnsi" w:hAnsiTheme="minorHAnsi" w:cstheme="minorHAnsi"/>
+          <w:szCs w:val="72"/>
+          <w:lang w:val="hu-HU"/>
+        </w:rPr>
+        <w:t>Coding</w:t>
+      </w:r>
+      <w:bookmarkEnd w:id="5"/>
+      <w:proofErr w:type="spellEnd"/>
     </w:p>
     <w:p>
       <w:pPr>
@@ -6530,7 +7816,29 @@
           <w:szCs w:val="32"/>
           <w:lang w:val="hu" w:eastAsia="hu-HU"/>
         </w:rPr>
-        <w:t>A nevünk egy emlékeztető arra, honnan jöttünk és milyen utat jártunk be ezidáig. Emellett szerettünk volna valami vállalatos hangzású nevet.</w:t>
+        <w:t xml:space="preserve">A nevünk egy emlékeztető arra, honnan jöttünk és milyen utat jártunk be </w:t>
+      </w:r>
+      <w:proofErr w:type="spellStart"/>
+      <w:r>
+        <w:rPr>
+          <w:rFonts w:eastAsia="Calibri"/>
+          <w:color w:val="000000"/>
+          <w:sz w:val="32"/>
+          <w:szCs w:val="32"/>
+          <w:lang w:val="hu" w:eastAsia="hu-HU"/>
+        </w:rPr>
+        <w:t>ezidáig</w:t>
+      </w:r>
+      <w:proofErr w:type="spellEnd"/>
+      <w:r>
+        <w:rPr>
+          <w:rFonts w:eastAsia="Calibri"/>
+          <w:color w:val="000000"/>
+          <w:sz w:val="32"/>
+          <w:szCs w:val="32"/>
+          <w:lang w:val="hu" w:eastAsia="hu-HU"/>
+        </w:rPr>
+        <w:t>. Emellett szerettünk volna valami vállalatos hangzású nevet.</w:t>
       </w:r>
     </w:p>
     <w:p>
@@ -6565,14 +7873,13 @@
     </w:p>
     <w:p>
       <w:pPr>
-        <w:pStyle w:val="Cmsor2"/>
-        <w:rPr>
-          <w:rFonts w:eastAsia="Calibri"/>
-          <w:lang w:val="hu" w:eastAsia="hu-HU"/>
-        </w:rPr>
-      </w:pPr>
-      <w:bookmarkStart w:id="20" w:name="_Toc227002228"/>
-      <w:bookmarkStart w:id="21" w:name="_Toc227017416"/>
+        <w:pStyle w:val="Alcm"/>
+        <w:rPr>
+          <w:rFonts w:eastAsia="Calibri"/>
+          <w:lang w:val="hu" w:eastAsia="hu-HU"/>
+        </w:rPr>
+      </w:pPr>
+      <w:bookmarkStart w:id="6" w:name="_Toc227002228"/>
       <w:r>
         <w:rPr>
           <w:rFonts w:eastAsia="Calibri"/>
@@ -6580,8 +7887,7 @@
         </w:rPr>
         <w:t>Feladatok elosztása:</w:t>
       </w:r>
-      <w:bookmarkEnd w:id="20"/>
-      <w:bookmarkEnd w:id="21"/>
+      <w:bookmarkEnd w:id="6"/>
     </w:p>
     <w:p>
       <w:pPr>
@@ -6728,6 +8034,7 @@
           <w:lang w:val="hu" w:eastAsia="hu-HU"/>
         </w:rPr>
       </w:pPr>
+      <w:proofErr w:type="spellStart"/>
       <w:r>
         <w:rPr>
           <w:rFonts w:eastAsia="Calibri"/>
@@ -6738,6 +8045,7 @@
         </w:rPr>
         <w:t>Github</w:t>
       </w:r>
+      <w:proofErr w:type="spellEnd"/>
     </w:p>
     <w:p>
       <w:pPr>
@@ -6818,6 +8126,7 @@
           <w:lang w:val="hu" w:eastAsia="hu-HU"/>
         </w:rPr>
       </w:pPr>
+      <w:proofErr w:type="spellStart"/>
       <w:r>
         <w:rPr>
           <w:rFonts w:eastAsia="Calibri"/>
@@ -6828,6 +8137,7 @@
         </w:rPr>
         <w:t>Trello</w:t>
       </w:r>
+      <w:proofErr w:type="spellEnd"/>
     </w:p>
     <w:p>
       <w:pPr>
@@ -6881,7 +8191,8 @@
           <w:szCs w:val="44"/>
         </w:rPr>
       </w:pPr>
-      <w:bookmarkStart w:id="22" w:name="_Toc227017417"/>
+      <w:bookmarkStart w:id="7" w:name="_Toc227025666"/>
+      <w:proofErr w:type="spellStart"/>
       <w:r>
         <w:rPr>
           <w:sz w:val="44"/>
@@ -6889,7 +8200,8 @@
         </w:rPr>
         <w:t>Irodalomjegyzék</w:t>
       </w:r>
-      <w:bookmarkEnd w:id="22"/>
+      <w:bookmarkEnd w:id="7"/>
+      <w:proofErr w:type="spellEnd"/>
     </w:p>
     <w:p>
       <w:pPr>
@@ -6933,7 +8245,39 @@
         <w:spacing w:after="120"/>
       </w:pPr>
       <w:r>
-        <w:t xml:space="preserve">Forrás: pygame-ce használata/telepítése, webcím: </w:t>
+        <w:t xml:space="preserve">Forrás: </w:t>
+      </w:r>
+      <w:proofErr w:type="spellStart"/>
+      <w:r>
+        <w:t>pygame-ce</w:t>
+      </w:r>
+      <w:proofErr w:type="spellEnd"/>
+      <w:r>
+        <w:t xml:space="preserve"> </w:t>
+      </w:r>
+      <w:proofErr w:type="spellStart"/>
+      <w:r>
+        <w:t>használata</w:t>
+      </w:r>
+      <w:proofErr w:type="spellEnd"/>
+      <w:r>
+        <w:t>/</w:t>
+      </w:r>
+      <w:proofErr w:type="spellStart"/>
+      <w:r>
+        <w:t>telepítése</w:t>
+      </w:r>
+      <w:proofErr w:type="spellEnd"/>
+      <w:r>
+        <w:t xml:space="preserve">, </w:t>
+      </w:r>
+      <w:proofErr w:type="spellStart"/>
+      <w:r>
+        <w:t>webcím</w:t>
+      </w:r>
+      <w:proofErr w:type="spellEnd"/>
+      <w:r>
+        <w:t xml:space="preserve">: </w:t>
       </w:r>
       <w:hyperlink r:id="rId13" w:history="1">
         <w:r>
@@ -6944,7 +8288,23 @@
         </w:r>
       </w:hyperlink>
       <w:r>
-        <w:t>, letöltés dátuma: 2024.12.19</w:t>
+        <w:t xml:space="preserve">, </w:t>
+      </w:r>
+      <w:proofErr w:type="spellStart"/>
+      <w:r>
+        <w:t>letöltés</w:t>
+      </w:r>
+      <w:proofErr w:type="spellEnd"/>
+      <w:r>
+        <w:t xml:space="preserve"> </w:t>
+      </w:r>
+      <w:proofErr w:type="spellStart"/>
+      <w:r>
+        <w:t>dátuma</w:t>
+      </w:r>
+      <w:proofErr w:type="spellEnd"/>
+      <w:r>
+        <w:t>: 2024.12.19</w:t>
       </w:r>
     </w:p>
     <w:p>
@@ -6956,39 +8316,53 @@
         <w:spacing w:after="120"/>
       </w:pPr>
       <w:r>
-        <w:t>Forrás: Inno Setup használata</w:t>
-      </w:r>
-      <w:r>
-        <w:t xml:space="preserve">, webcím: </w:t>
+        <w:t xml:space="preserve">Forrás: Inno Setup </w:t>
+      </w:r>
+      <w:proofErr w:type="spellStart"/>
+      <w:r>
+        <w:t>használata</w:t>
+      </w:r>
+      <w:proofErr w:type="spellEnd"/>
+      <w:r>
+        <w:t xml:space="preserve">, </w:t>
+      </w:r>
+      <w:proofErr w:type="spellStart"/>
+      <w:r>
+        <w:t>webcím</w:t>
+      </w:r>
+      <w:proofErr w:type="spellEnd"/>
+      <w:r>
+        <w:t xml:space="preserve">: </w:t>
       </w:r>
       <w:hyperlink r:id="rId14" w:history="1">
         <w:r>
           <w:rPr>
             <w:rStyle w:val="Hiperhivatkozs"/>
           </w:rPr>
-          <w:t>https://jrsoftw</w:t>
-        </w:r>
-        <w:r>
-          <w:rPr>
-            <w:rStyle w:val="Hiperhivatkozs"/>
-          </w:rPr>
-          <w:t>a</w:t>
-        </w:r>
-        <w:r>
-          <w:rPr>
-            <w:rStyle w:val="Hiperhivatkozs"/>
-          </w:rPr>
-          <w:t>re.org/ishelp/</w:t>
+          <w:t>https://jrsoftware.org/ishelp/</w:t>
         </w:r>
       </w:hyperlink>
       <w:r>
         <w:t>,</w:t>
       </w:r>
       <w:r>
-        <w:t xml:space="preserve"> Inno Setup letöltése</w:t>
-      </w:r>
-      <w:r>
-        <w:t xml:space="preserve">: webcím: </w:t>
+        <w:t xml:space="preserve"> Inno Setup </w:t>
+      </w:r>
+      <w:proofErr w:type="spellStart"/>
+      <w:r>
+        <w:t>letöltése</w:t>
+      </w:r>
+      <w:proofErr w:type="spellEnd"/>
+      <w:r>
+        <w:t xml:space="preserve">: </w:t>
+      </w:r>
+      <w:proofErr w:type="spellStart"/>
+      <w:r>
+        <w:t>webcím</w:t>
+      </w:r>
+      <w:proofErr w:type="spellEnd"/>
+      <w:r>
+        <w:t xml:space="preserve">: </w:t>
       </w:r>
       <w:hyperlink r:id="rId15" w:history="1">
         <w:r>
@@ -7001,8 +8375,21 @@
       <w:r>
         <w:t xml:space="preserve"> </w:t>
       </w:r>
-      <w:r>
-        <w:t xml:space="preserve">letöltés dátuma: </w:t>
+      <w:proofErr w:type="spellStart"/>
+      <w:r>
+        <w:t>letöltés</w:t>
+      </w:r>
+      <w:proofErr w:type="spellEnd"/>
+      <w:r>
+        <w:t xml:space="preserve"> </w:t>
+      </w:r>
+      <w:proofErr w:type="spellStart"/>
+      <w:r>
+        <w:t>dátuma</w:t>
+      </w:r>
+      <w:proofErr w:type="spellEnd"/>
+      <w:r>
+        <w:t xml:space="preserve">: </w:t>
       </w:r>
       <w:r>
         <w:t>2025.12.22</w:t>
@@ -7156,14 +8543,14 @@
           <w:lang w:val="hu-HU"/>
         </w:rPr>
       </w:pPr>
-      <w:bookmarkStart w:id="23" w:name="_Toc227017418"/>
+      <w:bookmarkStart w:id="8" w:name="_Toc227025667"/>
       <w:r>
         <w:rPr>
           <w:lang w:val="hu-HU"/>
         </w:rPr>
         <w:t>Mellékletek</w:t>
       </w:r>
-      <w:bookmarkEnd w:id="23"/>
+      <w:bookmarkEnd w:id="8"/>
     </w:p>
     <w:p>
       <w:pPr>
@@ -7173,13 +8560,15 @@
           <w:lang w:val="hu-HU"/>
         </w:rPr>
       </w:pPr>
+      <w:bookmarkStart w:id="9" w:name="_worlds.py"/>
+      <w:bookmarkEnd w:id="9"/>
       <w:r>
         <w:rPr>
           <w:lang w:val="hu-HU"/>
         </w:rPr>
         <w:br w:type="page"/>
       </w:r>
-      <w:bookmarkStart w:id="24" w:name="_Toc227017419"/>
+      <w:bookmarkStart w:id="10" w:name="_Toc227025668"/>
       <w:r>
         <w:rPr>
           <w:lang w:val="hu-HU"/>
@@ -7199,7 +8588,7 @@
         </w:rPr>
         <w:t>py</w:t>
       </w:r>
-      <w:bookmarkEnd w:id="24"/>
+      <w:bookmarkEnd w:id="10"/>
     </w:p>
     <w:p>
       <w:pPr>
@@ -7263,7 +8652,9 @@
           <w:lang w:val="hu-HU"/>
         </w:rPr>
       </w:pPr>
-      <w:bookmarkStart w:id="25" w:name="_Toc227017420"/>
+      <w:bookmarkStart w:id="11" w:name="_MainWindow.xaml.cs"/>
+      <w:bookmarkStart w:id="12" w:name="_Toc227025669"/>
+      <w:bookmarkEnd w:id="11"/>
       <w:r>
         <w:rPr>
           <w:noProof/>
@@ -7326,6 +8717,7 @@
           </wp:anchor>
         </w:drawing>
       </w:r>
+      <w:proofErr w:type="spellStart"/>
       <w:r>
         <w:rPr>
           <w:lang w:val="hu-HU"/>
@@ -7344,7 +8736,8 @@
         </w:rPr>
         <w:t>s</w:t>
       </w:r>
-      <w:bookmarkEnd w:id="25"/>
+      <w:bookmarkEnd w:id="12"/>
+      <w:proofErr w:type="spellEnd"/>
     </w:p>
     <w:p>
       <w:pPr>
@@ -7354,7 +8747,9 @@
           <w:lang w:val="hu-HU"/>
         </w:rPr>
       </w:pPr>
-      <w:bookmarkStart w:id="26" w:name="_Toc227017421"/>
+      <w:bookmarkStart w:id="13" w:name="_AddWindow.xaml.cs"/>
+      <w:bookmarkStart w:id="14" w:name="_Toc227025670"/>
+      <w:bookmarkEnd w:id="13"/>
       <w:r>
         <w:rPr>
           <w:noProof/>
@@ -7362,16 +8757,16 @@
         </w:rPr>
         <w:lastRenderedPageBreak/>
         <w:drawing>
-          <wp:anchor distT="0" distB="0" distL="114300" distR="114300" simplePos="0" relativeHeight="251664384" behindDoc="0" locked="0" layoutInCell="1" allowOverlap="1" wp14:anchorId="08EBFED7" wp14:editId="21BF9FA3">
+          <wp:anchor distT="0" distB="0" distL="114300" distR="114300" simplePos="0" relativeHeight="251664384" behindDoc="0" locked="0" layoutInCell="1" allowOverlap="1" wp14:anchorId="08EBFED7" wp14:editId="3619C8A6">
             <wp:simplePos x="0" y="0"/>
             <wp:positionH relativeFrom="margin">
               <wp:posOffset>-623570</wp:posOffset>
             </wp:positionH>
             <wp:positionV relativeFrom="paragraph">
-              <wp:posOffset>661670</wp:posOffset>
+              <wp:posOffset>662305</wp:posOffset>
             </wp:positionV>
-            <wp:extent cx="7033260" cy="7553325"/>
-            <wp:effectExtent l="0" t="0" r="0" b="9525"/>
+            <wp:extent cx="7033260" cy="8001000"/>
+            <wp:effectExtent l="0" t="0" r="0" b="0"/>
             <wp:wrapSquare wrapText="bothSides"/>
             <wp:docPr id="1205359967" name="Kép 12"/>
             <wp:cNvGraphicFramePr>
@@ -7399,7 +8794,7 @@
                   <pic:spPr>
                     <a:xfrm>
                       <a:off x="0" y="0"/>
-                      <a:ext cx="7033260" cy="7553325"/>
+                      <a:ext cx="7033260" cy="8001000"/>
                     </a:xfrm>
                     <a:prstGeom prst="rect">
                       <a:avLst/>
@@ -7417,13 +8812,15 @@
           </wp:anchor>
         </w:drawing>
       </w:r>
+      <w:proofErr w:type="spellStart"/>
       <w:r>
         <w:rPr>
           <w:lang w:val="hu-HU"/>
         </w:rPr>
         <w:t>AddWindow.xaml.cs</w:t>
       </w:r>
-      <w:bookmarkEnd w:id="26"/>
+      <w:bookmarkEnd w:id="14"/>
+      <w:proofErr w:type="spellEnd"/>
     </w:p>
     <w:p>
       <w:pPr>
@@ -7446,7 +8843,9 @@
           <w:lang w:val="hu-HU"/>
         </w:rPr>
       </w:pPr>
-      <w:bookmarkStart w:id="27" w:name="_Toc227017422"/>
+      <w:bookmarkStart w:id="15" w:name="_menu.py"/>
+      <w:bookmarkStart w:id="16" w:name="_Toc227025671"/>
+      <w:bookmarkEnd w:id="15"/>
       <w:r>
         <w:rPr>
           <w:noProof/>
@@ -7454,7 +8853,7 @@
         </w:rPr>
         <w:lastRenderedPageBreak/>
         <w:drawing>
-          <wp:anchor distT="0" distB="0" distL="114300" distR="114300" simplePos="0" relativeHeight="251665408" behindDoc="0" locked="0" layoutInCell="1" allowOverlap="1" wp14:anchorId="217EA455" wp14:editId="635B2689">
+          <wp:anchor distT="0" distB="0" distL="114300" distR="114300" simplePos="0" relativeHeight="251665408" behindDoc="0" locked="0" layoutInCell="1" allowOverlap="1" wp14:anchorId="217EA455" wp14:editId="5AD49B05">
             <wp:simplePos x="0" y="0"/>
             <wp:positionH relativeFrom="margin">
               <wp:align>center</wp:align>
@@ -7462,8 +8861,8 @@
             <wp:positionV relativeFrom="paragraph">
               <wp:posOffset>757555</wp:posOffset>
             </wp:positionV>
-            <wp:extent cx="6666865" cy="8106741"/>
-            <wp:effectExtent l="0" t="0" r="635" b="8890"/>
+            <wp:extent cx="6666230" cy="7905750"/>
+            <wp:effectExtent l="0" t="0" r="1270" b="0"/>
             <wp:wrapSquare wrapText="bothSides"/>
             <wp:docPr id="233673644" name="Kép 13"/>
             <wp:cNvGraphicFramePr>
@@ -7491,7 +8890,7 @@
                   <pic:spPr>
                     <a:xfrm>
                       <a:off x="0" y="0"/>
-                      <a:ext cx="6666865" cy="8106741"/>
+                      <a:ext cx="6669043" cy="7908656"/>
                     </a:xfrm>
                     <a:prstGeom prst="rect">
                       <a:avLst/>
@@ -7503,6 +8902,9 @@
             <wp14:sizeRelH relativeFrom="margin">
               <wp14:pctWidth>0</wp14:pctWidth>
             </wp14:sizeRelH>
+            <wp14:sizeRelV relativeFrom="margin">
+              <wp14:pctHeight>0</wp14:pctHeight>
+            </wp14:sizeRelV>
           </wp:anchor>
         </w:drawing>
       </w:r>
@@ -7512,7 +8914,7 @@
         </w:rPr>
         <w:t>menu.py</w:t>
       </w:r>
-      <w:bookmarkEnd w:id="27"/>
+      <w:bookmarkEnd w:id="16"/>
     </w:p>
     <w:sectPr>
       <w:footerReference w:type="default" r:id="rId21"/>
@@ -10379,6 +11781,129 @@
       <w:u w:val="single"/>
     </w:rPr>
   </w:style>
+  <w:style w:type="paragraph" w:styleId="TJ3">
+    <w:name w:val="toc 3"/>
+    <w:basedOn w:val="Norml"/>
+    <w:next w:val="Norml"/>
+    <w:autoRedefine/>
+    <w:uiPriority w:val="39"/>
+    <w:unhideWhenUsed/>
+    <w:rsid w:val="00135212"/>
+    <w:pPr>
+      <w:spacing w:after="100"/>
+      <w:ind w:left="440"/>
+    </w:pPr>
+    <w:rPr>
+      <w:rFonts w:asciiTheme="minorHAnsi" w:eastAsiaTheme="minorEastAsia" w:hAnsiTheme="minorHAnsi" w:cs="Times New Roman"/>
+      <w:lang w:val="hu-HU" w:eastAsia="hu-HU"/>
+    </w:rPr>
+  </w:style>
+  <w:style w:type="character" w:styleId="Jegyzethivatkozs">
+    <w:name w:val="annotation reference"/>
+    <w:basedOn w:val="Bekezdsalapbettpusa"/>
+    <w:uiPriority w:val="99"/>
+    <w:semiHidden/>
+    <w:unhideWhenUsed/>
+    <w:rsid w:val="00D91BC1"/>
+    <w:rPr>
+      <w:sz w:val="16"/>
+      <w:szCs w:val="16"/>
+    </w:rPr>
+  </w:style>
+  <w:style w:type="paragraph" w:styleId="Jegyzetszveg">
+    <w:name w:val="annotation text"/>
+    <w:basedOn w:val="Norml"/>
+    <w:link w:val="JegyzetszvegChar"/>
+    <w:uiPriority w:val="99"/>
+    <w:semiHidden/>
+    <w:unhideWhenUsed/>
+    <w:rsid w:val="00D91BC1"/>
+    <w:pPr>
+      <w:spacing w:line="240" w:lineRule="auto"/>
+    </w:pPr>
+    <w:rPr>
+      <w:sz w:val="20"/>
+      <w:szCs w:val="20"/>
+    </w:rPr>
+  </w:style>
+  <w:style w:type="character" w:customStyle="1" w:styleId="JegyzetszvegChar">
+    <w:name w:val="Jegyzetszöveg Char"/>
+    <w:basedOn w:val="Bekezdsalapbettpusa"/>
+    <w:link w:val="Jegyzetszveg"/>
+    <w:uiPriority w:val="99"/>
+    <w:semiHidden/>
+    <w:rsid w:val="00D91BC1"/>
+    <w:rPr>
+      <w:rFonts w:ascii="Calibri" w:eastAsia="Times New Roman" w:hAnsi="Calibri" w:cs="Calibri"/>
+      <w:sz w:val="20"/>
+      <w:szCs w:val="20"/>
+      <w:lang w:val="en-GB"/>
+    </w:rPr>
+  </w:style>
+  <w:style w:type="paragraph" w:styleId="Megjegyzstrgya">
+    <w:name w:val="annotation subject"/>
+    <w:basedOn w:val="Jegyzetszveg"/>
+    <w:next w:val="Jegyzetszveg"/>
+    <w:link w:val="MegjegyzstrgyaChar"/>
+    <w:uiPriority w:val="99"/>
+    <w:semiHidden/>
+    <w:unhideWhenUsed/>
+    <w:rsid w:val="00D91BC1"/>
+    <w:rPr>
+      <w:b/>
+      <w:bCs/>
+    </w:rPr>
+  </w:style>
+  <w:style w:type="character" w:customStyle="1" w:styleId="MegjegyzstrgyaChar">
+    <w:name w:val="Megjegyzés tárgya Char"/>
+    <w:basedOn w:val="JegyzetszvegChar"/>
+    <w:link w:val="Megjegyzstrgya"/>
+    <w:uiPriority w:val="99"/>
+    <w:semiHidden/>
+    <w:rsid w:val="00D91BC1"/>
+    <w:rPr>
+      <w:rFonts w:ascii="Calibri" w:eastAsia="Times New Roman" w:hAnsi="Calibri" w:cs="Calibri"/>
+      <w:b/>
+      <w:bCs/>
+      <w:sz w:val="20"/>
+      <w:szCs w:val="20"/>
+      <w:lang w:val="en-GB"/>
+    </w:rPr>
+  </w:style>
+  <w:style w:type="paragraph" w:styleId="Alcm">
+    <w:name w:val="Subtitle"/>
+    <w:basedOn w:val="Norml"/>
+    <w:next w:val="Norml"/>
+    <w:link w:val="AlcmChar"/>
+    <w:uiPriority w:val="11"/>
+    <w:qFormat/>
+    <w:rsid w:val="00754EA3"/>
+    <w:pPr>
+      <w:numPr>
+        <w:ilvl w:val="1"/>
+      </w:numPr>
+    </w:pPr>
+    <w:rPr>
+      <w:rFonts w:asciiTheme="minorHAnsi" w:eastAsiaTheme="minorEastAsia" w:hAnsiTheme="minorHAnsi" w:cstheme="minorBidi"/>
+      <w:color w:val="5A5A5A" w:themeColor="text1" w:themeTint="A5"/>
+      <w:spacing w:val="15"/>
+      <w:sz w:val="48"/>
+    </w:rPr>
+  </w:style>
+  <w:style w:type="character" w:customStyle="1" w:styleId="AlcmChar">
+    <w:name w:val="Alcím Char"/>
+    <w:basedOn w:val="Bekezdsalapbettpusa"/>
+    <w:link w:val="Alcm"/>
+    <w:uiPriority w:val="11"/>
+    <w:rsid w:val="00754EA3"/>
+    <w:rPr>
+      <w:rFonts w:eastAsiaTheme="minorEastAsia"/>
+      <w:color w:val="5A5A5A" w:themeColor="text1" w:themeTint="A5"/>
+      <w:spacing w:val="15"/>
+      <w:sz w:val="48"/>
+      <w:lang w:val="en-GB"/>
+    </w:rPr>
+  </w:style>
 </w:styles>
 </file>
 
@@ -10678,11 +12203,18 @@
 </file>
 
 <file path=customXml/item1.xml><?xml version="1.0" encoding="utf-8"?>
-<b:Sources xmlns:b="http://schemas.openxmlformats.org/officeDocument/2006/bibliography" xmlns="http://schemas.openxmlformats.org/officeDocument/2006/bibliography" SelectedStyle="\APASixthEditionOfficeOnline.xsl" StyleName="APA" Version="6"/>
+<b:Sources xmlns:b="http://schemas.openxmlformats.org/officeDocument/2006/bibliography" xmlns="http://schemas.openxmlformats.org/officeDocument/2006/bibliography" SelectedStyle="\APASixthEditionOfficeOnline.xsl" StyleName="APA" Version="6">
+  <b:Source xmlns:b="http://schemas.openxmlformats.org/officeDocument/2006/bibliography">
+    <b:Tag>Helyőrző1</b:Tag>
+    <b:SourceType>Book</b:SourceType>
+    <b:Guid>{DF3FCFAA-D6B3-4964-99E0-7E27BEED782D}</b:Guid>
+    <b:RefOrder>1</b:RefOrder>
+  </b:Source>
+</b:Sources>
 </file>
 
 <file path=customXml/itemProps1.xml><?xml version="1.0" encoding="utf-8"?>
-<ds:datastoreItem xmlns:ds="http://schemas.openxmlformats.org/officeDocument/2006/customXml" ds:itemID="{B672EEF6-B3C0-4EB1-BE56-F82EAF28F7B3}">
+<ds:datastoreItem xmlns:ds="http://schemas.openxmlformats.org/officeDocument/2006/customXml" ds:itemID="{78B6F9A7-7B0B-4951-86E4-BF0FC9A4063A}">
   <ds:schemaRefs>
     <ds:schemaRef ds:uri="http://schemas.openxmlformats.org/officeDocument/2006/bibliography"/>
   </ds:schemaRefs>

--- a/Borsod Coding - For the potato.docx
+++ b/Borsod Coding - For the potato.docx
@@ -2533,27 +2533,7 @@
             <w:szCs w:val="32"/>
             <w:lang w:val="hu" w:eastAsia="hu-HU"/>
           </w:rPr>
-          <w:t>4. áb</w:t>
-        </w:r>
-        <w:r>
-          <w:rPr>
-            <w:rStyle w:val="Hiperhivatkozs"/>
-            <w:rFonts w:eastAsia="Calibri"/>
-            <w:sz w:val="32"/>
-            <w:szCs w:val="32"/>
-            <w:lang w:val="hu" w:eastAsia="hu-HU"/>
-          </w:rPr>
-          <w:t>r</w:t>
-        </w:r>
-        <w:r>
-          <w:rPr>
-            <w:rStyle w:val="Hiperhivatkozs"/>
-            <w:rFonts w:eastAsia="Calibri"/>
-            <w:sz w:val="32"/>
-            <w:szCs w:val="32"/>
-            <w:lang w:val="hu" w:eastAsia="hu-HU"/>
-          </w:rPr>
-          <w:t>a</w:t>
+          <w:t>4. ábra</w:t>
         </w:r>
       </w:hyperlink>
       <w:r>
@@ -3207,27 +3187,7 @@
             <w:szCs w:val="32"/>
             <w:lang w:val="hu" w:eastAsia="hu-HU"/>
           </w:rPr>
-          <w:t xml:space="preserve">1. </w:t>
-        </w:r>
-        <w:r>
-          <w:rPr>
-            <w:rStyle w:val="Hiperhivatkozs"/>
-            <w:rFonts w:eastAsia="Calibri"/>
-            <w:sz w:val="32"/>
-            <w:szCs w:val="32"/>
-            <w:lang w:val="hu" w:eastAsia="hu-HU"/>
-          </w:rPr>
-          <w:t>á</w:t>
-        </w:r>
-        <w:r>
-          <w:rPr>
-            <w:rStyle w:val="Hiperhivatkozs"/>
-            <w:rFonts w:eastAsia="Calibri"/>
-            <w:sz w:val="32"/>
-            <w:szCs w:val="32"/>
-            <w:lang w:val="hu" w:eastAsia="hu-HU"/>
-          </w:rPr>
-          <w:t>bra</w:t>
+          <w:t>1. ábra</w:t>
         </w:r>
       </w:hyperlink>
       <w:r>
@@ -4238,7 +4198,6 @@
         </w:rPr>
       </w:pPr>
       <w:proofErr w:type="spellStart"/>
-      <w:proofErr w:type="gramStart"/>
       <w:r>
         <w:rPr>
           <w:rFonts w:eastAsia="Calibri"/>
@@ -4249,7 +4208,6 @@
         <w:t>Microsoft.AspNetCore.Authentication.JwtBearer</w:t>
       </w:r>
       <w:proofErr w:type="spellEnd"/>
-      <w:proofErr w:type="gramEnd"/>
       <w:r>
         <w:rPr>
           <w:rFonts w:eastAsia="Calibri"/>
@@ -4283,7 +4241,6 @@
         </w:rPr>
       </w:pPr>
       <w:proofErr w:type="spellStart"/>
-      <w:proofErr w:type="gramStart"/>
       <w:r>
         <w:rPr>
           <w:rFonts w:eastAsia="Calibri"/>
@@ -4294,7 +4251,6 @@
         <w:t>Microsoft.AspNetCore.Identity.EntityFrameworkCore</w:t>
       </w:r>
       <w:proofErr w:type="spellEnd"/>
-      <w:proofErr w:type="gramEnd"/>
       <w:r>
         <w:rPr>
           <w:rFonts w:eastAsia="Calibri"/>
@@ -4328,7 +4284,6 @@
         </w:rPr>
       </w:pPr>
       <w:proofErr w:type="spellStart"/>
-      <w:proofErr w:type="gramStart"/>
       <w:r>
         <w:rPr>
           <w:rFonts w:eastAsia="Calibri"/>
@@ -4339,7 +4294,6 @@
         <w:t>Microsoft.EntityFrameworkCore.Tools</w:t>
       </w:r>
       <w:proofErr w:type="spellEnd"/>
-      <w:proofErr w:type="gramEnd"/>
       <w:r>
         <w:rPr>
           <w:rFonts w:eastAsia="Calibri"/>
@@ -6904,27 +6858,7 @@
             <w:szCs w:val="32"/>
             <w:lang w:val="hu" w:eastAsia="hu-HU"/>
           </w:rPr>
-          <w:t>2. á</w:t>
-        </w:r>
-        <w:r>
-          <w:rPr>
-            <w:rStyle w:val="Hiperhivatkozs"/>
-            <w:rFonts w:eastAsia="Calibri"/>
-            <w:sz w:val="32"/>
-            <w:szCs w:val="32"/>
-            <w:lang w:val="hu" w:eastAsia="hu-HU"/>
-          </w:rPr>
-          <w:t>b</w:t>
-        </w:r>
-        <w:r>
-          <w:rPr>
-            <w:rStyle w:val="Hiperhivatkozs"/>
-            <w:rFonts w:eastAsia="Calibri"/>
-            <w:sz w:val="32"/>
-            <w:szCs w:val="32"/>
-            <w:lang w:val="hu" w:eastAsia="hu-HU"/>
-          </w:rPr>
-          <w:t>ra</w:t>
+          <w:t>2. ábra</w:t>
         </w:r>
       </w:hyperlink>
       <w:r>
@@ -7571,27 +7505,7 @@
             <w:szCs w:val="32"/>
             <w:lang w:val="hu" w:eastAsia="hu-HU"/>
           </w:rPr>
-          <w:t>3. áb</w:t>
-        </w:r>
-        <w:r>
-          <w:rPr>
-            <w:rStyle w:val="Hiperhivatkozs"/>
-            <w:rFonts w:eastAsia="Calibri"/>
-            <w:sz w:val="32"/>
-            <w:szCs w:val="32"/>
-            <w:lang w:val="hu" w:eastAsia="hu-HU"/>
-          </w:rPr>
-          <w:t>r</w:t>
-        </w:r>
-        <w:r>
-          <w:rPr>
-            <w:rStyle w:val="Hiperhivatkozs"/>
-            <w:rFonts w:eastAsia="Calibri"/>
-            <w:sz w:val="32"/>
-            <w:szCs w:val="32"/>
-            <w:lang w:val="hu" w:eastAsia="hu-HU"/>
-          </w:rPr>
-          <w:t>a</w:t>
+          <w:t>3. ábra</w:t>
         </w:r>
       </w:hyperlink>
       <w:r>
@@ -8346,33 +8260,6 @@
         <w:t>,</w:t>
       </w:r>
       <w:r>
-        <w:t xml:space="preserve"> Inno Setup </w:t>
-      </w:r>
-      <w:proofErr w:type="spellStart"/>
-      <w:r>
-        <w:t>letöltése</w:t>
-      </w:r>
-      <w:proofErr w:type="spellEnd"/>
-      <w:r>
-        <w:t xml:space="preserve">: </w:t>
-      </w:r>
-      <w:proofErr w:type="spellStart"/>
-      <w:r>
-        <w:t>webcím</w:t>
-      </w:r>
-      <w:proofErr w:type="spellEnd"/>
-      <w:r>
-        <w:t xml:space="preserve">: </w:t>
-      </w:r>
-      <w:hyperlink r:id="rId15" w:history="1">
-        <w:r>
-          <w:rPr>
-            <w:rStyle w:val="Hiperhivatkozs"/>
-          </w:rPr>
-          <w:t>https://jrsoftware.org/</w:t>
-        </w:r>
-      </w:hyperlink>
-      <w:r>
         <w:t xml:space="preserve"> </w:t>
       </w:r>
       <w:proofErr w:type="spellStart"/>
@@ -8416,7 +8303,7 @@
           <w:lang w:val="hu-HU"/>
         </w:rPr>
         <w:sectPr>
-          <w:footerReference w:type="default" r:id="rId16"/>
+          <w:footerReference w:type="default" r:id="rId15"/>
           <w:pgSz w:w="11906" w:h="16838"/>
           <w:pgMar w:top="1417" w:right="1417" w:bottom="1417" w:left="1417" w:header="708" w:footer="708" w:gutter="0"/>
           <w:pgNumType w:start="1"/>
@@ -8617,7 +8504,7 @@
                     <pic:cNvPicPr/>
                   </pic:nvPicPr>
                   <pic:blipFill>
-                    <a:blip r:embed="rId17">
+                    <a:blip r:embed="rId16">
                       <a:extLst>
                         <a:ext uri="{28A0092B-C50C-407E-A947-70E740481C1C}">
                           <a14:useLocalDpi xmlns:a14="http://schemas.microsoft.com/office/drawing/2010/main" val="0"/>
@@ -8685,7 +8572,7 @@
                     <pic:cNvPicPr/>
                   </pic:nvPicPr>
                   <pic:blipFill>
-                    <a:blip r:embed="rId18">
+                    <a:blip r:embed="rId17">
                       <a:extLst>
                         <a:ext uri="{28A0092B-C50C-407E-A947-70E740481C1C}">
                           <a14:useLocalDpi xmlns:a14="http://schemas.microsoft.com/office/drawing/2010/main" val="0"/>
@@ -8780,7 +8667,7 @@
                     <pic:cNvPicPr/>
                   </pic:nvPicPr>
                   <pic:blipFill>
-                    <a:blip r:embed="rId19">
+                    <a:blip r:embed="rId18">
                       <a:extLst>
                         <a:ext uri="{28A0092B-C50C-407E-A947-70E740481C1C}">
                           <a14:useLocalDpi xmlns:a14="http://schemas.microsoft.com/office/drawing/2010/main" val="0"/>
@@ -8876,7 +8763,7 @@
                     <pic:cNvPicPr/>
                   </pic:nvPicPr>
                   <pic:blipFill>
-                    <a:blip r:embed="rId20">
+                    <a:blip r:embed="rId19">
                       <a:extLst>
                         <a:ext uri="{28A0092B-C50C-407E-A947-70E740481C1C}">
                           <a14:useLocalDpi xmlns:a14="http://schemas.microsoft.com/office/drawing/2010/main" val="0"/>
@@ -8917,7 +8804,7 @@
       <w:bookmarkEnd w:id="16"/>
     </w:p>
     <w:sectPr>
-      <w:footerReference w:type="default" r:id="rId21"/>
+      <w:footerReference w:type="default" r:id="rId20"/>
       <w:pgSz w:w="11906" w:h="16838"/>
       <w:pgMar w:top="1417" w:right="1417" w:bottom="1417" w:left="1417" w:header="708" w:footer="708" w:gutter="0"/>
       <w:pgNumType w:fmt="upperRoman" w:start="1"/>

--- a/Borsod Coding - For the potato.docx
+++ b/Borsod Coding - For the potato.docx
@@ -10,21 +10,19 @@
         <w:spacing w:after="0" w:line="360" w:lineRule="auto"/>
         <w:jc w:val="center"/>
         <w:rPr>
-          <w:rFonts w:asciiTheme="minorHAnsi" w:hAnsiTheme="minorHAnsi" w:cstheme="minorHAnsi"/>
+          <w:rFonts w:ascii="Times New Roman" w:hAnsi="Times New Roman" w:cs="Times New Roman"/>
           <w:b/>
           <w:bCs/>
           <w:color w:val="000000"/>
-          <w:sz w:val="24"/>
-          <w:szCs w:val="24"/>
-        </w:rPr>
-      </w:pPr>
-      <w:r>
-        <w:rPr>
-          <w:rFonts w:asciiTheme="minorHAnsi" w:hAnsiTheme="minorHAnsi" w:cstheme="minorHAnsi"/>
+          <w:szCs w:val="24"/>
+        </w:rPr>
+      </w:pPr>
+      <w:r>
+        <w:rPr>
+          <w:rFonts w:ascii="Times New Roman" w:hAnsi="Times New Roman" w:cs="Times New Roman"/>
           <w:b/>
           <w:noProof/>
           <w:color w:val="000000"/>
-          <w:sz w:val="24"/>
           <w:szCs w:val="24"/>
           <w:lang w:val="hu-HU" w:eastAsia="hu-HU"/>
         </w:rPr>
@@ -87,12 +85,11 @@
       </w:r>
       <w:r>
         <w:rPr>
-          <w:rFonts w:asciiTheme="minorHAnsi" w:hAnsiTheme="minorHAnsi" w:cstheme="minorHAnsi"/>
+          <w:rFonts w:ascii="Times New Roman" w:hAnsi="Times New Roman" w:cs="Times New Roman"/>
           <w:b/>
           <w:bCs/>
           <w:noProof/>
           <w:color w:val="000000"/>
-          <w:sz w:val="24"/>
           <w:szCs w:val="24"/>
         </w:rPr>
         <w:drawing>
@@ -153,11 +150,10 @@
       </w:r>
       <w:r>
         <w:rPr>
-          <w:rFonts w:asciiTheme="minorHAnsi" w:hAnsiTheme="minorHAnsi" w:cstheme="minorHAnsi"/>
+          <w:rFonts w:ascii="Times New Roman" w:hAnsi="Times New Roman" w:cs="Times New Roman"/>
           <w:b/>
           <w:bCs/>
           <w:color w:val="000000"/>
-          <w:sz w:val="24"/>
           <w:szCs w:val="24"/>
         </w:rPr>
         <w:tab/>
@@ -171,11 +167,10 @@
         <w:spacing w:after="0" w:line="360" w:lineRule="auto"/>
         <w:jc w:val="center"/>
         <w:rPr>
-          <w:rFonts w:asciiTheme="minorHAnsi" w:hAnsiTheme="minorHAnsi" w:cstheme="minorHAnsi"/>
+          <w:rFonts w:ascii="Times New Roman" w:hAnsi="Times New Roman" w:cs="Times New Roman"/>
           <w:b/>
           <w:bCs/>
           <w:color w:val="000000"/>
-          <w:sz w:val="24"/>
           <w:szCs w:val="24"/>
         </w:rPr>
       </w:pPr>
@@ -188,11 +183,10 @@
         <w:spacing w:after="0" w:line="360" w:lineRule="auto"/>
         <w:jc w:val="center"/>
         <w:rPr>
-          <w:rFonts w:asciiTheme="minorHAnsi" w:hAnsiTheme="minorHAnsi" w:cstheme="minorHAnsi"/>
+          <w:rFonts w:ascii="Times New Roman" w:hAnsi="Times New Roman" w:cs="Times New Roman"/>
           <w:b/>
           <w:bCs/>
           <w:color w:val="000000"/>
-          <w:sz w:val="24"/>
           <w:szCs w:val="24"/>
         </w:rPr>
       </w:pPr>
@@ -205,11 +199,10 @@
         <w:spacing w:after="0" w:line="360" w:lineRule="auto"/>
         <w:jc w:val="center"/>
         <w:rPr>
-          <w:rFonts w:asciiTheme="minorHAnsi" w:hAnsiTheme="minorHAnsi" w:cstheme="minorHAnsi"/>
+          <w:rFonts w:ascii="Times New Roman" w:hAnsi="Times New Roman" w:cs="Times New Roman"/>
           <w:b/>
           <w:bCs/>
           <w:color w:val="000000"/>
-          <w:sz w:val="24"/>
           <w:szCs w:val="24"/>
         </w:rPr>
       </w:pPr>
@@ -222,11 +215,10 @@
         <w:spacing w:after="0" w:line="360" w:lineRule="auto"/>
         <w:jc w:val="center"/>
         <w:rPr>
-          <w:rFonts w:asciiTheme="minorHAnsi" w:hAnsiTheme="minorHAnsi" w:cstheme="minorHAnsi"/>
+          <w:rFonts w:ascii="Times New Roman" w:hAnsi="Times New Roman" w:cs="Times New Roman"/>
           <w:b/>
           <w:bCs/>
           <w:color w:val="000000"/>
-          <w:sz w:val="24"/>
           <w:szCs w:val="24"/>
         </w:rPr>
       </w:pPr>
@@ -239,11 +231,10 @@
         <w:spacing w:after="0" w:line="360" w:lineRule="auto"/>
         <w:jc w:val="center"/>
         <w:rPr>
-          <w:rFonts w:asciiTheme="minorHAnsi" w:hAnsiTheme="minorHAnsi" w:cstheme="minorHAnsi"/>
+          <w:rFonts w:ascii="Times New Roman" w:hAnsi="Times New Roman" w:cs="Times New Roman"/>
           <w:b/>
           <w:bCs/>
           <w:color w:val="000000"/>
-          <w:sz w:val="24"/>
           <w:szCs w:val="24"/>
         </w:rPr>
       </w:pPr>
@@ -256,11 +247,10 @@
         <w:spacing w:after="0" w:line="360" w:lineRule="auto"/>
         <w:jc w:val="center"/>
         <w:rPr>
-          <w:rFonts w:asciiTheme="minorHAnsi" w:hAnsiTheme="minorHAnsi" w:cstheme="minorHAnsi"/>
+          <w:rFonts w:ascii="Times New Roman" w:hAnsi="Times New Roman" w:cs="Times New Roman"/>
           <w:b/>
           <w:bCs/>
           <w:color w:val="000000"/>
-          <w:sz w:val="24"/>
           <w:szCs w:val="24"/>
         </w:rPr>
       </w:pPr>
@@ -273,11 +263,10 @@
         <w:spacing w:after="0" w:line="360" w:lineRule="auto"/>
         <w:jc w:val="center"/>
         <w:rPr>
-          <w:rFonts w:asciiTheme="minorHAnsi" w:hAnsiTheme="minorHAnsi" w:cstheme="minorHAnsi"/>
+          <w:rFonts w:ascii="Times New Roman" w:hAnsi="Times New Roman" w:cs="Times New Roman"/>
           <w:b/>
           <w:bCs/>
           <w:color w:val="000000"/>
-          <w:sz w:val="24"/>
           <w:szCs w:val="24"/>
         </w:rPr>
       </w:pPr>
@@ -290,7 +279,7 @@
         <w:spacing w:after="0" w:line="360" w:lineRule="auto"/>
         <w:jc w:val="center"/>
         <w:rPr>
-          <w:rFonts w:asciiTheme="minorHAnsi" w:hAnsiTheme="minorHAnsi" w:cstheme="minorHAnsi"/>
+          <w:rFonts w:ascii="Times New Roman" w:hAnsi="Times New Roman" w:cs="Times New Roman"/>
           <w:color w:val="000000"/>
           <w:sz w:val="48"/>
           <w:szCs w:val="48"/>
@@ -298,7 +287,7 @@
       </w:pPr>
       <w:r>
         <w:rPr>
-          <w:rFonts w:asciiTheme="minorHAnsi" w:hAnsiTheme="minorHAnsi" w:cstheme="minorHAnsi"/>
+          <w:rFonts w:ascii="Times New Roman" w:hAnsi="Times New Roman" w:cs="Times New Roman"/>
           <w:b/>
           <w:bCs/>
           <w:color w:val="000000"/>
@@ -316,17 +305,15 @@
         <w:spacing w:after="0" w:line="360" w:lineRule="auto"/>
         <w:ind w:left="7088"/>
         <w:rPr>
-          <w:rFonts w:asciiTheme="minorHAnsi" w:hAnsiTheme="minorHAnsi" w:cstheme="minorHAnsi"/>
-          <w:color w:val="000000"/>
-          <w:sz w:val="24"/>
-          <w:szCs w:val="24"/>
-        </w:rPr>
-      </w:pPr>
-      <w:r>
-        <w:rPr>
-          <w:rFonts w:asciiTheme="minorHAnsi" w:hAnsiTheme="minorHAnsi" w:cstheme="minorHAnsi"/>
-          <w:color w:val="000000"/>
-          <w:sz w:val="24"/>
+          <w:rFonts w:ascii="Times New Roman" w:hAnsi="Times New Roman" w:cs="Times New Roman"/>
+          <w:color w:val="000000"/>
+          <w:szCs w:val="24"/>
+        </w:rPr>
+      </w:pPr>
+      <w:r>
+        <w:rPr>
+          <w:rFonts w:ascii="Times New Roman" w:hAnsi="Times New Roman" w:cs="Times New Roman"/>
+          <w:color w:val="000000"/>
           <w:szCs w:val="24"/>
         </w:rPr>
         <w:br/>
@@ -340,9 +327,8 @@
         <w:spacing w:after="0" w:line="360" w:lineRule="auto"/>
         <w:ind w:left="7088"/>
         <w:rPr>
-          <w:rFonts w:asciiTheme="minorHAnsi" w:hAnsiTheme="minorHAnsi" w:cstheme="minorHAnsi"/>
-          <w:color w:val="000000"/>
-          <w:sz w:val="24"/>
+          <w:rFonts w:ascii="Times New Roman" w:hAnsi="Times New Roman" w:cs="Times New Roman"/>
+          <w:color w:val="000000"/>
           <w:szCs w:val="24"/>
         </w:rPr>
       </w:pPr>
@@ -355,17 +341,15 @@
         <w:spacing w:after="0" w:line="360" w:lineRule="auto"/>
         <w:ind w:left="7088"/>
         <w:rPr>
-          <w:rFonts w:asciiTheme="minorHAnsi" w:hAnsiTheme="minorHAnsi" w:cstheme="minorHAnsi"/>
-          <w:color w:val="000000"/>
-          <w:sz w:val="24"/>
-          <w:szCs w:val="24"/>
-        </w:rPr>
-      </w:pPr>
-      <w:r>
-        <w:rPr>
-          <w:rFonts w:asciiTheme="minorHAnsi" w:hAnsiTheme="minorHAnsi" w:cstheme="minorHAnsi"/>
-          <w:color w:val="000000"/>
-          <w:sz w:val="24"/>
+          <w:rFonts w:ascii="Times New Roman" w:hAnsi="Times New Roman" w:cs="Times New Roman"/>
+          <w:color w:val="000000"/>
+          <w:szCs w:val="24"/>
+        </w:rPr>
+      </w:pPr>
+      <w:r>
+        <w:rPr>
+          <w:rFonts w:ascii="Times New Roman" w:hAnsi="Times New Roman" w:cs="Times New Roman"/>
+          <w:color w:val="000000"/>
           <w:szCs w:val="24"/>
         </w:rPr>
         <w:br/>
@@ -380,7 +364,7 @@
         <w:ind w:left="7088"/>
         <w:jc w:val="right"/>
         <w:rPr>
-          <w:rFonts w:asciiTheme="minorHAnsi" w:hAnsiTheme="minorHAnsi" w:cstheme="minorHAnsi"/>
+          <w:rFonts w:ascii="Times New Roman" w:hAnsi="Times New Roman" w:cs="Times New Roman"/>
           <w:color w:val="000000"/>
           <w:sz w:val="32"/>
           <w:szCs w:val="32"/>
@@ -389,34 +373,31 @@
       </w:pPr>
       <w:r>
         <w:rPr>
-          <w:rFonts w:asciiTheme="minorHAnsi" w:hAnsiTheme="minorHAnsi" w:cstheme="minorHAnsi"/>
-          <w:color w:val="000000"/>
-          <w:sz w:val="24"/>
+          <w:rFonts w:ascii="Times New Roman" w:hAnsi="Times New Roman" w:cs="Times New Roman"/>
+          <w:color w:val="000000"/>
           <w:szCs w:val="24"/>
         </w:rPr>
         <w:br/>
       </w:r>
       <w:r>
         <w:rPr>
-          <w:rFonts w:asciiTheme="minorHAnsi" w:hAnsiTheme="minorHAnsi" w:cstheme="minorHAnsi"/>
-          <w:color w:val="000000"/>
-          <w:sz w:val="24"/>
+          <w:rFonts w:ascii="Times New Roman" w:hAnsi="Times New Roman" w:cs="Times New Roman"/>
+          <w:color w:val="000000"/>
           <w:szCs w:val="24"/>
         </w:rPr>
         <w:br/>
       </w:r>
       <w:r>
         <w:rPr>
-          <w:rFonts w:asciiTheme="minorHAnsi" w:hAnsiTheme="minorHAnsi" w:cstheme="minorHAnsi"/>
-          <w:color w:val="000000"/>
-          <w:sz w:val="24"/>
+          <w:rFonts w:ascii="Times New Roman" w:hAnsi="Times New Roman" w:cs="Times New Roman"/>
+          <w:color w:val="000000"/>
           <w:szCs w:val="24"/>
         </w:rPr>
         <w:br/>
       </w:r>
       <w:r>
         <w:rPr>
-          <w:rFonts w:asciiTheme="minorHAnsi" w:hAnsiTheme="minorHAnsi" w:cstheme="minorHAnsi"/>
+          <w:rFonts w:ascii="Times New Roman" w:hAnsi="Times New Roman" w:cs="Times New Roman"/>
           <w:color w:val="000000"/>
           <w:sz w:val="32"/>
           <w:szCs w:val="32"/>
@@ -430,16 +411,14 @@
         <w:spacing w:after="0" w:line="360" w:lineRule="auto"/>
         <w:jc w:val="right"/>
         <w:rPr>
-          <w:rFonts w:asciiTheme="minorHAnsi" w:hAnsiTheme="minorHAnsi" w:cstheme="minorHAnsi"/>
-          <w:sz w:val="24"/>
-          <w:szCs w:val="24"/>
-          <w:lang w:val="hu-HU"/>
-        </w:rPr>
-      </w:pPr>
-      <w:r>
-        <w:rPr>
-          <w:rFonts w:asciiTheme="minorHAnsi" w:hAnsiTheme="minorHAnsi" w:cstheme="minorHAnsi"/>
-          <w:sz w:val="24"/>
+          <w:rFonts w:ascii="Times New Roman" w:hAnsi="Times New Roman" w:cs="Times New Roman"/>
+          <w:szCs w:val="24"/>
+          <w:lang w:val="hu-HU"/>
+        </w:rPr>
+      </w:pPr>
+      <w:r>
+        <w:rPr>
+          <w:rFonts w:ascii="Times New Roman" w:hAnsi="Times New Roman" w:cs="Times New Roman"/>
           <w:szCs w:val="24"/>
           <w:lang w:val="hu-HU"/>
         </w:rPr>
@@ -447,8 +426,7 @@
       </w:r>
       <w:r>
         <w:rPr>
-          <w:rFonts w:asciiTheme="minorHAnsi" w:hAnsiTheme="minorHAnsi" w:cstheme="minorHAnsi"/>
-          <w:sz w:val="24"/>
+          <w:rFonts w:ascii="Times New Roman" w:hAnsi="Times New Roman" w:cs="Times New Roman"/>
           <w:szCs w:val="24"/>
           <w:lang w:val="hu-HU"/>
         </w:rPr>
@@ -456,8 +434,7 @@
       </w:r>
       <w:r>
         <w:rPr>
-          <w:rFonts w:asciiTheme="minorHAnsi" w:hAnsiTheme="minorHAnsi" w:cstheme="minorHAnsi"/>
-          <w:sz w:val="24"/>
+          <w:rFonts w:ascii="Times New Roman" w:hAnsi="Times New Roman" w:cs="Times New Roman"/>
           <w:szCs w:val="24"/>
           <w:lang w:val="hu-HU"/>
         </w:rPr>
@@ -465,8 +442,7 @@
       </w:r>
       <w:r>
         <w:rPr>
-          <w:rFonts w:asciiTheme="minorHAnsi" w:hAnsiTheme="minorHAnsi" w:cstheme="minorHAnsi"/>
-          <w:sz w:val="24"/>
+          <w:rFonts w:ascii="Times New Roman" w:hAnsi="Times New Roman" w:cs="Times New Roman"/>
           <w:szCs w:val="24"/>
           <w:lang w:val="hu-HU"/>
         </w:rPr>
@@ -474,8 +450,7 @@
       </w:r>
       <w:r>
         <w:rPr>
-          <w:rFonts w:asciiTheme="minorHAnsi" w:hAnsiTheme="minorHAnsi" w:cstheme="minorHAnsi"/>
-          <w:sz w:val="24"/>
+          <w:rFonts w:ascii="Times New Roman" w:hAnsi="Times New Roman" w:cs="Times New Roman"/>
           <w:szCs w:val="24"/>
           <w:lang w:val="hu-HU"/>
         </w:rPr>
@@ -491,16 +466,15 @@
         <w:ind w:left="7088"/>
         <w:jc w:val="right"/>
         <w:rPr>
-          <w:rFonts w:asciiTheme="minorHAnsi" w:hAnsiTheme="minorHAnsi" w:cstheme="minorHAnsi"/>
-          <w:color w:val="000000"/>
-          <w:sz w:val="24"/>
-          <w:szCs w:val="24"/>
-          <w:lang w:val="hu-HU"/>
-        </w:rPr>
-      </w:pPr>
-      <w:r>
-        <w:rPr>
-          <w:rFonts w:asciiTheme="minorHAnsi" w:hAnsiTheme="minorHAnsi" w:cstheme="minorHAnsi"/>
+          <w:rFonts w:ascii="Times New Roman" w:hAnsi="Times New Roman" w:cs="Times New Roman"/>
+          <w:color w:val="000000"/>
+          <w:szCs w:val="24"/>
+          <w:lang w:val="hu-HU"/>
+        </w:rPr>
+      </w:pPr>
+      <w:r>
+        <w:rPr>
+          <w:rFonts w:ascii="Times New Roman" w:hAnsi="Times New Roman" w:cs="Times New Roman"/>
           <w:color w:val="000000"/>
           <w:sz w:val="32"/>
           <w:szCs w:val="32"/>
@@ -514,16 +488,14 @@
         <w:spacing w:after="0" w:line="360" w:lineRule="auto"/>
         <w:jc w:val="right"/>
         <w:rPr>
-          <w:rFonts w:asciiTheme="minorHAnsi" w:hAnsiTheme="minorHAnsi" w:cstheme="minorHAnsi"/>
-          <w:sz w:val="24"/>
-          <w:szCs w:val="24"/>
-          <w:lang w:val="hu-HU"/>
-        </w:rPr>
-      </w:pPr>
-      <w:r>
-        <w:rPr>
-          <w:rFonts w:asciiTheme="minorHAnsi" w:hAnsiTheme="minorHAnsi" w:cstheme="minorHAnsi"/>
-          <w:sz w:val="24"/>
+          <w:rFonts w:ascii="Times New Roman" w:hAnsi="Times New Roman" w:cs="Times New Roman"/>
+          <w:szCs w:val="24"/>
+          <w:lang w:val="hu-HU"/>
+        </w:rPr>
+      </w:pPr>
+      <w:r>
+        <w:rPr>
+          <w:rFonts w:ascii="Times New Roman" w:hAnsi="Times New Roman" w:cs="Times New Roman"/>
           <w:szCs w:val="24"/>
           <w:lang w:val="hu-HU"/>
         </w:rPr>
@@ -537,11 +509,10 @@
         <w:adjustRightInd w:val="0"/>
         <w:spacing w:after="0" w:line="360" w:lineRule="auto"/>
         <w:rPr>
-          <w:rFonts w:asciiTheme="minorHAnsi" w:hAnsiTheme="minorHAnsi" w:cstheme="minorHAnsi"/>
+          <w:rFonts w:ascii="Times New Roman" w:hAnsi="Times New Roman" w:cs="Times New Roman"/>
           <w:b/>
           <w:bCs/>
           <w:color w:val="000000"/>
-          <w:sz w:val="24"/>
           <w:szCs w:val="24"/>
           <w:lang w:val="hu-HU"/>
         </w:rPr>
@@ -555,7 +526,7 @@
         <w:spacing w:after="0" w:line="360" w:lineRule="auto"/>
         <w:jc w:val="center"/>
         <w:rPr>
-          <w:rFonts w:asciiTheme="minorHAnsi" w:hAnsiTheme="minorHAnsi" w:cstheme="minorHAnsi"/>
+          <w:rFonts w:ascii="Times New Roman" w:hAnsi="Times New Roman" w:cs="Times New Roman"/>
           <w:b/>
           <w:bCs/>
           <w:color w:val="000000"/>
@@ -566,11 +537,10 @@
       </w:pPr>
       <w:r>
         <w:rPr>
-          <w:rFonts w:asciiTheme="minorHAnsi" w:hAnsiTheme="minorHAnsi" w:cstheme="minorHAnsi"/>
+          <w:rFonts w:ascii="Times New Roman" w:hAnsi="Times New Roman" w:cs="Times New Roman"/>
           <w:b/>
           <w:bCs/>
           <w:color w:val="000000"/>
-          <w:sz w:val="24"/>
           <w:szCs w:val="24"/>
           <w:lang w:val="hu-HU"/>
         </w:rPr>
@@ -585,7 +555,7 @@
         <w:spacing w:after="0" w:line="360" w:lineRule="auto"/>
         <w:jc w:val="center"/>
         <w:rPr>
-          <w:rFonts w:asciiTheme="minorHAnsi" w:hAnsiTheme="minorHAnsi" w:cstheme="minorHAnsi"/>
+          <w:rFonts w:ascii="Times New Roman" w:hAnsi="Times New Roman" w:cs="Times New Roman"/>
           <w:b/>
           <w:bCs/>
           <w:color w:val="000000"/>
@@ -603,7 +573,7 @@
         <w:spacing w:after="0" w:line="360" w:lineRule="auto"/>
         <w:jc w:val="center"/>
         <w:rPr>
-          <w:rFonts w:asciiTheme="minorHAnsi" w:hAnsiTheme="minorHAnsi" w:cstheme="minorHAnsi"/>
+          <w:rFonts w:ascii="Times New Roman" w:hAnsi="Times New Roman" w:cs="Times New Roman"/>
           <w:color w:val="000000"/>
           <w:sz w:val="32"/>
           <w:szCs w:val="32"/>
@@ -612,7 +582,7 @@
       </w:pPr>
       <w:r>
         <w:rPr>
-          <w:rFonts w:asciiTheme="minorHAnsi" w:hAnsiTheme="minorHAnsi" w:cstheme="minorHAnsi"/>
+          <w:rFonts w:ascii="Times New Roman" w:hAnsi="Times New Roman" w:cs="Times New Roman"/>
           <w:b/>
           <w:bCs/>
           <w:color w:val="000000"/>
@@ -624,7 +594,7 @@
       </w:r>
       <w:r>
         <w:rPr>
-          <w:rFonts w:asciiTheme="minorHAnsi" w:hAnsiTheme="minorHAnsi" w:cstheme="minorHAnsi"/>
+          <w:rFonts w:ascii="Times New Roman" w:hAnsi="Times New Roman" w:cs="Times New Roman"/>
           <w:bCs/>
           <w:color w:val="000000"/>
           <w:sz w:val="32"/>
@@ -639,7 +609,7 @@
         <w:spacing w:line="360" w:lineRule="auto"/>
         <w:jc w:val="center"/>
         <w:rPr>
-          <w:rFonts w:asciiTheme="minorHAnsi" w:hAnsiTheme="minorHAnsi" w:cstheme="minorHAnsi"/>
+          <w:rFonts w:ascii="Times New Roman" w:hAnsi="Times New Roman" w:cs="Times New Roman"/>
           <w:bCs/>
           <w:sz w:val="32"/>
           <w:szCs w:val="32"/>
@@ -648,7 +618,7 @@
       </w:pPr>
       <w:r>
         <w:rPr>
-          <w:rFonts w:asciiTheme="minorHAnsi" w:hAnsiTheme="minorHAnsi" w:cstheme="minorHAnsi"/>
+          <w:rFonts w:ascii="Times New Roman" w:hAnsi="Times New Roman" w:cs="Times New Roman"/>
           <w:bCs/>
           <w:sz w:val="32"/>
           <w:szCs w:val="32"/>
@@ -658,7 +628,7 @@
       </w:r>
       <w:r>
         <w:rPr>
-          <w:rFonts w:asciiTheme="minorHAnsi" w:hAnsiTheme="minorHAnsi" w:cstheme="minorHAnsi"/>
+          <w:rFonts w:ascii="Times New Roman" w:hAnsi="Times New Roman" w:cs="Times New Roman"/>
           <w:bCs/>
           <w:sz w:val="32"/>
           <w:szCs w:val="32"/>
@@ -668,7 +638,7 @@
       </w:r>
       <w:r>
         <w:rPr>
-          <w:rFonts w:asciiTheme="minorHAnsi" w:hAnsiTheme="minorHAnsi" w:cstheme="minorHAnsi"/>
+          <w:rFonts w:ascii="Times New Roman" w:hAnsi="Times New Roman" w:cs="Times New Roman"/>
           <w:bCs/>
           <w:sz w:val="32"/>
           <w:szCs w:val="32"/>
@@ -688,7 +658,7 @@
         <w:spacing w:before="120" w:after="120" w:line="360" w:lineRule="auto"/>
         <w:jc w:val="center"/>
         <w:rPr>
-          <w:rFonts w:asciiTheme="minorHAnsi" w:hAnsiTheme="minorHAnsi" w:cstheme="minorHAnsi"/>
+          <w:rFonts w:ascii="Times New Roman" w:hAnsi="Times New Roman" w:cs="Times New Roman"/>
           <w:snapToGrid w:val="0"/>
           <w:color w:val="333399"/>
           <w:sz w:val="32"/>
@@ -698,14 +668,13 @@
       </w:pPr>
       <w:r>
         <w:rPr>
-          <w:rFonts w:asciiTheme="minorHAnsi" w:hAnsiTheme="minorHAnsi" w:cstheme="minorHAnsi"/>
+          <w:rFonts w:ascii="Times New Roman" w:hAnsi="Times New Roman" w:cs="Times New Roman"/>
           <w:snapToGrid w:val="0"/>
           <w:color w:val="333399"/>
           <w:sz w:val="32"/>
           <w:szCs w:val="32"/>
           <w:lang w:val="hu-HU"/>
         </w:rPr>
-        <w:lastRenderedPageBreak/>
         <w:t>Miskolci SZC Kandó Kálmán Informatikai Technikum</w:t>
       </w:r>
     </w:p>
@@ -720,7 +689,7 @@
         <w:spacing w:before="120" w:after="120" w:line="360" w:lineRule="auto"/>
         <w:jc w:val="center"/>
         <w:rPr>
-          <w:rFonts w:asciiTheme="minorHAnsi" w:hAnsiTheme="minorHAnsi" w:cstheme="minorHAnsi"/>
+          <w:rFonts w:ascii="Times New Roman" w:hAnsi="Times New Roman" w:cs="Times New Roman"/>
           <w:snapToGrid w:val="0"/>
           <w:color w:val="333399"/>
           <w:sz w:val="32"/>
@@ -730,13 +699,14 @@
       </w:pPr>
       <w:r>
         <w:rPr>
-          <w:rFonts w:asciiTheme="minorHAnsi" w:hAnsiTheme="minorHAnsi" w:cstheme="minorHAnsi"/>
+          <w:rFonts w:ascii="Times New Roman" w:hAnsi="Times New Roman" w:cs="Times New Roman"/>
           <w:snapToGrid w:val="0"/>
           <w:color w:val="333399"/>
           <w:sz w:val="32"/>
           <w:szCs w:val="32"/>
           <w:lang w:val="hu-HU"/>
         </w:rPr>
+        <w:lastRenderedPageBreak/>
         <w:t>Miskolci Szakképzési Centrum</w:t>
       </w:r>
     </w:p>
@@ -744,12 +714,12 @@
       <w:pPr>
         <w:pStyle w:val="Cm"/>
         <w:rPr>
-          <w:rFonts w:asciiTheme="minorHAnsi" w:hAnsiTheme="minorHAnsi" w:cstheme="minorHAnsi"/>
-        </w:rPr>
-      </w:pPr>
-      <w:r>
-        <w:rPr>
-          <w:rFonts w:asciiTheme="minorHAnsi" w:hAnsiTheme="minorHAnsi" w:cstheme="minorHAnsi"/>
+          <w:rFonts w:ascii="Times New Roman" w:hAnsi="Times New Roman" w:cs="Times New Roman"/>
+        </w:rPr>
+      </w:pPr>
+      <w:r>
+        <w:rPr>
+          <w:rFonts w:ascii="Times New Roman" w:hAnsi="Times New Roman" w:cs="Times New Roman"/>
           <w:snapToGrid w:val="0"/>
           <w:color w:val="333399"/>
           <w:sz w:val="32"/>
@@ -763,13 +733,13 @@
         <w:pStyle w:val="Cm"/>
         <w:spacing w:before="2640"/>
         <w:rPr>
-          <w:rFonts w:asciiTheme="minorHAnsi" w:hAnsiTheme="minorHAnsi" w:cstheme="minorHAnsi"/>
+          <w:rFonts w:ascii="Times New Roman" w:hAnsi="Times New Roman" w:cs="Times New Roman"/>
           <w:color w:val="FF6600"/>
         </w:rPr>
       </w:pPr>
       <w:r>
         <w:rPr>
-          <w:rFonts w:asciiTheme="minorHAnsi" w:hAnsiTheme="minorHAnsi" w:cstheme="minorHAnsi"/>
+          <w:rFonts w:ascii="Times New Roman" w:hAnsi="Times New Roman" w:cs="Times New Roman"/>
           <w:color w:val="FF6600"/>
         </w:rPr>
         <w:t>Dokumentáció</w:t>
@@ -780,15 +750,14 @@
         <w:spacing w:after="6360"/>
         <w:jc w:val="center"/>
         <w:rPr>
-          <w:rFonts w:asciiTheme="minorHAnsi" w:hAnsiTheme="minorHAnsi" w:cstheme="minorHAnsi"/>
-          <w:sz w:val="24"/>
-          <w:szCs w:val="24"/>
-          <w:lang w:val="hu-HU"/>
-        </w:rPr>
-      </w:pPr>
-      <w:r>
-        <w:rPr>
-          <w:rFonts w:asciiTheme="minorHAnsi" w:hAnsiTheme="minorHAnsi" w:cstheme="minorHAnsi"/>
+          <w:rFonts w:ascii="Times New Roman" w:hAnsi="Times New Roman" w:cs="Times New Roman"/>
+          <w:szCs w:val="24"/>
+          <w:lang w:val="hu-HU"/>
+        </w:rPr>
+      </w:pPr>
+      <w:r>
+        <w:rPr>
+          <w:rFonts w:ascii="Times New Roman" w:hAnsi="Times New Roman" w:cs="Times New Roman"/>
           <w:snapToGrid w:val="0"/>
           <w:sz w:val="48"/>
           <w:szCs w:val="48"/>
@@ -802,16 +771,14 @@
         <w:spacing w:after="0" w:line="360" w:lineRule="auto"/>
         <w:jc w:val="right"/>
         <w:rPr>
-          <w:rFonts w:asciiTheme="minorHAnsi" w:hAnsiTheme="minorHAnsi" w:cstheme="minorHAnsi"/>
-          <w:sz w:val="24"/>
-          <w:szCs w:val="24"/>
-          <w:lang w:val="hu-HU"/>
-        </w:rPr>
-      </w:pPr>
-      <w:r>
-        <w:rPr>
-          <w:rFonts w:asciiTheme="minorHAnsi" w:hAnsiTheme="minorHAnsi" w:cstheme="minorHAnsi"/>
-          <w:sz w:val="24"/>
+          <w:rFonts w:ascii="Times New Roman" w:hAnsi="Times New Roman" w:cs="Times New Roman"/>
+          <w:szCs w:val="24"/>
+          <w:lang w:val="hu-HU"/>
+        </w:rPr>
+      </w:pPr>
+      <w:r>
+        <w:rPr>
+          <w:rFonts w:ascii="Times New Roman" w:hAnsi="Times New Roman" w:cs="Times New Roman"/>
           <w:szCs w:val="24"/>
           <w:lang w:val="hu-HU"/>
         </w:rPr>
@@ -819,8 +786,7 @@
       </w:r>
       <w:r>
         <w:rPr>
-          <w:rFonts w:asciiTheme="minorHAnsi" w:hAnsiTheme="minorHAnsi" w:cstheme="minorHAnsi"/>
-          <w:sz w:val="24"/>
+          <w:rFonts w:ascii="Times New Roman" w:hAnsi="Times New Roman" w:cs="Times New Roman"/>
           <w:szCs w:val="24"/>
           <w:lang w:val="hu-HU"/>
         </w:rPr>
@@ -828,8 +794,7 @@
       </w:r>
       <w:r>
         <w:rPr>
-          <w:rFonts w:asciiTheme="minorHAnsi" w:hAnsiTheme="minorHAnsi" w:cstheme="minorHAnsi"/>
-          <w:sz w:val="24"/>
+          <w:rFonts w:ascii="Times New Roman" w:hAnsi="Times New Roman" w:cs="Times New Roman"/>
           <w:szCs w:val="24"/>
           <w:lang w:val="hu-HU"/>
         </w:rPr>
@@ -841,16 +806,14 @@
         <w:spacing w:after="0" w:line="360" w:lineRule="auto"/>
         <w:jc w:val="center"/>
         <w:rPr>
-          <w:rFonts w:asciiTheme="minorHAnsi" w:hAnsiTheme="minorHAnsi" w:cstheme="minorHAnsi"/>
-          <w:sz w:val="24"/>
-          <w:szCs w:val="24"/>
-          <w:lang w:val="hu-HU"/>
-        </w:rPr>
-      </w:pPr>
-      <w:r>
-        <w:rPr>
-          <w:rFonts w:asciiTheme="minorHAnsi" w:hAnsiTheme="minorHAnsi" w:cstheme="minorHAnsi"/>
-          <w:sz w:val="24"/>
+          <w:rFonts w:ascii="Times New Roman" w:hAnsi="Times New Roman" w:cs="Times New Roman"/>
+          <w:szCs w:val="24"/>
+          <w:lang w:val="hu-HU"/>
+        </w:rPr>
+      </w:pPr>
+      <w:r>
+        <w:rPr>
+          <w:rFonts w:ascii="Times New Roman" w:hAnsi="Times New Roman" w:cs="Times New Roman"/>
           <w:szCs w:val="24"/>
           <w:lang w:val="hu-HU"/>
         </w:rPr>
@@ -858,8 +821,7 @@
       </w:r>
       <w:r>
         <w:rPr>
-          <w:rFonts w:asciiTheme="minorHAnsi" w:hAnsiTheme="minorHAnsi" w:cstheme="minorHAnsi"/>
-          <w:sz w:val="24"/>
+          <w:rFonts w:ascii="Times New Roman" w:hAnsi="Times New Roman" w:cs="Times New Roman"/>
           <w:szCs w:val="24"/>
           <w:lang w:val="hu-HU"/>
         </w:rPr>
@@ -867,8 +829,7 @@
       </w:r>
       <w:r>
         <w:rPr>
-          <w:rFonts w:asciiTheme="minorHAnsi" w:hAnsiTheme="minorHAnsi" w:cstheme="minorHAnsi"/>
-          <w:sz w:val="24"/>
+          <w:rFonts w:ascii="Times New Roman" w:hAnsi="Times New Roman" w:cs="Times New Roman"/>
           <w:szCs w:val="24"/>
           <w:lang w:val="hu-HU"/>
         </w:rPr>
@@ -876,8 +837,7 @@
       </w:r>
       <w:r>
         <w:rPr>
-          <w:rFonts w:asciiTheme="minorHAnsi" w:hAnsiTheme="minorHAnsi" w:cstheme="minorHAnsi"/>
-          <w:sz w:val="24"/>
+          <w:rFonts w:ascii="Times New Roman" w:hAnsi="Times New Roman" w:cs="Times New Roman"/>
           <w:szCs w:val="24"/>
           <w:lang w:val="hu-HU"/>
         </w:rPr>
@@ -885,8 +845,7 @@
       </w:r>
       <w:r>
         <w:rPr>
-          <w:rFonts w:asciiTheme="minorHAnsi" w:hAnsiTheme="minorHAnsi" w:cstheme="minorHAnsi"/>
-          <w:sz w:val="24"/>
+          <w:rFonts w:ascii="Times New Roman" w:hAnsi="Times New Roman" w:cs="Times New Roman"/>
           <w:szCs w:val="24"/>
           <w:lang w:val="hu-HU"/>
         </w:rPr>
@@ -898,14 +857,31 @@
         <w:pStyle w:val="Tartalomjegyzkcmsora"/>
         <w:jc w:val="center"/>
         <w:rPr>
-          <w:rFonts w:asciiTheme="minorHAnsi" w:hAnsiTheme="minorHAnsi" w:cstheme="minorHAnsi"/>
+          <w:rFonts w:ascii="Times New Roman" w:hAnsi="Times New Roman" w:cs="Times New Roman"/>
           <w:sz w:val="24"/>
           <w:szCs w:val="24"/>
+        </w:rPr>
+      </w:pPr>
+    </w:p>
+    <w:p>
+      <w:pPr>
+        <w:rPr>
+          <w:lang w:val="hu-HU" w:eastAsia="hu-HU"/>
+        </w:rPr>
+      </w:pPr>
+    </w:p>
+    <w:p>
+      <w:pPr>
+        <w:rPr>
+          <w:lang w:val="hu-HU" w:eastAsia="hu-HU"/>
         </w:rPr>
       </w:pPr>
     </w:p>
     <w:sdt>
       <w:sdtPr>
+        <w:rPr>
+          <w:rFonts w:ascii="Times New Roman" w:hAnsi="Times New Roman" w:cs="Times New Roman"/>
+        </w:rPr>
         <w:id w:val="730970387"/>
         <w:docPartObj>
           <w:docPartGallery w:val="Table of Contents"/>
@@ -923,12 +899,16 @@
           <w:pPr>
             <w:spacing w:after="0" w:line="360" w:lineRule="auto"/>
             <w:jc w:val="center"/>
+            <w:rPr>
+              <w:rFonts w:ascii="Times New Roman" w:hAnsi="Times New Roman" w:cs="Times New Roman"/>
+            </w:rPr>
           </w:pPr>
-          <w:proofErr w:type="spellStart"/>
           <w:r>
+            <w:rPr>
+              <w:rFonts w:ascii="Times New Roman" w:hAnsi="Times New Roman" w:cs="Times New Roman"/>
+            </w:rPr>
             <w:t>Tartalomjegyzék</w:t>
           </w:r>
-          <w:proofErr w:type="spellEnd"/>
         </w:p>
         <w:p>
           <w:pPr>
@@ -940,26 +920,34 @@
               <w:rFonts w:asciiTheme="minorHAnsi" w:eastAsiaTheme="minorEastAsia" w:hAnsiTheme="minorHAnsi" w:cstheme="minorBidi"/>
               <w:noProof/>
               <w:kern w:val="2"/>
-              <w:sz w:val="24"/>
               <w:szCs w:val="24"/>
               <w:lang w:val="hu-HU" w:eastAsia="hu-HU"/>
               <w14:ligatures w14:val="standardContextual"/>
             </w:rPr>
           </w:pPr>
           <w:r>
+            <w:rPr>
+              <w:rFonts w:ascii="Times New Roman" w:hAnsi="Times New Roman" w:cs="Times New Roman"/>
+            </w:rPr>
             <w:fldChar w:fldCharType="begin"/>
           </w:r>
           <w:r>
+            <w:rPr>
+              <w:rFonts w:ascii="Times New Roman" w:hAnsi="Times New Roman" w:cs="Times New Roman"/>
+            </w:rPr>
             <w:instrText xml:space="preserve"> TOC \o "1-3" \h \z \u </w:instrText>
           </w:r>
           <w:r>
+            <w:rPr>
+              <w:rFonts w:ascii="Times New Roman" w:hAnsi="Times New Roman" w:cs="Times New Roman"/>
+            </w:rPr>
             <w:fldChar w:fldCharType="separate"/>
           </w:r>
-          <w:hyperlink w:anchor="_Toc227025660" w:history="1">
+          <w:hyperlink w:anchor="_Toc227053844" w:history="1">
             <w:r>
               <w:rPr>
                 <w:rStyle w:val="Hiperhivatkozs"/>
-                <w:rFonts w:cstheme="minorHAnsi"/>
+                <w:rFonts w:ascii="Times New Roman" w:hAnsi="Times New Roman" w:cs="Times New Roman"/>
                 <w:noProof/>
                 <w:lang w:val="hu-HU"/>
               </w:rPr>
@@ -984,7 +972,7 @@
                 <w:noProof/>
                 <w:webHidden/>
               </w:rPr>
-              <w:instrText xml:space="preserve"> PAGEREF _Toc227025660 \h </w:instrText>
+              <w:instrText xml:space="preserve"> PAGEREF _Toc227053844 \h </w:instrText>
             </w:r>
             <w:r>
               <w:rPr>
@@ -1025,16 +1013,16 @@
               <w:rFonts w:asciiTheme="minorHAnsi" w:eastAsiaTheme="minorEastAsia" w:hAnsiTheme="minorHAnsi" w:cstheme="minorBidi"/>
               <w:noProof/>
               <w:kern w:val="2"/>
-              <w:sz w:val="24"/>
               <w:szCs w:val="24"/>
               <w:lang w:val="hu-HU" w:eastAsia="hu-HU"/>
               <w14:ligatures w14:val="standardContextual"/>
             </w:rPr>
           </w:pPr>
-          <w:hyperlink w:anchor="_Toc227025661" w:history="1">
+          <w:hyperlink w:anchor="_Toc227053845" w:history="1">
             <w:r>
               <w:rPr>
                 <w:rStyle w:val="Hiperhivatkozs"/>
+                <w:rFonts w:ascii="Times New Roman" w:hAnsi="Times New Roman" w:cs="Times New Roman"/>
                 <w:noProof/>
                 <w:lang w:val="hu-HU"/>
               </w:rPr>
@@ -1059,7 +1047,7 @@
                 <w:noProof/>
                 <w:webHidden/>
               </w:rPr>
-              <w:instrText xml:space="preserve"> PAGEREF _Toc227025661 \h </w:instrText>
+              <w:instrText xml:space="preserve"> PAGEREF _Toc227053845 \h </w:instrText>
             </w:r>
             <w:r>
               <w:rPr>
@@ -1079,7 +1067,7 @@
                 <w:noProof/>
                 <w:webHidden/>
               </w:rPr>
-              <w:t>5</w:t>
+              <w:t>4</w:t>
             </w:r>
             <w:r>
               <w:rPr>
@@ -1100,17 +1088,16 @@
               <w:rFonts w:asciiTheme="minorHAnsi" w:eastAsiaTheme="minorEastAsia" w:hAnsiTheme="minorHAnsi" w:cstheme="minorBidi"/>
               <w:noProof/>
               <w:kern w:val="2"/>
-              <w:sz w:val="24"/>
               <w:szCs w:val="24"/>
               <w:lang w:val="hu-HU" w:eastAsia="hu-HU"/>
               <w14:ligatures w14:val="standardContextual"/>
             </w:rPr>
           </w:pPr>
-          <w:hyperlink w:anchor="_Toc227025662" w:history="1">
+          <w:hyperlink w:anchor="_Toc227053846" w:history="1">
             <w:r>
               <w:rPr>
                 <w:rStyle w:val="Hiperhivatkozs"/>
-                <w:rFonts w:cstheme="minorHAnsi"/>
+                <w:rFonts w:ascii="Times New Roman" w:hAnsi="Times New Roman" w:cs="Times New Roman"/>
                 <w:noProof/>
                 <w:lang w:val="hu-HU"/>
               </w:rPr>
@@ -1135,7 +1122,157 @@
                 <w:noProof/>
                 <w:webHidden/>
               </w:rPr>
-              <w:instrText xml:space="preserve"> PAGEREF _Toc227025662 \h </w:instrText>
+              <w:instrText xml:space="preserve"> PAGEREF _Toc227053846 \h </w:instrText>
+            </w:r>
+            <w:r>
+              <w:rPr>
+                <w:noProof/>
+                <w:webHidden/>
+              </w:rPr>
+            </w:r>
+            <w:r>
+              <w:rPr>
+                <w:noProof/>
+                <w:webHidden/>
+              </w:rPr>
+              <w:fldChar w:fldCharType="separate"/>
+            </w:r>
+            <w:r>
+              <w:rPr>
+                <w:noProof/>
+                <w:webHidden/>
+              </w:rPr>
+              <w:t>6</w:t>
+            </w:r>
+            <w:r>
+              <w:rPr>
+                <w:noProof/>
+                <w:webHidden/>
+              </w:rPr>
+              <w:fldChar w:fldCharType="end"/>
+            </w:r>
+          </w:hyperlink>
+        </w:p>
+        <w:p>
+          <w:pPr>
+            <w:pStyle w:val="TJ1"/>
+            <w:tabs>
+              <w:tab w:val="right" w:leader="dot" w:pos="9062"/>
+            </w:tabs>
+            <w:rPr>
+              <w:rFonts w:asciiTheme="minorHAnsi" w:eastAsiaTheme="minorEastAsia" w:hAnsiTheme="minorHAnsi" w:cstheme="minorBidi"/>
+              <w:noProof/>
+              <w:kern w:val="2"/>
+              <w:szCs w:val="24"/>
+              <w:lang w:val="hu-HU" w:eastAsia="hu-HU"/>
+              <w14:ligatures w14:val="standardContextual"/>
+            </w:rPr>
+          </w:pPr>
+          <w:hyperlink w:anchor="_Toc227053847" w:history="1">
+            <w:r>
+              <w:rPr>
+                <w:rStyle w:val="Hiperhivatkozs"/>
+                <w:rFonts w:ascii="Times New Roman" w:hAnsi="Times New Roman" w:cs="Times New Roman"/>
+                <w:noProof/>
+                <w:lang w:val="hu-HU"/>
+              </w:rPr>
+              <w:t>Frontend</w:t>
+            </w:r>
+            <w:r>
+              <w:rPr>
+                <w:noProof/>
+                <w:webHidden/>
+              </w:rPr>
+              <w:tab/>
+            </w:r>
+            <w:r>
+              <w:rPr>
+                <w:noProof/>
+                <w:webHidden/>
+              </w:rPr>
+              <w:fldChar w:fldCharType="begin"/>
+            </w:r>
+            <w:r>
+              <w:rPr>
+                <w:noProof/>
+                <w:webHidden/>
+              </w:rPr>
+              <w:instrText xml:space="preserve"> PAGEREF _Toc227053847 \h </w:instrText>
+            </w:r>
+            <w:r>
+              <w:rPr>
+                <w:noProof/>
+                <w:webHidden/>
+              </w:rPr>
+            </w:r>
+            <w:r>
+              <w:rPr>
+                <w:noProof/>
+                <w:webHidden/>
+              </w:rPr>
+              <w:fldChar w:fldCharType="separate"/>
+            </w:r>
+            <w:r>
+              <w:rPr>
+                <w:noProof/>
+                <w:webHidden/>
+              </w:rPr>
+              <w:t>7</w:t>
+            </w:r>
+            <w:r>
+              <w:rPr>
+                <w:noProof/>
+                <w:webHidden/>
+              </w:rPr>
+              <w:fldChar w:fldCharType="end"/>
+            </w:r>
+          </w:hyperlink>
+        </w:p>
+        <w:p>
+          <w:pPr>
+            <w:pStyle w:val="TJ1"/>
+            <w:tabs>
+              <w:tab w:val="right" w:leader="dot" w:pos="9062"/>
+            </w:tabs>
+            <w:rPr>
+              <w:rFonts w:asciiTheme="minorHAnsi" w:eastAsiaTheme="minorEastAsia" w:hAnsiTheme="minorHAnsi" w:cstheme="minorBidi"/>
+              <w:noProof/>
+              <w:kern w:val="2"/>
+              <w:szCs w:val="24"/>
+              <w:lang w:val="hu-HU" w:eastAsia="hu-HU"/>
+              <w14:ligatures w14:val="standardContextual"/>
+            </w:rPr>
+          </w:pPr>
+          <w:hyperlink w:anchor="_Toc227053848" w:history="1">
+            <w:r>
+              <w:rPr>
+                <w:rStyle w:val="Hiperhivatkozs"/>
+                <w:rFonts w:ascii="Times New Roman" w:hAnsi="Times New Roman" w:cs="Times New Roman"/>
+                <w:noProof/>
+                <w:lang w:val="hu-HU"/>
+              </w:rPr>
+              <w:t>WPF alkalmazás</w:t>
+            </w:r>
+            <w:r>
+              <w:rPr>
+                <w:noProof/>
+                <w:webHidden/>
+              </w:rPr>
+              <w:tab/>
+            </w:r>
+            <w:r>
+              <w:rPr>
+                <w:noProof/>
+                <w:webHidden/>
+              </w:rPr>
+              <w:fldChar w:fldCharType="begin"/>
+            </w:r>
+            <w:r>
+              <w:rPr>
+                <w:noProof/>
+                <w:webHidden/>
+              </w:rPr>
+              <w:instrText xml:space="preserve"> PAGEREF _Toc227053848 \h </w:instrText>
             </w:r>
             <w:r>
               <w:rPr>
@@ -1176,21 +1313,20 @@
               <w:rFonts w:asciiTheme="minorHAnsi" w:eastAsiaTheme="minorEastAsia" w:hAnsiTheme="minorHAnsi" w:cstheme="minorBidi"/>
               <w:noProof/>
               <w:kern w:val="2"/>
-              <w:sz w:val="24"/>
               <w:szCs w:val="24"/>
               <w:lang w:val="hu-HU" w:eastAsia="hu-HU"/>
               <w14:ligatures w14:val="standardContextual"/>
             </w:rPr>
           </w:pPr>
-          <w:hyperlink w:anchor="_Toc227025663" w:history="1">
+          <w:hyperlink w:anchor="_Toc227053849" w:history="1">
             <w:r>
               <w:rPr>
                 <w:rStyle w:val="Hiperhivatkozs"/>
-                <w:rFonts w:cstheme="minorHAnsi"/>
+                <w:rFonts w:ascii="Times New Roman" w:hAnsi="Times New Roman" w:cs="Times New Roman"/>
                 <w:noProof/>
                 <w:lang w:val="hu-HU"/>
               </w:rPr>
-              <w:t>Frontend</w:t>
+              <w:t>Borsod Coding</w:t>
             </w:r>
             <w:r>
               <w:rPr>
@@ -1211,7 +1347,7 @@
                 <w:noProof/>
                 <w:webHidden/>
               </w:rPr>
-              <w:instrText xml:space="preserve"> PAGEREF _Toc227025663 \h </w:instrText>
+              <w:instrText xml:space="preserve"> PAGEREF _Toc227053849 \h </w:instrText>
             </w:r>
             <w:r>
               <w:rPr>
@@ -1231,7 +1367,7 @@
                 <w:noProof/>
                 <w:webHidden/>
               </w:rPr>
-              <w:t>9</w:t>
+              <w:t>10</w:t>
             </w:r>
             <w:r>
               <w:rPr>
@@ -1252,21 +1388,19 @@
               <w:rFonts w:asciiTheme="minorHAnsi" w:eastAsiaTheme="minorEastAsia" w:hAnsiTheme="minorHAnsi" w:cstheme="minorBidi"/>
               <w:noProof/>
               <w:kern w:val="2"/>
-              <w:sz w:val="24"/>
               <w:szCs w:val="24"/>
               <w:lang w:val="hu-HU" w:eastAsia="hu-HU"/>
               <w14:ligatures w14:val="standardContextual"/>
             </w:rPr>
           </w:pPr>
-          <w:hyperlink w:anchor="_Toc227025664" w:history="1">
+          <w:hyperlink w:anchor="_Toc227053850" w:history="1">
             <w:r>
               <w:rPr>
                 <w:rStyle w:val="Hiperhivatkozs"/>
-                <w:rFonts w:cstheme="minorHAnsi"/>
+                <w:rFonts w:ascii="Times New Roman" w:hAnsi="Times New Roman" w:cs="Times New Roman"/>
                 <w:noProof/>
-                <w:lang w:val="hu-HU"/>
               </w:rPr>
-              <w:t>WPF alkalmazás</w:t>
+              <w:t>Irodalomjegyzék</w:t>
             </w:r>
             <w:r>
               <w:rPr>
@@ -1287,7 +1421,7 @@
                 <w:noProof/>
                 <w:webHidden/>
               </w:rPr>
-              <w:instrText xml:space="preserve"> PAGEREF _Toc227025664 \h </w:instrText>
+              <w:instrText xml:space="preserve"> PAGEREF _Toc227053850 \h </w:instrText>
             </w:r>
             <w:r>
               <w:rPr>
@@ -1328,166 +1462,16 @@
               <w:rFonts w:asciiTheme="minorHAnsi" w:eastAsiaTheme="minorEastAsia" w:hAnsiTheme="minorHAnsi" w:cstheme="minorBidi"/>
               <w:noProof/>
               <w:kern w:val="2"/>
-              <w:sz w:val="24"/>
               <w:szCs w:val="24"/>
               <w:lang w:val="hu-HU" w:eastAsia="hu-HU"/>
               <w14:ligatures w14:val="standardContextual"/>
             </w:rPr>
           </w:pPr>
-          <w:hyperlink w:anchor="_Toc227025665" w:history="1">
+          <w:hyperlink w:anchor="_Toc227053851" w:history="1">
             <w:r>
               <w:rPr>
                 <w:rStyle w:val="Hiperhivatkozs"/>
-                <w:rFonts w:cstheme="minorHAnsi"/>
-                <w:noProof/>
-                <w:lang w:val="hu-HU"/>
-              </w:rPr>
-              <w:t>Borsod Coding</w:t>
-            </w:r>
-            <w:r>
-              <w:rPr>
-                <w:noProof/>
-                <w:webHidden/>
-              </w:rPr>
-              <w:tab/>
-            </w:r>
-            <w:r>
-              <w:rPr>
-                <w:noProof/>
-                <w:webHidden/>
-              </w:rPr>
-              <w:fldChar w:fldCharType="begin"/>
-            </w:r>
-            <w:r>
-              <w:rPr>
-                <w:noProof/>
-                <w:webHidden/>
-              </w:rPr>
-              <w:instrText xml:space="preserve"> PAGEREF _Toc227025665 \h </w:instrText>
-            </w:r>
-            <w:r>
-              <w:rPr>
-                <w:noProof/>
-                <w:webHidden/>
-              </w:rPr>
-            </w:r>
-            <w:r>
-              <w:rPr>
-                <w:noProof/>
-                <w:webHidden/>
-              </w:rPr>
-              <w:fldChar w:fldCharType="separate"/>
-            </w:r>
-            <w:r>
-              <w:rPr>
-                <w:noProof/>
-                <w:webHidden/>
-              </w:rPr>
-              <w:t>13</w:t>
-            </w:r>
-            <w:r>
-              <w:rPr>
-                <w:noProof/>
-                <w:webHidden/>
-              </w:rPr>
-              <w:fldChar w:fldCharType="end"/>
-            </w:r>
-          </w:hyperlink>
-        </w:p>
-        <w:p>
-          <w:pPr>
-            <w:pStyle w:val="TJ1"/>
-            <w:tabs>
-              <w:tab w:val="right" w:leader="dot" w:pos="9062"/>
-            </w:tabs>
-            <w:rPr>
-              <w:rFonts w:asciiTheme="minorHAnsi" w:eastAsiaTheme="minorEastAsia" w:hAnsiTheme="minorHAnsi" w:cstheme="minorBidi"/>
-              <w:noProof/>
-              <w:kern w:val="2"/>
-              <w:sz w:val="24"/>
-              <w:szCs w:val="24"/>
-              <w:lang w:val="hu-HU" w:eastAsia="hu-HU"/>
-              <w14:ligatures w14:val="standardContextual"/>
-            </w:rPr>
-          </w:pPr>
-          <w:hyperlink w:anchor="_Toc227025666" w:history="1">
-            <w:r>
-              <w:rPr>
-                <w:rStyle w:val="Hiperhivatkozs"/>
-                <w:noProof/>
-              </w:rPr>
-              <w:t>Irodalomjegyzék</w:t>
-            </w:r>
-            <w:r>
-              <w:rPr>
-                <w:noProof/>
-                <w:webHidden/>
-              </w:rPr>
-              <w:tab/>
-            </w:r>
-            <w:r>
-              <w:rPr>
-                <w:noProof/>
-                <w:webHidden/>
-              </w:rPr>
-              <w:fldChar w:fldCharType="begin"/>
-            </w:r>
-            <w:r>
-              <w:rPr>
-                <w:noProof/>
-                <w:webHidden/>
-              </w:rPr>
-              <w:instrText xml:space="preserve"> PAGEREF _Toc227025666 \h </w:instrText>
-            </w:r>
-            <w:r>
-              <w:rPr>
-                <w:noProof/>
-                <w:webHidden/>
-              </w:rPr>
-            </w:r>
-            <w:r>
-              <w:rPr>
-                <w:noProof/>
-                <w:webHidden/>
-              </w:rPr>
-              <w:fldChar w:fldCharType="separate"/>
-            </w:r>
-            <w:r>
-              <w:rPr>
-                <w:noProof/>
-                <w:webHidden/>
-              </w:rPr>
-              <w:t>14</w:t>
-            </w:r>
-            <w:r>
-              <w:rPr>
-                <w:noProof/>
-                <w:webHidden/>
-              </w:rPr>
-              <w:fldChar w:fldCharType="end"/>
-            </w:r>
-          </w:hyperlink>
-        </w:p>
-        <w:p>
-          <w:pPr>
-            <w:pStyle w:val="TJ1"/>
-            <w:tabs>
-              <w:tab w:val="right" w:leader="dot" w:pos="9062"/>
-            </w:tabs>
-            <w:rPr>
-              <w:rFonts w:asciiTheme="minorHAnsi" w:eastAsiaTheme="minorEastAsia" w:hAnsiTheme="minorHAnsi" w:cstheme="minorBidi"/>
-              <w:noProof/>
-              <w:kern w:val="2"/>
-              <w:sz w:val="24"/>
-              <w:szCs w:val="24"/>
-              <w:lang w:val="hu-HU" w:eastAsia="hu-HU"/>
-              <w14:ligatures w14:val="standardContextual"/>
-            </w:rPr>
-          </w:pPr>
-          <w:hyperlink w:anchor="_Toc227025667" w:history="1">
-            <w:r>
-              <w:rPr>
-                <w:rStyle w:val="Hiperhivatkozs"/>
+                <w:rFonts w:ascii="Times New Roman" w:hAnsi="Times New Roman" w:cs="Times New Roman"/>
                 <w:noProof/>
                 <w:lang w:val="hu-HU"/>
               </w:rPr>
@@ -1512,7 +1496,7 @@
                 <w:noProof/>
                 <w:webHidden/>
               </w:rPr>
-              <w:instrText xml:space="preserve"> PAGEREF _Toc227025667 \h </w:instrText>
+              <w:instrText xml:space="preserve"> PAGEREF _Toc227053851 \h </w:instrText>
             </w:r>
             <w:r>
               <w:rPr>
@@ -1553,16 +1537,16 @@
               <w:rFonts w:asciiTheme="minorHAnsi" w:eastAsiaTheme="minorEastAsia" w:hAnsiTheme="minorHAnsi" w:cstheme="minorBidi"/>
               <w:noProof/>
               <w:kern w:val="2"/>
-              <w:sz w:val="24"/>
               <w:szCs w:val="24"/>
               <w:lang w:val="hu-HU" w:eastAsia="hu-HU"/>
               <w14:ligatures w14:val="standardContextual"/>
             </w:rPr>
           </w:pPr>
-          <w:hyperlink w:anchor="_Toc227025668" w:history="1">
+          <w:hyperlink w:anchor="_Toc227053852" w:history="1">
             <w:r>
               <w:rPr>
                 <w:rStyle w:val="Hiperhivatkozs"/>
+                <w:rFonts w:ascii="Times New Roman" w:hAnsi="Times New Roman" w:cs="Times New Roman"/>
                 <w:noProof/>
                 <w:lang w:val="hu-HU"/>
               </w:rPr>
@@ -1587,7 +1571,7 @@
                 <w:noProof/>
                 <w:webHidden/>
               </w:rPr>
-              <w:instrText xml:space="preserve"> PAGEREF _Toc227025668 \h </w:instrText>
+              <w:instrText xml:space="preserve"> PAGEREF _Toc227053852 \h </w:instrText>
             </w:r>
             <w:r>
               <w:rPr>
@@ -1628,16 +1612,16 @@
               <w:rFonts w:asciiTheme="minorHAnsi" w:eastAsiaTheme="minorEastAsia" w:hAnsiTheme="minorHAnsi" w:cstheme="minorBidi"/>
               <w:noProof/>
               <w:kern w:val="2"/>
-              <w:sz w:val="24"/>
               <w:szCs w:val="24"/>
               <w:lang w:val="hu-HU" w:eastAsia="hu-HU"/>
               <w14:ligatures w14:val="standardContextual"/>
             </w:rPr>
           </w:pPr>
-          <w:hyperlink w:anchor="_Toc227025669" w:history="1">
+          <w:hyperlink w:anchor="_Toc227053853" w:history="1">
             <w:r>
               <w:rPr>
                 <w:rStyle w:val="Hiperhivatkozs"/>
+                <w:rFonts w:ascii="Times New Roman" w:hAnsi="Times New Roman" w:cs="Times New Roman"/>
                 <w:noProof/>
                 <w:lang w:val="hu-HU"/>
               </w:rPr>
@@ -1662,7 +1646,7 @@
                 <w:noProof/>
                 <w:webHidden/>
               </w:rPr>
-              <w:instrText xml:space="preserve"> PAGEREF _Toc227025669 \h </w:instrText>
+              <w:instrText xml:space="preserve"> PAGEREF _Toc227053853 \h </w:instrText>
             </w:r>
             <w:r>
               <w:rPr>
@@ -1703,16 +1687,16 @@
               <w:rFonts w:asciiTheme="minorHAnsi" w:eastAsiaTheme="minorEastAsia" w:hAnsiTheme="minorHAnsi" w:cstheme="minorBidi"/>
               <w:noProof/>
               <w:kern w:val="2"/>
-              <w:sz w:val="24"/>
               <w:szCs w:val="24"/>
               <w:lang w:val="hu-HU" w:eastAsia="hu-HU"/>
               <w14:ligatures w14:val="standardContextual"/>
             </w:rPr>
           </w:pPr>
-          <w:hyperlink w:anchor="_Toc227025670" w:history="1">
+          <w:hyperlink w:anchor="_Toc227053854" w:history="1">
             <w:r>
               <w:rPr>
                 <w:rStyle w:val="Hiperhivatkozs"/>
+                <w:rFonts w:ascii="Times New Roman" w:hAnsi="Times New Roman" w:cs="Times New Roman"/>
                 <w:noProof/>
                 <w:lang w:val="hu-HU"/>
               </w:rPr>
@@ -1737,7 +1721,7 @@
                 <w:noProof/>
                 <w:webHidden/>
               </w:rPr>
-              <w:instrText xml:space="preserve"> PAGEREF _Toc227025670 \h </w:instrText>
+              <w:instrText xml:space="preserve"> PAGEREF _Toc227053854 \h </w:instrText>
             </w:r>
             <w:r>
               <w:rPr>
@@ -1778,16 +1762,16 @@
               <w:rFonts w:asciiTheme="minorHAnsi" w:eastAsiaTheme="minorEastAsia" w:hAnsiTheme="minorHAnsi" w:cstheme="minorBidi"/>
               <w:noProof/>
               <w:kern w:val="2"/>
-              <w:sz w:val="24"/>
               <w:szCs w:val="24"/>
               <w:lang w:val="hu-HU" w:eastAsia="hu-HU"/>
               <w14:ligatures w14:val="standardContextual"/>
             </w:rPr>
           </w:pPr>
-          <w:hyperlink w:anchor="_Toc227025671" w:history="1">
+          <w:hyperlink w:anchor="_Toc227053855" w:history="1">
             <w:r>
               <w:rPr>
                 <w:rStyle w:val="Hiperhivatkozs"/>
+                <w:rFonts w:ascii="Times New Roman" w:hAnsi="Times New Roman" w:cs="Times New Roman"/>
                 <w:noProof/>
                 <w:lang w:val="hu-HU"/>
               </w:rPr>
@@ -1812,7 +1796,7 @@
                 <w:noProof/>
                 <w:webHidden/>
               </w:rPr>
-              <w:instrText xml:space="preserve"> PAGEREF _Toc227025671 \h </w:instrText>
+              <w:instrText xml:space="preserve"> PAGEREF _Toc227053855 \h </w:instrText>
             </w:r>
             <w:r>
               <w:rPr>
@@ -1844,8 +1828,14 @@
           </w:hyperlink>
         </w:p>
         <w:p>
+          <w:pPr>
+            <w:rPr>
+              <w:rFonts w:ascii="Times New Roman" w:hAnsi="Times New Roman" w:cs="Times New Roman"/>
+            </w:rPr>
+          </w:pPr>
           <w:r>
             <w:rPr>
+              <w:rFonts w:ascii="Times New Roman" w:hAnsi="Times New Roman" w:cs="Times New Roman"/>
               <w:b/>
               <w:bCs/>
             </w:rPr>
@@ -1857,7 +1847,7 @@
     <w:p>
       <w:pPr>
         <w:rPr>
-          <w:rFonts w:asciiTheme="minorHAnsi" w:eastAsiaTheme="majorEastAsia" w:hAnsiTheme="minorHAnsi" w:cstheme="minorHAnsi"/>
+          <w:rFonts w:ascii="Times New Roman" w:eastAsiaTheme="majorEastAsia" w:hAnsi="Times New Roman" w:cs="Times New Roman"/>
           <w:color w:val="2F5496" w:themeColor="accent1" w:themeShade="BF"/>
           <w:sz w:val="32"/>
           <w:szCs w:val="32"/>
@@ -1876,7 +1866,7 @@
     <w:p>
       <w:pPr>
         <w:rPr>
-          <w:rFonts w:asciiTheme="minorHAnsi" w:eastAsiaTheme="majorEastAsia" w:hAnsiTheme="minorHAnsi" w:cstheme="minorHAnsi"/>
+          <w:rFonts w:ascii="Times New Roman" w:eastAsiaTheme="majorEastAsia" w:hAnsi="Times New Roman" w:cs="Times New Roman"/>
           <w:color w:val="2F5496" w:themeColor="accent1" w:themeShade="BF"/>
           <w:sz w:val="32"/>
           <w:szCs w:val="32"/>
@@ -1889,16 +1879,16 @@
         <w:pStyle w:val="Cmsor1"/>
         <w:jc w:val="center"/>
         <w:rPr>
-          <w:rFonts w:asciiTheme="minorHAnsi" w:hAnsiTheme="minorHAnsi" w:cstheme="minorHAnsi"/>
-          <w:szCs w:val="72"/>
-          <w:lang w:val="hu-HU"/>
-        </w:rPr>
-      </w:pPr>
-      <w:bookmarkStart w:id="0" w:name="_Toc227025660"/>
-      <w:r>
-        <w:rPr>
-          <w:rFonts w:asciiTheme="minorHAnsi" w:hAnsiTheme="minorHAnsi" w:cstheme="minorHAnsi"/>
-          <w:szCs w:val="72"/>
+          <w:rFonts w:ascii="Times New Roman" w:hAnsi="Times New Roman" w:cs="Times New Roman"/>
+          <w:szCs w:val="52"/>
+          <w:lang w:val="hu-HU"/>
+        </w:rPr>
+      </w:pPr>
+      <w:bookmarkStart w:id="0" w:name="_Toc227053844"/>
+      <w:r>
+        <w:rPr>
+          <w:rFonts w:ascii="Times New Roman" w:hAnsi="Times New Roman" w:cs="Times New Roman"/>
+          <w:szCs w:val="52"/>
           <w:lang w:val="hu-HU"/>
         </w:rPr>
         <w:t>Játék</w:t>
@@ -1917,148 +1907,34 @@
         <w:spacing w:before="120" w:after="360" w:line="360" w:lineRule="auto"/>
         <w:jc w:val="both"/>
         <w:rPr>
-          <w:rFonts w:eastAsia="Calibri"/>
-          <w:color w:val="000000"/>
-          <w:sz w:val="32"/>
-          <w:szCs w:val="32"/>
-          <w:lang w:val="hu" w:eastAsia="hu-HU"/>
-        </w:rPr>
-      </w:pPr>
-      <w:r>
-        <w:rPr>
-          <w:rFonts w:eastAsia="Calibri"/>
-          <w:color w:val="000000"/>
-          <w:sz w:val="32"/>
-          <w:szCs w:val="32"/>
-          <w:lang w:val="hu" w:eastAsia="hu-HU"/>
-        </w:rPr>
-        <w:t xml:space="preserve">Projektünk egy 2D-s </w:t>
-      </w:r>
-      <w:proofErr w:type="spellStart"/>
-      <w:r>
-        <w:rPr>
-          <w:rFonts w:eastAsia="Calibri"/>
-          <w:color w:val="000000"/>
-          <w:sz w:val="32"/>
-          <w:szCs w:val="32"/>
-          <w:lang w:val="hu" w:eastAsia="hu-HU"/>
-        </w:rPr>
-        <w:t>platformer</w:t>
-      </w:r>
-      <w:proofErr w:type="spellEnd"/>
-      <w:r>
-        <w:rPr>
-          <w:rFonts w:eastAsia="Calibri"/>
-          <w:color w:val="000000"/>
-          <w:sz w:val="32"/>
-          <w:szCs w:val="32"/>
-          <w:lang w:val="hu" w:eastAsia="hu-HU"/>
-        </w:rPr>
-        <w:t xml:space="preserve"> játék, ami a </w:t>
-      </w:r>
-      <w:proofErr w:type="spellStart"/>
-      <w:r>
-        <w:rPr>
-          <w:rFonts w:eastAsia="Calibri"/>
-          <w:color w:val="000000"/>
-          <w:sz w:val="32"/>
-          <w:szCs w:val="32"/>
-          <w:lang w:val="hu" w:eastAsia="hu-HU"/>
-        </w:rPr>
-        <w:t>rage</w:t>
-      </w:r>
-      <w:proofErr w:type="spellEnd"/>
-      <w:r>
-        <w:rPr>
-          <w:rFonts w:eastAsia="Calibri"/>
-          <w:color w:val="000000"/>
-          <w:sz w:val="32"/>
-          <w:szCs w:val="32"/>
-          <w:lang w:val="hu" w:eastAsia="hu-HU"/>
-        </w:rPr>
-        <w:t xml:space="preserve"> game kategóriába esik. A története a következő: Volt egyszer egy </w:t>
-      </w:r>
-      <w:proofErr w:type="spellStart"/>
-      <w:r>
-        <w:rPr>
-          <w:rFonts w:eastAsia="Calibri"/>
-          <w:color w:val="000000"/>
-          <w:sz w:val="32"/>
-          <w:szCs w:val="32"/>
-          <w:lang w:val="hu" w:eastAsia="hu-HU"/>
-        </w:rPr>
-        <w:t>troll</w:t>
-      </w:r>
-      <w:proofErr w:type="spellEnd"/>
-      <w:r>
-        <w:rPr>
-          <w:rFonts w:eastAsia="Calibri"/>
-          <w:color w:val="000000"/>
-          <w:sz w:val="32"/>
-          <w:szCs w:val="32"/>
-          <w:lang w:val="hu" w:eastAsia="hu-HU"/>
-        </w:rPr>
-        <w:t xml:space="preserve">, akinek a legjobb barátja egy krumpli volt, akit Kolompérnak hívtak. Az ottani katonák ellopták ezt a krumplit, hogy sült krumplit csináljanak belőle. A </w:t>
-      </w:r>
-      <w:proofErr w:type="spellStart"/>
-      <w:r>
-        <w:rPr>
-          <w:rFonts w:eastAsia="Calibri"/>
-          <w:color w:val="000000"/>
-          <w:sz w:val="32"/>
-          <w:szCs w:val="32"/>
-          <w:lang w:val="hu" w:eastAsia="hu-HU"/>
-        </w:rPr>
-        <w:t>troll</w:t>
-      </w:r>
-      <w:proofErr w:type="spellEnd"/>
-      <w:r>
-        <w:rPr>
-          <w:rFonts w:eastAsia="Calibri"/>
-          <w:color w:val="000000"/>
-          <w:sz w:val="32"/>
-          <w:szCs w:val="32"/>
-          <w:lang w:val="hu" w:eastAsia="hu-HU"/>
-        </w:rPr>
-        <w:t xml:space="preserve"> ezt nem engedhette meg, ezért elindult kiszabadítani. A játék zárása: sajnos a </w:t>
-      </w:r>
-      <w:proofErr w:type="spellStart"/>
-      <w:r>
-        <w:rPr>
-          <w:rFonts w:eastAsia="Calibri"/>
-          <w:color w:val="000000"/>
-          <w:sz w:val="32"/>
-          <w:szCs w:val="32"/>
-          <w:lang w:val="hu" w:eastAsia="hu-HU"/>
-        </w:rPr>
-        <w:t>troll</w:t>
-      </w:r>
-      <w:proofErr w:type="spellEnd"/>
-      <w:r>
-        <w:rPr>
-          <w:rFonts w:eastAsia="Calibri"/>
-          <w:color w:val="000000"/>
-          <w:sz w:val="32"/>
-          <w:szCs w:val="32"/>
-          <w:lang w:val="hu" w:eastAsia="hu-HU"/>
-        </w:rPr>
-        <w:t xml:space="preserve"> nem tudta megmenteni Kolo</w:t>
-      </w:r>
-      <w:r>
-        <w:rPr>
-          <w:rFonts w:eastAsia="Calibri"/>
-          <w:sz w:val="32"/>
-          <w:szCs w:val="32"/>
+          <w:rFonts w:ascii="Times New Roman" w:eastAsia="Calibri" w:hAnsi="Times New Roman" w:cs="Times New Roman"/>
+          <w:color w:val="000000"/>
+          <w:szCs w:val="24"/>
+          <w:lang w:val="hu" w:eastAsia="hu-HU"/>
+        </w:rPr>
+      </w:pPr>
+      <w:r>
+        <w:rPr>
+          <w:rFonts w:ascii="Times New Roman" w:eastAsia="Calibri" w:hAnsi="Times New Roman" w:cs="Times New Roman"/>
+          <w:color w:val="000000"/>
+          <w:szCs w:val="24"/>
+          <w:lang w:val="hu" w:eastAsia="hu-HU"/>
+        </w:rPr>
+        <w:t>Projektünk egy 2D-s platformer játék, ami a rage game kategóriába esik. A története a következő: Volt egyszer egy troll, akinek a legjobb barátja egy krumpli volt, akit Kolompérnak hívtak. Az ottani katonák ellopták ezt a krumplit, hogy sült krumplit csináljanak belőle. A troll ezt nem engedhette meg, ezért elindult kiszabadítani. A játék zárása: sajnos a troll nem tudta megmenteni Kolo</w:t>
+      </w:r>
+      <w:r>
+        <w:rPr>
+          <w:rFonts w:ascii="Times New Roman" w:eastAsia="Calibri" w:hAnsi="Times New Roman" w:cs="Times New Roman"/>
+          <w:szCs w:val="24"/>
           <w:lang w:val="hu" w:eastAsia="hu-HU"/>
         </w:rPr>
         <w:t>m</w:t>
       </w:r>
       <w:r>
         <w:rPr>
-          <w:rFonts w:eastAsia="Calibri"/>
-          <w:color w:val="000000"/>
-          <w:sz w:val="32"/>
-          <w:szCs w:val="32"/>
+          <w:rFonts w:ascii="Times New Roman" w:eastAsia="Calibri" w:hAnsi="Times New Roman" w:cs="Times New Roman"/>
+          <w:color w:val="000000"/>
+          <w:szCs w:val="24"/>
           <w:lang w:val="hu" w:eastAsia="hu-HU"/>
         </w:rPr>
         <w:t>pért. sült krumpli lett belőle.</w:t>
@@ -2076,88 +1952,20 @@
         <w:spacing w:before="120" w:after="360" w:line="360" w:lineRule="auto"/>
         <w:jc w:val="both"/>
         <w:rPr>
-          <w:rFonts w:eastAsia="Calibri"/>
-          <w:color w:val="000000"/>
-          <w:sz w:val="32"/>
-          <w:szCs w:val="32"/>
-          <w:lang w:val="hu" w:eastAsia="hu-HU"/>
-        </w:rPr>
-      </w:pPr>
-      <w:r>
-        <w:rPr>
-          <w:rFonts w:eastAsia="Calibri"/>
-          <w:color w:val="000000"/>
-          <w:sz w:val="32"/>
-          <w:szCs w:val="32"/>
-          <w:lang w:val="hu" w:eastAsia="hu-HU"/>
-        </w:rPr>
-        <w:t xml:space="preserve">Tervezünk hozzá folytatást is. A </w:t>
-      </w:r>
-      <w:proofErr w:type="spellStart"/>
-      <w:r>
-        <w:rPr>
-          <w:rFonts w:eastAsia="Calibri"/>
-          <w:color w:val="000000"/>
-          <w:sz w:val="32"/>
-          <w:szCs w:val="32"/>
-          <w:lang w:val="hu" w:eastAsia="hu-HU"/>
-        </w:rPr>
-        <w:t>troll</w:t>
-      </w:r>
-      <w:proofErr w:type="spellEnd"/>
-      <w:r>
-        <w:rPr>
-          <w:rFonts w:eastAsia="Calibri"/>
-          <w:color w:val="000000"/>
-          <w:sz w:val="32"/>
-          <w:szCs w:val="32"/>
-          <w:lang w:val="hu" w:eastAsia="hu-HU"/>
-        </w:rPr>
-        <w:t xml:space="preserve"> nem adta fel a harcot. </w:t>
-      </w:r>
-      <w:proofErr w:type="spellStart"/>
-      <w:r>
-        <w:rPr>
-          <w:rFonts w:eastAsia="Calibri"/>
-          <w:color w:val="000000"/>
-          <w:sz w:val="32"/>
-          <w:szCs w:val="32"/>
-          <w:lang w:val="hu" w:eastAsia="hu-HU"/>
-        </w:rPr>
-        <w:t>Végigküzdötte</w:t>
-      </w:r>
-      <w:proofErr w:type="spellEnd"/>
-      <w:r>
-        <w:rPr>
-          <w:rFonts w:eastAsia="Calibri"/>
-          <w:color w:val="000000"/>
-          <w:sz w:val="32"/>
-          <w:szCs w:val="32"/>
-          <w:lang w:val="hu" w:eastAsia="hu-HU"/>
-        </w:rPr>
-        <w:t xml:space="preserve"> magát a fél világon, hogy </w:t>
-      </w:r>
-      <w:proofErr w:type="spellStart"/>
-      <w:r>
-        <w:rPr>
-          <w:rFonts w:eastAsia="Calibri"/>
-          <w:color w:val="000000"/>
-          <w:sz w:val="32"/>
-          <w:szCs w:val="32"/>
-          <w:lang w:val="hu" w:eastAsia="hu-HU"/>
-        </w:rPr>
-        <w:t>betörjön</w:t>
-      </w:r>
-      <w:proofErr w:type="spellEnd"/>
-      <w:r>
-        <w:rPr>
-          <w:rFonts w:eastAsia="Calibri"/>
-          <w:color w:val="000000"/>
-          <w:sz w:val="32"/>
-          <w:szCs w:val="32"/>
-          <w:lang w:val="hu" w:eastAsia="hu-HU"/>
-        </w:rPr>
-        <w:t xml:space="preserve"> egy titkos katonai laborba, hogy onnan dokumentumokat lopjon el, amikből kiderül hogyan tudná visszaváltoztatni Kolompért krumplivá. Ezzel záródna a második rész.</w:t>
+          <w:rFonts w:ascii="Times New Roman" w:eastAsia="Calibri" w:hAnsi="Times New Roman" w:cs="Times New Roman"/>
+          <w:color w:val="000000"/>
+          <w:szCs w:val="24"/>
+          <w:lang w:val="hu" w:eastAsia="hu-HU"/>
+        </w:rPr>
+      </w:pPr>
+      <w:r>
+        <w:rPr>
+          <w:rFonts w:ascii="Times New Roman" w:eastAsia="Calibri" w:hAnsi="Times New Roman" w:cs="Times New Roman"/>
+          <w:color w:val="000000"/>
+          <w:szCs w:val="24"/>
+          <w:lang w:val="hu" w:eastAsia="hu-HU"/>
+        </w:rPr>
+        <w:t>Tervezünk hozzá folytatást is. A troll nem adta fel a harcot. Végigküzdötte magát a fél világon, hogy betörjön egy titkos katonai laborba, hogy onnan dokumentumokat lopjon el, amikből kiderül hogyan tudná visszaváltoztatni Kolompért krumplivá. Ezzel záródna a második rész.</w:t>
       </w:r>
     </w:p>
     <w:p>
@@ -2172,19 +1980,17 @@
         <w:spacing w:before="120" w:after="360" w:line="360" w:lineRule="auto"/>
         <w:jc w:val="both"/>
         <w:rPr>
-          <w:rFonts w:eastAsia="Calibri"/>
-          <w:color w:val="000000"/>
-          <w:sz w:val="32"/>
-          <w:szCs w:val="32"/>
-          <w:lang w:val="hu" w:eastAsia="hu-HU"/>
-        </w:rPr>
-      </w:pPr>
-      <w:r>
-        <w:rPr>
-          <w:rFonts w:eastAsia="Calibri"/>
-          <w:color w:val="000000"/>
-          <w:sz w:val="32"/>
-          <w:szCs w:val="32"/>
+          <w:rFonts w:ascii="Times New Roman" w:eastAsia="Calibri" w:hAnsi="Times New Roman" w:cs="Times New Roman"/>
+          <w:color w:val="000000"/>
+          <w:szCs w:val="24"/>
+          <w:lang w:val="hu" w:eastAsia="hu-HU"/>
+        </w:rPr>
+      </w:pPr>
+      <w:r>
+        <w:rPr>
+          <w:rFonts w:ascii="Times New Roman" w:eastAsia="Calibri" w:hAnsi="Times New Roman" w:cs="Times New Roman"/>
+          <w:color w:val="000000"/>
+          <w:szCs w:val="24"/>
           <w:lang w:val="hu" w:eastAsia="hu-HU"/>
         </w:rPr>
         <w:t>A harmadik részben elindul visszaszerezni a sült krumplit, amit a katonák azóta is szigorúan őriznek, ezután elindulnak vissza a laborba, hogy Kolompér ismét krumpli lehessen. Sikerrel járnak.</w:t>
@@ -2202,77 +2008,20 @@
         <w:spacing w:before="120" w:after="360" w:line="360" w:lineRule="auto"/>
         <w:jc w:val="both"/>
         <w:rPr>
-          <w:rFonts w:eastAsia="Calibri"/>
-          <w:color w:val="000000"/>
-          <w:sz w:val="32"/>
-          <w:szCs w:val="32"/>
-          <w:lang w:val="hu" w:eastAsia="hu-HU"/>
-        </w:rPr>
-      </w:pPr>
-      <w:r>
-        <w:rPr>
-          <w:rFonts w:eastAsia="Calibri"/>
-          <w:color w:val="000000"/>
-          <w:sz w:val="32"/>
-          <w:szCs w:val="32"/>
-          <w:lang w:val="hu" w:eastAsia="hu-HU"/>
-        </w:rPr>
-        <w:t xml:space="preserve">A negyedik részben azonban újra elrabolják a krumplit, ezúttal az étterem emberei. Most sültkrumplit akarnak belőle csinálni. A </w:t>
-      </w:r>
-      <w:proofErr w:type="spellStart"/>
-      <w:r>
-        <w:rPr>
-          <w:rFonts w:eastAsia="Calibri"/>
-          <w:color w:val="000000"/>
-          <w:sz w:val="32"/>
-          <w:szCs w:val="32"/>
-          <w:lang w:val="hu" w:eastAsia="hu-HU"/>
-        </w:rPr>
-        <w:t>troll</w:t>
-      </w:r>
-      <w:proofErr w:type="spellEnd"/>
-      <w:r>
-        <w:rPr>
-          <w:rFonts w:eastAsia="Calibri"/>
-          <w:color w:val="000000"/>
-          <w:sz w:val="32"/>
-          <w:szCs w:val="32"/>
-          <w:lang w:val="hu" w:eastAsia="hu-HU"/>
-        </w:rPr>
-        <w:t xml:space="preserve"> ismét elmegy kiszabadítani. Zárás: a történet végére a </w:t>
-      </w:r>
-      <w:proofErr w:type="spellStart"/>
-      <w:r>
-        <w:rPr>
-          <w:rFonts w:eastAsia="Calibri"/>
-          <w:color w:val="000000"/>
-          <w:sz w:val="32"/>
-          <w:szCs w:val="32"/>
-          <w:lang w:val="hu" w:eastAsia="hu-HU"/>
-        </w:rPr>
-        <w:t>troll</w:t>
-      </w:r>
-      <w:proofErr w:type="spellEnd"/>
-      <w:r>
-        <w:rPr>
-          <w:rFonts w:eastAsia="Calibri"/>
-          <w:color w:val="000000"/>
-          <w:sz w:val="32"/>
-          <w:szCs w:val="32"/>
-          <w:lang w:val="hu" w:eastAsia="hu-HU"/>
-        </w:rPr>
-        <w:t xml:space="preserve"> otthonán elfogy az étel, de így is annyira éhes, hogy összefog az étteremmel, és </w:t>
-      </w:r>
-      <w:r>
-        <w:rPr>
-          <w:rFonts w:eastAsia="Calibri"/>
-          <w:color w:val="000000"/>
-          <w:sz w:val="32"/>
-          <w:szCs w:val="32"/>
-          <w:lang w:val="hu" w:eastAsia="hu-HU"/>
-        </w:rPr>
-        <w:lastRenderedPageBreak/>
-        <w:t>hagyja, hogy barátjából sültkrumplit csináljanak, cserébe megkapja a sültkrumpli felét.</w:t>
+          <w:rFonts w:ascii="Times New Roman" w:eastAsia="Calibri" w:hAnsi="Times New Roman" w:cs="Times New Roman"/>
+          <w:color w:val="000000"/>
+          <w:szCs w:val="24"/>
+          <w:lang w:val="hu" w:eastAsia="hu-HU"/>
+        </w:rPr>
+      </w:pPr>
+      <w:r>
+        <w:rPr>
+          <w:rFonts w:ascii="Times New Roman" w:eastAsia="Calibri" w:hAnsi="Times New Roman" w:cs="Times New Roman"/>
+          <w:color w:val="000000"/>
+          <w:szCs w:val="24"/>
+          <w:lang w:val="hu" w:eastAsia="hu-HU"/>
+        </w:rPr>
+        <w:t>A negyedik részben azonban újra elrabolják a krumplit, ezúttal az étterem emberei. Most sültkrumplit akarnak belőle csinálni. A troll ismét elmegy kiszabadítani. Zárás: a történet végére a troll otthonán elfogy az étel, de így is annyira éhes, hogy összefog az étteremmel, és hagyja, hogy barátjából sültkrumplit csináljanak, cserébe megkapja a sültkrumpli felét.</w:t>
       </w:r>
     </w:p>
     <w:p>
@@ -2292,19 +2041,17 @@
         <w:ind w:left="714" w:hanging="357"/>
         <w:jc w:val="both"/>
         <w:rPr>
-          <w:rFonts w:eastAsia="Calibri"/>
-          <w:color w:val="000000"/>
-          <w:sz w:val="32"/>
-          <w:szCs w:val="32"/>
-          <w:lang w:val="hu" w:eastAsia="hu-HU"/>
-        </w:rPr>
-      </w:pPr>
-      <w:r>
-        <w:rPr>
-          <w:rFonts w:eastAsia="Calibri"/>
-          <w:color w:val="000000"/>
-          <w:sz w:val="32"/>
-          <w:szCs w:val="32"/>
+          <w:rFonts w:ascii="Times New Roman" w:eastAsia="Calibri" w:hAnsi="Times New Roman" w:cs="Times New Roman"/>
+          <w:color w:val="000000"/>
+          <w:szCs w:val="24"/>
+          <w:lang w:val="hu" w:eastAsia="hu-HU"/>
+        </w:rPr>
+      </w:pPr>
+      <w:r>
+        <w:rPr>
+          <w:rFonts w:ascii="Times New Roman" w:eastAsia="Calibri" w:hAnsi="Times New Roman" w:cs="Times New Roman"/>
+          <w:color w:val="000000"/>
+          <w:szCs w:val="24"/>
           <w:lang w:val="hu" w:eastAsia="hu-HU"/>
         </w:rPr>
         <w:t>A játék elérhető magyar és angol nyelven is.</w:t>
@@ -2327,19 +2074,17 @@
         <w:ind w:left="714" w:hanging="357"/>
         <w:jc w:val="both"/>
         <w:rPr>
-          <w:rFonts w:eastAsia="Calibri"/>
-          <w:color w:val="000000"/>
-          <w:sz w:val="32"/>
-          <w:szCs w:val="32"/>
-          <w:lang w:val="hu" w:eastAsia="hu-HU"/>
-        </w:rPr>
-      </w:pPr>
-      <w:r>
-        <w:rPr>
-          <w:rFonts w:eastAsia="Calibri"/>
-          <w:color w:val="000000"/>
-          <w:sz w:val="32"/>
-          <w:szCs w:val="32"/>
+          <w:rFonts w:ascii="Times New Roman" w:eastAsia="Calibri" w:hAnsi="Times New Roman" w:cs="Times New Roman"/>
+          <w:color w:val="000000"/>
+          <w:szCs w:val="24"/>
+          <w:lang w:val="hu" w:eastAsia="hu-HU"/>
+        </w:rPr>
+      </w:pPr>
+      <w:r>
+        <w:rPr>
+          <w:rFonts w:ascii="Times New Roman" w:eastAsia="Calibri" w:hAnsi="Times New Roman" w:cs="Times New Roman"/>
+          <w:color w:val="000000"/>
+          <w:szCs w:val="24"/>
           <w:lang w:val="hu" w:eastAsia="hu-HU"/>
         </w:rPr>
         <w:t>11. évfolyam óta fejlesztjük a játékot.</w:t>
@@ -2349,21 +2094,21 @@
       <w:pPr>
         <w:pStyle w:val="Alcm"/>
         <w:rPr>
-          <w:rFonts w:eastAsia="Calibri"/>
-          <w:lang w:val="hu" w:eastAsia="hu-HU"/>
-        </w:rPr>
-      </w:pPr>
-      <w:proofErr w:type="spellStart"/>
+          <w:rFonts w:ascii="Times New Roman" w:eastAsia="Calibri" w:hAnsi="Times New Roman" w:cs="Times New Roman"/>
+          <w:lang w:val="hu" w:eastAsia="hu-HU"/>
+        </w:rPr>
+      </w:pPr>
       <w:r>
         <w:rPr>
           <w:rStyle w:val="AlcmChar"/>
+          <w:rFonts w:ascii="Times New Roman" w:hAnsi="Times New Roman" w:cs="Times New Roman"/>
+          <w:szCs w:val="40"/>
         </w:rPr>
         <w:t>Használat</w:t>
       </w:r>
-      <w:proofErr w:type="spellEnd"/>
-      <w:r>
-        <w:rPr>
-          <w:rFonts w:eastAsia="Calibri"/>
+      <w:r>
+        <w:rPr>
+          <w:rFonts w:ascii="Times New Roman" w:eastAsia="Calibri" w:hAnsi="Times New Roman" w:cs="Times New Roman"/>
           <w:lang w:val="hu" w:eastAsia="hu-HU"/>
         </w:rPr>
         <w:t>:</w:t>
@@ -2385,66 +2130,57 @@
         <w:spacing w:before="120" w:after="0" w:line="360" w:lineRule="auto"/>
         <w:jc w:val="both"/>
         <w:rPr>
-          <w:rFonts w:eastAsia="Calibri"/>
+          <w:rFonts w:ascii="Times New Roman" w:eastAsia="Calibri" w:hAnsi="Times New Roman" w:cs="Times New Roman"/>
+          <w:color w:val="000000"/>
+          <w:szCs w:val="24"/>
+          <w:lang w:val="hu" w:eastAsia="hu-HU"/>
+        </w:rPr>
+      </w:pPr>
+      <w:r>
+        <w:rPr>
+          <w:rFonts w:ascii="Times New Roman" w:eastAsia="Calibri" w:hAnsi="Times New Roman" w:cs="Times New Roman"/>
+          <w:color w:val="000000"/>
+          <w:szCs w:val="24"/>
+          <w:lang w:val="hu" w:eastAsia="hu-HU"/>
+        </w:rPr>
+        <w:t xml:space="preserve">A játék elindítása (a main.py elindításához kell a requests és a pygame-ce modulok vagy </w:t>
+      </w:r>
+      <w:r>
+        <w:rPr>
+          <w:rFonts w:ascii="Times New Roman" w:eastAsia="Calibri" w:hAnsi="Times New Roman" w:cs="Times New Roman"/>
+          <w:color w:val="000000"/>
+          <w:szCs w:val="24"/>
+          <w:lang w:val="hu" w:eastAsia="hu-HU"/>
+        </w:rPr>
+        <w:t xml:space="preserve">nélkülük a </w:t>
+      </w:r>
+      <w:r>
+        <w:rPr>
+          <w:rFonts w:ascii="Times New Roman" w:eastAsia="Calibri" w:hAnsi="Times New Roman" w:cs="Times New Roman"/>
+          <w:color w:val="000000"/>
+          <w:szCs w:val="24"/>
+          <w:lang w:val="hu" w:eastAsia="hu-HU"/>
+        </w:rPr>
+        <w:t>main.exe) után bejelentkezési ablak jelenik meg, ahol, ha nem írsz be semmit, és megnyomjuk a bejelentkezés gombot, akkor offline módban, ám ha egy létező</w:t>
+      </w:r>
+      <w:r>
+        <w:rPr>
+          <w:rFonts w:ascii="Times New Roman" w:eastAsia="Calibri" w:hAnsi="Times New Roman" w:cs="Times New Roman"/>
           <w:color w:val="000000"/>
           <w:sz w:val="32"/>
           <w:szCs w:val="32"/>
           <w:lang w:val="hu" w:eastAsia="hu-HU"/>
         </w:rPr>
-      </w:pPr>
-      <w:r>
-        <w:rPr>
-          <w:rFonts w:eastAsia="Calibri"/>
-          <w:color w:val="000000"/>
-          <w:sz w:val="32"/>
-          <w:szCs w:val="32"/>
-          <w:lang w:val="hu" w:eastAsia="hu-HU"/>
-        </w:rPr>
-        <w:t xml:space="preserve">A játék elindítása (a main.py elindításához kell a </w:t>
-      </w:r>
-      <w:proofErr w:type="spellStart"/>
-      <w:r>
-        <w:rPr>
-          <w:rFonts w:eastAsia="Calibri"/>
-          <w:color w:val="000000"/>
-          <w:sz w:val="32"/>
-          <w:szCs w:val="32"/>
-          <w:lang w:val="hu" w:eastAsia="hu-HU"/>
-        </w:rPr>
-        <w:t>requests</w:t>
-      </w:r>
-      <w:proofErr w:type="spellEnd"/>
-      <w:r>
-        <w:rPr>
-          <w:rFonts w:eastAsia="Calibri"/>
-          <w:color w:val="000000"/>
-          <w:sz w:val="32"/>
-          <w:szCs w:val="32"/>
-          <w:lang w:val="hu" w:eastAsia="hu-HU"/>
-        </w:rPr>
-        <w:t xml:space="preserve"> és a </w:t>
-      </w:r>
-      <w:proofErr w:type="spellStart"/>
-      <w:r>
-        <w:rPr>
-          <w:rFonts w:eastAsia="Calibri"/>
-          <w:color w:val="000000"/>
-          <w:sz w:val="32"/>
-          <w:szCs w:val="32"/>
-          <w:lang w:val="hu" w:eastAsia="hu-HU"/>
-        </w:rPr>
-        <w:t>pygame-ce</w:t>
-      </w:r>
-      <w:proofErr w:type="spellEnd"/>
-      <w:r>
-        <w:rPr>
-          <w:rFonts w:eastAsia="Calibri"/>
-          <w:color w:val="000000"/>
-          <w:sz w:val="32"/>
-          <w:szCs w:val="32"/>
-          <w:lang w:val="hu" w:eastAsia="hu-HU"/>
-        </w:rPr>
-        <w:t xml:space="preserve"> modulok vagy main.exe) után bejelentkezési ablak jelenik meg, ahol, ha nem írsz be semmit, és megnyomjuk a bejelentkezés gombot, akkor offline módban, ám ha egy létező felhasználónevet és jelszavát megadjuk, akkor online módon játsszuk.</w:t>
+        <w:t xml:space="preserve"> </w:t>
+      </w:r>
+      <w:r>
+        <w:rPr>
+          <w:rFonts w:ascii="Times New Roman" w:eastAsia="Calibri" w:hAnsi="Times New Roman" w:cs="Times New Roman"/>
+          <w:color w:val="000000"/>
+          <w:szCs w:val="24"/>
+          <w:lang w:val="hu" w:eastAsia="hu-HU"/>
+        </w:rPr>
+        <w:t>felhasználónevet és jelszavát megadjuk, akkor online módon játsszuk.</w:t>
       </w:r>
     </w:p>
     <w:p>
@@ -2463,19 +2199,17 @@
         <w:spacing w:before="120" w:after="0" w:line="360" w:lineRule="auto"/>
         <w:jc w:val="both"/>
         <w:rPr>
-          <w:rFonts w:eastAsia="Calibri"/>
-          <w:color w:val="000000"/>
-          <w:sz w:val="32"/>
-          <w:szCs w:val="32"/>
-          <w:lang w:val="hu" w:eastAsia="hu-HU"/>
-        </w:rPr>
-      </w:pPr>
-      <w:r>
-        <w:rPr>
-          <w:rFonts w:eastAsia="Calibri"/>
-          <w:color w:val="000000"/>
-          <w:sz w:val="32"/>
-          <w:szCs w:val="32"/>
+          <w:rFonts w:ascii="Times New Roman" w:eastAsia="Calibri" w:hAnsi="Times New Roman" w:cs="Times New Roman"/>
+          <w:color w:val="000000"/>
+          <w:szCs w:val="24"/>
+          <w:lang w:val="hu" w:eastAsia="hu-HU"/>
+        </w:rPr>
+      </w:pPr>
+      <w:r>
+        <w:rPr>
+          <w:rFonts w:ascii="Times New Roman" w:eastAsia="Calibri" w:hAnsi="Times New Roman" w:cs="Times New Roman"/>
+          <w:color w:val="000000"/>
+          <w:szCs w:val="24"/>
           <w:lang w:val="hu" w:eastAsia="hu-HU"/>
         </w:rPr>
         <w:t xml:space="preserve"> Utána egy felbontást választó ablak jelenik, meg, ahol kiválaszthatod a felbontást, és megnyomjuk az „elfogadás” gombot</w:t>
@@ -2497,29 +2231,27 @@
         <w:spacing w:before="120" w:after="0" w:line="360" w:lineRule="auto"/>
         <w:jc w:val="both"/>
         <w:rPr>
-          <w:rFonts w:eastAsia="Calibri"/>
-          <w:color w:val="000000"/>
-          <w:sz w:val="32"/>
-          <w:szCs w:val="32"/>
-          <w:lang w:val="hu" w:eastAsia="hu-HU"/>
-        </w:rPr>
-      </w:pPr>
-      <w:r>
-        <w:rPr>
-          <w:rFonts w:eastAsia="Calibri"/>
-          <w:color w:val="000000"/>
-          <w:sz w:val="32"/>
-          <w:szCs w:val="32"/>
-          <w:lang w:val="hu" w:eastAsia="hu-HU"/>
-        </w:rPr>
+          <w:rFonts w:ascii="Times New Roman" w:eastAsia="Calibri" w:hAnsi="Times New Roman" w:cs="Times New Roman"/>
+          <w:color w:val="000000"/>
+          <w:szCs w:val="24"/>
+          <w:lang w:val="hu" w:eastAsia="hu-HU"/>
+        </w:rPr>
+      </w:pPr>
+      <w:r>
+        <w:rPr>
+          <w:rFonts w:ascii="Times New Roman" w:eastAsia="Calibri" w:hAnsi="Times New Roman" w:cs="Times New Roman"/>
+          <w:color w:val="000000"/>
+          <w:szCs w:val="24"/>
+          <w:lang w:val="hu" w:eastAsia="hu-HU"/>
+        </w:rPr>
+        <w:lastRenderedPageBreak/>
         <w:t>Utána a játék menüjében vagyunk</w:t>
       </w:r>
       <w:r>
         <w:rPr>
-          <w:rFonts w:eastAsia="Calibri"/>
-          <w:color w:val="000000"/>
-          <w:sz w:val="32"/>
-          <w:szCs w:val="32"/>
+          <w:rFonts w:ascii="Times New Roman" w:eastAsia="Calibri" w:hAnsi="Times New Roman" w:cs="Times New Roman"/>
+          <w:color w:val="000000"/>
+          <w:szCs w:val="24"/>
           <w:lang w:val="hu" w:eastAsia="hu-HU"/>
         </w:rPr>
         <w:t xml:space="preserve"> (</w:t>
@@ -2528,9 +2260,8 @@
         <w:r>
           <w:rPr>
             <w:rStyle w:val="Hiperhivatkozs"/>
-            <w:rFonts w:eastAsia="Calibri"/>
-            <w:sz w:val="32"/>
-            <w:szCs w:val="32"/>
+            <w:rFonts w:ascii="Times New Roman" w:eastAsia="Calibri" w:hAnsi="Times New Roman" w:cs="Times New Roman"/>
+            <w:szCs w:val="24"/>
             <w:lang w:val="hu" w:eastAsia="hu-HU"/>
           </w:rPr>
           <w:t>4. ábra</w:t>
@@ -2538,20 +2269,18 @@
       </w:hyperlink>
       <w:r>
         <w:rPr>
-          <w:rFonts w:eastAsia="Calibri"/>
-          <w:color w:val="000000"/>
-          <w:sz w:val="32"/>
-          <w:szCs w:val="32"/>
+          <w:rFonts w:ascii="Times New Roman" w:eastAsia="Calibri" w:hAnsi="Times New Roman" w:cs="Times New Roman"/>
+          <w:color w:val="000000"/>
+          <w:szCs w:val="24"/>
           <w:lang w:val="hu" w:eastAsia="hu-HU"/>
         </w:rPr>
         <w:t>)</w:t>
       </w:r>
       <w:r>
         <w:rPr>
-          <w:rFonts w:eastAsia="Calibri"/>
-          <w:color w:val="000000"/>
-          <w:sz w:val="32"/>
-          <w:szCs w:val="32"/>
+          <w:rFonts w:ascii="Times New Roman" w:eastAsia="Calibri" w:hAnsi="Times New Roman" w:cs="Times New Roman"/>
+          <w:color w:val="000000"/>
+          <w:szCs w:val="24"/>
           <w:lang w:val="hu" w:eastAsia="hu-HU"/>
         </w:rPr>
         <w:t>, ahol 5 gomb van:</w:t>
@@ -2573,19 +2302,17 @@
         <w:spacing w:before="120" w:after="0" w:line="360" w:lineRule="auto"/>
         <w:jc w:val="both"/>
         <w:rPr>
-          <w:rFonts w:eastAsia="Calibri"/>
-          <w:color w:val="000000"/>
-          <w:sz w:val="32"/>
-          <w:szCs w:val="32"/>
-          <w:lang w:val="hu" w:eastAsia="hu-HU"/>
-        </w:rPr>
-      </w:pPr>
-      <w:r>
-        <w:rPr>
-          <w:rFonts w:eastAsia="Calibri"/>
-          <w:color w:val="000000"/>
-          <w:sz w:val="32"/>
-          <w:szCs w:val="32"/>
+          <w:rFonts w:ascii="Times New Roman" w:eastAsia="Calibri" w:hAnsi="Times New Roman" w:cs="Times New Roman"/>
+          <w:color w:val="000000"/>
+          <w:szCs w:val="24"/>
+          <w:lang w:val="hu" w:eastAsia="hu-HU"/>
+        </w:rPr>
+      </w:pPr>
+      <w:r>
+        <w:rPr>
+          <w:rFonts w:ascii="Times New Roman" w:eastAsia="Calibri" w:hAnsi="Times New Roman" w:cs="Times New Roman"/>
+          <w:color w:val="000000"/>
+          <w:szCs w:val="24"/>
           <w:lang w:val="hu" w:eastAsia="hu-HU"/>
         </w:rPr>
         <w:t>„Új játék”, amivel elkezdjük a játékot a legelső pályával.</w:t>
@@ -2607,19 +2334,17 @@
         <w:spacing w:before="120" w:after="0" w:line="360" w:lineRule="auto"/>
         <w:jc w:val="both"/>
         <w:rPr>
-          <w:rFonts w:eastAsia="Calibri"/>
-          <w:color w:val="000000"/>
-          <w:sz w:val="32"/>
-          <w:szCs w:val="32"/>
-          <w:lang w:val="hu" w:eastAsia="hu-HU"/>
-        </w:rPr>
-      </w:pPr>
-      <w:r>
-        <w:rPr>
-          <w:rFonts w:eastAsia="Calibri"/>
-          <w:color w:val="000000"/>
-          <w:sz w:val="32"/>
-          <w:szCs w:val="32"/>
+          <w:rFonts w:ascii="Times New Roman" w:eastAsia="Calibri" w:hAnsi="Times New Roman" w:cs="Times New Roman"/>
+          <w:color w:val="000000"/>
+          <w:szCs w:val="24"/>
+          <w:lang w:val="hu" w:eastAsia="hu-HU"/>
+        </w:rPr>
+      </w:pPr>
+      <w:r>
+        <w:rPr>
+          <w:rFonts w:ascii="Times New Roman" w:eastAsia="Calibri" w:hAnsi="Times New Roman" w:cs="Times New Roman"/>
+          <w:color w:val="000000"/>
+          <w:szCs w:val="24"/>
           <w:lang w:val="hu" w:eastAsia="hu-HU"/>
         </w:rPr>
         <w:t>„Játék folytatása”, amivel folytathatjuk a játékot, az elmentett (saves.csv) állományban, ha nincsen, akkor szól, hogy nincsen mentése.</w:t>
@@ -2641,19 +2366,17 @@
         <w:spacing w:before="120" w:after="0" w:line="360" w:lineRule="auto"/>
         <w:jc w:val="both"/>
         <w:rPr>
-          <w:rFonts w:eastAsia="Calibri"/>
-          <w:color w:val="000000"/>
-          <w:sz w:val="32"/>
-          <w:szCs w:val="32"/>
-          <w:lang w:val="hu" w:eastAsia="hu-HU"/>
-        </w:rPr>
-      </w:pPr>
-      <w:r>
-        <w:rPr>
-          <w:rFonts w:eastAsia="Calibri"/>
-          <w:color w:val="000000"/>
-          <w:sz w:val="32"/>
-          <w:szCs w:val="32"/>
+          <w:rFonts w:ascii="Times New Roman" w:eastAsia="Calibri" w:hAnsi="Times New Roman" w:cs="Times New Roman"/>
+          <w:color w:val="000000"/>
+          <w:szCs w:val="24"/>
+          <w:lang w:val="hu" w:eastAsia="hu-HU"/>
+        </w:rPr>
+      </w:pPr>
+      <w:r>
+        <w:rPr>
+          <w:rFonts w:ascii="Times New Roman" w:eastAsia="Calibri" w:hAnsi="Times New Roman" w:cs="Times New Roman"/>
+          <w:color w:val="000000"/>
+          <w:szCs w:val="24"/>
           <w:lang w:val="hu" w:eastAsia="hu-HU"/>
         </w:rPr>
         <w:t>„Játék nyelve: Magyar”, amivel megváltoztatjuk a nyelvezetet.</w:t>
@@ -2675,22 +2398,19 @@
         <w:spacing w:before="120" w:after="0" w:line="360" w:lineRule="auto"/>
         <w:jc w:val="both"/>
         <w:rPr>
-          <w:rFonts w:eastAsia="Calibri"/>
-          <w:color w:val="000000"/>
-          <w:sz w:val="32"/>
-          <w:szCs w:val="32"/>
-          <w:lang w:val="hu" w:eastAsia="hu-HU"/>
-        </w:rPr>
-      </w:pPr>
-      <w:r>
-        <w:rPr>
-          <w:rFonts w:eastAsia="Calibri"/>
-          <w:color w:val="000000"/>
-          <w:sz w:val="32"/>
-          <w:szCs w:val="32"/>
-          <w:lang w:val="hu" w:eastAsia="hu-HU"/>
-        </w:rPr>
-        <w:lastRenderedPageBreak/>
+          <w:rFonts w:ascii="Times New Roman" w:eastAsia="Calibri" w:hAnsi="Times New Roman" w:cs="Times New Roman"/>
+          <w:color w:val="000000"/>
+          <w:szCs w:val="24"/>
+          <w:lang w:val="hu" w:eastAsia="hu-HU"/>
+        </w:rPr>
+      </w:pPr>
+      <w:r>
+        <w:rPr>
+          <w:rFonts w:ascii="Times New Roman" w:eastAsia="Calibri" w:hAnsi="Times New Roman" w:cs="Times New Roman"/>
+          <w:color w:val="000000"/>
+          <w:szCs w:val="24"/>
+          <w:lang w:val="hu" w:eastAsia="hu-HU"/>
+        </w:rPr>
         <w:t>„Zene: van”, amivel be-ki kapcsoljuk a játék zenéjét.</w:t>
       </w:r>
     </w:p>
@@ -2710,19 +2430,17 @@
         <w:spacing w:before="120" w:after="0" w:line="360" w:lineRule="auto"/>
         <w:jc w:val="both"/>
         <w:rPr>
-          <w:rFonts w:eastAsia="Calibri"/>
-          <w:color w:val="000000"/>
-          <w:sz w:val="32"/>
-          <w:szCs w:val="32"/>
-          <w:lang w:val="hu" w:eastAsia="hu-HU"/>
-        </w:rPr>
-      </w:pPr>
-      <w:r>
-        <w:rPr>
-          <w:rFonts w:eastAsia="Calibri"/>
-          <w:color w:val="000000"/>
-          <w:sz w:val="32"/>
-          <w:szCs w:val="32"/>
+          <w:rFonts w:ascii="Times New Roman" w:eastAsia="Calibri" w:hAnsi="Times New Roman" w:cs="Times New Roman"/>
+          <w:color w:val="000000"/>
+          <w:szCs w:val="24"/>
+          <w:lang w:val="hu" w:eastAsia="hu-HU"/>
+        </w:rPr>
+      </w:pPr>
+      <w:r>
+        <w:rPr>
+          <w:rFonts w:ascii="Times New Roman" w:eastAsia="Calibri" w:hAnsi="Times New Roman" w:cs="Times New Roman"/>
+          <w:color w:val="000000"/>
+          <w:szCs w:val="24"/>
           <w:lang w:val="hu" w:eastAsia="hu-HU"/>
         </w:rPr>
         <w:t>„Kilépés a játékból”, amivel kilépünk a játékból.</w:t>
@@ -2744,19 +2462,17 @@
         <w:spacing w:before="120" w:after="360" w:line="360" w:lineRule="auto"/>
         <w:jc w:val="both"/>
         <w:rPr>
-          <w:rFonts w:eastAsia="Calibri"/>
-          <w:color w:val="000000"/>
-          <w:sz w:val="32"/>
-          <w:szCs w:val="32"/>
-          <w:lang w:val="hu" w:eastAsia="hu-HU"/>
-        </w:rPr>
-      </w:pPr>
-      <w:r>
-        <w:rPr>
-          <w:rFonts w:eastAsia="Calibri"/>
-          <w:color w:val="000000"/>
-          <w:sz w:val="32"/>
-          <w:szCs w:val="32"/>
+          <w:rFonts w:ascii="Times New Roman" w:eastAsia="Calibri" w:hAnsi="Times New Roman" w:cs="Times New Roman"/>
+          <w:color w:val="000000"/>
+          <w:szCs w:val="24"/>
+          <w:lang w:val="hu" w:eastAsia="hu-HU"/>
+        </w:rPr>
+      </w:pPr>
+      <w:r>
+        <w:rPr>
+          <w:rFonts w:ascii="Times New Roman" w:eastAsia="Calibri" w:hAnsi="Times New Roman" w:cs="Times New Roman"/>
+          <w:color w:val="000000"/>
+          <w:szCs w:val="24"/>
           <w:lang w:val="hu" w:eastAsia="hu-HU"/>
         </w:rPr>
         <w:t>A játékban, ha meg szeretnénk állítani akkor ESC, és középen megjelenik „Mentés és kilépés a játékból” gomb, amivel kilépünk és elmentjük a játékot lokálisan (saves.csv) és a szervernek, ha online vagyunk.</w:t>
@@ -2766,21 +2482,21 @@
       <w:pPr>
         <w:pStyle w:val="Alcm"/>
         <w:rPr>
-          <w:rFonts w:eastAsia="Calibri"/>
-          <w:lang w:val="hu" w:eastAsia="hu-HU"/>
-        </w:rPr>
-      </w:pPr>
-      <w:proofErr w:type="spellStart"/>
+          <w:rFonts w:ascii="Times New Roman" w:eastAsia="Calibri" w:hAnsi="Times New Roman" w:cs="Times New Roman"/>
+          <w:lang w:val="hu" w:eastAsia="hu-HU"/>
+        </w:rPr>
+      </w:pPr>
       <w:r>
         <w:rPr>
           <w:rStyle w:val="AlcmChar"/>
+          <w:rFonts w:ascii="Times New Roman" w:hAnsi="Times New Roman" w:cs="Times New Roman"/>
+          <w:szCs w:val="40"/>
         </w:rPr>
         <w:t>Irányítás</w:t>
       </w:r>
-      <w:proofErr w:type="spellEnd"/>
-      <w:r>
-        <w:rPr>
-          <w:rFonts w:eastAsia="Calibri"/>
+      <w:r>
+        <w:rPr>
+          <w:rFonts w:ascii="Times New Roman" w:eastAsia="Calibri" w:hAnsi="Times New Roman" w:cs="Times New Roman"/>
           <w:lang w:val="hu" w:eastAsia="hu-HU"/>
         </w:rPr>
         <w:t>:</w:t>
@@ -2791,17 +2507,15 @@
         <w:spacing w:before="120" w:after="120" w:line="360" w:lineRule="auto"/>
         <w:jc w:val="both"/>
         <w:rPr>
-          <w:rFonts w:eastAsia="Calibri"/>
-          <w:sz w:val="32"/>
-          <w:szCs w:val="32"/>
-          <w:lang w:val="hu" w:eastAsia="hu-HU"/>
-        </w:rPr>
-      </w:pPr>
-      <w:r>
-        <w:rPr>
-          <w:rFonts w:eastAsia="Calibri"/>
-          <w:sz w:val="32"/>
-          <w:szCs w:val="32"/>
+          <w:rFonts w:ascii="Times New Roman" w:eastAsia="Calibri" w:hAnsi="Times New Roman" w:cs="Times New Roman"/>
+          <w:szCs w:val="24"/>
+          <w:lang w:val="hu" w:eastAsia="hu-HU"/>
+        </w:rPr>
+      </w:pPr>
+      <w:r>
+        <w:rPr>
+          <w:rFonts w:ascii="Times New Roman" w:eastAsia="Calibri" w:hAnsi="Times New Roman" w:cs="Times New Roman"/>
+          <w:szCs w:val="24"/>
           <w:lang w:val="hu" w:eastAsia="hu-HU"/>
         </w:rPr>
         <w:t>Fel nyíl - ugrás felfelé</w:t>
@@ -2812,17 +2526,15 @@
         <w:spacing w:before="120" w:after="120" w:line="360" w:lineRule="auto"/>
         <w:jc w:val="both"/>
         <w:rPr>
-          <w:rFonts w:eastAsia="Calibri"/>
-          <w:sz w:val="32"/>
-          <w:szCs w:val="32"/>
-          <w:lang w:val="hu" w:eastAsia="hu-HU"/>
-        </w:rPr>
-      </w:pPr>
-      <w:r>
-        <w:rPr>
-          <w:rFonts w:eastAsia="Calibri"/>
-          <w:sz w:val="32"/>
-          <w:szCs w:val="32"/>
+          <w:rFonts w:ascii="Times New Roman" w:eastAsia="Calibri" w:hAnsi="Times New Roman" w:cs="Times New Roman"/>
+          <w:szCs w:val="24"/>
+          <w:lang w:val="hu" w:eastAsia="hu-HU"/>
+        </w:rPr>
+      </w:pPr>
+      <w:r>
+        <w:rPr>
+          <w:rFonts w:ascii="Times New Roman" w:eastAsia="Calibri" w:hAnsi="Times New Roman" w:cs="Times New Roman"/>
+          <w:szCs w:val="24"/>
           <w:lang w:val="hu" w:eastAsia="hu-HU"/>
         </w:rPr>
         <w:t>Bal nyíl - balra haladás</w:t>
@@ -2833,17 +2545,15 @@
         <w:spacing w:before="120" w:after="120" w:line="360" w:lineRule="auto"/>
         <w:jc w:val="both"/>
         <w:rPr>
-          <w:rFonts w:eastAsia="Calibri"/>
-          <w:sz w:val="32"/>
-          <w:szCs w:val="32"/>
-          <w:lang w:val="hu" w:eastAsia="hu-HU"/>
-        </w:rPr>
-      </w:pPr>
-      <w:r>
-        <w:rPr>
-          <w:rFonts w:eastAsia="Calibri"/>
-          <w:sz w:val="32"/>
-          <w:szCs w:val="32"/>
+          <w:rFonts w:ascii="Times New Roman" w:eastAsia="Calibri" w:hAnsi="Times New Roman" w:cs="Times New Roman"/>
+          <w:szCs w:val="24"/>
+          <w:lang w:val="hu" w:eastAsia="hu-HU"/>
+        </w:rPr>
+      </w:pPr>
+      <w:r>
+        <w:rPr>
+          <w:rFonts w:ascii="Times New Roman" w:eastAsia="Calibri" w:hAnsi="Times New Roman" w:cs="Times New Roman"/>
+          <w:szCs w:val="24"/>
           <w:lang w:val="hu" w:eastAsia="hu-HU"/>
         </w:rPr>
         <w:t>Jobb nyíl - jobbra haladás</w:t>
@@ -2854,17 +2564,15 @@
         <w:spacing w:before="120" w:after="120" w:line="360" w:lineRule="auto"/>
         <w:jc w:val="both"/>
         <w:rPr>
-          <w:rFonts w:eastAsia="Calibri"/>
-          <w:sz w:val="32"/>
-          <w:szCs w:val="32"/>
-          <w:lang w:val="hu" w:eastAsia="hu-HU"/>
-        </w:rPr>
-      </w:pPr>
-      <w:r>
-        <w:rPr>
-          <w:rFonts w:eastAsia="Calibri"/>
-          <w:sz w:val="32"/>
-          <w:szCs w:val="32"/>
+          <w:rFonts w:ascii="Times New Roman" w:eastAsia="Calibri" w:hAnsi="Times New Roman" w:cs="Times New Roman"/>
+          <w:szCs w:val="24"/>
+          <w:lang w:val="hu" w:eastAsia="hu-HU"/>
+        </w:rPr>
+      </w:pPr>
+      <w:r>
+        <w:rPr>
+          <w:rFonts w:ascii="Times New Roman" w:eastAsia="Calibri" w:hAnsi="Times New Roman" w:cs="Times New Roman"/>
+          <w:szCs w:val="24"/>
           <w:lang w:val="hu" w:eastAsia="hu-HU"/>
         </w:rPr>
         <w:t>ESC – játék megállítása</w:t>
@@ -2874,21 +2582,23 @@
       <w:pPr>
         <w:pStyle w:val="Alcm"/>
         <w:rPr>
-          <w:rFonts w:eastAsia="Calibri"/>
-          <w:lang w:val="hu" w:eastAsia="hu-HU"/>
-        </w:rPr>
-      </w:pPr>
-      <w:proofErr w:type="spellStart"/>
+          <w:rFonts w:ascii="Times New Roman" w:eastAsia="Calibri" w:hAnsi="Times New Roman" w:cs="Times New Roman"/>
+          <w:szCs w:val="40"/>
+          <w:lang w:val="hu" w:eastAsia="hu-HU"/>
+        </w:rPr>
+      </w:pPr>
       <w:r>
         <w:rPr>
           <w:rStyle w:val="AlcmChar"/>
+          <w:rFonts w:ascii="Times New Roman" w:hAnsi="Times New Roman" w:cs="Times New Roman"/>
+          <w:szCs w:val="40"/>
         </w:rPr>
         <w:t>Technológia</w:t>
       </w:r>
-      <w:proofErr w:type="spellEnd"/>
-      <w:r>
-        <w:rPr>
-          <w:rFonts w:eastAsia="Calibri"/>
+      <w:r>
+        <w:rPr>
+          <w:rFonts w:ascii="Times New Roman" w:eastAsia="Calibri" w:hAnsi="Times New Roman" w:cs="Times New Roman"/>
+          <w:szCs w:val="40"/>
           <w:lang w:val="hu" w:eastAsia="hu-HU"/>
         </w:rPr>
         <w:t>:</w:t>
@@ -2906,8 +2616,27 @@
         <w:spacing w:before="120" w:after="0" w:line="360" w:lineRule="auto"/>
         <w:jc w:val="both"/>
         <w:rPr>
-          <w:rFonts w:eastAsia="Calibri"/>
-          <w:color w:val="000000"/>
+          <w:rFonts w:ascii="Times New Roman" w:eastAsia="Calibri" w:hAnsi="Times New Roman" w:cs="Times New Roman"/>
+          <w:color w:val="000000"/>
+          <w:szCs w:val="24"/>
+          <w:lang w:val="hu" w:eastAsia="hu-HU"/>
+        </w:rPr>
+      </w:pPr>
+      <w:r>
+        <w:rPr>
+          <w:rFonts w:ascii="Times New Roman" w:eastAsia="Calibri" w:hAnsi="Times New Roman" w:cs="Times New Roman"/>
+          <w:color w:val="000000"/>
+          <w:szCs w:val="24"/>
+          <w:lang w:val="hu" w:eastAsia="hu-HU"/>
+        </w:rPr>
+        <w:t>Python nyelven, Visual Studio Code fejlesztői környezetben.</w:t>
+      </w:r>
+    </w:p>
+    <w:p>
+      <w:pPr>
+        <w:pStyle w:val="Alcm"/>
+        <w:rPr>
+          <w:rFonts w:ascii="Times New Roman" w:eastAsia="Calibri" w:hAnsi="Times New Roman" w:cs="Times New Roman"/>
           <w:sz w:val="32"/>
           <w:szCs w:val="32"/>
           <w:lang w:val="hu" w:eastAsia="hu-HU"/>
@@ -2915,80 +2644,15 @@
       </w:pPr>
       <w:r>
         <w:rPr>
-          <w:rFonts w:eastAsia="Calibri"/>
-          <w:color w:val="000000"/>
-          <w:sz w:val="32"/>
-          <w:szCs w:val="32"/>
-          <w:lang w:val="hu" w:eastAsia="hu-HU"/>
-        </w:rPr>
-        <w:t xml:space="preserve">Python nyelven, Visual </w:t>
-      </w:r>
-      <w:proofErr w:type="spellStart"/>
-      <w:r>
-        <w:rPr>
-          <w:rFonts w:eastAsia="Calibri"/>
-          <w:color w:val="000000"/>
-          <w:sz w:val="32"/>
-          <w:szCs w:val="32"/>
-          <w:lang w:val="hu" w:eastAsia="hu-HU"/>
-        </w:rPr>
-        <w:t>Studio</w:t>
-      </w:r>
-      <w:proofErr w:type="spellEnd"/>
-      <w:r>
-        <w:rPr>
-          <w:rFonts w:eastAsia="Calibri"/>
-          <w:color w:val="000000"/>
-          <w:sz w:val="32"/>
-          <w:szCs w:val="32"/>
-          <w:lang w:val="hu" w:eastAsia="hu-HU"/>
-        </w:rPr>
-        <w:t xml:space="preserve"> </w:t>
-      </w:r>
-      <w:proofErr w:type="spellStart"/>
-      <w:r>
-        <w:rPr>
-          <w:rFonts w:eastAsia="Calibri"/>
-          <w:color w:val="000000"/>
-          <w:sz w:val="32"/>
-          <w:szCs w:val="32"/>
-          <w:lang w:val="hu" w:eastAsia="hu-HU"/>
-        </w:rPr>
-        <w:t>Code</w:t>
-      </w:r>
-      <w:proofErr w:type="spellEnd"/>
-      <w:r>
-        <w:rPr>
-          <w:rFonts w:eastAsia="Calibri"/>
-          <w:color w:val="000000"/>
-          <w:sz w:val="32"/>
-          <w:szCs w:val="32"/>
-          <w:lang w:val="hu" w:eastAsia="hu-HU"/>
-        </w:rPr>
-        <w:t xml:space="preserve"> fejlesztői környezetben.</w:t>
-      </w:r>
-    </w:p>
-    <w:p>
-      <w:pPr>
-        <w:pStyle w:val="Alcm"/>
-        <w:rPr>
-          <w:rFonts w:eastAsia="Calibri"/>
-          <w:sz w:val="32"/>
-          <w:szCs w:val="32"/>
-          <w:lang w:val="hu" w:eastAsia="hu-HU"/>
-        </w:rPr>
-      </w:pPr>
-      <w:proofErr w:type="spellStart"/>
-      <w:r>
-        <w:rPr>
           <w:rStyle w:val="AlcmChar"/>
+          <w:rFonts w:ascii="Times New Roman" w:hAnsi="Times New Roman" w:cs="Times New Roman"/>
+          <w:szCs w:val="40"/>
         </w:rPr>
         <w:t>Modulok</w:t>
       </w:r>
-      <w:proofErr w:type="spellEnd"/>
-      <w:r>
-        <w:rPr>
-          <w:rFonts w:eastAsia="Calibri"/>
+      <w:r>
+        <w:rPr>
+          <w:rFonts w:ascii="Times New Roman" w:eastAsia="Calibri" w:hAnsi="Times New Roman" w:cs="Times New Roman"/>
           <w:sz w:val="32"/>
           <w:szCs w:val="32"/>
           <w:lang w:val="hu" w:eastAsia="hu-HU"/>
@@ -3012,34 +2676,20 @@
         <w:spacing w:before="120" w:after="0" w:line="360" w:lineRule="auto"/>
         <w:jc w:val="both"/>
         <w:rPr>
-          <w:rFonts w:eastAsia="Calibri"/>
-          <w:color w:val="000000"/>
-          <w:sz w:val="32"/>
-          <w:szCs w:val="32"/>
-          <w:lang w:val="hu" w:eastAsia="hu-HU"/>
-        </w:rPr>
-      </w:pPr>
-      <w:proofErr w:type="spellStart"/>
-      <w:r>
-        <w:rPr>
-          <w:rFonts w:eastAsia="Calibri"/>
-          <w:color w:val="000000"/>
-          <w:sz w:val="32"/>
-          <w:szCs w:val="32"/>
-          <w:lang w:val="hu" w:eastAsia="hu-HU"/>
-        </w:rPr>
-        <w:t>requests</w:t>
-      </w:r>
-      <w:proofErr w:type="spellEnd"/>
-      <w:r>
-        <w:rPr>
-          <w:rFonts w:eastAsia="Calibri"/>
-          <w:color w:val="000000"/>
-          <w:sz w:val="32"/>
-          <w:szCs w:val="32"/>
-          <w:lang w:val="hu" w:eastAsia="hu-HU"/>
-        </w:rPr>
-        <w:t>: Ezzel küldünk HTTPS kéréseket.</w:t>
+          <w:rFonts w:ascii="Times New Roman" w:eastAsia="Calibri" w:hAnsi="Times New Roman" w:cs="Times New Roman"/>
+          <w:color w:val="000000"/>
+          <w:szCs w:val="24"/>
+          <w:lang w:val="hu" w:eastAsia="hu-HU"/>
+        </w:rPr>
+      </w:pPr>
+      <w:r>
+        <w:rPr>
+          <w:rFonts w:ascii="Times New Roman" w:eastAsia="Calibri" w:hAnsi="Times New Roman" w:cs="Times New Roman"/>
+          <w:color w:val="000000"/>
+          <w:szCs w:val="24"/>
+          <w:lang w:val="hu" w:eastAsia="hu-HU"/>
+        </w:rPr>
+        <w:t>requests: Ezzel küldünk HTTPS kéréseket.</w:t>
       </w:r>
     </w:p>
     <w:p>
@@ -3058,34 +2708,20 @@
         <w:spacing w:before="120" w:after="0" w:line="360" w:lineRule="auto"/>
         <w:jc w:val="both"/>
         <w:rPr>
-          <w:rFonts w:eastAsia="Calibri"/>
-          <w:color w:val="000000"/>
-          <w:sz w:val="32"/>
-          <w:szCs w:val="32"/>
-          <w:lang w:val="hu" w:eastAsia="hu-HU"/>
-        </w:rPr>
-      </w:pPr>
-      <w:proofErr w:type="spellStart"/>
-      <w:r>
-        <w:rPr>
-          <w:rFonts w:eastAsia="Calibri"/>
-          <w:color w:val="000000"/>
-          <w:sz w:val="32"/>
-          <w:szCs w:val="32"/>
-          <w:lang w:val="hu" w:eastAsia="hu-HU"/>
-        </w:rPr>
-        <w:t>pygame-ce</w:t>
-      </w:r>
-      <w:proofErr w:type="spellEnd"/>
-      <w:r>
-        <w:rPr>
-          <w:rFonts w:eastAsia="Calibri"/>
-          <w:color w:val="000000"/>
-          <w:sz w:val="32"/>
-          <w:szCs w:val="32"/>
-          <w:lang w:val="hu" w:eastAsia="hu-HU"/>
-        </w:rPr>
-        <w:t>: A játék „motorja”, amivel készítettük a játékot.</w:t>
+          <w:rFonts w:ascii="Times New Roman" w:eastAsia="Calibri" w:hAnsi="Times New Roman" w:cs="Times New Roman"/>
+          <w:color w:val="000000"/>
+          <w:szCs w:val="24"/>
+          <w:lang w:val="hu" w:eastAsia="hu-HU"/>
+        </w:rPr>
+      </w:pPr>
+      <w:r>
+        <w:rPr>
+          <w:rFonts w:ascii="Times New Roman" w:eastAsia="Calibri" w:hAnsi="Times New Roman" w:cs="Times New Roman"/>
+          <w:color w:val="000000"/>
+          <w:szCs w:val="24"/>
+          <w:lang w:val="hu" w:eastAsia="hu-HU"/>
+        </w:rPr>
+        <w:t>pygame-ce: A játék „motorja”, amivel készítettük a játékot.</w:t>
       </w:r>
     </w:p>
     <w:p>
@@ -3104,34 +2740,20 @@
         <w:spacing w:before="120" w:after="0" w:line="360" w:lineRule="auto"/>
         <w:jc w:val="both"/>
         <w:rPr>
-          <w:rFonts w:eastAsia="Calibri"/>
-          <w:color w:val="000000"/>
-          <w:sz w:val="32"/>
-          <w:szCs w:val="32"/>
-          <w:lang w:val="hu" w:eastAsia="hu-HU"/>
-        </w:rPr>
-      </w:pPr>
-      <w:proofErr w:type="spellStart"/>
-      <w:r>
-        <w:rPr>
-          <w:rFonts w:eastAsia="Calibri"/>
-          <w:color w:val="000000"/>
-          <w:sz w:val="32"/>
-          <w:szCs w:val="32"/>
-          <w:lang w:val="hu" w:eastAsia="hu-HU"/>
-        </w:rPr>
-        <w:t>pyinstaller</w:t>
-      </w:r>
-      <w:proofErr w:type="spellEnd"/>
-      <w:r>
-        <w:rPr>
-          <w:rFonts w:eastAsia="Calibri"/>
-          <w:color w:val="000000"/>
-          <w:sz w:val="32"/>
-          <w:szCs w:val="32"/>
-          <w:lang w:val="hu" w:eastAsia="hu-HU"/>
-        </w:rPr>
-        <w:t>: a Python fordító könyvtára, amivel létre hoztuk a main.exe fájlt.</w:t>
+          <w:rFonts w:ascii="Times New Roman" w:eastAsia="Calibri" w:hAnsi="Times New Roman" w:cs="Times New Roman"/>
+          <w:color w:val="000000"/>
+          <w:szCs w:val="24"/>
+          <w:lang w:val="hu" w:eastAsia="hu-HU"/>
+        </w:rPr>
+      </w:pPr>
+      <w:r>
+        <w:rPr>
+          <w:rFonts w:ascii="Times New Roman" w:eastAsia="Calibri" w:hAnsi="Times New Roman" w:cs="Times New Roman"/>
+          <w:color w:val="000000"/>
+          <w:szCs w:val="24"/>
+          <w:lang w:val="hu" w:eastAsia="hu-HU"/>
+        </w:rPr>
+        <w:t>pyinstaller: a Python fordító könyvtára, amivel létre hoztuk a main.exe fájlt.</w:t>
       </w:r>
     </w:p>
     <w:p>
@@ -3151,29 +2773,26 @@
         <w:ind w:left="714" w:hanging="357"/>
         <w:jc w:val="both"/>
         <w:rPr>
-          <w:rFonts w:eastAsia="Calibri"/>
-          <w:color w:val="000000"/>
-          <w:sz w:val="32"/>
-          <w:szCs w:val="32"/>
-          <w:lang w:val="hu" w:eastAsia="hu-HU"/>
-        </w:rPr>
-      </w:pPr>
-      <w:r>
-        <w:rPr>
-          <w:rFonts w:eastAsia="Calibri"/>
-          <w:color w:val="000000"/>
-          <w:sz w:val="32"/>
-          <w:szCs w:val="32"/>
+          <w:rFonts w:ascii="Times New Roman" w:eastAsia="Calibri" w:hAnsi="Times New Roman" w:cs="Times New Roman"/>
+          <w:color w:val="000000"/>
+          <w:szCs w:val="24"/>
+          <w:lang w:val="hu" w:eastAsia="hu-HU"/>
+        </w:rPr>
+      </w:pPr>
+      <w:r>
+        <w:rPr>
+          <w:rFonts w:ascii="Times New Roman" w:eastAsia="Calibri" w:hAnsi="Times New Roman" w:cs="Times New Roman"/>
+          <w:color w:val="000000"/>
+          <w:szCs w:val="24"/>
           <w:lang w:val="hu" w:eastAsia="hu-HU"/>
         </w:rPr>
         <w:t>A pályák mátrixokban</w:t>
       </w:r>
       <w:r>
         <w:rPr>
-          <w:rFonts w:eastAsia="Calibri"/>
-          <w:color w:val="000000"/>
-          <w:sz w:val="32"/>
-          <w:szCs w:val="32"/>
+          <w:rFonts w:ascii="Times New Roman" w:eastAsia="Calibri" w:hAnsi="Times New Roman" w:cs="Times New Roman"/>
+          <w:color w:val="000000"/>
+          <w:szCs w:val="24"/>
           <w:lang w:val="hu" w:eastAsia="hu-HU"/>
         </w:rPr>
         <w:t xml:space="preserve"> (</w:t>
@@ -3182,9 +2801,8 @@
         <w:r>
           <w:rPr>
             <w:rStyle w:val="Hiperhivatkozs"/>
-            <w:rFonts w:eastAsia="Calibri"/>
-            <w:sz w:val="32"/>
-            <w:szCs w:val="32"/>
+            <w:rFonts w:ascii="Times New Roman" w:eastAsia="Calibri" w:hAnsi="Times New Roman" w:cs="Times New Roman"/>
+            <w:szCs w:val="24"/>
             <w:lang w:val="hu" w:eastAsia="hu-HU"/>
           </w:rPr>
           <w:t>1. ábra</w:t>
@@ -3192,77 +2810,44 @@
       </w:hyperlink>
       <w:r>
         <w:rPr>
-          <w:rFonts w:eastAsia="Calibri"/>
-          <w:color w:val="000000"/>
-          <w:sz w:val="32"/>
-          <w:szCs w:val="32"/>
+          <w:rFonts w:ascii="Times New Roman" w:eastAsia="Calibri" w:hAnsi="Times New Roman" w:cs="Times New Roman"/>
+          <w:color w:val="000000"/>
+          <w:szCs w:val="24"/>
           <w:lang w:val="hu" w:eastAsia="hu-HU"/>
         </w:rPr>
         <w:t>)</w:t>
       </w:r>
       <w:r>
         <w:rPr>
-          <w:rFonts w:eastAsia="Calibri"/>
-          <w:color w:val="000000"/>
-          <w:sz w:val="32"/>
-          <w:szCs w:val="32"/>
-          <w:lang w:val="hu" w:eastAsia="hu-HU"/>
-        </w:rPr>
-        <w:t xml:space="preserve"> vannak eltárolva, a program végigmegy az aktuális mátrixon, amiben minden számhoz egy </w:t>
-      </w:r>
-      <w:r>
-        <w:rPr>
-          <w:rFonts w:eastAsia="Calibri"/>
-          <w:color w:val="000000"/>
-          <w:sz w:val="32"/>
-          <w:szCs w:val="32"/>
-          <w:lang w:val="hu" w:eastAsia="hu-HU"/>
-        </w:rPr>
-        <w:lastRenderedPageBreak/>
-        <w:t xml:space="preserve">adott </w:t>
-      </w:r>
-      <w:proofErr w:type="spellStart"/>
-      <w:r>
-        <w:rPr>
-          <w:rFonts w:eastAsia="Calibri"/>
-          <w:color w:val="000000"/>
-          <w:sz w:val="32"/>
-          <w:szCs w:val="32"/>
-          <w:lang w:val="hu" w:eastAsia="hu-HU"/>
-        </w:rPr>
-        <w:t>block</w:t>
-      </w:r>
-      <w:proofErr w:type="spellEnd"/>
-      <w:r>
-        <w:rPr>
-          <w:rFonts w:eastAsia="Calibri"/>
-          <w:color w:val="000000"/>
-          <w:sz w:val="32"/>
-          <w:szCs w:val="32"/>
-          <w:lang w:val="hu" w:eastAsia="hu-HU"/>
-        </w:rPr>
-        <w:t>, entitás vagy a játékos van rendelve, ezt értelmezi, és megvalósítja.</w:t>
+          <w:rFonts w:ascii="Times New Roman" w:eastAsia="Calibri" w:hAnsi="Times New Roman" w:cs="Times New Roman"/>
+          <w:color w:val="000000"/>
+          <w:szCs w:val="24"/>
+          <w:lang w:val="hu" w:eastAsia="hu-HU"/>
+        </w:rPr>
+        <w:t xml:space="preserve"> vannak eltárolva, a program végigmegy az aktuális mátrixon, amiben minden számhoz egy adott block, entitás vagy a játékos van rendelve, ezt értelmezi, és megvalósítja.</w:t>
       </w:r>
     </w:p>
     <w:p>
       <w:pPr>
         <w:pStyle w:val="Alcm"/>
         <w:rPr>
-          <w:rFonts w:eastAsia="Calibri"/>
-          <w:lang w:val="hu" w:eastAsia="hu-HU"/>
-        </w:rPr>
-      </w:pPr>
-      <w:proofErr w:type="spellStart"/>
+          <w:rFonts w:ascii="Times New Roman" w:eastAsia="Calibri" w:hAnsi="Times New Roman" w:cs="Times New Roman"/>
+          <w:szCs w:val="40"/>
+          <w:lang w:val="hu" w:eastAsia="hu-HU"/>
+        </w:rPr>
+      </w:pPr>
       <w:r>
         <w:rPr>
           <w:rStyle w:val="AlcmChar"/>
+          <w:rFonts w:ascii="Times New Roman" w:hAnsi="Times New Roman" w:cs="Times New Roman"/>
+          <w:szCs w:val="40"/>
         </w:rPr>
         <w:t>Jelenleg</w:t>
       </w:r>
-      <w:proofErr w:type="spellEnd"/>
-      <w:r>
-        <w:rPr>
-          <w:rFonts w:eastAsia="Calibri"/>
+      <w:r>
+        <w:rPr>
+          <w:rFonts w:ascii="Times New Roman" w:eastAsia="Calibri" w:hAnsi="Times New Roman" w:cs="Times New Roman"/>
+          <w:szCs w:val="40"/>
           <w:lang w:val="hu" w:eastAsia="hu-HU"/>
         </w:rPr>
         <w:t>:</w:t>
@@ -3285,18 +2870,16 @@
         <w:ind w:left="714" w:hanging="357"/>
         <w:jc w:val="both"/>
         <w:rPr>
-          <w:rFonts w:eastAsia="Calibri"/>
-          <w:sz w:val="32"/>
-          <w:szCs w:val="32"/>
-          <w:lang w:val="hu" w:eastAsia="hu-HU"/>
-        </w:rPr>
-      </w:pPr>
-      <w:r>
-        <w:rPr>
-          <w:rFonts w:eastAsia="Calibri"/>
-          <w:color w:val="000000"/>
-          <w:sz w:val="32"/>
-          <w:szCs w:val="32"/>
+          <w:rFonts w:ascii="Times New Roman" w:eastAsia="Calibri" w:hAnsi="Times New Roman" w:cs="Times New Roman"/>
+          <w:szCs w:val="24"/>
+          <w:lang w:val="hu" w:eastAsia="hu-HU"/>
+        </w:rPr>
+      </w:pPr>
+      <w:r>
+        <w:rPr>
+          <w:rFonts w:ascii="Times New Roman" w:eastAsia="Calibri" w:hAnsi="Times New Roman" w:cs="Times New Roman"/>
+          <w:color w:val="000000"/>
+          <w:szCs w:val="24"/>
           <w:lang w:val="hu" w:eastAsia="hu-HU"/>
         </w:rPr>
         <w:t>10 pálya van.</w:t>
@@ -3319,20 +2902,19 @@
         <w:ind w:left="714" w:hanging="357"/>
         <w:jc w:val="both"/>
         <w:rPr>
-          <w:rFonts w:eastAsia="Calibri"/>
-          <w:sz w:val="32"/>
-          <w:szCs w:val="32"/>
-          <w:lang w:val="hu" w:eastAsia="hu-HU"/>
-        </w:rPr>
-      </w:pPr>
-      <w:r>
-        <w:rPr>
-          <w:rFonts w:eastAsia="Calibri"/>
-          <w:color w:val="000000"/>
-          <w:sz w:val="32"/>
-          <w:szCs w:val="32"/>
-          <w:lang w:val="hu" w:eastAsia="hu-HU"/>
-        </w:rPr>
+          <w:rFonts w:ascii="Times New Roman" w:eastAsia="Calibri" w:hAnsi="Times New Roman" w:cs="Times New Roman"/>
+          <w:szCs w:val="24"/>
+          <w:lang w:val="hu" w:eastAsia="hu-HU"/>
+        </w:rPr>
+      </w:pPr>
+      <w:r>
+        <w:rPr>
+          <w:rFonts w:ascii="Times New Roman" w:eastAsia="Calibri" w:hAnsi="Times New Roman" w:cs="Times New Roman"/>
+          <w:color w:val="000000"/>
+          <w:szCs w:val="24"/>
+          <w:lang w:val="hu" w:eastAsia="hu-HU"/>
+        </w:rPr>
+        <w:lastRenderedPageBreak/>
         <w:t>4-féle környezetben:</w:t>
       </w:r>
     </w:p>
@@ -3353,18 +2935,16 @@
         <w:ind w:left="714" w:hanging="357"/>
         <w:jc w:val="both"/>
         <w:rPr>
-          <w:rFonts w:eastAsia="Calibri"/>
-          <w:sz w:val="32"/>
-          <w:szCs w:val="32"/>
-          <w:lang w:val="hu" w:eastAsia="hu-HU"/>
-        </w:rPr>
-      </w:pPr>
-      <w:r>
-        <w:rPr>
-          <w:rFonts w:eastAsia="Calibri"/>
-          <w:color w:val="000000"/>
-          <w:sz w:val="32"/>
-          <w:szCs w:val="32"/>
+          <w:rFonts w:ascii="Times New Roman" w:eastAsia="Calibri" w:hAnsi="Times New Roman" w:cs="Times New Roman"/>
+          <w:szCs w:val="24"/>
+          <w:lang w:val="hu" w:eastAsia="hu-HU"/>
+        </w:rPr>
+      </w:pPr>
+      <w:r>
+        <w:rPr>
+          <w:rFonts w:ascii="Times New Roman" w:eastAsia="Calibri" w:hAnsi="Times New Roman" w:cs="Times New Roman"/>
+          <w:color w:val="000000"/>
+          <w:szCs w:val="24"/>
           <w:lang w:val="hu" w:eastAsia="hu-HU"/>
         </w:rPr>
         <w:t>Nyári mező nappal, napos idővel</w:t>
@@ -3387,18 +2967,16 @@
         <w:ind w:left="714" w:hanging="357"/>
         <w:jc w:val="both"/>
         <w:rPr>
-          <w:rFonts w:eastAsia="Calibri"/>
-          <w:sz w:val="32"/>
-          <w:szCs w:val="32"/>
-          <w:lang w:val="hu" w:eastAsia="hu-HU"/>
-        </w:rPr>
-      </w:pPr>
-      <w:r>
-        <w:rPr>
-          <w:rFonts w:eastAsia="Calibri"/>
-          <w:color w:val="000000"/>
-          <w:sz w:val="32"/>
-          <w:szCs w:val="32"/>
+          <w:rFonts w:ascii="Times New Roman" w:eastAsia="Calibri" w:hAnsi="Times New Roman" w:cs="Times New Roman"/>
+          <w:szCs w:val="24"/>
+          <w:lang w:val="hu" w:eastAsia="hu-HU"/>
+        </w:rPr>
+      </w:pPr>
+      <w:r>
+        <w:rPr>
+          <w:rFonts w:ascii="Times New Roman" w:eastAsia="Calibri" w:hAnsi="Times New Roman" w:cs="Times New Roman"/>
+          <w:color w:val="000000"/>
+          <w:szCs w:val="24"/>
           <w:lang w:val="hu" w:eastAsia="hu-HU"/>
         </w:rPr>
         <w:t>Nyári mező nappal, esős idővel</w:t>
@@ -3421,18 +2999,16 @@
         <w:ind w:left="714" w:hanging="357"/>
         <w:jc w:val="both"/>
         <w:rPr>
-          <w:rFonts w:eastAsia="Calibri"/>
-          <w:sz w:val="32"/>
-          <w:szCs w:val="32"/>
-          <w:lang w:val="hu" w:eastAsia="hu-HU"/>
-        </w:rPr>
-      </w:pPr>
-      <w:r>
-        <w:rPr>
-          <w:rFonts w:eastAsia="Calibri"/>
-          <w:color w:val="000000"/>
-          <w:sz w:val="32"/>
-          <w:szCs w:val="32"/>
+          <w:rFonts w:ascii="Times New Roman" w:eastAsia="Calibri" w:hAnsi="Times New Roman" w:cs="Times New Roman"/>
+          <w:szCs w:val="24"/>
+          <w:lang w:val="hu" w:eastAsia="hu-HU"/>
+        </w:rPr>
+      </w:pPr>
+      <w:r>
+        <w:rPr>
+          <w:rFonts w:ascii="Times New Roman" w:eastAsia="Calibri" w:hAnsi="Times New Roman" w:cs="Times New Roman"/>
+          <w:color w:val="000000"/>
+          <w:szCs w:val="24"/>
           <w:lang w:val="hu" w:eastAsia="hu-HU"/>
         </w:rPr>
         <w:t>Barlang</w:t>
@@ -3455,18 +3031,16 @@
         <w:ind w:left="714" w:hanging="357"/>
         <w:jc w:val="both"/>
         <w:rPr>
-          <w:rFonts w:eastAsia="Calibri"/>
-          <w:sz w:val="32"/>
-          <w:szCs w:val="32"/>
-          <w:lang w:val="hu" w:eastAsia="hu-HU"/>
-        </w:rPr>
-      </w:pPr>
-      <w:r>
-        <w:rPr>
-          <w:rFonts w:eastAsia="Calibri"/>
-          <w:color w:val="000000"/>
-          <w:sz w:val="32"/>
-          <w:szCs w:val="32"/>
+          <w:rFonts w:ascii="Times New Roman" w:eastAsia="Calibri" w:hAnsi="Times New Roman" w:cs="Times New Roman"/>
+          <w:szCs w:val="24"/>
+          <w:lang w:val="hu" w:eastAsia="hu-HU"/>
+        </w:rPr>
+      </w:pPr>
+      <w:r>
+        <w:rPr>
+          <w:rFonts w:ascii="Times New Roman" w:eastAsia="Calibri" w:hAnsi="Times New Roman" w:cs="Times New Roman"/>
+          <w:color w:val="000000"/>
+          <w:szCs w:val="24"/>
           <w:lang w:val="hu" w:eastAsia="hu-HU"/>
         </w:rPr>
         <w:t>Tél éjszaka</w:t>
@@ -3489,18 +3063,16 @@
         <w:ind w:left="714" w:hanging="357"/>
         <w:jc w:val="both"/>
         <w:rPr>
-          <w:rFonts w:eastAsia="Calibri"/>
-          <w:sz w:val="32"/>
-          <w:szCs w:val="32"/>
-          <w:lang w:val="hu" w:eastAsia="hu-HU"/>
-        </w:rPr>
-      </w:pPr>
-      <w:r>
-        <w:rPr>
-          <w:rFonts w:eastAsia="Calibri"/>
-          <w:color w:val="000000"/>
-          <w:sz w:val="32"/>
-          <w:szCs w:val="32"/>
+          <w:rFonts w:ascii="Times New Roman" w:eastAsia="Calibri" w:hAnsi="Times New Roman" w:cs="Times New Roman"/>
+          <w:szCs w:val="24"/>
+          <w:lang w:val="hu" w:eastAsia="hu-HU"/>
+        </w:rPr>
+      </w:pPr>
+      <w:r>
+        <w:rPr>
+          <w:rFonts w:ascii="Times New Roman" w:eastAsia="Calibri" w:hAnsi="Times New Roman" w:cs="Times New Roman"/>
+          <w:color w:val="000000"/>
+          <w:szCs w:val="24"/>
           <w:lang w:val="hu" w:eastAsia="hu-HU"/>
         </w:rPr>
         <w:t>Tervezünk még:</w:t>
@@ -3522,18 +3094,16 @@
         <w:spacing w:before="120" w:after="120" w:line="360" w:lineRule="auto"/>
         <w:jc w:val="both"/>
         <w:rPr>
-          <w:rFonts w:eastAsia="Calibri"/>
-          <w:sz w:val="32"/>
-          <w:szCs w:val="32"/>
-          <w:lang w:val="hu" w:eastAsia="hu-HU"/>
-        </w:rPr>
-      </w:pPr>
-      <w:r>
-        <w:rPr>
-          <w:rFonts w:eastAsia="Calibri"/>
-          <w:color w:val="000000"/>
-          <w:sz w:val="32"/>
-          <w:szCs w:val="32"/>
+          <w:rFonts w:ascii="Times New Roman" w:eastAsia="Calibri" w:hAnsi="Times New Roman" w:cs="Times New Roman"/>
+          <w:szCs w:val="24"/>
+          <w:lang w:val="hu" w:eastAsia="hu-HU"/>
+        </w:rPr>
+      </w:pPr>
+      <w:r>
+        <w:rPr>
+          <w:rFonts w:ascii="Times New Roman" w:eastAsia="Calibri" w:hAnsi="Times New Roman" w:cs="Times New Roman"/>
+          <w:color w:val="000000"/>
+          <w:szCs w:val="24"/>
           <w:lang w:val="hu" w:eastAsia="hu-HU"/>
         </w:rPr>
         <w:t>Sivatag</w:t>
@@ -3555,18 +3125,16 @@
         <w:spacing w:before="120" w:after="120" w:line="360" w:lineRule="auto"/>
         <w:jc w:val="both"/>
         <w:rPr>
-          <w:rFonts w:eastAsia="Calibri"/>
-          <w:sz w:val="32"/>
-          <w:szCs w:val="32"/>
-          <w:lang w:val="hu" w:eastAsia="hu-HU"/>
-        </w:rPr>
-      </w:pPr>
-      <w:r>
-        <w:rPr>
-          <w:rFonts w:eastAsia="Calibri"/>
-          <w:color w:val="000000"/>
-          <w:sz w:val="32"/>
-          <w:szCs w:val="32"/>
+          <w:rFonts w:ascii="Times New Roman" w:eastAsia="Calibri" w:hAnsi="Times New Roman" w:cs="Times New Roman"/>
+          <w:szCs w:val="24"/>
+          <w:lang w:val="hu" w:eastAsia="hu-HU"/>
+        </w:rPr>
+      </w:pPr>
+      <w:r>
+        <w:rPr>
+          <w:rFonts w:ascii="Times New Roman" w:eastAsia="Calibri" w:hAnsi="Times New Roman" w:cs="Times New Roman"/>
+          <w:color w:val="000000"/>
+          <w:szCs w:val="24"/>
           <w:lang w:val="hu" w:eastAsia="hu-HU"/>
         </w:rPr>
         <w:t>Város</w:t>
@@ -3588,18 +3156,16 @@
         <w:spacing w:before="120" w:after="120" w:line="360" w:lineRule="auto"/>
         <w:jc w:val="both"/>
         <w:rPr>
-          <w:rFonts w:eastAsia="Calibri"/>
-          <w:sz w:val="32"/>
-          <w:szCs w:val="32"/>
-          <w:lang w:val="hu" w:eastAsia="hu-HU"/>
-        </w:rPr>
-      </w:pPr>
-      <w:r>
-        <w:rPr>
-          <w:rFonts w:eastAsia="Calibri"/>
-          <w:color w:val="000000"/>
-          <w:sz w:val="32"/>
-          <w:szCs w:val="32"/>
+          <w:rFonts w:ascii="Times New Roman" w:eastAsia="Calibri" w:hAnsi="Times New Roman" w:cs="Times New Roman"/>
+          <w:szCs w:val="24"/>
+          <w:lang w:val="hu" w:eastAsia="hu-HU"/>
+        </w:rPr>
+      </w:pPr>
+      <w:r>
+        <w:rPr>
+          <w:rFonts w:ascii="Times New Roman" w:eastAsia="Calibri" w:hAnsi="Times New Roman" w:cs="Times New Roman"/>
+          <w:color w:val="000000"/>
+          <w:szCs w:val="24"/>
           <w:lang w:val="hu" w:eastAsia="hu-HU"/>
         </w:rPr>
         <w:t>Katonai laktanya</w:t>
@@ -3615,7 +3181,7 @@
         <w:spacing w:line="360" w:lineRule="auto"/>
         <w:jc w:val="both"/>
         <w:rPr>
-          <w:rFonts w:asciiTheme="majorHAnsi" w:eastAsiaTheme="majorEastAsia" w:hAnsiTheme="majorHAnsi" w:cstheme="majorBidi"/>
+          <w:rFonts w:ascii="Times New Roman" w:eastAsiaTheme="majorEastAsia" w:hAnsi="Times New Roman" w:cs="Times New Roman"/>
           <w:color w:val="2F5496" w:themeColor="accent1" w:themeShade="BF"/>
           <w:sz w:val="32"/>
           <w:szCs w:val="32"/>
@@ -3624,6 +3190,7 @@
       </w:pPr>
       <w:r>
         <w:rPr>
+          <w:rFonts w:ascii="Times New Roman" w:hAnsi="Times New Roman" w:cs="Times New Roman"/>
           <w:lang w:val="hu-HU"/>
         </w:rPr>
         <w:br w:type="page"/>
@@ -3634,14 +3201,16 @@
         <w:pStyle w:val="Cmsor1"/>
         <w:jc w:val="center"/>
         <w:rPr>
-          <w:szCs w:val="72"/>
-          <w:lang w:val="hu-HU"/>
-        </w:rPr>
-      </w:pPr>
-      <w:bookmarkStart w:id="1" w:name="_Toc227025661"/>
-      <w:r>
-        <w:rPr>
-          <w:szCs w:val="72"/>
+          <w:rFonts w:ascii="Times New Roman" w:hAnsi="Times New Roman" w:cs="Times New Roman"/>
+          <w:szCs w:val="52"/>
+          <w:lang w:val="hu-HU"/>
+        </w:rPr>
+      </w:pPr>
+      <w:bookmarkStart w:id="1" w:name="_Toc227053845"/>
+      <w:r>
+        <w:rPr>
+          <w:rFonts w:ascii="Times New Roman" w:hAnsi="Times New Roman" w:cs="Times New Roman"/>
+          <w:szCs w:val="52"/>
           <w:lang w:val="hu-HU"/>
         </w:rPr>
         <w:lastRenderedPageBreak/>
@@ -3666,18 +3235,16 @@
         <w:ind w:left="714" w:hanging="357"/>
         <w:jc w:val="both"/>
         <w:rPr>
-          <w:rFonts w:eastAsia="Calibri"/>
-          <w:sz w:val="32"/>
-          <w:szCs w:val="32"/>
-          <w:lang w:val="hu" w:eastAsia="hu-HU"/>
-        </w:rPr>
-      </w:pPr>
-      <w:r>
-        <w:rPr>
-          <w:rFonts w:eastAsia="Calibri"/>
-          <w:color w:val="000000"/>
-          <w:sz w:val="32"/>
-          <w:szCs w:val="32"/>
+          <w:rFonts w:ascii="Times New Roman" w:eastAsia="Calibri" w:hAnsi="Times New Roman" w:cs="Times New Roman"/>
+          <w:szCs w:val="24"/>
+          <w:lang w:val="hu" w:eastAsia="hu-HU"/>
+        </w:rPr>
+      </w:pPr>
+      <w:r>
+        <w:rPr>
+          <w:rFonts w:ascii="Times New Roman" w:eastAsia="Calibri" w:hAnsi="Times New Roman" w:cs="Times New Roman"/>
+          <w:color w:val="000000"/>
+          <w:szCs w:val="24"/>
           <w:lang w:val="hu" w:eastAsia="hu-HU"/>
         </w:rPr>
         <w:t>A játék (asztali alkalmazás) bezárása után JSON adatokat küld a Backend végpontba haladásról, ami a MYSQL adatbázisba tárolja.</w:t>
@@ -3700,43 +3267,19 @@
         <w:ind w:left="714" w:hanging="357"/>
         <w:jc w:val="both"/>
         <w:rPr>
-          <w:rFonts w:eastAsia="Calibri"/>
-          <w:sz w:val="32"/>
-          <w:szCs w:val="32"/>
-          <w:lang w:val="hu" w:eastAsia="hu-HU"/>
-        </w:rPr>
-      </w:pPr>
-      <w:r>
-        <w:rPr>
-          <w:rFonts w:eastAsia="Calibri"/>
-          <w:color w:val="000000"/>
-          <w:sz w:val="32"/>
-          <w:szCs w:val="32"/>
-          <w:lang w:val="hu" w:eastAsia="hu-HU"/>
-        </w:rPr>
-        <w:t>A kommunikáció WEB API-</w:t>
-      </w:r>
-      <w:proofErr w:type="spellStart"/>
-      <w:r>
-        <w:rPr>
-          <w:rFonts w:eastAsia="Calibri"/>
-          <w:color w:val="000000"/>
-          <w:sz w:val="32"/>
-          <w:szCs w:val="32"/>
-          <w:lang w:val="hu" w:eastAsia="hu-HU"/>
-        </w:rPr>
-        <w:t>val</w:t>
-      </w:r>
-      <w:proofErr w:type="spellEnd"/>
-      <w:r>
-        <w:rPr>
-          <w:rFonts w:eastAsia="Calibri"/>
-          <w:color w:val="000000"/>
-          <w:sz w:val="32"/>
-          <w:szCs w:val="32"/>
-          <w:lang w:val="hu" w:eastAsia="hu-HU"/>
-        </w:rPr>
-        <w:t xml:space="preserve"> történik a végpontokkal.</w:t>
+          <w:rFonts w:ascii="Times New Roman" w:eastAsia="Calibri" w:hAnsi="Times New Roman" w:cs="Times New Roman"/>
+          <w:szCs w:val="24"/>
+          <w:lang w:val="hu" w:eastAsia="hu-HU"/>
+        </w:rPr>
+      </w:pPr>
+      <w:r>
+        <w:rPr>
+          <w:rFonts w:ascii="Times New Roman" w:eastAsia="Calibri" w:hAnsi="Times New Roman" w:cs="Times New Roman"/>
+          <w:color w:val="000000"/>
+          <w:szCs w:val="24"/>
+          <w:lang w:val="hu" w:eastAsia="hu-HU"/>
+        </w:rPr>
+        <w:t>A kommunikáció WEB API-val történik a végpontokkal.</w:t>
       </w:r>
     </w:p>
     <w:p>
@@ -3756,18 +3299,16 @@
         <w:ind w:left="714" w:hanging="357"/>
         <w:jc w:val="both"/>
         <w:rPr>
-          <w:rFonts w:eastAsia="Calibri"/>
-          <w:sz w:val="32"/>
-          <w:szCs w:val="32"/>
-          <w:lang w:val="hu" w:eastAsia="hu-HU"/>
-        </w:rPr>
-      </w:pPr>
-      <w:r>
-        <w:rPr>
-          <w:rFonts w:eastAsia="Calibri"/>
-          <w:color w:val="000000"/>
-          <w:sz w:val="32"/>
-          <w:szCs w:val="32"/>
+          <w:rFonts w:ascii="Times New Roman" w:eastAsia="Calibri" w:hAnsi="Times New Roman" w:cs="Times New Roman"/>
+          <w:szCs w:val="24"/>
+          <w:lang w:val="hu" w:eastAsia="hu-HU"/>
+        </w:rPr>
+      </w:pPr>
+      <w:r>
+        <w:rPr>
+          <w:rFonts w:ascii="Times New Roman" w:eastAsia="Calibri" w:hAnsi="Times New Roman" w:cs="Times New Roman"/>
+          <w:color w:val="000000"/>
+          <w:szCs w:val="24"/>
           <w:lang w:val="hu" w:eastAsia="hu-HU"/>
         </w:rPr>
         <w:t>Csakis HTTPS típusú GET, POST, PUT, DELETE kéréseket küldünk.</w:t>
@@ -3790,43 +3331,19 @@
         <w:ind w:left="714" w:hanging="357"/>
         <w:jc w:val="both"/>
         <w:rPr>
-          <w:rFonts w:eastAsia="Calibri"/>
-          <w:sz w:val="32"/>
-          <w:szCs w:val="32"/>
-          <w:lang w:val="hu" w:eastAsia="hu-HU"/>
-        </w:rPr>
-      </w:pPr>
-      <w:r>
-        <w:rPr>
-          <w:rFonts w:eastAsia="Calibri"/>
-          <w:color w:val="000000"/>
-          <w:sz w:val="32"/>
-          <w:szCs w:val="32"/>
-          <w:lang w:val="hu" w:eastAsia="hu-HU"/>
-        </w:rPr>
-        <w:t xml:space="preserve">A kéréseket és eredményeiket a Postman weboldalán vagy alkalmazásban, vagy a </w:t>
-      </w:r>
-      <w:proofErr w:type="spellStart"/>
-      <w:r>
-        <w:rPr>
-          <w:rFonts w:eastAsia="Calibri"/>
-          <w:color w:val="000000"/>
-          <w:sz w:val="32"/>
-          <w:szCs w:val="32"/>
-          <w:lang w:val="hu" w:eastAsia="hu-HU"/>
-        </w:rPr>
-        <w:t>Swagger</w:t>
-      </w:r>
-      <w:proofErr w:type="spellEnd"/>
-      <w:r>
-        <w:rPr>
-          <w:rFonts w:eastAsia="Calibri"/>
-          <w:color w:val="000000"/>
-          <w:sz w:val="32"/>
-          <w:szCs w:val="32"/>
-          <w:lang w:val="hu" w:eastAsia="hu-HU"/>
-        </w:rPr>
-        <w:t xml:space="preserve"> UI-n teszteltük le.</w:t>
+          <w:rFonts w:ascii="Times New Roman" w:eastAsia="Calibri" w:hAnsi="Times New Roman" w:cs="Times New Roman"/>
+          <w:szCs w:val="24"/>
+          <w:lang w:val="hu" w:eastAsia="hu-HU"/>
+        </w:rPr>
+      </w:pPr>
+      <w:r>
+        <w:rPr>
+          <w:rFonts w:ascii="Times New Roman" w:eastAsia="Calibri" w:hAnsi="Times New Roman" w:cs="Times New Roman"/>
+          <w:color w:val="000000"/>
+          <w:szCs w:val="24"/>
+          <w:lang w:val="hu" w:eastAsia="hu-HU"/>
+        </w:rPr>
+        <w:t>A kéréseket és eredményeiket a Postman weboldalán vagy alkalmazásban, vagy a Swagger UI-n teszteltük le.</w:t>
       </w:r>
     </w:p>
     <w:p>
@@ -3846,109 +3363,19 @@
         <w:ind w:left="714" w:hanging="357"/>
         <w:jc w:val="both"/>
         <w:rPr>
-          <w:rFonts w:eastAsia="Calibri"/>
-          <w:sz w:val="32"/>
-          <w:szCs w:val="32"/>
-          <w:lang w:val="hu" w:eastAsia="hu-HU"/>
-        </w:rPr>
-      </w:pPr>
-      <w:r>
-        <w:rPr>
-          <w:rFonts w:eastAsia="Calibri"/>
-          <w:color w:val="000000"/>
-          <w:sz w:val="32"/>
-          <w:szCs w:val="32"/>
-          <w:lang w:val="hu" w:eastAsia="hu-HU"/>
-        </w:rPr>
-        <w:t xml:space="preserve">Ebben van az </w:t>
-      </w:r>
-      <w:proofErr w:type="spellStart"/>
-      <w:r>
-        <w:rPr>
-          <w:rFonts w:eastAsia="Calibri"/>
-          <w:color w:val="000000"/>
-          <w:sz w:val="32"/>
-          <w:szCs w:val="32"/>
-          <w:lang w:val="hu" w:eastAsia="hu-HU"/>
-        </w:rPr>
-        <w:t>Inno</w:t>
-      </w:r>
-      <w:proofErr w:type="spellEnd"/>
-      <w:r>
-        <w:rPr>
-          <w:rFonts w:eastAsia="Calibri"/>
-          <w:color w:val="000000"/>
-          <w:sz w:val="32"/>
-          <w:szCs w:val="32"/>
-          <w:lang w:val="hu" w:eastAsia="hu-HU"/>
-        </w:rPr>
-        <w:t xml:space="preserve"> </w:t>
-      </w:r>
-      <w:proofErr w:type="spellStart"/>
-      <w:r>
-        <w:rPr>
-          <w:rFonts w:eastAsia="Calibri"/>
-          <w:color w:val="000000"/>
-          <w:sz w:val="32"/>
-          <w:szCs w:val="32"/>
-          <w:lang w:val="hu" w:eastAsia="hu-HU"/>
-        </w:rPr>
-        <w:t>Setup</w:t>
-      </w:r>
-      <w:proofErr w:type="spellEnd"/>
-      <w:r>
-        <w:rPr>
-          <w:rFonts w:eastAsia="Calibri"/>
-          <w:color w:val="000000"/>
-          <w:sz w:val="32"/>
-          <w:szCs w:val="32"/>
-          <w:lang w:val="hu" w:eastAsia="hu-HU"/>
-        </w:rPr>
-        <w:t xml:space="preserve"> fordítóprogramnak a </w:t>
-      </w:r>
-      <w:proofErr w:type="spellStart"/>
-      <w:r>
-        <w:rPr>
-          <w:rFonts w:eastAsia="Calibri"/>
-          <w:color w:val="000000"/>
-          <w:sz w:val="32"/>
-          <w:szCs w:val="32"/>
-          <w:lang w:val="hu" w:eastAsia="hu-HU"/>
-        </w:rPr>
-        <w:t>szkriptje</w:t>
-      </w:r>
-      <w:proofErr w:type="spellEnd"/>
-      <w:r>
-        <w:rPr>
-          <w:rFonts w:eastAsia="Calibri"/>
-          <w:color w:val="000000"/>
-          <w:sz w:val="32"/>
-          <w:szCs w:val="32"/>
-          <w:lang w:val="hu" w:eastAsia="hu-HU"/>
-        </w:rPr>
-        <w:t xml:space="preserve">, és a játékunknak a felépítője is, ami a </w:t>
-      </w:r>
-      <w:proofErr w:type="spellStart"/>
-      <w:r>
-        <w:rPr>
-          <w:rFonts w:eastAsia="Calibri"/>
-          <w:color w:val="000000"/>
-          <w:sz w:val="32"/>
-          <w:szCs w:val="32"/>
-          <w:lang w:val="hu" w:eastAsia="hu-HU"/>
-        </w:rPr>
-        <w:t>Setups</w:t>
-      </w:r>
-      <w:proofErr w:type="spellEnd"/>
-      <w:r>
-        <w:rPr>
-          <w:rFonts w:eastAsia="Calibri"/>
-          <w:color w:val="000000"/>
-          <w:sz w:val="32"/>
-          <w:szCs w:val="32"/>
-          <w:lang w:val="hu" w:eastAsia="hu-HU"/>
-        </w:rPr>
-        <w:t xml:space="preserve"> mappában van.</w:t>
+          <w:rFonts w:ascii="Times New Roman" w:eastAsia="Calibri" w:hAnsi="Times New Roman" w:cs="Times New Roman"/>
+          <w:szCs w:val="24"/>
+          <w:lang w:val="hu" w:eastAsia="hu-HU"/>
+        </w:rPr>
+      </w:pPr>
+      <w:r>
+        <w:rPr>
+          <w:rFonts w:ascii="Times New Roman" w:eastAsia="Calibri" w:hAnsi="Times New Roman" w:cs="Times New Roman"/>
+          <w:color w:val="000000"/>
+          <w:szCs w:val="24"/>
+          <w:lang w:val="hu" w:eastAsia="hu-HU"/>
+        </w:rPr>
+        <w:t>Ebben van az Inno Setup fordítóprogramnak a szkriptje, és a játékunknak a felépítője is, ami a Setups mappában van.</w:t>
       </w:r>
     </w:p>
     <w:p>
@@ -3968,40 +3395,18 @@
         <w:ind w:left="714" w:hanging="357"/>
         <w:jc w:val="both"/>
         <w:rPr>
-          <w:rFonts w:eastAsia="Calibri"/>
-          <w:sz w:val="32"/>
-          <w:szCs w:val="32"/>
-          <w:lang w:val="hu" w:eastAsia="hu-HU"/>
-        </w:rPr>
-      </w:pPr>
-      <w:r>
-        <w:rPr>
-          <w:rFonts w:eastAsia="Calibri"/>
-          <w:sz w:val="32"/>
-          <w:szCs w:val="32"/>
-          <w:lang w:val="hu" w:eastAsia="hu-HU"/>
-        </w:rPr>
-        <w:t xml:space="preserve">Van </w:t>
-      </w:r>
-      <w:proofErr w:type="spellStart"/>
-      <w:r>
-        <w:rPr>
-          <w:rFonts w:eastAsia="Calibri"/>
-          <w:sz w:val="32"/>
-          <w:szCs w:val="32"/>
-          <w:lang w:val="hu" w:eastAsia="hu-HU"/>
-        </w:rPr>
-        <w:t>Admin</w:t>
-      </w:r>
-      <w:proofErr w:type="spellEnd"/>
-      <w:r>
-        <w:rPr>
-          <w:rFonts w:eastAsia="Calibri"/>
-          <w:sz w:val="32"/>
-          <w:szCs w:val="32"/>
-          <w:lang w:val="hu" w:eastAsia="hu-HU"/>
-        </w:rPr>
-        <w:t xml:space="preserve"> felhasználó, és végpontjai, így az összes végpontot elérhető lesz: </w:t>
+          <w:rFonts w:ascii="Times New Roman" w:eastAsia="Calibri" w:hAnsi="Times New Roman" w:cs="Times New Roman"/>
+          <w:szCs w:val="24"/>
+          <w:lang w:val="hu" w:eastAsia="hu-HU"/>
+        </w:rPr>
+      </w:pPr>
+      <w:r>
+        <w:rPr>
+          <w:rFonts w:ascii="Times New Roman" w:eastAsia="Calibri" w:hAnsi="Times New Roman" w:cs="Times New Roman"/>
+          <w:szCs w:val="24"/>
+          <w:lang w:val="hu" w:eastAsia="hu-HU"/>
+        </w:rPr>
+        <w:t xml:space="preserve">Van Admin felhasználó, és végpontjai, így az összes végpontot elérhető lesz: </w:t>
       </w:r>
     </w:p>
     <w:p>
@@ -4020,32 +3425,19 @@
         <w:spacing w:before="120" w:after="120" w:line="360" w:lineRule="auto"/>
         <w:jc w:val="both"/>
         <w:rPr>
-          <w:rFonts w:eastAsia="Calibri"/>
-          <w:sz w:val="32"/>
-          <w:szCs w:val="32"/>
-          <w:lang w:val="hu" w:eastAsia="hu-HU"/>
-        </w:rPr>
-      </w:pPr>
-      <w:r>
-        <w:rPr>
-          <w:rFonts w:eastAsia="Calibri"/>
-          <w:sz w:val="32"/>
-          <w:szCs w:val="32"/>
-          <w:lang w:val="hu" w:eastAsia="hu-HU"/>
-        </w:rPr>
-        <w:t xml:space="preserve">Felhasználónév: </w:t>
-      </w:r>
-      <w:proofErr w:type="spellStart"/>
-      <w:r>
-        <w:rPr>
-          <w:rFonts w:eastAsia="Calibri"/>
-          <w:sz w:val="32"/>
-          <w:szCs w:val="32"/>
-          <w:lang w:val="hu" w:eastAsia="hu-HU"/>
-        </w:rPr>
-        <w:t>krisz</w:t>
-      </w:r>
-      <w:proofErr w:type="spellEnd"/>
+          <w:rFonts w:ascii="Times New Roman" w:eastAsia="Calibri" w:hAnsi="Times New Roman" w:cs="Times New Roman"/>
+          <w:szCs w:val="24"/>
+          <w:lang w:val="hu" w:eastAsia="hu-HU"/>
+        </w:rPr>
+      </w:pPr>
+      <w:r>
+        <w:rPr>
+          <w:rFonts w:ascii="Times New Roman" w:eastAsia="Calibri" w:hAnsi="Times New Roman" w:cs="Times New Roman"/>
+          <w:szCs w:val="24"/>
+          <w:lang w:val="hu" w:eastAsia="hu-HU"/>
+        </w:rPr>
+        <w:t>Felhasználónév: krisz</w:t>
+      </w:r>
     </w:p>
     <w:p>
       <w:pPr>
@@ -4063,17 +3455,15 @@
         <w:spacing w:before="120" w:after="120" w:line="360" w:lineRule="auto"/>
         <w:jc w:val="both"/>
         <w:rPr>
-          <w:rFonts w:eastAsia="Calibri"/>
-          <w:sz w:val="32"/>
-          <w:szCs w:val="32"/>
-          <w:lang w:val="hu" w:eastAsia="hu-HU"/>
-        </w:rPr>
-      </w:pPr>
-      <w:r>
-        <w:rPr>
-          <w:rFonts w:eastAsia="Calibri"/>
-          <w:sz w:val="32"/>
-          <w:szCs w:val="32"/>
+          <w:rFonts w:ascii="Times New Roman" w:eastAsia="Calibri" w:hAnsi="Times New Roman" w:cs="Times New Roman"/>
+          <w:szCs w:val="24"/>
+          <w:lang w:val="hu" w:eastAsia="hu-HU"/>
+        </w:rPr>
+      </w:pPr>
+      <w:r>
+        <w:rPr>
+          <w:rFonts w:ascii="Times New Roman" w:eastAsia="Calibri" w:hAnsi="Times New Roman" w:cs="Times New Roman"/>
+          <w:szCs w:val="24"/>
           <w:lang w:val="hu" w:eastAsia="hu-HU"/>
         </w:rPr>
         <w:t>Jelszó: String123!</w:t>
@@ -4096,40 +3486,18 @@
         <w:ind w:left="714" w:hanging="357"/>
         <w:jc w:val="both"/>
         <w:rPr>
-          <w:rFonts w:eastAsia="Calibri"/>
-          <w:sz w:val="32"/>
-          <w:szCs w:val="32"/>
-          <w:lang w:val="hu" w:eastAsia="hu-HU"/>
-        </w:rPr>
-      </w:pPr>
-      <w:r>
-        <w:rPr>
-          <w:rFonts w:eastAsia="Calibri"/>
-          <w:sz w:val="32"/>
-          <w:szCs w:val="32"/>
-          <w:lang w:val="hu" w:eastAsia="hu-HU"/>
-        </w:rPr>
-        <w:t xml:space="preserve">Felhasznált </w:t>
-      </w:r>
-      <w:proofErr w:type="spellStart"/>
-      <w:r>
-        <w:rPr>
-          <w:rFonts w:eastAsia="Calibri"/>
-          <w:sz w:val="32"/>
-          <w:szCs w:val="32"/>
-          <w:lang w:val="hu" w:eastAsia="hu-HU"/>
-        </w:rPr>
-        <w:t>Nuget</w:t>
-      </w:r>
-      <w:proofErr w:type="spellEnd"/>
-      <w:r>
-        <w:rPr>
-          <w:rFonts w:eastAsia="Calibri"/>
-          <w:sz w:val="32"/>
-          <w:szCs w:val="32"/>
-          <w:lang w:val="hu" w:eastAsia="hu-HU"/>
-        </w:rPr>
-        <w:t xml:space="preserve"> csomagok:</w:t>
+          <w:rFonts w:ascii="Times New Roman" w:eastAsia="Calibri" w:hAnsi="Times New Roman" w:cs="Times New Roman"/>
+          <w:szCs w:val="24"/>
+          <w:lang w:val="hu" w:eastAsia="hu-HU"/>
+        </w:rPr>
+      </w:pPr>
+      <w:r>
+        <w:rPr>
+          <w:rFonts w:ascii="Times New Roman" w:eastAsia="Calibri" w:hAnsi="Times New Roman" w:cs="Times New Roman"/>
+          <w:szCs w:val="24"/>
+          <w:lang w:val="hu" w:eastAsia="hu-HU"/>
+        </w:rPr>
+        <w:t>Felhasznált Nuget csomagok:</w:t>
       </w:r>
     </w:p>
     <w:p>
@@ -4148,31 +3516,18 @@
         <w:spacing w:before="120" w:after="120" w:line="360" w:lineRule="auto"/>
         <w:jc w:val="both"/>
         <w:rPr>
-          <w:rFonts w:eastAsia="Calibri"/>
-          <w:sz w:val="32"/>
-          <w:szCs w:val="32"/>
-          <w:lang w:val="hu" w:eastAsia="hu-HU"/>
-        </w:rPr>
-      </w:pPr>
-      <w:proofErr w:type="spellStart"/>
-      <w:r>
-        <w:rPr>
-          <w:rFonts w:eastAsia="Calibri"/>
-          <w:sz w:val="32"/>
-          <w:szCs w:val="32"/>
-          <w:lang w:val="hu" w:eastAsia="hu-HU"/>
-        </w:rPr>
-        <w:t>MailKit</w:t>
-      </w:r>
-      <w:proofErr w:type="spellEnd"/>
-      <w:r>
-        <w:rPr>
-          <w:rFonts w:eastAsia="Calibri"/>
-          <w:sz w:val="32"/>
-          <w:szCs w:val="32"/>
-          <w:lang w:val="hu" w:eastAsia="hu-HU"/>
-        </w:rPr>
-        <w:t>**</w:t>
+          <w:rFonts w:ascii="Times New Roman" w:eastAsia="Calibri" w:hAnsi="Times New Roman" w:cs="Times New Roman"/>
+          <w:szCs w:val="24"/>
+          <w:lang w:val="hu" w:eastAsia="hu-HU"/>
+        </w:rPr>
+      </w:pPr>
+      <w:r>
+        <w:rPr>
+          <w:rFonts w:ascii="Times New Roman" w:eastAsia="Calibri" w:hAnsi="Times New Roman" w:cs="Times New Roman"/>
+          <w:szCs w:val="24"/>
+          <w:lang w:val="hu" w:eastAsia="hu-HU"/>
+        </w:rPr>
+        <w:t>MailKit**</w:t>
       </w:r>
     </w:p>
     <w:p>
@@ -4191,31 +3546,18 @@
         <w:spacing w:before="120" w:after="120" w:line="360" w:lineRule="auto"/>
         <w:jc w:val="both"/>
         <w:rPr>
-          <w:rFonts w:eastAsia="Calibri"/>
-          <w:sz w:val="32"/>
-          <w:szCs w:val="32"/>
-          <w:lang w:val="hu" w:eastAsia="hu-HU"/>
-        </w:rPr>
-      </w:pPr>
-      <w:proofErr w:type="spellStart"/>
-      <w:r>
-        <w:rPr>
-          <w:rFonts w:eastAsia="Calibri"/>
-          <w:sz w:val="32"/>
-          <w:szCs w:val="32"/>
-          <w:lang w:val="hu" w:eastAsia="hu-HU"/>
-        </w:rPr>
-        <w:t>Microsoft.AspNetCore.Authentication.JwtBearer</w:t>
-      </w:r>
-      <w:proofErr w:type="spellEnd"/>
-      <w:r>
-        <w:rPr>
-          <w:rFonts w:eastAsia="Calibri"/>
-          <w:sz w:val="32"/>
-          <w:szCs w:val="32"/>
-          <w:lang w:val="hu" w:eastAsia="hu-HU"/>
-        </w:rPr>
-        <w:t>*</w:t>
+          <w:rFonts w:ascii="Times New Roman" w:eastAsia="Calibri" w:hAnsi="Times New Roman" w:cs="Times New Roman"/>
+          <w:szCs w:val="24"/>
+          <w:lang w:val="hu" w:eastAsia="hu-HU"/>
+        </w:rPr>
+      </w:pPr>
+      <w:r>
+        <w:rPr>
+          <w:rFonts w:ascii="Times New Roman" w:eastAsia="Calibri" w:hAnsi="Times New Roman" w:cs="Times New Roman"/>
+          <w:szCs w:val="24"/>
+          <w:lang w:val="hu" w:eastAsia="hu-HU"/>
+        </w:rPr>
+        <w:t>Microsoft.AspNetCore.Authentication.JwtBearer*</w:t>
       </w:r>
     </w:p>
     <w:p>
@@ -4234,31 +3576,18 @@
         <w:spacing w:before="120" w:after="120" w:line="360" w:lineRule="auto"/>
         <w:jc w:val="both"/>
         <w:rPr>
-          <w:rFonts w:eastAsia="Calibri"/>
-          <w:sz w:val="32"/>
-          <w:szCs w:val="32"/>
-          <w:lang w:val="hu" w:eastAsia="hu-HU"/>
-        </w:rPr>
-      </w:pPr>
-      <w:proofErr w:type="spellStart"/>
-      <w:r>
-        <w:rPr>
-          <w:rFonts w:eastAsia="Calibri"/>
-          <w:sz w:val="32"/>
-          <w:szCs w:val="32"/>
-          <w:lang w:val="hu" w:eastAsia="hu-HU"/>
-        </w:rPr>
-        <w:t>Microsoft.AspNetCore.Identity.EntityFrameworkCore</w:t>
-      </w:r>
-      <w:proofErr w:type="spellEnd"/>
-      <w:r>
-        <w:rPr>
-          <w:rFonts w:eastAsia="Calibri"/>
-          <w:sz w:val="32"/>
-          <w:szCs w:val="32"/>
-          <w:lang w:val="hu" w:eastAsia="hu-HU"/>
-        </w:rPr>
-        <w:t>*</w:t>
+          <w:rFonts w:ascii="Times New Roman" w:eastAsia="Calibri" w:hAnsi="Times New Roman" w:cs="Times New Roman"/>
+          <w:szCs w:val="24"/>
+          <w:lang w:val="hu" w:eastAsia="hu-HU"/>
+        </w:rPr>
+      </w:pPr>
+      <w:r>
+        <w:rPr>
+          <w:rFonts w:ascii="Times New Roman" w:eastAsia="Calibri" w:hAnsi="Times New Roman" w:cs="Times New Roman"/>
+          <w:szCs w:val="24"/>
+          <w:lang w:val="hu" w:eastAsia="hu-HU"/>
+        </w:rPr>
+        <w:t>Microsoft.AspNetCore.Identity.EntityFrameworkCore*</w:t>
       </w:r>
     </w:p>
     <w:p>
@@ -4277,31 +3606,18 @@
         <w:spacing w:before="120" w:after="120" w:line="360" w:lineRule="auto"/>
         <w:jc w:val="both"/>
         <w:rPr>
-          <w:rFonts w:eastAsia="Calibri"/>
-          <w:sz w:val="32"/>
-          <w:szCs w:val="32"/>
-          <w:lang w:val="hu" w:eastAsia="hu-HU"/>
-        </w:rPr>
-      </w:pPr>
-      <w:proofErr w:type="spellStart"/>
-      <w:r>
-        <w:rPr>
-          <w:rFonts w:eastAsia="Calibri"/>
-          <w:sz w:val="32"/>
-          <w:szCs w:val="32"/>
-          <w:lang w:val="hu" w:eastAsia="hu-HU"/>
-        </w:rPr>
-        <w:t>Microsoft.EntityFrameworkCore.Tools</w:t>
-      </w:r>
-      <w:proofErr w:type="spellEnd"/>
-      <w:r>
-        <w:rPr>
-          <w:rFonts w:eastAsia="Calibri"/>
-          <w:sz w:val="32"/>
-          <w:szCs w:val="32"/>
-          <w:lang w:val="hu" w:eastAsia="hu-HU"/>
-        </w:rPr>
-        <w:t>*</w:t>
+          <w:rFonts w:ascii="Times New Roman" w:eastAsia="Calibri" w:hAnsi="Times New Roman" w:cs="Times New Roman"/>
+          <w:szCs w:val="24"/>
+          <w:lang w:val="hu" w:eastAsia="hu-HU"/>
+        </w:rPr>
+      </w:pPr>
+      <w:r>
+        <w:rPr>
+          <w:rFonts w:ascii="Times New Roman" w:eastAsia="Calibri" w:hAnsi="Times New Roman" w:cs="Times New Roman"/>
+          <w:szCs w:val="24"/>
+          <w:lang w:val="hu" w:eastAsia="hu-HU"/>
+        </w:rPr>
+        <w:t>Microsoft.EntityFrameworkCore.Tools*</w:t>
       </w:r>
     </w:p>
     <w:p>
@@ -4320,31 +3636,18 @@
         <w:spacing w:before="120" w:after="120" w:line="360" w:lineRule="auto"/>
         <w:jc w:val="both"/>
         <w:rPr>
-          <w:rFonts w:eastAsia="Calibri"/>
-          <w:sz w:val="32"/>
-          <w:szCs w:val="32"/>
-          <w:lang w:val="hu" w:eastAsia="hu-HU"/>
-        </w:rPr>
-      </w:pPr>
-      <w:proofErr w:type="spellStart"/>
-      <w:r>
-        <w:rPr>
-          <w:rFonts w:eastAsia="Calibri"/>
-          <w:sz w:val="32"/>
-          <w:szCs w:val="32"/>
-          <w:lang w:val="hu" w:eastAsia="hu-HU"/>
-        </w:rPr>
-        <w:t>MySql.EntityFrameworkCore</w:t>
-      </w:r>
-      <w:proofErr w:type="spellEnd"/>
-      <w:r>
-        <w:rPr>
-          <w:rFonts w:eastAsia="Calibri"/>
-          <w:sz w:val="32"/>
-          <w:szCs w:val="32"/>
-          <w:lang w:val="hu" w:eastAsia="hu-HU"/>
-        </w:rPr>
-        <w:t>*</w:t>
+          <w:rFonts w:ascii="Times New Roman" w:eastAsia="Calibri" w:hAnsi="Times New Roman" w:cs="Times New Roman"/>
+          <w:szCs w:val="24"/>
+          <w:lang w:val="hu" w:eastAsia="hu-HU"/>
+        </w:rPr>
+      </w:pPr>
+      <w:r>
+        <w:rPr>
+          <w:rFonts w:ascii="Times New Roman" w:eastAsia="Calibri" w:hAnsi="Times New Roman" w:cs="Times New Roman"/>
+          <w:szCs w:val="24"/>
+          <w:lang w:val="hu" w:eastAsia="hu-HU"/>
+        </w:rPr>
+        <w:t>MySql.EntityFrameworkCore*</w:t>
       </w:r>
     </w:p>
     <w:p>
@@ -4363,81 +3666,18 @@
         <w:spacing w:before="120" w:after="120" w:line="360" w:lineRule="auto"/>
         <w:jc w:val="both"/>
         <w:rPr>
-          <w:rFonts w:eastAsia="Calibri"/>
-          <w:sz w:val="32"/>
-          <w:szCs w:val="32"/>
-          <w:lang w:val="hu" w:eastAsia="hu-HU"/>
-        </w:rPr>
-      </w:pPr>
-      <w:r>
-        <w:rPr>
-          <w:rFonts w:eastAsia="Calibri"/>
-          <w:sz w:val="32"/>
-          <w:szCs w:val="32"/>
-          <w:lang w:val="hu" w:eastAsia="hu-HU"/>
-        </w:rPr>
-        <w:lastRenderedPageBreak/>
-        <w:t xml:space="preserve">Backend teszteléséhez: </w:t>
-      </w:r>
-      <w:proofErr w:type="spellStart"/>
-      <w:r>
-        <w:rPr>
-          <w:rFonts w:eastAsia="Calibri"/>
-          <w:sz w:val="32"/>
-          <w:szCs w:val="32"/>
-          <w:lang w:val="hu" w:eastAsia="hu-HU"/>
-        </w:rPr>
-        <w:t>Moq</w:t>
-      </w:r>
-      <w:proofErr w:type="spellEnd"/>
-      <w:r>
-        <w:rPr>
-          <w:rFonts w:eastAsia="Calibri"/>
-          <w:sz w:val="32"/>
-          <w:szCs w:val="32"/>
-          <w:lang w:val="hu" w:eastAsia="hu-HU"/>
-        </w:rPr>
-        <w:t xml:space="preserve">**, </w:t>
-      </w:r>
-      <w:proofErr w:type="spellStart"/>
-      <w:r>
-        <w:rPr>
-          <w:rFonts w:eastAsia="Calibri"/>
-          <w:sz w:val="32"/>
-          <w:szCs w:val="32"/>
-          <w:lang w:val="hu" w:eastAsia="hu-HU"/>
-        </w:rPr>
-        <w:t>FluentAssertions</w:t>
-      </w:r>
-      <w:proofErr w:type="spellEnd"/>
-      <w:r>
-        <w:rPr>
-          <w:rFonts w:eastAsia="Calibri"/>
-          <w:sz w:val="32"/>
-          <w:szCs w:val="32"/>
-          <w:lang w:val="hu" w:eastAsia="hu-HU"/>
-        </w:rPr>
-        <w:t xml:space="preserve">**, </w:t>
-      </w:r>
-      <w:proofErr w:type="spellStart"/>
-      <w:r>
-        <w:rPr>
-          <w:rFonts w:eastAsia="Calibri"/>
-          <w:sz w:val="32"/>
-          <w:szCs w:val="32"/>
-          <w:lang w:val="hu" w:eastAsia="hu-HU"/>
-        </w:rPr>
-        <w:t>Xunit</w:t>
-      </w:r>
-      <w:proofErr w:type="spellEnd"/>
-      <w:r>
-        <w:rPr>
-          <w:rFonts w:eastAsia="Calibri"/>
-          <w:sz w:val="32"/>
-          <w:szCs w:val="32"/>
-          <w:lang w:val="hu" w:eastAsia="hu-HU"/>
-        </w:rPr>
-        <w:t xml:space="preserve"> tesztelő projekt</w:t>
+          <w:rFonts w:ascii="Times New Roman" w:eastAsia="Calibri" w:hAnsi="Times New Roman" w:cs="Times New Roman"/>
+          <w:szCs w:val="24"/>
+          <w:lang w:val="hu" w:eastAsia="hu-HU"/>
+        </w:rPr>
+      </w:pPr>
+      <w:r>
+        <w:rPr>
+          <w:rFonts w:ascii="Times New Roman" w:eastAsia="Calibri" w:hAnsi="Times New Roman" w:cs="Times New Roman"/>
+          <w:szCs w:val="24"/>
+          <w:lang w:val="hu" w:eastAsia="hu-HU"/>
+        </w:rPr>
+        <w:t>Backend teszteléséhez: Moq**, FluentAssertions**, Xunit tesztelő projekt</w:t>
       </w:r>
     </w:p>
     <w:p>
@@ -4452,17 +3692,15 @@
         <w:spacing w:before="120" w:after="120" w:line="360" w:lineRule="auto"/>
         <w:jc w:val="both"/>
         <w:rPr>
-          <w:rFonts w:eastAsia="Calibri"/>
-          <w:sz w:val="32"/>
-          <w:szCs w:val="32"/>
-          <w:lang w:val="hu" w:eastAsia="hu-HU"/>
-        </w:rPr>
-      </w:pPr>
-      <w:r>
-        <w:rPr>
-          <w:rFonts w:eastAsia="Calibri"/>
-          <w:sz w:val="32"/>
-          <w:szCs w:val="32"/>
+          <w:rFonts w:ascii="Times New Roman" w:eastAsia="Calibri" w:hAnsi="Times New Roman" w:cs="Times New Roman"/>
+          <w:szCs w:val="24"/>
+          <w:lang w:val="hu" w:eastAsia="hu-HU"/>
+        </w:rPr>
+      </w:pPr>
+      <w:r>
+        <w:rPr>
+          <w:rFonts w:ascii="Times New Roman" w:eastAsia="Calibri" w:hAnsi="Times New Roman" w:cs="Times New Roman"/>
+          <w:szCs w:val="24"/>
           <w:lang w:val="hu" w:eastAsia="hu-HU"/>
         </w:rPr>
         <w:t>** - Legfrissebb verzió</w:t>
@@ -4480,17 +3718,15 @@
         <w:spacing w:before="120" w:after="120" w:line="360" w:lineRule="auto"/>
         <w:jc w:val="both"/>
         <w:rPr>
-          <w:rFonts w:eastAsia="Calibri"/>
-          <w:sz w:val="32"/>
-          <w:szCs w:val="32"/>
-          <w:lang w:val="hu" w:eastAsia="hu-HU"/>
-        </w:rPr>
-      </w:pPr>
-      <w:r>
-        <w:rPr>
-          <w:rFonts w:eastAsia="Calibri"/>
-          <w:sz w:val="32"/>
-          <w:szCs w:val="32"/>
+          <w:rFonts w:ascii="Times New Roman" w:eastAsia="Calibri" w:hAnsi="Times New Roman" w:cs="Times New Roman"/>
+          <w:szCs w:val="24"/>
+          <w:lang w:val="hu" w:eastAsia="hu-HU"/>
+        </w:rPr>
+      </w:pPr>
+      <w:r>
+        <w:rPr>
+          <w:rFonts w:ascii="Times New Roman" w:eastAsia="Calibri" w:hAnsi="Times New Roman" w:cs="Times New Roman"/>
+          <w:szCs w:val="24"/>
           <w:lang w:val="hu" w:eastAsia="hu-HU"/>
         </w:rPr>
         <w:t>* - .NET 8-as verzió legfrissebb kiadása</w:t>
@@ -4500,13 +3736,15 @@
       <w:pPr>
         <w:pStyle w:val="Alcm"/>
         <w:rPr>
-          <w:rFonts w:eastAsia="Calibri"/>
-          <w:lang w:val="hu" w:eastAsia="hu-HU"/>
-        </w:rPr>
-      </w:pPr>
-      <w:r>
-        <w:rPr>
-          <w:rFonts w:eastAsia="Calibri"/>
+          <w:rFonts w:ascii="Times New Roman" w:eastAsia="Calibri" w:hAnsi="Times New Roman" w:cs="Times New Roman"/>
+          <w:szCs w:val="40"/>
+          <w:lang w:val="hu" w:eastAsia="hu-HU"/>
+        </w:rPr>
+      </w:pPr>
+      <w:r>
+        <w:rPr>
+          <w:rFonts w:ascii="Times New Roman" w:eastAsia="Calibri" w:hAnsi="Times New Roman" w:cs="Times New Roman"/>
+          <w:szCs w:val="40"/>
           <w:lang w:val="hu" w:eastAsia="hu-HU"/>
         </w:rPr>
         <w:t>Használat:</w:t>
@@ -4528,43 +3766,19 @@
         <w:spacing w:before="120" w:after="0" w:line="360" w:lineRule="auto"/>
         <w:jc w:val="both"/>
         <w:rPr>
-          <w:rFonts w:eastAsia="Calibri"/>
-          <w:sz w:val="32"/>
-          <w:szCs w:val="32"/>
-          <w:lang w:val="hu" w:eastAsia="hu-HU"/>
-        </w:rPr>
-      </w:pPr>
-      <w:r>
-        <w:rPr>
-          <w:rFonts w:eastAsia="Calibri"/>
-          <w:color w:val="000000"/>
-          <w:sz w:val="32"/>
-          <w:szCs w:val="32"/>
-          <w:lang w:val="hu" w:eastAsia="hu-HU"/>
-        </w:rPr>
-        <w:t xml:space="preserve">Szükséges </w:t>
-      </w:r>
-      <w:proofErr w:type="spellStart"/>
-      <w:r>
-        <w:rPr>
-          <w:rFonts w:eastAsia="Calibri"/>
-          <w:color w:val="000000"/>
-          <w:sz w:val="32"/>
-          <w:szCs w:val="32"/>
-          <w:lang w:val="hu" w:eastAsia="hu-HU"/>
-        </w:rPr>
-        <w:t>MySQL</w:t>
-      </w:r>
-      <w:proofErr w:type="spellEnd"/>
-      <w:r>
-        <w:rPr>
-          <w:rFonts w:eastAsia="Calibri"/>
-          <w:color w:val="000000"/>
-          <w:sz w:val="32"/>
-          <w:szCs w:val="32"/>
-          <w:lang w:val="hu" w:eastAsia="hu-HU"/>
-        </w:rPr>
-        <w:t xml:space="preserve"> környezet elindítása/előkészítése:</w:t>
+          <w:rFonts w:ascii="Times New Roman" w:eastAsia="Calibri" w:hAnsi="Times New Roman" w:cs="Times New Roman"/>
+          <w:szCs w:val="24"/>
+          <w:lang w:val="hu" w:eastAsia="hu-HU"/>
+        </w:rPr>
+      </w:pPr>
+      <w:r>
+        <w:rPr>
+          <w:rFonts w:ascii="Times New Roman" w:eastAsia="Calibri" w:hAnsi="Times New Roman" w:cs="Times New Roman"/>
+          <w:color w:val="000000"/>
+          <w:szCs w:val="24"/>
+          <w:lang w:val="hu" w:eastAsia="hu-HU"/>
+        </w:rPr>
+        <w:t>Szükséges MySQL környezet elindítása/előkészítése:</w:t>
       </w:r>
     </w:p>
     <w:p>
@@ -4583,77 +3797,19 @@
         <w:spacing w:before="120" w:after="0" w:line="360" w:lineRule="auto"/>
         <w:jc w:val="both"/>
         <w:rPr>
-          <w:rFonts w:eastAsia="Calibri"/>
-          <w:sz w:val="32"/>
-          <w:szCs w:val="32"/>
-          <w:lang w:val="hu" w:eastAsia="hu-HU"/>
-        </w:rPr>
-      </w:pPr>
-      <w:proofErr w:type="spellStart"/>
-      <w:r>
-        <w:rPr>
-          <w:rFonts w:eastAsia="Calibri"/>
-          <w:color w:val="000000"/>
-          <w:sz w:val="32"/>
-          <w:szCs w:val="32"/>
-          <w:lang w:val="hu" w:eastAsia="hu-HU"/>
-        </w:rPr>
-        <w:t>Xampp</w:t>
-      </w:r>
-      <w:proofErr w:type="spellEnd"/>
-      <w:r>
-        <w:rPr>
-          <w:rFonts w:eastAsia="Calibri"/>
-          <w:color w:val="000000"/>
-          <w:sz w:val="32"/>
-          <w:szCs w:val="32"/>
-          <w:lang w:val="hu" w:eastAsia="hu-HU"/>
-        </w:rPr>
-        <w:t xml:space="preserve"> alkalmazáson indítsuk el </w:t>
-      </w:r>
-      <w:proofErr w:type="spellStart"/>
-      <w:r>
-        <w:rPr>
-          <w:rFonts w:eastAsia="Calibri"/>
-          <w:color w:val="000000"/>
-          <w:sz w:val="32"/>
-          <w:szCs w:val="32"/>
-          <w:lang w:val="hu" w:eastAsia="hu-HU"/>
-        </w:rPr>
-        <w:t>Apache</w:t>
-      </w:r>
-      <w:proofErr w:type="spellEnd"/>
-      <w:r>
-        <w:rPr>
-          <w:rFonts w:eastAsia="Calibri"/>
-          <w:color w:val="000000"/>
-          <w:sz w:val="32"/>
-          <w:szCs w:val="32"/>
-          <w:lang w:val="hu" w:eastAsia="hu-HU"/>
-        </w:rPr>
-        <w:t xml:space="preserve"> és </w:t>
-      </w:r>
-      <w:proofErr w:type="spellStart"/>
-      <w:r>
-        <w:rPr>
-          <w:rFonts w:eastAsia="Calibri"/>
-          <w:color w:val="000000"/>
-          <w:sz w:val="32"/>
-          <w:szCs w:val="32"/>
-          <w:lang w:val="hu" w:eastAsia="hu-HU"/>
-        </w:rPr>
-        <w:t>MySQL</w:t>
-      </w:r>
-      <w:proofErr w:type="spellEnd"/>
-      <w:r>
-        <w:rPr>
-          <w:rFonts w:eastAsia="Calibri"/>
-          <w:color w:val="000000"/>
-          <w:sz w:val="32"/>
-          <w:szCs w:val="32"/>
-          <w:lang w:val="hu" w:eastAsia="hu-HU"/>
-        </w:rPr>
-        <w:t xml:space="preserve"> modulokat.</w:t>
+          <w:rFonts w:ascii="Times New Roman" w:eastAsia="Calibri" w:hAnsi="Times New Roman" w:cs="Times New Roman"/>
+          <w:szCs w:val="24"/>
+          <w:lang w:val="hu" w:eastAsia="hu-HU"/>
+        </w:rPr>
+      </w:pPr>
+      <w:r>
+        <w:rPr>
+          <w:rFonts w:ascii="Times New Roman" w:eastAsia="Calibri" w:hAnsi="Times New Roman" w:cs="Times New Roman"/>
+          <w:color w:val="000000"/>
+          <w:szCs w:val="24"/>
+          <w:lang w:val="hu" w:eastAsia="hu-HU"/>
+        </w:rPr>
+        <w:t>Xampp alkalmazáson indítsuk el Apache és MySQL modulokat.</w:t>
       </w:r>
     </w:p>
     <w:p>
@@ -4672,131 +3828,110 @@
         <w:spacing w:before="120" w:after="0" w:line="360" w:lineRule="auto"/>
         <w:jc w:val="both"/>
         <w:rPr>
-          <w:rFonts w:eastAsia="Calibri"/>
-          <w:sz w:val="32"/>
-          <w:szCs w:val="32"/>
-          <w:lang w:val="hu" w:eastAsia="hu-HU"/>
-        </w:rPr>
-      </w:pPr>
-      <w:r>
-        <w:rPr>
-          <w:rFonts w:eastAsia="Calibri"/>
-          <w:color w:val="000000"/>
-          <w:sz w:val="32"/>
-          <w:szCs w:val="32"/>
-          <w:lang w:val="hu" w:eastAsia="hu-HU"/>
-        </w:rPr>
-        <w:t xml:space="preserve">Docker alkalmazáson a legfrissebb </w:t>
-      </w:r>
-      <w:proofErr w:type="spellStart"/>
-      <w:r>
-        <w:rPr>
-          <w:rFonts w:eastAsia="Calibri"/>
-          <w:color w:val="000000"/>
-          <w:sz w:val="32"/>
-          <w:szCs w:val="32"/>
-          <w:lang w:val="hu" w:eastAsia="hu-HU"/>
-        </w:rPr>
-        <w:t>MySQL</w:t>
-      </w:r>
-      <w:proofErr w:type="spellEnd"/>
-      <w:r>
-        <w:rPr>
-          <w:rFonts w:eastAsia="Calibri"/>
-          <w:color w:val="000000"/>
-          <w:sz w:val="32"/>
-          <w:szCs w:val="32"/>
-          <w:lang w:val="hu" w:eastAsia="hu-HU"/>
-        </w:rPr>
-        <w:t xml:space="preserve"> „image” letöltését és hozzunk létre egy olyan „</w:t>
-      </w:r>
-      <w:proofErr w:type="spellStart"/>
-      <w:r>
-        <w:rPr>
-          <w:rFonts w:eastAsia="Calibri"/>
-          <w:color w:val="000000"/>
-          <w:sz w:val="32"/>
-          <w:szCs w:val="32"/>
-          <w:lang w:val="hu" w:eastAsia="hu-HU"/>
-        </w:rPr>
-        <w:t>container</w:t>
-      </w:r>
-      <w:proofErr w:type="spellEnd"/>
-      <w:r>
-        <w:rPr>
-          <w:rFonts w:eastAsia="Calibri"/>
-          <w:color w:val="000000"/>
-          <w:sz w:val="32"/>
-          <w:szCs w:val="32"/>
-          <w:lang w:val="hu" w:eastAsia="hu-HU"/>
-        </w:rPr>
-        <w:t>” -t, ahol megadjuk a nevét, az első bemeneti mezőnek a port számát:3306, egy változó nevét MYSQL_ALLOW_EMPTY_PASSWORD, aminek értéke „</w:t>
-      </w:r>
-      <w:proofErr w:type="spellStart"/>
-      <w:r>
-        <w:rPr>
-          <w:rFonts w:eastAsia="Calibri"/>
-          <w:color w:val="000000"/>
-          <w:sz w:val="32"/>
-          <w:szCs w:val="32"/>
-          <w:lang w:val="hu" w:eastAsia="hu-HU"/>
-        </w:rPr>
-        <w:t>yes</w:t>
-      </w:r>
-      <w:proofErr w:type="spellEnd"/>
-      <w:r>
-        <w:rPr>
-          <w:rFonts w:eastAsia="Calibri"/>
-          <w:color w:val="000000"/>
-          <w:sz w:val="32"/>
-          <w:szCs w:val="32"/>
-          <w:lang w:val="hu" w:eastAsia="hu-HU"/>
-        </w:rPr>
-        <w:t>”, és a „</w:t>
-      </w:r>
-      <w:proofErr w:type="spellStart"/>
-      <w:r>
-        <w:rPr>
-          <w:rFonts w:eastAsia="Calibri"/>
-          <w:color w:val="000000"/>
-          <w:sz w:val="32"/>
-          <w:szCs w:val="32"/>
-          <w:lang w:val="hu" w:eastAsia="hu-HU"/>
-        </w:rPr>
-        <w:t>container</w:t>
-      </w:r>
-      <w:proofErr w:type="spellEnd"/>
-      <w:r>
-        <w:rPr>
-          <w:rFonts w:eastAsia="Calibri"/>
-          <w:color w:val="000000"/>
-          <w:sz w:val="32"/>
-          <w:szCs w:val="32"/>
-          <w:lang w:val="hu" w:eastAsia="hu-HU"/>
-        </w:rPr>
-        <w:t xml:space="preserve">” létrehozása után automatikusan elindítja a </w:t>
-      </w:r>
-      <w:proofErr w:type="spellStart"/>
-      <w:r>
-        <w:rPr>
-          <w:rFonts w:eastAsia="Calibri"/>
-          <w:color w:val="000000"/>
-          <w:sz w:val="32"/>
-          <w:szCs w:val="32"/>
-          <w:lang w:val="hu" w:eastAsia="hu-HU"/>
-        </w:rPr>
-        <w:t>MySQl</w:t>
-      </w:r>
-      <w:proofErr w:type="spellEnd"/>
-      <w:r>
-        <w:rPr>
-          <w:rFonts w:eastAsia="Calibri"/>
-          <w:color w:val="000000"/>
-          <w:sz w:val="32"/>
-          <w:szCs w:val="32"/>
-          <w:lang w:val="hu" w:eastAsia="hu-HU"/>
-        </w:rPr>
-        <w:t>-t.</w:t>
+          <w:rFonts w:ascii="Times New Roman" w:eastAsia="Calibri" w:hAnsi="Times New Roman" w:cs="Times New Roman"/>
+          <w:szCs w:val="24"/>
+          <w:lang w:val="hu" w:eastAsia="hu-HU"/>
+        </w:rPr>
+      </w:pPr>
+      <w:r>
+        <w:rPr>
+          <w:rFonts w:ascii="Times New Roman" w:eastAsia="Calibri" w:hAnsi="Times New Roman" w:cs="Times New Roman"/>
+          <w:color w:val="000000"/>
+          <w:szCs w:val="24"/>
+          <w:lang w:val="hu" w:eastAsia="hu-HU"/>
+        </w:rPr>
+        <w:t>Docker alkalmazáson a legfrissebb MySQL „image” letöltését és hozzunk létre egy olyan „container” -t, ahol</w:t>
+      </w:r>
+      <w:r>
+        <w:rPr>
+          <w:rFonts w:ascii="Times New Roman" w:eastAsia="Calibri" w:hAnsi="Times New Roman" w:cs="Times New Roman"/>
+          <w:color w:val="000000"/>
+          <w:szCs w:val="24"/>
+          <w:lang w:val="hu" w:eastAsia="hu-HU"/>
+        </w:rPr>
+        <w:t xml:space="preserve"> a legelső bemeneten</w:t>
+      </w:r>
+      <w:r>
+        <w:rPr>
+          <w:rFonts w:ascii="Times New Roman" w:eastAsia="Calibri" w:hAnsi="Times New Roman" w:cs="Times New Roman"/>
+          <w:color w:val="000000"/>
+          <w:szCs w:val="24"/>
+          <w:lang w:val="hu" w:eastAsia="hu-HU"/>
+        </w:rPr>
+        <w:t xml:space="preserve"> megadjuk a nevét, a </w:t>
+      </w:r>
+      <w:r>
+        <w:rPr>
+          <w:rFonts w:ascii="Times New Roman" w:eastAsia="Calibri" w:hAnsi="Times New Roman" w:cs="Times New Roman"/>
+          <w:color w:val="000000"/>
+          <w:szCs w:val="24"/>
+          <w:lang w:val="hu" w:eastAsia="hu-HU"/>
+        </w:rPr>
+        <w:t xml:space="preserve">következő </w:t>
+      </w:r>
+      <w:r>
+        <w:rPr>
+          <w:rFonts w:ascii="Times New Roman" w:eastAsia="Calibri" w:hAnsi="Times New Roman" w:cs="Times New Roman"/>
+          <w:color w:val="000000"/>
+          <w:szCs w:val="24"/>
+          <w:lang w:val="hu" w:eastAsia="hu-HU"/>
+        </w:rPr>
+        <w:t>mezőnek a port számá</w:t>
+      </w:r>
+      <w:r>
+        <w:rPr>
+          <w:rFonts w:ascii="Times New Roman" w:eastAsia="Calibri" w:hAnsi="Times New Roman" w:cs="Times New Roman"/>
+          <w:color w:val="000000"/>
+          <w:szCs w:val="24"/>
+          <w:lang w:val="hu" w:eastAsia="hu-HU"/>
+        </w:rPr>
+        <w:t>nak érték</w:t>
+      </w:r>
+      <w:r>
+        <w:rPr>
+          <w:rFonts w:ascii="Times New Roman" w:eastAsia="Calibri" w:hAnsi="Times New Roman" w:cs="Times New Roman"/>
+          <w:color w:val="000000"/>
+          <w:szCs w:val="24"/>
+          <w:lang w:val="hu" w:eastAsia="hu-HU"/>
+        </w:rPr>
+        <w:t>ét</w:t>
+      </w:r>
+      <w:r>
+        <w:rPr>
+          <w:rFonts w:ascii="Times New Roman" w:eastAsia="Calibri" w:hAnsi="Times New Roman" w:cs="Times New Roman"/>
+          <w:color w:val="000000"/>
+          <w:szCs w:val="24"/>
+          <w:lang w:val="hu" w:eastAsia="hu-HU"/>
+        </w:rPr>
+        <w:t>:</w:t>
+      </w:r>
+      <w:r>
+        <w:rPr>
+          <w:rFonts w:ascii="Times New Roman" w:eastAsia="Calibri" w:hAnsi="Times New Roman" w:cs="Times New Roman"/>
+          <w:color w:val="000000"/>
+          <w:szCs w:val="24"/>
+          <w:lang w:val="hu" w:eastAsia="hu-HU"/>
+        </w:rPr>
+        <w:t xml:space="preserve"> </w:t>
+      </w:r>
+      <w:r>
+        <w:rPr>
+          <w:rFonts w:ascii="Times New Roman" w:eastAsia="Calibri" w:hAnsi="Times New Roman" w:cs="Times New Roman"/>
+          <w:color w:val="000000"/>
+          <w:szCs w:val="24"/>
+          <w:lang w:val="hu" w:eastAsia="hu-HU"/>
+        </w:rPr>
+        <w:t xml:space="preserve">3306, egy változó nevét </w:t>
+      </w:r>
+      <w:r>
+        <w:rPr>
+          <w:rFonts w:ascii="Times New Roman" w:eastAsia="Calibri" w:hAnsi="Times New Roman" w:cs="Times New Roman"/>
+          <w:color w:val="000000"/>
+          <w:szCs w:val="24"/>
+          <w:lang w:val="hu" w:eastAsia="hu-HU"/>
+        </w:rPr>
+        <w:lastRenderedPageBreak/>
+        <w:t>MYSQL_ALLOW_EMPTY_PASSWORD, aminek értéke „yes”, és a „container” létrehozása után automatikusan elindítja a MySQl-t.</w:t>
       </w:r>
     </w:p>
     <w:p>
@@ -4815,109 +3950,19 @@
         <w:spacing w:before="120" w:after="0" w:line="360" w:lineRule="auto"/>
         <w:jc w:val="both"/>
         <w:rPr>
-          <w:rFonts w:eastAsia="Calibri"/>
-          <w:sz w:val="32"/>
-          <w:szCs w:val="32"/>
-          <w:lang w:val="hu" w:eastAsia="hu-HU"/>
-        </w:rPr>
-      </w:pPr>
-      <w:r>
-        <w:rPr>
-          <w:rFonts w:eastAsia="Calibri"/>
-          <w:color w:val="000000"/>
-          <w:sz w:val="32"/>
-          <w:szCs w:val="32"/>
-          <w:lang w:val="hu" w:eastAsia="hu-HU"/>
-        </w:rPr>
-        <w:t xml:space="preserve">A Visual </w:t>
-      </w:r>
-      <w:proofErr w:type="spellStart"/>
-      <w:r>
-        <w:rPr>
-          <w:rFonts w:eastAsia="Calibri"/>
-          <w:color w:val="000000"/>
-          <w:sz w:val="32"/>
-          <w:szCs w:val="32"/>
-          <w:lang w:val="hu" w:eastAsia="hu-HU"/>
-        </w:rPr>
-        <w:t>Studio</w:t>
-      </w:r>
-      <w:proofErr w:type="spellEnd"/>
-      <w:r>
-        <w:rPr>
-          <w:rFonts w:eastAsia="Calibri"/>
-          <w:color w:val="000000"/>
-          <w:sz w:val="32"/>
-          <w:szCs w:val="32"/>
-          <w:lang w:val="hu" w:eastAsia="hu-HU"/>
-        </w:rPr>
-        <w:t xml:space="preserve"> </w:t>
-      </w:r>
-      <w:proofErr w:type="spellStart"/>
-      <w:r>
-        <w:rPr>
-          <w:rFonts w:eastAsia="Calibri"/>
-          <w:color w:val="000000"/>
-          <w:sz w:val="32"/>
-          <w:szCs w:val="32"/>
-          <w:lang w:val="hu" w:eastAsia="hu-HU"/>
-        </w:rPr>
-        <w:t>Community</w:t>
-      </w:r>
-      <w:proofErr w:type="spellEnd"/>
-      <w:r>
-        <w:rPr>
-          <w:rFonts w:eastAsia="Calibri"/>
-          <w:color w:val="000000"/>
-          <w:sz w:val="32"/>
-          <w:szCs w:val="32"/>
-          <w:lang w:val="hu" w:eastAsia="hu-HU"/>
-        </w:rPr>
-        <w:t xml:space="preserve">-ben </w:t>
-      </w:r>
-      <w:proofErr w:type="spellStart"/>
-      <w:r>
-        <w:rPr>
-          <w:rFonts w:eastAsia="Calibri"/>
-          <w:color w:val="000000"/>
-          <w:sz w:val="32"/>
-          <w:szCs w:val="32"/>
-          <w:lang w:val="hu" w:eastAsia="hu-HU"/>
-        </w:rPr>
-        <w:t>Package</w:t>
-      </w:r>
-      <w:proofErr w:type="spellEnd"/>
-      <w:r>
-        <w:rPr>
-          <w:rFonts w:eastAsia="Calibri"/>
-          <w:color w:val="000000"/>
-          <w:sz w:val="32"/>
-          <w:szCs w:val="32"/>
-          <w:lang w:val="hu" w:eastAsia="hu-HU"/>
-        </w:rPr>
-        <w:t xml:space="preserve"> Manager konzolon írjuk be „update-</w:t>
-      </w:r>
-      <w:proofErr w:type="spellStart"/>
-      <w:r>
-        <w:rPr>
-          <w:rFonts w:eastAsia="Calibri"/>
-          <w:color w:val="000000"/>
-          <w:sz w:val="32"/>
-          <w:szCs w:val="32"/>
-          <w:lang w:val="hu" w:eastAsia="hu-HU"/>
-        </w:rPr>
-        <w:t>database</w:t>
-      </w:r>
-      <w:proofErr w:type="spellEnd"/>
-      <w:r>
-        <w:rPr>
-          <w:rFonts w:eastAsia="Calibri"/>
-          <w:color w:val="000000"/>
-          <w:sz w:val="32"/>
-          <w:szCs w:val="32"/>
-          <w:lang w:val="hu" w:eastAsia="hu-HU"/>
-        </w:rPr>
-        <w:t>”, így létrehozza az adatbázist.</w:t>
+          <w:rFonts w:ascii="Times New Roman" w:eastAsia="Calibri" w:hAnsi="Times New Roman" w:cs="Times New Roman"/>
+          <w:szCs w:val="24"/>
+          <w:lang w:val="hu" w:eastAsia="hu-HU"/>
+        </w:rPr>
+      </w:pPr>
+      <w:r>
+        <w:rPr>
+          <w:rFonts w:ascii="Times New Roman" w:eastAsia="Calibri" w:hAnsi="Times New Roman" w:cs="Times New Roman"/>
+          <w:color w:val="000000"/>
+          <w:szCs w:val="24"/>
+          <w:lang w:val="hu" w:eastAsia="hu-HU"/>
+        </w:rPr>
+        <w:t>A Visual Studio Community-ben Package Manager konzolon írjuk be „update-database”, így létrehozza az adatbázist.</w:t>
       </w:r>
     </w:p>
     <w:p>
@@ -4936,18 +3981,16 @@
         <w:spacing w:before="120" w:after="0" w:line="360" w:lineRule="auto"/>
         <w:jc w:val="both"/>
         <w:rPr>
-          <w:rFonts w:eastAsia="Calibri"/>
-          <w:sz w:val="32"/>
-          <w:szCs w:val="32"/>
-          <w:lang w:val="hu" w:eastAsia="hu-HU"/>
-        </w:rPr>
-      </w:pPr>
-      <w:r>
-        <w:rPr>
-          <w:rFonts w:eastAsia="Calibri"/>
-          <w:color w:val="000000"/>
-          <w:sz w:val="32"/>
-          <w:szCs w:val="32"/>
+          <w:rFonts w:ascii="Times New Roman" w:eastAsia="Calibri" w:hAnsi="Times New Roman" w:cs="Times New Roman"/>
+          <w:szCs w:val="24"/>
+          <w:lang w:val="hu" w:eastAsia="hu-HU"/>
+        </w:rPr>
+      </w:pPr>
+      <w:r>
+        <w:rPr>
+          <w:rFonts w:ascii="Times New Roman" w:eastAsia="Calibri" w:hAnsi="Times New Roman" w:cs="Times New Roman"/>
+          <w:color w:val="000000"/>
+          <w:szCs w:val="24"/>
           <w:lang w:val="hu" w:eastAsia="hu-HU"/>
         </w:rPr>
         <w:t>Indítsuk el a szervert!</w:t>
@@ -4969,119 +4012,28 @@
         <w:spacing w:before="120" w:after="0" w:line="360" w:lineRule="auto"/>
         <w:jc w:val="both"/>
         <w:rPr>
-          <w:rFonts w:eastAsia="Calibri"/>
-          <w:sz w:val="32"/>
-          <w:szCs w:val="32"/>
-          <w:lang w:val="hu" w:eastAsia="hu-HU"/>
-        </w:rPr>
-      </w:pPr>
-      <w:r>
-        <w:rPr>
-          <w:rFonts w:eastAsia="Calibri"/>
-          <w:color w:val="000000"/>
-          <w:sz w:val="32"/>
-          <w:szCs w:val="32"/>
-          <w:lang w:val="hu" w:eastAsia="hu-HU"/>
-        </w:rPr>
-        <w:t xml:space="preserve">Az elindított szerverrel megnyílik a </w:t>
-      </w:r>
-      <w:proofErr w:type="spellStart"/>
-      <w:r>
-        <w:rPr>
-          <w:rFonts w:eastAsia="Calibri"/>
-          <w:color w:val="000000"/>
-          <w:sz w:val="32"/>
-          <w:szCs w:val="32"/>
-          <w:lang w:val="hu" w:eastAsia="hu-HU"/>
-        </w:rPr>
-        <w:t>Sweager</w:t>
-      </w:r>
-      <w:proofErr w:type="spellEnd"/>
-      <w:r>
-        <w:rPr>
-          <w:rFonts w:eastAsia="Calibri"/>
-          <w:color w:val="000000"/>
-          <w:sz w:val="32"/>
-          <w:szCs w:val="32"/>
-          <w:lang w:val="hu" w:eastAsia="hu-HU"/>
-        </w:rPr>
-        <w:t xml:space="preserve"> a szerver dokumentálója, ahol a végpontoknál egy lakat van. </w:t>
-      </w:r>
-      <w:r>
-        <w:rPr>
-          <w:rFonts w:eastAsia="Calibri"/>
-          <w:color w:val="000000"/>
-          <w:sz w:val="32"/>
-          <w:szCs w:val="32"/>
-          <w:lang w:val="hu" w:eastAsia="hu-HU"/>
-        </w:rPr>
-        <w:t>Ilyenkor csak a /</w:t>
-      </w:r>
-      <w:proofErr w:type="spellStart"/>
-      <w:r>
-        <w:rPr>
-          <w:rFonts w:eastAsia="Calibri"/>
-          <w:color w:val="000000"/>
-          <w:sz w:val="32"/>
-          <w:szCs w:val="32"/>
-          <w:lang w:val="hu" w:eastAsia="hu-HU"/>
-        </w:rPr>
-        <w:t>auth</w:t>
-      </w:r>
-      <w:proofErr w:type="spellEnd"/>
-      <w:r>
-        <w:rPr>
-          <w:rFonts w:eastAsia="Calibri"/>
-          <w:color w:val="000000"/>
-          <w:sz w:val="32"/>
-          <w:szCs w:val="32"/>
-          <w:lang w:val="hu" w:eastAsia="hu-HU"/>
-        </w:rPr>
-        <w:t>/login és a /</w:t>
-      </w:r>
-      <w:proofErr w:type="spellStart"/>
-      <w:r>
-        <w:rPr>
-          <w:rFonts w:eastAsia="Calibri"/>
-          <w:color w:val="000000"/>
-          <w:sz w:val="32"/>
-          <w:szCs w:val="32"/>
-          <w:lang w:val="hu" w:eastAsia="hu-HU"/>
-        </w:rPr>
-        <w:t>auth</w:t>
-      </w:r>
-      <w:proofErr w:type="spellEnd"/>
-      <w:r>
-        <w:rPr>
-          <w:rFonts w:eastAsia="Calibri"/>
-          <w:color w:val="000000"/>
-          <w:sz w:val="32"/>
-          <w:szCs w:val="32"/>
-          <w:lang w:val="hu" w:eastAsia="hu-HU"/>
-        </w:rPr>
-        <w:t>/</w:t>
-      </w:r>
-      <w:proofErr w:type="spellStart"/>
-      <w:r>
-        <w:rPr>
-          <w:rFonts w:eastAsia="Calibri"/>
-          <w:color w:val="000000"/>
-          <w:sz w:val="32"/>
-          <w:szCs w:val="32"/>
-          <w:lang w:val="hu" w:eastAsia="hu-HU"/>
-        </w:rPr>
-        <w:t>register</w:t>
-      </w:r>
-      <w:proofErr w:type="spellEnd"/>
-      <w:r>
-        <w:rPr>
-          <w:rFonts w:eastAsia="Calibri"/>
-          <w:color w:val="000000"/>
-          <w:sz w:val="32"/>
-          <w:szCs w:val="32"/>
-          <w:lang w:val="hu" w:eastAsia="hu-HU"/>
-        </w:rPr>
-        <w:t xml:space="preserve"> végpont működik.</w:t>
+          <w:rFonts w:ascii="Times New Roman" w:eastAsia="Calibri" w:hAnsi="Times New Roman" w:cs="Times New Roman"/>
+          <w:szCs w:val="24"/>
+          <w:lang w:val="hu" w:eastAsia="hu-HU"/>
+        </w:rPr>
+      </w:pPr>
+      <w:r>
+        <w:rPr>
+          <w:rFonts w:ascii="Times New Roman" w:eastAsia="Calibri" w:hAnsi="Times New Roman" w:cs="Times New Roman"/>
+          <w:color w:val="000000"/>
+          <w:szCs w:val="24"/>
+          <w:lang w:val="hu" w:eastAsia="hu-HU"/>
+        </w:rPr>
+        <w:t xml:space="preserve">Az elindított szerverrel megnyílik a Sweager a szerver dokumentálója, ahol a végpontoknál egy lakat van. </w:t>
+      </w:r>
+      <w:r>
+        <w:rPr>
+          <w:rFonts w:ascii="Times New Roman" w:eastAsia="Calibri" w:hAnsi="Times New Roman" w:cs="Times New Roman"/>
+          <w:color w:val="000000"/>
+          <w:szCs w:val="24"/>
+          <w:lang w:val="hu" w:eastAsia="hu-HU"/>
+        </w:rPr>
+        <w:t>Ilyenkor csak a /auth/login és a /auth/register végpont működik.</w:t>
       </w:r>
     </w:p>
     <w:p>
@@ -5100,160 +4052,25 @@
         <w:spacing w:before="120" w:after="0" w:line="360" w:lineRule="auto"/>
         <w:jc w:val="both"/>
         <w:rPr>
-          <w:rFonts w:eastAsia="Calibri"/>
-          <w:sz w:val="32"/>
-          <w:szCs w:val="32"/>
-          <w:lang w:val="hu" w:eastAsia="hu-HU"/>
-        </w:rPr>
-      </w:pPr>
-      <w:r>
-        <w:rPr>
-          <w:rFonts w:eastAsia="Calibri"/>
-          <w:color w:val="000000"/>
-          <w:sz w:val="32"/>
-          <w:szCs w:val="32"/>
-          <w:lang w:val="hu" w:eastAsia="hu-HU"/>
-        </w:rPr>
-        <w:lastRenderedPageBreak/>
-        <w:t xml:space="preserve">Az összes végpont elérését, csak az </w:t>
-      </w:r>
-      <w:proofErr w:type="spellStart"/>
-      <w:r>
-        <w:rPr>
-          <w:rFonts w:eastAsia="Calibri"/>
-          <w:color w:val="000000"/>
-          <w:sz w:val="32"/>
-          <w:szCs w:val="32"/>
-          <w:lang w:val="hu" w:eastAsia="hu-HU"/>
-        </w:rPr>
-        <w:t>Admin</w:t>
-      </w:r>
-      <w:proofErr w:type="spellEnd"/>
-      <w:r>
-        <w:rPr>
-          <w:rFonts w:eastAsia="Calibri"/>
-          <w:color w:val="000000"/>
-          <w:sz w:val="32"/>
-          <w:szCs w:val="32"/>
-          <w:lang w:val="hu" w:eastAsia="hu-HU"/>
-        </w:rPr>
-        <w:t xml:space="preserve"> szerepet tartalmazó JWT </w:t>
-      </w:r>
-      <w:proofErr w:type="spellStart"/>
-      <w:r>
-        <w:rPr>
-          <w:rFonts w:eastAsia="Calibri"/>
-          <w:color w:val="000000"/>
-          <w:sz w:val="32"/>
-          <w:szCs w:val="32"/>
-          <w:lang w:val="hu" w:eastAsia="hu-HU"/>
-        </w:rPr>
-        <w:t>tokennel</w:t>
-      </w:r>
-      <w:proofErr w:type="spellEnd"/>
-      <w:r>
-        <w:rPr>
-          <w:rFonts w:eastAsia="Calibri"/>
-          <w:color w:val="000000"/>
-          <w:sz w:val="32"/>
-          <w:szCs w:val="32"/>
-          <w:lang w:val="hu" w:eastAsia="hu-HU"/>
-        </w:rPr>
-        <w:t xml:space="preserve"> lehet, amit csak a /</w:t>
-      </w:r>
-      <w:proofErr w:type="spellStart"/>
-      <w:r>
-        <w:rPr>
-          <w:rFonts w:eastAsia="Calibri"/>
-          <w:color w:val="000000"/>
-          <w:sz w:val="32"/>
-          <w:szCs w:val="32"/>
-          <w:lang w:val="hu" w:eastAsia="hu-HU"/>
-        </w:rPr>
-        <w:t>auth</w:t>
-      </w:r>
-      <w:proofErr w:type="spellEnd"/>
-      <w:r>
-        <w:rPr>
-          <w:rFonts w:eastAsia="Calibri"/>
-          <w:color w:val="000000"/>
-          <w:sz w:val="32"/>
-          <w:szCs w:val="32"/>
-          <w:lang w:val="hu" w:eastAsia="hu-HU"/>
-        </w:rPr>
-        <w:t xml:space="preserve">/login végpontnak kell megadnunk: </w:t>
-      </w:r>
-      <w:proofErr w:type="spellStart"/>
-      <w:r>
-        <w:rPr>
-          <w:rFonts w:eastAsia="Calibri"/>
-          <w:color w:val="000000"/>
-          <w:sz w:val="32"/>
-          <w:szCs w:val="32"/>
-          <w:lang w:val="hu" w:eastAsia="hu-HU"/>
-        </w:rPr>
-        <w:t>userName</w:t>
-      </w:r>
-      <w:proofErr w:type="spellEnd"/>
-      <w:r>
-        <w:rPr>
-          <w:rFonts w:eastAsia="Calibri"/>
-          <w:color w:val="000000"/>
-          <w:sz w:val="32"/>
-          <w:szCs w:val="32"/>
-          <w:lang w:val="hu" w:eastAsia="hu-HU"/>
-        </w:rPr>
-        <w:t>: „</w:t>
-      </w:r>
-      <w:proofErr w:type="spellStart"/>
-      <w:r>
-        <w:rPr>
-          <w:rFonts w:eastAsia="Calibri"/>
-          <w:color w:val="000000"/>
-          <w:sz w:val="32"/>
-          <w:szCs w:val="32"/>
-          <w:lang w:val="hu" w:eastAsia="hu-HU"/>
-        </w:rPr>
-        <w:t>krisz</w:t>
-      </w:r>
-      <w:proofErr w:type="spellEnd"/>
-      <w:r>
-        <w:rPr>
-          <w:rFonts w:eastAsia="Calibri"/>
-          <w:color w:val="000000"/>
-          <w:sz w:val="32"/>
-          <w:szCs w:val="32"/>
-          <w:lang w:val="hu" w:eastAsia="hu-HU"/>
-        </w:rPr>
-        <w:t xml:space="preserve">”, </w:t>
-      </w:r>
-      <w:proofErr w:type="spellStart"/>
-      <w:r>
-        <w:rPr>
-          <w:rFonts w:eastAsia="Calibri"/>
-          <w:color w:val="000000"/>
-          <w:sz w:val="32"/>
-          <w:szCs w:val="32"/>
-          <w:lang w:val="hu" w:eastAsia="hu-HU"/>
-        </w:rPr>
-        <w:t>password</w:t>
-      </w:r>
-      <w:proofErr w:type="spellEnd"/>
-      <w:r>
-        <w:rPr>
-          <w:rFonts w:eastAsia="Calibri"/>
-          <w:color w:val="000000"/>
-          <w:sz w:val="32"/>
-          <w:szCs w:val="32"/>
-          <w:lang w:val="hu" w:eastAsia="hu-HU"/>
-        </w:rPr>
-        <w:t>: „String123!”</w:t>
-      </w:r>
-    </w:p>
-    <w:p>
-      <w:pPr>
-        <w:rPr>
-          <w:rFonts w:asciiTheme="minorHAnsi" w:eastAsiaTheme="majorEastAsia" w:hAnsiTheme="minorHAnsi" w:cstheme="minorHAnsi"/>
+          <w:rFonts w:ascii="Times New Roman" w:eastAsia="Calibri" w:hAnsi="Times New Roman" w:cs="Times New Roman"/>
+          <w:szCs w:val="24"/>
+          <w:lang w:val="hu" w:eastAsia="hu-HU"/>
+        </w:rPr>
+      </w:pPr>
+      <w:r>
+        <w:rPr>
+          <w:rFonts w:ascii="Times New Roman" w:eastAsia="Calibri" w:hAnsi="Times New Roman" w:cs="Times New Roman"/>
+          <w:color w:val="000000"/>
+          <w:szCs w:val="24"/>
+          <w:lang w:val="hu" w:eastAsia="hu-HU"/>
+        </w:rPr>
+        <w:t>Az összes végpont elérését, csak az Admin szerepet tartalmazó JWT tokennel lehet, amit csak a /auth/login végpontnak kell megadnunk: userName: „krisz”, password: „String123!”</w:t>
+      </w:r>
+    </w:p>
+    <w:p>
+      <w:pPr>
+        <w:rPr>
+          <w:rFonts w:ascii="Times New Roman" w:eastAsiaTheme="majorEastAsia" w:hAnsi="Times New Roman" w:cs="Times New Roman"/>
           <w:color w:val="2F5496" w:themeColor="accent1" w:themeShade="BF"/>
           <w:sz w:val="32"/>
           <w:szCs w:val="32"/>
@@ -5262,7 +4079,7 @@
       </w:pPr>
       <w:r>
         <w:rPr>
-          <w:rFonts w:asciiTheme="minorHAnsi" w:hAnsiTheme="minorHAnsi" w:cstheme="minorHAnsi"/>
+          <w:rFonts w:ascii="Times New Roman" w:hAnsi="Times New Roman" w:cs="Times New Roman"/>
           <w:lang w:val="hu-HU"/>
         </w:rPr>
         <w:br w:type="page"/>
@@ -5273,15 +4090,15 @@
         <w:pStyle w:val="Cmsor1"/>
         <w:jc w:val="center"/>
         <w:rPr>
-          <w:rFonts w:asciiTheme="minorHAnsi" w:hAnsiTheme="minorHAnsi" w:cstheme="minorHAnsi"/>
+          <w:rFonts w:ascii="Times New Roman" w:hAnsi="Times New Roman" w:cs="Times New Roman"/>
           <w:szCs w:val="72"/>
           <w:lang w:val="hu-HU"/>
         </w:rPr>
       </w:pPr>
-      <w:bookmarkStart w:id="2" w:name="_Toc227025662"/>
-      <w:r>
-        <w:rPr>
-          <w:rFonts w:asciiTheme="minorHAnsi" w:hAnsiTheme="minorHAnsi" w:cstheme="minorHAnsi"/>
+      <w:bookmarkStart w:id="2" w:name="_Toc227053846"/>
+      <w:r>
+        <w:rPr>
+          <w:rFonts w:ascii="Times New Roman" w:hAnsi="Times New Roman" w:cs="Times New Roman"/>
           <w:szCs w:val="72"/>
           <w:lang w:val="hu-HU"/>
         </w:rPr>
@@ -5307,65 +4124,19 @@
         <w:ind w:hanging="357"/>
         <w:jc w:val="both"/>
         <w:rPr>
-          <w:rFonts w:eastAsia="Calibri"/>
-          <w:sz w:val="32"/>
-          <w:szCs w:val="32"/>
-          <w:lang w:val="hu" w:eastAsia="hu-HU"/>
-        </w:rPr>
-      </w:pPr>
-      <w:r>
-        <w:rPr>
-          <w:rFonts w:eastAsia="Calibri"/>
-          <w:color w:val="000000"/>
-          <w:sz w:val="32"/>
-          <w:szCs w:val="32"/>
-          <w:lang w:val="hu" w:eastAsia="hu-HU"/>
-        </w:rPr>
-        <w:t xml:space="preserve">Az adatbázist </w:t>
-      </w:r>
-      <w:proofErr w:type="spellStart"/>
-      <w:r>
-        <w:rPr>
-          <w:rFonts w:eastAsia="Calibri"/>
-          <w:color w:val="000000"/>
-          <w:sz w:val="32"/>
-          <w:szCs w:val="32"/>
-          <w:lang w:val="hu" w:eastAsia="hu-HU"/>
-        </w:rPr>
-        <w:t>Xampp</w:t>
-      </w:r>
-      <w:proofErr w:type="spellEnd"/>
-      <w:r>
-        <w:rPr>
-          <w:rFonts w:eastAsia="Calibri"/>
-          <w:color w:val="000000"/>
-          <w:sz w:val="32"/>
-          <w:szCs w:val="32"/>
-          <w:lang w:val="hu" w:eastAsia="hu-HU"/>
-        </w:rPr>
-        <w:t xml:space="preserve">, illetve Docker alkalmazással </w:t>
-      </w:r>
-      <w:proofErr w:type="spellStart"/>
-      <w:r>
-        <w:rPr>
-          <w:rFonts w:eastAsia="Calibri"/>
-          <w:color w:val="000000"/>
-          <w:sz w:val="32"/>
-          <w:szCs w:val="32"/>
-          <w:lang w:val="hu" w:eastAsia="hu-HU"/>
-        </w:rPr>
-        <w:t>MySQL</w:t>
-      </w:r>
-      <w:proofErr w:type="spellEnd"/>
-      <w:r>
-        <w:rPr>
-          <w:rFonts w:eastAsia="Calibri"/>
-          <w:color w:val="000000"/>
-          <w:sz w:val="32"/>
-          <w:szCs w:val="32"/>
-          <w:lang w:val="hu" w:eastAsia="hu-HU"/>
-        </w:rPr>
-        <w:t xml:space="preserve"> nyelvvel fejlesztjük.</w:t>
+          <w:rFonts w:ascii="Times New Roman" w:eastAsia="Calibri" w:hAnsi="Times New Roman" w:cs="Times New Roman"/>
+          <w:szCs w:val="24"/>
+          <w:lang w:val="hu" w:eastAsia="hu-HU"/>
+        </w:rPr>
+      </w:pPr>
+      <w:r>
+        <w:rPr>
+          <w:rFonts w:ascii="Times New Roman" w:eastAsia="Calibri" w:hAnsi="Times New Roman" w:cs="Times New Roman"/>
+          <w:color w:val="000000"/>
+          <w:szCs w:val="24"/>
+          <w:lang w:val="hu" w:eastAsia="hu-HU"/>
+        </w:rPr>
+        <w:t>Az adatbázist Xampp, illetve Docker alkalmazással MySQL nyelvvel fejlesztjük.</w:t>
       </w:r>
     </w:p>
     <w:p>
@@ -5385,46 +4156,32 @@
         <w:ind w:hanging="357"/>
         <w:jc w:val="both"/>
         <w:rPr>
-          <w:rFonts w:eastAsia="Calibri"/>
-          <w:sz w:val="32"/>
-          <w:szCs w:val="32"/>
-          <w:lang w:val="hu" w:eastAsia="hu-HU"/>
-        </w:rPr>
-      </w:pPr>
-      <w:r>
-        <w:rPr>
-          <w:rFonts w:eastAsia="Calibri"/>
-          <w:color w:val="000000"/>
-          <w:sz w:val="32"/>
-          <w:szCs w:val="32"/>
-          <w:lang w:val="hu" w:eastAsia="hu-HU"/>
-        </w:rPr>
-        <w:t xml:space="preserve">Az adatbázis neve: </w:t>
-      </w:r>
-      <w:proofErr w:type="spellStart"/>
-      <w:r>
-        <w:rPr>
-          <w:rFonts w:eastAsia="Calibri"/>
-          <w:color w:val="000000"/>
-          <w:sz w:val="32"/>
-          <w:szCs w:val="32"/>
-          <w:lang w:val="hu" w:eastAsia="hu-HU"/>
-        </w:rPr>
-        <w:t>for_the_potato</w:t>
-      </w:r>
-      <w:proofErr w:type="spellEnd"/>
+          <w:rFonts w:ascii="Times New Roman" w:eastAsia="Calibri" w:hAnsi="Times New Roman" w:cs="Times New Roman"/>
+          <w:szCs w:val="24"/>
+          <w:lang w:val="hu" w:eastAsia="hu-HU"/>
+        </w:rPr>
+      </w:pPr>
+      <w:r>
+        <w:rPr>
+          <w:rFonts w:ascii="Times New Roman" w:eastAsia="Calibri" w:hAnsi="Times New Roman" w:cs="Times New Roman"/>
+          <w:color w:val="000000"/>
+          <w:szCs w:val="24"/>
+          <w:lang w:val="hu" w:eastAsia="hu-HU"/>
+        </w:rPr>
+        <w:t>Az adatbázis neve: for_the_potato</w:t>
+      </w:r>
     </w:p>
     <w:p>
       <w:pPr>
         <w:pStyle w:val="Alcm"/>
         <w:rPr>
-          <w:rFonts w:eastAsia="Calibri"/>
-          <w:lang w:val="hu" w:eastAsia="hu-HU"/>
-        </w:rPr>
-      </w:pPr>
-      <w:r>
-        <w:rPr>
-          <w:rFonts w:eastAsia="Calibri"/>
+          <w:rFonts w:ascii="Times New Roman" w:eastAsia="Calibri" w:hAnsi="Times New Roman" w:cs="Times New Roman"/>
+          <w:lang w:val="hu" w:eastAsia="hu-HU"/>
+        </w:rPr>
+      </w:pPr>
+      <w:r>
+        <w:rPr>
+          <w:rFonts w:ascii="Times New Roman" w:eastAsia="Calibri" w:hAnsi="Times New Roman" w:cs="Times New Roman"/>
           <w:lang w:val="hu" w:eastAsia="hu-HU"/>
         </w:rPr>
         <w:t>Táblák:</w:t>
@@ -5446,31 +4203,18 @@
         <w:spacing w:before="120" w:after="120" w:line="360" w:lineRule="auto"/>
         <w:jc w:val="both"/>
         <w:rPr>
-          <w:rFonts w:eastAsia="Calibri"/>
-          <w:sz w:val="32"/>
-          <w:szCs w:val="32"/>
-          <w:lang w:val="hu" w:eastAsia="hu-HU"/>
-        </w:rPr>
-      </w:pPr>
-      <w:proofErr w:type="spellStart"/>
-      <w:r>
-        <w:rPr>
-          <w:rFonts w:eastAsia="Calibri"/>
-          <w:sz w:val="32"/>
-          <w:szCs w:val="32"/>
-          <w:lang w:val="hu" w:eastAsia="hu-HU"/>
-        </w:rPr>
-        <w:t>Identity.FrameWorkCore</w:t>
-      </w:r>
-      <w:proofErr w:type="spellEnd"/>
-      <w:r>
-        <w:rPr>
-          <w:rFonts w:eastAsia="Calibri"/>
-          <w:sz w:val="32"/>
-          <w:szCs w:val="32"/>
-          <w:lang w:val="hu" w:eastAsia="hu-HU"/>
-        </w:rPr>
-        <w:t xml:space="preserve"> modullal létrehozzuk a felhasználóhoz kapcsolódó táblákat.</w:t>
+          <w:rFonts w:ascii="Times New Roman" w:eastAsia="Calibri" w:hAnsi="Times New Roman" w:cs="Times New Roman"/>
+          <w:szCs w:val="24"/>
+          <w:lang w:val="hu" w:eastAsia="hu-HU"/>
+        </w:rPr>
+      </w:pPr>
+      <w:r>
+        <w:rPr>
+          <w:rFonts w:ascii="Times New Roman" w:eastAsia="Calibri" w:hAnsi="Times New Roman" w:cs="Times New Roman"/>
+          <w:szCs w:val="24"/>
+          <w:lang w:val="hu" w:eastAsia="hu-HU"/>
+        </w:rPr>
+        <w:t>Identity.FrameWorkCore modullal létrehozzuk a felhasználóhoz kapcsolódó táblákat.</w:t>
       </w:r>
     </w:p>
     <w:p>
@@ -5489,23 +4233,19 @@
         <w:spacing w:before="120" w:after="120" w:line="360" w:lineRule="auto"/>
         <w:jc w:val="both"/>
         <w:rPr>
-          <w:rFonts w:eastAsia="Calibri"/>
-          <w:sz w:val="32"/>
-          <w:szCs w:val="32"/>
-          <w:lang w:val="hu" w:eastAsia="hu-HU"/>
-        </w:rPr>
-      </w:pPr>
-      <w:proofErr w:type="spellStart"/>
-      <w:r>
-        <w:rPr>
-          <w:rFonts w:eastAsia="Calibri"/>
-          <w:sz w:val="32"/>
-          <w:szCs w:val="32"/>
+          <w:rFonts w:ascii="Times New Roman" w:eastAsia="Calibri" w:hAnsi="Times New Roman" w:cs="Times New Roman"/>
+          <w:szCs w:val="24"/>
+          <w:lang w:val="hu" w:eastAsia="hu-HU"/>
+        </w:rPr>
+      </w:pPr>
+      <w:r>
+        <w:rPr>
+          <w:rFonts w:ascii="Times New Roman" w:eastAsia="Calibri" w:hAnsi="Times New Roman" w:cs="Times New Roman"/>
+          <w:szCs w:val="24"/>
           <w:lang w:val="hu" w:eastAsia="hu-HU"/>
         </w:rPr>
         <w:t>velemeny</w:t>
       </w:r>
-      <w:proofErr w:type="spellEnd"/>
     </w:p>
     <w:p>
       <w:pPr>
@@ -5523,35 +4263,31 @@
         <w:spacing w:before="120" w:after="120" w:line="360" w:lineRule="auto"/>
         <w:jc w:val="both"/>
         <w:rPr>
-          <w:rFonts w:eastAsia="Calibri"/>
-          <w:sz w:val="32"/>
-          <w:szCs w:val="32"/>
-          <w:lang w:val="hu" w:eastAsia="hu-HU"/>
-        </w:rPr>
-      </w:pPr>
-      <w:proofErr w:type="spellStart"/>
-      <w:r>
-        <w:rPr>
-          <w:rFonts w:eastAsia="Calibri"/>
-          <w:sz w:val="32"/>
-          <w:szCs w:val="32"/>
+          <w:rFonts w:ascii="Times New Roman" w:eastAsia="Calibri" w:hAnsi="Times New Roman" w:cs="Times New Roman"/>
+          <w:szCs w:val="24"/>
+          <w:lang w:val="hu" w:eastAsia="hu-HU"/>
+        </w:rPr>
+      </w:pPr>
+      <w:r>
+        <w:rPr>
+          <w:rFonts w:ascii="Times New Roman" w:eastAsia="Calibri" w:hAnsi="Times New Roman" w:cs="Times New Roman"/>
+          <w:szCs w:val="24"/>
           <w:lang w:val="hu" w:eastAsia="hu-HU"/>
         </w:rPr>
         <w:t>saves</w:t>
       </w:r>
-      <w:proofErr w:type="spellEnd"/>
     </w:p>
     <w:p>
       <w:pPr>
         <w:pStyle w:val="Alcm"/>
         <w:rPr>
-          <w:rFonts w:eastAsia="Calibri"/>
-          <w:lang w:val="hu" w:eastAsia="hu-HU"/>
-        </w:rPr>
-      </w:pPr>
-      <w:r>
-        <w:rPr>
-          <w:rFonts w:eastAsia="Calibri"/>
+          <w:rFonts w:ascii="Times New Roman" w:eastAsia="Calibri" w:hAnsi="Times New Roman" w:cs="Times New Roman"/>
+          <w:lang w:val="hu" w:eastAsia="hu-HU"/>
+        </w:rPr>
+      </w:pPr>
+      <w:r>
+        <w:rPr>
+          <w:rFonts w:ascii="Times New Roman" w:eastAsia="Calibri" w:hAnsi="Times New Roman" w:cs="Times New Roman"/>
           <w:lang w:val="hu" w:eastAsia="hu-HU"/>
         </w:rPr>
         <w:t>Nézetek:</w:t>
@@ -5573,17 +4309,15 @@
         <w:spacing w:before="120" w:after="120" w:line="360" w:lineRule="auto"/>
         <w:jc w:val="both"/>
         <w:rPr>
-          <w:rFonts w:eastAsia="Calibri"/>
-          <w:sz w:val="32"/>
-          <w:szCs w:val="32"/>
-          <w:lang w:val="hu" w:eastAsia="hu-HU"/>
-        </w:rPr>
-      </w:pPr>
-      <w:r>
-        <w:rPr>
-          <w:rFonts w:eastAsia="Calibri"/>
-          <w:sz w:val="32"/>
-          <w:szCs w:val="32"/>
+          <w:rFonts w:ascii="Times New Roman" w:eastAsia="Calibri" w:hAnsi="Times New Roman" w:cs="Times New Roman"/>
+          <w:szCs w:val="24"/>
+          <w:lang w:val="hu" w:eastAsia="hu-HU"/>
+        </w:rPr>
+      </w:pPr>
+      <w:r>
+        <w:rPr>
+          <w:rFonts w:ascii="Times New Roman" w:eastAsia="Calibri" w:hAnsi="Times New Roman" w:cs="Times New Roman"/>
+          <w:szCs w:val="24"/>
           <w:lang w:val="hu" w:eastAsia="hu-HU"/>
         </w:rPr>
         <w:t>mentesek</w:t>
@@ -5605,17 +4339,15 @@
         <w:spacing w:before="120" w:after="120" w:line="360" w:lineRule="auto"/>
         <w:jc w:val="both"/>
         <w:rPr>
-          <w:rFonts w:eastAsia="Calibri"/>
-          <w:sz w:val="32"/>
-          <w:szCs w:val="32"/>
-          <w:lang w:val="hu" w:eastAsia="hu-HU"/>
-        </w:rPr>
-      </w:pPr>
-      <w:r>
-        <w:rPr>
-          <w:rFonts w:eastAsia="Calibri"/>
-          <w:sz w:val="32"/>
-          <w:szCs w:val="32"/>
+          <w:rFonts w:ascii="Times New Roman" w:eastAsia="Calibri" w:hAnsi="Times New Roman" w:cs="Times New Roman"/>
+          <w:szCs w:val="24"/>
+          <w:lang w:val="hu" w:eastAsia="hu-HU"/>
+        </w:rPr>
+      </w:pPr>
+      <w:r>
+        <w:rPr>
+          <w:rFonts w:ascii="Times New Roman" w:eastAsia="Calibri" w:hAnsi="Times New Roman" w:cs="Times New Roman"/>
+          <w:szCs w:val="24"/>
           <w:lang w:val="hu" w:eastAsia="hu-HU"/>
         </w:rPr>
         <w:t>nyelvarany</w:t>
@@ -5637,17 +4369,15 @@
         <w:spacing w:before="120" w:after="120" w:line="360" w:lineRule="auto"/>
         <w:jc w:val="both"/>
         <w:rPr>
-          <w:rFonts w:eastAsia="Calibri"/>
-          <w:sz w:val="32"/>
-          <w:szCs w:val="32"/>
-          <w:lang w:val="hu" w:eastAsia="hu-HU"/>
-        </w:rPr>
-      </w:pPr>
-      <w:r>
-        <w:rPr>
-          <w:rFonts w:eastAsia="Calibri"/>
-          <w:sz w:val="32"/>
-          <w:szCs w:val="32"/>
+          <w:rFonts w:ascii="Times New Roman" w:eastAsia="Calibri" w:hAnsi="Times New Roman" w:cs="Times New Roman"/>
+          <w:szCs w:val="24"/>
+          <w:lang w:val="hu" w:eastAsia="hu-HU"/>
+        </w:rPr>
+      </w:pPr>
+      <w:r>
+        <w:rPr>
+          <w:rFonts w:ascii="Times New Roman" w:eastAsia="Calibri" w:hAnsi="Times New Roman" w:cs="Times New Roman"/>
+          <w:szCs w:val="24"/>
           <w:lang w:val="hu" w:eastAsia="hu-HU"/>
         </w:rPr>
         <w:t>szintarany</w:t>
@@ -5669,17 +4399,15 @@
         <w:spacing w:before="120" w:after="120" w:line="360" w:lineRule="auto"/>
         <w:jc w:val="both"/>
         <w:rPr>
-          <w:rFonts w:eastAsia="Calibri"/>
-          <w:sz w:val="32"/>
-          <w:szCs w:val="32"/>
-          <w:lang w:val="hu" w:eastAsia="hu-HU"/>
-        </w:rPr>
-      </w:pPr>
-      <w:r>
-        <w:rPr>
-          <w:rFonts w:eastAsia="Calibri"/>
-          <w:sz w:val="32"/>
-          <w:szCs w:val="32"/>
+          <w:rFonts w:ascii="Times New Roman" w:eastAsia="Calibri" w:hAnsi="Times New Roman" w:cs="Times New Roman"/>
+          <w:szCs w:val="24"/>
+          <w:lang w:val="hu" w:eastAsia="hu-HU"/>
+        </w:rPr>
+      </w:pPr>
+      <w:r>
+        <w:rPr>
+          <w:rFonts w:ascii="Times New Roman" w:eastAsia="Calibri" w:hAnsi="Times New Roman" w:cs="Times New Roman"/>
+          <w:szCs w:val="24"/>
           <w:lang w:val="hu" w:eastAsia="hu-HU"/>
         </w:rPr>
         <w:t>pontarany</w:t>
@@ -5689,13 +4417,13 @@
       <w:pPr>
         <w:pStyle w:val="Alcm"/>
         <w:rPr>
-          <w:rFonts w:eastAsia="Calibri"/>
-          <w:lang w:val="hu" w:eastAsia="hu-HU"/>
-        </w:rPr>
-      </w:pPr>
-      <w:r>
-        <w:rPr>
-          <w:rFonts w:eastAsia="Calibri"/>
+          <w:rFonts w:ascii="Times New Roman" w:eastAsia="Calibri" w:hAnsi="Times New Roman" w:cs="Times New Roman"/>
+          <w:lang w:val="hu" w:eastAsia="hu-HU"/>
+        </w:rPr>
+      </w:pPr>
+      <w:r>
+        <w:rPr>
+          <w:rFonts w:ascii="Times New Roman" w:eastAsia="Calibri" w:hAnsi="Times New Roman" w:cs="Times New Roman"/>
           <w:lang w:val="hu" w:eastAsia="hu-HU"/>
         </w:rPr>
         <w:t>Táblák közötti relációk:</w:t>
@@ -5718,17 +4446,15 @@
         <w:spacing w:before="120" w:after="120" w:line="360" w:lineRule="auto"/>
         <w:jc w:val="both"/>
         <w:rPr>
-          <w:rFonts w:eastAsia="Calibri"/>
-          <w:sz w:val="32"/>
-          <w:szCs w:val="32"/>
-          <w:lang w:val="hu" w:eastAsia="hu-HU"/>
-        </w:rPr>
-      </w:pPr>
-      <w:r>
-        <w:rPr>
-          <w:rFonts w:eastAsia="Calibri"/>
-          <w:sz w:val="32"/>
-          <w:szCs w:val="32"/>
+          <w:rFonts w:ascii="Times New Roman" w:eastAsia="Calibri" w:hAnsi="Times New Roman" w:cs="Times New Roman"/>
+          <w:szCs w:val="24"/>
+          <w:lang w:val="hu" w:eastAsia="hu-HU"/>
+        </w:rPr>
+      </w:pPr>
+      <w:r>
+        <w:rPr>
+          <w:rFonts w:ascii="Times New Roman" w:eastAsia="Calibri" w:hAnsi="Times New Roman" w:cs="Times New Roman"/>
+          <w:szCs w:val="24"/>
           <w:lang w:val="hu" w:eastAsia="hu-HU"/>
         </w:rPr>
         <w:t>Egy felhasználónak csak egy mentése és egy véleménye lehet.</w:t>
@@ -5737,7 +4463,7 @@
     <w:p>
       <w:pPr>
         <w:rPr>
-          <w:rFonts w:asciiTheme="minorHAnsi" w:eastAsiaTheme="majorEastAsia" w:hAnsiTheme="minorHAnsi" w:cstheme="minorHAnsi"/>
+          <w:rFonts w:ascii="Times New Roman" w:eastAsiaTheme="majorEastAsia" w:hAnsi="Times New Roman" w:cs="Times New Roman"/>
           <w:color w:val="2F5496" w:themeColor="accent1" w:themeShade="BF"/>
           <w:sz w:val="32"/>
           <w:szCs w:val="32"/>
@@ -5746,7 +4472,7 @@
       </w:pPr>
       <w:r>
         <w:rPr>
-          <w:rFonts w:asciiTheme="minorHAnsi" w:hAnsiTheme="minorHAnsi" w:cstheme="minorHAnsi"/>
+          <w:rFonts w:ascii="Times New Roman" w:hAnsi="Times New Roman" w:cs="Times New Roman"/>
           <w:lang w:val="hu-HU"/>
         </w:rPr>
         <w:br w:type="page"/>
@@ -5757,15 +4483,15 @@
         <w:pStyle w:val="Cmsor1"/>
         <w:jc w:val="center"/>
         <w:rPr>
-          <w:rFonts w:asciiTheme="minorHAnsi" w:hAnsiTheme="minorHAnsi" w:cstheme="minorHAnsi"/>
+          <w:rFonts w:ascii="Times New Roman" w:hAnsi="Times New Roman" w:cs="Times New Roman"/>
           <w:szCs w:val="72"/>
           <w:lang w:val="hu-HU"/>
         </w:rPr>
       </w:pPr>
-      <w:bookmarkStart w:id="3" w:name="_Toc227025663"/>
-      <w:r>
-        <w:rPr>
-          <w:rFonts w:asciiTheme="minorHAnsi" w:hAnsiTheme="minorHAnsi" w:cstheme="minorHAnsi"/>
+      <w:bookmarkStart w:id="3" w:name="_Toc227053847"/>
+      <w:r>
+        <w:rPr>
+          <w:rFonts w:ascii="Times New Roman" w:hAnsi="Times New Roman" w:cs="Times New Roman"/>
           <w:szCs w:val="72"/>
           <w:lang w:val="hu-HU"/>
         </w:rPr>
@@ -5790,19 +4516,17 @@
         <w:spacing w:before="120" w:after="0" w:line="360" w:lineRule="auto"/>
         <w:jc w:val="both"/>
         <w:rPr>
-          <w:rFonts w:eastAsia="Calibri"/>
-          <w:color w:val="000000"/>
-          <w:sz w:val="32"/>
-          <w:szCs w:val="32"/>
-          <w:lang w:val="hu" w:eastAsia="hu-HU"/>
-        </w:rPr>
-      </w:pPr>
-      <w:r>
-        <w:rPr>
-          <w:rFonts w:eastAsia="Calibri"/>
-          <w:color w:val="000000"/>
-          <w:sz w:val="32"/>
-          <w:szCs w:val="32"/>
+          <w:rFonts w:ascii="Times New Roman" w:eastAsia="Calibri" w:hAnsi="Times New Roman" w:cs="Times New Roman"/>
+          <w:color w:val="000000"/>
+          <w:szCs w:val="24"/>
+          <w:lang w:val="hu" w:eastAsia="hu-HU"/>
+        </w:rPr>
+      </w:pPr>
+      <w:r>
+        <w:rPr>
+          <w:rFonts w:ascii="Times New Roman" w:eastAsia="Calibri" w:hAnsi="Times New Roman" w:cs="Times New Roman"/>
+          <w:color w:val="000000"/>
+          <w:szCs w:val="24"/>
           <w:lang w:val="hu" w:eastAsia="hu-HU"/>
         </w:rPr>
         <w:t>Statikusan is megvan a weboldal.</w:t>
@@ -5812,13 +4536,13 @@
       <w:pPr>
         <w:pStyle w:val="Alcm"/>
         <w:rPr>
-          <w:rFonts w:eastAsia="Calibri"/>
-          <w:lang w:val="hu" w:eastAsia="hu-HU"/>
-        </w:rPr>
-      </w:pPr>
-      <w:r>
-        <w:rPr>
-          <w:rFonts w:eastAsia="Calibri"/>
+          <w:rFonts w:ascii="Times New Roman" w:eastAsia="Calibri" w:hAnsi="Times New Roman" w:cs="Times New Roman"/>
+          <w:lang w:val="hu" w:eastAsia="hu-HU"/>
+        </w:rPr>
+      </w:pPr>
+      <w:r>
+        <w:rPr>
+          <w:rFonts w:ascii="Times New Roman" w:eastAsia="Calibri" w:hAnsi="Times New Roman" w:cs="Times New Roman"/>
           <w:lang w:val="hu" w:eastAsia="hu-HU"/>
         </w:rPr>
         <w:t>Technológia:</w:t>
@@ -5830,64 +4554,41 @@
         <w:ind w:firstLine="720"/>
         <w:jc w:val="both"/>
         <w:rPr>
-          <w:rFonts w:eastAsia="Calibri"/>
+          <w:rFonts w:ascii="Times New Roman" w:eastAsia="Calibri" w:hAnsi="Times New Roman" w:cs="Times New Roman"/>
           <w:sz w:val="32"/>
           <w:szCs w:val="32"/>
           <w:lang w:val="hu" w:eastAsia="hu-HU"/>
         </w:rPr>
       </w:pPr>
-      <w:proofErr w:type="spellStart"/>
-      <w:r>
-        <w:rPr>
-          <w:rFonts w:eastAsia="Calibri"/>
+      <w:r>
+        <w:rPr>
+          <w:rFonts w:ascii="Times New Roman" w:eastAsia="Calibri" w:hAnsi="Times New Roman" w:cs="Times New Roman"/>
+          <w:szCs w:val="24"/>
+          <w:lang w:val="hu" w:eastAsia="hu-HU"/>
+        </w:rPr>
+        <w:t>Bun-t használunk a React projekt létrehozásához, csomagok</w:t>
+      </w:r>
+      <w:r>
+        <w:rPr>
+          <w:rFonts w:ascii="Times New Roman" w:eastAsia="Calibri" w:hAnsi="Times New Roman" w:cs="Times New Roman"/>
           <w:sz w:val="32"/>
           <w:szCs w:val="32"/>
           <w:lang w:val="hu" w:eastAsia="hu-HU"/>
         </w:rPr>
-        <w:t>Bun</w:t>
-      </w:r>
-      <w:proofErr w:type="spellEnd"/>
-      <w:r>
-        <w:rPr>
-          <w:rFonts w:eastAsia="Calibri"/>
-          <w:sz w:val="32"/>
-          <w:szCs w:val="32"/>
-          <w:lang w:val="hu" w:eastAsia="hu-HU"/>
-        </w:rPr>
-        <w:t xml:space="preserve">-t használunk a </w:t>
-      </w:r>
-      <w:proofErr w:type="spellStart"/>
-      <w:r>
-        <w:rPr>
-          <w:rFonts w:eastAsia="Calibri"/>
-          <w:sz w:val="32"/>
-          <w:szCs w:val="32"/>
-          <w:lang w:val="hu" w:eastAsia="hu-HU"/>
-        </w:rPr>
-        <w:t>React</w:t>
-      </w:r>
-      <w:proofErr w:type="spellEnd"/>
-      <w:r>
-        <w:rPr>
-          <w:rFonts w:eastAsia="Calibri"/>
-          <w:sz w:val="32"/>
-          <w:szCs w:val="32"/>
-          <w:lang w:val="hu" w:eastAsia="hu-HU"/>
-        </w:rPr>
-        <w:t xml:space="preserve"> projekt létrehozásához, csomagok kezelését.</w:t>
+        <w:t xml:space="preserve"> kezelését.</w:t>
       </w:r>
     </w:p>
     <w:p>
       <w:pPr>
         <w:pStyle w:val="Alcm"/>
         <w:rPr>
-          <w:rFonts w:eastAsia="Calibri"/>
-          <w:lang w:val="hu" w:eastAsia="hu-HU"/>
-        </w:rPr>
-      </w:pPr>
-      <w:r>
-        <w:rPr>
-          <w:rFonts w:eastAsia="Calibri"/>
+          <w:rFonts w:ascii="Times New Roman" w:eastAsia="Calibri" w:hAnsi="Times New Roman" w:cs="Times New Roman"/>
+          <w:lang w:val="hu" w:eastAsia="hu-HU"/>
+        </w:rPr>
+      </w:pPr>
+      <w:r>
+        <w:rPr>
+          <w:rFonts w:ascii="Times New Roman" w:eastAsia="Calibri" w:hAnsi="Times New Roman" w:cs="Times New Roman"/>
           <w:lang w:val="hu" w:eastAsia="hu-HU"/>
         </w:rPr>
         <w:t>Használat:</w:t>
@@ -5909,88 +4610,20 @@
         <w:spacing w:before="120" w:after="0" w:line="360" w:lineRule="auto"/>
         <w:jc w:val="both"/>
         <w:rPr>
-          <w:rFonts w:eastAsia="Calibri"/>
-          <w:color w:val="000000"/>
-          <w:sz w:val="32"/>
-          <w:szCs w:val="32"/>
-          <w:lang w:val="hu" w:eastAsia="hu-HU"/>
-        </w:rPr>
-      </w:pPr>
-      <w:r>
-        <w:rPr>
-          <w:rFonts w:eastAsia="Calibri"/>
-          <w:color w:val="000000"/>
-          <w:sz w:val="32"/>
-          <w:szCs w:val="32"/>
-          <w:lang w:val="hu" w:eastAsia="hu-HU"/>
-        </w:rPr>
-        <w:t xml:space="preserve">Ha le van telepítve a </w:t>
-      </w:r>
-      <w:proofErr w:type="spellStart"/>
-      <w:r>
-        <w:rPr>
-          <w:rFonts w:eastAsia="Calibri"/>
-          <w:color w:val="000000"/>
-          <w:sz w:val="32"/>
-          <w:szCs w:val="32"/>
-          <w:lang w:val="hu" w:eastAsia="hu-HU"/>
-        </w:rPr>
-        <w:t>bun</w:t>
-      </w:r>
-      <w:proofErr w:type="spellEnd"/>
-      <w:r>
-        <w:rPr>
-          <w:rFonts w:eastAsia="Calibri"/>
-          <w:color w:val="000000"/>
-          <w:sz w:val="32"/>
-          <w:szCs w:val="32"/>
-          <w:lang w:val="hu" w:eastAsia="hu-HU"/>
-        </w:rPr>
-        <w:t xml:space="preserve">. Akkor projekt letöltése után a projektmappát Visual </w:t>
-      </w:r>
-      <w:proofErr w:type="spellStart"/>
-      <w:r>
-        <w:rPr>
-          <w:rFonts w:eastAsia="Calibri"/>
-          <w:color w:val="000000"/>
-          <w:sz w:val="32"/>
-          <w:szCs w:val="32"/>
-          <w:lang w:val="hu" w:eastAsia="hu-HU"/>
-        </w:rPr>
-        <w:t>Studio</w:t>
-      </w:r>
-      <w:proofErr w:type="spellEnd"/>
-      <w:r>
-        <w:rPr>
-          <w:rFonts w:eastAsia="Calibri"/>
-          <w:color w:val="000000"/>
-          <w:sz w:val="32"/>
-          <w:szCs w:val="32"/>
-          <w:lang w:val="hu" w:eastAsia="hu-HU"/>
-        </w:rPr>
-        <w:t xml:space="preserve"> </w:t>
-      </w:r>
-      <w:proofErr w:type="spellStart"/>
-      <w:r>
-        <w:rPr>
-          <w:rFonts w:eastAsia="Calibri"/>
-          <w:color w:val="000000"/>
-          <w:sz w:val="32"/>
-          <w:szCs w:val="32"/>
-          <w:lang w:val="hu" w:eastAsia="hu-HU"/>
-        </w:rPr>
-        <w:t>Code-on</w:t>
-      </w:r>
-      <w:proofErr w:type="spellEnd"/>
-      <w:r>
-        <w:rPr>
-          <w:rFonts w:eastAsia="Calibri"/>
-          <w:color w:val="000000"/>
-          <w:sz w:val="32"/>
-          <w:szCs w:val="32"/>
-          <w:lang w:val="hu" w:eastAsia="hu-HU"/>
-        </w:rPr>
-        <w:t xml:space="preserve"> nyissuk meg.</w:t>
+          <w:rFonts w:ascii="Times New Roman" w:eastAsia="Calibri" w:hAnsi="Times New Roman" w:cs="Times New Roman"/>
+          <w:color w:val="000000"/>
+          <w:szCs w:val="24"/>
+          <w:lang w:val="hu" w:eastAsia="hu-HU"/>
+        </w:rPr>
+      </w:pPr>
+      <w:r>
+        <w:rPr>
+          <w:rFonts w:ascii="Times New Roman" w:eastAsia="Calibri" w:hAnsi="Times New Roman" w:cs="Times New Roman"/>
+          <w:color w:val="000000"/>
+          <w:szCs w:val="24"/>
+          <w:lang w:val="hu" w:eastAsia="hu-HU"/>
+        </w:rPr>
+        <w:t>Ha le van telepítve a bun. Akkor projekt letöltése után a projektmappát Visual Studio Code-on nyissuk meg.</w:t>
       </w:r>
     </w:p>
     <w:p>
@@ -6009,19 +4642,17 @@
         <w:spacing w:before="120" w:after="0" w:line="360" w:lineRule="auto"/>
         <w:jc w:val="both"/>
         <w:rPr>
-          <w:rFonts w:eastAsia="Calibri"/>
-          <w:color w:val="000000"/>
-          <w:sz w:val="32"/>
-          <w:szCs w:val="32"/>
-          <w:lang w:val="hu" w:eastAsia="hu-HU"/>
-        </w:rPr>
-      </w:pPr>
-      <w:r>
-        <w:rPr>
-          <w:rFonts w:eastAsia="Calibri"/>
-          <w:color w:val="000000"/>
-          <w:sz w:val="32"/>
-          <w:szCs w:val="32"/>
+          <w:rFonts w:ascii="Times New Roman" w:eastAsia="Calibri" w:hAnsi="Times New Roman" w:cs="Times New Roman"/>
+          <w:color w:val="000000"/>
+          <w:szCs w:val="24"/>
+          <w:lang w:val="hu" w:eastAsia="hu-HU"/>
+        </w:rPr>
+      </w:pPr>
+      <w:r>
+        <w:rPr>
+          <w:rFonts w:ascii="Times New Roman" w:eastAsia="Calibri" w:hAnsi="Times New Roman" w:cs="Times New Roman"/>
+          <w:color w:val="000000"/>
+          <w:szCs w:val="24"/>
           <w:lang w:val="hu" w:eastAsia="hu-HU"/>
         </w:rPr>
         <w:t>Indítsuk el a terminált nézzük, hogy a jelenlegi projektmappában vagyunk.</w:t>
@@ -6043,66 +4674,20 @@
         <w:spacing w:before="120" w:after="0" w:line="360" w:lineRule="auto"/>
         <w:jc w:val="both"/>
         <w:rPr>
-          <w:rFonts w:eastAsia="Calibri"/>
-          <w:color w:val="000000"/>
-          <w:sz w:val="32"/>
-          <w:szCs w:val="32"/>
-          <w:lang w:val="hu" w:eastAsia="hu-HU"/>
-        </w:rPr>
-      </w:pPr>
-      <w:r>
-        <w:rPr>
-          <w:rFonts w:eastAsia="Calibri"/>
-          <w:color w:val="000000"/>
-          <w:sz w:val="32"/>
-          <w:szCs w:val="32"/>
-          <w:lang w:val="hu" w:eastAsia="hu-HU"/>
-        </w:rPr>
-        <w:t>Írjuk be: „</w:t>
-      </w:r>
-      <w:proofErr w:type="spellStart"/>
-      <w:r>
-        <w:rPr>
-          <w:rFonts w:eastAsia="Calibri"/>
-          <w:color w:val="000000"/>
-          <w:sz w:val="32"/>
-          <w:szCs w:val="32"/>
-          <w:lang w:val="hu" w:eastAsia="hu-HU"/>
-        </w:rPr>
-        <w:t>bun</w:t>
-      </w:r>
-      <w:proofErr w:type="spellEnd"/>
-      <w:r>
-        <w:rPr>
-          <w:rFonts w:eastAsia="Calibri"/>
-          <w:color w:val="000000"/>
-          <w:sz w:val="32"/>
-          <w:szCs w:val="32"/>
-          <w:lang w:val="hu" w:eastAsia="hu-HU"/>
-        </w:rPr>
-        <w:t xml:space="preserve"> </w:t>
-      </w:r>
-      <w:proofErr w:type="spellStart"/>
-      <w:r>
-        <w:rPr>
-          <w:rFonts w:eastAsia="Calibri"/>
-          <w:color w:val="000000"/>
-          <w:sz w:val="32"/>
-          <w:szCs w:val="32"/>
-          <w:lang w:val="hu" w:eastAsia="hu-HU"/>
-        </w:rPr>
-        <w:t>install</w:t>
-      </w:r>
-      <w:proofErr w:type="spellEnd"/>
-      <w:r>
-        <w:rPr>
-          <w:rFonts w:eastAsia="Calibri"/>
-          <w:color w:val="000000"/>
-          <w:sz w:val="32"/>
-          <w:szCs w:val="32"/>
-          <w:lang w:val="hu" w:eastAsia="hu-HU"/>
-        </w:rPr>
-        <w:t>” és letölti a projekthez szükséges könyvtárakat.</w:t>
+          <w:rFonts w:ascii="Times New Roman" w:eastAsia="Calibri" w:hAnsi="Times New Roman" w:cs="Times New Roman"/>
+          <w:color w:val="000000"/>
+          <w:szCs w:val="24"/>
+          <w:lang w:val="hu" w:eastAsia="hu-HU"/>
+        </w:rPr>
+      </w:pPr>
+      <w:r>
+        <w:rPr>
+          <w:rFonts w:ascii="Times New Roman" w:eastAsia="Calibri" w:hAnsi="Times New Roman" w:cs="Times New Roman"/>
+          <w:color w:val="000000"/>
+          <w:szCs w:val="24"/>
+          <w:lang w:val="hu" w:eastAsia="hu-HU"/>
+        </w:rPr>
+        <w:t>Írjuk be: „bun install” és letölti a projekthez szükséges könyvtárakat.</w:t>
       </w:r>
     </w:p>
     <w:p>
@@ -6121,66 +4706,20 @@
         <w:spacing w:before="120" w:after="240" w:line="360" w:lineRule="auto"/>
         <w:jc w:val="both"/>
         <w:rPr>
-          <w:rFonts w:eastAsia="Calibri"/>
-          <w:color w:val="000000"/>
-          <w:sz w:val="32"/>
-          <w:szCs w:val="32"/>
-          <w:lang w:val="hu" w:eastAsia="hu-HU"/>
-        </w:rPr>
-      </w:pPr>
-      <w:r>
-        <w:rPr>
-          <w:rFonts w:eastAsia="Calibri"/>
-          <w:color w:val="000000"/>
-          <w:sz w:val="32"/>
-          <w:szCs w:val="32"/>
-          <w:lang w:val="hu" w:eastAsia="hu-HU"/>
-        </w:rPr>
-        <w:t>Indítsuk el a weboldal szerverét, a „</w:t>
-      </w:r>
-      <w:proofErr w:type="spellStart"/>
-      <w:r>
-        <w:rPr>
-          <w:rFonts w:eastAsia="Calibri"/>
-          <w:color w:val="000000"/>
-          <w:sz w:val="32"/>
-          <w:szCs w:val="32"/>
-          <w:lang w:val="hu" w:eastAsia="hu-HU"/>
-        </w:rPr>
-        <w:t>bun</w:t>
-      </w:r>
-      <w:proofErr w:type="spellEnd"/>
-      <w:r>
-        <w:rPr>
-          <w:rFonts w:eastAsia="Calibri"/>
-          <w:color w:val="000000"/>
-          <w:sz w:val="32"/>
-          <w:szCs w:val="32"/>
-          <w:lang w:val="hu" w:eastAsia="hu-HU"/>
-        </w:rPr>
-        <w:t xml:space="preserve"> </w:t>
-      </w:r>
-      <w:proofErr w:type="spellStart"/>
-      <w:r>
-        <w:rPr>
-          <w:rFonts w:eastAsia="Calibri"/>
-          <w:color w:val="000000"/>
-          <w:sz w:val="32"/>
-          <w:szCs w:val="32"/>
-          <w:lang w:val="hu" w:eastAsia="hu-HU"/>
-        </w:rPr>
-        <w:t>dev</w:t>
-      </w:r>
-      <w:proofErr w:type="spellEnd"/>
-      <w:r>
-        <w:rPr>
-          <w:rFonts w:eastAsia="Calibri"/>
-          <w:color w:val="000000"/>
-          <w:sz w:val="32"/>
-          <w:szCs w:val="32"/>
-          <w:lang w:val="hu" w:eastAsia="hu-HU"/>
-        </w:rPr>
-        <w:t>” paranccsal és menjünk a megadott linkre a weboldalhoz.</w:t>
+          <w:rFonts w:ascii="Times New Roman" w:eastAsia="Calibri" w:hAnsi="Times New Roman" w:cs="Times New Roman"/>
+          <w:color w:val="000000"/>
+          <w:szCs w:val="24"/>
+          <w:lang w:val="hu" w:eastAsia="hu-HU"/>
+        </w:rPr>
+      </w:pPr>
+      <w:r>
+        <w:rPr>
+          <w:rFonts w:ascii="Times New Roman" w:eastAsia="Calibri" w:hAnsi="Times New Roman" w:cs="Times New Roman"/>
+          <w:color w:val="000000"/>
+          <w:szCs w:val="24"/>
+          <w:lang w:val="hu" w:eastAsia="hu-HU"/>
+        </w:rPr>
+        <w:t>Indítsuk el a weboldal szerverét, a „bun dev” paranccsal és menjünk a megadott linkre a weboldalhoz.</w:t>
       </w:r>
     </w:p>
     <w:p>
@@ -6199,62 +4738,25 @@
         <w:spacing w:before="120" w:after="0" w:line="360" w:lineRule="auto"/>
         <w:jc w:val="both"/>
         <w:rPr>
-          <w:rFonts w:eastAsia="Calibri"/>
-          <w:color w:val="000000"/>
-          <w:sz w:val="32"/>
-          <w:szCs w:val="32"/>
-          <w:lang w:val="hu" w:eastAsia="hu-HU"/>
-        </w:rPr>
-      </w:pPr>
-      <w:r>
-        <w:rPr>
-          <w:rFonts w:eastAsia="Calibri"/>
-          <w:color w:val="000000"/>
-          <w:sz w:val="32"/>
-          <w:szCs w:val="32"/>
-          <w:lang w:val="hu" w:eastAsia="hu-HU"/>
-        </w:rPr>
-        <w:t xml:space="preserve">Ehhez HTML-t, CSS-t, </w:t>
-      </w:r>
-      <w:proofErr w:type="spellStart"/>
-      <w:r>
-        <w:rPr>
-          <w:rFonts w:eastAsia="Calibri"/>
-          <w:color w:val="000000"/>
-          <w:sz w:val="32"/>
-          <w:szCs w:val="32"/>
-          <w:lang w:val="hu" w:eastAsia="hu-HU"/>
-        </w:rPr>
-        <w:t>Bootstrap</w:t>
-      </w:r>
-      <w:proofErr w:type="spellEnd"/>
-      <w:r>
-        <w:rPr>
-          <w:rFonts w:eastAsia="Calibri"/>
-          <w:color w:val="000000"/>
-          <w:sz w:val="32"/>
-          <w:szCs w:val="32"/>
-          <w:lang w:val="hu" w:eastAsia="hu-HU"/>
-        </w:rPr>
-        <w:t xml:space="preserve"> 5-öt és </w:t>
-      </w:r>
-      <w:proofErr w:type="spellStart"/>
-      <w:r>
-        <w:rPr>
-          <w:rFonts w:eastAsia="Calibri"/>
-          <w:color w:val="000000"/>
-          <w:sz w:val="32"/>
-          <w:szCs w:val="32"/>
-          <w:lang w:val="hu" w:eastAsia="hu-HU"/>
-        </w:rPr>
-        <w:t>Javascript</w:t>
-      </w:r>
-      <w:proofErr w:type="spellEnd"/>
-      <w:r>
-        <w:rPr>
-          <w:rFonts w:eastAsia="Calibri"/>
-          <w:sz w:val="32"/>
-          <w:szCs w:val="32"/>
+          <w:rFonts w:ascii="Times New Roman" w:eastAsia="Calibri" w:hAnsi="Times New Roman" w:cs="Times New Roman"/>
+          <w:color w:val="000000"/>
+          <w:szCs w:val="24"/>
+          <w:lang w:val="hu" w:eastAsia="hu-HU"/>
+        </w:rPr>
+      </w:pPr>
+      <w:r>
+        <w:rPr>
+          <w:rFonts w:ascii="Times New Roman" w:eastAsia="Calibri" w:hAnsi="Times New Roman" w:cs="Times New Roman"/>
+          <w:color w:val="000000"/>
+          <w:szCs w:val="24"/>
+          <w:lang w:val="hu" w:eastAsia="hu-HU"/>
+        </w:rPr>
+        <w:t>Ehhez HTML-t, CSS-t, Bootstrap 5-öt és Javascript</w:t>
+      </w:r>
+      <w:r>
+        <w:rPr>
+          <w:rFonts w:ascii="Times New Roman" w:eastAsia="Calibri" w:hAnsi="Times New Roman" w:cs="Times New Roman"/>
+          <w:szCs w:val="24"/>
           <w:lang w:val="hu" w:eastAsia="hu-HU"/>
         </w:rPr>
         <w:t xml:space="preserve"> programozási nyelvet használunk.</w:t>
@@ -6276,17 +4778,15 @@
         <w:spacing w:before="120" w:after="0" w:line="360" w:lineRule="auto"/>
         <w:jc w:val="both"/>
         <w:rPr>
-          <w:rFonts w:eastAsia="Calibri"/>
-          <w:sz w:val="32"/>
-          <w:szCs w:val="32"/>
-          <w:lang w:val="hu" w:eastAsia="hu-HU"/>
-        </w:rPr>
-      </w:pPr>
-      <w:r>
-        <w:rPr>
-          <w:rFonts w:eastAsia="Calibri"/>
-          <w:sz w:val="32"/>
-          <w:szCs w:val="32"/>
+          <w:rFonts w:ascii="Times New Roman" w:eastAsia="Calibri" w:hAnsi="Times New Roman" w:cs="Times New Roman"/>
+          <w:szCs w:val="24"/>
+          <w:lang w:val="hu" w:eastAsia="hu-HU"/>
+        </w:rPr>
+      </w:pPr>
+      <w:r>
+        <w:rPr>
+          <w:rFonts w:ascii="Times New Roman" w:eastAsia="Calibri" w:hAnsi="Times New Roman" w:cs="Times New Roman"/>
+          <w:szCs w:val="24"/>
           <w:lang w:val="hu" w:eastAsia="hu-HU"/>
         </w:rPr>
         <w:t>A weboldalt teljesen csak a regisztrálás vagy bejelentkezés után juthatunk el az összes weboldalra.</w:t>
@@ -6308,41 +4808,18 @@
         <w:spacing w:before="120" w:after="0" w:line="360" w:lineRule="auto"/>
         <w:jc w:val="both"/>
         <w:rPr>
-          <w:rFonts w:eastAsia="Calibri"/>
-          <w:sz w:val="32"/>
-          <w:szCs w:val="32"/>
-          <w:lang w:val="hu" w:eastAsia="hu-HU"/>
-        </w:rPr>
-      </w:pPr>
-      <w:r>
-        <w:rPr>
-          <w:rFonts w:eastAsia="Calibri"/>
-          <w:sz w:val="32"/>
-          <w:szCs w:val="32"/>
-          <w:lang w:val="hu" w:eastAsia="hu-HU"/>
-        </w:rPr>
-        <w:lastRenderedPageBreak/>
-        <w:t xml:space="preserve">Dockerfile segítségével a </w:t>
-      </w:r>
-      <w:proofErr w:type="spellStart"/>
-      <w:r>
-        <w:rPr>
-          <w:rFonts w:eastAsia="Calibri"/>
-          <w:sz w:val="32"/>
-          <w:szCs w:val="32"/>
-          <w:lang w:val="hu" w:eastAsia="hu-HU"/>
-        </w:rPr>
-        <w:t>Render</w:t>
-      </w:r>
-      <w:proofErr w:type="spellEnd"/>
-      <w:r>
-        <w:rPr>
-          <w:rFonts w:eastAsia="Calibri"/>
-          <w:sz w:val="32"/>
-          <w:szCs w:val="32"/>
-          <w:lang w:val="hu" w:eastAsia="hu-HU"/>
-        </w:rPr>
-        <w:t xml:space="preserve"> oldalra fel lett töltve a weboldalunk.</w:t>
+          <w:rFonts w:ascii="Times New Roman" w:eastAsia="Calibri" w:hAnsi="Times New Roman" w:cs="Times New Roman"/>
+          <w:szCs w:val="24"/>
+          <w:lang w:val="hu" w:eastAsia="hu-HU"/>
+        </w:rPr>
+      </w:pPr>
+      <w:r>
+        <w:rPr>
+          <w:rFonts w:ascii="Times New Roman" w:eastAsia="Calibri" w:hAnsi="Times New Roman" w:cs="Times New Roman"/>
+          <w:szCs w:val="24"/>
+          <w:lang w:val="hu" w:eastAsia="hu-HU"/>
+        </w:rPr>
+        <w:t>Dockerfile segítségével a Render oldalra fel lett töltve a weboldalunk.</w:t>
       </w:r>
     </w:p>
     <w:p>
@@ -6361,31 +4838,18 @@
         <w:spacing w:before="120" w:after="0" w:line="360" w:lineRule="auto"/>
         <w:jc w:val="both"/>
         <w:rPr>
-          <w:rFonts w:eastAsia="Calibri"/>
-          <w:sz w:val="32"/>
-          <w:szCs w:val="32"/>
-          <w:lang w:val="hu" w:eastAsia="hu-HU"/>
-        </w:rPr>
-      </w:pPr>
-      <w:proofErr w:type="spellStart"/>
-      <w:r>
-        <w:rPr>
-          <w:rFonts w:eastAsia="Calibri"/>
-          <w:sz w:val="32"/>
-          <w:szCs w:val="32"/>
-          <w:lang w:val="hu" w:eastAsia="hu-HU"/>
-        </w:rPr>
-        <w:t>React</w:t>
-      </w:r>
-      <w:proofErr w:type="spellEnd"/>
-      <w:r>
-        <w:rPr>
-          <w:rFonts w:eastAsia="Calibri"/>
-          <w:sz w:val="32"/>
-          <w:szCs w:val="32"/>
-          <w:lang w:val="hu" w:eastAsia="hu-HU"/>
-        </w:rPr>
-        <w:t xml:space="preserve"> modulok/könyvtárak:</w:t>
+          <w:rFonts w:ascii="Times New Roman" w:eastAsia="Calibri" w:hAnsi="Times New Roman" w:cs="Times New Roman"/>
+          <w:szCs w:val="24"/>
+          <w:lang w:val="hu" w:eastAsia="hu-HU"/>
+        </w:rPr>
+      </w:pPr>
+      <w:r>
+        <w:rPr>
+          <w:rFonts w:ascii="Times New Roman" w:eastAsia="Calibri" w:hAnsi="Times New Roman" w:cs="Times New Roman"/>
+          <w:szCs w:val="24"/>
+          <w:lang w:val="hu" w:eastAsia="hu-HU"/>
+        </w:rPr>
+        <w:t>React modulok/könyvtárak:</w:t>
       </w:r>
     </w:p>
     <w:p>
@@ -6397,52 +4861,19 @@
         <w:spacing w:before="120" w:after="240" w:line="360" w:lineRule="auto"/>
         <w:jc w:val="both"/>
         <w:rPr>
-          <w:rFonts w:eastAsia="Calibri"/>
-          <w:sz w:val="32"/>
-          <w:szCs w:val="32"/>
-          <w:lang w:val="hu" w:eastAsia="hu-HU"/>
-        </w:rPr>
-      </w:pPr>
-      <w:r>
-        <w:rPr>
-          <w:rFonts w:eastAsia="Calibri"/>
-          <w:sz w:val="32"/>
-          <w:szCs w:val="32"/>
-          <w:lang w:val="hu" w:eastAsia="hu-HU"/>
-        </w:rPr>
-        <w:t xml:space="preserve">Teszteléshez: @testing-library/react, </w:t>
-      </w:r>
-      <w:proofErr w:type="spellStart"/>
-      <w:r>
-        <w:rPr>
-          <w:rFonts w:eastAsia="Calibri"/>
-          <w:sz w:val="32"/>
-          <w:szCs w:val="32"/>
-          <w:lang w:val="hu" w:eastAsia="hu-HU"/>
-        </w:rPr>
-        <w:t>bun:test</w:t>
-      </w:r>
-      <w:proofErr w:type="spellEnd"/>
-      <w:r>
-        <w:rPr>
-          <w:rFonts w:eastAsia="Calibri"/>
-          <w:sz w:val="32"/>
-          <w:szCs w:val="32"/>
-          <w:lang w:val="hu" w:eastAsia="hu-HU"/>
-        </w:rPr>
-        <w:t xml:space="preserve">, </w:t>
-      </w:r>
-      <w:proofErr w:type="spellStart"/>
-      <w:r>
-        <w:rPr>
-          <w:rFonts w:eastAsia="Calibri"/>
-          <w:sz w:val="32"/>
-          <w:szCs w:val="32"/>
-          <w:lang w:val="hu" w:eastAsia="hu-HU"/>
-        </w:rPr>
-        <w:t>jsdom</w:t>
-      </w:r>
-      <w:proofErr w:type="spellEnd"/>
+          <w:rFonts w:ascii="Times New Roman" w:eastAsia="Calibri" w:hAnsi="Times New Roman" w:cs="Times New Roman"/>
+          <w:szCs w:val="24"/>
+          <w:lang w:val="hu" w:eastAsia="hu-HU"/>
+        </w:rPr>
+      </w:pPr>
+      <w:r>
+        <w:rPr>
+          <w:rFonts w:ascii="Times New Roman" w:eastAsia="Calibri" w:hAnsi="Times New Roman" w:cs="Times New Roman"/>
+          <w:szCs w:val="24"/>
+          <w:lang w:val="hu" w:eastAsia="hu-HU"/>
+        </w:rPr>
+        <w:t>Teszteléshez: @testing-library/react, bun:test, jsdom</w:t>
+      </w:r>
     </w:p>
     <w:p>
       <w:pPr>
@@ -6453,52 +4884,19 @@
         <w:spacing w:before="120" w:after="240" w:line="360" w:lineRule="auto"/>
         <w:jc w:val="both"/>
         <w:rPr>
-          <w:rFonts w:eastAsia="Calibri"/>
-          <w:sz w:val="32"/>
-          <w:szCs w:val="32"/>
-          <w:lang w:val="hu" w:eastAsia="hu-HU"/>
-        </w:rPr>
-      </w:pPr>
-      <w:r>
-        <w:rPr>
-          <w:rFonts w:eastAsia="Calibri"/>
-          <w:sz w:val="32"/>
-          <w:szCs w:val="32"/>
-          <w:lang w:val="hu" w:eastAsia="hu-HU"/>
-        </w:rPr>
-        <w:t xml:space="preserve">Használatban: </w:t>
-      </w:r>
-      <w:proofErr w:type="spellStart"/>
-      <w:r>
-        <w:rPr>
-          <w:rFonts w:eastAsia="Calibri"/>
-          <w:sz w:val="32"/>
-          <w:szCs w:val="32"/>
-          <w:lang w:val="hu" w:eastAsia="hu-HU"/>
-        </w:rPr>
-        <w:t>react</w:t>
-      </w:r>
-      <w:proofErr w:type="spellEnd"/>
-      <w:r>
-        <w:rPr>
-          <w:rFonts w:eastAsia="Calibri"/>
-          <w:sz w:val="32"/>
-          <w:szCs w:val="32"/>
-          <w:lang w:val="hu" w:eastAsia="hu-HU"/>
-        </w:rPr>
-        <w:t>-router-</w:t>
-      </w:r>
-      <w:proofErr w:type="spellStart"/>
-      <w:r>
-        <w:rPr>
-          <w:rFonts w:eastAsia="Calibri"/>
-          <w:sz w:val="32"/>
-          <w:szCs w:val="32"/>
-          <w:lang w:val="hu" w:eastAsia="hu-HU"/>
-        </w:rPr>
-        <w:t>dom</w:t>
-      </w:r>
-      <w:proofErr w:type="spellEnd"/>
+          <w:rFonts w:ascii="Times New Roman" w:eastAsia="Calibri" w:hAnsi="Times New Roman" w:cs="Times New Roman"/>
+          <w:szCs w:val="24"/>
+          <w:lang w:val="hu" w:eastAsia="hu-HU"/>
+        </w:rPr>
+      </w:pPr>
+      <w:r>
+        <w:rPr>
+          <w:rFonts w:ascii="Times New Roman" w:eastAsia="Calibri" w:hAnsi="Times New Roman" w:cs="Times New Roman"/>
+          <w:szCs w:val="24"/>
+          <w:lang w:val="hu" w:eastAsia="hu-HU"/>
+        </w:rPr>
+        <w:t>Használatban: react-router-dom</w:t>
+      </w:r>
     </w:p>
     <w:p>
       <w:pPr>
@@ -6509,17 +4907,15 @@
         <w:spacing w:before="120" w:after="240" w:line="360" w:lineRule="auto"/>
         <w:jc w:val="both"/>
         <w:rPr>
-          <w:rFonts w:eastAsia="Calibri"/>
-          <w:sz w:val="32"/>
-          <w:szCs w:val="32"/>
-          <w:lang w:val="hu" w:eastAsia="hu-HU"/>
-        </w:rPr>
-      </w:pPr>
-      <w:r>
-        <w:rPr>
-          <w:rFonts w:eastAsia="Calibri"/>
-          <w:sz w:val="32"/>
-          <w:szCs w:val="32"/>
+          <w:rFonts w:ascii="Times New Roman" w:eastAsia="Calibri" w:hAnsi="Times New Roman" w:cs="Times New Roman"/>
+          <w:szCs w:val="24"/>
+          <w:lang w:val="hu" w:eastAsia="hu-HU"/>
+        </w:rPr>
+      </w:pPr>
+      <w:r>
+        <w:rPr>
+          <w:rFonts w:ascii="Times New Roman" w:eastAsia="Calibri" w:hAnsi="Times New Roman" w:cs="Times New Roman"/>
+          <w:szCs w:val="24"/>
           <w:lang w:val="hu" w:eastAsia="hu-HU"/>
         </w:rPr>
         <w:t>Vélemény oldalon lehet véleményt adni, ha van törölni, illetve módosítani: csillagra kattintva és megjegyzés mezőbe írni.</w:t>
@@ -6534,17 +4930,15 @@
         <w:spacing w:before="120" w:after="240" w:line="360" w:lineRule="auto"/>
         <w:jc w:val="both"/>
         <w:rPr>
-          <w:rFonts w:eastAsia="Calibri"/>
-          <w:sz w:val="32"/>
-          <w:szCs w:val="32"/>
-          <w:lang w:val="hu" w:eastAsia="hu-HU"/>
-        </w:rPr>
-      </w:pPr>
-      <w:r>
-        <w:rPr>
-          <w:rFonts w:eastAsia="Calibri"/>
-          <w:sz w:val="32"/>
-          <w:szCs w:val="32"/>
+          <w:rFonts w:ascii="Times New Roman" w:eastAsia="Calibri" w:hAnsi="Times New Roman" w:cs="Times New Roman"/>
+          <w:szCs w:val="24"/>
+          <w:lang w:val="hu" w:eastAsia="hu-HU"/>
+        </w:rPr>
+      </w:pPr>
+      <w:r>
+        <w:rPr>
+          <w:rFonts w:ascii="Times New Roman" w:eastAsia="Calibri" w:hAnsi="Times New Roman" w:cs="Times New Roman"/>
+          <w:szCs w:val="24"/>
           <w:lang w:val="hu" w:eastAsia="hu-HU"/>
         </w:rPr>
         <w:t>Statisztika oldalon meg lehet nézni a kliens, mentési adatait, ha van.</w:t>
@@ -6559,17 +4953,15 @@
         <w:spacing w:before="120" w:after="240" w:line="360" w:lineRule="auto"/>
         <w:jc w:val="both"/>
         <w:rPr>
-          <w:rFonts w:eastAsia="Calibri"/>
-          <w:sz w:val="32"/>
-          <w:szCs w:val="32"/>
-          <w:lang w:val="hu" w:eastAsia="hu-HU"/>
-        </w:rPr>
-      </w:pPr>
-      <w:r>
-        <w:rPr>
-          <w:rFonts w:eastAsia="Calibri"/>
-          <w:sz w:val="32"/>
-          <w:szCs w:val="32"/>
+          <w:rFonts w:ascii="Times New Roman" w:eastAsia="Calibri" w:hAnsi="Times New Roman" w:cs="Times New Roman"/>
+          <w:szCs w:val="24"/>
+          <w:lang w:val="hu" w:eastAsia="hu-HU"/>
+        </w:rPr>
+      </w:pPr>
+      <w:r>
+        <w:rPr>
+          <w:rFonts w:ascii="Times New Roman" w:eastAsia="Calibri" w:hAnsi="Times New Roman" w:cs="Times New Roman"/>
+          <w:szCs w:val="24"/>
           <w:lang w:val="hu" w:eastAsia="hu-HU"/>
         </w:rPr>
         <w:t>A főoldalon az első hírnek van egy linkje, ami egy weboldalhoz vezet, ahol meglehet nézni a játékról információkat, és azt letölteni.</w:t>
@@ -6578,18 +4970,16 @@
     <w:p>
       <w:pPr>
         <w:rPr>
-          <w:rFonts w:asciiTheme="minorHAnsi" w:hAnsiTheme="minorHAnsi" w:cstheme="minorHAnsi"/>
+          <w:rFonts w:ascii="Times New Roman" w:hAnsi="Times New Roman" w:cs="Times New Roman"/>
           <w:bCs/>
-          <w:sz w:val="24"/>
-          <w:szCs w:val="24"/>
-          <w:lang w:val="hu-HU"/>
-        </w:rPr>
-      </w:pPr>
-      <w:r>
-        <w:rPr>
-          <w:rFonts w:asciiTheme="minorHAnsi" w:hAnsiTheme="minorHAnsi" w:cstheme="minorHAnsi"/>
+          <w:szCs w:val="24"/>
+          <w:lang w:val="hu-HU"/>
+        </w:rPr>
+      </w:pPr>
+      <w:r>
+        <w:rPr>
+          <w:rFonts w:ascii="Times New Roman" w:hAnsi="Times New Roman" w:cs="Times New Roman"/>
           <w:bCs/>
-          <w:sz w:val="24"/>
           <w:szCs w:val="24"/>
           <w:lang w:val="hu-HU"/>
         </w:rPr>
@@ -6601,15 +4991,15 @@
         <w:pStyle w:val="Cmsor1"/>
         <w:jc w:val="center"/>
         <w:rPr>
-          <w:rFonts w:asciiTheme="minorHAnsi" w:hAnsiTheme="minorHAnsi" w:cstheme="minorHAnsi"/>
+          <w:rFonts w:ascii="Times New Roman" w:hAnsi="Times New Roman" w:cs="Times New Roman"/>
           <w:szCs w:val="72"/>
           <w:lang w:val="hu-HU"/>
         </w:rPr>
       </w:pPr>
-      <w:bookmarkStart w:id="4" w:name="_Toc227025664"/>
-      <w:r>
-        <w:rPr>
-          <w:rFonts w:asciiTheme="minorHAnsi" w:hAnsiTheme="minorHAnsi" w:cstheme="minorHAnsi"/>
+      <w:bookmarkStart w:id="4" w:name="_Toc227053848"/>
+      <w:r>
+        <w:rPr>
+          <w:rFonts w:ascii="Times New Roman" w:hAnsi="Times New Roman" w:cs="Times New Roman"/>
           <w:szCs w:val="72"/>
           <w:lang w:val="hu-HU"/>
         </w:rPr>
@@ -6622,13 +5012,13 @@
       <w:pPr>
         <w:pStyle w:val="Alcm"/>
         <w:rPr>
-          <w:rFonts w:eastAsia="Calibri"/>
-          <w:lang w:val="hu" w:eastAsia="hu-HU"/>
-        </w:rPr>
-      </w:pPr>
-      <w:r>
-        <w:rPr>
-          <w:rFonts w:eastAsia="Calibri"/>
+          <w:rFonts w:ascii="Times New Roman" w:eastAsia="Calibri" w:hAnsi="Times New Roman" w:cs="Times New Roman"/>
+          <w:lang w:val="hu" w:eastAsia="hu-HU"/>
+        </w:rPr>
+      </w:pPr>
+      <w:r>
+        <w:rPr>
+          <w:rFonts w:ascii="Times New Roman" w:eastAsia="Calibri" w:hAnsi="Times New Roman" w:cs="Times New Roman"/>
           <w:lang w:val="hu" w:eastAsia="hu-HU"/>
         </w:rPr>
         <w:t>Technológia:</w:t>
@@ -6639,113 +5029,32 @@
         <w:spacing w:before="120" w:after="240" w:line="360" w:lineRule="auto"/>
         <w:jc w:val="both"/>
         <w:rPr>
-          <w:rFonts w:eastAsia="Calibri"/>
-          <w:sz w:val="32"/>
-          <w:szCs w:val="32"/>
-          <w:lang w:val="hu" w:eastAsia="hu-HU"/>
-        </w:rPr>
-      </w:pPr>
-      <w:r>
-        <w:rPr>
-          <w:rFonts w:eastAsia="Calibri"/>
-          <w:sz w:val="32"/>
-          <w:szCs w:val="32"/>
-          <w:lang w:val="hu" w:eastAsia="hu-HU"/>
-        </w:rPr>
-        <w:t xml:space="preserve">Visual </w:t>
-      </w:r>
-      <w:proofErr w:type="spellStart"/>
-      <w:r>
-        <w:rPr>
-          <w:rFonts w:eastAsia="Calibri"/>
-          <w:sz w:val="32"/>
-          <w:szCs w:val="32"/>
-          <w:lang w:val="hu" w:eastAsia="hu-HU"/>
-        </w:rPr>
-        <w:t>Studio</w:t>
-      </w:r>
-      <w:proofErr w:type="spellEnd"/>
-      <w:r>
-        <w:rPr>
-          <w:rFonts w:eastAsia="Calibri"/>
-          <w:sz w:val="32"/>
-          <w:szCs w:val="32"/>
-          <w:lang w:val="hu" w:eastAsia="hu-HU"/>
-        </w:rPr>
-        <w:t xml:space="preserve"> </w:t>
-      </w:r>
-      <w:proofErr w:type="spellStart"/>
-      <w:r>
-        <w:rPr>
-          <w:rFonts w:eastAsia="Calibri"/>
-          <w:sz w:val="32"/>
-          <w:szCs w:val="32"/>
-          <w:lang w:val="hu" w:eastAsia="hu-HU"/>
-        </w:rPr>
-        <w:t>Community</w:t>
-      </w:r>
-      <w:proofErr w:type="spellEnd"/>
-      <w:r>
-        <w:rPr>
-          <w:rFonts w:eastAsia="Calibri"/>
-          <w:sz w:val="32"/>
-          <w:szCs w:val="32"/>
-          <w:lang w:val="hu" w:eastAsia="hu-HU"/>
-        </w:rPr>
-        <w:t xml:space="preserve"> 2022 .NET 8.0 WPF alkalmazás. További kód eszköz a </w:t>
-      </w:r>
-      <w:proofErr w:type="spellStart"/>
-      <w:r>
-        <w:rPr>
-          <w:rFonts w:eastAsia="Calibri"/>
-          <w:sz w:val="32"/>
-          <w:szCs w:val="32"/>
-          <w:lang w:val="hu" w:eastAsia="hu-HU"/>
-        </w:rPr>
-        <w:t>Class</w:t>
-      </w:r>
-      <w:proofErr w:type="spellEnd"/>
-      <w:r>
-        <w:rPr>
-          <w:rFonts w:eastAsia="Calibri"/>
-          <w:sz w:val="32"/>
-          <w:szCs w:val="32"/>
-          <w:lang w:val="hu" w:eastAsia="hu-HU"/>
-        </w:rPr>
-        <w:t xml:space="preserve"> </w:t>
-      </w:r>
-      <w:proofErr w:type="spellStart"/>
-      <w:r>
-        <w:rPr>
-          <w:rFonts w:eastAsia="Calibri"/>
-          <w:sz w:val="32"/>
-          <w:szCs w:val="32"/>
-          <w:lang w:val="hu" w:eastAsia="hu-HU"/>
-        </w:rPr>
-        <w:t>Designer</w:t>
-      </w:r>
-      <w:proofErr w:type="spellEnd"/>
-      <w:r>
-        <w:rPr>
-          <w:rFonts w:eastAsia="Calibri"/>
-          <w:sz w:val="32"/>
-          <w:szCs w:val="32"/>
-          <w:lang w:val="hu" w:eastAsia="hu-HU"/>
-        </w:rPr>
-        <w:t xml:space="preserve"> azaz a .cd típusú fájl.</w:t>
+          <w:rFonts w:ascii="Times New Roman" w:eastAsia="Calibri" w:hAnsi="Times New Roman" w:cs="Times New Roman"/>
+          <w:szCs w:val="24"/>
+          <w:lang w:val="hu" w:eastAsia="hu-HU"/>
+        </w:rPr>
+      </w:pPr>
+      <w:r>
+        <w:rPr>
+          <w:rFonts w:ascii="Times New Roman" w:eastAsia="Calibri" w:hAnsi="Times New Roman" w:cs="Times New Roman"/>
+          <w:szCs w:val="24"/>
+          <w:lang w:val="hu" w:eastAsia="hu-HU"/>
+        </w:rPr>
+        <w:t>Visual Studio Community 2022 .NET 8.0 WPF alkalmazás. További kód eszköz a Class Designer azaz a .cd típusú fájl.</w:t>
       </w:r>
     </w:p>
     <w:p>
       <w:pPr>
         <w:pStyle w:val="Alcm"/>
-      </w:pPr>
-      <w:proofErr w:type="spellStart"/>
-      <w:r>
-        <w:t>Célja</w:t>
-      </w:r>
-      <w:proofErr w:type="spellEnd"/>
-      <w:r>
-        <w:t>:</w:t>
+        <w:rPr>
+          <w:rFonts w:ascii="Times New Roman" w:hAnsi="Times New Roman" w:cs="Times New Roman"/>
+        </w:rPr>
+      </w:pPr>
+      <w:r>
+        <w:rPr>
+          <w:rFonts w:ascii="Times New Roman" w:hAnsi="Times New Roman" w:cs="Times New Roman"/>
+        </w:rPr>
+        <w:t>Célja:</w:t>
       </w:r>
     </w:p>
     <w:p>
@@ -6753,17 +5062,15 @@
         <w:spacing w:before="120" w:after="240" w:line="360" w:lineRule="auto"/>
         <w:jc w:val="both"/>
         <w:rPr>
-          <w:rFonts w:eastAsia="Calibri"/>
-          <w:sz w:val="32"/>
-          <w:szCs w:val="32"/>
-          <w:lang w:val="hu" w:eastAsia="hu-HU"/>
-        </w:rPr>
-      </w:pPr>
-      <w:r>
-        <w:rPr>
-          <w:rFonts w:eastAsia="Calibri"/>
-          <w:sz w:val="32"/>
-          <w:szCs w:val="32"/>
+          <w:rFonts w:ascii="Times New Roman" w:eastAsia="Calibri" w:hAnsi="Times New Roman" w:cs="Times New Roman"/>
+          <w:szCs w:val="24"/>
+          <w:lang w:val="hu" w:eastAsia="hu-HU"/>
+        </w:rPr>
+      </w:pPr>
+      <w:r>
+        <w:rPr>
+          <w:rFonts w:ascii="Times New Roman" w:eastAsia="Calibri" w:hAnsi="Times New Roman" w:cs="Times New Roman"/>
+          <w:szCs w:val="24"/>
           <w:lang w:val="hu" w:eastAsia="hu-HU"/>
         </w:rPr>
         <w:t>A saját adatbázisaink elérése, adatbázis tábláinak adatait módosítani, törölni.</w:t>
@@ -6773,13 +5080,13 @@
       <w:pPr>
         <w:pStyle w:val="Alcm"/>
         <w:rPr>
-          <w:rFonts w:eastAsia="Calibri"/>
-          <w:lang w:val="hu" w:eastAsia="hu-HU"/>
-        </w:rPr>
-      </w:pPr>
-      <w:r>
-        <w:rPr>
-          <w:rFonts w:eastAsia="Calibri"/>
+          <w:rFonts w:ascii="Times New Roman" w:eastAsia="Calibri" w:hAnsi="Times New Roman" w:cs="Times New Roman"/>
+          <w:lang w:val="hu" w:eastAsia="hu-HU"/>
+        </w:rPr>
+      </w:pPr>
+      <w:r>
+        <w:rPr>
+          <w:rFonts w:ascii="Times New Roman" w:eastAsia="Calibri" w:hAnsi="Times New Roman" w:cs="Times New Roman"/>
           <w:lang w:val="hu" w:eastAsia="hu-HU"/>
         </w:rPr>
         <w:t>Használat:</w:t>
@@ -6801,50 +5108,25 @@
         <w:spacing w:before="120" w:after="0" w:line="360" w:lineRule="auto"/>
         <w:jc w:val="both"/>
         <w:rPr>
-          <w:rFonts w:eastAsia="Calibri"/>
-          <w:sz w:val="32"/>
-          <w:szCs w:val="32"/>
-          <w:lang w:val="hu" w:eastAsia="hu-HU"/>
-        </w:rPr>
-      </w:pPr>
-      <w:r>
-        <w:rPr>
-          <w:rFonts w:eastAsia="Calibri"/>
-          <w:color w:val="000000"/>
-          <w:sz w:val="32"/>
-          <w:szCs w:val="32"/>
-          <w:lang w:val="hu" w:eastAsia="hu-HU"/>
-        </w:rPr>
-        <w:t xml:space="preserve">Adatbázis </w:t>
-      </w:r>
-      <w:proofErr w:type="spellStart"/>
-      <w:r>
-        <w:rPr>
-          <w:rFonts w:eastAsia="Calibri"/>
-          <w:color w:val="000000"/>
-          <w:sz w:val="32"/>
-          <w:szCs w:val="32"/>
-          <w:lang w:val="hu" w:eastAsia="hu-HU"/>
-        </w:rPr>
-        <w:t>connectionString</w:t>
-      </w:r>
-      <w:proofErr w:type="spellEnd"/>
-      <w:r>
-        <w:rPr>
-          <w:rFonts w:eastAsia="Calibri"/>
-          <w:color w:val="000000"/>
-          <w:sz w:val="32"/>
-          <w:szCs w:val="32"/>
-          <w:lang w:val="hu" w:eastAsia="hu-HU"/>
-        </w:rPr>
-        <w:t xml:space="preserve"> részeinek megadása</w:t>
-      </w:r>
-      <w:r>
-        <w:rPr>
-          <w:rFonts w:eastAsia="Calibri"/>
-          <w:color w:val="000000"/>
-          <w:sz w:val="32"/>
-          <w:szCs w:val="32"/>
+          <w:rFonts w:ascii="Times New Roman" w:eastAsia="Calibri" w:hAnsi="Times New Roman" w:cs="Times New Roman"/>
+          <w:szCs w:val="24"/>
+          <w:lang w:val="hu" w:eastAsia="hu-HU"/>
+        </w:rPr>
+      </w:pPr>
+      <w:r>
+        <w:rPr>
+          <w:rFonts w:ascii="Times New Roman" w:eastAsia="Calibri" w:hAnsi="Times New Roman" w:cs="Times New Roman"/>
+          <w:color w:val="000000"/>
+          <w:szCs w:val="24"/>
+          <w:lang w:val="hu" w:eastAsia="hu-HU"/>
+        </w:rPr>
+        <w:t>Adatbázis connectionString részeinek megadása</w:t>
+      </w:r>
+      <w:r>
+        <w:rPr>
+          <w:rFonts w:ascii="Times New Roman" w:eastAsia="Calibri" w:hAnsi="Times New Roman" w:cs="Times New Roman"/>
+          <w:color w:val="000000"/>
+          <w:szCs w:val="24"/>
           <w:lang w:val="hu" w:eastAsia="hu-HU"/>
         </w:rPr>
         <w:t xml:space="preserve"> (</w:t>
@@ -6853,9 +5135,8 @@
         <w:r>
           <w:rPr>
             <w:rStyle w:val="Hiperhivatkozs"/>
-            <w:rFonts w:eastAsia="Calibri"/>
-            <w:sz w:val="32"/>
-            <w:szCs w:val="32"/>
+            <w:rFonts w:ascii="Times New Roman" w:eastAsia="Calibri" w:hAnsi="Times New Roman" w:cs="Times New Roman"/>
+            <w:szCs w:val="24"/>
             <w:lang w:val="hu" w:eastAsia="hu-HU"/>
           </w:rPr>
           <w:t>2. ábra</w:t>
@@ -6863,199 +5144,21 @@
       </w:hyperlink>
       <w:r>
         <w:rPr>
-          <w:rFonts w:eastAsia="Calibri"/>
-          <w:color w:val="000000"/>
-          <w:sz w:val="32"/>
-          <w:szCs w:val="32"/>
+          <w:rFonts w:ascii="Times New Roman" w:eastAsia="Calibri" w:hAnsi="Times New Roman" w:cs="Times New Roman"/>
+          <w:color w:val="000000"/>
+          <w:szCs w:val="24"/>
           <w:lang w:val="hu" w:eastAsia="hu-HU"/>
         </w:rPr>
         <w:t>)</w:t>
       </w:r>
       <w:r>
         <w:rPr>
-          <w:rFonts w:eastAsia="Calibri"/>
-          <w:color w:val="000000"/>
-          <w:sz w:val="32"/>
-          <w:szCs w:val="32"/>
-          <w:lang w:val="hu" w:eastAsia="hu-HU"/>
-        </w:rPr>
-        <w:t xml:space="preserve">. Most csak egy adatbázis miatt előre ki van töltve a Server </w:t>
-      </w:r>
-      <w:proofErr w:type="spellStart"/>
-      <w:r>
-        <w:rPr>
-          <w:rFonts w:eastAsia="Calibri"/>
-          <w:color w:val="000000"/>
-          <w:sz w:val="32"/>
-          <w:szCs w:val="32"/>
-          <w:lang w:val="hu" w:eastAsia="hu-HU"/>
-        </w:rPr>
-        <w:t>name</w:t>
-      </w:r>
-      <w:proofErr w:type="spellEnd"/>
-      <w:r>
-        <w:rPr>
-          <w:rFonts w:eastAsia="Calibri"/>
-          <w:color w:val="000000"/>
-          <w:sz w:val="32"/>
-          <w:szCs w:val="32"/>
-          <w:lang w:val="hu" w:eastAsia="hu-HU"/>
-        </w:rPr>
-        <w:t xml:space="preserve">: </w:t>
-      </w:r>
-      <w:proofErr w:type="spellStart"/>
-      <w:r>
-        <w:rPr>
-          <w:rFonts w:eastAsia="Calibri"/>
-          <w:color w:val="000000"/>
-          <w:sz w:val="32"/>
-          <w:szCs w:val="32"/>
-          <w:lang w:val="hu" w:eastAsia="hu-HU"/>
-        </w:rPr>
-        <w:t>localhost-ra</w:t>
-      </w:r>
-      <w:proofErr w:type="spellEnd"/>
-      <w:r>
-        <w:rPr>
-          <w:rFonts w:eastAsia="Calibri"/>
-          <w:color w:val="000000"/>
-          <w:sz w:val="32"/>
-          <w:szCs w:val="32"/>
-          <w:lang w:val="hu" w:eastAsia="hu-HU"/>
-        </w:rPr>
-        <w:t xml:space="preserve">, és a </w:t>
-      </w:r>
-      <w:proofErr w:type="spellStart"/>
-      <w:r>
-        <w:rPr>
-          <w:rFonts w:eastAsia="Calibri"/>
-          <w:color w:val="000000"/>
-          <w:sz w:val="32"/>
-          <w:szCs w:val="32"/>
-          <w:lang w:val="hu" w:eastAsia="hu-HU"/>
-        </w:rPr>
-        <w:t>Database</w:t>
-      </w:r>
-      <w:proofErr w:type="spellEnd"/>
-      <w:r>
-        <w:rPr>
-          <w:rFonts w:eastAsia="Calibri"/>
-          <w:color w:val="000000"/>
-          <w:sz w:val="32"/>
-          <w:szCs w:val="32"/>
-          <w:lang w:val="hu" w:eastAsia="hu-HU"/>
-        </w:rPr>
-        <w:t xml:space="preserve"> </w:t>
-      </w:r>
-      <w:proofErr w:type="spellStart"/>
-      <w:r>
-        <w:rPr>
-          <w:rFonts w:eastAsia="Calibri"/>
-          <w:color w:val="000000"/>
-          <w:sz w:val="32"/>
-          <w:szCs w:val="32"/>
-          <w:lang w:val="hu" w:eastAsia="hu-HU"/>
-        </w:rPr>
-        <w:t>name</w:t>
-      </w:r>
-      <w:proofErr w:type="spellEnd"/>
-      <w:r>
-        <w:rPr>
-          <w:rFonts w:eastAsia="Calibri"/>
-          <w:color w:val="000000"/>
-          <w:sz w:val="32"/>
-          <w:szCs w:val="32"/>
-          <w:lang w:val="hu" w:eastAsia="hu-HU"/>
-        </w:rPr>
-        <w:t>: „</w:t>
-      </w:r>
-      <w:proofErr w:type="spellStart"/>
-      <w:r>
-        <w:rPr>
-          <w:rFonts w:eastAsia="Calibri"/>
-          <w:color w:val="000000"/>
-          <w:sz w:val="32"/>
-          <w:szCs w:val="32"/>
-          <w:lang w:val="hu" w:eastAsia="hu-HU"/>
-        </w:rPr>
-        <w:t>for_the_potato</w:t>
-      </w:r>
-      <w:proofErr w:type="spellEnd"/>
-      <w:r>
-        <w:rPr>
-          <w:rFonts w:eastAsia="Calibri"/>
-          <w:color w:val="000000"/>
-          <w:sz w:val="32"/>
-          <w:szCs w:val="32"/>
-          <w:lang w:val="hu" w:eastAsia="hu-HU"/>
-        </w:rPr>
-        <w:t xml:space="preserve">”. A kitöltendő mezőkbe a kódba megírt </w:t>
-      </w:r>
-      <w:proofErr w:type="spellStart"/>
-      <w:r>
-        <w:rPr>
-          <w:rFonts w:eastAsia="Calibri"/>
-          <w:color w:val="000000"/>
-          <w:sz w:val="32"/>
-          <w:szCs w:val="32"/>
-          <w:lang w:val="hu" w:eastAsia="hu-HU"/>
-        </w:rPr>
-        <w:t>Admin</w:t>
-      </w:r>
-      <w:proofErr w:type="spellEnd"/>
-      <w:r>
-        <w:rPr>
-          <w:rFonts w:eastAsia="Calibri"/>
-          <w:color w:val="000000"/>
-          <w:sz w:val="32"/>
-          <w:szCs w:val="32"/>
-          <w:lang w:val="hu" w:eastAsia="hu-HU"/>
-        </w:rPr>
-        <w:t xml:space="preserve"> felhasználó nevével és </w:t>
-      </w:r>
-      <w:proofErr w:type="spellStart"/>
-      <w:r>
-        <w:rPr>
-          <w:rFonts w:eastAsia="Calibri"/>
-          <w:color w:val="000000"/>
-          <w:sz w:val="32"/>
-          <w:szCs w:val="32"/>
-          <w:lang w:val="hu" w:eastAsia="hu-HU"/>
-        </w:rPr>
-        <w:t>jelszavával</w:t>
-      </w:r>
-      <w:proofErr w:type="spellEnd"/>
-      <w:r>
-        <w:rPr>
-          <w:rFonts w:eastAsia="Calibri"/>
-          <w:color w:val="000000"/>
-          <w:sz w:val="32"/>
-          <w:szCs w:val="32"/>
-          <w:lang w:val="hu" w:eastAsia="hu-HU"/>
-        </w:rPr>
-        <w:t xml:space="preserve">. Aztán POST kéréssel elküldjük és megkapjuk a JWT </w:t>
-      </w:r>
-      <w:proofErr w:type="spellStart"/>
-      <w:r>
-        <w:rPr>
-          <w:rFonts w:eastAsia="Calibri"/>
-          <w:color w:val="000000"/>
-          <w:sz w:val="32"/>
-          <w:szCs w:val="32"/>
-          <w:lang w:val="hu" w:eastAsia="hu-HU"/>
-        </w:rPr>
-        <w:t>tokent</w:t>
-      </w:r>
-      <w:proofErr w:type="spellEnd"/>
-      <w:r>
-        <w:rPr>
-          <w:rFonts w:eastAsia="Calibri"/>
-          <w:color w:val="000000"/>
-          <w:sz w:val="32"/>
-          <w:szCs w:val="32"/>
-          <w:lang w:val="hu" w:eastAsia="hu-HU"/>
-        </w:rPr>
-        <w:t>.</w:t>
+          <w:rFonts w:ascii="Times New Roman" w:eastAsia="Calibri" w:hAnsi="Times New Roman" w:cs="Times New Roman"/>
+          <w:color w:val="000000"/>
+          <w:szCs w:val="24"/>
+          <w:lang w:val="hu" w:eastAsia="hu-HU"/>
+        </w:rPr>
+        <w:t>. Most csak egy adatbázis miatt előre ki van töltve a Server name: localhost-ra, és a Database name: „for_the_potato”. A kitöltendő mezőkbe a kódba megírt Admin felhasználó nevével és jelszavával. Aztán POST kéréssel elküldjük és megkapjuk a JWT tokent.</w:t>
       </w:r>
     </w:p>
     <w:p>
@@ -7074,87 +5177,19 @@
         <w:spacing w:before="120" w:after="0" w:line="360" w:lineRule="auto"/>
         <w:jc w:val="both"/>
         <w:rPr>
-          <w:rFonts w:eastAsia="Calibri"/>
-          <w:sz w:val="32"/>
-          <w:szCs w:val="32"/>
-          <w:lang w:val="hu" w:eastAsia="hu-HU"/>
-        </w:rPr>
-      </w:pPr>
-      <w:r>
-        <w:rPr>
-          <w:rFonts w:eastAsia="Calibri"/>
-          <w:color w:val="000000"/>
-          <w:sz w:val="32"/>
-          <w:szCs w:val="32"/>
-          <w:lang w:val="hu" w:eastAsia="hu-HU"/>
-        </w:rPr>
-        <w:t xml:space="preserve">Utána egy ablak jelenik meg, ahol egy </w:t>
-      </w:r>
-      <w:proofErr w:type="spellStart"/>
-      <w:r>
-        <w:rPr>
-          <w:rFonts w:eastAsia="Calibri"/>
-          <w:color w:val="000000"/>
-          <w:sz w:val="32"/>
-          <w:szCs w:val="32"/>
-          <w:lang w:val="hu" w:eastAsia="hu-HU"/>
-        </w:rPr>
-        <w:t>Datagrid</w:t>
-      </w:r>
-      <w:proofErr w:type="spellEnd"/>
-      <w:r>
-        <w:rPr>
-          <w:rFonts w:eastAsia="Calibri"/>
-          <w:color w:val="000000"/>
-          <w:sz w:val="32"/>
-          <w:szCs w:val="32"/>
-          <w:lang w:val="hu" w:eastAsia="hu-HU"/>
-        </w:rPr>
-        <w:t xml:space="preserve">, kettő </w:t>
-      </w:r>
-      <w:proofErr w:type="spellStart"/>
-      <w:r>
-        <w:rPr>
-          <w:rFonts w:eastAsia="Calibri"/>
-          <w:color w:val="000000"/>
-          <w:sz w:val="32"/>
-          <w:szCs w:val="32"/>
-          <w:lang w:val="hu" w:eastAsia="hu-HU"/>
-        </w:rPr>
-        <w:t>MenuItem</w:t>
-      </w:r>
-      <w:proofErr w:type="spellEnd"/>
-      <w:r>
-        <w:rPr>
-          <w:rFonts w:eastAsia="Calibri"/>
-          <w:color w:val="000000"/>
-          <w:sz w:val="32"/>
-          <w:szCs w:val="32"/>
-          <w:lang w:val="hu" w:eastAsia="hu-HU"/>
-        </w:rPr>
-        <w:t xml:space="preserve">, és </w:t>
-      </w:r>
-      <w:proofErr w:type="spellStart"/>
-      <w:r>
-        <w:rPr>
-          <w:rFonts w:eastAsia="Calibri"/>
-          <w:color w:val="000000"/>
-          <w:sz w:val="32"/>
-          <w:szCs w:val="32"/>
-          <w:lang w:val="hu" w:eastAsia="hu-HU"/>
-        </w:rPr>
-        <w:t>ListBox</w:t>
-      </w:r>
-      <w:proofErr w:type="spellEnd"/>
-      <w:r>
-        <w:rPr>
-          <w:rFonts w:eastAsia="Calibri"/>
-          <w:color w:val="000000"/>
-          <w:sz w:val="32"/>
-          <w:szCs w:val="32"/>
-          <w:lang w:val="hu" w:eastAsia="hu-HU"/>
-        </w:rPr>
-        <w:t>.</w:t>
+          <w:rFonts w:ascii="Times New Roman" w:eastAsia="Calibri" w:hAnsi="Times New Roman" w:cs="Times New Roman"/>
+          <w:szCs w:val="24"/>
+          <w:lang w:val="hu" w:eastAsia="hu-HU"/>
+        </w:rPr>
+      </w:pPr>
+      <w:r>
+        <w:rPr>
+          <w:rFonts w:ascii="Times New Roman" w:eastAsia="Calibri" w:hAnsi="Times New Roman" w:cs="Times New Roman"/>
+          <w:color w:val="000000"/>
+          <w:szCs w:val="24"/>
+          <w:lang w:val="hu" w:eastAsia="hu-HU"/>
+        </w:rPr>
+        <w:t>Utána egy ablak jelenik meg, ahol egy Datagrid, kettő MenuItem, és ListBox.</w:t>
       </w:r>
     </w:p>
     <w:p>
@@ -7173,55 +5208,19 @@
         <w:spacing w:before="120" w:after="0" w:line="360" w:lineRule="auto"/>
         <w:jc w:val="both"/>
         <w:rPr>
-          <w:rFonts w:eastAsia="Calibri"/>
-          <w:sz w:val="32"/>
-          <w:szCs w:val="32"/>
-          <w:lang w:val="hu" w:eastAsia="hu-HU"/>
-        </w:rPr>
-      </w:pPr>
-      <w:proofErr w:type="spellStart"/>
-      <w:r>
-        <w:rPr>
-          <w:rFonts w:eastAsia="Calibri"/>
-          <w:color w:val="000000"/>
-          <w:sz w:val="32"/>
-          <w:szCs w:val="32"/>
-          <w:lang w:val="hu" w:eastAsia="hu-HU"/>
-        </w:rPr>
-        <w:t>Listbox</w:t>
-      </w:r>
-      <w:proofErr w:type="spellEnd"/>
-      <w:r>
-        <w:rPr>
-          <w:rFonts w:eastAsia="Calibri"/>
-          <w:color w:val="000000"/>
-          <w:sz w:val="32"/>
-          <w:szCs w:val="32"/>
-          <w:lang w:val="hu" w:eastAsia="hu-HU"/>
-        </w:rPr>
-        <w:t xml:space="preserve">: Az adatbázis tábláit sorolja fel, ha valamelyiket kattintunk, akkor annak a táblának adatait jeleníti meg a </w:t>
-      </w:r>
-      <w:proofErr w:type="spellStart"/>
-      <w:r>
-        <w:rPr>
-          <w:rFonts w:eastAsia="Calibri"/>
-          <w:color w:val="000000"/>
-          <w:sz w:val="32"/>
-          <w:szCs w:val="32"/>
-          <w:lang w:val="hu" w:eastAsia="hu-HU"/>
-        </w:rPr>
-        <w:t>Datagriden</w:t>
-      </w:r>
-      <w:proofErr w:type="spellEnd"/>
-      <w:r>
-        <w:rPr>
-          <w:rFonts w:eastAsia="Calibri"/>
-          <w:color w:val="000000"/>
-          <w:sz w:val="32"/>
-          <w:szCs w:val="32"/>
-          <w:lang w:val="hu" w:eastAsia="hu-HU"/>
-        </w:rPr>
-        <w:t>.</w:t>
+          <w:rFonts w:ascii="Times New Roman" w:eastAsia="Calibri" w:hAnsi="Times New Roman" w:cs="Times New Roman"/>
+          <w:szCs w:val="24"/>
+          <w:lang w:val="hu" w:eastAsia="hu-HU"/>
+        </w:rPr>
+      </w:pPr>
+      <w:r>
+        <w:rPr>
+          <w:rFonts w:ascii="Times New Roman" w:eastAsia="Calibri" w:hAnsi="Times New Roman" w:cs="Times New Roman"/>
+          <w:color w:val="000000"/>
+          <w:szCs w:val="24"/>
+          <w:lang w:val="hu" w:eastAsia="hu-HU"/>
+        </w:rPr>
+        <w:t>Listbox: Az adatbázis tábláit sorolja fel, ha valamelyiket kattintunk, akkor annak a táblának adatait jeleníti meg a Datagriden.</w:t>
       </w:r>
     </w:p>
     <w:p>
@@ -7240,55 +5239,19 @@
         <w:spacing w:before="120" w:after="0" w:line="360" w:lineRule="auto"/>
         <w:jc w:val="both"/>
         <w:rPr>
-          <w:rFonts w:eastAsia="Calibri"/>
-          <w:sz w:val="32"/>
-          <w:szCs w:val="32"/>
-          <w:lang w:val="hu" w:eastAsia="hu-HU"/>
-        </w:rPr>
-      </w:pPr>
-      <w:proofErr w:type="spellStart"/>
-      <w:r>
-        <w:rPr>
-          <w:rFonts w:eastAsia="Calibri"/>
-          <w:color w:val="000000"/>
-          <w:sz w:val="32"/>
-          <w:szCs w:val="32"/>
-          <w:lang w:val="hu" w:eastAsia="hu-HU"/>
-        </w:rPr>
-        <w:t>Datagrid</w:t>
-      </w:r>
-      <w:proofErr w:type="spellEnd"/>
-      <w:r>
-        <w:rPr>
-          <w:rFonts w:eastAsia="Calibri"/>
-          <w:color w:val="000000"/>
-          <w:sz w:val="32"/>
-          <w:szCs w:val="32"/>
-          <w:lang w:val="hu" w:eastAsia="hu-HU"/>
-        </w:rPr>
-        <w:t xml:space="preserve">: Megjeleníti a kiválasztott </w:t>
-      </w:r>
-      <w:proofErr w:type="spellStart"/>
-      <w:r>
-        <w:rPr>
-          <w:rFonts w:eastAsia="Calibri"/>
-          <w:color w:val="000000"/>
-          <w:sz w:val="32"/>
-          <w:szCs w:val="32"/>
-          <w:lang w:val="hu" w:eastAsia="hu-HU"/>
-        </w:rPr>
-        <w:t>ListBox</w:t>
-      </w:r>
-      <w:proofErr w:type="spellEnd"/>
-      <w:r>
-        <w:rPr>
-          <w:rFonts w:eastAsia="Calibri"/>
-          <w:color w:val="000000"/>
-          <w:sz w:val="32"/>
-          <w:szCs w:val="32"/>
-          <w:lang w:val="hu" w:eastAsia="hu-HU"/>
-        </w:rPr>
-        <w:t xml:space="preserve"> elem táblának adatait.</w:t>
+          <w:rFonts w:ascii="Times New Roman" w:eastAsia="Calibri" w:hAnsi="Times New Roman" w:cs="Times New Roman"/>
+          <w:szCs w:val="24"/>
+          <w:lang w:val="hu" w:eastAsia="hu-HU"/>
+        </w:rPr>
+      </w:pPr>
+      <w:r>
+        <w:rPr>
+          <w:rFonts w:ascii="Times New Roman" w:eastAsia="Calibri" w:hAnsi="Times New Roman" w:cs="Times New Roman"/>
+          <w:color w:val="000000"/>
+          <w:szCs w:val="24"/>
+          <w:lang w:val="hu" w:eastAsia="hu-HU"/>
+        </w:rPr>
+        <w:t>Datagrid: Megjeleníti a kiválasztott ListBox elem táblának adatait.</w:t>
       </w:r>
     </w:p>
     <w:p>
@@ -7307,34 +5270,19 @@
         <w:spacing w:before="120" w:after="0" w:line="360" w:lineRule="auto"/>
         <w:jc w:val="both"/>
         <w:rPr>
-          <w:rFonts w:eastAsia="Calibri"/>
-          <w:sz w:val="32"/>
-          <w:szCs w:val="32"/>
-          <w:lang w:val="hu" w:eastAsia="hu-HU"/>
-        </w:rPr>
-      </w:pPr>
-      <w:proofErr w:type="spellStart"/>
-      <w:r>
-        <w:rPr>
-          <w:rFonts w:eastAsia="Calibri"/>
-          <w:color w:val="000000"/>
-          <w:sz w:val="32"/>
-          <w:szCs w:val="32"/>
-          <w:lang w:val="hu" w:eastAsia="hu-HU"/>
-        </w:rPr>
-        <w:lastRenderedPageBreak/>
-        <w:t>MenuItemek</w:t>
-      </w:r>
-      <w:proofErr w:type="spellEnd"/>
-      <w:r>
-        <w:rPr>
-          <w:rFonts w:eastAsia="Calibri"/>
-          <w:color w:val="000000"/>
-          <w:sz w:val="32"/>
-          <w:szCs w:val="32"/>
-          <w:lang w:val="hu" w:eastAsia="hu-HU"/>
-        </w:rPr>
-        <w:t>: „Műveletek”, „Kijelentkezés”:</w:t>
+          <w:rFonts w:ascii="Times New Roman" w:eastAsia="Calibri" w:hAnsi="Times New Roman" w:cs="Times New Roman"/>
+          <w:szCs w:val="24"/>
+          <w:lang w:val="hu" w:eastAsia="hu-HU"/>
+        </w:rPr>
+      </w:pPr>
+      <w:r>
+        <w:rPr>
+          <w:rFonts w:ascii="Times New Roman" w:eastAsia="Calibri" w:hAnsi="Times New Roman" w:cs="Times New Roman"/>
+          <w:color w:val="000000"/>
+          <w:szCs w:val="24"/>
+          <w:lang w:val="hu" w:eastAsia="hu-HU"/>
+        </w:rPr>
+        <w:t>MenuItemek: „Műveletek”, „Kijelentkezés”:</w:t>
       </w:r>
     </w:p>
     <w:p>
@@ -7353,65 +5301,19 @@
         <w:spacing w:before="120" w:after="0" w:line="360" w:lineRule="auto"/>
         <w:jc w:val="both"/>
         <w:rPr>
-          <w:rFonts w:eastAsia="Calibri"/>
-          <w:sz w:val="32"/>
-          <w:szCs w:val="32"/>
-          <w:lang w:val="hu" w:eastAsia="hu-HU"/>
-        </w:rPr>
-      </w:pPr>
-      <w:r>
-        <w:rPr>
-          <w:rFonts w:eastAsia="Calibri"/>
-          <w:color w:val="000000"/>
-          <w:sz w:val="32"/>
-          <w:szCs w:val="32"/>
-          <w:lang w:val="hu" w:eastAsia="hu-HU"/>
-        </w:rPr>
-        <w:t xml:space="preserve">„Műveletek” </w:t>
-      </w:r>
-      <w:proofErr w:type="spellStart"/>
-      <w:r>
-        <w:rPr>
-          <w:rFonts w:eastAsia="Calibri"/>
-          <w:color w:val="000000"/>
-          <w:sz w:val="32"/>
-          <w:szCs w:val="32"/>
-          <w:lang w:val="hu" w:eastAsia="hu-HU"/>
-        </w:rPr>
-        <w:t>menuItem</w:t>
-      </w:r>
-      <w:proofErr w:type="spellEnd"/>
-      <w:r>
-        <w:rPr>
-          <w:rFonts w:eastAsia="Calibri"/>
-          <w:color w:val="000000"/>
-          <w:sz w:val="32"/>
-          <w:szCs w:val="32"/>
-          <w:lang w:val="hu" w:eastAsia="hu-HU"/>
-        </w:rPr>
-        <w:t xml:space="preserve"> megnyomása után négy </w:t>
-      </w:r>
-      <w:proofErr w:type="spellStart"/>
-      <w:r>
-        <w:rPr>
-          <w:rFonts w:eastAsia="Calibri"/>
-          <w:color w:val="000000"/>
-          <w:sz w:val="32"/>
-          <w:szCs w:val="32"/>
-          <w:lang w:val="hu" w:eastAsia="hu-HU"/>
-        </w:rPr>
-        <w:t>MenuItem</w:t>
-      </w:r>
-      <w:proofErr w:type="spellEnd"/>
-      <w:r>
-        <w:rPr>
-          <w:rFonts w:eastAsia="Calibri"/>
-          <w:color w:val="000000"/>
-          <w:sz w:val="32"/>
-          <w:szCs w:val="32"/>
-          <w:lang w:val="hu" w:eastAsia="hu-HU"/>
-        </w:rPr>
-        <w:t xml:space="preserve"> van:</w:t>
+          <w:rFonts w:ascii="Times New Roman" w:eastAsia="Calibri" w:hAnsi="Times New Roman" w:cs="Times New Roman"/>
+          <w:szCs w:val="24"/>
+          <w:lang w:val="hu" w:eastAsia="hu-HU"/>
+        </w:rPr>
+      </w:pPr>
+      <w:r>
+        <w:rPr>
+          <w:rFonts w:ascii="Times New Roman" w:eastAsia="Calibri" w:hAnsi="Times New Roman" w:cs="Times New Roman"/>
+          <w:color w:val="000000"/>
+          <w:szCs w:val="24"/>
+          <w:lang w:val="hu" w:eastAsia="hu-HU"/>
+        </w:rPr>
+        <w:t>„Műveletek” menuItem megnyomása után négy MenuItem van:</w:t>
       </w:r>
     </w:p>
     <w:p>
@@ -7430,68 +5332,61 @@
         <w:spacing w:before="120" w:after="0" w:line="360" w:lineRule="auto"/>
         <w:jc w:val="both"/>
         <w:rPr>
-          <w:rFonts w:eastAsia="Calibri"/>
-          <w:sz w:val="32"/>
-          <w:szCs w:val="32"/>
-          <w:lang w:val="hu" w:eastAsia="hu-HU"/>
-        </w:rPr>
-      </w:pPr>
-      <w:r>
-        <w:rPr>
-          <w:rFonts w:eastAsia="Calibri"/>
-          <w:color w:val="000000"/>
-          <w:sz w:val="32"/>
-          <w:szCs w:val="32"/>
+          <w:rFonts w:ascii="Times New Roman" w:eastAsia="Calibri" w:hAnsi="Times New Roman" w:cs="Times New Roman"/>
+          <w:szCs w:val="24"/>
+          <w:lang w:val="hu" w:eastAsia="hu-HU"/>
+        </w:rPr>
+      </w:pPr>
+      <w:r>
+        <w:rPr>
+          <w:rFonts w:ascii="Times New Roman" w:eastAsia="Calibri" w:hAnsi="Times New Roman" w:cs="Times New Roman"/>
+          <w:color w:val="000000"/>
+          <w:szCs w:val="24"/>
           <w:lang w:val="hu" w:eastAsia="hu-HU"/>
         </w:rPr>
         <w:t xml:space="preserve">„Új rekord”: A jelenlegi táblának egy új adat rekord hozzáadása, az elvárt JSON </w:t>
       </w:r>
       <w:r>
         <w:rPr>
-          <w:rFonts w:eastAsia="Calibri"/>
-          <w:color w:val="000000"/>
-          <w:sz w:val="32"/>
-          <w:szCs w:val="32"/>
+          <w:rFonts w:ascii="Times New Roman" w:eastAsia="Calibri" w:hAnsi="Times New Roman" w:cs="Times New Roman"/>
+          <w:color w:val="000000"/>
+          <w:szCs w:val="24"/>
           <w:lang w:val="hu" w:eastAsia="hu-HU"/>
         </w:rPr>
         <w:t xml:space="preserve">objektum </w:t>
       </w:r>
       <w:r>
         <w:rPr>
-          <w:rFonts w:eastAsia="Calibri"/>
-          <w:color w:val="000000"/>
-          <w:sz w:val="32"/>
-          <w:szCs w:val="32"/>
+          <w:rFonts w:ascii="Times New Roman" w:eastAsia="Calibri" w:hAnsi="Times New Roman" w:cs="Times New Roman"/>
+          <w:color w:val="000000"/>
+          <w:szCs w:val="24"/>
           <w:lang w:val="hu" w:eastAsia="hu-HU"/>
         </w:rPr>
         <w:t>szerkezet</w:t>
       </w:r>
       <w:r>
         <w:rPr>
-          <w:rFonts w:eastAsia="Calibri"/>
-          <w:color w:val="000000"/>
-          <w:sz w:val="32"/>
-          <w:szCs w:val="32"/>
+          <w:rFonts w:ascii="Times New Roman" w:eastAsia="Calibri" w:hAnsi="Times New Roman" w:cs="Times New Roman"/>
+          <w:color w:val="000000"/>
+          <w:szCs w:val="24"/>
           <w:lang w:val="hu" w:eastAsia="hu-HU"/>
         </w:rPr>
         <w:t>e</w:t>
       </w:r>
       <w:r>
         <w:rPr>
-          <w:rFonts w:eastAsia="Calibri"/>
-          <w:color w:val="000000"/>
-          <w:sz w:val="32"/>
-          <w:szCs w:val="32"/>
+          <w:rFonts w:ascii="Times New Roman" w:eastAsia="Calibri" w:hAnsi="Times New Roman" w:cs="Times New Roman"/>
+          <w:color w:val="000000"/>
+          <w:szCs w:val="24"/>
           <w:lang w:val="hu" w:eastAsia="hu-HU"/>
         </w:rPr>
         <w:t xml:space="preserve"> szerint</w:t>
       </w:r>
       <w:r>
         <w:rPr>
-          <w:rFonts w:eastAsia="Calibri"/>
-          <w:color w:val="000000"/>
-          <w:sz w:val="32"/>
-          <w:szCs w:val="32"/>
+          <w:rFonts w:ascii="Times New Roman" w:eastAsia="Calibri" w:hAnsi="Times New Roman" w:cs="Times New Roman"/>
+          <w:color w:val="000000"/>
+          <w:szCs w:val="24"/>
           <w:lang w:val="hu" w:eastAsia="hu-HU"/>
         </w:rPr>
         <w:t xml:space="preserve"> (</w:t>
@@ -7500,9 +5395,8 @@
         <w:r>
           <w:rPr>
             <w:rStyle w:val="Hiperhivatkozs"/>
-            <w:rFonts w:eastAsia="Calibri"/>
-            <w:sz w:val="32"/>
-            <w:szCs w:val="32"/>
+            <w:rFonts w:ascii="Times New Roman" w:eastAsia="Calibri" w:hAnsi="Times New Roman" w:cs="Times New Roman"/>
+            <w:szCs w:val="24"/>
             <w:lang w:val="hu" w:eastAsia="hu-HU"/>
           </w:rPr>
           <w:t>3. ábra</w:t>
@@ -7510,20 +5404,18 @@
       </w:hyperlink>
       <w:r>
         <w:rPr>
-          <w:rFonts w:eastAsia="Calibri"/>
-          <w:color w:val="000000"/>
-          <w:sz w:val="32"/>
-          <w:szCs w:val="32"/>
+          <w:rFonts w:ascii="Times New Roman" w:eastAsia="Calibri" w:hAnsi="Times New Roman" w:cs="Times New Roman"/>
+          <w:color w:val="000000"/>
+          <w:szCs w:val="24"/>
           <w:lang w:val="hu" w:eastAsia="hu-HU"/>
         </w:rPr>
         <w:t>)</w:t>
       </w:r>
       <w:r>
         <w:rPr>
-          <w:rFonts w:eastAsia="Calibri"/>
-          <w:color w:val="000000"/>
-          <w:sz w:val="32"/>
-          <w:szCs w:val="32"/>
+          <w:rFonts w:ascii="Times New Roman" w:eastAsia="Calibri" w:hAnsi="Times New Roman" w:cs="Times New Roman"/>
+          <w:color w:val="000000"/>
+          <w:szCs w:val="24"/>
           <w:lang w:val="hu" w:eastAsia="hu-HU"/>
         </w:rPr>
         <w:t>.</w:t>
@@ -7545,18 +5437,16 @@
         <w:spacing w:before="120" w:after="0" w:line="360" w:lineRule="auto"/>
         <w:jc w:val="both"/>
         <w:rPr>
-          <w:rFonts w:eastAsia="Calibri"/>
-          <w:sz w:val="32"/>
-          <w:szCs w:val="32"/>
-          <w:lang w:val="hu" w:eastAsia="hu-HU"/>
-        </w:rPr>
-      </w:pPr>
-      <w:r>
-        <w:rPr>
-          <w:rFonts w:eastAsia="Calibri"/>
-          <w:color w:val="000000"/>
-          <w:sz w:val="32"/>
-          <w:szCs w:val="32"/>
+          <w:rFonts w:ascii="Times New Roman" w:eastAsia="Calibri" w:hAnsi="Times New Roman" w:cs="Times New Roman"/>
+          <w:szCs w:val="24"/>
+          <w:lang w:val="hu" w:eastAsia="hu-HU"/>
+        </w:rPr>
+      </w:pPr>
+      <w:r>
+        <w:rPr>
+          <w:rFonts w:ascii="Times New Roman" w:eastAsia="Calibri" w:hAnsi="Times New Roman" w:cs="Times New Roman"/>
+          <w:color w:val="000000"/>
+          <w:szCs w:val="24"/>
           <w:lang w:val="hu" w:eastAsia="hu-HU"/>
         </w:rPr>
         <w:t>„Kiválasztott elem módosítása”: A jelenlegi tábla kiválasztott rekord módosítása, az elvárt JSON szerkezet szerint. Ha nincsen kiválasztva, akkor nem elérhető.</w:t>
@@ -7578,43 +5468,19 @@
         <w:spacing w:before="120" w:after="0" w:line="360" w:lineRule="auto"/>
         <w:jc w:val="both"/>
         <w:rPr>
-          <w:rFonts w:eastAsia="Calibri"/>
-          <w:sz w:val="32"/>
-          <w:szCs w:val="32"/>
-          <w:lang w:val="hu" w:eastAsia="hu-HU"/>
-        </w:rPr>
-      </w:pPr>
-      <w:r>
-        <w:rPr>
-          <w:rFonts w:eastAsia="Calibri"/>
-          <w:color w:val="000000"/>
-          <w:sz w:val="32"/>
-          <w:szCs w:val="32"/>
-          <w:lang w:val="hu" w:eastAsia="hu-HU"/>
-        </w:rPr>
-        <w:t xml:space="preserve">„Kiválasztott elem törlése”: A jelenlegi tábla kiválasztott rekord törlése az </w:t>
-      </w:r>
-      <w:proofErr w:type="spellStart"/>
-      <w:r>
-        <w:rPr>
-          <w:rFonts w:eastAsia="Calibri"/>
-          <w:color w:val="000000"/>
-          <w:sz w:val="32"/>
-          <w:szCs w:val="32"/>
-          <w:lang w:val="hu" w:eastAsia="hu-HU"/>
-        </w:rPr>
-        <w:t>Id</w:t>
-      </w:r>
-      <w:proofErr w:type="spellEnd"/>
-      <w:r>
-        <w:rPr>
-          <w:rFonts w:eastAsia="Calibri"/>
-          <w:color w:val="000000"/>
-          <w:sz w:val="32"/>
-          <w:szCs w:val="32"/>
-          <w:lang w:val="hu" w:eastAsia="hu-HU"/>
-        </w:rPr>
-        <w:t>-ja alapján. Ha nincsen kiválasztva, akkor nem elérhető.</w:t>
+          <w:rFonts w:ascii="Times New Roman" w:eastAsia="Calibri" w:hAnsi="Times New Roman" w:cs="Times New Roman"/>
+          <w:szCs w:val="24"/>
+          <w:lang w:val="hu" w:eastAsia="hu-HU"/>
+        </w:rPr>
+      </w:pPr>
+      <w:r>
+        <w:rPr>
+          <w:rFonts w:ascii="Times New Roman" w:eastAsia="Calibri" w:hAnsi="Times New Roman" w:cs="Times New Roman"/>
+          <w:color w:val="000000"/>
+          <w:szCs w:val="24"/>
+          <w:lang w:val="hu" w:eastAsia="hu-HU"/>
+        </w:rPr>
+        <w:t>„Kiválasztott elem törlése”: A jelenlegi tábla kiválasztott rekord törlése az Id-ja alapján. Ha nincsen kiválasztva, akkor nem elérhető.</w:t>
       </w:r>
     </w:p>
     <w:p>
@@ -7633,42 +5499,19 @@
         <w:spacing w:before="120" w:after="240" w:line="360" w:lineRule="auto"/>
         <w:jc w:val="both"/>
         <w:rPr>
-          <w:rFonts w:eastAsia="Calibri"/>
-          <w:sz w:val="32"/>
-          <w:szCs w:val="32"/>
-          <w:lang w:val="hu" w:eastAsia="hu-HU"/>
-        </w:rPr>
-      </w:pPr>
-      <w:r>
-        <w:rPr>
-          <w:rFonts w:eastAsia="Calibri"/>
-          <w:color w:val="000000"/>
-          <w:sz w:val="32"/>
-          <w:szCs w:val="32"/>
+          <w:rFonts w:ascii="Times New Roman" w:eastAsia="Calibri" w:hAnsi="Times New Roman" w:cs="Times New Roman"/>
+          <w:szCs w:val="24"/>
+          <w:lang w:val="hu" w:eastAsia="hu-HU"/>
+        </w:rPr>
+      </w:pPr>
+      <w:r>
+        <w:rPr>
+          <w:rFonts w:ascii="Times New Roman" w:eastAsia="Calibri" w:hAnsi="Times New Roman" w:cs="Times New Roman"/>
+          <w:color w:val="000000"/>
+          <w:szCs w:val="24"/>
           <w:lang w:val="hu" w:eastAsia="hu-HU"/>
         </w:rPr>
         <w:t>„Mégse”: A jelenlegi tábla kiválasztott rekord elfelejtése, és visszavonni, az egy rekordhoz kötött műveleteket.</w:t>
-      </w:r>
-    </w:p>
-    <w:p>
-      <w:pPr>
-        <w:rPr>
-          <w:rFonts w:asciiTheme="minorHAnsi" w:hAnsiTheme="minorHAnsi" w:cstheme="minorHAnsi"/>
-          <w:bCs/>
-          <w:sz w:val="24"/>
-          <w:szCs w:val="24"/>
-          <w:lang w:val="hu-HU"/>
-        </w:rPr>
-      </w:pPr>
-      <w:r>
-        <w:rPr>
-          <w:rFonts w:asciiTheme="minorHAnsi" w:hAnsiTheme="minorHAnsi" w:cstheme="minorHAnsi"/>
-          <w:bCs/>
-          <w:sz w:val="24"/>
-          <w:szCs w:val="24"/>
-          <w:lang w:val="hu-HU"/>
-        </w:rPr>
-        <w:br w:type="page"/>
       </w:r>
     </w:p>
     <w:p>
@@ -7676,32 +5519,22 @@
         <w:pStyle w:val="Cmsor1"/>
         <w:jc w:val="center"/>
         <w:rPr>
-          <w:rFonts w:asciiTheme="minorHAnsi" w:hAnsiTheme="minorHAnsi" w:cstheme="minorHAnsi"/>
+          <w:rFonts w:ascii="Times New Roman" w:hAnsi="Times New Roman" w:cs="Times New Roman"/>
           <w:szCs w:val="72"/>
           <w:lang w:val="hu-HU"/>
         </w:rPr>
       </w:pPr>
-      <w:bookmarkStart w:id="5" w:name="_Toc227025665"/>
-      <w:r>
-        <w:rPr>
-          <w:rFonts w:asciiTheme="minorHAnsi" w:hAnsiTheme="minorHAnsi" w:cstheme="minorHAnsi"/>
+      <w:bookmarkStart w:id="5" w:name="_Toc227053849"/>
+      <w:r>
+        <w:rPr>
+          <w:rFonts w:ascii="Times New Roman" w:hAnsi="Times New Roman" w:cs="Times New Roman"/>
           <w:szCs w:val="72"/>
           <w:lang w:val="hu-HU"/>
         </w:rPr>
         <w:lastRenderedPageBreak/>
-        <w:t xml:space="preserve">Borsod </w:t>
-      </w:r>
-      <w:proofErr w:type="spellStart"/>
-      <w:r>
-        <w:rPr>
-          <w:rFonts w:asciiTheme="minorHAnsi" w:hAnsiTheme="minorHAnsi" w:cstheme="minorHAnsi"/>
-          <w:szCs w:val="72"/>
-          <w:lang w:val="hu-HU"/>
-        </w:rPr>
-        <w:t>Coding</w:t>
+        <w:t>Borsod Coding</w:t>
       </w:r>
       <w:bookmarkEnd w:id="5"/>
-      <w:proofErr w:type="spellEnd"/>
     </w:p>
     <w:p>
       <w:pPr>
@@ -7715,44 +5548,20 @@
         <w:spacing w:before="120" w:after="360" w:line="360" w:lineRule="auto"/>
         <w:jc w:val="both"/>
         <w:rPr>
-          <w:rFonts w:eastAsia="Calibri"/>
-          <w:color w:val="000000"/>
-          <w:sz w:val="32"/>
-          <w:szCs w:val="32"/>
-          <w:lang w:val="hu" w:eastAsia="hu-HU"/>
-        </w:rPr>
-      </w:pPr>
-      <w:r>
-        <w:rPr>
-          <w:rFonts w:eastAsia="Calibri"/>
-          <w:color w:val="000000"/>
-          <w:sz w:val="32"/>
-          <w:szCs w:val="32"/>
-          <w:lang w:val="hu" w:eastAsia="hu-HU"/>
-        </w:rPr>
-        <w:t xml:space="preserve">A nevünk egy emlékeztető arra, honnan jöttünk és milyen utat jártunk be </w:t>
-      </w:r>
-      <w:proofErr w:type="spellStart"/>
-      <w:r>
-        <w:rPr>
-          <w:rFonts w:eastAsia="Calibri"/>
-          <w:color w:val="000000"/>
-          <w:sz w:val="32"/>
-          <w:szCs w:val="32"/>
-          <w:lang w:val="hu" w:eastAsia="hu-HU"/>
-        </w:rPr>
-        <w:t>ezidáig</w:t>
-      </w:r>
-      <w:proofErr w:type="spellEnd"/>
-      <w:r>
-        <w:rPr>
-          <w:rFonts w:eastAsia="Calibri"/>
-          <w:color w:val="000000"/>
-          <w:sz w:val="32"/>
-          <w:szCs w:val="32"/>
-          <w:lang w:val="hu" w:eastAsia="hu-HU"/>
-        </w:rPr>
-        <w:t>. Emellett szerettünk volna valami vállalatos hangzású nevet.</w:t>
+          <w:rFonts w:ascii="Times New Roman" w:eastAsia="Calibri" w:hAnsi="Times New Roman" w:cs="Times New Roman"/>
+          <w:color w:val="000000"/>
+          <w:szCs w:val="24"/>
+          <w:lang w:val="hu" w:eastAsia="hu-HU"/>
+        </w:rPr>
+      </w:pPr>
+      <w:r>
+        <w:rPr>
+          <w:rFonts w:ascii="Times New Roman" w:eastAsia="Calibri" w:hAnsi="Times New Roman" w:cs="Times New Roman"/>
+          <w:color w:val="000000"/>
+          <w:szCs w:val="24"/>
+          <w:lang w:val="hu" w:eastAsia="hu-HU"/>
+        </w:rPr>
+        <w:t>A nevünk egy emlékeztető arra, honnan jöttünk és milyen utat jártunk be ezidáig. Emellett szerettünk volna valami vállalatos hangzású nevet.</w:t>
       </w:r>
     </w:p>
     <w:p>
@@ -7767,8 +5576,47 @@
         <w:spacing w:before="120" w:after="360" w:line="360" w:lineRule="auto"/>
         <w:jc w:val="both"/>
         <w:rPr>
-          <w:rFonts w:eastAsia="Calibri"/>
-          <w:color w:val="000000"/>
+          <w:rFonts w:ascii="Times New Roman" w:eastAsia="Calibri" w:hAnsi="Times New Roman" w:cs="Times New Roman"/>
+          <w:color w:val="000000"/>
+          <w:szCs w:val="24"/>
+          <w:lang w:val="hu" w:eastAsia="hu-HU"/>
+        </w:rPr>
+      </w:pPr>
+      <w:r>
+        <w:rPr>
+          <w:rFonts w:ascii="Times New Roman" w:eastAsia="Calibri" w:hAnsi="Times New Roman" w:cs="Times New Roman"/>
+          <w:color w:val="000000"/>
+          <w:szCs w:val="24"/>
+          <w:lang w:val="hu" w:eastAsia="hu-HU"/>
+        </w:rPr>
+        <w:t>Hosszútávon vállalkozást szeretnénk ebből a dologból létrehozni, játékunkat piacra akarjuk dobni.</w:t>
+      </w:r>
+    </w:p>
+    <w:p>
+      <w:pPr>
+        <w:pStyle w:val="Alcm"/>
+        <w:rPr>
+          <w:rFonts w:ascii="Times New Roman" w:eastAsia="Calibri" w:hAnsi="Times New Roman" w:cs="Times New Roman"/>
+          <w:lang w:val="hu" w:eastAsia="hu-HU"/>
+        </w:rPr>
+      </w:pPr>
+      <w:bookmarkStart w:id="6" w:name="_Toc227002228"/>
+      <w:r>
+        <w:rPr>
+          <w:rFonts w:ascii="Times New Roman" w:eastAsia="Calibri" w:hAnsi="Times New Roman" w:cs="Times New Roman"/>
+          <w:lang w:val="hu" w:eastAsia="hu-HU"/>
+        </w:rPr>
+        <w:t>Feladatok elosztása:</w:t>
+      </w:r>
+      <w:bookmarkEnd w:id="6"/>
+    </w:p>
+    <w:p>
+      <w:pPr>
+        <w:spacing w:before="120" w:after="240" w:line="360" w:lineRule="auto"/>
+        <w:rPr>
+          <w:rFonts w:ascii="Times New Roman" w:eastAsia="Calibri" w:hAnsi="Times New Roman" w:cs="Times New Roman"/>
+          <w:b/>
+          <w:bCs/>
           <w:sz w:val="32"/>
           <w:szCs w:val="32"/>
           <w:lang w:val="hu" w:eastAsia="hu-HU"/>
@@ -7776,52 +5624,11 @@
       </w:pPr>
       <w:r>
         <w:rPr>
-          <w:rFonts w:eastAsia="Calibri"/>
-          <w:color w:val="000000"/>
+          <w:rFonts w:ascii="Times New Roman" w:eastAsia="Calibri" w:hAnsi="Times New Roman" w:cs="Times New Roman"/>
+          <w:b/>
+          <w:bCs/>
           <w:sz w:val="32"/>
           <w:szCs w:val="32"/>
-          <w:lang w:val="hu" w:eastAsia="hu-HU"/>
-        </w:rPr>
-        <w:t>Hosszútávon vállalkozást szeretnénk ebből a dologból létrehozni, játékunkat piacra akarjuk dobni.</w:t>
-      </w:r>
-    </w:p>
-    <w:p>
-      <w:pPr>
-        <w:pStyle w:val="Alcm"/>
-        <w:rPr>
-          <w:rFonts w:eastAsia="Calibri"/>
-          <w:lang w:val="hu" w:eastAsia="hu-HU"/>
-        </w:rPr>
-      </w:pPr>
-      <w:bookmarkStart w:id="6" w:name="_Toc227002228"/>
-      <w:r>
-        <w:rPr>
-          <w:rFonts w:eastAsia="Calibri"/>
-          <w:lang w:val="hu" w:eastAsia="hu-HU"/>
-        </w:rPr>
-        <w:t>Feladatok elosztása:</w:t>
-      </w:r>
-      <w:bookmarkEnd w:id="6"/>
-    </w:p>
-    <w:p>
-      <w:pPr>
-        <w:spacing w:before="120" w:after="240" w:line="360" w:lineRule="auto"/>
-        <w:rPr>
-          <w:rFonts w:eastAsia="Calibri"/>
-          <w:b/>
-          <w:bCs/>
-          <w:sz w:val="40"/>
-          <w:szCs w:val="40"/>
-          <w:lang w:val="hu" w:eastAsia="hu-HU"/>
-        </w:rPr>
-      </w:pPr>
-      <w:r>
-        <w:rPr>
-          <w:rFonts w:eastAsia="Calibri"/>
-          <w:b/>
-          <w:bCs/>
-          <w:sz w:val="40"/>
-          <w:szCs w:val="40"/>
           <w:lang w:val="hu" w:eastAsia="hu-HU"/>
         </w:rPr>
         <w:t>Zelenák Szabolcs:</w:t>
@@ -7843,18 +5650,16 @@
         <w:spacing w:before="120" w:after="240" w:line="360" w:lineRule="auto"/>
         <w:ind w:left="714" w:hanging="357"/>
         <w:rPr>
-          <w:rFonts w:eastAsia="Calibri"/>
-          <w:sz w:val="32"/>
-          <w:szCs w:val="32"/>
-          <w:lang w:val="hu" w:eastAsia="hu-HU"/>
-        </w:rPr>
-      </w:pPr>
-      <w:r>
-        <w:rPr>
-          <w:rFonts w:eastAsia="Calibri"/>
-          <w:color w:val="000000"/>
-          <w:sz w:val="32"/>
-          <w:szCs w:val="32"/>
+          <w:rFonts w:ascii="Times New Roman" w:eastAsia="Calibri" w:hAnsi="Times New Roman" w:cs="Times New Roman"/>
+          <w:szCs w:val="24"/>
+          <w:lang w:val="hu" w:eastAsia="hu-HU"/>
+        </w:rPr>
+      </w:pPr>
+      <w:r>
+        <w:rPr>
+          <w:rFonts w:ascii="Times New Roman" w:eastAsia="Calibri" w:hAnsi="Times New Roman" w:cs="Times New Roman"/>
+          <w:color w:val="000000"/>
+          <w:szCs w:val="24"/>
           <w:lang w:val="hu" w:eastAsia="hu-HU"/>
         </w:rPr>
         <w:t>Ötletgazda</w:t>
@@ -7876,18 +5681,16 @@
         <w:spacing w:before="120" w:after="240" w:line="360" w:lineRule="auto"/>
         <w:ind w:left="714" w:hanging="357"/>
         <w:rPr>
-          <w:rFonts w:eastAsia="Calibri"/>
-          <w:sz w:val="32"/>
-          <w:szCs w:val="32"/>
-          <w:lang w:val="hu" w:eastAsia="hu-HU"/>
-        </w:rPr>
-      </w:pPr>
-      <w:r>
-        <w:rPr>
-          <w:rFonts w:eastAsia="Calibri"/>
-          <w:color w:val="000000"/>
-          <w:sz w:val="32"/>
-          <w:szCs w:val="32"/>
+          <w:rFonts w:ascii="Times New Roman" w:eastAsia="Calibri" w:hAnsi="Times New Roman" w:cs="Times New Roman"/>
+          <w:szCs w:val="24"/>
+          <w:lang w:val="hu" w:eastAsia="hu-HU"/>
+        </w:rPr>
+      </w:pPr>
+      <w:r>
+        <w:rPr>
+          <w:rFonts w:ascii="Times New Roman" w:eastAsia="Calibri" w:hAnsi="Times New Roman" w:cs="Times New Roman"/>
+          <w:color w:val="000000"/>
+          <w:szCs w:val="24"/>
           <w:lang w:val="hu" w:eastAsia="hu-HU"/>
         </w:rPr>
         <w:t>Tervező</w:t>
@@ -7909,18 +5712,16 @@
         <w:spacing w:before="120" w:after="240" w:line="360" w:lineRule="auto"/>
         <w:ind w:left="714" w:hanging="357"/>
         <w:rPr>
-          <w:rFonts w:eastAsia="Calibri"/>
-          <w:sz w:val="32"/>
-          <w:szCs w:val="32"/>
-          <w:lang w:val="hu" w:eastAsia="hu-HU"/>
-        </w:rPr>
-      </w:pPr>
-      <w:r>
-        <w:rPr>
-          <w:rFonts w:eastAsia="Calibri"/>
-          <w:color w:val="000000"/>
-          <w:sz w:val="32"/>
-          <w:szCs w:val="32"/>
+          <w:rFonts w:ascii="Times New Roman" w:eastAsia="Calibri" w:hAnsi="Times New Roman" w:cs="Times New Roman"/>
+          <w:szCs w:val="24"/>
+          <w:lang w:val="hu" w:eastAsia="hu-HU"/>
+        </w:rPr>
+      </w:pPr>
+      <w:r>
+        <w:rPr>
+          <w:rFonts w:ascii="Times New Roman" w:eastAsia="Calibri" w:hAnsi="Times New Roman" w:cs="Times New Roman"/>
+          <w:color w:val="000000"/>
+          <w:szCs w:val="24"/>
           <w:lang w:val="hu" w:eastAsia="hu-HU"/>
         </w:rPr>
         <w:t>Dokumentációfelelős</w:t>
@@ -7942,44 +5743,40 @@
         <w:spacing w:before="120" w:after="240" w:line="360" w:lineRule="auto"/>
         <w:ind w:left="714" w:hanging="357"/>
         <w:rPr>
-          <w:rFonts w:eastAsia="Calibri"/>
+          <w:rFonts w:ascii="Times New Roman" w:eastAsia="Calibri" w:hAnsi="Times New Roman" w:cs="Times New Roman"/>
+          <w:szCs w:val="24"/>
+          <w:lang w:val="hu" w:eastAsia="hu-HU"/>
+        </w:rPr>
+      </w:pPr>
+      <w:r>
+        <w:rPr>
+          <w:rFonts w:ascii="Times New Roman" w:eastAsia="Calibri" w:hAnsi="Times New Roman" w:cs="Times New Roman"/>
+          <w:color w:val="000000"/>
+          <w:szCs w:val="24"/>
+          <w:lang w:val="hu" w:eastAsia="hu-HU"/>
+        </w:rPr>
+        <w:t>Github</w:t>
+      </w:r>
+    </w:p>
+    <w:p>
+      <w:pPr>
+        <w:spacing w:before="120" w:after="240" w:line="360" w:lineRule="auto"/>
+        <w:rPr>
+          <w:rFonts w:ascii="Times New Roman" w:eastAsia="Calibri" w:hAnsi="Times New Roman" w:cs="Times New Roman"/>
+          <w:b/>
+          <w:bCs/>
           <w:sz w:val="32"/>
           <w:szCs w:val="32"/>
           <w:lang w:val="hu" w:eastAsia="hu-HU"/>
         </w:rPr>
       </w:pPr>
-      <w:proofErr w:type="spellStart"/>
-      <w:r>
-        <w:rPr>
-          <w:rFonts w:eastAsia="Calibri"/>
-          <w:color w:val="000000"/>
+      <w:r>
+        <w:rPr>
+          <w:rFonts w:ascii="Times New Roman" w:eastAsia="Calibri" w:hAnsi="Times New Roman" w:cs="Times New Roman"/>
+          <w:b/>
+          <w:bCs/>
           <w:sz w:val="32"/>
           <w:szCs w:val="32"/>
-          <w:lang w:val="hu" w:eastAsia="hu-HU"/>
-        </w:rPr>
-        <w:t>Github</w:t>
-      </w:r>
-      <w:proofErr w:type="spellEnd"/>
-    </w:p>
-    <w:p>
-      <w:pPr>
-        <w:spacing w:before="120" w:after="240" w:line="360" w:lineRule="auto"/>
-        <w:rPr>
-          <w:rFonts w:eastAsia="Calibri"/>
-          <w:b/>
-          <w:bCs/>
-          <w:sz w:val="40"/>
-          <w:szCs w:val="40"/>
-          <w:lang w:val="hu" w:eastAsia="hu-HU"/>
-        </w:rPr>
-      </w:pPr>
-      <w:r>
-        <w:rPr>
-          <w:rFonts w:eastAsia="Calibri"/>
-          <w:b/>
-          <w:bCs/>
-          <w:sz w:val="40"/>
-          <w:szCs w:val="40"/>
           <w:lang w:val="hu" w:eastAsia="hu-HU"/>
         </w:rPr>
         <w:t>Csiger Imre Krisztián:</w:t>
@@ -8001,18 +5798,16 @@
         <w:spacing w:before="120" w:after="240" w:line="360" w:lineRule="auto"/>
         <w:ind w:left="714" w:hanging="357"/>
         <w:rPr>
-          <w:rFonts w:eastAsia="Calibri"/>
-          <w:sz w:val="32"/>
-          <w:szCs w:val="32"/>
-          <w:lang w:val="hu" w:eastAsia="hu-HU"/>
-        </w:rPr>
-      </w:pPr>
-      <w:r>
-        <w:rPr>
-          <w:rFonts w:eastAsia="Calibri"/>
-          <w:color w:val="000000"/>
-          <w:sz w:val="32"/>
-          <w:szCs w:val="32"/>
+          <w:rFonts w:ascii="Times New Roman" w:eastAsia="Calibri" w:hAnsi="Times New Roman" w:cs="Times New Roman"/>
+          <w:szCs w:val="24"/>
+          <w:lang w:val="hu" w:eastAsia="hu-HU"/>
+        </w:rPr>
+      </w:pPr>
+      <w:r>
+        <w:rPr>
+          <w:rFonts w:ascii="Times New Roman" w:eastAsia="Calibri" w:hAnsi="Times New Roman" w:cs="Times New Roman"/>
+          <w:color w:val="000000"/>
+          <w:szCs w:val="24"/>
           <w:lang w:val="hu" w:eastAsia="hu-HU"/>
         </w:rPr>
         <w:t>Háttérfolyamatokért felelős programozó</w:t>
@@ -8034,40 +5829,34 @@
         <w:spacing w:before="120" w:after="240" w:line="360" w:lineRule="auto"/>
         <w:ind w:left="714" w:hanging="357"/>
         <w:rPr>
-          <w:rFonts w:eastAsia="Calibri"/>
-          <w:sz w:val="32"/>
-          <w:szCs w:val="32"/>
-          <w:lang w:val="hu" w:eastAsia="hu-HU"/>
-        </w:rPr>
-      </w:pPr>
-      <w:proofErr w:type="spellStart"/>
-      <w:r>
-        <w:rPr>
-          <w:rFonts w:eastAsia="Calibri"/>
-          <w:color w:val="000000"/>
-          <w:sz w:val="32"/>
-          <w:szCs w:val="32"/>
+          <w:rFonts w:ascii="Times New Roman" w:eastAsia="Calibri" w:hAnsi="Times New Roman" w:cs="Times New Roman"/>
+          <w:szCs w:val="24"/>
+          <w:lang w:val="hu" w:eastAsia="hu-HU"/>
+        </w:rPr>
+      </w:pPr>
+      <w:r>
+        <w:rPr>
+          <w:rFonts w:ascii="Times New Roman" w:eastAsia="Calibri" w:hAnsi="Times New Roman" w:cs="Times New Roman"/>
+          <w:color w:val="000000"/>
+          <w:szCs w:val="24"/>
           <w:lang w:val="hu" w:eastAsia="hu-HU"/>
         </w:rPr>
         <w:t>Trello</w:t>
       </w:r>
-      <w:proofErr w:type="spellEnd"/>
-    </w:p>
-    <w:p>
-      <w:pPr>
-        <w:rPr>
-          <w:rFonts w:asciiTheme="minorHAnsi" w:hAnsiTheme="minorHAnsi" w:cstheme="minorHAnsi"/>
+    </w:p>
+    <w:p>
+      <w:pPr>
+        <w:rPr>
+          <w:rFonts w:ascii="Times New Roman" w:hAnsi="Times New Roman" w:cs="Times New Roman"/>
           <w:bCs/>
-          <w:sz w:val="24"/>
-          <w:szCs w:val="24"/>
-          <w:lang w:val="hu-HU"/>
-        </w:rPr>
-      </w:pPr>
-      <w:r>
-        <w:rPr>
-          <w:rFonts w:asciiTheme="minorHAnsi" w:hAnsiTheme="minorHAnsi" w:cstheme="minorHAnsi"/>
+          <w:szCs w:val="24"/>
+          <w:lang w:val="hu-HU"/>
+        </w:rPr>
+      </w:pPr>
+      <w:r>
+        <w:rPr>
+          <w:rFonts w:ascii="Times New Roman" w:hAnsi="Times New Roman" w:cs="Times New Roman"/>
           <w:bCs/>
-          <w:sz w:val="24"/>
           <w:szCs w:val="24"/>
           <w:lang w:val="hu-HU"/>
         </w:rPr>
@@ -8077,20 +5866,18 @@
     <w:p>
       <w:pPr>
         <w:rPr>
-          <w:rFonts w:asciiTheme="minorHAnsi" w:hAnsiTheme="minorHAnsi" w:cstheme="minorHAnsi"/>
+          <w:rFonts w:ascii="Times New Roman" w:hAnsi="Times New Roman" w:cs="Times New Roman"/>
           <w:bCs/>
-          <w:sz w:val="24"/>
-          <w:szCs w:val="24"/>
-          <w:lang w:val="hu-HU"/>
-        </w:rPr>
-      </w:pPr>
-    </w:p>
-    <w:p>
-      <w:pPr>
-        <w:rPr>
-          <w:rFonts w:asciiTheme="minorHAnsi" w:hAnsiTheme="minorHAnsi" w:cstheme="minorHAnsi"/>
+          <w:szCs w:val="24"/>
+          <w:lang w:val="hu-HU"/>
+        </w:rPr>
+      </w:pPr>
+    </w:p>
+    <w:p>
+      <w:pPr>
+        <w:rPr>
+          <w:rFonts w:ascii="Times New Roman" w:hAnsi="Times New Roman" w:cs="Times New Roman"/>
           <w:bCs/>
-          <w:sz w:val="24"/>
           <w:szCs w:val="24"/>
           <w:lang w:val="hu-HU"/>
         </w:rPr>
@@ -8101,25 +5888,25 @@
         <w:pStyle w:val="Cmsor1"/>
         <w:jc w:val="center"/>
         <w:rPr>
+          <w:rFonts w:ascii="Times New Roman" w:hAnsi="Times New Roman" w:cs="Times New Roman"/>
           <w:sz w:val="44"/>
           <w:szCs w:val="44"/>
         </w:rPr>
       </w:pPr>
-      <w:bookmarkStart w:id="7" w:name="_Toc227025666"/>
-      <w:proofErr w:type="spellStart"/>
-      <w:r>
-        <w:rPr>
-          <w:sz w:val="44"/>
-          <w:szCs w:val="44"/>
+      <w:bookmarkStart w:id="7" w:name="_Toc227053850"/>
+      <w:r>
+        <w:rPr>
+          <w:rFonts w:ascii="Times New Roman" w:hAnsi="Times New Roman" w:cs="Times New Roman"/>
+          <w:szCs w:val="52"/>
         </w:rPr>
         <w:t>Irodalomjegyzék</w:t>
       </w:r>
       <w:bookmarkEnd w:id="7"/>
-      <w:proofErr w:type="spellEnd"/>
-    </w:p>
-    <w:p>
-      <w:pPr>
-        <w:rPr>
+    </w:p>
+    <w:p>
+      <w:pPr>
+        <w:rPr>
+          <w:rFonts w:ascii="Times New Roman" w:hAnsi="Times New Roman" w:cs="Times New Roman"/>
           <w:lang w:val="hu-HU"/>
         </w:rPr>
       </w:pPr>
@@ -8131,11 +5918,13 @@
           <w:numId w:val="16"/>
         </w:numPr>
         <w:rPr>
+          <w:rFonts w:ascii="Times New Roman" w:hAnsi="Times New Roman" w:cs="Times New Roman"/>
           <w:lang w:val="hu"/>
         </w:rPr>
       </w:pPr>
       <w:r>
         <w:rPr>
+          <w:rFonts w:ascii="Times New Roman" w:hAnsi="Times New Roman" w:cs="Times New Roman"/>
           <w:lang w:val="hu"/>
         </w:rPr>
         <w:t xml:space="preserve">Frontend feltöltése, webcím: </w:t>
@@ -8144,6 +5933,7 @@
         <w:r>
           <w:rPr>
             <w:rStyle w:val="Hiperhivatkozs"/>
+            <w:rFonts w:ascii="Times New Roman" w:hAnsi="Times New Roman" w:cs="Times New Roman"/>
             <w:lang w:val="hu"/>
           </w:rPr>
           <w:t>https://render.com/</w:t>
@@ -8157,68 +5947,44 @@
           <w:numId w:val="16"/>
         </w:numPr>
         <w:spacing w:after="120"/>
-      </w:pPr>
-      <w:r>
-        <w:t xml:space="preserve">Forrás: </w:t>
-      </w:r>
-      <w:proofErr w:type="spellStart"/>
-      <w:r>
-        <w:t>pygame-ce</w:t>
-      </w:r>
-      <w:proofErr w:type="spellEnd"/>
-      <w:r>
-        <w:t xml:space="preserve"> </w:t>
-      </w:r>
-      <w:proofErr w:type="spellStart"/>
-      <w:r>
-        <w:t>használata</w:t>
-      </w:r>
-      <w:proofErr w:type="spellEnd"/>
-      <w:r>
-        <w:t>/</w:t>
-      </w:r>
-      <w:proofErr w:type="spellStart"/>
-      <w:r>
-        <w:t>telepítése</w:t>
-      </w:r>
-      <w:proofErr w:type="spellEnd"/>
-      <w:r>
-        <w:t xml:space="preserve">, </w:t>
-      </w:r>
-      <w:proofErr w:type="spellStart"/>
-      <w:r>
-        <w:t>webcím</w:t>
-      </w:r>
-      <w:proofErr w:type="spellEnd"/>
-      <w:r>
-        <w:t xml:space="preserve">: </w:t>
+        <w:rPr>
+          <w:rFonts w:ascii="Times New Roman" w:hAnsi="Times New Roman" w:cs="Times New Roman"/>
+        </w:rPr>
+      </w:pPr>
+      <w:r>
+        <w:rPr>
+          <w:rFonts w:ascii="Times New Roman" w:hAnsi="Times New Roman" w:cs="Times New Roman"/>
+        </w:rPr>
+        <w:t xml:space="preserve">Forrás: pygame-ce használata/telepítése, webcím: </w:t>
       </w:r>
       <w:hyperlink r:id="rId13" w:history="1">
         <w:r>
           <w:rPr>
             <w:rStyle w:val="Hiperhivatkozs"/>
+            <w:rFonts w:ascii="Times New Roman" w:hAnsi="Times New Roman" w:cs="Times New Roman"/>
           </w:rPr>
-          <w:t>https://pyga.me/docs/</w:t>
+          <w:t>https://pyga</w:t>
+        </w:r>
+        <w:r>
+          <w:rPr>
+            <w:rStyle w:val="Hiperhivatkozs"/>
+            <w:rFonts w:ascii="Times New Roman" w:hAnsi="Times New Roman" w:cs="Times New Roman"/>
+          </w:rPr>
+          <w:t>.</w:t>
+        </w:r>
+        <w:r>
+          <w:rPr>
+            <w:rStyle w:val="Hiperhivatkozs"/>
+            <w:rFonts w:ascii="Times New Roman" w:hAnsi="Times New Roman" w:cs="Times New Roman"/>
+          </w:rPr>
+          <w:t>me/docs/</w:t>
         </w:r>
       </w:hyperlink>
       <w:r>
-        <w:t xml:space="preserve">, </w:t>
-      </w:r>
-      <w:proofErr w:type="spellStart"/>
-      <w:r>
-        <w:t>letöltés</w:t>
-      </w:r>
-      <w:proofErr w:type="spellEnd"/>
-      <w:r>
-        <w:t xml:space="preserve"> </w:t>
-      </w:r>
-      <w:proofErr w:type="spellStart"/>
-      <w:r>
-        <w:t>dátuma</w:t>
-      </w:r>
-      <w:proofErr w:type="spellEnd"/>
-      <w:r>
-        <w:t>: 2024.12.19</w:t>
+        <w:rPr>
+          <w:rFonts w:ascii="Times New Roman" w:hAnsi="Times New Roman" w:cs="Times New Roman"/>
+        </w:rPr>
+        <w:t>, letöltés dátuma: 2024.12.19</w:t>
       </w:r>
     </w:p>
     <w:p>
@@ -8228,82 +5994,133 @@
           <w:numId w:val="16"/>
         </w:numPr>
         <w:spacing w:after="120"/>
-      </w:pPr>
-      <w:r>
-        <w:t xml:space="preserve">Forrás: Inno Setup </w:t>
-      </w:r>
-      <w:proofErr w:type="spellStart"/>
-      <w:r>
-        <w:t>használata</w:t>
-      </w:r>
-      <w:proofErr w:type="spellEnd"/>
-      <w:r>
-        <w:t xml:space="preserve">, </w:t>
-      </w:r>
-      <w:proofErr w:type="spellStart"/>
-      <w:r>
-        <w:t>webcím</w:t>
-      </w:r>
-      <w:proofErr w:type="spellEnd"/>
-      <w:r>
-        <w:t xml:space="preserve">: </w:t>
+        <w:rPr>
+          <w:rFonts w:ascii="Times New Roman" w:hAnsi="Times New Roman" w:cs="Times New Roman"/>
+        </w:rPr>
+      </w:pPr>
+      <w:r>
+        <w:rPr>
+          <w:rFonts w:ascii="Times New Roman" w:hAnsi="Times New Roman" w:cs="Times New Roman"/>
+        </w:rPr>
+        <w:t xml:space="preserve">Forrás: </w:t>
+      </w:r>
+      <w:r>
+        <w:rPr>
+          <w:rFonts w:ascii="Times New Roman" w:hAnsi="Times New Roman" w:cs="Times New Roman"/>
+        </w:rPr>
+        <w:t>requests használata/telepítése, webcím:</w:t>
+      </w:r>
+      <w:r>
+        <w:rPr>
+          <w:rFonts w:ascii="Times New Roman" w:hAnsi="Times New Roman" w:cs="Times New Roman"/>
+        </w:rPr>
+        <w:t xml:space="preserve"> </w:t>
       </w:r>
       <w:hyperlink r:id="rId14" w:history="1">
         <w:r>
           <w:rPr>
             <w:rStyle w:val="Hiperhivatkozs"/>
+            <w:rFonts w:ascii="Times New Roman" w:hAnsi="Times New Roman" w:cs="Times New Roman"/>
+          </w:rPr>
+          <w:t>https://requests.readthedocs.io/en/latest/</w:t>
+        </w:r>
+      </w:hyperlink>
+      <w:r>
+        <w:rPr>
+          <w:rFonts w:ascii="Times New Roman" w:hAnsi="Times New Roman" w:cs="Times New Roman"/>
+        </w:rPr>
+        <w:t xml:space="preserve"> letöltés dátuma</w:t>
+      </w:r>
+      <w:r>
+        <w:rPr>
+          <w:rFonts w:ascii="Times New Roman" w:hAnsi="Times New Roman" w:cs="Times New Roman"/>
+        </w:rPr>
+        <w:t>:</w:t>
+      </w:r>
+      <w:r>
+        <w:rPr>
+          <w:rFonts w:ascii="Times New Roman" w:hAnsi="Times New Roman" w:cs="Times New Roman"/>
+        </w:rPr>
+        <w:t xml:space="preserve"> 2025.10.03</w:t>
+      </w:r>
+    </w:p>
+    <w:p>
+      <w:pPr>
+        <w:numPr>
+          <w:ilvl w:val="0"/>
+          <w:numId w:val="16"/>
+        </w:numPr>
+        <w:spacing w:after="120"/>
+        <w:rPr>
+          <w:rFonts w:ascii="Times New Roman" w:hAnsi="Times New Roman" w:cs="Times New Roman"/>
+        </w:rPr>
+      </w:pPr>
+      <w:r>
+        <w:rPr>
+          <w:rFonts w:ascii="Times New Roman" w:hAnsi="Times New Roman" w:cs="Times New Roman"/>
+        </w:rPr>
+        <w:t>Forrás: Inno Setup használata</w:t>
+      </w:r>
+      <w:r>
+        <w:rPr>
+          <w:rFonts w:ascii="Times New Roman" w:hAnsi="Times New Roman" w:cs="Times New Roman"/>
+        </w:rPr>
+        <w:t xml:space="preserve">, webcím: </w:t>
+      </w:r>
+      <w:hyperlink r:id="rId15" w:history="1">
+        <w:r>
+          <w:rPr>
+            <w:rStyle w:val="Hiperhivatkozs"/>
+            <w:rFonts w:ascii="Times New Roman" w:hAnsi="Times New Roman" w:cs="Times New Roman"/>
           </w:rPr>
           <w:t>https://jrsoftware.org/ishelp/</w:t>
         </w:r>
       </w:hyperlink>
       <w:r>
+        <w:rPr>
+          <w:rFonts w:ascii="Times New Roman" w:hAnsi="Times New Roman" w:cs="Times New Roman"/>
+        </w:rPr>
         <w:t>,</w:t>
       </w:r>
       <w:r>
+        <w:rPr>
+          <w:rFonts w:ascii="Times New Roman" w:hAnsi="Times New Roman" w:cs="Times New Roman"/>
+        </w:rPr>
         <w:t xml:space="preserve"> </w:t>
       </w:r>
-      <w:proofErr w:type="spellStart"/>
-      <w:r>
-        <w:t>letöltés</w:t>
-      </w:r>
-      <w:proofErr w:type="spellEnd"/>
-      <w:r>
-        <w:t xml:space="preserve"> </w:t>
-      </w:r>
-      <w:proofErr w:type="spellStart"/>
-      <w:r>
-        <w:t>dátuma</w:t>
-      </w:r>
-      <w:proofErr w:type="spellEnd"/>
-      <w:r>
-        <w:t xml:space="preserve">: </w:t>
-      </w:r>
-      <w:r>
+      <w:r>
+        <w:rPr>
+          <w:rFonts w:ascii="Times New Roman" w:hAnsi="Times New Roman" w:cs="Times New Roman"/>
+        </w:rPr>
+        <w:t xml:space="preserve">letöltés dátuma: </w:t>
+      </w:r>
+      <w:r>
+        <w:rPr>
+          <w:rFonts w:ascii="Times New Roman" w:hAnsi="Times New Roman" w:cs="Times New Roman"/>
+        </w:rPr>
         <w:t>2025.12.22</w:t>
       </w:r>
     </w:p>
     <w:p>
       <w:pPr>
         <w:rPr>
-          <w:rFonts w:asciiTheme="minorHAnsi" w:hAnsiTheme="minorHAnsi" w:cstheme="minorHAnsi"/>
+          <w:rFonts w:ascii="Times New Roman" w:hAnsi="Times New Roman" w:cs="Times New Roman"/>
           <w:bCs/>
-          <w:sz w:val="24"/>
-          <w:szCs w:val="24"/>
-          <w:lang w:val="hu-HU"/>
-        </w:rPr>
-      </w:pPr>
-    </w:p>
-    <w:p>
-      <w:pPr>
-        <w:rPr>
-          <w:rFonts w:asciiTheme="minorHAnsi" w:hAnsiTheme="minorHAnsi" w:cstheme="minorHAnsi"/>
+          <w:szCs w:val="24"/>
+          <w:lang w:val="hu-HU"/>
+        </w:rPr>
+      </w:pPr>
+    </w:p>
+    <w:p>
+      <w:pPr>
+        <w:rPr>
+          <w:rFonts w:ascii="Times New Roman" w:hAnsi="Times New Roman" w:cs="Times New Roman"/>
           <w:bCs/>
-          <w:sz w:val="24"/>
           <w:szCs w:val="24"/>
           <w:lang w:val="hu-HU"/>
         </w:rPr>
         <w:sectPr>
-          <w:footerReference w:type="default" r:id="rId15"/>
+          <w:footerReference w:type="default" r:id="rId16"/>
           <w:pgSz w:w="11906" w:h="16838"/>
           <w:pgMar w:top="1417" w:right="1417" w:bottom="1417" w:left="1417" w:header="708" w:footer="708" w:gutter="0"/>
           <w:pgNumType w:start="1"/>
@@ -8315,20 +6132,18 @@
     <w:p>
       <w:pPr>
         <w:rPr>
-          <w:rFonts w:asciiTheme="minorHAnsi" w:hAnsiTheme="minorHAnsi" w:cstheme="minorHAnsi"/>
+          <w:rFonts w:ascii="Times New Roman" w:hAnsi="Times New Roman" w:cs="Times New Roman"/>
           <w:bCs/>
-          <w:sz w:val="24"/>
-          <w:szCs w:val="24"/>
-          <w:lang w:val="hu-HU"/>
-        </w:rPr>
-      </w:pPr>
-    </w:p>
-    <w:p>
-      <w:pPr>
-        <w:rPr>
-          <w:rFonts w:asciiTheme="minorHAnsi" w:hAnsiTheme="minorHAnsi" w:cstheme="minorHAnsi"/>
+          <w:szCs w:val="24"/>
+          <w:lang w:val="hu-HU"/>
+        </w:rPr>
+      </w:pPr>
+    </w:p>
+    <w:p>
+      <w:pPr>
+        <w:rPr>
+          <w:rFonts w:ascii="Times New Roman" w:hAnsi="Times New Roman" w:cs="Times New Roman"/>
           <w:bCs/>
-          <w:sz w:val="24"/>
           <w:szCs w:val="24"/>
           <w:lang w:val="hu-HU"/>
         </w:rPr>
@@ -8339,6 +6154,7 @@
         <w:pStyle w:val="Cmsor1"/>
         <w:jc w:val="center"/>
         <w:rPr>
+          <w:rFonts w:ascii="Times New Roman" w:hAnsi="Times New Roman" w:cs="Times New Roman"/>
           <w:lang w:val="hu-HU"/>
         </w:rPr>
       </w:pPr>
@@ -8348,6 +6164,7 @@
         <w:pStyle w:val="Cmsor1"/>
         <w:jc w:val="center"/>
         <w:rPr>
+          <w:rFonts w:ascii="Times New Roman" w:hAnsi="Times New Roman" w:cs="Times New Roman"/>
           <w:lang w:val="hu-HU"/>
         </w:rPr>
       </w:pPr>
@@ -8357,6 +6174,7 @@
         <w:pStyle w:val="Cmsor1"/>
         <w:jc w:val="center"/>
         <w:rPr>
+          <w:rFonts w:ascii="Times New Roman" w:hAnsi="Times New Roman" w:cs="Times New Roman"/>
           <w:lang w:val="hu-HU"/>
         </w:rPr>
       </w:pPr>
@@ -8366,6 +6184,7 @@
         <w:pStyle w:val="Cmsor1"/>
         <w:jc w:val="center"/>
         <w:rPr>
+          <w:rFonts w:ascii="Times New Roman" w:hAnsi="Times New Roman" w:cs="Times New Roman"/>
           <w:lang w:val="hu-HU"/>
         </w:rPr>
       </w:pPr>
@@ -8375,6 +6194,7 @@
         <w:pStyle w:val="Cmsor1"/>
         <w:jc w:val="center"/>
         <w:rPr>
+          <w:rFonts w:ascii="Times New Roman" w:hAnsi="Times New Roman" w:cs="Times New Roman"/>
           <w:lang w:val="hu-HU"/>
         </w:rPr>
       </w:pPr>
@@ -8384,6 +6204,7 @@
         <w:pStyle w:val="Cmsor1"/>
         <w:jc w:val="center"/>
         <w:rPr>
+          <w:rFonts w:ascii="Times New Roman" w:hAnsi="Times New Roman" w:cs="Times New Roman"/>
           <w:lang w:val="hu-HU"/>
         </w:rPr>
       </w:pPr>
@@ -8393,6 +6214,7 @@
         <w:pStyle w:val="Cmsor1"/>
         <w:jc w:val="center"/>
         <w:rPr>
+          <w:rFonts w:ascii="Times New Roman" w:hAnsi="Times New Roman" w:cs="Times New Roman"/>
           <w:lang w:val="hu-HU"/>
         </w:rPr>
       </w:pPr>
@@ -8402,6 +6224,7 @@
         <w:pStyle w:val="Cmsor1"/>
         <w:jc w:val="center"/>
         <w:rPr>
+          <w:rFonts w:ascii="Times New Roman" w:hAnsi="Times New Roman" w:cs="Times New Roman"/>
           <w:lang w:val="hu-HU"/>
         </w:rPr>
       </w:pPr>
@@ -8411,13 +6234,15 @@
         <w:pStyle w:val="Cmsor1"/>
         <w:jc w:val="center"/>
         <w:rPr>
-          <w:lang w:val="hu-HU"/>
-        </w:rPr>
-      </w:pPr>
-    </w:p>
-    <w:p>
-      <w:pPr>
-        <w:rPr>
+          <w:rFonts w:ascii="Times New Roman" w:hAnsi="Times New Roman" w:cs="Times New Roman"/>
+          <w:lang w:val="hu-HU"/>
+        </w:rPr>
+      </w:pPr>
+    </w:p>
+    <w:p>
+      <w:pPr>
+        <w:rPr>
+          <w:rFonts w:ascii="Times New Roman" w:hAnsi="Times New Roman" w:cs="Times New Roman"/>
           <w:lang w:val="hu-HU"/>
         </w:rPr>
       </w:pPr>
@@ -8427,12 +6252,14 @@
         <w:pStyle w:val="Cmsor1"/>
         <w:jc w:val="center"/>
         <w:rPr>
-          <w:lang w:val="hu-HU"/>
-        </w:rPr>
-      </w:pPr>
-      <w:bookmarkStart w:id="8" w:name="_Toc227025667"/>
-      <w:r>
-        <w:rPr>
+          <w:rFonts w:ascii="Times New Roman" w:hAnsi="Times New Roman" w:cs="Times New Roman"/>
+          <w:lang w:val="hu-HU"/>
+        </w:rPr>
+      </w:pPr>
+      <w:bookmarkStart w:id="8" w:name="_Toc227053851"/>
+      <w:r>
+        <w:rPr>
+          <w:rFonts w:ascii="Times New Roman" w:hAnsi="Times New Roman" w:cs="Times New Roman"/>
           <w:lang w:val="hu-HU"/>
         </w:rPr>
         <w:t>Mellékletek</w:t>
@@ -8444,6 +6271,7 @@
         <w:pStyle w:val="Cmsor1"/>
         <w:jc w:val="center"/>
         <w:rPr>
+          <w:rFonts w:ascii="Times New Roman" w:hAnsi="Times New Roman" w:cs="Times New Roman"/>
           <w:lang w:val="hu-HU"/>
         </w:rPr>
       </w:pPr>
@@ -8451,13 +6279,15 @@
       <w:bookmarkEnd w:id="9"/>
       <w:r>
         <w:rPr>
+          <w:rFonts w:ascii="Times New Roman" w:hAnsi="Times New Roman" w:cs="Times New Roman"/>
           <w:lang w:val="hu-HU"/>
         </w:rPr>
         <w:br w:type="page"/>
       </w:r>
-      <w:bookmarkStart w:id="10" w:name="_Toc227025668"/>
-      <w:r>
-        <w:rPr>
+      <w:bookmarkStart w:id="10" w:name="_Toc227053852"/>
+      <w:r>
+        <w:rPr>
+          <w:rFonts w:ascii="Times New Roman" w:hAnsi="Times New Roman" w:cs="Times New Roman"/>
           <w:lang w:val="hu-HU"/>
         </w:rPr>
         <w:lastRenderedPageBreak/>
@@ -8465,12 +6295,14 @@
       </w:r>
       <w:r>
         <w:rPr>
+          <w:rFonts w:ascii="Times New Roman" w:hAnsi="Times New Roman" w:cs="Times New Roman"/>
           <w:lang w:val="hu-HU"/>
         </w:rPr>
         <w:t>.</w:t>
       </w:r>
       <w:r>
         <w:rPr>
+          <w:rFonts w:ascii="Times New Roman" w:hAnsi="Times New Roman" w:cs="Times New Roman"/>
           <w:lang w:val="hu-HU"/>
         </w:rPr>
         <w:t>py</w:t>
@@ -8480,11 +6312,13 @@
     <w:p>
       <w:pPr>
         <w:rPr>
-          <w:lang w:val="hu-HU"/>
-        </w:rPr>
-      </w:pPr>
-      <w:r>
-        <w:rPr>
+          <w:rFonts w:ascii="Times New Roman" w:hAnsi="Times New Roman" w:cs="Times New Roman"/>
+          <w:lang w:val="hu-HU"/>
+        </w:rPr>
+      </w:pPr>
+      <w:r>
+        <w:rPr>
+          <w:rFonts w:ascii="Times New Roman" w:hAnsi="Times New Roman" w:cs="Times New Roman"/>
           <w:noProof/>
           <w:lang w:val="hu-HU"/>
         </w:rPr>
@@ -8504,7 +6338,7 @@
                     <pic:cNvPicPr/>
                   </pic:nvPicPr>
                   <pic:blipFill>
-                    <a:blip r:embed="rId16">
+                    <a:blip r:embed="rId17">
                       <a:extLst>
                         <a:ext uri="{28A0092B-C50C-407E-A947-70E740481C1C}">
                           <a14:useLocalDpi xmlns:a14="http://schemas.microsoft.com/office/drawing/2010/main" val="0"/>
@@ -8536,14 +6370,16 @@
         <w:pStyle w:val="Cmsor1"/>
         <w:jc w:val="center"/>
         <w:rPr>
+          <w:rFonts w:ascii="Times New Roman" w:hAnsi="Times New Roman" w:cs="Times New Roman"/>
           <w:lang w:val="hu-HU"/>
         </w:rPr>
       </w:pPr>
       <w:bookmarkStart w:id="11" w:name="_MainWindow.xaml.cs"/>
-      <w:bookmarkStart w:id="12" w:name="_Toc227025669"/>
+      <w:bookmarkStart w:id="12" w:name="_Toc227053853"/>
       <w:bookmarkEnd w:id="11"/>
       <w:r>
         <w:rPr>
+          <w:rFonts w:ascii="Times New Roman" w:hAnsi="Times New Roman" w:cs="Times New Roman"/>
           <w:noProof/>
           <w:lang w:val="hu-HU"/>
         </w:rPr>
@@ -8572,7 +6408,7 @@
                     <pic:cNvPicPr/>
                   </pic:nvPicPr>
                   <pic:blipFill>
-                    <a:blip r:embed="rId17">
+                    <a:blip r:embed="rId18">
                       <a:extLst>
                         <a:ext uri="{28A0092B-C50C-407E-A947-70E740481C1C}">
                           <a14:useLocalDpi xmlns:a14="http://schemas.microsoft.com/office/drawing/2010/main" val="0"/>
@@ -8604,41 +6440,44 @@
           </wp:anchor>
         </w:drawing>
       </w:r>
-      <w:proofErr w:type="spellStart"/>
-      <w:r>
-        <w:rPr>
+      <w:r>
+        <w:rPr>
+          <w:rFonts w:ascii="Times New Roman" w:hAnsi="Times New Roman" w:cs="Times New Roman"/>
           <w:lang w:val="hu-HU"/>
         </w:rPr>
         <w:t>M</w:t>
       </w:r>
       <w:r>
         <w:rPr>
+          <w:rFonts w:ascii="Times New Roman" w:hAnsi="Times New Roman" w:cs="Times New Roman"/>
           <w:lang w:val="hu-HU"/>
         </w:rPr>
         <w:t>ainWindow.xaml.c</w:t>
       </w:r>
       <w:r>
         <w:rPr>
+          <w:rFonts w:ascii="Times New Roman" w:hAnsi="Times New Roman" w:cs="Times New Roman"/>
           <w:lang w:val="hu-HU"/>
         </w:rPr>
         <w:t>s</w:t>
       </w:r>
       <w:bookmarkEnd w:id="12"/>
-      <w:proofErr w:type="spellEnd"/>
     </w:p>
     <w:p>
       <w:pPr>
         <w:pStyle w:val="Cmsor1"/>
         <w:jc w:val="center"/>
         <w:rPr>
+          <w:rFonts w:ascii="Times New Roman" w:hAnsi="Times New Roman" w:cs="Times New Roman"/>
           <w:lang w:val="hu-HU"/>
         </w:rPr>
       </w:pPr>
       <w:bookmarkStart w:id="13" w:name="_AddWindow.xaml.cs"/>
-      <w:bookmarkStart w:id="14" w:name="_Toc227025670"/>
+      <w:bookmarkStart w:id="14" w:name="_Toc227053854"/>
       <w:bookmarkEnd w:id="13"/>
       <w:r>
         <w:rPr>
+          <w:rFonts w:ascii="Times New Roman" w:hAnsi="Times New Roman" w:cs="Times New Roman"/>
           <w:noProof/>
           <w:lang w:val="hu-HU"/>
         </w:rPr>
@@ -8667,7 +6506,7 @@
                     <pic:cNvPicPr/>
                   </pic:nvPicPr>
                   <pic:blipFill>
-                    <a:blip r:embed="rId18">
+                    <a:blip r:embed="rId19">
                       <a:extLst>
                         <a:ext uri="{28A0092B-C50C-407E-A947-70E740481C1C}">
                           <a14:useLocalDpi xmlns:a14="http://schemas.microsoft.com/office/drawing/2010/main" val="0"/>
@@ -8699,24 +6538,25 @@
           </wp:anchor>
         </w:drawing>
       </w:r>
-      <w:proofErr w:type="spellStart"/>
-      <w:r>
-        <w:rPr>
+      <w:r>
+        <w:rPr>
+          <w:rFonts w:ascii="Times New Roman" w:hAnsi="Times New Roman" w:cs="Times New Roman"/>
           <w:lang w:val="hu-HU"/>
         </w:rPr>
         <w:t>AddWindow.xaml.cs</w:t>
       </w:r>
       <w:bookmarkEnd w:id="14"/>
-      <w:proofErr w:type="spellEnd"/>
-    </w:p>
-    <w:p>
-      <w:pPr>
-        <w:rPr>
-          <w:lang w:val="hu-HU"/>
-        </w:rPr>
-      </w:pPr>
-      <w:r>
-        <w:rPr>
+    </w:p>
+    <w:p>
+      <w:pPr>
+        <w:rPr>
+          <w:rFonts w:ascii="Times New Roman" w:hAnsi="Times New Roman" w:cs="Times New Roman"/>
+          <w:lang w:val="hu-HU"/>
+        </w:rPr>
+      </w:pPr>
+      <w:r>
+        <w:rPr>
+          <w:rFonts w:ascii="Times New Roman" w:hAnsi="Times New Roman" w:cs="Times New Roman"/>
           <w:lang w:val="hu-HU"/>
         </w:rPr>
         <w:br w:type="page"/>
@@ -8727,14 +6567,16 @@
         <w:pStyle w:val="Cmsor1"/>
         <w:jc w:val="center"/>
         <w:rPr>
+          <w:rFonts w:ascii="Times New Roman" w:hAnsi="Times New Roman" w:cs="Times New Roman"/>
           <w:lang w:val="hu-HU"/>
         </w:rPr>
       </w:pPr>
       <w:bookmarkStart w:id="15" w:name="_menu.py"/>
-      <w:bookmarkStart w:id="16" w:name="_Toc227025671"/>
+      <w:bookmarkStart w:id="16" w:name="_Toc227053855"/>
       <w:bookmarkEnd w:id="15"/>
       <w:r>
         <w:rPr>
+          <w:rFonts w:ascii="Times New Roman" w:hAnsi="Times New Roman" w:cs="Times New Roman"/>
           <w:noProof/>
           <w:lang w:val="hu-HU"/>
         </w:rPr>
@@ -8763,7 +6605,7 @@
                     <pic:cNvPicPr/>
                   </pic:nvPicPr>
                   <pic:blipFill>
-                    <a:blip r:embed="rId19">
+                    <a:blip r:embed="rId20">
                       <a:extLst>
                         <a:ext uri="{28A0092B-C50C-407E-A947-70E740481C1C}">
                           <a14:useLocalDpi xmlns:a14="http://schemas.microsoft.com/office/drawing/2010/main" val="0"/>
@@ -8797,6 +6639,7 @@
       </w:r>
       <w:r>
         <w:rPr>
+          <w:rFonts w:ascii="Times New Roman" w:hAnsi="Times New Roman" w:cs="Times New Roman"/>
           <w:lang w:val="hu-HU"/>
         </w:rPr>
         <w:t>menu.py</w:t>
@@ -8804,7 +6647,7 @@
       <w:bookmarkEnd w:id="16"/>
     </w:p>
     <w:sectPr>
-      <w:footerReference w:type="default" r:id="rId20"/>
+      <w:footerReference w:type="default" r:id="rId21"/>
       <w:pgSz w:w="11906" w:h="16838"/>
       <w:pgMar w:top="1417" w:right="1417" w:bottom="1417" w:left="1417" w:header="708" w:footer="708" w:gutter="0"/>
       <w:pgNumType w:fmt="upperRoman" w:start="1"/>
@@ -11353,9 +9196,10 @@
   <w:style w:type="paragraph" w:default="1" w:styleId="Norml">
     <w:name w:val="Normal"/>
     <w:qFormat/>
-    <w:rsid w:val="000A2A02"/>
+    <w:rsid w:val="00DC3368"/>
     <w:rPr>
       <w:rFonts w:ascii="Calibri" w:eastAsia="Times New Roman" w:hAnsi="Calibri" w:cs="Calibri"/>
+      <w:sz w:val="24"/>
       <w:lang w:val="en-GB"/>
     </w:rPr>
   </w:style>
@@ -11366,7 +9210,7 @@
     <w:link w:val="Cmsor1Char"/>
     <w:uiPriority w:val="9"/>
     <w:qFormat/>
-    <w:rsid w:val="00C833D8"/>
+    <w:rsid w:val="00DC3368"/>
     <w:pPr>
       <w:keepNext/>
       <w:keepLines/>
@@ -11376,7 +9220,7 @@
     <w:rPr>
       <w:rFonts w:asciiTheme="majorHAnsi" w:eastAsiaTheme="majorEastAsia" w:hAnsiTheme="majorHAnsi" w:cstheme="majorBidi"/>
       <w:color w:val="2F5496" w:themeColor="accent1" w:themeShade="BF"/>
-      <w:sz w:val="72"/>
+      <w:sz w:val="52"/>
       <w:szCs w:val="32"/>
     </w:rPr>
   </w:style>
@@ -11466,11 +9310,11 @@
     <w:basedOn w:val="Bekezdsalapbettpusa"/>
     <w:link w:val="Cmsor1"/>
     <w:uiPriority w:val="9"/>
-    <w:rsid w:val="00C833D8"/>
+    <w:rsid w:val="00DC3368"/>
     <w:rPr>
       <w:rFonts w:asciiTheme="majorHAnsi" w:eastAsiaTheme="majorEastAsia" w:hAnsiTheme="majorHAnsi" w:cstheme="majorBidi"/>
       <w:color w:val="2F5496" w:themeColor="accent1" w:themeShade="BF"/>
-      <w:sz w:val="72"/>
+      <w:sz w:val="52"/>
       <w:szCs w:val="32"/>
       <w:lang w:val="en-GB"/>
     </w:rPr>
@@ -11495,7 +9339,6 @@
     </w:pPr>
     <w:rPr>
       <w:rFonts w:ascii="Times New Roman" w:hAnsi="Times New Roman" w:cs="Times New Roman"/>
-      <w:sz w:val="24"/>
       <w:szCs w:val="24"/>
       <w:lang w:val="hu-HU" w:eastAsia="hu-HU"/>
     </w:rPr>
@@ -11764,7 +9607,7 @@
     <w:link w:val="AlcmChar"/>
     <w:uiPriority w:val="11"/>
     <w:qFormat/>
-    <w:rsid w:val="00754EA3"/>
+    <w:rsid w:val="00DC3368"/>
     <w:pPr>
       <w:numPr>
         <w:ilvl w:val="1"/>
@@ -11774,7 +9617,7 @@
       <w:rFonts w:asciiTheme="minorHAnsi" w:eastAsiaTheme="minorEastAsia" w:hAnsiTheme="minorHAnsi" w:cstheme="minorBidi"/>
       <w:color w:val="5A5A5A" w:themeColor="text1" w:themeTint="A5"/>
       <w:spacing w:val="15"/>
-      <w:sz w:val="48"/>
+      <w:sz w:val="40"/>
     </w:rPr>
   </w:style>
   <w:style w:type="character" w:customStyle="1" w:styleId="AlcmChar">
@@ -11782,12 +9625,12 @@
     <w:basedOn w:val="Bekezdsalapbettpusa"/>
     <w:link w:val="Alcm"/>
     <w:uiPriority w:val="11"/>
-    <w:rsid w:val="00754EA3"/>
+    <w:rsid w:val="00DC3368"/>
     <w:rPr>
       <w:rFonts w:eastAsiaTheme="minorEastAsia"/>
       <w:color w:val="5A5A5A" w:themeColor="text1" w:themeTint="A5"/>
       <w:spacing w:val="15"/>
-      <w:sz w:val="48"/>
+      <w:sz w:val="40"/>
       <w:lang w:val="en-GB"/>
     </w:rPr>
   </w:style>
@@ -12095,13 +9938,23 @@
     <b:Tag>Helyőrző1</b:Tag>
     <b:SourceType>Book</b:SourceType>
     <b:Guid>{DF3FCFAA-D6B3-4964-99E0-7E27BEED782D}</b:Guid>
+    <b:RefOrder>2</b:RefOrder>
+  </b:Source>
+  <b:Source>
+    <b:Tag>Fro26</b:Tag>
+    <b:SourceType>InternetSite</b:SourceType>
+    <b:Guid>{E81915CC-AC43-43A8-8951-B294E3C5CA37}</b:Guid>
+    <b:Title>Frontend github feltöltése</b:Title>
+    <b:InternetSiteTitle>Render</b:InternetSiteTitle>
+    <b:Year>2026</b:Year>
+    <b:URL>https://render.com/</b:URL>
     <b:RefOrder>1</b:RefOrder>
   </b:Source>
 </b:Sources>
 </file>
 
 <file path=customXml/itemProps1.xml><?xml version="1.0" encoding="utf-8"?>
-<ds:datastoreItem xmlns:ds="http://schemas.openxmlformats.org/officeDocument/2006/customXml" ds:itemID="{78B6F9A7-7B0B-4951-86E4-BF0FC9A4063A}">
+<ds:datastoreItem xmlns:ds="http://schemas.openxmlformats.org/officeDocument/2006/customXml" ds:itemID="{9F9CA2F8-2668-4A4F-8EF5-AA29998058F6}">
   <ds:schemaRefs>
     <ds:schemaRef ds:uri="http://schemas.openxmlformats.org/officeDocument/2006/bibliography"/>
   </ds:schemaRefs>

--- a/Borsod Coding - For the potato.docx
+++ b/Borsod Coding - For the potato.docx
@@ -1,6 +1,6 @@
 
 <file path=word/document.xml><?xml version="1.0" encoding="utf-8"?>
-<w:document xmlns:wpc="http://schemas.microsoft.com/office/word/2010/wordprocessingCanvas" xmlns:cx="http://schemas.microsoft.com/office/drawing/2014/chartex" xmlns:cx1="http://schemas.microsoft.com/office/drawing/2015/9/8/chartex" xmlns:cx2="http://schemas.microsoft.com/office/drawing/2015/10/21/chartex" xmlns:cx3="http://schemas.microsoft.com/office/drawing/2016/5/9/chartex" xmlns:cx4="http://schemas.microsoft.com/office/drawing/2016/5/10/chartex" xmlns:cx5="http://schemas.microsoft.com/office/drawing/2016/5/11/chartex" xmlns:cx6="http://schemas.microsoft.com/office/drawing/2016/5/12/chartex" xmlns:cx7="http://schemas.microsoft.com/office/drawing/2016/5/13/chartex" xmlns:cx8="http://schemas.microsoft.com/office/drawing/2016/5/14/chartex" xmlns:mc="http://schemas.openxmlformats.org/markup-compatibility/2006" xmlns:aink="http://schemas.microsoft.com/office/drawing/2016/ink" xmlns:am3d="http://schemas.microsoft.com/office/drawing/2017/model3d" xmlns:o="urn:schemas-microsoft-com:office:office" xmlns:oel="http://schemas.microsoft.com/office/2019/extlst" xmlns:r="http://schemas.openxmlformats.org/officeDocument/2006/relationships" xmlns:m="http://schemas.openxmlformats.org/officeDocument/2006/math" xmlns:v="urn:schemas-microsoft-com:vml" xmlns:wp14="http://schemas.microsoft.com/office/word/2010/wordprocessingDrawing" xmlns:wp="http://schemas.openxmlformats.org/drawingml/2006/wordprocessingDrawing" xmlns:w10="urn:schemas-microsoft-com:office:word" xmlns:w="http://schemas.openxmlformats.org/wordprocessingml/2006/main" xmlns:w14="http://schemas.microsoft.com/office/word/2010/wordml" xmlns:w15="http://schemas.microsoft.com/office/word/2012/wordml" xmlns:w16cex="http://schemas.microsoft.com/office/word/2018/wordml/cex" xmlns:w16cid="http://schemas.microsoft.com/office/word/2016/wordml/cid" xmlns:w16="http://schemas.microsoft.com/office/word/2018/wordml" xmlns:w16du="http://schemas.microsoft.com/office/word/2023/wordml/word16du" xmlns:w16sdtdh="http://schemas.microsoft.com/office/word/2020/wordml/sdtdatahash" xmlns:w16sdtfl="http://schemas.microsoft.com/office/word/2024/wordml/sdtformatlock" xmlns:w16se="http://schemas.microsoft.com/office/word/2015/wordml/symex" xmlns:wpg="http://schemas.microsoft.com/office/word/2010/wordprocessingGroup" xmlns:wpi="http://schemas.microsoft.com/office/word/2010/wordprocessingInk" xmlns:wne="http://schemas.microsoft.com/office/word/2006/wordml" xmlns:wps="http://schemas.microsoft.com/office/word/2010/wordprocessingShape" mc:Ignorable="w14 w15 w16se w16cid w16 w16cex w16sdtdh w16sdtfl w16du wp14">
+<w:document xmlns:wpc="http://schemas.microsoft.com/office/word/2010/wordprocessingCanvas" xmlns:cx="http://schemas.microsoft.com/office/drawing/2014/chartex" xmlns:cx1="http://schemas.microsoft.com/office/drawing/2015/9/8/chartex" xmlns:mc="http://schemas.openxmlformats.org/markup-compatibility/2006" xmlns:o="urn:schemas-microsoft-com:office:office" xmlns:r="http://schemas.openxmlformats.org/officeDocument/2006/relationships" xmlns:m="http://schemas.openxmlformats.org/officeDocument/2006/math" xmlns:v="urn:schemas-microsoft-com:vml" xmlns:wp14="http://schemas.microsoft.com/office/word/2010/wordprocessingDrawing" xmlns:wp="http://schemas.openxmlformats.org/drawingml/2006/wordprocessingDrawing" xmlns:w10="urn:schemas-microsoft-com:office:word" xmlns:w="http://schemas.openxmlformats.org/wordprocessingml/2006/main" xmlns:w14="http://schemas.microsoft.com/office/word/2010/wordml" xmlns:w15="http://schemas.microsoft.com/office/word/2012/wordml" xmlns:w16se="http://schemas.microsoft.com/office/word/2015/wordml/symex" xmlns:wpg="http://schemas.microsoft.com/office/word/2010/wordprocessingGroup" xmlns:wpi="http://schemas.microsoft.com/office/word/2010/wordprocessingInk" xmlns:wne="http://schemas.microsoft.com/office/word/2006/wordml" xmlns:wps="http://schemas.microsoft.com/office/word/2010/wordprocessingShape" mc:Ignorable="w14 w15 w16se wp14">
   <w:body>
     <w:p>
       <w:pPr>
@@ -91,6 +91,7 @@
           <w:noProof/>
           <w:color w:val="000000"/>
           <w:szCs w:val="24"/>
+          <w:lang w:val="hu-HU" w:eastAsia="hu-HU"/>
         </w:rPr>
         <w:drawing>
           <wp:anchor distT="0" distB="0" distL="114300" distR="114300" simplePos="0" relativeHeight="251661312" behindDoc="0" locked="0" layoutInCell="1" allowOverlap="1" wp14:anchorId="6D0B4A0F" wp14:editId="30441183">
@@ -755,6 +756,7 @@
           <w:lang w:val="hu-HU"/>
         </w:rPr>
       </w:pPr>
+      <w:proofErr w:type="gramStart"/>
       <w:r>
         <w:rPr>
           <w:rFonts w:ascii="Times New Roman" w:hAnsi="Times New Roman" w:cs="Times New Roman"/>
@@ -763,7 +765,18 @@
           <w:szCs w:val="48"/>
           <w:lang w:val="hu-HU"/>
         </w:rPr>
-        <w:t>tudnivalók a záródolgozathoz</w:t>
+        <w:t>tudnivalók</w:t>
+      </w:r>
+      <w:proofErr w:type="gramEnd"/>
+      <w:r>
+        <w:rPr>
+          <w:rFonts w:ascii="Times New Roman" w:hAnsi="Times New Roman" w:cs="Times New Roman"/>
+          <w:snapToGrid w:val="0"/>
+          <w:sz w:val="48"/>
+          <w:szCs w:val="48"/>
+          <w:lang w:val="hu-HU"/>
+        </w:rPr>
+        <w:t xml:space="preserve"> a záródolgozathoz</w:t>
       </w:r>
     </w:p>
     <w:p>
@@ -903,12 +916,14 @@
               <w:rFonts w:ascii="Times New Roman" w:hAnsi="Times New Roman" w:cs="Times New Roman"/>
             </w:rPr>
           </w:pPr>
+          <w:proofErr w:type="spellStart"/>
           <w:r>
             <w:rPr>
               <w:rFonts w:ascii="Times New Roman" w:hAnsi="Times New Roman" w:cs="Times New Roman"/>
             </w:rPr>
             <w:t>Tartalomjegyzék</w:t>
           </w:r>
+          <w:proofErr w:type="spellEnd"/>
         </w:p>
         <w:p>
           <w:pPr>
@@ -1920,7 +1935,143 @@
           <w:szCs w:val="24"/>
           <w:lang w:val="hu" w:eastAsia="hu-HU"/>
         </w:rPr>
-        <w:t>Projektünk egy 2D-s platformer játék, ami a rage game kategóriába esik. A története a következő: Volt egyszer egy troll, akinek a legjobb barátja egy krumpli volt, akit Kolompérnak hívtak. Az ottani katonák ellopták ezt a krumplit, hogy sült krumplit csináljanak belőle. A troll ezt nem engedhette meg, ezért elindult kiszabadítani. A játék zárása: sajnos a troll nem tudta megmenteni Kolo</w:t>
+        <w:t xml:space="preserve">Projektünk egy 2D-s </w:t>
+      </w:r>
+      <w:proofErr w:type="spellStart"/>
+      <w:r>
+        <w:rPr>
+          <w:rFonts w:ascii="Times New Roman" w:eastAsia="Calibri" w:hAnsi="Times New Roman" w:cs="Times New Roman"/>
+          <w:color w:val="000000"/>
+          <w:szCs w:val="24"/>
+          <w:lang w:val="hu" w:eastAsia="hu-HU"/>
+        </w:rPr>
+        <w:t>platformer</w:t>
+      </w:r>
+      <w:proofErr w:type="spellEnd"/>
+      <w:r>
+        <w:rPr>
+          <w:rFonts w:ascii="Times New Roman" w:eastAsia="Calibri" w:hAnsi="Times New Roman" w:cs="Times New Roman"/>
+          <w:color w:val="000000"/>
+          <w:szCs w:val="24"/>
+          <w:lang w:val="hu" w:eastAsia="hu-HU"/>
+        </w:rPr>
+        <w:t xml:space="preserve"> játék, ami a </w:t>
+      </w:r>
+      <w:proofErr w:type="spellStart"/>
+      <w:r>
+        <w:rPr>
+          <w:rFonts w:ascii="Times New Roman" w:eastAsia="Calibri" w:hAnsi="Times New Roman" w:cs="Times New Roman"/>
+          <w:color w:val="000000"/>
+          <w:szCs w:val="24"/>
+          <w:lang w:val="hu" w:eastAsia="hu-HU"/>
+        </w:rPr>
+        <w:t>rage</w:t>
+      </w:r>
+      <w:proofErr w:type="spellEnd"/>
+      <w:r>
+        <w:rPr>
+          <w:rFonts w:ascii="Times New Roman" w:eastAsia="Calibri" w:hAnsi="Times New Roman" w:cs="Times New Roman"/>
+          <w:color w:val="000000"/>
+          <w:szCs w:val="24"/>
+          <w:lang w:val="hu" w:eastAsia="hu-HU"/>
+        </w:rPr>
+        <w:t xml:space="preserve"> game kategóriába esik. A története a következő: Volt egyszer egy </w:t>
+      </w:r>
+      <w:proofErr w:type="spellStart"/>
+      <w:r>
+        <w:rPr>
+          <w:rFonts w:ascii="Times New Roman" w:eastAsia="Calibri" w:hAnsi="Times New Roman" w:cs="Times New Roman"/>
+          <w:color w:val="000000"/>
+          <w:szCs w:val="24"/>
+          <w:lang w:val="hu" w:eastAsia="hu-HU"/>
+        </w:rPr>
+        <w:t>troll</w:t>
+      </w:r>
+      <w:proofErr w:type="spellEnd"/>
+      <w:r>
+        <w:rPr>
+          <w:rFonts w:ascii="Times New Roman" w:eastAsia="Calibri" w:hAnsi="Times New Roman" w:cs="Times New Roman"/>
+          <w:color w:val="000000"/>
+          <w:szCs w:val="24"/>
+          <w:lang w:val="hu" w:eastAsia="hu-HU"/>
+        </w:rPr>
+        <w:t xml:space="preserve">, akinek a legjobb barátja egy krumpli volt, akit Kolompérnak hívtak. </w:t>
+      </w:r>
+      <w:r>
+        <w:rPr>
+          <w:rFonts w:ascii="Times New Roman" w:eastAsia="Calibri" w:hAnsi="Times New Roman" w:cs="Times New Roman"/>
+          <w:color w:val="000000"/>
+          <w:szCs w:val="24"/>
+          <w:lang w:val="hu" w:eastAsia="hu-HU"/>
+        </w:rPr>
+        <w:t>Ismeretlen</w:t>
+      </w:r>
+      <w:r>
+        <w:rPr>
+          <w:rFonts w:ascii="Times New Roman" w:eastAsia="Calibri" w:hAnsi="Times New Roman" w:cs="Times New Roman"/>
+          <w:color w:val="000000"/>
+          <w:szCs w:val="24"/>
+          <w:lang w:val="hu" w:eastAsia="hu-HU"/>
+        </w:rPr>
+        <w:t xml:space="preserve"> katonák ellopták ezt a krumplit</w:t>
+      </w:r>
+      <w:r>
+        <w:rPr>
+          <w:rFonts w:ascii="Times New Roman" w:eastAsia="Calibri" w:hAnsi="Times New Roman" w:cs="Times New Roman"/>
+          <w:color w:val="000000"/>
+          <w:szCs w:val="24"/>
+          <w:lang w:val="hu" w:eastAsia="hu-HU"/>
+        </w:rPr>
+        <w:t xml:space="preserve"> táplálkozási szándékkal</w:t>
+      </w:r>
+      <w:r>
+        <w:rPr>
+          <w:rFonts w:ascii="Times New Roman" w:eastAsia="Calibri" w:hAnsi="Times New Roman" w:cs="Times New Roman"/>
+          <w:color w:val="000000"/>
+          <w:szCs w:val="24"/>
+          <w:lang w:val="hu" w:eastAsia="hu-HU"/>
+        </w:rPr>
+        <w:t xml:space="preserve">. A </w:t>
+      </w:r>
+      <w:proofErr w:type="spellStart"/>
+      <w:r>
+        <w:rPr>
+          <w:rFonts w:ascii="Times New Roman" w:eastAsia="Calibri" w:hAnsi="Times New Roman" w:cs="Times New Roman"/>
+          <w:color w:val="000000"/>
+          <w:szCs w:val="24"/>
+          <w:lang w:val="hu" w:eastAsia="hu-HU"/>
+        </w:rPr>
+        <w:t>troll</w:t>
+      </w:r>
+      <w:proofErr w:type="spellEnd"/>
+      <w:r>
+        <w:rPr>
+          <w:rFonts w:ascii="Times New Roman" w:eastAsia="Calibri" w:hAnsi="Times New Roman" w:cs="Times New Roman"/>
+          <w:color w:val="000000"/>
+          <w:szCs w:val="24"/>
+          <w:lang w:val="hu" w:eastAsia="hu-HU"/>
+        </w:rPr>
+        <w:t xml:space="preserve"> ezt nem engedhette meg, ezért elindult kiszabadítani. A játék zárása: sajnos a </w:t>
+      </w:r>
+      <w:proofErr w:type="spellStart"/>
+      <w:r>
+        <w:rPr>
+          <w:rFonts w:ascii="Times New Roman" w:eastAsia="Calibri" w:hAnsi="Times New Roman" w:cs="Times New Roman"/>
+          <w:color w:val="000000"/>
+          <w:szCs w:val="24"/>
+          <w:lang w:val="hu" w:eastAsia="hu-HU"/>
+        </w:rPr>
+        <w:t>troll</w:t>
+      </w:r>
+      <w:proofErr w:type="spellEnd"/>
+      <w:r>
+        <w:rPr>
+          <w:rFonts w:ascii="Times New Roman" w:eastAsia="Calibri" w:hAnsi="Times New Roman" w:cs="Times New Roman"/>
+          <w:color w:val="000000"/>
+          <w:szCs w:val="24"/>
+          <w:lang w:val="hu" w:eastAsia="hu-HU"/>
+        </w:rPr>
+        <w:t xml:space="preserve"> nem tudta megmenteni Kolo</w:t>
       </w:r>
       <w:r>
         <w:rPr>
@@ -1937,7 +2088,43 @@
           <w:szCs w:val="24"/>
           <w:lang w:val="hu" w:eastAsia="hu-HU"/>
         </w:rPr>
-        <w:t>pért. sült krumpli lett belőle.</w:t>
+        <w:t>pért</w:t>
+      </w:r>
+      <w:r>
+        <w:rPr>
+          <w:rFonts w:ascii="Times New Roman" w:eastAsia="Calibri" w:hAnsi="Times New Roman" w:cs="Times New Roman"/>
+          <w:color w:val="000000"/>
+          <w:szCs w:val="24"/>
+          <w:lang w:val="hu" w:eastAsia="hu-HU"/>
+        </w:rPr>
+        <w:t>,</w:t>
+      </w:r>
+      <w:r>
+        <w:rPr>
+          <w:rFonts w:ascii="Times New Roman" w:eastAsia="Calibri" w:hAnsi="Times New Roman" w:cs="Times New Roman"/>
+          <w:color w:val="000000"/>
+          <w:szCs w:val="24"/>
+          <w:lang w:val="hu" w:eastAsia="hu-HU"/>
+        </w:rPr>
+        <w:t xml:space="preserve"> </w:t>
+      </w:r>
+      <w:r>
+        <w:rPr>
+          <w:rFonts w:ascii="Times New Roman" w:eastAsia="Calibri" w:hAnsi="Times New Roman" w:cs="Times New Roman"/>
+          <w:color w:val="000000"/>
+          <w:szCs w:val="24"/>
+          <w:lang w:val="hu" w:eastAsia="hu-HU"/>
+        </w:rPr>
+        <w:t>paprikás</w:t>
+      </w:r>
+      <w:r>
+        <w:rPr>
+          <w:rFonts w:ascii="Times New Roman" w:eastAsia="Calibri" w:hAnsi="Times New Roman" w:cs="Times New Roman"/>
+          <w:color w:val="000000"/>
+          <w:szCs w:val="24"/>
+          <w:lang w:val="hu" w:eastAsia="hu-HU"/>
+        </w:rPr>
+        <w:t xml:space="preserve"> krumpli lett belőle.</w:t>
       </w:r>
     </w:p>
     <w:p>
@@ -1965,7 +2152,56 @@
           <w:szCs w:val="24"/>
           <w:lang w:val="hu" w:eastAsia="hu-HU"/>
         </w:rPr>
-        <w:t>Tervezünk hozzá folytatást is. A troll nem adta fel a harcot. Végigküzdötte magát a fél világon, hogy betörjön egy titkos katonai laborba, hogy onnan dokumentumokat lopjon el, amikből kiderül hogyan tudná visszaváltoztatni Kolompért krumplivá. Ezzel záródna a második rész.</w:t>
+        <w:t xml:space="preserve">A történetet szeretnénk folytatni a játék második részével: kiderült, hogy létezik egy titkos katonai labor, amely a </w:t>
+      </w:r>
+      <w:proofErr w:type="spellStart"/>
+      <w:r>
+        <w:rPr>
+          <w:rFonts w:ascii="Times New Roman" w:eastAsia="Calibri" w:hAnsi="Times New Roman" w:cs="Times New Roman"/>
+          <w:color w:val="000000"/>
+          <w:szCs w:val="24"/>
+          <w:lang w:val="hu" w:eastAsia="hu-HU"/>
+        </w:rPr>
+        <w:t>visszakrumplizálás</w:t>
+      </w:r>
+      <w:proofErr w:type="spellEnd"/>
+      <w:r>
+        <w:rPr>
+          <w:rFonts w:ascii="Times New Roman" w:eastAsia="Calibri" w:hAnsi="Times New Roman" w:cs="Times New Roman"/>
+          <w:color w:val="000000"/>
+          <w:szCs w:val="24"/>
+          <w:lang w:val="hu" w:eastAsia="hu-HU"/>
+        </w:rPr>
+        <w:t xml:space="preserve"> titkát rejti, azaz annak tudományát, hogyan lehet visszahozni Kolompért az élő krumplik soráb</w:t>
+      </w:r>
+      <w:r>
+        <w:rPr>
+          <w:rFonts w:ascii="Times New Roman" w:eastAsia="Calibri" w:hAnsi="Times New Roman" w:cs="Times New Roman"/>
+          <w:color w:val="000000"/>
+          <w:szCs w:val="24"/>
+          <w:lang w:val="hu" w:eastAsia="hu-HU"/>
+        </w:rPr>
+        <w:t xml:space="preserve">a. A második rész azzal zárulna, hogy a </w:t>
+      </w:r>
+      <w:proofErr w:type="spellStart"/>
+      <w:r>
+        <w:rPr>
+          <w:rFonts w:ascii="Times New Roman" w:eastAsia="Calibri" w:hAnsi="Times New Roman" w:cs="Times New Roman"/>
+          <w:color w:val="000000"/>
+          <w:szCs w:val="24"/>
+          <w:lang w:val="hu" w:eastAsia="hu-HU"/>
+        </w:rPr>
+        <w:t>troll</w:t>
+      </w:r>
+      <w:proofErr w:type="spellEnd"/>
+      <w:r>
+        <w:rPr>
+          <w:rFonts w:ascii="Times New Roman" w:eastAsia="Calibri" w:hAnsi="Times New Roman" w:cs="Times New Roman"/>
+          <w:color w:val="000000"/>
+          <w:szCs w:val="24"/>
+          <w:lang w:val="hu" w:eastAsia="hu-HU"/>
+        </w:rPr>
+        <w:t xml:space="preserve"> felfedezi ezt a titkos labort.</w:t>
       </w:r>
     </w:p>
     <w:p>
@@ -1993,7 +2229,72 @@
           <w:szCs w:val="24"/>
           <w:lang w:val="hu" w:eastAsia="hu-HU"/>
         </w:rPr>
-        <w:t>A harmadik részben elindul visszaszerezni a sült krumplit, amit a katonák azóta is szigorúan őriznek, ezután elindulnak vissza a laborba, hogy Kolompér ismét krumpli lehessen. Sikerrel járnak.</w:t>
+        <w:t xml:space="preserve">A harmadik részben </w:t>
+      </w:r>
+      <w:r>
+        <w:rPr>
+          <w:rFonts w:ascii="Times New Roman" w:eastAsia="Calibri" w:hAnsi="Times New Roman" w:cs="Times New Roman"/>
+          <w:color w:val="000000"/>
+          <w:szCs w:val="24"/>
+          <w:lang w:val="hu" w:eastAsia="hu-HU"/>
+        </w:rPr>
+        <w:t xml:space="preserve">betör ebbe a laborba, megszerzi a szükséges dokumentumokat, és elindul visszaszerezni Kolompér </w:t>
+      </w:r>
+      <w:r>
+        <w:rPr>
+          <w:rFonts w:ascii="Times New Roman" w:eastAsia="Calibri" w:hAnsi="Times New Roman" w:cs="Times New Roman"/>
+          <w:color w:val="000000"/>
+          <w:szCs w:val="24"/>
+          <w:lang w:val="hu" w:eastAsia="hu-HU"/>
+        </w:rPr>
+        <w:t>megfőzött</w:t>
+      </w:r>
+      <w:r>
+        <w:rPr>
+          <w:rFonts w:ascii="Times New Roman" w:eastAsia="Calibri" w:hAnsi="Times New Roman" w:cs="Times New Roman"/>
+          <w:color w:val="000000"/>
+          <w:szCs w:val="24"/>
+          <w:lang w:val="hu" w:eastAsia="hu-HU"/>
+        </w:rPr>
+        <w:t xml:space="preserve"> maradványait.</w:t>
+      </w:r>
+      <w:r>
+        <w:rPr>
+          <w:rFonts w:ascii="Times New Roman" w:eastAsia="Calibri" w:hAnsi="Times New Roman" w:cs="Times New Roman"/>
+          <w:color w:val="000000"/>
+          <w:szCs w:val="24"/>
+          <w:lang w:val="hu" w:eastAsia="hu-HU"/>
+        </w:rPr>
+        <w:t xml:space="preserve"> Ezután megint betör a laborba barátjának maradványaival, hogy </w:t>
+      </w:r>
+      <w:proofErr w:type="spellStart"/>
+      <w:r>
+        <w:rPr>
+          <w:rFonts w:ascii="Times New Roman" w:eastAsia="Calibri" w:hAnsi="Times New Roman" w:cs="Times New Roman"/>
+          <w:color w:val="000000"/>
+          <w:szCs w:val="24"/>
+          <w:lang w:val="hu" w:eastAsia="hu-HU"/>
+        </w:rPr>
+        <w:t>visszakrumplizálja</w:t>
+      </w:r>
+      <w:proofErr w:type="spellEnd"/>
+      <w:r>
+        <w:rPr>
+          <w:rFonts w:ascii="Times New Roman" w:eastAsia="Calibri" w:hAnsi="Times New Roman" w:cs="Times New Roman"/>
+          <w:color w:val="000000"/>
+          <w:szCs w:val="24"/>
+          <w:lang w:val="hu" w:eastAsia="hu-HU"/>
+        </w:rPr>
+        <w:t xml:space="preserve"> őt.</w:t>
+      </w:r>
+      <w:r>
+        <w:rPr>
+          <w:rFonts w:ascii="Times New Roman" w:eastAsia="Calibri" w:hAnsi="Times New Roman" w:cs="Times New Roman"/>
+          <w:color w:val="000000"/>
+          <w:szCs w:val="24"/>
+          <w:lang w:val="hu" w:eastAsia="hu-HU"/>
+        </w:rPr>
+        <w:t xml:space="preserve"> Sikerrel jár.</w:t>
       </w:r>
     </w:p>
     <w:p>
@@ -2021,8 +2322,194 @@
           <w:szCs w:val="24"/>
           <w:lang w:val="hu" w:eastAsia="hu-HU"/>
         </w:rPr>
-        <w:t>A negyedik részben azonban újra elrabolják a krumplit, ezúttal az étterem emberei. Most sültkrumplit akarnak belőle csinálni. A troll ismét elmegy kiszabadítani. Zárás: a történet végére a troll otthonán elfogy az étel, de így is annyira éhes, hogy összefog az étteremmel, és hagyja, hogy barátjából sültkrumplit csináljanak, cserébe megkapja a sültkrumpli felét.</w:t>
-      </w:r>
+        <w:t>A negyedik r</w:t>
+      </w:r>
+      <w:r>
+        <w:rPr>
+          <w:rFonts w:ascii="Times New Roman" w:eastAsia="Calibri" w:hAnsi="Times New Roman" w:cs="Times New Roman"/>
+          <w:color w:val="000000"/>
+          <w:szCs w:val="24"/>
+          <w:lang w:val="hu" w:eastAsia="hu-HU"/>
+        </w:rPr>
+        <w:t>észben azonban újra elrabolják</w:t>
+      </w:r>
+      <w:r>
+        <w:rPr>
+          <w:rFonts w:ascii="Times New Roman" w:eastAsia="Calibri" w:hAnsi="Times New Roman" w:cs="Times New Roman"/>
+          <w:color w:val="000000"/>
+          <w:szCs w:val="24"/>
+          <w:lang w:val="hu" w:eastAsia="hu-HU"/>
+        </w:rPr>
+        <w:t xml:space="preserve">, ezúttal </w:t>
+      </w:r>
+      <w:r>
+        <w:rPr>
+          <w:rFonts w:ascii="Times New Roman" w:eastAsia="Calibri" w:hAnsi="Times New Roman" w:cs="Times New Roman"/>
+          <w:color w:val="000000"/>
+          <w:szCs w:val="24"/>
+          <w:lang w:val="hu" w:eastAsia="hu-HU"/>
+        </w:rPr>
+        <w:t>egy meg nem nevezett</w:t>
+      </w:r>
+      <w:r>
+        <w:rPr>
+          <w:rFonts w:ascii="Times New Roman" w:eastAsia="Calibri" w:hAnsi="Times New Roman" w:cs="Times New Roman"/>
+          <w:color w:val="000000"/>
+          <w:szCs w:val="24"/>
+          <w:lang w:val="hu" w:eastAsia="hu-HU"/>
+        </w:rPr>
+        <w:t xml:space="preserve"> </w:t>
+      </w:r>
+      <w:r>
+        <w:rPr>
+          <w:rFonts w:ascii="Times New Roman" w:eastAsia="Calibri" w:hAnsi="Times New Roman" w:cs="Times New Roman"/>
+          <w:color w:val="000000"/>
+          <w:szCs w:val="24"/>
+          <w:lang w:val="hu" w:eastAsia="hu-HU"/>
+        </w:rPr>
+        <w:t>gyors</w:t>
+      </w:r>
+      <w:r>
+        <w:rPr>
+          <w:rFonts w:ascii="Times New Roman" w:eastAsia="Calibri" w:hAnsi="Times New Roman" w:cs="Times New Roman"/>
+          <w:color w:val="000000"/>
+          <w:szCs w:val="24"/>
+          <w:lang w:val="hu" w:eastAsia="hu-HU"/>
+        </w:rPr>
+        <w:t>éttermi lánc</w:t>
+      </w:r>
+      <w:r>
+        <w:rPr>
+          <w:rFonts w:ascii="Times New Roman" w:eastAsia="Calibri" w:hAnsi="Times New Roman" w:cs="Times New Roman"/>
+          <w:color w:val="000000"/>
+          <w:szCs w:val="24"/>
+          <w:lang w:val="hu" w:eastAsia="hu-HU"/>
+        </w:rPr>
+        <w:t xml:space="preserve"> </w:t>
+      </w:r>
+      <w:r>
+        <w:rPr>
+          <w:rFonts w:ascii="Times New Roman" w:eastAsia="Calibri" w:hAnsi="Times New Roman" w:cs="Times New Roman"/>
+          <w:color w:val="000000"/>
+          <w:szCs w:val="24"/>
+          <w:lang w:val="hu" w:eastAsia="hu-HU"/>
+        </w:rPr>
+        <w:t>dolgozói</w:t>
+      </w:r>
+      <w:r>
+        <w:rPr>
+          <w:rFonts w:ascii="Times New Roman" w:eastAsia="Calibri" w:hAnsi="Times New Roman" w:cs="Times New Roman"/>
+          <w:color w:val="000000"/>
+          <w:szCs w:val="24"/>
+          <w:lang w:val="hu" w:eastAsia="hu-HU"/>
+        </w:rPr>
+        <w:t xml:space="preserve">. </w:t>
+      </w:r>
+      <w:r>
+        <w:rPr>
+          <w:rFonts w:ascii="Times New Roman" w:eastAsia="Calibri" w:hAnsi="Times New Roman" w:cs="Times New Roman"/>
+          <w:color w:val="000000"/>
+          <w:szCs w:val="24"/>
+          <w:lang w:val="hu" w:eastAsia="hu-HU"/>
+        </w:rPr>
+        <w:t>Ezúttal</w:t>
+      </w:r>
+      <w:r>
+        <w:rPr>
+          <w:rFonts w:ascii="Times New Roman" w:eastAsia="Calibri" w:hAnsi="Times New Roman" w:cs="Times New Roman"/>
+          <w:color w:val="000000"/>
+          <w:szCs w:val="24"/>
+          <w:lang w:val="hu" w:eastAsia="hu-HU"/>
+        </w:rPr>
+        <w:t xml:space="preserve"> hasábburgonyát</w:t>
+      </w:r>
+      <w:r>
+        <w:rPr>
+          <w:rFonts w:ascii="Times New Roman" w:eastAsia="Calibri" w:hAnsi="Times New Roman" w:cs="Times New Roman"/>
+          <w:color w:val="000000"/>
+          <w:szCs w:val="24"/>
+          <w:lang w:val="hu" w:eastAsia="hu-HU"/>
+        </w:rPr>
+        <w:t xml:space="preserve"> akarnak</w:t>
+      </w:r>
+      <w:r>
+        <w:rPr>
+          <w:rFonts w:ascii="Times New Roman" w:eastAsia="Calibri" w:hAnsi="Times New Roman" w:cs="Times New Roman"/>
+          <w:color w:val="000000"/>
+          <w:szCs w:val="24"/>
+          <w:lang w:val="hu" w:eastAsia="hu-HU"/>
+        </w:rPr>
+        <w:t xml:space="preserve"> készíteni belőle</w:t>
+      </w:r>
+      <w:r>
+        <w:rPr>
+          <w:rFonts w:ascii="Times New Roman" w:eastAsia="Calibri" w:hAnsi="Times New Roman" w:cs="Times New Roman"/>
+          <w:color w:val="000000"/>
+          <w:szCs w:val="24"/>
+          <w:lang w:val="hu" w:eastAsia="hu-HU"/>
+        </w:rPr>
+        <w:t xml:space="preserve">. A </w:t>
+      </w:r>
+      <w:proofErr w:type="spellStart"/>
+      <w:r>
+        <w:rPr>
+          <w:rFonts w:ascii="Times New Roman" w:eastAsia="Calibri" w:hAnsi="Times New Roman" w:cs="Times New Roman"/>
+          <w:color w:val="000000"/>
+          <w:szCs w:val="24"/>
+          <w:lang w:val="hu" w:eastAsia="hu-HU"/>
+        </w:rPr>
+        <w:t>troll</w:t>
+      </w:r>
+      <w:proofErr w:type="spellEnd"/>
+      <w:r>
+        <w:rPr>
+          <w:rFonts w:ascii="Times New Roman" w:eastAsia="Calibri" w:hAnsi="Times New Roman" w:cs="Times New Roman"/>
+          <w:color w:val="000000"/>
+          <w:szCs w:val="24"/>
+          <w:lang w:val="hu" w:eastAsia="hu-HU"/>
+        </w:rPr>
+        <w:t xml:space="preserve"> ismét elmegy kiszabadítani. Zárás: </w:t>
+      </w:r>
+      <w:r>
+        <w:rPr>
+          <w:rFonts w:ascii="Times New Roman" w:eastAsia="Calibri" w:hAnsi="Times New Roman" w:cs="Times New Roman"/>
+          <w:color w:val="000000"/>
+          <w:szCs w:val="24"/>
+          <w:lang w:val="hu" w:eastAsia="hu-HU"/>
+        </w:rPr>
+        <w:t xml:space="preserve">Ezúttal a </w:t>
+      </w:r>
+      <w:proofErr w:type="spellStart"/>
+      <w:r>
+        <w:rPr>
+          <w:rFonts w:ascii="Times New Roman" w:eastAsia="Calibri" w:hAnsi="Times New Roman" w:cs="Times New Roman"/>
+          <w:color w:val="000000"/>
+          <w:szCs w:val="24"/>
+          <w:lang w:val="hu" w:eastAsia="hu-HU"/>
+        </w:rPr>
+        <w:t>troll</w:t>
+      </w:r>
+      <w:proofErr w:type="spellEnd"/>
+      <w:r>
+        <w:rPr>
+          <w:rFonts w:ascii="Times New Roman" w:eastAsia="Calibri" w:hAnsi="Times New Roman" w:cs="Times New Roman"/>
+          <w:color w:val="000000"/>
+          <w:szCs w:val="24"/>
+          <w:lang w:val="hu" w:eastAsia="hu-HU"/>
+        </w:rPr>
+        <w:t xml:space="preserve"> lesz éhes</w:t>
+      </w:r>
+      <w:proofErr w:type="gramStart"/>
+      <w:r>
+        <w:rPr>
+          <w:rFonts w:ascii="Times New Roman" w:eastAsia="Calibri" w:hAnsi="Times New Roman" w:cs="Times New Roman"/>
+          <w:color w:val="000000"/>
+          <w:szCs w:val="24"/>
+          <w:lang w:val="hu" w:eastAsia="hu-HU"/>
+        </w:rPr>
+        <w:t>...</w:t>
+      </w:r>
+      <w:proofErr w:type="gramEnd"/>
     </w:p>
     <w:p>
       <w:pPr>
@@ -2087,7 +2574,16 @@
           <w:szCs w:val="24"/>
           <w:lang w:val="hu" w:eastAsia="hu-HU"/>
         </w:rPr>
-        <w:t>11. évfolyam óta fejlesztjük a játékot.</w:t>
+        <w:t>11. évfolyam óta fejlesztjük</w:t>
+      </w:r>
+      <w:r>
+        <w:rPr>
+          <w:rFonts w:ascii="Times New Roman" w:eastAsia="Calibri" w:hAnsi="Times New Roman" w:cs="Times New Roman"/>
+          <w:color w:val="000000"/>
+          <w:szCs w:val="24"/>
+          <w:lang w:val="hu" w:eastAsia="hu-HU"/>
+        </w:rPr>
+        <w:t>.</w:t>
       </w:r>
     </w:p>
     <w:p>
@@ -2098,6 +2594,7 @@
           <w:lang w:val="hu" w:eastAsia="hu-HU"/>
         </w:rPr>
       </w:pPr>
+      <w:proofErr w:type="spellStart"/>
       <w:r>
         <w:rPr>
           <w:rStyle w:val="AlcmChar"/>
@@ -2106,6 +2603,7 @@
         </w:rPr>
         <w:t>Használat</w:t>
       </w:r>
+      <w:proofErr w:type="spellEnd"/>
       <w:r>
         <w:rPr>
           <w:rFonts w:ascii="Times New Roman" w:eastAsia="Calibri" w:hAnsi="Times New Roman" w:cs="Times New Roman"/>
@@ -2143,44 +2641,27 @@
           <w:szCs w:val="24"/>
           <w:lang w:val="hu" w:eastAsia="hu-HU"/>
         </w:rPr>
-        <w:t xml:space="preserve">A játék elindítása (a main.py elindításához kell a requests és a pygame-ce modulok vagy </w:t>
-      </w:r>
-      <w:r>
-        <w:rPr>
-          <w:rFonts w:ascii="Times New Roman" w:eastAsia="Calibri" w:hAnsi="Times New Roman" w:cs="Times New Roman"/>
-          <w:color w:val="000000"/>
-          <w:szCs w:val="24"/>
-          <w:lang w:val="hu" w:eastAsia="hu-HU"/>
-        </w:rPr>
-        <w:t xml:space="preserve">nélkülük a </w:t>
-      </w:r>
-      <w:r>
-        <w:rPr>
-          <w:rFonts w:ascii="Times New Roman" w:eastAsia="Calibri" w:hAnsi="Times New Roman" w:cs="Times New Roman"/>
-          <w:color w:val="000000"/>
-          <w:szCs w:val="24"/>
-          <w:lang w:val="hu" w:eastAsia="hu-HU"/>
-        </w:rPr>
-        <w:t>main.exe) után bejelentkezési ablak jelenik meg, ahol, ha nem írsz be semmit, és megnyomjuk a bejelentkezés gombot, akkor offline módban, ám ha egy létező</w:t>
-      </w:r>
-      <w:r>
-        <w:rPr>
-          <w:rFonts w:ascii="Times New Roman" w:eastAsia="Calibri" w:hAnsi="Times New Roman" w:cs="Times New Roman"/>
-          <w:color w:val="000000"/>
-          <w:sz w:val="32"/>
-          <w:szCs w:val="32"/>
-          <w:lang w:val="hu" w:eastAsia="hu-HU"/>
-        </w:rPr>
-        <w:t xml:space="preserve"> </w:t>
-      </w:r>
-      <w:r>
-        <w:rPr>
-          <w:rFonts w:ascii="Times New Roman" w:eastAsia="Calibri" w:hAnsi="Times New Roman" w:cs="Times New Roman"/>
-          <w:color w:val="000000"/>
-          <w:szCs w:val="24"/>
-          <w:lang w:val="hu" w:eastAsia="hu-HU"/>
-        </w:rPr>
-        <w:t>felhasználónevet és jelszavát megadjuk, akkor online módon játsszuk.</w:t>
+        <w:t xml:space="preserve">A játék elindítása után megjelenik egy bejelentkezési ablak, </w:t>
+      </w:r>
+      <w:proofErr w:type="gramStart"/>
+      <w:r>
+        <w:rPr>
+          <w:rFonts w:ascii="Times New Roman" w:eastAsia="Calibri" w:hAnsi="Times New Roman" w:cs="Times New Roman"/>
+          <w:color w:val="000000"/>
+          <w:szCs w:val="24"/>
+          <w:lang w:val="hu" w:eastAsia="hu-HU"/>
+        </w:rPr>
+        <w:t>itt</w:t>
+      </w:r>
+      <w:proofErr w:type="gramEnd"/>
+      <w:r>
+        <w:rPr>
+          <w:rFonts w:ascii="Times New Roman" w:eastAsia="Calibri" w:hAnsi="Times New Roman" w:cs="Times New Roman"/>
+          <w:color w:val="000000"/>
+          <w:szCs w:val="24"/>
+          <w:lang w:val="hu" w:eastAsia="hu-HU"/>
+        </w:rPr>
+        <w:t xml:space="preserve"> ha nem írunk be semmit, csak a bejelentkezésre kattintunk, offline módban tudunk játszani, az online módhoz be kell jelentkezni.</w:t>
       </w:r>
     </w:p>
     <w:p>
@@ -2212,7 +2693,16 @@
           <w:szCs w:val="24"/>
           <w:lang w:val="hu" w:eastAsia="hu-HU"/>
         </w:rPr>
-        <w:t xml:space="preserve"> Utána egy felbontást választó ablak jelenik, meg, ahol kiválaszthatod a felbontást, és megnyomjuk az „elfogadás” gombot</w:t>
+        <w:t xml:space="preserve">Utána egy felbontást </w:t>
+      </w:r>
+      <w:r>
+        <w:rPr>
+          <w:rFonts w:ascii="Times New Roman" w:eastAsia="Calibri" w:hAnsi="Times New Roman" w:cs="Times New Roman"/>
+          <w:color w:val="000000"/>
+          <w:szCs w:val="24"/>
+          <w:lang w:val="hu" w:eastAsia="hu-HU"/>
+        </w:rPr>
+        <w:t>kiválasztó ablak jelenik meg.</w:t>
       </w:r>
     </w:p>
     <w:p>
@@ -2244,9 +2734,19 @@
           <w:szCs w:val="24"/>
           <w:lang w:val="hu" w:eastAsia="hu-HU"/>
         </w:rPr>
-        <w:lastRenderedPageBreak/>
-        <w:t>Utána a játék menüjében vagyunk</w:t>
-      </w:r>
+        <w:t xml:space="preserve">Ezután megjelenik a játék </w:t>
+      </w:r>
+      <w:proofErr w:type="spellStart"/>
+      <w:r>
+        <w:rPr>
+          <w:rFonts w:ascii="Times New Roman" w:eastAsia="Calibri" w:hAnsi="Times New Roman" w:cs="Times New Roman"/>
+          <w:color w:val="000000"/>
+          <w:szCs w:val="24"/>
+          <w:lang w:val="hu" w:eastAsia="hu-HU"/>
+        </w:rPr>
+        <w:t>főmenüje</w:t>
+      </w:r>
+      <w:proofErr w:type="spellEnd"/>
       <w:r>
         <w:rPr>
           <w:rFonts w:ascii="Times New Roman" w:eastAsia="Calibri" w:hAnsi="Times New Roman" w:cs="Times New Roman"/>
@@ -2283,7 +2783,25 @@
           <w:szCs w:val="24"/>
           <w:lang w:val="hu" w:eastAsia="hu-HU"/>
         </w:rPr>
-        <w:t>, ahol 5 gomb van:</w:t>
+        <w:t xml:space="preserve">, ahol 5 gomb </w:t>
+      </w:r>
+      <w:r>
+        <w:rPr>
+          <w:rFonts w:ascii="Times New Roman" w:eastAsia="Calibri" w:hAnsi="Times New Roman" w:cs="Times New Roman"/>
+          <w:color w:val="000000"/>
+          <w:szCs w:val="24"/>
+          <w:lang w:val="hu" w:eastAsia="hu-HU"/>
+        </w:rPr>
+        <w:t>található</w:t>
+      </w:r>
+      <w:r>
+        <w:rPr>
+          <w:rFonts w:ascii="Times New Roman" w:eastAsia="Calibri" w:hAnsi="Times New Roman" w:cs="Times New Roman"/>
+          <w:color w:val="000000"/>
+          <w:szCs w:val="24"/>
+          <w:lang w:val="hu" w:eastAsia="hu-HU"/>
+        </w:rPr>
+        <w:t>:</w:t>
       </w:r>
     </w:p>
     <w:p>
@@ -2347,7 +2865,26 @@
           <w:szCs w:val="24"/>
           <w:lang w:val="hu" w:eastAsia="hu-HU"/>
         </w:rPr>
-        <w:t>„Játék folytatása”, amivel folytathatjuk a játékot, az elmentett (saves.csv) állományban, ha nincsen, akkor szól, hogy nincsen mentése.</w:t>
+        <w:lastRenderedPageBreak/>
+        <w:t xml:space="preserve">„Játék folytatása”, amivel folytathatjuk a játékot, az elmentett (saves.csv) </w:t>
+      </w:r>
+      <w:r>
+        <w:rPr>
+          <w:rFonts w:ascii="Times New Roman" w:eastAsia="Calibri" w:hAnsi="Times New Roman" w:cs="Times New Roman"/>
+          <w:color w:val="000000"/>
+          <w:szCs w:val="24"/>
+          <w:lang w:val="hu" w:eastAsia="hu-HU"/>
+        </w:rPr>
+        <w:t>állományban, ha nincsen, akkor „nincs mentés” hibaüzenet jelenik meg</w:t>
+      </w:r>
+      <w:r>
+        <w:rPr>
+          <w:rFonts w:ascii="Times New Roman" w:eastAsia="Calibri" w:hAnsi="Times New Roman" w:cs="Times New Roman"/>
+          <w:color w:val="000000"/>
+          <w:szCs w:val="24"/>
+          <w:lang w:val="hu" w:eastAsia="hu-HU"/>
+        </w:rPr>
+        <w:t>.</w:t>
       </w:r>
     </w:p>
     <w:p>
@@ -2379,7 +2916,34 @@
           <w:szCs w:val="24"/>
           <w:lang w:val="hu" w:eastAsia="hu-HU"/>
         </w:rPr>
-        <w:t>„Játék nyelve: Magyar”, amivel megváltoztatjuk a nyelvezetet.</w:t>
+        <w:t xml:space="preserve">„Játék nyelve: Magyar”, amivel </w:t>
+      </w:r>
+      <w:r>
+        <w:rPr>
+          <w:rFonts w:ascii="Times New Roman" w:eastAsia="Calibri" w:hAnsi="Times New Roman" w:cs="Times New Roman"/>
+          <w:color w:val="000000"/>
+          <w:szCs w:val="24"/>
+          <w:lang w:val="hu" w:eastAsia="hu-HU"/>
+        </w:rPr>
+        <w:t>a játék nyelvét állíthatjuk be</w:t>
+      </w:r>
+      <w:r>
+        <w:rPr>
+          <w:rFonts w:ascii="Times New Roman" w:eastAsia="Calibri" w:hAnsi="Times New Roman" w:cs="Times New Roman"/>
+          <w:color w:val="000000"/>
+          <w:szCs w:val="24"/>
+          <w:lang w:val="hu" w:eastAsia="hu-HU"/>
+        </w:rPr>
+        <w:t xml:space="preserve"> A magyar az alapértelmezett nyelv</w:t>
+      </w:r>
+      <w:r>
+        <w:rPr>
+          <w:rFonts w:ascii="Times New Roman" w:eastAsia="Calibri" w:hAnsi="Times New Roman" w:cs="Times New Roman"/>
+          <w:color w:val="000000"/>
+          <w:szCs w:val="24"/>
+          <w:lang w:val="hu" w:eastAsia="hu-HU"/>
+        </w:rPr>
+        <w:t>.</w:t>
       </w:r>
     </w:p>
     <w:p>
@@ -2411,7 +2975,25 @@
           <w:szCs w:val="24"/>
           <w:lang w:val="hu" w:eastAsia="hu-HU"/>
         </w:rPr>
-        <w:t>„Zene: van”, amivel be-ki kapcsoljuk a játék zenéjét.</w:t>
+        <w:t xml:space="preserve">„Zene: van”, amivel </w:t>
+      </w:r>
+      <w:r>
+        <w:rPr>
+          <w:rFonts w:ascii="Times New Roman" w:eastAsia="Calibri" w:hAnsi="Times New Roman" w:cs="Times New Roman"/>
+          <w:color w:val="000000"/>
+          <w:szCs w:val="24"/>
+          <w:lang w:val="hu" w:eastAsia="hu-HU"/>
+        </w:rPr>
+        <w:t>a játék zenéjét kapcsolhatjuk be vagy ki</w:t>
+      </w:r>
+      <w:r>
+        <w:rPr>
+          <w:rFonts w:ascii="Times New Roman" w:eastAsia="Calibri" w:hAnsi="Times New Roman" w:cs="Times New Roman"/>
+          <w:color w:val="000000"/>
+          <w:szCs w:val="24"/>
+          <w:lang w:val="hu" w:eastAsia="hu-HU"/>
+        </w:rPr>
+        <w:t>.</w:t>
       </w:r>
     </w:p>
     <w:p>
@@ -2463,29 +3045,54 @@
         <w:jc w:val="both"/>
         <w:rPr>
           <w:rFonts w:ascii="Times New Roman" w:eastAsia="Calibri" w:hAnsi="Times New Roman" w:cs="Times New Roman"/>
-          <w:color w:val="000000"/>
-          <w:szCs w:val="24"/>
-          <w:lang w:val="hu" w:eastAsia="hu-HU"/>
-        </w:rPr>
-      </w:pPr>
-      <w:r>
-        <w:rPr>
-          <w:rFonts w:ascii="Times New Roman" w:eastAsia="Calibri" w:hAnsi="Times New Roman" w:cs="Times New Roman"/>
-          <w:color w:val="000000"/>
-          <w:szCs w:val="24"/>
-          <w:lang w:val="hu" w:eastAsia="hu-HU"/>
-        </w:rPr>
-        <w:t>A játékban, ha meg szeretnénk állítani akkor ESC, és középen megjelenik „Mentés és kilépés a játékból” gomb, amivel kilépünk és elmentjük a játékot lokálisan (saves.csv) és a szervernek, ha online vagyunk.</w:t>
-      </w:r>
-    </w:p>
-    <w:p>
-      <w:pPr>
-        <w:pStyle w:val="Alcm"/>
-        <w:rPr>
-          <w:rFonts w:ascii="Times New Roman" w:eastAsia="Calibri" w:hAnsi="Times New Roman" w:cs="Times New Roman"/>
-          <w:lang w:val="hu" w:eastAsia="hu-HU"/>
-        </w:rPr>
-      </w:pPr>
+          <w:lang w:val="hu" w:eastAsia="hu-HU"/>
+        </w:rPr>
+      </w:pPr>
+      <w:r>
+        <w:rPr>
+          <w:rFonts w:ascii="Times New Roman" w:eastAsia="Calibri" w:hAnsi="Times New Roman" w:cs="Times New Roman"/>
+          <w:color w:val="000000"/>
+          <w:szCs w:val="24"/>
+          <w:lang w:val="hu" w:eastAsia="hu-HU"/>
+        </w:rPr>
+        <w:t xml:space="preserve">Az ESC megnyomásával megállíthatjuk a játékot, ekkor megjelenik a </w:t>
+      </w:r>
+      <w:r>
+        <w:rPr>
+          <w:rFonts w:ascii="Times New Roman" w:eastAsia="Calibri" w:hAnsi="Times New Roman" w:cs="Times New Roman"/>
+          <w:color w:val="000000"/>
+          <w:szCs w:val="24"/>
+          <w:lang w:val="hu" w:eastAsia="hu-HU"/>
+        </w:rPr>
+        <w:t>„Mentés és kilépés a játékból”</w:t>
+      </w:r>
+      <w:r>
+        <w:rPr>
+          <w:rFonts w:ascii="Times New Roman" w:eastAsia="Calibri" w:hAnsi="Times New Roman" w:cs="Times New Roman"/>
+          <w:color w:val="000000"/>
+          <w:szCs w:val="24"/>
+          <w:lang w:val="hu" w:eastAsia="hu-HU"/>
+        </w:rPr>
+        <w:t xml:space="preserve"> gomb, lokálisan is ment, de ha be vagyunk jelentkezve online, a szerverre is.</w:t>
+      </w:r>
+    </w:p>
+    <w:p>
+      <w:pPr>
+        <w:pBdr>
+          <w:top w:val="nil"/>
+          <w:left w:val="nil"/>
+          <w:bottom w:val="nil"/>
+          <w:right w:val="nil"/>
+          <w:between w:val="nil"/>
+        </w:pBdr>
+        <w:spacing w:before="120" w:after="360" w:line="360" w:lineRule="auto"/>
+        <w:jc w:val="both"/>
+        <w:rPr>
+          <w:rFonts w:ascii="Times New Roman" w:eastAsia="Calibri" w:hAnsi="Times New Roman" w:cs="Times New Roman"/>
+          <w:lang w:val="hu" w:eastAsia="hu-HU"/>
+        </w:rPr>
+      </w:pPr>
+      <w:proofErr w:type="spellStart"/>
       <w:r>
         <w:rPr>
           <w:rStyle w:val="AlcmChar"/>
@@ -2494,6 +3101,7 @@
         </w:rPr>
         <w:t>Irányítás</w:t>
       </w:r>
+      <w:proofErr w:type="spellEnd"/>
       <w:r>
         <w:rPr>
           <w:rFonts w:ascii="Times New Roman" w:eastAsia="Calibri" w:hAnsi="Times New Roman" w:cs="Times New Roman"/>
@@ -2518,7 +3126,15 @@
           <w:szCs w:val="24"/>
           <w:lang w:val="hu" w:eastAsia="hu-HU"/>
         </w:rPr>
-        <w:t>Fel nyíl - ugrás felfelé</w:t>
+        <w:t>Fel</w:t>
+      </w:r>
+      <w:r>
+        <w:rPr>
+          <w:rFonts w:ascii="Times New Roman" w:eastAsia="Calibri" w:hAnsi="Times New Roman" w:cs="Times New Roman"/>
+          <w:szCs w:val="24"/>
+          <w:lang w:val="hu" w:eastAsia="hu-HU"/>
+        </w:rPr>
+        <w:t>felé nyíl - ugrás</w:t>
       </w:r>
     </w:p>
     <w:p>
@@ -2537,7 +3153,23 @@
           <w:szCs w:val="24"/>
           <w:lang w:val="hu" w:eastAsia="hu-HU"/>
         </w:rPr>
-        <w:t>Bal nyíl - balra haladás</w:t>
+        <w:t>Bal</w:t>
+      </w:r>
+      <w:r>
+        <w:rPr>
+          <w:rFonts w:ascii="Times New Roman" w:eastAsia="Calibri" w:hAnsi="Times New Roman" w:cs="Times New Roman"/>
+          <w:szCs w:val="24"/>
+          <w:lang w:val="hu" w:eastAsia="hu-HU"/>
+        </w:rPr>
+        <w:t>ra</w:t>
+      </w:r>
+      <w:r>
+        <w:rPr>
+          <w:rFonts w:ascii="Times New Roman" w:eastAsia="Calibri" w:hAnsi="Times New Roman" w:cs="Times New Roman"/>
+          <w:szCs w:val="24"/>
+          <w:lang w:val="hu" w:eastAsia="hu-HU"/>
+        </w:rPr>
+        <w:t xml:space="preserve"> nyíl - balra haladás</w:t>
       </w:r>
     </w:p>
     <w:p>
@@ -2556,7 +3188,23 @@
           <w:szCs w:val="24"/>
           <w:lang w:val="hu" w:eastAsia="hu-HU"/>
         </w:rPr>
-        <w:t>Jobb nyíl - jobbra haladás</w:t>
+        <w:t>Jobb</w:t>
+      </w:r>
+      <w:r>
+        <w:rPr>
+          <w:rFonts w:ascii="Times New Roman" w:eastAsia="Calibri" w:hAnsi="Times New Roman" w:cs="Times New Roman"/>
+          <w:szCs w:val="24"/>
+          <w:lang w:val="hu" w:eastAsia="hu-HU"/>
+        </w:rPr>
+        <w:t>ra</w:t>
+      </w:r>
+      <w:r>
+        <w:rPr>
+          <w:rFonts w:ascii="Times New Roman" w:eastAsia="Calibri" w:hAnsi="Times New Roman" w:cs="Times New Roman"/>
+          <w:szCs w:val="24"/>
+          <w:lang w:val="hu" w:eastAsia="hu-HU"/>
+        </w:rPr>
+        <w:t xml:space="preserve"> nyíl - jobbra haladás</w:t>
       </w:r>
     </w:p>
     <w:p>
@@ -2587,6 +3235,7 @@
           <w:lang w:val="hu" w:eastAsia="hu-HU"/>
         </w:rPr>
       </w:pPr>
+      <w:proofErr w:type="spellStart"/>
       <w:r>
         <w:rPr>
           <w:rStyle w:val="AlcmChar"/>
@@ -2595,6 +3244,7 @@
         </w:rPr>
         <w:t>Technológia</w:t>
       </w:r>
+      <w:proofErr w:type="spellEnd"/>
       <w:r>
         <w:rPr>
           <w:rFonts w:ascii="Times New Roman" w:eastAsia="Calibri" w:hAnsi="Times New Roman" w:cs="Times New Roman"/>
@@ -2629,7 +3279,47 @@
           <w:szCs w:val="24"/>
           <w:lang w:val="hu" w:eastAsia="hu-HU"/>
         </w:rPr>
-        <w:t>Python nyelven, Visual Studio Code fejlesztői környezetben.</w:t>
+        <w:t xml:space="preserve">Python nyelven, Visual </w:t>
+      </w:r>
+      <w:proofErr w:type="spellStart"/>
+      <w:r>
+        <w:rPr>
+          <w:rFonts w:ascii="Times New Roman" w:eastAsia="Calibri" w:hAnsi="Times New Roman" w:cs="Times New Roman"/>
+          <w:color w:val="000000"/>
+          <w:szCs w:val="24"/>
+          <w:lang w:val="hu" w:eastAsia="hu-HU"/>
+        </w:rPr>
+        <w:t>Studio</w:t>
+      </w:r>
+      <w:proofErr w:type="spellEnd"/>
+      <w:r>
+        <w:rPr>
+          <w:rFonts w:ascii="Times New Roman" w:eastAsia="Calibri" w:hAnsi="Times New Roman" w:cs="Times New Roman"/>
+          <w:color w:val="000000"/>
+          <w:szCs w:val="24"/>
+          <w:lang w:val="hu" w:eastAsia="hu-HU"/>
+        </w:rPr>
+        <w:t xml:space="preserve"> </w:t>
+      </w:r>
+      <w:proofErr w:type="spellStart"/>
+      <w:r>
+        <w:rPr>
+          <w:rFonts w:ascii="Times New Roman" w:eastAsia="Calibri" w:hAnsi="Times New Roman" w:cs="Times New Roman"/>
+          <w:color w:val="000000"/>
+          <w:szCs w:val="24"/>
+          <w:lang w:val="hu" w:eastAsia="hu-HU"/>
+        </w:rPr>
+        <w:t>Code</w:t>
+      </w:r>
+      <w:proofErr w:type="spellEnd"/>
+      <w:r>
+        <w:rPr>
+          <w:rFonts w:ascii="Times New Roman" w:eastAsia="Calibri" w:hAnsi="Times New Roman" w:cs="Times New Roman"/>
+          <w:color w:val="000000"/>
+          <w:szCs w:val="24"/>
+          <w:lang w:val="hu" w:eastAsia="hu-HU"/>
+        </w:rPr>
+        <w:t xml:space="preserve"> fejlesztői környezetben.</w:t>
       </w:r>
     </w:p>
     <w:p>
@@ -2642,6 +3332,7 @@
           <w:lang w:val="hu" w:eastAsia="hu-HU"/>
         </w:rPr>
       </w:pPr>
+      <w:proofErr w:type="spellStart"/>
       <w:r>
         <w:rPr>
           <w:rStyle w:val="AlcmChar"/>
@@ -2650,6 +3341,7 @@
         </w:rPr>
         <w:t>Modulok</w:t>
       </w:r>
+      <w:proofErr w:type="spellEnd"/>
       <w:r>
         <w:rPr>
           <w:rFonts w:ascii="Times New Roman" w:eastAsia="Calibri" w:hAnsi="Times New Roman" w:cs="Times New Roman"/>
@@ -2682,14 +3374,25 @@
           <w:lang w:val="hu" w:eastAsia="hu-HU"/>
         </w:rPr>
       </w:pPr>
-      <w:r>
-        <w:rPr>
-          <w:rFonts w:ascii="Times New Roman" w:eastAsia="Calibri" w:hAnsi="Times New Roman" w:cs="Times New Roman"/>
-          <w:color w:val="000000"/>
-          <w:szCs w:val="24"/>
-          <w:lang w:val="hu" w:eastAsia="hu-HU"/>
-        </w:rPr>
-        <w:t>requests: Ezzel küldünk HTTPS kéréseket.</w:t>
+      <w:proofErr w:type="spellStart"/>
+      <w:r>
+        <w:rPr>
+          <w:rFonts w:ascii="Times New Roman" w:eastAsia="Calibri" w:hAnsi="Times New Roman" w:cs="Times New Roman"/>
+          <w:color w:val="000000"/>
+          <w:szCs w:val="24"/>
+          <w:lang w:val="hu" w:eastAsia="hu-HU"/>
+        </w:rPr>
+        <w:t>requests</w:t>
+      </w:r>
+      <w:proofErr w:type="spellEnd"/>
+      <w:r>
+        <w:rPr>
+          <w:rFonts w:ascii="Times New Roman" w:eastAsia="Calibri" w:hAnsi="Times New Roman" w:cs="Times New Roman"/>
+          <w:color w:val="000000"/>
+          <w:szCs w:val="24"/>
+          <w:lang w:val="hu" w:eastAsia="hu-HU"/>
+        </w:rPr>
+        <w:t>: Ezzel küldünk HTTPS kéréseket.</w:t>
       </w:r>
     </w:p>
     <w:p>
@@ -2714,14 +3417,25 @@
           <w:lang w:val="hu" w:eastAsia="hu-HU"/>
         </w:rPr>
       </w:pPr>
-      <w:r>
-        <w:rPr>
-          <w:rFonts w:ascii="Times New Roman" w:eastAsia="Calibri" w:hAnsi="Times New Roman" w:cs="Times New Roman"/>
-          <w:color w:val="000000"/>
-          <w:szCs w:val="24"/>
-          <w:lang w:val="hu" w:eastAsia="hu-HU"/>
-        </w:rPr>
-        <w:t>pygame-ce: A játék „motorja”, amivel készítettük a játékot.</w:t>
+      <w:proofErr w:type="spellStart"/>
+      <w:r>
+        <w:rPr>
+          <w:rFonts w:ascii="Times New Roman" w:eastAsia="Calibri" w:hAnsi="Times New Roman" w:cs="Times New Roman"/>
+          <w:color w:val="000000"/>
+          <w:szCs w:val="24"/>
+          <w:lang w:val="hu" w:eastAsia="hu-HU"/>
+        </w:rPr>
+        <w:t>pygame-ce</w:t>
+      </w:r>
+      <w:proofErr w:type="spellEnd"/>
+      <w:r>
+        <w:rPr>
+          <w:rFonts w:ascii="Times New Roman" w:eastAsia="Calibri" w:hAnsi="Times New Roman" w:cs="Times New Roman"/>
+          <w:color w:val="000000"/>
+          <w:szCs w:val="24"/>
+          <w:lang w:val="hu" w:eastAsia="hu-HU"/>
+        </w:rPr>
+        <w:t>: A játék „motorja”, amivel készítettük a játékot.</w:t>
       </w:r>
     </w:p>
     <w:p>
@@ -2746,14 +3460,25 @@
           <w:lang w:val="hu" w:eastAsia="hu-HU"/>
         </w:rPr>
       </w:pPr>
-      <w:r>
-        <w:rPr>
-          <w:rFonts w:ascii="Times New Roman" w:eastAsia="Calibri" w:hAnsi="Times New Roman" w:cs="Times New Roman"/>
-          <w:color w:val="000000"/>
-          <w:szCs w:val="24"/>
-          <w:lang w:val="hu" w:eastAsia="hu-HU"/>
-        </w:rPr>
-        <w:t>pyinstaller: a Python fordító könyvtára, amivel létre hoztuk a main.exe fájlt.</w:t>
+      <w:proofErr w:type="spellStart"/>
+      <w:r>
+        <w:rPr>
+          <w:rFonts w:ascii="Times New Roman" w:eastAsia="Calibri" w:hAnsi="Times New Roman" w:cs="Times New Roman"/>
+          <w:color w:val="000000"/>
+          <w:szCs w:val="24"/>
+          <w:lang w:val="hu" w:eastAsia="hu-HU"/>
+        </w:rPr>
+        <w:t>pyinstaller</w:t>
+      </w:r>
+      <w:proofErr w:type="spellEnd"/>
+      <w:r>
+        <w:rPr>
+          <w:rFonts w:ascii="Times New Roman" w:eastAsia="Calibri" w:hAnsi="Times New Roman" w:cs="Times New Roman"/>
+          <w:color w:val="000000"/>
+          <w:szCs w:val="24"/>
+          <w:lang w:val="hu" w:eastAsia="hu-HU"/>
+        </w:rPr>
+        <w:t>: a Python fordító könyvtára, amivel létre hoztuk a main.exe fájlt.</w:t>
       </w:r>
     </w:p>
     <w:p>
@@ -2824,7 +3549,27 @@
           <w:szCs w:val="24"/>
           <w:lang w:val="hu" w:eastAsia="hu-HU"/>
         </w:rPr>
-        <w:t xml:space="preserve"> vannak eltárolva, a program végigmegy az aktuális mátrixon, amiben minden számhoz egy adott block, entitás vagy a játékos van rendelve, ezt értelmezi, és megvalósítja.</w:t>
+        <w:t xml:space="preserve"> vannak eltárolva, a program végigmegy az aktuális mátrixon, amiben minden számhoz egy adott </w:t>
+      </w:r>
+      <w:proofErr w:type="spellStart"/>
+      <w:r>
+        <w:rPr>
+          <w:rFonts w:ascii="Times New Roman" w:eastAsia="Calibri" w:hAnsi="Times New Roman" w:cs="Times New Roman"/>
+          <w:color w:val="000000"/>
+          <w:szCs w:val="24"/>
+          <w:lang w:val="hu" w:eastAsia="hu-HU"/>
+        </w:rPr>
+        <w:t>block</w:t>
+      </w:r>
+      <w:proofErr w:type="spellEnd"/>
+      <w:r>
+        <w:rPr>
+          <w:rFonts w:ascii="Times New Roman" w:eastAsia="Calibri" w:hAnsi="Times New Roman" w:cs="Times New Roman"/>
+          <w:color w:val="000000"/>
+          <w:szCs w:val="24"/>
+          <w:lang w:val="hu" w:eastAsia="hu-HU"/>
+        </w:rPr>
+        <w:t>, entitás vagy a játékos van rendelve, ezt értelmezi, és megvalósítja.</w:t>
       </w:r>
     </w:p>
     <w:p>
@@ -2836,6 +3581,7 @@
           <w:lang w:val="hu" w:eastAsia="hu-HU"/>
         </w:rPr>
       </w:pPr>
+      <w:proofErr w:type="spellStart"/>
       <w:r>
         <w:rPr>
           <w:rStyle w:val="AlcmChar"/>
@@ -2844,6 +3590,7 @@
         </w:rPr>
         <w:t>Jelenleg</w:t>
       </w:r>
+      <w:proofErr w:type="spellEnd"/>
       <w:r>
         <w:rPr>
           <w:rFonts w:ascii="Times New Roman" w:eastAsia="Calibri" w:hAnsi="Times New Roman" w:cs="Times New Roman"/>
@@ -3045,149 +3792,6 @@
         </w:rPr>
         <w:t>Tél éjszaka</w:t>
       </w:r>
-    </w:p>
-    <w:p>
-      <w:pPr>
-        <w:numPr>
-          <w:ilvl w:val="0"/>
-          <w:numId w:val="7"/>
-        </w:numPr>
-        <w:pBdr>
-          <w:top w:val="nil"/>
-          <w:left w:val="nil"/>
-          <w:bottom w:val="nil"/>
-          <w:right w:val="nil"/>
-          <w:between w:val="nil"/>
-        </w:pBdr>
-        <w:spacing w:before="120" w:after="120" w:line="360" w:lineRule="auto"/>
-        <w:ind w:left="714" w:hanging="357"/>
-        <w:jc w:val="both"/>
-        <w:rPr>
-          <w:rFonts w:ascii="Times New Roman" w:eastAsia="Calibri" w:hAnsi="Times New Roman" w:cs="Times New Roman"/>
-          <w:szCs w:val="24"/>
-          <w:lang w:val="hu" w:eastAsia="hu-HU"/>
-        </w:rPr>
-      </w:pPr>
-      <w:r>
-        <w:rPr>
-          <w:rFonts w:ascii="Times New Roman" w:eastAsia="Calibri" w:hAnsi="Times New Roman" w:cs="Times New Roman"/>
-          <w:color w:val="000000"/>
-          <w:szCs w:val="24"/>
-          <w:lang w:val="hu" w:eastAsia="hu-HU"/>
-        </w:rPr>
-        <w:t>Tervezünk még:</w:t>
-      </w:r>
-    </w:p>
-    <w:p>
-      <w:pPr>
-        <w:numPr>
-          <w:ilvl w:val="1"/>
-          <w:numId w:val="7"/>
-        </w:numPr>
-        <w:pBdr>
-          <w:top w:val="nil"/>
-          <w:left w:val="nil"/>
-          <w:bottom w:val="nil"/>
-          <w:right w:val="nil"/>
-          <w:between w:val="nil"/>
-        </w:pBdr>
-        <w:spacing w:before="120" w:after="120" w:line="360" w:lineRule="auto"/>
-        <w:jc w:val="both"/>
-        <w:rPr>
-          <w:rFonts w:ascii="Times New Roman" w:eastAsia="Calibri" w:hAnsi="Times New Roman" w:cs="Times New Roman"/>
-          <w:szCs w:val="24"/>
-          <w:lang w:val="hu" w:eastAsia="hu-HU"/>
-        </w:rPr>
-      </w:pPr>
-      <w:r>
-        <w:rPr>
-          <w:rFonts w:ascii="Times New Roman" w:eastAsia="Calibri" w:hAnsi="Times New Roman" w:cs="Times New Roman"/>
-          <w:color w:val="000000"/>
-          <w:szCs w:val="24"/>
-          <w:lang w:val="hu" w:eastAsia="hu-HU"/>
-        </w:rPr>
-        <w:t>Sivatag</w:t>
-      </w:r>
-    </w:p>
-    <w:p>
-      <w:pPr>
-        <w:numPr>
-          <w:ilvl w:val="1"/>
-          <w:numId w:val="7"/>
-        </w:numPr>
-        <w:pBdr>
-          <w:top w:val="nil"/>
-          <w:left w:val="nil"/>
-          <w:bottom w:val="nil"/>
-          <w:right w:val="nil"/>
-          <w:between w:val="nil"/>
-        </w:pBdr>
-        <w:spacing w:before="120" w:after="120" w:line="360" w:lineRule="auto"/>
-        <w:jc w:val="both"/>
-        <w:rPr>
-          <w:rFonts w:ascii="Times New Roman" w:eastAsia="Calibri" w:hAnsi="Times New Roman" w:cs="Times New Roman"/>
-          <w:szCs w:val="24"/>
-          <w:lang w:val="hu" w:eastAsia="hu-HU"/>
-        </w:rPr>
-      </w:pPr>
-      <w:r>
-        <w:rPr>
-          <w:rFonts w:ascii="Times New Roman" w:eastAsia="Calibri" w:hAnsi="Times New Roman" w:cs="Times New Roman"/>
-          <w:color w:val="000000"/>
-          <w:szCs w:val="24"/>
-          <w:lang w:val="hu" w:eastAsia="hu-HU"/>
-        </w:rPr>
-        <w:t>Város</w:t>
-      </w:r>
-    </w:p>
-    <w:p>
-      <w:pPr>
-        <w:numPr>
-          <w:ilvl w:val="1"/>
-          <w:numId w:val="7"/>
-        </w:numPr>
-        <w:pBdr>
-          <w:top w:val="nil"/>
-          <w:left w:val="nil"/>
-          <w:bottom w:val="nil"/>
-          <w:right w:val="nil"/>
-          <w:between w:val="nil"/>
-        </w:pBdr>
-        <w:spacing w:before="120" w:after="120" w:line="360" w:lineRule="auto"/>
-        <w:jc w:val="both"/>
-        <w:rPr>
-          <w:rFonts w:ascii="Times New Roman" w:eastAsia="Calibri" w:hAnsi="Times New Roman" w:cs="Times New Roman"/>
-          <w:szCs w:val="24"/>
-          <w:lang w:val="hu" w:eastAsia="hu-HU"/>
-        </w:rPr>
-      </w:pPr>
-      <w:r>
-        <w:rPr>
-          <w:rFonts w:ascii="Times New Roman" w:eastAsia="Calibri" w:hAnsi="Times New Roman" w:cs="Times New Roman"/>
-          <w:color w:val="000000"/>
-          <w:szCs w:val="24"/>
-          <w:lang w:val="hu" w:eastAsia="hu-HU"/>
-        </w:rPr>
-        <w:t>Katonai laktanya</w:t>
-      </w:r>
-    </w:p>
-    <w:p>
-      <w:pPr>
-        <w:pStyle w:val="Listaszerbekezds"/>
-        <w:numPr>
-          <w:ilvl w:val="0"/>
-          <w:numId w:val="2"/>
-        </w:numPr>
-        <w:spacing w:line="360" w:lineRule="auto"/>
-        <w:jc w:val="both"/>
-        <w:rPr>
-          <w:rFonts w:ascii="Times New Roman" w:eastAsiaTheme="majorEastAsia" w:hAnsi="Times New Roman" w:cs="Times New Roman"/>
-          <w:color w:val="2F5496" w:themeColor="accent1" w:themeShade="BF"/>
-          <w:sz w:val="32"/>
-          <w:szCs w:val="32"/>
-          <w:lang w:val="hu-HU"/>
-        </w:rPr>
-      </w:pPr>
       <w:r>
         <w:rPr>
           <w:rFonts w:ascii="Times New Roman" w:hAnsi="Times New Roman" w:cs="Times New Roman"/>
@@ -3279,7 +3883,27 @@
           <w:szCs w:val="24"/>
           <w:lang w:val="hu" w:eastAsia="hu-HU"/>
         </w:rPr>
-        <w:t>A kommunikáció WEB API-val történik a végpontokkal.</w:t>
+        <w:t>A kommunikáció WEB API-</w:t>
+      </w:r>
+      <w:proofErr w:type="spellStart"/>
+      <w:r>
+        <w:rPr>
+          <w:rFonts w:ascii="Times New Roman" w:eastAsia="Calibri" w:hAnsi="Times New Roman" w:cs="Times New Roman"/>
+          <w:color w:val="000000"/>
+          <w:szCs w:val="24"/>
+          <w:lang w:val="hu" w:eastAsia="hu-HU"/>
+        </w:rPr>
+        <w:t>val</w:t>
+      </w:r>
+      <w:proofErr w:type="spellEnd"/>
+      <w:r>
+        <w:rPr>
+          <w:rFonts w:ascii="Times New Roman" w:eastAsia="Calibri" w:hAnsi="Times New Roman" w:cs="Times New Roman"/>
+          <w:color w:val="000000"/>
+          <w:szCs w:val="24"/>
+          <w:lang w:val="hu" w:eastAsia="hu-HU"/>
+        </w:rPr>
+        <w:t xml:space="preserve"> történik a végpontokkal.</w:t>
       </w:r>
     </w:p>
     <w:p>
@@ -3343,7 +3967,27 @@
           <w:szCs w:val="24"/>
           <w:lang w:val="hu" w:eastAsia="hu-HU"/>
         </w:rPr>
-        <w:t>A kéréseket és eredményeiket a Postman weboldalán vagy alkalmazásban, vagy a Swagger UI-n teszteltük le.</w:t>
+        <w:t xml:space="preserve">A kéréseket és eredményeiket a Postman weboldalán vagy alkalmazásban, vagy a </w:t>
+      </w:r>
+      <w:proofErr w:type="spellStart"/>
+      <w:r>
+        <w:rPr>
+          <w:rFonts w:ascii="Times New Roman" w:eastAsia="Calibri" w:hAnsi="Times New Roman" w:cs="Times New Roman"/>
+          <w:color w:val="000000"/>
+          <w:szCs w:val="24"/>
+          <w:lang w:val="hu" w:eastAsia="hu-HU"/>
+        </w:rPr>
+        <w:t>Swagger</w:t>
+      </w:r>
+      <w:proofErr w:type="spellEnd"/>
+      <w:r>
+        <w:rPr>
+          <w:rFonts w:ascii="Times New Roman" w:eastAsia="Calibri" w:hAnsi="Times New Roman" w:cs="Times New Roman"/>
+          <w:color w:val="000000"/>
+          <w:szCs w:val="24"/>
+          <w:lang w:val="hu" w:eastAsia="hu-HU"/>
+        </w:rPr>
+        <w:t xml:space="preserve"> UI-n teszteltük le.</w:t>
       </w:r>
     </w:p>
     <w:p>
@@ -3375,7 +4019,87 @@
           <w:szCs w:val="24"/>
           <w:lang w:val="hu" w:eastAsia="hu-HU"/>
         </w:rPr>
-        <w:t>Ebben van az Inno Setup fordítóprogramnak a szkriptje, és a játékunknak a felépítője is, ami a Setups mappában van.</w:t>
+        <w:t xml:space="preserve">Ebben van az </w:t>
+      </w:r>
+      <w:proofErr w:type="spellStart"/>
+      <w:r>
+        <w:rPr>
+          <w:rFonts w:ascii="Times New Roman" w:eastAsia="Calibri" w:hAnsi="Times New Roman" w:cs="Times New Roman"/>
+          <w:color w:val="000000"/>
+          <w:szCs w:val="24"/>
+          <w:lang w:val="hu" w:eastAsia="hu-HU"/>
+        </w:rPr>
+        <w:t>Inno</w:t>
+      </w:r>
+      <w:proofErr w:type="spellEnd"/>
+      <w:r>
+        <w:rPr>
+          <w:rFonts w:ascii="Times New Roman" w:eastAsia="Calibri" w:hAnsi="Times New Roman" w:cs="Times New Roman"/>
+          <w:color w:val="000000"/>
+          <w:szCs w:val="24"/>
+          <w:lang w:val="hu" w:eastAsia="hu-HU"/>
+        </w:rPr>
+        <w:t xml:space="preserve"> </w:t>
+      </w:r>
+      <w:proofErr w:type="spellStart"/>
+      <w:r>
+        <w:rPr>
+          <w:rFonts w:ascii="Times New Roman" w:eastAsia="Calibri" w:hAnsi="Times New Roman" w:cs="Times New Roman"/>
+          <w:color w:val="000000"/>
+          <w:szCs w:val="24"/>
+          <w:lang w:val="hu" w:eastAsia="hu-HU"/>
+        </w:rPr>
+        <w:t>Setup</w:t>
+      </w:r>
+      <w:proofErr w:type="spellEnd"/>
+      <w:r>
+        <w:rPr>
+          <w:rFonts w:ascii="Times New Roman" w:eastAsia="Calibri" w:hAnsi="Times New Roman" w:cs="Times New Roman"/>
+          <w:color w:val="000000"/>
+          <w:szCs w:val="24"/>
+          <w:lang w:val="hu" w:eastAsia="hu-HU"/>
+        </w:rPr>
+        <w:t xml:space="preserve"> fordítóprogramnak a </w:t>
+      </w:r>
+      <w:proofErr w:type="spellStart"/>
+      <w:r>
+        <w:rPr>
+          <w:rFonts w:ascii="Times New Roman" w:eastAsia="Calibri" w:hAnsi="Times New Roman" w:cs="Times New Roman"/>
+          <w:color w:val="000000"/>
+          <w:szCs w:val="24"/>
+          <w:lang w:val="hu" w:eastAsia="hu-HU"/>
+        </w:rPr>
+        <w:t>szkriptje</w:t>
+      </w:r>
+      <w:proofErr w:type="spellEnd"/>
+      <w:r>
+        <w:rPr>
+          <w:rFonts w:ascii="Times New Roman" w:eastAsia="Calibri" w:hAnsi="Times New Roman" w:cs="Times New Roman"/>
+          <w:color w:val="000000"/>
+          <w:szCs w:val="24"/>
+          <w:lang w:val="hu" w:eastAsia="hu-HU"/>
+        </w:rPr>
+        <w:t xml:space="preserve">, és a játékunknak a felépítője is, ami a </w:t>
+      </w:r>
+      <w:proofErr w:type="spellStart"/>
+      <w:r>
+        <w:rPr>
+          <w:rFonts w:ascii="Times New Roman" w:eastAsia="Calibri" w:hAnsi="Times New Roman" w:cs="Times New Roman"/>
+          <w:color w:val="000000"/>
+          <w:szCs w:val="24"/>
+          <w:lang w:val="hu" w:eastAsia="hu-HU"/>
+        </w:rPr>
+        <w:t>Setups</w:t>
+      </w:r>
+      <w:proofErr w:type="spellEnd"/>
+      <w:r>
+        <w:rPr>
+          <w:rFonts w:ascii="Times New Roman" w:eastAsia="Calibri" w:hAnsi="Times New Roman" w:cs="Times New Roman"/>
+          <w:color w:val="000000"/>
+          <w:szCs w:val="24"/>
+          <w:lang w:val="hu" w:eastAsia="hu-HU"/>
+        </w:rPr>
+        <w:t xml:space="preserve"> mappában van.</w:t>
       </w:r>
     </w:p>
     <w:p>
@@ -3406,7 +4130,25 @@
           <w:szCs w:val="24"/>
           <w:lang w:val="hu" w:eastAsia="hu-HU"/>
         </w:rPr>
-        <w:t xml:space="preserve">Van Admin felhasználó, és végpontjai, így az összes végpontot elérhető lesz: </w:t>
+        <w:t xml:space="preserve">Van </w:t>
+      </w:r>
+      <w:proofErr w:type="spellStart"/>
+      <w:r>
+        <w:rPr>
+          <w:rFonts w:ascii="Times New Roman" w:eastAsia="Calibri" w:hAnsi="Times New Roman" w:cs="Times New Roman"/>
+          <w:szCs w:val="24"/>
+          <w:lang w:val="hu" w:eastAsia="hu-HU"/>
+        </w:rPr>
+        <w:t>Admin</w:t>
+      </w:r>
+      <w:proofErr w:type="spellEnd"/>
+      <w:r>
+        <w:rPr>
+          <w:rFonts w:ascii="Times New Roman" w:eastAsia="Calibri" w:hAnsi="Times New Roman" w:cs="Times New Roman"/>
+          <w:szCs w:val="24"/>
+          <w:lang w:val="hu" w:eastAsia="hu-HU"/>
+        </w:rPr>
+        <w:t xml:space="preserve"> felhasználó, és végpontjai, így az összes végpontot elérhető lesz: </w:t>
       </w:r>
     </w:p>
     <w:p>
@@ -3436,8 +4178,18 @@
           <w:szCs w:val="24"/>
           <w:lang w:val="hu" w:eastAsia="hu-HU"/>
         </w:rPr>
-        <w:t>Felhasználónév: krisz</w:t>
-      </w:r>
+        <w:t xml:space="preserve">Felhasználónév: </w:t>
+      </w:r>
+      <w:proofErr w:type="spellStart"/>
+      <w:r>
+        <w:rPr>
+          <w:rFonts w:ascii="Times New Roman" w:eastAsia="Calibri" w:hAnsi="Times New Roman" w:cs="Times New Roman"/>
+          <w:szCs w:val="24"/>
+          <w:lang w:val="hu" w:eastAsia="hu-HU"/>
+        </w:rPr>
+        <w:t>krisz</w:t>
+      </w:r>
+      <w:proofErr w:type="spellEnd"/>
     </w:p>
     <w:p>
       <w:pPr>
@@ -3497,7 +4249,25 @@
           <w:szCs w:val="24"/>
           <w:lang w:val="hu" w:eastAsia="hu-HU"/>
         </w:rPr>
-        <w:t>Felhasznált Nuget csomagok:</w:t>
+        <w:t xml:space="preserve">Felhasznált </w:t>
+      </w:r>
+      <w:proofErr w:type="spellStart"/>
+      <w:r>
+        <w:rPr>
+          <w:rFonts w:ascii="Times New Roman" w:eastAsia="Calibri" w:hAnsi="Times New Roman" w:cs="Times New Roman"/>
+          <w:szCs w:val="24"/>
+          <w:lang w:val="hu" w:eastAsia="hu-HU"/>
+        </w:rPr>
+        <w:t>Nuget</w:t>
+      </w:r>
+      <w:proofErr w:type="spellEnd"/>
+      <w:r>
+        <w:rPr>
+          <w:rFonts w:ascii="Times New Roman" w:eastAsia="Calibri" w:hAnsi="Times New Roman" w:cs="Times New Roman"/>
+          <w:szCs w:val="24"/>
+          <w:lang w:val="hu" w:eastAsia="hu-HU"/>
+        </w:rPr>
+        <w:t xml:space="preserve"> csomagok:</w:t>
       </w:r>
     </w:p>
     <w:p>
@@ -3521,13 +4291,23 @@
           <w:lang w:val="hu" w:eastAsia="hu-HU"/>
         </w:rPr>
       </w:pPr>
-      <w:r>
-        <w:rPr>
-          <w:rFonts w:ascii="Times New Roman" w:eastAsia="Calibri" w:hAnsi="Times New Roman" w:cs="Times New Roman"/>
-          <w:szCs w:val="24"/>
-          <w:lang w:val="hu" w:eastAsia="hu-HU"/>
-        </w:rPr>
-        <w:t>MailKit**</w:t>
+      <w:proofErr w:type="spellStart"/>
+      <w:r>
+        <w:rPr>
+          <w:rFonts w:ascii="Times New Roman" w:eastAsia="Calibri" w:hAnsi="Times New Roman" w:cs="Times New Roman"/>
+          <w:szCs w:val="24"/>
+          <w:lang w:val="hu" w:eastAsia="hu-HU"/>
+        </w:rPr>
+        <w:t>MailKit</w:t>
+      </w:r>
+      <w:proofErr w:type="spellEnd"/>
+      <w:r>
+        <w:rPr>
+          <w:rFonts w:ascii="Times New Roman" w:eastAsia="Calibri" w:hAnsi="Times New Roman" w:cs="Times New Roman"/>
+          <w:szCs w:val="24"/>
+          <w:lang w:val="hu" w:eastAsia="hu-HU"/>
+        </w:rPr>
+        <w:t>**</w:t>
       </w:r>
     </w:p>
     <w:p>
@@ -3551,13 +4331,41 @@
           <w:lang w:val="hu" w:eastAsia="hu-HU"/>
         </w:rPr>
       </w:pPr>
-      <w:r>
-        <w:rPr>
-          <w:rFonts w:ascii="Times New Roman" w:eastAsia="Calibri" w:hAnsi="Times New Roman" w:cs="Times New Roman"/>
-          <w:szCs w:val="24"/>
-          <w:lang w:val="hu" w:eastAsia="hu-HU"/>
-        </w:rPr>
-        <w:t>Microsoft.AspNetCore.Authentication.JwtBearer*</w:t>
+      <w:proofErr w:type="spellStart"/>
+      <w:r>
+        <w:rPr>
+          <w:rFonts w:ascii="Times New Roman" w:eastAsia="Calibri" w:hAnsi="Times New Roman" w:cs="Times New Roman"/>
+          <w:szCs w:val="24"/>
+          <w:lang w:val="hu" w:eastAsia="hu-HU"/>
+        </w:rPr>
+        <w:t>Microsoft</w:t>
+      </w:r>
+      <w:proofErr w:type="gramStart"/>
+      <w:r>
+        <w:rPr>
+          <w:rFonts w:ascii="Times New Roman" w:eastAsia="Calibri" w:hAnsi="Times New Roman" w:cs="Times New Roman"/>
+          <w:szCs w:val="24"/>
+          <w:lang w:val="hu" w:eastAsia="hu-HU"/>
+        </w:rPr>
+        <w:t>.AspNetCore</w:t>
+      </w:r>
+      <w:proofErr w:type="gramEnd"/>
+      <w:r>
+        <w:rPr>
+          <w:rFonts w:ascii="Times New Roman" w:eastAsia="Calibri" w:hAnsi="Times New Roman" w:cs="Times New Roman"/>
+          <w:szCs w:val="24"/>
+          <w:lang w:val="hu" w:eastAsia="hu-HU"/>
+        </w:rPr>
+        <w:t>.Authentication.JwtBearer</w:t>
+      </w:r>
+      <w:proofErr w:type="spellEnd"/>
+      <w:r>
+        <w:rPr>
+          <w:rFonts w:ascii="Times New Roman" w:eastAsia="Calibri" w:hAnsi="Times New Roman" w:cs="Times New Roman"/>
+          <w:szCs w:val="24"/>
+          <w:lang w:val="hu" w:eastAsia="hu-HU"/>
+        </w:rPr>
+        <w:t>*</w:t>
       </w:r>
     </w:p>
     <w:p>
@@ -3581,13 +4389,41 @@
           <w:lang w:val="hu" w:eastAsia="hu-HU"/>
         </w:rPr>
       </w:pPr>
-      <w:r>
-        <w:rPr>
-          <w:rFonts w:ascii="Times New Roman" w:eastAsia="Calibri" w:hAnsi="Times New Roman" w:cs="Times New Roman"/>
-          <w:szCs w:val="24"/>
-          <w:lang w:val="hu" w:eastAsia="hu-HU"/>
-        </w:rPr>
-        <w:t>Microsoft.AspNetCore.Identity.EntityFrameworkCore*</w:t>
+      <w:proofErr w:type="spellStart"/>
+      <w:r>
+        <w:rPr>
+          <w:rFonts w:ascii="Times New Roman" w:eastAsia="Calibri" w:hAnsi="Times New Roman" w:cs="Times New Roman"/>
+          <w:szCs w:val="24"/>
+          <w:lang w:val="hu" w:eastAsia="hu-HU"/>
+        </w:rPr>
+        <w:t>Microsoft</w:t>
+      </w:r>
+      <w:proofErr w:type="gramStart"/>
+      <w:r>
+        <w:rPr>
+          <w:rFonts w:ascii="Times New Roman" w:eastAsia="Calibri" w:hAnsi="Times New Roman" w:cs="Times New Roman"/>
+          <w:szCs w:val="24"/>
+          <w:lang w:val="hu" w:eastAsia="hu-HU"/>
+        </w:rPr>
+        <w:t>.AspNetCore</w:t>
+      </w:r>
+      <w:proofErr w:type="gramEnd"/>
+      <w:r>
+        <w:rPr>
+          <w:rFonts w:ascii="Times New Roman" w:eastAsia="Calibri" w:hAnsi="Times New Roman" w:cs="Times New Roman"/>
+          <w:szCs w:val="24"/>
+          <w:lang w:val="hu" w:eastAsia="hu-HU"/>
+        </w:rPr>
+        <w:t>.Identity.EntityFrameworkCore</w:t>
+      </w:r>
+      <w:proofErr w:type="spellEnd"/>
+      <w:r>
+        <w:rPr>
+          <w:rFonts w:ascii="Times New Roman" w:eastAsia="Calibri" w:hAnsi="Times New Roman" w:cs="Times New Roman"/>
+          <w:szCs w:val="24"/>
+          <w:lang w:val="hu" w:eastAsia="hu-HU"/>
+        </w:rPr>
+        <w:t>*</w:t>
       </w:r>
     </w:p>
     <w:p>
@@ -3611,13 +4447,41 @@
           <w:lang w:val="hu" w:eastAsia="hu-HU"/>
         </w:rPr>
       </w:pPr>
-      <w:r>
-        <w:rPr>
-          <w:rFonts w:ascii="Times New Roman" w:eastAsia="Calibri" w:hAnsi="Times New Roman" w:cs="Times New Roman"/>
-          <w:szCs w:val="24"/>
-          <w:lang w:val="hu" w:eastAsia="hu-HU"/>
-        </w:rPr>
-        <w:t>Microsoft.EntityFrameworkCore.Tools*</w:t>
+      <w:proofErr w:type="spellStart"/>
+      <w:r>
+        <w:rPr>
+          <w:rFonts w:ascii="Times New Roman" w:eastAsia="Calibri" w:hAnsi="Times New Roman" w:cs="Times New Roman"/>
+          <w:szCs w:val="24"/>
+          <w:lang w:val="hu" w:eastAsia="hu-HU"/>
+        </w:rPr>
+        <w:t>Microsoft</w:t>
+      </w:r>
+      <w:proofErr w:type="gramStart"/>
+      <w:r>
+        <w:rPr>
+          <w:rFonts w:ascii="Times New Roman" w:eastAsia="Calibri" w:hAnsi="Times New Roman" w:cs="Times New Roman"/>
+          <w:szCs w:val="24"/>
+          <w:lang w:val="hu" w:eastAsia="hu-HU"/>
+        </w:rPr>
+        <w:t>.EntityFrameworkCore</w:t>
+      </w:r>
+      <w:proofErr w:type="gramEnd"/>
+      <w:r>
+        <w:rPr>
+          <w:rFonts w:ascii="Times New Roman" w:eastAsia="Calibri" w:hAnsi="Times New Roman" w:cs="Times New Roman"/>
+          <w:szCs w:val="24"/>
+          <w:lang w:val="hu" w:eastAsia="hu-HU"/>
+        </w:rPr>
+        <w:t>.Tools</w:t>
+      </w:r>
+      <w:proofErr w:type="spellEnd"/>
+      <w:r>
+        <w:rPr>
+          <w:rFonts w:ascii="Times New Roman" w:eastAsia="Calibri" w:hAnsi="Times New Roman" w:cs="Times New Roman"/>
+          <w:szCs w:val="24"/>
+          <w:lang w:val="hu" w:eastAsia="hu-HU"/>
+        </w:rPr>
+        <w:t>*</w:t>
       </w:r>
     </w:p>
     <w:p>
@@ -3641,13 +4505,33 @@
           <w:lang w:val="hu" w:eastAsia="hu-HU"/>
         </w:rPr>
       </w:pPr>
-      <w:r>
-        <w:rPr>
-          <w:rFonts w:ascii="Times New Roman" w:eastAsia="Calibri" w:hAnsi="Times New Roman" w:cs="Times New Roman"/>
-          <w:szCs w:val="24"/>
-          <w:lang w:val="hu" w:eastAsia="hu-HU"/>
-        </w:rPr>
-        <w:t>MySql.EntityFrameworkCore*</w:t>
+      <w:proofErr w:type="spellStart"/>
+      <w:r>
+        <w:rPr>
+          <w:rFonts w:ascii="Times New Roman" w:eastAsia="Calibri" w:hAnsi="Times New Roman" w:cs="Times New Roman"/>
+          <w:szCs w:val="24"/>
+          <w:lang w:val="hu" w:eastAsia="hu-HU"/>
+        </w:rPr>
+        <w:t>MySql</w:t>
+      </w:r>
+      <w:proofErr w:type="gramStart"/>
+      <w:r>
+        <w:rPr>
+          <w:rFonts w:ascii="Times New Roman" w:eastAsia="Calibri" w:hAnsi="Times New Roman" w:cs="Times New Roman"/>
+          <w:szCs w:val="24"/>
+          <w:lang w:val="hu" w:eastAsia="hu-HU"/>
+        </w:rPr>
+        <w:t>.EntityFrameworkCore</w:t>
+      </w:r>
+      <w:proofErr w:type="spellEnd"/>
+      <w:proofErr w:type="gramEnd"/>
+      <w:r>
+        <w:rPr>
+          <w:rFonts w:ascii="Times New Roman" w:eastAsia="Calibri" w:hAnsi="Times New Roman" w:cs="Times New Roman"/>
+          <w:szCs w:val="24"/>
+          <w:lang w:val="hu" w:eastAsia="hu-HU"/>
+        </w:rPr>
+        <w:t>*</w:t>
       </w:r>
     </w:p>
     <w:p>
@@ -3677,7 +4561,61 @@
           <w:szCs w:val="24"/>
           <w:lang w:val="hu" w:eastAsia="hu-HU"/>
         </w:rPr>
-        <w:t>Backend teszteléséhez: Moq**, FluentAssertions**, Xunit tesztelő projekt</w:t>
+        <w:t xml:space="preserve">Backend teszteléséhez: </w:t>
+      </w:r>
+      <w:proofErr w:type="spellStart"/>
+      <w:r>
+        <w:rPr>
+          <w:rFonts w:ascii="Times New Roman" w:eastAsia="Calibri" w:hAnsi="Times New Roman" w:cs="Times New Roman"/>
+          <w:szCs w:val="24"/>
+          <w:lang w:val="hu" w:eastAsia="hu-HU"/>
+        </w:rPr>
+        <w:t>Moq</w:t>
+      </w:r>
+      <w:proofErr w:type="spellEnd"/>
+      <w:r>
+        <w:rPr>
+          <w:rFonts w:ascii="Times New Roman" w:eastAsia="Calibri" w:hAnsi="Times New Roman" w:cs="Times New Roman"/>
+          <w:szCs w:val="24"/>
+          <w:lang w:val="hu" w:eastAsia="hu-HU"/>
+        </w:rPr>
+        <w:t xml:space="preserve">**, </w:t>
+      </w:r>
+      <w:proofErr w:type="spellStart"/>
+      <w:r>
+        <w:rPr>
+          <w:rFonts w:ascii="Times New Roman" w:eastAsia="Calibri" w:hAnsi="Times New Roman" w:cs="Times New Roman"/>
+          <w:szCs w:val="24"/>
+          <w:lang w:val="hu" w:eastAsia="hu-HU"/>
+        </w:rPr>
+        <w:t>FluentAssertions</w:t>
+      </w:r>
+      <w:proofErr w:type="spellEnd"/>
+      <w:r>
+        <w:rPr>
+          <w:rFonts w:ascii="Times New Roman" w:eastAsia="Calibri" w:hAnsi="Times New Roman" w:cs="Times New Roman"/>
+          <w:szCs w:val="24"/>
+          <w:lang w:val="hu" w:eastAsia="hu-HU"/>
+        </w:rPr>
+        <w:t xml:space="preserve">**, </w:t>
+      </w:r>
+      <w:proofErr w:type="spellStart"/>
+      <w:r>
+        <w:rPr>
+          <w:rFonts w:ascii="Times New Roman" w:eastAsia="Calibri" w:hAnsi="Times New Roman" w:cs="Times New Roman"/>
+          <w:szCs w:val="24"/>
+          <w:lang w:val="hu" w:eastAsia="hu-HU"/>
+        </w:rPr>
+        <w:t>Xunit</w:t>
+      </w:r>
+      <w:proofErr w:type="spellEnd"/>
+      <w:r>
+        <w:rPr>
+          <w:rFonts w:ascii="Times New Roman" w:eastAsia="Calibri" w:hAnsi="Times New Roman" w:cs="Times New Roman"/>
+          <w:szCs w:val="24"/>
+          <w:lang w:val="hu" w:eastAsia="hu-HU"/>
+        </w:rPr>
+        <w:t xml:space="preserve"> tesztelő projekt</w:t>
       </w:r>
     </w:p>
     <w:p>
@@ -3778,7 +4716,27 @@
           <w:szCs w:val="24"/>
           <w:lang w:val="hu" w:eastAsia="hu-HU"/>
         </w:rPr>
-        <w:t>Szükséges MySQL környezet elindítása/előkészítése:</w:t>
+        <w:t xml:space="preserve">Szükséges </w:t>
+      </w:r>
+      <w:proofErr w:type="spellStart"/>
+      <w:r>
+        <w:rPr>
+          <w:rFonts w:ascii="Times New Roman" w:eastAsia="Calibri" w:hAnsi="Times New Roman" w:cs="Times New Roman"/>
+          <w:color w:val="000000"/>
+          <w:szCs w:val="24"/>
+          <w:lang w:val="hu" w:eastAsia="hu-HU"/>
+        </w:rPr>
+        <w:t>MySQL</w:t>
+      </w:r>
+      <w:proofErr w:type="spellEnd"/>
+      <w:r>
+        <w:rPr>
+          <w:rFonts w:ascii="Times New Roman" w:eastAsia="Calibri" w:hAnsi="Times New Roman" w:cs="Times New Roman"/>
+          <w:color w:val="000000"/>
+          <w:szCs w:val="24"/>
+          <w:lang w:val="hu" w:eastAsia="hu-HU"/>
+        </w:rPr>
+        <w:t xml:space="preserve"> környezet elindítása/előkészítése:</w:t>
       </w:r>
     </w:p>
     <w:p>
@@ -3802,14 +4760,65 @@
           <w:lang w:val="hu" w:eastAsia="hu-HU"/>
         </w:rPr>
       </w:pPr>
-      <w:r>
-        <w:rPr>
-          <w:rFonts w:ascii="Times New Roman" w:eastAsia="Calibri" w:hAnsi="Times New Roman" w:cs="Times New Roman"/>
-          <w:color w:val="000000"/>
-          <w:szCs w:val="24"/>
-          <w:lang w:val="hu" w:eastAsia="hu-HU"/>
-        </w:rPr>
-        <w:t>Xampp alkalmazáson indítsuk el Apache és MySQL modulokat.</w:t>
+      <w:proofErr w:type="spellStart"/>
+      <w:r>
+        <w:rPr>
+          <w:rFonts w:ascii="Times New Roman" w:eastAsia="Calibri" w:hAnsi="Times New Roman" w:cs="Times New Roman"/>
+          <w:color w:val="000000"/>
+          <w:szCs w:val="24"/>
+          <w:lang w:val="hu" w:eastAsia="hu-HU"/>
+        </w:rPr>
+        <w:t>Xampp</w:t>
+      </w:r>
+      <w:proofErr w:type="spellEnd"/>
+      <w:r>
+        <w:rPr>
+          <w:rFonts w:ascii="Times New Roman" w:eastAsia="Calibri" w:hAnsi="Times New Roman" w:cs="Times New Roman"/>
+          <w:color w:val="000000"/>
+          <w:szCs w:val="24"/>
+          <w:lang w:val="hu" w:eastAsia="hu-HU"/>
+        </w:rPr>
+        <w:t xml:space="preserve"> alkalmazáson indítsuk el </w:t>
+      </w:r>
+      <w:proofErr w:type="spellStart"/>
+      <w:r>
+        <w:rPr>
+          <w:rFonts w:ascii="Times New Roman" w:eastAsia="Calibri" w:hAnsi="Times New Roman" w:cs="Times New Roman"/>
+          <w:color w:val="000000"/>
+          <w:szCs w:val="24"/>
+          <w:lang w:val="hu" w:eastAsia="hu-HU"/>
+        </w:rPr>
+        <w:t>Apache</w:t>
+      </w:r>
+      <w:proofErr w:type="spellEnd"/>
+      <w:r>
+        <w:rPr>
+          <w:rFonts w:ascii="Times New Roman" w:eastAsia="Calibri" w:hAnsi="Times New Roman" w:cs="Times New Roman"/>
+          <w:color w:val="000000"/>
+          <w:szCs w:val="24"/>
+          <w:lang w:val="hu" w:eastAsia="hu-HU"/>
+        </w:rPr>
+        <w:t xml:space="preserve"> és </w:t>
+      </w:r>
+      <w:proofErr w:type="spellStart"/>
+      <w:r>
+        <w:rPr>
+          <w:rFonts w:ascii="Times New Roman" w:eastAsia="Calibri" w:hAnsi="Times New Roman" w:cs="Times New Roman"/>
+          <w:color w:val="000000"/>
+          <w:szCs w:val="24"/>
+          <w:lang w:val="hu" w:eastAsia="hu-HU"/>
+        </w:rPr>
+        <w:t>MySQL</w:t>
+      </w:r>
+      <w:proofErr w:type="spellEnd"/>
+      <w:r>
+        <w:rPr>
+          <w:rFonts w:ascii="Times New Roman" w:eastAsia="Calibri" w:hAnsi="Times New Roman" w:cs="Times New Roman"/>
+          <w:color w:val="000000"/>
+          <w:szCs w:val="24"/>
+          <w:lang w:val="hu" w:eastAsia="hu-HU"/>
+        </w:rPr>
+        <w:t xml:space="preserve"> modulokat.</w:t>
       </w:r>
     </w:p>
     <w:p>
@@ -3833,14 +4842,65 @@
           <w:lang w:val="hu" w:eastAsia="hu-HU"/>
         </w:rPr>
       </w:pPr>
-      <w:r>
-        <w:rPr>
-          <w:rFonts w:ascii="Times New Roman" w:eastAsia="Calibri" w:hAnsi="Times New Roman" w:cs="Times New Roman"/>
-          <w:color w:val="000000"/>
-          <w:szCs w:val="24"/>
-          <w:lang w:val="hu" w:eastAsia="hu-HU"/>
-        </w:rPr>
-        <w:t>Docker alkalmazáson a legfrissebb MySQL „image” letöltését és hozzunk létre egy olyan „container” -t, ahol</w:t>
+      <w:proofErr w:type="spellStart"/>
+      <w:r>
+        <w:rPr>
+          <w:rFonts w:ascii="Times New Roman" w:eastAsia="Calibri" w:hAnsi="Times New Roman" w:cs="Times New Roman"/>
+          <w:color w:val="000000"/>
+          <w:szCs w:val="24"/>
+          <w:lang w:val="hu" w:eastAsia="hu-HU"/>
+        </w:rPr>
+        <w:t>Docker</w:t>
+      </w:r>
+      <w:proofErr w:type="spellEnd"/>
+      <w:r>
+        <w:rPr>
+          <w:rFonts w:ascii="Times New Roman" w:eastAsia="Calibri" w:hAnsi="Times New Roman" w:cs="Times New Roman"/>
+          <w:color w:val="000000"/>
+          <w:szCs w:val="24"/>
+          <w:lang w:val="hu" w:eastAsia="hu-HU"/>
+        </w:rPr>
+        <w:t xml:space="preserve"> alkalmazáson a legfrissebb </w:t>
+      </w:r>
+      <w:proofErr w:type="spellStart"/>
+      <w:r>
+        <w:rPr>
+          <w:rFonts w:ascii="Times New Roman" w:eastAsia="Calibri" w:hAnsi="Times New Roman" w:cs="Times New Roman"/>
+          <w:color w:val="000000"/>
+          <w:szCs w:val="24"/>
+          <w:lang w:val="hu" w:eastAsia="hu-HU"/>
+        </w:rPr>
+        <w:t>MySQL</w:t>
+      </w:r>
+      <w:proofErr w:type="spellEnd"/>
+      <w:r>
+        <w:rPr>
+          <w:rFonts w:ascii="Times New Roman" w:eastAsia="Calibri" w:hAnsi="Times New Roman" w:cs="Times New Roman"/>
+          <w:color w:val="000000"/>
+          <w:szCs w:val="24"/>
+          <w:lang w:val="hu" w:eastAsia="hu-HU"/>
+        </w:rPr>
+        <w:t xml:space="preserve"> „image” letöltését és hozzunk létre egy olyan „</w:t>
+      </w:r>
+      <w:proofErr w:type="spellStart"/>
+      <w:r>
+        <w:rPr>
+          <w:rFonts w:ascii="Times New Roman" w:eastAsia="Calibri" w:hAnsi="Times New Roman" w:cs="Times New Roman"/>
+          <w:color w:val="000000"/>
+          <w:szCs w:val="24"/>
+          <w:lang w:val="hu" w:eastAsia="hu-HU"/>
+        </w:rPr>
+        <w:t>container</w:t>
+      </w:r>
+      <w:proofErr w:type="spellEnd"/>
+      <w:r>
+        <w:rPr>
+          <w:rFonts w:ascii="Times New Roman" w:eastAsia="Calibri" w:hAnsi="Times New Roman" w:cs="Times New Roman"/>
+          <w:color w:val="000000"/>
+          <w:szCs w:val="24"/>
+          <w:lang w:val="hu" w:eastAsia="hu-HU"/>
+        </w:rPr>
+        <w:t>” -t, ahol</w:t>
       </w:r>
       <w:r>
         <w:rPr>
@@ -3931,7 +4991,67 @@
           <w:lang w:val="hu" w:eastAsia="hu-HU"/>
         </w:rPr>
         <w:lastRenderedPageBreak/>
-        <w:t>MYSQL_ALLOW_EMPTY_PASSWORD, aminek értéke „yes”, és a „container” létrehozása után automatikusan elindítja a MySQl-t.</w:t>
+        <w:t>MYSQL_ALLOW_EMPTY_PASSWORD, aminek értéke „</w:t>
+      </w:r>
+      <w:proofErr w:type="spellStart"/>
+      <w:r>
+        <w:rPr>
+          <w:rFonts w:ascii="Times New Roman" w:eastAsia="Calibri" w:hAnsi="Times New Roman" w:cs="Times New Roman"/>
+          <w:color w:val="000000"/>
+          <w:szCs w:val="24"/>
+          <w:lang w:val="hu" w:eastAsia="hu-HU"/>
+        </w:rPr>
+        <w:t>yes</w:t>
+      </w:r>
+      <w:proofErr w:type="spellEnd"/>
+      <w:r>
+        <w:rPr>
+          <w:rFonts w:ascii="Times New Roman" w:eastAsia="Calibri" w:hAnsi="Times New Roman" w:cs="Times New Roman"/>
+          <w:color w:val="000000"/>
+          <w:szCs w:val="24"/>
+          <w:lang w:val="hu" w:eastAsia="hu-HU"/>
+        </w:rPr>
+        <w:t>”, és a „</w:t>
+      </w:r>
+      <w:proofErr w:type="spellStart"/>
+      <w:r>
+        <w:rPr>
+          <w:rFonts w:ascii="Times New Roman" w:eastAsia="Calibri" w:hAnsi="Times New Roman" w:cs="Times New Roman"/>
+          <w:color w:val="000000"/>
+          <w:szCs w:val="24"/>
+          <w:lang w:val="hu" w:eastAsia="hu-HU"/>
+        </w:rPr>
+        <w:t>container</w:t>
+      </w:r>
+      <w:proofErr w:type="spellEnd"/>
+      <w:r>
+        <w:rPr>
+          <w:rFonts w:ascii="Times New Roman" w:eastAsia="Calibri" w:hAnsi="Times New Roman" w:cs="Times New Roman"/>
+          <w:color w:val="000000"/>
+          <w:szCs w:val="24"/>
+          <w:lang w:val="hu" w:eastAsia="hu-HU"/>
+        </w:rPr>
+        <w:t xml:space="preserve">” létrehozása után automatikusan elindítja a </w:t>
+      </w:r>
+      <w:proofErr w:type="spellStart"/>
+      <w:r>
+        <w:rPr>
+          <w:rFonts w:ascii="Times New Roman" w:eastAsia="Calibri" w:hAnsi="Times New Roman" w:cs="Times New Roman"/>
+          <w:color w:val="000000"/>
+          <w:szCs w:val="24"/>
+          <w:lang w:val="hu" w:eastAsia="hu-HU"/>
+        </w:rPr>
+        <w:t>MySQl</w:t>
+      </w:r>
+      <w:proofErr w:type="spellEnd"/>
+      <w:r>
+        <w:rPr>
+          <w:rFonts w:ascii="Times New Roman" w:eastAsia="Calibri" w:hAnsi="Times New Roman" w:cs="Times New Roman"/>
+          <w:color w:val="000000"/>
+          <w:szCs w:val="24"/>
+          <w:lang w:val="hu" w:eastAsia="hu-HU"/>
+        </w:rPr>
+        <w:t>-t.</w:t>
       </w:r>
     </w:p>
     <w:p>
@@ -3962,7 +5082,87 @@
           <w:szCs w:val="24"/>
           <w:lang w:val="hu" w:eastAsia="hu-HU"/>
         </w:rPr>
-        <w:t>A Visual Studio Community-ben Package Manager konzolon írjuk be „update-database”, így létrehozza az adatbázist.</w:t>
+        <w:t xml:space="preserve">A Visual </w:t>
+      </w:r>
+      <w:proofErr w:type="spellStart"/>
+      <w:r>
+        <w:rPr>
+          <w:rFonts w:ascii="Times New Roman" w:eastAsia="Calibri" w:hAnsi="Times New Roman" w:cs="Times New Roman"/>
+          <w:color w:val="000000"/>
+          <w:szCs w:val="24"/>
+          <w:lang w:val="hu" w:eastAsia="hu-HU"/>
+        </w:rPr>
+        <w:t>Studio</w:t>
+      </w:r>
+      <w:proofErr w:type="spellEnd"/>
+      <w:r>
+        <w:rPr>
+          <w:rFonts w:ascii="Times New Roman" w:eastAsia="Calibri" w:hAnsi="Times New Roman" w:cs="Times New Roman"/>
+          <w:color w:val="000000"/>
+          <w:szCs w:val="24"/>
+          <w:lang w:val="hu" w:eastAsia="hu-HU"/>
+        </w:rPr>
+        <w:t xml:space="preserve"> </w:t>
+      </w:r>
+      <w:proofErr w:type="spellStart"/>
+      <w:r>
+        <w:rPr>
+          <w:rFonts w:ascii="Times New Roman" w:eastAsia="Calibri" w:hAnsi="Times New Roman" w:cs="Times New Roman"/>
+          <w:color w:val="000000"/>
+          <w:szCs w:val="24"/>
+          <w:lang w:val="hu" w:eastAsia="hu-HU"/>
+        </w:rPr>
+        <w:t>Community-ben</w:t>
+      </w:r>
+      <w:proofErr w:type="spellEnd"/>
+      <w:r>
+        <w:rPr>
+          <w:rFonts w:ascii="Times New Roman" w:eastAsia="Calibri" w:hAnsi="Times New Roman" w:cs="Times New Roman"/>
+          <w:color w:val="000000"/>
+          <w:szCs w:val="24"/>
+          <w:lang w:val="hu" w:eastAsia="hu-HU"/>
+        </w:rPr>
+        <w:t xml:space="preserve"> </w:t>
+      </w:r>
+      <w:proofErr w:type="spellStart"/>
+      <w:r>
+        <w:rPr>
+          <w:rFonts w:ascii="Times New Roman" w:eastAsia="Calibri" w:hAnsi="Times New Roman" w:cs="Times New Roman"/>
+          <w:color w:val="000000"/>
+          <w:szCs w:val="24"/>
+          <w:lang w:val="hu" w:eastAsia="hu-HU"/>
+        </w:rPr>
+        <w:t>Package</w:t>
+      </w:r>
+      <w:proofErr w:type="spellEnd"/>
+      <w:r>
+        <w:rPr>
+          <w:rFonts w:ascii="Times New Roman" w:eastAsia="Calibri" w:hAnsi="Times New Roman" w:cs="Times New Roman"/>
+          <w:color w:val="000000"/>
+          <w:szCs w:val="24"/>
+          <w:lang w:val="hu" w:eastAsia="hu-HU"/>
+        </w:rPr>
+        <w:t xml:space="preserve"> Manager konzolon írjuk be „update-</w:t>
+      </w:r>
+      <w:proofErr w:type="spellStart"/>
+      <w:r>
+        <w:rPr>
+          <w:rFonts w:ascii="Times New Roman" w:eastAsia="Calibri" w:hAnsi="Times New Roman" w:cs="Times New Roman"/>
+          <w:color w:val="000000"/>
+          <w:szCs w:val="24"/>
+          <w:lang w:val="hu" w:eastAsia="hu-HU"/>
+        </w:rPr>
+        <w:t>database</w:t>
+      </w:r>
+      <w:proofErr w:type="spellEnd"/>
+      <w:r>
+        <w:rPr>
+          <w:rFonts w:ascii="Times New Roman" w:eastAsia="Calibri" w:hAnsi="Times New Roman" w:cs="Times New Roman"/>
+          <w:color w:val="000000"/>
+          <w:szCs w:val="24"/>
+          <w:lang w:val="hu" w:eastAsia="hu-HU"/>
+        </w:rPr>
+        <w:t>”, így létrehozza az adatbázist.</w:t>
       </w:r>
     </w:p>
     <w:p>
@@ -4024,16 +5224,96 @@
           <w:szCs w:val="24"/>
           <w:lang w:val="hu" w:eastAsia="hu-HU"/>
         </w:rPr>
-        <w:t xml:space="preserve">Az elindított szerverrel megnyílik a Sweager a szerver dokumentálója, ahol a végpontoknál egy lakat van. </w:t>
-      </w:r>
-      <w:r>
-        <w:rPr>
-          <w:rFonts w:ascii="Times New Roman" w:eastAsia="Calibri" w:hAnsi="Times New Roman" w:cs="Times New Roman"/>
-          <w:color w:val="000000"/>
-          <w:szCs w:val="24"/>
-          <w:lang w:val="hu" w:eastAsia="hu-HU"/>
-        </w:rPr>
-        <w:t>Ilyenkor csak a /auth/login és a /auth/register végpont működik.</w:t>
+        <w:t xml:space="preserve">Az elindított szerverrel megnyílik a </w:t>
+      </w:r>
+      <w:proofErr w:type="spellStart"/>
+      <w:r>
+        <w:rPr>
+          <w:rFonts w:ascii="Times New Roman" w:eastAsia="Calibri" w:hAnsi="Times New Roman" w:cs="Times New Roman"/>
+          <w:color w:val="000000"/>
+          <w:szCs w:val="24"/>
+          <w:lang w:val="hu" w:eastAsia="hu-HU"/>
+        </w:rPr>
+        <w:t>Sweager</w:t>
+      </w:r>
+      <w:proofErr w:type="spellEnd"/>
+      <w:r>
+        <w:rPr>
+          <w:rFonts w:ascii="Times New Roman" w:eastAsia="Calibri" w:hAnsi="Times New Roman" w:cs="Times New Roman"/>
+          <w:color w:val="000000"/>
+          <w:szCs w:val="24"/>
+          <w:lang w:val="hu" w:eastAsia="hu-HU"/>
+        </w:rPr>
+        <w:t xml:space="preserve"> a szerver dokumentálója, ahol a végpontoknál egy lakat van. </w:t>
+      </w:r>
+      <w:r>
+        <w:rPr>
+          <w:rFonts w:ascii="Times New Roman" w:eastAsia="Calibri" w:hAnsi="Times New Roman" w:cs="Times New Roman"/>
+          <w:color w:val="000000"/>
+          <w:szCs w:val="24"/>
+          <w:lang w:val="hu" w:eastAsia="hu-HU"/>
+        </w:rPr>
+        <w:t>Ilyenkor csak a /</w:t>
+      </w:r>
+      <w:proofErr w:type="spellStart"/>
+      <w:r>
+        <w:rPr>
+          <w:rFonts w:ascii="Times New Roman" w:eastAsia="Calibri" w:hAnsi="Times New Roman" w:cs="Times New Roman"/>
+          <w:color w:val="000000"/>
+          <w:szCs w:val="24"/>
+          <w:lang w:val="hu" w:eastAsia="hu-HU"/>
+        </w:rPr>
+        <w:t>auth</w:t>
+      </w:r>
+      <w:proofErr w:type="spellEnd"/>
+      <w:r>
+        <w:rPr>
+          <w:rFonts w:ascii="Times New Roman" w:eastAsia="Calibri" w:hAnsi="Times New Roman" w:cs="Times New Roman"/>
+          <w:color w:val="000000"/>
+          <w:szCs w:val="24"/>
+          <w:lang w:val="hu" w:eastAsia="hu-HU"/>
+        </w:rPr>
+        <w:t>/login és a /</w:t>
+      </w:r>
+      <w:proofErr w:type="spellStart"/>
+      <w:r>
+        <w:rPr>
+          <w:rFonts w:ascii="Times New Roman" w:eastAsia="Calibri" w:hAnsi="Times New Roman" w:cs="Times New Roman"/>
+          <w:color w:val="000000"/>
+          <w:szCs w:val="24"/>
+          <w:lang w:val="hu" w:eastAsia="hu-HU"/>
+        </w:rPr>
+        <w:t>auth</w:t>
+      </w:r>
+      <w:proofErr w:type="spellEnd"/>
+      <w:r>
+        <w:rPr>
+          <w:rFonts w:ascii="Times New Roman" w:eastAsia="Calibri" w:hAnsi="Times New Roman" w:cs="Times New Roman"/>
+          <w:color w:val="000000"/>
+          <w:szCs w:val="24"/>
+          <w:lang w:val="hu" w:eastAsia="hu-HU"/>
+        </w:rPr>
+        <w:t>/</w:t>
+      </w:r>
+      <w:proofErr w:type="spellStart"/>
+      <w:r>
+        <w:rPr>
+          <w:rFonts w:ascii="Times New Roman" w:eastAsia="Calibri" w:hAnsi="Times New Roman" w:cs="Times New Roman"/>
+          <w:color w:val="000000"/>
+          <w:szCs w:val="24"/>
+          <w:lang w:val="hu" w:eastAsia="hu-HU"/>
+        </w:rPr>
+        <w:t>register</w:t>
+      </w:r>
+      <w:proofErr w:type="spellEnd"/>
+      <w:r>
+        <w:rPr>
+          <w:rFonts w:ascii="Times New Roman" w:eastAsia="Calibri" w:hAnsi="Times New Roman" w:cs="Times New Roman"/>
+          <w:color w:val="000000"/>
+          <w:szCs w:val="24"/>
+          <w:lang w:val="hu" w:eastAsia="hu-HU"/>
+        </w:rPr>
+        <w:t xml:space="preserve"> végpont működik.</w:t>
       </w:r>
     </w:p>
     <w:p>
@@ -4064,7 +5344,127 @@
           <w:szCs w:val="24"/>
           <w:lang w:val="hu" w:eastAsia="hu-HU"/>
         </w:rPr>
-        <w:t>Az összes végpont elérését, csak az Admin szerepet tartalmazó JWT tokennel lehet, amit csak a /auth/login végpontnak kell megadnunk: userName: „krisz”, password: „String123!”</w:t>
+        <w:t xml:space="preserve">Az összes végpont elérését, csak az </w:t>
+      </w:r>
+      <w:proofErr w:type="spellStart"/>
+      <w:r>
+        <w:rPr>
+          <w:rFonts w:ascii="Times New Roman" w:eastAsia="Calibri" w:hAnsi="Times New Roman" w:cs="Times New Roman"/>
+          <w:color w:val="000000"/>
+          <w:szCs w:val="24"/>
+          <w:lang w:val="hu" w:eastAsia="hu-HU"/>
+        </w:rPr>
+        <w:t>Admin</w:t>
+      </w:r>
+      <w:proofErr w:type="spellEnd"/>
+      <w:r>
+        <w:rPr>
+          <w:rFonts w:ascii="Times New Roman" w:eastAsia="Calibri" w:hAnsi="Times New Roman" w:cs="Times New Roman"/>
+          <w:color w:val="000000"/>
+          <w:szCs w:val="24"/>
+          <w:lang w:val="hu" w:eastAsia="hu-HU"/>
+        </w:rPr>
+        <w:t xml:space="preserve"> szerepet tartalmazó JWT </w:t>
+      </w:r>
+      <w:proofErr w:type="spellStart"/>
+      <w:r>
+        <w:rPr>
+          <w:rFonts w:ascii="Times New Roman" w:eastAsia="Calibri" w:hAnsi="Times New Roman" w:cs="Times New Roman"/>
+          <w:color w:val="000000"/>
+          <w:szCs w:val="24"/>
+          <w:lang w:val="hu" w:eastAsia="hu-HU"/>
+        </w:rPr>
+        <w:t>tokennel</w:t>
+      </w:r>
+      <w:proofErr w:type="spellEnd"/>
+      <w:r>
+        <w:rPr>
+          <w:rFonts w:ascii="Times New Roman" w:eastAsia="Calibri" w:hAnsi="Times New Roman" w:cs="Times New Roman"/>
+          <w:color w:val="000000"/>
+          <w:szCs w:val="24"/>
+          <w:lang w:val="hu" w:eastAsia="hu-HU"/>
+        </w:rPr>
+        <w:t xml:space="preserve"> lehet, amit csak a /</w:t>
+      </w:r>
+      <w:proofErr w:type="spellStart"/>
+      <w:r>
+        <w:rPr>
+          <w:rFonts w:ascii="Times New Roman" w:eastAsia="Calibri" w:hAnsi="Times New Roman" w:cs="Times New Roman"/>
+          <w:color w:val="000000"/>
+          <w:szCs w:val="24"/>
+          <w:lang w:val="hu" w:eastAsia="hu-HU"/>
+        </w:rPr>
+        <w:t>auth</w:t>
+      </w:r>
+      <w:proofErr w:type="spellEnd"/>
+      <w:r>
+        <w:rPr>
+          <w:rFonts w:ascii="Times New Roman" w:eastAsia="Calibri" w:hAnsi="Times New Roman" w:cs="Times New Roman"/>
+          <w:color w:val="000000"/>
+          <w:szCs w:val="24"/>
+          <w:lang w:val="hu" w:eastAsia="hu-HU"/>
+        </w:rPr>
+        <w:t xml:space="preserve">/login végpontnak kell megadnunk: </w:t>
+      </w:r>
+      <w:proofErr w:type="spellStart"/>
+      <w:r>
+        <w:rPr>
+          <w:rFonts w:ascii="Times New Roman" w:eastAsia="Calibri" w:hAnsi="Times New Roman" w:cs="Times New Roman"/>
+          <w:color w:val="000000"/>
+          <w:szCs w:val="24"/>
+          <w:lang w:val="hu" w:eastAsia="hu-HU"/>
+        </w:rPr>
+        <w:t>userName</w:t>
+      </w:r>
+      <w:proofErr w:type="spellEnd"/>
+      <w:r>
+        <w:rPr>
+          <w:rFonts w:ascii="Times New Roman" w:eastAsia="Calibri" w:hAnsi="Times New Roman" w:cs="Times New Roman"/>
+          <w:color w:val="000000"/>
+          <w:szCs w:val="24"/>
+          <w:lang w:val="hu" w:eastAsia="hu-HU"/>
+        </w:rPr>
+        <w:t>: „</w:t>
+      </w:r>
+      <w:proofErr w:type="spellStart"/>
+      <w:r>
+        <w:rPr>
+          <w:rFonts w:ascii="Times New Roman" w:eastAsia="Calibri" w:hAnsi="Times New Roman" w:cs="Times New Roman"/>
+          <w:color w:val="000000"/>
+          <w:szCs w:val="24"/>
+          <w:lang w:val="hu" w:eastAsia="hu-HU"/>
+        </w:rPr>
+        <w:t>krisz</w:t>
+      </w:r>
+      <w:proofErr w:type="spellEnd"/>
+      <w:r>
+        <w:rPr>
+          <w:rFonts w:ascii="Times New Roman" w:eastAsia="Calibri" w:hAnsi="Times New Roman" w:cs="Times New Roman"/>
+          <w:color w:val="000000"/>
+          <w:szCs w:val="24"/>
+          <w:lang w:val="hu" w:eastAsia="hu-HU"/>
+        </w:rPr>
+        <w:t xml:space="preserve">”, </w:t>
+      </w:r>
+      <w:proofErr w:type="spellStart"/>
+      <w:r>
+        <w:rPr>
+          <w:rFonts w:ascii="Times New Roman" w:eastAsia="Calibri" w:hAnsi="Times New Roman" w:cs="Times New Roman"/>
+          <w:color w:val="000000"/>
+          <w:szCs w:val="24"/>
+          <w:lang w:val="hu" w:eastAsia="hu-HU"/>
+        </w:rPr>
+        <w:t>password</w:t>
+      </w:r>
+      <w:proofErr w:type="spellEnd"/>
+      <w:r>
+        <w:rPr>
+          <w:rFonts w:ascii="Times New Roman" w:eastAsia="Calibri" w:hAnsi="Times New Roman" w:cs="Times New Roman"/>
+          <w:color w:val="000000"/>
+          <w:szCs w:val="24"/>
+          <w:lang w:val="hu" w:eastAsia="hu-HU"/>
+        </w:rPr>
+        <w:t>: „String123!”</w:t>
       </w:r>
     </w:p>
     <w:p>
@@ -4136,7 +5536,67 @@
           <w:szCs w:val="24"/>
           <w:lang w:val="hu" w:eastAsia="hu-HU"/>
         </w:rPr>
-        <w:t>Az adatbázist Xampp, illetve Docker alkalmazással MySQL nyelvvel fejlesztjük.</w:t>
+        <w:t xml:space="preserve">Az adatbázist </w:t>
+      </w:r>
+      <w:proofErr w:type="spellStart"/>
+      <w:r>
+        <w:rPr>
+          <w:rFonts w:ascii="Times New Roman" w:eastAsia="Calibri" w:hAnsi="Times New Roman" w:cs="Times New Roman"/>
+          <w:color w:val="000000"/>
+          <w:szCs w:val="24"/>
+          <w:lang w:val="hu" w:eastAsia="hu-HU"/>
+        </w:rPr>
+        <w:t>Xampp</w:t>
+      </w:r>
+      <w:proofErr w:type="spellEnd"/>
+      <w:r>
+        <w:rPr>
+          <w:rFonts w:ascii="Times New Roman" w:eastAsia="Calibri" w:hAnsi="Times New Roman" w:cs="Times New Roman"/>
+          <w:color w:val="000000"/>
+          <w:szCs w:val="24"/>
+          <w:lang w:val="hu" w:eastAsia="hu-HU"/>
+        </w:rPr>
+        <w:t xml:space="preserve">, illetve </w:t>
+      </w:r>
+      <w:proofErr w:type="spellStart"/>
+      <w:r>
+        <w:rPr>
+          <w:rFonts w:ascii="Times New Roman" w:eastAsia="Calibri" w:hAnsi="Times New Roman" w:cs="Times New Roman"/>
+          <w:color w:val="000000"/>
+          <w:szCs w:val="24"/>
+          <w:lang w:val="hu" w:eastAsia="hu-HU"/>
+        </w:rPr>
+        <w:t>Docker</w:t>
+      </w:r>
+      <w:proofErr w:type="spellEnd"/>
+      <w:r>
+        <w:rPr>
+          <w:rFonts w:ascii="Times New Roman" w:eastAsia="Calibri" w:hAnsi="Times New Roman" w:cs="Times New Roman"/>
+          <w:color w:val="000000"/>
+          <w:szCs w:val="24"/>
+          <w:lang w:val="hu" w:eastAsia="hu-HU"/>
+        </w:rPr>
+        <w:t xml:space="preserve"> alkalmazással </w:t>
+      </w:r>
+      <w:proofErr w:type="spellStart"/>
+      <w:r>
+        <w:rPr>
+          <w:rFonts w:ascii="Times New Roman" w:eastAsia="Calibri" w:hAnsi="Times New Roman" w:cs="Times New Roman"/>
+          <w:color w:val="000000"/>
+          <w:szCs w:val="24"/>
+          <w:lang w:val="hu" w:eastAsia="hu-HU"/>
+        </w:rPr>
+        <w:t>MySQL</w:t>
+      </w:r>
+      <w:proofErr w:type="spellEnd"/>
+      <w:r>
+        <w:rPr>
+          <w:rFonts w:ascii="Times New Roman" w:eastAsia="Calibri" w:hAnsi="Times New Roman" w:cs="Times New Roman"/>
+          <w:color w:val="000000"/>
+          <w:szCs w:val="24"/>
+          <w:lang w:val="hu" w:eastAsia="hu-HU"/>
+        </w:rPr>
+        <w:t xml:space="preserve"> nyelvvel fejlesztjük.</w:t>
       </w:r>
     </w:p>
     <w:p>
@@ -4168,8 +5628,19 @@
           <w:szCs w:val="24"/>
           <w:lang w:val="hu" w:eastAsia="hu-HU"/>
         </w:rPr>
-        <w:t>Az adatbázis neve: for_the_potato</w:t>
-      </w:r>
+        <w:t xml:space="preserve">Az adatbázis neve: </w:t>
+      </w:r>
+      <w:proofErr w:type="spellStart"/>
+      <w:r>
+        <w:rPr>
+          <w:rFonts w:ascii="Times New Roman" w:eastAsia="Calibri" w:hAnsi="Times New Roman" w:cs="Times New Roman"/>
+          <w:color w:val="000000"/>
+          <w:szCs w:val="24"/>
+          <w:lang w:val="hu" w:eastAsia="hu-HU"/>
+        </w:rPr>
+        <w:t>for_the_potato</w:t>
+      </w:r>
+      <w:proofErr w:type="spellEnd"/>
     </w:p>
     <w:p>
       <w:pPr>
@@ -4208,13 +5679,33 @@
           <w:lang w:val="hu" w:eastAsia="hu-HU"/>
         </w:rPr>
       </w:pPr>
-      <w:r>
-        <w:rPr>
-          <w:rFonts w:ascii="Times New Roman" w:eastAsia="Calibri" w:hAnsi="Times New Roman" w:cs="Times New Roman"/>
-          <w:szCs w:val="24"/>
-          <w:lang w:val="hu" w:eastAsia="hu-HU"/>
-        </w:rPr>
-        <w:t>Identity.FrameWorkCore modullal létrehozzuk a felhasználóhoz kapcsolódó táblákat.</w:t>
+      <w:proofErr w:type="spellStart"/>
+      <w:r>
+        <w:rPr>
+          <w:rFonts w:ascii="Times New Roman" w:eastAsia="Calibri" w:hAnsi="Times New Roman" w:cs="Times New Roman"/>
+          <w:szCs w:val="24"/>
+          <w:lang w:val="hu" w:eastAsia="hu-HU"/>
+        </w:rPr>
+        <w:t>Identity</w:t>
+      </w:r>
+      <w:proofErr w:type="gramStart"/>
+      <w:r>
+        <w:rPr>
+          <w:rFonts w:ascii="Times New Roman" w:eastAsia="Calibri" w:hAnsi="Times New Roman" w:cs="Times New Roman"/>
+          <w:szCs w:val="24"/>
+          <w:lang w:val="hu" w:eastAsia="hu-HU"/>
+        </w:rPr>
+        <w:t>.FrameWorkCore</w:t>
+      </w:r>
+      <w:proofErr w:type="spellEnd"/>
+      <w:proofErr w:type="gramEnd"/>
+      <w:r>
+        <w:rPr>
+          <w:rFonts w:ascii="Times New Roman" w:eastAsia="Calibri" w:hAnsi="Times New Roman" w:cs="Times New Roman"/>
+          <w:szCs w:val="24"/>
+          <w:lang w:val="hu" w:eastAsia="hu-HU"/>
+        </w:rPr>
+        <w:t xml:space="preserve"> modullal létrehozzuk a felhasználóhoz kapcsolódó táblákat.</w:t>
       </w:r>
     </w:p>
     <w:p>
@@ -4238,6 +5729,7 @@
           <w:lang w:val="hu" w:eastAsia="hu-HU"/>
         </w:rPr>
       </w:pPr>
+      <w:proofErr w:type="spellStart"/>
       <w:r>
         <w:rPr>
           <w:rFonts w:ascii="Times New Roman" w:eastAsia="Calibri" w:hAnsi="Times New Roman" w:cs="Times New Roman"/>
@@ -4246,6 +5738,7 @@
         </w:rPr>
         <w:t>velemeny</w:t>
       </w:r>
+      <w:proofErr w:type="spellEnd"/>
     </w:p>
     <w:p>
       <w:pPr>
@@ -4268,6 +5761,7 @@
           <w:lang w:val="hu" w:eastAsia="hu-HU"/>
         </w:rPr>
       </w:pPr>
+      <w:proofErr w:type="spellStart"/>
       <w:r>
         <w:rPr>
           <w:rFonts w:ascii="Times New Roman" w:eastAsia="Calibri" w:hAnsi="Times New Roman" w:cs="Times New Roman"/>
@@ -4276,6 +5770,7 @@
         </w:rPr>
         <w:t>saves</w:t>
       </w:r>
+      <w:proofErr w:type="spellEnd"/>
     </w:p>
     <w:p>
       <w:pPr>
@@ -4529,7 +6024,7 @@
           <w:szCs w:val="24"/>
           <w:lang w:val="hu" w:eastAsia="hu-HU"/>
         </w:rPr>
-        <w:t>Statikusan is megvan a weboldal.</w:t>
+        <w:t>A weboldal statikusan is megvan. (HTML + CSS)</w:t>
       </w:r>
     </w:p>
     <w:p>
@@ -4555,27 +6050,86 @@
         <w:jc w:val="both"/>
         <w:rPr>
           <w:rFonts w:ascii="Times New Roman" w:eastAsia="Calibri" w:hAnsi="Times New Roman" w:cs="Times New Roman"/>
+          <w:szCs w:val="24"/>
+          <w:lang w:val="hu" w:eastAsia="hu-HU"/>
+        </w:rPr>
+      </w:pPr>
+      <w:proofErr w:type="spellStart"/>
+      <w:r>
+        <w:rPr>
+          <w:rFonts w:ascii="Times New Roman" w:eastAsia="Calibri" w:hAnsi="Times New Roman" w:cs="Times New Roman"/>
+          <w:szCs w:val="24"/>
+          <w:lang w:val="hu" w:eastAsia="hu-HU"/>
+        </w:rPr>
+        <w:t>Bun</w:t>
+      </w:r>
+      <w:proofErr w:type="spellEnd"/>
+      <w:r>
+        <w:rPr>
+          <w:rFonts w:ascii="Times New Roman" w:eastAsia="Calibri" w:hAnsi="Times New Roman" w:cs="Times New Roman"/>
+          <w:szCs w:val="24"/>
+          <w:lang w:val="hu" w:eastAsia="hu-HU"/>
+        </w:rPr>
+        <w:t xml:space="preserve">-t használunk a </w:t>
+      </w:r>
+      <w:proofErr w:type="spellStart"/>
+      <w:r>
+        <w:rPr>
+          <w:rFonts w:ascii="Times New Roman" w:eastAsia="Calibri" w:hAnsi="Times New Roman" w:cs="Times New Roman"/>
+          <w:szCs w:val="24"/>
+          <w:lang w:val="hu" w:eastAsia="hu-HU"/>
+        </w:rPr>
+        <w:t>React</w:t>
+      </w:r>
+      <w:proofErr w:type="spellEnd"/>
+      <w:r>
+        <w:rPr>
+          <w:rFonts w:ascii="Times New Roman" w:eastAsia="Calibri" w:hAnsi="Times New Roman" w:cs="Times New Roman"/>
+          <w:szCs w:val="24"/>
+          <w:lang w:val="hu" w:eastAsia="hu-HU"/>
+        </w:rPr>
+        <w:t xml:space="preserve"> projekt létrehozásához, </w:t>
+      </w:r>
+      <w:r>
+        <w:rPr>
+          <w:rFonts w:ascii="Times New Roman" w:eastAsia="Calibri" w:hAnsi="Times New Roman" w:cs="Times New Roman"/>
+          <w:szCs w:val="24"/>
+          <w:lang w:val="hu" w:eastAsia="hu-HU"/>
+        </w:rPr>
+        <w:t xml:space="preserve">és a </w:t>
+      </w:r>
+      <w:r>
+        <w:rPr>
+          <w:rFonts w:ascii="Times New Roman" w:eastAsia="Calibri" w:hAnsi="Times New Roman" w:cs="Times New Roman"/>
+          <w:szCs w:val="24"/>
+          <w:lang w:val="hu" w:eastAsia="hu-HU"/>
+        </w:rPr>
+        <w:t>csomagok</w:t>
+      </w:r>
+      <w:r>
+        <w:rPr>
+          <w:rFonts w:ascii="Times New Roman" w:eastAsia="Calibri" w:hAnsi="Times New Roman" w:cs="Times New Roman"/>
           <w:sz w:val="32"/>
           <w:szCs w:val="32"/>
           <w:lang w:val="hu" w:eastAsia="hu-HU"/>
         </w:rPr>
-      </w:pPr>
-      <w:r>
-        <w:rPr>
-          <w:rFonts w:ascii="Times New Roman" w:eastAsia="Calibri" w:hAnsi="Times New Roman" w:cs="Times New Roman"/>
-          <w:szCs w:val="24"/>
-          <w:lang w:val="hu" w:eastAsia="hu-HU"/>
-        </w:rPr>
-        <w:t>Bun-t használunk a React projekt létrehozásához, csomagok</w:t>
-      </w:r>
-      <w:r>
-        <w:rPr>
-          <w:rFonts w:ascii="Times New Roman" w:eastAsia="Calibri" w:hAnsi="Times New Roman" w:cs="Times New Roman"/>
-          <w:sz w:val="32"/>
-          <w:szCs w:val="32"/>
-          <w:lang w:val="hu" w:eastAsia="hu-HU"/>
-        </w:rPr>
-        <w:t xml:space="preserve"> kezelését.</w:t>
+        <w:t xml:space="preserve"> </w:t>
+      </w:r>
+      <w:r>
+        <w:rPr>
+          <w:rFonts w:ascii="Times New Roman" w:eastAsia="Calibri" w:hAnsi="Times New Roman" w:cs="Times New Roman"/>
+          <w:szCs w:val="24"/>
+          <w:lang w:val="hu" w:eastAsia="hu-HU"/>
+        </w:rPr>
+        <w:t>kezeléséhez</w:t>
+      </w:r>
+      <w:r>
+        <w:rPr>
+          <w:rFonts w:ascii="Times New Roman" w:eastAsia="Calibri" w:hAnsi="Times New Roman" w:cs="Times New Roman"/>
+          <w:szCs w:val="24"/>
+          <w:lang w:val="hu" w:eastAsia="hu-HU"/>
+        </w:rPr>
+        <w:t>.</w:t>
       </w:r>
     </w:p>
     <w:p>
@@ -4623,7 +6177,103 @@
           <w:szCs w:val="24"/>
           <w:lang w:val="hu" w:eastAsia="hu-HU"/>
         </w:rPr>
-        <w:t>Ha le van telepítve a bun. Akkor projekt letöltése után a projektmappát Visual Studio Code-on nyissuk meg.</w:t>
+        <w:t xml:space="preserve">Ha le van telepítve a </w:t>
+      </w:r>
+      <w:proofErr w:type="spellStart"/>
+      <w:r>
+        <w:rPr>
+          <w:rFonts w:ascii="Times New Roman" w:eastAsia="Calibri" w:hAnsi="Times New Roman" w:cs="Times New Roman"/>
+          <w:color w:val="000000"/>
+          <w:szCs w:val="24"/>
+          <w:lang w:val="hu" w:eastAsia="hu-HU"/>
+        </w:rPr>
+        <w:t>bun</w:t>
+      </w:r>
+      <w:proofErr w:type="spellEnd"/>
+      <w:r>
+        <w:rPr>
+          <w:rFonts w:ascii="Times New Roman" w:eastAsia="Calibri" w:hAnsi="Times New Roman" w:cs="Times New Roman"/>
+          <w:color w:val="000000"/>
+          <w:szCs w:val="24"/>
+          <w:lang w:val="hu" w:eastAsia="hu-HU"/>
+        </w:rPr>
+        <w:t>, a</w:t>
+      </w:r>
+      <w:r>
+        <w:rPr>
+          <w:rFonts w:ascii="Times New Roman" w:eastAsia="Calibri" w:hAnsi="Times New Roman" w:cs="Times New Roman"/>
+          <w:color w:val="000000"/>
+          <w:szCs w:val="24"/>
+          <w:lang w:val="hu" w:eastAsia="hu-HU"/>
+        </w:rPr>
+        <w:t>kkor</w:t>
+      </w:r>
+      <w:r>
+        <w:rPr>
+          <w:rFonts w:ascii="Times New Roman" w:eastAsia="Calibri" w:hAnsi="Times New Roman" w:cs="Times New Roman"/>
+          <w:color w:val="000000"/>
+          <w:szCs w:val="24"/>
+          <w:lang w:val="hu" w:eastAsia="hu-HU"/>
+        </w:rPr>
+        <w:t xml:space="preserve"> a</w:t>
+      </w:r>
+      <w:r>
+        <w:rPr>
+          <w:rFonts w:ascii="Times New Roman" w:eastAsia="Calibri" w:hAnsi="Times New Roman" w:cs="Times New Roman"/>
+          <w:color w:val="000000"/>
+          <w:szCs w:val="24"/>
+          <w:lang w:val="hu" w:eastAsia="hu-HU"/>
+        </w:rPr>
+        <w:t xml:space="preserve"> projekt letöltése után a pro</w:t>
+      </w:r>
+      <w:r>
+        <w:rPr>
+          <w:rFonts w:ascii="Times New Roman" w:eastAsia="Calibri" w:hAnsi="Times New Roman" w:cs="Times New Roman"/>
+          <w:color w:val="000000"/>
+          <w:szCs w:val="24"/>
+          <w:lang w:val="hu" w:eastAsia="hu-HU"/>
+        </w:rPr>
+        <w:t xml:space="preserve">jektmappát Visual </w:t>
+      </w:r>
+      <w:proofErr w:type="spellStart"/>
+      <w:r>
+        <w:rPr>
+          <w:rFonts w:ascii="Times New Roman" w:eastAsia="Calibri" w:hAnsi="Times New Roman" w:cs="Times New Roman"/>
+          <w:color w:val="000000"/>
+          <w:szCs w:val="24"/>
+          <w:lang w:val="hu" w:eastAsia="hu-HU"/>
+        </w:rPr>
+        <w:t>Studio</w:t>
+      </w:r>
+      <w:proofErr w:type="spellEnd"/>
+      <w:r>
+        <w:rPr>
+          <w:rFonts w:ascii="Times New Roman" w:eastAsia="Calibri" w:hAnsi="Times New Roman" w:cs="Times New Roman"/>
+          <w:color w:val="000000"/>
+          <w:szCs w:val="24"/>
+          <w:lang w:val="hu" w:eastAsia="hu-HU"/>
+        </w:rPr>
+        <w:t xml:space="preserve"> </w:t>
+      </w:r>
+      <w:proofErr w:type="spellStart"/>
+      <w:r>
+        <w:rPr>
+          <w:rFonts w:ascii="Times New Roman" w:eastAsia="Calibri" w:hAnsi="Times New Roman" w:cs="Times New Roman"/>
+          <w:color w:val="000000"/>
+          <w:szCs w:val="24"/>
+          <w:lang w:val="hu" w:eastAsia="hu-HU"/>
+        </w:rPr>
+        <w:t>Code-ban</w:t>
+      </w:r>
+      <w:proofErr w:type="spellEnd"/>
+      <w:r>
+        <w:rPr>
+          <w:rFonts w:ascii="Times New Roman" w:eastAsia="Calibri" w:hAnsi="Times New Roman" w:cs="Times New Roman"/>
+          <w:color w:val="000000"/>
+          <w:szCs w:val="24"/>
+          <w:lang w:val="hu" w:eastAsia="hu-HU"/>
+        </w:rPr>
+        <w:t xml:space="preserve"> nyissuk meg.</w:t>
       </w:r>
     </w:p>
     <w:p>
@@ -4655,7 +6305,61 @@
           <w:szCs w:val="24"/>
           <w:lang w:val="hu" w:eastAsia="hu-HU"/>
         </w:rPr>
-        <w:t>Indítsuk el a terminált nézzük, hogy a jelenlegi projektmappában vagyunk.</w:t>
+        <w:t>Indítsuk el a terminált</w:t>
+      </w:r>
+      <w:r>
+        <w:rPr>
+          <w:rFonts w:ascii="Times New Roman" w:eastAsia="Calibri" w:hAnsi="Times New Roman" w:cs="Times New Roman"/>
+          <w:color w:val="000000"/>
+          <w:szCs w:val="24"/>
+          <w:lang w:val="hu" w:eastAsia="hu-HU"/>
+        </w:rPr>
+        <w:t>,</w:t>
+      </w:r>
+      <w:r>
+        <w:rPr>
+          <w:rFonts w:ascii="Times New Roman" w:eastAsia="Calibri" w:hAnsi="Times New Roman" w:cs="Times New Roman"/>
+          <w:color w:val="000000"/>
+          <w:szCs w:val="24"/>
+          <w:lang w:val="hu" w:eastAsia="hu-HU"/>
+        </w:rPr>
+        <w:t xml:space="preserve"> ellenőrizzük</w:t>
+      </w:r>
+      <w:r>
+        <w:rPr>
+          <w:rFonts w:ascii="Times New Roman" w:eastAsia="Calibri" w:hAnsi="Times New Roman" w:cs="Times New Roman"/>
+          <w:color w:val="000000"/>
+          <w:szCs w:val="24"/>
+          <w:lang w:val="hu" w:eastAsia="hu-HU"/>
+        </w:rPr>
+        <w:t xml:space="preserve">, hogy az aktuális </w:t>
+      </w:r>
+      <w:r>
+        <w:rPr>
+          <w:rFonts w:ascii="Times New Roman" w:eastAsia="Calibri" w:hAnsi="Times New Roman" w:cs="Times New Roman"/>
+          <w:color w:val="000000"/>
+          <w:szCs w:val="24"/>
+          <w:lang w:val="hu" w:eastAsia="hu-HU"/>
+        </w:rPr>
+        <w:t>projektmappában vagyunk</w:t>
+      </w:r>
+      <w:r>
+        <w:rPr>
+          <w:rFonts w:ascii="Times New Roman" w:eastAsia="Calibri" w:hAnsi="Times New Roman" w:cs="Times New Roman"/>
+          <w:color w:val="000000"/>
+          <w:szCs w:val="24"/>
+          <w:lang w:val="hu" w:eastAsia="hu-HU"/>
+        </w:rPr>
+        <w:t>-e</w:t>
+      </w:r>
+      <w:r>
+        <w:rPr>
+          <w:rFonts w:ascii="Times New Roman" w:eastAsia="Calibri" w:hAnsi="Times New Roman" w:cs="Times New Roman"/>
+          <w:color w:val="000000"/>
+          <w:szCs w:val="24"/>
+          <w:lang w:val="hu" w:eastAsia="hu-HU"/>
+        </w:rPr>
+        <w:t>.</w:t>
       </w:r>
     </w:p>
     <w:p>
@@ -4687,7 +6391,74 @@
           <w:szCs w:val="24"/>
           <w:lang w:val="hu" w:eastAsia="hu-HU"/>
         </w:rPr>
-        <w:t>Írjuk be: „bun install” és letölti a projekthez szükséges könyvtárakat.</w:t>
+        <w:t>Írjuk be:</w:t>
+      </w:r>
+      <w:r>
+        <w:rPr>
+          <w:rFonts w:ascii="Times New Roman" w:eastAsia="Calibri" w:hAnsi="Times New Roman" w:cs="Times New Roman"/>
+          <w:color w:val="000000"/>
+          <w:szCs w:val="24"/>
+          <w:lang w:val="hu" w:eastAsia="hu-HU"/>
+        </w:rPr>
+        <w:t xml:space="preserve"> a</w:t>
+      </w:r>
+      <w:r>
+        <w:rPr>
+          <w:rFonts w:ascii="Times New Roman" w:eastAsia="Calibri" w:hAnsi="Times New Roman" w:cs="Times New Roman"/>
+          <w:color w:val="000000"/>
+          <w:szCs w:val="24"/>
+          <w:lang w:val="hu" w:eastAsia="hu-HU"/>
+        </w:rPr>
+        <w:t xml:space="preserve"> „</w:t>
+      </w:r>
+      <w:proofErr w:type="spellStart"/>
+      <w:r>
+        <w:rPr>
+          <w:rFonts w:ascii="Times New Roman" w:eastAsia="Calibri" w:hAnsi="Times New Roman" w:cs="Times New Roman"/>
+          <w:color w:val="000000"/>
+          <w:szCs w:val="24"/>
+          <w:lang w:val="hu" w:eastAsia="hu-HU"/>
+        </w:rPr>
+        <w:t>bun</w:t>
+      </w:r>
+      <w:proofErr w:type="spellEnd"/>
+      <w:r>
+        <w:rPr>
+          <w:rFonts w:ascii="Times New Roman" w:eastAsia="Calibri" w:hAnsi="Times New Roman" w:cs="Times New Roman"/>
+          <w:color w:val="000000"/>
+          <w:szCs w:val="24"/>
+          <w:lang w:val="hu" w:eastAsia="hu-HU"/>
+        </w:rPr>
+        <w:t xml:space="preserve"> </w:t>
+      </w:r>
+      <w:proofErr w:type="spellStart"/>
+      <w:r>
+        <w:rPr>
+          <w:rFonts w:ascii="Times New Roman" w:eastAsia="Calibri" w:hAnsi="Times New Roman" w:cs="Times New Roman"/>
+          <w:color w:val="000000"/>
+          <w:szCs w:val="24"/>
+          <w:lang w:val="hu" w:eastAsia="hu-HU"/>
+        </w:rPr>
+        <w:t>install</w:t>
+      </w:r>
+      <w:proofErr w:type="spellEnd"/>
+      <w:r>
+        <w:rPr>
+          <w:rFonts w:ascii="Times New Roman" w:eastAsia="Calibri" w:hAnsi="Times New Roman" w:cs="Times New Roman"/>
+          <w:color w:val="000000"/>
+          <w:szCs w:val="24"/>
+          <w:lang w:val="hu" w:eastAsia="hu-HU"/>
+        </w:rPr>
+        <w:t xml:space="preserve">” </w:t>
+      </w:r>
+      <w:r>
+        <w:rPr>
+          <w:rFonts w:ascii="Times New Roman" w:eastAsia="Calibri" w:hAnsi="Times New Roman" w:cs="Times New Roman"/>
+          <w:color w:val="000000"/>
+          <w:szCs w:val="24"/>
+          <w:lang w:val="hu" w:eastAsia="hu-HU"/>
+        </w:rPr>
+        <w:t>parancsot a terminálba, ez letölti a szükséges könyvtárakat.</w:t>
       </w:r>
     </w:p>
     <w:p>
@@ -4719,7 +6490,83 @@
           <w:szCs w:val="24"/>
           <w:lang w:val="hu" w:eastAsia="hu-HU"/>
         </w:rPr>
-        <w:t>Indítsuk el a weboldal szerverét, a „bun dev” paranccsal és menjünk a megadott linkre a weboldalhoz.</w:t>
+        <w:t>I</w:t>
+      </w:r>
+      <w:r>
+        <w:rPr>
+          <w:rFonts w:ascii="Times New Roman" w:eastAsia="Calibri" w:hAnsi="Times New Roman" w:cs="Times New Roman"/>
+          <w:color w:val="000000"/>
+          <w:szCs w:val="24"/>
+          <w:lang w:val="hu" w:eastAsia="hu-HU"/>
+        </w:rPr>
+        <w:t>ndítsuk el a weboldal szerverét</w:t>
+      </w:r>
+      <w:r>
+        <w:rPr>
+          <w:rFonts w:ascii="Times New Roman" w:eastAsia="Calibri" w:hAnsi="Times New Roman" w:cs="Times New Roman"/>
+          <w:color w:val="000000"/>
+          <w:szCs w:val="24"/>
+          <w:lang w:val="hu" w:eastAsia="hu-HU"/>
+        </w:rPr>
+        <w:t xml:space="preserve"> a „</w:t>
+      </w:r>
+      <w:proofErr w:type="spellStart"/>
+      <w:r>
+        <w:rPr>
+          <w:rFonts w:ascii="Times New Roman" w:eastAsia="Calibri" w:hAnsi="Times New Roman" w:cs="Times New Roman"/>
+          <w:color w:val="000000"/>
+          <w:szCs w:val="24"/>
+          <w:lang w:val="hu" w:eastAsia="hu-HU"/>
+        </w:rPr>
+        <w:t>bun</w:t>
+      </w:r>
+      <w:proofErr w:type="spellEnd"/>
+      <w:r>
+        <w:rPr>
+          <w:rFonts w:ascii="Times New Roman" w:eastAsia="Calibri" w:hAnsi="Times New Roman" w:cs="Times New Roman"/>
+          <w:color w:val="000000"/>
+          <w:szCs w:val="24"/>
+          <w:lang w:val="hu" w:eastAsia="hu-HU"/>
+        </w:rPr>
+        <w:t xml:space="preserve"> </w:t>
+      </w:r>
+      <w:proofErr w:type="spellStart"/>
+      <w:r>
+        <w:rPr>
+          <w:rFonts w:ascii="Times New Roman" w:eastAsia="Calibri" w:hAnsi="Times New Roman" w:cs="Times New Roman"/>
+          <w:color w:val="000000"/>
+          <w:szCs w:val="24"/>
+          <w:lang w:val="hu" w:eastAsia="hu-HU"/>
+        </w:rPr>
+        <w:t>dev</w:t>
+      </w:r>
+      <w:proofErr w:type="spellEnd"/>
+      <w:r>
+        <w:rPr>
+          <w:rFonts w:ascii="Times New Roman" w:eastAsia="Calibri" w:hAnsi="Times New Roman" w:cs="Times New Roman"/>
+          <w:color w:val="000000"/>
+          <w:szCs w:val="24"/>
+          <w:lang w:val="hu" w:eastAsia="hu-HU"/>
+        </w:rPr>
+        <w:t>” paranccsal</w:t>
+      </w:r>
+      <w:r>
+        <w:rPr>
+          <w:rFonts w:ascii="Times New Roman" w:eastAsia="Calibri" w:hAnsi="Times New Roman" w:cs="Times New Roman"/>
+          <w:color w:val="000000"/>
+          <w:szCs w:val="24"/>
+          <w:lang w:val="hu" w:eastAsia="hu-HU"/>
+        </w:rPr>
+        <w:t>,</w:t>
+      </w:r>
+      <w:r>
+        <w:rPr>
+          <w:rFonts w:ascii="Times New Roman" w:eastAsia="Calibri" w:hAnsi="Times New Roman" w:cs="Times New Roman"/>
+          <w:color w:val="000000"/>
+          <w:szCs w:val="24"/>
+          <w:lang w:val="hu" w:eastAsia="hu-HU"/>
+        </w:rPr>
+        <w:t xml:space="preserve"> és menjünk a megadott linkre a weboldalhoz.</w:t>
       </w:r>
     </w:p>
     <w:p>
@@ -4751,8 +6598,39 @@
           <w:szCs w:val="24"/>
           <w:lang w:val="hu" w:eastAsia="hu-HU"/>
         </w:rPr>
-        <w:t>Ehhez HTML-t, CSS-t, Bootstrap 5-öt és Javascript</w:t>
-      </w:r>
+        <w:t xml:space="preserve">Ehhez HTML-t, CSS-t, </w:t>
+      </w:r>
+      <w:proofErr w:type="spellStart"/>
+      <w:r>
+        <w:rPr>
+          <w:rFonts w:ascii="Times New Roman" w:eastAsia="Calibri" w:hAnsi="Times New Roman" w:cs="Times New Roman"/>
+          <w:color w:val="000000"/>
+          <w:szCs w:val="24"/>
+          <w:lang w:val="hu" w:eastAsia="hu-HU"/>
+        </w:rPr>
+        <w:t>Bootstrap</w:t>
+      </w:r>
+      <w:proofErr w:type="spellEnd"/>
+      <w:r>
+        <w:rPr>
+          <w:rFonts w:ascii="Times New Roman" w:eastAsia="Calibri" w:hAnsi="Times New Roman" w:cs="Times New Roman"/>
+          <w:color w:val="000000"/>
+          <w:szCs w:val="24"/>
+          <w:lang w:val="hu" w:eastAsia="hu-HU"/>
+        </w:rPr>
+        <w:t xml:space="preserve"> 5-öt és </w:t>
+      </w:r>
+      <w:proofErr w:type="spellStart"/>
+      <w:r>
+        <w:rPr>
+          <w:rFonts w:ascii="Times New Roman" w:eastAsia="Calibri" w:hAnsi="Times New Roman" w:cs="Times New Roman"/>
+          <w:color w:val="000000"/>
+          <w:szCs w:val="24"/>
+          <w:lang w:val="hu" w:eastAsia="hu-HU"/>
+        </w:rPr>
+        <w:t>Javascript</w:t>
+      </w:r>
+      <w:proofErr w:type="spellEnd"/>
       <w:r>
         <w:rPr>
           <w:rFonts w:ascii="Times New Roman" w:eastAsia="Calibri" w:hAnsi="Times New Roman" w:cs="Times New Roman"/>
@@ -4789,7 +6667,23 @@
           <w:szCs w:val="24"/>
           <w:lang w:val="hu" w:eastAsia="hu-HU"/>
         </w:rPr>
-        <w:t>A weboldalt teljesen csak a regisztrálás vagy bejelentkezés után juthatunk el az összes weboldalra.</w:t>
+        <w:t>A web</w:t>
+      </w:r>
+      <w:r>
+        <w:rPr>
+          <w:rFonts w:ascii="Times New Roman" w:eastAsia="Calibri" w:hAnsi="Times New Roman" w:cs="Times New Roman"/>
+          <w:szCs w:val="24"/>
+          <w:lang w:val="hu" w:eastAsia="hu-HU"/>
+        </w:rPr>
+        <w:t>oldal teljesen csak regisztráció vagy bejelentkezés után válik elérhetőv</w:t>
+      </w:r>
+      <w:r>
+        <w:rPr>
+          <w:rFonts w:ascii="Times New Roman" w:eastAsia="Calibri" w:hAnsi="Times New Roman" w:cs="Times New Roman"/>
+          <w:szCs w:val="24"/>
+          <w:lang w:val="hu" w:eastAsia="hu-HU"/>
+        </w:rPr>
+        <w:t>é.</w:t>
       </w:r>
     </w:p>
     <w:p>
@@ -4813,13 +6707,41 @@
           <w:lang w:val="hu" w:eastAsia="hu-HU"/>
         </w:rPr>
       </w:pPr>
-      <w:r>
-        <w:rPr>
-          <w:rFonts w:ascii="Times New Roman" w:eastAsia="Calibri" w:hAnsi="Times New Roman" w:cs="Times New Roman"/>
-          <w:szCs w:val="24"/>
-          <w:lang w:val="hu" w:eastAsia="hu-HU"/>
-        </w:rPr>
-        <w:t>Dockerfile segítségével a Render oldalra fel lett töltve a weboldalunk.</w:t>
+      <w:proofErr w:type="spellStart"/>
+      <w:r>
+        <w:rPr>
+          <w:rFonts w:ascii="Times New Roman" w:eastAsia="Calibri" w:hAnsi="Times New Roman" w:cs="Times New Roman"/>
+          <w:szCs w:val="24"/>
+          <w:lang w:val="hu" w:eastAsia="hu-HU"/>
+        </w:rPr>
+        <w:t>Dockerfile</w:t>
+      </w:r>
+      <w:proofErr w:type="spellEnd"/>
+      <w:r>
+        <w:rPr>
+          <w:rFonts w:ascii="Times New Roman" w:eastAsia="Calibri" w:hAnsi="Times New Roman" w:cs="Times New Roman"/>
+          <w:szCs w:val="24"/>
+          <w:lang w:val="hu" w:eastAsia="hu-HU"/>
+        </w:rPr>
+        <w:t xml:space="preserve"> segítségével a </w:t>
+      </w:r>
+      <w:proofErr w:type="spellStart"/>
+      <w:r>
+        <w:rPr>
+          <w:rFonts w:ascii="Times New Roman" w:eastAsia="Calibri" w:hAnsi="Times New Roman" w:cs="Times New Roman"/>
+          <w:szCs w:val="24"/>
+          <w:lang w:val="hu" w:eastAsia="hu-HU"/>
+        </w:rPr>
+        <w:t>Render</w:t>
+      </w:r>
+      <w:proofErr w:type="spellEnd"/>
+      <w:r>
+        <w:rPr>
+          <w:rFonts w:ascii="Times New Roman" w:eastAsia="Calibri" w:hAnsi="Times New Roman" w:cs="Times New Roman"/>
+          <w:szCs w:val="24"/>
+          <w:lang w:val="hu" w:eastAsia="hu-HU"/>
+        </w:rPr>
+        <w:t xml:space="preserve"> oldalra fel lett töltve a weboldalunk.</w:t>
       </w:r>
     </w:p>
     <w:p>
@@ -4843,13 +6765,23 @@
           <w:lang w:val="hu" w:eastAsia="hu-HU"/>
         </w:rPr>
       </w:pPr>
-      <w:r>
-        <w:rPr>
-          <w:rFonts w:ascii="Times New Roman" w:eastAsia="Calibri" w:hAnsi="Times New Roman" w:cs="Times New Roman"/>
-          <w:szCs w:val="24"/>
-          <w:lang w:val="hu" w:eastAsia="hu-HU"/>
-        </w:rPr>
-        <w:t>React modulok/könyvtárak:</w:t>
+      <w:proofErr w:type="spellStart"/>
+      <w:r>
+        <w:rPr>
+          <w:rFonts w:ascii="Times New Roman" w:eastAsia="Calibri" w:hAnsi="Times New Roman" w:cs="Times New Roman"/>
+          <w:szCs w:val="24"/>
+          <w:lang w:val="hu" w:eastAsia="hu-HU"/>
+        </w:rPr>
+        <w:t>React</w:t>
+      </w:r>
+      <w:proofErr w:type="spellEnd"/>
+      <w:r>
+        <w:rPr>
+          <w:rFonts w:ascii="Times New Roman" w:eastAsia="Calibri" w:hAnsi="Times New Roman" w:cs="Times New Roman"/>
+          <w:szCs w:val="24"/>
+          <w:lang w:val="hu" w:eastAsia="hu-HU"/>
+        </w:rPr>
+        <w:t xml:space="preserve"> modulok/könyvtárak:</w:t>
       </w:r>
     </w:p>
     <w:p>
@@ -4872,8 +6804,82 @@
           <w:szCs w:val="24"/>
           <w:lang w:val="hu" w:eastAsia="hu-HU"/>
         </w:rPr>
-        <w:t>Teszteléshez: @testing-library/react, bun:test, jsdom</w:t>
-      </w:r>
+        <w:t>Teszteléshez: @testing-</w:t>
+      </w:r>
+      <w:proofErr w:type="spellStart"/>
+      <w:r>
+        <w:rPr>
+          <w:rFonts w:ascii="Times New Roman" w:eastAsia="Calibri" w:hAnsi="Times New Roman" w:cs="Times New Roman"/>
+          <w:szCs w:val="24"/>
+          <w:lang w:val="hu" w:eastAsia="hu-HU"/>
+        </w:rPr>
+        <w:t>library</w:t>
+      </w:r>
+      <w:proofErr w:type="spellEnd"/>
+      <w:r>
+        <w:rPr>
+          <w:rFonts w:ascii="Times New Roman" w:eastAsia="Calibri" w:hAnsi="Times New Roman" w:cs="Times New Roman"/>
+          <w:szCs w:val="24"/>
+          <w:lang w:val="hu" w:eastAsia="hu-HU"/>
+        </w:rPr>
+        <w:t>/</w:t>
+      </w:r>
+      <w:proofErr w:type="spellStart"/>
+      <w:r>
+        <w:rPr>
+          <w:rFonts w:ascii="Times New Roman" w:eastAsia="Calibri" w:hAnsi="Times New Roman" w:cs="Times New Roman"/>
+          <w:szCs w:val="24"/>
+          <w:lang w:val="hu" w:eastAsia="hu-HU"/>
+        </w:rPr>
+        <w:t>react</w:t>
+      </w:r>
+      <w:proofErr w:type="spellEnd"/>
+      <w:r>
+        <w:rPr>
+          <w:rFonts w:ascii="Times New Roman" w:eastAsia="Calibri" w:hAnsi="Times New Roman" w:cs="Times New Roman"/>
+          <w:szCs w:val="24"/>
+          <w:lang w:val="hu" w:eastAsia="hu-HU"/>
+        </w:rPr>
+        <w:t xml:space="preserve">, </w:t>
+      </w:r>
+      <w:proofErr w:type="spellStart"/>
+      <w:r>
+        <w:rPr>
+          <w:rFonts w:ascii="Times New Roman" w:eastAsia="Calibri" w:hAnsi="Times New Roman" w:cs="Times New Roman"/>
+          <w:szCs w:val="24"/>
+          <w:lang w:val="hu" w:eastAsia="hu-HU"/>
+        </w:rPr>
+        <w:t>bun</w:t>
+      </w:r>
+      <w:proofErr w:type="gramStart"/>
+      <w:r>
+        <w:rPr>
+          <w:rFonts w:ascii="Times New Roman" w:eastAsia="Calibri" w:hAnsi="Times New Roman" w:cs="Times New Roman"/>
+          <w:szCs w:val="24"/>
+          <w:lang w:val="hu" w:eastAsia="hu-HU"/>
+        </w:rPr>
+        <w:t>:test</w:t>
+      </w:r>
+      <w:proofErr w:type="spellEnd"/>
+      <w:proofErr w:type="gramEnd"/>
+      <w:r>
+        <w:rPr>
+          <w:rFonts w:ascii="Times New Roman" w:eastAsia="Calibri" w:hAnsi="Times New Roman" w:cs="Times New Roman"/>
+          <w:szCs w:val="24"/>
+          <w:lang w:val="hu" w:eastAsia="hu-HU"/>
+        </w:rPr>
+        <w:t xml:space="preserve">, </w:t>
+      </w:r>
+      <w:proofErr w:type="spellStart"/>
+      <w:r>
+        <w:rPr>
+          <w:rFonts w:ascii="Times New Roman" w:eastAsia="Calibri" w:hAnsi="Times New Roman" w:cs="Times New Roman"/>
+          <w:szCs w:val="24"/>
+          <w:lang w:val="hu" w:eastAsia="hu-HU"/>
+        </w:rPr>
+        <w:t>jsdom</w:t>
+      </w:r>
+      <w:proofErr w:type="spellEnd"/>
     </w:p>
     <w:p>
       <w:pPr>
@@ -4895,8 +6901,18 @@
           <w:szCs w:val="24"/>
           <w:lang w:val="hu" w:eastAsia="hu-HU"/>
         </w:rPr>
-        <w:t>Használatban: react-router-dom</w:t>
-      </w:r>
+        <w:t xml:space="preserve">Használatban: </w:t>
+      </w:r>
+      <w:proofErr w:type="spellStart"/>
+      <w:r>
+        <w:rPr>
+          <w:rFonts w:ascii="Times New Roman" w:eastAsia="Calibri" w:hAnsi="Times New Roman" w:cs="Times New Roman"/>
+          <w:szCs w:val="24"/>
+          <w:lang w:val="hu" w:eastAsia="hu-HU"/>
+        </w:rPr>
+        <w:t>react-router-dom</w:t>
+      </w:r>
+      <w:proofErr w:type="spellEnd"/>
     </w:p>
     <w:p>
       <w:pPr>
@@ -4918,7 +6934,79 @@
           <w:szCs w:val="24"/>
           <w:lang w:val="hu" w:eastAsia="hu-HU"/>
         </w:rPr>
-        <w:t>Vélemény oldalon lehet véleményt adni, ha van törölni, illetve módosítani: csillagra kattintva és megjegyzés mezőbe írni.</w:t>
+        <w:t>A „</w:t>
+      </w:r>
+      <w:r>
+        <w:rPr>
+          <w:rFonts w:ascii="Times New Roman" w:eastAsia="Calibri" w:hAnsi="Times New Roman" w:cs="Times New Roman"/>
+          <w:szCs w:val="24"/>
+          <w:lang w:val="hu" w:eastAsia="hu-HU"/>
+        </w:rPr>
+        <w:t>Vélemény</w:t>
+      </w:r>
+      <w:r>
+        <w:rPr>
+          <w:rFonts w:ascii="Times New Roman" w:eastAsia="Calibri" w:hAnsi="Times New Roman" w:cs="Times New Roman"/>
+          <w:szCs w:val="24"/>
+          <w:lang w:val="hu" w:eastAsia="hu-HU"/>
+        </w:rPr>
+        <w:t>”</w:t>
+      </w:r>
+      <w:r>
+        <w:rPr>
+          <w:rFonts w:ascii="Times New Roman" w:eastAsia="Calibri" w:hAnsi="Times New Roman" w:cs="Times New Roman"/>
+          <w:szCs w:val="24"/>
+          <w:lang w:val="hu" w:eastAsia="hu-HU"/>
+        </w:rPr>
+        <w:t xml:space="preserve"> oldalon </w:t>
+      </w:r>
+      <w:r>
+        <w:rPr>
+          <w:rFonts w:ascii="Times New Roman" w:eastAsia="Calibri" w:hAnsi="Times New Roman" w:cs="Times New Roman"/>
+          <w:szCs w:val="24"/>
+          <w:lang w:val="hu" w:eastAsia="hu-HU"/>
+        </w:rPr>
+        <w:t>van lehetőség</w:t>
+      </w:r>
+      <w:r>
+        <w:rPr>
+          <w:rFonts w:ascii="Times New Roman" w:eastAsia="Calibri" w:hAnsi="Times New Roman" w:cs="Times New Roman"/>
+          <w:szCs w:val="24"/>
+          <w:lang w:val="hu" w:eastAsia="hu-HU"/>
+        </w:rPr>
+        <w:t xml:space="preserve"> véleményt </w:t>
+      </w:r>
+      <w:r>
+        <w:rPr>
+          <w:rFonts w:ascii="Times New Roman" w:eastAsia="Calibri" w:hAnsi="Times New Roman" w:cs="Times New Roman"/>
+          <w:szCs w:val="24"/>
+          <w:lang w:val="hu" w:eastAsia="hu-HU"/>
+        </w:rPr>
+        <w:t>kifejteni</w:t>
+      </w:r>
+      <w:r>
+        <w:rPr>
+          <w:rFonts w:ascii="Times New Roman" w:eastAsia="Calibri" w:hAnsi="Times New Roman" w:cs="Times New Roman"/>
+          <w:szCs w:val="24"/>
+          <w:lang w:val="hu" w:eastAsia="hu-HU"/>
+        </w:rPr>
+        <w:t xml:space="preserve">, </w:t>
+      </w:r>
+      <w:r>
+        <w:rPr>
+          <w:rFonts w:ascii="Times New Roman" w:eastAsia="Calibri" w:hAnsi="Times New Roman" w:cs="Times New Roman"/>
+          <w:szCs w:val="24"/>
+          <w:lang w:val="hu" w:eastAsia="hu-HU"/>
+        </w:rPr>
+        <w:t>törölni, illetve módosítani</w:t>
+      </w:r>
+      <w:r>
+        <w:rPr>
+          <w:rFonts w:ascii="Times New Roman" w:eastAsia="Calibri" w:hAnsi="Times New Roman" w:cs="Times New Roman"/>
+          <w:szCs w:val="24"/>
+          <w:lang w:val="hu" w:eastAsia="hu-HU"/>
+        </w:rPr>
+        <w:t>, értékelést adni.</w:t>
       </w:r>
     </w:p>
     <w:p>
@@ -4941,7 +7029,87 @@
           <w:szCs w:val="24"/>
           <w:lang w:val="hu" w:eastAsia="hu-HU"/>
         </w:rPr>
-        <w:t>Statisztika oldalon meg lehet nézni a kliens, mentési adatait, ha van.</w:t>
+        <w:t>A „</w:t>
+      </w:r>
+      <w:r>
+        <w:rPr>
+          <w:rFonts w:ascii="Times New Roman" w:eastAsia="Calibri" w:hAnsi="Times New Roman" w:cs="Times New Roman"/>
+          <w:szCs w:val="24"/>
+          <w:lang w:val="hu" w:eastAsia="hu-HU"/>
+        </w:rPr>
+        <w:t>Statisztika</w:t>
+      </w:r>
+      <w:r>
+        <w:rPr>
+          <w:rFonts w:ascii="Times New Roman" w:eastAsia="Calibri" w:hAnsi="Times New Roman" w:cs="Times New Roman"/>
+          <w:szCs w:val="24"/>
+          <w:lang w:val="hu" w:eastAsia="hu-HU"/>
+        </w:rPr>
+        <w:t>”</w:t>
+      </w:r>
+      <w:r>
+        <w:rPr>
+          <w:rFonts w:ascii="Times New Roman" w:eastAsia="Calibri" w:hAnsi="Times New Roman" w:cs="Times New Roman"/>
+          <w:szCs w:val="24"/>
+          <w:lang w:val="hu" w:eastAsia="hu-HU"/>
+        </w:rPr>
+        <w:t xml:space="preserve"> o</w:t>
+      </w:r>
+      <w:r>
+        <w:rPr>
+          <w:rFonts w:ascii="Times New Roman" w:eastAsia="Calibri" w:hAnsi="Times New Roman" w:cs="Times New Roman"/>
+          <w:szCs w:val="24"/>
+          <w:lang w:val="hu" w:eastAsia="hu-HU"/>
+        </w:rPr>
+        <w:t>ldalon meg lehet nézni a kliens mentési adatait</w:t>
+      </w:r>
+      <w:r>
+        <w:rPr>
+          <w:rFonts w:ascii="Times New Roman" w:eastAsia="Calibri" w:hAnsi="Times New Roman" w:cs="Times New Roman"/>
+          <w:szCs w:val="24"/>
+          <w:lang w:val="hu" w:eastAsia="hu-HU"/>
+        </w:rPr>
+        <w:t>,</w:t>
+      </w:r>
+      <w:r>
+        <w:rPr>
+          <w:rFonts w:ascii="Times New Roman" w:eastAsia="Calibri" w:hAnsi="Times New Roman" w:cs="Times New Roman"/>
+          <w:szCs w:val="24"/>
+          <w:lang w:val="hu" w:eastAsia="hu-HU"/>
+        </w:rPr>
+        <w:t xml:space="preserve"> </w:t>
+      </w:r>
+      <w:r>
+        <w:rPr>
+          <w:rFonts w:ascii="Times New Roman" w:eastAsia="Calibri" w:hAnsi="Times New Roman" w:cs="Times New Roman"/>
+          <w:szCs w:val="24"/>
+          <w:lang w:val="hu" w:eastAsia="hu-HU"/>
+        </w:rPr>
+        <w:t xml:space="preserve">amennyiben már </w:t>
+      </w:r>
+      <w:r>
+        <w:rPr>
+          <w:rFonts w:ascii="Times New Roman" w:eastAsia="Calibri" w:hAnsi="Times New Roman" w:cs="Times New Roman"/>
+          <w:szCs w:val="24"/>
+          <w:lang w:val="hu" w:eastAsia="hu-HU"/>
+        </w:rPr>
+        <w:t>van</w:t>
+      </w:r>
+      <w:r>
+        <w:rPr>
+          <w:rFonts w:ascii="Times New Roman" w:eastAsia="Calibri" w:hAnsi="Times New Roman" w:cs="Times New Roman"/>
+          <w:szCs w:val="24"/>
+          <w:lang w:val="hu" w:eastAsia="hu-HU"/>
+        </w:rPr>
+        <w:t xml:space="preserve"> mentés</w:t>
+      </w:r>
+      <w:r>
+        <w:rPr>
+          <w:rFonts w:ascii="Times New Roman" w:eastAsia="Calibri" w:hAnsi="Times New Roman" w:cs="Times New Roman"/>
+          <w:szCs w:val="24"/>
+          <w:lang w:val="hu" w:eastAsia="hu-HU"/>
+        </w:rPr>
+        <w:t>.</w:t>
       </w:r>
     </w:p>
     <w:p>
@@ -4964,7 +7132,15 @@
           <w:szCs w:val="24"/>
           <w:lang w:val="hu" w:eastAsia="hu-HU"/>
         </w:rPr>
-        <w:t>A főoldalon az első hírnek van egy linkje, ami egy weboldalhoz vezet, ahol meglehet nézni a játékról információkat, és azt letölteni.</w:t>
+        <w:t>A főoldalon az első hír tartalmaz egy linket, ez elvezet a játékról szóló információkhoz, illetve tartalmazza annak letöltés</w:t>
+      </w:r>
+      <w:r>
+        <w:rPr>
+          <w:rFonts w:ascii="Times New Roman" w:eastAsia="Calibri" w:hAnsi="Times New Roman" w:cs="Times New Roman"/>
+          <w:szCs w:val="24"/>
+          <w:lang w:val="hu" w:eastAsia="hu-HU"/>
+        </w:rPr>
+        <w:t>i linkjét.</w:t>
       </w:r>
     </w:p>
     <w:p>
@@ -5040,7 +7216,115 @@
           <w:szCs w:val="24"/>
           <w:lang w:val="hu" w:eastAsia="hu-HU"/>
         </w:rPr>
-        <w:t>Visual Studio Community 2022 .NET 8.0 WPF alkalmazás. További kód eszköz a Class Designer azaz a .cd típusú fájl.</w:t>
+        <w:t xml:space="preserve">Visual </w:t>
+      </w:r>
+      <w:proofErr w:type="spellStart"/>
+      <w:r>
+        <w:rPr>
+          <w:rFonts w:ascii="Times New Roman" w:eastAsia="Calibri" w:hAnsi="Times New Roman" w:cs="Times New Roman"/>
+          <w:szCs w:val="24"/>
+          <w:lang w:val="hu" w:eastAsia="hu-HU"/>
+        </w:rPr>
+        <w:t>Studio</w:t>
+      </w:r>
+      <w:proofErr w:type="spellEnd"/>
+      <w:r>
+        <w:rPr>
+          <w:rFonts w:ascii="Times New Roman" w:eastAsia="Calibri" w:hAnsi="Times New Roman" w:cs="Times New Roman"/>
+          <w:szCs w:val="24"/>
+          <w:lang w:val="hu" w:eastAsia="hu-HU"/>
+        </w:rPr>
+        <w:t xml:space="preserve"> </w:t>
+      </w:r>
+      <w:proofErr w:type="spellStart"/>
+      <w:r>
+        <w:rPr>
+          <w:rFonts w:ascii="Times New Roman" w:eastAsia="Calibri" w:hAnsi="Times New Roman" w:cs="Times New Roman"/>
+          <w:szCs w:val="24"/>
+          <w:lang w:val="hu" w:eastAsia="hu-HU"/>
+        </w:rPr>
+        <w:t>Community</w:t>
+      </w:r>
+      <w:proofErr w:type="spellEnd"/>
+      <w:r>
+        <w:rPr>
+          <w:rFonts w:ascii="Times New Roman" w:eastAsia="Calibri" w:hAnsi="Times New Roman" w:cs="Times New Roman"/>
+          <w:szCs w:val="24"/>
+          <w:lang w:val="hu" w:eastAsia="hu-HU"/>
+        </w:rPr>
+        <w:t xml:space="preserve"> </w:t>
+      </w:r>
+      <w:proofErr w:type="gramStart"/>
+      <w:r>
+        <w:rPr>
+          <w:rFonts w:ascii="Times New Roman" w:eastAsia="Calibri" w:hAnsi="Times New Roman" w:cs="Times New Roman"/>
+          <w:szCs w:val="24"/>
+          <w:lang w:val="hu" w:eastAsia="hu-HU"/>
+        </w:rPr>
+        <w:t>2022 .NET</w:t>
+      </w:r>
+      <w:proofErr w:type="gramEnd"/>
+      <w:r>
+        <w:rPr>
+          <w:rFonts w:ascii="Times New Roman" w:eastAsia="Calibri" w:hAnsi="Times New Roman" w:cs="Times New Roman"/>
+          <w:szCs w:val="24"/>
+          <w:lang w:val="hu" w:eastAsia="hu-HU"/>
+        </w:rPr>
+        <w:t xml:space="preserve"> 8.0 WPF alkalmazás. További kód eszköz a </w:t>
+      </w:r>
+      <w:proofErr w:type="spellStart"/>
+      <w:r>
+        <w:rPr>
+          <w:rFonts w:ascii="Times New Roman" w:eastAsia="Calibri" w:hAnsi="Times New Roman" w:cs="Times New Roman"/>
+          <w:szCs w:val="24"/>
+          <w:lang w:val="hu" w:eastAsia="hu-HU"/>
+        </w:rPr>
+        <w:t>Class</w:t>
+      </w:r>
+      <w:proofErr w:type="spellEnd"/>
+      <w:r>
+        <w:rPr>
+          <w:rFonts w:ascii="Times New Roman" w:eastAsia="Calibri" w:hAnsi="Times New Roman" w:cs="Times New Roman"/>
+          <w:szCs w:val="24"/>
+          <w:lang w:val="hu" w:eastAsia="hu-HU"/>
+        </w:rPr>
+        <w:t xml:space="preserve"> </w:t>
+      </w:r>
+      <w:proofErr w:type="spellStart"/>
+      <w:r>
+        <w:rPr>
+          <w:rFonts w:ascii="Times New Roman" w:eastAsia="Calibri" w:hAnsi="Times New Roman" w:cs="Times New Roman"/>
+          <w:szCs w:val="24"/>
+          <w:lang w:val="hu" w:eastAsia="hu-HU"/>
+        </w:rPr>
+        <w:t>Designer</w:t>
+      </w:r>
+      <w:proofErr w:type="spellEnd"/>
+      <w:r>
+        <w:rPr>
+          <w:rFonts w:ascii="Times New Roman" w:eastAsia="Calibri" w:hAnsi="Times New Roman" w:cs="Times New Roman"/>
+          <w:szCs w:val="24"/>
+          <w:lang w:val="hu" w:eastAsia="hu-HU"/>
+        </w:rPr>
+        <w:t xml:space="preserve"> azaz </w:t>
+      </w:r>
+      <w:proofErr w:type="gramStart"/>
+      <w:r>
+        <w:rPr>
+          <w:rFonts w:ascii="Times New Roman" w:eastAsia="Calibri" w:hAnsi="Times New Roman" w:cs="Times New Roman"/>
+          <w:szCs w:val="24"/>
+          <w:lang w:val="hu" w:eastAsia="hu-HU"/>
+        </w:rPr>
+        <w:t>a .cd</w:t>
+      </w:r>
+      <w:proofErr w:type="gramEnd"/>
+      <w:r>
+        <w:rPr>
+          <w:rFonts w:ascii="Times New Roman" w:eastAsia="Calibri" w:hAnsi="Times New Roman" w:cs="Times New Roman"/>
+          <w:szCs w:val="24"/>
+          <w:lang w:val="hu" w:eastAsia="hu-HU"/>
+        </w:rPr>
+        <w:t xml:space="preserve"> típusú fájl.</w:t>
       </w:r>
     </w:p>
     <w:p>
@@ -5050,11 +7334,19 @@
           <w:rFonts w:ascii="Times New Roman" w:hAnsi="Times New Roman" w:cs="Times New Roman"/>
         </w:rPr>
       </w:pPr>
-      <w:r>
-        <w:rPr>
-          <w:rFonts w:ascii="Times New Roman" w:hAnsi="Times New Roman" w:cs="Times New Roman"/>
-        </w:rPr>
-        <w:t>Célja:</w:t>
+      <w:proofErr w:type="spellStart"/>
+      <w:r>
+        <w:rPr>
+          <w:rFonts w:ascii="Times New Roman" w:hAnsi="Times New Roman" w:cs="Times New Roman"/>
+        </w:rPr>
+        <w:t>Célja</w:t>
+      </w:r>
+      <w:proofErr w:type="spellEnd"/>
+      <w:r>
+        <w:rPr>
+          <w:rFonts w:ascii="Times New Roman" w:hAnsi="Times New Roman" w:cs="Times New Roman"/>
+        </w:rPr>
+        <w:t>:</w:t>
       </w:r>
     </w:p>
     <w:p>
@@ -5120,7 +7412,27 @@
           <w:szCs w:val="24"/>
           <w:lang w:val="hu" w:eastAsia="hu-HU"/>
         </w:rPr>
-        <w:t>Adatbázis connectionString részeinek megadása</w:t>
+        <w:t xml:space="preserve">Adatbázis </w:t>
+      </w:r>
+      <w:proofErr w:type="spellStart"/>
+      <w:r>
+        <w:rPr>
+          <w:rFonts w:ascii="Times New Roman" w:eastAsia="Calibri" w:hAnsi="Times New Roman" w:cs="Times New Roman"/>
+          <w:color w:val="000000"/>
+          <w:szCs w:val="24"/>
+          <w:lang w:val="hu" w:eastAsia="hu-HU"/>
+        </w:rPr>
+        <w:t>connectionString</w:t>
+      </w:r>
+      <w:proofErr w:type="spellEnd"/>
+      <w:r>
+        <w:rPr>
+          <w:rFonts w:ascii="Times New Roman" w:eastAsia="Calibri" w:hAnsi="Times New Roman" w:cs="Times New Roman"/>
+          <w:color w:val="000000"/>
+          <w:szCs w:val="24"/>
+          <w:lang w:val="hu" w:eastAsia="hu-HU"/>
+        </w:rPr>
+        <w:t xml:space="preserve"> részeinek megadása</w:t>
       </w:r>
       <w:r>
         <w:rPr>
@@ -5158,7 +7470,187 @@
           <w:szCs w:val="24"/>
           <w:lang w:val="hu" w:eastAsia="hu-HU"/>
         </w:rPr>
-        <w:t>. Most csak egy adatbázis miatt előre ki van töltve a Server name: localhost-ra, és a Database name: „for_the_potato”. A kitöltendő mezőkbe a kódba megírt Admin felhasználó nevével és jelszavával. Aztán POST kéréssel elküldjük és megkapjuk a JWT tokent.</w:t>
+        <w:t xml:space="preserve">. Most csak egy adatbázis miatt előre ki van töltve a Server </w:t>
+      </w:r>
+      <w:proofErr w:type="spellStart"/>
+      <w:r>
+        <w:rPr>
+          <w:rFonts w:ascii="Times New Roman" w:eastAsia="Calibri" w:hAnsi="Times New Roman" w:cs="Times New Roman"/>
+          <w:color w:val="000000"/>
+          <w:szCs w:val="24"/>
+          <w:lang w:val="hu" w:eastAsia="hu-HU"/>
+        </w:rPr>
+        <w:t>name</w:t>
+      </w:r>
+      <w:proofErr w:type="spellEnd"/>
+      <w:r>
+        <w:rPr>
+          <w:rFonts w:ascii="Times New Roman" w:eastAsia="Calibri" w:hAnsi="Times New Roman" w:cs="Times New Roman"/>
+          <w:color w:val="000000"/>
+          <w:szCs w:val="24"/>
+          <w:lang w:val="hu" w:eastAsia="hu-HU"/>
+        </w:rPr>
+        <w:t xml:space="preserve">: </w:t>
+      </w:r>
+      <w:proofErr w:type="spellStart"/>
+      <w:r>
+        <w:rPr>
+          <w:rFonts w:ascii="Times New Roman" w:eastAsia="Calibri" w:hAnsi="Times New Roman" w:cs="Times New Roman"/>
+          <w:color w:val="000000"/>
+          <w:szCs w:val="24"/>
+          <w:lang w:val="hu" w:eastAsia="hu-HU"/>
+        </w:rPr>
+        <w:t>localhost-ra</w:t>
+      </w:r>
+      <w:proofErr w:type="spellEnd"/>
+      <w:r>
+        <w:rPr>
+          <w:rFonts w:ascii="Times New Roman" w:eastAsia="Calibri" w:hAnsi="Times New Roman" w:cs="Times New Roman"/>
+          <w:color w:val="000000"/>
+          <w:szCs w:val="24"/>
+          <w:lang w:val="hu" w:eastAsia="hu-HU"/>
+        </w:rPr>
+        <w:t xml:space="preserve">, és a </w:t>
+      </w:r>
+      <w:proofErr w:type="spellStart"/>
+      <w:r>
+        <w:rPr>
+          <w:rFonts w:ascii="Times New Roman" w:eastAsia="Calibri" w:hAnsi="Times New Roman" w:cs="Times New Roman"/>
+          <w:color w:val="000000"/>
+          <w:szCs w:val="24"/>
+          <w:lang w:val="hu" w:eastAsia="hu-HU"/>
+        </w:rPr>
+        <w:t>Database</w:t>
+      </w:r>
+      <w:proofErr w:type="spellEnd"/>
+      <w:r>
+        <w:rPr>
+          <w:rFonts w:ascii="Times New Roman" w:eastAsia="Calibri" w:hAnsi="Times New Roman" w:cs="Times New Roman"/>
+          <w:color w:val="000000"/>
+          <w:szCs w:val="24"/>
+          <w:lang w:val="hu" w:eastAsia="hu-HU"/>
+        </w:rPr>
+        <w:t xml:space="preserve"> </w:t>
+      </w:r>
+      <w:proofErr w:type="spellStart"/>
+      <w:r>
+        <w:rPr>
+          <w:rFonts w:ascii="Times New Roman" w:eastAsia="Calibri" w:hAnsi="Times New Roman" w:cs="Times New Roman"/>
+          <w:color w:val="000000"/>
+          <w:szCs w:val="24"/>
+          <w:lang w:val="hu" w:eastAsia="hu-HU"/>
+        </w:rPr>
+        <w:t>name</w:t>
+      </w:r>
+      <w:proofErr w:type="spellEnd"/>
+      <w:r>
+        <w:rPr>
+          <w:rFonts w:ascii="Times New Roman" w:eastAsia="Calibri" w:hAnsi="Times New Roman" w:cs="Times New Roman"/>
+          <w:color w:val="000000"/>
+          <w:szCs w:val="24"/>
+          <w:lang w:val="hu" w:eastAsia="hu-HU"/>
+        </w:rPr>
+        <w:t>: „</w:t>
+      </w:r>
+      <w:proofErr w:type="spellStart"/>
+      <w:r>
+        <w:rPr>
+          <w:rFonts w:ascii="Times New Roman" w:eastAsia="Calibri" w:hAnsi="Times New Roman" w:cs="Times New Roman"/>
+          <w:color w:val="000000"/>
+          <w:szCs w:val="24"/>
+          <w:lang w:val="hu" w:eastAsia="hu-HU"/>
+        </w:rPr>
+        <w:t>for_the_potato</w:t>
+      </w:r>
+      <w:proofErr w:type="spellEnd"/>
+      <w:r>
+        <w:rPr>
+          <w:rFonts w:ascii="Times New Roman" w:eastAsia="Calibri" w:hAnsi="Times New Roman" w:cs="Times New Roman"/>
+          <w:color w:val="000000"/>
+          <w:szCs w:val="24"/>
+          <w:lang w:val="hu" w:eastAsia="hu-HU"/>
+        </w:rPr>
+        <w:t xml:space="preserve">”. A kitöltendő </w:t>
+      </w:r>
+      <w:proofErr w:type="spellStart"/>
+      <w:r>
+        <w:rPr>
+          <w:rFonts w:ascii="Times New Roman" w:eastAsia="Calibri" w:hAnsi="Times New Roman" w:cs="Times New Roman"/>
+          <w:color w:val="000000"/>
+          <w:szCs w:val="24"/>
+          <w:lang w:val="hu" w:eastAsia="hu-HU"/>
+        </w:rPr>
+        <w:t>mezőkbe</w:t>
+      </w:r>
+      <w:proofErr w:type="spellEnd"/>
+      <w:r>
+        <w:rPr>
+          <w:rFonts w:ascii="Times New Roman" w:eastAsia="Calibri" w:hAnsi="Times New Roman" w:cs="Times New Roman"/>
+          <w:color w:val="000000"/>
+          <w:szCs w:val="24"/>
+          <w:lang w:val="hu" w:eastAsia="hu-HU"/>
+        </w:rPr>
+        <w:t xml:space="preserve"> a kódba megírt </w:t>
+      </w:r>
+      <w:proofErr w:type="spellStart"/>
+      <w:r>
+        <w:rPr>
+          <w:rFonts w:ascii="Times New Roman" w:eastAsia="Calibri" w:hAnsi="Times New Roman" w:cs="Times New Roman"/>
+          <w:color w:val="000000"/>
+          <w:szCs w:val="24"/>
+          <w:lang w:val="hu" w:eastAsia="hu-HU"/>
+        </w:rPr>
+        <w:t>Admin</w:t>
+      </w:r>
+      <w:proofErr w:type="spellEnd"/>
+      <w:r>
+        <w:rPr>
+          <w:rFonts w:ascii="Times New Roman" w:eastAsia="Calibri" w:hAnsi="Times New Roman" w:cs="Times New Roman"/>
+          <w:color w:val="000000"/>
+          <w:szCs w:val="24"/>
+          <w:lang w:val="hu" w:eastAsia="hu-HU"/>
+        </w:rPr>
+        <w:t xml:space="preserve"> felhasználó nevével és </w:t>
+      </w:r>
+      <w:proofErr w:type="spellStart"/>
+      <w:r>
+        <w:rPr>
+          <w:rFonts w:ascii="Times New Roman" w:eastAsia="Calibri" w:hAnsi="Times New Roman" w:cs="Times New Roman"/>
+          <w:color w:val="000000"/>
+          <w:szCs w:val="24"/>
+          <w:lang w:val="hu" w:eastAsia="hu-HU"/>
+        </w:rPr>
+        <w:t>jelszavával</w:t>
+      </w:r>
+      <w:proofErr w:type="spellEnd"/>
+      <w:r>
+        <w:rPr>
+          <w:rFonts w:ascii="Times New Roman" w:eastAsia="Calibri" w:hAnsi="Times New Roman" w:cs="Times New Roman"/>
+          <w:color w:val="000000"/>
+          <w:szCs w:val="24"/>
+          <w:lang w:val="hu" w:eastAsia="hu-HU"/>
+        </w:rPr>
+        <w:t xml:space="preserve">. Aztán POST kéréssel elküldjük és megkapjuk a JWT </w:t>
+      </w:r>
+      <w:proofErr w:type="spellStart"/>
+      <w:r>
+        <w:rPr>
+          <w:rFonts w:ascii="Times New Roman" w:eastAsia="Calibri" w:hAnsi="Times New Roman" w:cs="Times New Roman"/>
+          <w:color w:val="000000"/>
+          <w:szCs w:val="24"/>
+          <w:lang w:val="hu" w:eastAsia="hu-HU"/>
+        </w:rPr>
+        <w:t>tokent</w:t>
+      </w:r>
+      <w:proofErr w:type="spellEnd"/>
+      <w:r>
+        <w:rPr>
+          <w:rFonts w:ascii="Times New Roman" w:eastAsia="Calibri" w:hAnsi="Times New Roman" w:cs="Times New Roman"/>
+          <w:color w:val="000000"/>
+          <w:szCs w:val="24"/>
+          <w:lang w:val="hu" w:eastAsia="hu-HU"/>
+        </w:rPr>
+        <w:t>.</w:t>
       </w:r>
     </w:p>
     <w:p>
@@ -5189,7 +7681,67 @@
           <w:szCs w:val="24"/>
           <w:lang w:val="hu" w:eastAsia="hu-HU"/>
         </w:rPr>
-        <w:t>Utána egy ablak jelenik meg, ahol egy Datagrid, kettő MenuItem, és ListBox.</w:t>
+        <w:t xml:space="preserve">Utána egy ablak jelenik meg, ahol egy </w:t>
+      </w:r>
+      <w:proofErr w:type="spellStart"/>
+      <w:r>
+        <w:rPr>
+          <w:rFonts w:ascii="Times New Roman" w:eastAsia="Calibri" w:hAnsi="Times New Roman" w:cs="Times New Roman"/>
+          <w:color w:val="000000"/>
+          <w:szCs w:val="24"/>
+          <w:lang w:val="hu" w:eastAsia="hu-HU"/>
+        </w:rPr>
+        <w:t>Datagrid</w:t>
+      </w:r>
+      <w:proofErr w:type="spellEnd"/>
+      <w:r>
+        <w:rPr>
+          <w:rFonts w:ascii="Times New Roman" w:eastAsia="Calibri" w:hAnsi="Times New Roman" w:cs="Times New Roman"/>
+          <w:color w:val="000000"/>
+          <w:szCs w:val="24"/>
+          <w:lang w:val="hu" w:eastAsia="hu-HU"/>
+        </w:rPr>
+        <w:t xml:space="preserve">, kettő </w:t>
+      </w:r>
+      <w:proofErr w:type="spellStart"/>
+      <w:r>
+        <w:rPr>
+          <w:rFonts w:ascii="Times New Roman" w:eastAsia="Calibri" w:hAnsi="Times New Roman" w:cs="Times New Roman"/>
+          <w:color w:val="000000"/>
+          <w:szCs w:val="24"/>
+          <w:lang w:val="hu" w:eastAsia="hu-HU"/>
+        </w:rPr>
+        <w:t>MenuItem</w:t>
+      </w:r>
+      <w:proofErr w:type="spellEnd"/>
+      <w:r>
+        <w:rPr>
+          <w:rFonts w:ascii="Times New Roman" w:eastAsia="Calibri" w:hAnsi="Times New Roman" w:cs="Times New Roman"/>
+          <w:color w:val="000000"/>
+          <w:szCs w:val="24"/>
+          <w:lang w:val="hu" w:eastAsia="hu-HU"/>
+        </w:rPr>
+        <w:t xml:space="preserve">, és </w:t>
+      </w:r>
+      <w:proofErr w:type="spellStart"/>
+      <w:r>
+        <w:rPr>
+          <w:rFonts w:ascii="Times New Roman" w:eastAsia="Calibri" w:hAnsi="Times New Roman" w:cs="Times New Roman"/>
+          <w:color w:val="000000"/>
+          <w:szCs w:val="24"/>
+          <w:lang w:val="hu" w:eastAsia="hu-HU"/>
+        </w:rPr>
+        <w:t>ListBox</w:t>
+      </w:r>
+      <w:proofErr w:type="spellEnd"/>
+      <w:r>
+        <w:rPr>
+          <w:rFonts w:ascii="Times New Roman" w:eastAsia="Calibri" w:hAnsi="Times New Roman" w:cs="Times New Roman"/>
+          <w:color w:val="000000"/>
+          <w:szCs w:val="24"/>
+          <w:lang w:val="hu" w:eastAsia="hu-HU"/>
+        </w:rPr>
+        <w:t>.</w:t>
       </w:r>
     </w:p>
     <w:p>
@@ -5213,14 +7765,45 @@
           <w:lang w:val="hu" w:eastAsia="hu-HU"/>
         </w:rPr>
       </w:pPr>
-      <w:r>
-        <w:rPr>
-          <w:rFonts w:ascii="Times New Roman" w:eastAsia="Calibri" w:hAnsi="Times New Roman" w:cs="Times New Roman"/>
-          <w:color w:val="000000"/>
-          <w:szCs w:val="24"/>
-          <w:lang w:val="hu" w:eastAsia="hu-HU"/>
-        </w:rPr>
-        <w:t>Listbox: Az adatbázis tábláit sorolja fel, ha valamelyiket kattintunk, akkor annak a táblának adatait jeleníti meg a Datagriden.</w:t>
+      <w:proofErr w:type="spellStart"/>
+      <w:r>
+        <w:rPr>
+          <w:rFonts w:ascii="Times New Roman" w:eastAsia="Calibri" w:hAnsi="Times New Roman" w:cs="Times New Roman"/>
+          <w:color w:val="000000"/>
+          <w:szCs w:val="24"/>
+          <w:lang w:val="hu" w:eastAsia="hu-HU"/>
+        </w:rPr>
+        <w:t>Listbox</w:t>
+      </w:r>
+      <w:proofErr w:type="spellEnd"/>
+      <w:r>
+        <w:rPr>
+          <w:rFonts w:ascii="Times New Roman" w:eastAsia="Calibri" w:hAnsi="Times New Roman" w:cs="Times New Roman"/>
+          <w:color w:val="000000"/>
+          <w:szCs w:val="24"/>
+          <w:lang w:val="hu" w:eastAsia="hu-HU"/>
+        </w:rPr>
+        <w:t xml:space="preserve">: Az adatbázis tábláit sorolja fel, ha valamelyiket kattintunk, akkor annak a táblának adatait jeleníti meg a </w:t>
+      </w:r>
+      <w:proofErr w:type="spellStart"/>
+      <w:r>
+        <w:rPr>
+          <w:rFonts w:ascii="Times New Roman" w:eastAsia="Calibri" w:hAnsi="Times New Roman" w:cs="Times New Roman"/>
+          <w:color w:val="000000"/>
+          <w:szCs w:val="24"/>
+          <w:lang w:val="hu" w:eastAsia="hu-HU"/>
+        </w:rPr>
+        <w:t>Datagriden</w:t>
+      </w:r>
+      <w:proofErr w:type="spellEnd"/>
+      <w:r>
+        <w:rPr>
+          <w:rFonts w:ascii="Times New Roman" w:eastAsia="Calibri" w:hAnsi="Times New Roman" w:cs="Times New Roman"/>
+          <w:color w:val="000000"/>
+          <w:szCs w:val="24"/>
+          <w:lang w:val="hu" w:eastAsia="hu-HU"/>
+        </w:rPr>
+        <w:t>.</w:t>
       </w:r>
     </w:p>
     <w:p>
@@ -5244,14 +7827,45 @@
           <w:lang w:val="hu" w:eastAsia="hu-HU"/>
         </w:rPr>
       </w:pPr>
-      <w:r>
-        <w:rPr>
-          <w:rFonts w:ascii="Times New Roman" w:eastAsia="Calibri" w:hAnsi="Times New Roman" w:cs="Times New Roman"/>
-          <w:color w:val="000000"/>
-          <w:szCs w:val="24"/>
-          <w:lang w:val="hu" w:eastAsia="hu-HU"/>
-        </w:rPr>
-        <w:t>Datagrid: Megjeleníti a kiválasztott ListBox elem táblának adatait.</w:t>
+      <w:proofErr w:type="spellStart"/>
+      <w:r>
+        <w:rPr>
+          <w:rFonts w:ascii="Times New Roman" w:eastAsia="Calibri" w:hAnsi="Times New Roman" w:cs="Times New Roman"/>
+          <w:color w:val="000000"/>
+          <w:szCs w:val="24"/>
+          <w:lang w:val="hu" w:eastAsia="hu-HU"/>
+        </w:rPr>
+        <w:t>Datagrid</w:t>
+      </w:r>
+      <w:proofErr w:type="spellEnd"/>
+      <w:r>
+        <w:rPr>
+          <w:rFonts w:ascii="Times New Roman" w:eastAsia="Calibri" w:hAnsi="Times New Roman" w:cs="Times New Roman"/>
+          <w:color w:val="000000"/>
+          <w:szCs w:val="24"/>
+          <w:lang w:val="hu" w:eastAsia="hu-HU"/>
+        </w:rPr>
+        <w:t xml:space="preserve">: Megjeleníti a kiválasztott </w:t>
+      </w:r>
+      <w:proofErr w:type="spellStart"/>
+      <w:r>
+        <w:rPr>
+          <w:rFonts w:ascii="Times New Roman" w:eastAsia="Calibri" w:hAnsi="Times New Roman" w:cs="Times New Roman"/>
+          <w:color w:val="000000"/>
+          <w:szCs w:val="24"/>
+          <w:lang w:val="hu" w:eastAsia="hu-HU"/>
+        </w:rPr>
+        <w:t>ListBox</w:t>
+      </w:r>
+      <w:proofErr w:type="spellEnd"/>
+      <w:r>
+        <w:rPr>
+          <w:rFonts w:ascii="Times New Roman" w:eastAsia="Calibri" w:hAnsi="Times New Roman" w:cs="Times New Roman"/>
+          <w:color w:val="000000"/>
+          <w:szCs w:val="24"/>
+          <w:lang w:val="hu" w:eastAsia="hu-HU"/>
+        </w:rPr>
+        <w:t xml:space="preserve"> elem táblának adatait.</w:t>
       </w:r>
     </w:p>
     <w:p>
@@ -5275,14 +7889,25 @@
           <w:lang w:val="hu" w:eastAsia="hu-HU"/>
         </w:rPr>
       </w:pPr>
-      <w:r>
-        <w:rPr>
-          <w:rFonts w:ascii="Times New Roman" w:eastAsia="Calibri" w:hAnsi="Times New Roman" w:cs="Times New Roman"/>
-          <w:color w:val="000000"/>
-          <w:szCs w:val="24"/>
-          <w:lang w:val="hu" w:eastAsia="hu-HU"/>
-        </w:rPr>
-        <w:t>MenuItemek: „Műveletek”, „Kijelentkezés”:</w:t>
+      <w:proofErr w:type="spellStart"/>
+      <w:r>
+        <w:rPr>
+          <w:rFonts w:ascii="Times New Roman" w:eastAsia="Calibri" w:hAnsi="Times New Roman" w:cs="Times New Roman"/>
+          <w:color w:val="000000"/>
+          <w:szCs w:val="24"/>
+          <w:lang w:val="hu" w:eastAsia="hu-HU"/>
+        </w:rPr>
+        <w:t>MenuItemek</w:t>
+      </w:r>
+      <w:proofErr w:type="spellEnd"/>
+      <w:r>
+        <w:rPr>
+          <w:rFonts w:ascii="Times New Roman" w:eastAsia="Calibri" w:hAnsi="Times New Roman" w:cs="Times New Roman"/>
+          <w:color w:val="000000"/>
+          <w:szCs w:val="24"/>
+          <w:lang w:val="hu" w:eastAsia="hu-HU"/>
+        </w:rPr>
+        <w:t>: „Műveletek”, „Kijelentkezés”:</w:t>
       </w:r>
     </w:p>
     <w:p>
@@ -5313,7 +7938,47 @@
           <w:szCs w:val="24"/>
           <w:lang w:val="hu" w:eastAsia="hu-HU"/>
         </w:rPr>
-        <w:t>„Műveletek” menuItem megnyomása után négy MenuItem van:</w:t>
+        <w:t xml:space="preserve">„Műveletek” </w:t>
+      </w:r>
+      <w:proofErr w:type="spellStart"/>
+      <w:r>
+        <w:rPr>
+          <w:rFonts w:ascii="Times New Roman" w:eastAsia="Calibri" w:hAnsi="Times New Roman" w:cs="Times New Roman"/>
+          <w:color w:val="000000"/>
+          <w:szCs w:val="24"/>
+          <w:lang w:val="hu" w:eastAsia="hu-HU"/>
+        </w:rPr>
+        <w:t>menuItem</w:t>
+      </w:r>
+      <w:proofErr w:type="spellEnd"/>
+      <w:r>
+        <w:rPr>
+          <w:rFonts w:ascii="Times New Roman" w:eastAsia="Calibri" w:hAnsi="Times New Roman" w:cs="Times New Roman"/>
+          <w:color w:val="000000"/>
+          <w:szCs w:val="24"/>
+          <w:lang w:val="hu" w:eastAsia="hu-HU"/>
+        </w:rPr>
+        <w:t xml:space="preserve"> megnyomása után négy </w:t>
+      </w:r>
+      <w:proofErr w:type="spellStart"/>
+      <w:r>
+        <w:rPr>
+          <w:rFonts w:ascii="Times New Roman" w:eastAsia="Calibri" w:hAnsi="Times New Roman" w:cs="Times New Roman"/>
+          <w:color w:val="000000"/>
+          <w:szCs w:val="24"/>
+          <w:lang w:val="hu" w:eastAsia="hu-HU"/>
+        </w:rPr>
+        <w:t>MenuItem</w:t>
+      </w:r>
+      <w:proofErr w:type="spellEnd"/>
+      <w:r>
+        <w:rPr>
+          <w:rFonts w:ascii="Times New Roman" w:eastAsia="Calibri" w:hAnsi="Times New Roman" w:cs="Times New Roman"/>
+          <w:color w:val="000000"/>
+          <w:szCs w:val="24"/>
+          <w:lang w:val="hu" w:eastAsia="hu-HU"/>
+        </w:rPr>
+        <w:t xml:space="preserve"> van:</w:t>
       </w:r>
     </w:p>
     <w:p>
@@ -5344,7 +8009,27 @@
           <w:szCs w:val="24"/>
           <w:lang w:val="hu" w:eastAsia="hu-HU"/>
         </w:rPr>
-        <w:t xml:space="preserve">„Új rekord”: A jelenlegi táblának egy új adat rekord hozzáadása, az elvárt JSON </w:t>
+        <w:t xml:space="preserve">„Új rekord”: A jelenlegi táblának egy </w:t>
+      </w:r>
+      <w:proofErr w:type="gramStart"/>
+      <w:r>
+        <w:rPr>
+          <w:rFonts w:ascii="Times New Roman" w:eastAsia="Calibri" w:hAnsi="Times New Roman" w:cs="Times New Roman"/>
+          <w:color w:val="000000"/>
+          <w:szCs w:val="24"/>
+          <w:lang w:val="hu" w:eastAsia="hu-HU"/>
+        </w:rPr>
+        <w:t>új adat</w:t>
+      </w:r>
+      <w:proofErr w:type="gramEnd"/>
+      <w:r>
+        <w:rPr>
+          <w:rFonts w:ascii="Times New Roman" w:eastAsia="Calibri" w:hAnsi="Times New Roman" w:cs="Times New Roman"/>
+          <w:color w:val="000000"/>
+          <w:szCs w:val="24"/>
+          <w:lang w:val="hu" w:eastAsia="hu-HU"/>
+        </w:rPr>
+        <w:t xml:space="preserve"> rekord hozzáadása, az elvárt JSON </w:t>
       </w:r>
       <w:r>
         <w:rPr>
@@ -5480,7 +8165,27 @@
           <w:szCs w:val="24"/>
           <w:lang w:val="hu" w:eastAsia="hu-HU"/>
         </w:rPr>
-        <w:t>„Kiválasztott elem törlése”: A jelenlegi tábla kiválasztott rekord törlése az Id-ja alapján. Ha nincsen kiválasztva, akkor nem elérhető.</w:t>
+        <w:t xml:space="preserve">„Kiválasztott elem törlése”: A jelenlegi tábla kiválasztott rekord törlése az </w:t>
+      </w:r>
+      <w:proofErr w:type="spellStart"/>
+      <w:r>
+        <w:rPr>
+          <w:rFonts w:ascii="Times New Roman" w:eastAsia="Calibri" w:hAnsi="Times New Roman" w:cs="Times New Roman"/>
+          <w:color w:val="000000"/>
+          <w:szCs w:val="24"/>
+          <w:lang w:val="hu" w:eastAsia="hu-HU"/>
+        </w:rPr>
+        <w:t>Id</w:t>
+      </w:r>
+      <w:proofErr w:type="spellEnd"/>
+      <w:r>
+        <w:rPr>
+          <w:rFonts w:ascii="Times New Roman" w:eastAsia="Calibri" w:hAnsi="Times New Roman" w:cs="Times New Roman"/>
+          <w:color w:val="000000"/>
+          <w:szCs w:val="24"/>
+          <w:lang w:val="hu" w:eastAsia="hu-HU"/>
+        </w:rPr>
+        <w:t>-ja alapján. Ha nincsen kiválasztva, akkor nem elérhető.</w:t>
       </w:r>
     </w:p>
     <w:p>
@@ -5532,9 +8237,19 @@
           <w:lang w:val="hu-HU"/>
         </w:rPr>
         <w:lastRenderedPageBreak/>
-        <w:t>Borsod Coding</w:t>
+        <w:t xml:space="preserve">Borsod </w:t>
+      </w:r>
+      <w:proofErr w:type="spellStart"/>
+      <w:r>
+        <w:rPr>
+          <w:rFonts w:ascii="Times New Roman" w:hAnsi="Times New Roman" w:cs="Times New Roman"/>
+          <w:szCs w:val="72"/>
+          <w:lang w:val="hu-HU"/>
+        </w:rPr>
+        <w:t>Coding</w:t>
       </w:r>
       <w:bookmarkEnd w:id="5"/>
+      <w:proofErr w:type="spellEnd"/>
     </w:p>
     <w:p>
       <w:pPr>
@@ -5561,35 +8276,52 @@
           <w:szCs w:val="24"/>
           <w:lang w:val="hu" w:eastAsia="hu-HU"/>
         </w:rPr>
-        <w:t>A nevünk egy emlékeztető arra, honnan jöttünk és milyen utat jártunk be ezidáig. Emellett szerettünk volna valami vállalatos hangzású nevet.</w:t>
-      </w:r>
-    </w:p>
-    <w:p>
-      <w:pPr>
-        <w:pBdr>
-          <w:top w:val="nil"/>
-          <w:left w:val="nil"/>
-          <w:bottom w:val="nil"/>
-          <w:right w:val="nil"/>
-          <w:between w:val="nil"/>
-        </w:pBdr>
-        <w:spacing w:before="120" w:after="360" w:line="360" w:lineRule="auto"/>
-        <w:jc w:val="both"/>
-        <w:rPr>
-          <w:rFonts w:ascii="Times New Roman" w:eastAsia="Calibri" w:hAnsi="Times New Roman" w:cs="Times New Roman"/>
-          <w:color w:val="000000"/>
-          <w:szCs w:val="24"/>
-          <w:lang w:val="hu" w:eastAsia="hu-HU"/>
-        </w:rPr>
-      </w:pPr>
-      <w:r>
-        <w:rPr>
-          <w:rFonts w:ascii="Times New Roman" w:eastAsia="Calibri" w:hAnsi="Times New Roman" w:cs="Times New Roman"/>
-          <w:color w:val="000000"/>
-          <w:szCs w:val="24"/>
-          <w:lang w:val="hu" w:eastAsia="hu-HU"/>
-        </w:rPr>
-        <w:t>Hosszútávon vállalkozást szeretnénk ebből a dologból létrehozni, játékunkat piacra akarjuk dobni.</w:t>
+        <w:t xml:space="preserve">A nevünk egy emlékeztető arra, honnan jöttünk és milyen utat jártunk be ezidáig. </w:t>
+      </w:r>
+      <w:r>
+        <w:rPr>
+          <w:rFonts w:ascii="Times New Roman" w:eastAsia="Calibri" w:hAnsi="Times New Roman" w:cs="Times New Roman"/>
+          <w:color w:val="000000"/>
+          <w:szCs w:val="24"/>
+          <w:lang w:val="hu" w:eastAsia="hu-HU"/>
+        </w:rPr>
+        <w:t>Szerettünk volna továbbá egy vállalatos hangzású nevet</w:t>
+      </w:r>
+      <w:r>
+        <w:rPr>
+          <w:rFonts w:ascii="Times New Roman" w:eastAsia="Calibri" w:hAnsi="Times New Roman" w:cs="Times New Roman"/>
+          <w:color w:val="000000"/>
+          <w:szCs w:val="24"/>
+          <w:lang w:val="hu" w:eastAsia="hu-HU"/>
+        </w:rPr>
+        <w:t>, ugyanis h</w:t>
+      </w:r>
+      <w:r>
+        <w:rPr>
+          <w:rFonts w:ascii="Times New Roman" w:eastAsia="Calibri" w:hAnsi="Times New Roman" w:cs="Times New Roman"/>
+          <w:color w:val="000000"/>
+          <w:szCs w:val="24"/>
+          <w:lang w:val="hu" w:eastAsia="hu-HU"/>
+        </w:rPr>
+        <w:t xml:space="preserve">osszútávon vállalkozást szeretnénk </w:t>
+      </w:r>
+      <w:r>
+        <w:rPr>
+          <w:rFonts w:ascii="Times New Roman" w:eastAsia="Calibri" w:hAnsi="Times New Roman" w:cs="Times New Roman"/>
+          <w:color w:val="000000"/>
+          <w:szCs w:val="24"/>
+          <w:lang w:val="hu" w:eastAsia="hu-HU"/>
+        </w:rPr>
+        <w:t>indítani, játékunkat piacra akarjuk dobni</w:t>
+      </w:r>
+      <w:r>
+        <w:rPr>
+          <w:rFonts w:ascii="Times New Roman" w:eastAsia="Calibri" w:hAnsi="Times New Roman" w:cs="Times New Roman"/>
+          <w:color w:val="000000"/>
+          <w:szCs w:val="24"/>
+          <w:lang w:val="hu" w:eastAsia="hu-HU"/>
+        </w:rPr>
+        <w:t>.</w:t>
       </w:r>
     </w:p>
     <w:p>
@@ -5695,6 +8427,15 @@
         </w:rPr>
         <w:t>Tervező</w:t>
       </w:r>
+      <w:r>
+        <w:rPr>
+          <w:rFonts w:ascii="Times New Roman" w:eastAsia="Calibri" w:hAnsi="Times New Roman" w:cs="Times New Roman"/>
+          <w:color w:val="000000"/>
+          <w:szCs w:val="24"/>
+          <w:lang w:val="hu" w:eastAsia="hu-HU"/>
+        </w:rPr>
+        <w:t xml:space="preserve"> (textúrák, pályák, játékmechanika, történet, weboldal kinézete, tartalma stb.)</w:t>
+      </w:r>
     </w:p>
     <w:p>
       <w:pPr>
@@ -5720,11 +8461,10 @@
       <w:r>
         <w:rPr>
           <w:rFonts w:ascii="Times New Roman" w:eastAsia="Calibri" w:hAnsi="Times New Roman" w:cs="Times New Roman"/>
-          <w:color w:val="000000"/>
-          <w:szCs w:val="24"/>
-          <w:lang w:val="hu" w:eastAsia="hu-HU"/>
-        </w:rPr>
-        <w:t>Dokumentációfelelős</w:t>
+          <w:szCs w:val="24"/>
+          <w:lang w:val="hu" w:eastAsia="hu-HU"/>
+        </w:rPr>
+        <w:t>Statikus weboldal készítése (HTML + CSS)</w:t>
       </w:r>
     </w:p>
     <w:p>
@@ -5751,11 +8491,204 @@
       <w:r>
         <w:rPr>
           <w:rFonts w:ascii="Times New Roman" w:eastAsia="Calibri" w:hAnsi="Times New Roman" w:cs="Times New Roman"/>
+          <w:szCs w:val="24"/>
+          <w:lang w:val="hu" w:eastAsia="hu-HU"/>
+        </w:rPr>
+        <w:t>Játéktesztelő</w:t>
+      </w:r>
+    </w:p>
+    <w:p>
+      <w:pPr>
+        <w:numPr>
+          <w:ilvl w:val="0"/>
+          <w:numId w:val="14"/>
+        </w:numPr>
+        <w:pBdr>
+          <w:top w:val="nil"/>
+          <w:left w:val="nil"/>
+          <w:bottom w:val="nil"/>
+          <w:right w:val="nil"/>
+          <w:between w:val="nil"/>
+        </w:pBdr>
+        <w:spacing w:before="120" w:after="240" w:line="360" w:lineRule="auto"/>
+        <w:ind w:left="714" w:hanging="357"/>
+        <w:rPr>
+          <w:rFonts w:ascii="Times New Roman" w:eastAsia="Calibri" w:hAnsi="Times New Roman" w:cs="Times New Roman"/>
+          <w:szCs w:val="24"/>
+          <w:lang w:val="hu" w:eastAsia="hu-HU"/>
+        </w:rPr>
+      </w:pPr>
+      <w:r>
+        <w:rPr>
+          <w:rFonts w:ascii="Times New Roman" w:eastAsia="Calibri" w:hAnsi="Times New Roman" w:cs="Times New Roman"/>
+          <w:szCs w:val="24"/>
+          <w:lang w:val="hu" w:eastAsia="hu-HU"/>
+        </w:rPr>
+        <w:t>Felhasználói felület tesztelő</w:t>
+      </w:r>
+    </w:p>
+    <w:p>
+      <w:pPr>
+        <w:numPr>
+          <w:ilvl w:val="0"/>
+          <w:numId w:val="14"/>
+        </w:numPr>
+        <w:pBdr>
+          <w:top w:val="nil"/>
+          <w:left w:val="nil"/>
+          <w:bottom w:val="nil"/>
+          <w:right w:val="nil"/>
+          <w:between w:val="nil"/>
+        </w:pBdr>
+        <w:spacing w:before="120" w:after="240" w:line="360" w:lineRule="auto"/>
+        <w:ind w:left="714" w:hanging="357"/>
+        <w:rPr>
+          <w:rFonts w:ascii="Times New Roman" w:eastAsia="Calibri" w:hAnsi="Times New Roman" w:cs="Times New Roman"/>
+          <w:szCs w:val="24"/>
+          <w:lang w:val="hu" w:eastAsia="hu-HU"/>
+        </w:rPr>
+      </w:pPr>
+      <w:r>
+        <w:rPr>
+          <w:rFonts w:ascii="Times New Roman" w:eastAsia="Calibri" w:hAnsi="Times New Roman" w:cs="Times New Roman"/>
+          <w:color w:val="000000"/>
+          <w:szCs w:val="24"/>
+          <w:lang w:val="hu" w:eastAsia="hu-HU"/>
+        </w:rPr>
+        <w:t>Dokumentáció</w:t>
+      </w:r>
+      <w:r>
+        <w:rPr>
+          <w:rFonts w:ascii="Times New Roman" w:eastAsia="Calibri" w:hAnsi="Times New Roman" w:cs="Times New Roman"/>
+          <w:color w:val="000000"/>
+          <w:szCs w:val="24"/>
+          <w:lang w:val="hu" w:eastAsia="hu-HU"/>
+        </w:rPr>
+        <w:t xml:space="preserve"> </w:t>
+      </w:r>
+      <w:r>
+        <w:rPr>
+          <w:rFonts w:ascii="Times New Roman" w:eastAsia="Calibri" w:hAnsi="Times New Roman" w:cs="Times New Roman"/>
+          <w:color w:val="000000"/>
+          <w:szCs w:val="24"/>
+          <w:lang w:val="hu" w:eastAsia="hu-HU"/>
+        </w:rPr>
+        <w:t>felelős</w:t>
+      </w:r>
+    </w:p>
+    <w:p>
+      <w:pPr>
+        <w:numPr>
+          <w:ilvl w:val="0"/>
+          <w:numId w:val="14"/>
+        </w:numPr>
+        <w:pBdr>
+          <w:top w:val="nil"/>
+          <w:left w:val="nil"/>
+          <w:bottom w:val="nil"/>
+          <w:right w:val="nil"/>
+          <w:between w:val="nil"/>
+        </w:pBdr>
+        <w:spacing w:before="120" w:after="240" w:line="360" w:lineRule="auto"/>
+        <w:ind w:left="714" w:hanging="357"/>
+        <w:rPr>
+          <w:rFonts w:ascii="Times New Roman" w:eastAsia="Calibri" w:hAnsi="Times New Roman" w:cs="Times New Roman"/>
+          <w:szCs w:val="24"/>
+          <w:lang w:val="hu" w:eastAsia="hu-HU"/>
+        </w:rPr>
+      </w:pPr>
+      <w:proofErr w:type="spellStart"/>
+      <w:r>
+        <w:rPr>
+          <w:rFonts w:ascii="Times New Roman" w:eastAsia="Calibri" w:hAnsi="Times New Roman" w:cs="Times New Roman"/>
           <w:color w:val="000000"/>
           <w:szCs w:val="24"/>
           <w:lang w:val="hu" w:eastAsia="hu-HU"/>
         </w:rPr>
         <w:t>Github</w:t>
+      </w:r>
+      <w:proofErr w:type="spellEnd"/>
+      <w:r>
+        <w:rPr>
+          <w:rFonts w:ascii="Times New Roman" w:eastAsia="Calibri" w:hAnsi="Times New Roman" w:cs="Times New Roman"/>
+          <w:color w:val="000000"/>
+          <w:szCs w:val="24"/>
+          <w:lang w:val="hu" w:eastAsia="hu-HU"/>
+        </w:rPr>
+        <w:t xml:space="preserve"> felelős</w:t>
+      </w:r>
+    </w:p>
+    <w:p>
+      <w:pPr>
+        <w:numPr>
+          <w:ilvl w:val="0"/>
+          <w:numId w:val="14"/>
+        </w:numPr>
+        <w:pBdr>
+          <w:top w:val="nil"/>
+          <w:left w:val="nil"/>
+          <w:bottom w:val="nil"/>
+          <w:right w:val="nil"/>
+          <w:between w:val="nil"/>
+        </w:pBdr>
+        <w:spacing w:before="120" w:after="240" w:line="360" w:lineRule="auto"/>
+        <w:ind w:left="714" w:hanging="357"/>
+        <w:rPr>
+          <w:rFonts w:ascii="Times New Roman" w:eastAsia="Calibri" w:hAnsi="Times New Roman" w:cs="Times New Roman"/>
+          <w:szCs w:val="24"/>
+          <w:lang w:val="hu" w:eastAsia="hu-HU"/>
+        </w:rPr>
+      </w:pPr>
+      <w:proofErr w:type="spellStart"/>
+      <w:r>
+        <w:rPr>
+          <w:rFonts w:ascii="Times New Roman" w:eastAsia="Calibri" w:hAnsi="Times New Roman" w:cs="Times New Roman"/>
+          <w:color w:val="000000"/>
+          <w:szCs w:val="24"/>
+          <w:lang w:val="hu" w:eastAsia="hu-HU"/>
+        </w:rPr>
+        <w:t>Trello</w:t>
+      </w:r>
+      <w:proofErr w:type="spellEnd"/>
+      <w:r>
+        <w:rPr>
+          <w:rFonts w:ascii="Times New Roman" w:eastAsia="Calibri" w:hAnsi="Times New Roman" w:cs="Times New Roman"/>
+          <w:color w:val="000000"/>
+          <w:szCs w:val="24"/>
+          <w:lang w:val="hu" w:eastAsia="hu-HU"/>
+        </w:rPr>
+        <w:t xml:space="preserve"> közreműködő</w:t>
+      </w:r>
+    </w:p>
+    <w:p>
+      <w:pPr>
+        <w:numPr>
+          <w:ilvl w:val="0"/>
+          <w:numId w:val="14"/>
+        </w:numPr>
+        <w:pBdr>
+          <w:top w:val="nil"/>
+          <w:left w:val="nil"/>
+          <w:bottom w:val="nil"/>
+          <w:right w:val="nil"/>
+          <w:between w:val="nil"/>
+        </w:pBdr>
+        <w:spacing w:before="120" w:after="240" w:line="360" w:lineRule="auto"/>
+        <w:ind w:left="714" w:hanging="357"/>
+        <w:rPr>
+          <w:rFonts w:ascii="Times New Roman" w:eastAsia="Calibri" w:hAnsi="Times New Roman" w:cs="Times New Roman"/>
+          <w:szCs w:val="24"/>
+          <w:lang w:val="hu" w:eastAsia="hu-HU"/>
+        </w:rPr>
+      </w:pPr>
+      <w:r>
+        <w:rPr>
+          <w:rFonts w:ascii="Times New Roman" w:eastAsia="Calibri" w:hAnsi="Times New Roman" w:cs="Times New Roman"/>
+          <w:color w:val="000000"/>
+          <w:szCs w:val="24"/>
+          <w:lang w:val="hu" w:eastAsia="hu-HU"/>
+        </w:rPr>
+        <w:t>Python közreműködő</w:t>
       </w:r>
     </w:p>
     <w:p>
@@ -5812,6 +8745,35 @@
         </w:rPr>
         <w:t>Háttérfolyamatokért felelős programozó</w:t>
       </w:r>
+      <w:r>
+        <w:rPr>
+          <w:rFonts w:ascii="Times New Roman" w:eastAsia="Calibri" w:hAnsi="Times New Roman" w:cs="Times New Roman"/>
+          <w:color w:val="000000"/>
+          <w:szCs w:val="24"/>
+          <w:lang w:val="hu" w:eastAsia="hu-HU"/>
+        </w:rPr>
+        <w:t xml:space="preserve"> (Python, WPF, Backend, </w:t>
+      </w:r>
+      <w:proofErr w:type="spellStart"/>
+      <w:r>
+        <w:rPr>
+          <w:rFonts w:ascii="Times New Roman" w:eastAsia="Calibri" w:hAnsi="Times New Roman" w:cs="Times New Roman"/>
+          <w:color w:val="000000"/>
+          <w:szCs w:val="24"/>
+          <w:lang w:val="hu" w:eastAsia="hu-HU"/>
+        </w:rPr>
+        <w:t>React</w:t>
+      </w:r>
+      <w:proofErr w:type="spellEnd"/>
+      <w:r>
+        <w:rPr>
+          <w:rFonts w:ascii="Times New Roman" w:eastAsia="Calibri" w:hAnsi="Times New Roman" w:cs="Times New Roman"/>
+          <w:color w:val="000000"/>
+          <w:szCs w:val="24"/>
+          <w:lang w:val="hu" w:eastAsia="hu-HU"/>
+        </w:rPr>
+        <w:t>)</w:t>
+      </w:r>
     </w:p>
     <w:p>
       <w:pPr>
@@ -5834,6 +8796,7 @@
           <w:lang w:val="hu" w:eastAsia="hu-HU"/>
         </w:rPr>
       </w:pPr>
+      <w:proofErr w:type="spellStart"/>
       <w:r>
         <w:rPr>
           <w:rFonts w:ascii="Times New Roman" w:eastAsia="Calibri" w:hAnsi="Times New Roman" w:cs="Times New Roman"/>
@@ -5843,6 +8806,18 @@
         </w:rPr>
         <w:t>Trello</w:t>
       </w:r>
+      <w:proofErr w:type="spellEnd"/>
+      <w:r>
+        <w:rPr>
+          <w:rFonts w:ascii="Times New Roman" w:eastAsia="Calibri" w:hAnsi="Times New Roman" w:cs="Times New Roman"/>
+          <w:color w:val="000000"/>
+          <w:szCs w:val="24"/>
+          <w:lang w:val="hu" w:eastAsia="hu-HU"/>
+        </w:rPr>
+        <w:t xml:space="preserve"> felelős</w:t>
+      </w:r>
+      <w:bookmarkStart w:id="7" w:name="_GoBack"/>
+      <w:bookmarkEnd w:id="7"/>
     </w:p>
     <w:p>
       <w:pPr>
@@ -5893,7 +8868,8 @@
           <w:szCs w:val="44"/>
         </w:rPr>
       </w:pPr>
-      <w:bookmarkStart w:id="7" w:name="_Toc227053850"/>
+      <w:bookmarkStart w:id="8" w:name="_Toc227053850"/>
+      <w:proofErr w:type="spellStart"/>
       <w:r>
         <w:rPr>
           <w:rFonts w:ascii="Times New Roman" w:hAnsi="Times New Roman" w:cs="Times New Roman"/>
@@ -5901,7 +8877,8 @@
         </w:rPr>
         <w:t>Irodalomjegyzék</w:t>
       </w:r>
-      <w:bookmarkEnd w:id="7"/>
+      <w:bookmarkEnd w:id="8"/>
+      <w:proofErr w:type="spellEnd"/>
     </w:p>
     <w:p>
       <w:pPr>
@@ -5951,11 +8928,75 @@
           <w:rFonts w:ascii="Times New Roman" w:hAnsi="Times New Roman" w:cs="Times New Roman"/>
         </w:rPr>
       </w:pPr>
-      <w:r>
-        <w:rPr>
-          <w:rFonts w:ascii="Times New Roman" w:hAnsi="Times New Roman" w:cs="Times New Roman"/>
-        </w:rPr>
-        <w:t xml:space="preserve">Forrás: pygame-ce használata/telepítése, webcím: </w:t>
+      <w:proofErr w:type="spellStart"/>
+      <w:r>
+        <w:rPr>
+          <w:rFonts w:ascii="Times New Roman" w:hAnsi="Times New Roman" w:cs="Times New Roman"/>
+        </w:rPr>
+        <w:t>Forrás</w:t>
+      </w:r>
+      <w:proofErr w:type="spellEnd"/>
+      <w:r>
+        <w:rPr>
+          <w:rFonts w:ascii="Times New Roman" w:hAnsi="Times New Roman" w:cs="Times New Roman"/>
+        </w:rPr>
+        <w:t xml:space="preserve">: </w:t>
+      </w:r>
+      <w:proofErr w:type="spellStart"/>
+      <w:r>
+        <w:rPr>
+          <w:rFonts w:ascii="Times New Roman" w:hAnsi="Times New Roman" w:cs="Times New Roman"/>
+        </w:rPr>
+        <w:t>pygame-ce</w:t>
+      </w:r>
+      <w:proofErr w:type="spellEnd"/>
+      <w:r>
+        <w:rPr>
+          <w:rFonts w:ascii="Times New Roman" w:hAnsi="Times New Roman" w:cs="Times New Roman"/>
+        </w:rPr>
+        <w:t xml:space="preserve"> </w:t>
+      </w:r>
+      <w:proofErr w:type="spellStart"/>
+      <w:r>
+        <w:rPr>
+          <w:rFonts w:ascii="Times New Roman" w:hAnsi="Times New Roman" w:cs="Times New Roman"/>
+        </w:rPr>
+        <w:t>használata</w:t>
+      </w:r>
+      <w:proofErr w:type="spellEnd"/>
+      <w:r>
+        <w:rPr>
+          <w:rFonts w:ascii="Times New Roman" w:hAnsi="Times New Roman" w:cs="Times New Roman"/>
+        </w:rPr>
+        <w:t>/</w:t>
+      </w:r>
+      <w:proofErr w:type="spellStart"/>
+      <w:r>
+        <w:rPr>
+          <w:rFonts w:ascii="Times New Roman" w:hAnsi="Times New Roman" w:cs="Times New Roman"/>
+        </w:rPr>
+        <w:t>telepítése</w:t>
+      </w:r>
+      <w:proofErr w:type="spellEnd"/>
+      <w:r>
+        <w:rPr>
+          <w:rFonts w:ascii="Times New Roman" w:hAnsi="Times New Roman" w:cs="Times New Roman"/>
+        </w:rPr>
+        <w:t xml:space="preserve">, </w:t>
+      </w:r>
+      <w:proofErr w:type="spellStart"/>
+      <w:r>
+        <w:rPr>
+          <w:rFonts w:ascii="Times New Roman" w:hAnsi="Times New Roman" w:cs="Times New Roman"/>
+        </w:rPr>
+        <w:t>webcím</w:t>
+      </w:r>
+      <w:proofErr w:type="spellEnd"/>
+      <w:r>
+        <w:rPr>
+          <w:rFonts w:ascii="Times New Roman" w:hAnsi="Times New Roman" w:cs="Times New Roman"/>
+        </w:rPr>
+        <w:t xml:space="preserve">: </w:t>
       </w:r>
       <w:hyperlink r:id="rId13" w:history="1">
         <w:r>
@@ -5963,28 +9004,42 @@
             <w:rStyle w:val="Hiperhivatkozs"/>
             <w:rFonts w:ascii="Times New Roman" w:hAnsi="Times New Roman" w:cs="Times New Roman"/>
           </w:rPr>
-          <w:t>https://pyga</w:t>
-        </w:r>
-        <w:r>
-          <w:rPr>
-            <w:rStyle w:val="Hiperhivatkozs"/>
-            <w:rFonts w:ascii="Times New Roman" w:hAnsi="Times New Roman" w:cs="Times New Roman"/>
-          </w:rPr>
-          <w:t>.</w:t>
-        </w:r>
-        <w:r>
-          <w:rPr>
-            <w:rStyle w:val="Hiperhivatkozs"/>
-            <w:rFonts w:ascii="Times New Roman" w:hAnsi="Times New Roman" w:cs="Times New Roman"/>
-          </w:rPr>
-          <w:t>me/docs/</w:t>
+          <w:t>https://pyga.me/docs/</w:t>
         </w:r>
       </w:hyperlink>
       <w:r>
         <w:rPr>
           <w:rFonts w:ascii="Times New Roman" w:hAnsi="Times New Roman" w:cs="Times New Roman"/>
         </w:rPr>
-        <w:t>, letöltés dátuma: 2024.12.19</w:t>
+        <w:t xml:space="preserve">, </w:t>
+      </w:r>
+      <w:proofErr w:type="spellStart"/>
+      <w:r>
+        <w:rPr>
+          <w:rFonts w:ascii="Times New Roman" w:hAnsi="Times New Roman" w:cs="Times New Roman"/>
+        </w:rPr>
+        <w:t>letöltés</w:t>
+      </w:r>
+      <w:proofErr w:type="spellEnd"/>
+      <w:r>
+        <w:rPr>
+          <w:rFonts w:ascii="Times New Roman" w:hAnsi="Times New Roman" w:cs="Times New Roman"/>
+        </w:rPr>
+        <w:t xml:space="preserve"> </w:t>
+      </w:r>
+      <w:proofErr w:type="spellStart"/>
+      <w:r>
+        <w:rPr>
+          <w:rFonts w:ascii="Times New Roman" w:hAnsi="Times New Roman" w:cs="Times New Roman"/>
+        </w:rPr>
+        <w:t>dátuma</w:t>
+      </w:r>
+      <w:proofErr w:type="spellEnd"/>
+      <w:r>
+        <w:rPr>
+          <w:rFonts w:ascii="Times New Roman" w:hAnsi="Times New Roman" w:cs="Times New Roman"/>
+        </w:rPr>
+        <w:t>: 2024.12.19</w:t>
       </w:r>
     </w:p>
     <w:p>
@@ -5998,17 +9053,67 @@
           <w:rFonts w:ascii="Times New Roman" w:hAnsi="Times New Roman" w:cs="Times New Roman"/>
         </w:rPr>
       </w:pPr>
-      <w:r>
-        <w:rPr>
-          <w:rFonts w:ascii="Times New Roman" w:hAnsi="Times New Roman" w:cs="Times New Roman"/>
-        </w:rPr>
-        <w:t xml:space="preserve">Forrás: </w:t>
-      </w:r>
-      <w:r>
-        <w:rPr>
-          <w:rFonts w:ascii="Times New Roman" w:hAnsi="Times New Roman" w:cs="Times New Roman"/>
-        </w:rPr>
-        <w:t>requests használata/telepítése, webcím:</w:t>
+      <w:proofErr w:type="spellStart"/>
+      <w:r>
+        <w:rPr>
+          <w:rFonts w:ascii="Times New Roman" w:hAnsi="Times New Roman" w:cs="Times New Roman"/>
+        </w:rPr>
+        <w:t>Forrás</w:t>
+      </w:r>
+      <w:proofErr w:type="spellEnd"/>
+      <w:r>
+        <w:rPr>
+          <w:rFonts w:ascii="Times New Roman" w:hAnsi="Times New Roman" w:cs="Times New Roman"/>
+        </w:rPr>
+        <w:t xml:space="preserve">: </w:t>
+      </w:r>
+      <w:r>
+        <w:rPr>
+          <w:rFonts w:ascii="Times New Roman" w:hAnsi="Times New Roman" w:cs="Times New Roman"/>
+        </w:rPr>
+        <w:t xml:space="preserve">requests </w:t>
+      </w:r>
+      <w:proofErr w:type="spellStart"/>
+      <w:r>
+        <w:rPr>
+          <w:rFonts w:ascii="Times New Roman" w:hAnsi="Times New Roman" w:cs="Times New Roman"/>
+        </w:rPr>
+        <w:t>használata</w:t>
+      </w:r>
+      <w:proofErr w:type="spellEnd"/>
+      <w:r>
+        <w:rPr>
+          <w:rFonts w:ascii="Times New Roman" w:hAnsi="Times New Roman" w:cs="Times New Roman"/>
+        </w:rPr>
+        <w:t>/</w:t>
+      </w:r>
+      <w:proofErr w:type="spellStart"/>
+      <w:r>
+        <w:rPr>
+          <w:rFonts w:ascii="Times New Roman" w:hAnsi="Times New Roman" w:cs="Times New Roman"/>
+        </w:rPr>
+        <w:t>telepítése</w:t>
+      </w:r>
+      <w:proofErr w:type="spellEnd"/>
+      <w:r>
+        <w:rPr>
+          <w:rFonts w:ascii="Times New Roman" w:hAnsi="Times New Roman" w:cs="Times New Roman"/>
+        </w:rPr>
+        <w:t xml:space="preserve">, </w:t>
+      </w:r>
+      <w:proofErr w:type="spellStart"/>
+      <w:r>
+        <w:rPr>
+          <w:rFonts w:ascii="Times New Roman" w:hAnsi="Times New Roman" w:cs="Times New Roman"/>
+        </w:rPr>
+        <w:t>webcím</w:t>
+      </w:r>
+      <w:proofErr w:type="spellEnd"/>
+      <w:r>
+        <w:rPr>
+          <w:rFonts w:ascii="Times New Roman" w:hAnsi="Times New Roman" w:cs="Times New Roman"/>
+        </w:rPr>
+        <w:t>:</w:t>
       </w:r>
       <w:r>
         <w:rPr>
@@ -6029,8 +9134,30 @@
         <w:rPr>
           <w:rFonts w:ascii="Times New Roman" w:hAnsi="Times New Roman" w:cs="Times New Roman"/>
         </w:rPr>
-        <w:t xml:space="preserve"> letöltés dátuma</w:t>
-      </w:r>
+        <w:t xml:space="preserve"> </w:t>
+      </w:r>
+      <w:proofErr w:type="spellStart"/>
+      <w:r>
+        <w:rPr>
+          <w:rFonts w:ascii="Times New Roman" w:hAnsi="Times New Roman" w:cs="Times New Roman"/>
+        </w:rPr>
+        <w:t>letöltés</w:t>
+      </w:r>
+      <w:proofErr w:type="spellEnd"/>
+      <w:r>
+        <w:rPr>
+          <w:rFonts w:ascii="Times New Roman" w:hAnsi="Times New Roman" w:cs="Times New Roman"/>
+        </w:rPr>
+        <w:t xml:space="preserve"> </w:t>
+      </w:r>
+      <w:proofErr w:type="spellStart"/>
+      <w:r>
+        <w:rPr>
+          <w:rFonts w:ascii="Times New Roman" w:hAnsi="Times New Roman" w:cs="Times New Roman"/>
+        </w:rPr>
+        <w:t>dátuma</w:t>
+      </w:r>
+      <w:proofErr w:type="spellEnd"/>
       <w:r>
         <w:rPr>
           <w:rFonts w:ascii="Times New Roman" w:hAnsi="Times New Roman" w:cs="Times New Roman"/>
@@ -6055,17 +9182,61 @@
           <w:rFonts w:ascii="Times New Roman" w:hAnsi="Times New Roman" w:cs="Times New Roman"/>
         </w:rPr>
       </w:pPr>
-      <w:r>
-        <w:rPr>
-          <w:rFonts w:ascii="Times New Roman" w:hAnsi="Times New Roman" w:cs="Times New Roman"/>
-        </w:rPr>
-        <w:t>Forrás: Inno Setup használata</w:t>
-      </w:r>
-      <w:r>
-        <w:rPr>
-          <w:rFonts w:ascii="Times New Roman" w:hAnsi="Times New Roman" w:cs="Times New Roman"/>
-        </w:rPr>
-        <w:t xml:space="preserve">, webcím: </w:t>
+      <w:proofErr w:type="spellStart"/>
+      <w:r>
+        <w:rPr>
+          <w:rFonts w:ascii="Times New Roman" w:hAnsi="Times New Roman" w:cs="Times New Roman"/>
+        </w:rPr>
+        <w:t>Forrás</w:t>
+      </w:r>
+      <w:proofErr w:type="spellEnd"/>
+      <w:r>
+        <w:rPr>
+          <w:rFonts w:ascii="Times New Roman" w:hAnsi="Times New Roman" w:cs="Times New Roman"/>
+        </w:rPr>
+        <w:t xml:space="preserve">: </w:t>
+      </w:r>
+      <w:proofErr w:type="spellStart"/>
+      <w:r>
+        <w:rPr>
+          <w:rFonts w:ascii="Times New Roman" w:hAnsi="Times New Roman" w:cs="Times New Roman"/>
+        </w:rPr>
+        <w:t>Inno</w:t>
+      </w:r>
+      <w:proofErr w:type="spellEnd"/>
+      <w:r>
+        <w:rPr>
+          <w:rFonts w:ascii="Times New Roman" w:hAnsi="Times New Roman" w:cs="Times New Roman"/>
+        </w:rPr>
+        <w:t xml:space="preserve"> Setup </w:t>
+      </w:r>
+      <w:proofErr w:type="spellStart"/>
+      <w:r>
+        <w:rPr>
+          <w:rFonts w:ascii="Times New Roman" w:hAnsi="Times New Roman" w:cs="Times New Roman"/>
+        </w:rPr>
+        <w:t>használata</w:t>
+      </w:r>
+      <w:proofErr w:type="spellEnd"/>
+      <w:r>
+        <w:rPr>
+          <w:rFonts w:ascii="Times New Roman" w:hAnsi="Times New Roman" w:cs="Times New Roman"/>
+        </w:rPr>
+        <w:t xml:space="preserve">, </w:t>
+      </w:r>
+      <w:proofErr w:type="spellStart"/>
+      <w:r>
+        <w:rPr>
+          <w:rFonts w:ascii="Times New Roman" w:hAnsi="Times New Roman" w:cs="Times New Roman"/>
+        </w:rPr>
+        <w:t>webcím</w:t>
+      </w:r>
+      <w:proofErr w:type="spellEnd"/>
+      <w:r>
+        <w:rPr>
+          <w:rFonts w:ascii="Times New Roman" w:hAnsi="Times New Roman" w:cs="Times New Roman"/>
+        </w:rPr>
+        <w:t xml:space="preserve">: </w:t>
       </w:r>
       <w:hyperlink r:id="rId15" w:history="1">
         <w:r>
@@ -6088,11 +9259,33 @@
         </w:rPr>
         <w:t xml:space="preserve"> </w:t>
       </w:r>
-      <w:r>
-        <w:rPr>
-          <w:rFonts w:ascii="Times New Roman" w:hAnsi="Times New Roman" w:cs="Times New Roman"/>
-        </w:rPr>
-        <w:t xml:space="preserve">letöltés dátuma: </w:t>
+      <w:proofErr w:type="spellStart"/>
+      <w:r>
+        <w:rPr>
+          <w:rFonts w:ascii="Times New Roman" w:hAnsi="Times New Roman" w:cs="Times New Roman"/>
+        </w:rPr>
+        <w:t>letöltés</w:t>
+      </w:r>
+      <w:proofErr w:type="spellEnd"/>
+      <w:r>
+        <w:rPr>
+          <w:rFonts w:ascii="Times New Roman" w:hAnsi="Times New Roman" w:cs="Times New Roman"/>
+        </w:rPr>
+        <w:t xml:space="preserve"> </w:t>
+      </w:r>
+      <w:proofErr w:type="spellStart"/>
+      <w:r>
+        <w:rPr>
+          <w:rFonts w:ascii="Times New Roman" w:hAnsi="Times New Roman" w:cs="Times New Roman"/>
+        </w:rPr>
+        <w:t>dátuma</w:t>
+      </w:r>
+      <w:proofErr w:type="spellEnd"/>
+      <w:r>
+        <w:rPr>
+          <w:rFonts w:ascii="Times New Roman" w:hAnsi="Times New Roman" w:cs="Times New Roman"/>
+        </w:rPr>
+        <w:t xml:space="preserve">: </w:t>
       </w:r>
       <w:r>
         <w:rPr>
@@ -6256,7 +9449,7 @@
           <w:lang w:val="hu-HU"/>
         </w:rPr>
       </w:pPr>
-      <w:bookmarkStart w:id="8" w:name="_Toc227053851"/>
+      <w:bookmarkStart w:id="9" w:name="_Toc227053851"/>
       <w:r>
         <w:rPr>
           <w:rFonts w:ascii="Times New Roman" w:hAnsi="Times New Roman" w:cs="Times New Roman"/>
@@ -6264,7 +9457,7 @@
         </w:rPr>
         <w:t>Mellékletek</w:t>
       </w:r>
-      <w:bookmarkEnd w:id="8"/>
+      <w:bookmarkEnd w:id="9"/>
     </w:p>
     <w:p>
       <w:pPr>
@@ -6275,8 +9468,8 @@
           <w:lang w:val="hu-HU"/>
         </w:rPr>
       </w:pPr>
-      <w:bookmarkStart w:id="9" w:name="_worlds.py"/>
-      <w:bookmarkEnd w:id="9"/>
+      <w:bookmarkStart w:id="10" w:name="_worlds.py"/>
+      <w:bookmarkEnd w:id="10"/>
       <w:r>
         <w:rPr>
           <w:rFonts w:ascii="Times New Roman" w:hAnsi="Times New Roman" w:cs="Times New Roman"/>
@@ -6284,7 +9477,8 @@
         </w:rPr>
         <w:br w:type="page"/>
       </w:r>
-      <w:bookmarkStart w:id="10" w:name="_Toc227053852"/>
+      <w:bookmarkStart w:id="11" w:name="_Toc227053852"/>
+      <w:proofErr w:type="gramStart"/>
       <w:r>
         <w:rPr>
           <w:rFonts w:ascii="Times New Roman" w:hAnsi="Times New Roman" w:cs="Times New Roman"/>
@@ -6307,7 +9501,8 @@
         </w:rPr>
         <w:t>py</w:t>
       </w:r>
-      <w:bookmarkEnd w:id="10"/>
+      <w:bookmarkEnd w:id="11"/>
+      <w:proofErr w:type="gramEnd"/>
     </w:p>
     <w:p>
       <w:pPr>
@@ -6320,7 +9515,7 @@
         <w:rPr>
           <w:rFonts w:ascii="Times New Roman" w:hAnsi="Times New Roman" w:cs="Times New Roman"/>
           <w:noProof/>
-          <w:lang w:val="hu-HU"/>
+          <w:lang w:val="hu-HU" w:eastAsia="hu-HU"/>
         </w:rPr>
         <w:drawing>
           <wp:inline distT="0" distB="0" distL="0" distR="0" wp14:anchorId="4E48F6A8" wp14:editId="27EF2579">
@@ -6374,14 +9569,14 @@
           <w:lang w:val="hu-HU"/>
         </w:rPr>
       </w:pPr>
-      <w:bookmarkStart w:id="11" w:name="_MainWindow.xaml.cs"/>
-      <w:bookmarkStart w:id="12" w:name="_Toc227053853"/>
-      <w:bookmarkEnd w:id="11"/>
+      <w:bookmarkStart w:id="12" w:name="_MainWindow.xaml.cs"/>
+      <w:bookmarkStart w:id="13" w:name="_Toc227053853"/>
+      <w:bookmarkEnd w:id="12"/>
       <w:r>
         <w:rPr>
           <w:rFonts w:ascii="Times New Roman" w:hAnsi="Times New Roman" w:cs="Times New Roman"/>
           <w:noProof/>
-          <w:lang w:val="hu-HU"/>
+          <w:lang w:val="hu-HU" w:eastAsia="hu-HU"/>
         </w:rPr>
         <w:lastRenderedPageBreak/>
         <w:drawing>
@@ -6440,6 +9635,7 @@
           </wp:anchor>
         </w:drawing>
       </w:r>
+      <w:proofErr w:type="spellStart"/>
       <w:r>
         <w:rPr>
           <w:rFonts w:ascii="Times New Roman" w:hAnsi="Times New Roman" w:cs="Times New Roman"/>
@@ -6461,7 +9657,8 @@
         </w:rPr>
         <w:t>s</w:t>
       </w:r>
-      <w:bookmarkEnd w:id="12"/>
+      <w:bookmarkEnd w:id="13"/>
+      <w:proofErr w:type="spellEnd"/>
     </w:p>
     <w:p>
       <w:pPr>
@@ -6472,14 +9669,14 @@
           <w:lang w:val="hu-HU"/>
         </w:rPr>
       </w:pPr>
-      <w:bookmarkStart w:id="13" w:name="_AddWindow.xaml.cs"/>
-      <w:bookmarkStart w:id="14" w:name="_Toc227053854"/>
-      <w:bookmarkEnd w:id="13"/>
+      <w:bookmarkStart w:id="14" w:name="_AddWindow.xaml.cs"/>
+      <w:bookmarkStart w:id="15" w:name="_Toc227053854"/>
+      <w:bookmarkEnd w:id="14"/>
       <w:r>
         <w:rPr>
           <w:rFonts w:ascii="Times New Roman" w:hAnsi="Times New Roman" w:cs="Times New Roman"/>
           <w:noProof/>
-          <w:lang w:val="hu-HU"/>
+          <w:lang w:val="hu-HU" w:eastAsia="hu-HU"/>
         </w:rPr>
         <w:lastRenderedPageBreak/>
         <w:drawing>
@@ -6538,6 +9735,7 @@
           </wp:anchor>
         </w:drawing>
       </w:r>
+      <w:proofErr w:type="spellStart"/>
       <w:r>
         <w:rPr>
           <w:rFonts w:ascii="Times New Roman" w:hAnsi="Times New Roman" w:cs="Times New Roman"/>
@@ -6545,7 +9743,8 @@
         </w:rPr>
         <w:t>AddWindow.xaml.cs</w:t>
       </w:r>
-      <w:bookmarkEnd w:id="14"/>
+      <w:bookmarkEnd w:id="15"/>
+      <w:proofErr w:type="spellEnd"/>
     </w:p>
     <w:p>
       <w:pPr>
@@ -6571,14 +9770,14 @@
           <w:lang w:val="hu-HU"/>
         </w:rPr>
       </w:pPr>
-      <w:bookmarkStart w:id="15" w:name="_menu.py"/>
-      <w:bookmarkStart w:id="16" w:name="_Toc227053855"/>
-      <w:bookmarkEnd w:id="15"/>
+      <w:bookmarkStart w:id="16" w:name="_menu.py"/>
+      <w:bookmarkStart w:id="17" w:name="_Toc227053855"/>
+      <w:bookmarkEnd w:id="16"/>
       <w:r>
         <w:rPr>
           <w:rFonts w:ascii="Times New Roman" w:hAnsi="Times New Roman" w:cs="Times New Roman"/>
           <w:noProof/>
-          <w:lang w:val="hu-HU"/>
+          <w:lang w:val="hu-HU" w:eastAsia="hu-HU"/>
         </w:rPr>
         <w:lastRenderedPageBreak/>
         <w:drawing>
@@ -6637,6 +9836,7 @@
           </wp:anchor>
         </w:drawing>
       </w:r>
+      <w:proofErr w:type="gramStart"/>
       <w:r>
         <w:rPr>
           <w:rFonts w:ascii="Times New Roman" w:hAnsi="Times New Roman" w:cs="Times New Roman"/>
@@ -6644,7 +9844,8 @@
         </w:rPr>
         <w:t>menu.py</w:t>
       </w:r>
-      <w:bookmarkEnd w:id="16"/>
+      <w:bookmarkEnd w:id="17"/>
+      <w:proofErr w:type="gramEnd"/>
     </w:p>
     <w:sectPr>
       <w:footerReference w:type="default" r:id="rId21"/>
@@ -6659,7 +9860,7 @@
 </file>
 
 <file path=word/endnotes.xml><?xml version="1.0" encoding="utf-8"?>
-<w:endnotes xmlns:wpc="http://schemas.microsoft.com/office/word/2010/wordprocessingCanvas" xmlns:cx="http://schemas.microsoft.com/office/drawing/2014/chartex" xmlns:cx1="http://schemas.microsoft.com/office/drawing/2015/9/8/chartex" xmlns:cx2="http://schemas.microsoft.com/office/drawing/2015/10/21/chartex" xmlns:cx3="http://schemas.microsoft.com/office/drawing/2016/5/9/chartex" xmlns:cx4="http://schemas.microsoft.com/office/drawing/2016/5/10/chartex" xmlns:cx5="http://schemas.microsoft.com/office/drawing/2016/5/11/chartex" xmlns:cx6="http://schemas.microsoft.com/office/drawing/2016/5/12/chartex" xmlns:cx7="http://schemas.microsoft.com/office/drawing/2016/5/13/chartex" xmlns:cx8="http://schemas.microsoft.com/office/drawing/2016/5/14/chartex" xmlns:mc="http://schemas.openxmlformats.org/markup-compatibility/2006" xmlns:aink="http://schemas.microsoft.com/office/drawing/2016/ink" xmlns:am3d="http://schemas.microsoft.com/office/drawing/2017/model3d" xmlns:o="urn:schemas-microsoft-com:office:office" xmlns:oel="http://schemas.microsoft.com/office/2019/extlst" xmlns:r="http://schemas.openxmlformats.org/officeDocument/2006/relationships" xmlns:m="http://schemas.openxmlformats.org/officeDocument/2006/math" xmlns:v="urn:schemas-microsoft-com:vml" xmlns:wp14="http://schemas.microsoft.com/office/word/2010/wordprocessingDrawing" xmlns:wp="http://schemas.openxmlformats.org/drawingml/2006/wordprocessingDrawing" xmlns:w10="urn:schemas-microsoft-com:office:word" xmlns:w="http://schemas.openxmlformats.org/wordprocessingml/2006/main" xmlns:w14="http://schemas.microsoft.com/office/word/2010/wordml" xmlns:w15="http://schemas.microsoft.com/office/word/2012/wordml" xmlns:w16cex="http://schemas.microsoft.com/office/word/2018/wordml/cex" xmlns:w16cid="http://schemas.microsoft.com/office/word/2016/wordml/cid" xmlns:w16="http://schemas.microsoft.com/office/word/2018/wordml" xmlns:w16du="http://schemas.microsoft.com/office/word/2023/wordml/word16du" xmlns:w16sdtdh="http://schemas.microsoft.com/office/word/2020/wordml/sdtdatahash" xmlns:w16sdtfl="http://schemas.microsoft.com/office/word/2024/wordml/sdtformatlock" xmlns:w16se="http://schemas.microsoft.com/office/word/2015/wordml/symex" xmlns:wpg="http://schemas.microsoft.com/office/word/2010/wordprocessingGroup" xmlns:wpi="http://schemas.microsoft.com/office/word/2010/wordprocessingInk" xmlns:wne="http://schemas.microsoft.com/office/word/2006/wordml" xmlns:wps="http://schemas.microsoft.com/office/word/2010/wordprocessingShape" mc:Ignorable="w14 w15 w16se w16cid w16 w16cex w16sdtdh w16sdtfl w16du wp14">
+<w:endnotes xmlns:wpc="http://schemas.microsoft.com/office/word/2010/wordprocessingCanvas" xmlns:cx="http://schemas.microsoft.com/office/drawing/2014/chartex" xmlns:cx1="http://schemas.microsoft.com/office/drawing/2015/9/8/chartex" xmlns:mc="http://schemas.openxmlformats.org/markup-compatibility/2006" xmlns:o="urn:schemas-microsoft-com:office:office" xmlns:r="http://schemas.openxmlformats.org/officeDocument/2006/relationships" xmlns:m="http://schemas.openxmlformats.org/officeDocument/2006/math" xmlns:v="urn:schemas-microsoft-com:vml" xmlns:wp14="http://schemas.microsoft.com/office/word/2010/wordprocessingDrawing" xmlns:wp="http://schemas.openxmlformats.org/drawingml/2006/wordprocessingDrawing" xmlns:w10="urn:schemas-microsoft-com:office:word" xmlns:w="http://schemas.openxmlformats.org/wordprocessingml/2006/main" xmlns:w14="http://schemas.microsoft.com/office/word/2010/wordml" xmlns:w15="http://schemas.microsoft.com/office/word/2012/wordml" xmlns:w16se="http://schemas.microsoft.com/office/word/2015/wordml/symex" xmlns:wpg="http://schemas.microsoft.com/office/word/2010/wordprocessingGroup" xmlns:wpi="http://schemas.microsoft.com/office/word/2010/wordprocessingInk" xmlns:wne="http://schemas.microsoft.com/office/word/2006/wordml" xmlns:wps="http://schemas.microsoft.com/office/word/2010/wordprocessingShape" mc:Ignorable="w14 w15 w16se wp14">
   <w:endnote w:type="separator" w:id="-1">
     <w:p>
       <w:pPr>
@@ -6684,7 +9885,7 @@
 </file>
 
 <file path=word/footer1.xml><?xml version="1.0" encoding="utf-8"?>
-<w:ftr xmlns:wpc="http://schemas.microsoft.com/office/word/2010/wordprocessingCanvas" xmlns:cx="http://schemas.microsoft.com/office/drawing/2014/chartex" xmlns:cx1="http://schemas.microsoft.com/office/drawing/2015/9/8/chartex" xmlns:cx2="http://schemas.microsoft.com/office/drawing/2015/10/21/chartex" xmlns:cx3="http://schemas.microsoft.com/office/drawing/2016/5/9/chartex" xmlns:cx4="http://schemas.microsoft.com/office/drawing/2016/5/10/chartex" xmlns:cx5="http://schemas.microsoft.com/office/drawing/2016/5/11/chartex" xmlns:cx6="http://schemas.microsoft.com/office/drawing/2016/5/12/chartex" xmlns:cx7="http://schemas.microsoft.com/office/drawing/2016/5/13/chartex" xmlns:cx8="http://schemas.microsoft.com/office/drawing/2016/5/14/chartex" xmlns:mc="http://schemas.openxmlformats.org/markup-compatibility/2006" xmlns:aink="http://schemas.microsoft.com/office/drawing/2016/ink" xmlns:am3d="http://schemas.microsoft.com/office/drawing/2017/model3d" xmlns:o="urn:schemas-microsoft-com:office:office" xmlns:oel="http://schemas.microsoft.com/office/2019/extlst" xmlns:r="http://schemas.openxmlformats.org/officeDocument/2006/relationships" xmlns:m="http://schemas.openxmlformats.org/officeDocument/2006/math" xmlns:v="urn:schemas-microsoft-com:vml" xmlns:wp14="http://schemas.microsoft.com/office/word/2010/wordprocessingDrawing" xmlns:wp="http://schemas.openxmlformats.org/drawingml/2006/wordprocessingDrawing" xmlns:w10="urn:schemas-microsoft-com:office:word" xmlns:w="http://schemas.openxmlformats.org/wordprocessingml/2006/main" xmlns:w14="http://schemas.microsoft.com/office/word/2010/wordml" xmlns:w15="http://schemas.microsoft.com/office/word/2012/wordml" xmlns:w16cex="http://schemas.microsoft.com/office/word/2018/wordml/cex" xmlns:w16cid="http://schemas.microsoft.com/office/word/2016/wordml/cid" xmlns:w16="http://schemas.microsoft.com/office/word/2018/wordml" xmlns:w16du="http://schemas.microsoft.com/office/word/2023/wordml/word16du" xmlns:w16sdtdh="http://schemas.microsoft.com/office/word/2020/wordml/sdtdatahash" xmlns:w16sdtfl="http://schemas.microsoft.com/office/word/2024/wordml/sdtformatlock" xmlns:w16se="http://schemas.microsoft.com/office/word/2015/wordml/symex" xmlns:wpg="http://schemas.microsoft.com/office/word/2010/wordprocessingGroup" xmlns:wpi="http://schemas.microsoft.com/office/word/2010/wordprocessingInk" xmlns:wne="http://schemas.microsoft.com/office/word/2006/wordml" xmlns:wps="http://schemas.microsoft.com/office/word/2010/wordprocessingShape" mc:Ignorable="w14 w15 w16se w16cid w16 w16cex w16sdtdh w16sdtfl w16du wp14">
+<w:ftr xmlns:wpc="http://schemas.microsoft.com/office/word/2010/wordprocessingCanvas" xmlns:cx="http://schemas.microsoft.com/office/drawing/2014/chartex" xmlns:cx1="http://schemas.microsoft.com/office/drawing/2015/9/8/chartex" xmlns:mc="http://schemas.openxmlformats.org/markup-compatibility/2006" xmlns:o="urn:schemas-microsoft-com:office:office" xmlns:r="http://schemas.openxmlformats.org/officeDocument/2006/relationships" xmlns:m="http://schemas.openxmlformats.org/officeDocument/2006/math" xmlns:v="urn:schemas-microsoft-com:vml" xmlns:wp14="http://schemas.microsoft.com/office/word/2010/wordprocessingDrawing" xmlns:wp="http://schemas.openxmlformats.org/drawingml/2006/wordprocessingDrawing" xmlns:w10="urn:schemas-microsoft-com:office:word" xmlns:w="http://schemas.openxmlformats.org/wordprocessingml/2006/main" xmlns:w14="http://schemas.microsoft.com/office/word/2010/wordml" xmlns:w15="http://schemas.microsoft.com/office/word/2012/wordml" xmlns:w16se="http://schemas.microsoft.com/office/word/2015/wordml/symex" xmlns:wpg="http://schemas.microsoft.com/office/word/2010/wordprocessingGroup" xmlns:wpi="http://schemas.microsoft.com/office/word/2010/wordprocessingInk" xmlns:wne="http://schemas.microsoft.com/office/word/2006/wordml" xmlns:wps="http://schemas.microsoft.com/office/word/2010/wordprocessingShape" mc:Ignorable="w14 w15 w16se wp14">
   <w:sdt>
     <w:sdtPr>
       <w:rPr>
@@ -6696,6 +9897,11 @@
         <w:docPartUnique/>
       </w:docPartObj>
     </w:sdtPr>
+    <w:sdtEndPr>
+      <w:rPr>
+        <w:rStyle w:val="Oldalszm"/>
+      </w:rPr>
+    </w:sdtEndPr>
     <w:sdtContent>
       <w:p>
         <w:pPr>
@@ -6737,6 +9943,11 @@
         <w:docPartUnique/>
       </w:docPartObj>
     </w:sdtPr>
+    <w:sdtEndPr>
+      <w:rPr>
+        <w:rStyle w:val="Oldalszm"/>
+      </w:rPr>
+    </w:sdtEndPr>
     <w:sdtContent>
       <w:p>
         <w:pPr>
@@ -6778,6 +9989,11 @@
         <w:docPartUnique/>
       </w:docPartObj>
     </w:sdtPr>
+    <w:sdtEndPr>
+      <w:rPr>
+        <w:rStyle w:val="Oldalszm"/>
+      </w:rPr>
+    </w:sdtEndPr>
     <w:sdtContent>
       <w:p>
         <w:pPr>
@@ -6817,7 +10033,7 @@
 </file>
 
 <file path=word/footer2.xml><?xml version="1.0" encoding="utf-8"?>
-<w:ftr xmlns:wpc="http://schemas.microsoft.com/office/word/2010/wordprocessingCanvas" xmlns:cx="http://schemas.microsoft.com/office/drawing/2014/chartex" xmlns:cx1="http://schemas.microsoft.com/office/drawing/2015/9/8/chartex" xmlns:cx2="http://schemas.microsoft.com/office/drawing/2015/10/21/chartex" xmlns:cx3="http://schemas.microsoft.com/office/drawing/2016/5/9/chartex" xmlns:cx4="http://schemas.microsoft.com/office/drawing/2016/5/10/chartex" xmlns:cx5="http://schemas.microsoft.com/office/drawing/2016/5/11/chartex" xmlns:cx6="http://schemas.microsoft.com/office/drawing/2016/5/12/chartex" xmlns:cx7="http://schemas.microsoft.com/office/drawing/2016/5/13/chartex" xmlns:cx8="http://schemas.microsoft.com/office/drawing/2016/5/14/chartex" xmlns:mc="http://schemas.openxmlformats.org/markup-compatibility/2006" xmlns:aink="http://schemas.microsoft.com/office/drawing/2016/ink" xmlns:am3d="http://schemas.microsoft.com/office/drawing/2017/model3d" xmlns:o="urn:schemas-microsoft-com:office:office" xmlns:oel="http://schemas.microsoft.com/office/2019/extlst" xmlns:r="http://schemas.openxmlformats.org/officeDocument/2006/relationships" xmlns:m="http://schemas.openxmlformats.org/officeDocument/2006/math" xmlns:v="urn:schemas-microsoft-com:vml" xmlns:wp14="http://schemas.microsoft.com/office/word/2010/wordprocessingDrawing" xmlns:wp="http://schemas.openxmlformats.org/drawingml/2006/wordprocessingDrawing" xmlns:w10="urn:schemas-microsoft-com:office:word" xmlns:w="http://schemas.openxmlformats.org/wordprocessingml/2006/main" xmlns:w14="http://schemas.microsoft.com/office/word/2010/wordml" xmlns:w15="http://schemas.microsoft.com/office/word/2012/wordml" xmlns:w16cex="http://schemas.microsoft.com/office/word/2018/wordml/cex" xmlns:w16cid="http://schemas.microsoft.com/office/word/2016/wordml/cid" xmlns:w16="http://schemas.microsoft.com/office/word/2018/wordml" xmlns:w16du="http://schemas.microsoft.com/office/word/2023/wordml/word16du" xmlns:w16sdtdh="http://schemas.microsoft.com/office/word/2020/wordml/sdtdatahash" xmlns:w16sdtfl="http://schemas.microsoft.com/office/word/2024/wordml/sdtformatlock" xmlns:w16se="http://schemas.microsoft.com/office/word/2015/wordml/symex" xmlns:wpg="http://schemas.microsoft.com/office/word/2010/wordprocessingGroup" xmlns:wpi="http://schemas.microsoft.com/office/word/2010/wordprocessingInk" xmlns:wne="http://schemas.microsoft.com/office/word/2006/wordml" xmlns:wps="http://schemas.microsoft.com/office/word/2010/wordprocessingShape" mc:Ignorable="w14 w15 w16se w16cid w16 w16cex w16sdtdh w16sdtfl w16du wp14">
+<w:ftr xmlns:wpc="http://schemas.microsoft.com/office/word/2010/wordprocessingCanvas" xmlns:cx="http://schemas.microsoft.com/office/drawing/2014/chartex" xmlns:cx1="http://schemas.microsoft.com/office/drawing/2015/9/8/chartex" xmlns:mc="http://schemas.openxmlformats.org/markup-compatibility/2006" xmlns:o="urn:schemas-microsoft-com:office:office" xmlns:r="http://schemas.openxmlformats.org/officeDocument/2006/relationships" xmlns:m="http://schemas.openxmlformats.org/officeDocument/2006/math" xmlns:v="urn:schemas-microsoft-com:vml" xmlns:wp14="http://schemas.microsoft.com/office/word/2010/wordprocessingDrawing" xmlns:wp="http://schemas.openxmlformats.org/drawingml/2006/wordprocessingDrawing" xmlns:w10="urn:schemas-microsoft-com:office:word" xmlns:w="http://schemas.openxmlformats.org/wordprocessingml/2006/main" xmlns:w14="http://schemas.microsoft.com/office/word/2010/wordml" xmlns:w15="http://schemas.microsoft.com/office/word/2012/wordml" xmlns:w16se="http://schemas.microsoft.com/office/word/2015/wordml/symex" xmlns:wpg="http://schemas.microsoft.com/office/word/2010/wordprocessingGroup" xmlns:wpi="http://schemas.microsoft.com/office/word/2010/wordprocessingInk" xmlns:wne="http://schemas.microsoft.com/office/word/2006/wordml" xmlns:wps="http://schemas.microsoft.com/office/word/2010/wordprocessingShape" mc:Ignorable="w14 w15 w16se wp14">
   <w:p>
     <w:pPr>
       <w:pStyle w:val="llb"/>
@@ -6837,7 +10053,7 @@
 </file>
 
 <file path=word/footer3.xml><?xml version="1.0" encoding="utf-8"?>
-<w:ftr xmlns:wpc="http://schemas.microsoft.com/office/word/2010/wordprocessingCanvas" xmlns:cx="http://schemas.microsoft.com/office/drawing/2014/chartex" xmlns:cx1="http://schemas.microsoft.com/office/drawing/2015/9/8/chartex" xmlns:cx2="http://schemas.microsoft.com/office/drawing/2015/10/21/chartex" xmlns:cx3="http://schemas.microsoft.com/office/drawing/2016/5/9/chartex" xmlns:cx4="http://schemas.microsoft.com/office/drawing/2016/5/10/chartex" xmlns:cx5="http://schemas.microsoft.com/office/drawing/2016/5/11/chartex" xmlns:cx6="http://schemas.microsoft.com/office/drawing/2016/5/12/chartex" xmlns:cx7="http://schemas.microsoft.com/office/drawing/2016/5/13/chartex" xmlns:cx8="http://schemas.microsoft.com/office/drawing/2016/5/14/chartex" xmlns:mc="http://schemas.openxmlformats.org/markup-compatibility/2006" xmlns:aink="http://schemas.microsoft.com/office/drawing/2016/ink" xmlns:am3d="http://schemas.microsoft.com/office/drawing/2017/model3d" xmlns:o="urn:schemas-microsoft-com:office:office" xmlns:oel="http://schemas.microsoft.com/office/2019/extlst" xmlns:r="http://schemas.openxmlformats.org/officeDocument/2006/relationships" xmlns:m="http://schemas.openxmlformats.org/officeDocument/2006/math" xmlns:v="urn:schemas-microsoft-com:vml" xmlns:wp14="http://schemas.microsoft.com/office/word/2010/wordprocessingDrawing" xmlns:wp="http://schemas.openxmlformats.org/drawingml/2006/wordprocessingDrawing" xmlns:w10="urn:schemas-microsoft-com:office:word" xmlns:w="http://schemas.openxmlformats.org/wordprocessingml/2006/main" xmlns:w14="http://schemas.microsoft.com/office/word/2010/wordml" xmlns:w15="http://schemas.microsoft.com/office/word/2012/wordml" xmlns:w16cex="http://schemas.microsoft.com/office/word/2018/wordml/cex" xmlns:w16cid="http://schemas.microsoft.com/office/word/2016/wordml/cid" xmlns:w16="http://schemas.microsoft.com/office/word/2018/wordml" xmlns:w16du="http://schemas.microsoft.com/office/word/2023/wordml/word16du" xmlns:w16sdtdh="http://schemas.microsoft.com/office/word/2020/wordml/sdtdatahash" xmlns:w16sdtfl="http://schemas.microsoft.com/office/word/2024/wordml/sdtformatlock" xmlns:w16se="http://schemas.microsoft.com/office/word/2015/wordml/symex" xmlns:wpg="http://schemas.microsoft.com/office/word/2010/wordprocessingGroup" xmlns:wpi="http://schemas.microsoft.com/office/word/2010/wordprocessingInk" xmlns:wne="http://schemas.microsoft.com/office/word/2006/wordml" xmlns:wps="http://schemas.microsoft.com/office/word/2010/wordprocessingShape" mc:Ignorable="w14 w15 w16se w16cid w16 w16cex w16sdtdh w16sdtfl w16du wp14">
+<w:ftr xmlns:wpc="http://schemas.microsoft.com/office/word/2010/wordprocessingCanvas" xmlns:cx="http://schemas.microsoft.com/office/drawing/2014/chartex" xmlns:cx1="http://schemas.microsoft.com/office/drawing/2015/9/8/chartex" xmlns:mc="http://schemas.openxmlformats.org/markup-compatibility/2006" xmlns:o="urn:schemas-microsoft-com:office:office" xmlns:r="http://schemas.openxmlformats.org/officeDocument/2006/relationships" xmlns:m="http://schemas.openxmlformats.org/officeDocument/2006/math" xmlns:v="urn:schemas-microsoft-com:vml" xmlns:wp14="http://schemas.microsoft.com/office/word/2010/wordprocessingDrawing" xmlns:wp="http://schemas.openxmlformats.org/drawingml/2006/wordprocessingDrawing" xmlns:w10="urn:schemas-microsoft-com:office:word" xmlns:w="http://schemas.openxmlformats.org/wordprocessingml/2006/main" xmlns:w14="http://schemas.microsoft.com/office/word/2010/wordml" xmlns:w15="http://schemas.microsoft.com/office/word/2012/wordml" xmlns:w16se="http://schemas.microsoft.com/office/word/2015/wordml/symex" xmlns:wpg="http://schemas.microsoft.com/office/word/2010/wordprocessingGroup" xmlns:wpi="http://schemas.microsoft.com/office/word/2010/wordprocessingInk" xmlns:wne="http://schemas.microsoft.com/office/word/2006/wordml" xmlns:wps="http://schemas.microsoft.com/office/word/2010/wordprocessingShape" mc:Ignorable="w14 w15 w16se wp14">
   <w:sdt>
     <w:sdtPr>
       <w:rPr>
@@ -6849,6 +10065,11 @@
         <w:docPartUnique/>
       </w:docPartObj>
     </w:sdtPr>
+    <w:sdtEndPr>
+      <w:rPr>
+        <w:rStyle w:val="Oldalszm"/>
+      </w:rPr>
+    </w:sdtEndPr>
     <w:sdtContent>
       <w:p>
         <w:pPr>
@@ -6882,7 +10103,7 @@
             <w:rStyle w:val="Oldalszm"/>
             <w:noProof/>
           </w:rPr>
-          <w:t>1</w:t>
+          <w:t>10</w:t>
         </w:r>
         <w:r>
           <w:rPr>
@@ -6912,7 +10133,7 @@
 </file>
 
 <file path=word/footer4.xml><?xml version="1.0" encoding="utf-8"?>
-<w:ftr xmlns:wpc="http://schemas.microsoft.com/office/word/2010/wordprocessingCanvas" xmlns:cx="http://schemas.microsoft.com/office/drawing/2014/chartex" xmlns:cx1="http://schemas.microsoft.com/office/drawing/2015/9/8/chartex" xmlns:cx2="http://schemas.microsoft.com/office/drawing/2015/10/21/chartex" xmlns:cx3="http://schemas.microsoft.com/office/drawing/2016/5/9/chartex" xmlns:cx4="http://schemas.microsoft.com/office/drawing/2016/5/10/chartex" xmlns:cx5="http://schemas.microsoft.com/office/drawing/2016/5/11/chartex" xmlns:cx6="http://schemas.microsoft.com/office/drawing/2016/5/12/chartex" xmlns:cx7="http://schemas.microsoft.com/office/drawing/2016/5/13/chartex" xmlns:cx8="http://schemas.microsoft.com/office/drawing/2016/5/14/chartex" xmlns:mc="http://schemas.openxmlformats.org/markup-compatibility/2006" xmlns:aink="http://schemas.microsoft.com/office/drawing/2016/ink" xmlns:am3d="http://schemas.microsoft.com/office/drawing/2017/model3d" xmlns:o="urn:schemas-microsoft-com:office:office" xmlns:oel="http://schemas.microsoft.com/office/2019/extlst" xmlns:r="http://schemas.openxmlformats.org/officeDocument/2006/relationships" xmlns:m="http://schemas.openxmlformats.org/officeDocument/2006/math" xmlns:v="urn:schemas-microsoft-com:vml" xmlns:wp14="http://schemas.microsoft.com/office/word/2010/wordprocessingDrawing" xmlns:wp="http://schemas.openxmlformats.org/drawingml/2006/wordprocessingDrawing" xmlns:w10="urn:schemas-microsoft-com:office:word" xmlns:w="http://schemas.openxmlformats.org/wordprocessingml/2006/main" xmlns:w14="http://schemas.microsoft.com/office/word/2010/wordml" xmlns:w15="http://schemas.microsoft.com/office/word/2012/wordml" xmlns:w16cex="http://schemas.microsoft.com/office/word/2018/wordml/cex" xmlns:w16cid="http://schemas.microsoft.com/office/word/2016/wordml/cid" xmlns:w16="http://schemas.microsoft.com/office/word/2018/wordml" xmlns:w16du="http://schemas.microsoft.com/office/word/2023/wordml/word16du" xmlns:w16sdtdh="http://schemas.microsoft.com/office/word/2020/wordml/sdtdatahash" xmlns:w16sdtfl="http://schemas.microsoft.com/office/word/2024/wordml/sdtformatlock" xmlns:w16se="http://schemas.microsoft.com/office/word/2015/wordml/symex" xmlns:wpg="http://schemas.microsoft.com/office/word/2010/wordprocessingGroup" xmlns:wpi="http://schemas.microsoft.com/office/word/2010/wordprocessingInk" xmlns:wne="http://schemas.microsoft.com/office/word/2006/wordml" xmlns:wps="http://schemas.microsoft.com/office/word/2010/wordprocessingShape" mc:Ignorable="w14 w15 w16se w16cid w16 w16cex w16sdtdh w16sdtfl w16du wp14">
+<w:ftr xmlns:wpc="http://schemas.microsoft.com/office/word/2010/wordprocessingCanvas" xmlns:cx="http://schemas.microsoft.com/office/drawing/2014/chartex" xmlns:cx1="http://schemas.microsoft.com/office/drawing/2015/9/8/chartex" xmlns:mc="http://schemas.openxmlformats.org/markup-compatibility/2006" xmlns:o="urn:schemas-microsoft-com:office:office" xmlns:r="http://schemas.openxmlformats.org/officeDocument/2006/relationships" xmlns:m="http://schemas.openxmlformats.org/officeDocument/2006/math" xmlns:v="urn:schemas-microsoft-com:vml" xmlns:wp14="http://schemas.microsoft.com/office/word/2010/wordprocessingDrawing" xmlns:wp="http://schemas.openxmlformats.org/drawingml/2006/wordprocessingDrawing" xmlns:w10="urn:schemas-microsoft-com:office:word" xmlns:w="http://schemas.openxmlformats.org/wordprocessingml/2006/main" xmlns:w14="http://schemas.microsoft.com/office/word/2010/wordml" xmlns:w15="http://schemas.microsoft.com/office/word/2012/wordml" xmlns:w16se="http://schemas.microsoft.com/office/word/2015/wordml/symex" xmlns:wpg="http://schemas.microsoft.com/office/word/2010/wordprocessingGroup" xmlns:wpi="http://schemas.microsoft.com/office/word/2010/wordprocessingInk" xmlns:wne="http://schemas.microsoft.com/office/word/2006/wordml" xmlns:wps="http://schemas.microsoft.com/office/word/2010/wordprocessingShape" mc:Ignorable="w14 w15 w16se wp14">
   <w:sdt>
     <w:sdtPr>
       <w:rPr>
@@ -6924,6 +10145,11 @@
         <w:docPartUnique/>
       </w:docPartObj>
     </w:sdtPr>
+    <w:sdtEndPr>
+      <w:rPr>
+        <w:rStyle w:val="Oldalszm"/>
+      </w:rPr>
+    </w:sdtEndPr>
     <w:sdtContent>
       <w:p>
         <w:pPr>
@@ -6957,7 +10183,7 @@
             <w:rStyle w:val="Oldalszm"/>
             <w:noProof/>
           </w:rPr>
-          <w:t>I</w:t>
+          <w:t>V</w:t>
         </w:r>
         <w:r>
           <w:rPr>
@@ -6989,6 +10215,11 @@
         <w:docPartUnique/>
       </w:docPartObj>
     </w:sdtPr>
+    <w:sdtEndPr>
+      <w:rPr>
+        <w:rStyle w:val="Oldalszm"/>
+      </w:rPr>
+    </w:sdtEndPr>
     <w:sdtContent>
       <w:p>
         <w:pPr>
@@ -7011,7 +10242,7 @@
 </file>
 
 <file path=word/footnotes.xml><?xml version="1.0" encoding="utf-8"?>
-<w:footnotes xmlns:wpc="http://schemas.microsoft.com/office/word/2010/wordprocessingCanvas" xmlns:cx="http://schemas.microsoft.com/office/drawing/2014/chartex" xmlns:cx1="http://schemas.microsoft.com/office/drawing/2015/9/8/chartex" xmlns:cx2="http://schemas.microsoft.com/office/drawing/2015/10/21/chartex" xmlns:cx3="http://schemas.microsoft.com/office/drawing/2016/5/9/chartex" xmlns:cx4="http://schemas.microsoft.com/office/drawing/2016/5/10/chartex" xmlns:cx5="http://schemas.microsoft.com/office/drawing/2016/5/11/chartex" xmlns:cx6="http://schemas.microsoft.com/office/drawing/2016/5/12/chartex" xmlns:cx7="http://schemas.microsoft.com/office/drawing/2016/5/13/chartex" xmlns:cx8="http://schemas.microsoft.com/office/drawing/2016/5/14/chartex" xmlns:mc="http://schemas.openxmlformats.org/markup-compatibility/2006" xmlns:aink="http://schemas.microsoft.com/office/drawing/2016/ink" xmlns:am3d="http://schemas.microsoft.com/office/drawing/2017/model3d" xmlns:o="urn:schemas-microsoft-com:office:office" xmlns:oel="http://schemas.microsoft.com/office/2019/extlst" xmlns:r="http://schemas.openxmlformats.org/officeDocument/2006/relationships" xmlns:m="http://schemas.openxmlformats.org/officeDocument/2006/math" xmlns:v="urn:schemas-microsoft-com:vml" xmlns:wp14="http://schemas.microsoft.com/office/word/2010/wordprocessingDrawing" xmlns:wp="http://schemas.openxmlformats.org/drawingml/2006/wordprocessingDrawing" xmlns:w10="urn:schemas-microsoft-com:office:word" xmlns:w="http://schemas.openxmlformats.org/wordprocessingml/2006/main" xmlns:w14="http://schemas.microsoft.com/office/word/2010/wordml" xmlns:w15="http://schemas.microsoft.com/office/word/2012/wordml" xmlns:w16cex="http://schemas.microsoft.com/office/word/2018/wordml/cex" xmlns:w16cid="http://schemas.microsoft.com/office/word/2016/wordml/cid" xmlns:w16="http://schemas.microsoft.com/office/word/2018/wordml" xmlns:w16du="http://schemas.microsoft.com/office/word/2023/wordml/word16du" xmlns:w16sdtdh="http://schemas.microsoft.com/office/word/2020/wordml/sdtdatahash" xmlns:w16sdtfl="http://schemas.microsoft.com/office/word/2024/wordml/sdtformatlock" xmlns:w16se="http://schemas.microsoft.com/office/word/2015/wordml/symex" xmlns:wpg="http://schemas.microsoft.com/office/word/2010/wordprocessingGroup" xmlns:wpi="http://schemas.microsoft.com/office/word/2010/wordprocessingInk" xmlns:wne="http://schemas.microsoft.com/office/word/2006/wordml" xmlns:wps="http://schemas.microsoft.com/office/word/2010/wordprocessingShape" mc:Ignorable="w14 w15 w16se w16cid w16 w16cex w16sdtdh w16sdtfl w16du wp14">
+<w:footnotes xmlns:wpc="http://schemas.microsoft.com/office/word/2010/wordprocessingCanvas" xmlns:cx="http://schemas.microsoft.com/office/drawing/2014/chartex" xmlns:cx1="http://schemas.microsoft.com/office/drawing/2015/9/8/chartex" xmlns:mc="http://schemas.openxmlformats.org/markup-compatibility/2006" xmlns:o="urn:schemas-microsoft-com:office:office" xmlns:r="http://schemas.openxmlformats.org/officeDocument/2006/relationships" xmlns:m="http://schemas.openxmlformats.org/officeDocument/2006/math" xmlns:v="urn:schemas-microsoft-com:vml" xmlns:wp14="http://schemas.microsoft.com/office/word/2010/wordprocessingDrawing" xmlns:wp="http://schemas.openxmlformats.org/drawingml/2006/wordprocessingDrawing" xmlns:w10="urn:schemas-microsoft-com:office:word" xmlns:w="http://schemas.openxmlformats.org/wordprocessingml/2006/main" xmlns:w14="http://schemas.microsoft.com/office/word/2010/wordml" xmlns:w15="http://schemas.microsoft.com/office/word/2012/wordml" xmlns:w16se="http://schemas.microsoft.com/office/word/2015/wordml/symex" xmlns:wpg="http://schemas.microsoft.com/office/word/2010/wordprocessingGroup" xmlns:wpi="http://schemas.microsoft.com/office/word/2010/wordprocessingInk" xmlns:wne="http://schemas.microsoft.com/office/word/2006/wordml" xmlns:wps="http://schemas.microsoft.com/office/word/2010/wordprocessingShape" mc:Ignorable="w14 w15 w16se wp14">
   <w:footnote w:type="separator" w:id="-1">
     <w:p>
       <w:pPr>
@@ -7036,7 +10267,7 @@
 </file>
 
 <file path=word/numbering.xml><?xml version="1.0" encoding="utf-8"?>
-<w:numbering xmlns:wpc="http://schemas.microsoft.com/office/word/2010/wordprocessingCanvas" xmlns:cx="http://schemas.microsoft.com/office/drawing/2014/chartex" xmlns:cx1="http://schemas.microsoft.com/office/drawing/2015/9/8/chartex" xmlns:cx2="http://schemas.microsoft.com/office/drawing/2015/10/21/chartex" xmlns:cx3="http://schemas.microsoft.com/office/drawing/2016/5/9/chartex" xmlns:cx4="http://schemas.microsoft.com/office/drawing/2016/5/10/chartex" xmlns:cx5="http://schemas.microsoft.com/office/drawing/2016/5/11/chartex" xmlns:cx6="http://schemas.microsoft.com/office/drawing/2016/5/12/chartex" xmlns:cx7="http://schemas.microsoft.com/office/drawing/2016/5/13/chartex" xmlns:cx8="http://schemas.microsoft.com/office/drawing/2016/5/14/chartex" xmlns:mc="http://schemas.openxmlformats.org/markup-compatibility/2006" xmlns:aink="http://schemas.microsoft.com/office/drawing/2016/ink" xmlns:am3d="http://schemas.microsoft.com/office/drawing/2017/model3d" xmlns:o="urn:schemas-microsoft-com:office:office" xmlns:oel="http://schemas.microsoft.com/office/2019/extlst" xmlns:r="http://schemas.openxmlformats.org/officeDocument/2006/relationships" xmlns:m="http://schemas.openxmlformats.org/officeDocument/2006/math" xmlns:v="urn:schemas-microsoft-com:vml" xmlns:wp14="http://schemas.microsoft.com/office/word/2010/wordprocessingDrawing" xmlns:wp="http://schemas.openxmlformats.org/drawingml/2006/wordprocessingDrawing" xmlns:w10="urn:schemas-microsoft-com:office:word" xmlns:w="http://schemas.openxmlformats.org/wordprocessingml/2006/main" xmlns:w14="http://schemas.microsoft.com/office/word/2010/wordml" xmlns:w15="http://schemas.microsoft.com/office/word/2012/wordml" xmlns:w16cex="http://schemas.microsoft.com/office/word/2018/wordml/cex" xmlns:w16cid="http://schemas.microsoft.com/office/word/2016/wordml/cid" xmlns:w16="http://schemas.microsoft.com/office/word/2018/wordml" xmlns:w16du="http://schemas.microsoft.com/office/word/2023/wordml/word16du" xmlns:w16sdtdh="http://schemas.microsoft.com/office/word/2020/wordml/sdtdatahash" xmlns:w16sdtfl="http://schemas.microsoft.com/office/word/2024/wordml/sdtformatlock" xmlns:w16se="http://schemas.microsoft.com/office/word/2015/wordml/symex" xmlns:wpg="http://schemas.microsoft.com/office/word/2010/wordprocessingGroup" xmlns:wpi="http://schemas.microsoft.com/office/word/2010/wordprocessingInk" xmlns:wne="http://schemas.microsoft.com/office/word/2006/wordml" xmlns:wps="http://schemas.microsoft.com/office/word/2010/wordprocessingShape" mc:Ignorable="w14 w15 w16se w16cid w16 w16cex w16sdtdh w16sdtfl w16du wp14">
+<w:numbering xmlns:wpc="http://schemas.microsoft.com/office/word/2010/wordprocessingCanvas" xmlns:cx="http://schemas.microsoft.com/office/drawing/2014/chartex" xmlns:cx1="http://schemas.microsoft.com/office/drawing/2015/9/8/chartex" xmlns:mc="http://schemas.openxmlformats.org/markup-compatibility/2006" xmlns:o="urn:schemas-microsoft-com:office:office" xmlns:r="http://schemas.openxmlformats.org/officeDocument/2006/relationships" xmlns:m="http://schemas.openxmlformats.org/officeDocument/2006/math" xmlns:v="urn:schemas-microsoft-com:vml" xmlns:wp14="http://schemas.microsoft.com/office/word/2010/wordprocessingDrawing" xmlns:wp="http://schemas.openxmlformats.org/drawingml/2006/wordprocessingDrawing" xmlns:w10="urn:schemas-microsoft-com:office:word" xmlns:w="http://schemas.openxmlformats.org/wordprocessingml/2006/main" xmlns:w14="http://schemas.microsoft.com/office/word/2010/wordml" xmlns:w15="http://schemas.microsoft.com/office/word/2012/wordml" xmlns:w16se="http://schemas.microsoft.com/office/word/2015/wordml/symex" xmlns:wpg="http://schemas.microsoft.com/office/word/2010/wordprocessingGroup" xmlns:wpi="http://schemas.microsoft.com/office/word/2010/wordprocessingInk" xmlns:wne="http://schemas.microsoft.com/office/word/2006/wordml" xmlns:wps="http://schemas.microsoft.com/office/word/2010/wordprocessingShape" mc:Ignorable="w14 w15 w16se wp14">
   <w:abstractNum w:abstractNumId="0" w15:restartNumberingAfterBreak="0">
     <w:nsid w:val="02826046"/>
     <w:multiLevelType w:val="multilevel"/>
@@ -8747,59 +11978,59 @@
       </w:rPr>
     </w:lvl>
   </w:abstractNum>
-  <w:num w:numId="1" w16cid:durableId="774832210">
+  <w:num w:numId="1">
     <w:abstractNumId w:val="13"/>
   </w:num>
-  <w:num w:numId="2" w16cid:durableId="1271470790">
+  <w:num w:numId="2">
     <w:abstractNumId w:val="11"/>
   </w:num>
-  <w:num w:numId="3" w16cid:durableId="759527382">
+  <w:num w:numId="3">
     <w:abstractNumId w:val="2"/>
   </w:num>
-  <w:num w:numId="4" w16cid:durableId="1274943412">
+  <w:num w:numId="4">
     <w:abstractNumId w:val="8"/>
   </w:num>
-  <w:num w:numId="5" w16cid:durableId="1111050986">
+  <w:num w:numId="5">
     <w:abstractNumId w:val="12"/>
   </w:num>
-  <w:num w:numId="6" w16cid:durableId="1273393934">
+  <w:num w:numId="6">
     <w:abstractNumId w:val="9"/>
   </w:num>
-  <w:num w:numId="7" w16cid:durableId="1478962117">
+  <w:num w:numId="7">
     <w:abstractNumId w:val="0"/>
   </w:num>
-  <w:num w:numId="8" w16cid:durableId="1290167731">
+  <w:num w:numId="8">
     <w:abstractNumId w:val="10"/>
   </w:num>
-  <w:num w:numId="9" w16cid:durableId="2127776769">
+  <w:num w:numId="9">
     <w:abstractNumId w:val="7"/>
   </w:num>
-  <w:num w:numId="10" w16cid:durableId="591934322">
+  <w:num w:numId="10">
     <w:abstractNumId w:val="1"/>
   </w:num>
-  <w:num w:numId="11" w16cid:durableId="746149786">
+  <w:num w:numId="11">
     <w:abstractNumId w:val="4"/>
   </w:num>
-  <w:num w:numId="12" w16cid:durableId="669023431">
+  <w:num w:numId="12">
     <w:abstractNumId w:val="6"/>
   </w:num>
-  <w:num w:numId="13" w16cid:durableId="2065828699">
+  <w:num w:numId="13">
     <w:abstractNumId w:val="14"/>
   </w:num>
-  <w:num w:numId="14" w16cid:durableId="212547974">
+  <w:num w:numId="14">
     <w:abstractNumId w:val="3"/>
   </w:num>
-  <w:num w:numId="15" w16cid:durableId="1812865630">
+  <w:num w:numId="15">
     <w:abstractNumId w:val="5"/>
   </w:num>
-  <w:num w:numId="16" w16cid:durableId="1081608091">
+  <w:num w:numId="16">
     <w:abstractNumId w:val="15"/>
   </w:num>
 </w:numbering>
 </file>
 
 <file path=word/styles.xml><?xml version="1.0" encoding="utf-8"?>
-<w:styles xmlns:mc="http://schemas.openxmlformats.org/markup-compatibility/2006" xmlns:r="http://schemas.openxmlformats.org/officeDocument/2006/relationships" xmlns:w="http://schemas.openxmlformats.org/wordprocessingml/2006/main" xmlns:w14="http://schemas.microsoft.com/office/word/2010/wordml" xmlns:w15="http://schemas.microsoft.com/office/word/2012/wordml" xmlns:w16cex="http://schemas.microsoft.com/office/word/2018/wordml/cex" xmlns:w16cid="http://schemas.microsoft.com/office/word/2016/wordml/cid" xmlns:w16="http://schemas.microsoft.com/office/word/2018/wordml" xmlns:w16du="http://schemas.microsoft.com/office/word/2023/wordml/word16du" xmlns:w16sdtdh="http://schemas.microsoft.com/office/word/2020/wordml/sdtdatahash" xmlns:w16sdtfl="http://schemas.microsoft.com/office/word/2024/wordml/sdtformatlock" xmlns:w16se="http://schemas.microsoft.com/office/word/2015/wordml/symex" mc:Ignorable="w14 w15 w16se w16cid w16 w16cex w16sdtdh w16sdtfl w16du">
+<w:styles xmlns:mc="http://schemas.openxmlformats.org/markup-compatibility/2006" xmlns:r="http://schemas.openxmlformats.org/officeDocument/2006/relationships" xmlns:w="http://schemas.openxmlformats.org/wordprocessingml/2006/main" xmlns:w14="http://schemas.microsoft.com/office/word/2010/wordml" xmlns:w15="http://schemas.microsoft.com/office/word/2012/wordml" xmlns:w16se="http://schemas.microsoft.com/office/word/2015/wordml/symex" mc:Ignorable="w14 w15 w16se">
   <w:docDefaults>
     <w:rPrDefault>
       <w:rPr>
@@ -8815,7 +12046,7 @@
       </w:pPr>
     </w:pPrDefault>
   </w:docDefaults>
-  <w:latentStyles w:defLockedState="0" w:defUIPriority="99" w:defSemiHidden="0" w:defUnhideWhenUsed="0" w:defQFormat="0" w:count="376">
+  <w:latentStyles w:defLockedState="0" w:defUIPriority="99" w:defSemiHidden="0" w:defUnhideWhenUsed="0" w:defQFormat="0" w:count="371">
     <w:lsdException w:name="Normal" w:uiPriority="0" w:qFormat="1"/>
     <w:lsdException w:name="heading 1" w:uiPriority="9" w:qFormat="1"/>
     <w:lsdException w:name="heading 2" w:semiHidden="1" w:uiPriority="9" w:unhideWhenUsed="1" w:qFormat="1"/>
@@ -9187,11 +12418,6 @@
     <w:lsdException w:name="List Table 5 Dark Accent 6" w:uiPriority="50"/>
     <w:lsdException w:name="List Table 6 Colorful Accent 6" w:uiPriority="51"/>
     <w:lsdException w:name="List Table 7 Colorful Accent 6" w:uiPriority="52"/>
-    <w:lsdException w:name="Mention" w:semiHidden="1" w:unhideWhenUsed="1"/>
-    <w:lsdException w:name="Smart Hyperlink" w:semiHidden="1" w:unhideWhenUsed="1"/>
-    <w:lsdException w:name="Hashtag" w:semiHidden="1" w:unhideWhenUsed="1"/>
-    <w:lsdException w:name="Unresolved Mention" w:semiHidden="1" w:unhideWhenUsed="1"/>
-    <w:lsdException w:name="Smart Link" w:semiHidden="1" w:unhideWhenUsed="1"/>
   </w:latentStyles>
   <w:style w:type="paragraph" w:default="1" w:styleId="Norml">
     <w:name w:val="Normal"/>
@@ -9354,7 +12580,7 @@
       <w:u w:val="single"/>
     </w:rPr>
   </w:style>
-  <w:style w:type="character" w:styleId="Feloldatlanmegemlts">
+  <w:style w:type="character" w:customStyle="1" w:styleId="UnresolvedMention">
     <w:name w:val="Unresolved Mention"/>
     <w:basedOn w:val="Bekezdsalapbettpusa"/>
     <w:uiPriority w:val="99"/>
@@ -9954,7 +13180,7 @@
 </file>
 
 <file path=customXml/itemProps1.xml><?xml version="1.0" encoding="utf-8"?>
-<ds:datastoreItem xmlns:ds="http://schemas.openxmlformats.org/officeDocument/2006/customXml" ds:itemID="{9F9CA2F8-2668-4A4F-8EF5-AA29998058F6}">
+<ds:datastoreItem xmlns:ds="http://schemas.openxmlformats.org/officeDocument/2006/customXml" ds:itemID="{FA947BE0-6358-413A-8BC3-1B0C60ADDBCD}">
   <ds:schemaRefs>
     <ds:schemaRef ds:uri="http://schemas.openxmlformats.org/officeDocument/2006/bibliography"/>
   </ds:schemaRefs>

--- a/Borsod Coding - For the potato.docx
+++ b/Borsod Coding - For the potato.docx
@@ -1,6 +1,6 @@
 
 <file path=word/document.xml><?xml version="1.0" encoding="utf-8"?>
-<w:document xmlns:wpc="http://schemas.microsoft.com/office/word/2010/wordprocessingCanvas" xmlns:cx="http://schemas.microsoft.com/office/drawing/2014/chartex" xmlns:cx1="http://schemas.microsoft.com/office/drawing/2015/9/8/chartex" xmlns:mc="http://schemas.openxmlformats.org/markup-compatibility/2006" xmlns:o="urn:schemas-microsoft-com:office:office" xmlns:r="http://schemas.openxmlformats.org/officeDocument/2006/relationships" xmlns:m="http://schemas.openxmlformats.org/officeDocument/2006/math" xmlns:v="urn:schemas-microsoft-com:vml" xmlns:wp14="http://schemas.microsoft.com/office/word/2010/wordprocessingDrawing" xmlns:wp="http://schemas.openxmlformats.org/drawingml/2006/wordprocessingDrawing" xmlns:w10="urn:schemas-microsoft-com:office:word" xmlns:w="http://schemas.openxmlformats.org/wordprocessingml/2006/main" xmlns:w14="http://schemas.microsoft.com/office/word/2010/wordml" xmlns:w15="http://schemas.microsoft.com/office/word/2012/wordml" xmlns:w16se="http://schemas.microsoft.com/office/word/2015/wordml/symex" xmlns:wpg="http://schemas.microsoft.com/office/word/2010/wordprocessingGroup" xmlns:wpi="http://schemas.microsoft.com/office/word/2010/wordprocessingInk" xmlns:wne="http://schemas.microsoft.com/office/word/2006/wordml" xmlns:wps="http://schemas.microsoft.com/office/word/2010/wordprocessingShape" mc:Ignorable="w14 w15 w16se wp14">
+<w:document xmlns:wpc="http://schemas.microsoft.com/office/word/2010/wordprocessingCanvas" xmlns:cx="http://schemas.microsoft.com/office/drawing/2014/chartex" xmlns:cx1="http://schemas.microsoft.com/office/drawing/2015/9/8/chartex" xmlns:cx2="http://schemas.microsoft.com/office/drawing/2015/10/21/chartex" xmlns:cx3="http://schemas.microsoft.com/office/drawing/2016/5/9/chartex" xmlns:cx4="http://schemas.microsoft.com/office/drawing/2016/5/10/chartex" xmlns:cx5="http://schemas.microsoft.com/office/drawing/2016/5/11/chartex" xmlns:cx6="http://schemas.microsoft.com/office/drawing/2016/5/12/chartex" xmlns:cx7="http://schemas.microsoft.com/office/drawing/2016/5/13/chartex" xmlns:cx8="http://schemas.microsoft.com/office/drawing/2016/5/14/chartex" xmlns:mc="http://schemas.openxmlformats.org/markup-compatibility/2006" xmlns:aink="http://schemas.microsoft.com/office/drawing/2016/ink" xmlns:am3d="http://schemas.microsoft.com/office/drawing/2017/model3d" xmlns:o="urn:schemas-microsoft-com:office:office" xmlns:oel="http://schemas.microsoft.com/office/2019/extlst" xmlns:r="http://schemas.openxmlformats.org/officeDocument/2006/relationships" xmlns:m="http://schemas.openxmlformats.org/officeDocument/2006/math" xmlns:v="urn:schemas-microsoft-com:vml" xmlns:wp14="http://schemas.microsoft.com/office/word/2010/wordprocessingDrawing" xmlns:wp="http://schemas.openxmlformats.org/drawingml/2006/wordprocessingDrawing" xmlns:w10="urn:schemas-microsoft-com:office:word" xmlns:w="http://schemas.openxmlformats.org/wordprocessingml/2006/main" xmlns:w14="http://schemas.microsoft.com/office/word/2010/wordml" xmlns:w15="http://schemas.microsoft.com/office/word/2012/wordml" xmlns:w16cex="http://schemas.microsoft.com/office/word/2018/wordml/cex" xmlns:w16cid="http://schemas.microsoft.com/office/word/2016/wordml/cid" xmlns:w16="http://schemas.microsoft.com/office/word/2018/wordml" xmlns:w16du="http://schemas.microsoft.com/office/word/2023/wordml/word16du" xmlns:w16sdtdh="http://schemas.microsoft.com/office/word/2020/wordml/sdtdatahash" xmlns:w16sdtfl="http://schemas.microsoft.com/office/word/2024/wordml/sdtformatlock" xmlns:w16se="http://schemas.microsoft.com/office/word/2015/wordml/symex" xmlns:wpg="http://schemas.microsoft.com/office/word/2010/wordprocessingGroup" xmlns:wpi="http://schemas.microsoft.com/office/word/2010/wordprocessingInk" xmlns:wne="http://schemas.microsoft.com/office/word/2006/wordml" xmlns:wps="http://schemas.microsoft.com/office/word/2010/wordprocessingShape" mc:Ignorable="w14 w15 w16se w16cid w16 w16cex w16sdtdh w16sdtfl w16du wp14">
   <w:body>
     <w:p>
       <w:pPr>
@@ -756,7 +756,6 @@
           <w:lang w:val="hu-HU"/>
         </w:rPr>
       </w:pPr>
-      <w:proofErr w:type="gramStart"/>
       <w:r>
         <w:rPr>
           <w:rFonts w:ascii="Times New Roman" w:hAnsi="Times New Roman" w:cs="Times New Roman"/>
@@ -765,18 +764,7 @@
           <w:szCs w:val="48"/>
           <w:lang w:val="hu-HU"/>
         </w:rPr>
-        <w:t>tudnivalók</w:t>
-      </w:r>
-      <w:proofErr w:type="gramEnd"/>
-      <w:r>
-        <w:rPr>
-          <w:rFonts w:ascii="Times New Roman" w:hAnsi="Times New Roman" w:cs="Times New Roman"/>
-          <w:snapToGrid w:val="0"/>
-          <w:sz w:val="48"/>
-          <w:szCs w:val="48"/>
-          <w:lang w:val="hu-HU"/>
-        </w:rPr>
-        <w:t xml:space="preserve"> a záródolgozathoz</w:t>
+        <w:t>tudnivalók a záródolgozathoz</w:t>
       </w:r>
     </w:p>
     <w:p>
@@ -958,7 +946,7 @@
             </w:rPr>
             <w:fldChar w:fldCharType="separate"/>
           </w:r>
-          <w:hyperlink w:anchor="_Toc227053844" w:history="1">
+          <w:hyperlink w:anchor="_Toc227104184" w:history="1">
             <w:r>
               <w:rPr>
                 <w:rStyle w:val="Hiperhivatkozs"/>
@@ -987,7 +975,7 @@
                 <w:noProof/>
                 <w:webHidden/>
               </w:rPr>
-              <w:instrText xml:space="preserve"> PAGEREF _Toc227053844 \h </w:instrText>
+              <w:instrText xml:space="preserve"> PAGEREF _Toc227104184 \h </w:instrText>
             </w:r>
             <w:r>
               <w:rPr>
@@ -1033,7 +1021,7 @@
               <w14:ligatures w14:val="standardContextual"/>
             </w:rPr>
           </w:pPr>
-          <w:hyperlink w:anchor="_Toc227053845" w:history="1">
+          <w:hyperlink w:anchor="_Toc227104185" w:history="1">
             <w:r>
               <w:rPr>
                 <w:rStyle w:val="Hiperhivatkozs"/>
@@ -1062,7 +1050,7 @@
                 <w:noProof/>
                 <w:webHidden/>
               </w:rPr>
-              <w:instrText xml:space="preserve"> PAGEREF _Toc227053845 \h </w:instrText>
+              <w:instrText xml:space="preserve"> PAGEREF _Toc227104185 \h </w:instrText>
             </w:r>
             <w:r>
               <w:rPr>
@@ -1108,7 +1096,7 @@
               <w14:ligatures w14:val="standardContextual"/>
             </w:rPr>
           </w:pPr>
-          <w:hyperlink w:anchor="_Toc227053846" w:history="1">
+          <w:hyperlink w:anchor="_Toc227104186" w:history="1">
             <w:r>
               <w:rPr>
                 <w:rStyle w:val="Hiperhivatkozs"/>
@@ -1137,7 +1125,7 @@
                 <w:noProof/>
                 <w:webHidden/>
               </w:rPr>
-              <w:instrText xml:space="preserve"> PAGEREF _Toc227053846 \h </w:instrText>
+              <w:instrText xml:space="preserve"> PAGEREF _Toc227104186 \h </w:instrText>
             </w:r>
             <w:r>
               <w:rPr>
@@ -1183,7 +1171,7 @@
               <w14:ligatures w14:val="standardContextual"/>
             </w:rPr>
           </w:pPr>
-          <w:hyperlink w:anchor="_Toc227053847" w:history="1">
+          <w:hyperlink w:anchor="_Toc227104187" w:history="1">
             <w:r>
               <w:rPr>
                 <w:rStyle w:val="Hiperhivatkozs"/>
@@ -1212,7 +1200,7 @@
                 <w:noProof/>
                 <w:webHidden/>
               </w:rPr>
-              <w:instrText xml:space="preserve"> PAGEREF _Toc227053847 \h </w:instrText>
+              <w:instrText xml:space="preserve"> PAGEREF _Toc227104187 \h </w:instrText>
             </w:r>
             <w:r>
               <w:rPr>
@@ -1258,7 +1246,7 @@
               <w14:ligatures w14:val="standardContextual"/>
             </w:rPr>
           </w:pPr>
-          <w:hyperlink w:anchor="_Toc227053848" w:history="1">
+          <w:hyperlink w:anchor="_Toc227104188" w:history="1">
             <w:r>
               <w:rPr>
                 <w:rStyle w:val="Hiperhivatkozs"/>
@@ -1287,7 +1275,7 @@
                 <w:noProof/>
                 <w:webHidden/>
               </w:rPr>
-              <w:instrText xml:space="preserve"> PAGEREF _Toc227053848 \h </w:instrText>
+              <w:instrText xml:space="preserve"> PAGEREF _Toc227104188 \h </w:instrText>
             </w:r>
             <w:r>
               <w:rPr>
@@ -1333,7 +1321,7 @@
               <w14:ligatures w14:val="standardContextual"/>
             </w:rPr>
           </w:pPr>
-          <w:hyperlink w:anchor="_Toc227053849" w:history="1">
+          <w:hyperlink w:anchor="_Toc227104189" w:history="1">
             <w:r>
               <w:rPr>
                 <w:rStyle w:val="Hiperhivatkozs"/>
@@ -1362,7 +1350,81 @@
                 <w:noProof/>
                 <w:webHidden/>
               </w:rPr>
-              <w:instrText xml:space="preserve"> PAGEREF _Toc227053849 \h </w:instrText>
+              <w:instrText xml:space="preserve"> PAGEREF _Toc227104189 \h </w:instrText>
+            </w:r>
+            <w:r>
+              <w:rPr>
+                <w:noProof/>
+                <w:webHidden/>
+              </w:rPr>
+            </w:r>
+            <w:r>
+              <w:rPr>
+                <w:noProof/>
+                <w:webHidden/>
+              </w:rPr>
+              <w:fldChar w:fldCharType="separate"/>
+            </w:r>
+            <w:r>
+              <w:rPr>
+                <w:noProof/>
+                <w:webHidden/>
+              </w:rPr>
+              <w:t>9</w:t>
+            </w:r>
+            <w:r>
+              <w:rPr>
+                <w:noProof/>
+                <w:webHidden/>
+              </w:rPr>
+              <w:fldChar w:fldCharType="end"/>
+            </w:r>
+          </w:hyperlink>
+        </w:p>
+        <w:p>
+          <w:pPr>
+            <w:pStyle w:val="TJ1"/>
+            <w:tabs>
+              <w:tab w:val="right" w:leader="dot" w:pos="9062"/>
+            </w:tabs>
+            <w:rPr>
+              <w:rFonts w:asciiTheme="minorHAnsi" w:eastAsiaTheme="minorEastAsia" w:hAnsiTheme="minorHAnsi" w:cstheme="minorBidi"/>
+              <w:noProof/>
+              <w:kern w:val="2"/>
+              <w:szCs w:val="24"/>
+              <w:lang w:val="hu-HU" w:eastAsia="hu-HU"/>
+              <w14:ligatures w14:val="standardContextual"/>
+            </w:rPr>
+          </w:pPr>
+          <w:hyperlink w:anchor="_Toc227104190" w:history="1">
+            <w:r>
+              <w:rPr>
+                <w:rStyle w:val="Hiperhivatkozs"/>
+                <w:rFonts w:ascii="Times New Roman" w:hAnsi="Times New Roman" w:cs="Times New Roman"/>
+                <w:noProof/>
+              </w:rPr>
+              <w:t>Irodalomjegyzék</w:t>
+            </w:r>
+            <w:r>
+              <w:rPr>
+                <w:noProof/>
+                <w:webHidden/>
+              </w:rPr>
+              <w:tab/>
+            </w:r>
+            <w:r>
+              <w:rPr>
+                <w:noProof/>
+                <w:webHidden/>
+              </w:rPr>
+              <w:fldChar w:fldCharType="begin"/>
+            </w:r>
+            <w:r>
+              <w:rPr>
+                <w:noProof/>
+                <w:webHidden/>
+              </w:rPr>
+              <w:instrText xml:space="preserve"> PAGEREF _Toc227104190 \h </w:instrText>
             </w:r>
             <w:r>
               <w:rPr>
@@ -1408,81 +1470,7 @@
               <w14:ligatures w14:val="standardContextual"/>
             </w:rPr>
           </w:pPr>
-          <w:hyperlink w:anchor="_Toc227053850" w:history="1">
-            <w:r>
-              <w:rPr>
-                <w:rStyle w:val="Hiperhivatkozs"/>
-                <w:rFonts w:ascii="Times New Roman" w:hAnsi="Times New Roman" w:cs="Times New Roman"/>
-                <w:noProof/>
-              </w:rPr>
-              <w:t>Irodalomjegyzék</w:t>
-            </w:r>
-            <w:r>
-              <w:rPr>
-                <w:noProof/>
-                <w:webHidden/>
-              </w:rPr>
-              <w:tab/>
-            </w:r>
-            <w:r>
-              <w:rPr>
-                <w:noProof/>
-                <w:webHidden/>
-              </w:rPr>
-              <w:fldChar w:fldCharType="begin"/>
-            </w:r>
-            <w:r>
-              <w:rPr>
-                <w:noProof/>
-                <w:webHidden/>
-              </w:rPr>
-              <w:instrText xml:space="preserve"> PAGEREF _Toc227053850 \h </w:instrText>
-            </w:r>
-            <w:r>
-              <w:rPr>
-                <w:noProof/>
-                <w:webHidden/>
-              </w:rPr>
-            </w:r>
-            <w:r>
-              <w:rPr>
-                <w:noProof/>
-                <w:webHidden/>
-              </w:rPr>
-              <w:fldChar w:fldCharType="separate"/>
-            </w:r>
-            <w:r>
-              <w:rPr>
-                <w:noProof/>
-                <w:webHidden/>
-              </w:rPr>
-              <w:t>11</w:t>
-            </w:r>
-            <w:r>
-              <w:rPr>
-                <w:noProof/>
-                <w:webHidden/>
-              </w:rPr>
-              <w:fldChar w:fldCharType="end"/>
-            </w:r>
-          </w:hyperlink>
-        </w:p>
-        <w:p>
-          <w:pPr>
-            <w:pStyle w:val="TJ1"/>
-            <w:tabs>
-              <w:tab w:val="right" w:leader="dot" w:pos="9062"/>
-            </w:tabs>
-            <w:rPr>
-              <w:rFonts w:asciiTheme="minorHAnsi" w:eastAsiaTheme="minorEastAsia" w:hAnsiTheme="minorHAnsi" w:cstheme="minorBidi"/>
-              <w:noProof/>
-              <w:kern w:val="2"/>
-              <w:szCs w:val="24"/>
-              <w:lang w:val="hu-HU" w:eastAsia="hu-HU"/>
-              <w14:ligatures w14:val="standardContextual"/>
-            </w:rPr>
-          </w:pPr>
-          <w:hyperlink w:anchor="_Toc227053851" w:history="1">
+          <w:hyperlink w:anchor="_Toc227104191" w:history="1">
             <w:r>
               <w:rPr>
                 <w:rStyle w:val="Hiperhivatkozs"/>
@@ -1511,7 +1499,7 @@
                 <w:noProof/>
                 <w:webHidden/>
               </w:rPr>
-              <w:instrText xml:space="preserve"> PAGEREF _Toc227053851 \h </w:instrText>
+              <w:instrText xml:space="preserve"> PAGEREF _Toc227104191 \h </w:instrText>
             </w:r>
             <w:r>
               <w:rPr>
@@ -1557,7 +1545,7 @@
               <w14:ligatures w14:val="standardContextual"/>
             </w:rPr>
           </w:pPr>
-          <w:hyperlink w:anchor="_Toc227053852" w:history="1">
+          <w:hyperlink w:anchor="_Toc227104192" w:history="1">
             <w:r>
               <w:rPr>
                 <w:rStyle w:val="Hiperhivatkozs"/>
@@ -1586,7 +1574,7 @@
                 <w:noProof/>
                 <w:webHidden/>
               </w:rPr>
-              <w:instrText xml:space="preserve"> PAGEREF _Toc227053852 \h </w:instrText>
+              <w:instrText xml:space="preserve"> PAGEREF _Toc227104192 \h </w:instrText>
             </w:r>
             <w:r>
               <w:rPr>
@@ -1632,7 +1620,7 @@
               <w14:ligatures w14:val="standardContextual"/>
             </w:rPr>
           </w:pPr>
-          <w:hyperlink w:anchor="_Toc227053853" w:history="1">
+          <w:hyperlink w:anchor="_Toc227104193" w:history="1">
             <w:r>
               <w:rPr>
                 <w:rStyle w:val="Hiperhivatkozs"/>
@@ -1661,7 +1649,7 @@
                 <w:noProof/>
                 <w:webHidden/>
               </w:rPr>
-              <w:instrText xml:space="preserve"> PAGEREF _Toc227053853 \h </w:instrText>
+              <w:instrText xml:space="preserve"> PAGEREF _Toc227104193 \h </w:instrText>
             </w:r>
             <w:r>
               <w:rPr>
@@ -1707,7 +1695,7 @@
               <w14:ligatures w14:val="standardContextual"/>
             </w:rPr>
           </w:pPr>
-          <w:hyperlink w:anchor="_Toc227053854" w:history="1">
+          <w:hyperlink w:anchor="_Toc227104194" w:history="1">
             <w:r>
               <w:rPr>
                 <w:rStyle w:val="Hiperhivatkozs"/>
@@ -1736,7 +1724,7 @@
                 <w:noProof/>
                 <w:webHidden/>
               </w:rPr>
-              <w:instrText xml:space="preserve"> PAGEREF _Toc227053854 \h </w:instrText>
+              <w:instrText xml:space="preserve"> PAGEREF _Toc227104194 \h </w:instrText>
             </w:r>
             <w:r>
               <w:rPr>
@@ -1782,7 +1770,7 @@
               <w14:ligatures w14:val="standardContextual"/>
             </w:rPr>
           </w:pPr>
-          <w:hyperlink w:anchor="_Toc227053855" w:history="1">
+          <w:hyperlink w:anchor="_Toc227104195" w:history="1">
             <w:r>
               <w:rPr>
                 <w:rStyle w:val="Hiperhivatkozs"/>
@@ -1811,7 +1799,7 @@
                 <w:noProof/>
                 <w:webHidden/>
               </w:rPr>
-              <w:instrText xml:space="preserve"> PAGEREF _Toc227053855 \h </w:instrText>
+              <w:instrText xml:space="preserve"> PAGEREF _Toc227104195 \h </w:instrText>
             </w:r>
             <w:r>
               <w:rPr>
@@ -1844,6 +1832,228 @@
         </w:p>
         <w:p>
           <w:pPr>
+            <w:pStyle w:val="TJ1"/>
+            <w:tabs>
+              <w:tab w:val="right" w:leader="dot" w:pos="9062"/>
+            </w:tabs>
+            <w:rPr>
+              <w:rFonts w:asciiTheme="minorHAnsi" w:eastAsiaTheme="minorEastAsia" w:hAnsiTheme="minorHAnsi" w:cstheme="minorBidi"/>
+              <w:noProof/>
+              <w:kern w:val="2"/>
+              <w:szCs w:val="24"/>
+              <w:lang w:val="hu-HU" w:eastAsia="hu-HU"/>
+              <w14:ligatures w14:val="standardContextual"/>
+            </w:rPr>
+          </w:pPr>
+          <w:hyperlink w:anchor="_Toc227104196" w:history="1">
+            <w:r>
+              <w:rPr>
+                <w:rStyle w:val="Hiperhivatkozs"/>
+                <w:noProof/>
+                <w:lang w:val="hu-HU"/>
+              </w:rPr>
+              <w:t>Sweagger UI</w:t>
+            </w:r>
+            <w:r>
+              <w:rPr>
+                <w:noProof/>
+                <w:webHidden/>
+              </w:rPr>
+              <w:tab/>
+            </w:r>
+            <w:r>
+              <w:rPr>
+                <w:noProof/>
+                <w:webHidden/>
+              </w:rPr>
+              <w:fldChar w:fldCharType="begin"/>
+            </w:r>
+            <w:r>
+              <w:rPr>
+                <w:noProof/>
+                <w:webHidden/>
+              </w:rPr>
+              <w:instrText xml:space="preserve"> PAGEREF _Toc227104196 \h </w:instrText>
+            </w:r>
+            <w:r>
+              <w:rPr>
+                <w:noProof/>
+                <w:webHidden/>
+              </w:rPr>
+            </w:r>
+            <w:r>
+              <w:rPr>
+                <w:noProof/>
+                <w:webHidden/>
+              </w:rPr>
+              <w:fldChar w:fldCharType="separate"/>
+            </w:r>
+            <w:r>
+              <w:rPr>
+                <w:noProof/>
+                <w:webHidden/>
+              </w:rPr>
+              <w:t>VI</w:t>
+            </w:r>
+            <w:r>
+              <w:rPr>
+                <w:noProof/>
+                <w:webHidden/>
+              </w:rPr>
+              <w:fldChar w:fldCharType="end"/>
+            </w:r>
+          </w:hyperlink>
+        </w:p>
+        <w:p>
+          <w:pPr>
+            <w:pStyle w:val="TJ1"/>
+            <w:tabs>
+              <w:tab w:val="right" w:leader="dot" w:pos="9062"/>
+            </w:tabs>
+            <w:rPr>
+              <w:rFonts w:asciiTheme="minorHAnsi" w:eastAsiaTheme="minorEastAsia" w:hAnsiTheme="minorHAnsi" w:cstheme="minorBidi"/>
+              <w:noProof/>
+              <w:kern w:val="2"/>
+              <w:szCs w:val="24"/>
+              <w:lang w:val="hu-HU" w:eastAsia="hu-HU"/>
+              <w14:ligatures w14:val="standardContextual"/>
+            </w:rPr>
+          </w:pPr>
+          <w:hyperlink w:anchor="_Toc227104197" w:history="1">
+            <w:r>
+              <w:rPr>
+                <w:rStyle w:val="Hiperhivatkozs"/>
+                <w:noProof/>
+                <w:lang w:val="hu-HU"/>
+              </w:rPr>
+              <w:t>Xampp MySQL</w:t>
+            </w:r>
+            <w:r>
+              <w:rPr>
+                <w:noProof/>
+                <w:webHidden/>
+              </w:rPr>
+              <w:tab/>
+            </w:r>
+            <w:r>
+              <w:rPr>
+                <w:noProof/>
+                <w:webHidden/>
+              </w:rPr>
+              <w:fldChar w:fldCharType="begin"/>
+            </w:r>
+            <w:r>
+              <w:rPr>
+                <w:noProof/>
+                <w:webHidden/>
+              </w:rPr>
+              <w:instrText xml:space="preserve"> PAGEREF _Toc227104197 \h </w:instrText>
+            </w:r>
+            <w:r>
+              <w:rPr>
+                <w:noProof/>
+                <w:webHidden/>
+              </w:rPr>
+            </w:r>
+            <w:r>
+              <w:rPr>
+                <w:noProof/>
+                <w:webHidden/>
+              </w:rPr>
+              <w:fldChar w:fldCharType="separate"/>
+            </w:r>
+            <w:r>
+              <w:rPr>
+                <w:noProof/>
+                <w:webHidden/>
+              </w:rPr>
+              <w:t>VII</w:t>
+            </w:r>
+            <w:r>
+              <w:rPr>
+                <w:noProof/>
+                <w:webHidden/>
+              </w:rPr>
+              <w:fldChar w:fldCharType="end"/>
+            </w:r>
+          </w:hyperlink>
+        </w:p>
+        <w:p>
+          <w:pPr>
+            <w:pStyle w:val="TJ1"/>
+            <w:tabs>
+              <w:tab w:val="right" w:leader="dot" w:pos="9062"/>
+            </w:tabs>
+            <w:rPr>
+              <w:rFonts w:asciiTheme="minorHAnsi" w:eastAsiaTheme="minorEastAsia" w:hAnsiTheme="minorHAnsi" w:cstheme="minorBidi"/>
+              <w:noProof/>
+              <w:kern w:val="2"/>
+              <w:szCs w:val="24"/>
+              <w:lang w:val="hu-HU" w:eastAsia="hu-HU"/>
+              <w14:ligatures w14:val="standardContextual"/>
+            </w:rPr>
+          </w:pPr>
+          <w:hyperlink w:anchor="_Toc227104198" w:history="1">
+            <w:r>
+              <w:rPr>
+                <w:rStyle w:val="Hiperhivatkozs"/>
+                <w:noProof/>
+                <w:lang w:val="hu-HU"/>
+              </w:rPr>
+              <w:t>Index.jsx</w:t>
+            </w:r>
+            <w:r>
+              <w:rPr>
+                <w:noProof/>
+                <w:webHidden/>
+              </w:rPr>
+              <w:tab/>
+            </w:r>
+            <w:r>
+              <w:rPr>
+                <w:noProof/>
+                <w:webHidden/>
+              </w:rPr>
+              <w:fldChar w:fldCharType="begin"/>
+            </w:r>
+            <w:r>
+              <w:rPr>
+                <w:noProof/>
+                <w:webHidden/>
+              </w:rPr>
+              <w:instrText xml:space="preserve"> PAGEREF _Toc227104198 \h </w:instrText>
+            </w:r>
+            <w:r>
+              <w:rPr>
+                <w:noProof/>
+                <w:webHidden/>
+              </w:rPr>
+            </w:r>
+            <w:r>
+              <w:rPr>
+                <w:noProof/>
+                <w:webHidden/>
+              </w:rPr>
+              <w:fldChar w:fldCharType="separate"/>
+            </w:r>
+            <w:r>
+              <w:rPr>
+                <w:noProof/>
+                <w:webHidden/>
+              </w:rPr>
+              <w:t>VIII</w:t>
+            </w:r>
+            <w:r>
+              <w:rPr>
+                <w:noProof/>
+                <w:webHidden/>
+              </w:rPr>
+              <w:fldChar w:fldCharType="end"/>
+            </w:r>
+          </w:hyperlink>
+        </w:p>
+        <w:p>
+          <w:pPr>
             <w:rPr>
               <w:rFonts w:ascii="Times New Roman" w:hAnsi="Times New Roman" w:cs="Times New Roman"/>
             </w:rPr>
@@ -1899,7 +2109,7 @@
           <w:lang w:val="hu-HU"/>
         </w:rPr>
       </w:pPr>
-      <w:bookmarkStart w:id="0" w:name="_Toc227053844"/>
+      <w:bookmarkStart w:id="0" w:name="_Toc227104184"/>
       <w:r>
         <w:rPr>
           <w:rFonts w:ascii="Times New Roman" w:hAnsi="Times New Roman" w:cs="Times New Roman"/>
@@ -2497,19 +2707,8 @@
           <w:szCs w:val="24"/>
           <w:lang w:val="hu" w:eastAsia="hu-HU"/>
         </w:rPr>
-        <w:t xml:space="preserve"> lesz éhes</w:t>
-      </w:r>
-      <w:proofErr w:type="gramStart"/>
-      <w:r>
-        <w:rPr>
-          <w:rFonts w:ascii="Times New Roman" w:eastAsia="Calibri" w:hAnsi="Times New Roman" w:cs="Times New Roman"/>
-          <w:color w:val="000000"/>
-          <w:szCs w:val="24"/>
-          <w:lang w:val="hu" w:eastAsia="hu-HU"/>
-        </w:rPr>
-        <w:t>...</w:t>
-      </w:r>
-      <w:proofErr w:type="gramEnd"/>
+        <w:t xml:space="preserve"> lesz éhes...</w:t>
+      </w:r>
     </w:p>
     <w:p>
       <w:pPr>
@@ -2734,19 +2933,8 @@
           <w:szCs w:val="24"/>
           <w:lang w:val="hu" w:eastAsia="hu-HU"/>
         </w:rPr>
-        <w:t xml:space="preserve">Ezután megjelenik a játék </w:t>
-      </w:r>
-      <w:proofErr w:type="spellStart"/>
-      <w:r>
-        <w:rPr>
-          <w:rFonts w:ascii="Times New Roman" w:eastAsia="Calibri" w:hAnsi="Times New Roman" w:cs="Times New Roman"/>
-          <w:color w:val="000000"/>
-          <w:szCs w:val="24"/>
-          <w:lang w:val="hu" w:eastAsia="hu-HU"/>
-        </w:rPr>
-        <w:t>főmenüje</w:t>
-      </w:r>
-      <w:proofErr w:type="spellEnd"/>
+        <w:t>Ezután megjelenik a játék főmenüje</w:t>
+      </w:r>
       <w:r>
         <w:rPr>
           <w:rFonts w:ascii="Times New Roman" w:eastAsia="Calibri" w:hAnsi="Times New Roman" w:cs="Times New Roman"/>
@@ -3810,7 +3998,7 @@
           <w:lang w:val="hu-HU"/>
         </w:rPr>
       </w:pPr>
-      <w:bookmarkStart w:id="1" w:name="_Toc227053845"/>
+      <w:bookmarkStart w:id="1" w:name="_Toc227104185"/>
       <w:r>
         <w:rPr>
           <w:rFonts w:ascii="Times New Roman" w:hAnsi="Times New Roman" w:cs="Times New Roman"/>
@@ -4059,7 +4247,7 @@
           <w:szCs w:val="24"/>
           <w:lang w:val="hu" w:eastAsia="hu-HU"/>
         </w:rPr>
-        <w:t xml:space="preserve"> fordítóprogramnak a </w:t>
+        <w:t xml:space="preserve"> fordítóprogram </w:t>
       </w:r>
       <w:proofErr w:type="spellStart"/>
       <w:r>
@@ -4079,7 +4267,34 @@
           <w:szCs w:val="24"/>
           <w:lang w:val="hu" w:eastAsia="hu-HU"/>
         </w:rPr>
-        <w:t xml:space="preserve">, és a játékunknak a felépítője is, ami a </w:t>
+        <w:t xml:space="preserve"> által </w:t>
+      </w:r>
+      <w:r>
+        <w:rPr>
+          <w:rFonts w:ascii="Times New Roman" w:eastAsia="Calibri" w:hAnsi="Times New Roman" w:cs="Times New Roman"/>
+          <w:color w:val="000000"/>
+          <w:szCs w:val="24"/>
+          <w:lang w:val="hu" w:eastAsia="hu-HU"/>
+        </w:rPr>
+        <w:t>a játékunk felépítője</w:t>
+      </w:r>
+      <w:r>
+        <w:rPr>
+          <w:rFonts w:ascii="Times New Roman" w:eastAsia="Calibri" w:hAnsi="Times New Roman" w:cs="Times New Roman"/>
+          <w:color w:val="000000"/>
+          <w:szCs w:val="24"/>
+          <w:lang w:val="hu" w:eastAsia="hu-HU"/>
+        </w:rPr>
+        <w:t>,</w:t>
+      </w:r>
+      <w:r>
+        <w:rPr>
+          <w:rFonts w:ascii="Times New Roman" w:eastAsia="Calibri" w:hAnsi="Times New Roman" w:cs="Times New Roman"/>
+          <w:color w:val="000000"/>
+          <w:szCs w:val="24"/>
+          <w:lang w:val="hu" w:eastAsia="hu-HU"/>
+        </w:rPr>
+        <w:t xml:space="preserve"> ami a </w:t>
       </w:r>
       <w:proofErr w:type="spellStart"/>
       <w:r>
@@ -4332,14 +4547,6 @@
         </w:rPr>
       </w:pPr>
       <w:proofErr w:type="spellStart"/>
-      <w:r>
-        <w:rPr>
-          <w:rFonts w:ascii="Times New Roman" w:eastAsia="Calibri" w:hAnsi="Times New Roman" w:cs="Times New Roman"/>
-          <w:szCs w:val="24"/>
-          <w:lang w:val="hu" w:eastAsia="hu-HU"/>
-        </w:rPr>
-        <w:t>Microsoft</w:t>
-      </w:r>
       <w:proofErr w:type="gramStart"/>
       <w:r>
         <w:rPr>
@@ -4347,18 +4554,10 @@
           <w:szCs w:val="24"/>
           <w:lang w:val="hu" w:eastAsia="hu-HU"/>
         </w:rPr>
-        <w:t>.AspNetCore</w:t>
-      </w:r>
+        <w:t>Microsoft.AspNetCore.Authentication.JwtBearer</w:t>
+      </w:r>
+      <w:proofErr w:type="spellEnd"/>
       <w:proofErr w:type="gramEnd"/>
-      <w:r>
-        <w:rPr>
-          <w:rFonts w:ascii="Times New Roman" w:eastAsia="Calibri" w:hAnsi="Times New Roman" w:cs="Times New Roman"/>
-          <w:szCs w:val="24"/>
-          <w:lang w:val="hu" w:eastAsia="hu-HU"/>
-        </w:rPr>
-        <w:t>.Authentication.JwtBearer</w:t>
-      </w:r>
-      <w:proofErr w:type="spellEnd"/>
       <w:r>
         <w:rPr>
           <w:rFonts w:ascii="Times New Roman" w:eastAsia="Calibri" w:hAnsi="Times New Roman" w:cs="Times New Roman"/>
@@ -4390,14 +4589,6 @@
         </w:rPr>
       </w:pPr>
       <w:proofErr w:type="spellStart"/>
-      <w:r>
-        <w:rPr>
-          <w:rFonts w:ascii="Times New Roman" w:eastAsia="Calibri" w:hAnsi="Times New Roman" w:cs="Times New Roman"/>
-          <w:szCs w:val="24"/>
-          <w:lang w:val="hu" w:eastAsia="hu-HU"/>
-        </w:rPr>
-        <w:t>Microsoft</w:t>
-      </w:r>
       <w:proofErr w:type="gramStart"/>
       <w:r>
         <w:rPr>
@@ -4405,18 +4596,10 @@
           <w:szCs w:val="24"/>
           <w:lang w:val="hu" w:eastAsia="hu-HU"/>
         </w:rPr>
-        <w:t>.AspNetCore</w:t>
-      </w:r>
+        <w:t>Microsoft.AspNetCore.Identity.EntityFrameworkCore</w:t>
+      </w:r>
+      <w:proofErr w:type="spellEnd"/>
       <w:proofErr w:type="gramEnd"/>
-      <w:r>
-        <w:rPr>
-          <w:rFonts w:ascii="Times New Roman" w:eastAsia="Calibri" w:hAnsi="Times New Roman" w:cs="Times New Roman"/>
-          <w:szCs w:val="24"/>
-          <w:lang w:val="hu" w:eastAsia="hu-HU"/>
-        </w:rPr>
-        <w:t>.Identity.EntityFrameworkCore</w:t>
-      </w:r>
-      <w:proofErr w:type="spellEnd"/>
       <w:r>
         <w:rPr>
           <w:rFonts w:ascii="Times New Roman" w:eastAsia="Calibri" w:hAnsi="Times New Roman" w:cs="Times New Roman"/>
@@ -4448,14 +4631,6 @@
         </w:rPr>
       </w:pPr>
       <w:proofErr w:type="spellStart"/>
-      <w:r>
-        <w:rPr>
-          <w:rFonts w:ascii="Times New Roman" w:eastAsia="Calibri" w:hAnsi="Times New Roman" w:cs="Times New Roman"/>
-          <w:szCs w:val="24"/>
-          <w:lang w:val="hu" w:eastAsia="hu-HU"/>
-        </w:rPr>
-        <w:t>Microsoft</w:t>
-      </w:r>
       <w:proofErr w:type="gramStart"/>
       <w:r>
         <w:rPr>
@@ -4463,18 +4638,10 @@
           <w:szCs w:val="24"/>
           <w:lang w:val="hu" w:eastAsia="hu-HU"/>
         </w:rPr>
-        <w:t>.EntityFrameworkCore</w:t>
-      </w:r>
+        <w:t>Microsoft.EntityFrameworkCore.Tools</w:t>
+      </w:r>
+      <w:proofErr w:type="spellEnd"/>
       <w:proofErr w:type="gramEnd"/>
-      <w:r>
-        <w:rPr>
-          <w:rFonts w:ascii="Times New Roman" w:eastAsia="Calibri" w:hAnsi="Times New Roman" w:cs="Times New Roman"/>
-          <w:szCs w:val="24"/>
-          <w:lang w:val="hu" w:eastAsia="hu-HU"/>
-        </w:rPr>
-        <w:t>.Tools</w:t>
-      </w:r>
-      <w:proofErr w:type="spellEnd"/>
       <w:r>
         <w:rPr>
           <w:rFonts w:ascii="Times New Roman" w:eastAsia="Calibri" w:hAnsi="Times New Roman" w:cs="Times New Roman"/>
@@ -4512,19 +4679,9 @@
           <w:szCs w:val="24"/>
           <w:lang w:val="hu" w:eastAsia="hu-HU"/>
         </w:rPr>
-        <w:t>MySql</w:t>
-      </w:r>
-      <w:proofErr w:type="gramStart"/>
-      <w:r>
-        <w:rPr>
-          <w:rFonts w:ascii="Times New Roman" w:eastAsia="Calibri" w:hAnsi="Times New Roman" w:cs="Times New Roman"/>
-          <w:szCs w:val="24"/>
-          <w:lang w:val="hu" w:eastAsia="hu-HU"/>
-        </w:rPr>
-        <w:t>.EntityFrameworkCore</w:t>
-      </w:r>
-      <w:proofErr w:type="spellEnd"/>
-      <w:proofErr w:type="gramEnd"/>
+        <w:t>MySql.EntityFrameworkCore</w:t>
+      </w:r>
+      <w:proofErr w:type="spellEnd"/>
       <w:r>
         <w:rPr>
           <w:rFonts w:ascii="Times New Roman" w:eastAsia="Calibri" w:hAnsi="Times New Roman" w:cs="Times New Roman"/>
@@ -4842,25 +4999,14 @@
           <w:lang w:val="hu" w:eastAsia="hu-HU"/>
         </w:rPr>
       </w:pPr>
-      <w:proofErr w:type="spellStart"/>
-      <w:r>
-        <w:rPr>
-          <w:rFonts w:ascii="Times New Roman" w:eastAsia="Calibri" w:hAnsi="Times New Roman" w:cs="Times New Roman"/>
-          <w:color w:val="000000"/>
-          <w:szCs w:val="24"/>
-          <w:lang w:val="hu" w:eastAsia="hu-HU"/>
-        </w:rPr>
-        <w:t>Docker</w:t>
-      </w:r>
-      <w:proofErr w:type="spellEnd"/>
-      <w:r>
-        <w:rPr>
-          <w:rFonts w:ascii="Times New Roman" w:eastAsia="Calibri" w:hAnsi="Times New Roman" w:cs="Times New Roman"/>
-          <w:color w:val="000000"/>
-          <w:szCs w:val="24"/>
-          <w:lang w:val="hu" w:eastAsia="hu-HU"/>
-        </w:rPr>
-        <w:t xml:space="preserve"> alkalmazáson a legfrissebb </w:t>
+      <w:r>
+        <w:rPr>
+          <w:rFonts w:ascii="Times New Roman" w:eastAsia="Calibri" w:hAnsi="Times New Roman" w:cs="Times New Roman"/>
+          <w:color w:val="000000"/>
+          <w:szCs w:val="24"/>
+          <w:lang w:val="hu" w:eastAsia="hu-HU"/>
+        </w:rPr>
+        <w:t xml:space="preserve">Docker alkalmazáson a legfrissebb </w:t>
       </w:r>
       <w:proofErr w:type="spellStart"/>
       <w:r>
@@ -5112,17 +5258,17 @@
           <w:szCs w:val="24"/>
           <w:lang w:val="hu" w:eastAsia="hu-HU"/>
         </w:rPr>
-        <w:t>Community-ben</w:t>
-      </w:r>
-      <w:proofErr w:type="spellEnd"/>
-      <w:r>
-        <w:rPr>
-          <w:rFonts w:ascii="Times New Roman" w:eastAsia="Calibri" w:hAnsi="Times New Roman" w:cs="Times New Roman"/>
-          <w:color w:val="000000"/>
-          <w:szCs w:val="24"/>
-          <w:lang w:val="hu" w:eastAsia="hu-HU"/>
-        </w:rPr>
-        <w:t xml:space="preserve"> </w:t>
+        <w:t>Community</w:t>
+      </w:r>
+      <w:proofErr w:type="spellEnd"/>
+      <w:r>
+        <w:rPr>
+          <w:rFonts w:ascii="Times New Roman" w:eastAsia="Calibri" w:hAnsi="Times New Roman" w:cs="Times New Roman"/>
+          <w:color w:val="000000"/>
+          <w:szCs w:val="24"/>
+          <w:lang w:val="hu" w:eastAsia="hu-HU"/>
+        </w:rPr>
+        <w:t xml:space="preserve">-ben </w:t>
       </w:r>
       <w:proofErr w:type="spellStart"/>
       <w:r>
@@ -5466,6 +5612,104 @@
         </w:rPr>
         <w:t>: „String123!”</w:t>
       </w:r>
+      <w:r>
+        <w:rPr>
+          <w:rFonts w:ascii="Times New Roman" w:eastAsia="Calibri" w:hAnsi="Times New Roman" w:cs="Times New Roman"/>
+          <w:color w:val="000000"/>
+          <w:szCs w:val="24"/>
+          <w:lang w:val="hu" w:eastAsia="hu-HU"/>
+        </w:rPr>
+        <w:t xml:space="preserve">. Utána azt a JWT </w:t>
+      </w:r>
+      <w:proofErr w:type="spellStart"/>
+      <w:r>
+        <w:rPr>
+          <w:rFonts w:ascii="Times New Roman" w:eastAsia="Calibri" w:hAnsi="Times New Roman" w:cs="Times New Roman"/>
+          <w:color w:val="000000"/>
+          <w:szCs w:val="24"/>
+          <w:lang w:val="hu" w:eastAsia="hu-HU"/>
+        </w:rPr>
+        <w:t>tokent</w:t>
+      </w:r>
+      <w:proofErr w:type="spellEnd"/>
+      <w:r>
+        <w:rPr>
+          <w:rFonts w:ascii="Times New Roman" w:eastAsia="Calibri" w:hAnsi="Times New Roman" w:cs="Times New Roman"/>
+          <w:color w:val="000000"/>
+          <w:szCs w:val="24"/>
+          <w:lang w:val="hu" w:eastAsia="hu-HU"/>
+        </w:rPr>
+        <w:t xml:space="preserve"> beilleszteni az </w:t>
+      </w:r>
+      <w:proofErr w:type="spellStart"/>
+      <w:r>
+        <w:rPr>
+          <w:rFonts w:ascii="Times New Roman" w:eastAsia="Calibri" w:hAnsi="Times New Roman" w:cs="Times New Roman"/>
+          <w:color w:val="000000"/>
+          <w:szCs w:val="24"/>
+          <w:lang w:val="hu" w:eastAsia="hu-HU"/>
+        </w:rPr>
+        <w:t>Authorize</w:t>
+      </w:r>
+      <w:proofErr w:type="spellEnd"/>
+      <w:r>
+        <w:rPr>
+          <w:rFonts w:ascii="Times New Roman" w:eastAsia="Calibri" w:hAnsi="Times New Roman" w:cs="Times New Roman"/>
+          <w:color w:val="000000"/>
+          <w:szCs w:val="24"/>
+          <w:lang w:val="hu" w:eastAsia="hu-HU"/>
+        </w:rPr>
+        <w:t xml:space="preserve"> gombnak a </w:t>
+      </w:r>
+      <w:proofErr w:type="spellStart"/>
+      <w:r>
+        <w:rPr>
+          <w:rFonts w:ascii="Times New Roman" w:eastAsia="Calibri" w:hAnsi="Times New Roman" w:cs="Times New Roman"/>
+          <w:color w:val="000000"/>
+          <w:szCs w:val="24"/>
+          <w:lang w:val="hu" w:eastAsia="hu-HU"/>
+        </w:rPr>
+        <w:t>Value</w:t>
+      </w:r>
+      <w:proofErr w:type="spellEnd"/>
+      <w:r>
+        <w:rPr>
+          <w:rFonts w:ascii="Times New Roman" w:eastAsia="Calibri" w:hAnsi="Times New Roman" w:cs="Times New Roman"/>
+          <w:color w:val="000000"/>
+          <w:szCs w:val="24"/>
+          <w:lang w:val="hu" w:eastAsia="hu-HU"/>
+        </w:rPr>
+        <w:t xml:space="preserve"> mezőjébe. (</w:t>
+      </w:r>
+      <w:hyperlink w:anchor="_Sweagger_UI" w:history="1">
+        <w:r>
+          <w:rPr>
+            <w:rStyle w:val="Hiperhivatkozs"/>
+            <w:rFonts w:ascii="Times New Roman" w:eastAsia="Calibri" w:hAnsi="Times New Roman" w:cs="Times New Roman"/>
+            <w:szCs w:val="24"/>
+            <w:lang w:val="hu" w:eastAsia="hu-HU"/>
+          </w:rPr>
+          <w:t>5. ábr</w:t>
+        </w:r>
+        <w:r>
+          <w:rPr>
+            <w:rStyle w:val="Hiperhivatkozs"/>
+            <w:rFonts w:ascii="Times New Roman" w:eastAsia="Calibri" w:hAnsi="Times New Roman" w:cs="Times New Roman"/>
+            <w:szCs w:val="24"/>
+            <w:lang w:val="hu" w:eastAsia="hu-HU"/>
+          </w:rPr>
+          <w:t>a</w:t>
+        </w:r>
+      </w:hyperlink>
+      <w:r>
+        <w:rPr>
+          <w:rFonts w:ascii="Times New Roman" w:eastAsia="Calibri" w:hAnsi="Times New Roman" w:cs="Times New Roman"/>
+          <w:color w:val="000000"/>
+          <w:szCs w:val="24"/>
+          <w:lang w:val="hu" w:eastAsia="hu-HU"/>
+        </w:rPr>
+        <w:t>)</w:t>
+      </w:r>
     </w:p>
     <w:p>
       <w:pPr>
@@ -5495,7 +5739,7 @@
           <w:lang w:val="hu-HU"/>
         </w:rPr>
       </w:pPr>
-      <w:bookmarkStart w:id="2" w:name="_Toc227053846"/>
+      <w:bookmarkStart w:id="2" w:name="_Toc227104186"/>
       <w:r>
         <w:rPr>
           <w:rFonts w:ascii="Times New Roman" w:hAnsi="Times New Roman" w:cs="Times New Roman"/>
@@ -5556,27 +5800,7 @@
           <w:szCs w:val="24"/>
           <w:lang w:val="hu" w:eastAsia="hu-HU"/>
         </w:rPr>
-        <w:t xml:space="preserve">, illetve </w:t>
-      </w:r>
-      <w:proofErr w:type="spellStart"/>
-      <w:r>
-        <w:rPr>
-          <w:rFonts w:ascii="Times New Roman" w:eastAsia="Calibri" w:hAnsi="Times New Roman" w:cs="Times New Roman"/>
-          <w:color w:val="000000"/>
-          <w:szCs w:val="24"/>
-          <w:lang w:val="hu" w:eastAsia="hu-HU"/>
-        </w:rPr>
-        <w:t>Docker</w:t>
-      </w:r>
-      <w:proofErr w:type="spellEnd"/>
-      <w:r>
-        <w:rPr>
-          <w:rFonts w:ascii="Times New Roman" w:eastAsia="Calibri" w:hAnsi="Times New Roman" w:cs="Times New Roman"/>
-          <w:color w:val="000000"/>
-          <w:szCs w:val="24"/>
-          <w:lang w:val="hu" w:eastAsia="hu-HU"/>
-        </w:rPr>
-        <w:t xml:space="preserve"> alkalmazással </w:t>
+        <w:t xml:space="preserve">, illetve Docker alkalmazással </w:t>
       </w:r>
       <w:proofErr w:type="spellStart"/>
       <w:r>
@@ -5655,7 +5879,54 @@
           <w:rFonts w:ascii="Times New Roman" w:eastAsia="Calibri" w:hAnsi="Times New Roman" w:cs="Times New Roman"/>
           <w:lang w:val="hu" w:eastAsia="hu-HU"/>
         </w:rPr>
-        <w:t>Táblák:</w:t>
+        <w:t>Táblák</w:t>
+      </w:r>
+      <w:r>
+        <w:rPr>
+          <w:rFonts w:ascii="Times New Roman" w:eastAsia="Calibri" w:hAnsi="Times New Roman" w:cs="Times New Roman"/>
+          <w:lang w:val="hu" w:eastAsia="hu-HU"/>
+        </w:rPr>
+        <w:t xml:space="preserve"> (</w:t>
+      </w:r>
+      <w:hyperlink w:anchor="_Xampp_MySQL" w:history="1">
+        <w:r>
+          <w:rPr>
+            <w:rStyle w:val="Hiperhivatkozs"/>
+            <w:rFonts w:ascii="Times New Roman" w:eastAsia="Calibri" w:hAnsi="Times New Roman" w:cs="Times New Roman"/>
+            <w:lang w:val="hu" w:eastAsia="hu-HU"/>
+          </w:rPr>
+          <w:t>6. á</w:t>
+        </w:r>
+        <w:r>
+          <w:rPr>
+            <w:rStyle w:val="Hiperhivatkozs"/>
+            <w:rFonts w:ascii="Times New Roman" w:eastAsia="Calibri" w:hAnsi="Times New Roman" w:cs="Times New Roman"/>
+            <w:lang w:val="hu" w:eastAsia="hu-HU"/>
+          </w:rPr>
+          <w:t>b</w:t>
+        </w:r>
+        <w:r>
+          <w:rPr>
+            <w:rStyle w:val="Hiperhivatkozs"/>
+            <w:rFonts w:ascii="Times New Roman" w:eastAsia="Calibri" w:hAnsi="Times New Roman" w:cs="Times New Roman"/>
+            <w:lang w:val="hu" w:eastAsia="hu-HU"/>
+          </w:rPr>
+          <w:t>ra</w:t>
+        </w:r>
+      </w:hyperlink>
+      <w:r>
+        <w:rPr>
+          <w:rFonts w:ascii="Times New Roman" w:eastAsia="Calibri" w:hAnsi="Times New Roman" w:cs="Times New Roman"/>
+          <w:lang w:val="hu" w:eastAsia="hu-HU"/>
+        </w:rPr>
+        <w:t>)</w:t>
+      </w:r>
+      <w:r>
+        <w:rPr>
+          <w:rFonts w:ascii="Times New Roman" w:eastAsia="Calibri" w:hAnsi="Times New Roman" w:cs="Times New Roman"/>
+          <w:lang w:val="hu" w:eastAsia="hu-HU"/>
+        </w:rPr>
+        <w:t>:</w:t>
       </w:r>
     </w:p>
     <w:p>
@@ -5686,19 +5957,9 @@
           <w:szCs w:val="24"/>
           <w:lang w:val="hu" w:eastAsia="hu-HU"/>
         </w:rPr>
-        <w:t>Identity</w:t>
-      </w:r>
-      <w:proofErr w:type="gramStart"/>
-      <w:r>
-        <w:rPr>
-          <w:rFonts w:ascii="Times New Roman" w:eastAsia="Calibri" w:hAnsi="Times New Roman" w:cs="Times New Roman"/>
-          <w:szCs w:val="24"/>
-          <w:lang w:val="hu" w:eastAsia="hu-HU"/>
-        </w:rPr>
-        <w:t>.FrameWorkCore</w:t>
-      </w:r>
-      <w:proofErr w:type="spellEnd"/>
-      <w:proofErr w:type="gramEnd"/>
+        <w:t>Identity.FrameWorkCore</w:t>
+      </w:r>
+      <w:proofErr w:type="spellEnd"/>
       <w:r>
         <w:rPr>
           <w:rFonts w:ascii="Times New Roman" w:eastAsia="Calibri" w:hAnsi="Times New Roman" w:cs="Times New Roman"/>
@@ -5983,7 +6244,7 @@
           <w:lang w:val="hu-HU"/>
         </w:rPr>
       </w:pPr>
-      <w:bookmarkStart w:id="3" w:name="_Toc227053847"/>
+      <w:bookmarkStart w:id="3" w:name="_Toc227104187"/>
       <w:r>
         <w:rPr>
           <w:rFonts w:ascii="Times New Roman" w:hAnsi="Times New Roman" w:cs="Times New Roman"/>
@@ -6263,9 +6524,18 @@
           <w:szCs w:val="24"/>
           <w:lang w:val="hu" w:eastAsia="hu-HU"/>
         </w:rPr>
-        <w:t>Code-ban</w:t>
-      </w:r>
-      <w:proofErr w:type="spellEnd"/>
+        <w:t>Code</w:t>
+      </w:r>
+      <w:proofErr w:type="spellEnd"/>
+      <w:r>
+        <w:rPr>
+          <w:rFonts w:ascii="Times New Roman" w:eastAsia="Calibri" w:hAnsi="Times New Roman" w:cs="Times New Roman"/>
+          <w:color w:val="000000"/>
+          <w:szCs w:val="24"/>
+          <w:lang w:val="hu" w:eastAsia="hu-HU"/>
+        </w:rPr>
+        <w:t>-ban</w:t>
+      </w:r>
       <w:r>
         <w:rPr>
           <w:rFonts w:ascii="Times New Roman" w:eastAsia="Calibri" w:hAnsi="Times New Roman" w:cs="Times New Roman"/>
@@ -6707,23 +6977,13 @@
           <w:lang w:val="hu" w:eastAsia="hu-HU"/>
         </w:rPr>
       </w:pPr>
-      <w:proofErr w:type="spellStart"/>
-      <w:r>
-        <w:rPr>
-          <w:rFonts w:ascii="Times New Roman" w:eastAsia="Calibri" w:hAnsi="Times New Roman" w:cs="Times New Roman"/>
-          <w:szCs w:val="24"/>
-          <w:lang w:val="hu" w:eastAsia="hu-HU"/>
-        </w:rPr>
-        <w:t>Dockerfile</w:t>
-      </w:r>
-      <w:proofErr w:type="spellEnd"/>
-      <w:r>
-        <w:rPr>
-          <w:rFonts w:ascii="Times New Roman" w:eastAsia="Calibri" w:hAnsi="Times New Roman" w:cs="Times New Roman"/>
-          <w:szCs w:val="24"/>
-          <w:lang w:val="hu" w:eastAsia="hu-HU"/>
-        </w:rPr>
-        <w:t xml:space="preserve"> segítségével a </w:t>
+      <w:r>
+        <w:rPr>
+          <w:rFonts w:ascii="Times New Roman" w:eastAsia="Calibri" w:hAnsi="Times New Roman" w:cs="Times New Roman"/>
+          <w:szCs w:val="24"/>
+          <w:lang w:val="hu" w:eastAsia="hu-HU"/>
+        </w:rPr>
+        <w:t xml:space="preserve">Dockerfile segítségével a </w:t>
       </w:r>
       <w:proofErr w:type="spellStart"/>
       <w:r>
@@ -6804,80 +7064,16 @@
           <w:szCs w:val="24"/>
           <w:lang w:val="hu" w:eastAsia="hu-HU"/>
         </w:rPr>
-        <w:t>Teszteléshez: @testing-</w:t>
-      </w:r>
-      <w:proofErr w:type="spellStart"/>
-      <w:r>
-        <w:rPr>
-          <w:rFonts w:ascii="Times New Roman" w:eastAsia="Calibri" w:hAnsi="Times New Roman" w:cs="Times New Roman"/>
-          <w:szCs w:val="24"/>
-          <w:lang w:val="hu" w:eastAsia="hu-HU"/>
-        </w:rPr>
-        <w:t>library</w:t>
-      </w:r>
-      <w:proofErr w:type="spellEnd"/>
-      <w:r>
-        <w:rPr>
-          <w:rFonts w:ascii="Times New Roman" w:eastAsia="Calibri" w:hAnsi="Times New Roman" w:cs="Times New Roman"/>
-          <w:szCs w:val="24"/>
-          <w:lang w:val="hu" w:eastAsia="hu-HU"/>
-        </w:rPr>
-        <w:t>/</w:t>
-      </w:r>
-      <w:proofErr w:type="spellStart"/>
-      <w:r>
-        <w:rPr>
-          <w:rFonts w:ascii="Times New Roman" w:eastAsia="Calibri" w:hAnsi="Times New Roman" w:cs="Times New Roman"/>
-          <w:szCs w:val="24"/>
-          <w:lang w:val="hu" w:eastAsia="hu-HU"/>
-        </w:rPr>
-        <w:t>react</w:t>
-      </w:r>
-      <w:proofErr w:type="spellEnd"/>
-      <w:r>
-        <w:rPr>
-          <w:rFonts w:ascii="Times New Roman" w:eastAsia="Calibri" w:hAnsi="Times New Roman" w:cs="Times New Roman"/>
-          <w:szCs w:val="24"/>
-          <w:lang w:val="hu" w:eastAsia="hu-HU"/>
-        </w:rPr>
-        <w:t xml:space="preserve">, </w:t>
-      </w:r>
-      <w:proofErr w:type="spellStart"/>
-      <w:r>
-        <w:rPr>
-          <w:rFonts w:ascii="Times New Roman" w:eastAsia="Calibri" w:hAnsi="Times New Roman" w:cs="Times New Roman"/>
-          <w:szCs w:val="24"/>
-          <w:lang w:val="hu" w:eastAsia="hu-HU"/>
-        </w:rPr>
-        <w:t>bun</w:t>
-      </w:r>
-      <w:proofErr w:type="gramStart"/>
-      <w:r>
-        <w:rPr>
-          <w:rFonts w:ascii="Times New Roman" w:eastAsia="Calibri" w:hAnsi="Times New Roman" w:cs="Times New Roman"/>
-          <w:szCs w:val="24"/>
-          <w:lang w:val="hu" w:eastAsia="hu-HU"/>
-        </w:rPr>
-        <w:t>:test</w:t>
-      </w:r>
-      <w:proofErr w:type="spellEnd"/>
-      <w:proofErr w:type="gramEnd"/>
-      <w:r>
-        <w:rPr>
-          <w:rFonts w:ascii="Times New Roman" w:eastAsia="Calibri" w:hAnsi="Times New Roman" w:cs="Times New Roman"/>
-          <w:szCs w:val="24"/>
-          <w:lang w:val="hu" w:eastAsia="hu-HU"/>
-        </w:rPr>
-        <w:t xml:space="preserve">, </w:t>
-      </w:r>
-      <w:proofErr w:type="spellStart"/>
-      <w:r>
-        <w:rPr>
-          <w:rFonts w:ascii="Times New Roman" w:eastAsia="Calibri" w:hAnsi="Times New Roman" w:cs="Times New Roman"/>
-          <w:szCs w:val="24"/>
-          <w:lang w:val="hu" w:eastAsia="hu-HU"/>
-        </w:rPr>
-        <w:t>jsdom</w:t>
+        <w:t xml:space="preserve">Teszteléshez: @testing-library/react, </w:t>
+      </w:r>
+      <w:proofErr w:type="spellStart"/>
+      <w:r>
+        <w:rPr>
+          <w:rFonts w:ascii="Times New Roman" w:eastAsia="Calibri" w:hAnsi="Times New Roman" w:cs="Times New Roman"/>
+          <w:szCs w:val="24"/>
+          <w:lang w:val="hu" w:eastAsia="hu-HU"/>
+        </w:rPr>
+        <w:t>bun:test</w:t>
       </w:r>
       <w:proofErr w:type="spellEnd"/>
     </w:p>
@@ -6892,7 +7088,7 @@
         <w:rPr>
           <w:rFonts w:ascii="Times New Roman" w:eastAsia="Calibri" w:hAnsi="Times New Roman" w:cs="Times New Roman"/>
           <w:szCs w:val="24"/>
-          <w:lang w:val="hu" w:eastAsia="hu-HU"/>
+          <w:lang w:val="hu-HU" w:eastAsia="hu-HU"/>
         </w:rPr>
       </w:pPr>
       <w:r>
@@ -6910,7 +7106,79 @@
           <w:szCs w:val="24"/>
           <w:lang w:val="hu" w:eastAsia="hu-HU"/>
         </w:rPr>
-        <w:t>react-router-dom</w:t>
+        <w:t>react</w:t>
+      </w:r>
+      <w:proofErr w:type="spellEnd"/>
+      <w:r>
+        <w:rPr>
+          <w:rFonts w:ascii="Times New Roman" w:eastAsia="Calibri" w:hAnsi="Times New Roman" w:cs="Times New Roman"/>
+          <w:szCs w:val="24"/>
+          <w:lang w:val="hu" w:eastAsia="hu-HU"/>
+        </w:rPr>
+        <w:t>-router-</w:t>
+      </w:r>
+      <w:proofErr w:type="spellStart"/>
+      <w:r>
+        <w:rPr>
+          <w:rFonts w:ascii="Times New Roman" w:eastAsia="Calibri" w:hAnsi="Times New Roman" w:cs="Times New Roman"/>
+          <w:szCs w:val="24"/>
+          <w:lang w:val="hu" w:eastAsia="hu-HU"/>
+        </w:rPr>
+        <w:t>dom</w:t>
+      </w:r>
+      <w:proofErr w:type="spellEnd"/>
+      <w:r>
+        <w:rPr>
+          <w:rFonts w:ascii="Times New Roman" w:eastAsia="Calibri" w:hAnsi="Times New Roman" w:cs="Times New Roman"/>
+          <w:szCs w:val="24"/>
+          <w:lang w:val="hu" w:eastAsia="hu-HU"/>
+        </w:rPr>
+        <w:t xml:space="preserve">, </w:t>
+      </w:r>
+      <w:proofErr w:type="spellStart"/>
+      <w:r>
+        <w:rPr>
+          <w:rFonts w:ascii="Times New Roman" w:eastAsia="Calibri" w:hAnsi="Times New Roman" w:cs="Times New Roman"/>
+          <w:szCs w:val="24"/>
+          <w:lang w:val="hu" w:eastAsia="hu-HU"/>
+        </w:rPr>
+        <w:t>react</w:t>
+      </w:r>
+      <w:proofErr w:type="spellEnd"/>
+      <w:r>
+        <w:rPr>
+          <w:rFonts w:ascii="Times New Roman" w:eastAsia="Calibri" w:hAnsi="Times New Roman" w:cs="Times New Roman"/>
+          <w:szCs w:val="24"/>
+          <w:lang w:val="hu" w:eastAsia="hu-HU"/>
+        </w:rPr>
+        <w:t xml:space="preserve">, </w:t>
+      </w:r>
+      <w:proofErr w:type="spellStart"/>
+      <w:r>
+        <w:rPr>
+          <w:rFonts w:ascii="Times New Roman" w:eastAsia="Calibri" w:hAnsi="Times New Roman" w:cs="Times New Roman"/>
+          <w:szCs w:val="24"/>
+          <w:lang w:val="hu-HU" w:eastAsia="hu-HU"/>
+        </w:rPr>
+        <w:t>react-dom</w:t>
+      </w:r>
+      <w:proofErr w:type="spellEnd"/>
+      <w:r>
+        <w:rPr>
+          <w:rFonts w:ascii="Times New Roman" w:eastAsia="Calibri" w:hAnsi="Times New Roman" w:cs="Times New Roman"/>
+          <w:szCs w:val="24"/>
+          <w:lang w:val="hu-HU" w:eastAsia="hu-HU"/>
+        </w:rPr>
+        <w:t>/</w:t>
+      </w:r>
+      <w:proofErr w:type="spellStart"/>
+      <w:r>
+        <w:rPr>
+          <w:rFonts w:ascii="Times New Roman" w:eastAsia="Calibri" w:hAnsi="Times New Roman" w:cs="Times New Roman"/>
+          <w:szCs w:val="24"/>
+          <w:lang w:val="hu-HU" w:eastAsia="hu-HU"/>
+        </w:rPr>
+        <w:t>client</w:t>
       </w:r>
       <w:proofErr w:type="spellEnd"/>
     </w:p>
@@ -7142,6 +7410,51 @@
         </w:rPr>
         <w:t>i linkjét.</w:t>
       </w:r>
+      <w:r>
+        <w:rPr>
+          <w:rFonts w:ascii="Times New Roman" w:eastAsia="Calibri" w:hAnsi="Times New Roman" w:cs="Times New Roman"/>
+          <w:szCs w:val="24"/>
+          <w:lang w:val="hu" w:eastAsia="hu-HU"/>
+        </w:rPr>
+        <w:t xml:space="preserve"> (</w:t>
+      </w:r>
+      <w:hyperlink w:anchor="_Index.jsx" w:history="1">
+        <w:r>
+          <w:rPr>
+            <w:rStyle w:val="Hiperhivatkozs"/>
+            <w:rFonts w:ascii="Times New Roman" w:eastAsia="Calibri" w:hAnsi="Times New Roman" w:cs="Times New Roman"/>
+            <w:szCs w:val="24"/>
+            <w:lang w:val="hu" w:eastAsia="hu-HU"/>
+          </w:rPr>
+          <w:t>7. áb</w:t>
+        </w:r>
+        <w:r>
+          <w:rPr>
+            <w:rStyle w:val="Hiperhivatkozs"/>
+            <w:rFonts w:ascii="Times New Roman" w:eastAsia="Calibri" w:hAnsi="Times New Roman" w:cs="Times New Roman"/>
+            <w:szCs w:val="24"/>
+            <w:lang w:val="hu" w:eastAsia="hu-HU"/>
+          </w:rPr>
+          <w:t>r</w:t>
+        </w:r>
+        <w:r>
+          <w:rPr>
+            <w:rStyle w:val="Hiperhivatkozs"/>
+            <w:rFonts w:ascii="Times New Roman" w:eastAsia="Calibri" w:hAnsi="Times New Roman" w:cs="Times New Roman"/>
+            <w:szCs w:val="24"/>
+            <w:lang w:val="hu" w:eastAsia="hu-HU"/>
+          </w:rPr>
+          <w:t>a</w:t>
+        </w:r>
+      </w:hyperlink>
+      <w:r>
+        <w:rPr>
+          <w:rFonts w:ascii="Times New Roman" w:eastAsia="Calibri" w:hAnsi="Times New Roman" w:cs="Times New Roman"/>
+          <w:szCs w:val="24"/>
+          <w:lang w:val="hu" w:eastAsia="hu-HU"/>
+        </w:rPr>
+        <w:t>)</w:t>
+      </w:r>
     </w:p>
     <w:p>
       <w:pPr>
@@ -7172,7 +7485,7 @@
           <w:lang w:val="hu-HU"/>
         </w:rPr>
       </w:pPr>
-      <w:bookmarkStart w:id="4" w:name="_Toc227053848"/>
+      <w:bookmarkStart w:id="4" w:name="_Toc227104188"/>
       <w:r>
         <w:rPr>
           <w:rFonts w:ascii="Times New Roman" w:hAnsi="Times New Roman" w:cs="Times New Roman"/>
@@ -7252,44 +7565,26 @@
           <w:szCs w:val="24"/>
           <w:lang w:val="hu" w:eastAsia="hu-HU"/>
         </w:rPr>
+        <w:t xml:space="preserve"> 2022 .NET 8.0 WPF alkalmazás. További kód eszköz a </w:t>
+      </w:r>
+      <w:proofErr w:type="spellStart"/>
+      <w:r>
+        <w:rPr>
+          <w:rFonts w:ascii="Times New Roman" w:eastAsia="Calibri" w:hAnsi="Times New Roman" w:cs="Times New Roman"/>
+          <w:szCs w:val="24"/>
+          <w:lang w:val="hu" w:eastAsia="hu-HU"/>
+        </w:rPr>
+        <w:t>Class</w:t>
+      </w:r>
+      <w:proofErr w:type="spellEnd"/>
+      <w:r>
+        <w:rPr>
+          <w:rFonts w:ascii="Times New Roman" w:eastAsia="Calibri" w:hAnsi="Times New Roman" w:cs="Times New Roman"/>
+          <w:szCs w:val="24"/>
+          <w:lang w:val="hu" w:eastAsia="hu-HU"/>
+        </w:rPr>
         <w:t xml:space="preserve"> </w:t>
       </w:r>
-      <w:proofErr w:type="gramStart"/>
-      <w:r>
-        <w:rPr>
-          <w:rFonts w:ascii="Times New Roman" w:eastAsia="Calibri" w:hAnsi="Times New Roman" w:cs="Times New Roman"/>
-          <w:szCs w:val="24"/>
-          <w:lang w:val="hu" w:eastAsia="hu-HU"/>
-        </w:rPr>
-        <w:t>2022 .NET</w:t>
-      </w:r>
-      <w:proofErr w:type="gramEnd"/>
-      <w:r>
-        <w:rPr>
-          <w:rFonts w:ascii="Times New Roman" w:eastAsia="Calibri" w:hAnsi="Times New Roman" w:cs="Times New Roman"/>
-          <w:szCs w:val="24"/>
-          <w:lang w:val="hu" w:eastAsia="hu-HU"/>
-        </w:rPr>
-        <w:t xml:space="preserve"> 8.0 WPF alkalmazás. További kód eszköz a </w:t>
-      </w:r>
-      <w:proofErr w:type="spellStart"/>
-      <w:r>
-        <w:rPr>
-          <w:rFonts w:ascii="Times New Roman" w:eastAsia="Calibri" w:hAnsi="Times New Roman" w:cs="Times New Roman"/>
-          <w:szCs w:val="24"/>
-          <w:lang w:val="hu" w:eastAsia="hu-HU"/>
-        </w:rPr>
-        <w:t>Class</w:t>
-      </w:r>
-      <w:proofErr w:type="spellEnd"/>
-      <w:r>
-        <w:rPr>
-          <w:rFonts w:ascii="Times New Roman" w:eastAsia="Calibri" w:hAnsi="Times New Roman" w:cs="Times New Roman"/>
-          <w:szCs w:val="24"/>
-          <w:lang w:val="hu" w:eastAsia="hu-HU"/>
-        </w:rPr>
-        <w:t xml:space="preserve"> </w:t>
-      </w:r>
       <w:proofErr w:type="spellStart"/>
       <w:r>
         <w:rPr>
@@ -7306,25 +7601,7 @@
           <w:szCs w:val="24"/>
           <w:lang w:val="hu" w:eastAsia="hu-HU"/>
         </w:rPr>
-        <w:t xml:space="preserve"> azaz </w:t>
-      </w:r>
-      <w:proofErr w:type="gramStart"/>
-      <w:r>
-        <w:rPr>
-          <w:rFonts w:ascii="Times New Roman" w:eastAsia="Calibri" w:hAnsi="Times New Roman" w:cs="Times New Roman"/>
-          <w:szCs w:val="24"/>
-          <w:lang w:val="hu" w:eastAsia="hu-HU"/>
-        </w:rPr>
-        <w:t>a .cd</w:t>
-      </w:r>
-      <w:proofErr w:type="gramEnd"/>
-      <w:r>
-        <w:rPr>
-          <w:rFonts w:ascii="Times New Roman" w:eastAsia="Calibri" w:hAnsi="Times New Roman" w:cs="Times New Roman"/>
-          <w:szCs w:val="24"/>
-          <w:lang w:val="hu" w:eastAsia="hu-HU"/>
-        </w:rPr>
-        <w:t xml:space="preserve"> típusú fájl.</w:t>
+        <w:t xml:space="preserve"> azaz a .cd típusú fájl.</w:t>
       </w:r>
     </w:p>
     <w:p>
@@ -7570,27 +7847,7 @@
           <w:szCs w:val="24"/>
           <w:lang w:val="hu" w:eastAsia="hu-HU"/>
         </w:rPr>
-        <w:t xml:space="preserve">”. A kitöltendő </w:t>
-      </w:r>
-      <w:proofErr w:type="spellStart"/>
-      <w:r>
-        <w:rPr>
-          <w:rFonts w:ascii="Times New Roman" w:eastAsia="Calibri" w:hAnsi="Times New Roman" w:cs="Times New Roman"/>
-          <w:color w:val="000000"/>
-          <w:szCs w:val="24"/>
-          <w:lang w:val="hu" w:eastAsia="hu-HU"/>
-        </w:rPr>
-        <w:t>mezőkbe</w:t>
-      </w:r>
-      <w:proofErr w:type="spellEnd"/>
-      <w:r>
-        <w:rPr>
-          <w:rFonts w:ascii="Times New Roman" w:eastAsia="Calibri" w:hAnsi="Times New Roman" w:cs="Times New Roman"/>
-          <w:color w:val="000000"/>
-          <w:szCs w:val="24"/>
-          <w:lang w:val="hu" w:eastAsia="hu-HU"/>
-        </w:rPr>
-        <w:t xml:space="preserve"> a kódba megírt </w:t>
+        <w:t xml:space="preserve">”. A kitöltendő mezőkbe a kódba megírt </w:t>
       </w:r>
       <w:proofErr w:type="spellStart"/>
       <w:r>
@@ -8009,27 +8266,7 @@
           <w:szCs w:val="24"/>
           <w:lang w:val="hu" w:eastAsia="hu-HU"/>
         </w:rPr>
-        <w:t xml:space="preserve">„Új rekord”: A jelenlegi táblának egy </w:t>
-      </w:r>
-      <w:proofErr w:type="gramStart"/>
-      <w:r>
-        <w:rPr>
-          <w:rFonts w:ascii="Times New Roman" w:eastAsia="Calibri" w:hAnsi="Times New Roman" w:cs="Times New Roman"/>
-          <w:color w:val="000000"/>
-          <w:szCs w:val="24"/>
-          <w:lang w:val="hu" w:eastAsia="hu-HU"/>
-        </w:rPr>
-        <w:t>új adat</w:t>
-      </w:r>
-      <w:proofErr w:type="gramEnd"/>
-      <w:r>
-        <w:rPr>
-          <w:rFonts w:ascii="Times New Roman" w:eastAsia="Calibri" w:hAnsi="Times New Roman" w:cs="Times New Roman"/>
-          <w:color w:val="000000"/>
-          <w:szCs w:val="24"/>
-          <w:lang w:val="hu" w:eastAsia="hu-HU"/>
-        </w:rPr>
-        <w:t xml:space="preserve"> rekord hozzáadása, az elvárt JSON </w:t>
+        <w:t xml:space="preserve">„Új rekord”: A jelenlegi táblának egy új adat rekord hozzáadása, az elvárt JSON </w:t>
       </w:r>
       <w:r>
         <w:rPr>
@@ -8229,7 +8466,7 @@
           <w:lang w:val="hu-HU"/>
         </w:rPr>
       </w:pPr>
-      <w:bookmarkStart w:id="5" w:name="_Toc227053849"/>
+      <w:bookmarkStart w:id="5" w:name="_Toc227104189"/>
       <w:r>
         <w:rPr>
           <w:rFonts w:ascii="Times New Roman" w:hAnsi="Times New Roman" w:cs="Times New Roman"/>
@@ -8816,8 +9053,6 @@
         </w:rPr>
         <w:t xml:space="preserve"> felelős</w:t>
       </w:r>
-      <w:bookmarkStart w:id="7" w:name="_GoBack"/>
-      <w:bookmarkEnd w:id="7"/>
     </w:p>
     <w:p>
       <w:pPr>
@@ -8868,7 +9103,7 @@
           <w:szCs w:val="44"/>
         </w:rPr>
       </w:pPr>
-      <w:bookmarkStart w:id="8" w:name="_Toc227053850"/>
+      <w:bookmarkStart w:id="7" w:name="_Toc227104190"/>
       <w:proofErr w:type="spellStart"/>
       <w:r>
         <w:rPr>
@@ -8877,7 +9112,7 @@
         </w:rPr>
         <w:t>Irodalomjegyzék</w:t>
       </w:r>
-      <w:bookmarkEnd w:id="8"/>
+      <w:bookmarkEnd w:id="7"/>
       <w:proofErr w:type="spellEnd"/>
     </w:p>
     <w:p>
@@ -8928,19 +9163,11 @@
           <w:rFonts w:ascii="Times New Roman" w:hAnsi="Times New Roman" w:cs="Times New Roman"/>
         </w:rPr>
       </w:pPr>
-      <w:proofErr w:type="spellStart"/>
-      <w:r>
-        <w:rPr>
-          <w:rFonts w:ascii="Times New Roman" w:hAnsi="Times New Roman" w:cs="Times New Roman"/>
-        </w:rPr>
-        <w:t>Forrás</w:t>
-      </w:r>
-      <w:proofErr w:type="spellEnd"/>
-      <w:r>
-        <w:rPr>
-          <w:rFonts w:ascii="Times New Roman" w:hAnsi="Times New Roman" w:cs="Times New Roman"/>
-        </w:rPr>
-        <w:t xml:space="preserve">: </w:t>
+      <w:r>
+        <w:rPr>
+          <w:rFonts w:ascii="Times New Roman" w:hAnsi="Times New Roman" w:cs="Times New Roman"/>
+        </w:rPr>
+        <w:t xml:space="preserve">Forrás: </w:t>
       </w:r>
       <w:proofErr w:type="spellStart"/>
       <w:r>
@@ -9053,19 +9280,11 @@
           <w:rFonts w:ascii="Times New Roman" w:hAnsi="Times New Roman" w:cs="Times New Roman"/>
         </w:rPr>
       </w:pPr>
-      <w:proofErr w:type="spellStart"/>
-      <w:r>
-        <w:rPr>
-          <w:rFonts w:ascii="Times New Roman" w:hAnsi="Times New Roman" w:cs="Times New Roman"/>
-        </w:rPr>
-        <w:t>Forrás</w:t>
-      </w:r>
-      <w:proofErr w:type="spellEnd"/>
-      <w:r>
-        <w:rPr>
-          <w:rFonts w:ascii="Times New Roman" w:hAnsi="Times New Roman" w:cs="Times New Roman"/>
-        </w:rPr>
-        <w:t xml:space="preserve">: </w:t>
+      <w:r>
+        <w:rPr>
+          <w:rFonts w:ascii="Times New Roman" w:hAnsi="Times New Roman" w:cs="Times New Roman"/>
+        </w:rPr>
+        <w:t xml:space="preserve">Forrás: </w:t>
       </w:r>
       <w:r>
         <w:rPr>
@@ -9182,33 +9401,11 @@
           <w:rFonts w:ascii="Times New Roman" w:hAnsi="Times New Roman" w:cs="Times New Roman"/>
         </w:rPr>
       </w:pPr>
-      <w:proofErr w:type="spellStart"/>
-      <w:r>
-        <w:rPr>
-          <w:rFonts w:ascii="Times New Roman" w:hAnsi="Times New Roman" w:cs="Times New Roman"/>
-        </w:rPr>
-        <w:t>Forrás</w:t>
-      </w:r>
-      <w:proofErr w:type="spellEnd"/>
-      <w:r>
-        <w:rPr>
-          <w:rFonts w:ascii="Times New Roman" w:hAnsi="Times New Roman" w:cs="Times New Roman"/>
-        </w:rPr>
-        <w:t xml:space="preserve">: </w:t>
-      </w:r>
-      <w:proofErr w:type="spellStart"/>
-      <w:r>
-        <w:rPr>
-          <w:rFonts w:ascii="Times New Roman" w:hAnsi="Times New Roman" w:cs="Times New Roman"/>
-        </w:rPr>
-        <w:t>Inno</w:t>
-      </w:r>
-      <w:proofErr w:type="spellEnd"/>
-      <w:r>
-        <w:rPr>
-          <w:rFonts w:ascii="Times New Roman" w:hAnsi="Times New Roman" w:cs="Times New Roman"/>
-        </w:rPr>
-        <w:t xml:space="preserve"> Setup </w:t>
+      <w:r>
+        <w:rPr>
+          <w:rFonts w:ascii="Times New Roman" w:hAnsi="Times New Roman" w:cs="Times New Roman"/>
+        </w:rPr>
+        <w:t xml:space="preserve">Forrás: Inno Setup </w:t>
       </w:r>
       <w:proofErr w:type="spellStart"/>
       <w:r>
@@ -9449,7 +9646,7 @@
           <w:lang w:val="hu-HU"/>
         </w:rPr>
       </w:pPr>
-      <w:bookmarkStart w:id="9" w:name="_Toc227053851"/>
+      <w:bookmarkStart w:id="8" w:name="_Toc227104191"/>
       <w:r>
         <w:rPr>
           <w:rFonts w:ascii="Times New Roman" w:hAnsi="Times New Roman" w:cs="Times New Roman"/>
@@ -9457,7 +9654,7 @@
         </w:rPr>
         <w:t>Mellékletek</w:t>
       </w:r>
-      <w:bookmarkEnd w:id="9"/>
+      <w:bookmarkEnd w:id="8"/>
     </w:p>
     <w:p>
       <w:pPr>
@@ -9468,8 +9665,8 @@
           <w:lang w:val="hu-HU"/>
         </w:rPr>
       </w:pPr>
-      <w:bookmarkStart w:id="10" w:name="_worlds.py"/>
-      <w:bookmarkEnd w:id="10"/>
+      <w:bookmarkStart w:id="9" w:name="_worlds.py"/>
+      <w:bookmarkEnd w:id="9"/>
       <w:r>
         <w:rPr>
           <w:rFonts w:ascii="Times New Roman" w:hAnsi="Times New Roman" w:cs="Times New Roman"/>
@@ -9477,8 +9674,7 @@
         </w:rPr>
         <w:br w:type="page"/>
       </w:r>
-      <w:bookmarkStart w:id="11" w:name="_Toc227053852"/>
-      <w:proofErr w:type="gramStart"/>
+      <w:bookmarkStart w:id="10" w:name="_Toc227104192"/>
       <w:r>
         <w:rPr>
           <w:rFonts w:ascii="Times New Roman" w:hAnsi="Times New Roman" w:cs="Times New Roman"/>
@@ -9501,8 +9697,7 @@
         </w:rPr>
         <w:t>py</w:t>
       </w:r>
-      <w:bookmarkEnd w:id="11"/>
-      <w:proofErr w:type="gramEnd"/>
+      <w:bookmarkEnd w:id="10"/>
     </w:p>
     <w:p>
       <w:pPr>
@@ -9569,9 +9764,9 @@
           <w:lang w:val="hu-HU"/>
         </w:rPr>
       </w:pPr>
-      <w:bookmarkStart w:id="12" w:name="_MainWindow.xaml.cs"/>
-      <w:bookmarkStart w:id="13" w:name="_Toc227053853"/>
-      <w:bookmarkEnd w:id="12"/>
+      <w:bookmarkStart w:id="11" w:name="_MainWindow.xaml.cs"/>
+      <w:bookmarkStart w:id="12" w:name="_Toc227104193"/>
+      <w:bookmarkEnd w:id="11"/>
       <w:r>
         <w:rPr>
           <w:rFonts w:ascii="Times New Roman" w:hAnsi="Times New Roman" w:cs="Times New Roman"/>
@@ -9580,13 +9775,13 @@
         </w:rPr>
         <w:lastRenderedPageBreak/>
         <w:drawing>
-          <wp:anchor distT="0" distB="0" distL="114300" distR="114300" simplePos="0" relativeHeight="251663360" behindDoc="0" locked="0" layoutInCell="1" allowOverlap="1" wp14:anchorId="482A2827" wp14:editId="1C0B843E">
+          <wp:anchor distT="0" distB="0" distL="114300" distR="114300" simplePos="0" relativeHeight="251663360" behindDoc="0" locked="0" layoutInCell="1" allowOverlap="1" wp14:anchorId="482A2827" wp14:editId="367692E9">
             <wp:simplePos x="0" y="0"/>
             <wp:positionH relativeFrom="margin">
               <wp:align>center</wp:align>
             </wp:positionH>
             <wp:positionV relativeFrom="paragraph">
-              <wp:posOffset>762635</wp:posOffset>
+              <wp:posOffset>659268</wp:posOffset>
             </wp:positionV>
             <wp:extent cx="7048500" cy="7553325"/>
             <wp:effectExtent l="0" t="0" r="0" b="9525"/>
@@ -9657,7 +9852,7 @@
         </w:rPr>
         <w:t>s</w:t>
       </w:r>
-      <w:bookmarkEnd w:id="13"/>
+      <w:bookmarkEnd w:id="12"/>
       <w:proofErr w:type="spellEnd"/>
     </w:p>
     <w:p>
@@ -9669,9 +9864,9 @@
           <w:lang w:val="hu-HU"/>
         </w:rPr>
       </w:pPr>
-      <w:bookmarkStart w:id="14" w:name="_AddWindow.xaml.cs"/>
-      <w:bookmarkStart w:id="15" w:name="_Toc227053854"/>
-      <w:bookmarkEnd w:id="14"/>
+      <w:bookmarkStart w:id="13" w:name="_AddWindow.xaml.cs"/>
+      <w:bookmarkStart w:id="14" w:name="_Toc227104194"/>
+      <w:bookmarkEnd w:id="13"/>
       <w:r>
         <w:rPr>
           <w:rFonts w:ascii="Times New Roman" w:hAnsi="Times New Roman" w:cs="Times New Roman"/>
@@ -9743,7 +9938,7 @@
         </w:rPr>
         <w:t>AddWindow.xaml.cs</w:t>
       </w:r>
-      <w:bookmarkEnd w:id="15"/>
+      <w:bookmarkEnd w:id="14"/>
       <w:proofErr w:type="spellEnd"/>
     </w:p>
     <w:p>
@@ -9770,9 +9965,9 @@
           <w:lang w:val="hu-HU"/>
         </w:rPr>
       </w:pPr>
-      <w:bookmarkStart w:id="16" w:name="_menu.py"/>
-      <w:bookmarkStart w:id="17" w:name="_Toc227053855"/>
-      <w:bookmarkEnd w:id="16"/>
+      <w:bookmarkStart w:id="15" w:name="_menu.py"/>
+      <w:bookmarkStart w:id="16" w:name="_Toc227104195"/>
+      <w:bookmarkEnd w:id="15"/>
       <w:r>
         <w:rPr>
           <w:rFonts w:ascii="Times New Roman" w:hAnsi="Times New Roman" w:cs="Times New Roman"/>
@@ -9781,13 +9976,13 @@
         </w:rPr>
         <w:lastRenderedPageBreak/>
         <w:drawing>
-          <wp:anchor distT="0" distB="0" distL="114300" distR="114300" simplePos="0" relativeHeight="251665408" behindDoc="0" locked="0" layoutInCell="1" allowOverlap="1" wp14:anchorId="217EA455" wp14:editId="5AD49B05">
+          <wp:anchor distT="0" distB="0" distL="114300" distR="114300" simplePos="0" relativeHeight="251665408" behindDoc="0" locked="0" layoutInCell="1" allowOverlap="1" wp14:anchorId="217EA455" wp14:editId="2CA49329">
             <wp:simplePos x="0" y="0"/>
             <wp:positionH relativeFrom="margin">
               <wp:align>center</wp:align>
             </wp:positionH>
             <wp:positionV relativeFrom="paragraph">
-              <wp:posOffset>757555</wp:posOffset>
+              <wp:posOffset>494555</wp:posOffset>
             </wp:positionV>
             <wp:extent cx="6666230" cy="7905750"/>
             <wp:effectExtent l="0" t="0" r="1270" b="0"/>
@@ -9818,7 +10013,7 @@
                   <pic:spPr>
                     <a:xfrm>
                       <a:off x="0" y="0"/>
-                      <a:ext cx="6669043" cy="7908656"/>
+                      <a:ext cx="6666230" cy="7905750"/>
                     </a:xfrm>
                     <a:prstGeom prst="rect">
                       <a:avLst/>
@@ -9836,7 +10031,6 @@
           </wp:anchor>
         </w:drawing>
       </w:r>
-      <w:proofErr w:type="gramStart"/>
       <w:r>
         <w:rPr>
           <w:rFonts w:ascii="Times New Roman" w:hAnsi="Times New Roman" w:cs="Times New Roman"/>
@@ -9844,11 +10038,325 @@
         </w:rPr>
         <w:t>menu.py</w:t>
       </w:r>
+      <w:bookmarkEnd w:id="16"/>
+    </w:p>
+    <w:p>
+      <w:pPr>
+        <w:rPr>
+          <w:lang w:val="hu-HU"/>
+        </w:rPr>
+      </w:pPr>
+      <w:r>
+        <w:rPr>
+          <w:lang w:val="hu-HU"/>
+        </w:rPr>
+        <w:br w:type="page"/>
+      </w:r>
+    </w:p>
+    <w:p>
+      <w:pPr>
+        <w:pStyle w:val="Cmsor1"/>
+        <w:jc w:val="center"/>
+        <w:rPr>
+          <w:lang w:val="hu-HU"/>
+        </w:rPr>
+      </w:pPr>
+      <w:bookmarkStart w:id="17" w:name="_Sweagger_UI"/>
+      <w:bookmarkStart w:id="18" w:name="_Toc227104196"/>
       <w:bookmarkEnd w:id="17"/>
-      <w:proofErr w:type="gramEnd"/>
+      <w:r>
+        <w:rPr>
+          <w:noProof/>
+          <w:lang w:val="hu-HU"/>
+        </w:rPr>
+        <w:lastRenderedPageBreak/>
+        <w:drawing>
+          <wp:anchor distT="0" distB="0" distL="114300" distR="114300" simplePos="0" relativeHeight="251666432" behindDoc="0" locked="0" layoutInCell="1" allowOverlap="1" wp14:anchorId="506B29EC" wp14:editId="04F3CEAA">
+            <wp:simplePos x="0" y="0"/>
+            <wp:positionH relativeFrom="margin">
+              <wp:align>center</wp:align>
+            </wp:positionH>
+            <wp:positionV relativeFrom="paragraph">
+              <wp:posOffset>531053</wp:posOffset>
+            </wp:positionV>
+            <wp:extent cx="7214235" cy="5852160"/>
+            <wp:effectExtent l="0" t="0" r="5715" b="0"/>
+            <wp:wrapSquare wrapText="bothSides"/>
+            <wp:docPr id="1188917690" name="Kép 2"/>
+            <wp:cNvGraphicFramePr>
+              <a:graphicFrameLocks xmlns:a="http://schemas.openxmlformats.org/drawingml/2006/main" noChangeAspect="1"/>
+            </wp:cNvGraphicFramePr>
+            <a:graphic xmlns:a="http://schemas.openxmlformats.org/drawingml/2006/main">
+              <a:graphicData uri="http://schemas.openxmlformats.org/drawingml/2006/picture">
+                <pic:pic xmlns:pic="http://schemas.openxmlformats.org/drawingml/2006/picture">
+                  <pic:nvPicPr>
+                    <pic:cNvPr id="1188917690" name="Kép 1188917690"/>
+                    <pic:cNvPicPr/>
+                  </pic:nvPicPr>
+                  <pic:blipFill>
+                    <a:blip r:embed="rId21">
+                      <a:extLst>
+                        <a:ext uri="{28A0092B-C50C-407E-A947-70E740481C1C}">
+                          <a14:useLocalDpi xmlns:a14="http://schemas.microsoft.com/office/drawing/2010/main" val="0"/>
+                        </a:ext>
+                      </a:extLst>
+                    </a:blip>
+                    <a:stretch>
+                      <a:fillRect/>
+                    </a:stretch>
+                  </pic:blipFill>
+                  <pic:spPr>
+                    <a:xfrm>
+                      <a:off x="0" y="0"/>
+                      <a:ext cx="7230204" cy="5864931"/>
+                    </a:xfrm>
+                    <a:prstGeom prst="rect">
+                      <a:avLst/>
+                    </a:prstGeom>
+                  </pic:spPr>
+                </pic:pic>
+              </a:graphicData>
+            </a:graphic>
+            <wp14:sizeRelH relativeFrom="margin">
+              <wp14:pctWidth>0</wp14:pctWidth>
+            </wp14:sizeRelH>
+            <wp14:sizeRelV relativeFrom="margin">
+              <wp14:pctHeight>0</wp14:pctHeight>
+            </wp14:sizeRelV>
+          </wp:anchor>
+        </w:drawing>
+      </w:r>
+      <w:proofErr w:type="spellStart"/>
+      <w:r>
+        <w:rPr>
+          <w:lang w:val="hu-HU"/>
+        </w:rPr>
+        <w:t>Sweagger</w:t>
+      </w:r>
+      <w:proofErr w:type="spellEnd"/>
+      <w:r>
+        <w:rPr>
+          <w:lang w:val="hu-HU"/>
+        </w:rPr>
+        <w:t xml:space="preserve"> UI</w:t>
+      </w:r>
+      <w:bookmarkEnd w:id="18"/>
+    </w:p>
+    <w:p>
+      <w:pPr>
+        <w:rPr>
+          <w:lang w:val="hu-HU"/>
+        </w:rPr>
+      </w:pPr>
+      <w:r>
+        <w:rPr>
+          <w:lang w:val="hu-HU"/>
+        </w:rPr>
+        <w:br w:type="page"/>
+      </w:r>
+    </w:p>
+    <w:p>
+      <w:pPr>
+        <w:pStyle w:val="Cmsor1"/>
+        <w:jc w:val="center"/>
+        <w:rPr>
+          <w:lang w:val="hu-HU"/>
+        </w:rPr>
+      </w:pPr>
+      <w:bookmarkStart w:id="19" w:name="_Xampp_MySQL"/>
+      <w:bookmarkStart w:id="20" w:name="_Toc227104197"/>
+      <w:bookmarkEnd w:id="19"/>
+      <w:r>
+        <w:rPr>
+          <w:noProof/>
+          <w:lang w:val="hu-HU"/>
+        </w:rPr>
+        <w:lastRenderedPageBreak/>
+        <w:drawing>
+          <wp:anchor distT="0" distB="0" distL="114300" distR="114300" simplePos="0" relativeHeight="251667456" behindDoc="0" locked="0" layoutInCell="1" allowOverlap="1" wp14:anchorId="7CBDBA70" wp14:editId="5F01E55C">
+            <wp:simplePos x="0" y="0"/>
+            <wp:positionH relativeFrom="margin">
+              <wp:align>center</wp:align>
+            </wp:positionH>
+            <wp:positionV relativeFrom="paragraph">
+              <wp:posOffset>467222</wp:posOffset>
+            </wp:positionV>
+            <wp:extent cx="7044055" cy="4531995"/>
+            <wp:effectExtent l="0" t="0" r="4445" b="1905"/>
+            <wp:wrapSquare wrapText="bothSides"/>
+            <wp:docPr id="1212946816" name="Kép 3"/>
+            <wp:cNvGraphicFramePr>
+              <a:graphicFrameLocks xmlns:a="http://schemas.openxmlformats.org/drawingml/2006/main" noChangeAspect="1"/>
+            </wp:cNvGraphicFramePr>
+            <a:graphic xmlns:a="http://schemas.openxmlformats.org/drawingml/2006/main">
+              <a:graphicData uri="http://schemas.openxmlformats.org/drawingml/2006/picture">
+                <pic:pic xmlns:pic="http://schemas.openxmlformats.org/drawingml/2006/picture">
+                  <pic:nvPicPr>
+                    <pic:cNvPr id="1212946816" name="Kép 1212946816"/>
+                    <pic:cNvPicPr/>
+                  </pic:nvPicPr>
+                  <pic:blipFill>
+                    <a:blip r:embed="rId22" cstate="print">
+                      <a:extLst>
+                        <a:ext uri="{28A0092B-C50C-407E-A947-70E740481C1C}">
+                          <a14:useLocalDpi xmlns:a14="http://schemas.microsoft.com/office/drawing/2010/main" val="0"/>
+                        </a:ext>
+                      </a:extLst>
+                    </a:blip>
+                    <a:stretch>
+                      <a:fillRect/>
+                    </a:stretch>
+                  </pic:blipFill>
+                  <pic:spPr>
+                    <a:xfrm>
+                      <a:off x="0" y="0"/>
+                      <a:ext cx="7069388" cy="4548262"/>
+                    </a:xfrm>
+                    <a:prstGeom prst="rect">
+                      <a:avLst/>
+                    </a:prstGeom>
+                  </pic:spPr>
+                </pic:pic>
+              </a:graphicData>
+            </a:graphic>
+            <wp14:sizeRelH relativeFrom="margin">
+              <wp14:pctWidth>0</wp14:pctWidth>
+            </wp14:sizeRelH>
+            <wp14:sizeRelV relativeFrom="margin">
+              <wp14:pctHeight>0</wp14:pctHeight>
+            </wp14:sizeRelV>
+          </wp:anchor>
+        </w:drawing>
+      </w:r>
+      <w:proofErr w:type="spellStart"/>
+      <w:r>
+        <w:rPr>
+          <w:lang w:val="hu-HU"/>
+        </w:rPr>
+        <w:t>Xampp</w:t>
+      </w:r>
+      <w:proofErr w:type="spellEnd"/>
+      <w:r>
+        <w:rPr>
+          <w:lang w:val="hu-HU"/>
+        </w:rPr>
+        <w:t xml:space="preserve"> </w:t>
+      </w:r>
+      <w:proofErr w:type="spellStart"/>
+      <w:r>
+        <w:rPr>
+          <w:lang w:val="hu-HU"/>
+        </w:rPr>
+        <w:t>MySQL</w:t>
+      </w:r>
+      <w:bookmarkEnd w:id="20"/>
+      <w:proofErr w:type="spellEnd"/>
+    </w:p>
+    <w:p>
+      <w:pPr>
+        <w:rPr>
+          <w:lang w:val="hu-HU"/>
+        </w:rPr>
+      </w:pPr>
+      <w:r>
+        <w:rPr>
+          <w:lang w:val="hu-HU"/>
+        </w:rPr>
+        <w:br w:type="page"/>
+      </w:r>
+    </w:p>
+    <w:p>
+      <w:pPr>
+        <w:pStyle w:val="Cmsor1"/>
+        <w:jc w:val="center"/>
+        <w:rPr>
+          <w:lang w:val="hu-HU"/>
+        </w:rPr>
+      </w:pPr>
+      <w:bookmarkStart w:id="21" w:name="_Index.jsx"/>
+      <w:bookmarkStart w:id="22" w:name="_Toc227104198"/>
+      <w:bookmarkEnd w:id="21"/>
+      <w:r>
+        <w:rPr>
+          <w:noProof/>
+          <w:lang w:val="hu-HU"/>
+        </w:rPr>
+        <w:lastRenderedPageBreak/>
+        <w:drawing>
+          <wp:anchor distT="0" distB="0" distL="114300" distR="114300" simplePos="0" relativeHeight="251668480" behindDoc="0" locked="0" layoutInCell="1" allowOverlap="1" wp14:anchorId="118766BC" wp14:editId="6D8DB178">
+            <wp:simplePos x="0" y="0"/>
+            <wp:positionH relativeFrom="page">
+              <wp:align>right</wp:align>
+            </wp:positionH>
+            <wp:positionV relativeFrom="paragraph">
+              <wp:posOffset>546597</wp:posOffset>
+            </wp:positionV>
+            <wp:extent cx="7489825" cy="3211830"/>
+            <wp:effectExtent l="0" t="0" r="0" b="7620"/>
+            <wp:wrapSquare wrapText="bothSides"/>
+            <wp:docPr id="387182555" name="Kép 4"/>
+            <wp:cNvGraphicFramePr>
+              <a:graphicFrameLocks xmlns:a="http://schemas.openxmlformats.org/drawingml/2006/main" noChangeAspect="1"/>
+            </wp:cNvGraphicFramePr>
+            <a:graphic xmlns:a="http://schemas.openxmlformats.org/drawingml/2006/main">
+              <a:graphicData uri="http://schemas.openxmlformats.org/drawingml/2006/picture">
+                <pic:pic xmlns:pic="http://schemas.openxmlformats.org/drawingml/2006/picture">
+                  <pic:nvPicPr>
+                    <pic:cNvPr id="387182555" name="Kép 387182555"/>
+                    <pic:cNvPicPr/>
+                  </pic:nvPicPr>
+                  <pic:blipFill>
+                    <a:blip r:embed="rId23">
+                      <a:extLst>
+                        <a:ext uri="{28A0092B-C50C-407E-A947-70E740481C1C}">
+                          <a14:useLocalDpi xmlns:a14="http://schemas.microsoft.com/office/drawing/2010/main" val="0"/>
+                        </a:ext>
+                      </a:extLst>
+                    </a:blip>
+                    <a:stretch>
+                      <a:fillRect/>
+                    </a:stretch>
+                  </pic:blipFill>
+                  <pic:spPr>
+                    <a:xfrm>
+                      <a:off x="0" y="0"/>
+                      <a:ext cx="7492898" cy="3213390"/>
+                    </a:xfrm>
+                    <a:prstGeom prst="rect">
+                      <a:avLst/>
+                    </a:prstGeom>
+                  </pic:spPr>
+                </pic:pic>
+              </a:graphicData>
+            </a:graphic>
+            <wp14:sizeRelH relativeFrom="margin">
+              <wp14:pctWidth>0</wp14:pctWidth>
+            </wp14:sizeRelH>
+            <wp14:sizeRelV relativeFrom="margin">
+              <wp14:pctHeight>0</wp14:pctHeight>
+            </wp14:sizeRelV>
+          </wp:anchor>
+        </w:drawing>
+      </w:r>
+      <w:proofErr w:type="spellStart"/>
+      <w:r>
+        <w:rPr>
+          <w:lang w:val="hu-HU"/>
+        </w:rPr>
+        <w:t>Index.jsx</w:t>
+      </w:r>
+      <w:bookmarkEnd w:id="22"/>
+      <w:proofErr w:type="spellEnd"/>
+    </w:p>
+    <w:p>
+      <w:pPr>
+        <w:rPr>
+          <w:lang w:val="hu-HU"/>
+        </w:rPr>
+      </w:pPr>
     </w:p>
     <w:sectPr>
-      <w:footerReference w:type="default" r:id="rId21"/>
+      <w:footerReference w:type="default" r:id="rId24"/>
       <w:pgSz w:w="11906" w:h="16838"/>
       <w:pgMar w:top="1417" w:right="1417" w:bottom="1417" w:left="1417" w:header="708" w:footer="708" w:gutter="0"/>
       <w:pgNumType w:fmt="upperRoman" w:start="1"/>
@@ -9860,7 +10368,7 @@
 </file>
 
 <file path=word/endnotes.xml><?xml version="1.0" encoding="utf-8"?>
-<w:endnotes xmlns:wpc="http://schemas.microsoft.com/office/word/2010/wordprocessingCanvas" xmlns:cx="http://schemas.microsoft.com/office/drawing/2014/chartex" xmlns:cx1="http://schemas.microsoft.com/office/drawing/2015/9/8/chartex" xmlns:mc="http://schemas.openxmlformats.org/markup-compatibility/2006" xmlns:o="urn:schemas-microsoft-com:office:office" xmlns:r="http://schemas.openxmlformats.org/officeDocument/2006/relationships" xmlns:m="http://schemas.openxmlformats.org/officeDocument/2006/math" xmlns:v="urn:schemas-microsoft-com:vml" xmlns:wp14="http://schemas.microsoft.com/office/word/2010/wordprocessingDrawing" xmlns:wp="http://schemas.openxmlformats.org/drawingml/2006/wordprocessingDrawing" xmlns:w10="urn:schemas-microsoft-com:office:word" xmlns:w="http://schemas.openxmlformats.org/wordprocessingml/2006/main" xmlns:w14="http://schemas.microsoft.com/office/word/2010/wordml" xmlns:w15="http://schemas.microsoft.com/office/word/2012/wordml" xmlns:w16se="http://schemas.microsoft.com/office/word/2015/wordml/symex" xmlns:wpg="http://schemas.microsoft.com/office/word/2010/wordprocessingGroup" xmlns:wpi="http://schemas.microsoft.com/office/word/2010/wordprocessingInk" xmlns:wne="http://schemas.microsoft.com/office/word/2006/wordml" xmlns:wps="http://schemas.microsoft.com/office/word/2010/wordprocessingShape" mc:Ignorable="w14 w15 w16se wp14">
+<w:endnotes xmlns:wpc="http://schemas.microsoft.com/office/word/2010/wordprocessingCanvas" xmlns:cx="http://schemas.microsoft.com/office/drawing/2014/chartex" xmlns:cx1="http://schemas.microsoft.com/office/drawing/2015/9/8/chartex" xmlns:cx2="http://schemas.microsoft.com/office/drawing/2015/10/21/chartex" xmlns:cx3="http://schemas.microsoft.com/office/drawing/2016/5/9/chartex" xmlns:cx4="http://schemas.microsoft.com/office/drawing/2016/5/10/chartex" xmlns:cx5="http://schemas.microsoft.com/office/drawing/2016/5/11/chartex" xmlns:cx6="http://schemas.microsoft.com/office/drawing/2016/5/12/chartex" xmlns:cx7="http://schemas.microsoft.com/office/drawing/2016/5/13/chartex" xmlns:cx8="http://schemas.microsoft.com/office/drawing/2016/5/14/chartex" xmlns:mc="http://schemas.openxmlformats.org/markup-compatibility/2006" xmlns:aink="http://schemas.microsoft.com/office/drawing/2016/ink" xmlns:am3d="http://schemas.microsoft.com/office/drawing/2017/model3d" xmlns:o="urn:schemas-microsoft-com:office:office" xmlns:oel="http://schemas.microsoft.com/office/2019/extlst" xmlns:r="http://schemas.openxmlformats.org/officeDocument/2006/relationships" xmlns:m="http://schemas.openxmlformats.org/officeDocument/2006/math" xmlns:v="urn:schemas-microsoft-com:vml" xmlns:wp14="http://schemas.microsoft.com/office/word/2010/wordprocessingDrawing" xmlns:wp="http://schemas.openxmlformats.org/drawingml/2006/wordprocessingDrawing" xmlns:w10="urn:schemas-microsoft-com:office:word" xmlns:w="http://schemas.openxmlformats.org/wordprocessingml/2006/main" xmlns:w14="http://schemas.microsoft.com/office/word/2010/wordml" xmlns:w15="http://schemas.microsoft.com/office/word/2012/wordml" xmlns:w16cex="http://schemas.microsoft.com/office/word/2018/wordml/cex" xmlns:w16cid="http://schemas.microsoft.com/office/word/2016/wordml/cid" xmlns:w16="http://schemas.microsoft.com/office/word/2018/wordml" xmlns:w16du="http://schemas.microsoft.com/office/word/2023/wordml/word16du" xmlns:w16sdtdh="http://schemas.microsoft.com/office/word/2020/wordml/sdtdatahash" xmlns:w16sdtfl="http://schemas.microsoft.com/office/word/2024/wordml/sdtformatlock" xmlns:w16se="http://schemas.microsoft.com/office/word/2015/wordml/symex" xmlns:wpg="http://schemas.microsoft.com/office/word/2010/wordprocessingGroup" xmlns:wpi="http://schemas.microsoft.com/office/word/2010/wordprocessingInk" xmlns:wne="http://schemas.microsoft.com/office/word/2006/wordml" xmlns:wps="http://schemas.microsoft.com/office/word/2010/wordprocessingShape" mc:Ignorable="w14 w15 w16se w16cid w16 w16cex w16sdtdh w16sdtfl w16du wp14">
   <w:endnote w:type="separator" w:id="-1">
     <w:p>
       <w:pPr>
@@ -9885,7 +10393,7 @@
 </file>
 
 <file path=word/footer1.xml><?xml version="1.0" encoding="utf-8"?>
-<w:ftr xmlns:wpc="http://schemas.microsoft.com/office/word/2010/wordprocessingCanvas" xmlns:cx="http://schemas.microsoft.com/office/drawing/2014/chartex" xmlns:cx1="http://schemas.microsoft.com/office/drawing/2015/9/8/chartex" xmlns:mc="http://schemas.openxmlformats.org/markup-compatibility/2006" xmlns:o="urn:schemas-microsoft-com:office:office" xmlns:r="http://schemas.openxmlformats.org/officeDocument/2006/relationships" xmlns:m="http://schemas.openxmlformats.org/officeDocument/2006/math" xmlns:v="urn:schemas-microsoft-com:vml" xmlns:wp14="http://schemas.microsoft.com/office/word/2010/wordprocessingDrawing" xmlns:wp="http://schemas.openxmlformats.org/drawingml/2006/wordprocessingDrawing" xmlns:w10="urn:schemas-microsoft-com:office:word" xmlns:w="http://schemas.openxmlformats.org/wordprocessingml/2006/main" xmlns:w14="http://schemas.microsoft.com/office/word/2010/wordml" xmlns:w15="http://schemas.microsoft.com/office/word/2012/wordml" xmlns:w16se="http://schemas.microsoft.com/office/word/2015/wordml/symex" xmlns:wpg="http://schemas.microsoft.com/office/word/2010/wordprocessingGroup" xmlns:wpi="http://schemas.microsoft.com/office/word/2010/wordprocessingInk" xmlns:wne="http://schemas.microsoft.com/office/word/2006/wordml" xmlns:wps="http://schemas.microsoft.com/office/word/2010/wordprocessingShape" mc:Ignorable="w14 w15 w16se wp14">
+<w:ftr xmlns:wpc="http://schemas.microsoft.com/office/word/2010/wordprocessingCanvas" xmlns:cx="http://schemas.microsoft.com/office/drawing/2014/chartex" xmlns:cx1="http://schemas.microsoft.com/office/drawing/2015/9/8/chartex" xmlns:cx2="http://schemas.microsoft.com/office/drawing/2015/10/21/chartex" xmlns:cx3="http://schemas.microsoft.com/office/drawing/2016/5/9/chartex" xmlns:cx4="http://schemas.microsoft.com/office/drawing/2016/5/10/chartex" xmlns:cx5="http://schemas.microsoft.com/office/drawing/2016/5/11/chartex" xmlns:cx6="http://schemas.microsoft.com/office/drawing/2016/5/12/chartex" xmlns:cx7="http://schemas.microsoft.com/office/drawing/2016/5/13/chartex" xmlns:cx8="http://schemas.microsoft.com/office/drawing/2016/5/14/chartex" xmlns:mc="http://schemas.openxmlformats.org/markup-compatibility/2006" xmlns:aink="http://schemas.microsoft.com/office/drawing/2016/ink" xmlns:am3d="http://schemas.microsoft.com/office/drawing/2017/model3d" xmlns:o="urn:schemas-microsoft-com:office:office" xmlns:oel="http://schemas.microsoft.com/office/2019/extlst" xmlns:r="http://schemas.openxmlformats.org/officeDocument/2006/relationships" xmlns:m="http://schemas.openxmlformats.org/officeDocument/2006/math" xmlns:v="urn:schemas-microsoft-com:vml" xmlns:wp14="http://schemas.microsoft.com/office/word/2010/wordprocessingDrawing" xmlns:wp="http://schemas.openxmlformats.org/drawingml/2006/wordprocessingDrawing" xmlns:w10="urn:schemas-microsoft-com:office:word" xmlns:w="http://schemas.openxmlformats.org/wordprocessingml/2006/main" xmlns:w14="http://schemas.microsoft.com/office/word/2010/wordml" xmlns:w15="http://schemas.microsoft.com/office/word/2012/wordml" xmlns:w16cex="http://schemas.microsoft.com/office/word/2018/wordml/cex" xmlns:w16cid="http://schemas.microsoft.com/office/word/2016/wordml/cid" xmlns:w16="http://schemas.microsoft.com/office/word/2018/wordml" xmlns:w16du="http://schemas.microsoft.com/office/word/2023/wordml/word16du" xmlns:w16sdtdh="http://schemas.microsoft.com/office/word/2020/wordml/sdtdatahash" xmlns:w16sdtfl="http://schemas.microsoft.com/office/word/2024/wordml/sdtformatlock" xmlns:w16se="http://schemas.microsoft.com/office/word/2015/wordml/symex" xmlns:wpg="http://schemas.microsoft.com/office/word/2010/wordprocessingGroup" xmlns:wpi="http://schemas.microsoft.com/office/word/2010/wordprocessingInk" xmlns:wne="http://schemas.microsoft.com/office/word/2006/wordml" xmlns:wps="http://schemas.microsoft.com/office/word/2010/wordprocessingShape" mc:Ignorable="w14 w15 w16se w16cid w16 w16cex w16sdtdh w16sdtfl w16du wp14">
   <w:sdt>
     <w:sdtPr>
       <w:rPr>
@@ -9897,11 +10405,6 @@
         <w:docPartUnique/>
       </w:docPartObj>
     </w:sdtPr>
-    <w:sdtEndPr>
-      <w:rPr>
-        <w:rStyle w:val="Oldalszm"/>
-      </w:rPr>
-    </w:sdtEndPr>
     <w:sdtContent>
       <w:p>
         <w:pPr>
@@ -9943,11 +10446,6 @@
         <w:docPartUnique/>
       </w:docPartObj>
     </w:sdtPr>
-    <w:sdtEndPr>
-      <w:rPr>
-        <w:rStyle w:val="Oldalszm"/>
-      </w:rPr>
-    </w:sdtEndPr>
     <w:sdtContent>
       <w:p>
         <w:pPr>
@@ -9989,11 +10487,6 @@
         <w:docPartUnique/>
       </w:docPartObj>
     </w:sdtPr>
-    <w:sdtEndPr>
-      <w:rPr>
-        <w:rStyle w:val="Oldalszm"/>
-      </w:rPr>
-    </w:sdtEndPr>
     <w:sdtContent>
       <w:p>
         <w:pPr>
@@ -10033,7 +10526,7 @@
 </file>
 
 <file path=word/footer2.xml><?xml version="1.0" encoding="utf-8"?>
-<w:ftr xmlns:wpc="http://schemas.microsoft.com/office/word/2010/wordprocessingCanvas" xmlns:cx="http://schemas.microsoft.com/office/drawing/2014/chartex" xmlns:cx1="http://schemas.microsoft.com/office/drawing/2015/9/8/chartex" xmlns:mc="http://schemas.openxmlformats.org/markup-compatibility/2006" xmlns:o="urn:schemas-microsoft-com:office:office" xmlns:r="http://schemas.openxmlformats.org/officeDocument/2006/relationships" xmlns:m="http://schemas.openxmlformats.org/officeDocument/2006/math" xmlns:v="urn:schemas-microsoft-com:vml" xmlns:wp14="http://schemas.microsoft.com/office/word/2010/wordprocessingDrawing" xmlns:wp="http://schemas.openxmlformats.org/drawingml/2006/wordprocessingDrawing" xmlns:w10="urn:schemas-microsoft-com:office:word" xmlns:w="http://schemas.openxmlformats.org/wordprocessingml/2006/main" xmlns:w14="http://schemas.microsoft.com/office/word/2010/wordml" xmlns:w15="http://schemas.microsoft.com/office/word/2012/wordml" xmlns:w16se="http://schemas.microsoft.com/office/word/2015/wordml/symex" xmlns:wpg="http://schemas.microsoft.com/office/word/2010/wordprocessingGroup" xmlns:wpi="http://schemas.microsoft.com/office/word/2010/wordprocessingInk" xmlns:wne="http://schemas.microsoft.com/office/word/2006/wordml" xmlns:wps="http://schemas.microsoft.com/office/word/2010/wordprocessingShape" mc:Ignorable="w14 w15 w16se wp14">
+<w:ftr xmlns:wpc="http://schemas.microsoft.com/office/word/2010/wordprocessingCanvas" xmlns:cx="http://schemas.microsoft.com/office/drawing/2014/chartex" xmlns:cx1="http://schemas.microsoft.com/office/drawing/2015/9/8/chartex" xmlns:cx2="http://schemas.microsoft.com/office/drawing/2015/10/21/chartex" xmlns:cx3="http://schemas.microsoft.com/office/drawing/2016/5/9/chartex" xmlns:cx4="http://schemas.microsoft.com/office/drawing/2016/5/10/chartex" xmlns:cx5="http://schemas.microsoft.com/office/drawing/2016/5/11/chartex" xmlns:cx6="http://schemas.microsoft.com/office/drawing/2016/5/12/chartex" xmlns:cx7="http://schemas.microsoft.com/office/drawing/2016/5/13/chartex" xmlns:cx8="http://schemas.microsoft.com/office/drawing/2016/5/14/chartex" xmlns:mc="http://schemas.openxmlformats.org/markup-compatibility/2006" xmlns:aink="http://schemas.microsoft.com/office/drawing/2016/ink" xmlns:am3d="http://schemas.microsoft.com/office/drawing/2017/model3d" xmlns:o="urn:schemas-microsoft-com:office:office" xmlns:oel="http://schemas.microsoft.com/office/2019/extlst" xmlns:r="http://schemas.openxmlformats.org/officeDocument/2006/relationships" xmlns:m="http://schemas.openxmlformats.org/officeDocument/2006/math" xmlns:v="urn:schemas-microsoft-com:vml" xmlns:wp14="http://schemas.microsoft.com/office/word/2010/wordprocessingDrawing" xmlns:wp="http://schemas.openxmlformats.org/drawingml/2006/wordprocessingDrawing" xmlns:w10="urn:schemas-microsoft-com:office:word" xmlns:w="http://schemas.openxmlformats.org/wordprocessingml/2006/main" xmlns:w14="http://schemas.microsoft.com/office/word/2010/wordml" xmlns:w15="http://schemas.microsoft.com/office/word/2012/wordml" xmlns:w16cex="http://schemas.microsoft.com/office/word/2018/wordml/cex" xmlns:w16cid="http://schemas.microsoft.com/office/word/2016/wordml/cid" xmlns:w16="http://schemas.microsoft.com/office/word/2018/wordml" xmlns:w16du="http://schemas.microsoft.com/office/word/2023/wordml/word16du" xmlns:w16sdtdh="http://schemas.microsoft.com/office/word/2020/wordml/sdtdatahash" xmlns:w16sdtfl="http://schemas.microsoft.com/office/word/2024/wordml/sdtformatlock" xmlns:w16se="http://schemas.microsoft.com/office/word/2015/wordml/symex" xmlns:wpg="http://schemas.microsoft.com/office/word/2010/wordprocessingGroup" xmlns:wpi="http://schemas.microsoft.com/office/word/2010/wordprocessingInk" xmlns:wne="http://schemas.microsoft.com/office/word/2006/wordml" xmlns:wps="http://schemas.microsoft.com/office/word/2010/wordprocessingShape" mc:Ignorable="w14 w15 w16se w16cid w16 w16cex w16sdtdh w16sdtfl w16du wp14">
   <w:p>
     <w:pPr>
       <w:pStyle w:val="llb"/>
@@ -10053,7 +10546,7 @@
 </file>
 
 <file path=word/footer3.xml><?xml version="1.0" encoding="utf-8"?>
-<w:ftr xmlns:wpc="http://schemas.microsoft.com/office/word/2010/wordprocessingCanvas" xmlns:cx="http://schemas.microsoft.com/office/drawing/2014/chartex" xmlns:cx1="http://schemas.microsoft.com/office/drawing/2015/9/8/chartex" xmlns:mc="http://schemas.openxmlformats.org/markup-compatibility/2006" xmlns:o="urn:schemas-microsoft-com:office:office" xmlns:r="http://schemas.openxmlformats.org/officeDocument/2006/relationships" xmlns:m="http://schemas.openxmlformats.org/officeDocument/2006/math" xmlns:v="urn:schemas-microsoft-com:vml" xmlns:wp14="http://schemas.microsoft.com/office/word/2010/wordprocessingDrawing" xmlns:wp="http://schemas.openxmlformats.org/drawingml/2006/wordprocessingDrawing" xmlns:w10="urn:schemas-microsoft-com:office:word" xmlns:w="http://schemas.openxmlformats.org/wordprocessingml/2006/main" xmlns:w14="http://schemas.microsoft.com/office/word/2010/wordml" xmlns:w15="http://schemas.microsoft.com/office/word/2012/wordml" xmlns:w16se="http://schemas.microsoft.com/office/word/2015/wordml/symex" xmlns:wpg="http://schemas.microsoft.com/office/word/2010/wordprocessingGroup" xmlns:wpi="http://schemas.microsoft.com/office/word/2010/wordprocessingInk" xmlns:wne="http://schemas.microsoft.com/office/word/2006/wordml" xmlns:wps="http://schemas.microsoft.com/office/word/2010/wordprocessingShape" mc:Ignorable="w14 w15 w16se wp14">
+<w:ftr xmlns:wpc="http://schemas.microsoft.com/office/word/2010/wordprocessingCanvas" xmlns:cx="http://schemas.microsoft.com/office/drawing/2014/chartex" xmlns:cx1="http://schemas.microsoft.com/office/drawing/2015/9/8/chartex" xmlns:cx2="http://schemas.microsoft.com/office/drawing/2015/10/21/chartex" xmlns:cx3="http://schemas.microsoft.com/office/drawing/2016/5/9/chartex" xmlns:cx4="http://schemas.microsoft.com/office/drawing/2016/5/10/chartex" xmlns:cx5="http://schemas.microsoft.com/office/drawing/2016/5/11/chartex" xmlns:cx6="http://schemas.microsoft.com/office/drawing/2016/5/12/chartex" xmlns:cx7="http://schemas.microsoft.com/office/drawing/2016/5/13/chartex" xmlns:cx8="http://schemas.microsoft.com/office/drawing/2016/5/14/chartex" xmlns:mc="http://schemas.openxmlformats.org/markup-compatibility/2006" xmlns:aink="http://schemas.microsoft.com/office/drawing/2016/ink" xmlns:am3d="http://schemas.microsoft.com/office/drawing/2017/model3d" xmlns:o="urn:schemas-microsoft-com:office:office" xmlns:oel="http://schemas.microsoft.com/office/2019/extlst" xmlns:r="http://schemas.openxmlformats.org/officeDocument/2006/relationships" xmlns:m="http://schemas.openxmlformats.org/officeDocument/2006/math" xmlns:v="urn:schemas-microsoft-com:vml" xmlns:wp14="http://schemas.microsoft.com/office/word/2010/wordprocessingDrawing" xmlns:wp="http://schemas.openxmlformats.org/drawingml/2006/wordprocessingDrawing" xmlns:w10="urn:schemas-microsoft-com:office:word" xmlns:w="http://schemas.openxmlformats.org/wordprocessingml/2006/main" xmlns:w14="http://schemas.microsoft.com/office/word/2010/wordml" xmlns:w15="http://schemas.microsoft.com/office/word/2012/wordml" xmlns:w16cex="http://schemas.microsoft.com/office/word/2018/wordml/cex" xmlns:w16cid="http://schemas.microsoft.com/office/word/2016/wordml/cid" xmlns:w16="http://schemas.microsoft.com/office/word/2018/wordml" xmlns:w16du="http://schemas.microsoft.com/office/word/2023/wordml/word16du" xmlns:w16sdtdh="http://schemas.microsoft.com/office/word/2020/wordml/sdtdatahash" xmlns:w16sdtfl="http://schemas.microsoft.com/office/word/2024/wordml/sdtformatlock" xmlns:w16se="http://schemas.microsoft.com/office/word/2015/wordml/symex" xmlns:wpg="http://schemas.microsoft.com/office/word/2010/wordprocessingGroup" xmlns:wpi="http://schemas.microsoft.com/office/word/2010/wordprocessingInk" xmlns:wne="http://schemas.microsoft.com/office/word/2006/wordml" xmlns:wps="http://schemas.microsoft.com/office/word/2010/wordprocessingShape" mc:Ignorable="w14 w15 w16se w16cid w16 w16cex w16sdtdh w16sdtfl w16du wp14">
   <w:sdt>
     <w:sdtPr>
       <w:rPr>
@@ -10065,11 +10558,6 @@
         <w:docPartUnique/>
       </w:docPartObj>
     </w:sdtPr>
-    <w:sdtEndPr>
-      <w:rPr>
-        <w:rStyle w:val="Oldalszm"/>
-      </w:rPr>
-    </w:sdtEndPr>
     <w:sdtContent>
       <w:p>
         <w:pPr>
@@ -10133,7 +10621,7 @@
 </file>
 
 <file path=word/footer4.xml><?xml version="1.0" encoding="utf-8"?>
-<w:ftr xmlns:wpc="http://schemas.microsoft.com/office/word/2010/wordprocessingCanvas" xmlns:cx="http://schemas.microsoft.com/office/drawing/2014/chartex" xmlns:cx1="http://schemas.microsoft.com/office/drawing/2015/9/8/chartex" xmlns:mc="http://schemas.openxmlformats.org/markup-compatibility/2006" xmlns:o="urn:schemas-microsoft-com:office:office" xmlns:r="http://schemas.openxmlformats.org/officeDocument/2006/relationships" xmlns:m="http://schemas.openxmlformats.org/officeDocument/2006/math" xmlns:v="urn:schemas-microsoft-com:vml" xmlns:wp14="http://schemas.microsoft.com/office/word/2010/wordprocessingDrawing" xmlns:wp="http://schemas.openxmlformats.org/drawingml/2006/wordprocessingDrawing" xmlns:w10="urn:schemas-microsoft-com:office:word" xmlns:w="http://schemas.openxmlformats.org/wordprocessingml/2006/main" xmlns:w14="http://schemas.microsoft.com/office/word/2010/wordml" xmlns:w15="http://schemas.microsoft.com/office/word/2012/wordml" xmlns:w16se="http://schemas.microsoft.com/office/word/2015/wordml/symex" xmlns:wpg="http://schemas.microsoft.com/office/word/2010/wordprocessingGroup" xmlns:wpi="http://schemas.microsoft.com/office/word/2010/wordprocessingInk" xmlns:wne="http://schemas.microsoft.com/office/word/2006/wordml" xmlns:wps="http://schemas.microsoft.com/office/word/2010/wordprocessingShape" mc:Ignorable="w14 w15 w16se wp14">
+<w:ftr xmlns:wpc="http://schemas.microsoft.com/office/word/2010/wordprocessingCanvas" xmlns:cx="http://schemas.microsoft.com/office/drawing/2014/chartex" xmlns:cx1="http://schemas.microsoft.com/office/drawing/2015/9/8/chartex" xmlns:cx2="http://schemas.microsoft.com/office/drawing/2015/10/21/chartex" xmlns:cx3="http://schemas.microsoft.com/office/drawing/2016/5/9/chartex" xmlns:cx4="http://schemas.microsoft.com/office/drawing/2016/5/10/chartex" xmlns:cx5="http://schemas.microsoft.com/office/drawing/2016/5/11/chartex" xmlns:cx6="http://schemas.microsoft.com/office/drawing/2016/5/12/chartex" xmlns:cx7="http://schemas.microsoft.com/office/drawing/2016/5/13/chartex" xmlns:cx8="http://schemas.microsoft.com/office/drawing/2016/5/14/chartex" xmlns:mc="http://schemas.openxmlformats.org/markup-compatibility/2006" xmlns:aink="http://schemas.microsoft.com/office/drawing/2016/ink" xmlns:am3d="http://schemas.microsoft.com/office/drawing/2017/model3d" xmlns:o="urn:schemas-microsoft-com:office:office" xmlns:oel="http://schemas.microsoft.com/office/2019/extlst" xmlns:r="http://schemas.openxmlformats.org/officeDocument/2006/relationships" xmlns:m="http://schemas.openxmlformats.org/officeDocument/2006/math" xmlns:v="urn:schemas-microsoft-com:vml" xmlns:wp14="http://schemas.microsoft.com/office/word/2010/wordprocessingDrawing" xmlns:wp="http://schemas.openxmlformats.org/drawingml/2006/wordprocessingDrawing" xmlns:w10="urn:schemas-microsoft-com:office:word" xmlns:w="http://schemas.openxmlformats.org/wordprocessingml/2006/main" xmlns:w14="http://schemas.microsoft.com/office/word/2010/wordml" xmlns:w15="http://schemas.microsoft.com/office/word/2012/wordml" xmlns:w16cex="http://schemas.microsoft.com/office/word/2018/wordml/cex" xmlns:w16cid="http://schemas.microsoft.com/office/word/2016/wordml/cid" xmlns:w16="http://schemas.microsoft.com/office/word/2018/wordml" xmlns:w16du="http://schemas.microsoft.com/office/word/2023/wordml/word16du" xmlns:w16sdtdh="http://schemas.microsoft.com/office/word/2020/wordml/sdtdatahash" xmlns:w16sdtfl="http://schemas.microsoft.com/office/word/2024/wordml/sdtformatlock" xmlns:w16se="http://schemas.microsoft.com/office/word/2015/wordml/symex" xmlns:wpg="http://schemas.microsoft.com/office/word/2010/wordprocessingGroup" xmlns:wpi="http://schemas.microsoft.com/office/word/2010/wordprocessingInk" xmlns:wne="http://schemas.microsoft.com/office/word/2006/wordml" xmlns:wps="http://schemas.microsoft.com/office/word/2010/wordprocessingShape" mc:Ignorable="w14 w15 w16se w16cid w16 w16cex w16sdtdh w16sdtfl w16du wp14">
   <w:sdt>
     <w:sdtPr>
       <w:rPr>
@@ -10145,11 +10633,6 @@
         <w:docPartUnique/>
       </w:docPartObj>
     </w:sdtPr>
-    <w:sdtEndPr>
-      <w:rPr>
-        <w:rStyle w:val="Oldalszm"/>
-      </w:rPr>
-    </w:sdtEndPr>
     <w:sdtContent>
       <w:p>
         <w:pPr>
@@ -10215,11 +10698,6 @@
         <w:docPartUnique/>
       </w:docPartObj>
     </w:sdtPr>
-    <w:sdtEndPr>
-      <w:rPr>
-        <w:rStyle w:val="Oldalszm"/>
-      </w:rPr>
-    </w:sdtEndPr>
     <w:sdtContent>
       <w:p>
         <w:pPr>
@@ -10242,7 +10720,7 @@
 </file>
 
 <file path=word/footnotes.xml><?xml version="1.0" encoding="utf-8"?>
-<w:footnotes xmlns:wpc="http://schemas.microsoft.com/office/word/2010/wordprocessingCanvas" xmlns:cx="http://schemas.microsoft.com/office/drawing/2014/chartex" xmlns:cx1="http://schemas.microsoft.com/office/drawing/2015/9/8/chartex" xmlns:mc="http://schemas.openxmlformats.org/markup-compatibility/2006" xmlns:o="urn:schemas-microsoft-com:office:office" xmlns:r="http://schemas.openxmlformats.org/officeDocument/2006/relationships" xmlns:m="http://schemas.openxmlformats.org/officeDocument/2006/math" xmlns:v="urn:schemas-microsoft-com:vml" xmlns:wp14="http://schemas.microsoft.com/office/word/2010/wordprocessingDrawing" xmlns:wp="http://schemas.openxmlformats.org/drawingml/2006/wordprocessingDrawing" xmlns:w10="urn:schemas-microsoft-com:office:word" xmlns:w="http://schemas.openxmlformats.org/wordprocessingml/2006/main" xmlns:w14="http://schemas.microsoft.com/office/word/2010/wordml" xmlns:w15="http://schemas.microsoft.com/office/word/2012/wordml" xmlns:w16se="http://schemas.microsoft.com/office/word/2015/wordml/symex" xmlns:wpg="http://schemas.microsoft.com/office/word/2010/wordprocessingGroup" xmlns:wpi="http://schemas.microsoft.com/office/word/2010/wordprocessingInk" xmlns:wne="http://schemas.microsoft.com/office/word/2006/wordml" xmlns:wps="http://schemas.microsoft.com/office/word/2010/wordprocessingShape" mc:Ignorable="w14 w15 w16se wp14">
+<w:footnotes xmlns:wpc="http://schemas.microsoft.com/office/word/2010/wordprocessingCanvas" xmlns:cx="http://schemas.microsoft.com/office/drawing/2014/chartex" xmlns:cx1="http://schemas.microsoft.com/office/drawing/2015/9/8/chartex" xmlns:cx2="http://schemas.microsoft.com/office/drawing/2015/10/21/chartex" xmlns:cx3="http://schemas.microsoft.com/office/drawing/2016/5/9/chartex" xmlns:cx4="http://schemas.microsoft.com/office/drawing/2016/5/10/chartex" xmlns:cx5="http://schemas.microsoft.com/office/drawing/2016/5/11/chartex" xmlns:cx6="http://schemas.microsoft.com/office/drawing/2016/5/12/chartex" xmlns:cx7="http://schemas.microsoft.com/office/drawing/2016/5/13/chartex" xmlns:cx8="http://schemas.microsoft.com/office/drawing/2016/5/14/chartex" xmlns:mc="http://schemas.openxmlformats.org/markup-compatibility/2006" xmlns:aink="http://schemas.microsoft.com/office/drawing/2016/ink" xmlns:am3d="http://schemas.microsoft.com/office/drawing/2017/model3d" xmlns:o="urn:schemas-microsoft-com:office:office" xmlns:oel="http://schemas.microsoft.com/office/2019/extlst" xmlns:r="http://schemas.openxmlformats.org/officeDocument/2006/relationships" xmlns:m="http://schemas.openxmlformats.org/officeDocument/2006/math" xmlns:v="urn:schemas-microsoft-com:vml" xmlns:wp14="http://schemas.microsoft.com/office/word/2010/wordprocessingDrawing" xmlns:wp="http://schemas.openxmlformats.org/drawingml/2006/wordprocessingDrawing" xmlns:w10="urn:schemas-microsoft-com:office:word" xmlns:w="http://schemas.openxmlformats.org/wordprocessingml/2006/main" xmlns:w14="http://schemas.microsoft.com/office/word/2010/wordml" xmlns:w15="http://schemas.microsoft.com/office/word/2012/wordml" xmlns:w16cex="http://schemas.microsoft.com/office/word/2018/wordml/cex" xmlns:w16cid="http://schemas.microsoft.com/office/word/2016/wordml/cid" xmlns:w16="http://schemas.microsoft.com/office/word/2018/wordml" xmlns:w16du="http://schemas.microsoft.com/office/word/2023/wordml/word16du" xmlns:w16sdtdh="http://schemas.microsoft.com/office/word/2020/wordml/sdtdatahash" xmlns:w16sdtfl="http://schemas.microsoft.com/office/word/2024/wordml/sdtformatlock" xmlns:w16se="http://schemas.microsoft.com/office/word/2015/wordml/symex" xmlns:wpg="http://schemas.microsoft.com/office/word/2010/wordprocessingGroup" xmlns:wpi="http://schemas.microsoft.com/office/word/2010/wordprocessingInk" xmlns:wne="http://schemas.microsoft.com/office/word/2006/wordml" xmlns:wps="http://schemas.microsoft.com/office/word/2010/wordprocessingShape" mc:Ignorable="w14 w15 w16se w16cid w16 w16cex w16sdtdh w16sdtfl w16du wp14">
   <w:footnote w:type="separator" w:id="-1">
     <w:p>
       <w:pPr>
@@ -10267,7 +10745,7 @@
 </file>
 
 <file path=word/numbering.xml><?xml version="1.0" encoding="utf-8"?>
-<w:numbering xmlns:wpc="http://schemas.microsoft.com/office/word/2010/wordprocessingCanvas" xmlns:cx="http://schemas.microsoft.com/office/drawing/2014/chartex" xmlns:cx1="http://schemas.microsoft.com/office/drawing/2015/9/8/chartex" xmlns:mc="http://schemas.openxmlformats.org/markup-compatibility/2006" xmlns:o="urn:schemas-microsoft-com:office:office" xmlns:r="http://schemas.openxmlformats.org/officeDocument/2006/relationships" xmlns:m="http://schemas.openxmlformats.org/officeDocument/2006/math" xmlns:v="urn:schemas-microsoft-com:vml" xmlns:wp14="http://schemas.microsoft.com/office/word/2010/wordprocessingDrawing" xmlns:wp="http://schemas.openxmlformats.org/drawingml/2006/wordprocessingDrawing" xmlns:w10="urn:schemas-microsoft-com:office:word" xmlns:w="http://schemas.openxmlformats.org/wordprocessingml/2006/main" xmlns:w14="http://schemas.microsoft.com/office/word/2010/wordml" xmlns:w15="http://schemas.microsoft.com/office/word/2012/wordml" xmlns:w16se="http://schemas.microsoft.com/office/word/2015/wordml/symex" xmlns:wpg="http://schemas.microsoft.com/office/word/2010/wordprocessingGroup" xmlns:wpi="http://schemas.microsoft.com/office/word/2010/wordprocessingInk" xmlns:wne="http://schemas.microsoft.com/office/word/2006/wordml" xmlns:wps="http://schemas.microsoft.com/office/word/2010/wordprocessingShape" mc:Ignorable="w14 w15 w16se wp14">
+<w:numbering xmlns:wpc="http://schemas.microsoft.com/office/word/2010/wordprocessingCanvas" xmlns:cx="http://schemas.microsoft.com/office/drawing/2014/chartex" xmlns:cx1="http://schemas.microsoft.com/office/drawing/2015/9/8/chartex" xmlns:cx2="http://schemas.microsoft.com/office/drawing/2015/10/21/chartex" xmlns:cx3="http://schemas.microsoft.com/office/drawing/2016/5/9/chartex" xmlns:cx4="http://schemas.microsoft.com/office/drawing/2016/5/10/chartex" xmlns:cx5="http://schemas.microsoft.com/office/drawing/2016/5/11/chartex" xmlns:cx6="http://schemas.microsoft.com/office/drawing/2016/5/12/chartex" xmlns:cx7="http://schemas.microsoft.com/office/drawing/2016/5/13/chartex" xmlns:cx8="http://schemas.microsoft.com/office/drawing/2016/5/14/chartex" xmlns:mc="http://schemas.openxmlformats.org/markup-compatibility/2006" xmlns:aink="http://schemas.microsoft.com/office/drawing/2016/ink" xmlns:am3d="http://schemas.microsoft.com/office/drawing/2017/model3d" xmlns:o="urn:schemas-microsoft-com:office:office" xmlns:oel="http://schemas.microsoft.com/office/2019/extlst" xmlns:r="http://schemas.openxmlformats.org/officeDocument/2006/relationships" xmlns:m="http://schemas.openxmlformats.org/officeDocument/2006/math" xmlns:v="urn:schemas-microsoft-com:vml" xmlns:wp14="http://schemas.microsoft.com/office/word/2010/wordprocessingDrawing" xmlns:wp="http://schemas.openxmlformats.org/drawingml/2006/wordprocessingDrawing" xmlns:w10="urn:schemas-microsoft-com:office:word" xmlns:w="http://schemas.openxmlformats.org/wordprocessingml/2006/main" xmlns:w14="http://schemas.microsoft.com/office/word/2010/wordml" xmlns:w15="http://schemas.microsoft.com/office/word/2012/wordml" xmlns:w16cex="http://schemas.microsoft.com/office/word/2018/wordml/cex" xmlns:w16cid="http://schemas.microsoft.com/office/word/2016/wordml/cid" xmlns:w16="http://schemas.microsoft.com/office/word/2018/wordml" xmlns:w16du="http://schemas.microsoft.com/office/word/2023/wordml/word16du" xmlns:w16sdtdh="http://schemas.microsoft.com/office/word/2020/wordml/sdtdatahash" xmlns:w16sdtfl="http://schemas.microsoft.com/office/word/2024/wordml/sdtformatlock" xmlns:w16se="http://schemas.microsoft.com/office/word/2015/wordml/symex" xmlns:wpg="http://schemas.microsoft.com/office/word/2010/wordprocessingGroup" xmlns:wpi="http://schemas.microsoft.com/office/word/2010/wordprocessingInk" xmlns:wne="http://schemas.microsoft.com/office/word/2006/wordml" xmlns:wps="http://schemas.microsoft.com/office/word/2010/wordprocessingShape" mc:Ignorable="w14 w15 w16se w16cid w16 w16cex w16sdtdh w16sdtfl w16du wp14">
   <w:abstractNum w:abstractNumId="0" w15:restartNumberingAfterBreak="0">
     <w:nsid w:val="02826046"/>
     <w:multiLevelType w:val="multilevel"/>
@@ -11978,59 +12456,59 @@
       </w:rPr>
     </w:lvl>
   </w:abstractNum>
-  <w:num w:numId="1">
+  <w:num w:numId="1" w16cid:durableId="1110199671">
     <w:abstractNumId w:val="13"/>
   </w:num>
-  <w:num w:numId="2">
+  <w:num w:numId="2" w16cid:durableId="1379935666">
     <w:abstractNumId w:val="11"/>
   </w:num>
-  <w:num w:numId="3">
+  <w:num w:numId="3" w16cid:durableId="1867252823">
     <w:abstractNumId w:val="2"/>
   </w:num>
-  <w:num w:numId="4">
+  <w:num w:numId="4" w16cid:durableId="1710761454">
     <w:abstractNumId w:val="8"/>
   </w:num>
-  <w:num w:numId="5">
+  <w:num w:numId="5" w16cid:durableId="1963073442">
     <w:abstractNumId w:val="12"/>
   </w:num>
-  <w:num w:numId="6">
+  <w:num w:numId="6" w16cid:durableId="1183207749">
     <w:abstractNumId w:val="9"/>
   </w:num>
-  <w:num w:numId="7">
+  <w:num w:numId="7" w16cid:durableId="660351788">
     <w:abstractNumId w:val="0"/>
   </w:num>
-  <w:num w:numId="8">
+  <w:num w:numId="8" w16cid:durableId="1219174035">
     <w:abstractNumId w:val="10"/>
   </w:num>
-  <w:num w:numId="9">
+  <w:num w:numId="9" w16cid:durableId="1939488449">
     <w:abstractNumId w:val="7"/>
   </w:num>
-  <w:num w:numId="10">
+  <w:num w:numId="10" w16cid:durableId="1074401730">
     <w:abstractNumId w:val="1"/>
   </w:num>
-  <w:num w:numId="11">
+  <w:num w:numId="11" w16cid:durableId="233786767">
     <w:abstractNumId w:val="4"/>
   </w:num>
-  <w:num w:numId="12">
+  <w:num w:numId="12" w16cid:durableId="2044019019">
     <w:abstractNumId w:val="6"/>
   </w:num>
-  <w:num w:numId="13">
+  <w:num w:numId="13" w16cid:durableId="119617888">
     <w:abstractNumId w:val="14"/>
   </w:num>
-  <w:num w:numId="14">
+  <w:num w:numId="14" w16cid:durableId="133571577">
     <w:abstractNumId w:val="3"/>
   </w:num>
-  <w:num w:numId="15">
+  <w:num w:numId="15" w16cid:durableId="864052878">
     <w:abstractNumId w:val="5"/>
   </w:num>
-  <w:num w:numId="16">
+  <w:num w:numId="16" w16cid:durableId="1251503631">
     <w:abstractNumId w:val="15"/>
   </w:num>
 </w:numbering>
 </file>
 
 <file path=word/styles.xml><?xml version="1.0" encoding="utf-8"?>
-<w:styles xmlns:mc="http://schemas.openxmlformats.org/markup-compatibility/2006" xmlns:r="http://schemas.openxmlformats.org/officeDocument/2006/relationships" xmlns:w="http://schemas.openxmlformats.org/wordprocessingml/2006/main" xmlns:w14="http://schemas.microsoft.com/office/word/2010/wordml" xmlns:w15="http://schemas.microsoft.com/office/word/2012/wordml" xmlns:w16se="http://schemas.microsoft.com/office/word/2015/wordml/symex" mc:Ignorable="w14 w15 w16se">
+<w:styles xmlns:mc="http://schemas.openxmlformats.org/markup-compatibility/2006" xmlns:r="http://schemas.openxmlformats.org/officeDocument/2006/relationships" xmlns:w="http://schemas.openxmlformats.org/wordprocessingml/2006/main" xmlns:w14="http://schemas.microsoft.com/office/word/2010/wordml" xmlns:w15="http://schemas.microsoft.com/office/word/2012/wordml" xmlns:w16cex="http://schemas.microsoft.com/office/word/2018/wordml/cex" xmlns:w16cid="http://schemas.microsoft.com/office/word/2016/wordml/cid" xmlns:w16="http://schemas.microsoft.com/office/word/2018/wordml" xmlns:w16du="http://schemas.microsoft.com/office/word/2023/wordml/word16du" xmlns:w16sdtdh="http://schemas.microsoft.com/office/word/2020/wordml/sdtdatahash" xmlns:w16sdtfl="http://schemas.microsoft.com/office/word/2024/wordml/sdtformatlock" xmlns:w16se="http://schemas.microsoft.com/office/word/2015/wordml/symex" mc:Ignorable="w14 w15 w16se w16cid w16 w16cex w16sdtdh w16sdtfl w16du">
   <w:docDefaults>
     <w:rPrDefault>
       <w:rPr>
@@ -12046,7 +12524,7 @@
       </w:pPr>
     </w:pPrDefault>
   </w:docDefaults>
-  <w:latentStyles w:defLockedState="0" w:defUIPriority="99" w:defSemiHidden="0" w:defUnhideWhenUsed="0" w:defQFormat="0" w:count="371">
+  <w:latentStyles w:defLockedState="0" w:defUIPriority="99" w:defSemiHidden="0" w:defUnhideWhenUsed="0" w:defQFormat="0" w:count="376">
     <w:lsdException w:name="Normal" w:uiPriority="0" w:qFormat="1"/>
     <w:lsdException w:name="heading 1" w:uiPriority="9" w:qFormat="1"/>
     <w:lsdException w:name="heading 2" w:semiHidden="1" w:uiPriority="9" w:unhideWhenUsed="1" w:qFormat="1"/>
@@ -12418,6 +12896,11 @@
     <w:lsdException w:name="List Table 5 Dark Accent 6" w:uiPriority="50"/>
     <w:lsdException w:name="List Table 6 Colorful Accent 6" w:uiPriority="51"/>
     <w:lsdException w:name="List Table 7 Colorful Accent 6" w:uiPriority="52"/>
+    <w:lsdException w:name="Mention" w:semiHidden="1" w:unhideWhenUsed="1"/>
+    <w:lsdException w:name="Smart Hyperlink" w:semiHidden="1" w:unhideWhenUsed="1"/>
+    <w:lsdException w:name="Hashtag" w:semiHidden="1" w:unhideWhenUsed="1"/>
+    <w:lsdException w:name="Unresolved Mention" w:semiHidden="1" w:unhideWhenUsed="1"/>
+    <w:lsdException w:name="Smart Link" w:semiHidden="1" w:unhideWhenUsed="1"/>
   </w:latentStyles>
   <w:style w:type="paragraph" w:default="1" w:styleId="Norml">
     <w:name w:val="Normal"/>
@@ -12475,7 +12958,6 @@
   <w:style w:type="character" w:default="1" w:styleId="Bekezdsalapbettpusa">
     <w:name w:val="Default Paragraph Font"/>
     <w:uiPriority w:val="1"/>
-    <w:semiHidden/>
     <w:unhideWhenUsed/>
   </w:style>
   <w:style w:type="table" w:default="1" w:styleId="Normltblzat">
@@ -12580,8 +13062,8 @@
       <w:u w:val="single"/>
     </w:rPr>
   </w:style>
-  <w:style w:type="character" w:customStyle="1" w:styleId="UnresolvedMention">
-    <w:name w:val="Unresolved Mention"/>
+  <w:style w:type="character" w:customStyle="1" w:styleId="Feloldatlanmegemlts1">
+    <w:name w:val="Feloldatlan megemlítés1"/>
     <w:basedOn w:val="Bekezdsalapbettpusa"/>
     <w:uiPriority w:val="99"/>
     <w:semiHidden/>
@@ -12858,6 +13340,18 @@
       <w:spacing w:val="15"/>
       <w:sz w:val="40"/>
       <w:lang w:val="en-GB"/>
+    </w:rPr>
+  </w:style>
+  <w:style w:type="character" w:styleId="Feloldatlanmegemlts">
+    <w:name w:val="Unresolved Mention"/>
+    <w:basedOn w:val="Bekezdsalapbettpusa"/>
+    <w:uiPriority w:val="99"/>
+    <w:semiHidden/>
+    <w:unhideWhenUsed/>
+    <w:rsid w:val="001324CD"/>
+    <w:rPr>
+      <w:color w:val="605E5C"/>
+      <w:shd w:val="clear" w:color="auto" w:fill="E1DFDD"/>
     </w:rPr>
   </w:style>
 </w:styles>

--- a/Borsod Coding - For the potato.docx
+++ b/Borsod Coding - For the potato.docx
@@ -1,6 +1,6 @@
 
 <file path=word/document.xml><?xml version="1.0" encoding="utf-8"?>
-<w:document xmlns:wpc="http://schemas.microsoft.com/office/word/2010/wordprocessingCanvas" xmlns:cx="http://schemas.microsoft.com/office/drawing/2014/chartex" xmlns:cx1="http://schemas.microsoft.com/office/drawing/2015/9/8/chartex" xmlns:cx2="http://schemas.microsoft.com/office/drawing/2015/10/21/chartex" xmlns:cx3="http://schemas.microsoft.com/office/drawing/2016/5/9/chartex" xmlns:cx4="http://schemas.microsoft.com/office/drawing/2016/5/10/chartex" xmlns:cx5="http://schemas.microsoft.com/office/drawing/2016/5/11/chartex" xmlns:cx6="http://schemas.microsoft.com/office/drawing/2016/5/12/chartex" xmlns:cx7="http://schemas.microsoft.com/office/drawing/2016/5/13/chartex" xmlns:cx8="http://schemas.microsoft.com/office/drawing/2016/5/14/chartex" xmlns:mc="http://schemas.openxmlformats.org/markup-compatibility/2006" xmlns:aink="http://schemas.microsoft.com/office/drawing/2016/ink" xmlns:am3d="http://schemas.microsoft.com/office/drawing/2017/model3d" xmlns:o="urn:schemas-microsoft-com:office:office" xmlns:oel="http://schemas.microsoft.com/office/2019/extlst" xmlns:r="http://schemas.openxmlformats.org/officeDocument/2006/relationships" xmlns:m="http://schemas.openxmlformats.org/officeDocument/2006/math" xmlns:v="urn:schemas-microsoft-com:vml" xmlns:wp14="http://schemas.microsoft.com/office/word/2010/wordprocessingDrawing" xmlns:wp="http://schemas.openxmlformats.org/drawingml/2006/wordprocessingDrawing" xmlns:w10="urn:schemas-microsoft-com:office:word" xmlns:w="http://schemas.openxmlformats.org/wordprocessingml/2006/main" xmlns:w14="http://schemas.microsoft.com/office/word/2010/wordml" xmlns:w15="http://schemas.microsoft.com/office/word/2012/wordml" xmlns:w16cex="http://schemas.microsoft.com/office/word/2018/wordml/cex" xmlns:w16cid="http://schemas.microsoft.com/office/word/2016/wordml/cid" xmlns:w16="http://schemas.microsoft.com/office/word/2018/wordml" xmlns:w16du="http://schemas.microsoft.com/office/word/2023/wordml/word16du" xmlns:w16sdtdh="http://schemas.microsoft.com/office/word/2020/wordml/sdtdatahash" xmlns:w16sdtfl="http://schemas.microsoft.com/office/word/2024/wordml/sdtformatlock" xmlns:w16se="http://schemas.microsoft.com/office/word/2015/wordml/symex" xmlns:wpg="http://schemas.microsoft.com/office/word/2010/wordprocessingGroup" xmlns:wpi="http://schemas.microsoft.com/office/word/2010/wordprocessingInk" xmlns:wne="http://schemas.microsoft.com/office/word/2006/wordml" xmlns:wps="http://schemas.microsoft.com/office/word/2010/wordprocessingShape" mc:Ignorable="w14 w15 w16se w16cid w16 w16cex w16sdtdh w16sdtfl w16du wp14">
+<w:document xmlns:wpc="http://schemas.microsoft.com/office/word/2010/wordprocessingCanvas" xmlns:cx="http://schemas.microsoft.com/office/drawing/2014/chartex" xmlns:cx1="http://schemas.microsoft.com/office/drawing/2015/9/8/chartex" xmlns:mc="http://schemas.openxmlformats.org/markup-compatibility/2006" xmlns:o="urn:schemas-microsoft-com:office:office" xmlns:r="http://schemas.openxmlformats.org/officeDocument/2006/relationships" xmlns:m="http://schemas.openxmlformats.org/officeDocument/2006/math" xmlns:v="urn:schemas-microsoft-com:vml" xmlns:wp14="http://schemas.microsoft.com/office/word/2010/wordprocessingDrawing" xmlns:wp="http://schemas.openxmlformats.org/drawingml/2006/wordprocessingDrawing" xmlns:w10="urn:schemas-microsoft-com:office:word" xmlns:w="http://schemas.openxmlformats.org/wordprocessingml/2006/main" xmlns:w14="http://schemas.microsoft.com/office/word/2010/wordml" xmlns:w15="http://schemas.microsoft.com/office/word/2012/wordml" xmlns:w16se="http://schemas.microsoft.com/office/word/2015/wordml/symex" xmlns:wpg="http://schemas.microsoft.com/office/word/2010/wordprocessingGroup" xmlns:wpi="http://schemas.microsoft.com/office/word/2010/wordprocessingInk" xmlns:wne="http://schemas.microsoft.com/office/word/2006/wordml" xmlns:wps="http://schemas.microsoft.com/office/word/2010/wordprocessingShape" mc:Ignorable="w14 w15 w16se wp14">
   <w:body>
     <w:p>
       <w:pPr>
@@ -3980,6 +3980,333 @@
         </w:rPr>
         <w:t>Tél éjszaka</w:t>
       </w:r>
+    </w:p>
+    <w:p>
+      <w:pPr>
+        <w:pStyle w:val="Alcm"/>
+        <w:rPr>
+          <w:rStyle w:val="AlcmChar"/>
+          <w:szCs w:val="40"/>
+        </w:rPr>
+      </w:pPr>
+      <w:proofErr w:type="spellStart"/>
+      <w:r>
+        <w:rPr>
+          <w:rStyle w:val="AlcmChar"/>
+          <w:szCs w:val="40"/>
+        </w:rPr>
+        <w:t>Miért</w:t>
+      </w:r>
+      <w:proofErr w:type="spellEnd"/>
+      <w:r>
+        <w:rPr>
+          <w:rStyle w:val="AlcmChar"/>
+          <w:szCs w:val="40"/>
+        </w:rPr>
+        <w:t xml:space="preserve"> </w:t>
+      </w:r>
+      <w:proofErr w:type="spellStart"/>
+      <w:r>
+        <w:rPr>
+          <w:rStyle w:val="AlcmChar"/>
+          <w:szCs w:val="40"/>
+        </w:rPr>
+        <w:t>ezt</w:t>
+      </w:r>
+      <w:proofErr w:type="spellEnd"/>
+      <w:r>
+        <w:rPr>
+          <w:rStyle w:val="AlcmChar"/>
+          <w:szCs w:val="40"/>
+        </w:rPr>
+        <w:t xml:space="preserve"> </w:t>
+      </w:r>
+      <w:proofErr w:type="spellStart"/>
+      <w:r>
+        <w:rPr>
+          <w:rStyle w:val="AlcmChar"/>
+          <w:szCs w:val="40"/>
+        </w:rPr>
+        <w:t>választottuk</w:t>
+      </w:r>
+      <w:proofErr w:type="spellEnd"/>
+      <w:r>
+        <w:rPr>
+          <w:rStyle w:val="AlcmChar"/>
+          <w:szCs w:val="40"/>
+        </w:rPr>
+        <w:t>?</w:t>
+      </w:r>
+    </w:p>
+    <w:p>
+      <w:pPr>
+        <w:pBdr>
+          <w:top w:val="nil"/>
+          <w:left w:val="nil"/>
+          <w:bottom w:val="nil"/>
+          <w:right w:val="nil"/>
+          <w:between w:val="nil"/>
+        </w:pBdr>
+        <w:spacing w:before="120" w:after="0" w:line="360" w:lineRule="auto"/>
+        <w:rPr>
+          <w:rFonts w:ascii="Times New Roman" w:eastAsia="Calibri" w:hAnsi="Times New Roman" w:cs="Times New Roman"/>
+          <w:color w:val="000000"/>
+          <w:szCs w:val="24"/>
+          <w:lang w:val="hu" w:eastAsia="hu-HU"/>
+        </w:rPr>
+      </w:pPr>
+      <w:r>
+        <w:rPr>
+          <w:rFonts w:ascii="Times New Roman" w:eastAsia="Calibri" w:hAnsi="Times New Roman" w:cs="Times New Roman"/>
+          <w:color w:val="000000"/>
+          <w:szCs w:val="24"/>
+          <w:lang w:val="hu" w:eastAsia="hu-HU"/>
+        </w:rPr>
+        <w:t>Szerettünk volna egy izgalmasabb témájú projektet, amire nagyobb kereslet is van, illetve fiatalosabb. A szórakoztatóipar, azon belül a videójátékok piaca pont ilyen.</w:t>
+      </w:r>
+    </w:p>
+    <w:p>
+      <w:pPr>
+        <w:pBdr>
+          <w:top w:val="nil"/>
+          <w:left w:val="nil"/>
+          <w:bottom w:val="nil"/>
+          <w:right w:val="nil"/>
+          <w:between w:val="nil"/>
+        </w:pBdr>
+        <w:spacing w:before="120" w:after="0" w:line="360" w:lineRule="auto"/>
+        <w:rPr>
+          <w:rFonts w:ascii="Times New Roman" w:eastAsia="Calibri" w:hAnsi="Times New Roman" w:cs="Times New Roman"/>
+          <w:color w:val="000000"/>
+          <w:szCs w:val="24"/>
+          <w:lang w:val="hu" w:eastAsia="hu-HU"/>
+        </w:rPr>
+      </w:pPr>
+      <w:r>
+        <w:rPr>
+          <w:rFonts w:ascii="Times New Roman" w:eastAsia="Calibri" w:hAnsi="Times New Roman" w:cs="Times New Roman"/>
+          <w:color w:val="000000"/>
+          <w:szCs w:val="24"/>
+          <w:lang w:val="hu" w:eastAsia="hu-HU"/>
+        </w:rPr>
+        <w:t xml:space="preserve">Az ötletet a </w:t>
+      </w:r>
+      <w:proofErr w:type="spellStart"/>
+      <w:r>
+        <w:rPr>
+          <w:rFonts w:ascii="Times New Roman" w:eastAsia="Calibri" w:hAnsi="Times New Roman" w:cs="Times New Roman"/>
+          <w:color w:val="000000"/>
+          <w:szCs w:val="24"/>
+          <w:lang w:val="hu" w:eastAsia="hu-HU"/>
+        </w:rPr>
+        <w:t>Bloody</w:t>
+      </w:r>
+      <w:proofErr w:type="spellEnd"/>
+      <w:r>
+        <w:rPr>
+          <w:rFonts w:ascii="Times New Roman" w:eastAsia="Calibri" w:hAnsi="Times New Roman" w:cs="Times New Roman"/>
+          <w:color w:val="000000"/>
+          <w:szCs w:val="24"/>
+          <w:lang w:val="hu" w:eastAsia="hu-HU"/>
+        </w:rPr>
+        <w:t xml:space="preserve"> </w:t>
+      </w:r>
+      <w:proofErr w:type="spellStart"/>
+      <w:r>
+        <w:rPr>
+          <w:rFonts w:ascii="Times New Roman" w:eastAsia="Calibri" w:hAnsi="Times New Roman" w:cs="Times New Roman"/>
+          <w:color w:val="000000"/>
+          <w:szCs w:val="24"/>
+          <w:lang w:val="hu" w:eastAsia="hu-HU"/>
+        </w:rPr>
+        <w:t>Trapland</w:t>
+      </w:r>
+      <w:proofErr w:type="spellEnd"/>
+      <w:r>
+        <w:rPr>
+          <w:rFonts w:ascii="Times New Roman" w:eastAsia="Calibri" w:hAnsi="Times New Roman" w:cs="Times New Roman"/>
+          <w:color w:val="000000"/>
+          <w:szCs w:val="24"/>
+          <w:lang w:val="hu" w:eastAsia="hu-HU"/>
+        </w:rPr>
+        <w:t xml:space="preserve"> és a </w:t>
+      </w:r>
+      <w:proofErr w:type="spellStart"/>
+      <w:r>
+        <w:rPr>
+          <w:rFonts w:ascii="Times New Roman" w:eastAsia="Calibri" w:hAnsi="Times New Roman" w:cs="Times New Roman"/>
+          <w:color w:val="000000"/>
+          <w:szCs w:val="24"/>
+          <w:lang w:val="hu" w:eastAsia="hu-HU"/>
+        </w:rPr>
+        <w:t>Cat</w:t>
+      </w:r>
+      <w:proofErr w:type="spellEnd"/>
+      <w:r>
+        <w:rPr>
+          <w:rFonts w:ascii="Times New Roman" w:eastAsia="Calibri" w:hAnsi="Times New Roman" w:cs="Times New Roman"/>
+          <w:color w:val="000000"/>
+          <w:szCs w:val="24"/>
+          <w:lang w:val="hu" w:eastAsia="hu-HU"/>
+        </w:rPr>
+        <w:t xml:space="preserve"> Mario jellegű </w:t>
+      </w:r>
+      <w:proofErr w:type="spellStart"/>
+      <w:r>
+        <w:rPr>
+          <w:rFonts w:ascii="Times New Roman" w:eastAsia="Calibri" w:hAnsi="Times New Roman" w:cs="Times New Roman"/>
+          <w:color w:val="000000"/>
+          <w:szCs w:val="24"/>
+          <w:lang w:val="hu" w:eastAsia="hu-HU"/>
+        </w:rPr>
+        <w:t>platformer</w:t>
+      </w:r>
+      <w:proofErr w:type="spellEnd"/>
+      <w:r>
+        <w:rPr>
+          <w:rFonts w:ascii="Times New Roman" w:eastAsia="Calibri" w:hAnsi="Times New Roman" w:cs="Times New Roman"/>
+          <w:color w:val="000000"/>
+          <w:szCs w:val="24"/>
+          <w:lang w:val="hu" w:eastAsia="hu-HU"/>
+        </w:rPr>
+        <w:t xml:space="preserve"> </w:t>
+      </w:r>
+      <w:proofErr w:type="spellStart"/>
+      <w:r>
+        <w:rPr>
+          <w:rFonts w:ascii="Times New Roman" w:eastAsia="Calibri" w:hAnsi="Times New Roman" w:cs="Times New Roman"/>
+          <w:color w:val="000000"/>
+          <w:szCs w:val="24"/>
+          <w:lang w:val="hu" w:eastAsia="hu-HU"/>
+        </w:rPr>
+        <w:t>rage</w:t>
+      </w:r>
+      <w:proofErr w:type="spellEnd"/>
+      <w:r>
+        <w:rPr>
+          <w:rFonts w:ascii="Times New Roman" w:eastAsia="Calibri" w:hAnsi="Times New Roman" w:cs="Times New Roman"/>
+          <w:color w:val="000000"/>
+          <w:szCs w:val="24"/>
+          <w:lang w:val="hu" w:eastAsia="hu-HU"/>
+        </w:rPr>
+        <w:t xml:space="preserve"> game játékokból vettük</w:t>
+      </w:r>
+      <w:r>
+        <w:rPr>
+          <w:rFonts w:ascii="Times New Roman" w:eastAsia="Calibri" w:hAnsi="Times New Roman" w:cs="Times New Roman"/>
+          <w:color w:val="000000"/>
+          <w:szCs w:val="24"/>
+          <w:lang w:val="hu" w:eastAsia="hu-HU"/>
+        </w:rPr>
+        <w:t>, de egyedi játékmechanikát és történetet találtunk ki hozzá</w:t>
+      </w:r>
+      <w:r>
+        <w:rPr>
+          <w:rFonts w:ascii="Times New Roman" w:eastAsia="Calibri" w:hAnsi="Times New Roman" w:cs="Times New Roman"/>
+          <w:color w:val="000000"/>
+          <w:szCs w:val="24"/>
+          <w:lang w:val="hu" w:eastAsia="hu-HU"/>
+        </w:rPr>
+        <w:t>.</w:t>
+      </w:r>
+    </w:p>
+    <w:p>
+      <w:pPr>
+        <w:pBdr>
+          <w:top w:val="nil"/>
+          <w:left w:val="nil"/>
+          <w:bottom w:val="nil"/>
+          <w:right w:val="nil"/>
+          <w:between w:val="nil"/>
+        </w:pBdr>
+        <w:spacing w:before="120" w:after="0" w:line="360" w:lineRule="auto"/>
+        <w:rPr>
+          <w:rFonts w:ascii="Times New Roman" w:eastAsia="Calibri" w:hAnsi="Times New Roman" w:cs="Times New Roman"/>
+          <w:color w:val="000000"/>
+          <w:szCs w:val="24"/>
+          <w:lang w:val="hu" w:eastAsia="hu-HU"/>
+        </w:rPr>
+      </w:pPr>
+      <w:r>
+        <w:rPr>
+          <w:rFonts w:ascii="Times New Roman" w:eastAsia="Calibri" w:hAnsi="Times New Roman" w:cs="Times New Roman"/>
+          <w:color w:val="000000"/>
+          <w:szCs w:val="24"/>
+          <w:lang w:val="hu" w:eastAsia="hu-HU"/>
+        </w:rPr>
+        <w:t xml:space="preserve">Hangsúlyt igyekeztünk fektetni a hangulatelemekre, </w:t>
+      </w:r>
+      <w:r>
+        <w:rPr>
+          <w:rFonts w:ascii="Times New Roman" w:eastAsia="Calibri" w:hAnsi="Times New Roman" w:cs="Times New Roman"/>
+          <w:color w:val="000000"/>
+          <w:szCs w:val="24"/>
+          <w:lang w:val="hu" w:eastAsia="hu-HU"/>
+        </w:rPr>
+        <w:t>alapelvünk, hogy a jó hangulat és a nosztalgia megszépíti még az egyszerűbb játékokat is.</w:t>
+      </w:r>
+    </w:p>
+    <w:p>
+      <w:pPr>
+        <w:pBdr>
+          <w:top w:val="nil"/>
+          <w:left w:val="nil"/>
+          <w:bottom w:val="nil"/>
+          <w:right w:val="nil"/>
+          <w:between w:val="nil"/>
+        </w:pBdr>
+        <w:spacing w:before="120" w:after="0" w:line="360" w:lineRule="auto"/>
+        <w:rPr>
+          <w:rFonts w:ascii="Times New Roman" w:eastAsia="Calibri" w:hAnsi="Times New Roman" w:cs="Times New Roman"/>
+          <w:color w:val="000000"/>
+          <w:szCs w:val="24"/>
+          <w:lang w:val="hu" w:eastAsia="hu-HU"/>
+        </w:rPr>
+      </w:pPr>
+      <w:r>
+        <w:rPr>
+          <w:rFonts w:ascii="Times New Roman" w:eastAsia="Calibri" w:hAnsi="Times New Roman" w:cs="Times New Roman"/>
+          <w:color w:val="000000"/>
+          <w:szCs w:val="24"/>
+          <w:lang w:val="hu" w:eastAsia="hu-HU"/>
+        </w:rPr>
+        <w:t>Figyeltünk rá, hogy a játék kihívást nyújtson, de még élvezhető legyen.</w:t>
+      </w:r>
+    </w:p>
+    <w:p>
+      <w:pPr>
+        <w:pBdr>
+          <w:top w:val="nil"/>
+          <w:left w:val="nil"/>
+          <w:bottom w:val="nil"/>
+          <w:right w:val="nil"/>
+          <w:between w:val="nil"/>
+        </w:pBdr>
+        <w:spacing w:before="120" w:after="0" w:line="360" w:lineRule="auto"/>
+        <w:rPr>
+          <w:rFonts w:ascii="Times New Roman" w:eastAsia="Calibri" w:hAnsi="Times New Roman" w:cs="Times New Roman"/>
+          <w:szCs w:val="24"/>
+          <w:lang w:val="hu" w:eastAsia="hu-HU"/>
+        </w:rPr>
+      </w:pPr>
+      <w:r>
+        <w:rPr>
+          <w:rFonts w:ascii="Times New Roman" w:eastAsia="Calibri" w:hAnsi="Times New Roman" w:cs="Times New Roman"/>
+          <w:color w:val="000000"/>
+          <w:szCs w:val="24"/>
+          <w:lang w:val="hu" w:eastAsia="hu-HU"/>
+        </w:rPr>
+        <w:t>Szerettünk volna valami komolytalan, vicces történetet, ezt szeretnénk majd a védjegyünkké tenni.</w:t>
+      </w:r>
+      <w:bookmarkStart w:id="1" w:name="_GoBack"/>
+      <w:bookmarkEnd w:id="1"/>
+      <w:r>
+        <w:rPr>
+          <w:rFonts w:ascii="Times New Roman" w:hAnsi="Times New Roman" w:cs="Times New Roman"/>
+          <w:lang w:val="hu-HU"/>
+        </w:rPr>
+        <w:br/>
+      </w:r>
       <w:r>
         <w:rPr>
           <w:rFonts w:ascii="Times New Roman" w:hAnsi="Times New Roman" w:cs="Times New Roman"/>
@@ -3998,7 +4325,7 @@
           <w:lang w:val="hu-HU"/>
         </w:rPr>
       </w:pPr>
-      <w:bookmarkStart w:id="1" w:name="_Toc227104185"/>
+      <w:bookmarkStart w:id="2" w:name="_Toc227104185"/>
       <w:r>
         <w:rPr>
           <w:rFonts w:ascii="Times New Roman" w:hAnsi="Times New Roman" w:cs="Times New Roman"/>
@@ -4008,7 +4335,7 @@
         <w:lastRenderedPageBreak/>
         <w:t>Backend</w:t>
       </w:r>
-      <w:bookmarkEnd w:id="1"/>
+      <w:bookmarkEnd w:id="2"/>
     </w:p>
     <w:p>
       <w:pPr>
@@ -4547,6 +4874,14 @@
         </w:rPr>
       </w:pPr>
       <w:proofErr w:type="spellStart"/>
+      <w:r>
+        <w:rPr>
+          <w:rFonts w:ascii="Times New Roman" w:eastAsia="Calibri" w:hAnsi="Times New Roman" w:cs="Times New Roman"/>
+          <w:szCs w:val="24"/>
+          <w:lang w:val="hu" w:eastAsia="hu-HU"/>
+        </w:rPr>
+        <w:t>Microsoft</w:t>
+      </w:r>
       <w:proofErr w:type="gramStart"/>
       <w:r>
         <w:rPr>
@@ -4554,10 +4889,18 @@
           <w:szCs w:val="24"/>
           <w:lang w:val="hu" w:eastAsia="hu-HU"/>
         </w:rPr>
-        <w:t>Microsoft.AspNetCore.Authentication.JwtBearer</w:t>
-      </w:r>
-      <w:proofErr w:type="spellEnd"/>
+        <w:t>.AspNetCore</w:t>
+      </w:r>
       <w:proofErr w:type="gramEnd"/>
+      <w:r>
+        <w:rPr>
+          <w:rFonts w:ascii="Times New Roman" w:eastAsia="Calibri" w:hAnsi="Times New Roman" w:cs="Times New Roman"/>
+          <w:szCs w:val="24"/>
+          <w:lang w:val="hu" w:eastAsia="hu-HU"/>
+        </w:rPr>
+        <w:t>.Authentication.JwtBearer</w:t>
+      </w:r>
+      <w:proofErr w:type="spellEnd"/>
       <w:r>
         <w:rPr>
           <w:rFonts w:ascii="Times New Roman" w:eastAsia="Calibri" w:hAnsi="Times New Roman" w:cs="Times New Roman"/>
@@ -4589,6 +4932,14 @@
         </w:rPr>
       </w:pPr>
       <w:proofErr w:type="spellStart"/>
+      <w:r>
+        <w:rPr>
+          <w:rFonts w:ascii="Times New Roman" w:eastAsia="Calibri" w:hAnsi="Times New Roman" w:cs="Times New Roman"/>
+          <w:szCs w:val="24"/>
+          <w:lang w:val="hu" w:eastAsia="hu-HU"/>
+        </w:rPr>
+        <w:t>Microsoft</w:t>
+      </w:r>
       <w:proofErr w:type="gramStart"/>
       <w:r>
         <w:rPr>
@@ -4596,10 +4947,18 @@
           <w:szCs w:val="24"/>
           <w:lang w:val="hu" w:eastAsia="hu-HU"/>
         </w:rPr>
-        <w:t>Microsoft.AspNetCore.Identity.EntityFrameworkCore</w:t>
-      </w:r>
-      <w:proofErr w:type="spellEnd"/>
+        <w:t>.AspNetCore</w:t>
+      </w:r>
       <w:proofErr w:type="gramEnd"/>
+      <w:r>
+        <w:rPr>
+          <w:rFonts w:ascii="Times New Roman" w:eastAsia="Calibri" w:hAnsi="Times New Roman" w:cs="Times New Roman"/>
+          <w:szCs w:val="24"/>
+          <w:lang w:val="hu" w:eastAsia="hu-HU"/>
+        </w:rPr>
+        <w:t>.Identity.EntityFrameworkCore</w:t>
+      </w:r>
+      <w:proofErr w:type="spellEnd"/>
       <w:r>
         <w:rPr>
           <w:rFonts w:ascii="Times New Roman" w:eastAsia="Calibri" w:hAnsi="Times New Roman" w:cs="Times New Roman"/>
@@ -4631,6 +4990,14 @@
         </w:rPr>
       </w:pPr>
       <w:proofErr w:type="spellStart"/>
+      <w:r>
+        <w:rPr>
+          <w:rFonts w:ascii="Times New Roman" w:eastAsia="Calibri" w:hAnsi="Times New Roman" w:cs="Times New Roman"/>
+          <w:szCs w:val="24"/>
+          <w:lang w:val="hu" w:eastAsia="hu-HU"/>
+        </w:rPr>
+        <w:t>Microsoft</w:t>
+      </w:r>
       <w:proofErr w:type="gramStart"/>
       <w:r>
         <w:rPr>
@@ -4638,10 +5005,18 @@
           <w:szCs w:val="24"/>
           <w:lang w:val="hu" w:eastAsia="hu-HU"/>
         </w:rPr>
-        <w:t>Microsoft.EntityFrameworkCore.Tools</w:t>
-      </w:r>
-      <w:proofErr w:type="spellEnd"/>
+        <w:t>.EntityFrameworkCore</w:t>
+      </w:r>
       <w:proofErr w:type="gramEnd"/>
+      <w:r>
+        <w:rPr>
+          <w:rFonts w:ascii="Times New Roman" w:eastAsia="Calibri" w:hAnsi="Times New Roman" w:cs="Times New Roman"/>
+          <w:szCs w:val="24"/>
+          <w:lang w:val="hu" w:eastAsia="hu-HU"/>
+        </w:rPr>
+        <w:t>.Tools</w:t>
+      </w:r>
+      <w:proofErr w:type="spellEnd"/>
       <w:r>
         <w:rPr>
           <w:rFonts w:ascii="Times New Roman" w:eastAsia="Calibri" w:hAnsi="Times New Roman" w:cs="Times New Roman"/>
@@ -5258,17 +5633,17 @@
           <w:szCs w:val="24"/>
           <w:lang w:val="hu" w:eastAsia="hu-HU"/>
         </w:rPr>
-        <w:t>Community</w:t>
-      </w:r>
-      <w:proofErr w:type="spellEnd"/>
-      <w:r>
-        <w:rPr>
-          <w:rFonts w:ascii="Times New Roman" w:eastAsia="Calibri" w:hAnsi="Times New Roman" w:cs="Times New Roman"/>
-          <w:color w:val="000000"/>
-          <w:szCs w:val="24"/>
-          <w:lang w:val="hu" w:eastAsia="hu-HU"/>
-        </w:rPr>
-        <w:t xml:space="preserve">-ben </w:t>
+        <w:t>Community-ben</w:t>
+      </w:r>
+      <w:proofErr w:type="spellEnd"/>
+      <w:r>
+        <w:rPr>
+          <w:rFonts w:ascii="Times New Roman" w:eastAsia="Calibri" w:hAnsi="Times New Roman" w:cs="Times New Roman"/>
+          <w:color w:val="000000"/>
+          <w:szCs w:val="24"/>
+          <w:lang w:val="hu" w:eastAsia="hu-HU"/>
+        </w:rPr>
+        <w:t xml:space="preserve"> </w:t>
       </w:r>
       <w:proofErr w:type="spellStart"/>
       <w:r>
@@ -5689,16 +6064,7 @@
             <w:szCs w:val="24"/>
             <w:lang w:val="hu" w:eastAsia="hu-HU"/>
           </w:rPr>
-          <w:t>5. ábr</w:t>
-        </w:r>
-        <w:r>
-          <w:rPr>
-            <w:rStyle w:val="Hiperhivatkozs"/>
-            <w:rFonts w:ascii="Times New Roman" w:eastAsia="Calibri" w:hAnsi="Times New Roman" w:cs="Times New Roman"/>
-            <w:szCs w:val="24"/>
-            <w:lang w:val="hu" w:eastAsia="hu-HU"/>
-          </w:rPr>
-          <w:t>a</w:t>
+          <w:t>5. ábra</w:t>
         </w:r>
       </w:hyperlink>
       <w:r>
@@ -5739,7 +6105,7 @@
           <w:lang w:val="hu-HU"/>
         </w:rPr>
       </w:pPr>
-      <w:bookmarkStart w:id="2" w:name="_Toc227104186"/>
+      <w:bookmarkStart w:id="3" w:name="_Toc227104186"/>
       <w:r>
         <w:rPr>
           <w:rFonts w:ascii="Times New Roman" w:hAnsi="Times New Roman" w:cs="Times New Roman"/>
@@ -5749,7 +6115,7 @@
         <w:lastRenderedPageBreak/>
         <w:t>Adatbázis</w:t>
       </w:r>
-      <w:bookmarkEnd w:id="2"/>
+      <w:bookmarkEnd w:id="3"/>
     </w:p>
     <w:p>
       <w:pPr>
@@ -5800,7 +6166,27 @@
           <w:szCs w:val="24"/>
           <w:lang w:val="hu" w:eastAsia="hu-HU"/>
         </w:rPr>
-        <w:t xml:space="preserve">, illetve Docker alkalmazással </w:t>
+        <w:t xml:space="preserve">, illetve </w:t>
+      </w:r>
+      <w:proofErr w:type="spellStart"/>
+      <w:r>
+        <w:rPr>
+          <w:rFonts w:ascii="Times New Roman" w:eastAsia="Calibri" w:hAnsi="Times New Roman" w:cs="Times New Roman"/>
+          <w:color w:val="000000"/>
+          <w:szCs w:val="24"/>
+          <w:lang w:val="hu" w:eastAsia="hu-HU"/>
+        </w:rPr>
+        <w:t>Docker</w:t>
+      </w:r>
+      <w:proofErr w:type="spellEnd"/>
+      <w:r>
+        <w:rPr>
+          <w:rFonts w:ascii="Times New Roman" w:eastAsia="Calibri" w:hAnsi="Times New Roman" w:cs="Times New Roman"/>
+          <w:color w:val="000000"/>
+          <w:szCs w:val="24"/>
+          <w:lang w:val="hu" w:eastAsia="hu-HU"/>
+        </w:rPr>
+        <w:t xml:space="preserve"> alkalmazással </w:t>
       </w:r>
       <w:proofErr w:type="spellStart"/>
       <w:r>
@@ -5895,23 +6281,7 @@
             <w:rFonts w:ascii="Times New Roman" w:eastAsia="Calibri" w:hAnsi="Times New Roman" w:cs="Times New Roman"/>
             <w:lang w:val="hu" w:eastAsia="hu-HU"/>
           </w:rPr>
-          <w:t>6. á</w:t>
-        </w:r>
-        <w:r>
-          <w:rPr>
-            <w:rStyle w:val="Hiperhivatkozs"/>
-            <w:rFonts w:ascii="Times New Roman" w:eastAsia="Calibri" w:hAnsi="Times New Roman" w:cs="Times New Roman"/>
-            <w:lang w:val="hu" w:eastAsia="hu-HU"/>
-          </w:rPr>
-          <w:t>b</w:t>
-        </w:r>
-        <w:r>
-          <w:rPr>
-            <w:rStyle w:val="Hiperhivatkozs"/>
-            <w:rFonts w:ascii="Times New Roman" w:eastAsia="Calibri" w:hAnsi="Times New Roman" w:cs="Times New Roman"/>
-            <w:lang w:val="hu" w:eastAsia="hu-HU"/>
-          </w:rPr>
-          <w:t>ra</w:t>
+          <w:t>6. ábra</w:t>
         </w:r>
       </w:hyperlink>
       <w:r>
@@ -6244,7 +6614,7 @@
           <w:lang w:val="hu-HU"/>
         </w:rPr>
       </w:pPr>
-      <w:bookmarkStart w:id="3" w:name="_Toc227104187"/>
+      <w:bookmarkStart w:id="4" w:name="_Toc227104187"/>
       <w:r>
         <w:rPr>
           <w:rFonts w:ascii="Times New Roman" w:hAnsi="Times New Roman" w:cs="Times New Roman"/>
@@ -6254,7 +6624,7 @@
         <w:lastRenderedPageBreak/>
         <w:t>Frontend</w:t>
       </w:r>
-      <w:bookmarkEnd w:id="3"/>
+      <w:bookmarkEnd w:id="4"/>
     </w:p>
     <w:p>
       <w:pPr>
@@ -6524,18 +6894,9 @@
           <w:szCs w:val="24"/>
           <w:lang w:val="hu" w:eastAsia="hu-HU"/>
         </w:rPr>
-        <w:t>Code</w:t>
-      </w:r>
-      <w:proofErr w:type="spellEnd"/>
-      <w:r>
-        <w:rPr>
-          <w:rFonts w:ascii="Times New Roman" w:eastAsia="Calibri" w:hAnsi="Times New Roman" w:cs="Times New Roman"/>
-          <w:color w:val="000000"/>
-          <w:szCs w:val="24"/>
-          <w:lang w:val="hu" w:eastAsia="hu-HU"/>
-        </w:rPr>
-        <w:t>-ban</w:t>
-      </w:r>
+        <w:t>Code-ban</w:t>
+      </w:r>
+      <w:proofErr w:type="spellEnd"/>
       <w:r>
         <w:rPr>
           <w:rFonts w:ascii="Times New Roman" w:eastAsia="Calibri" w:hAnsi="Times New Roman" w:cs="Times New Roman"/>
@@ -6977,13 +7338,23 @@
           <w:lang w:val="hu" w:eastAsia="hu-HU"/>
         </w:rPr>
       </w:pPr>
-      <w:r>
-        <w:rPr>
-          <w:rFonts w:ascii="Times New Roman" w:eastAsia="Calibri" w:hAnsi="Times New Roman" w:cs="Times New Roman"/>
-          <w:szCs w:val="24"/>
-          <w:lang w:val="hu" w:eastAsia="hu-HU"/>
-        </w:rPr>
-        <w:t xml:space="preserve">Dockerfile segítségével a </w:t>
+      <w:proofErr w:type="spellStart"/>
+      <w:r>
+        <w:rPr>
+          <w:rFonts w:ascii="Times New Roman" w:eastAsia="Calibri" w:hAnsi="Times New Roman" w:cs="Times New Roman"/>
+          <w:szCs w:val="24"/>
+          <w:lang w:val="hu" w:eastAsia="hu-HU"/>
+        </w:rPr>
+        <w:t>Dockerfile</w:t>
+      </w:r>
+      <w:proofErr w:type="spellEnd"/>
+      <w:r>
+        <w:rPr>
+          <w:rFonts w:ascii="Times New Roman" w:eastAsia="Calibri" w:hAnsi="Times New Roman" w:cs="Times New Roman"/>
+          <w:szCs w:val="24"/>
+          <w:lang w:val="hu" w:eastAsia="hu-HU"/>
+        </w:rPr>
+        <w:t xml:space="preserve"> segítségével a </w:t>
       </w:r>
       <w:proofErr w:type="spellStart"/>
       <w:r>
@@ -7064,7 +7435,43 @@
           <w:szCs w:val="24"/>
           <w:lang w:val="hu" w:eastAsia="hu-HU"/>
         </w:rPr>
-        <w:t xml:space="preserve">Teszteléshez: @testing-library/react, </w:t>
+        <w:t>Teszteléshez: @testing-</w:t>
+      </w:r>
+      <w:proofErr w:type="spellStart"/>
+      <w:r>
+        <w:rPr>
+          <w:rFonts w:ascii="Times New Roman" w:eastAsia="Calibri" w:hAnsi="Times New Roman" w:cs="Times New Roman"/>
+          <w:szCs w:val="24"/>
+          <w:lang w:val="hu" w:eastAsia="hu-HU"/>
+        </w:rPr>
+        <w:t>library</w:t>
+      </w:r>
+      <w:proofErr w:type="spellEnd"/>
+      <w:r>
+        <w:rPr>
+          <w:rFonts w:ascii="Times New Roman" w:eastAsia="Calibri" w:hAnsi="Times New Roman" w:cs="Times New Roman"/>
+          <w:szCs w:val="24"/>
+          <w:lang w:val="hu" w:eastAsia="hu-HU"/>
+        </w:rPr>
+        <w:t>/</w:t>
+      </w:r>
+      <w:proofErr w:type="spellStart"/>
+      <w:r>
+        <w:rPr>
+          <w:rFonts w:ascii="Times New Roman" w:eastAsia="Calibri" w:hAnsi="Times New Roman" w:cs="Times New Roman"/>
+          <w:szCs w:val="24"/>
+          <w:lang w:val="hu" w:eastAsia="hu-HU"/>
+        </w:rPr>
+        <w:t>react</w:t>
+      </w:r>
+      <w:proofErr w:type="spellEnd"/>
+      <w:r>
+        <w:rPr>
+          <w:rFonts w:ascii="Times New Roman" w:eastAsia="Calibri" w:hAnsi="Times New Roman" w:cs="Times New Roman"/>
+          <w:szCs w:val="24"/>
+          <w:lang w:val="hu" w:eastAsia="hu-HU"/>
+        </w:rPr>
+        <w:t xml:space="preserve">, </w:t>
       </w:r>
       <w:proofErr w:type="spellStart"/>
       <w:r>
@@ -7106,25 +7513,7 @@
           <w:szCs w:val="24"/>
           <w:lang w:val="hu" w:eastAsia="hu-HU"/>
         </w:rPr>
-        <w:t>react</w:t>
-      </w:r>
-      <w:proofErr w:type="spellEnd"/>
-      <w:r>
-        <w:rPr>
-          <w:rFonts w:ascii="Times New Roman" w:eastAsia="Calibri" w:hAnsi="Times New Roman" w:cs="Times New Roman"/>
-          <w:szCs w:val="24"/>
-          <w:lang w:val="hu" w:eastAsia="hu-HU"/>
-        </w:rPr>
-        <w:t>-router-</w:t>
-      </w:r>
-      <w:proofErr w:type="spellStart"/>
-      <w:r>
-        <w:rPr>
-          <w:rFonts w:ascii="Times New Roman" w:eastAsia="Calibri" w:hAnsi="Times New Roman" w:cs="Times New Roman"/>
-          <w:szCs w:val="24"/>
-          <w:lang w:val="hu" w:eastAsia="hu-HU"/>
-        </w:rPr>
-        <w:t>dom</w:t>
+        <w:t>react-router-dom</w:t>
       </w:r>
       <w:proofErr w:type="spellEnd"/>
       <w:r>
@@ -7426,25 +7815,7 @@
             <w:szCs w:val="24"/>
             <w:lang w:val="hu" w:eastAsia="hu-HU"/>
           </w:rPr>
-          <w:t>7. áb</w:t>
-        </w:r>
-        <w:r>
-          <w:rPr>
-            <w:rStyle w:val="Hiperhivatkozs"/>
-            <w:rFonts w:ascii="Times New Roman" w:eastAsia="Calibri" w:hAnsi="Times New Roman" w:cs="Times New Roman"/>
-            <w:szCs w:val="24"/>
-            <w:lang w:val="hu" w:eastAsia="hu-HU"/>
-          </w:rPr>
-          <w:t>r</w:t>
-        </w:r>
-        <w:r>
-          <w:rPr>
-            <w:rStyle w:val="Hiperhivatkozs"/>
-            <w:rFonts w:ascii="Times New Roman" w:eastAsia="Calibri" w:hAnsi="Times New Roman" w:cs="Times New Roman"/>
-            <w:szCs w:val="24"/>
-            <w:lang w:val="hu" w:eastAsia="hu-HU"/>
-          </w:rPr>
-          <w:t>a</w:t>
+          <w:t>7. ábra</w:t>
         </w:r>
       </w:hyperlink>
       <w:r>
@@ -7485,7 +7856,7 @@
           <w:lang w:val="hu-HU"/>
         </w:rPr>
       </w:pPr>
-      <w:bookmarkStart w:id="4" w:name="_Toc227104188"/>
+      <w:bookmarkStart w:id="5" w:name="_Toc227104188"/>
       <w:r>
         <w:rPr>
           <w:rFonts w:ascii="Times New Roman" w:hAnsi="Times New Roman" w:cs="Times New Roman"/>
@@ -7495,7 +7866,7 @@
         <w:lastRenderedPageBreak/>
         <w:t>WPF alkalmazás</w:t>
       </w:r>
-      <w:bookmarkEnd w:id="4"/>
+      <w:bookmarkEnd w:id="5"/>
     </w:p>
     <w:p>
       <w:pPr>
@@ -8466,7 +8837,7 @@
           <w:lang w:val="hu-HU"/>
         </w:rPr>
       </w:pPr>
-      <w:bookmarkStart w:id="5" w:name="_Toc227104189"/>
+      <w:bookmarkStart w:id="6" w:name="_Toc227104189"/>
       <w:r>
         <w:rPr>
           <w:rFonts w:ascii="Times New Roman" w:hAnsi="Times New Roman" w:cs="Times New Roman"/>
@@ -8485,7 +8856,7 @@
         </w:rPr>
         <w:t>Coding</w:t>
       </w:r>
-      <w:bookmarkEnd w:id="5"/>
+      <w:bookmarkEnd w:id="6"/>
       <w:proofErr w:type="spellEnd"/>
     </w:p>
     <w:p>
@@ -8569,7 +8940,7 @@
           <w:lang w:val="hu" w:eastAsia="hu-HU"/>
         </w:rPr>
       </w:pPr>
-      <w:bookmarkStart w:id="6" w:name="_Toc227002228"/>
+      <w:bookmarkStart w:id="7" w:name="_Toc227002228"/>
       <w:r>
         <w:rPr>
           <w:rFonts w:ascii="Times New Roman" w:eastAsia="Calibri" w:hAnsi="Times New Roman" w:cs="Times New Roman"/>
@@ -8577,7 +8948,7 @@
         </w:rPr>
         <w:t>Feladatok elosztása:</w:t>
       </w:r>
-      <w:bookmarkEnd w:id="6"/>
+      <w:bookmarkEnd w:id="7"/>
     </w:p>
     <w:p>
       <w:pPr>
@@ -9103,7 +9474,7 @@
           <w:szCs w:val="44"/>
         </w:rPr>
       </w:pPr>
-      <w:bookmarkStart w:id="7" w:name="_Toc227104190"/>
+      <w:bookmarkStart w:id="8" w:name="_Toc227104190"/>
       <w:proofErr w:type="spellStart"/>
       <w:r>
         <w:rPr>
@@ -9112,7 +9483,7 @@
         </w:rPr>
         <w:t>Irodalomjegyzék</w:t>
       </w:r>
-      <w:bookmarkEnd w:id="7"/>
+      <w:bookmarkEnd w:id="8"/>
       <w:proofErr w:type="spellEnd"/>
     </w:p>
     <w:p>
@@ -9163,11 +9534,19 @@
           <w:rFonts w:ascii="Times New Roman" w:hAnsi="Times New Roman" w:cs="Times New Roman"/>
         </w:rPr>
       </w:pPr>
-      <w:r>
-        <w:rPr>
-          <w:rFonts w:ascii="Times New Roman" w:hAnsi="Times New Roman" w:cs="Times New Roman"/>
-        </w:rPr>
-        <w:t xml:space="preserve">Forrás: </w:t>
+      <w:proofErr w:type="spellStart"/>
+      <w:r>
+        <w:rPr>
+          <w:rFonts w:ascii="Times New Roman" w:hAnsi="Times New Roman" w:cs="Times New Roman"/>
+        </w:rPr>
+        <w:t>Forrás</w:t>
+      </w:r>
+      <w:proofErr w:type="spellEnd"/>
+      <w:r>
+        <w:rPr>
+          <w:rFonts w:ascii="Times New Roman" w:hAnsi="Times New Roman" w:cs="Times New Roman"/>
+        </w:rPr>
+        <w:t xml:space="preserve">: </w:t>
       </w:r>
       <w:proofErr w:type="spellStart"/>
       <w:r>
@@ -9280,11 +9659,19 @@
           <w:rFonts w:ascii="Times New Roman" w:hAnsi="Times New Roman" w:cs="Times New Roman"/>
         </w:rPr>
       </w:pPr>
-      <w:r>
-        <w:rPr>
-          <w:rFonts w:ascii="Times New Roman" w:hAnsi="Times New Roman" w:cs="Times New Roman"/>
-        </w:rPr>
-        <w:t xml:space="preserve">Forrás: </w:t>
+      <w:proofErr w:type="spellStart"/>
+      <w:r>
+        <w:rPr>
+          <w:rFonts w:ascii="Times New Roman" w:hAnsi="Times New Roman" w:cs="Times New Roman"/>
+        </w:rPr>
+        <w:t>Forrás</w:t>
+      </w:r>
+      <w:proofErr w:type="spellEnd"/>
+      <w:r>
+        <w:rPr>
+          <w:rFonts w:ascii="Times New Roman" w:hAnsi="Times New Roman" w:cs="Times New Roman"/>
+        </w:rPr>
+        <w:t xml:space="preserve">: </w:t>
       </w:r>
       <w:r>
         <w:rPr>
@@ -9401,11 +9788,33 @@
           <w:rFonts w:ascii="Times New Roman" w:hAnsi="Times New Roman" w:cs="Times New Roman"/>
         </w:rPr>
       </w:pPr>
-      <w:r>
-        <w:rPr>
-          <w:rFonts w:ascii="Times New Roman" w:hAnsi="Times New Roman" w:cs="Times New Roman"/>
-        </w:rPr>
-        <w:t xml:space="preserve">Forrás: Inno Setup </w:t>
+      <w:proofErr w:type="spellStart"/>
+      <w:r>
+        <w:rPr>
+          <w:rFonts w:ascii="Times New Roman" w:hAnsi="Times New Roman" w:cs="Times New Roman"/>
+        </w:rPr>
+        <w:t>Forrás</w:t>
+      </w:r>
+      <w:proofErr w:type="spellEnd"/>
+      <w:r>
+        <w:rPr>
+          <w:rFonts w:ascii="Times New Roman" w:hAnsi="Times New Roman" w:cs="Times New Roman"/>
+        </w:rPr>
+        <w:t xml:space="preserve">: </w:t>
+      </w:r>
+      <w:proofErr w:type="spellStart"/>
+      <w:r>
+        <w:rPr>
+          <w:rFonts w:ascii="Times New Roman" w:hAnsi="Times New Roman" w:cs="Times New Roman"/>
+        </w:rPr>
+        <w:t>Inno</w:t>
+      </w:r>
+      <w:proofErr w:type="spellEnd"/>
+      <w:r>
+        <w:rPr>
+          <w:rFonts w:ascii="Times New Roman" w:hAnsi="Times New Roman" w:cs="Times New Roman"/>
+        </w:rPr>
+        <w:t xml:space="preserve"> Setup </w:t>
       </w:r>
       <w:proofErr w:type="spellStart"/>
       <w:r>
@@ -9646,7 +10055,7 @@
           <w:lang w:val="hu-HU"/>
         </w:rPr>
       </w:pPr>
-      <w:bookmarkStart w:id="8" w:name="_Toc227104191"/>
+      <w:bookmarkStart w:id="9" w:name="_Toc227104191"/>
       <w:r>
         <w:rPr>
           <w:rFonts w:ascii="Times New Roman" w:hAnsi="Times New Roman" w:cs="Times New Roman"/>
@@ -9654,7 +10063,7 @@
         </w:rPr>
         <w:t>Mellékletek</w:t>
       </w:r>
-      <w:bookmarkEnd w:id="8"/>
+      <w:bookmarkEnd w:id="9"/>
     </w:p>
     <w:p>
       <w:pPr>
@@ -9665,8 +10074,8 @@
           <w:lang w:val="hu-HU"/>
         </w:rPr>
       </w:pPr>
-      <w:bookmarkStart w:id="9" w:name="_worlds.py"/>
-      <w:bookmarkEnd w:id="9"/>
+      <w:bookmarkStart w:id="10" w:name="_worlds.py"/>
+      <w:bookmarkEnd w:id="10"/>
       <w:r>
         <w:rPr>
           <w:rFonts w:ascii="Times New Roman" w:hAnsi="Times New Roman" w:cs="Times New Roman"/>
@@ -9674,7 +10083,7 @@
         </w:rPr>
         <w:br w:type="page"/>
       </w:r>
-      <w:bookmarkStart w:id="10" w:name="_Toc227104192"/>
+      <w:bookmarkStart w:id="11" w:name="_Toc227104192"/>
       <w:r>
         <w:rPr>
           <w:rFonts w:ascii="Times New Roman" w:hAnsi="Times New Roman" w:cs="Times New Roman"/>
@@ -9697,7 +10106,7 @@
         </w:rPr>
         <w:t>py</w:t>
       </w:r>
-      <w:bookmarkEnd w:id="10"/>
+      <w:bookmarkEnd w:id="11"/>
     </w:p>
     <w:p>
       <w:pPr>
@@ -9764,9 +10173,9 @@
           <w:lang w:val="hu-HU"/>
         </w:rPr>
       </w:pPr>
-      <w:bookmarkStart w:id="11" w:name="_MainWindow.xaml.cs"/>
-      <w:bookmarkStart w:id="12" w:name="_Toc227104193"/>
-      <w:bookmarkEnd w:id="11"/>
+      <w:bookmarkStart w:id="12" w:name="_MainWindow.xaml.cs"/>
+      <w:bookmarkStart w:id="13" w:name="_Toc227104193"/>
+      <w:bookmarkEnd w:id="12"/>
       <w:r>
         <w:rPr>
           <w:rFonts w:ascii="Times New Roman" w:hAnsi="Times New Roman" w:cs="Times New Roman"/>
@@ -9852,7 +10261,7 @@
         </w:rPr>
         <w:t>s</w:t>
       </w:r>
-      <w:bookmarkEnd w:id="12"/>
+      <w:bookmarkEnd w:id="13"/>
       <w:proofErr w:type="spellEnd"/>
     </w:p>
     <w:p>
@@ -9864,9 +10273,9 @@
           <w:lang w:val="hu-HU"/>
         </w:rPr>
       </w:pPr>
-      <w:bookmarkStart w:id="13" w:name="_AddWindow.xaml.cs"/>
-      <w:bookmarkStart w:id="14" w:name="_Toc227104194"/>
-      <w:bookmarkEnd w:id="13"/>
+      <w:bookmarkStart w:id="14" w:name="_AddWindow.xaml.cs"/>
+      <w:bookmarkStart w:id="15" w:name="_Toc227104194"/>
+      <w:bookmarkEnd w:id="14"/>
       <w:r>
         <w:rPr>
           <w:rFonts w:ascii="Times New Roman" w:hAnsi="Times New Roman" w:cs="Times New Roman"/>
@@ -9938,7 +10347,7 @@
         </w:rPr>
         <w:t>AddWindow.xaml.cs</w:t>
       </w:r>
-      <w:bookmarkEnd w:id="14"/>
+      <w:bookmarkEnd w:id="15"/>
       <w:proofErr w:type="spellEnd"/>
     </w:p>
     <w:p>
@@ -9965,9 +10374,9 @@
           <w:lang w:val="hu-HU"/>
         </w:rPr>
       </w:pPr>
-      <w:bookmarkStart w:id="15" w:name="_menu.py"/>
-      <w:bookmarkStart w:id="16" w:name="_Toc227104195"/>
-      <w:bookmarkEnd w:id="15"/>
+      <w:bookmarkStart w:id="16" w:name="_menu.py"/>
+      <w:bookmarkStart w:id="17" w:name="_Toc227104195"/>
+      <w:bookmarkEnd w:id="16"/>
       <w:r>
         <w:rPr>
           <w:rFonts w:ascii="Times New Roman" w:hAnsi="Times New Roman" w:cs="Times New Roman"/>
@@ -10038,7 +10447,7 @@
         </w:rPr>
         <w:t>menu.py</w:t>
       </w:r>
-      <w:bookmarkEnd w:id="16"/>
+      <w:bookmarkEnd w:id="17"/>
     </w:p>
     <w:p>
       <w:pPr>
@@ -10061,13 +10470,13 @@
           <w:lang w:val="hu-HU"/>
         </w:rPr>
       </w:pPr>
-      <w:bookmarkStart w:id="17" w:name="_Sweagger_UI"/>
-      <w:bookmarkStart w:id="18" w:name="_Toc227104196"/>
-      <w:bookmarkEnd w:id="17"/>
+      <w:bookmarkStart w:id="18" w:name="_Sweagger_UI"/>
+      <w:bookmarkStart w:id="19" w:name="_Toc227104196"/>
+      <w:bookmarkEnd w:id="18"/>
       <w:r>
         <w:rPr>
           <w:noProof/>
-          <w:lang w:val="hu-HU"/>
+          <w:lang w:val="hu-HU" w:eastAsia="hu-HU"/>
         </w:rPr>
         <w:lastRenderedPageBreak/>
         <w:drawing>
@@ -10140,7 +10549,7 @@
         </w:rPr>
         <w:t xml:space="preserve"> UI</w:t>
       </w:r>
-      <w:bookmarkEnd w:id="18"/>
+      <w:bookmarkEnd w:id="19"/>
     </w:p>
     <w:p>
       <w:pPr>
@@ -10163,13 +10572,13 @@
           <w:lang w:val="hu-HU"/>
         </w:rPr>
       </w:pPr>
-      <w:bookmarkStart w:id="19" w:name="_Xampp_MySQL"/>
-      <w:bookmarkStart w:id="20" w:name="_Toc227104197"/>
-      <w:bookmarkEnd w:id="19"/>
+      <w:bookmarkStart w:id="20" w:name="_Xampp_MySQL"/>
+      <w:bookmarkStart w:id="21" w:name="_Toc227104197"/>
+      <w:bookmarkEnd w:id="20"/>
       <w:r>
         <w:rPr>
           <w:noProof/>
-          <w:lang w:val="hu-HU"/>
+          <w:lang w:val="hu-HU" w:eastAsia="hu-HU"/>
         </w:rPr>
         <w:lastRenderedPageBreak/>
         <w:drawing>
@@ -10249,7 +10658,7 @@
         </w:rPr>
         <w:t>MySQL</w:t>
       </w:r>
-      <w:bookmarkEnd w:id="20"/>
+      <w:bookmarkEnd w:id="21"/>
       <w:proofErr w:type="spellEnd"/>
     </w:p>
     <w:p>
@@ -10273,13 +10682,13 @@
           <w:lang w:val="hu-HU"/>
         </w:rPr>
       </w:pPr>
-      <w:bookmarkStart w:id="21" w:name="_Index.jsx"/>
-      <w:bookmarkStart w:id="22" w:name="_Toc227104198"/>
-      <w:bookmarkEnd w:id="21"/>
+      <w:bookmarkStart w:id="22" w:name="_Index.jsx"/>
+      <w:bookmarkStart w:id="23" w:name="_Toc227104198"/>
+      <w:bookmarkEnd w:id="22"/>
       <w:r>
         <w:rPr>
           <w:noProof/>
-          <w:lang w:val="hu-HU"/>
+          <w:lang w:val="hu-HU" w:eastAsia="hu-HU"/>
         </w:rPr>
         <w:lastRenderedPageBreak/>
         <w:drawing>
@@ -10345,7 +10754,7 @@
         </w:rPr>
         <w:t>Index.jsx</w:t>
       </w:r>
-      <w:bookmarkEnd w:id="22"/>
+      <w:bookmarkEnd w:id="23"/>
       <w:proofErr w:type="spellEnd"/>
     </w:p>
     <w:p>
@@ -10368,7 +10777,7 @@
 </file>
 
 <file path=word/endnotes.xml><?xml version="1.0" encoding="utf-8"?>
-<w:endnotes xmlns:wpc="http://schemas.microsoft.com/office/word/2010/wordprocessingCanvas" xmlns:cx="http://schemas.microsoft.com/office/drawing/2014/chartex" xmlns:cx1="http://schemas.microsoft.com/office/drawing/2015/9/8/chartex" xmlns:cx2="http://schemas.microsoft.com/office/drawing/2015/10/21/chartex" xmlns:cx3="http://schemas.microsoft.com/office/drawing/2016/5/9/chartex" xmlns:cx4="http://schemas.microsoft.com/office/drawing/2016/5/10/chartex" xmlns:cx5="http://schemas.microsoft.com/office/drawing/2016/5/11/chartex" xmlns:cx6="http://schemas.microsoft.com/office/drawing/2016/5/12/chartex" xmlns:cx7="http://schemas.microsoft.com/office/drawing/2016/5/13/chartex" xmlns:cx8="http://schemas.microsoft.com/office/drawing/2016/5/14/chartex" xmlns:mc="http://schemas.openxmlformats.org/markup-compatibility/2006" xmlns:aink="http://schemas.microsoft.com/office/drawing/2016/ink" xmlns:am3d="http://schemas.microsoft.com/office/drawing/2017/model3d" xmlns:o="urn:schemas-microsoft-com:office:office" xmlns:oel="http://schemas.microsoft.com/office/2019/extlst" xmlns:r="http://schemas.openxmlformats.org/officeDocument/2006/relationships" xmlns:m="http://schemas.openxmlformats.org/officeDocument/2006/math" xmlns:v="urn:schemas-microsoft-com:vml" xmlns:wp14="http://schemas.microsoft.com/office/word/2010/wordprocessingDrawing" xmlns:wp="http://schemas.openxmlformats.org/drawingml/2006/wordprocessingDrawing" xmlns:w10="urn:schemas-microsoft-com:office:word" xmlns:w="http://schemas.openxmlformats.org/wordprocessingml/2006/main" xmlns:w14="http://schemas.microsoft.com/office/word/2010/wordml" xmlns:w15="http://schemas.microsoft.com/office/word/2012/wordml" xmlns:w16cex="http://schemas.microsoft.com/office/word/2018/wordml/cex" xmlns:w16cid="http://schemas.microsoft.com/office/word/2016/wordml/cid" xmlns:w16="http://schemas.microsoft.com/office/word/2018/wordml" xmlns:w16du="http://schemas.microsoft.com/office/word/2023/wordml/word16du" xmlns:w16sdtdh="http://schemas.microsoft.com/office/word/2020/wordml/sdtdatahash" xmlns:w16sdtfl="http://schemas.microsoft.com/office/word/2024/wordml/sdtformatlock" xmlns:w16se="http://schemas.microsoft.com/office/word/2015/wordml/symex" xmlns:wpg="http://schemas.microsoft.com/office/word/2010/wordprocessingGroup" xmlns:wpi="http://schemas.microsoft.com/office/word/2010/wordprocessingInk" xmlns:wne="http://schemas.microsoft.com/office/word/2006/wordml" xmlns:wps="http://schemas.microsoft.com/office/word/2010/wordprocessingShape" mc:Ignorable="w14 w15 w16se w16cid w16 w16cex w16sdtdh w16sdtfl w16du wp14">
+<w:endnotes xmlns:wpc="http://schemas.microsoft.com/office/word/2010/wordprocessingCanvas" xmlns:cx="http://schemas.microsoft.com/office/drawing/2014/chartex" xmlns:cx1="http://schemas.microsoft.com/office/drawing/2015/9/8/chartex" xmlns:mc="http://schemas.openxmlformats.org/markup-compatibility/2006" xmlns:o="urn:schemas-microsoft-com:office:office" xmlns:r="http://schemas.openxmlformats.org/officeDocument/2006/relationships" xmlns:m="http://schemas.openxmlformats.org/officeDocument/2006/math" xmlns:v="urn:schemas-microsoft-com:vml" xmlns:wp14="http://schemas.microsoft.com/office/word/2010/wordprocessingDrawing" xmlns:wp="http://schemas.openxmlformats.org/drawingml/2006/wordprocessingDrawing" xmlns:w10="urn:schemas-microsoft-com:office:word" xmlns:w="http://schemas.openxmlformats.org/wordprocessingml/2006/main" xmlns:w14="http://schemas.microsoft.com/office/word/2010/wordml" xmlns:w15="http://schemas.microsoft.com/office/word/2012/wordml" xmlns:w16se="http://schemas.microsoft.com/office/word/2015/wordml/symex" xmlns:wpg="http://schemas.microsoft.com/office/word/2010/wordprocessingGroup" xmlns:wpi="http://schemas.microsoft.com/office/word/2010/wordprocessingInk" xmlns:wne="http://schemas.microsoft.com/office/word/2006/wordml" xmlns:wps="http://schemas.microsoft.com/office/word/2010/wordprocessingShape" mc:Ignorable="w14 w15 w16se wp14">
   <w:endnote w:type="separator" w:id="-1">
     <w:p>
       <w:pPr>
@@ -10393,7 +10802,7 @@
 </file>
 
 <file path=word/footer1.xml><?xml version="1.0" encoding="utf-8"?>
-<w:ftr xmlns:wpc="http://schemas.microsoft.com/office/word/2010/wordprocessingCanvas" xmlns:cx="http://schemas.microsoft.com/office/drawing/2014/chartex" xmlns:cx1="http://schemas.microsoft.com/office/drawing/2015/9/8/chartex" xmlns:cx2="http://schemas.microsoft.com/office/drawing/2015/10/21/chartex" xmlns:cx3="http://schemas.microsoft.com/office/drawing/2016/5/9/chartex" xmlns:cx4="http://schemas.microsoft.com/office/drawing/2016/5/10/chartex" xmlns:cx5="http://schemas.microsoft.com/office/drawing/2016/5/11/chartex" xmlns:cx6="http://schemas.microsoft.com/office/drawing/2016/5/12/chartex" xmlns:cx7="http://schemas.microsoft.com/office/drawing/2016/5/13/chartex" xmlns:cx8="http://schemas.microsoft.com/office/drawing/2016/5/14/chartex" xmlns:mc="http://schemas.openxmlformats.org/markup-compatibility/2006" xmlns:aink="http://schemas.microsoft.com/office/drawing/2016/ink" xmlns:am3d="http://schemas.microsoft.com/office/drawing/2017/model3d" xmlns:o="urn:schemas-microsoft-com:office:office" xmlns:oel="http://schemas.microsoft.com/office/2019/extlst" xmlns:r="http://schemas.openxmlformats.org/officeDocument/2006/relationships" xmlns:m="http://schemas.openxmlformats.org/officeDocument/2006/math" xmlns:v="urn:schemas-microsoft-com:vml" xmlns:wp14="http://schemas.microsoft.com/office/word/2010/wordprocessingDrawing" xmlns:wp="http://schemas.openxmlformats.org/drawingml/2006/wordprocessingDrawing" xmlns:w10="urn:schemas-microsoft-com:office:word" xmlns:w="http://schemas.openxmlformats.org/wordprocessingml/2006/main" xmlns:w14="http://schemas.microsoft.com/office/word/2010/wordml" xmlns:w15="http://schemas.microsoft.com/office/word/2012/wordml" xmlns:w16cex="http://schemas.microsoft.com/office/word/2018/wordml/cex" xmlns:w16cid="http://schemas.microsoft.com/office/word/2016/wordml/cid" xmlns:w16="http://schemas.microsoft.com/office/word/2018/wordml" xmlns:w16du="http://schemas.microsoft.com/office/word/2023/wordml/word16du" xmlns:w16sdtdh="http://schemas.microsoft.com/office/word/2020/wordml/sdtdatahash" xmlns:w16sdtfl="http://schemas.microsoft.com/office/word/2024/wordml/sdtformatlock" xmlns:w16se="http://schemas.microsoft.com/office/word/2015/wordml/symex" xmlns:wpg="http://schemas.microsoft.com/office/word/2010/wordprocessingGroup" xmlns:wpi="http://schemas.microsoft.com/office/word/2010/wordprocessingInk" xmlns:wne="http://schemas.microsoft.com/office/word/2006/wordml" xmlns:wps="http://schemas.microsoft.com/office/word/2010/wordprocessingShape" mc:Ignorable="w14 w15 w16se w16cid w16 w16cex w16sdtdh w16sdtfl w16du wp14">
+<w:ftr xmlns:wpc="http://schemas.microsoft.com/office/word/2010/wordprocessingCanvas" xmlns:cx="http://schemas.microsoft.com/office/drawing/2014/chartex" xmlns:cx1="http://schemas.microsoft.com/office/drawing/2015/9/8/chartex" xmlns:mc="http://schemas.openxmlformats.org/markup-compatibility/2006" xmlns:o="urn:schemas-microsoft-com:office:office" xmlns:r="http://schemas.openxmlformats.org/officeDocument/2006/relationships" xmlns:m="http://schemas.openxmlformats.org/officeDocument/2006/math" xmlns:v="urn:schemas-microsoft-com:vml" xmlns:wp14="http://schemas.microsoft.com/office/word/2010/wordprocessingDrawing" xmlns:wp="http://schemas.openxmlformats.org/drawingml/2006/wordprocessingDrawing" xmlns:w10="urn:schemas-microsoft-com:office:word" xmlns:w="http://schemas.openxmlformats.org/wordprocessingml/2006/main" xmlns:w14="http://schemas.microsoft.com/office/word/2010/wordml" xmlns:w15="http://schemas.microsoft.com/office/word/2012/wordml" xmlns:w16se="http://schemas.microsoft.com/office/word/2015/wordml/symex" xmlns:wpg="http://schemas.microsoft.com/office/word/2010/wordprocessingGroup" xmlns:wpi="http://schemas.microsoft.com/office/word/2010/wordprocessingInk" xmlns:wne="http://schemas.microsoft.com/office/word/2006/wordml" xmlns:wps="http://schemas.microsoft.com/office/word/2010/wordprocessingShape" mc:Ignorable="w14 w15 w16se wp14">
   <w:sdt>
     <w:sdtPr>
       <w:rPr>
@@ -10405,6 +10814,11 @@
         <w:docPartUnique/>
       </w:docPartObj>
     </w:sdtPr>
+    <w:sdtEndPr>
+      <w:rPr>
+        <w:rStyle w:val="Oldalszm"/>
+      </w:rPr>
+    </w:sdtEndPr>
     <w:sdtContent>
       <w:p>
         <w:pPr>
@@ -10446,6 +10860,11 @@
         <w:docPartUnique/>
       </w:docPartObj>
     </w:sdtPr>
+    <w:sdtEndPr>
+      <w:rPr>
+        <w:rStyle w:val="Oldalszm"/>
+      </w:rPr>
+    </w:sdtEndPr>
     <w:sdtContent>
       <w:p>
         <w:pPr>
@@ -10487,6 +10906,11 @@
         <w:docPartUnique/>
       </w:docPartObj>
     </w:sdtPr>
+    <w:sdtEndPr>
+      <w:rPr>
+        <w:rStyle w:val="Oldalszm"/>
+      </w:rPr>
+    </w:sdtEndPr>
     <w:sdtContent>
       <w:p>
         <w:pPr>
@@ -10526,7 +10950,7 @@
 </file>
 
 <file path=word/footer2.xml><?xml version="1.0" encoding="utf-8"?>
-<w:ftr xmlns:wpc="http://schemas.microsoft.com/office/word/2010/wordprocessingCanvas" xmlns:cx="http://schemas.microsoft.com/office/drawing/2014/chartex" xmlns:cx1="http://schemas.microsoft.com/office/drawing/2015/9/8/chartex" xmlns:cx2="http://schemas.microsoft.com/office/drawing/2015/10/21/chartex" xmlns:cx3="http://schemas.microsoft.com/office/drawing/2016/5/9/chartex" xmlns:cx4="http://schemas.microsoft.com/office/drawing/2016/5/10/chartex" xmlns:cx5="http://schemas.microsoft.com/office/drawing/2016/5/11/chartex" xmlns:cx6="http://schemas.microsoft.com/office/drawing/2016/5/12/chartex" xmlns:cx7="http://schemas.microsoft.com/office/drawing/2016/5/13/chartex" xmlns:cx8="http://schemas.microsoft.com/office/drawing/2016/5/14/chartex" xmlns:mc="http://schemas.openxmlformats.org/markup-compatibility/2006" xmlns:aink="http://schemas.microsoft.com/office/drawing/2016/ink" xmlns:am3d="http://schemas.microsoft.com/office/drawing/2017/model3d" xmlns:o="urn:schemas-microsoft-com:office:office" xmlns:oel="http://schemas.microsoft.com/office/2019/extlst" xmlns:r="http://schemas.openxmlformats.org/officeDocument/2006/relationships" xmlns:m="http://schemas.openxmlformats.org/officeDocument/2006/math" xmlns:v="urn:schemas-microsoft-com:vml" xmlns:wp14="http://schemas.microsoft.com/office/word/2010/wordprocessingDrawing" xmlns:wp="http://schemas.openxmlformats.org/drawingml/2006/wordprocessingDrawing" xmlns:w10="urn:schemas-microsoft-com:office:word" xmlns:w="http://schemas.openxmlformats.org/wordprocessingml/2006/main" xmlns:w14="http://schemas.microsoft.com/office/word/2010/wordml" xmlns:w15="http://schemas.microsoft.com/office/word/2012/wordml" xmlns:w16cex="http://schemas.microsoft.com/office/word/2018/wordml/cex" xmlns:w16cid="http://schemas.microsoft.com/office/word/2016/wordml/cid" xmlns:w16="http://schemas.microsoft.com/office/word/2018/wordml" xmlns:w16du="http://schemas.microsoft.com/office/word/2023/wordml/word16du" xmlns:w16sdtdh="http://schemas.microsoft.com/office/word/2020/wordml/sdtdatahash" xmlns:w16sdtfl="http://schemas.microsoft.com/office/word/2024/wordml/sdtformatlock" xmlns:w16se="http://schemas.microsoft.com/office/word/2015/wordml/symex" xmlns:wpg="http://schemas.microsoft.com/office/word/2010/wordprocessingGroup" xmlns:wpi="http://schemas.microsoft.com/office/word/2010/wordprocessingInk" xmlns:wne="http://schemas.microsoft.com/office/word/2006/wordml" xmlns:wps="http://schemas.microsoft.com/office/word/2010/wordprocessingShape" mc:Ignorable="w14 w15 w16se w16cid w16 w16cex w16sdtdh w16sdtfl w16du wp14">
+<w:ftr xmlns:wpc="http://schemas.microsoft.com/office/word/2010/wordprocessingCanvas" xmlns:cx="http://schemas.microsoft.com/office/drawing/2014/chartex" xmlns:cx1="http://schemas.microsoft.com/office/drawing/2015/9/8/chartex" xmlns:mc="http://schemas.openxmlformats.org/markup-compatibility/2006" xmlns:o="urn:schemas-microsoft-com:office:office" xmlns:r="http://schemas.openxmlformats.org/officeDocument/2006/relationships" xmlns:m="http://schemas.openxmlformats.org/officeDocument/2006/math" xmlns:v="urn:schemas-microsoft-com:vml" xmlns:wp14="http://schemas.microsoft.com/office/word/2010/wordprocessingDrawing" xmlns:wp="http://schemas.openxmlformats.org/drawingml/2006/wordprocessingDrawing" xmlns:w10="urn:schemas-microsoft-com:office:word" xmlns:w="http://schemas.openxmlformats.org/wordprocessingml/2006/main" xmlns:w14="http://schemas.microsoft.com/office/word/2010/wordml" xmlns:w15="http://schemas.microsoft.com/office/word/2012/wordml" xmlns:w16se="http://schemas.microsoft.com/office/word/2015/wordml/symex" xmlns:wpg="http://schemas.microsoft.com/office/word/2010/wordprocessingGroup" xmlns:wpi="http://schemas.microsoft.com/office/word/2010/wordprocessingInk" xmlns:wne="http://schemas.microsoft.com/office/word/2006/wordml" xmlns:wps="http://schemas.microsoft.com/office/word/2010/wordprocessingShape" mc:Ignorable="w14 w15 w16se wp14">
   <w:p>
     <w:pPr>
       <w:pStyle w:val="llb"/>
@@ -10546,7 +10970,7 @@
 </file>
 
 <file path=word/footer3.xml><?xml version="1.0" encoding="utf-8"?>
-<w:ftr xmlns:wpc="http://schemas.microsoft.com/office/word/2010/wordprocessingCanvas" xmlns:cx="http://schemas.microsoft.com/office/drawing/2014/chartex" xmlns:cx1="http://schemas.microsoft.com/office/drawing/2015/9/8/chartex" xmlns:cx2="http://schemas.microsoft.com/office/drawing/2015/10/21/chartex" xmlns:cx3="http://schemas.microsoft.com/office/drawing/2016/5/9/chartex" xmlns:cx4="http://schemas.microsoft.com/office/drawing/2016/5/10/chartex" xmlns:cx5="http://schemas.microsoft.com/office/drawing/2016/5/11/chartex" xmlns:cx6="http://schemas.microsoft.com/office/drawing/2016/5/12/chartex" xmlns:cx7="http://schemas.microsoft.com/office/drawing/2016/5/13/chartex" xmlns:cx8="http://schemas.microsoft.com/office/drawing/2016/5/14/chartex" xmlns:mc="http://schemas.openxmlformats.org/markup-compatibility/2006" xmlns:aink="http://schemas.microsoft.com/office/drawing/2016/ink" xmlns:am3d="http://schemas.microsoft.com/office/drawing/2017/model3d" xmlns:o="urn:schemas-microsoft-com:office:office" xmlns:oel="http://schemas.microsoft.com/office/2019/extlst" xmlns:r="http://schemas.openxmlformats.org/officeDocument/2006/relationships" xmlns:m="http://schemas.openxmlformats.org/officeDocument/2006/math" xmlns:v="urn:schemas-microsoft-com:vml" xmlns:wp14="http://schemas.microsoft.com/office/word/2010/wordprocessingDrawing" xmlns:wp="http://schemas.openxmlformats.org/drawingml/2006/wordprocessingDrawing" xmlns:w10="urn:schemas-microsoft-com:office:word" xmlns:w="http://schemas.openxmlformats.org/wordprocessingml/2006/main" xmlns:w14="http://schemas.microsoft.com/office/word/2010/wordml" xmlns:w15="http://schemas.microsoft.com/office/word/2012/wordml" xmlns:w16cex="http://schemas.microsoft.com/office/word/2018/wordml/cex" xmlns:w16cid="http://schemas.microsoft.com/office/word/2016/wordml/cid" xmlns:w16="http://schemas.microsoft.com/office/word/2018/wordml" xmlns:w16du="http://schemas.microsoft.com/office/word/2023/wordml/word16du" xmlns:w16sdtdh="http://schemas.microsoft.com/office/word/2020/wordml/sdtdatahash" xmlns:w16sdtfl="http://schemas.microsoft.com/office/word/2024/wordml/sdtformatlock" xmlns:w16se="http://schemas.microsoft.com/office/word/2015/wordml/symex" xmlns:wpg="http://schemas.microsoft.com/office/word/2010/wordprocessingGroup" xmlns:wpi="http://schemas.microsoft.com/office/word/2010/wordprocessingInk" xmlns:wne="http://schemas.microsoft.com/office/word/2006/wordml" xmlns:wps="http://schemas.microsoft.com/office/word/2010/wordprocessingShape" mc:Ignorable="w14 w15 w16se w16cid w16 w16cex w16sdtdh w16sdtfl w16du wp14">
+<w:ftr xmlns:wpc="http://schemas.microsoft.com/office/word/2010/wordprocessingCanvas" xmlns:cx="http://schemas.microsoft.com/office/drawing/2014/chartex" xmlns:cx1="http://schemas.microsoft.com/office/drawing/2015/9/8/chartex" xmlns:mc="http://schemas.openxmlformats.org/markup-compatibility/2006" xmlns:o="urn:schemas-microsoft-com:office:office" xmlns:r="http://schemas.openxmlformats.org/officeDocument/2006/relationships" xmlns:m="http://schemas.openxmlformats.org/officeDocument/2006/math" xmlns:v="urn:schemas-microsoft-com:vml" xmlns:wp14="http://schemas.microsoft.com/office/word/2010/wordprocessingDrawing" xmlns:wp="http://schemas.openxmlformats.org/drawingml/2006/wordprocessingDrawing" xmlns:w10="urn:schemas-microsoft-com:office:word" xmlns:w="http://schemas.openxmlformats.org/wordprocessingml/2006/main" xmlns:w14="http://schemas.microsoft.com/office/word/2010/wordml" xmlns:w15="http://schemas.microsoft.com/office/word/2012/wordml" xmlns:w16se="http://schemas.microsoft.com/office/word/2015/wordml/symex" xmlns:wpg="http://schemas.microsoft.com/office/word/2010/wordprocessingGroup" xmlns:wpi="http://schemas.microsoft.com/office/word/2010/wordprocessingInk" xmlns:wne="http://schemas.microsoft.com/office/word/2006/wordml" xmlns:wps="http://schemas.microsoft.com/office/word/2010/wordprocessingShape" mc:Ignorable="w14 w15 w16se wp14">
   <w:sdt>
     <w:sdtPr>
       <w:rPr>
@@ -10558,6 +10982,11 @@
         <w:docPartUnique/>
       </w:docPartObj>
     </w:sdtPr>
+    <w:sdtEndPr>
+      <w:rPr>
+        <w:rStyle w:val="Oldalszm"/>
+      </w:rPr>
+    </w:sdtEndPr>
     <w:sdtContent>
       <w:p>
         <w:pPr>
@@ -10591,7 +11020,7 @@
             <w:rStyle w:val="Oldalszm"/>
             <w:noProof/>
           </w:rPr>
-          <w:t>10</w:t>
+          <w:t>3</w:t>
         </w:r>
         <w:r>
           <w:rPr>
@@ -10621,7 +11050,7 @@
 </file>
 
 <file path=word/footer4.xml><?xml version="1.0" encoding="utf-8"?>
-<w:ftr xmlns:wpc="http://schemas.microsoft.com/office/word/2010/wordprocessingCanvas" xmlns:cx="http://schemas.microsoft.com/office/drawing/2014/chartex" xmlns:cx1="http://schemas.microsoft.com/office/drawing/2015/9/8/chartex" xmlns:cx2="http://schemas.microsoft.com/office/drawing/2015/10/21/chartex" xmlns:cx3="http://schemas.microsoft.com/office/drawing/2016/5/9/chartex" xmlns:cx4="http://schemas.microsoft.com/office/drawing/2016/5/10/chartex" xmlns:cx5="http://schemas.microsoft.com/office/drawing/2016/5/11/chartex" xmlns:cx6="http://schemas.microsoft.com/office/drawing/2016/5/12/chartex" xmlns:cx7="http://schemas.microsoft.com/office/drawing/2016/5/13/chartex" xmlns:cx8="http://schemas.microsoft.com/office/drawing/2016/5/14/chartex" xmlns:mc="http://schemas.openxmlformats.org/markup-compatibility/2006" xmlns:aink="http://schemas.microsoft.com/office/drawing/2016/ink" xmlns:am3d="http://schemas.microsoft.com/office/drawing/2017/model3d" xmlns:o="urn:schemas-microsoft-com:office:office" xmlns:oel="http://schemas.microsoft.com/office/2019/extlst" xmlns:r="http://schemas.openxmlformats.org/officeDocument/2006/relationships" xmlns:m="http://schemas.openxmlformats.org/officeDocument/2006/math" xmlns:v="urn:schemas-microsoft-com:vml" xmlns:wp14="http://schemas.microsoft.com/office/word/2010/wordprocessingDrawing" xmlns:wp="http://schemas.openxmlformats.org/drawingml/2006/wordprocessingDrawing" xmlns:w10="urn:schemas-microsoft-com:office:word" xmlns:w="http://schemas.openxmlformats.org/wordprocessingml/2006/main" xmlns:w14="http://schemas.microsoft.com/office/word/2010/wordml" xmlns:w15="http://schemas.microsoft.com/office/word/2012/wordml" xmlns:w16cex="http://schemas.microsoft.com/office/word/2018/wordml/cex" xmlns:w16cid="http://schemas.microsoft.com/office/word/2016/wordml/cid" xmlns:w16="http://schemas.microsoft.com/office/word/2018/wordml" xmlns:w16du="http://schemas.microsoft.com/office/word/2023/wordml/word16du" xmlns:w16sdtdh="http://schemas.microsoft.com/office/word/2020/wordml/sdtdatahash" xmlns:w16sdtfl="http://schemas.microsoft.com/office/word/2024/wordml/sdtformatlock" xmlns:w16se="http://schemas.microsoft.com/office/word/2015/wordml/symex" xmlns:wpg="http://schemas.microsoft.com/office/word/2010/wordprocessingGroup" xmlns:wpi="http://schemas.microsoft.com/office/word/2010/wordprocessingInk" xmlns:wne="http://schemas.microsoft.com/office/word/2006/wordml" xmlns:wps="http://schemas.microsoft.com/office/word/2010/wordprocessingShape" mc:Ignorable="w14 w15 w16se w16cid w16 w16cex w16sdtdh w16sdtfl w16du wp14">
+<w:ftr xmlns:wpc="http://schemas.microsoft.com/office/word/2010/wordprocessingCanvas" xmlns:cx="http://schemas.microsoft.com/office/drawing/2014/chartex" xmlns:cx1="http://schemas.microsoft.com/office/drawing/2015/9/8/chartex" xmlns:mc="http://schemas.openxmlformats.org/markup-compatibility/2006" xmlns:o="urn:schemas-microsoft-com:office:office" xmlns:r="http://schemas.openxmlformats.org/officeDocument/2006/relationships" xmlns:m="http://schemas.openxmlformats.org/officeDocument/2006/math" xmlns:v="urn:schemas-microsoft-com:vml" xmlns:wp14="http://schemas.microsoft.com/office/word/2010/wordprocessingDrawing" xmlns:wp="http://schemas.openxmlformats.org/drawingml/2006/wordprocessingDrawing" xmlns:w10="urn:schemas-microsoft-com:office:word" xmlns:w="http://schemas.openxmlformats.org/wordprocessingml/2006/main" xmlns:w14="http://schemas.microsoft.com/office/word/2010/wordml" xmlns:w15="http://schemas.microsoft.com/office/word/2012/wordml" xmlns:w16se="http://schemas.microsoft.com/office/word/2015/wordml/symex" xmlns:wpg="http://schemas.microsoft.com/office/word/2010/wordprocessingGroup" xmlns:wpi="http://schemas.microsoft.com/office/word/2010/wordprocessingInk" xmlns:wne="http://schemas.microsoft.com/office/word/2006/wordml" xmlns:wps="http://schemas.microsoft.com/office/word/2010/wordprocessingShape" mc:Ignorable="w14 w15 w16se wp14">
   <w:sdt>
     <w:sdtPr>
       <w:rPr>
@@ -10633,6 +11062,11 @@
         <w:docPartUnique/>
       </w:docPartObj>
     </w:sdtPr>
+    <w:sdtEndPr>
+      <w:rPr>
+        <w:rStyle w:val="Oldalszm"/>
+      </w:rPr>
+    </w:sdtEndPr>
     <w:sdtContent>
       <w:p>
         <w:pPr>
@@ -10666,7 +11100,7 @@
             <w:rStyle w:val="Oldalszm"/>
             <w:noProof/>
           </w:rPr>
-          <w:t>V</w:t>
+          <w:t>VIII</w:t>
         </w:r>
         <w:r>
           <w:rPr>
@@ -10698,6 +11132,11 @@
         <w:docPartUnique/>
       </w:docPartObj>
     </w:sdtPr>
+    <w:sdtEndPr>
+      <w:rPr>
+        <w:rStyle w:val="Oldalszm"/>
+      </w:rPr>
+    </w:sdtEndPr>
     <w:sdtContent>
       <w:p>
         <w:pPr>
@@ -10720,7 +11159,7 @@
 </file>
 
 <file path=word/footnotes.xml><?xml version="1.0" encoding="utf-8"?>
-<w:footnotes xmlns:wpc="http://schemas.microsoft.com/office/word/2010/wordprocessingCanvas" xmlns:cx="http://schemas.microsoft.com/office/drawing/2014/chartex" xmlns:cx1="http://schemas.microsoft.com/office/drawing/2015/9/8/chartex" xmlns:cx2="http://schemas.microsoft.com/office/drawing/2015/10/21/chartex" xmlns:cx3="http://schemas.microsoft.com/office/drawing/2016/5/9/chartex" xmlns:cx4="http://schemas.microsoft.com/office/drawing/2016/5/10/chartex" xmlns:cx5="http://schemas.microsoft.com/office/drawing/2016/5/11/chartex" xmlns:cx6="http://schemas.microsoft.com/office/drawing/2016/5/12/chartex" xmlns:cx7="http://schemas.microsoft.com/office/drawing/2016/5/13/chartex" xmlns:cx8="http://schemas.microsoft.com/office/drawing/2016/5/14/chartex" xmlns:mc="http://schemas.openxmlformats.org/markup-compatibility/2006" xmlns:aink="http://schemas.microsoft.com/office/drawing/2016/ink" xmlns:am3d="http://schemas.microsoft.com/office/drawing/2017/model3d" xmlns:o="urn:schemas-microsoft-com:office:office" xmlns:oel="http://schemas.microsoft.com/office/2019/extlst" xmlns:r="http://schemas.openxmlformats.org/officeDocument/2006/relationships" xmlns:m="http://schemas.openxmlformats.org/officeDocument/2006/math" xmlns:v="urn:schemas-microsoft-com:vml" xmlns:wp14="http://schemas.microsoft.com/office/word/2010/wordprocessingDrawing" xmlns:wp="http://schemas.openxmlformats.org/drawingml/2006/wordprocessingDrawing" xmlns:w10="urn:schemas-microsoft-com:office:word" xmlns:w="http://schemas.openxmlformats.org/wordprocessingml/2006/main" xmlns:w14="http://schemas.microsoft.com/office/word/2010/wordml" xmlns:w15="http://schemas.microsoft.com/office/word/2012/wordml" xmlns:w16cex="http://schemas.microsoft.com/office/word/2018/wordml/cex" xmlns:w16cid="http://schemas.microsoft.com/office/word/2016/wordml/cid" xmlns:w16="http://schemas.microsoft.com/office/word/2018/wordml" xmlns:w16du="http://schemas.microsoft.com/office/word/2023/wordml/word16du" xmlns:w16sdtdh="http://schemas.microsoft.com/office/word/2020/wordml/sdtdatahash" xmlns:w16sdtfl="http://schemas.microsoft.com/office/word/2024/wordml/sdtformatlock" xmlns:w16se="http://schemas.microsoft.com/office/word/2015/wordml/symex" xmlns:wpg="http://schemas.microsoft.com/office/word/2010/wordprocessingGroup" xmlns:wpi="http://schemas.microsoft.com/office/word/2010/wordprocessingInk" xmlns:wne="http://schemas.microsoft.com/office/word/2006/wordml" xmlns:wps="http://schemas.microsoft.com/office/word/2010/wordprocessingShape" mc:Ignorable="w14 w15 w16se w16cid w16 w16cex w16sdtdh w16sdtfl w16du wp14">
+<w:footnotes xmlns:wpc="http://schemas.microsoft.com/office/word/2010/wordprocessingCanvas" xmlns:cx="http://schemas.microsoft.com/office/drawing/2014/chartex" xmlns:cx1="http://schemas.microsoft.com/office/drawing/2015/9/8/chartex" xmlns:mc="http://schemas.openxmlformats.org/markup-compatibility/2006" xmlns:o="urn:schemas-microsoft-com:office:office" xmlns:r="http://schemas.openxmlformats.org/officeDocument/2006/relationships" xmlns:m="http://schemas.openxmlformats.org/officeDocument/2006/math" xmlns:v="urn:schemas-microsoft-com:vml" xmlns:wp14="http://schemas.microsoft.com/office/word/2010/wordprocessingDrawing" xmlns:wp="http://schemas.openxmlformats.org/drawingml/2006/wordprocessingDrawing" xmlns:w10="urn:schemas-microsoft-com:office:word" xmlns:w="http://schemas.openxmlformats.org/wordprocessingml/2006/main" xmlns:w14="http://schemas.microsoft.com/office/word/2010/wordml" xmlns:w15="http://schemas.microsoft.com/office/word/2012/wordml" xmlns:w16se="http://schemas.microsoft.com/office/word/2015/wordml/symex" xmlns:wpg="http://schemas.microsoft.com/office/word/2010/wordprocessingGroup" xmlns:wpi="http://schemas.microsoft.com/office/word/2010/wordprocessingInk" xmlns:wne="http://schemas.microsoft.com/office/word/2006/wordml" xmlns:wps="http://schemas.microsoft.com/office/word/2010/wordprocessingShape" mc:Ignorable="w14 w15 w16se wp14">
   <w:footnote w:type="separator" w:id="-1">
     <w:p>
       <w:pPr>
@@ -10745,7 +11184,7 @@
 </file>
 
 <file path=word/numbering.xml><?xml version="1.0" encoding="utf-8"?>
-<w:numbering xmlns:wpc="http://schemas.microsoft.com/office/word/2010/wordprocessingCanvas" xmlns:cx="http://schemas.microsoft.com/office/drawing/2014/chartex" xmlns:cx1="http://schemas.microsoft.com/office/drawing/2015/9/8/chartex" xmlns:cx2="http://schemas.microsoft.com/office/drawing/2015/10/21/chartex" xmlns:cx3="http://schemas.microsoft.com/office/drawing/2016/5/9/chartex" xmlns:cx4="http://schemas.microsoft.com/office/drawing/2016/5/10/chartex" xmlns:cx5="http://schemas.microsoft.com/office/drawing/2016/5/11/chartex" xmlns:cx6="http://schemas.microsoft.com/office/drawing/2016/5/12/chartex" xmlns:cx7="http://schemas.microsoft.com/office/drawing/2016/5/13/chartex" xmlns:cx8="http://schemas.microsoft.com/office/drawing/2016/5/14/chartex" xmlns:mc="http://schemas.openxmlformats.org/markup-compatibility/2006" xmlns:aink="http://schemas.microsoft.com/office/drawing/2016/ink" xmlns:am3d="http://schemas.microsoft.com/office/drawing/2017/model3d" xmlns:o="urn:schemas-microsoft-com:office:office" xmlns:oel="http://schemas.microsoft.com/office/2019/extlst" xmlns:r="http://schemas.openxmlformats.org/officeDocument/2006/relationships" xmlns:m="http://schemas.openxmlformats.org/officeDocument/2006/math" xmlns:v="urn:schemas-microsoft-com:vml" xmlns:wp14="http://schemas.microsoft.com/office/word/2010/wordprocessingDrawing" xmlns:wp="http://schemas.openxmlformats.org/drawingml/2006/wordprocessingDrawing" xmlns:w10="urn:schemas-microsoft-com:office:word" xmlns:w="http://schemas.openxmlformats.org/wordprocessingml/2006/main" xmlns:w14="http://schemas.microsoft.com/office/word/2010/wordml" xmlns:w15="http://schemas.microsoft.com/office/word/2012/wordml" xmlns:w16cex="http://schemas.microsoft.com/office/word/2018/wordml/cex" xmlns:w16cid="http://schemas.microsoft.com/office/word/2016/wordml/cid" xmlns:w16="http://schemas.microsoft.com/office/word/2018/wordml" xmlns:w16du="http://schemas.microsoft.com/office/word/2023/wordml/word16du" xmlns:w16sdtdh="http://schemas.microsoft.com/office/word/2020/wordml/sdtdatahash" xmlns:w16sdtfl="http://schemas.microsoft.com/office/word/2024/wordml/sdtformatlock" xmlns:w16se="http://schemas.microsoft.com/office/word/2015/wordml/symex" xmlns:wpg="http://schemas.microsoft.com/office/word/2010/wordprocessingGroup" xmlns:wpi="http://schemas.microsoft.com/office/word/2010/wordprocessingInk" xmlns:wne="http://schemas.microsoft.com/office/word/2006/wordml" xmlns:wps="http://schemas.microsoft.com/office/word/2010/wordprocessingShape" mc:Ignorable="w14 w15 w16se w16cid w16 w16cex w16sdtdh w16sdtfl w16du wp14">
+<w:numbering xmlns:wpc="http://schemas.microsoft.com/office/word/2010/wordprocessingCanvas" xmlns:cx="http://schemas.microsoft.com/office/drawing/2014/chartex" xmlns:cx1="http://schemas.microsoft.com/office/drawing/2015/9/8/chartex" xmlns:mc="http://schemas.openxmlformats.org/markup-compatibility/2006" xmlns:o="urn:schemas-microsoft-com:office:office" xmlns:r="http://schemas.openxmlformats.org/officeDocument/2006/relationships" xmlns:m="http://schemas.openxmlformats.org/officeDocument/2006/math" xmlns:v="urn:schemas-microsoft-com:vml" xmlns:wp14="http://schemas.microsoft.com/office/word/2010/wordprocessingDrawing" xmlns:wp="http://schemas.openxmlformats.org/drawingml/2006/wordprocessingDrawing" xmlns:w10="urn:schemas-microsoft-com:office:word" xmlns:w="http://schemas.openxmlformats.org/wordprocessingml/2006/main" xmlns:w14="http://schemas.microsoft.com/office/word/2010/wordml" xmlns:w15="http://schemas.microsoft.com/office/word/2012/wordml" xmlns:w16se="http://schemas.microsoft.com/office/word/2015/wordml/symex" xmlns:wpg="http://schemas.microsoft.com/office/word/2010/wordprocessingGroup" xmlns:wpi="http://schemas.microsoft.com/office/word/2010/wordprocessingInk" xmlns:wne="http://schemas.microsoft.com/office/word/2006/wordml" xmlns:wps="http://schemas.microsoft.com/office/word/2010/wordprocessingShape" mc:Ignorable="w14 w15 w16se wp14">
   <w:abstractNum w:abstractNumId="0" w15:restartNumberingAfterBreak="0">
     <w:nsid w:val="02826046"/>
     <w:multiLevelType w:val="multilevel"/>
@@ -12456,59 +12895,59 @@
       </w:rPr>
     </w:lvl>
   </w:abstractNum>
-  <w:num w:numId="1" w16cid:durableId="1110199671">
+  <w:num w:numId="1">
     <w:abstractNumId w:val="13"/>
   </w:num>
-  <w:num w:numId="2" w16cid:durableId="1379935666">
+  <w:num w:numId="2">
     <w:abstractNumId w:val="11"/>
   </w:num>
-  <w:num w:numId="3" w16cid:durableId="1867252823">
+  <w:num w:numId="3">
     <w:abstractNumId w:val="2"/>
   </w:num>
-  <w:num w:numId="4" w16cid:durableId="1710761454">
+  <w:num w:numId="4">
     <w:abstractNumId w:val="8"/>
   </w:num>
-  <w:num w:numId="5" w16cid:durableId="1963073442">
+  <w:num w:numId="5">
     <w:abstractNumId w:val="12"/>
   </w:num>
-  <w:num w:numId="6" w16cid:durableId="1183207749">
+  <w:num w:numId="6">
     <w:abstractNumId w:val="9"/>
   </w:num>
-  <w:num w:numId="7" w16cid:durableId="660351788">
+  <w:num w:numId="7">
     <w:abstractNumId w:val="0"/>
   </w:num>
-  <w:num w:numId="8" w16cid:durableId="1219174035">
+  <w:num w:numId="8">
     <w:abstractNumId w:val="10"/>
   </w:num>
-  <w:num w:numId="9" w16cid:durableId="1939488449">
+  <w:num w:numId="9">
     <w:abstractNumId w:val="7"/>
   </w:num>
-  <w:num w:numId="10" w16cid:durableId="1074401730">
+  <w:num w:numId="10">
     <w:abstractNumId w:val="1"/>
   </w:num>
-  <w:num w:numId="11" w16cid:durableId="233786767">
+  <w:num w:numId="11">
     <w:abstractNumId w:val="4"/>
   </w:num>
-  <w:num w:numId="12" w16cid:durableId="2044019019">
+  <w:num w:numId="12">
     <w:abstractNumId w:val="6"/>
   </w:num>
-  <w:num w:numId="13" w16cid:durableId="119617888">
+  <w:num w:numId="13">
     <w:abstractNumId w:val="14"/>
   </w:num>
-  <w:num w:numId="14" w16cid:durableId="133571577">
+  <w:num w:numId="14">
     <w:abstractNumId w:val="3"/>
   </w:num>
-  <w:num w:numId="15" w16cid:durableId="864052878">
+  <w:num w:numId="15">
     <w:abstractNumId w:val="5"/>
   </w:num>
-  <w:num w:numId="16" w16cid:durableId="1251503631">
+  <w:num w:numId="16">
     <w:abstractNumId w:val="15"/>
   </w:num>
 </w:numbering>
 </file>
 
 <file path=word/styles.xml><?xml version="1.0" encoding="utf-8"?>
-<w:styles xmlns:mc="http://schemas.openxmlformats.org/markup-compatibility/2006" xmlns:r="http://schemas.openxmlformats.org/officeDocument/2006/relationships" xmlns:w="http://schemas.openxmlformats.org/wordprocessingml/2006/main" xmlns:w14="http://schemas.microsoft.com/office/word/2010/wordml" xmlns:w15="http://schemas.microsoft.com/office/word/2012/wordml" xmlns:w16cex="http://schemas.microsoft.com/office/word/2018/wordml/cex" xmlns:w16cid="http://schemas.microsoft.com/office/word/2016/wordml/cid" xmlns:w16="http://schemas.microsoft.com/office/word/2018/wordml" xmlns:w16du="http://schemas.microsoft.com/office/word/2023/wordml/word16du" xmlns:w16sdtdh="http://schemas.microsoft.com/office/word/2020/wordml/sdtdatahash" xmlns:w16sdtfl="http://schemas.microsoft.com/office/word/2024/wordml/sdtformatlock" xmlns:w16se="http://schemas.microsoft.com/office/word/2015/wordml/symex" mc:Ignorable="w14 w15 w16se w16cid w16 w16cex w16sdtdh w16sdtfl w16du">
+<w:styles xmlns:mc="http://schemas.openxmlformats.org/markup-compatibility/2006" xmlns:r="http://schemas.openxmlformats.org/officeDocument/2006/relationships" xmlns:w="http://schemas.openxmlformats.org/wordprocessingml/2006/main" xmlns:w14="http://schemas.microsoft.com/office/word/2010/wordml" xmlns:w15="http://schemas.microsoft.com/office/word/2012/wordml" xmlns:w16se="http://schemas.microsoft.com/office/word/2015/wordml/symex" mc:Ignorable="w14 w15 w16se">
   <w:docDefaults>
     <w:rPrDefault>
       <w:rPr>
@@ -12524,7 +12963,7 @@
       </w:pPr>
     </w:pPrDefault>
   </w:docDefaults>
-  <w:latentStyles w:defLockedState="0" w:defUIPriority="99" w:defSemiHidden="0" w:defUnhideWhenUsed="0" w:defQFormat="0" w:count="376">
+  <w:latentStyles w:defLockedState="0" w:defUIPriority="99" w:defSemiHidden="0" w:defUnhideWhenUsed="0" w:defQFormat="0" w:count="371">
     <w:lsdException w:name="Normal" w:uiPriority="0" w:qFormat="1"/>
     <w:lsdException w:name="heading 1" w:uiPriority="9" w:qFormat="1"/>
     <w:lsdException w:name="heading 2" w:semiHidden="1" w:uiPriority="9" w:unhideWhenUsed="1" w:qFormat="1"/>
@@ -12896,11 +13335,6 @@
     <w:lsdException w:name="List Table 5 Dark Accent 6" w:uiPriority="50"/>
     <w:lsdException w:name="List Table 6 Colorful Accent 6" w:uiPriority="51"/>
     <w:lsdException w:name="List Table 7 Colorful Accent 6" w:uiPriority="52"/>
-    <w:lsdException w:name="Mention" w:semiHidden="1" w:unhideWhenUsed="1"/>
-    <w:lsdException w:name="Smart Hyperlink" w:semiHidden="1" w:unhideWhenUsed="1"/>
-    <w:lsdException w:name="Hashtag" w:semiHidden="1" w:unhideWhenUsed="1"/>
-    <w:lsdException w:name="Unresolved Mention" w:semiHidden="1" w:unhideWhenUsed="1"/>
-    <w:lsdException w:name="Smart Link" w:semiHidden="1" w:unhideWhenUsed="1"/>
   </w:latentStyles>
   <w:style w:type="paragraph" w:default="1" w:styleId="Norml">
     <w:name w:val="Normal"/>
@@ -12958,6 +13392,7 @@
   <w:style w:type="character" w:default="1" w:styleId="Bekezdsalapbettpusa">
     <w:name w:val="Default Paragraph Font"/>
     <w:uiPriority w:val="1"/>
+    <w:semiHidden/>
     <w:unhideWhenUsed/>
   </w:style>
   <w:style w:type="table" w:default="1" w:styleId="Normltblzat">
@@ -13342,7 +13777,7 @@
       <w:lang w:val="en-GB"/>
     </w:rPr>
   </w:style>
-  <w:style w:type="character" w:styleId="Feloldatlanmegemlts">
+  <w:style w:type="character" w:customStyle="1" w:styleId="UnresolvedMention">
     <w:name w:val="Unresolved Mention"/>
     <w:basedOn w:val="Bekezdsalapbettpusa"/>
     <w:uiPriority w:val="99"/>
@@ -13674,7 +14109,7 @@
 </file>
 
 <file path=customXml/itemProps1.xml><?xml version="1.0" encoding="utf-8"?>
-<ds:datastoreItem xmlns:ds="http://schemas.openxmlformats.org/officeDocument/2006/customXml" ds:itemID="{FA947BE0-6358-413A-8BC3-1B0C60ADDBCD}">
+<ds:datastoreItem xmlns:ds="http://schemas.openxmlformats.org/officeDocument/2006/customXml" ds:itemID="{89BE8B1F-159B-4BAC-A35F-9590604538E6}">
   <ds:schemaRefs>
     <ds:schemaRef ds:uri="http://schemas.openxmlformats.org/officeDocument/2006/bibliography"/>
   </ds:schemaRefs>

--- a/Borsod Coding - For the potato.docx
+++ b/Borsod Coding - For the potato.docx
@@ -1,6 +1,6 @@
 
 <file path=word/document.xml><?xml version="1.0" encoding="utf-8"?>
-<w:document xmlns:wpc="http://schemas.microsoft.com/office/word/2010/wordprocessingCanvas" xmlns:cx="http://schemas.microsoft.com/office/drawing/2014/chartex" xmlns:cx1="http://schemas.microsoft.com/office/drawing/2015/9/8/chartex" xmlns:mc="http://schemas.openxmlformats.org/markup-compatibility/2006" xmlns:o="urn:schemas-microsoft-com:office:office" xmlns:r="http://schemas.openxmlformats.org/officeDocument/2006/relationships" xmlns:m="http://schemas.openxmlformats.org/officeDocument/2006/math" xmlns:v="urn:schemas-microsoft-com:vml" xmlns:wp14="http://schemas.microsoft.com/office/word/2010/wordprocessingDrawing" xmlns:wp="http://schemas.openxmlformats.org/drawingml/2006/wordprocessingDrawing" xmlns:w10="urn:schemas-microsoft-com:office:word" xmlns:w="http://schemas.openxmlformats.org/wordprocessingml/2006/main" xmlns:w14="http://schemas.microsoft.com/office/word/2010/wordml" xmlns:w15="http://schemas.microsoft.com/office/word/2012/wordml" xmlns:w16se="http://schemas.microsoft.com/office/word/2015/wordml/symex" xmlns:wpg="http://schemas.microsoft.com/office/word/2010/wordprocessingGroup" xmlns:wpi="http://schemas.microsoft.com/office/word/2010/wordprocessingInk" xmlns:wne="http://schemas.microsoft.com/office/word/2006/wordml" xmlns:wps="http://schemas.microsoft.com/office/word/2010/wordprocessingShape" mc:Ignorable="w14 w15 w16se wp14">
+<w:document xmlns:wpc="http://schemas.microsoft.com/office/word/2010/wordprocessingCanvas" xmlns:cx="http://schemas.microsoft.com/office/drawing/2014/chartex" xmlns:cx1="http://schemas.microsoft.com/office/drawing/2015/9/8/chartex" xmlns:cx2="http://schemas.microsoft.com/office/drawing/2015/10/21/chartex" xmlns:cx3="http://schemas.microsoft.com/office/drawing/2016/5/9/chartex" xmlns:cx4="http://schemas.microsoft.com/office/drawing/2016/5/10/chartex" xmlns:cx5="http://schemas.microsoft.com/office/drawing/2016/5/11/chartex" xmlns:cx6="http://schemas.microsoft.com/office/drawing/2016/5/12/chartex" xmlns:cx7="http://schemas.microsoft.com/office/drawing/2016/5/13/chartex" xmlns:cx8="http://schemas.microsoft.com/office/drawing/2016/5/14/chartex" xmlns:mc="http://schemas.openxmlformats.org/markup-compatibility/2006" xmlns:aink="http://schemas.microsoft.com/office/drawing/2016/ink" xmlns:am3d="http://schemas.microsoft.com/office/drawing/2017/model3d" xmlns:o="urn:schemas-microsoft-com:office:office" xmlns:oel="http://schemas.microsoft.com/office/2019/extlst" xmlns:r="http://schemas.openxmlformats.org/officeDocument/2006/relationships" xmlns:m="http://schemas.openxmlformats.org/officeDocument/2006/math" xmlns:v="urn:schemas-microsoft-com:vml" xmlns:wp14="http://schemas.microsoft.com/office/word/2010/wordprocessingDrawing" xmlns:wp="http://schemas.openxmlformats.org/drawingml/2006/wordprocessingDrawing" xmlns:w10="urn:schemas-microsoft-com:office:word" xmlns:w="http://schemas.openxmlformats.org/wordprocessingml/2006/main" xmlns:w14="http://schemas.microsoft.com/office/word/2010/wordml" xmlns:w15="http://schemas.microsoft.com/office/word/2012/wordml" xmlns:w16cex="http://schemas.microsoft.com/office/word/2018/wordml/cex" xmlns:w16cid="http://schemas.microsoft.com/office/word/2016/wordml/cid" xmlns:w16="http://schemas.microsoft.com/office/word/2018/wordml" xmlns:w16du="http://schemas.microsoft.com/office/word/2023/wordml/word16du" xmlns:w16sdtdh="http://schemas.microsoft.com/office/word/2020/wordml/sdtdatahash" xmlns:w16sdtfl="http://schemas.microsoft.com/office/word/2024/wordml/sdtformatlock" xmlns:w16se="http://schemas.microsoft.com/office/word/2015/wordml/symex" xmlns:wpg="http://schemas.microsoft.com/office/word/2010/wordprocessingGroup" xmlns:wpi="http://schemas.microsoft.com/office/word/2010/wordprocessingInk" xmlns:wne="http://schemas.microsoft.com/office/word/2006/wordml" xmlns:wps="http://schemas.microsoft.com/office/word/2010/wordprocessingShape" mc:Ignorable="w14 w15 w16se w16cid w16 w16cex w16sdtdh w16sdtfl w16du wp14">
   <w:body>
     <w:p>
       <w:pPr>
@@ -4285,6 +4285,7 @@
         <w:spacing w:before="120" w:after="0" w:line="360" w:lineRule="auto"/>
         <w:rPr>
           <w:rFonts w:ascii="Times New Roman" w:eastAsia="Calibri" w:hAnsi="Times New Roman" w:cs="Times New Roman"/>
+          <w:color w:val="000000"/>
           <w:szCs w:val="24"/>
           <w:lang w:val="hu" w:eastAsia="hu-HU"/>
         </w:rPr>
@@ -4298,15 +4299,593 @@
         </w:rPr>
         <w:t>Szerettünk volna valami komolytalan, vicces történetet, ezt szeretnénk majd a védjegyünkké tenni.</w:t>
       </w:r>
-      <w:bookmarkStart w:id="1" w:name="_GoBack"/>
-      <w:bookmarkEnd w:id="1"/>
-      <w:r>
+    </w:p>
+    <w:p>
+      <w:pPr>
+        <w:pBdr>
+          <w:top w:val="nil"/>
+          <w:left w:val="nil"/>
+          <w:bottom w:val="nil"/>
+          <w:right w:val="nil"/>
+          <w:between w:val="nil"/>
+        </w:pBdr>
+        <w:spacing w:before="120" w:after="0" w:line="360" w:lineRule="auto"/>
+        <w:rPr>
+          <w:rFonts w:ascii="Times New Roman" w:eastAsia="Calibri" w:hAnsi="Times New Roman" w:cs="Times New Roman"/>
+          <w:color w:val="000000"/>
+          <w:szCs w:val="24"/>
+          <w:lang w:val="hu" w:eastAsia="hu-HU"/>
+        </w:rPr>
+      </w:pPr>
+      <w:r>
+        <w:rPr>
+          <w:rFonts w:ascii="Times New Roman" w:eastAsia="Calibri" w:hAnsi="Times New Roman" w:cs="Times New Roman"/>
+          <w:color w:val="000000"/>
+          <w:szCs w:val="24"/>
+          <w:lang w:val="hu" w:eastAsia="hu-HU"/>
+        </w:rPr>
+        <w:t>Egy</w:t>
+      </w:r>
+      <w:r>
+        <w:rPr>
+          <w:rFonts w:ascii="Times New Roman" w:eastAsia="Calibri" w:hAnsi="Times New Roman" w:cs="Times New Roman"/>
+          <w:color w:val="000000"/>
+          <w:szCs w:val="24"/>
+          <w:lang w:val="hu" w:eastAsia="hu-HU"/>
+        </w:rPr>
+        <w:t xml:space="preserve"> n</w:t>
+      </w:r>
+      <w:r>
+        <w:rPr>
+          <w:rFonts w:ascii="Times New Roman" w:eastAsia="Calibri" w:hAnsi="Times New Roman" w:cs="Times New Roman"/>
+          <w:color w:val="000000"/>
+          <w:szCs w:val="24"/>
+          <w:lang w:val="hu" w:eastAsia="hu-HU"/>
+        </w:rPr>
+        <w:t>yári mező nappal, napos idővel</w:t>
+      </w:r>
+      <w:r>
+        <w:rPr>
+          <w:rFonts w:ascii="Times New Roman" w:eastAsia="Calibri" w:hAnsi="Times New Roman" w:cs="Times New Roman"/>
+          <w:color w:val="000000"/>
+          <w:szCs w:val="24"/>
+          <w:lang w:val="hu" w:eastAsia="hu-HU"/>
+        </w:rPr>
+        <w:t xml:space="preserve"> pály</w:t>
+      </w:r>
+      <w:r>
+        <w:rPr>
+          <w:rFonts w:ascii="Times New Roman" w:eastAsia="Calibri" w:hAnsi="Times New Roman" w:cs="Times New Roman"/>
+          <w:color w:val="000000"/>
+          <w:szCs w:val="24"/>
+          <w:lang w:val="hu" w:eastAsia="hu-HU"/>
+        </w:rPr>
+        <w:t>a</w:t>
+      </w:r>
+      <w:r>
+        <w:rPr>
+          <w:rFonts w:ascii="Times New Roman" w:eastAsia="Calibri" w:hAnsi="Times New Roman" w:cs="Times New Roman"/>
+          <w:color w:val="000000"/>
+          <w:szCs w:val="24"/>
+          <w:lang w:val="hu" w:eastAsia="hu-HU"/>
+        </w:rPr>
+        <w:t>:</w:t>
+      </w:r>
+    </w:p>
+    <w:p>
+      <w:pPr>
+        <w:pBdr>
+          <w:top w:val="nil"/>
+          <w:left w:val="nil"/>
+          <w:bottom w:val="nil"/>
+          <w:right w:val="nil"/>
+          <w:between w:val="nil"/>
+        </w:pBdr>
+        <w:spacing w:before="120" w:after="0" w:line="360" w:lineRule="auto"/>
+        <w:rPr>
+          <w:rFonts w:ascii="Times New Roman" w:eastAsia="Calibri" w:hAnsi="Times New Roman" w:cs="Times New Roman"/>
+          <w:color w:val="000000"/>
+          <w:szCs w:val="24"/>
+          <w:lang w:val="hu" w:eastAsia="hu-HU"/>
+        </w:rPr>
+      </w:pPr>
+      <w:r>
+        <w:rPr>
+          <w:rFonts w:ascii="Times New Roman" w:eastAsia="Calibri" w:hAnsi="Times New Roman" w:cs="Times New Roman"/>
+          <w:noProof/>
+          <w:color w:val="000000"/>
+          <w:szCs w:val="24"/>
+          <w:lang w:val="hu" w:eastAsia="hu-HU"/>
+        </w:rPr>
+        <w:drawing>
+          <wp:inline distT="0" distB="0" distL="0" distR="0" wp14:anchorId="76AC568F" wp14:editId="35E2D352">
+            <wp:extent cx="2854519" cy="2970851"/>
+            <wp:effectExtent l="0" t="0" r="3175" b="1270"/>
+            <wp:docPr id="1247725776" name="Kép 1"/>
+            <wp:cNvGraphicFramePr>
+              <a:graphicFrameLocks xmlns:a="http://schemas.openxmlformats.org/drawingml/2006/main" noChangeAspect="1"/>
+            </wp:cNvGraphicFramePr>
+            <a:graphic xmlns:a="http://schemas.openxmlformats.org/drawingml/2006/main">
+              <a:graphicData uri="http://schemas.openxmlformats.org/drawingml/2006/picture">
+                <pic:pic xmlns:pic="http://schemas.openxmlformats.org/drawingml/2006/picture">
+                  <pic:nvPicPr>
+                    <pic:cNvPr id="1247725776" name="Kép 1247725776"/>
+                    <pic:cNvPicPr/>
+                  </pic:nvPicPr>
+                  <pic:blipFill>
+                    <a:blip r:embed="rId12" cstate="print">
+                      <a:extLst>
+                        <a:ext uri="{28A0092B-C50C-407E-A947-70E740481C1C}">
+                          <a14:useLocalDpi xmlns:a14="http://schemas.microsoft.com/office/drawing/2010/main" val="0"/>
+                        </a:ext>
+                      </a:extLst>
+                    </a:blip>
+                    <a:stretch>
+                      <a:fillRect/>
+                    </a:stretch>
+                  </pic:blipFill>
+                  <pic:spPr>
+                    <a:xfrm>
+                      <a:off x="0" y="0"/>
+                      <a:ext cx="2854519" cy="2970851"/>
+                    </a:xfrm>
+                    <a:prstGeom prst="rect">
+                      <a:avLst/>
+                    </a:prstGeom>
+                  </pic:spPr>
+                </pic:pic>
+              </a:graphicData>
+            </a:graphic>
+          </wp:inline>
+        </w:drawing>
+      </w:r>
+    </w:p>
+    <w:p>
+      <w:pPr>
+        <w:pBdr>
+          <w:top w:val="nil"/>
+          <w:left w:val="nil"/>
+          <w:bottom w:val="nil"/>
+          <w:right w:val="nil"/>
+          <w:between w:val="nil"/>
+        </w:pBdr>
+        <w:spacing w:before="120" w:after="0" w:line="360" w:lineRule="auto"/>
+        <w:rPr>
+          <w:rFonts w:ascii="Times New Roman" w:eastAsia="Calibri" w:hAnsi="Times New Roman" w:cs="Times New Roman"/>
+          <w:color w:val="000000"/>
+          <w:szCs w:val="24"/>
+          <w:lang w:val="hu" w:eastAsia="hu-HU"/>
+        </w:rPr>
+      </w:pPr>
+      <w:r>
+        <w:rPr>
+          <w:rFonts w:ascii="Times New Roman" w:eastAsia="Calibri" w:hAnsi="Times New Roman" w:cs="Times New Roman"/>
+          <w:color w:val="000000"/>
+          <w:szCs w:val="24"/>
+          <w:lang w:val="hu" w:eastAsia="hu-HU"/>
+        </w:rPr>
+        <w:br w:type="page"/>
+      </w:r>
+    </w:p>
+    <w:p>
+      <w:pPr>
+        <w:pBdr>
+          <w:top w:val="nil"/>
+          <w:left w:val="nil"/>
+          <w:bottom w:val="nil"/>
+          <w:right w:val="nil"/>
+          <w:between w:val="nil"/>
+        </w:pBdr>
+        <w:spacing w:before="120" w:after="0" w:line="360" w:lineRule="auto"/>
+        <w:rPr>
+          <w:rFonts w:ascii="Times New Roman" w:eastAsia="Calibri" w:hAnsi="Times New Roman" w:cs="Times New Roman"/>
+          <w:color w:val="000000"/>
+          <w:szCs w:val="24"/>
+          <w:lang w:val="hu" w:eastAsia="hu-HU"/>
+        </w:rPr>
+      </w:pPr>
+      <w:r>
+        <w:rPr>
+          <w:rFonts w:ascii="Times New Roman" w:eastAsia="Calibri" w:hAnsi="Times New Roman" w:cs="Times New Roman"/>
+          <w:color w:val="000000"/>
+          <w:szCs w:val="24"/>
+          <w:lang w:val="hu" w:eastAsia="hu-HU"/>
+        </w:rPr>
+        <w:lastRenderedPageBreak/>
+        <w:t>Egy</w:t>
+      </w:r>
+      <w:r>
+        <w:rPr>
+          <w:rFonts w:ascii="Times New Roman" w:eastAsia="Calibri" w:hAnsi="Times New Roman" w:cs="Times New Roman"/>
+          <w:color w:val="000000"/>
+          <w:szCs w:val="24"/>
+          <w:lang w:val="hu" w:eastAsia="hu-HU"/>
+        </w:rPr>
+        <w:t xml:space="preserve"> n</w:t>
+      </w:r>
+      <w:r>
+        <w:rPr>
+          <w:rFonts w:ascii="Times New Roman" w:eastAsia="Calibri" w:hAnsi="Times New Roman" w:cs="Times New Roman"/>
+          <w:color w:val="000000"/>
+          <w:szCs w:val="24"/>
+          <w:lang w:val="hu" w:eastAsia="hu-HU"/>
+        </w:rPr>
+        <w:t>yári mező nappal, esős idővel</w:t>
+      </w:r>
+      <w:r>
+        <w:rPr>
+          <w:rFonts w:ascii="Times New Roman" w:eastAsia="Calibri" w:hAnsi="Times New Roman" w:cs="Times New Roman"/>
+          <w:color w:val="000000"/>
+          <w:szCs w:val="24"/>
+          <w:lang w:val="hu" w:eastAsia="hu-HU"/>
+        </w:rPr>
+        <w:t xml:space="preserve"> pály</w:t>
+      </w:r>
+      <w:r>
+        <w:rPr>
+          <w:rFonts w:ascii="Times New Roman" w:eastAsia="Calibri" w:hAnsi="Times New Roman" w:cs="Times New Roman"/>
+          <w:color w:val="000000"/>
+          <w:szCs w:val="24"/>
+          <w:lang w:val="hu" w:eastAsia="hu-HU"/>
+        </w:rPr>
+        <w:t>a</w:t>
+      </w:r>
+      <w:r>
+        <w:rPr>
+          <w:rFonts w:ascii="Times New Roman" w:eastAsia="Calibri" w:hAnsi="Times New Roman" w:cs="Times New Roman"/>
+          <w:color w:val="000000"/>
+          <w:szCs w:val="24"/>
+          <w:lang w:val="hu" w:eastAsia="hu-HU"/>
+        </w:rPr>
+        <w:t>:</w:t>
+      </w:r>
+    </w:p>
+    <w:p>
+      <w:pPr>
+        <w:pBdr>
+          <w:top w:val="nil"/>
+          <w:left w:val="nil"/>
+          <w:bottom w:val="nil"/>
+          <w:right w:val="nil"/>
+          <w:between w:val="nil"/>
+        </w:pBdr>
+        <w:spacing w:before="120" w:after="0" w:line="360" w:lineRule="auto"/>
+        <w:rPr>
+          <w:rFonts w:ascii="Times New Roman" w:eastAsia="Calibri" w:hAnsi="Times New Roman" w:cs="Times New Roman"/>
+          <w:color w:val="000000"/>
+          <w:szCs w:val="24"/>
+          <w:lang w:val="hu" w:eastAsia="hu-HU"/>
+        </w:rPr>
+      </w:pPr>
+      <w:r>
+        <w:rPr>
+          <w:rFonts w:ascii="Times New Roman" w:eastAsia="Calibri" w:hAnsi="Times New Roman" w:cs="Times New Roman"/>
+          <w:noProof/>
+          <w:color w:val="000000"/>
+          <w:szCs w:val="24"/>
+          <w:lang w:val="hu" w:eastAsia="hu-HU"/>
+        </w:rPr>
+        <w:drawing>
+          <wp:inline distT="0" distB="0" distL="0" distR="0" wp14:anchorId="7167790D" wp14:editId="20563041">
+            <wp:extent cx="2997642" cy="3132313"/>
+            <wp:effectExtent l="0" t="0" r="0" b="0"/>
+            <wp:docPr id="78317842" name="Kép 2"/>
+            <wp:cNvGraphicFramePr>
+              <a:graphicFrameLocks xmlns:a="http://schemas.openxmlformats.org/drawingml/2006/main" noChangeAspect="1"/>
+            </wp:cNvGraphicFramePr>
+            <a:graphic xmlns:a="http://schemas.openxmlformats.org/drawingml/2006/main">
+              <a:graphicData uri="http://schemas.openxmlformats.org/drawingml/2006/picture">
+                <pic:pic xmlns:pic="http://schemas.openxmlformats.org/drawingml/2006/picture">
+                  <pic:nvPicPr>
+                    <pic:cNvPr id="78317842" name="Kép 78317842"/>
+                    <pic:cNvPicPr/>
+                  </pic:nvPicPr>
+                  <pic:blipFill>
+                    <a:blip r:embed="rId13" cstate="print">
+                      <a:extLst>
+                        <a:ext uri="{28A0092B-C50C-407E-A947-70E740481C1C}">
+                          <a14:useLocalDpi xmlns:a14="http://schemas.microsoft.com/office/drawing/2010/main" val="0"/>
+                        </a:ext>
+                      </a:extLst>
+                    </a:blip>
+                    <a:stretch>
+                      <a:fillRect/>
+                    </a:stretch>
+                  </pic:blipFill>
+                  <pic:spPr>
+                    <a:xfrm>
+                      <a:off x="0" y="0"/>
+                      <a:ext cx="3034623" cy="3170955"/>
+                    </a:xfrm>
+                    <a:prstGeom prst="rect">
+                      <a:avLst/>
+                    </a:prstGeom>
+                  </pic:spPr>
+                </pic:pic>
+              </a:graphicData>
+            </a:graphic>
+          </wp:inline>
+        </w:drawing>
+      </w:r>
+    </w:p>
+    <w:p>
+      <w:pPr>
+        <w:pBdr>
+          <w:top w:val="nil"/>
+          <w:left w:val="nil"/>
+          <w:bottom w:val="nil"/>
+          <w:right w:val="nil"/>
+          <w:between w:val="nil"/>
+        </w:pBdr>
+        <w:spacing w:before="120" w:after="0" w:line="360" w:lineRule="auto"/>
+        <w:rPr>
+          <w:rFonts w:ascii="Times New Roman" w:eastAsia="Calibri" w:hAnsi="Times New Roman" w:cs="Times New Roman"/>
+          <w:color w:val="000000"/>
+          <w:szCs w:val="24"/>
+          <w:lang w:val="hu" w:eastAsia="hu-HU"/>
+        </w:rPr>
+      </w:pPr>
+      <w:r>
+        <w:rPr>
+          <w:rFonts w:ascii="Times New Roman" w:eastAsia="Calibri" w:hAnsi="Times New Roman" w:cs="Times New Roman"/>
+          <w:color w:val="000000"/>
+          <w:szCs w:val="24"/>
+          <w:lang w:val="hu" w:eastAsia="hu-HU"/>
+        </w:rPr>
+        <w:t>Egy</w:t>
+      </w:r>
+      <w:r>
+        <w:rPr>
+          <w:rFonts w:ascii="Times New Roman" w:eastAsia="Calibri" w:hAnsi="Times New Roman" w:cs="Times New Roman"/>
+          <w:color w:val="000000"/>
+          <w:szCs w:val="24"/>
+          <w:lang w:val="hu" w:eastAsia="hu-HU"/>
+        </w:rPr>
+        <w:t xml:space="preserve"> barlangos pály</w:t>
+      </w:r>
+      <w:r>
+        <w:rPr>
+          <w:rFonts w:ascii="Times New Roman" w:eastAsia="Calibri" w:hAnsi="Times New Roman" w:cs="Times New Roman"/>
+          <w:color w:val="000000"/>
+          <w:szCs w:val="24"/>
+          <w:lang w:val="hu" w:eastAsia="hu-HU"/>
+        </w:rPr>
+        <w:t>a</w:t>
+      </w:r>
+      <w:r>
+        <w:rPr>
+          <w:rFonts w:ascii="Times New Roman" w:eastAsia="Calibri" w:hAnsi="Times New Roman" w:cs="Times New Roman"/>
+          <w:color w:val="000000"/>
+          <w:szCs w:val="24"/>
+          <w:lang w:val="hu" w:eastAsia="hu-HU"/>
+        </w:rPr>
+        <w:t>:</w:t>
+      </w:r>
+    </w:p>
+    <w:p>
+      <w:pPr>
+        <w:pBdr>
+          <w:top w:val="nil"/>
+          <w:left w:val="nil"/>
+          <w:bottom w:val="nil"/>
+          <w:right w:val="nil"/>
+          <w:between w:val="nil"/>
+        </w:pBdr>
+        <w:spacing w:before="120" w:after="0" w:line="360" w:lineRule="auto"/>
+        <w:rPr>
+          <w:rFonts w:ascii="Times New Roman" w:eastAsia="Calibri" w:hAnsi="Times New Roman" w:cs="Times New Roman"/>
+          <w:color w:val="000000"/>
+          <w:szCs w:val="24"/>
+          <w:lang w:val="hu" w:eastAsia="hu-HU"/>
+        </w:rPr>
+      </w:pPr>
+      <w:r>
+        <w:rPr>
+          <w:rFonts w:ascii="Times New Roman" w:eastAsia="Calibri" w:hAnsi="Times New Roman" w:cs="Times New Roman"/>
+          <w:noProof/>
+          <w:color w:val="000000"/>
+          <w:szCs w:val="24"/>
+          <w:lang w:val="hu" w:eastAsia="hu-HU"/>
+        </w:rPr>
+        <w:drawing>
+          <wp:inline distT="0" distB="0" distL="0" distR="0" wp14:anchorId="7F06CF52" wp14:editId="35A840EB">
+            <wp:extent cx="3037399" cy="3460091"/>
+            <wp:effectExtent l="0" t="0" r="0" b="7620"/>
+            <wp:docPr id="1075194851" name="Kép 3"/>
+            <wp:cNvGraphicFramePr>
+              <a:graphicFrameLocks xmlns:a="http://schemas.openxmlformats.org/drawingml/2006/main" noChangeAspect="1"/>
+            </wp:cNvGraphicFramePr>
+            <a:graphic xmlns:a="http://schemas.openxmlformats.org/drawingml/2006/main">
+              <a:graphicData uri="http://schemas.openxmlformats.org/drawingml/2006/picture">
+                <pic:pic xmlns:pic="http://schemas.openxmlformats.org/drawingml/2006/picture">
+                  <pic:nvPicPr>
+                    <pic:cNvPr id="1075194851" name="Kép 1075194851"/>
+                    <pic:cNvPicPr/>
+                  </pic:nvPicPr>
+                  <pic:blipFill>
+                    <a:blip r:embed="rId14">
+                      <a:extLst>
+                        <a:ext uri="{28A0092B-C50C-407E-A947-70E740481C1C}">
+                          <a14:useLocalDpi xmlns:a14="http://schemas.microsoft.com/office/drawing/2010/main" val="0"/>
+                        </a:ext>
+                      </a:extLst>
+                    </a:blip>
+                    <a:stretch>
+                      <a:fillRect/>
+                    </a:stretch>
+                  </pic:blipFill>
+                  <pic:spPr>
+                    <a:xfrm>
+                      <a:off x="0" y="0"/>
+                      <a:ext cx="3062541" cy="3488732"/>
+                    </a:xfrm>
+                    <a:prstGeom prst="rect">
+                      <a:avLst/>
+                    </a:prstGeom>
+                  </pic:spPr>
+                </pic:pic>
+              </a:graphicData>
+            </a:graphic>
+          </wp:inline>
+        </w:drawing>
+      </w:r>
+    </w:p>
+    <w:p>
+      <w:pPr>
+        <w:pBdr>
+          <w:top w:val="nil"/>
+          <w:left w:val="nil"/>
+          <w:bottom w:val="nil"/>
+          <w:right w:val="nil"/>
+          <w:between w:val="nil"/>
+        </w:pBdr>
+        <w:spacing w:before="120" w:after="0" w:line="360" w:lineRule="auto"/>
+        <w:rPr>
+          <w:rFonts w:ascii="Times New Roman" w:eastAsia="Calibri" w:hAnsi="Times New Roman" w:cs="Times New Roman"/>
+          <w:color w:val="000000"/>
+          <w:szCs w:val="24"/>
+          <w:lang w:val="hu" w:eastAsia="hu-HU"/>
+        </w:rPr>
+      </w:pPr>
+      <w:r>
+        <w:rPr>
+          <w:rFonts w:ascii="Times New Roman" w:eastAsia="Calibri" w:hAnsi="Times New Roman" w:cs="Times New Roman"/>
+          <w:color w:val="000000"/>
+          <w:szCs w:val="24"/>
+          <w:lang w:val="hu" w:eastAsia="hu-HU"/>
+        </w:rPr>
+        <w:br w:type="page"/>
+      </w:r>
+    </w:p>
+    <w:p>
+      <w:pPr>
+        <w:pBdr>
+          <w:top w:val="nil"/>
+          <w:left w:val="nil"/>
+          <w:bottom w:val="nil"/>
+          <w:right w:val="nil"/>
+          <w:between w:val="nil"/>
+        </w:pBdr>
+        <w:spacing w:before="120" w:after="0" w:line="360" w:lineRule="auto"/>
+        <w:rPr>
+          <w:rFonts w:ascii="Times New Roman" w:eastAsia="Calibri" w:hAnsi="Times New Roman" w:cs="Times New Roman"/>
+          <w:color w:val="000000"/>
+          <w:szCs w:val="24"/>
+          <w:lang w:val="hu" w:eastAsia="hu-HU"/>
+        </w:rPr>
+      </w:pPr>
+      <w:r>
+        <w:rPr>
+          <w:rFonts w:ascii="Times New Roman" w:eastAsia="Calibri" w:hAnsi="Times New Roman" w:cs="Times New Roman"/>
+          <w:color w:val="000000"/>
+          <w:szCs w:val="24"/>
+          <w:lang w:val="hu" w:eastAsia="hu-HU"/>
+        </w:rPr>
+        <w:lastRenderedPageBreak/>
+        <w:t>Egy havas pály</w:t>
+      </w:r>
+      <w:r>
+        <w:rPr>
+          <w:rFonts w:ascii="Times New Roman" w:eastAsia="Calibri" w:hAnsi="Times New Roman" w:cs="Times New Roman"/>
+          <w:color w:val="000000"/>
+          <w:szCs w:val="24"/>
+          <w:lang w:val="hu" w:eastAsia="hu-HU"/>
+        </w:rPr>
+        <w:t>a</w:t>
+      </w:r>
+      <w:r>
+        <w:rPr>
+          <w:rFonts w:ascii="Times New Roman" w:eastAsia="Calibri" w:hAnsi="Times New Roman" w:cs="Times New Roman"/>
+          <w:color w:val="000000"/>
+          <w:szCs w:val="24"/>
+          <w:lang w:val="hu" w:eastAsia="hu-HU"/>
+        </w:rPr>
+        <w:t>:</w:t>
+      </w:r>
+    </w:p>
+    <w:p>
+      <w:pPr>
+        <w:pBdr>
+          <w:top w:val="nil"/>
+          <w:left w:val="nil"/>
+          <w:bottom w:val="nil"/>
+          <w:right w:val="nil"/>
+          <w:between w:val="nil"/>
+        </w:pBdr>
+        <w:spacing w:before="120" w:after="0" w:line="360" w:lineRule="auto"/>
+        <w:rPr>
+          <w:rFonts w:ascii="Times New Roman" w:eastAsia="Calibri" w:hAnsi="Times New Roman" w:cs="Times New Roman"/>
+          <w:color w:val="000000"/>
+          <w:szCs w:val="24"/>
+          <w:lang w:val="hu" w:eastAsia="hu-HU"/>
+        </w:rPr>
+      </w:pPr>
+      <w:r>
+        <w:rPr>
+          <w:rFonts w:ascii="Times New Roman" w:eastAsia="Calibri" w:hAnsi="Times New Roman" w:cs="Times New Roman"/>
+          <w:noProof/>
+          <w:color w:val="000000"/>
+          <w:szCs w:val="24"/>
+          <w:lang w:val="hu" w:eastAsia="hu-HU"/>
+        </w:rPr>
+        <w:drawing>
+          <wp:inline distT="0" distB="0" distL="0" distR="0" wp14:anchorId="473A714C" wp14:editId="4F5CFA60">
+            <wp:extent cx="3260035" cy="3463290"/>
+            <wp:effectExtent l="0" t="0" r="0" b="3810"/>
+            <wp:docPr id="885464015" name="Kép 4"/>
+            <wp:cNvGraphicFramePr>
+              <a:graphicFrameLocks xmlns:a="http://schemas.openxmlformats.org/drawingml/2006/main" noChangeAspect="1"/>
+            </wp:cNvGraphicFramePr>
+            <a:graphic xmlns:a="http://schemas.openxmlformats.org/drawingml/2006/main">
+              <a:graphicData uri="http://schemas.openxmlformats.org/drawingml/2006/picture">
+                <pic:pic xmlns:pic="http://schemas.openxmlformats.org/drawingml/2006/picture">
+                  <pic:nvPicPr>
+                    <pic:cNvPr id="885464015" name="Kép 885464015"/>
+                    <pic:cNvPicPr/>
+                  </pic:nvPicPr>
+                  <pic:blipFill>
+                    <a:blip r:embed="rId15">
+                      <a:extLst>
+                        <a:ext uri="{28A0092B-C50C-407E-A947-70E740481C1C}">
+                          <a14:useLocalDpi xmlns:a14="http://schemas.microsoft.com/office/drawing/2010/main" val="0"/>
+                        </a:ext>
+                      </a:extLst>
+                    </a:blip>
+                    <a:stretch>
+                      <a:fillRect/>
+                    </a:stretch>
+                  </pic:blipFill>
+                  <pic:spPr>
+                    <a:xfrm>
+                      <a:off x="0" y="0"/>
+                      <a:ext cx="3276798" cy="3481098"/>
+                    </a:xfrm>
+                    <a:prstGeom prst="rect">
+                      <a:avLst/>
+                    </a:prstGeom>
+                  </pic:spPr>
+                </pic:pic>
+              </a:graphicData>
+            </a:graphic>
+          </wp:inline>
+        </w:drawing>
+      </w:r>
+    </w:p>
+    <w:p>
+      <w:pPr>
+        <w:pBdr>
+          <w:top w:val="nil"/>
+          <w:left w:val="nil"/>
+          <w:bottom w:val="nil"/>
+          <w:right w:val="nil"/>
+          <w:between w:val="nil"/>
+        </w:pBdr>
+        <w:spacing w:before="120" w:after="0" w:line="360" w:lineRule="auto"/>
         <w:rPr>
           <w:rFonts w:ascii="Times New Roman" w:hAnsi="Times New Roman" w:cs="Times New Roman"/>
           <w:lang w:val="hu-HU"/>
         </w:rPr>
-        <w:br/>
-      </w:r>
+      </w:pPr>
       <w:r>
         <w:rPr>
           <w:rFonts w:ascii="Times New Roman" w:hAnsi="Times New Roman" w:cs="Times New Roman"/>
@@ -4325,7 +4904,7 @@
           <w:lang w:val="hu-HU"/>
         </w:rPr>
       </w:pPr>
-      <w:bookmarkStart w:id="2" w:name="_Toc227104185"/>
+      <w:bookmarkStart w:id="1" w:name="_Toc227104185"/>
       <w:r>
         <w:rPr>
           <w:rFonts w:ascii="Times New Roman" w:hAnsi="Times New Roman" w:cs="Times New Roman"/>
@@ -4335,7 +4914,7 @@
         <w:lastRenderedPageBreak/>
         <w:t>Backend</w:t>
       </w:r>
-      <w:bookmarkEnd w:id="2"/>
+      <w:bookmarkEnd w:id="1"/>
     </w:p>
     <w:p>
       <w:pPr>
@@ -4874,14 +5453,6 @@
         </w:rPr>
       </w:pPr>
       <w:proofErr w:type="spellStart"/>
-      <w:r>
-        <w:rPr>
-          <w:rFonts w:ascii="Times New Roman" w:eastAsia="Calibri" w:hAnsi="Times New Roman" w:cs="Times New Roman"/>
-          <w:szCs w:val="24"/>
-          <w:lang w:val="hu" w:eastAsia="hu-HU"/>
-        </w:rPr>
-        <w:t>Microsoft</w:t>
-      </w:r>
       <w:proofErr w:type="gramStart"/>
       <w:r>
         <w:rPr>
@@ -4889,18 +5460,10 @@
           <w:szCs w:val="24"/>
           <w:lang w:val="hu" w:eastAsia="hu-HU"/>
         </w:rPr>
-        <w:t>.AspNetCore</w:t>
-      </w:r>
+        <w:t>Microsoft.AspNetCore.Authentication.JwtBearer</w:t>
+      </w:r>
+      <w:proofErr w:type="spellEnd"/>
       <w:proofErr w:type="gramEnd"/>
-      <w:r>
-        <w:rPr>
-          <w:rFonts w:ascii="Times New Roman" w:eastAsia="Calibri" w:hAnsi="Times New Roman" w:cs="Times New Roman"/>
-          <w:szCs w:val="24"/>
-          <w:lang w:val="hu" w:eastAsia="hu-HU"/>
-        </w:rPr>
-        <w:t>.Authentication.JwtBearer</w:t>
-      </w:r>
-      <w:proofErr w:type="spellEnd"/>
       <w:r>
         <w:rPr>
           <w:rFonts w:ascii="Times New Roman" w:eastAsia="Calibri" w:hAnsi="Times New Roman" w:cs="Times New Roman"/>
@@ -4932,14 +5495,6 @@
         </w:rPr>
       </w:pPr>
       <w:proofErr w:type="spellStart"/>
-      <w:r>
-        <w:rPr>
-          <w:rFonts w:ascii="Times New Roman" w:eastAsia="Calibri" w:hAnsi="Times New Roman" w:cs="Times New Roman"/>
-          <w:szCs w:val="24"/>
-          <w:lang w:val="hu" w:eastAsia="hu-HU"/>
-        </w:rPr>
-        <w:t>Microsoft</w:t>
-      </w:r>
       <w:proofErr w:type="gramStart"/>
       <w:r>
         <w:rPr>
@@ -4947,18 +5502,10 @@
           <w:szCs w:val="24"/>
           <w:lang w:val="hu" w:eastAsia="hu-HU"/>
         </w:rPr>
-        <w:t>.AspNetCore</w:t>
-      </w:r>
+        <w:t>Microsoft.AspNetCore.Identity.EntityFrameworkCore</w:t>
+      </w:r>
+      <w:proofErr w:type="spellEnd"/>
       <w:proofErr w:type="gramEnd"/>
-      <w:r>
-        <w:rPr>
-          <w:rFonts w:ascii="Times New Roman" w:eastAsia="Calibri" w:hAnsi="Times New Roman" w:cs="Times New Roman"/>
-          <w:szCs w:val="24"/>
-          <w:lang w:val="hu" w:eastAsia="hu-HU"/>
-        </w:rPr>
-        <w:t>.Identity.EntityFrameworkCore</w:t>
-      </w:r>
-      <w:proofErr w:type="spellEnd"/>
       <w:r>
         <w:rPr>
           <w:rFonts w:ascii="Times New Roman" w:eastAsia="Calibri" w:hAnsi="Times New Roman" w:cs="Times New Roman"/>
@@ -4990,14 +5537,6 @@
         </w:rPr>
       </w:pPr>
       <w:proofErr w:type="spellStart"/>
-      <w:r>
-        <w:rPr>
-          <w:rFonts w:ascii="Times New Roman" w:eastAsia="Calibri" w:hAnsi="Times New Roman" w:cs="Times New Roman"/>
-          <w:szCs w:val="24"/>
-          <w:lang w:val="hu" w:eastAsia="hu-HU"/>
-        </w:rPr>
-        <w:t>Microsoft</w:t>
-      </w:r>
       <w:proofErr w:type="gramStart"/>
       <w:r>
         <w:rPr>
@@ -5005,18 +5544,10 @@
           <w:szCs w:val="24"/>
           <w:lang w:val="hu" w:eastAsia="hu-HU"/>
         </w:rPr>
-        <w:t>.EntityFrameworkCore</w:t>
-      </w:r>
+        <w:t>Microsoft.EntityFrameworkCore.Tools</w:t>
+      </w:r>
+      <w:proofErr w:type="spellEnd"/>
       <w:proofErr w:type="gramEnd"/>
-      <w:r>
-        <w:rPr>
-          <w:rFonts w:ascii="Times New Roman" w:eastAsia="Calibri" w:hAnsi="Times New Roman" w:cs="Times New Roman"/>
-          <w:szCs w:val="24"/>
-          <w:lang w:val="hu" w:eastAsia="hu-HU"/>
-        </w:rPr>
-        <w:t>.Tools</w:t>
-      </w:r>
-      <w:proofErr w:type="spellEnd"/>
       <w:r>
         <w:rPr>
           <w:rFonts w:ascii="Times New Roman" w:eastAsia="Calibri" w:hAnsi="Times New Roman" w:cs="Times New Roman"/>
@@ -5633,17 +6164,17 @@
           <w:szCs w:val="24"/>
           <w:lang w:val="hu" w:eastAsia="hu-HU"/>
         </w:rPr>
-        <w:t>Community-ben</w:t>
-      </w:r>
-      <w:proofErr w:type="spellEnd"/>
-      <w:r>
-        <w:rPr>
-          <w:rFonts w:ascii="Times New Roman" w:eastAsia="Calibri" w:hAnsi="Times New Roman" w:cs="Times New Roman"/>
-          <w:color w:val="000000"/>
-          <w:szCs w:val="24"/>
-          <w:lang w:val="hu" w:eastAsia="hu-HU"/>
-        </w:rPr>
-        <w:t xml:space="preserve"> </w:t>
+        <w:t>Community</w:t>
+      </w:r>
+      <w:proofErr w:type="spellEnd"/>
+      <w:r>
+        <w:rPr>
+          <w:rFonts w:ascii="Times New Roman" w:eastAsia="Calibri" w:hAnsi="Times New Roman" w:cs="Times New Roman"/>
+          <w:color w:val="000000"/>
+          <w:szCs w:val="24"/>
+          <w:lang w:val="hu" w:eastAsia="hu-HU"/>
+        </w:rPr>
+        <w:t xml:space="preserve">-ben </w:t>
       </w:r>
       <w:proofErr w:type="spellStart"/>
       <w:r>
@@ -6105,7 +6636,7 @@
           <w:lang w:val="hu-HU"/>
         </w:rPr>
       </w:pPr>
-      <w:bookmarkStart w:id="3" w:name="_Toc227104186"/>
+      <w:bookmarkStart w:id="2" w:name="_Toc227104186"/>
       <w:r>
         <w:rPr>
           <w:rFonts w:ascii="Times New Roman" w:hAnsi="Times New Roman" w:cs="Times New Roman"/>
@@ -6115,7 +6646,7 @@
         <w:lastRenderedPageBreak/>
         <w:t>Adatbázis</w:t>
       </w:r>
-      <w:bookmarkEnd w:id="3"/>
+      <w:bookmarkEnd w:id="2"/>
     </w:p>
     <w:p>
       <w:pPr>
@@ -6166,27 +6697,7 @@
           <w:szCs w:val="24"/>
           <w:lang w:val="hu" w:eastAsia="hu-HU"/>
         </w:rPr>
-        <w:t xml:space="preserve">, illetve </w:t>
-      </w:r>
-      <w:proofErr w:type="spellStart"/>
-      <w:r>
-        <w:rPr>
-          <w:rFonts w:ascii="Times New Roman" w:eastAsia="Calibri" w:hAnsi="Times New Roman" w:cs="Times New Roman"/>
-          <w:color w:val="000000"/>
-          <w:szCs w:val="24"/>
-          <w:lang w:val="hu" w:eastAsia="hu-HU"/>
-        </w:rPr>
-        <w:t>Docker</w:t>
-      </w:r>
-      <w:proofErr w:type="spellEnd"/>
-      <w:r>
-        <w:rPr>
-          <w:rFonts w:ascii="Times New Roman" w:eastAsia="Calibri" w:hAnsi="Times New Roman" w:cs="Times New Roman"/>
-          <w:color w:val="000000"/>
-          <w:szCs w:val="24"/>
-          <w:lang w:val="hu" w:eastAsia="hu-HU"/>
-        </w:rPr>
-        <w:t xml:space="preserve"> alkalmazással </w:t>
+        <w:t xml:space="preserve">, illetve Docker alkalmazással </w:t>
       </w:r>
       <w:proofErr w:type="spellStart"/>
       <w:r>
@@ -6614,7 +7125,7 @@
           <w:lang w:val="hu-HU"/>
         </w:rPr>
       </w:pPr>
-      <w:bookmarkStart w:id="4" w:name="_Toc227104187"/>
+      <w:bookmarkStart w:id="3" w:name="_Toc227104187"/>
       <w:r>
         <w:rPr>
           <w:rFonts w:ascii="Times New Roman" w:hAnsi="Times New Roman" w:cs="Times New Roman"/>
@@ -6624,7 +7135,7 @@
         <w:lastRenderedPageBreak/>
         <w:t>Frontend</w:t>
       </w:r>
-      <w:bookmarkEnd w:id="4"/>
+      <w:bookmarkEnd w:id="3"/>
     </w:p>
     <w:p>
       <w:pPr>
@@ -6894,9 +7405,18 @@
           <w:szCs w:val="24"/>
           <w:lang w:val="hu" w:eastAsia="hu-HU"/>
         </w:rPr>
-        <w:t>Code-ban</w:t>
-      </w:r>
-      <w:proofErr w:type="spellEnd"/>
+        <w:t>Code</w:t>
+      </w:r>
+      <w:proofErr w:type="spellEnd"/>
+      <w:r>
+        <w:rPr>
+          <w:rFonts w:ascii="Times New Roman" w:eastAsia="Calibri" w:hAnsi="Times New Roman" w:cs="Times New Roman"/>
+          <w:color w:val="000000"/>
+          <w:szCs w:val="24"/>
+          <w:lang w:val="hu" w:eastAsia="hu-HU"/>
+        </w:rPr>
+        <w:t>-ban</w:t>
+      </w:r>
       <w:r>
         <w:rPr>
           <w:rFonts w:ascii="Times New Roman" w:eastAsia="Calibri" w:hAnsi="Times New Roman" w:cs="Times New Roman"/>
@@ -7338,23 +7858,13 @@
           <w:lang w:val="hu" w:eastAsia="hu-HU"/>
         </w:rPr>
       </w:pPr>
-      <w:proofErr w:type="spellStart"/>
-      <w:r>
-        <w:rPr>
-          <w:rFonts w:ascii="Times New Roman" w:eastAsia="Calibri" w:hAnsi="Times New Roman" w:cs="Times New Roman"/>
-          <w:szCs w:val="24"/>
-          <w:lang w:val="hu" w:eastAsia="hu-HU"/>
-        </w:rPr>
-        <w:t>Dockerfile</w:t>
-      </w:r>
-      <w:proofErr w:type="spellEnd"/>
-      <w:r>
-        <w:rPr>
-          <w:rFonts w:ascii="Times New Roman" w:eastAsia="Calibri" w:hAnsi="Times New Roman" w:cs="Times New Roman"/>
-          <w:szCs w:val="24"/>
-          <w:lang w:val="hu" w:eastAsia="hu-HU"/>
-        </w:rPr>
-        <w:t xml:space="preserve"> segítségével a </w:t>
+      <w:r>
+        <w:rPr>
+          <w:rFonts w:ascii="Times New Roman" w:eastAsia="Calibri" w:hAnsi="Times New Roman" w:cs="Times New Roman"/>
+          <w:szCs w:val="24"/>
+          <w:lang w:val="hu" w:eastAsia="hu-HU"/>
+        </w:rPr>
+        <w:t xml:space="preserve">Dockerfile segítségével a </w:t>
       </w:r>
       <w:proofErr w:type="spellStart"/>
       <w:r>
@@ -7435,43 +7945,7 @@
           <w:szCs w:val="24"/>
           <w:lang w:val="hu" w:eastAsia="hu-HU"/>
         </w:rPr>
-        <w:t>Teszteléshez: @testing-</w:t>
-      </w:r>
-      <w:proofErr w:type="spellStart"/>
-      <w:r>
-        <w:rPr>
-          <w:rFonts w:ascii="Times New Roman" w:eastAsia="Calibri" w:hAnsi="Times New Roman" w:cs="Times New Roman"/>
-          <w:szCs w:val="24"/>
-          <w:lang w:val="hu" w:eastAsia="hu-HU"/>
-        </w:rPr>
-        <w:t>library</w:t>
-      </w:r>
-      <w:proofErr w:type="spellEnd"/>
-      <w:r>
-        <w:rPr>
-          <w:rFonts w:ascii="Times New Roman" w:eastAsia="Calibri" w:hAnsi="Times New Roman" w:cs="Times New Roman"/>
-          <w:szCs w:val="24"/>
-          <w:lang w:val="hu" w:eastAsia="hu-HU"/>
-        </w:rPr>
-        <w:t>/</w:t>
-      </w:r>
-      <w:proofErr w:type="spellStart"/>
-      <w:r>
-        <w:rPr>
-          <w:rFonts w:ascii="Times New Roman" w:eastAsia="Calibri" w:hAnsi="Times New Roman" w:cs="Times New Roman"/>
-          <w:szCs w:val="24"/>
-          <w:lang w:val="hu" w:eastAsia="hu-HU"/>
-        </w:rPr>
-        <w:t>react</w:t>
-      </w:r>
-      <w:proofErr w:type="spellEnd"/>
-      <w:r>
-        <w:rPr>
-          <w:rFonts w:ascii="Times New Roman" w:eastAsia="Calibri" w:hAnsi="Times New Roman" w:cs="Times New Roman"/>
-          <w:szCs w:val="24"/>
-          <w:lang w:val="hu" w:eastAsia="hu-HU"/>
-        </w:rPr>
-        <w:t xml:space="preserve">, </w:t>
+        <w:t xml:space="preserve">Teszteléshez: @testing-library/react, </w:t>
       </w:r>
       <w:proofErr w:type="spellStart"/>
       <w:r>
@@ -7513,7 +7987,25 @@
           <w:szCs w:val="24"/>
           <w:lang w:val="hu" w:eastAsia="hu-HU"/>
         </w:rPr>
-        <w:t>react-router-dom</w:t>
+        <w:t>react</w:t>
+      </w:r>
+      <w:proofErr w:type="spellEnd"/>
+      <w:r>
+        <w:rPr>
+          <w:rFonts w:ascii="Times New Roman" w:eastAsia="Calibri" w:hAnsi="Times New Roman" w:cs="Times New Roman"/>
+          <w:szCs w:val="24"/>
+          <w:lang w:val="hu" w:eastAsia="hu-HU"/>
+        </w:rPr>
+        <w:t>-router-</w:t>
+      </w:r>
+      <w:proofErr w:type="spellStart"/>
+      <w:r>
+        <w:rPr>
+          <w:rFonts w:ascii="Times New Roman" w:eastAsia="Calibri" w:hAnsi="Times New Roman" w:cs="Times New Roman"/>
+          <w:szCs w:val="24"/>
+          <w:lang w:val="hu" w:eastAsia="hu-HU"/>
+        </w:rPr>
+        <w:t>dom</w:t>
       </w:r>
       <w:proofErr w:type="spellEnd"/>
       <w:r>
@@ -7856,7 +8348,7 @@
           <w:lang w:val="hu-HU"/>
         </w:rPr>
       </w:pPr>
-      <w:bookmarkStart w:id="5" w:name="_Toc227104188"/>
+      <w:bookmarkStart w:id="4" w:name="_Toc227104188"/>
       <w:r>
         <w:rPr>
           <w:rFonts w:ascii="Times New Roman" w:hAnsi="Times New Roman" w:cs="Times New Roman"/>
@@ -7866,7 +8358,7 @@
         <w:lastRenderedPageBreak/>
         <w:t>WPF alkalmazás</w:t>
       </w:r>
-      <w:bookmarkEnd w:id="5"/>
+      <w:bookmarkEnd w:id="4"/>
     </w:p>
     <w:p>
       <w:pPr>
@@ -8837,7 +9329,7 @@
           <w:lang w:val="hu-HU"/>
         </w:rPr>
       </w:pPr>
-      <w:bookmarkStart w:id="6" w:name="_Toc227104189"/>
+      <w:bookmarkStart w:id="5" w:name="_Toc227104189"/>
       <w:r>
         <w:rPr>
           <w:rFonts w:ascii="Times New Roman" w:hAnsi="Times New Roman" w:cs="Times New Roman"/>
@@ -8856,7 +9348,7 @@
         </w:rPr>
         <w:t>Coding</w:t>
       </w:r>
-      <w:bookmarkEnd w:id="6"/>
+      <w:bookmarkEnd w:id="5"/>
       <w:proofErr w:type="spellEnd"/>
     </w:p>
     <w:p>
@@ -8940,7 +9432,7 @@
           <w:lang w:val="hu" w:eastAsia="hu-HU"/>
         </w:rPr>
       </w:pPr>
-      <w:bookmarkStart w:id="7" w:name="_Toc227002228"/>
+      <w:bookmarkStart w:id="6" w:name="_Toc227002228"/>
       <w:r>
         <w:rPr>
           <w:rFonts w:ascii="Times New Roman" w:eastAsia="Calibri" w:hAnsi="Times New Roman" w:cs="Times New Roman"/>
@@ -8948,7 +9440,7 @@
         </w:rPr>
         <w:t>Feladatok elosztása:</w:t>
       </w:r>
-      <w:bookmarkEnd w:id="7"/>
+      <w:bookmarkEnd w:id="6"/>
     </w:p>
     <w:p>
       <w:pPr>
@@ -9474,7 +9966,7 @@
           <w:szCs w:val="44"/>
         </w:rPr>
       </w:pPr>
-      <w:bookmarkStart w:id="8" w:name="_Toc227104190"/>
+      <w:bookmarkStart w:id="7" w:name="_Toc227104190"/>
       <w:proofErr w:type="spellStart"/>
       <w:r>
         <w:rPr>
@@ -9483,7 +9975,7 @@
         </w:rPr>
         <w:t>Irodalomjegyzék</w:t>
       </w:r>
-      <w:bookmarkEnd w:id="8"/>
+      <w:bookmarkEnd w:id="7"/>
       <w:proofErr w:type="spellEnd"/>
     </w:p>
     <w:p>
@@ -9512,7 +10004,7 @@
         </w:rPr>
         <w:t xml:space="preserve">Frontend feltöltése, webcím: </w:t>
       </w:r>
-      <w:hyperlink r:id="rId12">
+      <w:hyperlink r:id="rId16">
         <w:r>
           <w:rPr>
             <w:rStyle w:val="Hiperhivatkozs"/>
@@ -9534,12 +10026,60 @@
           <w:rFonts w:ascii="Times New Roman" w:hAnsi="Times New Roman" w:cs="Times New Roman"/>
         </w:rPr>
       </w:pPr>
-      <w:proofErr w:type="spellStart"/>
-      <w:r>
-        <w:rPr>
-          <w:rFonts w:ascii="Times New Roman" w:hAnsi="Times New Roman" w:cs="Times New Roman"/>
-        </w:rPr>
-        <w:t>Forrás</w:t>
+      <w:r>
+        <w:rPr>
+          <w:rFonts w:ascii="Times New Roman" w:hAnsi="Times New Roman" w:cs="Times New Roman"/>
+        </w:rPr>
+        <w:t xml:space="preserve">Forrás: </w:t>
+      </w:r>
+      <w:proofErr w:type="spellStart"/>
+      <w:r>
+        <w:rPr>
+          <w:rFonts w:ascii="Times New Roman" w:hAnsi="Times New Roman" w:cs="Times New Roman"/>
+        </w:rPr>
+        <w:t>pygame-ce</w:t>
+      </w:r>
+      <w:proofErr w:type="spellEnd"/>
+      <w:r>
+        <w:rPr>
+          <w:rFonts w:ascii="Times New Roman" w:hAnsi="Times New Roman" w:cs="Times New Roman"/>
+        </w:rPr>
+        <w:t xml:space="preserve"> </w:t>
+      </w:r>
+      <w:proofErr w:type="spellStart"/>
+      <w:r>
+        <w:rPr>
+          <w:rFonts w:ascii="Times New Roman" w:hAnsi="Times New Roman" w:cs="Times New Roman"/>
+        </w:rPr>
+        <w:t>használata</w:t>
+      </w:r>
+      <w:proofErr w:type="spellEnd"/>
+      <w:r>
+        <w:rPr>
+          <w:rFonts w:ascii="Times New Roman" w:hAnsi="Times New Roman" w:cs="Times New Roman"/>
+        </w:rPr>
+        <w:t>/</w:t>
+      </w:r>
+      <w:proofErr w:type="spellStart"/>
+      <w:r>
+        <w:rPr>
+          <w:rFonts w:ascii="Times New Roman" w:hAnsi="Times New Roman" w:cs="Times New Roman"/>
+        </w:rPr>
+        <w:t>telepítése</w:t>
+      </w:r>
+      <w:proofErr w:type="spellEnd"/>
+      <w:r>
+        <w:rPr>
+          <w:rFonts w:ascii="Times New Roman" w:hAnsi="Times New Roman" w:cs="Times New Roman"/>
+        </w:rPr>
+        <w:t xml:space="preserve">, </w:t>
+      </w:r>
+      <w:proofErr w:type="spellStart"/>
+      <w:r>
+        <w:rPr>
+          <w:rFonts w:ascii="Times New Roman" w:hAnsi="Times New Roman" w:cs="Times New Roman"/>
+        </w:rPr>
+        <w:t>webcím</w:t>
       </w:r>
       <w:proofErr w:type="spellEnd"/>
       <w:r>
@@ -9548,63 +10088,7 @@
         </w:rPr>
         <w:t xml:space="preserve">: </w:t>
       </w:r>
-      <w:proofErr w:type="spellStart"/>
-      <w:r>
-        <w:rPr>
-          <w:rFonts w:ascii="Times New Roman" w:hAnsi="Times New Roman" w:cs="Times New Roman"/>
-        </w:rPr>
-        <w:t>pygame-ce</w:t>
-      </w:r>
-      <w:proofErr w:type="spellEnd"/>
-      <w:r>
-        <w:rPr>
-          <w:rFonts w:ascii="Times New Roman" w:hAnsi="Times New Roman" w:cs="Times New Roman"/>
-        </w:rPr>
-        <w:t xml:space="preserve"> </w:t>
-      </w:r>
-      <w:proofErr w:type="spellStart"/>
-      <w:r>
-        <w:rPr>
-          <w:rFonts w:ascii="Times New Roman" w:hAnsi="Times New Roman" w:cs="Times New Roman"/>
-        </w:rPr>
-        <w:t>használata</w:t>
-      </w:r>
-      <w:proofErr w:type="spellEnd"/>
-      <w:r>
-        <w:rPr>
-          <w:rFonts w:ascii="Times New Roman" w:hAnsi="Times New Roman" w:cs="Times New Roman"/>
-        </w:rPr>
-        <w:t>/</w:t>
-      </w:r>
-      <w:proofErr w:type="spellStart"/>
-      <w:r>
-        <w:rPr>
-          <w:rFonts w:ascii="Times New Roman" w:hAnsi="Times New Roman" w:cs="Times New Roman"/>
-        </w:rPr>
-        <w:t>telepítése</w:t>
-      </w:r>
-      <w:proofErr w:type="spellEnd"/>
-      <w:r>
-        <w:rPr>
-          <w:rFonts w:ascii="Times New Roman" w:hAnsi="Times New Roman" w:cs="Times New Roman"/>
-        </w:rPr>
-        <w:t xml:space="preserve">, </w:t>
-      </w:r>
-      <w:proofErr w:type="spellStart"/>
-      <w:r>
-        <w:rPr>
-          <w:rFonts w:ascii="Times New Roman" w:hAnsi="Times New Roman" w:cs="Times New Roman"/>
-        </w:rPr>
-        <w:t>webcím</w:t>
-      </w:r>
-      <w:proofErr w:type="spellEnd"/>
-      <w:r>
-        <w:rPr>
-          <w:rFonts w:ascii="Times New Roman" w:hAnsi="Times New Roman" w:cs="Times New Roman"/>
-        </w:rPr>
-        <w:t xml:space="preserve">: </w:t>
-      </w:r>
-      <w:hyperlink r:id="rId13" w:history="1">
+      <w:hyperlink r:id="rId17" w:history="1">
         <w:r>
           <w:rPr>
             <w:rStyle w:val="Hiperhivatkozs"/>
@@ -9659,19 +10143,11 @@
           <w:rFonts w:ascii="Times New Roman" w:hAnsi="Times New Roman" w:cs="Times New Roman"/>
         </w:rPr>
       </w:pPr>
-      <w:proofErr w:type="spellStart"/>
-      <w:r>
-        <w:rPr>
-          <w:rFonts w:ascii="Times New Roman" w:hAnsi="Times New Roman" w:cs="Times New Roman"/>
-        </w:rPr>
-        <w:t>Forrás</w:t>
-      </w:r>
-      <w:proofErr w:type="spellEnd"/>
-      <w:r>
-        <w:rPr>
-          <w:rFonts w:ascii="Times New Roman" w:hAnsi="Times New Roman" w:cs="Times New Roman"/>
-        </w:rPr>
-        <w:t xml:space="preserve">: </w:t>
+      <w:r>
+        <w:rPr>
+          <w:rFonts w:ascii="Times New Roman" w:hAnsi="Times New Roman" w:cs="Times New Roman"/>
+        </w:rPr>
+        <w:t xml:space="preserve">Forrás: </w:t>
       </w:r>
       <w:r>
         <w:rPr>
@@ -9727,7 +10203,7 @@
         </w:rPr>
         <w:t xml:space="preserve"> </w:t>
       </w:r>
-      <w:hyperlink r:id="rId14" w:history="1">
+      <w:hyperlink r:id="rId18" w:history="1">
         <w:r>
           <w:rPr>
             <w:rStyle w:val="Hiperhivatkozs"/>
@@ -9788,12 +10264,32 @@
           <w:rFonts w:ascii="Times New Roman" w:hAnsi="Times New Roman" w:cs="Times New Roman"/>
         </w:rPr>
       </w:pPr>
-      <w:proofErr w:type="spellStart"/>
-      <w:r>
-        <w:rPr>
-          <w:rFonts w:ascii="Times New Roman" w:hAnsi="Times New Roman" w:cs="Times New Roman"/>
-        </w:rPr>
-        <w:t>Forrás</w:t>
+      <w:r>
+        <w:rPr>
+          <w:rFonts w:ascii="Times New Roman" w:hAnsi="Times New Roman" w:cs="Times New Roman"/>
+        </w:rPr>
+        <w:t xml:space="preserve">Forrás: Inno Setup </w:t>
+      </w:r>
+      <w:proofErr w:type="spellStart"/>
+      <w:r>
+        <w:rPr>
+          <w:rFonts w:ascii="Times New Roman" w:hAnsi="Times New Roman" w:cs="Times New Roman"/>
+        </w:rPr>
+        <w:t>használata</w:t>
+      </w:r>
+      <w:proofErr w:type="spellEnd"/>
+      <w:r>
+        <w:rPr>
+          <w:rFonts w:ascii="Times New Roman" w:hAnsi="Times New Roman" w:cs="Times New Roman"/>
+        </w:rPr>
+        <w:t xml:space="preserve">, </w:t>
+      </w:r>
+      <w:proofErr w:type="spellStart"/>
+      <w:r>
+        <w:rPr>
+          <w:rFonts w:ascii="Times New Roman" w:hAnsi="Times New Roman" w:cs="Times New Roman"/>
+        </w:rPr>
+        <w:t>webcím</w:t>
       </w:r>
       <w:proofErr w:type="spellEnd"/>
       <w:r>
@@ -9802,49 +10298,7 @@
         </w:rPr>
         <w:t xml:space="preserve">: </w:t>
       </w:r>
-      <w:proofErr w:type="spellStart"/>
-      <w:r>
-        <w:rPr>
-          <w:rFonts w:ascii="Times New Roman" w:hAnsi="Times New Roman" w:cs="Times New Roman"/>
-        </w:rPr>
-        <w:t>Inno</w:t>
-      </w:r>
-      <w:proofErr w:type="spellEnd"/>
-      <w:r>
-        <w:rPr>
-          <w:rFonts w:ascii="Times New Roman" w:hAnsi="Times New Roman" w:cs="Times New Roman"/>
-        </w:rPr>
-        <w:t xml:space="preserve"> Setup </w:t>
-      </w:r>
-      <w:proofErr w:type="spellStart"/>
-      <w:r>
-        <w:rPr>
-          <w:rFonts w:ascii="Times New Roman" w:hAnsi="Times New Roman" w:cs="Times New Roman"/>
-        </w:rPr>
-        <w:t>használata</w:t>
-      </w:r>
-      <w:proofErr w:type="spellEnd"/>
-      <w:r>
-        <w:rPr>
-          <w:rFonts w:ascii="Times New Roman" w:hAnsi="Times New Roman" w:cs="Times New Roman"/>
-        </w:rPr>
-        <w:t xml:space="preserve">, </w:t>
-      </w:r>
-      <w:proofErr w:type="spellStart"/>
-      <w:r>
-        <w:rPr>
-          <w:rFonts w:ascii="Times New Roman" w:hAnsi="Times New Roman" w:cs="Times New Roman"/>
-        </w:rPr>
-        <w:t>webcím</w:t>
-      </w:r>
-      <w:proofErr w:type="spellEnd"/>
-      <w:r>
-        <w:rPr>
-          <w:rFonts w:ascii="Times New Roman" w:hAnsi="Times New Roman" w:cs="Times New Roman"/>
-        </w:rPr>
-        <w:t xml:space="preserve">: </w:t>
-      </w:r>
-      <w:hyperlink r:id="rId15" w:history="1">
+      <w:hyperlink r:id="rId19" w:history="1">
         <w:r>
           <w:rPr>
             <w:rStyle w:val="Hiperhivatkozs"/>
@@ -9919,7 +10373,7 @@
           <w:lang w:val="hu-HU"/>
         </w:rPr>
         <w:sectPr>
-          <w:footerReference w:type="default" r:id="rId16"/>
+          <w:footerReference w:type="default" r:id="rId20"/>
           <w:pgSz w:w="11906" w:h="16838"/>
           <w:pgMar w:top="1417" w:right="1417" w:bottom="1417" w:left="1417" w:header="708" w:footer="708" w:gutter="0"/>
           <w:pgNumType w:start="1"/>
@@ -10055,7 +10509,7 @@
           <w:lang w:val="hu-HU"/>
         </w:rPr>
       </w:pPr>
-      <w:bookmarkStart w:id="9" w:name="_Toc227104191"/>
+      <w:bookmarkStart w:id="8" w:name="_Toc227104191"/>
       <w:r>
         <w:rPr>
           <w:rFonts w:ascii="Times New Roman" w:hAnsi="Times New Roman" w:cs="Times New Roman"/>
@@ -10063,7 +10517,7 @@
         </w:rPr>
         <w:t>Mellékletek</w:t>
       </w:r>
-      <w:bookmarkEnd w:id="9"/>
+      <w:bookmarkEnd w:id="8"/>
     </w:p>
     <w:p>
       <w:pPr>
@@ -10074,8 +10528,8 @@
           <w:lang w:val="hu-HU"/>
         </w:rPr>
       </w:pPr>
-      <w:bookmarkStart w:id="10" w:name="_worlds.py"/>
-      <w:bookmarkEnd w:id="10"/>
+      <w:bookmarkStart w:id="9" w:name="_worlds.py"/>
+      <w:bookmarkEnd w:id="9"/>
       <w:r>
         <w:rPr>
           <w:rFonts w:ascii="Times New Roman" w:hAnsi="Times New Roman" w:cs="Times New Roman"/>
@@ -10083,7 +10537,7 @@
         </w:rPr>
         <w:br w:type="page"/>
       </w:r>
-      <w:bookmarkStart w:id="11" w:name="_Toc227104192"/>
+      <w:bookmarkStart w:id="10" w:name="_Toc227104192"/>
       <w:r>
         <w:rPr>
           <w:rFonts w:ascii="Times New Roman" w:hAnsi="Times New Roman" w:cs="Times New Roman"/>
@@ -10106,7 +10560,7 @@
         </w:rPr>
         <w:t>py</w:t>
       </w:r>
-      <w:bookmarkEnd w:id="11"/>
+      <w:bookmarkEnd w:id="10"/>
     </w:p>
     <w:p>
       <w:pPr>
@@ -10137,7 +10591,7 @@
                     <pic:cNvPicPr/>
                   </pic:nvPicPr>
                   <pic:blipFill>
-                    <a:blip r:embed="rId17">
+                    <a:blip r:embed="rId21">
                       <a:extLst>
                         <a:ext uri="{28A0092B-C50C-407E-A947-70E740481C1C}">
                           <a14:useLocalDpi xmlns:a14="http://schemas.microsoft.com/office/drawing/2010/main" val="0"/>
@@ -10173,9 +10627,9 @@
           <w:lang w:val="hu-HU"/>
         </w:rPr>
       </w:pPr>
-      <w:bookmarkStart w:id="12" w:name="_MainWindow.xaml.cs"/>
-      <w:bookmarkStart w:id="13" w:name="_Toc227104193"/>
-      <w:bookmarkEnd w:id="12"/>
+      <w:bookmarkStart w:id="11" w:name="_MainWindow.xaml.cs"/>
+      <w:bookmarkStart w:id="12" w:name="_Toc227104193"/>
+      <w:bookmarkEnd w:id="11"/>
       <w:r>
         <w:rPr>
           <w:rFonts w:ascii="Times New Roman" w:hAnsi="Times New Roman" w:cs="Times New Roman"/>
@@ -10207,7 +10661,7 @@
                     <pic:cNvPicPr/>
                   </pic:nvPicPr>
                   <pic:blipFill>
-                    <a:blip r:embed="rId18">
+                    <a:blip r:embed="rId22">
                       <a:extLst>
                         <a:ext uri="{28A0092B-C50C-407E-A947-70E740481C1C}">
                           <a14:useLocalDpi xmlns:a14="http://schemas.microsoft.com/office/drawing/2010/main" val="0"/>
@@ -10261,7 +10715,7 @@
         </w:rPr>
         <w:t>s</w:t>
       </w:r>
-      <w:bookmarkEnd w:id="13"/>
+      <w:bookmarkEnd w:id="12"/>
       <w:proofErr w:type="spellEnd"/>
     </w:p>
     <w:p>
@@ -10273,9 +10727,9 @@
           <w:lang w:val="hu-HU"/>
         </w:rPr>
       </w:pPr>
-      <w:bookmarkStart w:id="14" w:name="_AddWindow.xaml.cs"/>
-      <w:bookmarkStart w:id="15" w:name="_Toc227104194"/>
-      <w:bookmarkEnd w:id="14"/>
+      <w:bookmarkStart w:id="13" w:name="_AddWindow.xaml.cs"/>
+      <w:bookmarkStart w:id="14" w:name="_Toc227104194"/>
+      <w:bookmarkEnd w:id="13"/>
       <w:r>
         <w:rPr>
           <w:rFonts w:ascii="Times New Roman" w:hAnsi="Times New Roman" w:cs="Times New Roman"/>
@@ -10307,7 +10761,7 @@
                     <pic:cNvPicPr/>
                   </pic:nvPicPr>
                   <pic:blipFill>
-                    <a:blip r:embed="rId19">
+                    <a:blip r:embed="rId23">
                       <a:extLst>
                         <a:ext uri="{28A0092B-C50C-407E-A947-70E740481C1C}">
                           <a14:useLocalDpi xmlns:a14="http://schemas.microsoft.com/office/drawing/2010/main" val="0"/>
@@ -10347,7 +10801,7 @@
         </w:rPr>
         <w:t>AddWindow.xaml.cs</w:t>
       </w:r>
-      <w:bookmarkEnd w:id="15"/>
+      <w:bookmarkEnd w:id="14"/>
       <w:proofErr w:type="spellEnd"/>
     </w:p>
     <w:p>
@@ -10374,9 +10828,9 @@
           <w:lang w:val="hu-HU"/>
         </w:rPr>
       </w:pPr>
-      <w:bookmarkStart w:id="16" w:name="_menu.py"/>
-      <w:bookmarkStart w:id="17" w:name="_Toc227104195"/>
-      <w:bookmarkEnd w:id="16"/>
+      <w:bookmarkStart w:id="15" w:name="_menu.py"/>
+      <w:bookmarkStart w:id="16" w:name="_Toc227104195"/>
+      <w:bookmarkEnd w:id="15"/>
       <w:r>
         <w:rPr>
           <w:rFonts w:ascii="Times New Roman" w:hAnsi="Times New Roman" w:cs="Times New Roman"/>
@@ -10408,7 +10862,7 @@
                     <pic:cNvPicPr/>
                   </pic:nvPicPr>
                   <pic:blipFill>
-                    <a:blip r:embed="rId20">
+                    <a:blip r:embed="rId24">
                       <a:extLst>
                         <a:ext uri="{28A0092B-C50C-407E-A947-70E740481C1C}">
                           <a14:useLocalDpi xmlns:a14="http://schemas.microsoft.com/office/drawing/2010/main" val="0"/>
@@ -10447,7 +10901,7 @@
         </w:rPr>
         <w:t>menu.py</w:t>
       </w:r>
-      <w:bookmarkEnd w:id="17"/>
+      <w:bookmarkEnd w:id="16"/>
     </w:p>
     <w:p>
       <w:pPr>
@@ -10470,9 +10924,9 @@
           <w:lang w:val="hu-HU"/>
         </w:rPr>
       </w:pPr>
-      <w:bookmarkStart w:id="18" w:name="_Sweagger_UI"/>
-      <w:bookmarkStart w:id="19" w:name="_Toc227104196"/>
-      <w:bookmarkEnd w:id="18"/>
+      <w:bookmarkStart w:id="17" w:name="_Sweagger_UI"/>
+      <w:bookmarkStart w:id="18" w:name="_Toc227104196"/>
+      <w:bookmarkEnd w:id="17"/>
       <w:r>
         <w:rPr>
           <w:noProof/>
@@ -10503,7 +10957,7 @@
                     <pic:cNvPicPr/>
                   </pic:nvPicPr>
                   <pic:blipFill>
-                    <a:blip r:embed="rId21">
+                    <a:blip r:embed="rId25">
                       <a:extLst>
                         <a:ext uri="{28A0092B-C50C-407E-A947-70E740481C1C}">
                           <a14:useLocalDpi xmlns:a14="http://schemas.microsoft.com/office/drawing/2010/main" val="0"/>
@@ -10549,7 +11003,7 @@
         </w:rPr>
         <w:t xml:space="preserve"> UI</w:t>
       </w:r>
-      <w:bookmarkEnd w:id="19"/>
+      <w:bookmarkEnd w:id="18"/>
     </w:p>
     <w:p>
       <w:pPr>
@@ -10572,9 +11026,9 @@
           <w:lang w:val="hu-HU"/>
         </w:rPr>
       </w:pPr>
-      <w:bookmarkStart w:id="20" w:name="_Xampp_MySQL"/>
-      <w:bookmarkStart w:id="21" w:name="_Toc227104197"/>
-      <w:bookmarkEnd w:id="20"/>
+      <w:bookmarkStart w:id="19" w:name="_Xampp_MySQL"/>
+      <w:bookmarkStart w:id="20" w:name="_Toc227104197"/>
+      <w:bookmarkEnd w:id="19"/>
       <w:r>
         <w:rPr>
           <w:noProof/>
@@ -10605,7 +11059,7 @@
                     <pic:cNvPicPr/>
                   </pic:nvPicPr>
                   <pic:blipFill>
-                    <a:blip r:embed="rId22" cstate="print">
+                    <a:blip r:embed="rId26" cstate="print">
                       <a:extLst>
                         <a:ext uri="{28A0092B-C50C-407E-A947-70E740481C1C}">
                           <a14:useLocalDpi xmlns:a14="http://schemas.microsoft.com/office/drawing/2010/main" val="0"/>
@@ -10658,7 +11112,7 @@
         </w:rPr>
         <w:t>MySQL</w:t>
       </w:r>
-      <w:bookmarkEnd w:id="21"/>
+      <w:bookmarkEnd w:id="20"/>
       <w:proofErr w:type="spellEnd"/>
     </w:p>
     <w:p>
@@ -10682,9 +11136,9 @@
           <w:lang w:val="hu-HU"/>
         </w:rPr>
       </w:pPr>
-      <w:bookmarkStart w:id="22" w:name="_Index.jsx"/>
-      <w:bookmarkStart w:id="23" w:name="_Toc227104198"/>
-      <w:bookmarkEnd w:id="22"/>
+      <w:bookmarkStart w:id="21" w:name="_Index.jsx"/>
+      <w:bookmarkStart w:id="22" w:name="_Toc227104198"/>
+      <w:bookmarkEnd w:id="21"/>
       <w:r>
         <w:rPr>
           <w:noProof/>
@@ -10692,7 +11146,7 @@
         </w:rPr>
         <w:lastRenderedPageBreak/>
         <w:drawing>
-          <wp:anchor distT="0" distB="0" distL="114300" distR="114300" simplePos="0" relativeHeight="251668480" behindDoc="0" locked="0" layoutInCell="1" allowOverlap="1" wp14:anchorId="118766BC" wp14:editId="6D8DB178">
+          <wp:anchor distT="0" distB="0" distL="114300" distR="114300" simplePos="0" relativeHeight="251668480" behindDoc="0" locked="0" layoutInCell="1" allowOverlap="1" wp14:anchorId="118766BC" wp14:editId="3BA992AF">
             <wp:simplePos x="0" y="0"/>
             <wp:positionH relativeFrom="page">
               <wp:align>right</wp:align>
@@ -10700,8 +11154,8 @@
             <wp:positionV relativeFrom="paragraph">
               <wp:posOffset>546597</wp:posOffset>
             </wp:positionV>
-            <wp:extent cx="7489825" cy="3211830"/>
-            <wp:effectExtent l="0" t="0" r="0" b="7620"/>
+            <wp:extent cx="7487920" cy="6265545"/>
+            <wp:effectExtent l="0" t="0" r="0" b="1905"/>
             <wp:wrapSquare wrapText="bothSides"/>
             <wp:docPr id="387182555" name="Kép 4"/>
             <wp:cNvGraphicFramePr>
@@ -10715,7 +11169,7 @@
                     <pic:cNvPicPr/>
                   </pic:nvPicPr>
                   <pic:blipFill>
-                    <a:blip r:embed="rId23">
+                    <a:blip r:embed="rId27">
                       <a:extLst>
                         <a:ext uri="{28A0092B-C50C-407E-A947-70E740481C1C}">
                           <a14:useLocalDpi xmlns:a14="http://schemas.microsoft.com/office/drawing/2010/main" val="0"/>
@@ -10729,7 +11183,7 @@
                   <pic:spPr>
                     <a:xfrm>
                       <a:off x="0" y="0"/>
-                      <a:ext cx="7492898" cy="3213390"/>
+                      <a:ext cx="7517622" cy="6290158"/>
                     </a:xfrm>
                     <a:prstGeom prst="rect">
                       <a:avLst/>
@@ -10754,7 +11208,7 @@
         </w:rPr>
         <w:t>Index.jsx</w:t>
       </w:r>
-      <w:bookmarkEnd w:id="23"/>
+      <w:bookmarkEnd w:id="22"/>
       <w:proofErr w:type="spellEnd"/>
     </w:p>
     <w:p>
@@ -10765,7 +11219,7 @@
       </w:pPr>
     </w:p>
     <w:sectPr>
-      <w:footerReference w:type="default" r:id="rId24"/>
+      <w:footerReference w:type="default" r:id="rId28"/>
       <w:pgSz w:w="11906" w:h="16838"/>
       <w:pgMar w:top="1417" w:right="1417" w:bottom="1417" w:left="1417" w:header="708" w:footer="708" w:gutter="0"/>
       <w:pgNumType w:fmt="upperRoman" w:start="1"/>
@@ -10777,7 +11231,7 @@
 </file>
 
 <file path=word/endnotes.xml><?xml version="1.0" encoding="utf-8"?>
-<w:endnotes xmlns:wpc="http://schemas.microsoft.com/office/word/2010/wordprocessingCanvas" xmlns:cx="http://schemas.microsoft.com/office/drawing/2014/chartex" xmlns:cx1="http://schemas.microsoft.com/office/drawing/2015/9/8/chartex" xmlns:mc="http://schemas.openxmlformats.org/markup-compatibility/2006" xmlns:o="urn:schemas-microsoft-com:office:office" xmlns:r="http://schemas.openxmlformats.org/officeDocument/2006/relationships" xmlns:m="http://schemas.openxmlformats.org/officeDocument/2006/math" xmlns:v="urn:schemas-microsoft-com:vml" xmlns:wp14="http://schemas.microsoft.com/office/word/2010/wordprocessingDrawing" xmlns:wp="http://schemas.openxmlformats.org/drawingml/2006/wordprocessingDrawing" xmlns:w10="urn:schemas-microsoft-com:office:word" xmlns:w="http://schemas.openxmlformats.org/wordprocessingml/2006/main" xmlns:w14="http://schemas.microsoft.com/office/word/2010/wordml" xmlns:w15="http://schemas.microsoft.com/office/word/2012/wordml" xmlns:w16se="http://schemas.microsoft.com/office/word/2015/wordml/symex" xmlns:wpg="http://schemas.microsoft.com/office/word/2010/wordprocessingGroup" xmlns:wpi="http://schemas.microsoft.com/office/word/2010/wordprocessingInk" xmlns:wne="http://schemas.microsoft.com/office/word/2006/wordml" xmlns:wps="http://schemas.microsoft.com/office/word/2010/wordprocessingShape" mc:Ignorable="w14 w15 w16se wp14">
+<w:endnotes xmlns:wpc="http://schemas.microsoft.com/office/word/2010/wordprocessingCanvas" xmlns:cx="http://schemas.microsoft.com/office/drawing/2014/chartex" xmlns:cx1="http://schemas.microsoft.com/office/drawing/2015/9/8/chartex" xmlns:cx2="http://schemas.microsoft.com/office/drawing/2015/10/21/chartex" xmlns:cx3="http://schemas.microsoft.com/office/drawing/2016/5/9/chartex" xmlns:cx4="http://schemas.microsoft.com/office/drawing/2016/5/10/chartex" xmlns:cx5="http://schemas.microsoft.com/office/drawing/2016/5/11/chartex" xmlns:cx6="http://schemas.microsoft.com/office/drawing/2016/5/12/chartex" xmlns:cx7="http://schemas.microsoft.com/office/drawing/2016/5/13/chartex" xmlns:cx8="http://schemas.microsoft.com/office/drawing/2016/5/14/chartex" xmlns:mc="http://schemas.openxmlformats.org/markup-compatibility/2006" xmlns:aink="http://schemas.microsoft.com/office/drawing/2016/ink" xmlns:am3d="http://schemas.microsoft.com/office/drawing/2017/model3d" xmlns:o="urn:schemas-microsoft-com:office:office" xmlns:oel="http://schemas.microsoft.com/office/2019/extlst" xmlns:r="http://schemas.openxmlformats.org/officeDocument/2006/relationships" xmlns:m="http://schemas.openxmlformats.org/officeDocument/2006/math" xmlns:v="urn:schemas-microsoft-com:vml" xmlns:wp14="http://schemas.microsoft.com/office/word/2010/wordprocessingDrawing" xmlns:wp="http://schemas.openxmlformats.org/drawingml/2006/wordprocessingDrawing" xmlns:w10="urn:schemas-microsoft-com:office:word" xmlns:w="http://schemas.openxmlformats.org/wordprocessingml/2006/main" xmlns:w14="http://schemas.microsoft.com/office/word/2010/wordml" xmlns:w15="http://schemas.microsoft.com/office/word/2012/wordml" xmlns:w16cex="http://schemas.microsoft.com/office/word/2018/wordml/cex" xmlns:w16cid="http://schemas.microsoft.com/office/word/2016/wordml/cid" xmlns:w16="http://schemas.microsoft.com/office/word/2018/wordml" xmlns:w16du="http://schemas.microsoft.com/office/word/2023/wordml/word16du" xmlns:w16sdtdh="http://schemas.microsoft.com/office/word/2020/wordml/sdtdatahash" xmlns:w16sdtfl="http://schemas.microsoft.com/office/word/2024/wordml/sdtformatlock" xmlns:w16se="http://schemas.microsoft.com/office/word/2015/wordml/symex" xmlns:wpg="http://schemas.microsoft.com/office/word/2010/wordprocessingGroup" xmlns:wpi="http://schemas.microsoft.com/office/word/2010/wordprocessingInk" xmlns:wne="http://schemas.microsoft.com/office/word/2006/wordml" xmlns:wps="http://schemas.microsoft.com/office/word/2010/wordprocessingShape" mc:Ignorable="w14 w15 w16se w16cid w16 w16cex w16sdtdh w16sdtfl w16du wp14">
   <w:endnote w:type="separator" w:id="-1">
     <w:p>
       <w:pPr>
@@ -10802,7 +11256,7 @@
 </file>
 
 <file path=word/footer1.xml><?xml version="1.0" encoding="utf-8"?>
-<w:ftr xmlns:wpc="http://schemas.microsoft.com/office/word/2010/wordprocessingCanvas" xmlns:cx="http://schemas.microsoft.com/office/drawing/2014/chartex" xmlns:cx1="http://schemas.microsoft.com/office/drawing/2015/9/8/chartex" xmlns:mc="http://schemas.openxmlformats.org/markup-compatibility/2006" xmlns:o="urn:schemas-microsoft-com:office:office" xmlns:r="http://schemas.openxmlformats.org/officeDocument/2006/relationships" xmlns:m="http://schemas.openxmlformats.org/officeDocument/2006/math" xmlns:v="urn:schemas-microsoft-com:vml" xmlns:wp14="http://schemas.microsoft.com/office/word/2010/wordprocessingDrawing" xmlns:wp="http://schemas.openxmlformats.org/drawingml/2006/wordprocessingDrawing" xmlns:w10="urn:schemas-microsoft-com:office:word" xmlns:w="http://schemas.openxmlformats.org/wordprocessingml/2006/main" xmlns:w14="http://schemas.microsoft.com/office/word/2010/wordml" xmlns:w15="http://schemas.microsoft.com/office/word/2012/wordml" xmlns:w16se="http://schemas.microsoft.com/office/word/2015/wordml/symex" xmlns:wpg="http://schemas.microsoft.com/office/word/2010/wordprocessingGroup" xmlns:wpi="http://schemas.microsoft.com/office/word/2010/wordprocessingInk" xmlns:wne="http://schemas.microsoft.com/office/word/2006/wordml" xmlns:wps="http://schemas.microsoft.com/office/word/2010/wordprocessingShape" mc:Ignorable="w14 w15 w16se wp14">
+<w:ftr xmlns:wpc="http://schemas.microsoft.com/office/word/2010/wordprocessingCanvas" xmlns:cx="http://schemas.microsoft.com/office/drawing/2014/chartex" xmlns:cx1="http://schemas.microsoft.com/office/drawing/2015/9/8/chartex" xmlns:cx2="http://schemas.microsoft.com/office/drawing/2015/10/21/chartex" xmlns:cx3="http://schemas.microsoft.com/office/drawing/2016/5/9/chartex" xmlns:cx4="http://schemas.microsoft.com/office/drawing/2016/5/10/chartex" xmlns:cx5="http://schemas.microsoft.com/office/drawing/2016/5/11/chartex" xmlns:cx6="http://schemas.microsoft.com/office/drawing/2016/5/12/chartex" xmlns:cx7="http://schemas.microsoft.com/office/drawing/2016/5/13/chartex" xmlns:cx8="http://schemas.microsoft.com/office/drawing/2016/5/14/chartex" xmlns:mc="http://schemas.openxmlformats.org/markup-compatibility/2006" xmlns:aink="http://schemas.microsoft.com/office/drawing/2016/ink" xmlns:am3d="http://schemas.microsoft.com/office/drawing/2017/model3d" xmlns:o="urn:schemas-microsoft-com:office:office" xmlns:oel="http://schemas.microsoft.com/office/2019/extlst" xmlns:r="http://schemas.openxmlformats.org/officeDocument/2006/relationships" xmlns:m="http://schemas.openxmlformats.org/officeDocument/2006/math" xmlns:v="urn:schemas-microsoft-com:vml" xmlns:wp14="http://schemas.microsoft.com/office/word/2010/wordprocessingDrawing" xmlns:wp="http://schemas.openxmlformats.org/drawingml/2006/wordprocessingDrawing" xmlns:w10="urn:schemas-microsoft-com:office:word" xmlns:w="http://schemas.openxmlformats.org/wordprocessingml/2006/main" xmlns:w14="http://schemas.microsoft.com/office/word/2010/wordml" xmlns:w15="http://schemas.microsoft.com/office/word/2012/wordml" xmlns:w16cex="http://schemas.microsoft.com/office/word/2018/wordml/cex" xmlns:w16cid="http://schemas.microsoft.com/office/word/2016/wordml/cid" xmlns:w16="http://schemas.microsoft.com/office/word/2018/wordml" xmlns:w16du="http://schemas.microsoft.com/office/word/2023/wordml/word16du" xmlns:w16sdtdh="http://schemas.microsoft.com/office/word/2020/wordml/sdtdatahash" xmlns:w16sdtfl="http://schemas.microsoft.com/office/word/2024/wordml/sdtformatlock" xmlns:w16se="http://schemas.microsoft.com/office/word/2015/wordml/symex" xmlns:wpg="http://schemas.microsoft.com/office/word/2010/wordprocessingGroup" xmlns:wpi="http://schemas.microsoft.com/office/word/2010/wordprocessingInk" xmlns:wne="http://schemas.microsoft.com/office/word/2006/wordml" xmlns:wps="http://schemas.microsoft.com/office/word/2010/wordprocessingShape" mc:Ignorable="w14 w15 w16se w16cid w16 w16cex w16sdtdh w16sdtfl w16du wp14">
   <w:sdt>
     <w:sdtPr>
       <w:rPr>
@@ -10814,11 +11268,6 @@
         <w:docPartUnique/>
       </w:docPartObj>
     </w:sdtPr>
-    <w:sdtEndPr>
-      <w:rPr>
-        <w:rStyle w:val="Oldalszm"/>
-      </w:rPr>
-    </w:sdtEndPr>
     <w:sdtContent>
       <w:p>
         <w:pPr>
@@ -10860,11 +11309,6 @@
         <w:docPartUnique/>
       </w:docPartObj>
     </w:sdtPr>
-    <w:sdtEndPr>
-      <w:rPr>
-        <w:rStyle w:val="Oldalszm"/>
-      </w:rPr>
-    </w:sdtEndPr>
     <w:sdtContent>
       <w:p>
         <w:pPr>
@@ -10906,11 +11350,6 @@
         <w:docPartUnique/>
       </w:docPartObj>
     </w:sdtPr>
-    <w:sdtEndPr>
-      <w:rPr>
-        <w:rStyle w:val="Oldalszm"/>
-      </w:rPr>
-    </w:sdtEndPr>
     <w:sdtContent>
       <w:p>
         <w:pPr>
@@ -10950,7 +11389,7 @@
 </file>
 
 <file path=word/footer2.xml><?xml version="1.0" encoding="utf-8"?>
-<w:ftr xmlns:wpc="http://schemas.microsoft.com/office/word/2010/wordprocessingCanvas" xmlns:cx="http://schemas.microsoft.com/office/drawing/2014/chartex" xmlns:cx1="http://schemas.microsoft.com/office/drawing/2015/9/8/chartex" xmlns:mc="http://schemas.openxmlformats.org/markup-compatibility/2006" xmlns:o="urn:schemas-microsoft-com:office:office" xmlns:r="http://schemas.openxmlformats.org/officeDocument/2006/relationships" xmlns:m="http://schemas.openxmlformats.org/officeDocument/2006/math" xmlns:v="urn:schemas-microsoft-com:vml" xmlns:wp14="http://schemas.microsoft.com/office/word/2010/wordprocessingDrawing" xmlns:wp="http://schemas.openxmlformats.org/drawingml/2006/wordprocessingDrawing" xmlns:w10="urn:schemas-microsoft-com:office:word" xmlns:w="http://schemas.openxmlformats.org/wordprocessingml/2006/main" xmlns:w14="http://schemas.microsoft.com/office/word/2010/wordml" xmlns:w15="http://schemas.microsoft.com/office/word/2012/wordml" xmlns:w16se="http://schemas.microsoft.com/office/word/2015/wordml/symex" xmlns:wpg="http://schemas.microsoft.com/office/word/2010/wordprocessingGroup" xmlns:wpi="http://schemas.microsoft.com/office/word/2010/wordprocessingInk" xmlns:wne="http://schemas.microsoft.com/office/word/2006/wordml" xmlns:wps="http://schemas.microsoft.com/office/word/2010/wordprocessingShape" mc:Ignorable="w14 w15 w16se wp14">
+<w:ftr xmlns:wpc="http://schemas.microsoft.com/office/word/2010/wordprocessingCanvas" xmlns:cx="http://schemas.microsoft.com/office/drawing/2014/chartex" xmlns:cx1="http://schemas.microsoft.com/office/drawing/2015/9/8/chartex" xmlns:cx2="http://schemas.microsoft.com/office/drawing/2015/10/21/chartex" xmlns:cx3="http://schemas.microsoft.com/office/drawing/2016/5/9/chartex" xmlns:cx4="http://schemas.microsoft.com/office/drawing/2016/5/10/chartex" xmlns:cx5="http://schemas.microsoft.com/office/drawing/2016/5/11/chartex" xmlns:cx6="http://schemas.microsoft.com/office/drawing/2016/5/12/chartex" xmlns:cx7="http://schemas.microsoft.com/office/drawing/2016/5/13/chartex" xmlns:cx8="http://schemas.microsoft.com/office/drawing/2016/5/14/chartex" xmlns:mc="http://schemas.openxmlformats.org/markup-compatibility/2006" xmlns:aink="http://schemas.microsoft.com/office/drawing/2016/ink" xmlns:am3d="http://schemas.microsoft.com/office/drawing/2017/model3d" xmlns:o="urn:schemas-microsoft-com:office:office" xmlns:oel="http://schemas.microsoft.com/office/2019/extlst" xmlns:r="http://schemas.openxmlformats.org/officeDocument/2006/relationships" xmlns:m="http://schemas.openxmlformats.org/officeDocument/2006/math" xmlns:v="urn:schemas-microsoft-com:vml" xmlns:wp14="http://schemas.microsoft.com/office/word/2010/wordprocessingDrawing" xmlns:wp="http://schemas.openxmlformats.org/drawingml/2006/wordprocessingDrawing" xmlns:w10="urn:schemas-microsoft-com:office:word" xmlns:w="http://schemas.openxmlformats.org/wordprocessingml/2006/main" xmlns:w14="http://schemas.microsoft.com/office/word/2010/wordml" xmlns:w15="http://schemas.microsoft.com/office/word/2012/wordml" xmlns:w16cex="http://schemas.microsoft.com/office/word/2018/wordml/cex" xmlns:w16cid="http://schemas.microsoft.com/office/word/2016/wordml/cid" xmlns:w16="http://schemas.microsoft.com/office/word/2018/wordml" xmlns:w16du="http://schemas.microsoft.com/office/word/2023/wordml/word16du" xmlns:w16sdtdh="http://schemas.microsoft.com/office/word/2020/wordml/sdtdatahash" xmlns:w16sdtfl="http://schemas.microsoft.com/office/word/2024/wordml/sdtformatlock" xmlns:w16se="http://schemas.microsoft.com/office/word/2015/wordml/symex" xmlns:wpg="http://schemas.microsoft.com/office/word/2010/wordprocessingGroup" xmlns:wpi="http://schemas.microsoft.com/office/word/2010/wordprocessingInk" xmlns:wne="http://schemas.microsoft.com/office/word/2006/wordml" xmlns:wps="http://schemas.microsoft.com/office/word/2010/wordprocessingShape" mc:Ignorable="w14 w15 w16se w16cid w16 w16cex w16sdtdh w16sdtfl w16du wp14">
   <w:p>
     <w:pPr>
       <w:pStyle w:val="llb"/>
@@ -10970,7 +11409,7 @@
 </file>
 
 <file path=word/footer3.xml><?xml version="1.0" encoding="utf-8"?>
-<w:ftr xmlns:wpc="http://schemas.microsoft.com/office/word/2010/wordprocessingCanvas" xmlns:cx="http://schemas.microsoft.com/office/drawing/2014/chartex" xmlns:cx1="http://schemas.microsoft.com/office/drawing/2015/9/8/chartex" xmlns:mc="http://schemas.openxmlformats.org/markup-compatibility/2006" xmlns:o="urn:schemas-microsoft-com:office:office" xmlns:r="http://schemas.openxmlformats.org/officeDocument/2006/relationships" xmlns:m="http://schemas.openxmlformats.org/officeDocument/2006/math" xmlns:v="urn:schemas-microsoft-com:vml" xmlns:wp14="http://schemas.microsoft.com/office/word/2010/wordprocessingDrawing" xmlns:wp="http://schemas.openxmlformats.org/drawingml/2006/wordprocessingDrawing" xmlns:w10="urn:schemas-microsoft-com:office:word" xmlns:w="http://schemas.openxmlformats.org/wordprocessingml/2006/main" xmlns:w14="http://schemas.microsoft.com/office/word/2010/wordml" xmlns:w15="http://schemas.microsoft.com/office/word/2012/wordml" xmlns:w16se="http://schemas.microsoft.com/office/word/2015/wordml/symex" xmlns:wpg="http://schemas.microsoft.com/office/word/2010/wordprocessingGroup" xmlns:wpi="http://schemas.microsoft.com/office/word/2010/wordprocessingInk" xmlns:wne="http://schemas.microsoft.com/office/word/2006/wordml" xmlns:wps="http://schemas.microsoft.com/office/word/2010/wordprocessingShape" mc:Ignorable="w14 w15 w16se wp14">
+<w:ftr xmlns:wpc="http://schemas.microsoft.com/office/word/2010/wordprocessingCanvas" xmlns:cx="http://schemas.microsoft.com/office/drawing/2014/chartex" xmlns:cx1="http://schemas.microsoft.com/office/drawing/2015/9/8/chartex" xmlns:cx2="http://schemas.microsoft.com/office/drawing/2015/10/21/chartex" xmlns:cx3="http://schemas.microsoft.com/office/drawing/2016/5/9/chartex" xmlns:cx4="http://schemas.microsoft.com/office/drawing/2016/5/10/chartex" xmlns:cx5="http://schemas.microsoft.com/office/drawing/2016/5/11/chartex" xmlns:cx6="http://schemas.microsoft.com/office/drawing/2016/5/12/chartex" xmlns:cx7="http://schemas.microsoft.com/office/drawing/2016/5/13/chartex" xmlns:cx8="http://schemas.microsoft.com/office/drawing/2016/5/14/chartex" xmlns:mc="http://schemas.openxmlformats.org/markup-compatibility/2006" xmlns:aink="http://schemas.microsoft.com/office/drawing/2016/ink" xmlns:am3d="http://schemas.microsoft.com/office/drawing/2017/model3d" xmlns:o="urn:schemas-microsoft-com:office:office" xmlns:oel="http://schemas.microsoft.com/office/2019/extlst" xmlns:r="http://schemas.openxmlformats.org/officeDocument/2006/relationships" xmlns:m="http://schemas.openxmlformats.org/officeDocument/2006/math" xmlns:v="urn:schemas-microsoft-com:vml" xmlns:wp14="http://schemas.microsoft.com/office/word/2010/wordprocessingDrawing" xmlns:wp="http://schemas.openxmlformats.org/drawingml/2006/wordprocessingDrawing" xmlns:w10="urn:schemas-microsoft-com:office:word" xmlns:w="http://schemas.openxmlformats.org/wordprocessingml/2006/main" xmlns:w14="http://schemas.microsoft.com/office/word/2010/wordml" xmlns:w15="http://schemas.microsoft.com/office/word/2012/wordml" xmlns:w16cex="http://schemas.microsoft.com/office/word/2018/wordml/cex" xmlns:w16cid="http://schemas.microsoft.com/office/word/2016/wordml/cid" xmlns:w16="http://schemas.microsoft.com/office/word/2018/wordml" xmlns:w16du="http://schemas.microsoft.com/office/word/2023/wordml/word16du" xmlns:w16sdtdh="http://schemas.microsoft.com/office/word/2020/wordml/sdtdatahash" xmlns:w16sdtfl="http://schemas.microsoft.com/office/word/2024/wordml/sdtformatlock" xmlns:w16se="http://schemas.microsoft.com/office/word/2015/wordml/symex" xmlns:wpg="http://schemas.microsoft.com/office/word/2010/wordprocessingGroup" xmlns:wpi="http://schemas.microsoft.com/office/word/2010/wordprocessingInk" xmlns:wne="http://schemas.microsoft.com/office/word/2006/wordml" xmlns:wps="http://schemas.microsoft.com/office/word/2010/wordprocessingShape" mc:Ignorable="w14 w15 w16se w16cid w16 w16cex w16sdtdh w16sdtfl w16du wp14">
   <w:sdt>
     <w:sdtPr>
       <w:rPr>
@@ -10982,11 +11421,6 @@
         <w:docPartUnique/>
       </w:docPartObj>
     </w:sdtPr>
-    <w:sdtEndPr>
-      <w:rPr>
-        <w:rStyle w:val="Oldalszm"/>
-      </w:rPr>
-    </w:sdtEndPr>
     <w:sdtContent>
       <w:p>
         <w:pPr>
@@ -11050,7 +11484,7 @@
 </file>
 
 <file path=word/footer4.xml><?xml version="1.0" encoding="utf-8"?>
-<w:ftr xmlns:wpc="http://schemas.microsoft.com/office/word/2010/wordprocessingCanvas" xmlns:cx="http://schemas.microsoft.com/office/drawing/2014/chartex" xmlns:cx1="http://schemas.microsoft.com/office/drawing/2015/9/8/chartex" xmlns:mc="http://schemas.openxmlformats.org/markup-compatibility/2006" xmlns:o="urn:schemas-microsoft-com:office:office" xmlns:r="http://schemas.openxmlformats.org/officeDocument/2006/relationships" xmlns:m="http://schemas.openxmlformats.org/officeDocument/2006/math" xmlns:v="urn:schemas-microsoft-com:vml" xmlns:wp14="http://schemas.microsoft.com/office/word/2010/wordprocessingDrawing" xmlns:wp="http://schemas.openxmlformats.org/drawingml/2006/wordprocessingDrawing" xmlns:w10="urn:schemas-microsoft-com:office:word" xmlns:w="http://schemas.openxmlformats.org/wordprocessingml/2006/main" xmlns:w14="http://schemas.microsoft.com/office/word/2010/wordml" xmlns:w15="http://schemas.microsoft.com/office/word/2012/wordml" xmlns:w16se="http://schemas.microsoft.com/office/word/2015/wordml/symex" xmlns:wpg="http://schemas.microsoft.com/office/word/2010/wordprocessingGroup" xmlns:wpi="http://schemas.microsoft.com/office/word/2010/wordprocessingInk" xmlns:wne="http://schemas.microsoft.com/office/word/2006/wordml" xmlns:wps="http://schemas.microsoft.com/office/word/2010/wordprocessingShape" mc:Ignorable="w14 w15 w16se wp14">
+<w:ftr xmlns:wpc="http://schemas.microsoft.com/office/word/2010/wordprocessingCanvas" xmlns:cx="http://schemas.microsoft.com/office/drawing/2014/chartex" xmlns:cx1="http://schemas.microsoft.com/office/drawing/2015/9/8/chartex" xmlns:cx2="http://schemas.microsoft.com/office/drawing/2015/10/21/chartex" xmlns:cx3="http://schemas.microsoft.com/office/drawing/2016/5/9/chartex" xmlns:cx4="http://schemas.microsoft.com/office/drawing/2016/5/10/chartex" xmlns:cx5="http://schemas.microsoft.com/office/drawing/2016/5/11/chartex" xmlns:cx6="http://schemas.microsoft.com/office/drawing/2016/5/12/chartex" xmlns:cx7="http://schemas.microsoft.com/office/drawing/2016/5/13/chartex" xmlns:cx8="http://schemas.microsoft.com/office/drawing/2016/5/14/chartex" xmlns:mc="http://schemas.openxmlformats.org/markup-compatibility/2006" xmlns:aink="http://schemas.microsoft.com/office/drawing/2016/ink" xmlns:am3d="http://schemas.microsoft.com/office/drawing/2017/model3d" xmlns:o="urn:schemas-microsoft-com:office:office" xmlns:oel="http://schemas.microsoft.com/office/2019/extlst" xmlns:r="http://schemas.openxmlformats.org/officeDocument/2006/relationships" xmlns:m="http://schemas.openxmlformats.org/officeDocument/2006/math" xmlns:v="urn:schemas-microsoft-com:vml" xmlns:wp14="http://schemas.microsoft.com/office/word/2010/wordprocessingDrawing" xmlns:wp="http://schemas.openxmlformats.org/drawingml/2006/wordprocessingDrawing" xmlns:w10="urn:schemas-microsoft-com:office:word" xmlns:w="http://schemas.openxmlformats.org/wordprocessingml/2006/main" xmlns:w14="http://schemas.microsoft.com/office/word/2010/wordml" xmlns:w15="http://schemas.microsoft.com/office/word/2012/wordml" xmlns:w16cex="http://schemas.microsoft.com/office/word/2018/wordml/cex" xmlns:w16cid="http://schemas.microsoft.com/office/word/2016/wordml/cid" xmlns:w16="http://schemas.microsoft.com/office/word/2018/wordml" xmlns:w16du="http://schemas.microsoft.com/office/word/2023/wordml/word16du" xmlns:w16sdtdh="http://schemas.microsoft.com/office/word/2020/wordml/sdtdatahash" xmlns:w16sdtfl="http://schemas.microsoft.com/office/word/2024/wordml/sdtformatlock" xmlns:w16se="http://schemas.microsoft.com/office/word/2015/wordml/symex" xmlns:wpg="http://schemas.microsoft.com/office/word/2010/wordprocessingGroup" xmlns:wpi="http://schemas.microsoft.com/office/word/2010/wordprocessingInk" xmlns:wne="http://schemas.microsoft.com/office/word/2006/wordml" xmlns:wps="http://schemas.microsoft.com/office/word/2010/wordprocessingShape" mc:Ignorable="w14 w15 w16se w16cid w16 w16cex w16sdtdh w16sdtfl w16du wp14">
   <w:sdt>
     <w:sdtPr>
       <w:rPr>
@@ -11062,11 +11496,6 @@
         <w:docPartUnique/>
       </w:docPartObj>
     </w:sdtPr>
-    <w:sdtEndPr>
-      <w:rPr>
-        <w:rStyle w:val="Oldalszm"/>
-      </w:rPr>
-    </w:sdtEndPr>
     <w:sdtContent>
       <w:p>
         <w:pPr>
@@ -11132,11 +11561,6 @@
         <w:docPartUnique/>
       </w:docPartObj>
     </w:sdtPr>
-    <w:sdtEndPr>
-      <w:rPr>
-        <w:rStyle w:val="Oldalszm"/>
-      </w:rPr>
-    </w:sdtEndPr>
     <w:sdtContent>
       <w:p>
         <w:pPr>
@@ -11159,7 +11583,7 @@
 </file>
 
 <file path=word/footnotes.xml><?xml version="1.0" encoding="utf-8"?>
-<w:footnotes xmlns:wpc="http://schemas.microsoft.com/office/word/2010/wordprocessingCanvas" xmlns:cx="http://schemas.microsoft.com/office/drawing/2014/chartex" xmlns:cx1="http://schemas.microsoft.com/office/drawing/2015/9/8/chartex" xmlns:mc="http://schemas.openxmlformats.org/markup-compatibility/2006" xmlns:o="urn:schemas-microsoft-com:office:office" xmlns:r="http://schemas.openxmlformats.org/officeDocument/2006/relationships" xmlns:m="http://schemas.openxmlformats.org/officeDocument/2006/math" xmlns:v="urn:schemas-microsoft-com:vml" xmlns:wp14="http://schemas.microsoft.com/office/word/2010/wordprocessingDrawing" xmlns:wp="http://schemas.openxmlformats.org/drawingml/2006/wordprocessingDrawing" xmlns:w10="urn:schemas-microsoft-com:office:word" xmlns:w="http://schemas.openxmlformats.org/wordprocessingml/2006/main" xmlns:w14="http://schemas.microsoft.com/office/word/2010/wordml" xmlns:w15="http://schemas.microsoft.com/office/word/2012/wordml" xmlns:w16se="http://schemas.microsoft.com/office/word/2015/wordml/symex" xmlns:wpg="http://schemas.microsoft.com/office/word/2010/wordprocessingGroup" xmlns:wpi="http://schemas.microsoft.com/office/word/2010/wordprocessingInk" xmlns:wne="http://schemas.microsoft.com/office/word/2006/wordml" xmlns:wps="http://schemas.microsoft.com/office/word/2010/wordprocessingShape" mc:Ignorable="w14 w15 w16se wp14">
+<w:footnotes xmlns:wpc="http://schemas.microsoft.com/office/word/2010/wordprocessingCanvas" xmlns:cx="http://schemas.microsoft.com/office/drawing/2014/chartex" xmlns:cx1="http://schemas.microsoft.com/office/drawing/2015/9/8/chartex" xmlns:cx2="http://schemas.microsoft.com/office/drawing/2015/10/21/chartex" xmlns:cx3="http://schemas.microsoft.com/office/drawing/2016/5/9/chartex" xmlns:cx4="http://schemas.microsoft.com/office/drawing/2016/5/10/chartex" xmlns:cx5="http://schemas.microsoft.com/office/drawing/2016/5/11/chartex" xmlns:cx6="http://schemas.microsoft.com/office/drawing/2016/5/12/chartex" xmlns:cx7="http://schemas.microsoft.com/office/drawing/2016/5/13/chartex" xmlns:cx8="http://schemas.microsoft.com/office/drawing/2016/5/14/chartex" xmlns:mc="http://schemas.openxmlformats.org/markup-compatibility/2006" xmlns:aink="http://schemas.microsoft.com/office/drawing/2016/ink" xmlns:am3d="http://schemas.microsoft.com/office/drawing/2017/model3d" xmlns:o="urn:schemas-microsoft-com:office:office" xmlns:oel="http://schemas.microsoft.com/office/2019/extlst" xmlns:r="http://schemas.openxmlformats.org/officeDocument/2006/relationships" xmlns:m="http://schemas.openxmlformats.org/officeDocument/2006/math" xmlns:v="urn:schemas-microsoft-com:vml" xmlns:wp14="http://schemas.microsoft.com/office/word/2010/wordprocessingDrawing" xmlns:wp="http://schemas.openxmlformats.org/drawingml/2006/wordprocessingDrawing" xmlns:w10="urn:schemas-microsoft-com:office:word" xmlns:w="http://schemas.openxmlformats.org/wordprocessingml/2006/main" xmlns:w14="http://schemas.microsoft.com/office/word/2010/wordml" xmlns:w15="http://schemas.microsoft.com/office/word/2012/wordml" xmlns:w16cex="http://schemas.microsoft.com/office/word/2018/wordml/cex" xmlns:w16cid="http://schemas.microsoft.com/office/word/2016/wordml/cid" xmlns:w16="http://schemas.microsoft.com/office/word/2018/wordml" xmlns:w16du="http://schemas.microsoft.com/office/word/2023/wordml/word16du" xmlns:w16sdtdh="http://schemas.microsoft.com/office/word/2020/wordml/sdtdatahash" xmlns:w16sdtfl="http://schemas.microsoft.com/office/word/2024/wordml/sdtformatlock" xmlns:w16se="http://schemas.microsoft.com/office/word/2015/wordml/symex" xmlns:wpg="http://schemas.microsoft.com/office/word/2010/wordprocessingGroup" xmlns:wpi="http://schemas.microsoft.com/office/word/2010/wordprocessingInk" xmlns:wne="http://schemas.microsoft.com/office/word/2006/wordml" xmlns:wps="http://schemas.microsoft.com/office/word/2010/wordprocessingShape" mc:Ignorable="w14 w15 w16se w16cid w16 w16cex w16sdtdh w16sdtfl w16du wp14">
   <w:footnote w:type="separator" w:id="-1">
     <w:p>
       <w:pPr>
@@ -11184,7 +11608,7 @@
 </file>
 
 <file path=word/numbering.xml><?xml version="1.0" encoding="utf-8"?>
-<w:numbering xmlns:wpc="http://schemas.microsoft.com/office/word/2010/wordprocessingCanvas" xmlns:cx="http://schemas.microsoft.com/office/drawing/2014/chartex" xmlns:cx1="http://schemas.microsoft.com/office/drawing/2015/9/8/chartex" xmlns:mc="http://schemas.openxmlformats.org/markup-compatibility/2006" xmlns:o="urn:schemas-microsoft-com:office:office" xmlns:r="http://schemas.openxmlformats.org/officeDocument/2006/relationships" xmlns:m="http://schemas.openxmlformats.org/officeDocument/2006/math" xmlns:v="urn:schemas-microsoft-com:vml" xmlns:wp14="http://schemas.microsoft.com/office/word/2010/wordprocessingDrawing" xmlns:wp="http://schemas.openxmlformats.org/drawingml/2006/wordprocessingDrawing" xmlns:w10="urn:schemas-microsoft-com:office:word" xmlns:w="http://schemas.openxmlformats.org/wordprocessingml/2006/main" xmlns:w14="http://schemas.microsoft.com/office/word/2010/wordml" xmlns:w15="http://schemas.microsoft.com/office/word/2012/wordml" xmlns:w16se="http://schemas.microsoft.com/office/word/2015/wordml/symex" xmlns:wpg="http://schemas.microsoft.com/office/word/2010/wordprocessingGroup" xmlns:wpi="http://schemas.microsoft.com/office/word/2010/wordprocessingInk" xmlns:wne="http://schemas.microsoft.com/office/word/2006/wordml" xmlns:wps="http://schemas.microsoft.com/office/word/2010/wordprocessingShape" mc:Ignorable="w14 w15 w16se wp14">
+<w:numbering xmlns:wpc="http://schemas.microsoft.com/office/word/2010/wordprocessingCanvas" xmlns:cx="http://schemas.microsoft.com/office/drawing/2014/chartex" xmlns:cx1="http://schemas.microsoft.com/office/drawing/2015/9/8/chartex" xmlns:cx2="http://schemas.microsoft.com/office/drawing/2015/10/21/chartex" xmlns:cx3="http://schemas.microsoft.com/office/drawing/2016/5/9/chartex" xmlns:cx4="http://schemas.microsoft.com/office/drawing/2016/5/10/chartex" xmlns:cx5="http://schemas.microsoft.com/office/drawing/2016/5/11/chartex" xmlns:cx6="http://schemas.microsoft.com/office/drawing/2016/5/12/chartex" xmlns:cx7="http://schemas.microsoft.com/office/drawing/2016/5/13/chartex" xmlns:cx8="http://schemas.microsoft.com/office/drawing/2016/5/14/chartex" xmlns:mc="http://schemas.openxmlformats.org/markup-compatibility/2006" xmlns:aink="http://schemas.microsoft.com/office/drawing/2016/ink" xmlns:am3d="http://schemas.microsoft.com/office/drawing/2017/model3d" xmlns:o="urn:schemas-microsoft-com:office:office" xmlns:oel="http://schemas.microsoft.com/office/2019/extlst" xmlns:r="http://schemas.openxmlformats.org/officeDocument/2006/relationships" xmlns:m="http://schemas.openxmlformats.org/officeDocument/2006/math" xmlns:v="urn:schemas-microsoft-com:vml" xmlns:wp14="http://schemas.microsoft.com/office/word/2010/wordprocessingDrawing" xmlns:wp="http://schemas.openxmlformats.org/drawingml/2006/wordprocessingDrawing" xmlns:w10="urn:schemas-microsoft-com:office:word" xmlns:w="http://schemas.openxmlformats.org/wordprocessingml/2006/main" xmlns:w14="http://schemas.microsoft.com/office/word/2010/wordml" xmlns:w15="http://schemas.microsoft.com/office/word/2012/wordml" xmlns:w16cex="http://schemas.microsoft.com/office/word/2018/wordml/cex" xmlns:w16cid="http://schemas.microsoft.com/office/word/2016/wordml/cid" xmlns:w16="http://schemas.microsoft.com/office/word/2018/wordml" xmlns:w16du="http://schemas.microsoft.com/office/word/2023/wordml/word16du" xmlns:w16sdtdh="http://schemas.microsoft.com/office/word/2020/wordml/sdtdatahash" xmlns:w16sdtfl="http://schemas.microsoft.com/office/word/2024/wordml/sdtformatlock" xmlns:w16se="http://schemas.microsoft.com/office/word/2015/wordml/symex" xmlns:wpg="http://schemas.microsoft.com/office/word/2010/wordprocessingGroup" xmlns:wpi="http://schemas.microsoft.com/office/word/2010/wordprocessingInk" xmlns:wne="http://schemas.microsoft.com/office/word/2006/wordml" xmlns:wps="http://schemas.microsoft.com/office/word/2010/wordprocessingShape" mc:Ignorable="w14 w15 w16se w16cid w16 w16cex w16sdtdh w16sdtfl w16du wp14">
   <w:abstractNum w:abstractNumId="0" w15:restartNumberingAfterBreak="0">
     <w:nsid w:val="02826046"/>
     <w:multiLevelType w:val="multilevel"/>
@@ -12895,59 +13319,59 @@
       </w:rPr>
     </w:lvl>
   </w:abstractNum>
-  <w:num w:numId="1">
+  <w:num w:numId="1" w16cid:durableId="221453100">
     <w:abstractNumId w:val="13"/>
   </w:num>
-  <w:num w:numId="2">
+  <w:num w:numId="2" w16cid:durableId="274219993">
     <w:abstractNumId w:val="11"/>
   </w:num>
-  <w:num w:numId="3">
+  <w:num w:numId="3" w16cid:durableId="1160970560">
     <w:abstractNumId w:val="2"/>
   </w:num>
-  <w:num w:numId="4">
+  <w:num w:numId="4" w16cid:durableId="1657805742">
     <w:abstractNumId w:val="8"/>
   </w:num>
-  <w:num w:numId="5">
+  <w:num w:numId="5" w16cid:durableId="524097303">
     <w:abstractNumId w:val="12"/>
   </w:num>
-  <w:num w:numId="6">
+  <w:num w:numId="6" w16cid:durableId="543715811">
     <w:abstractNumId w:val="9"/>
   </w:num>
-  <w:num w:numId="7">
+  <w:num w:numId="7" w16cid:durableId="735251469">
     <w:abstractNumId w:val="0"/>
   </w:num>
-  <w:num w:numId="8">
+  <w:num w:numId="8" w16cid:durableId="1830055011">
     <w:abstractNumId w:val="10"/>
   </w:num>
-  <w:num w:numId="9">
+  <w:num w:numId="9" w16cid:durableId="2047371794">
     <w:abstractNumId w:val="7"/>
   </w:num>
-  <w:num w:numId="10">
+  <w:num w:numId="10" w16cid:durableId="2144496623">
     <w:abstractNumId w:val="1"/>
   </w:num>
-  <w:num w:numId="11">
+  <w:num w:numId="11" w16cid:durableId="1144470724">
     <w:abstractNumId w:val="4"/>
   </w:num>
-  <w:num w:numId="12">
+  <w:num w:numId="12" w16cid:durableId="444428183">
     <w:abstractNumId w:val="6"/>
   </w:num>
-  <w:num w:numId="13">
+  <w:num w:numId="13" w16cid:durableId="293295875">
     <w:abstractNumId w:val="14"/>
   </w:num>
-  <w:num w:numId="14">
+  <w:num w:numId="14" w16cid:durableId="650714070">
     <w:abstractNumId w:val="3"/>
   </w:num>
-  <w:num w:numId="15">
+  <w:num w:numId="15" w16cid:durableId="2086804302">
     <w:abstractNumId w:val="5"/>
   </w:num>
-  <w:num w:numId="16">
+  <w:num w:numId="16" w16cid:durableId="646210167">
     <w:abstractNumId w:val="15"/>
   </w:num>
 </w:numbering>
 </file>
 
 <file path=word/styles.xml><?xml version="1.0" encoding="utf-8"?>
-<w:styles xmlns:mc="http://schemas.openxmlformats.org/markup-compatibility/2006" xmlns:r="http://schemas.openxmlformats.org/officeDocument/2006/relationships" xmlns:w="http://schemas.openxmlformats.org/wordprocessingml/2006/main" xmlns:w14="http://schemas.microsoft.com/office/word/2010/wordml" xmlns:w15="http://schemas.microsoft.com/office/word/2012/wordml" xmlns:w16se="http://schemas.microsoft.com/office/word/2015/wordml/symex" mc:Ignorable="w14 w15 w16se">
+<w:styles xmlns:mc="http://schemas.openxmlformats.org/markup-compatibility/2006" xmlns:r="http://schemas.openxmlformats.org/officeDocument/2006/relationships" xmlns:w="http://schemas.openxmlformats.org/wordprocessingml/2006/main" xmlns:w14="http://schemas.microsoft.com/office/word/2010/wordml" xmlns:w15="http://schemas.microsoft.com/office/word/2012/wordml" xmlns:w16cex="http://schemas.microsoft.com/office/word/2018/wordml/cex" xmlns:w16cid="http://schemas.microsoft.com/office/word/2016/wordml/cid" xmlns:w16="http://schemas.microsoft.com/office/word/2018/wordml" xmlns:w16du="http://schemas.microsoft.com/office/word/2023/wordml/word16du" xmlns:w16sdtdh="http://schemas.microsoft.com/office/word/2020/wordml/sdtdatahash" xmlns:w16sdtfl="http://schemas.microsoft.com/office/word/2024/wordml/sdtformatlock" xmlns:w16se="http://schemas.microsoft.com/office/word/2015/wordml/symex" mc:Ignorable="w14 w15 w16se w16cid w16 w16cex w16sdtdh w16sdtfl w16du">
   <w:docDefaults>
     <w:rPrDefault>
       <w:rPr>
@@ -12963,7 +13387,7 @@
       </w:pPr>
     </w:pPrDefault>
   </w:docDefaults>
-  <w:latentStyles w:defLockedState="0" w:defUIPriority="99" w:defSemiHidden="0" w:defUnhideWhenUsed="0" w:defQFormat="0" w:count="371">
+  <w:latentStyles w:defLockedState="0" w:defUIPriority="99" w:defSemiHidden="0" w:defUnhideWhenUsed="0" w:defQFormat="0" w:count="376">
     <w:lsdException w:name="Normal" w:uiPriority="0" w:qFormat="1"/>
     <w:lsdException w:name="heading 1" w:uiPriority="9" w:qFormat="1"/>
     <w:lsdException w:name="heading 2" w:semiHidden="1" w:uiPriority="9" w:unhideWhenUsed="1" w:qFormat="1"/>
@@ -13335,6 +13759,11 @@
     <w:lsdException w:name="List Table 5 Dark Accent 6" w:uiPriority="50"/>
     <w:lsdException w:name="List Table 6 Colorful Accent 6" w:uiPriority="51"/>
     <w:lsdException w:name="List Table 7 Colorful Accent 6" w:uiPriority="52"/>
+    <w:lsdException w:name="Mention" w:semiHidden="1" w:unhideWhenUsed="1"/>
+    <w:lsdException w:name="Smart Hyperlink" w:semiHidden="1" w:unhideWhenUsed="1"/>
+    <w:lsdException w:name="Hashtag" w:semiHidden="1" w:unhideWhenUsed="1"/>
+    <w:lsdException w:name="Unresolved Mention" w:semiHidden="1" w:unhideWhenUsed="1"/>
+    <w:lsdException w:name="Smart Link" w:semiHidden="1" w:unhideWhenUsed="1"/>
   </w:latentStyles>
   <w:style w:type="paragraph" w:default="1" w:styleId="Norml">
     <w:name w:val="Normal"/>
@@ -13777,8 +14206,8 @@
       <w:lang w:val="en-GB"/>
     </w:rPr>
   </w:style>
-  <w:style w:type="character" w:customStyle="1" w:styleId="UnresolvedMention">
-    <w:name w:val="Unresolved Mention"/>
+  <w:style w:type="character" w:customStyle="1" w:styleId="Feloldatlanmegemlts2">
+    <w:name w:val="Feloldatlan megemlítés2"/>
     <w:basedOn w:val="Bekezdsalapbettpusa"/>
     <w:uiPriority w:val="99"/>
     <w:semiHidden/>
